--- a/output/金源/无锡金源半导体研究.docx
+++ b/output/金源/无锡金源半导体研究.docx
@@ -1623,7 +1623,7 @@
                 <w:sz w:val="24"/>
                 <w:szCs w:val="24"/>
               </w:rPr>
-              <w:t>9</w:t>
+              <w:t>10</w:t>
             </w:r>
             <w:r>
               <w:rPr>
@@ -1742,7 +1742,7 @@
                 <w:sz w:val="24"/>
                 <w:szCs w:val="24"/>
               </w:rPr>
-              <w:t xml:space="preserve">5.1 已上市与在审企业概况</w:t>
+              <w:t xml:space="preserve">5.1 珂玛科技</w:t>
             </w:r>
             <w:r>
               <w:rPr>
@@ -1831,7 +1831,7 @@
                 <w:sz w:val="24"/>
                 <w:szCs w:val="24"/>
               </w:rPr>
-              <w:t xml:space="preserve">5.2 两类商业模式的对照</w:t>
+              <w:t xml:space="preserve">5.2 臻宝科技</w:t>
             </w:r>
             <w:r>
               <w:rPr>
@@ -1881,7 +1881,7 @@
                 <w:sz w:val="24"/>
                 <w:szCs w:val="24"/>
               </w:rPr>
-              <w:t>11</w:t>
+              <w:t>10</w:t>
             </w:r>
             <w:r>
               <w:rPr>
@@ -1897,12 +1897,14 @@
         </w:p>
         <w:p>
           <w:pPr>
-            <w:pStyle w:val="TOC1"/>
+            <w:pStyle w:val="TOC2"/>
             <w:tabs>
               <w:tab w:val="right" w:leader="dot" w:pos="8299"/>
             </w:tabs>
             <w:spacing w:line="360" w:lineRule="auto"/>
+            <w:ind w:left="400"/>
             <w:rPr>
+              <w:rFonts w:eastAsia="宋体"/>
               <w:noProof/>
               <w:sz w:val="24"/>
               <w:szCs w:val="24"/>
@@ -1912,15 +1914,17 @@
             <w:r>
               <w:rPr>
                 <w:rStyle w:val="a5"/>
-                <w:bCs w:val="0"/>
-                <w:noProof/>
-                <w:sz w:val="24"/>
-                <w:szCs w:val="24"/>
-              </w:rPr>
-              <w:t xml:space="preserve">六、 产业链企业资本化进度</w:t>
-            </w:r>
-            <w:r>
-              <w:rPr>
+                <w:rFonts w:eastAsia="宋体" w:cs="宋体"/>
+                <w:bCs/>
+                <w:noProof/>
+                <w:sz w:val="24"/>
+                <w:szCs w:val="24"/>
+              </w:rPr>
+              <w:t xml:space="preserve">5.3 托伦斯</w:t>
+            </w:r>
+            <w:r>
+              <w:rPr>
+                <w:rFonts w:eastAsia="宋体"/>
                 <w:webHidden/>
                 <w:noProof/>
                 <w:sz w:val="24"/>
@@ -1930,6 +1934,7 @@
             </w:r>
             <w:r>
               <w:rPr>
+                <w:rFonts w:eastAsia="宋体"/>
                 <w:webHidden/>
                 <w:noProof/>
                 <w:sz w:val="24"/>
@@ -1939,6 +1944,7 @@
             </w:r>
             <w:r>
               <w:rPr>
+                <w:rFonts w:eastAsia="宋体"/>
                 <w:webHidden/>
                 <w:noProof/>
                 <w:sz w:val="24"/>
@@ -1948,6 +1954,7 @@
             </w:r>
             <w:r>
               <w:rPr>
+                <w:rFonts w:eastAsia="宋体"/>
                 <w:webHidden/>
                 <w:noProof/>
                 <w:sz w:val="24"/>
@@ -1957,6 +1964,7 @@
             </w:r>
             <w:r>
               <w:rPr>
+                <w:rFonts w:eastAsia="宋体"/>
                 <w:webHidden/>
                 <w:noProof/>
                 <w:sz w:val="24"/>
@@ -1966,6 +1974,7 @@
             </w:r>
             <w:r>
               <w:rPr>
+                <w:rFonts w:eastAsia="宋体"/>
                 <w:webHidden/>
                 <w:noProof/>
                 <w:sz w:val="24"/>
@@ -2000,7 +2009,7 @@
                 <w:sz w:val="24"/>
                 <w:szCs w:val="24"/>
               </w:rPr>
-              <w:t xml:space="preserve">6.1 近两年的上市与在审情况</w:t>
+              <w:t xml:space="preserve">5.4 富创精密与先锋精科</w:t>
             </w:r>
             <w:r>
               <w:rPr>
@@ -2089,7 +2098,7 @@
                 <w:sz w:val="24"/>
                 <w:szCs w:val="24"/>
               </w:rPr>
-              <w:t xml:space="preserve">6.2 在审与辅导中的企业</w:t>
+              <w:t xml:space="preserve">5.5 境外对照企业</w:t>
             </w:r>
             <w:r>
               <w:rPr>
@@ -2144,86 +2153,6 @@
             <w:r>
               <w:rPr>
                 <w:rFonts w:eastAsia="宋体"/>
-                <w:webHidden/>
-                <w:noProof/>
-                <w:sz w:val="24"/>
-                <w:szCs w:val="24"/>
-              </w:rPr>
-              <w:fldChar w:fldCharType="end"/>
-            </w:r>
-          </w:hyperlink>
-        </w:p>
-        <w:p>
-          <w:pPr>
-            <w:pStyle w:val="TOC1"/>
-            <w:tabs>
-              <w:tab w:val="right" w:leader="dot" w:pos="8299"/>
-            </w:tabs>
-            <w:spacing w:line="360" w:lineRule="auto"/>
-            <w:rPr>
-              <w:noProof/>
-              <w:sz w:val="24"/>
-              <w:szCs w:val="24"/>
-            </w:rPr>
-          </w:pPr>
-          <w:hyperlink w:anchor="_Toc900024" w:history="1">
-            <w:r>
-              <w:rPr>
-                <w:rStyle w:val="a5"/>
-                <w:bCs w:val="0"/>
-                <w:noProof/>
-                <w:sz w:val="24"/>
-                <w:szCs w:val="24"/>
-              </w:rPr>
-              <w:t xml:space="preserve">七、 首次公开发行审核关注要点</w:t>
-            </w:r>
-            <w:r>
-              <w:rPr>
-                <w:webHidden/>
-                <w:noProof/>
-                <w:sz w:val="24"/>
-                <w:szCs w:val="24"/>
-              </w:rPr>
-              <w:tab/>
-            </w:r>
-            <w:r>
-              <w:rPr>
-                <w:webHidden/>
-                <w:noProof/>
-                <w:sz w:val="24"/>
-                <w:szCs w:val="24"/>
-              </w:rPr>
-              <w:fldChar w:fldCharType="begin"/>
-            </w:r>
-            <w:r>
-              <w:rPr>
-                <w:webHidden/>
-                <w:noProof/>
-                <w:sz w:val="24"/>
-                <w:szCs w:val="24"/>
-              </w:rPr>
-              <w:instrText xml:space="preserve"> PAGEREF _Toc900024 \h </w:instrText>
-            </w:r>
-            <w:r>
-              <w:rPr>
-                <w:webHidden/>
-                <w:noProof/>
-                <w:sz w:val="24"/>
-                <w:szCs w:val="24"/>
-              </w:rPr>
-              <w:fldChar w:fldCharType="separate"/>
-            </w:r>
-            <w:r>
-              <w:rPr>
-                <w:webHidden/>
-                <w:noProof/>
-                <w:sz w:val="24"/>
-                <w:szCs w:val="24"/>
-              </w:rPr>
-              <w:t>12</w:t>
-            </w:r>
-            <w:r>
-              <w:rPr>
                 <w:webHidden/>
                 <w:noProof/>
                 <w:sz w:val="24"/>
@@ -2248,7 +2177,7 @@
               <w:szCs w:val="24"/>
             </w:rPr>
           </w:pPr>
-          <w:hyperlink w:anchor="_Toc900025" w:history="1">
+          <w:hyperlink w:anchor="_Toc900024" w:history="1">
             <w:r>
               <w:rPr>
                 <w:rStyle w:val="a5"/>
@@ -2258,7 +2187,7 @@
                 <w:sz w:val="24"/>
                 <w:szCs w:val="24"/>
               </w:rPr>
-              <w:t xml:space="preserve">7.1 样本与甄别方法</w:t>
+              <w:t xml:space="preserve">5.6 两类客户结构的对照</w:t>
             </w:r>
             <w:r>
               <w:rPr>
@@ -2288,11 +2217,93 @@
                 <w:sz w:val="24"/>
                 <w:szCs w:val="24"/>
               </w:rPr>
+              <w:instrText xml:space="preserve"> PAGEREF _Toc900024 \h </w:instrText>
+            </w:r>
+            <w:r>
+              <w:rPr>
+                <w:rFonts w:eastAsia="宋体"/>
+                <w:webHidden/>
+                <w:noProof/>
+                <w:sz w:val="24"/>
+                <w:szCs w:val="24"/>
+              </w:rPr>
+              <w:fldChar w:fldCharType="separate"/>
+            </w:r>
+            <w:r>
+              <w:rPr>
+                <w:rFonts w:eastAsia="宋体"/>
+                <w:webHidden/>
+                <w:noProof/>
+                <w:sz w:val="24"/>
+                <w:szCs w:val="24"/>
+              </w:rPr>
+              <w:t>12</w:t>
+            </w:r>
+            <w:r>
+              <w:rPr>
+                <w:rFonts w:eastAsia="宋体"/>
+                <w:webHidden/>
+                <w:noProof/>
+                <w:sz w:val="24"/>
+                <w:szCs w:val="24"/>
+              </w:rPr>
+              <w:fldChar w:fldCharType="end"/>
+            </w:r>
+          </w:hyperlink>
+        </w:p>
+        <w:p>
+          <w:pPr>
+            <w:pStyle w:val="TOC1"/>
+            <w:tabs>
+              <w:tab w:val="right" w:leader="dot" w:pos="8299"/>
+            </w:tabs>
+            <w:spacing w:line="360" w:lineRule="auto"/>
+            <w:rPr>
+              <w:noProof/>
+              <w:sz w:val="24"/>
+              <w:szCs w:val="24"/>
+            </w:rPr>
+          </w:pPr>
+          <w:hyperlink w:anchor="_Toc900025" w:history="1">
+            <w:r>
+              <w:rPr>
+                <w:rStyle w:val="a5"/>
+                <w:bCs w:val="0"/>
+                <w:noProof/>
+                <w:sz w:val="24"/>
+                <w:szCs w:val="24"/>
+              </w:rPr>
+              <w:t xml:space="preserve">六、 产业链企业资本化进度</w:t>
+            </w:r>
+            <w:r>
+              <w:rPr>
+                <w:webHidden/>
+                <w:noProof/>
+                <w:sz w:val="24"/>
+                <w:szCs w:val="24"/>
+              </w:rPr>
+              <w:tab/>
+            </w:r>
+            <w:r>
+              <w:rPr>
+                <w:webHidden/>
+                <w:noProof/>
+                <w:sz w:val="24"/>
+                <w:szCs w:val="24"/>
+              </w:rPr>
+              <w:fldChar w:fldCharType="begin"/>
+            </w:r>
+            <w:r>
+              <w:rPr>
+                <w:webHidden/>
+                <w:noProof/>
+                <w:sz w:val="24"/>
+                <w:szCs w:val="24"/>
+              </w:rPr>
               <w:instrText xml:space="preserve"> PAGEREF _Toc900025 \h </w:instrText>
             </w:r>
             <w:r>
               <w:rPr>
-                <w:rFonts w:eastAsia="宋体"/>
                 <w:webHidden/>
                 <w:noProof/>
                 <w:sz w:val="24"/>
@@ -2302,7 +2313,6 @@
             </w:r>
             <w:r>
               <w:rPr>
-                <w:rFonts w:eastAsia="宋体"/>
                 <w:webHidden/>
                 <w:noProof/>
                 <w:sz w:val="24"/>
@@ -2312,7 +2322,6 @@
             </w:r>
             <w:r>
               <w:rPr>
-                <w:rFonts w:eastAsia="宋体"/>
                 <w:webHidden/>
                 <w:noProof/>
                 <w:sz w:val="24"/>
@@ -2347,7 +2356,7 @@
                 <w:sz w:val="24"/>
                 <w:szCs w:val="24"/>
               </w:rPr>
-              <w:t xml:space="preserve">7.2 问题的收敛过程</w:t>
+              <w:t xml:space="preserve">6.1 境内上市与在审企业一览</w:t>
             </w:r>
             <w:r>
               <w:rPr>
@@ -2436,7 +2445,7 @@
                 <w:sz w:val="24"/>
                 <w:szCs w:val="24"/>
               </w:rPr>
-              <w:t xml:space="preserve">7.3 关注点之一：毛利率</w:t>
+              <w:t xml:space="preserve">6.2 辅导备案中的企业</w:t>
             </w:r>
             <w:r>
               <w:rPr>
@@ -2502,14 +2511,12 @@
         </w:p>
         <w:p>
           <w:pPr>
-            <w:pStyle w:val="TOC2"/>
+            <w:pStyle w:val="TOC1"/>
             <w:tabs>
               <w:tab w:val="right" w:leader="dot" w:pos="8299"/>
             </w:tabs>
             <w:spacing w:line="360" w:lineRule="auto"/>
-            <w:ind w:left="400"/>
             <w:rPr>
-              <w:rFonts w:eastAsia="宋体"/>
               <w:noProof/>
               <w:sz w:val="24"/>
               <w:szCs w:val="24"/>
@@ -2519,17 +2526,15 @@
             <w:r>
               <w:rPr>
                 <w:rStyle w:val="a5"/>
-                <w:rFonts w:eastAsia="宋体" w:cs="宋体"/>
-                <w:bCs/>
-                <w:noProof/>
-                <w:sz w:val="24"/>
-                <w:szCs w:val="24"/>
-              </w:rPr>
-              <w:t xml:space="preserve">7.4 关注点之二：技术先进性与核心技术</w:t>
-            </w:r>
-            <w:r>
-              <w:rPr>
-                <w:rFonts w:eastAsia="宋体"/>
+                <w:bCs w:val="0"/>
+                <w:noProof/>
+                <w:sz w:val="24"/>
+                <w:szCs w:val="24"/>
+              </w:rPr>
+              <w:t xml:space="preserve">七、 首次公开发行审核关注要点</w:t>
+            </w:r>
+            <w:r>
+              <w:rPr>
                 <w:webHidden/>
                 <w:noProof/>
                 <w:sz w:val="24"/>
@@ -2539,7 +2544,6 @@
             </w:r>
             <w:r>
               <w:rPr>
-                <w:rFonts w:eastAsia="宋体"/>
                 <w:webHidden/>
                 <w:noProof/>
                 <w:sz w:val="24"/>
@@ -2549,7 +2553,6 @@
             </w:r>
             <w:r>
               <w:rPr>
-                <w:rFonts w:eastAsia="宋体"/>
                 <w:webHidden/>
                 <w:noProof/>
                 <w:sz w:val="24"/>
@@ -2559,7 +2562,6 @@
             </w:r>
             <w:r>
               <w:rPr>
-                <w:rFonts w:eastAsia="宋体"/>
                 <w:webHidden/>
                 <w:noProof/>
                 <w:sz w:val="24"/>
@@ -2569,17 +2571,15 @@
             </w:r>
             <w:r>
               <w:rPr>
-                <w:rFonts w:eastAsia="宋体"/>
-                <w:webHidden/>
-                <w:noProof/>
-                <w:sz w:val="24"/>
-                <w:szCs w:val="24"/>
-              </w:rPr>
-              <w:t>14</w:t>
-            </w:r>
-            <w:r>
-              <w:rPr>
-                <w:rFonts w:eastAsia="宋体"/>
+                <w:webHidden/>
+                <w:noProof/>
+                <w:sz w:val="24"/>
+                <w:szCs w:val="24"/>
+              </w:rPr>
+              <w:t>13</w:t>
+            </w:r>
+            <w:r>
+              <w:rPr>
                 <w:webHidden/>
                 <w:noProof/>
                 <w:sz w:val="24"/>
@@ -2614,7 +2614,7 @@
                 <w:sz w:val="24"/>
                 <w:szCs w:val="24"/>
               </w:rPr>
-              <w:t xml:space="preserve">7.5 关注点之三：收入与业绩可持续性</w:t>
+              <w:t xml:space="preserve">7.1 样本与甄别方法</w:t>
             </w:r>
             <w:r>
               <w:rPr>
@@ -2664,7 +2664,7 @@
                 <w:sz w:val="24"/>
                 <w:szCs w:val="24"/>
               </w:rPr>
-              <w:t>14</w:t>
+              <w:t>13</w:t>
             </w:r>
             <w:r>
               <w:rPr>
@@ -2703,7 +2703,7 @@
                 <w:sz w:val="24"/>
                 <w:szCs w:val="24"/>
               </w:rPr>
-              <w:t xml:space="preserve">7.6 关注点之四：客户与供应商</w:t>
+              <w:t xml:space="preserve">7.2 问题的收敛过程</w:t>
             </w:r>
             <w:r>
               <w:rPr>
@@ -2792,7 +2792,7 @@
                 <w:sz w:val="24"/>
                 <w:szCs w:val="24"/>
               </w:rPr>
-              <w:t xml:space="preserve">7.7 关注点之五：募投项目与产能消化</w:t>
+              <w:t xml:space="preserve">7.3 关注点之一：毛利率</w:t>
             </w:r>
             <w:r>
               <w:rPr>
@@ -2881,7 +2881,7 @@
                 <w:sz w:val="24"/>
                 <w:szCs w:val="24"/>
               </w:rPr>
-              <w:t xml:space="preserve">7.8 关注点之六：股权、历史沿革与实际控制人</w:t>
+              <w:t xml:space="preserve">7.4 关注点之二：技术先进性与核心技术</w:t>
             </w:r>
             <w:r>
               <w:rPr>
@@ -2931,7 +2931,7 @@
                 <w:sz w:val="24"/>
                 <w:szCs w:val="24"/>
               </w:rPr>
-              <w:t>15</w:t>
+              <w:t>16</w:t>
             </w:r>
             <w:r>
               <w:rPr>
@@ -2970,7 +2970,7 @@
                 <w:sz w:val="24"/>
                 <w:szCs w:val="24"/>
               </w:rPr>
-              <w:t xml:space="preserve">7.9 单家特有的关注点</w:t>
+              <w:t xml:space="preserve">7.5 关注点之三：收入与业绩可持续性</w:t>
             </w:r>
             <w:r>
               <w:rPr>
@@ -3020,7 +3020,7 @@
                 <w:sz w:val="24"/>
                 <w:szCs w:val="24"/>
               </w:rPr>
-              <w:t>15</w:t>
+              <w:t>16</w:t>
             </w:r>
             <w:r>
               <w:rPr>
@@ -3036,12 +3036,14 @@
         </w:p>
         <w:p>
           <w:pPr>
-            <w:pStyle w:val="TOC1"/>
+            <w:pStyle w:val="TOC2"/>
             <w:tabs>
               <w:tab w:val="right" w:leader="dot" w:pos="8299"/>
             </w:tabs>
             <w:spacing w:line="360" w:lineRule="auto"/>
+            <w:ind w:left="400"/>
             <w:rPr>
+              <w:rFonts w:eastAsia="宋体"/>
               <w:noProof/>
               <w:sz w:val="24"/>
               <w:szCs w:val="24"/>
@@ -3051,15 +3053,17 @@
             <w:r>
               <w:rPr>
                 <w:rStyle w:val="a5"/>
-                <w:bCs w:val="0"/>
-                <w:noProof/>
-                <w:sz w:val="24"/>
-                <w:szCs w:val="24"/>
-              </w:rPr>
-              <w:t xml:space="preserve">八、 与国泰海通相关的产业链公司</w:t>
-            </w:r>
-            <w:r>
-              <w:rPr>
+                <w:rFonts w:eastAsia="宋体" w:cs="宋体"/>
+                <w:bCs/>
+                <w:noProof/>
+                <w:sz w:val="24"/>
+                <w:szCs w:val="24"/>
+              </w:rPr>
+              <w:t xml:space="preserve">7.6 关注点之四：客户与供应商</w:t>
+            </w:r>
+            <w:r>
+              <w:rPr>
+                <w:rFonts w:eastAsia="宋体"/>
                 <w:webHidden/>
                 <w:noProof/>
                 <w:sz w:val="24"/>
@@ -3069,6 +3073,7 @@
             </w:r>
             <w:r>
               <w:rPr>
+                <w:rFonts w:eastAsia="宋体"/>
                 <w:webHidden/>
                 <w:noProof/>
                 <w:sz w:val="24"/>
@@ -3078,6 +3083,7 @@
             </w:r>
             <w:r>
               <w:rPr>
+                <w:rFonts w:eastAsia="宋体"/>
                 <w:webHidden/>
                 <w:noProof/>
                 <w:sz w:val="24"/>
@@ -3087,6 +3093,7 @@
             </w:r>
             <w:r>
               <w:rPr>
+                <w:rFonts w:eastAsia="宋体"/>
                 <w:webHidden/>
                 <w:noProof/>
                 <w:sz w:val="24"/>
@@ -3096,15 +3103,17 @@
             </w:r>
             <w:r>
               <w:rPr>
-                <w:webHidden/>
-                <w:noProof/>
-                <w:sz w:val="24"/>
-                <w:szCs w:val="24"/>
-              </w:rPr>
-              <w:t>15</w:t>
-            </w:r>
-            <w:r>
-              <w:rPr>
+                <w:rFonts w:eastAsia="宋体"/>
+                <w:webHidden/>
+                <w:noProof/>
+                <w:sz w:val="24"/>
+                <w:szCs w:val="24"/>
+              </w:rPr>
+              <w:t>16</w:t>
+            </w:r>
+            <w:r>
+              <w:rPr>
+                <w:rFonts w:eastAsia="宋体"/>
                 <w:webHidden/>
                 <w:noProof/>
                 <w:sz w:val="24"/>
@@ -3139,7 +3148,7 @@
                 <w:sz w:val="24"/>
                 <w:szCs w:val="24"/>
               </w:rPr>
-              <w:t xml:space="preserve">8.1 在审与辅导中的项目</w:t>
+              <w:t xml:space="preserve">7.7 关注点之五：募投项目与产能消化</w:t>
             </w:r>
             <w:r>
               <w:rPr>
@@ -3189,7 +3198,7 @@
                 <w:sz w:val="24"/>
                 <w:szCs w:val="24"/>
               </w:rPr>
-              <w:t>15</w:t>
+              <w:t>16</w:t>
             </w:r>
             <w:r>
               <w:rPr>
@@ -3228,7 +3237,7 @@
                 <w:sz w:val="24"/>
                 <w:szCs w:val="24"/>
               </w:rPr>
-              <w:t xml:space="preserve">8.2 已保荐上市的相关公司</w:t>
+              <w:t xml:space="preserve">7.8 关注点之六：股权、历史沿革与实际控制人</w:t>
             </w:r>
             <w:r>
               <w:rPr>
@@ -3317,7 +3326,7 @@
                 <w:sz w:val="24"/>
                 <w:szCs w:val="24"/>
               </w:rPr>
-              <w:t xml:space="preserve">8.3 曾保荐但已终止的公司</w:t>
+              <w:t xml:space="preserve">7.9 单家特有的关注点</w:t>
             </w:r>
             <w:r>
               <w:rPr>
@@ -3367,11 +3376,91 @@
                 <w:sz w:val="24"/>
                 <w:szCs w:val="24"/>
               </w:rPr>
-              <w:t>16</w:t>
-            </w:r>
-            <w:r>
-              <w:rPr>
-                <w:rFonts w:eastAsia="宋体"/>
+              <w:t>17</w:t>
+            </w:r>
+            <w:r>
+              <w:rPr>
+                <w:rFonts w:eastAsia="宋体"/>
+                <w:webHidden/>
+                <w:noProof/>
+                <w:sz w:val="24"/>
+                <w:szCs w:val="24"/>
+              </w:rPr>
+              <w:fldChar w:fldCharType="end"/>
+            </w:r>
+          </w:hyperlink>
+        </w:p>
+        <w:p>
+          <w:pPr>
+            <w:pStyle w:val="TOC1"/>
+            <w:tabs>
+              <w:tab w:val="right" w:leader="dot" w:pos="8299"/>
+            </w:tabs>
+            <w:spacing w:line="360" w:lineRule="auto"/>
+            <w:rPr>
+              <w:noProof/>
+              <w:sz w:val="24"/>
+              <w:szCs w:val="24"/>
+            </w:rPr>
+          </w:pPr>
+          <w:hyperlink w:anchor="_Toc900038" w:history="1">
+            <w:r>
+              <w:rPr>
+                <w:rStyle w:val="a5"/>
+                <w:bCs w:val="0"/>
+                <w:noProof/>
+                <w:sz w:val="24"/>
+                <w:szCs w:val="24"/>
+              </w:rPr>
+              <w:t xml:space="preserve">八、 与国泰海通相关的产业链公司</w:t>
+            </w:r>
+            <w:r>
+              <w:rPr>
+                <w:webHidden/>
+                <w:noProof/>
+                <w:sz w:val="24"/>
+                <w:szCs w:val="24"/>
+              </w:rPr>
+              <w:tab/>
+            </w:r>
+            <w:r>
+              <w:rPr>
+                <w:webHidden/>
+                <w:noProof/>
+                <w:sz w:val="24"/>
+                <w:szCs w:val="24"/>
+              </w:rPr>
+              <w:fldChar w:fldCharType="begin"/>
+            </w:r>
+            <w:r>
+              <w:rPr>
+                <w:webHidden/>
+                <w:noProof/>
+                <w:sz w:val="24"/>
+                <w:szCs w:val="24"/>
+              </w:rPr>
+              <w:instrText xml:space="preserve"> PAGEREF _Toc900038 \h </w:instrText>
+            </w:r>
+            <w:r>
+              <w:rPr>
+                <w:webHidden/>
+                <w:noProof/>
+                <w:sz w:val="24"/>
+                <w:szCs w:val="24"/>
+              </w:rPr>
+              <w:fldChar w:fldCharType="separate"/>
+            </w:r>
+            <w:r>
+              <w:rPr>
+                <w:webHidden/>
+                <w:noProof/>
+                <w:sz w:val="24"/>
+                <w:szCs w:val="24"/>
+              </w:rPr>
+              <w:t>17</w:t>
+            </w:r>
+            <w:r>
+              <w:rPr>
                 <w:webHidden/>
                 <w:noProof/>
                 <w:sz w:val="24"/>
@@ -3396,7 +3485,7 @@
               <w:szCs w:val="24"/>
             </w:rPr>
           </w:pPr>
-          <w:hyperlink w:anchor="_Toc900038" w:history="1">
+          <w:hyperlink w:anchor="_Toc900039" w:history="1">
             <w:r>
               <w:rPr>
                 <w:rStyle w:val="a5"/>
@@ -3406,7 +3495,7 @@
                 <w:sz w:val="24"/>
                 <w:szCs w:val="24"/>
               </w:rPr>
-              <w:t xml:space="preserve">8.4 主体沿革</w:t>
+              <w:t xml:space="preserve">8.1 在审与辅导中的项目</w:t>
             </w:r>
             <w:r>
               <w:rPr>
@@ -3436,7 +3525,7 @@
                 <w:sz w:val="24"/>
                 <w:szCs w:val="24"/>
               </w:rPr>
-              <w:instrText xml:space="preserve"> PAGEREF _Toc900038 \h </w:instrText>
+              <w:instrText xml:space="preserve"> PAGEREF _Toc900039 \h </w:instrText>
             </w:r>
             <w:r>
               <w:rPr>
@@ -3456,91 +3545,11 @@
                 <w:sz w:val="24"/>
                 <w:szCs w:val="24"/>
               </w:rPr>
-              <w:t>16</w:t>
-            </w:r>
-            <w:r>
-              <w:rPr>
-                <w:rFonts w:eastAsia="宋体"/>
-                <w:webHidden/>
-                <w:noProof/>
-                <w:sz w:val="24"/>
-                <w:szCs w:val="24"/>
-              </w:rPr>
-              <w:fldChar w:fldCharType="end"/>
-            </w:r>
-          </w:hyperlink>
-        </w:p>
-        <w:p>
-          <w:pPr>
-            <w:pStyle w:val="TOC1"/>
-            <w:tabs>
-              <w:tab w:val="right" w:leader="dot" w:pos="8299"/>
-            </w:tabs>
-            <w:spacing w:line="360" w:lineRule="auto"/>
-            <w:rPr>
-              <w:noProof/>
-              <w:sz w:val="24"/>
-              <w:szCs w:val="24"/>
-            </w:rPr>
-          </w:pPr>
-          <w:hyperlink w:anchor="_Toc900039" w:history="1">
-            <w:r>
-              <w:rPr>
-                <w:rStyle w:val="a5"/>
-                <w:bCs w:val="0"/>
-                <w:noProof/>
-                <w:sz w:val="24"/>
-                <w:szCs w:val="24"/>
-              </w:rPr>
-              <w:t xml:space="preserve">九、 无锡金源的产业链定位与拜访关注要点</w:t>
-            </w:r>
-            <w:r>
-              <w:rPr>
-                <w:webHidden/>
-                <w:noProof/>
-                <w:sz w:val="24"/>
-                <w:szCs w:val="24"/>
-              </w:rPr>
-              <w:tab/>
-            </w:r>
-            <w:r>
-              <w:rPr>
-                <w:webHidden/>
-                <w:noProof/>
-                <w:sz w:val="24"/>
-                <w:szCs w:val="24"/>
-              </w:rPr>
-              <w:fldChar w:fldCharType="begin"/>
-            </w:r>
-            <w:r>
-              <w:rPr>
-                <w:webHidden/>
-                <w:noProof/>
-                <w:sz w:val="24"/>
-                <w:szCs w:val="24"/>
-              </w:rPr>
-              <w:instrText xml:space="preserve"> PAGEREF _Toc900039 \h </w:instrText>
-            </w:r>
-            <w:r>
-              <w:rPr>
-                <w:webHidden/>
-                <w:noProof/>
-                <w:sz w:val="24"/>
-                <w:szCs w:val="24"/>
-              </w:rPr>
-              <w:fldChar w:fldCharType="separate"/>
-            </w:r>
-            <w:r>
-              <w:rPr>
-                <w:webHidden/>
-                <w:noProof/>
-                <w:sz w:val="24"/>
-                <w:szCs w:val="24"/>
-              </w:rPr>
-              <w:t>16</w:t>
-            </w:r>
-            <w:r>
-              <w:rPr>
+              <w:t>17</w:t>
+            </w:r>
+            <w:r>
+              <w:rPr>
+                <w:rFonts w:eastAsia="宋体"/>
                 <w:webHidden/>
                 <w:noProof/>
                 <w:sz w:val="24"/>
@@ -3575,7 +3584,7 @@
                 <w:sz w:val="24"/>
                 <w:szCs w:val="24"/>
               </w:rPr>
-              <w:t xml:space="preserve">9.1 公司概况</w:t>
+              <w:t xml:space="preserve">8.2 已保荐上市的相关公司</w:t>
             </w:r>
             <w:r>
               <w:rPr>
@@ -3625,7 +3634,7 @@
                 <w:sz w:val="24"/>
                 <w:szCs w:val="24"/>
               </w:rPr>
-              <w:t>16</w:t>
+              <w:t>18</w:t>
             </w:r>
             <w:r>
               <w:rPr>
@@ -3664,7 +3673,7 @@
                 <w:sz w:val="24"/>
                 <w:szCs w:val="24"/>
               </w:rPr>
-              <w:t xml:space="preserve">9.2 产品体系</w:t>
+              <w:t xml:space="preserve">8.3 曾保荐但已终止的公司</w:t>
             </w:r>
             <w:r>
               <w:rPr>
@@ -3714,7 +3723,7 @@
                 <w:sz w:val="24"/>
                 <w:szCs w:val="24"/>
               </w:rPr>
-              <w:t>17</w:t>
+              <w:t>18</w:t>
             </w:r>
             <w:r>
               <w:rPr>
@@ -3753,7 +3762,7 @@
                 <w:sz w:val="24"/>
                 <w:szCs w:val="24"/>
               </w:rPr>
-              <w:t xml:space="preserve">9.3 拜访关注要点</w:t>
+              <w:t xml:space="preserve">8.4 主体沿革</w:t>
             </w:r>
             <w:r>
               <w:rPr>
@@ -3803,11 +3812,91 @@
                 <w:sz w:val="24"/>
                 <w:szCs w:val="24"/>
               </w:rPr>
-              <w:t>17</w:t>
-            </w:r>
-            <w:r>
-              <w:rPr>
-                <w:rFonts w:eastAsia="宋体"/>
+              <w:t>18</w:t>
+            </w:r>
+            <w:r>
+              <w:rPr>
+                <w:rFonts w:eastAsia="宋体"/>
+                <w:webHidden/>
+                <w:noProof/>
+                <w:sz w:val="24"/>
+                <w:szCs w:val="24"/>
+              </w:rPr>
+              <w:fldChar w:fldCharType="end"/>
+            </w:r>
+          </w:hyperlink>
+        </w:p>
+        <w:p>
+          <w:pPr>
+            <w:pStyle w:val="TOC1"/>
+            <w:tabs>
+              <w:tab w:val="right" w:leader="dot" w:pos="8299"/>
+            </w:tabs>
+            <w:spacing w:line="360" w:lineRule="auto"/>
+            <w:rPr>
+              <w:noProof/>
+              <w:sz w:val="24"/>
+              <w:szCs w:val="24"/>
+            </w:rPr>
+          </w:pPr>
+          <w:hyperlink w:anchor="_Toc900043" w:history="1">
+            <w:r>
+              <w:rPr>
+                <w:rStyle w:val="a5"/>
+                <w:bCs w:val="0"/>
+                <w:noProof/>
+                <w:sz w:val="24"/>
+                <w:szCs w:val="24"/>
+              </w:rPr>
+              <w:t xml:space="preserve">九、 无锡金源的产业链定位与拜访关注要点</w:t>
+            </w:r>
+            <w:r>
+              <w:rPr>
+                <w:webHidden/>
+                <w:noProof/>
+                <w:sz w:val="24"/>
+                <w:szCs w:val="24"/>
+              </w:rPr>
+              <w:tab/>
+            </w:r>
+            <w:r>
+              <w:rPr>
+                <w:webHidden/>
+                <w:noProof/>
+                <w:sz w:val="24"/>
+                <w:szCs w:val="24"/>
+              </w:rPr>
+              <w:fldChar w:fldCharType="begin"/>
+            </w:r>
+            <w:r>
+              <w:rPr>
+                <w:webHidden/>
+                <w:noProof/>
+                <w:sz w:val="24"/>
+                <w:szCs w:val="24"/>
+              </w:rPr>
+              <w:instrText xml:space="preserve"> PAGEREF _Toc900043 \h </w:instrText>
+            </w:r>
+            <w:r>
+              <w:rPr>
+                <w:webHidden/>
+                <w:noProof/>
+                <w:sz w:val="24"/>
+                <w:szCs w:val="24"/>
+              </w:rPr>
+              <w:fldChar w:fldCharType="separate"/>
+            </w:r>
+            <w:r>
+              <w:rPr>
+                <w:webHidden/>
+                <w:noProof/>
+                <w:sz w:val="24"/>
+                <w:szCs w:val="24"/>
+              </w:rPr>
+              <w:t>18</w:t>
+            </w:r>
+            <w:r>
+              <w:rPr>
                 <w:webHidden/>
                 <w:noProof/>
                 <w:sz w:val="24"/>
@@ -3832,7 +3921,7 @@
               <w:szCs w:val="24"/>
             </w:rPr>
           </w:pPr>
-          <w:hyperlink w:anchor="_Toc900043" w:history="1">
+          <w:hyperlink w:anchor="_Toc900044" w:history="1">
             <w:r>
               <w:rPr>
                 <w:rStyle w:val="a5"/>
@@ -3842,6 +3931,273 @@
                 <w:sz w:val="24"/>
                 <w:szCs w:val="24"/>
               </w:rPr>
+              <w:t xml:space="preserve">9.1 公司概况</w:t>
+            </w:r>
+            <w:r>
+              <w:rPr>
+                <w:rFonts w:eastAsia="宋体"/>
+                <w:webHidden/>
+                <w:noProof/>
+                <w:sz w:val="24"/>
+                <w:szCs w:val="24"/>
+              </w:rPr>
+              <w:tab/>
+            </w:r>
+            <w:r>
+              <w:rPr>
+                <w:rFonts w:eastAsia="宋体"/>
+                <w:webHidden/>
+                <w:noProof/>
+                <w:sz w:val="24"/>
+                <w:szCs w:val="24"/>
+              </w:rPr>
+              <w:fldChar w:fldCharType="begin"/>
+            </w:r>
+            <w:r>
+              <w:rPr>
+                <w:rFonts w:eastAsia="宋体"/>
+                <w:webHidden/>
+                <w:noProof/>
+                <w:sz w:val="24"/>
+                <w:szCs w:val="24"/>
+              </w:rPr>
+              <w:instrText xml:space="preserve"> PAGEREF _Toc900044 \h </w:instrText>
+            </w:r>
+            <w:r>
+              <w:rPr>
+                <w:rFonts w:eastAsia="宋体"/>
+                <w:webHidden/>
+                <w:noProof/>
+                <w:sz w:val="24"/>
+                <w:szCs w:val="24"/>
+              </w:rPr>
+              <w:fldChar w:fldCharType="separate"/>
+            </w:r>
+            <w:r>
+              <w:rPr>
+                <w:rFonts w:eastAsia="宋体"/>
+                <w:webHidden/>
+                <w:noProof/>
+                <w:sz w:val="24"/>
+                <w:szCs w:val="24"/>
+              </w:rPr>
+              <w:t>18</w:t>
+            </w:r>
+            <w:r>
+              <w:rPr>
+                <w:rFonts w:eastAsia="宋体"/>
+                <w:webHidden/>
+                <w:noProof/>
+                <w:sz w:val="24"/>
+                <w:szCs w:val="24"/>
+              </w:rPr>
+              <w:fldChar w:fldCharType="end"/>
+            </w:r>
+          </w:hyperlink>
+        </w:p>
+        <w:p>
+          <w:pPr>
+            <w:pStyle w:val="TOC2"/>
+            <w:tabs>
+              <w:tab w:val="right" w:leader="dot" w:pos="8299"/>
+            </w:tabs>
+            <w:spacing w:line="360" w:lineRule="auto"/>
+            <w:ind w:left="400"/>
+            <w:rPr>
+              <w:rFonts w:eastAsia="宋体"/>
+              <w:noProof/>
+              <w:sz w:val="24"/>
+              <w:szCs w:val="24"/>
+            </w:rPr>
+          </w:pPr>
+          <w:hyperlink w:anchor="_Toc900045" w:history="1">
+            <w:r>
+              <w:rPr>
+                <w:rStyle w:val="a5"/>
+                <w:rFonts w:eastAsia="宋体" w:cs="宋体"/>
+                <w:bCs/>
+                <w:noProof/>
+                <w:sz w:val="24"/>
+                <w:szCs w:val="24"/>
+              </w:rPr>
+              <w:t xml:space="preserve">9.2 产品体系</w:t>
+            </w:r>
+            <w:r>
+              <w:rPr>
+                <w:rFonts w:eastAsia="宋体"/>
+                <w:webHidden/>
+                <w:noProof/>
+                <w:sz w:val="24"/>
+                <w:szCs w:val="24"/>
+              </w:rPr>
+              <w:tab/>
+            </w:r>
+            <w:r>
+              <w:rPr>
+                <w:rFonts w:eastAsia="宋体"/>
+                <w:webHidden/>
+                <w:noProof/>
+                <w:sz w:val="24"/>
+                <w:szCs w:val="24"/>
+              </w:rPr>
+              <w:fldChar w:fldCharType="begin"/>
+            </w:r>
+            <w:r>
+              <w:rPr>
+                <w:rFonts w:eastAsia="宋体"/>
+                <w:webHidden/>
+                <w:noProof/>
+                <w:sz w:val="24"/>
+                <w:szCs w:val="24"/>
+              </w:rPr>
+              <w:instrText xml:space="preserve"> PAGEREF _Toc900045 \h </w:instrText>
+            </w:r>
+            <w:r>
+              <w:rPr>
+                <w:rFonts w:eastAsia="宋体"/>
+                <w:webHidden/>
+                <w:noProof/>
+                <w:sz w:val="24"/>
+                <w:szCs w:val="24"/>
+              </w:rPr>
+              <w:fldChar w:fldCharType="separate"/>
+            </w:r>
+            <w:r>
+              <w:rPr>
+                <w:rFonts w:eastAsia="宋体"/>
+                <w:webHidden/>
+                <w:noProof/>
+                <w:sz w:val="24"/>
+                <w:szCs w:val="24"/>
+              </w:rPr>
+              <w:t>18</w:t>
+            </w:r>
+            <w:r>
+              <w:rPr>
+                <w:rFonts w:eastAsia="宋体"/>
+                <w:webHidden/>
+                <w:noProof/>
+                <w:sz w:val="24"/>
+                <w:szCs w:val="24"/>
+              </w:rPr>
+              <w:fldChar w:fldCharType="end"/>
+            </w:r>
+          </w:hyperlink>
+        </w:p>
+        <w:p>
+          <w:pPr>
+            <w:pStyle w:val="TOC2"/>
+            <w:tabs>
+              <w:tab w:val="right" w:leader="dot" w:pos="8299"/>
+            </w:tabs>
+            <w:spacing w:line="360" w:lineRule="auto"/>
+            <w:ind w:left="400"/>
+            <w:rPr>
+              <w:rFonts w:eastAsia="宋体"/>
+              <w:noProof/>
+              <w:sz w:val="24"/>
+              <w:szCs w:val="24"/>
+            </w:rPr>
+          </w:pPr>
+          <w:hyperlink w:anchor="_Toc900046" w:history="1">
+            <w:r>
+              <w:rPr>
+                <w:rStyle w:val="a5"/>
+                <w:rFonts w:eastAsia="宋体" w:cs="宋体"/>
+                <w:bCs/>
+                <w:noProof/>
+                <w:sz w:val="24"/>
+                <w:szCs w:val="24"/>
+              </w:rPr>
+              <w:t xml:space="preserve">9.3 拜访关注要点</w:t>
+            </w:r>
+            <w:r>
+              <w:rPr>
+                <w:rFonts w:eastAsia="宋体"/>
+                <w:webHidden/>
+                <w:noProof/>
+                <w:sz w:val="24"/>
+                <w:szCs w:val="24"/>
+              </w:rPr>
+              <w:tab/>
+            </w:r>
+            <w:r>
+              <w:rPr>
+                <w:rFonts w:eastAsia="宋体"/>
+                <w:webHidden/>
+                <w:noProof/>
+                <w:sz w:val="24"/>
+                <w:szCs w:val="24"/>
+              </w:rPr>
+              <w:fldChar w:fldCharType="begin"/>
+            </w:r>
+            <w:r>
+              <w:rPr>
+                <w:rFonts w:eastAsia="宋体"/>
+                <w:webHidden/>
+                <w:noProof/>
+                <w:sz w:val="24"/>
+                <w:szCs w:val="24"/>
+              </w:rPr>
+              <w:instrText xml:space="preserve"> PAGEREF _Toc900046 \h </w:instrText>
+            </w:r>
+            <w:r>
+              <w:rPr>
+                <w:rFonts w:eastAsia="宋体"/>
+                <w:webHidden/>
+                <w:noProof/>
+                <w:sz w:val="24"/>
+                <w:szCs w:val="24"/>
+              </w:rPr>
+              <w:fldChar w:fldCharType="separate"/>
+            </w:r>
+            <w:r>
+              <w:rPr>
+                <w:rFonts w:eastAsia="宋体"/>
+                <w:webHidden/>
+                <w:noProof/>
+                <w:sz w:val="24"/>
+                <w:szCs w:val="24"/>
+              </w:rPr>
+              <w:t>19</w:t>
+            </w:r>
+            <w:r>
+              <w:rPr>
+                <w:rFonts w:eastAsia="宋体"/>
+                <w:webHidden/>
+                <w:noProof/>
+                <w:sz w:val="24"/>
+                <w:szCs w:val="24"/>
+              </w:rPr>
+              <w:fldChar w:fldCharType="end"/>
+            </w:r>
+          </w:hyperlink>
+        </w:p>
+        <w:p>
+          <w:pPr>
+            <w:pStyle w:val="TOC2"/>
+            <w:tabs>
+              <w:tab w:val="right" w:leader="dot" w:pos="8299"/>
+            </w:tabs>
+            <w:spacing w:line="360" w:lineRule="auto"/>
+            <w:ind w:left="400"/>
+            <w:rPr>
+              <w:rFonts w:eastAsia="宋体"/>
+              <w:noProof/>
+              <w:sz w:val="24"/>
+              <w:szCs w:val="24"/>
+            </w:rPr>
+          </w:pPr>
+          <w:hyperlink w:anchor="_Toc900047" w:history="1">
+            <w:r>
+              <w:rPr>
+                <w:rStyle w:val="a5"/>
+                <w:rFonts w:eastAsia="宋体" w:cs="宋体"/>
+                <w:bCs/>
+                <w:noProof/>
+                <w:sz w:val="24"/>
+                <w:szCs w:val="24"/>
+              </w:rPr>
               <w:t xml:space="preserve">9.4 初步判断</w:t>
             </w:r>
             <w:r>
@@ -3872,7 +4228,7 @@
                 <w:sz w:val="24"/>
                 <w:szCs w:val="24"/>
               </w:rPr>
-              <w:instrText xml:space="preserve"> PAGEREF _Toc900043 \h </w:instrText>
+              <w:instrText xml:space="preserve"> PAGEREF _Toc900047 \h </w:instrText>
             </w:r>
             <w:r>
               <w:rPr>
@@ -3892,7 +4248,7 @@
                 <w:sz w:val="24"/>
                 <w:szCs w:val="24"/>
               </w:rPr>
-              <w:t>18</w:t>
+              <w:t>20</w:t>
             </w:r>
             <w:r>
               <w:rPr>
@@ -3919,7 +4275,7 @@
               <w:szCs w:val="24"/>
             </w:rPr>
           </w:pPr>
-          <w:hyperlink w:anchor="_Toc900044" w:history="1">
+          <w:hyperlink w:anchor="_Toc900048" w:history="1">
             <w:r>
               <w:rPr>
                 <w:rStyle w:val="a5"/>
@@ -3955,7 +4311,7 @@
                 <w:sz w:val="24"/>
                 <w:szCs w:val="24"/>
               </w:rPr>
-              <w:instrText xml:space="preserve"> PAGEREF _Toc900044 \h </w:instrText>
+              <w:instrText xml:space="preserve"> PAGEREF _Toc900048 \h </w:instrText>
             </w:r>
             <w:r>
               <w:rPr>
@@ -3973,7 +4329,7 @@
                 <w:sz w:val="24"/>
                 <w:szCs w:val="24"/>
               </w:rPr>
-              <w:t>19</w:t>
+              <w:t>20</w:t>
             </w:r>
             <w:r>
               <w:rPr>
@@ -4064,7 +4420,7 @@
         <w:rPr>
           <w:rFonts w:hint="eastAsia"/>
         </w:rPr>
-        <w:t>按臻宝科技招股说明书援引弗若斯特沙利文的统计，2024年国内晶圆厂的半导体设备零部件采购额合计177.2亿元，其中向零部件厂商直接采购126.6亿元、占比71.4%；该机构预计到2029年直接采购占比将升至80.3%、采购额达291.8亿元。晶圆厂直接采购比例的上升，意味着零部件厂商与晶圆厂之间的直接供应关系在增强。</w:t>
+        <w:t>按臻宝科技招股说明书援引弗若斯特沙利文的统计，2024年国内晶圆厂的半导体设备零部件采购额合计177.2亿元，其中向零部件厂商直接采购126.6亿元、占比71.4%；该机构预计到2029年直接采购占比将升至80.3%、采购额达291.8亿元。</w:t>
       </w:r>
     </w:p>
     <w:p>
@@ -5025,7 +5381,40 @@
         <w:rPr>
           <w:rFonts w:hint="eastAsia"/>
         </w:rPr>
-        <w:t>按SEMI统计，2024年全球半导体设备销售额1,171.4亿美元，同比增长10%，2023年为1,063亿美元。中国境内市场2024年销售额495.5亿美元，同比增长35%，占全球比重超过40%，连续第五年成为全球最大半导体设备市场；2025年1—9月约362亿美元。按SEMI口径，全球半导体设备市场中前道设备占比超过90%。</w:t>
+        <w:t>按托伦斯招股说明书援引SEMI的数据，2024年全球半导体设备销售额同比增长10%至1,171.4亿美元，超越2022年1,076.4亿美元的前高，创历史新高；2025年1—9月已实现销售规模超987亿美元，SEMI预计2025年将增长至1,330亿美元，2026年、2027年分别为1,450亿美元与1,560亿美元。臻宝科技招股说明书援引SEMI的同期数据为2024年出货金额1,171亿美元、相较2023年的1,063亿美元增长10%；两份文件对2024年的数值一致，差异仅在于列示的对照年份。</w:t>
+      </w:r>
+    </w:p>
+    <w:p>
+      <w:pPr>
+        <w:pStyle w:val="a0"/>
+      </w:pPr>
+      <w:r>
+        <w:rPr>
+          <w:rFonts w:hint="eastAsia"/>
+        </w:rPr>
+        <w:t>区域结构方面，中国境内、韩国和中国台湾省为半导体设备支出的前三大市场，合计占全球市场份额的74%。2024年中国境内销售额同比增长35%至495.5亿美元，连续第五年成为全球最大半导体设备市场；2025年1—9月约362亿美元。臻宝科技招股说明书列示的同期数值为495亿美元、占全球比重42.3%。</w:t>
+      </w:r>
+    </w:p>
+    <w:p>
+      <w:pPr>
+        <w:pStyle w:val="a0"/>
+      </w:pPr>
+      <w:r>
+        <w:rPr>
+          <w:rFonts w:hint="eastAsia"/>
+        </w:rPr>
+        <w:t>设备投资在半导体制造资本性支出中的占比一般为70%至80%，且随工艺制程提升而提高。按设备环节划分，前道晶圆制造设备占据主要比重：托伦斯招股说明书表述为占比超90%，臻宝科技招股说明书则列示2024年前道工艺设备销售额预计1,042亿美元、销售占比超过80%。两份文件的表述存在差异，按后者列示的绝对金额与全球销售额计算，前道设备占比约为88.9%。</w:t>
+      </w:r>
+    </w:p>
+    <w:p>
+      <w:pPr>
+        <w:pStyle w:val="a0"/>
+      </w:pPr>
+      <w:r>
+        <w:rPr>
+          <w:rFonts w:hint="eastAsia"/>
+        </w:rPr>
+        <w:t>前道设备中，刻蚀技术、薄膜沉积技术与光刻技术并称三大主要生产技术，也是价值量最高的三类设备。按托伦斯招股说明书援引SEMI数据，刻蚀设备与薄膜沉积设备合计价值量占比超过40%。该两类设备是本报告所述气体分布部件、加热部件与真空密封件的主要应用场景。</w:t>
       </w:r>
     </w:p>
     <w:p>
@@ -5988,7 +6377,7 @@
           <w:sz w:val="11"/>
           <w:szCs w:val="11"/>
         </w:rPr>
-        <w:t>资料来源：臻宝科技招股说明书（注册稿），本报告整理。注：数据发布机构为弗若斯特沙利文；2029年数据为该机构预测值。</w:t>
+        <w:t>资料来源：臻宝科技招股说明书（注册稿），本报告整理。注：数据发布机构为弗若斯特沙利文；2029年数据为该机构预测值。占比为招股说明书列示值，与按表中金额直接相除的结果存在小数点后的舍入差异。</w:t>
       </w:r>
     </w:p>
     <w:p>
@@ -8821,7 +9210,7 @@
           <w:sz w:val="11"/>
           <w:szCs w:val="11"/>
         </w:rPr>
-        <w:t>资料来源：托伦斯招股说明书（注册稿），本报告整理。注：2025年由于部分公司尚未披露年报，除先锋精科、臻宝科技、京鼎精密、超科林外采用前三季度毛利率；Ferrotec采用其财政年度口径。材料属性一列为本报告依据各公司主营产品描述归纳。</w:t>
+        <w:t>资料来源：托伦斯招股说明书（注册稿），本报告整理。注：表中平均值为托伦斯招股说明书列示的七家可比公司平均值，不含发行人托伦斯；2025年由于部分公司尚未披露年报，除先锋精科、臻宝科技、京鼎精密、超科林外采用前三季度毛利率；Ferrotec采用其财政年度口径。材料属性一列为本报告依据各公司主营产品描述归纳。</w:t>
       </w:r>
     </w:p>
     <w:p>
@@ -9861,7 +10250,7 @@
           <w:sz w:val="11"/>
           <w:szCs w:val="11"/>
         </w:rPr>
-        <w:t>资料来源：托伦斯招股说明书（注册稿），本报告整理。注：数据来源于可比公司定期报告；富创精密及珂玛科技尚未披露2025年年度数据，列示2025年1—9月数据；Ferrotec未披露。</w:t>
+        <w:t>资料来源：托伦斯招股说明书（注册稿），本报告整理。注：表中平均值为托伦斯招股说明书列示的可比公司平均值，不含发行人托伦斯；数据来源于可比公司定期报告；富创精密及珂玛科技尚未披露2025年年度数据，列示2025年1—9月数据；Ferrotec未披露研发费用率。</w:t>
       </w:r>
     </w:p>
     <w:p>
@@ -11572,9 +11961,220 @@
         <w:rPr>
           <w:rFonts w:hint="eastAsia"/>
         </w:rPr>
-        <w:t>5.1 已上市与在审企业概况</w:t>
+        <w:t>5.1 珂玛科技</w:t>
       </w:r>
       <w:bookmarkEnd w:id="1019"/>
+    </w:p>
+    <w:p>
+      <w:pPr>
+        <w:pStyle w:val="a0"/>
+      </w:pPr>
+      <w:r>
+        <w:rPr>
+          <w:rFonts w:hint="eastAsia"/>
+        </w:rPr>
+        <w:t>苏州珂玛材料科技股份有限公司（301611.SZ）于2024年8月16日在深圳证券交易所创业板上市，发行价格8.00元／股。主营先进陶瓷材料零部件、表面处理服务与金属结构零部件，客户包括半导体、面板及光伏设备厂商，其中半导体设备客户包括北方华创、中微公司、拓荆科技。按业绩快报，公司2025年营业收入10.60亿元至10.80亿元，归母净利润2.86亿元至3.36亿元，主营业务毛利率53.94%，为可比公司中最高。</w:t>
+      </w:r>
+    </w:p>
+    <w:p>
+      <w:pPr>
+        <w:pStyle w:val="3"/>
+        <w:numPr>
+          <w:ilvl w:val="0"/>
+          <w:numId w:val="0"/>
+        </w:numPr>
+        <w:spacing w:before="156" w:after="156"/>
+      </w:pPr>
+      <w:bookmarkStart w:id="1020" w:name="_Toc900020"/>
+      <w:r>
+        <w:rPr>
+          <w:rFonts w:hint="eastAsia"/>
+        </w:rPr>
+        <w:t>5.2 臻宝科技</w:t>
+      </w:r>
+      <w:bookmarkEnd w:id="1020"/>
+    </w:p>
+    <w:p>
+      <w:pPr>
+        <w:pStyle w:val="a0"/>
+      </w:pPr>
+      <w:r>
+        <w:rPr>
+          <w:rFonts w:hint="eastAsia"/>
+        </w:rPr>
+        <w:t>重庆臻宝科技股份有限公司（688797.SH）于2026年6月24日在上海证券交易所科创板上市，发行价格44.56元／股，募集资金总额172,993.51万元。主营硅、石英、碳化硅和氧化铝陶瓷等设备零部件，并提供熔射再生、阳极氧化、精密清洗等表面处理服务。公司2025年营业收入8.68亿元，归母净利润2.26亿元，主营业务毛利率49.85%。在本报告所列可比公司中，其客户结构为集成电路制造厂商与显示面板厂商，与以设备厂商为主要客户的其他公司不同。</w:t>
+      </w:r>
+    </w:p>
+    <w:p>
+      <w:pPr>
+        <w:pStyle w:val="3"/>
+        <w:numPr>
+          <w:ilvl w:val="0"/>
+          <w:numId w:val="0"/>
+        </w:numPr>
+        <w:spacing w:before="156" w:after="156"/>
+      </w:pPr>
+      <w:bookmarkStart w:id="1021" w:name="_Toc900021"/>
+      <w:r>
+        <w:rPr>
+          <w:rFonts w:hint="eastAsia"/>
+        </w:rPr>
+        <w:t>5.3 托伦斯</w:t>
+      </w:r>
+      <w:bookmarkEnd w:id="1021"/>
+    </w:p>
+    <w:p>
+      <w:pPr>
+        <w:pStyle w:val="a0"/>
+      </w:pPr>
+      <w:r>
+        <w:rPr>
+          <w:rFonts w:hint="eastAsia"/>
+        </w:rPr>
+        <w:t>托伦斯精密制造（江苏）股份有限公司（301583.SZ）于2025年12月23日获深圳证券交易所受理，2026年4月25日提交注册，发行价格22.60元／股，募集资金投资额115,616.05万元，保荐机构为中金公司。主营半导体关键工艺零部件、工艺零部件、结构零部件及激光设备零部件，产品包括内衬、匀气环、腔体、气体分布盘、冷盘、匀气盘、多管式加热反射罩、加热器、静电卡盘基体等。客户包括北方华创、中微公司、宸微科技、稷以科技、无锡尚积与博智航，激光设备客户为Lumentum。公司2025年营业收入7.20亿元、同比增长18.00%，归母净利润0.98亿元，主营业务毛利率27.14%。</w:t>
+      </w:r>
+    </w:p>
+    <w:p>
+      <w:pPr>
+        <w:pStyle w:val="3"/>
+        <w:numPr>
+          <w:ilvl w:val="0"/>
+          <w:numId w:val="0"/>
+        </w:numPr>
+        <w:spacing w:before="156" w:after="156"/>
+      </w:pPr>
+      <w:bookmarkStart w:id="1022" w:name="_Toc900022"/>
+      <w:r>
+        <w:rPr>
+          <w:rFonts w:hint="eastAsia"/>
+        </w:rPr>
+        <w:t>5.4 富创精密与先锋精科</w:t>
+      </w:r>
+      <w:bookmarkEnd w:id="1022"/>
+    </w:p>
+    <w:p>
+      <w:pPr>
+        <w:pStyle w:val="a0"/>
+      </w:pPr>
+      <w:r>
+        <w:rPr>
+          <w:rFonts w:hint="eastAsia"/>
+        </w:rPr>
+        <w:t>富创精密（688409.SH）主营半导体设备工艺零部件、结构零部件、模组产品与气体管路，客户以半导体设备厂商为主，包括北方华创、中微公司、拓荆科技。公司2025年营业收入35.51亿元，归母净利润为亏损934.09万元，主营业务毛利率24.94%。托伦斯在招股说明书中说明，富创精密近年加大模组类产品销售，该类产品毛利率相对较低。</w:t>
+      </w:r>
+    </w:p>
+    <w:p>
+      <w:pPr>
+        <w:pStyle w:val="a0"/>
+      </w:pPr>
+      <w:r>
+        <w:rPr>
+          <w:rFonts w:hint="eastAsia"/>
+        </w:rPr>
+        <w:t>江苏先锋精密科技股份有限公司（先锋精科，688605.SH）于2024年12月在科创板上市，注册地为江苏省靖江市，主营半导体设备关键工艺零部件、工艺零部件与结构零部件，客户包括中微公司、北方华创、中芯国际、华海清科、拓荆科技与屹唐股份。公司2025年营业收入12.38亿元，归母净利润1.90亿元，主营业务毛利率29.02%。托伦斯在招股说明书中说明，先锋精科销售占比较高的产品为腔体和内衬，大尺寸腔体毛利率相对较高、部分内衬作为备件亦具备较高毛利率。</w:t>
+      </w:r>
+    </w:p>
+    <w:p>
+      <w:pPr>
+        <w:pStyle w:val="3"/>
+        <w:numPr>
+          <w:ilvl w:val="0"/>
+          <w:numId w:val="0"/>
+        </w:numPr>
+        <w:spacing w:before="156" w:after="156"/>
+      </w:pPr>
+      <w:bookmarkStart w:id="1023" w:name="_Toc900023"/>
+      <w:r>
+        <w:rPr>
+          <w:rFonts w:hint="eastAsia"/>
+        </w:rPr>
+        <w:t>5.5 境外对照企业</w:t>
+      </w:r>
+      <w:bookmarkEnd w:id="1023"/>
+    </w:p>
+    <w:p>
+      <w:pPr>
+        <w:pStyle w:val="a0"/>
+      </w:pPr>
+      <w:r>
+        <w:rPr>
+          <w:rFonts w:hint="eastAsia"/>
+        </w:rPr>
+        <w:t>Ferrotec以石英、陶瓷、硅、碳化硅等非精密金属零部件与结构零部件为主，客户为国际及部分国内半导体设备企业，除零部件外还提供设备部件清洗服务并从事光伏设备制造。该公司采用财政年度口径（当年4月1日至次年3月31日），与境内公司会计年度不一致，尚未披露2025年4月1日至2026年3月31日财报。</w:t>
+      </w:r>
+    </w:p>
+    <w:p>
+      <w:pPr>
+        <w:pStyle w:val="a0"/>
+      </w:pPr>
+      <w:r>
+        <w:rPr>
+          <w:rFonts w:hint="eastAsia"/>
+        </w:rPr>
+        <w:t>京鼎精密以半导体设备金属零部件为主，包括工艺零部件、结构零部件与模组等产品，客户以国际性半导体设备企业为主，2024年美洲区域收入占比84.67%，2025年营业收入45.18亿元、归母净利润5.24亿元。超科林主营关键气体和流体输送子系统、组件和部件以及超高纯度清洁和分析服务，2024年新加坡、美国、澳大利亚及韩国地区收入占比超70%，2025年营业收入144.37亿元、归母净利润为亏损12.74亿元。托伦斯在招股说明书中说明，服务于国际半导体设备厂商的企业销售规模相对较高，主要系全球半导体设备市场目前仍由国际性企业主导。</w:t>
+      </w:r>
+    </w:p>
+    <w:p>
+      <w:pPr>
+        <w:pStyle w:val="3"/>
+        <w:numPr>
+          <w:ilvl w:val="0"/>
+          <w:numId w:val="0"/>
+        </w:numPr>
+        <w:spacing w:before="156" w:after="156"/>
+      </w:pPr>
+      <w:bookmarkStart w:id="1024" w:name="_Toc900024"/>
+      <w:r>
+        <w:rPr>
+          <w:rFonts w:hint="eastAsia"/>
+        </w:rPr>
+        <w:t>5.6 两类客户结构的对照</w:t>
+      </w:r>
+      <w:bookmarkEnd w:id="1024"/>
+    </w:p>
+    <w:p>
+      <w:pPr>
+        <w:pStyle w:val="a0"/>
+      </w:pPr>
+      <w:r>
+        <w:rPr>
+          <w:rFonts w:hint="eastAsia"/>
+        </w:rPr>
+        <w:t>按客户结构，上述企业分为两类。第一类以设备厂商为主要客户，包括富创精密、先锋精科、珂玛科技、托伦斯，其订单与设备厂商的出货节奏相关；第二类以晶圆厂与面板厂为主要客户，臻宝科技属于此类，其订单与晶圆厂的产能运行相关。两类模式在客户认证周期、订单连续性与价格形成机制上存在差异，在比较经营数据时需先区分模式。</w:t>
+      </w:r>
+    </w:p>
+    <w:p>
+      <w:pPr>
+        <w:pStyle w:val="2"/>
+        <w:spacing w:before="156" w:after="156"/>
+      </w:pPr>
+      <w:bookmarkStart w:id="1025" w:name="_Toc900025"/>
+      <w:r>
+        <w:rPr>
+          <w:rFonts w:hint="eastAsia"/>
+          <w:b/>
+        </w:rPr>
+        <w:t>产业链企业资本化进度</w:t>
+      </w:r>
+      <w:bookmarkEnd w:id="1025"/>
+    </w:p>
+    <w:p>
+      <w:pPr>
+        <w:pStyle w:val="3"/>
+        <w:numPr>
+          <w:ilvl w:val="0"/>
+          <w:numId w:val="0"/>
+        </w:numPr>
+        <w:spacing w:before="156" w:after="156"/>
+      </w:pPr>
+      <w:bookmarkStart w:id="1026" w:name="_Toc900026"/>
+      <w:r>
+        <w:rPr>
+          <w:rFonts w:hint="eastAsia"/>
+        </w:rPr>
+        <w:t>6.1 境内上市与在审企业一览</w:t>
+      </w:r>
+      <w:bookmarkEnd w:id="1026"/>
     </w:p>
     <w:p>
       <w:pPr>
@@ -11587,7 +12187,7 @@
           <w:b/>
           <w:sz w:val="21"/>
         </w:rPr>
-        <w:t>表7  半导体设备零部件产业链主要境内上市与在审企业</w:t>
+        <w:t>表7  半导体设备零部件产业链境内上市与在审企业</w:t>
       </w:r>
     </w:p>
     <w:tbl>
@@ -11619,7 +12219,7 @@
         </w:trPr>
         <w:tc>
           <w:tcPr>
-            <w:tcW w:w="748" w:type="pct"/>
+            <w:tcW w:w="841" w:type="pct"/>
             <w:tcBorders>
               <w:top w:val="single" w:sz="12" w:space="0" w:color="010000"/>
               <w:bottom w:val="single" w:sz="4" w:space="0" w:color="010000"/>
@@ -11723,7 +12323,7 @@
         </w:tc>
         <w:tc>
           <w:tcPr>
-            <w:tcW w:w="2150" w:type="pct"/>
+            <w:tcW w:w="2056" w:type="pct"/>
             <w:tcBorders>
               <w:top w:val="single" w:sz="12" w:space="0" w:color="010000"/>
               <w:bottom w:val="single" w:sz="4" w:space="0" w:color="010000"/>
@@ -11755,7 +12355,30 @@
         </w:trPr>
         <w:tc>
           <w:tcPr>
-            <w:tcW w:w="748" w:type="pct"/>
+            <w:tcW w:w="841" w:type="pct"/>
+            <w:tcBorders>
+              <w:top w:val="single" w:sz="4" w:space="0" w:color="010000"/>
+            </w:tcBorders>
+            <w:vAlign w:val="center"/>
+          </w:tcPr>
+          <w:p>
+            <w:pPr>
+              <w:jc w:val="left"/>
+            </w:pPr>
+            <w:r/>
+            <w:r>
+              <w:rPr>
+                <w:rFonts w:hint="eastAsia"/>
+                <w:color w:val="000000"/>
+                <w:sz w:val="21"/>
+              </w:rPr>
+              <w:t>富创精密</w:t>
+            </w:r>
+          </w:p>
+        </w:tc>
+        <w:tc>
+          <w:tcPr>
+            <w:tcW w:w="561" w:type="pct"/>
             <w:tcBorders>
               <w:top w:val="single" w:sz="4" w:space="0" w:color="010000"/>
             </w:tcBorders>
@@ -11772,13 +12395,13 @@
                 <w:color w:val="000000"/>
                 <w:sz w:val="21"/>
               </w:rPr>
-              <w:t>富创精密</w:t>
-            </w:r>
-          </w:p>
-        </w:tc>
-        <w:tc>
-          <w:tcPr>
-            <w:tcW w:w="561" w:type="pct"/>
+              <w:t>688409.SH</w:t>
+            </w:r>
+          </w:p>
+        </w:tc>
+        <w:tc>
+          <w:tcPr>
+            <w:tcW w:w="514" w:type="pct"/>
             <w:tcBorders>
               <w:top w:val="single" w:sz="4" w:space="0" w:color="010000"/>
             </w:tcBorders>
@@ -11795,29 +12418,6 @@
                 <w:color w:val="000000"/>
                 <w:sz w:val="21"/>
               </w:rPr>
-              <w:t>688409.SH</w:t>
-            </w:r>
-          </w:p>
-        </w:tc>
-        <w:tc>
-          <w:tcPr>
-            <w:tcW w:w="514" w:type="pct"/>
-            <w:tcBorders>
-              <w:top w:val="single" w:sz="4" w:space="0" w:color="010000"/>
-            </w:tcBorders>
-            <w:vAlign w:val="center"/>
-          </w:tcPr>
-          <w:p>
-            <w:pPr>
-              <w:jc w:val="center"/>
-            </w:pPr>
-            <w:r/>
-            <w:r>
-              <w:rPr>
-                <w:rFonts w:hint="eastAsia"/>
-                <w:color w:val="000000"/>
-                <w:sz w:val="21"/>
-              </w:rPr>
               <w:t>科创板</w:t>
             </w:r>
           </w:p>
@@ -11847,7 +12447,7 @@
         </w:tc>
         <w:tc>
           <w:tcPr>
-            <w:tcW w:w="2150" w:type="pct"/>
+            <w:tcW w:w="2056" w:type="pct"/>
             <w:tcBorders>
               <w:top w:val="single" w:sz="4" w:space="0" w:color="010000"/>
             </w:tcBorders>
@@ -11876,7 +12476,30 @@
         </w:trPr>
         <w:tc>
           <w:tcPr>
-            <w:tcW w:w="748" w:type="pct"/>
+            <w:tcW w:w="841" w:type="pct"/>
+            <w:tcBorders>
+              <w:top w:val="single" w:sz="4" w:space="0" w:color="010000"/>
+            </w:tcBorders>
+            <w:vAlign w:val="center"/>
+          </w:tcPr>
+          <w:p>
+            <w:pPr>
+              <w:jc w:val="left"/>
+            </w:pPr>
+            <w:r/>
+            <w:r>
+              <w:rPr>
+                <w:rFonts w:hint="eastAsia"/>
+                <w:color w:val="000000"/>
+                <w:sz w:val="21"/>
+              </w:rPr>
+              <w:t>江苏先锋精密科技（先锋精科）</w:t>
+            </w:r>
+          </w:p>
+        </w:tc>
+        <w:tc>
+          <w:tcPr>
+            <w:tcW w:w="561" w:type="pct"/>
             <w:tcBorders>
               <w:top w:val="single" w:sz="4" w:space="0" w:color="010000"/>
             </w:tcBorders>
@@ -11893,13 +12516,13 @@
                 <w:color w:val="000000"/>
                 <w:sz w:val="21"/>
               </w:rPr>
-              <w:t>珂玛科技</w:t>
-            </w:r>
-          </w:p>
-        </w:tc>
-        <w:tc>
-          <w:tcPr>
-            <w:tcW w:w="561" w:type="pct"/>
+              <w:t>688605.SH</w:t>
+            </w:r>
+          </w:p>
+        </w:tc>
+        <w:tc>
+          <w:tcPr>
+            <w:tcW w:w="514" w:type="pct"/>
             <w:tcBorders>
               <w:top w:val="single" w:sz="4" w:space="0" w:color="010000"/>
             </w:tcBorders>
@@ -11916,30 +12539,7 @@
                 <w:color w:val="000000"/>
                 <w:sz w:val="21"/>
               </w:rPr>
-              <w:t>301611.SZ</w:t>
-            </w:r>
-          </w:p>
-        </w:tc>
-        <w:tc>
-          <w:tcPr>
-            <w:tcW w:w="514" w:type="pct"/>
-            <w:tcBorders>
-              <w:top w:val="single" w:sz="4" w:space="0" w:color="010000"/>
-            </w:tcBorders>
-            <w:vAlign w:val="center"/>
-          </w:tcPr>
-          <w:p>
-            <w:pPr>
-              <w:jc w:val="center"/>
-            </w:pPr>
-            <w:r/>
-            <w:r>
-              <w:rPr>
-                <w:rFonts w:hint="eastAsia"/>
-                <w:color w:val="000000"/>
-                <w:sz w:val="21"/>
-              </w:rPr>
-              <w:t>创业板</w:t>
+              <w:t>科创板</w:t>
             </w:r>
           </w:p>
         </w:tc>
@@ -11962,13 +12562,13 @@
                 <w:color w:val="000000"/>
                 <w:sz w:val="21"/>
               </w:rPr>
-              <w:t>2024年8月16日上市</w:t>
-            </w:r>
-          </w:p>
-        </w:tc>
-        <w:tc>
-          <w:tcPr>
-            <w:tcW w:w="2150" w:type="pct"/>
+              <w:t>2024年12月上市</w:t>
+            </w:r>
+          </w:p>
+        </w:tc>
+        <w:tc>
+          <w:tcPr>
+            <w:tcW w:w="2056" w:type="pct"/>
             <w:tcBorders>
               <w:top w:val="single" w:sz="4" w:space="0" w:color="010000"/>
             </w:tcBorders>
@@ -11985,7 +12585,7 @@
                 <w:color w:val="000000"/>
                 <w:sz w:val="21"/>
               </w:rPr>
-              <w:t>先进陶瓷材料零部件、表面处理服务和金属结构零部件</w:t>
+              <w:t>半导体设备关键工艺零部件、工艺零部件、结构零部件，主要应用于刻蚀设备与薄膜沉积设备</w:t>
             </w:r>
           </w:p>
         </w:tc>
@@ -11997,7 +12597,30 @@
         </w:trPr>
         <w:tc>
           <w:tcPr>
-            <w:tcW w:w="748" w:type="pct"/>
+            <w:tcW w:w="841" w:type="pct"/>
+            <w:tcBorders>
+              <w:top w:val="single" w:sz="4" w:space="0" w:color="010000"/>
+            </w:tcBorders>
+            <w:vAlign w:val="center"/>
+          </w:tcPr>
+          <w:p>
+            <w:pPr>
+              <w:jc w:val="left"/>
+            </w:pPr>
+            <w:r/>
+            <w:r>
+              <w:rPr>
+                <w:rFonts w:hint="eastAsia"/>
+                <w:color w:val="000000"/>
+                <w:sz w:val="21"/>
+              </w:rPr>
+              <w:t>珂玛科技</w:t>
+            </w:r>
+          </w:p>
+        </w:tc>
+        <w:tc>
+          <w:tcPr>
+            <w:tcW w:w="561" w:type="pct"/>
             <w:tcBorders>
               <w:top w:val="single" w:sz="4" w:space="0" w:color="010000"/>
             </w:tcBorders>
@@ -12014,13 +12637,13 @@
                 <w:color w:val="000000"/>
                 <w:sz w:val="21"/>
               </w:rPr>
-              <w:t>臻宝科技</w:t>
-            </w:r>
-          </w:p>
-        </w:tc>
-        <w:tc>
-          <w:tcPr>
-            <w:tcW w:w="561" w:type="pct"/>
+              <w:t>301611.SZ</w:t>
+            </w:r>
+          </w:p>
+        </w:tc>
+        <w:tc>
+          <w:tcPr>
+            <w:tcW w:w="514" w:type="pct"/>
             <w:tcBorders>
               <w:top w:val="single" w:sz="4" w:space="0" w:color="010000"/>
             </w:tcBorders>
@@ -12037,30 +12660,7 @@
                 <w:color w:val="000000"/>
                 <w:sz w:val="21"/>
               </w:rPr>
-              <w:t>688797.SH</w:t>
-            </w:r>
-          </w:p>
-        </w:tc>
-        <w:tc>
-          <w:tcPr>
-            <w:tcW w:w="514" w:type="pct"/>
-            <w:tcBorders>
-              <w:top w:val="single" w:sz="4" w:space="0" w:color="010000"/>
-            </w:tcBorders>
-            <w:vAlign w:val="center"/>
-          </w:tcPr>
-          <w:p>
-            <w:pPr>
-              <w:jc w:val="center"/>
-            </w:pPr>
-            <w:r/>
-            <w:r>
-              <w:rPr>
-                <w:rFonts w:hint="eastAsia"/>
-                <w:color w:val="000000"/>
-                <w:sz w:val="21"/>
-              </w:rPr>
-              <w:t>科创板</w:t>
+              <w:t>创业板</w:t>
             </w:r>
           </w:p>
         </w:tc>
@@ -12083,13 +12683,13 @@
                 <w:color w:val="000000"/>
                 <w:sz w:val="21"/>
               </w:rPr>
-              <w:t>2026年6月24日上市</w:t>
-            </w:r>
-          </w:p>
-        </w:tc>
-        <w:tc>
-          <w:tcPr>
-            <w:tcW w:w="2150" w:type="pct"/>
+              <w:t>2024年8月16日上市</w:t>
+            </w:r>
+          </w:p>
+        </w:tc>
+        <w:tc>
+          <w:tcPr>
+            <w:tcW w:w="2056" w:type="pct"/>
             <w:tcBorders>
               <w:top w:val="single" w:sz="4" w:space="0" w:color="010000"/>
             </w:tcBorders>
@@ -12106,7 +12706,7 @@
                 <w:color w:val="000000"/>
                 <w:sz w:val="21"/>
               </w:rPr>
-              <w:t>硅、石英、碳化硅和氧化铝陶瓷等设备零部件，并提供熔射再生、阳极氧化、精密清洗等表面处理服务</w:t>
+              <w:t>先进陶瓷材料零部件、表面处理服务和金属结构零部件</w:t>
             </w:r>
           </w:p>
         </w:tc>
@@ -12118,7 +12718,30 @@
         </w:trPr>
         <w:tc>
           <w:tcPr>
-            <w:tcW w:w="748" w:type="pct"/>
+            <w:tcW w:w="841" w:type="pct"/>
+            <w:tcBorders>
+              <w:top w:val="single" w:sz="4" w:space="0" w:color="010000"/>
+            </w:tcBorders>
+            <w:vAlign w:val="center"/>
+          </w:tcPr>
+          <w:p>
+            <w:pPr>
+              <w:jc w:val="left"/>
+            </w:pPr>
+            <w:r/>
+            <w:r>
+              <w:rPr>
+                <w:rFonts w:hint="eastAsia"/>
+                <w:color w:val="000000"/>
+                <w:sz w:val="21"/>
+              </w:rPr>
+              <w:t>臻宝科技</w:t>
+            </w:r>
+          </w:p>
+        </w:tc>
+        <w:tc>
+          <w:tcPr>
+            <w:tcW w:w="561" w:type="pct"/>
             <w:tcBorders>
               <w:top w:val="single" w:sz="4" w:space="0" w:color="010000"/>
             </w:tcBorders>
@@ -12135,13 +12758,13 @@
                 <w:color w:val="000000"/>
                 <w:sz w:val="21"/>
               </w:rPr>
-              <w:t>托伦斯</w:t>
-            </w:r>
-          </w:p>
-        </w:tc>
-        <w:tc>
-          <w:tcPr>
-            <w:tcW w:w="561" w:type="pct"/>
+              <w:t>688797.SH</w:t>
+            </w:r>
+          </w:p>
+        </w:tc>
+        <w:tc>
+          <w:tcPr>
+            <w:tcW w:w="514" w:type="pct"/>
             <w:tcBorders>
               <w:top w:val="single" w:sz="4" w:space="0" w:color="010000"/>
             </w:tcBorders>
@@ -12158,30 +12781,7 @@
                 <w:color w:val="000000"/>
                 <w:sz w:val="21"/>
               </w:rPr>
-              <w:t>301583.SZ</w:t>
-            </w:r>
-          </w:p>
-        </w:tc>
-        <w:tc>
-          <w:tcPr>
-            <w:tcW w:w="514" w:type="pct"/>
-            <w:tcBorders>
-              <w:top w:val="single" w:sz="4" w:space="0" w:color="010000"/>
-            </w:tcBorders>
-            <w:vAlign w:val="center"/>
-          </w:tcPr>
-          <w:p>
-            <w:pPr>
-              <w:jc w:val="center"/>
-            </w:pPr>
-            <w:r/>
-            <w:r>
-              <w:rPr>
-                <w:rFonts w:hint="eastAsia"/>
-                <w:color w:val="000000"/>
-                <w:sz w:val="21"/>
-              </w:rPr>
-              <w:t>创业板</w:t>
+              <w:t>科创板</w:t>
             </w:r>
           </w:p>
         </w:tc>
@@ -12204,13 +12804,13 @@
                 <w:color w:val="000000"/>
                 <w:sz w:val="21"/>
               </w:rPr>
-              <w:t>2025年12月23日受理，2026年4月25日提交注册</w:t>
-            </w:r>
-          </w:p>
-        </w:tc>
-        <w:tc>
-          <w:tcPr>
-            <w:tcW w:w="2150" w:type="pct"/>
+              <w:t>2026年6月24日上市</w:t>
+            </w:r>
+          </w:p>
+        </w:tc>
+        <w:tc>
+          <w:tcPr>
+            <w:tcW w:w="2056" w:type="pct"/>
             <w:tcBorders>
               <w:top w:val="single" w:sz="4" w:space="0" w:color="010000"/>
             </w:tcBorders>
@@ -12227,7 +12827,7 @@
                 <w:color w:val="000000"/>
                 <w:sz w:val="21"/>
               </w:rPr>
-              <w:t>半导体关键工艺零部件、工艺零部件、结构零部件及激光设备零部件</w:t>
+              <w:t>硅、石英、碳化硅和氧化铝陶瓷等设备零部件，并提供熔射再生、阳极氧化、精密清洗等表面处理服务</w:t>
             </w:r>
           </w:p>
         </w:tc>
@@ -12239,7 +12839,30 @@
         </w:trPr>
         <w:tc>
           <w:tcPr>
-            <w:tcW w:w="748" w:type="pct"/>
+            <w:tcW w:w="841" w:type="pct"/>
+            <w:tcBorders>
+              <w:top w:val="single" w:sz="4" w:space="0" w:color="010000"/>
+            </w:tcBorders>
+            <w:vAlign w:val="center"/>
+          </w:tcPr>
+          <w:p>
+            <w:pPr>
+              <w:jc w:val="left"/>
+            </w:pPr>
+            <w:r/>
+            <w:r>
+              <w:rPr>
+                <w:rFonts w:hint="eastAsia"/>
+                <w:color w:val="000000"/>
+                <w:sz w:val="21"/>
+              </w:rPr>
+              <w:t>托伦斯</w:t>
+            </w:r>
+          </w:p>
+        </w:tc>
+        <w:tc>
+          <w:tcPr>
+            <w:tcW w:w="561" w:type="pct"/>
             <w:tcBorders>
               <w:top w:val="single" w:sz="4" w:space="0" w:color="010000"/>
             </w:tcBorders>
@@ -12256,13 +12879,13 @@
                 <w:color w:val="000000"/>
                 <w:sz w:val="21"/>
               </w:rPr>
-              <w:t>先锋精科</w:t>
-            </w:r>
-          </w:p>
-        </w:tc>
-        <w:tc>
-          <w:tcPr>
-            <w:tcW w:w="561" w:type="pct"/>
+              <w:t>301583.SZ</w:t>
+            </w:r>
+          </w:p>
+        </w:tc>
+        <w:tc>
+          <w:tcPr>
+            <w:tcW w:w="514" w:type="pct"/>
             <w:tcBorders>
               <w:top w:val="single" w:sz="4" w:space="0" w:color="010000"/>
             </w:tcBorders>
@@ -12279,30 +12902,7 @@
                 <w:color w:val="000000"/>
                 <w:sz w:val="21"/>
               </w:rPr>
-              <w:t>—</w:t>
-            </w:r>
-          </w:p>
-        </w:tc>
-        <w:tc>
-          <w:tcPr>
-            <w:tcW w:w="514" w:type="pct"/>
-            <w:tcBorders>
-              <w:top w:val="single" w:sz="4" w:space="0" w:color="010000"/>
-            </w:tcBorders>
-            <w:vAlign w:val="center"/>
-          </w:tcPr>
-          <w:p>
-            <w:pPr>
-              <w:jc w:val="center"/>
-            </w:pPr>
-            <w:r/>
-            <w:r>
-              <w:rPr>
-                <w:rFonts w:hint="eastAsia"/>
-                <w:color w:val="000000"/>
-                <w:sz w:val="21"/>
-              </w:rPr>
-              <w:t>科创板</w:t>
+              <w:t>创业板</w:t>
             </w:r>
           </w:p>
         </w:tc>
@@ -12325,13 +12925,13 @@
                 <w:color w:val="000000"/>
                 <w:sz w:val="21"/>
               </w:rPr>
-              <w:t>已上市</w:t>
-            </w:r>
-          </w:p>
-        </w:tc>
-        <w:tc>
-          <w:tcPr>
-            <w:tcW w:w="2150" w:type="pct"/>
+              <w:t>2025年12月23日受理，2026年4月25日提交注册</w:t>
+            </w:r>
+          </w:p>
+        </w:tc>
+        <w:tc>
+          <w:tcPr>
+            <w:tcW w:w="2056" w:type="pct"/>
             <w:tcBorders>
               <w:top w:val="single" w:sz="4" w:space="0" w:color="010000"/>
             </w:tcBorders>
@@ -12348,7 +12948,7 @@
                 <w:color w:val="000000"/>
                 <w:sz w:val="21"/>
               </w:rPr>
-              <w:t>半导体设备关键工艺零部件、工艺零部件、结构零部件</w:t>
+              <w:t>半导体关键工艺零部件、工艺零部件、结构零部件及激光设备零部件</w:t>
             </w:r>
           </w:p>
         </w:tc>
@@ -12360,7 +12960,30 @@
         </w:trPr>
         <w:tc>
           <w:tcPr>
-            <w:tcW w:w="748" w:type="pct"/>
+            <w:tcW w:w="841" w:type="pct"/>
+            <w:tcBorders>
+              <w:top w:val="single" w:sz="4" w:space="0" w:color="010000"/>
+            </w:tcBorders>
+            <w:vAlign w:val="center"/>
+          </w:tcPr>
+          <w:p>
+            <w:pPr>
+              <w:jc w:val="left"/>
+            </w:pPr>
+            <w:r/>
+            <w:r>
+              <w:rPr>
+                <w:rFonts w:hint="eastAsia"/>
+                <w:color w:val="000000"/>
+                <w:sz w:val="21"/>
+              </w:rPr>
+              <w:t>锦州神工半导体（神工股份）</w:t>
+            </w:r>
+          </w:p>
+        </w:tc>
+        <w:tc>
+          <w:tcPr>
+            <w:tcW w:w="561" w:type="pct"/>
             <w:tcBorders>
               <w:top w:val="single" w:sz="4" w:space="0" w:color="010000"/>
             </w:tcBorders>
@@ -12377,13 +13000,13 @@
                 <w:color w:val="000000"/>
                 <w:sz w:val="21"/>
               </w:rPr>
-              <w:t>神工股份</w:t>
-            </w:r>
-          </w:p>
-        </w:tc>
-        <w:tc>
-          <w:tcPr>
-            <w:tcW w:w="561" w:type="pct"/>
+              <w:t>—</w:t>
+            </w:r>
+          </w:p>
+        </w:tc>
+        <w:tc>
+          <w:tcPr>
+            <w:tcW w:w="514" w:type="pct"/>
             <w:tcBorders>
               <w:top w:val="single" w:sz="4" w:space="0" w:color="010000"/>
             </w:tcBorders>
@@ -12400,29 +13023,6 @@
                 <w:color w:val="000000"/>
                 <w:sz w:val="21"/>
               </w:rPr>
-              <w:t>688233.SH</w:t>
-            </w:r>
-          </w:p>
-        </w:tc>
-        <w:tc>
-          <w:tcPr>
-            <w:tcW w:w="514" w:type="pct"/>
-            <w:tcBorders>
-              <w:top w:val="single" w:sz="4" w:space="0" w:color="010000"/>
-            </w:tcBorders>
-            <w:vAlign w:val="center"/>
-          </w:tcPr>
-          <w:p>
-            <w:pPr>
-              <w:jc w:val="center"/>
-            </w:pPr>
-            <w:r/>
-            <w:r>
-              <w:rPr>
-                <w:rFonts w:hint="eastAsia"/>
-                <w:color w:val="000000"/>
-                <w:sz w:val="21"/>
-              </w:rPr>
               <w:t>科创板</w:t>
             </w:r>
           </w:p>
@@ -12452,7 +13052,7 @@
         </w:tc>
         <w:tc>
           <w:tcPr>
-            <w:tcW w:w="2150" w:type="pct"/>
+            <w:tcW w:w="2056" w:type="pct"/>
             <w:tcBorders>
               <w:top w:val="single" w:sz="4" w:space="0" w:color="010000"/>
             </w:tcBorders>
@@ -12469,7 +13069,7 @@
                 <w:color w:val="000000"/>
                 <w:sz w:val="21"/>
               </w:rPr>
-              <w:t>刻蚀用单晶硅材料及硅零部件</w:t>
+              <w:t>集成电路刻蚀用单晶硅材料的研发、生产和销售，产品类型包括单晶硅硅料及硅零部件</w:t>
             </w:r>
           </w:p>
         </w:tc>
@@ -12481,7 +13081,30 @@
         </w:trPr>
         <w:tc>
           <w:tcPr>
-            <w:tcW w:w="748" w:type="pct"/>
+            <w:tcW w:w="841" w:type="pct"/>
+            <w:tcBorders>
+              <w:top w:val="single" w:sz="4" w:space="0" w:color="010000"/>
+            </w:tcBorders>
+            <w:vAlign w:val="center"/>
+          </w:tcPr>
+          <w:p>
+            <w:pPr>
+              <w:jc w:val="left"/>
+            </w:pPr>
+            <w:r/>
+            <w:r>
+              <w:rPr>
+                <w:rFonts w:hint="eastAsia"/>
+                <w:color w:val="000000"/>
+                <w:sz w:val="21"/>
+              </w:rPr>
+              <w:t>唯万密封</w:t>
+            </w:r>
+          </w:p>
+        </w:tc>
+        <w:tc>
+          <w:tcPr>
+            <w:tcW w:w="561" w:type="pct"/>
             <w:tcBorders>
               <w:top w:val="single" w:sz="4" w:space="0" w:color="010000"/>
             </w:tcBorders>
@@ -12498,13 +13121,13 @@
                 <w:color w:val="000000"/>
                 <w:sz w:val="21"/>
               </w:rPr>
-              <w:t>唯万密封</w:t>
-            </w:r>
-          </w:p>
-        </w:tc>
-        <w:tc>
-          <w:tcPr>
-            <w:tcW w:w="561" w:type="pct"/>
+              <w:t>301161.SZ</w:t>
+            </w:r>
+          </w:p>
+        </w:tc>
+        <w:tc>
+          <w:tcPr>
+            <w:tcW w:w="514" w:type="pct"/>
             <w:tcBorders>
               <w:top w:val="single" w:sz="4" w:space="0" w:color="010000"/>
             </w:tcBorders>
@@ -12521,29 +13144,6 @@
                 <w:color w:val="000000"/>
                 <w:sz w:val="21"/>
               </w:rPr>
-              <w:t>301161.SZ</w:t>
-            </w:r>
-          </w:p>
-        </w:tc>
-        <w:tc>
-          <w:tcPr>
-            <w:tcW w:w="514" w:type="pct"/>
-            <w:tcBorders>
-              <w:top w:val="single" w:sz="4" w:space="0" w:color="010000"/>
-            </w:tcBorders>
-            <w:vAlign w:val="center"/>
-          </w:tcPr>
-          <w:p>
-            <w:pPr>
-              <w:jc w:val="center"/>
-            </w:pPr>
-            <w:r/>
-            <w:r>
-              <w:rPr>
-                <w:rFonts w:hint="eastAsia"/>
-                <w:color w:val="000000"/>
-                <w:sz w:val="21"/>
-              </w:rPr>
               <w:t>创业板</w:t>
             </w:r>
           </w:p>
@@ -12573,7 +13173,7 @@
         </w:tc>
         <w:tc>
           <w:tcPr>
-            <w:tcW w:w="2150" w:type="pct"/>
+            <w:tcW w:w="2056" w:type="pct"/>
             <w:tcBorders>
               <w:top w:val="single" w:sz="4" w:space="0" w:color="010000"/>
             </w:tcBorders>
@@ -12602,7 +13202,30 @@
         </w:trPr>
         <w:tc>
           <w:tcPr>
-            <w:tcW w:w="748" w:type="pct"/>
+            <w:tcW w:w="841" w:type="pct"/>
+            <w:tcBorders>
+              <w:top w:val="single" w:sz="4" w:space="0" w:color="010000"/>
+            </w:tcBorders>
+            <w:vAlign w:val="center"/>
+          </w:tcPr>
+          <w:p>
+            <w:pPr>
+              <w:jc w:val="left"/>
+            </w:pPr>
+            <w:r/>
+            <w:r>
+              <w:rPr>
+                <w:rFonts w:hint="eastAsia"/>
+                <w:color w:val="000000"/>
+                <w:sz w:val="21"/>
+              </w:rPr>
+              <w:t>江苏神州半导体科技</w:t>
+            </w:r>
+          </w:p>
+        </w:tc>
+        <w:tc>
+          <w:tcPr>
+            <w:tcW w:w="561" w:type="pct"/>
             <w:tcBorders>
               <w:top w:val="single" w:sz="4" w:space="0" w:color="010000"/>
             </w:tcBorders>
@@ -12619,13 +13242,13 @@
                 <w:color w:val="000000"/>
                 <w:sz w:val="21"/>
               </w:rPr>
-              <w:t>江苏神州半导体科技</w:t>
-            </w:r>
-          </w:p>
-        </w:tc>
-        <w:tc>
-          <w:tcPr>
-            <w:tcW w:w="561" w:type="pct"/>
+              <w:t>—</w:t>
+            </w:r>
+          </w:p>
+        </w:tc>
+        <w:tc>
+          <w:tcPr>
+            <w:tcW w:w="514" w:type="pct"/>
             <w:tcBorders>
               <w:top w:val="single" w:sz="4" w:space="0" w:color="010000"/>
             </w:tcBorders>
@@ -12642,29 +13265,6 @@
                 <w:color w:val="000000"/>
                 <w:sz w:val="21"/>
               </w:rPr>
-              <w:t>—</w:t>
-            </w:r>
-          </w:p>
-        </w:tc>
-        <w:tc>
-          <w:tcPr>
-            <w:tcW w:w="514" w:type="pct"/>
-            <w:tcBorders>
-              <w:top w:val="single" w:sz="4" w:space="0" w:color="010000"/>
-            </w:tcBorders>
-            <w:vAlign w:val="center"/>
-          </w:tcPr>
-          <w:p>
-            <w:pPr>
-              <w:jc w:val="center"/>
-            </w:pPr>
-            <w:r/>
-            <w:r>
-              <w:rPr>
-                <w:rFonts w:hint="eastAsia"/>
-                <w:color w:val="000000"/>
-                <w:sz w:val="21"/>
-              </w:rPr>
               <w:t>科创板</w:t>
             </w:r>
           </w:p>
@@ -12694,7 +13294,7 @@
         </w:tc>
         <w:tc>
           <w:tcPr>
-            <w:tcW w:w="2150" w:type="pct"/>
+            <w:tcW w:w="2056" w:type="pct"/>
             <w:tcBorders>
               <w:top w:val="single" w:sz="4" w:space="0" w:color="010000"/>
             </w:tcBorders>
@@ -12728,7 +13328,7 @@
           <w:sz w:val="11"/>
           <w:szCs w:val="11"/>
         </w:rPr>
-        <w:t>资料来源：交易所公开披露文件、各公司招股说明书，本报告整理。注：先锋神工等公司的证券代码以交易所公开信息为准。</w:t>
+        <w:t>资料来源：交易所公开披露文件、各公司招股说明书，本报告整理。注：神工股份的证券代码未从本次调阅的原始文件中核到，表中以公司全称列示；本表不含仅为设备制造提供通用材料的企业。</w:t>
       </w:r>
     </w:p>
     <w:p>
@@ -12740,14 +13340,14 @@
         </w:numPr>
         <w:spacing w:before="156" w:after="156"/>
       </w:pPr>
-      <w:bookmarkStart w:id="1020" w:name="_Toc900020"/>
+      <w:bookmarkStart w:id="1027" w:name="_Toc900027"/>
       <w:r>
         <w:rPr>
           <w:rFonts w:hint="eastAsia"/>
         </w:rPr>
-        <w:t>5.2 两类商业模式的对照</w:t>
+        <w:t>6.2 辅导备案中的企业</w:t>
       </w:r>
-      <w:bookmarkEnd w:id="1020"/>
+      <w:bookmarkEnd w:id="1027"/>
     </w:p>
     <w:p>
       <w:pPr>
@@ -12757,7 +13357,29 @@
         <w:rPr>
           <w:rFonts w:hint="eastAsia"/>
         </w:rPr>
-        <w:t>按客户结构，可比公司分为两类。第一类以设备厂商为主要客户，包括富创精密、先锋精科、珂玛科技、托伦斯，其订单与设备厂商的出货节奏相关；第二类以晶圆厂与面板厂为主要客户，臻宝科技属于此类，其订单与晶圆厂的产能运行相关。两类模式在客户认证周期、订单连续性与价格形成机制上存在差异，在比较经营数据时需先区分模式。</w:t>
+        <w:t>新美光（苏州）半导体科技股份有限公司于2026年7月24日办理辅导备案登记受理，辅导机构为国泰海通证券，主营等离子刻蚀先进制程核心零部件，包括单晶硅部件（聚焦环、硅电极、硅材料托盘、硅板）、碳化硅部件与刻蚀腔体表面镀膜。</w:t>
+      </w:r>
+    </w:p>
+    <w:p>
+      <w:pPr>
+        <w:pStyle w:val="a0"/>
+      </w:pPr>
+      <w:r>
+        <w:rPr>
+          <w:rFonts w:hint="eastAsia"/>
+        </w:rPr>
+        <w:t>盛吉盛半导体科技股份有限公司于2026年7月27日在宁波证监局办理辅导备案登记受理，辅导机构为国泰海通证券，主营集成电路专用设备及关键零部件，包括薄膜沉积整机系列与配套精密核心零部件。</w:t>
+      </w:r>
+    </w:p>
+    <w:p>
+      <w:pPr>
+        <w:pStyle w:val="a0"/>
+      </w:pPr>
+      <w:r>
+        <w:rPr>
+          <w:rFonts w:hint="eastAsia"/>
+        </w:rPr>
+        <w:t>上海先普科技股份有限公司于2025年12月24日办理辅导备案登记受理，拟在北京证券交易所上市，辅导机构为国泰海通证券，主营半导体行业气体纯化器与气体过滤器。</w:t>
       </w:r>
     </w:p>
     <w:p>
@@ -12765,15 +13387,15 @@
         <w:pStyle w:val="2"/>
         <w:spacing w:before="156" w:after="156"/>
       </w:pPr>
-      <w:bookmarkStart w:id="1021" w:name="_Toc900021"/>
+      <w:bookmarkStart w:id="1028" w:name="_Toc900028"/>
       <w:r>
         <w:rPr>
           <w:rFonts w:hint="eastAsia"/>
           <w:b/>
         </w:rPr>
-        <w:t>产业链企业资本化进度</w:t>
+        <w:t>首次公开发行审核关注要点</w:t>
       </w:r>
-      <w:bookmarkEnd w:id="1021"/>
+      <w:bookmarkEnd w:id="1028"/>
     </w:p>
     <w:p>
       <w:pPr>
@@ -12784,87 +13406,14 @@
         </w:numPr>
         <w:spacing w:before="156" w:after="156"/>
       </w:pPr>
-      <w:bookmarkStart w:id="1022" w:name="_Toc900022"/>
-      <w:r>
-        <w:rPr>
-          <w:rFonts w:hint="eastAsia"/>
-        </w:rPr>
-        <w:t>6.1 近两年的上市与在审情况</w:t>
-      </w:r>
-      <w:bookmarkEnd w:id="1022"/>
-    </w:p>
-    <w:p>
-      <w:pPr>
-        <w:pStyle w:val="a0"/>
-      </w:pPr>
-      <w:r>
-        <w:rPr>
-          <w:rFonts w:hint="eastAsia"/>
-        </w:rPr>
-        <w:t>该环节近两年集中进入境内资本市场。珂玛科技于2024年8月16日在深圳证券交易所创业板上市，发行价格8.00元／股；臻宝科技于2026年6月24日在上海证券交易所科创板上市，发行价格44.56元／股，募集资金总额172,993.51万元；托伦斯于2025年12月23日获深圳证券交易所受理，2026年4月25日提交注册，发行价格22.60元／股，募集资金投资额115,616.05万元，保荐机构为中金公司。</w:t>
-      </w:r>
-    </w:p>
-    <w:p>
-      <w:pPr>
-        <w:pStyle w:val="3"/>
-        <w:numPr>
-          <w:ilvl w:val="0"/>
-          <w:numId w:val="0"/>
-        </w:numPr>
-        <w:spacing w:before="156" w:after="156"/>
-      </w:pPr>
-      <w:bookmarkStart w:id="1023" w:name="_Toc900023"/>
-      <w:r>
-        <w:rPr>
-          <w:rFonts w:hint="eastAsia"/>
-        </w:rPr>
-        <w:t>6.2 在审与辅导中的企业</w:t>
-      </w:r>
-      <w:bookmarkEnd w:id="1023"/>
-    </w:p>
-    <w:p>
-      <w:pPr>
-        <w:pStyle w:val="a0"/>
-      </w:pPr>
-      <w:r>
-        <w:rPr>
-          <w:rFonts w:hint="eastAsia"/>
-        </w:rPr>
-        <w:t>江苏神州半导体科技股份有限公司于2026年6月30日递交科创板上市申报稿，审核状态由已受理变更为已问询，拟募集资金约25.22亿元，保荐机构为国泰海通证券。新美光（苏州）半导体科技股份有限公司于2026年7月24日办理辅导备案登记受理，辅导机构为国泰海通证券。盛吉盛半导体科技股份有限公司于2026年7月27日在宁波证监局办理辅导备案登记受理，辅导机构为国泰海通证券。</w:t>
-      </w:r>
-    </w:p>
-    <w:p>
-      <w:pPr>
-        <w:pStyle w:val="2"/>
-        <w:spacing w:before="156" w:after="156"/>
-      </w:pPr>
-      <w:bookmarkStart w:id="1024" w:name="_Toc900024"/>
-      <w:r>
-        <w:rPr>
-          <w:rFonts w:hint="eastAsia"/>
-          <w:b/>
-        </w:rPr>
-        <w:t>首次公开发行审核关注要点</w:t>
-      </w:r>
-      <w:bookmarkEnd w:id="1024"/>
-    </w:p>
-    <w:p>
-      <w:pPr>
-        <w:pStyle w:val="3"/>
-        <w:numPr>
-          <w:ilvl w:val="0"/>
-          <w:numId w:val="0"/>
-        </w:numPr>
-        <w:spacing w:before="156" w:after="156"/>
-      </w:pPr>
-      <w:bookmarkStart w:id="1025" w:name="_Toc900025"/>
+      <w:bookmarkStart w:id="1029" w:name="_Toc900029"/>
       <w:r>
         <w:rPr>
           <w:rFonts w:hint="eastAsia"/>
         </w:rPr>
         <w:t>7.1 样本与甄别方法</w:t>
       </w:r>
-      <w:bookmarkEnd w:id="1025"/>
+      <w:bookmarkEnd w:id="1029"/>
     </w:p>
     <w:p>
       <w:pPr>
@@ -13687,14 +14236,14 @@
         </w:numPr>
         <w:spacing w:before="156" w:after="156"/>
       </w:pPr>
-      <w:bookmarkStart w:id="1026" w:name="_Toc900026"/>
+      <w:bookmarkStart w:id="1030" w:name="_Toc900030"/>
       <w:r>
         <w:rPr>
           <w:rFonts w:hint="eastAsia"/>
         </w:rPr>
         <w:t>7.2 问题的收敛过程</w:t>
       </w:r>
-      <w:bookmarkEnd w:id="1026"/>
+      <w:bookmarkEnd w:id="1030"/>
     </w:p>
     <w:p>
       <w:pPr>
@@ -14335,14 +14884,14 @@
         </w:numPr>
         <w:spacing w:before="156" w:after="156"/>
       </w:pPr>
-      <w:bookmarkStart w:id="1027" w:name="_Toc900027"/>
+      <w:bookmarkStart w:id="1031" w:name="_Toc900031"/>
       <w:r>
         <w:rPr>
           <w:rFonts w:hint="eastAsia"/>
         </w:rPr>
         <w:t>7.3 关注点之一：毛利率</w:t>
       </w:r>
-      <w:bookmarkEnd w:id="1027"/>
+      <w:bookmarkEnd w:id="1031"/>
     </w:p>
     <w:p>
       <w:pPr>
@@ -14397,14 +14946,14 @@
         </w:numPr>
         <w:spacing w:before="156" w:after="156"/>
       </w:pPr>
-      <w:bookmarkStart w:id="1028" w:name="_Toc900028"/>
+      <w:bookmarkStart w:id="1032" w:name="_Toc900032"/>
       <w:r>
         <w:rPr>
           <w:rFonts w:hint="eastAsia"/>
         </w:rPr>
         <w:t>7.4 关注点之二：技术先进性与核心技术</w:t>
       </w:r>
-      <w:bookmarkEnd w:id="1028"/>
+      <w:bookmarkEnd w:id="1032"/>
     </w:p>
     <w:p>
       <w:pPr>
@@ -14426,14 +14975,14 @@
         </w:numPr>
         <w:spacing w:before="156" w:after="156"/>
       </w:pPr>
-      <w:bookmarkStart w:id="1029" w:name="_Toc900029"/>
+      <w:bookmarkStart w:id="1033" w:name="_Toc900033"/>
       <w:r>
         <w:rPr>
           <w:rFonts w:hint="eastAsia"/>
         </w:rPr>
         <w:t>7.5 关注点之三：收入与业绩可持续性</w:t>
       </w:r>
-      <w:bookmarkEnd w:id="1029"/>
+      <w:bookmarkEnd w:id="1033"/>
     </w:p>
     <w:p>
       <w:pPr>
@@ -14466,14 +15015,14 @@
         </w:numPr>
         <w:spacing w:before="156" w:after="156"/>
       </w:pPr>
-      <w:bookmarkStart w:id="1030" w:name="_Toc900030"/>
+      <w:bookmarkStart w:id="1034" w:name="_Toc900034"/>
       <w:r>
         <w:rPr>
           <w:rFonts w:hint="eastAsia"/>
         </w:rPr>
         <w:t>7.6 关注点之四：客户与供应商</w:t>
       </w:r>
-      <w:bookmarkEnd w:id="1030"/>
+      <w:bookmarkEnd w:id="1034"/>
     </w:p>
     <w:p>
       <w:pPr>
@@ -14495,14 +15044,14 @@
         </w:numPr>
         <w:spacing w:before="156" w:after="156"/>
       </w:pPr>
-      <w:bookmarkStart w:id="1031" w:name="_Toc900031"/>
+      <w:bookmarkStart w:id="1035" w:name="_Toc900035"/>
       <w:r>
         <w:rPr>
           <w:rFonts w:hint="eastAsia"/>
         </w:rPr>
         <w:t>7.7 关注点之五：募投项目与产能消化</w:t>
       </w:r>
-      <w:bookmarkEnd w:id="1031"/>
+      <w:bookmarkEnd w:id="1035"/>
     </w:p>
     <w:p>
       <w:pPr>
@@ -14524,14 +15073,14 @@
         </w:numPr>
         <w:spacing w:before="156" w:after="156"/>
       </w:pPr>
-      <w:bookmarkStart w:id="1032" w:name="_Toc900032"/>
+      <w:bookmarkStart w:id="1036" w:name="_Toc900036"/>
       <w:r>
         <w:rPr>
           <w:rFonts w:hint="eastAsia"/>
         </w:rPr>
         <w:t>7.8 关注点之六：股权、历史沿革与实际控制人</w:t>
       </w:r>
-      <w:bookmarkEnd w:id="1032"/>
+      <w:bookmarkEnd w:id="1036"/>
     </w:p>
     <w:p>
       <w:pPr>
@@ -14553,14 +15102,14 @@
         </w:numPr>
         <w:spacing w:before="156" w:after="156"/>
       </w:pPr>
-      <w:bookmarkStart w:id="1033" w:name="_Toc900033"/>
+      <w:bookmarkStart w:id="1037" w:name="_Toc900037"/>
       <w:r>
         <w:rPr>
           <w:rFonts w:hint="eastAsia"/>
         </w:rPr>
         <w:t>7.9 单家特有的关注点</w:t>
       </w:r>
-      <w:bookmarkEnd w:id="1033"/>
+      <w:bookmarkEnd w:id="1037"/>
     </w:p>
     <w:p>
       <w:pPr>
@@ -14578,7 +15127,7 @@
         <w:pStyle w:val="2"/>
         <w:spacing w:before="156" w:after="156"/>
       </w:pPr>
-      <w:bookmarkStart w:id="1034" w:name="_Toc900034"/>
+      <w:bookmarkStart w:id="1038" w:name="_Toc900038"/>
       <w:r>
         <w:rPr>
           <w:rFonts w:hint="eastAsia"/>
@@ -14586,7 +15135,7 @@
         </w:rPr>
         <w:t>与国泰海通相关的产业链公司</w:t>
       </w:r>
-      <w:bookmarkEnd w:id="1034"/>
+      <w:bookmarkEnd w:id="1038"/>
     </w:p>
     <w:p>
       <w:pPr>
@@ -14597,14 +15146,14 @@
         </w:numPr>
         <w:spacing w:before="156" w:after="156"/>
       </w:pPr>
-      <w:bookmarkStart w:id="1035" w:name="_Toc900035"/>
+      <w:bookmarkStart w:id="1039" w:name="_Toc900039"/>
       <w:r>
         <w:rPr>
           <w:rFonts w:hint="eastAsia"/>
         </w:rPr>
         <w:t>8.1 在审与辅导中的项目</w:t>
       </w:r>
-      <w:bookmarkEnd w:id="1035"/>
+      <w:bookmarkEnd w:id="1039"/>
     </w:p>
     <w:p>
       <w:pPr>
@@ -15286,14 +15835,14 @@
         </w:numPr>
         <w:spacing w:before="156" w:after="156"/>
       </w:pPr>
-      <w:bookmarkStart w:id="1036" w:name="_Toc900036"/>
+      <w:bookmarkStart w:id="1040" w:name="_Toc900040"/>
       <w:r>
         <w:rPr>
           <w:rFonts w:hint="eastAsia"/>
         </w:rPr>
         <w:t>8.2 已保荐上市的相关公司</w:t>
       </w:r>
-      <w:bookmarkEnd w:id="1036"/>
+      <w:bookmarkEnd w:id="1040"/>
     </w:p>
     <w:p>
       <w:pPr>
@@ -15806,14 +16355,14 @@
         </w:numPr>
         <w:spacing w:before="156" w:after="156"/>
       </w:pPr>
-      <w:bookmarkStart w:id="1037" w:name="_Toc900037"/>
+      <w:bookmarkStart w:id="1041" w:name="_Toc900041"/>
       <w:r>
         <w:rPr>
           <w:rFonts w:hint="eastAsia"/>
         </w:rPr>
         <w:t>8.3 曾保荐但已终止的公司</w:t>
       </w:r>
-      <w:bookmarkEnd w:id="1037"/>
+      <w:bookmarkEnd w:id="1041"/>
     </w:p>
     <w:p>
       <w:pPr>
@@ -15835,14 +16384,14 @@
         </w:numPr>
         <w:spacing w:before="156" w:after="156"/>
       </w:pPr>
-      <w:bookmarkStart w:id="1038" w:name="_Toc900038"/>
+      <w:bookmarkStart w:id="1042" w:name="_Toc900042"/>
       <w:r>
         <w:rPr>
           <w:rFonts w:hint="eastAsia"/>
         </w:rPr>
         <w:t>8.4 主体沿革</w:t>
       </w:r>
-      <w:bookmarkEnd w:id="1038"/>
+      <w:bookmarkEnd w:id="1042"/>
     </w:p>
     <w:p>
       <w:pPr>
@@ -15860,7 +16409,7 @@
         <w:pStyle w:val="2"/>
         <w:spacing w:before="156" w:after="156"/>
       </w:pPr>
-      <w:bookmarkStart w:id="1039" w:name="_Toc900039"/>
+      <w:bookmarkStart w:id="1043" w:name="_Toc900043"/>
       <w:r>
         <w:rPr>
           <w:rFonts w:hint="eastAsia"/>
@@ -15868,7 +16417,7 @@
         </w:rPr>
         <w:t>无锡金源的产业链定位与拜访关注要点</w:t>
       </w:r>
-      <w:bookmarkEnd w:id="1039"/>
+      <w:bookmarkEnd w:id="1043"/>
     </w:p>
     <w:p>
       <w:pPr>
@@ -15879,14 +16428,14 @@
         </w:numPr>
         <w:spacing w:before="156" w:after="156"/>
       </w:pPr>
-      <w:bookmarkStart w:id="1040" w:name="_Toc900040"/>
+      <w:bookmarkStart w:id="1044" w:name="_Toc900044"/>
       <w:r>
         <w:rPr>
           <w:rFonts w:hint="eastAsia"/>
         </w:rPr>
         <w:t>9.1 公司概况</w:t>
       </w:r>
-      <w:bookmarkEnd w:id="1040"/>
+      <w:bookmarkEnd w:id="1044"/>
     </w:p>
     <w:p>
       <w:pPr>
@@ -15908,14 +16457,14 @@
         </w:numPr>
         <w:spacing w:before="156" w:after="156"/>
       </w:pPr>
-      <w:bookmarkStart w:id="1041" w:name="_Toc900041"/>
+      <w:bookmarkStart w:id="1045" w:name="_Toc900045"/>
       <w:r>
         <w:rPr>
           <w:rFonts w:hint="eastAsia"/>
         </w:rPr>
         <w:t>9.2 产品体系</w:t>
       </w:r>
-      <w:bookmarkEnd w:id="1041"/>
+      <w:bookmarkEnd w:id="1045"/>
     </w:p>
     <w:p>
       <w:pPr>
@@ -16488,7 +17037,7 @@
         <w:rPr>
           <w:rFonts w:hint="eastAsia"/>
         </w:rPr>
-        <w:t>精密气体喷头的三个型号均以设备厂商机型命名，并标注300mm晶圆制程。该命名方式指向替换用备件，与向设备厂商配套供货的形态不同，两种形态对应的客户结构、订单节奏与认证周期存在差异，需在拜访中确认公司实际的客户构成。</w:t>
+        <w:t>精密气体喷头的三个型号均以设备厂商机型命名，并标注300mm晶圆制程。按前述可比公司的情况，该环节存在两类客户结构：一类以设备厂商为主要客户，另一类以晶圆厂为主要客户，两者在认证周期、订单连续性与价格形成机制上存在差异。公司实际的客户构成公开渠道无相关披露，需在拜访中了解。</w:t>
       </w:r>
     </w:p>
     <w:p>
@@ -16500,14 +17049,14 @@
         </w:numPr>
         <w:spacing w:before="156" w:after="156"/>
       </w:pPr>
-      <w:bookmarkStart w:id="1042" w:name="_Toc900042"/>
+      <w:bookmarkStart w:id="1046" w:name="_Toc900046"/>
       <w:r>
         <w:rPr>
           <w:rFonts w:hint="eastAsia"/>
         </w:rPr>
         <w:t>9.3 拜访关注要点</w:t>
       </w:r>
-      <w:bookmarkEnd w:id="1042"/>
+      <w:bookmarkEnd w:id="1046"/>
     </w:p>
     <w:p>
       <w:pPr>
@@ -16606,14 +17155,14 @@
         </w:numPr>
         <w:spacing w:before="156" w:after="156"/>
       </w:pPr>
-      <w:bookmarkStart w:id="1043" w:name="_Toc900043"/>
+      <w:bookmarkStart w:id="1047" w:name="_Toc900047"/>
       <w:r>
         <w:rPr>
           <w:rFonts w:hint="eastAsia"/>
         </w:rPr>
         <w:t>9.4 初步判断</w:t>
       </w:r>
-      <w:bookmarkEnd w:id="1043"/>
+      <w:bookmarkEnd w:id="1047"/>
     </w:p>
     <w:p>
       <w:pPr>
@@ -16623,7 +17172,7 @@
         <w:rPr>
           <w:rFonts w:hint="eastAsia"/>
         </w:rPr>
-        <w:t>从公开信息看，公司具备三项可核验的特征：一是产品覆盖气体分布、温度控制与真空密封三类功能，均属参与真空腔内工艺反应的部件；二是O型圈使用自有品牌牌号并按型号区分配方；三是精密气体喷头按300mm制程的具体机型命名。</w:t>
+        <w:t>从公开信息看，公司具备三项可核验的特征：一是产品覆盖气体分布、温度控制与真空密封三类功能，均用于设备真空腔体系统，其中气体喷头与加热盘属参与工艺反应的部件，O型圈与密封件门板属密封部件；二是O型圈使用自有品牌牌号CeaLution，并按型号区分，产品外观颜色不同；三是精密气体喷头按300mm制程的具体机型命名。</w:t>
       </w:r>
     </w:p>
     <w:p>
@@ -16642,7 +17191,7 @@
         <w:pStyle w:val="2"/>
         <w:spacing w:before="156" w:after="156"/>
       </w:pPr>
-      <w:bookmarkStart w:id="1044" w:name="_Toc900044"/>
+      <w:bookmarkStart w:id="1048" w:name="_Toc900048"/>
       <w:r>
         <w:rPr>
           <w:rFonts w:hint="eastAsia"/>
@@ -16650,7 +17199,7 @@
         </w:rPr>
         <w:t>主要数据来源与口径说明</w:t>
       </w:r>
-      <w:bookmarkEnd w:id="1044"/>
+      <w:bookmarkEnd w:id="1048"/>
     </w:p>
     <w:p>
       <w:pPr>

--- a/output/金源/无锡金源半导体研究.docx
+++ b/output/金源/无锡金源半导体研究.docx
@@ -4109,7 +4109,7 @@
                 <w:sz w:val="24"/>
                 <w:szCs w:val="24"/>
               </w:rPr>
-              <w:t xml:space="preserve">9.3 拜访关注要点</w:t>
+              <w:t xml:space="preserve">9.3 产业链定位与可比公司</w:t>
             </w:r>
             <w:r>
               <w:rPr>
@@ -4198,7 +4198,7 @@
                 <w:sz w:val="24"/>
                 <w:szCs w:val="24"/>
               </w:rPr>
-              <w:t xml:space="preserve">9.4 初步判断</w:t>
+              <w:t xml:space="preserve">9.4 拜访关注要点</w:t>
             </w:r>
             <w:r>
               <w:rPr>
@@ -4229,6 +4229,95 @@
                 <w:szCs w:val="24"/>
               </w:rPr>
               <w:instrText xml:space="preserve"> PAGEREF _Toc900047 \h </w:instrText>
+            </w:r>
+            <w:r>
+              <w:rPr>
+                <w:rFonts w:eastAsia="宋体"/>
+                <w:webHidden/>
+                <w:noProof/>
+                <w:sz w:val="24"/>
+                <w:szCs w:val="24"/>
+              </w:rPr>
+              <w:fldChar w:fldCharType="separate"/>
+            </w:r>
+            <w:r>
+              <w:rPr>
+                <w:rFonts w:eastAsia="宋体"/>
+                <w:webHidden/>
+                <w:noProof/>
+                <w:sz w:val="24"/>
+                <w:szCs w:val="24"/>
+              </w:rPr>
+              <w:t>19</w:t>
+            </w:r>
+            <w:r>
+              <w:rPr>
+                <w:rFonts w:eastAsia="宋体"/>
+                <w:webHidden/>
+                <w:noProof/>
+                <w:sz w:val="24"/>
+                <w:szCs w:val="24"/>
+              </w:rPr>
+              <w:fldChar w:fldCharType="end"/>
+            </w:r>
+          </w:hyperlink>
+        </w:p>
+        <w:p>
+          <w:pPr>
+            <w:pStyle w:val="TOC2"/>
+            <w:tabs>
+              <w:tab w:val="right" w:leader="dot" w:pos="8299"/>
+            </w:tabs>
+            <w:spacing w:line="360" w:lineRule="auto"/>
+            <w:ind w:left="400"/>
+            <w:rPr>
+              <w:rFonts w:eastAsia="宋体"/>
+              <w:noProof/>
+              <w:sz w:val="24"/>
+              <w:szCs w:val="24"/>
+            </w:rPr>
+          </w:pPr>
+          <w:hyperlink w:anchor="_Toc900048" w:history="1">
+            <w:r>
+              <w:rPr>
+                <w:rStyle w:val="a5"/>
+                <w:rFonts w:eastAsia="宋体" w:cs="宋体"/>
+                <w:bCs/>
+                <w:noProof/>
+                <w:sz w:val="24"/>
+                <w:szCs w:val="24"/>
+              </w:rPr>
+              <w:t xml:space="preserve">9.5 初步判断</w:t>
+            </w:r>
+            <w:r>
+              <w:rPr>
+                <w:rFonts w:eastAsia="宋体"/>
+                <w:webHidden/>
+                <w:noProof/>
+                <w:sz w:val="24"/>
+                <w:szCs w:val="24"/>
+              </w:rPr>
+              <w:tab/>
+            </w:r>
+            <w:r>
+              <w:rPr>
+                <w:rFonts w:eastAsia="宋体"/>
+                <w:webHidden/>
+                <w:noProof/>
+                <w:sz w:val="24"/>
+                <w:szCs w:val="24"/>
+              </w:rPr>
+              <w:fldChar w:fldCharType="begin"/>
+            </w:r>
+            <w:r>
+              <w:rPr>
+                <w:rFonts w:eastAsia="宋体"/>
+                <w:webHidden/>
+                <w:noProof/>
+                <w:sz w:val="24"/>
+                <w:szCs w:val="24"/>
+              </w:rPr>
+              <w:instrText xml:space="preserve"> PAGEREF _Toc900048 \h </w:instrText>
             </w:r>
             <w:r>
               <w:rPr>
@@ -4275,7 +4364,7 @@
               <w:szCs w:val="24"/>
             </w:rPr>
           </w:pPr>
-          <w:hyperlink w:anchor="_Toc900048" w:history="1">
+          <w:hyperlink w:anchor="_Toc900049" w:history="1">
             <w:r>
               <w:rPr>
                 <w:rStyle w:val="a5"/>
@@ -4311,7 +4400,7 @@
                 <w:sz w:val="24"/>
                 <w:szCs w:val="24"/>
               </w:rPr>
-              <w:instrText xml:space="preserve"> PAGEREF _Toc900048 \h </w:instrText>
+              <w:instrText xml:space="preserve"> PAGEREF _Toc900049 \h </w:instrText>
             </w:r>
             <w:r>
               <w:rPr>
@@ -4329,7 +4418,7 @@
                 <w:sz w:val="24"/>
                 <w:szCs w:val="24"/>
               </w:rPr>
-              <w:t>20</w:t>
+              <w:t>21</w:t>
             </w:r>
             <w:r>
               <w:rPr>
@@ -5414,7 +5503,7 @@
         <w:rPr>
           <w:rFonts w:hint="eastAsia"/>
         </w:rPr>
-        <w:t>前道设备中，刻蚀技术、薄膜沉积技术与光刻技术并称三大主要生产技术，也是价值量最高的三类设备。按托伦斯招股说明书援引SEMI数据，刻蚀设备与薄膜沉积设备合计价值量占比超过40%。该两类设备是本报告所述气体分布部件、加热部件与真空密封件的主要应用场景。</w:t>
+        <w:t>前道设备中，刻蚀技术、薄膜沉积技术与光刻技术并称三大主要生产技术，也是价值量最高的三类设备。按托伦斯招股说明书援引SEMI数据，刻蚀设备与薄膜沉积设备合计价值量占比超过40%。</w:t>
       </w:r>
     </w:p>
     <w:p>
@@ -12002,7 +12091,7 @@
         <w:rPr>
           <w:rFonts w:hint="eastAsia"/>
         </w:rPr>
-        <w:t>重庆臻宝科技股份有限公司（688797.SH）于2026年6月24日在上海证券交易所科创板上市，发行价格44.56元／股，募集资金总额172,993.51万元。主营硅、石英、碳化硅和氧化铝陶瓷等设备零部件，并提供熔射再生、阳极氧化、精密清洗等表面处理服务。公司2025年营业收入8.68亿元，归母净利润2.26亿元，主营业务毛利率49.85%。在本报告所列可比公司中，其客户结构为集成电路制造厂商与显示面板厂商，与以设备厂商为主要客户的其他公司不同。</w:t>
+        <w:t>重庆臻宝科技股份有限公司（688797.SH）于2026年6月24日在上海证券交易所科创板上市，发行价格44.56元／股，实际募集资金总额172,993.51万元。主营硅、石英、碳化硅和氧化铝陶瓷等设备零部件，并提供熔射再生、阳极氧化、精密清洗等表面处理服务。公司2025年营业收入8.68亿元，归母净利润2.26亿元，主营业务毛利率49.85%。在本报告所列可比公司中，其客户结构为集成电路制造厂商与显示面板厂商，与以设备厂商为主要客户的其他公司不同。</w:t>
       </w:r>
     </w:p>
     <w:p>
@@ -12031,7 +12120,7 @@
         <w:rPr>
           <w:rFonts w:hint="eastAsia"/>
         </w:rPr>
-        <w:t>托伦斯精密制造（江苏）股份有限公司（301583.SZ）于2025年12月23日获深圳证券交易所受理，2026年4月25日提交注册，发行价格22.60元／股，募集资金投资额115,616.05万元，保荐机构为中金公司。主营半导体关键工艺零部件、工艺零部件、结构零部件及激光设备零部件，产品包括内衬、匀气环、腔体、气体分布盘、冷盘、匀气盘、多管式加热反射罩、加热器、静电卡盘基体等。客户包括北方华创、中微公司、宸微科技、稷以科技、无锡尚积与博智航，激光设备客户为Lumentum。公司2025年营业收入7.20亿元、同比增长18.00%，归母净利润0.98亿元，主营业务毛利率27.14%。</w:t>
+        <w:t>托伦斯精密制造（江苏）股份有限公司（301583.SZ）于2025年12月23日获深圳证券交易所受理，2026年4月25日提交注册，发行价格22.60元／股，募投项目拟投入募集资金合计115,616.05万元，保荐机构为中金公司。主营半导体关键工艺零部件、工艺零部件、结构零部件及激光设备零部件，产品包括内衬、匀气环、腔体、气体分布盘、冷盘、匀气盘、多管式加热反射罩、加热器、静电卡盘基体等。客户包括北方华创、中微公司、宸微科技、稷以科技、无锡尚积与博智航，激光设备客户为Lumentum。公司2025年营业收入7.20亿元、同比增长18.00%，归母净利润0.98亿元，主营业务毛利率27.14%。</w:t>
       </w:r>
     </w:p>
     <w:p>
@@ -13328,7 +13417,7 @@
           <w:sz w:val="11"/>
           <w:szCs w:val="11"/>
         </w:rPr>
-        <w:t>资料来源：交易所公开披露文件、各公司招股说明书，本报告整理。注：神工股份的证券代码未从本次调阅的原始文件中核到，表中以公司全称列示；本表不含仅为设备制造提供通用材料的企业。</w:t>
+        <w:t>资料来源：交易所公开披露文件、各公司招股说明书，本报告整理。注：本表不含仅为设备制造提供通用材料的企业。</w:t>
       </w:r>
     </w:p>
     <w:p>
@@ -15420,7 +15509,7 @@
                 <w:color w:val="000000"/>
                 <w:sz w:val="21"/>
               </w:rPr>
-              <w:t>2026年6月30日递交申报稿，拟募集资金约25.22亿元</w:t>
+              <w:t>2026年6月30日递交申报稿，招股说明书（申报稿）列示募集资金总额252,226.33万元</w:t>
             </w:r>
           </w:p>
         </w:tc>
@@ -16488,7 +16577,7 @@
           <w:b/>
           <w:sz w:val="21"/>
         </w:rPr>
-        <w:t>表12  无锡金源产品线与同环节可比参照</w:t>
+        <w:t>表12  无锡金源产品线</w:t>
       </w:r>
     </w:p>
     <w:tbl>
@@ -16506,10 +16595,9 @@
         <w:tblLook w:firstColumn="1" w:firstRow="1" w:lastColumn="0" w:lastRow="0" w:noHBand="0" w:noVBand="1" w:val="04A0"/>
       </w:tblPr>
       <w:tblGrid>
-        <w:gridCol w:w="2076"/>
-        <w:gridCol w:w="2076"/>
-        <w:gridCol w:w="2076"/>
-        <w:gridCol w:w="2076"/>
+        <w:gridCol w:w="2769"/>
+        <w:gridCol w:w="2769"/>
+        <w:gridCol w:w="2769"/>
       </w:tblGrid>
       <w:tr>
         <w:trPr>
@@ -16519,7 +16607,7 @@
         </w:trPr>
         <w:tc>
           <w:tcPr>
-            <w:tcW w:w="526" w:type="pct"/>
+            <w:tcW w:w="745" w:type="pct"/>
             <w:tcBorders>
               <w:top w:val="single" w:sz="12" w:space="0" w:color="010000"/>
               <w:bottom w:val="single" w:sz="4" w:space="0" w:color="010000"/>
@@ -16545,7 +16633,7 @@
         </w:tc>
         <w:tc>
           <w:tcPr>
-            <w:tcW w:w="1404" w:type="pct"/>
+            <w:tcW w:w="2447" w:type="pct"/>
             <w:tcBorders>
               <w:top w:val="single" w:sz="12" w:space="0" w:color="010000"/>
               <w:bottom w:val="single" w:sz="4" w:space="0" w:color="010000"/>
@@ -16571,7 +16659,7 @@
         </w:tc>
         <w:tc>
           <w:tcPr>
-            <w:tcW w:w="965" w:type="pct"/>
+            <w:tcW w:w="1809" w:type="pct"/>
             <w:tcBorders>
               <w:top w:val="single" w:sz="12" w:space="0" w:color="010000"/>
               <w:bottom w:val="single" w:sz="4" w:space="0" w:color="010000"/>
@@ -16592,32 +16680,6 @@
                 <w:sz w:val="21"/>
               </w:rPr>
               <w:t>所处环节</w:t>
-            </w:r>
-          </w:p>
-        </w:tc>
-        <w:tc>
-          <w:tcPr>
-            <w:tcW w:w="2105" w:type="pct"/>
-            <w:tcBorders>
-              <w:top w:val="single" w:sz="12" w:space="0" w:color="010000"/>
-              <w:bottom w:val="single" w:sz="4" w:space="0" w:color="010000"/>
-            </w:tcBorders>
-            <w:vAlign w:val="center"/>
-          </w:tcPr>
-          <w:p>
-            <w:pPr>
-              <w:keepNext/>
-              <w:jc w:val="center"/>
-            </w:pPr>
-            <w:r/>
-            <w:r>
-              <w:rPr>
-                <w:rFonts w:hint="eastAsia"/>
-                <w:b/>
-                <w:color w:val="000000"/>
-                <w:sz w:val="21"/>
-              </w:rPr>
-              <w:t>同环节可比参照</w:t>
             </w:r>
           </w:p>
         </w:tc>
@@ -16629,7 +16691,7 @@
         </w:trPr>
         <w:tc>
           <w:tcPr>
-            <w:tcW w:w="526" w:type="pct"/>
+            <w:tcW w:w="745" w:type="pct"/>
             <w:tcBorders>
               <w:top w:val="single" w:sz="4" w:space="0" w:color="010000"/>
             </w:tcBorders>
@@ -16652,7 +16714,7 @@
         </w:tc>
         <w:tc>
           <w:tcPr>
-            <w:tcW w:w="1404" w:type="pct"/>
+            <w:tcW w:w="2447" w:type="pct"/>
             <w:tcBorders>
               <w:top w:val="single" w:sz="4" w:space="0" w:color="010000"/>
             </w:tcBorders>
@@ -16675,7 +16737,7 @@
         </w:tc>
         <w:tc>
           <w:tcPr>
-            <w:tcW w:w="965" w:type="pct"/>
+            <w:tcW w:w="1809" w:type="pct"/>
             <w:tcBorders>
               <w:top w:val="single" w:sz="4" w:space="0" w:color="010000"/>
             </w:tcBorders>
@@ -16693,29 +16755,6 @@
                 <w:sz w:val="21"/>
               </w:rPr>
               <w:t>真空密封件，属消耗型零部件</w:t>
-            </w:r>
-          </w:p>
-        </w:tc>
-        <w:tc>
-          <w:tcPr>
-            <w:tcW w:w="2105" w:type="pct"/>
-            <w:tcBorders>
-              <w:top w:val="single" w:sz="4" w:space="0" w:color="010000"/>
-            </w:tcBorders>
-            <w:vAlign w:val="center"/>
-          </w:tcPr>
-          <w:p>
-            <w:pPr>
-              <w:jc w:val="left"/>
-            </w:pPr>
-            <w:r/>
-            <w:r>
-              <w:rPr>
-                <w:rFonts w:hint="eastAsia"/>
-                <w:color w:val="000000"/>
-                <w:sz w:val="21"/>
-              </w:rPr>
-              <w:t>三家主要可比公司均不覆盖该品类；境内上市公司中唯万密封涉及半导体用全氟醚橡胶密封件</w:t>
             </w:r>
           </w:p>
         </w:tc>
@@ -16727,7 +16766,7 @@
         </w:trPr>
         <w:tc>
           <w:tcPr>
-            <w:tcW w:w="526" w:type="pct"/>
+            <w:tcW w:w="745" w:type="pct"/>
             <w:tcBorders>
               <w:top w:val="single" w:sz="4" w:space="0" w:color="010000"/>
             </w:tcBorders>
@@ -16750,7 +16789,7 @@
         </w:tc>
         <w:tc>
           <w:tcPr>
-            <w:tcW w:w="1404" w:type="pct"/>
+            <w:tcW w:w="2447" w:type="pct"/>
             <w:tcBorders>
               <w:top w:val="single" w:sz="4" w:space="0" w:color="010000"/>
             </w:tcBorders>
@@ -16773,7 +16812,7 @@
         </w:tc>
         <w:tc>
           <w:tcPr>
-            <w:tcW w:w="965" w:type="pct"/>
+            <w:tcW w:w="1809" w:type="pct"/>
             <w:tcBorders>
               <w:top w:val="single" w:sz="4" w:space="0" w:color="010000"/>
             </w:tcBorders>
@@ -16791,29 +16830,6 @@
                 <w:sz w:val="21"/>
               </w:rPr>
               <w:t>腔体开合部位的密封结构件</w:t>
-            </w:r>
-          </w:p>
-        </w:tc>
-        <w:tc>
-          <w:tcPr>
-            <w:tcW w:w="2105" w:type="pct"/>
-            <w:tcBorders>
-              <w:top w:val="single" w:sz="4" w:space="0" w:color="010000"/>
-            </w:tcBorders>
-            <w:vAlign w:val="center"/>
-          </w:tcPr>
-          <w:p>
-            <w:pPr>
-              <w:jc w:val="left"/>
-            </w:pPr>
-            <w:r/>
-            <w:r>
-              <w:rPr>
-                <w:rFonts w:hint="eastAsia"/>
-                <w:color w:val="000000"/>
-                <w:sz w:val="21"/>
-              </w:rPr>
-              <w:t>与托伦斯的腔体类产品相邻</w:t>
             </w:r>
           </w:p>
         </w:tc>
@@ -16825,7 +16841,7 @@
         </w:trPr>
         <w:tc>
           <w:tcPr>
-            <w:tcW w:w="526" w:type="pct"/>
+            <w:tcW w:w="745" w:type="pct"/>
             <w:tcBorders>
               <w:top w:val="single" w:sz="4" w:space="0" w:color="010000"/>
             </w:tcBorders>
@@ -16848,7 +16864,7 @@
         </w:tc>
         <w:tc>
           <w:tcPr>
-            <w:tcW w:w="1404" w:type="pct"/>
+            <w:tcW w:w="2447" w:type="pct"/>
             <w:tcBorders>
               <w:top w:val="single" w:sz="4" w:space="0" w:color="010000"/>
             </w:tcBorders>
@@ -16871,7 +16887,7 @@
         </w:tc>
         <w:tc>
           <w:tcPr>
-            <w:tcW w:w="965" w:type="pct"/>
+            <w:tcW w:w="1809" w:type="pct"/>
             <w:tcBorders>
               <w:top w:val="single" w:sz="4" w:space="0" w:color="010000"/>
             </w:tcBorders>
@@ -16889,29 +16905,6 @@
                 <w:sz w:val="21"/>
               </w:rPr>
               <w:t>参与真空腔内工艺反应的气体分布部件</w:t>
-            </w:r>
-          </w:p>
-        </w:tc>
-        <w:tc>
-          <w:tcPr>
-            <w:tcW w:w="2105" w:type="pct"/>
-            <w:tcBorders>
-              <w:top w:val="single" w:sz="4" w:space="0" w:color="010000"/>
-            </w:tcBorders>
-            <w:vAlign w:val="center"/>
-          </w:tcPr>
-          <w:p>
-            <w:pPr>
-              <w:jc w:val="left"/>
-            </w:pPr>
-            <w:r/>
-            <w:r>
-              <w:rPr>
-                <w:rFonts w:hint="eastAsia"/>
-                <w:color w:val="000000"/>
-                <w:sz w:val="21"/>
-              </w:rPr>
-              <w:t>对应托伦斯的匀气盘与气体分布盘，两者2023年毛利率分别为27.44%与20.05%</w:t>
             </w:r>
           </w:p>
         </w:tc>
@@ -16923,7 +16916,7 @@
         </w:trPr>
         <w:tc>
           <w:tcPr>
-            <w:tcW w:w="526" w:type="pct"/>
+            <w:tcW w:w="745" w:type="pct"/>
             <w:tcBorders>
               <w:top w:val="single" w:sz="4" w:space="0" w:color="010000"/>
             </w:tcBorders>
@@ -16946,7 +16939,7 @@
         </w:tc>
         <w:tc>
           <w:tcPr>
-            <w:tcW w:w="1404" w:type="pct"/>
+            <w:tcW w:w="2447" w:type="pct"/>
             <w:tcBorders>
               <w:top w:val="single" w:sz="4" w:space="0" w:color="010000"/>
             </w:tcBorders>
@@ -16963,13 +16956,13 @@
                 <w:color w:val="000000"/>
                 <w:sz w:val="21"/>
               </w:rPr>
-              <w:t>官网该栏目显示暂无信息</w:t>
-            </w:r>
-          </w:p>
-        </w:tc>
-        <w:tc>
-          <w:tcPr>
-            <w:tcW w:w="965" w:type="pct"/>
+              <w:t>该栏目未列示具体型号</w:t>
+            </w:r>
+          </w:p>
+        </w:tc>
+        <w:tc>
+          <w:tcPr>
+            <w:tcW w:w="1809" w:type="pct"/>
             <w:tcBorders>
               <w:top w:val="single" w:sz="4" w:space="0" w:color="010000"/>
             </w:tcBorders>
@@ -16987,29 +16980,6 @@
                 <w:sz w:val="21"/>
               </w:rPr>
               <w:t>温度控制部件</w:t>
-            </w:r>
-          </w:p>
-        </w:tc>
-        <w:tc>
-          <w:tcPr>
-            <w:tcW w:w="2105" w:type="pct"/>
-            <w:tcBorders>
-              <w:top w:val="single" w:sz="4" w:space="0" w:color="010000"/>
-            </w:tcBorders>
-            <w:vAlign w:val="center"/>
-          </w:tcPr>
-          <w:p>
-            <w:pPr>
-              <w:jc w:val="left"/>
-            </w:pPr>
-            <w:r/>
-            <w:r>
-              <w:rPr>
-                <w:rFonts w:hint="eastAsia"/>
-                <w:color w:val="000000"/>
-                <w:sz w:val="21"/>
-              </w:rPr>
-              <w:t>对应托伦斯的加热器（2023年毛利率14.39%、2022年为-18.68%）、珂玛科技与臻宝科技的陶瓷加热器</w:t>
             </w:r>
           </w:p>
         </w:tc>
@@ -17026,18 +16996,7 @@
           <w:sz w:val="11"/>
           <w:szCs w:val="11"/>
         </w:rPr>
-        <w:t>资料来源：公司官网产品中心、托伦斯审核问询函回复，本报告整理。注：可比参照一列为本报告依据产品功能对应，非公司披露。</w:t>
-      </w:r>
-    </w:p>
-    <w:p>
-      <w:pPr>
-        <w:pStyle w:val="a0"/>
-      </w:pPr>
-      <w:r>
-        <w:rPr>
-          <w:rFonts w:hint="eastAsia"/>
-        </w:rPr>
-        <w:t>精密气体喷头的三个型号均以设备厂商机型命名，并标注300mm晶圆制程。按前述可比公司的情况，该环节存在两类客户结构：一类以设备厂商为主要客户，另一类以晶圆厂为主要客户，两者在认证周期、订单连续性与价格形成机制上存在差异。公司实际的客户构成公开渠道无相关披露，需在拜访中了解。</w:t>
+        <w:t>资料来源：公司官网产品中心，本报告整理</w:t>
       </w:r>
     </w:p>
     <w:p>
@@ -17054,96 +17013,366 @@
         <w:rPr>
           <w:rFonts w:hint="eastAsia"/>
         </w:rPr>
-        <w:t>9.3 拜访关注要点</w:t>
+        <w:t>9.3 产业链定位与可比公司</w:t>
       </w:r>
       <w:bookmarkEnd w:id="1046"/>
     </w:p>
     <w:p>
       <w:pPr>
-        <w:pStyle w:val="a0"/>
+        <w:keepNext/>
+        <w:jc w:val="center"/>
       </w:pPr>
       <w:r>
         <w:rPr>
           <w:rFonts w:hint="eastAsia"/>
+          <w:b/>
+          <w:sz w:val="21"/>
         </w:rPr>
-        <w:t>第一，四条产品线各自的收入占比与毛利率。可比公司的毛利率按材料属性分层明显，2025年非金属路线的珂玛科技与臻宝科技分别为53.94%与49.85%，金属路线的托伦斯与富创精密分别为27.14%与24.94%，含模组类产品的超科林为15.72%。公司四条产品线材料属性不同，需了解各自水平及合并后的综合毛利率。</w:t>
+        <w:t>表13  无锡金源产品线与同环节境内上市公司</w:t>
       </w:r>
     </w:p>
+    <w:tbl>
+      <w:tblPr>
+        <w:tblW w:w="5352" w:type="pct"/>
+        <w:jc w:val="center"/>
+        <w:tblBorders>
+          <w:top w:val="single" w:sz="12" w:space="0" w:color="010000"/>
+          <w:left w:val="single" w:sz="12" w:space="0" w:color="010000"/>
+          <w:bottom w:val="single" w:sz="12" w:space="0" w:color="010000"/>
+          <w:right w:val="single" w:sz="12" w:space="0" w:color="010000"/>
+          <w:insideH w:val="single" w:sz="4" w:space="0" w:color="010000"/>
+          <w:insideV w:val="single" w:sz="4" w:space="0" w:color="010000"/>
+        </w:tblBorders>
+        <w:tblLook w:firstColumn="1" w:firstRow="1" w:lastColumn="0" w:lastRow="0" w:noHBand="0" w:noVBand="1" w:val="04A0"/>
+      </w:tblPr>
+      <w:tblGrid>
+        <w:gridCol w:w="2769"/>
+        <w:gridCol w:w="2769"/>
+        <w:gridCol w:w="2769"/>
+      </w:tblGrid>
+      <w:tr>
+        <w:trPr>
+          <w:cantSplit/>
+          <w:tblHeader/>
+          <w:jc w:val="center"/>
+        </w:trPr>
+        <w:tc>
+          <w:tcPr>
+            <w:tcW w:w="800" w:type="pct"/>
+            <w:tcBorders>
+              <w:top w:val="single" w:sz="12" w:space="0" w:color="010000"/>
+              <w:bottom w:val="single" w:sz="4" w:space="0" w:color="010000"/>
+            </w:tcBorders>
+            <w:vAlign w:val="center"/>
+          </w:tcPr>
+          <w:p>
+            <w:pPr>
+              <w:keepNext/>
+              <w:jc w:val="center"/>
+            </w:pPr>
+            <w:r/>
+            <w:r>
+              <w:rPr>
+                <w:rFonts w:hint="eastAsia"/>
+                <w:b/>
+                <w:color w:val="000000"/>
+                <w:sz w:val="21"/>
+              </w:rPr>
+              <w:t>产品线</w:t>
+            </w:r>
+          </w:p>
+        </w:tc>
+        <w:tc>
+          <w:tcPr>
+            <w:tcW w:w="1500" w:type="pct"/>
+            <w:tcBorders>
+              <w:top w:val="single" w:sz="12" w:space="0" w:color="010000"/>
+              <w:bottom w:val="single" w:sz="4" w:space="0" w:color="010000"/>
+            </w:tcBorders>
+            <w:vAlign w:val="center"/>
+          </w:tcPr>
+          <w:p>
+            <w:pPr>
+              <w:keepNext/>
+              <w:jc w:val="center"/>
+            </w:pPr>
+            <w:r/>
+            <w:r>
+              <w:rPr>
+                <w:rFonts w:hint="eastAsia"/>
+                <w:b/>
+                <w:color w:val="000000"/>
+                <w:sz w:val="21"/>
+              </w:rPr>
+              <w:t>同环节境内上市公司</w:t>
+            </w:r>
+          </w:p>
+        </w:tc>
+        <w:tc>
+          <w:tcPr>
+            <w:tcW w:w="2700" w:type="pct"/>
+            <w:tcBorders>
+              <w:top w:val="single" w:sz="12" w:space="0" w:color="010000"/>
+              <w:bottom w:val="single" w:sz="4" w:space="0" w:color="010000"/>
+            </w:tcBorders>
+            <w:vAlign w:val="center"/>
+          </w:tcPr>
+          <w:p>
+            <w:pPr>
+              <w:keepNext/>
+              <w:jc w:val="center"/>
+            </w:pPr>
+            <w:r/>
+            <w:r>
+              <w:rPr>
+                <w:rFonts w:hint="eastAsia"/>
+                <w:b/>
+                <w:color w:val="000000"/>
+                <w:sz w:val="21"/>
+              </w:rPr>
+              <w:t>与无锡金源的关系</w:t>
+            </w:r>
+          </w:p>
+        </w:tc>
+      </w:tr>
+      <w:tr>
+        <w:trPr>
+          <w:cantSplit/>
+          <w:jc w:val="center"/>
+        </w:trPr>
+        <w:tc>
+          <w:tcPr>
+            <w:tcW w:w="800" w:type="pct"/>
+            <w:tcBorders>
+              <w:top w:val="single" w:sz="4" w:space="0" w:color="010000"/>
+            </w:tcBorders>
+            <w:vAlign w:val="center"/>
+          </w:tcPr>
+          <w:p>
+            <w:pPr>
+              <w:jc w:val="center"/>
+            </w:pPr>
+            <w:r/>
+            <w:r>
+              <w:rPr>
+                <w:rFonts w:hint="eastAsia"/>
+                <w:color w:val="000000"/>
+                <w:sz w:val="21"/>
+              </w:rPr>
+              <w:t>精密气体喷头</w:t>
+            </w:r>
+          </w:p>
+        </w:tc>
+        <w:tc>
+          <w:tcPr>
+            <w:tcW w:w="1500" w:type="pct"/>
+            <w:tcBorders>
+              <w:top w:val="single" w:sz="4" w:space="0" w:color="010000"/>
+            </w:tcBorders>
+            <w:vAlign w:val="center"/>
+          </w:tcPr>
+          <w:p>
+            <w:pPr>
+              <w:jc w:val="left"/>
+            </w:pPr>
+            <w:r/>
+            <w:r>
+              <w:rPr>
+                <w:rFonts w:hint="eastAsia"/>
+                <w:color w:val="000000"/>
+                <w:sz w:val="21"/>
+              </w:rPr>
+              <w:t>托伦斯（301583.SZ）、富创精密（688409.SH）、先锋精科（688605.SH）</w:t>
+            </w:r>
+          </w:p>
+        </w:tc>
+        <w:tc>
+          <w:tcPr>
+            <w:tcW w:w="2700" w:type="pct"/>
+            <w:tcBorders>
+              <w:top w:val="single" w:sz="4" w:space="0" w:color="010000"/>
+            </w:tcBorders>
+            <w:vAlign w:val="center"/>
+          </w:tcPr>
+          <w:p>
+            <w:pPr>
+              <w:jc w:val="left"/>
+            </w:pPr>
+            <w:r/>
+            <w:r>
+              <w:rPr>
+                <w:rFonts w:hint="eastAsia"/>
+                <w:color w:val="000000"/>
+                <w:sz w:val="21"/>
+              </w:rPr>
+              <w:t>托伦斯的匀气盘与气体分布盘为同类产品，2023年毛利率分别为27.44%与20.05%，为公开可查的同类产品毛利率参照</w:t>
+            </w:r>
+          </w:p>
+        </w:tc>
+      </w:tr>
+      <w:tr>
+        <w:trPr>
+          <w:cantSplit/>
+          <w:jc w:val="center"/>
+        </w:trPr>
+        <w:tc>
+          <w:tcPr>
+            <w:tcW w:w="800" w:type="pct"/>
+            <w:tcBorders>
+              <w:top w:val="single" w:sz="4" w:space="0" w:color="010000"/>
+            </w:tcBorders>
+            <w:vAlign w:val="center"/>
+          </w:tcPr>
+          <w:p>
+            <w:pPr>
+              <w:jc w:val="center"/>
+            </w:pPr>
+            <w:r/>
+            <w:r>
+              <w:rPr>
+                <w:rFonts w:hint="eastAsia"/>
+                <w:color w:val="000000"/>
+                <w:sz w:val="21"/>
+              </w:rPr>
+              <w:t>加热盘</w:t>
+            </w:r>
+          </w:p>
+        </w:tc>
+        <w:tc>
+          <w:tcPr>
+            <w:tcW w:w="1500" w:type="pct"/>
+            <w:tcBorders>
+              <w:top w:val="single" w:sz="4" w:space="0" w:color="010000"/>
+            </w:tcBorders>
+            <w:vAlign w:val="center"/>
+          </w:tcPr>
+          <w:p>
+            <w:pPr>
+              <w:jc w:val="left"/>
+            </w:pPr>
+            <w:r/>
+            <w:r>
+              <w:rPr>
+                <w:rFonts w:hint="eastAsia"/>
+                <w:color w:val="000000"/>
+                <w:sz w:val="21"/>
+              </w:rPr>
+              <w:t>托伦斯（301583.SZ）、珂玛科技（301611.SZ）、臻宝科技（688797.SH）</w:t>
+            </w:r>
+          </w:p>
+        </w:tc>
+        <w:tc>
+          <w:tcPr>
+            <w:tcW w:w="2700" w:type="pct"/>
+            <w:tcBorders>
+              <w:top w:val="single" w:sz="4" w:space="0" w:color="010000"/>
+            </w:tcBorders>
+            <w:vAlign w:val="center"/>
+          </w:tcPr>
+          <w:p>
+            <w:pPr>
+              <w:jc w:val="left"/>
+            </w:pPr>
+            <w:r/>
+            <w:r>
+              <w:rPr>
+                <w:rFonts w:hint="eastAsia"/>
+                <w:color w:val="000000"/>
+                <w:sz w:val="21"/>
+              </w:rPr>
+              <w:t>托伦斯的加热器2023年毛利率14.39%、2022年为-18.68%；珂玛科技与臻宝科技的陶瓷加热器属非金属路线</w:t>
+            </w:r>
+          </w:p>
+        </w:tc>
+      </w:tr>
+      <w:tr>
+        <w:trPr>
+          <w:cantSplit/>
+          <w:jc w:val="center"/>
+        </w:trPr>
+        <w:tc>
+          <w:tcPr>
+            <w:tcW w:w="800" w:type="pct"/>
+            <w:tcBorders>
+              <w:top w:val="single" w:sz="4" w:space="0" w:color="010000"/>
+            </w:tcBorders>
+            <w:vAlign w:val="center"/>
+          </w:tcPr>
+          <w:p>
+            <w:pPr>
+              <w:jc w:val="center"/>
+            </w:pPr>
+            <w:r/>
+            <w:r>
+              <w:rPr>
+                <w:rFonts w:hint="eastAsia"/>
+                <w:color w:val="000000"/>
+                <w:sz w:val="21"/>
+              </w:rPr>
+              <w:t>O型圈、密封件门板</w:t>
+            </w:r>
+          </w:p>
+        </w:tc>
+        <w:tc>
+          <w:tcPr>
+            <w:tcW w:w="1500" w:type="pct"/>
+            <w:tcBorders>
+              <w:top w:val="single" w:sz="4" w:space="0" w:color="010000"/>
+            </w:tcBorders>
+            <w:vAlign w:val="center"/>
+          </w:tcPr>
+          <w:p>
+            <w:pPr>
+              <w:jc w:val="left"/>
+            </w:pPr>
+            <w:r/>
+            <w:r>
+              <w:rPr>
+                <w:rFonts w:hint="eastAsia"/>
+                <w:color w:val="000000"/>
+                <w:sz w:val="21"/>
+              </w:rPr>
+              <w:t>唯万密封（301161.SZ）</w:t>
+            </w:r>
+          </w:p>
+        </w:tc>
+        <w:tc>
+          <w:tcPr>
+            <w:tcW w:w="2700" w:type="pct"/>
+            <w:tcBorders>
+              <w:top w:val="single" w:sz="4" w:space="0" w:color="010000"/>
+            </w:tcBorders>
+            <w:vAlign w:val="center"/>
+          </w:tcPr>
+          <w:p>
+            <w:pPr>
+              <w:jc w:val="left"/>
+            </w:pPr>
+            <w:r/>
+            <w:r>
+              <w:rPr>
+                <w:rFonts w:hint="eastAsia"/>
+                <w:color w:val="000000"/>
+                <w:sz w:val="21"/>
+              </w:rPr>
+              <w:t>唯万密封主营液压气动密封产品，子公司涉及半导体用全氟醚橡胶密封件；本报告所列其余可比公司均不覆盖密封件品类</w:t>
+            </w:r>
+          </w:p>
+        </w:tc>
+      </w:tr>
+    </w:tbl>
     <w:p>
       <w:pPr>
-        <w:pStyle w:val="a0"/>
+        <w:pStyle w:val="a6"/>
+        <w:jc w:val="center"/>
       </w:pPr>
       <w:r>
         <w:rPr>
           <w:rFonts w:hint="eastAsia"/>
+          <w:sz w:val="11"/>
+          <w:szCs w:val="11"/>
         </w:rPr>
-        <w:t>第二，客户结构与商业模式。需了解主要客户为晶圆厂还是设备厂商，各自收入占比，前五名客户集中度，以及是否已进入主要客户的合格供应商名录、验证周期多长。客户集中度是四家样本企业首轮问询均覆盖的事项。</w:t>
-      </w:r>
-    </w:p>
-    <w:p>
-      <w:pPr>
-        <w:pStyle w:val="a0"/>
-      </w:pPr>
-      <w:r>
-        <w:rPr>
-          <w:rFonts w:hint="eastAsia"/>
-        </w:rPr>
-        <w:t>第三，原材料来源与采购价格的可验证性。需了解全氟醚橡胶等关键原材料是自制混炼还是外购，主要供应商的规模与合作起始时间。臻宝科技第二轮问询即被追问原材料通过委托加工与成品采购取得、供应商规模较小、缺乏可比采购价格的问题。</w:t>
-      </w:r>
-    </w:p>
-    <w:p>
-      <w:pPr>
-        <w:pStyle w:val="a0"/>
-      </w:pPr>
-      <w:r>
-        <w:rPr>
-          <w:rFonts w:hint="eastAsia"/>
-        </w:rPr>
-        <w:t>第四，产能与扩产安排。需了解现有产能、产能利用率与扩产计划。托伦斯2025年因扩产导致产能利用率下降、毛利率下滑，并在审核中被追问产能消化风险。</w:t>
-      </w:r>
-    </w:p>
-    <w:p>
-      <w:pPr>
-        <w:pStyle w:val="a0"/>
-      </w:pPr>
-      <w:r>
-        <w:rPr>
-          <w:rFonts w:hint="eastAsia"/>
-        </w:rPr>
-        <w:t>第五，研发投入与核心技术人员。可比公司2025年研发费用率平均5.71%，区间为1.56%至9.32%。需了解公司的研发投入水平、核心技术的具体载体与技术人员稳定性安排。</w:t>
-      </w:r>
-    </w:p>
-    <w:p>
-      <w:pPr>
-        <w:pStyle w:val="a0"/>
-      </w:pPr>
-      <w:r>
-        <w:rPr>
-          <w:rFonts w:hint="eastAsia"/>
-        </w:rPr>
-        <w:t>第六，加热盘产品线的进展。官网该栏目尚未上架具体型号，需了解所处阶段与规划。</w:t>
-      </w:r>
-    </w:p>
-    <w:p>
-      <w:pPr>
-        <w:pStyle w:val="a0"/>
-      </w:pPr>
-      <w:r>
-        <w:rPr>
-          <w:rFonts w:hint="eastAsia"/>
-        </w:rPr>
-        <w:t>第七，股权结构与历史沿革。需了解股东构成、历史融资情况与是否存在对赌安排。历史沿革、对赌协议与实际控制人认定是四家样本企业中三家被问及的事项。</w:t>
-      </w:r>
-    </w:p>
-    <w:p>
-      <w:pPr>
-        <w:pStyle w:val="a0"/>
-      </w:pPr>
-      <w:r>
-        <w:rPr>
-          <w:rFonts w:hint="eastAsia"/>
-        </w:rPr>
-        <w:t>第八，近三年经营数据。公司为非上市企业，营业收入、净利润与产能利用率等数据无公开来源，需当面了解。</w:t>
+        <w:t>资料来源：各公司招股说明书、审核问询函回复、公司官网，本报告整理。注：产品线对应关系为本报告依据产品功能归纳。</w:t>
       </w:r>
     </w:p>
     <w:p>
@@ -17160,9 +17389,760 @@
         <w:rPr>
           <w:rFonts w:hint="eastAsia"/>
         </w:rPr>
-        <w:t>9.4 初步判断</w:t>
+        <w:t>9.4 拜访关注要点</w:t>
       </w:r>
       <w:bookmarkEnd w:id="1047"/>
+    </w:p>
+    <w:p>
+      <w:pPr>
+        <w:keepNext/>
+        <w:jc w:val="center"/>
+      </w:pPr>
+      <w:r>
+        <w:rPr>
+          <w:rFonts w:hint="eastAsia"/>
+          <w:b/>
+          <w:sz w:val="21"/>
+        </w:rPr>
+        <w:t>表14  无锡金源拜访关注要点</w:t>
+      </w:r>
+    </w:p>
+    <w:tbl>
+      <w:tblPr>
+        <w:tblW w:w="5352" w:type="pct"/>
+        <w:jc w:val="center"/>
+        <w:tblBorders>
+          <w:top w:val="single" w:sz="12" w:space="0" w:color="010000"/>
+          <w:left w:val="single" w:sz="12" w:space="0" w:color="010000"/>
+          <w:bottom w:val="single" w:sz="12" w:space="0" w:color="010000"/>
+          <w:right w:val="single" w:sz="12" w:space="0" w:color="010000"/>
+          <w:insideH w:val="single" w:sz="4" w:space="0" w:color="010000"/>
+          <w:insideV w:val="single" w:sz="4" w:space="0" w:color="010000"/>
+        </w:tblBorders>
+        <w:tblLook w:firstColumn="1" w:firstRow="1" w:lastColumn="0" w:lastRow="0" w:noHBand="0" w:noVBand="1" w:val="04A0"/>
+      </w:tblPr>
+      <w:tblGrid>
+        <w:gridCol w:w="2769"/>
+        <w:gridCol w:w="2769"/>
+        <w:gridCol w:w="2769"/>
+      </w:tblGrid>
+      <w:tr>
+        <w:trPr>
+          <w:cantSplit/>
+          <w:tblHeader/>
+          <w:jc w:val="center"/>
+        </w:trPr>
+        <w:tc>
+          <w:tcPr>
+            <w:tcW w:w="636" w:type="pct"/>
+            <w:tcBorders>
+              <w:top w:val="single" w:sz="12" w:space="0" w:color="010000"/>
+              <w:bottom w:val="single" w:sz="4" w:space="0" w:color="010000"/>
+            </w:tcBorders>
+            <w:vAlign w:val="center"/>
+          </w:tcPr>
+          <w:p>
+            <w:pPr>
+              <w:keepNext/>
+              <w:jc w:val="center"/>
+            </w:pPr>
+            <w:r/>
+            <w:r>
+              <w:rPr>
+                <w:rFonts w:hint="eastAsia"/>
+                <w:b/>
+                <w:color w:val="000000"/>
+                <w:sz w:val="21"/>
+              </w:rPr>
+              <w:t>关注维度</w:t>
+            </w:r>
+          </w:p>
+        </w:tc>
+        <w:tc>
+          <w:tcPr>
+            <w:tcW w:w="1818" w:type="pct"/>
+            <w:tcBorders>
+              <w:top w:val="single" w:sz="12" w:space="0" w:color="010000"/>
+              <w:bottom w:val="single" w:sz="4" w:space="0" w:color="010000"/>
+            </w:tcBorders>
+            <w:vAlign w:val="center"/>
+          </w:tcPr>
+          <w:p>
+            <w:pPr>
+              <w:keepNext/>
+              <w:jc w:val="center"/>
+            </w:pPr>
+            <w:r/>
+            <w:r>
+              <w:rPr>
+                <w:rFonts w:hint="eastAsia"/>
+                <w:b/>
+                <w:color w:val="000000"/>
+                <w:sz w:val="21"/>
+              </w:rPr>
+              <w:t>具体问题</w:t>
+            </w:r>
+          </w:p>
+        </w:tc>
+        <w:tc>
+          <w:tcPr>
+            <w:tcW w:w="2545" w:type="pct"/>
+            <w:tcBorders>
+              <w:top w:val="single" w:sz="12" w:space="0" w:color="010000"/>
+              <w:bottom w:val="single" w:sz="4" w:space="0" w:color="010000"/>
+            </w:tcBorders>
+            <w:vAlign w:val="center"/>
+          </w:tcPr>
+          <w:p>
+            <w:pPr>
+              <w:keepNext/>
+              <w:jc w:val="center"/>
+            </w:pPr>
+            <w:r/>
+            <w:r>
+              <w:rPr>
+                <w:rFonts w:hint="eastAsia"/>
+                <w:b/>
+                <w:color w:val="000000"/>
+                <w:sz w:val="21"/>
+              </w:rPr>
+              <w:t>判断依据</w:t>
+            </w:r>
+          </w:p>
+        </w:tc>
+      </w:tr>
+      <w:tr>
+        <w:trPr>
+          <w:cantSplit/>
+          <w:jc w:val="center"/>
+        </w:trPr>
+        <w:tc>
+          <w:tcPr>
+            <w:tcW w:w="636" w:type="pct"/>
+            <w:tcBorders>
+              <w:top w:val="single" w:sz="4" w:space="0" w:color="010000"/>
+            </w:tcBorders>
+            <w:vAlign w:val="center"/>
+          </w:tcPr>
+          <w:p>
+            <w:pPr>
+              <w:jc w:val="center"/>
+            </w:pPr>
+            <w:r/>
+            <w:r>
+              <w:rPr>
+                <w:rFonts w:hint="eastAsia"/>
+                <w:color w:val="000000"/>
+                <w:sz w:val="21"/>
+              </w:rPr>
+              <w:t>产品结构与毛利率</w:t>
+            </w:r>
+          </w:p>
+        </w:tc>
+        <w:tc>
+          <w:tcPr>
+            <w:tcW w:w="1818" w:type="pct"/>
+            <w:tcBorders>
+              <w:top w:val="single" w:sz="4" w:space="0" w:color="010000"/>
+            </w:tcBorders>
+            <w:vAlign w:val="center"/>
+          </w:tcPr>
+          <w:p>
+            <w:pPr>
+              <w:jc w:val="left"/>
+            </w:pPr>
+            <w:r/>
+            <w:r>
+              <w:rPr>
+                <w:rFonts w:hint="eastAsia"/>
+                <w:color w:val="000000"/>
+                <w:sz w:val="21"/>
+              </w:rPr>
+              <w:t>四条产品线各自的收入占比与毛利率分别是多少？综合毛利率处于什么水平？各条线的毛利率近三年如何变动？</w:t>
+            </w:r>
+          </w:p>
+        </w:tc>
+        <w:tc>
+          <w:tcPr>
+            <w:tcW w:w="2545" w:type="pct"/>
+            <w:tcBorders>
+              <w:top w:val="single" w:sz="4" w:space="0" w:color="010000"/>
+            </w:tcBorders>
+            <w:vAlign w:val="center"/>
+          </w:tcPr>
+          <w:p>
+            <w:pPr>
+              <w:jc w:val="left"/>
+            </w:pPr>
+            <w:r/>
+            <w:r>
+              <w:rPr>
+                <w:rFonts w:hint="eastAsia"/>
+                <w:color w:val="000000"/>
+                <w:sz w:val="21"/>
+              </w:rPr>
+              <w:t>可比公司毛利率按材料属性分层：2025年非金属路线的珂玛科技53.94%、臻宝科技49.85%，金属路线的托伦斯27.14%、富创精密24.94%，含模组类产品的超科林15.72%。单一产品的波动幅度更大，托伦斯气体分布盘毛利率由2022年40.93%降至2023年20.05%。</w:t>
+            </w:r>
+          </w:p>
+        </w:tc>
+      </w:tr>
+      <w:tr>
+        <w:trPr>
+          <w:cantSplit/>
+          <w:jc w:val="center"/>
+        </w:trPr>
+        <w:tc>
+          <w:tcPr>
+            <w:tcW w:w="636" w:type="pct"/>
+            <w:tcBorders>
+              <w:top w:val="single" w:sz="4" w:space="0" w:color="010000"/>
+            </w:tcBorders>
+            <w:vAlign w:val="center"/>
+          </w:tcPr>
+          <w:p>
+            <w:pPr>
+              <w:jc w:val="center"/>
+            </w:pPr>
+            <w:r/>
+            <w:r>
+              <w:rPr>
+                <w:rFonts w:hint="eastAsia"/>
+                <w:color w:val="000000"/>
+                <w:sz w:val="21"/>
+              </w:rPr>
+              <w:t>客户结构与商业模式</w:t>
+            </w:r>
+          </w:p>
+        </w:tc>
+        <w:tc>
+          <w:tcPr>
+            <w:tcW w:w="1818" w:type="pct"/>
+            <w:tcBorders>
+              <w:top w:val="single" w:sz="4" w:space="0" w:color="010000"/>
+            </w:tcBorders>
+            <w:vAlign w:val="center"/>
+          </w:tcPr>
+          <w:p>
+            <w:pPr>
+              <w:jc w:val="left"/>
+            </w:pPr>
+            <w:r/>
+            <w:r>
+              <w:rPr>
+                <w:rFonts w:hint="eastAsia"/>
+                <w:color w:val="000000"/>
+                <w:sz w:val="21"/>
+              </w:rPr>
+              <w:t>主要客户为晶圆厂还是设备厂商，各自收入占比多少？前五名客户集中度是多少？已进入哪些客户的合格供应商名录，验证周期多长？新客户的开发流程与导入节奏如何？</w:t>
+            </w:r>
+          </w:p>
+        </w:tc>
+        <w:tc>
+          <w:tcPr>
+            <w:tcW w:w="2545" w:type="pct"/>
+            <w:tcBorders>
+              <w:top w:val="single" w:sz="4" w:space="0" w:color="010000"/>
+            </w:tcBorders>
+            <w:vAlign w:val="center"/>
+          </w:tcPr>
+          <w:p>
+            <w:pPr>
+              <w:jc w:val="left"/>
+            </w:pPr>
+            <w:r/>
+            <w:r>
+              <w:rPr>
+                <w:rFonts w:hint="eastAsia"/>
+                <w:color w:val="000000"/>
+                <w:sz w:val="21"/>
+              </w:rPr>
+              <w:t>该环节存在两类客户结构，订单节奏与定价机制不同：富创精密、先锋精科、珂玛科技、托伦斯以设备厂商为主要客户，臻宝科技以集成电路制造厂商与显示面板厂商为主要客户。客户集中度是四家样本企业首轮问询均覆盖的事项。</w:t>
+            </w:r>
+          </w:p>
+        </w:tc>
+      </w:tr>
+      <w:tr>
+        <w:trPr>
+          <w:cantSplit/>
+          <w:jc w:val="center"/>
+        </w:trPr>
+        <w:tc>
+          <w:tcPr>
+            <w:tcW w:w="636" w:type="pct"/>
+            <w:tcBorders>
+              <w:top w:val="single" w:sz="4" w:space="0" w:color="010000"/>
+            </w:tcBorders>
+            <w:vAlign w:val="center"/>
+          </w:tcPr>
+          <w:p>
+            <w:pPr>
+              <w:jc w:val="center"/>
+            </w:pPr>
+            <w:r/>
+            <w:r>
+              <w:rPr>
+                <w:rFonts w:hint="eastAsia"/>
+                <w:color w:val="000000"/>
+                <w:sz w:val="21"/>
+              </w:rPr>
+              <w:t>原材料与采购价格</w:t>
+            </w:r>
+          </w:p>
+        </w:tc>
+        <w:tc>
+          <w:tcPr>
+            <w:tcW w:w="1818" w:type="pct"/>
+            <w:tcBorders>
+              <w:top w:val="single" w:sz="4" w:space="0" w:color="010000"/>
+            </w:tcBorders>
+            <w:vAlign w:val="center"/>
+          </w:tcPr>
+          <w:p>
+            <w:pPr>
+              <w:jc w:val="left"/>
+            </w:pPr>
+            <w:r/>
+            <w:r>
+              <w:rPr>
+                <w:rFonts w:hint="eastAsia"/>
+                <w:color w:val="000000"/>
+                <w:sz w:val="21"/>
+              </w:rPr>
+              <w:t>全氟醚橡胶等关键原材料是自制混炼还是外购？主要供应商的名称、规模与合作起始时间？同类材料向不同供应商的采购价格是否存在差异？</w:t>
+            </w:r>
+          </w:p>
+        </w:tc>
+        <w:tc>
+          <w:tcPr>
+            <w:tcW w:w="2545" w:type="pct"/>
+            <w:tcBorders>
+              <w:top w:val="single" w:sz="4" w:space="0" w:color="010000"/>
+            </w:tcBorders>
+            <w:vAlign w:val="center"/>
+          </w:tcPr>
+          <w:p>
+            <w:pPr>
+              <w:jc w:val="left"/>
+            </w:pPr>
+            <w:r/>
+            <w:r>
+              <w:rPr>
+                <w:rFonts w:hint="eastAsia"/>
+                <w:color w:val="000000"/>
+                <w:sz w:val="21"/>
+              </w:rPr>
+              <w:t>臻宝科技第二轮问询被追问：原材料通过委托加工与成品采购取得、主要供应商为境外企业且多数规模较小、不存在市场价格或可比公司披露的同类采购价格可供比较；并被追问石英主要供应商锦州士成成立当年即开展合作、同类材料采购价格明显低于其他供应商。</w:t>
+            </w:r>
+          </w:p>
+        </w:tc>
+      </w:tr>
+      <w:tr>
+        <w:trPr>
+          <w:cantSplit/>
+          <w:jc w:val="center"/>
+        </w:trPr>
+        <w:tc>
+          <w:tcPr>
+            <w:tcW w:w="636" w:type="pct"/>
+            <w:tcBorders>
+              <w:top w:val="single" w:sz="4" w:space="0" w:color="010000"/>
+            </w:tcBorders>
+            <w:vAlign w:val="center"/>
+          </w:tcPr>
+          <w:p>
+            <w:pPr>
+              <w:jc w:val="center"/>
+            </w:pPr>
+            <w:r/>
+            <w:r>
+              <w:rPr>
+                <w:rFonts w:hint="eastAsia"/>
+                <w:color w:val="000000"/>
+                <w:sz w:val="21"/>
+              </w:rPr>
+              <w:t>产能与扩产</w:t>
+            </w:r>
+          </w:p>
+        </w:tc>
+        <w:tc>
+          <w:tcPr>
+            <w:tcW w:w="1818" w:type="pct"/>
+            <w:tcBorders>
+              <w:top w:val="single" w:sz="4" w:space="0" w:color="010000"/>
+            </w:tcBorders>
+            <w:vAlign w:val="center"/>
+          </w:tcPr>
+          <w:p>
+            <w:pPr>
+              <w:jc w:val="left"/>
+            </w:pPr>
+            <w:r/>
+            <w:r>
+              <w:rPr>
+                <w:rFonts w:hint="eastAsia"/>
+                <w:color w:val="000000"/>
+                <w:sz w:val="21"/>
+              </w:rPr>
+              <w:t>现有产能、产能利用率与在手订单情况？是否有扩产计划，新增产能对应的客户需求测算依据？</w:t>
+            </w:r>
+          </w:p>
+        </w:tc>
+        <w:tc>
+          <w:tcPr>
+            <w:tcW w:w="2545" w:type="pct"/>
+            <w:tcBorders>
+              <w:top w:val="single" w:sz="4" w:space="0" w:color="010000"/>
+            </w:tcBorders>
+            <w:vAlign w:val="center"/>
+          </w:tcPr>
+          <w:p>
+            <w:pPr>
+              <w:jc w:val="left"/>
+            </w:pPr>
+            <w:r/>
+            <w:r>
+              <w:rPr>
+                <w:rFonts w:hint="eastAsia"/>
+                <w:color w:val="000000"/>
+                <w:sz w:val="21"/>
+              </w:rPr>
+              <w:t>托伦斯2025年营业收入同比增长18.00%、增速较前期下滑，扣非后归母净利润较2024年略有减少，原因为扩产导致产能利用率下降、毛利率同比下滑，并在审核中心意见落实函中被要求说明产能消化风险。</w:t>
+            </w:r>
+          </w:p>
+        </w:tc>
+      </w:tr>
+      <w:tr>
+        <w:trPr>
+          <w:cantSplit/>
+          <w:jc w:val="center"/>
+        </w:trPr>
+        <w:tc>
+          <w:tcPr>
+            <w:tcW w:w="636" w:type="pct"/>
+            <w:tcBorders>
+              <w:top w:val="single" w:sz="4" w:space="0" w:color="010000"/>
+            </w:tcBorders>
+            <w:vAlign w:val="center"/>
+          </w:tcPr>
+          <w:p>
+            <w:pPr>
+              <w:jc w:val="center"/>
+            </w:pPr>
+            <w:r/>
+            <w:r>
+              <w:rPr>
+                <w:rFonts w:hint="eastAsia"/>
+                <w:color w:val="000000"/>
+                <w:sz w:val="21"/>
+              </w:rPr>
+              <w:t>研发投入与核心技术</w:t>
+            </w:r>
+          </w:p>
+        </w:tc>
+        <w:tc>
+          <w:tcPr>
+            <w:tcW w:w="1818" w:type="pct"/>
+            <w:tcBorders>
+              <w:top w:val="single" w:sz="4" w:space="0" w:color="010000"/>
+            </w:tcBorders>
+            <w:vAlign w:val="center"/>
+          </w:tcPr>
+          <w:p>
+            <w:pPr>
+              <w:jc w:val="left"/>
+            </w:pPr>
+            <w:r/>
+            <w:r>
+              <w:rPr>
+                <w:rFonts w:hint="eastAsia"/>
+                <w:color w:val="000000"/>
+                <w:sz w:val="21"/>
+              </w:rPr>
+              <w:t>近三年研发费用与占营业收入比重？核心技术的具体载体是什么？专利与非专利技术的构成？核心技术人员的界定与稳定性安排？</w:t>
+            </w:r>
+          </w:p>
+        </w:tc>
+        <w:tc>
+          <w:tcPr>
+            <w:tcW w:w="2545" w:type="pct"/>
+            <w:tcBorders>
+              <w:top w:val="single" w:sz="4" w:space="0" w:color="010000"/>
+            </w:tcBorders>
+            <w:vAlign w:val="center"/>
+          </w:tcPr>
+          <w:p>
+            <w:pPr>
+              <w:jc w:val="left"/>
+            </w:pPr>
+            <w:r/>
+            <w:r>
+              <w:rPr>
+                <w:rFonts w:hint="eastAsia"/>
+                <w:color w:val="000000"/>
+                <w:sz w:val="21"/>
+              </w:rPr>
+              <w:t>可比公司2025年研发费用率平均5.71%，区间为1.56%至9.32%。技术先进性是四家样本企业均被问及的事项，托伦斯第二轮被要求说明高精度机械制造、焊接、表面处理三项核心工艺的技术水平。</w:t>
+            </w:r>
+          </w:p>
+        </w:tc>
+      </w:tr>
+      <w:tr>
+        <w:trPr>
+          <w:cantSplit/>
+          <w:jc w:val="center"/>
+        </w:trPr>
+        <w:tc>
+          <w:tcPr>
+            <w:tcW w:w="636" w:type="pct"/>
+            <w:tcBorders>
+              <w:top w:val="single" w:sz="4" w:space="0" w:color="010000"/>
+            </w:tcBorders>
+            <w:vAlign w:val="center"/>
+          </w:tcPr>
+          <w:p>
+            <w:pPr>
+              <w:jc w:val="center"/>
+            </w:pPr>
+            <w:r/>
+            <w:r>
+              <w:rPr>
+                <w:rFonts w:hint="eastAsia"/>
+                <w:color w:val="000000"/>
+                <w:sz w:val="21"/>
+              </w:rPr>
+              <w:t>加热盘产品线</w:t>
+            </w:r>
+          </w:p>
+        </w:tc>
+        <w:tc>
+          <w:tcPr>
+            <w:tcW w:w="1818" w:type="pct"/>
+            <w:tcBorders>
+              <w:top w:val="single" w:sz="4" w:space="0" w:color="010000"/>
+            </w:tcBorders>
+            <w:vAlign w:val="center"/>
+          </w:tcPr>
+          <w:p>
+            <w:pPr>
+              <w:jc w:val="left"/>
+            </w:pPr>
+            <w:r/>
+            <w:r>
+              <w:rPr>
+                <w:rFonts w:hint="eastAsia"/>
+                <w:color w:val="000000"/>
+                <w:sz w:val="21"/>
+              </w:rPr>
+              <w:t>该产品线目前处于什么阶段？技术路线为金属还是陶瓷？后续规划如何？</w:t>
+            </w:r>
+          </w:p>
+        </w:tc>
+        <w:tc>
+          <w:tcPr>
+            <w:tcW w:w="2545" w:type="pct"/>
+            <w:tcBorders>
+              <w:top w:val="single" w:sz="4" w:space="0" w:color="010000"/>
+            </w:tcBorders>
+            <w:vAlign w:val="center"/>
+          </w:tcPr>
+          <w:p>
+            <w:pPr>
+              <w:jc w:val="left"/>
+            </w:pPr>
+            <w:r/>
+            <w:r>
+              <w:rPr>
+                <w:rFonts w:hint="eastAsia"/>
+                <w:color w:val="000000"/>
+                <w:sz w:val="21"/>
+              </w:rPr>
+              <w:t>公司官网产品中心该栏目未列示具体型号。材料路线决定毛利率区间，托伦斯的金属加热器2023年毛利率14.39%，珂玛科技与臻宝科技的非金属路线2025年主营业务毛利率分别为53.94%与49.85%。</w:t>
+            </w:r>
+          </w:p>
+        </w:tc>
+      </w:tr>
+      <w:tr>
+        <w:trPr>
+          <w:cantSplit/>
+          <w:jc w:val="center"/>
+        </w:trPr>
+        <w:tc>
+          <w:tcPr>
+            <w:tcW w:w="636" w:type="pct"/>
+            <w:tcBorders>
+              <w:top w:val="single" w:sz="4" w:space="0" w:color="010000"/>
+            </w:tcBorders>
+            <w:vAlign w:val="center"/>
+          </w:tcPr>
+          <w:p>
+            <w:pPr>
+              <w:jc w:val="center"/>
+            </w:pPr>
+            <w:r/>
+            <w:r>
+              <w:rPr>
+                <w:rFonts w:hint="eastAsia"/>
+                <w:color w:val="000000"/>
+                <w:sz w:val="21"/>
+              </w:rPr>
+              <w:t>股权与历史沿革</w:t>
+            </w:r>
+          </w:p>
+        </w:tc>
+        <w:tc>
+          <w:tcPr>
+            <w:tcW w:w="1818" w:type="pct"/>
+            <w:tcBorders>
+              <w:top w:val="single" w:sz="4" w:space="0" w:color="010000"/>
+            </w:tcBorders>
+            <w:vAlign w:val="center"/>
+          </w:tcPr>
+          <w:p>
+            <w:pPr>
+              <w:jc w:val="left"/>
+            </w:pPr>
+            <w:r/>
+            <w:r>
+              <w:rPr>
+                <w:rFonts w:hint="eastAsia"/>
+                <w:color w:val="000000"/>
+                <w:sz w:val="21"/>
+              </w:rPr>
+              <w:t>股东构成与历史融资情况？是否存在股权代持或对赌安排？实际控制人的认定依据？</w:t>
+            </w:r>
+          </w:p>
+        </w:tc>
+        <w:tc>
+          <w:tcPr>
+            <w:tcW w:w="2545" w:type="pct"/>
+            <w:tcBorders>
+              <w:top w:val="single" w:sz="4" w:space="0" w:color="010000"/>
+            </w:tcBorders>
+            <w:vAlign w:val="center"/>
+          </w:tcPr>
+          <w:p>
+            <w:pPr>
+              <w:jc w:val="left"/>
+            </w:pPr>
+            <w:r/>
+            <w:r>
+              <w:rPr>
+                <w:rFonts w:hint="eastAsia"/>
+                <w:color w:val="000000"/>
+                <w:sz w:val="21"/>
+              </w:rPr>
+              <w:t>托伦斯首轮问询设历史沿革、对赌协议、高管及核心技术人员三个专项；臻宝科技首轮设历史沿革与股权结构；珂玛科技第二轮设股权清晰；中微公司第二轮设实际控制人认定及核心技术人员稳定。</w:t>
+            </w:r>
+          </w:p>
+        </w:tc>
+      </w:tr>
+      <w:tr>
+        <w:trPr>
+          <w:cantSplit/>
+          <w:jc w:val="center"/>
+        </w:trPr>
+        <w:tc>
+          <w:tcPr>
+            <w:tcW w:w="636" w:type="pct"/>
+            <w:tcBorders>
+              <w:top w:val="single" w:sz="4" w:space="0" w:color="010000"/>
+            </w:tcBorders>
+            <w:vAlign w:val="center"/>
+          </w:tcPr>
+          <w:p>
+            <w:pPr>
+              <w:jc w:val="center"/>
+            </w:pPr>
+            <w:r/>
+            <w:r>
+              <w:rPr>
+                <w:rFonts w:hint="eastAsia"/>
+                <w:color w:val="000000"/>
+                <w:sz w:val="21"/>
+              </w:rPr>
+              <w:t>经营数据</w:t>
+            </w:r>
+          </w:p>
+        </w:tc>
+        <w:tc>
+          <w:tcPr>
+            <w:tcW w:w="1818" w:type="pct"/>
+            <w:tcBorders>
+              <w:top w:val="single" w:sz="4" w:space="0" w:color="010000"/>
+            </w:tcBorders>
+            <w:vAlign w:val="center"/>
+          </w:tcPr>
+          <w:p>
+            <w:pPr>
+              <w:jc w:val="left"/>
+            </w:pPr>
+            <w:r/>
+            <w:r>
+              <w:rPr>
+                <w:rFonts w:hint="eastAsia"/>
+                <w:color w:val="000000"/>
+                <w:sz w:val="21"/>
+              </w:rPr>
+              <w:t>近三年营业收入、净利润、经营性现金流与主要财务指标？</w:t>
+            </w:r>
+          </w:p>
+        </w:tc>
+        <w:tc>
+          <w:tcPr>
+            <w:tcW w:w="2545" w:type="pct"/>
+            <w:tcBorders>
+              <w:top w:val="single" w:sz="4" w:space="0" w:color="010000"/>
+            </w:tcBorders>
+            <w:vAlign w:val="center"/>
+          </w:tcPr>
+          <w:p>
+            <w:pPr>
+              <w:jc w:val="left"/>
+            </w:pPr>
+            <w:r/>
+            <w:r>
+              <w:rPr>
+                <w:rFonts w:hint="eastAsia"/>
+                <w:color w:val="000000"/>
+                <w:sz w:val="21"/>
+              </w:rPr>
+              <w:t>公司为非上市企业，上述数据无公开披露。</w:t>
+            </w:r>
+          </w:p>
+        </w:tc>
+      </w:tr>
+    </w:tbl>
+    <w:p>
+      <w:pPr>
+        <w:pStyle w:val="a6"/>
+        <w:jc w:val="center"/>
+      </w:pPr>
+      <w:r>
+        <w:rPr>
+          <w:rFonts w:hint="eastAsia"/>
+          <w:sz w:val="11"/>
+          <w:szCs w:val="11"/>
+        </w:rPr>
+        <w:t>资料来源：各公司招股说明书、审核问询函回复、公司官网，本报告整理</w:t>
+      </w:r>
+    </w:p>
+    <w:p>
+      <w:pPr>
+        <w:pStyle w:val="3"/>
+        <w:numPr>
+          <w:ilvl w:val="0"/>
+          <w:numId w:val="0"/>
+        </w:numPr>
+        <w:spacing w:before="156" w:after="156"/>
+      </w:pPr>
+      <w:bookmarkStart w:id="1048" w:name="_Toc900048"/>
+      <w:r>
+        <w:rPr>
+          <w:rFonts w:hint="eastAsia"/>
+        </w:rPr>
+        <w:t>9.5 初步判断</w:t>
+      </w:r>
+      <w:bookmarkEnd w:id="1048"/>
     </w:p>
     <w:p>
       <w:pPr>
@@ -17172,7 +18152,7 @@
         <w:rPr>
           <w:rFonts w:hint="eastAsia"/>
         </w:rPr>
-        <w:t>从公开信息看，公司具备三项可核验的特征：一是产品覆盖气体分布、温度控制与真空密封三类功能，均用于设备真空腔体系统，其中气体喷头与加热盘属参与工艺反应的部件，O型圈与密封件门板属密封部件；二是O型圈使用自有品牌牌号CeaLution，并按型号区分，产品外观颜色不同；三是精密气体喷头按300mm制程的具体机型命名。</w:t>
+        <w:t>从公开信息看，公司有三项可核验的事实：一是产品覆盖气体分布、温度控制与真空密封三类功能，均用于设备真空腔体系统，其中气体喷头与加热盘属参与工艺反应的部件，O型圈与密封件门板属密封部件；二是O型圈使用自有品牌牌号CeaLution，并按型号区分，产品外观颜色不同；三是精密气体喷头按300mm制程的具体机型命名。公司成立于2019年3月，2025年度参保人数121人，持有高新技术企业、科技型中小企业、专精特新中小企业与企业技术中心资质。</w:t>
       </w:r>
     </w:p>
     <w:p>
@@ -17183,7 +18163,7 @@
         <w:rPr>
           <w:rFonts w:hint="eastAsia"/>
         </w:rPr>
-        <w:t>公司所处环节的需求端，2024年国内晶圆厂零部件采购额177.2亿元，其中向零部件厂商直接采购占比71.4%，弗若斯特沙利文预计2029年该占比升至80.3%、金额达291.8亿元。同环节可比公司2025年出现增速分化，毛利率则按材料属性呈现明显分层。公司的具体定位需在了解其客户结构与产品收入构成后判断。</w:t>
+        <w:t>公司所处环节的需求端，2024年国内晶圆厂零部件采购额177.2亿元，其中向零部件厂商直接采购126.6亿元、占比71.4%，弗若斯特沙利文预计2029年该占比升至80.3%、金额达291.8亿元；非金属零部件2024年采购额113.5亿元，预计2029年达262.7亿元。同环节可比公司2025年出现增速分化，毛利率按材料属性分层：非金属路线的珂玛科技53.94%、臻宝科技49.85%；金属路线的先锋精科29.02%、托伦斯27.14%、京鼎精密25.14%、富创精密24.94%；含子系统与模组类产品的超科林15.72%。</w:t>
       </w:r>
     </w:p>
     <w:p>
@@ -17191,7 +18171,7 @@
         <w:pStyle w:val="2"/>
         <w:spacing w:before="156" w:after="156"/>
       </w:pPr>
-      <w:bookmarkStart w:id="1048" w:name="_Toc900048"/>
+      <w:bookmarkStart w:id="1049" w:name="_Toc900049"/>
       <w:r>
         <w:rPr>
           <w:rFonts w:hint="eastAsia"/>
@@ -17199,7 +18179,7 @@
         </w:rPr>
         <w:t>主要数据来源与口径说明</w:t>
       </w:r>
-      <w:bookmarkEnd w:id="1048"/>
+      <w:bookmarkEnd w:id="1049"/>
     </w:p>
     <w:p>
       <w:pPr>
@@ -17220,7 +18200,7 @@
         <w:rPr>
           <w:rFonts w:hint="eastAsia"/>
         </w:rPr>
-        <w:t>口径方面，晶圆厂采购额与向零部件厂商直接采购额为两个不同口径，本报告分别列示，不作合并；毛利率因材料属性与产品形态差异较大，跨材料路线的比较均注明产品属性，不直接排序优劣；2025年可比公司数据中，部分公司尚未披露年报，采用前三季度数据或业绩快报区间值，已在表注中说明；Ferrotec采用其财政年度口径，与境内公司会计年度不一致，涉及该公司的数据不与其他公司直接比较。公司层面的净利率为按归母净利润除以营业收入计算，非披露值。</w:t>
+        <w:t>口径方面，晶圆厂采购额与向零部件厂商直接采购额为两个不同口径，本报告分别列示，不作合并；毛利率因材料属性与产品形态差异较大，跨材料路线的比较均注明产品属性，不直接排序优劣；募集资金相关数据存在三种口径，本报告分别标注：托伦斯为招股说明书列示的募投项目拟投入募集资金合计，神州半导体为招股说明书（申报稿）列示的募集资金总额，臻宝科技为发行完成后的实际募集资金总额，三者不作比较。2025年可比公司数据中，部分公司尚未披露年报，采用前三季度数据或业绩快报区间值，已在表注中说明；Ferrotec采用其财政年度口径，与境内公司会计年度不一致，涉及该公司的数据不与其他公司直接比较。公司层面的净利率为按归母净利润除以营业收入计算，非披露值。</w:t>
       </w:r>
     </w:p>
     <w:p>

--- a/output/金源/无锡金源半导体研究.docx
+++ b/output/金源/无锡金源半导体研究.docx
@@ -176,7 +176,7 @@
                 <w:sz w:val="24"/>
                 <w:szCs w:val="24"/>
               </w:rPr>
-              <w:t xml:space="preserve">1.1 环节定位</w:t>
+              <w:t xml:space="preserve">1.1 环节定位与分类</w:t>
             </w:r>
             <w:r>
               <w:rPr>
@@ -265,7 +265,7 @@
                 <w:sz w:val="24"/>
                 <w:szCs w:val="24"/>
               </w:rPr>
-              <w:t xml:space="preserve">1.2 零部件的分类与耗材属性</w:t>
+              <w:t xml:space="preserve">1.2 耗材属性与更换周期</w:t>
             </w:r>
             <w:r>
               <w:rPr>
@@ -315,7 +315,7 @@
                 <w:sz w:val="24"/>
                 <w:szCs w:val="24"/>
               </w:rPr>
-              <w:t>3</w:t>
+              <w:t>4</w:t>
             </w:r>
             <w:r>
               <w:rPr>
@@ -404,7 +404,7 @@
                 <w:sz w:val="24"/>
                 <w:szCs w:val="24"/>
               </w:rPr>
-              <w:t>3</w:t>
+              <w:t>4</w:t>
             </w:r>
             <w:r>
               <w:rPr>
@@ -662,7 +662,7 @@
                 <w:sz w:val="24"/>
                 <w:szCs w:val="24"/>
               </w:rPr>
-              <w:t>4</w:t>
+              <w:t>5</w:t>
             </w:r>
             <w:r>
               <w:rPr>
@@ -751,7 +751,7 @@
                 <w:sz w:val="24"/>
                 <w:szCs w:val="24"/>
               </w:rPr>
-              <w:t>4</w:t>
+              <w:t>5</w:t>
             </w:r>
             <w:r>
               <w:rPr>
@@ -921,7 +921,7 @@
                 <w:sz w:val="24"/>
                 <w:szCs w:val="24"/>
               </w:rPr>
-              <w:t>5</w:t>
+              <w:t>6</w:t>
             </w:r>
             <w:r>
               <w:rPr>
@@ -1009,7 +1009,7 @@
                 <w:sz w:val="24"/>
                 <w:szCs w:val="24"/>
               </w:rPr>
-              <w:t>5</w:t>
+              <w:t>6</w:t>
             </w:r>
             <w:r>
               <w:rPr>
@@ -1098,7 +1098,7 @@
                 <w:sz w:val="24"/>
                 <w:szCs w:val="24"/>
               </w:rPr>
-              <w:t>5</w:t>
+              <w:t>6</w:t>
             </w:r>
             <w:r>
               <w:rPr>
@@ -1137,7 +1137,7 @@
                 <w:sz w:val="24"/>
                 <w:szCs w:val="24"/>
               </w:rPr>
-              <w:t xml:space="preserve">3.3 行业景气与2025年的变化</w:t>
+              <w:t xml:space="preserve">3.3 与无锡金源产品对应的细分品类</w:t>
             </w:r>
             <w:r>
               <w:rPr>
@@ -1203,12 +1203,14 @@
         </w:p>
         <w:p>
           <w:pPr>
-            <w:pStyle w:val="TOC1"/>
+            <w:pStyle w:val="TOC2"/>
             <w:tabs>
               <w:tab w:val="right" w:leader="dot" w:pos="8299"/>
             </w:tabs>
             <w:spacing w:line="360" w:lineRule="auto"/>
+            <w:ind w:left="400"/>
             <w:rPr>
+              <w:rFonts w:eastAsia="宋体"/>
               <w:noProof/>
               <w:sz w:val="24"/>
               <w:szCs w:val="24"/>
@@ -1218,15 +1220,17 @@
             <w:r>
               <w:rPr>
                 <w:rStyle w:val="a5"/>
-                <w:bCs w:val="0"/>
-                <w:noProof/>
-                <w:sz w:val="24"/>
-                <w:szCs w:val="24"/>
-              </w:rPr>
-              <w:t xml:space="preserve">四、 行业竞争格局</w:t>
-            </w:r>
-            <w:r>
-              <w:rPr>
+                <w:rFonts w:eastAsia="宋体" w:cs="宋体"/>
+                <w:bCs/>
+                <w:noProof/>
+                <w:sz w:val="24"/>
+                <w:szCs w:val="24"/>
+              </w:rPr>
+              <w:t xml:space="preserve">3.4 供应商国别结构与国产化进度</w:t>
+            </w:r>
+            <w:r>
+              <w:rPr>
+                <w:rFonts w:eastAsia="宋体"/>
                 <w:webHidden/>
                 <w:noProof/>
                 <w:sz w:val="24"/>
@@ -1236,6 +1240,7 @@
             </w:r>
             <w:r>
               <w:rPr>
+                <w:rFonts w:eastAsia="宋体"/>
                 <w:webHidden/>
                 <w:noProof/>
                 <w:sz w:val="24"/>
@@ -1245,6 +1250,7 @@
             </w:r>
             <w:r>
               <w:rPr>
+                <w:rFonts w:eastAsia="宋体"/>
                 <w:webHidden/>
                 <w:noProof/>
                 <w:sz w:val="24"/>
@@ -1254,6 +1260,7 @@
             </w:r>
             <w:r>
               <w:rPr>
+                <w:rFonts w:eastAsia="宋体"/>
                 <w:webHidden/>
                 <w:noProof/>
                 <w:sz w:val="24"/>
@@ -1263,15 +1270,17 @@
             </w:r>
             <w:r>
               <w:rPr>
-                <w:webHidden/>
-                <w:noProof/>
-                <w:sz w:val="24"/>
-                <w:szCs w:val="24"/>
-              </w:rPr>
-              <w:t>6</w:t>
-            </w:r>
-            <w:r>
-              <w:rPr>
+                <w:rFonts w:eastAsia="宋体"/>
+                <w:webHidden/>
+                <w:noProof/>
+                <w:sz w:val="24"/>
+                <w:szCs w:val="24"/>
+              </w:rPr>
+              <w:t>7</w:t>
+            </w:r>
+            <w:r>
+              <w:rPr>
+                <w:rFonts w:eastAsia="宋体"/>
                 <w:webHidden/>
                 <w:noProof/>
                 <w:sz w:val="24"/>
@@ -1306,7 +1315,7 @@
                 <w:sz w:val="24"/>
                 <w:szCs w:val="24"/>
               </w:rPr>
-              <w:t xml:space="preserve">4.1 可比公司范围</w:t>
+              <w:t xml:space="preserve">3.5 行业景气与2025年的变化</w:t>
             </w:r>
             <w:r>
               <w:rPr>
@@ -1356,7 +1365,7 @@
                 <w:sz w:val="24"/>
                 <w:szCs w:val="24"/>
               </w:rPr>
-              <w:t>6</w:t>
+              <w:t>8</w:t>
             </w:r>
             <w:r>
               <w:rPr>
@@ -1372,14 +1381,12 @@
         </w:p>
         <w:p>
           <w:pPr>
-            <w:pStyle w:val="TOC2"/>
+            <w:pStyle w:val="TOC1"/>
             <w:tabs>
               <w:tab w:val="right" w:leader="dot" w:pos="8299"/>
             </w:tabs>
             <w:spacing w:line="360" w:lineRule="auto"/>
-            <w:ind w:left="400"/>
             <w:rPr>
-              <w:rFonts w:eastAsia="宋体"/>
               <w:noProof/>
               <w:sz w:val="24"/>
               <w:szCs w:val="24"/>
@@ -1389,17 +1396,15 @@
             <w:r>
               <w:rPr>
                 <w:rStyle w:val="a5"/>
-                <w:rFonts w:eastAsia="宋体" w:cs="宋体"/>
-                <w:bCs/>
-                <w:noProof/>
-                <w:sz w:val="24"/>
-                <w:szCs w:val="24"/>
-              </w:rPr>
-              <w:t xml:space="preserve">4.2 毛利率的材料属性分野</w:t>
-            </w:r>
-            <w:r>
-              <w:rPr>
-                <w:rFonts w:eastAsia="宋体"/>
+                <w:bCs w:val="0"/>
+                <w:noProof/>
+                <w:sz w:val="24"/>
+                <w:szCs w:val="24"/>
+              </w:rPr>
+              <w:t xml:space="preserve">四、 行业竞争格局</w:t>
+            </w:r>
+            <w:r>
+              <w:rPr>
                 <w:webHidden/>
                 <w:noProof/>
                 <w:sz w:val="24"/>
@@ -1409,7 +1414,6 @@
             </w:r>
             <w:r>
               <w:rPr>
-                <w:rFonts w:eastAsia="宋体"/>
                 <w:webHidden/>
                 <w:noProof/>
                 <w:sz w:val="24"/>
@@ -1419,7 +1423,6 @@
             </w:r>
             <w:r>
               <w:rPr>
-                <w:rFonts w:eastAsia="宋体"/>
                 <w:webHidden/>
                 <w:noProof/>
                 <w:sz w:val="24"/>
@@ -1429,7 +1432,6 @@
             </w:r>
             <w:r>
               <w:rPr>
-                <w:rFonts w:eastAsia="宋体"/>
                 <w:webHidden/>
                 <w:noProof/>
                 <w:sz w:val="24"/>
@@ -1439,7 +1441,6 @@
             </w:r>
             <w:r>
               <w:rPr>
-                <w:rFonts w:eastAsia="宋体"/>
                 <w:webHidden/>
                 <w:noProof/>
                 <w:sz w:val="24"/>
@@ -1449,7 +1450,6 @@
             </w:r>
             <w:r>
               <w:rPr>
-                <w:rFonts w:eastAsia="宋体"/>
                 <w:webHidden/>
                 <w:noProof/>
                 <w:sz w:val="24"/>
@@ -1484,7 +1484,7 @@
                 <w:sz w:val="24"/>
                 <w:szCs w:val="24"/>
               </w:rPr>
-              <w:t xml:space="preserve">4.3 研发投入水平</w:t>
+              <w:t xml:space="preserve">4.1 可比公司范围</w:t>
             </w:r>
             <w:r>
               <w:rPr>
@@ -1534,7 +1534,7 @@
                 <w:sz w:val="24"/>
                 <w:szCs w:val="24"/>
               </w:rPr>
-              <w:t>9</w:t>
+              <w:t>8</w:t>
             </w:r>
             <w:r>
               <w:rPr>
@@ -1573,7 +1573,7 @@
                 <w:sz w:val="24"/>
                 <w:szCs w:val="24"/>
               </w:rPr>
-              <w:t xml:space="preserve">4.4 单一产品的毛利率水平</w:t>
+              <w:t xml:space="preserve">4.2 毛利率的材料属性分野</w:t>
             </w:r>
             <w:r>
               <w:rPr>
@@ -1639,12 +1639,14 @@
         </w:p>
         <w:p>
           <w:pPr>
-            <w:pStyle w:val="TOC1"/>
+            <w:pStyle w:val="TOC2"/>
             <w:tabs>
               <w:tab w:val="right" w:leader="dot" w:pos="8299"/>
             </w:tabs>
             <w:spacing w:line="360" w:lineRule="auto"/>
+            <w:ind w:left="400"/>
             <w:rPr>
+              <w:rFonts w:eastAsia="宋体"/>
               <w:noProof/>
               <w:sz w:val="24"/>
               <w:szCs w:val="24"/>
@@ -1654,15 +1656,17 @@
             <w:r>
               <w:rPr>
                 <w:rStyle w:val="a5"/>
-                <w:bCs w:val="0"/>
-                <w:noProof/>
-                <w:sz w:val="24"/>
-                <w:szCs w:val="24"/>
-              </w:rPr>
-              <w:t xml:space="preserve">五、 产业链代表性企业</w:t>
-            </w:r>
-            <w:r>
-              <w:rPr>
+                <w:rFonts w:eastAsia="宋体" w:cs="宋体"/>
+                <w:bCs/>
+                <w:noProof/>
+                <w:sz w:val="24"/>
+                <w:szCs w:val="24"/>
+              </w:rPr>
+              <w:t xml:space="preserve">4.3 研发投入水平</w:t>
+            </w:r>
+            <w:r>
+              <w:rPr>
+                <w:rFonts w:eastAsia="宋体"/>
                 <w:webHidden/>
                 <w:noProof/>
                 <w:sz w:val="24"/>
@@ -1672,6 +1676,7 @@
             </w:r>
             <w:r>
               <w:rPr>
+                <w:rFonts w:eastAsia="宋体"/>
                 <w:webHidden/>
                 <w:noProof/>
                 <w:sz w:val="24"/>
@@ -1681,6 +1686,7 @@
             </w:r>
             <w:r>
               <w:rPr>
+                <w:rFonts w:eastAsia="宋体"/>
                 <w:webHidden/>
                 <w:noProof/>
                 <w:sz w:val="24"/>
@@ -1690,6 +1696,7 @@
             </w:r>
             <w:r>
               <w:rPr>
+                <w:rFonts w:eastAsia="宋体"/>
                 <w:webHidden/>
                 <w:noProof/>
                 <w:sz w:val="24"/>
@@ -1699,15 +1706,17 @@
             </w:r>
             <w:r>
               <w:rPr>
-                <w:webHidden/>
-                <w:noProof/>
-                <w:sz w:val="24"/>
-                <w:szCs w:val="24"/>
-              </w:rPr>
-              <w:t>10</w:t>
-            </w:r>
-            <w:r>
-              <w:rPr>
+                <w:rFonts w:eastAsia="宋体"/>
+                <w:webHidden/>
+                <w:noProof/>
+                <w:sz w:val="24"/>
+                <w:szCs w:val="24"/>
+              </w:rPr>
+              <w:t>11</w:t>
+            </w:r>
+            <w:r>
+              <w:rPr>
+                <w:rFonts w:eastAsia="宋体"/>
                 <w:webHidden/>
                 <w:noProof/>
                 <w:sz w:val="24"/>
@@ -1742,7 +1751,7 @@
                 <w:sz w:val="24"/>
                 <w:szCs w:val="24"/>
               </w:rPr>
-              <w:t xml:space="preserve">5.1 珂玛科技</w:t>
+              <w:t xml:space="preserve">4.4 单一产品的毛利率水平</w:t>
             </w:r>
             <w:r>
               <w:rPr>
@@ -1792,7 +1801,7 @@
                 <w:sz w:val="24"/>
                 <w:szCs w:val="24"/>
               </w:rPr>
-              <w:t>10</w:t>
+              <w:t>11</w:t>
             </w:r>
             <w:r>
               <w:rPr>
@@ -1808,14 +1817,12 @@
         </w:p>
         <w:p>
           <w:pPr>
-            <w:pStyle w:val="TOC2"/>
+            <w:pStyle w:val="TOC1"/>
             <w:tabs>
               <w:tab w:val="right" w:leader="dot" w:pos="8299"/>
             </w:tabs>
             <w:spacing w:line="360" w:lineRule="auto"/>
-            <w:ind w:left="400"/>
             <w:rPr>
-              <w:rFonts w:eastAsia="宋体"/>
               <w:noProof/>
               <w:sz w:val="24"/>
               <w:szCs w:val="24"/>
@@ -1825,17 +1832,15 @@
             <w:r>
               <w:rPr>
                 <w:rStyle w:val="a5"/>
-                <w:rFonts w:eastAsia="宋体" w:cs="宋体"/>
-                <w:bCs/>
-                <w:noProof/>
-                <w:sz w:val="24"/>
-                <w:szCs w:val="24"/>
-              </w:rPr>
-              <w:t xml:space="preserve">5.2 臻宝科技</w:t>
-            </w:r>
-            <w:r>
-              <w:rPr>
-                <w:rFonts w:eastAsia="宋体"/>
+                <w:bCs w:val="0"/>
+                <w:noProof/>
+                <w:sz w:val="24"/>
+                <w:szCs w:val="24"/>
+              </w:rPr>
+              <w:t xml:space="preserve">五、 产业链代表性企业</w:t>
+            </w:r>
+            <w:r>
+              <w:rPr>
                 <w:webHidden/>
                 <w:noProof/>
                 <w:sz w:val="24"/>
@@ -1845,7 +1850,6 @@
             </w:r>
             <w:r>
               <w:rPr>
-                <w:rFonts w:eastAsia="宋体"/>
                 <w:webHidden/>
                 <w:noProof/>
                 <w:sz w:val="24"/>
@@ -1855,7 +1859,6 @@
             </w:r>
             <w:r>
               <w:rPr>
-                <w:rFonts w:eastAsia="宋体"/>
                 <w:webHidden/>
                 <w:noProof/>
                 <w:sz w:val="24"/>
@@ -1865,7 +1868,6 @@
             </w:r>
             <w:r>
               <w:rPr>
-                <w:rFonts w:eastAsia="宋体"/>
                 <w:webHidden/>
                 <w:noProof/>
                 <w:sz w:val="24"/>
@@ -1875,17 +1877,15 @@
             </w:r>
             <w:r>
               <w:rPr>
-                <w:rFonts w:eastAsia="宋体"/>
-                <w:webHidden/>
-                <w:noProof/>
-                <w:sz w:val="24"/>
-                <w:szCs w:val="24"/>
-              </w:rPr>
-              <w:t>10</w:t>
-            </w:r>
-            <w:r>
-              <w:rPr>
-                <w:rFonts w:eastAsia="宋体"/>
+                <w:webHidden/>
+                <w:noProof/>
+                <w:sz w:val="24"/>
+                <w:szCs w:val="24"/>
+              </w:rPr>
+              <w:t>12</w:t>
+            </w:r>
+            <w:r>
+              <w:rPr>
                 <w:webHidden/>
                 <w:noProof/>
                 <w:sz w:val="24"/>
@@ -1920,7 +1920,7 @@
                 <w:sz w:val="24"/>
                 <w:szCs w:val="24"/>
               </w:rPr>
-              <w:t xml:space="preserve">5.3 托伦斯</w:t>
+              <w:t xml:space="preserve">5.1 珂玛科技</w:t>
             </w:r>
             <w:r>
               <w:rPr>
@@ -1970,7 +1970,7 @@
                 <w:sz w:val="24"/>
                 <w:szCs w:val="24"/>
               </w:rPr>
-              <w:t>11</w:t>
+              <w:t>12</w:t>
             </w:r>
             <w:r>
               <w:rPr>
@@ -2009,7 +2009,7 @@
                 <w:sz w:val="24"/>
                 <w:szCs w:val="24"/>
               </w:rPr>
-              <w:t xml:space="preserve">5.4 富创精密与先锋精科</w:t>
+              <w:t xml:space="preserve">5.2 臻宝科技</w:t>
             </w:r>
             <w:r>
               <w:rPr>
@@ -2059,7 +2059,7 @@
                 <w:sz w:val="24"/>
                 <w:szCs w:val="24"/>
               </w:rPr>
-              <w:t>11</w:t>
+              <w:t>12</w:t>
             </w:r>
             <w:r>
               <w:rPr>
@@ -2098,7 +2098,7 @@
                 <w:sz w:val="24"/>
                 <w:szCs w:val="24"/>
               </w:rPr>
-              <w:t xml:space="preserve">5.5 境外对照企业</w:t>
+              <w:t xml:space="preserve">5.3 托伦斯</w:t>
             </w:r>
             <w:r>
               <w:rPr>
@@ -2148,7 +2148,7 @@
                 <w:sz w:val="24"/>
                 <w:szCs w:val="24"/>
               </w:rPr>
-              <w:t>11</w:t>
+              <w:t>13</w:t>
             </w:r>
             <w:r>
               <w:rPr>
@@ -2187,7 +2187,7 @@
                 <w:sz w:val="24"/>
                 <w:szCs w:val="24"/>
               </w:rPr>
-              <w:t xml:space="preserve">5.6 两类客户结构的对照</w:t>
+              <w:t xml:space="preserve">5.4 富创精密与先锋精科</w:t>
             </w:r>
             <w:r>
               <w:rPr>
@@ -2237,7 +2237,7 @@
                 <w:sz w:val="24"/>
                 <w:szCs w:val="24"/>
               </w:rPr>
-              <w:t>12</w:t>
+              <w:t>13</w:t>
             </w:r>
             <w:r>
               <w:rPr>
@@ -2253,12 +2253,14 @@
         </w:p>
         <w:p>
           <w:pPr>
-            <w:pStyle w:val="TOC1"/>
+            <w:pStyle w:val="TOC2"/>
             <w:tabs>
               <w:tab w:val="right" w:leader="dot" w:pos="8299"/>
             </w:tabs>
             <w:spacing w:line="360" w:lineRule="auto"/>
+            <w:ind w:left="400"/>
             <w:rPr>
+              <w:rFonts w:eastAsia="宋体"/>
               <w:noProof/>
               <w:sz w:val="24"/>
               <w:szCs w:val="24"/>
@@ -2268,15 +2270,17 @@
             <w:r>
               <w:rPr>
                 <w:rStyle w:val="a5"/>
-                <w:bCs w:val="0"/>
-                <w:noProof/>
-                <w:sz w:val="24"/>
-                <w:szCs w:val="24"/>
-              </w:rPr>
-              <w:t xml:space="preserve">六、 产业链企业资本化进度</w:t>
-            </w:r>
-            <w:r>
-              <w:rPr>
+                <w:rFonts w:eastAsia="宋体" w:cs="宋体"/>
+                <w:bCs/>
+                <w:noProof/>
+                <w:sz w:val="24"/>
+                <w:szCs w:val="24"/>
+              </w:rPr>
+              <w:t xml:space="preserve">5.5 境外对照企业</w:t>
+            </w:r>
+            <w:r>
+              <w:rPr>
+                <w:rFonts w:eastAsia="宋体"/>
                 <w:webHidden/>
                 <w:noProof/>
                 <w:sz w:val="24"/>
@@ -2286,6 +2290,7 @@
             </w:r>
             <w:r>
               <w:rPr>
+                <w:rFonts w:eastAsia="宋体"/>
                 <w:webHidden/>
                 <w:noProof/>
                 <w:sz w:val="24"/>
@@ -2295,6 +2300,7 @@
             </w:r>
             <w:r>
               <w:rPr>
+                <w:rFonts w:eastAsia="宋体"/>
                 <w:webHidden/>
                 <w:noProof/>
                 <w:sz w:val="24"/>
@@ -2304,6 +2310,7 @@
             </w:r>
             <w:r>
               <w:rPr>
+                <w:rFonts w:eastAsia="宋体"/>
                 <w:webHidden/>
                 <w:noProof/>
                 <w:sz w:val="24"/>
@@ -2313,15 +2320,17 @@
             </w:r>
             <w:r>
               <w:rPr>
-                <w:webHidden/>
-                <w:noProof/>
-                <w:sz w:val="24"/>
-                <w:szCs w:val="24"/>
-              </w:rPr>
-              <w:t>12</w:t>
-            </w:r>
-            <w:r>
-              <w:rPr>
+                <w:rFonts w:eastAsia="宋体"/>
+                <w:webHidden/>
+                <w:noProof/>
+                <w:sz w:val="24"/>
+                <w:szCs w:val="24"/>
+              </w:rPr>
+              <w:t>13</w:t>
+            </w:r>
+            <w:r>
+              <w:rPr>
+                <w:rFonts w:eastAsia="宋体"/>
                 <w:webHidden/>
                 <w:noProof/>
                 <w:sz w:val="24"/>
@@ -2356,7 +2365,7 @@
                 <w:sz w:val="24"/>
                 <w:szCs w:val="24"/>
               </w:rPr>
-              <w:t xml:space="preserve">6.1 境内上市与在审企业一览</w:t>
+              <w:t xml:space="preserve">5.6 两类客户结构的对照</w:t>
             </w:r>
             <w:r>
               <w:rPr>
@@ -2406,11 +2415,91 @@
                 <w:sz w:val="24"/>
                 <w:szCs w:val="24"/>
               </w:rPr>
-              <w:t>12</w:t>
-            </w:r>
-            <w:r>
-              <w:rPr>
-                <w:rFonts w:eastAsia="宋体"/>
+              <w:t>14</w:t>
+            </w:r>
+            <w:r>
+              <w:rPr>
+                <w:rFonts w:eastAsia="宋体"/>
+                <w:webHidden/>
+                <w:noProof/>
+                <w:sz w:val="24"/>
+                <w:szCs w:val="24"/>
+              </w:rPr>
+              <w:fldChar w:fldCharType="end"/>
+            </w:r>
+          </w:hyperlink>
+        </w:p>
+        <w:p>
+          <w:pPr>
+            <w:pStyle w:val="TOC1"/>
+            <w:tabs>
+              <w:tab w:val="right" w:leader="dot" w:pos="8299"/>
+            </w:tabs>
+            <w:spacing w:line="360" w:lineRule="auto"/>
+            <w:rPr>
+              <w:noProof/>
+              <w:sz w:val="24"/>
+              <w:szCs w:val="24"/>
+            </w:rPr>
+          </w:pPr>
+          <w:hyperlink w:anchor="_Toc900027" w:history="1">
+            <w:r>
+              <w:rPr>
+                <w:rStyle w:val="a5"/>
+                <w:bCs w:val="0"/>
+                <w:noProof/>
+                <w:sz w:val="24"/>
+                <w:szCs w:val="24"/>
+              </w:rPr>
+              <w:t xml:space="preserve">六、 产业链企业资本化进度</w:t>
+            </w:r>
+            <w:r>
+              <w:rPr>
+                <w:webHidden/>
+                <w:noProof/>
+                <w:sz w:val="24"/>
+                <w:szCs w:val="24"/>
+              </w:rPr>
+              <w:tab/>
+            </w:r>
+            <w:r>
+              <w:rPr>
+                <w:webHidden/>
+                <w:noProof/>
+                <w:sz w:val="24"/>
+                <w:szCs w:val="24"/>
+              </w:rPr>
+              <w:fldChar w:fldCharType="begin"/>
+            </w:r>
+            <w:r>
+              <w:rPr>
+                <w:webHidden/>
+                <w:noProof/>
+                <w:sz w:val="24"/>
+                <w:szCs w:val="24"/>
+              </w:rPr>
+              <w:instrText xml:space="preserve"> PAGEREF _Toc900027 \h </w:instrText>
+            </w:r>
+            <w:r>
+              <w:rPr>
+                <w:webHidden/>
+                <w:noProof/>
+                <w:sz w:val="24"/>
+                <w:szCs w:val="24"/>
+              </w:rPr>
+              <w:fldChar w:fldCharType="separate"/>
+            </w:r>
+            <w:r>
+              <w:rPr>
+                <w:webHidden/>
+                <w:noProof/>
+                <w:sz w:val="24"/>
+                <w:szCs w:val="24"/>
+              </w:rPr>
+              <w:t>14</w:t>
+            </w:r>
+            <w:r>
+              <w:rPr>
                 <w:webHidden/>
                 <w:noProof/>
                 <w:sz w:val="24"/>
@@ -2435,7 +2524,7 @@
               <w:szCs w:val="24"/>
             </w:rPr>
           </w:pPr>
-          <w:hyperlink w:anchor="_Toc900027" w:history="1">
+          <w:hyperlink w:anchor="_Toc900028" w:history="1">
             <w:r>
               <w:rPr>
                 <w:rStyle w:val="a5"/>
@@ -2445,7 +2534,7 @@
                 <w:sz w:val="24"/>
                 <w:szCs w:val="24"/>
               </w:rPr>
-              <w:t xml:space="preserve">6.2 辅导备案中的企业</w:t>
+              <w:t xml:space="preserve">6.1 境内上市与在审企业一览</w:t>
             </w:r>
             <w:r>
               <w:rPr>
@@ -2475,7 +2564,7 @@
                 <w:sz w:val="24"/>
                 <w:szCs w:val="24"/>
               </w:rPr>
-              <w:instrText xml:space="preserve"> PAGEREF _Toc900027 \h </w:instrText>
+              <w:instrText xml:space="preserve"> PAGEREF _Toc900028 \h </w:instrText>
             </w:r>
             <w:r>
               <w:rPr>
@@ -2495,91 +2584,11 @@
                 <w:sz w:val="24"/>
                 <w:szCs w:val="24"/>
               </w:rPr>
-              <w:t>13</w:t>
-            </w:r>
-            <w:r>
-              <w:rPr>
-                <w:rFonts w:eastAsia="宋体"/>
-                <w:webHidden/>
-                <w:noProof/>
-                <w:sz w:val="24"/>
-                <w:szCs w:val="24"/>
-              </w:rPr>
-              <w:fldChar w:fldCharType="end"/>
-            </w:r>
-          </w:hyperlink>
-        </w:p>
-        <w:p>
-          <w:pPr>
-            <w:pStyle w:val="TOC1"/>
-            <w:tabs>
-              <w:tab w:val="right" w:leader="dot" w:pos="8299"/>
-            </w:tabs>
-            <w:spacing w:line="360" w:lineRule="auto"/>
-            <w:rPr>
-              <w:noProof/>
-              <w:sz w:val="24"/>
-              <w:szCs w:val="24"/>
-            </w:rPr>
-          </w:pPr>
-          <w:hyperlink w:anchor="_Toc900028" w:history="1">
-            <w:r>
-              <w:rPr>
-                <w:rStyle w:val="a5"/>
-                <w:bCs w:val="0"/>
-                <w:noProof/>
-                <w:sz w:val="24"/>
-                <w:szCs w:val="24"/>
-              </w:rPr>
-              <w:t xml:space="preserve">七、 首次公开发行审核关注要点</w:t>
-            </w:r>
-            <w:r>
-              <w:rPr>
-                <w:webHidden/>
-                <w:noProof/>
-                <w:sz w:val="24"/>
-                <w:szCs w:val="24"/>
-              </w:rPr>
-              <w:tab/>
-            </w:r>
-            <w:r>
-              <w:rPr>
-                <w:webHidden/>
-                <w:noProof/>
-                <w:sz w:val="24"/>
-                <w:szCs w:val="24"/>
-              </w:rPr>
-              <w:fldChar w:fldCharType="begin"/>
-            </w:r>
-            <w:r>
-              <w:rPr>
-                <w:webHidden/>
-                <w:noProof/>
-                <w:sz w:val="24"/>
-                <w:szCs w:val="24"/>
-              </w:rPr>
-              <w:instrText xml:space="preserve"> PAGEREF _Toc900028 \h </w:instrText>
-            </w:r>
-            <w:r>
-              <w:rPr>
-                <w:webHidden/>
-                <w:noProof/>
-                <w:sz w:val="24"/>
-                <w:szCs w:val="24"/>
-              </w:rPr>
-              <w:fldChar w:fldCharType="separate"/>
-            </w:r>
-            <w:r>
-              <w:rPr>
-                <w:webHidden/>
-                <w:noProof/>
-                <w:sz w:val="24"/>
-                <w:szCs w:val="24"/>
-              </w:rPr>
-              <w:t>13</w:t>
-            </w:r>
-            <w:r>
-              <w:rPr>
+              <w:t>14</w:t>
+            </w:r>
+            <w:r>
+              <w:rPr>
+                <w:rFonts w:eastAsia="宋体"/>
                 <w:webHidden/>
                 <w:noProof/>
                 <w:sz w:val="24"/>
@@ -2614,7 +2623,7 @@
                 <w:sz w:val="24"/>
                 <w:szCs w:val="24"/>
               </w:rPr>
-              <w:t xml:space="preserve">7.1 样本与甄别方法</w:t>
+              <w:t xml:space="preserve">6.2 辅导备案中的企业</w:t>
             </w:r>
             <w:r>
               <w:rPr>
@@ -2664,7 +2673,7 @@
                 <w:sz w:val="24"/>
                 <w:szCs w:val="24"/>
               </w:rPr>
-              <w:t>13</w:t>
+              <w:t>15</w:t>
             </w:r>
             <w:r>
               <w:rPr>
@@ -2680,14 +2689,12 @@
         </w:p>
         <w:p>
           <w:pPr>
-            <w:pStyle w:val="TOC2"/>
+            <w:pStyle w:val="TOC1"/>
             <w:tabs>
               <w:tab w:val="right" w:leader="dot" w:pos="8299"/>
             </w:tabs>
             <w:spacing w:line="360" w:lineRule="auto"/>
-            <w:ind w:left="400"/>
             <w:rPr>
-              <w:rFonts w:eastAsia="宋体"/>
               <w:noProof/>
               <w:sz w:val="24"/>
               <w:szCs w:val="24"/>
@@ -2697,17 +2704,15 @@
             <w:r>
               <w:rPr>
                 <w:rStyle w:val="a5"/>
-                <w:rFonts w:eastAsia="宋体" w:cs="宋体"/>
-                <w:bCs/>
-                <w:noProof/>
-                <w:sz w:val="24"/>
-                <w:szCs w:val="24"/>
-              </w:rPr>
-              <w:t xml:space="preserve">7.2 问题的收敛过程</w:t>
-            </w:r>
-            <w:r>
-              <w:rPr>
-                <w:rFonts w:eastAsia="宋体"/>
+                <w:bCs w:val="0"/>
+                <w:noProof/>
+                <w:sz w:val="24"/>
+                <w:szCs w:val="24"/>
+              </w:rPr>
+              <w:t xml:space="preserve">七、 首次公开发行审核关注要点</w:t>
+            </w:r>
+            <w:r>
+              <w:rPr>
                 <w:webHidden/>
                 <w:noProof/>
                 <w:sz w:val="24"/>
@@ -2717,7 +2722,6 @@
             </w:r>
             <w:r>
               <w:rPr>
-                <w:rFonts w:eastAsia="宋体"/>
                 <w:webHidden/>
                 <w:noProof/>
                 <w:sz w:val="24"/>
@@ -2727,7 +2731,6 @@
             </w:r>
             <w:r>
               <w:rPr>
-                <w:rFonts w:eastAsia="宋体"/>
                 <w:webHidden/>
                 <w:noProof/>
                 <w:sz w:val="24"/>
@@ -2737,7 +2740,6 @@
             </w:r>
             <w:r>
               <w:rPr>
-                <w:rFonts w:eastAsia="宋体"/>
                 <w:webHidden/>
                 <w:noProof/>
                 <w:sz w:val="24"/>
@@ -2747,17 +2749,15 @@
             </w:r>
             <w:r>
               <w:rPr>
-                <w:rFonts w:eastAsia="宋体"/>
-                <w:webHidden/>
-                <w:noProof/>
-                <w:sz w:val="24"/>
-                <w:szCs w:val="24"/>
-              </w:rPr>
-              <w:t>14</w:t>
-            </w:r>
-            <w:r>
-              <w:rPr>
-                <w:rFonts w:eastAsia="宋体"/>
+                <w:webHidden/>
+                <w:noProof/>
+                <w:sz w:val="24"/>
+                <w:szCs w:val="24"/>
+              </w:rPr>
+              <w:t>15</w:t>
+            </w:r>
+            <w:r>
+              <w:rPr>
                 <w:webHidden/>
                 <w:noProof/>
                 <w:sz w:val="24"/>
@@ -2792,7 +2792,7 @@
                 <w:sz w:val="24"/>
                 <w:szCs w:val="24"/>
               </w:rPr>
-              <w:t xml:space="preserve">7.3 关注点之一：毛利率</w:t>
+              <w:t xml:space="preserve">7.1 样本与甄别方法</w:t>
             </w:r>
             <w:r>
               <w:rPr>
@@ -2881,7 +2881,7 @@
                 <w:sz w:val="24"/>
                 <w:szCs w:val="24"/>
               </w:rPr>
-              <w:t xml:space="preserve">7.4 关注点之二：技术先进性与核心技术</w:t>
+              <w:t xml:space="preserve">7.2 问题的收敛过程</w:t>
             </w:r>
             <w:r>
               <w:rPr>
@@ -2970,7 +2970,7 @@
                 <w:sz w:val="24"/>
                 <w:szCs w:val="24"/>
               </w:rPr>
-              <w:t xml:space="preserve">7.5 关注点之三：收入与业绩可持续性</w:t>
+              <w:t xml:space="preserve">7.3 关注点之一：毛利率</w:t>
             </w:r>
             <w:r>
               <w:rPr>
@@ -3020,7 +3020,7 @@
                 <w:sz w:val="24"/>
                 <w:szCs w:val="24"/>
               </w:rPr>
-              <w:t>16</w:t>
+              <w:t>17</w:t>
             </w:r>
             <w:r>
               <w:rPr>
@@ -3059,7 +3059,7 @@
                 <w:sz w:val="24"/>
                 <w:szCs w:val="24"/>
               </w:rPr>
-              <w:t xml:space="preserve">7.6 关注点之四：客户与供应商</w:t>
+              <w:t xml:space="preserve">7.4 关注点之二：技术先进性与核心技术</w:t>
             </w:r>
             <w:r>
               <w:rPr>
@@ -3109,7 +3109,7 @@
                 <w:sz w:val="24"/>
                 <w:szCs w:val="24"/>
               </w:rPr>
-              <w:t>16</w:t>
+              <w:t>18</w:t>
             </w:r>
             <w:r>
               <w:rPr>
@@ -3148,7 +3148,7 @@
                 <w:sz w:val="24"/>
                 <w:szCs w:val="24"/>
               </w:rPr>
-              <w:t xml:space="preserve">7.7 关注点之五：募投项目与产能消化</w:t>
+              <w:t xml:space="preserve">7.5 关注点之三：收入与业绩可持续性</w:t>
             </w:r>
             <w:r>
               <w:rPr>
@@ -3198,7 +3198,7 @@
                 <w:sz w:val="24"/>
                 <w:szCs w:val="24"/>
               </w:rPr>
-              <w:t>16</w:t>
+              <w:t>18</w:t>
             </w:r>
             <w:r>
               <w:rPr>
@@ -3237,7 +3237,7 @@
                 <w:sz w:val="24"/>
                 <w:szCs w:val="24"/>
               </w:rPr>
-              <w:t xml:space="preserve">7.8 关注点之六：股权、历史沿革与实际控制人</w:t>
+              <w:t xml:space="preserve">7.6 关注点之四：客户与供应商</w:t>
             </w:r>
             <w:r>
               <w:rPr>
@@ -3287,7 +3287,7 @@
                 <w:sz w:val="24"/>
                 <w:szCs w:val="24"/>
               </w:rPr>
-              <w:t>16</w:t>
+              <w:t>18</w:t>
             </w:r>
             <w:r>
               <w:rPr>
@@ -3326,7 +3326,7 @@
                 <w:sz w:val="24"/>
                 <w:szCs w:val="24"/>
               </w:rPr>
-              <w:t xml:space="preserve">7.9 单家特有的关注点</w:t>
+              <w:t xml:space="preserve">7.7 关注点之五：募投项目与产能消化</w:t>
             </w:r>
             <w:r>
               <w:rPr>
@@ -3376,7 +3376,7 @@
                 <w:sz w:val="24"/>
                 <w:szCs w:val="24"/>
               </w:rPr>
-              <w:t>17</w:t>
+              <w:t>18</w:t>
             </w:r>
             <w:r>
               <w:rPr>
@@ -3392,12 +3392,14 @@
         </w:p>
         <w:p>
           <w:pPr>
-            <w:pStyle w:val="TOC1"/>
+            <w:pStyle w:val="TOC2"/>
             <w:tabs>
               <w:tab w:val="right" w:leader="dot" w:pos="8299"/>
             </w:tabs>
             <w:spacing w:line="360" w:lineRule="auto"/>
+            <w:ind w:left="400"/>
             <w:rPr>
+              <w:rFonts w:eastAsia="宋体"/>
               <w:noProof/>
               <w:sz w:val="24"/>
               <w:szCs w:val="24"/>
@@ -3407,15 +3409,17 @@
             <w:r>
               <w:rPr>
                 <w:rStyle w:val="a5"/>
-                <w:bCs w:val="0"/>
-                <w:noProof/>
-                <w:sz w:val="24"/>
-                <w:szCs w:val="24"/>
-              </w:rPr>
-              <w:t xml:space="preserve">八、 与国泰海通相关的产业链公司</w:t>
-            </w:r>
-            <w:r>
-              <w:rPr>
+                <w:rFonts w:eastAsia="宋体" w:cs="宋体"/>
+                <w:bCs/>
+                <w:noProof/>
+                <w:sz w:val="24"/>
+                <w:szCs w:val="24"/>
+              </w:rPr>
+              <w:t xml:space="preserve">7.8 关注点之六：股权、历史沿革与实际控制人</w:t>
+            </w:r>
+            <w:r>
+              <w:rPr>
+                <w:rFonts w:eastAsia="宋体"/>
                 <w:webHidden/>
                 <w:noProof/>
                 <w:sz w:val="24"/>
@@ -3425,6 +3429,7 @@
             </w:r>
             <w:r>
               <w:rPr>
+                <w:rFonts w:eastAsia="宋体"/>
                 <w:webHidden/>
                 <w:noProof/>
                 <w:sz w:val="24"/>
@@ -3434,6 +3439,7 @@
             </w:r>
             <w:r>
               <w:rPr>
+                <w:rFonts w:eastAsia="宋体"/>
                 <w:webHidden/>
                 <w:noProof/>
                 <w:sz w:val="24"/>
@@ -3443,6 +3449,7 @@
             </w:r>
             <w:r>
               <w:rPr>
+                <w:rFonts w:eastAsia="宋体"/>
                 <w:webHidden/>
                 <w:noProof/>
                 <w:sz w:val="24"/>
@@ -3452,15 +3459,17 @@
             </w:r>
             <w:r>
               <w:rPr>
-                <w:webHidden/>
-                <w:noProof/>
-                <w:sz w:val="24"/>
-                <w:szCs w:val="24"/>
-              </w:rPr>
-              <w:t>17</w:t>
-            </w:r>
-            <w:r>
-              <w:rPr>
+                <w:rFonts w:eastAsia="宋体"/>
+                <w:webHidden/>
+                <w:noProof/>
+                <w:sz w:val="24"/>
+                <w:szCs w:val="24"/>
+              </w:rPr>
+              <w:t>18</w:t>
+            </w:r>
+            <w:r>
+              <w:rPr>
+                <w:rFonts w:eastAsia="宋体"/>
                 <w:webHidden/>
                 <w:noProof/>
                 <w:sz w:val="24"/>
@@ -3495,7 +3504,7 @@
                 <w:sz w:val="24"/>
                 <w:szCs w:val="24"/>
               </w:rPr>
-              <w:t xml:space="preserve">8.1 在审与辅导中的项目</w:t>
+              <w:t xml:space="preserve">7.9 单家特有的关注点</w:t>
             </w:r>
             <w:r>
               <w:rPr>
@@ -3545,7 +3554,7 @@
                 <w:sz w:val="24"/>
                 <w:szCs w:val="24"/>
               </w:rPr>
-              <w:t>17</w:t>
+              <w:t>19</w:t>
             </w:r>
             <w:r>
               <w:rPr>
@@ -3561,14 +3570,12 @@
         </w:p>
         <w:p>
           <w:pPr>
-            <w:pStyle w:val="TOC2"/>
+            <w:pStyle w:val="TOC1"/>
             <w:tabs>
               <w:tab w:val="right" w:leader="dot" w:pos="8299"/>
             </w:tabs>
             <w:spacing w:line="360" w:lineRule="auto"/>
-            <w:ind w:left="400"/>
             <w:rPr>
-              <w:rFonts w:eastAsia="宋体"/>
               <w:noProof/>
               <w:sz w:val="24"/>
               <w:szCs w:val="24"/>
@@ -3578,17 +3585,15 @@
             <w:r>
               <w:rPr>
                 <w:rStyle w:val="a5"/>
-                <w:rFonts w:eastAsia="宋体" w:cs="宋体"/>
-                <w:bCs/>
-                <w:noProof/>
-                <w:sz w:val="24"/>
-                <w:szCs w:val="24"/>
-              </w:rPr>
-              <w:t xml:space="preserve">8.2 已保荐上市的相关公司</w:t>
-            </w:r>
-            <w:r>
-              <w:rPr>
-                <w:rFonts w:eastAsia="宋体"/>
+                <w:bCs w:val="0"/>
+                <w:noProof/>
+                <w:sz w:val="24"/>
+                <w:szCs w:val="24"/>
+              </w:rPr>
+              <w:t xml:space="preserve">八、 与国泰海通相关的产业链公司</w:t>
+            </w:r>
+            <w:r>
+              <w:rPr>
                 <w:webHidden/>
                 <w:noProof/>
                 <w:sz w:val="24"/>
@@ -3598,7 +3603,6 @@
             </w:r>
             <w:r>
               <w:rPr>
-                <w:rFonts w:eastAsia="宋体"/>
                 <w:webHidden/>
                 <w:noProof/>
                 <w:sz w:val="24"/>
@@ -3608,7 +3612,6 @@
             </w:r>
             <w:r>
               <w:rPr>
-                <w:rFonts w:eastAsia="宋体"/>
                 <w:webHidden/>
                 <w:noProof/>
                 <w:sz w:val="24"/>
@@ -3618,7 +3621,6 @@
             </w:r>
             <w:r>
               <w:rPr>
-                <w:rFonts w:eastAsia="宋体"/>
                 <w:webHidden/>
                 <w:noProof/>
                 <w:sz w:val="24"/>
@@ -3628,17 +3630,15 @@
             </w:r>
             <w:r>
               <w:rPr>
-                <w:rFonts w:eastAsia="宋体"/>
-                <w:webHidden/>
-                <w:noProof/>
-                <w:sz w:val="24"/>
-                <w:szCs w:val="24"/>
-              </w:rPr>
-              <w:t>18</w:t>
-            </w:r>
-            <w:r>
-              <w:rPr>
-                <w:rFonts w:eastAsia="宋体"/>
+                <w:webHidden/>
+                <w:noProof/>
+                <w:sz w:val="24"/>
+                <w:szCs w:val="24"/>
+              </w:rPr>
+              <w:t>19</w:t>
+            </w:r>
+            <w:r>
+              <w:rPr>
                 <w:webHidden/>
                 <w:noProof/>
                 <w:sz w:val="24"/>
@@ -3673,7 +3673,7 @@
                 <w:sz w:val="24"/>
                 <w:szCs w:val="24"/>
               </w:rPr>
-              <w:t xml:space="preserve">8.3 曾保荐但已终止的公司</w:t>
+              <w:t xml:space="preserve">8.1 在审与辅导中的项目</w:t>
             </w:r>
             <w:r>
               <w:rPr>
@@ -3723,7 +3723,7 @@
                 <w:sz w:val="24"/>
                 <w:szCs w:val="24"/>
               </w:rPr>
-              <w:t>18</w:t>
+              <w:t>19</w:t>
             </w:r>
             <w:r>
               <w:rPr>
@@ -3762,7 +3762,7 @@
                 <w:sz w:val="24"/>
                 <w:szCs w:val="24"/>
               </w:rPr>
-              <w:t xml:space="preserve">8.4 主体沿革</w:t>
+              <w:t xml:space="preserve">8.2 已保荐上市的相关公司</w:t>
             </w:r>
             <w:r>
               <w:rPr>
@@ -3812,7 +3812,7 @@
                 <w:sz w:val="24"/>
                 <w:szCs w:val="24"/>
               </w:rPr>
-              <w:t>18</w:t>
+              <w:t>20</w:t>
             </w:r>
             <w:r>
               <w:rPr>
@@ -3828,12 +3828,14 @@
         </w:p>
         <w:p>
           <w:pPr>
-            <w:pStyle w:val="TOC1"/>
+            <w:pStyle w:val="TOC2"/>
             <w:tabs>
               <w:tab w:val="right" w:leader="dot" w:pos="8299"/>
             </w:tabs>
             <w:spacing w:line="360" w:lineRule="auto"/>
+            <w:ind w:left="400"/>
             <w:rPr>
+              <w:rFonts w:eastAsia="宋体"/>
               <w:noProof/>
               <w:sz w:val="24"/>
               <w:szCs w:val="24"/>
@@ -3843,15 +3845,17 @@
             <w:r>
               <w:rPr>
                 <w:rStyle w:val="a5"/>
-                <w:bCs w:val="0"/>
-                <w:noProof/>
-                <w:sz w:val="24"/>
-                <w:szCs w:val="24"/>
-              </w:rPr>
-              <w:t xml:space="preserve">九、 无锡金源的产业链定位与拜访关注要点</w:t>
-            </w:r>
-            <w:r>
-              <w:rPr>
+                <w:rFonts w:eastAsia="宋体" w:cs="宋体"/>
+                <w:bCs/>
+                <w:noProof/>
+                <w:sz w:val="24"/>
+                <w:szCs w:val="24"/>
+              </w:rPr>
+              <w:t xml:space="preserve">8.3 曾保荐但已终止的公司</w:t>
+            </w:r>
+            <w:r>
+              <w:rPr>
+                <w:rFonts w:eastAsia="宋体"/>
                 <w:webHidden/>
                 <w:noProof/>
                 <w:sz w:val="24"/>
@@ -3861,6 +3865,7 @@
             </w:r>
             <w:r>
               <w:rPr>
+                <w:rFonts w:eastAsia="宋体"/>
                 <w:webHidden/>
                 <w:noProof/>
                 <w:sz w:val="24"/>
@@ -3870,6 +3875,7 @@
             </w:r>
             <w:r>
               <w:rPr>
+                <w:rFonts w:eastAsia="宋体"/>
                 <w:webHidden/>
                 <w:noProof/>
                 <w:sz w:val="24"/>
@@ -3879,6 +3885,7 @@
             </w:r>
             <w:r>
               <w:rPr>
+                <w:rFonts w:eastAsia="宋体"/>
                 <w:webHidden/>
                 <w:noProof/>
                 <w:sz w:val="24"/>
@@ -3888,15 +3895,17 @@
             </w:r>
             <w:r>
               <w:rPr>
-                <w:webHidden/>
-                <w:noProof/>
-                <w:sz w:val="24"/>
-                <w:szCs w:val="24"/>
-              </w:rPr>
-              <w:t>18</w:t>
-            </w:r>
-            <w:r>
-              <w:rPr>
+                <w:rFonts w:eastAsia="宋体"/>
+                <w:webHidden/>
+                <w:noProof/>
+                <w:sz w:val="24"/>
+                <w:szCs w:val="24"/>
+              </w:rPr>
+              <w:t>20</w:t>
+            </w:r>
+            <w:r>
+              <w:rPr>
+                <w:rFonts w:eastAsia="宋体"/>
                 <w:webHidden/>
                 <w:noProof/>
                 <w:sz w:val="24"/>
@@ -3931,7 +3940,7 @@
                 <w:sz w:val="24"/>
                 <w:szCs w:val="24"/>
               </w:rPr>
-              <w:t xml:space="preserve">9.1 公司概况</w:t>
+              <w:t xml:space="preserve">8.4 主体沿革</w:t>
             </w:r>
             <w:r>
               <w:rPr>
@@ -3981,7 +3990,7 @@
                 <w:sz w:val="24"/>
                 <w:szCs w:val="24"/>
               </w:rPr>
-              <w:t>18</w:t>
+              <w:t>20</w:t>
             </w:r>
             <w:r>
               <w:rPr>
@@ -3997,14 +4006,12 @@
         </w:p>
         <w:p>
           <w:pPr>
-            <w:pStyle w:val="TOC2"/>
+            <w:pStyle w:val="TOC1"/>
             <w:tabs>
               <w:tab w:val="right" w:leader="dot" w:pos="8299"/>
             </w:tabs>
             <w:spacing w:line="360" w:lineRule="auto"/>
-            <w:ind w:left="400"/>
             <w:rPr>
-              <w:rFonts w:eastAsia="宋体"/>
               <w:noProof/>
               <w:sz w:val="24"/>
               <w:szCs w:val="24"/>
@@ -4014,17 +4021,15 @@
             <w:r>
               <w:rPr>
                 <w:rStyle w:val="a5"/>
-                <w:rFonts w:eastAsia="宋体" w:cs="宋体"/>
-                <w:bCs/>
-                <w:noProof/>
-                <w:sz w:val="24"/>
-                <w:szCs w:val="24"/>
-              </w:rPr>
-              <w:t xml:space="preserve">9.2 产品体系</w:t>
-            </w:r>
-            <w:r>
-              <w:rPr>
-                <w:rFonts w:eastAsia="宋体"/>
+                <w:bCs w:val="0"/>
+                <w:noProof/>
+                <w:sz w:val="24"/>
+                <w:szCs w:val="24"/>
+              </w:rPr>
+              <w:t xml:space="preserve">九、 无锡金源的产业链定位与拜访关注要点</w:t>
+            </w:r>
+            <w:r>
+              <w:rPr>
                 <w:webHidden/>
                 <w:noProof/>
                 <w:sz w:val="24"/>
@@ -4034,7 +4039,6 @@
             </w:r>
             <w:r>
               <w:rPr>
-                <w:rFonts w:eastAsia="宋体"/>
                 <w:webHidden/>
                 <w:noProof/>
                 <w:sz w:val="24"/>
@@ -4044,7 +4048,6 @@
             </w:r>
             <w:r>
               <w:rPr>
-                <w:rFonts w:eastAsia="宋体"/>
                 <w:webHidden/>
                 <w:noProof/>
                 <w:sz w:val="24"/>
@@ -4054,7 +4057,6 @@
             </w:r>
             <w:r>
               <w:rPr>
-                <w:rFonts w:eastAsia="宋体"/>
                 <w:webHidden/>
                 <w:noProof/>
                 <w:sz w:val="24"/>
@@ -4064,17 +4066,15 @@
             </w:r>
             <w:r>
               <w:rPr>
-                <w:rFonts w:eastAsia="宋体"/>
-                <w:webHidden/>
-                <w:noProof/>
-                <w:sz w:val="24"/>
-                <w:szCs w:val="24"/>
-              </w:rPr>
-              <w:t>18</w:t>
-            </w:r>
-            <w:r>
-              <w:rPr>
-                <w:rFonts w:eastAsia="宋体"/>
+                <w:webHidden/>
+                <w:noProof/>
+                <w:sz w:val="24"/>
+                <w:szCs w:val="24"/>
+              </w:rPr>
+              <w:t>20</w:t>
+            </w:r>
+            <w:r>
+              <w:rPr>
                 <w:webHidden/>
                 <w:noProof/>
                 <w:sz w:val="24"/>
@@ -4109,7 +4109,7 @@
                 <w:sz w:val="24"/>
                 <w:szCs w:val="24"/>
               </w:rPr>
-              <w:t xml:space="preserve">9.3 产业链定位与可比公司</w:t>
+              <w:t xml:space="preserve">9.1 公司概况</w:t>
             </w:r>
             <w:r>
               <w:rPr>
@@ -4159,7 +4159,7 @@
                 <w:sz w:val="24"/>
                 <w:szCs w:val="24"/>
               </w:rPr>
-              <w:t>19</w:t>
+              <w:t>20</w:t>
             </w:r>
             <w:r>
               <w:rPr>
@@ -4198,7 +4198,7 @@
                 <w:sz w:val="24"/>
                 <w:szCs w:val="24"/>
               </w:rPr>
-              <w:t xml:space="preserve">9.4 拜访关注要点</w:t>
+              <w:t xml:space="preserve">9.2 产品体系</w:t>
             </w:r>
             <w:r>
               <w:rPr>
@@ -4248,7 +4248,7 @@
                 <w:sz w:val="24"/>
                 <w:szCs w:val="24"/>
               </w:rPr>
-              <w:t>19</w:t>
+              <w:t>20</w:t>
             </w:r>
             <w:r>
               <w:rPr>
@@ -4287,7 +4287,7 @@
                 <w:sz w:val="24"/>
                 <w:szCs w:val="24"/>
               </w:rPr>
-              <w:t xml:space="preserve">9.5 初步判断</w:t>
+              <w:t xml:space="preserve">9.3 产业链生态位</w:t>
             </w:r>
             <w:r>
               <w:rPr>
@@ -4337,7 +4337,274 @@
                 <w:sz w:val="24"/>
                 <w:szCs w:val="24"/>
               </w:rPr>
-              <w:t>20</w:t>
+              <w:t>21</w:t>
+            </w:r>
+            <w:r>
+              <w:rPr>
+                <w:rFonts w:eastAsia="宋体"/>
+                <w:webHidden/>
+                <w:noProof/>
+                <w:sz w:val="24"/>
+                <w:szCs w:val="24"/>
+              </w:rPr>
+              <w:fldChar w:fldCharType="end"/>
+            </w:r>
+          </w:hyperlink>
+        </w:p>
+        <w:p>
+          <w:pPr>
+            <w:pStyle w:val="TOC2"/>
+            <w:tabs>
+              <w:tab w:val="right" w:leader="dot" w:pos="8299"/>
+            </w:tabs>
+            <w:spacing w:line="360" w:lineRule="auto"/>
+            <w:ind w:left="400"/>
+            <w:rPr>
+              <w:rFonts w:eastAsia="宋体"/>
+              <w:noProof/>
+              <w:sz w:val="24"/>
+              <w:szCs w:val="24"/>
+            </w:rPr>
+          </w:pPr>
+          <w:hyperlink w:anchor="_Toc900049" w:history="1">
+            <w:r>
+              <w:rPr>
+                <w:rStyle w:val="a5"/>
+                <w:rFonts w:eastAsia="宋体" w:cs="宋体"/>
+                <w:bCs/>
+                <w:noProof/>
+                <w:sz w:val="24"/>
+                <w:szCs w:val="24"/>
+              </w:rPr>
+              <w:t xml:space="preserve">9.4 同环节可比公司</w:t>
+            </w:r>
+            <w:r>
+              <w:rPr>
+                <w:rFonts w:eastAsia="宋体"/>
+                <w:webHidden/>
+                <w:noProof/>
+                <w:sz w:val="24"/>
+                <w:szCs w:val="24"/>
+              </w:rPr>
+              <w:tab/>
+            </w:r>
+            <w:r>
+              <w:rPr>
+                <w:rFonts w:eastAsia="宋体"/>
+                <w:webHidden/>
+                <w:noProof/>
+                <w:sz w:val="24"/>
+                <w:szCs w:val="24"/>
+              </w:rPr>
+              <w:fldChar w:fldCharType="begin"/>
+            </w:r>
+            <w:r>
+              <w:rPr>
+                <w:rFonts w:eastAsia="宋体"/>
+                <w:webHidden/>
+                <w:noProof/>
+                <w:sz w:val="24"/>
+                <w:szCs w:val="24"/>
+              </w:rPr>
+              <w:instrText xml:space="preserve"> PAGEREF _Toc900049 \h </w:instrText>
+            </w:r>
+            <w:r>
+              <w:rPr>
+                <w:rFonts w:eastAsia="宋体"/>
+                <w:webHidden/>
+                <w:noProof/>
+                <w:sz w:val="24"/>
+                <w:szCs w:val="24"/>
+              </w:rPr>
+              <w:fldChar w:fldCharType="separate"/>
+            </w:r>
+            <w:r>
+              <w:rPr>
+                <w:rFonts w:eastAsia="宋体"/>
+                <w:webHidden/>
+                <w:noProof/>
+                <w:sz w:val="24"/>
+                <w:szCs w:val="24"/>
+              </w:rPr>
+              <w:t>21</w:t>
+            </w:r>
+            <w:r>
+              <w:rPr>
+                <w:rFonts w:eastAsia="宋体"/>
+                <w:webHidden/>
+                <w:noProof/>
+                <w:sz w:val="24"/>
+                <w:szCs w:val="24"/>
+              </w:rPr>
+              <w:fldChar w:fldCharType="end"/>
+            </w:r>
+          </w:hyperlink>
+        </w:p>
+        <w:p>
+          <w:pPr>
+            <w:pStyle w:val="TOC2"/>
+            <w:tabs>
+              <w:tab w:val="right" w:leader="dot" w:pos="8299"/>
+            </w:tabs>
+            <w:spacing w:line="360" w:lineRule="auto"/>
+            <w:ind w:left="400"/>
+            <w:rPr>
+              <w:rFonts w:eastAsia="宋体"/>
+              <w:noProof/>
+              <w:sz w:val="24"/>
+              <w:szCs w:val="24"/>
+            </w:rPr>
+          </w:pPr>
+          <w:hyperlink w:anchor="_Toc900050" w:history="1">
+            <w:r>
+              <w:rPr>
+                <w:rStyle w:val="a5"/>
+                <w:rFonts w:eastAsia="宋体" w:cs="宋体"/>
+                <w:bCs/>
+                <w:noProof/>
+                <w:sz w:val="24"/>
+                <w:szCs w:val="24"/>
+              </w:rPr>
+              <w:t xml:space="preserve">9.5 拜访关注要点</w:t>
+            </w:r>
+            <w:r>
+              <w:rPr>
+                <w:rFonts w:eastAsia="宋体"/>
+                <w:webHidden/>
+                <w:noProof/>
+                <w:sz w:val="24"/>
+                <w:szCs w:val="24"/>
+              </w:rPr>
+              <w:tab/>
+            </w:r>
+            <w:r>
+              <w:rPr>
+                <w:rFonts w:eastAsia="宋体"/>
+                <w:webHidden/>
+                <w:noProof/>
+                <w:sz w:val="24"/>
+                <w:szCs w:val="24"/>
+              </w:rPr>
+              <w:fldChar w:fldCharType="begin"/>
+            </w:r>
+            <w:r>
+              <w:rPr>
+                <w:rFonts w:eastAsia="宋体"/>
+                <w:webHidden/>
+                <w:noProof/>
+                <w:sz w:val="24"/>
+                <w:szCs w:val="24"/>
+              </w:rPr>
+              <w:instrText xml:space="preserve"> PAGEREF _Toc900050 \h </w:instrText>
+            </w:r>
+            <w:r>
+              <w:rPr>
+                <w:rFonts w:eastAsia="宋体"/>
+                <w:webHidden/>
+                <w:noProof/>
+                <w:sz w:val="24"/>
+                <w:szCs w:val="24"/>
+              </w:rPr>
+              <w:fldChar w:fldCharType="separate"/>
+            </w:r>
+            <w:r>
+              <w:rPr>
+                <w:rFonts w:eastAsia="宋体"/>
+                <w:webHidden/>
+                <w:noProof/>
+                <w:sz w:val="24"/>
+                <w:szCs w:val="24"/>
+              </w:rPr>
+              <w:t>22</w:t>
+            </w:r>
+            <w:r>
+              <w:rPr>
+                <w:rFonts w:eastAsia="宋体"/>
+                <w:webHidden/>
+                <w:noProof/>
+                <w:sz w:val="24"/>
+                <w:szCs w:val="24"/>
+              </w:rPr>
+              <w:fldChar w:fldCharType="end"/>
+            </w:r>
+          </w:hyperlink>
+        </w:p>
+        <w:p>
+          <w:pPr>
+            <w:pStyle w:val="TOC2"/>
+            <w:tabs>
+              <w:tab w:val="right" w:leader="dot" w:pos="8299"/>
+            </w:tabs>
+            <w:spacing w:line="360" w:lineRule="auto"/>
+            <w:ind w:left="400"/>
+            <w:rPr>
+              <w:rFonts w:eastAsia="宋体"/>
+              <w:noProof/>
+              <w:sz w:val="24"/>
+              <w:szCs w:val="24"/>
+            </w:rPr>
+          </w:pPr>
+          <w:hyperlink w:anchor="_Toc900051" w:history="1">
+            <w:r>
+              <w:rPr>
+                <w:rStyle w:val="a5"/>
+                <w:rFonts w:eastAsia="宋体" w:cs="宋体"/>
+                <w:bCs/>
+                <w:noProof/>
+                <w:sz w:val="24"/>
+                <w:szCs w:val="24"/>
+              </w:rPr>
+              <w:t xml:space="preserve">9.6 初步判断</w:t>
+            </w:r>
+            <w:r>
+              <w:rPr>
+                <w:rFonts w:eastAsia="宋体"/>
+                <w:webHidden/>
+                <w:noProof/>
+                <w:sz w:val="24"/>
+                <w:szCs w:val="24"/>
+              </w:rPr>
+              <w:tab/>
+            </w:r>
+            <w:r>
+              <w:rPr>
+                <w:rFonts w:eastAsia="宋体"/>
+                <w:webHidden/>
+                <w:noProof/>
+                <w:sz w:val="24"/>
+                <w:szCs w:val="24"/>
+              </w:rPr>
+              <w:fldChar w:fldCharType="begin"/>
+            </w:r>
+            <w:r>
+              <w:rPr>
+                <w:rFonts w:eastAsia="宋体"/>
+                <w:webHidden/>
+                <w:noProof/>
+                <w:sz w:val="24"/>
+                <w:szCs w:val="24"/>
+              </w:rPr>
+              <w:instrText xml:space="preserve"> PAGEREF _Toc900051 \h </w:instrText>
+            </w:r>
+            <w:r>
+              <w:rPr>
+                <w:rFonts w:eastAsia="宋体"/>
+                <w:webHidden/>
+                <w:noProof/>
+                <w:sz w:val="24"/>
+                <w:szCs w:val="24"/>
+              </w:rPr>
+              <w:fldChar w:fldCharType="separate"/>
+            </w:r>
+            <w:r>
+              <w:rPr>
+                <w:rFonts w:eastAsia="宋体"/>
+                <w:webHidden/>
+                <w:noProof/>
+                <w:sz w:val="24"/>
+                <w:szCs w:val="24"/>
+              </w:rPr>
+              <w:t>23</w:t>
             </w:r>
             <w:r>
               <w:rPr>
@@ -4364,7 +4631,7 @@
               <w:szCs w:val="24"/>
             </w:rPr>
           </w:pPr>
-          <w:hyperlink w:anchor="_Toc900049" w:history="1">
+          <w:hyperlink w:anchor="_Toc900052" w:history="1">
             <w:r>
               <w:rPr>
                 <w:rStyle w:val="a5"/>
@@ -4400,7 +4667,7 @@
                 <w:sz w:val="24"/>
                 <w:szCs w:val="24"/>
               </w:rPr>
-              <w:instrText xml:space="preserve"> PAGEREF _Toc900049 \h </w:instrText>
+              <w:instrText xml:space="preserve"> PAGEREF _Toc900052 \h </w:instrText>
             </w:r>
             <w:r>
               <w:rPr>
@@ -4418,7 +4685,7 @@
                 <w:sz w:val="24"/>
                 <w:szCs w:val="24"/>
               </w:rPr>
-              <w:t>21</w:t>
+              <w:t>24</w:t>
             </w:r>
             <w:r>
               <w:rPr>
@@ -4486,7 +4753,7 @@
         <w:rPr>
           <w:rFonts w:hint="eastAsia"/>
         </w:rPr>
-        <w:t>1.1 环节定位</w:t>
+        <w:t>1.1 环节定位与分类</w:t>
       </w:r>
       <w:bookmarkEnd w:id="1001"/>
     </w:p>
@@ -4498,7 +4765,7 @@
         <w:rPr>
           <w:rFonts w:hint="eastAsia"/>
         </w:rPr>
-        <w:t>半导体设备零部件位于设备制造与晶圆制造之间。设备厂商采购零部件用于整机装配，晶圆厂在设备运行过程中采购零部件用于替换损耗件。两条采购路径并存，构成该环节的两类客户与两种商业模式。</w:t>
+        <w:t>半导体设备零部件位于设备制造与晶圆制造之间。设备厂商采购零部件用于整机装配，晶圆厂在设备运行过程中采购零部件用于替换损耗件。两条采购路径并存。2024年国内晶圆厂的半导体设备零部件采购额合计177.2亿元，其中向零部件厂商直接采购126.6亿元、占比71.4%；按弗若斯特沙利文预测，到2029年直接采购占比将升至80.3%、采购额达291.8亿元。</w:t>
       </w:r>
     </w:p>
     <w:p>
@@ -4509,7 +4776,1404 @@
         <w:rPr>
           <w:rFonts w:hint="eastAsia"/>
         </w:rPr>
-        <w:t>按臻宝科技招股说明书援引弗若斯特沙利文的统计，2024年国内晶圆厂的半导体设备零部件采购额合计177.2亿元，其中向零部件厂商直接采购126.6亿元、占比71.4%；该机构预计到2029年直接采购占比将升至80.3%、采购额达291.8亿元。</w:t>
+        <w:t>按应用领域划分，半导体零部件分为机械类、气体与液体及真空系统类、电气类、机电一体类、仪器仪表类、光学类以及其他耗材类。无锡金源的四条产品线分布于其中三类。</w:t>
+      </w:r>
+    </w:p>
+    <w:p>
+      <w:pPr>
+        <w:keepNext/>
+        <w:jc w:val="center"/>
+      </w:pPr>
+      <w:r>
+        <w:rPr>
+          <w:rFonts w:hint="eastAsia"/>
+          <w:b/>
+          <w:sz w:val="21"/>
+        </w:rPr>
+        <w:t>表1  半导体设备零部件分类与无锡金源产品对应</w:t>
+      </w:r>
+    </w:p>
+    <w:tbl>
+      <w:tblPr>
+        <w:tblW w:w="5352" w:type="pct"/>
+        <w:jc w:val="center"/>
+        <w:tblBorders>
+          <w:top w:val="single" w:sz="12" w:space="0" w:color="010000"/>
+          <w:left w:val="single" w:sz="12" w:space="0" w:color="010000"/>
+          <w:bottom w:val="single" w:sz="12" w:space="0" w:color="010000"/>
+          <w:right w:val="single" w:sz="12" w:space="0" w:color="010000"/>
+          <w:insideH w:val="single" w:sz="4" w:space="0" w:color="010000"/>
+          <w:insideV w:val="single" w:sz="4" w:space="0" w:color="010000"/>
+        </w:tblBorders>
+        <w:tblLook w:firstColumn="1" w:firstRow="1" w:lastColumn="0" w:lastRow="0" w:noHBand="0" w:noVBand="1" w:val="04A0"/>
+      </w:tblPr>
+      <w:tblGrid>
+        <w:gridCol w:w="1661"/>
+        <w:gridCol w:w="1661"/>
+        <w:gridCol w:w="1661"/>
+        <w:gridCol w:w="1661"/>
+        <w:gridCol w:w="1661"/>
+      </w:tblGrid>
+      <w:tr>
+        <w:trPr>
+          <w:cantSplit/>
+          <w:tblHeader/>
+          <w:jc w:val="center"/>
+        </w:trPr>
+        <w:tc>
+          <w:tcPr>
+            <w:tcW w:w="800" w:type="pct"/>
+            <w:tcBorders>
+              <w:top w:val="single" w:sz="12" w:space="0" w:color="010000"/>
+              <w:bottom w:val="single" w:sz="4" w:space="0" w:color="010000"/>
+            </w:tcBorders>
+            <w:vAlign w:val="center"/>
+          </w:tcPr>
+          <w:p>
+            <w:pPr>
+              <w:keepNext/>
+              <w:jc w:val="center"/>
+            </w:pPr>
+            <w:r/>
+            <w:r>
+              <w:rPr>
+                <w:rFonts w:hint="eastAsia"/>
+                <w:b/>
+                <w:color w:val="000000"/>
+                <w:sz w:val="21"/>
+              </w:rPr>
+              <w:t>分类</w:t>
+            </w:r>
+          </w:p>
+        </w:tc>
+        <w:tc>
+          <w:tcPr>
+            <w:tcW w:w="600" w:type="pct"/>
+            <w:tcBorders>
+              <w:top w:val="single" w:sz="12" w:space="0" w:color="010000"/>
+              <w:bottom w:val="single" w:sz="4" w:space="0" w:color="010000"/>
+            </w:tcBorders>
+            <w:vAlign w:val="center"/>
+          </w:tcPr>
+          <w:p>
+            <w:pPr>
+              <w:keepNext/>
+              <w:jc w:val="center"/>
+            </w:pPr>
+            <w:r/>
+            <w:r>
+              <w:rPr>
+                <w:rFonts w:hint="eastAsia"/>
+                <w:b/>
+                <w:color w:val="000000"/>
+                <w:sz w:val="21"/>
+              </w:rPr>
+              <w:t>细分</w:t>
+            </w:r>
+          </w:p>
+        </w:tc>
+        <w:tc>
+          <w:tcPr>
+            <w:tcW w:w="1600" w:type="pct"/>
+            <w:tcBorders>
+              <w:top w:val="single" w:sz="12" w:space="0" w:color="010000"/>
+              <w:bottom w:val="single" w:sz="4" w:space="0" w:color="010000"/>
+            </w:tcBorders>
+            <w:vAlign w:val="center"/>
+          </w:tcPr>
+          <w:p>
+            <w:pPr>
+              <w:keepNext/>
+              <w:jc w:val="center"/>
+            </w:pPr>
+            <w:r/>
+            <w:r>
+              <w:rPr>
+                <w:rFonts w:hint="eastAsia"/>
+                <w:b/>
+                <w:color w:val="000000"/>
+                <w:sz w:val="21"/>
+              </w:rPr>
+              <w:t>代表产品</w:t>
+            </w:r>
+          </w:p>
+        </w:tc>
+        <w:tc>
+          <w:tcPr>
+            <w:tcW w:w="1100" w:type="pct"/>
+            <w:tcBorders>
+              <w:top w:val="single" w:sz="12" w:space="0" w:color="010000"/>
+              <w:bottom w:val="single" w:sz="4" w:space="0" w:color="010000"/>
+            </w:tcBorders>
+            <w:vAlign w:val="center"/>
+          </w:tcPr>
+          <w:p>
+            <w:pPr>
+              <w:keepNext/>
+              <w:jc w:val="center"/>
+            </w:pPr>
+            <w:r/>
+            <w:r>
+              <w:rPr>
+                <w:rFonts w:hint="eastAsia"/>
+                <w:b/>
+                <w:color w:val="000000"/>
+                <w:sz w:val="21"/>
+              </w:rPr>
+              <w:t>主要应用设备</w:t>
+            </w:r>
+          </w:p>
+        </w:tc>
+        <w:tc>
+          <w:tcPr>
+            <w:tcW w:w="900" w:type="pct"/>
+            <w:tcBorders>
+              <w:top w:val="single" w:sz="12" w:space="0" w:color="010000"/>
+              <w:bottom w:val="single" w:sz="4" w:space="0" w:color="010000"/>
+            </w:tcBorders>
+            <w:vAlign w:val="center"/>
+          </w:tcPr>
+          <w:p>
+            <w:pPr>
+              <w:keepNext/>
+              <w:jc w:val="center"/>
+            </w:pPr>
+            <w:r/>
+            <w:r>
+              <w:rPr>
+                <w:rFonts w:hint="eastAsia"/>
+                <w:b/>
+                <w:color w:val="000000"/>
+                <w:sz w:val="21"/>
+              </w:rPr>
+              <w:t>无锡金源对应产品</w:t>
+            </w:r>
+          </w:p>
+        </w:tc>
+      </w:tr>
+      <w:tr>
+        <w:trPr>
+          <w:cantSplit/>
+          <w:jc w:val="center"/>
+        </w:trPr>
+        <w:tc>
+          <w:tcPr>
+            <w:tcW w:w="800" w:type="pct"/>
+            <w:tcBorders>
+              <w:top w:val="single" w:sz="4" w:space="0" w:color="010000"/>
+            </w:tcBorders>
+            <w:vAlign w:val="center"/>
+          </w:tcPr>
+          <w:p>
+            <w:pPr>
+              <w:jc w:val="center"/>
+            </w:pPr>
+            <w:r/>
+            <w:r>
+              <w:rPr>
+                <w:rFonts w:hint="eastAsia"/>
+                <w:color w:val="000000"/>
+                <w:sz w:val="21"/>
+              </w:rPr>
+              <w:t>机械类</w:t>
+            </w:r>
+          </w:p>
+        </w:tc>
+        <w:tc>
+          <w:tcPr>
+            <w:tcW w:w="600" w:type="pct"/>
+            <w:tcBorders>
+              <w:top w:val="single" w:sz="4" w:space="0" w:color="010000"/>
+            </w:tcBorders>
+            <w:vAlign w:val="center"/>
+          </w:tcPr>
+          <w:p>
+            <w:pPr>
+              <w:jc w:val="center"/>
+            </w:pPr>
+            <w:r/>
+            <w:r>
+              <w:rPr>
+                <w:rFonts w:hint="eastAsia"/>
+                <w:color w:val="000000"/>
+                <w:sz w:val="21"/>
+              </w:rPr>
+              <w:t>金属工艺件</w:t>
+            </w:r>
+          </w:p>
+        </w:tc>
+        <w:tc>
+          <w:tcPr>
+            <w:tcW w:w="1600" w:type="pct"/>
+            <w:tcBorders>
+              <w:top w:val="single" w:sz="4" w:space="0" w:color="010000"/>
+            </w:tcBorders>
+            <w:vAlign w:val="center"/>
+          </w:tcPr>
+          <w:p>
+            <w:pPr>
+              <w:jc w:val="left"/>
+            </w:pPr>
+            <w:r/>
+            <w:r>
+              <w:rPr>
+                <w:rFonts w:hint="eastAsia"/>
+                <w:color w:val="000000"/>
+                <w:sz w:val="21"/>
+              </w:rPr>
+              <w:t>反应腔、传输腔、过渡腔、金属上下部电极、金属壁板等</w:t>
+            </w:r>
+          </w:p>
+        </w:tc>
+        <w:tc>
+          <w:tcPr>
+            <w:tcW w:w="1100" w:type="pct"/>
+            <w:tcBorders>
+              <w:top w:val="single" w:sz="4" w:space="0" w:color="010000"/>
+            </w:tcBorders>
+            <w:vAlign w:val="center"/>
+          </w:tcPr>
+          <w:p>
+            <w:pPr>
+              <w:jc w:val="left"/>
+            </w:pPr>
+            <w:r/>
+            <w:r>
+              <w:rPr>
+                <w:rFonts w:hint="eastAsia"/>
+                <w:color w:val="000000"/>
+                <w:sz w:val="21"/>
+              </w:rPr>
+              <w:t>所有设备</w:t>
+            </w:r>
+          </w:p>
+        </w:tc>
+        <w:tc>
+          <w:tcPr>
+            <w:tcW w:w="900" w:type="pct"/>
+            <w:tcBorders>
+              <w:top w:val="single" w:sz="4" w:space="0" w:color="010000"/>
+            </w:tcBorders>
+            <w:vAlign w:val="center"/>
+          </w:tcPr>
+          <w:p>
+            <w:pPr>
+              <w:jc w:val="center"/>
+            </w:pPr>
+            <w:r/>
+            <w:r>
+              <w:rPr>
+                <w:rFonts w:hint="eastAsia"/>
+                <w:color w:val="000000"/>
+                <w:sz w:val="21"/>
+              </w:rPr>
+              <w:t>—</w:t>
+            </w:r>
+          </w:p>
+        </w:tc>
+      </w:tr>
+      <w:tr>
+        <w:trPr>
+          <w:cantSplit/>
+          <w:jc w:val="center"/>
+        </w:trPr>
+        <w:tc>
+          <w:tcPr>
+            <w:tcW w:w="800" w:type="pct"/>
+            <w:tcBorders>
+              <w:top w:val="single" w:sz="4" w:space="0" w:color="010000"/>
+            </w:tcBorders>
+            <w:vAlign w:val="center"/>
+          </w:tcPr>
+          <w:p>
+            <w:pPr>
+              <w:jc w:val="center"/>
+            </w:pPr>
+            <w:r/>
+            <w:r>
+              <w:rPr>
+                <w:rFonts w:hint="eastAsia"/>
+                <w:color w:val="000000"/>
+                <w:sz w:val="21"/>
+              </w:rPr>
+              <w:t>机械类</w:t>
+            </w:r>
+          </w:p>
+        </w:tc>
+        <w:tc>
+          <w:tcPr>
+            <w:tcW w:w="600" w:type="pct"/>
+            <w:tcBorders>
+              <w:top w:val="single" w:sz="4" w:space="0" w:color="010000"/>
+            </w:tcBorders>
+            <w:vAlign w:val="center"/>
+          </w:tcPr>
+          <w:p>
+            <w:pPr>
+              <w:jc w:val="center"/>
+            </w:pPr>
+            <w:r/>
+            <w:r>
+              <w:rPr>
+                <w:rFonts w:hint="eastAsia"/>
+                <w:color w:val="000000"/>
+                <w:sz w:val="21"/>
+              </w:rPr>
+              <w:t>金属结构件</w:t>
+            </w:r>
+          </w:p>
+        </w:tc>
+        <w:tc>
+          <w:tcPr>
+            <w:tcW w:w="1600" w:type="pct"/>
+            <w:tcBorders>
+              <w:top w:val="single" w:sz="4" w:space="0" w:color="010000"/>
+            </w:tcBorders>
+            <w:vAlign w:val="center"/>
+          </w:tcPr>
+          <w:p>
+            <w:pPr>
+              <w:jc w:val="left"/>
+            </w:pPr>
+            <w:r/>
+            <w:r>
+              <w:rPr>
+                <w:rFonts w:hint="eastAsia"/>
+                <w:color w:val="000000"/>
+                <w:sz w:val="21"/>
+              </w:rPr>
+              <w:t>托盘、底座、冷却板等</w:t>
+            </w:r>
+          </w:p>
+        </w:tc>
+        <w:tc>
+          <w:tcPr>
+            <w:tcW w:w="1100" w:type="pct"/>
+            <w:tcBorders>
+              <w:top w:val="single" w:sz="4" w:space="0" w:color="010000"/>
+            </w:tcBorders>
+            <w:vAlign w:val="center"/>
+          </w:tcPr>
+          <w:p>
+            <w:pPr>
+              <w:jc w:val="left"/>
+            </w:pPr>
+            <w:r/>
+            <w:r>
+              <w:rPr>
+                <w:rFonts w:hint="eastAsia"/>
+                <w:color w:val="000000"/>
+                <w:sz w:val="21"/>
+              </w:rPr>
+              <w:t>所有设备</w:t>
+            </w:r>
+          </w:p>
+        </w:tc>
+        <w:tc>
+          <w:tcPr>
+            <w:tcW w:w="900" w:type="pct"/>
+            <w:tcBorders>
+              <w:top w:val="single" w:sz="4" w:space="0" w:color="010000"/>
+            </w:tcBorders>
+            <w:vAlign w:val="center"/>
+          </w:tcPr>
+          <w:p>
+            <w:pPr>
+              <w:jc w:val="center"/>
+            </w:pPr>
+            <w:r/>
+            <w:r>
+              <w:rPr>
+                <w:rFonts w:hint="eastAsia"/>
+                <w:color w:val="000000"/>
+                <w:sz w:val="21"/>
+              </w:rPr>
+              <w:t>密封件门板</w:t>
+            </w:r>
+          </w:p>
+        </w:tc>
+      </w:tr>
+      <w:tr>
+        <w:trPr>
+          <w:cantSplit/>
+          <w:jc w:val="center"/>
+        </w:trPr>
+        <w:tc>
+          <w:tcPr>
+            <w:tcW w:w="800" w:type="pct"/>
+            <w:tcBorders>
+              <w:top w:val="single" w:sz="4" w:space="0" w:color="010000"/>
+            </w:tcBorders>
+            <w:vAlign w:val="center"/>
+          </w:tcPr>
+          <w:p>
+            <w:pPr>
+              <w:jc w:val="center"/>
+            </w:pPr>
+            <w:r/>
+            <w:r>
+              <w:rPr>
+                <w:rFonts w:hint="eastAsia"/>
+                <w:color w:val="000000"/>
+                <w:sz w:val="21"/>
+              </w:rPr>
+              <w:t>机械类</w:t>
+            </w:r>
+          </w:p>
+        </w:tc>
+        <w:tc>
+          <w:tcPr>
+            <w:tcW w:w="600" w:type="pct"/>
+            <w:tcBorders>
+              <w:top w:val="single" w:sz="4" w:space="0" w:color="010000"/>
+            </w:tcBorders>
+            <w:vAlign w:val="center"/>
+          </w:tcPr>
+          <w:p>
+            <w:pPr>
+              <w:jc w:val="center"/>
+            </w:pPr>
+            <w:r/>
+            <w:r>
+              <w:rPr>
+                <w:rFonts w:hint="eastAsia"/>
+                <w:color w:val="000000"/>
+                <w:sz w:val="21"/>
+              </w:rPr>
+              <w:t>非金属机械件</w:t>
+            </w:r>
+          </w:p>
+        </w:tc>
+        <w:tc>
+          <w:tcPr>
+            <w:tcW w:w="1600" w:type="pct"/>
+            <w:tcBorders>
+              <w:top w:val="single" w:sz="4" w:space="0" w:color="010000"/>
+            </w:tcBorders>
+            <w:vAlign w:val="center"/>
+          </w:tcPr>
+          <w:p>
+            <w:pPr>
+              <w:jc w:val="left"/>
+            </w:pPr>
+            <w:r/>
+            <w:r>
+              <w:rPr>
+                <w:rFonts w:hint="eastAsia"/>
+                <w:color w:val="000000"/>
+                <w:sz w:val="21"/>
+              </w:rPr>
+              <w:t>石英零部件、硅零部件、陶瓷零部件等</w:t>
+            </w:r>
+          </w:p>
+        </w:tc>
+        <w:tc>
+          <w:tcPr>
+            <w:tcW w:w="1100" w:type="pct"/>
+            <w:tcBorders>
+              <w:top w:val="single" w:sz="4" w:space="0" w:color="010000"/>
+            </w:tcBorders>
+            <w:vAlign w:val="center"/>
+          </w:tcPr>
+          <w:p>
+            <w:pPr>
+              <w:jc w:val="left"/>
+            </w:pPr>
+            <w:r/>
+            <w:r>
+              <w:rPr>
+                <w:rFonts w:hint="eastAsia"/>
+                <w:color w:val="000000"/>
+                <w:sz w:val="21"/>
+              </w:rPr>
+              <w:t>所有设备</w:t>
+            </w:r>
+          </w:p>
+        </w:tc>
+        <w:tc>
+          <w:tcPr>
+            <w:tcW w:w="900" w:type="pct"/>
+            <w:tcBorders>
+              <w:top w:val="single" w:sz="4" w:space="0" w:color="010000"/>
+            </w:tcBorders>
+            <w:vAlign w:val="center"/>
+          </w:tcPr>
+          <w:p>
+            <w:pPr>
+              <w:jc w:val="center"/>
+            </w:pPr>
+            <w:r/>
+            <w:r>
+              <w:rPr>
+                <w:rFonts w:hint="eastAsia"/>
+                <w:color w:val="000000"/>
+                <w:sz w:val="21"/>
+              </w:rPr>
+              <w:t>精密气体喷头、加热盘</w:t>
+            </w:r>
+          </w:p>
+        </w:tc>
+      </w:tr>
+      <w:tr>
+        <w:trPr>
+          <w:cantSplit/>
+          <w:jc w:val="center"/>
+        </w:trPr>
+        <w:tc>
+          <w:tcPr>
+            <w:tcW w:w="800" w:type="pct"/>
+            <w:tcBorders>
+              <w:top w:val="single" w:sz="4" w:space="0" w:color="010000"/>
+            </w:tcBorders>
+            <w:vAlign w:val="center"/>
+          </w:tcPr>
+          <w:p>
+            <w:pPr>
+              <w:jc w:val="center"/>
+            </w:pPr>
+            <w:r/>
+            <w:r>
+              <w:rPr>
+                <w:rFonts w:hint="eastAsia"/>
+                <w:color w:val="000000"/>
+                <w:sz w:val="21"/>
+              </w:rPr>
+              <w:t>气体与液体及真空系统类</w:t>
+            </w:r>
+          </w:p>
+        </w:tc>
+        <w:tc>
+          <w:tcPr>
+            <w:tcW w:w="600" w:type="pct"/>
+            <w:tcBorders>
+              <w:top w:val="single" w:sz="4" w:space="0" w:color="010000"/>
+            </w:tcBorders>
+            <w:vAlign w:val="center"/>
+          </w:tcPr>
+          <w:p>
+            <w:pPr>
+              <w:jc w:val="center"/>
+            </w:pPr>
+            <w:r/>
+            <w:r>
+              <w:rPr>
+                <w:rFonts w:hint="eastAsia"/>
+                <w:color w:val="000000"/>
+                <w:sz w:val="21"/>
+              </w:rPr>
+              <w:t>气体输送系统类</w:t>
+            </w:r>
+          </w:p>
+        </w:tc>
+        <w:tc>
+          <w:tcPr>
+            <w:tcW w:w="1600" w:type="pct"/>
+            <w:tcBorders>
+              <w:top w:val="single" w:sz="4" w:space="0" w:color="010000"/>
+            </w:tcBorders>
+            <w:vAlign w:val="center"/>
+          </w:tcPr>
+          <w:p>
+            <w:pPr>
+              <w:jc w:val="left"/>
+            </w:pPr>
+            <w:r/>
+            <w:r>
+              <w:rPr>
+                <w:rFonts w:hint="eastAsia"/>
+                <w:color w:val="000000"/>
+                <w:sz w:val="21"/>
+              </w:rPr>
+              <w:t>气柜、气体管路等</w:t>
+            </w:r>
+          </w:p>
+        </w:tc>
+        <w:tc>
+          <w:tcPr>
+            <w:tcW w:w="1100" w:type="pct"/>
+            <w:tcBorders>
+              <w:top w:val="single" w:sz="4" w:space="0" w:color="010000"/>
+            </w:tcBorders>
+            <w:vAlign w:val="center"/>
+          </w:tcPr>
+          <w:p>
+            <w:pPr>
+              <w:jc w:val="left"/>
+            </w:pPr>
+            <w:r/>
+            <w:r>
+              <w:rPr>
+                <w:rFonts w:hint="eastAsia"/>
+                <w:color w:val="000000"/>
+                <w:sz w:val="21"/>
+              </w:rPr>
+              <w:t>薄膜沉积设备、刻蚀设备、离子注入设备等</w:t>
+            </w:r>
+          </w:p>
+        </w:tc>
+        <w:tc>
+          <w:tcPr>
+            <w:tcW w:w="900" w:type="pct"/>
+            <w:tcBorders>
+              <w:top w:val="single" w:sz="4" w:space="0" w:color="010000"/>
+            </w:tcBorders>
+            <w:vAlign w:val="center"/>
+          </w:tcPr>
+          <w:p>
+            <w:pPr>
+              <w:jc w:val="center"/>
+            </w:pPr>
+            <w:r/>
+            <w:r>
+              <w:rPr>
+                <w:rFonts w:hint="eastAsia"/>
+                <w:color w:val="000000"/>
+                <w:sz w:val="21"/>
+              </w:rPr>
+              <w:t>—</w:t>
+            </w:r>
+          </w:p>
+        </w:tc>
+      </w:tr>
+      <w:tr>
+        <w:trPr>
+          <w:cantSplit/>
+          <w:jc w:val="center"/>
+        </w:trPr>
+        <w:tc>
+          <w:tcPr>
+            <w:tcW w:w="800" w:type="pct"/>
+            <w:tcBorders>
+              <w:top w:val="single" w:sz="4" w:space="0" w:color="010000"/>
+            </w:tcBorders>
+            <w:vAlign w:val="center"/>
+          </w:tcPr>
+          <w:p>
+            <w:pPr>
+              <w:jc w:val="center"/>
+            </w:pPr>
+            <w:r/>
+            <w:r>
+              <w:rPr>
+                <w:rFonts w:hint="eastAsia"/>
+                <w:color w:val="000000"/>
+                <w:sz w:val="21"/>
+              </w:rPr>
+              <w:t>气体与液体及真空系统类</w:t>
+            </w:r>
+          </w:p>
+        </w:tc>
+        <w:tc>
+          <w:tcPr>
+            <w:tcW w:w="600" w:type="pct"/>
+            <w:tcBorders>
+              <w:top w:val="single" w:sz="4" w:space="0" w:color="010000"/>
+            </w:tcBorders>
+            <w:vAlign w:val="center"/>
+          </w:tcPr>
+          <w:p>
+            <w:pPr>
+              <w:jc w:val="center"/>
+            </w:pPr>
+            <w:r/>
+            <w:r>
+              <w:rPr>
+                <w:rFonts w:hint="eastAsia"/>
+                <w:color w:val="000000"/>
+                <w:sz w:val="21"/>
+              </w:rPr>
+              <w:t>真空系统类</w:t>
+            </w:r>
+          </w:p>
+        </w:tc>
+        <w:tc>
+          <w:tcPr>
+            <w:tcW w:w="1600" w:type="pct"/>
+            <w:tcBorders>
+              <w:top w:val="single" w:sz="4" w:space="0" w:color="010000"/>
+            </w:tcBorders>
+            <w:vAlign w:val="center"/>
+          </w:tcPr>
+          <w:p>
+            <w:pPr>
+              <w:jc w:val="left"/>
+            </w:pPr>
+            <w:r/>
+            <w:r>
+              <w:rPr>
+                <w:rFonts w:hint="eastAsia"/>
+                <w:color w:val="000000"/>
+                <w:sz w:val="21"/>
+              </w:rPr>
+              <w:t>真空阀门、分子泵等</w:t>
+            </w:r>
+          </w:p>
+        </w:tc>
+        <w:tc>
+          <w:tcPr>
+            <w:tcW w:w="1100" w:type="pct"/>
+            <w:tcBorders>
+              <w:top w:val="single" w:sz="4" w:space="0" w:color="010000"/>
+            </w:tcBorders>
+            <w:vAlign w:val="center"/>
+          </w:tcPr>
+          <w:p>
+            <w:pPr>
+              <w:jc w:val="left"/>
+            </w:pPr>
+            <w:r/>
+            <w:r>
+              <w:rPr>
+                <w:rFonts w:hint="eastAsia"/>
+                <w:color w:val="000000"/>
+                <w:sz w:val="21"/>
+              </w:rPr>
+              <w:t>薄膜沉积设备、刻蚀设备、离子注入设备等</w:t>
+            </w:r>
+          </w:p>
+        </w:tc>
+        <w:tc>
+          <w:tcPr>
+            <w:tcW w:w="900" w:type="pct"/>
+            <w:tcBorders>
+              <w:top w:val="single" w:sz="4" w:space="0" w:color="010000"/>
+            </w:tcBorders>
+            <w:vAlign w:val="center"/>
+          </w:tcPr>
+          <w:p>
+            <w:pPr>
+              <w:jc w:val="center"/>
+            </w:pPr>
+            <w:r/>
+            <w:r>
+              <w:rPr>
+                <w:rFonts w:hint="eastAsia"/>
+                <w:color w:val="000000"/>
+                <w:sz w:val="21"/>
+              </w:rPr>
+              <w:t>O型圈</w:t>
+            </w:r>
+          </w:p>
+        </w:tc>
+      </w:tr>
+      <w:tr>
+        <w:trPr>
+          <w:cantSplit/>
+          <w:jc w:val="center"/>
+        </w:trPr>
+        <w:tc>
+          <w:tcPr>
+            <w:tcW w:w="800" w:type="pct"/>
+            <w:tcBorders>
+              <w:top w:val="single" w:sz="4" w:space="0" w:color="010000"/>
+            </w:tcBorders>
+            <w:vAlign w:val="center"/>
+          </w:tcPr>
+          <w:p>
+            <w:pPr>
+              <w:jc w:val="center"/>
+            </w:pPr>
+            <w:r/>
+            <w:r>
+              <w:rPr>
+                <w:rFonts w:hint="eastAsia"/>
+                <w:color w:val="000000"/>
+                <w:sz w:val="21"/>
+              </w:rPr>
+              <w:t>电气类</w:t>
+            </w:r>
+          </w:p>
+        </w:tc>
+        <w:tc>
+          <w:tcPr>
+            <w:tcW w:w="600" w:type="pct"/>
+            <w:tcBorders>
+              <w:top w:val="single" w:sz="4" w:space="0" w:color="010000"/>
+            </w:tcBorders>
+            <w:vAlign w:val="center"/>
+          </w:tcPr>
+          <w:p>
+            <w:pPr>
+              <w:jc w:val="center"/>
+            </w:pPr>
+            <w:r/>
+            <w:r>
+              <w:rPr>
+                <w:rFonts w:hint="eastAsia"/>
+                <w:color w:val="000000"/>
+                <w:sz w:val="21"/>
+              </w:rPr>
+              <w:t>—</w:t>
+            </w:r>
+          </w:p>
+        </w:tc>
+        <w:tc>
+          <w:tcPr>
+            <w:tcW w:w="1600" w:type="pct"/>
+            <w:tcBorders>
+              <w:top w:val="single" w:sz="4" w:space="0" w:color="010000"/>
+            </w:tcBorders>
+            <w:vAlign w:val="center"/>
+          </w:tcPr>
+          <w:p>
+            <w:pPr>
+              <w:jc w:val="left"/>
+            </w:pPr>
+            <w:r/>
+            <w:r>
+              <w:rPr>
+                <w:rFonts w:hint="eastAsia"/>
+                <w:color w:val="000000"/>
+                <w:sz w:val="21"/>
+              </w:rPr>
+              <w:t>射频电源、射频匹配器、供电系统等</w:t>
+            </w:r>
+          </w:p>
+        </w:tc>
+        <w:tc>
+          <w:tcPr>
+            <w:tcW w:w="1100" w:type="pct"/>
+            <w:tcBorders>
+              <w:top w:val="single" w:sz="4" w:space="0" w:color="010000"/>
+            </w:tcBorders>
+            <w:vAlign w:val="center"/>
+          </w:tcPr>
+          <w:p>
+            <w:pPr>
+              <w:jc w:val="left"/>
+            </w:pPr>
+            <w:r/>
+            <w:r>
+              <w:rPr>
+                <w:rFonts w:hint="eastAsia"/>
+                <w:color w:val="000000"/>
+                <w:sz w:val="21"/>
+              </w:rPr>
+              <w:t>所有设备</w:t>
+            </w:r>
+          </w:p>
+        </w:tc>
+        <w:tc>
+          <w:tcPr>
+            <w:tcW w:w="900" w:type="pct"/>
+            <w:tcBorders>
+              <w:top w:val="single" w:sz="4" w:space="0" w:color="010000"/>
+            </w:tcBorders>
+            <w:vAlign w:val="center"/>
+          </w:tcPr>
+          <w:p>
+            <w:pPr>
+              <w:jc w:val="center"/>
+            </w:pPr>
+            <w:r/>
+            <w:r>
+              <w:rPr>
+                <w:rFonts w:hint="eastAsia"/>
+                <w:color w:val="000000"/>
+                <w:sz w:val="21"/>
+              </w:rPr>
+              <w:t>—</w:t>
+            </w:r>
+          </w:p>
+        </w:tc>
+      </w:tr>
+      <w:tr>
+        <w:trPr>
+          <w:cantSplit/>
+          <w:jc w:val="center"/>
+        </w:trPr>
+        <w:tc>
+          <w:tcPr>
+            <w:tcW w:w="800" w:type="pct"/>
+            <w:tcBorders>
+              <w:top w:val="single" w:sz="4" w:space="0" w:color="010000"/>
+            </w:tcBorders>
+            <w:vAlign w:val="center"/>
+          </w:tcPr>
+          <w:p>
+            <w:pPr>
+              <w:jc w:val="center"/>
+            </w:pPr>
+            <w:r/>
+            <w:r>
+              <w:rPr>
+                <w:rFonts w:hint="eastAsia"/>
+                <w:color w:val="000000"/>
+                <w:sz w:val="21"/>
+              </w:rPr>
+              <w:t>机电一体类</w:t>
+            </w:r>
+          </w:p>
+        </w:tc>
+        <w:tc>
+          <w:tcPr>
+            <w:tcW w:w="600" w:type="pct"/>
+            <w:tcBorders>
+              <w:top w:val="single" w:sz="4" w:space="0" w:color="010000"/>
+            </w:tcBorders>
+            <w:vAlign w:val="center"/>
+          </w:tcPr>
+          <w:p>
+            <w:pPr>
+              <w:jc w:val="center"/>
+            </w:pPr>
+            <w:r/>
+            <w:r>
+              <w:rPr>
+                <w:rFonts w:hint="eastAsia"/>
+                <w:color w:val="000000"/>
+                <w:sz w:val="21"/>
+              </w:rPr>
+              <w:t>—</w:t>
+            </w:r>
+          </w:p>
+        </w:tc>
+        <w:tc>
+          <w:tcPr>
+            <w:tcW w:w="1600" w:type="pct"/>
+            <w:tcBorders>
+              <w:top w:val="single" w:sz="4" w:space="0" w:color="010000"/>
+            </w:tcBorders>
+            <w:vAlign w:val="center"/>
+          </w:tcPr>
+          <w:p>
+            <w:pPr>
+              <w:jc w:val="left"/>
+            </w:pPr>
+            <w:r/>
+            <w:r>
+              <w:rPr>
+                <w:rFonts w:hint="eastAsia"/>
+                <w:color w:val="000000"/>
+                <w:sz w:val="21"/>
+              </w:rPr>
+              <w:t>设备前端模块、机械手、腔体模组、阀体模组、浸液系统、温控系统等</w:t>
+            </w:r>
+          </w:p>
+        </w:tc>
+        <w:tc>
+          <w:tcPr>
+            <w:tcW w:w="1100" w:type="pct"/>
+            <w:tcBorders>
+              <w:top w:val="single" w:sz="4" w:space="0" w:color="010000"/>
+            </w:tcBorders>
+            <w:vAlign w:val="center"/>
+          </w:tcPr>
+          <w:p>
+            <w:pPr>
+              <w:jc w:val="left"/>
+            </w:pPr>
+            <w:r/>
+            <w:r>
+              <w:rPr>
+                <w:rFonts w:hint="eastAsia"/>
+                <w:color w:val="000000"/>
+                <w:sz w:val="21"/>
+              </w:rPr>
+              <w:t>所有设备</w:t>
+            </w:r>
+          </w:p>
+        </w:tc>
+        <w:tc>
+          <w:tcPr>
+            <w:tcW w:w="900" w:type="pct"/>
+            <w:tcBorders>
+              <w:top w:val="single" w:sz="4" w:space="0" w:color="010000"/>
+            </w:tcBorders>
+            <w:vAlign w:val="center"/>
+          </w:tcPr>
+          <w:p>
+            <w:pPr>
+              <w:jc w:val="center"/>
+            </w:pPr>
+            <w:r/>
+            <w:r>
+              <w:rPr>
+                <w:rFonts w:hint="eastAsia"/>
+                <w:color w:val="000000"/>
+                <w:sz w:val="21"/>
+              </w:rPr>
+              <w:t>—</w:t>
+            </w:r>
+          </w:p>
+        </w:tc>
+      </w:tr>
+      <w:tr>
+        <w:trPr>
+          <w:cantSplit/>
+          <w:jc w:val="center"/>
+        </w:trPr>
+        <w:tc>
+          <w:tcPr>
+            <w:tcW w:w="800" w:type="pct"/>
+            <w:tcBorders>
+              <w:top w:val="single" w:sz="4" w:space="0" w:color="010000"/>
+            </w:tcBorders>
+            <w:vAlign w:val="center"/>
+          </w:tcPr>
+          <w:p>
+            <w:pPr>
+              <w:jc w:val="center"/>
+            </w:pPr>
+            <w:r/>
+            <w:r>
+              <w:rPr>
+                <w:rFonts w:hint="eastAsia"/>
+                <w:color w:val="000000"/>
+                <w:sz w:val="21"/>
+              </w:rPr>
+              <w:t>仪器仪表类</w:t>
+            </w:r>
+          </w:p>
+        </w:tc>
+        <w:tc>
+          <w:tcPr>
+            <w:tcW w:w="600" w:type="pct"/>
+            <w:tcBorders>
+              <w:top w:val="single" w:sz="4" w:space="0" w:color="010000"/>
+            </w:tcBorders>
+            <w:vAlign w:val="center"/>
+          </w:tcPr>
+          <w:p>
+            <w:pPr>
+              <w:jc w:val="center"/>
+            </w:pPr>
+            <w:r/>
+            <w:r>
+              <w:rPr>
+                <w:rFonts w:hint="eastAsia"/>
+                <w:color w:val="000000"/>
+                <w:sz w:val="21"/>
+              </w:rPr>
+              <w:t>—</w:t>
+            </w:r>
+          </w:p>
+        </w:tc>
+        <w:tc>
+          <w:tcPr>
+            <w:tcW w:w="1600" w:type="pct"/>
+            <w:tcBorders>
+              <w:top w:val="single" w:sz="4" w:space="0" w:color="010000"/>
+            </w:tcBorders>
+            <w:vAlign w:val="center"/>
+          </w:tcPr>
+          <w:p>
+            <w:pPr>
+              <w:jc w:val="left"/>
+            </w:pPr>
+            <w:r/>
+            <w:r>
+              <w:rPr>
+                <w:rFonts w:hint="eastAsia"/>
+                <w:color w:val="000000"/>
+                <w:sz w:val="21"/>
+              </w:rPr>
+              <w:t>气体流量计、真空压力计等</w:t>
+            </w:r>
+          </w:p>
+        </w:tc>
+        <w:tc>
+          <w:tcPr>
+            <w:tcW w:w="1100" w:type="pct"/>
+            <w:tcBorders>
+              <w:top w:val="single" w:sz="4" w:space="0" w:color="010000"/>
+            </w:tcBorders>
+            <w:vAlign w:val="center"/>
+          </w:tcPr>
+          <w:p>
+            <w:pPr>
+              <w:jc w:val="left"/>
+            </w:pPr>
+            <w:r/>
+            <w:r>
+              <w:rPr>
+                <w:rFonts w:hint="eastAsia"/>
+                <w:color w:val="000000"/>
+                <w:sz w:val="21"/>
+              </w:rPr>
+              <w:t>所有设备</w:t>
+            </w:r>
+          </w:p>
+        </w:tc>
+        <w:tc>
+          <w:tcPr>
+            <w:tcW w:w="900" w:type="pct"/>
+            <w:tcBorders>
+              <w:top w:val="single" w:sz="4" w:space="0" w:color="010000"/>
+            </w:tcBorders>
+            <w:vAlign w:val="center"/>
+          </w:tcPr>
+          <w:p>
+            <w:pPr>
+              <w:jc w:val="center"/>
+            </w:pPr>
+            <w:r/>
+            <w:r>
+              <w:rPr>
+                <w:rFonts w:hint="eastAsia"/>
+                <w:color w:val="000000"/>
+                <w:sz w:val="21"/>
+              </w:rPr>
+              <w:t>—</w:t>
+            </w:r>
+          </w:p>
+        </w:tc>
+      </w:tr>
+      <w:tr>
+        <w:trPr>
+          <w:cantSplit/>
+          <w:jc w:val="center"/>
+        </w:trPr>
+        <w:tc>
+          <w:tcPr>
+            <w:tcW w:w="800" w:type="pct"/>
+            <w:tcBorders>
+              <w:top w:val="single" w:sz="4" w:space="0" w:color="010000"/>
+            </w:tcBorders>
+            <w:vAlign w:val="center"/>
+          </w:tcPr>
+          <w:p>
+            <w:pPr>
+              <w:jc w:val="center"/>
+            </w:pPr>
+            <w:r/>
+            <w:r>
+              <w:rPr>
+                <w:rFonts w:hint="eastAsia"/>
+                <w:color w:val="000000"/>
+                <w:sz w:val="21"/>
+              </w:rPr>
+              <w:t>光学类</w:t>
+            </w:r>
+          </w:p>
+        </w:tc>
+        <w:tc>
+          <w:tcPr>
+            <w:tcW w:w="600" w:type="pct"/>
+            <w:tcBorders>
+              <w:top w:val="single" w:sz="4" w:space="0" w:color="010000"/>
+            </w:tcBorders>
+            <w:vAlign w:val="center"/>
+          </w:tcPr>
+          <w:p>
+            <w:pPr>
+              <w:jc w:val="center"/>
+            </w:pPr>
+            <w:r/>
+            <w:r>
+              <w:rPr>
+                <w:rFonts w:hint="eastAsia"/>
+                <w:color w:val="000000"/>
+                <w:sz w:val="21"/>
+              </w:rPr>
+              <w:t>—</w:t>
+            </w:r>
+          </w:p>
+        </w:tc>
+        <w:tc>
+          <w:tcPr>
+            <w:tcW w:w="1600" w:type="pct"/>
+            <w:tcBorders>
+              <w:top w:val="single" w:sz="4" w:space="0" w:color="010000"/>
+            </w:tcBorders>
+            <w:vAlign w:val="center"/>
+          </w:tcPr>
+          <w:p>
+            <w:pPr>
+              <w:jc w:val="left"/>
+            </w:pPr>
+            <w:r/>
+            <w:r>
+              <w:rPr>
+                <w:rFonts w:hint="eastAsia"/>
+                <w:color w:val="000000"/>
+                <w:sz w:val="21"/>
+              </w:rPr>
+              <w:t>激光源、物镜等</w:t>
+            </w:r>
+          </w:p>
+        </w:tc>
+        <w:tc>
+          <w:tcPr>
+            <w:tcW w:w="1100" w:type="pct"/>
+            <w:tcBorders>
+              <w:top w:val="single" w:sz="4" w:space="0" w:color="010000"/>
+            </w:tcBorders>
+            <w:vAlign w:val="center"/>
+          </w:tcPr>
+          <w:p>
+            <w:pPr>
+              <w:jc w:val="left"/>
+            </w:pPr>
+            <w:r/>
+            <w:r>
+              <w:rPr>
+                <w:rFonts w:hint="eastAsia"/>
+                <w:color w:val="000000"/>
+                <w:sz w:val="21"/>
+              </w:rPr>
+              <w:t>光刻设备、量测设备</w:t>
+            </w:r>
+          </w:p>
+        </w:tc>
+        <w:tc>
+          <w:tcPr>
+            <w:tcW w:w="900" w:type="pct"/>
+            <w:tcBorders>
+              <w:top w:val="single" w:sz="4" w:space="0" w:color="010000"/>
+            </w:tcBorders>
+            <w:vAlign w:val="center"/>
+          </w:tcPr>
+          <w:p>
+            <w:pPr>
+              <w:jc w:val="center"/>
+            </w:pPr>
+            <w:r/>
+            <w:r>
+              <w:rPr>
+                <w:rFonts w:hint="eastAsia"/>
+                <w:color w:val="000000"/>
+                <w:sz w:val="21"/>
+              </w:rPr>
+              <w:t>—</w:t>
+            </w:r>
+          </w:p>
+        </w:tc>
+      </w:tr>
+      <w:tr>
+        <w:trPr>
+          <w:cantSplit/>
+          <w:jc w:val="center"/>
+        </w:trPr>
+        <w:tc>
+          <w:tcPr>
+            <w:tcW w:w="800" w:type="pct"/>
+            <w:tcBorders>
+              <w:top w:val="single" w:sz="4" w:space="0" w:color="010000"/>
+            </w:tcBorders>
+            <w:vAlign w:val="center"/>
+          </w:tcPr>
+          <w:p>
+            <w:pPr>
+              <w:jc w:val="center"/>
+            </w:pPr>
+            <w:r/>
+            <w:r>
+              <w:rPr>
+                <w:rFonts w:hint="eastAsia"/>
+                <w:color w:val="000000"/>
+                <w:sz w:val="21"/>
+              </w:rPr>
+              <w:t>其他</w:t>
+            </w:r>
+          </w:p>
+        </w:tc>
+        <w:tc>
+          <w:tcPr>
+            <w:tcW w:w="600" w:type="pct"/>
+            <w:tcBorders>
+              <w:top w:val="single" w:sz="4" w:space="0" w:color="010000"/>
+            </w:tcBorders>
+            <w:vAlign w:val="center"/>
+          </w:tcPr>
+          <w:p>
+            <w:pPr>
+              <w:jc w:val="center"/>
+            </w:pPr>
+            <w:r/>
+            <w:r>
+              <w:rPr>
+                <w:rFonts w:hint="eastAsia"/>
+                <w:color w:val="000000"/>
+                <w:sz w:val="21"/>
+              </w:rPr>
+              <w:t>—</w:t>
+            </w:r>
+          </w:p>
+        </w:tc>
+        <w:tc>
+          <w:tcPr>
+            <w:tcW w:w="1600" w:type="pct"/>
+            <w:tcBorders>
+              <w:top w:val="single" w:sz="4" w:space="0" w:color="010000"/>
+            </w:tcBorders>
+            <w:vAlign w:val="center"/>
+          </w:tcPr>
+          <w:p>
+            <w:pPr>
+              <w:jc w:val="left"/>
+            </w:pPr>
+            <w:r/>
+            <w:r>
+              <w:rPr>
+                <w:rFonts w:hint="eastAsia"/>
+                <w:color w:val="000000"/>
+                <w:sz w:val="21"/>
+              </w:rPr>
+              <w:t>各类耗材等</w:t>
+            </w:r>
+          </w:p>
+        </w:tc>
+        <w:tc>
+          <w:tcPr>
+            <w:tcW w:w="1100" w:type="pct"/>
+            <w:tcBorders>
+              <w:top w:val="single" w:sz="4" w:space="0" w:color="010000"/>
+            </w:tcBorders>
+            <w:vAlign w:val="center"/>
+          </w:tcPr>
+          <w:p>
+            <w:pPr>
+              <w:jc w:val="left"/>
+            </w:pPr>
+            <w:r/>
+            <w:r>
+              <w:rPr>
+                <w:rFonts w:hint="eastAsia"/>
+                <w:color w:val="000000"/>
+                <w:sz w:val="21"/>
+              </w:rPr>
+              <w:t>所有设备</w:t>
+            </w:r>
+          </w:p>
+        </w:tc>
+        <w:tc>
+          <w:tcPr>
+            <w:tcW w:w="900" w:type="pct"/>
+            <w:tcBorders>
+              <w:top w:val="single" w:sz="4" w:space="0" w:color="010000"/>
+            </w:tcBorders>
+            <w:vAlign w:val="center"/>
+          </w:tcPr>
+          <w:p>
+            <w:pPr>
+              <w:jc w:val="center"/>
+            </w:pPr>
+            <w:r/>
+            <w:r>
+              <w:rPr>
+                <w:rFonts w:hint="eastAsia"/>
+                <w:color w:val="000000"/>
+                <w:sz w:val="21"/>
+              </w:rPr>
+              <w:t>—</w:t>
+            </w:r>
+          </w:p>
+        </w:tc>
+      </w:tr>
+    </w:tbl>
+    <w:p>
+      <w:pPr>
+        <w:pStyle w:val="a6"/>
+        <w:jc w:val="center"/>
+      </w:pPr>
+      <w:r>
+        <w:rPr>
+          <w:rFonts w:hint="eastAsia"/>
+          <w:sz w:val="11"/>
+          <w:szCs w:val="11"/>
+        </w:rPr>
+        <w:t>资料来源：臻宝科技招股说明书（注册稿），本报告整理。注：无锡金源对应产品一列为本报告依据公司官网产品信息归纳，非公司披露。同一产品按材料属性或按功能可归入不同分类，表中按材料属性归类：精密气体喷头与加热盘归入非金属机械件，密封件门板归入金属结构件，O型圈归入真空系统类。</w:t>
       </w:r>
     </w:p>
     <w:p>
@@ -4526,7 +6190,7 @@
         <w:rPr>
           <w:rFonts w:hint="eastAsia"/>
         </w:rPr>
-        <w:t>1.2 零部件的分类与耗材属性</w:t>
+        <w:t>1.2 耗材属性与更换周期</w:t>
       </w:r>
       <w:bookmarkEnd w:id="1002"/>
     </w:p>
@@ -4538,7 +6202,7 @@
         <w:rPr>
           <w:rFonts w:hint="eastAsia"/>
         </w:rPr>
-        <w:t>按材料属性，设备零部件分为金属零部件与非金属零部件。按在设备中的作用，又可分为参与真空腔内工艺反应的工艺零部件，与负责设备结构支撑的结构零部件。两种分类交叉，决定了产品是否属于耗材。</w:t>
+        <w:t>是否需要定期更换，决定该零部件属于耗材还是长周期件，进而决定其收入是一次性装机收入还是重复性替换收入。按材料与在设备中的作用，各类零部件的更换属性差异明显。</w:t>
       </w:r>
     </w:p>
     <w:p>
@@ -4552,7 +6216,7 @@
           <w:b/>
           <w:sz w:val="21"/>
         </w:rPr>
-        <w:t>表1  半导体设备零部件的分类与更换属性</w:t>
+        <w:t>表2  半导体设备机械类零部件的更换属性</w:t>
       </w:r>
     </w:p>
     <w:tbl>
@@ -4583,7 +6247,7 @@
         </w:trPr>
         <w:tc>
           <w:tcPr>
-            <w:tcW w:w="678" w:type="pct"/>
+            <w:tcW w:w="714" w:type="pct"/>
             <w:tcBorders>
               <w:top w:val="single" w:sz="12" w:space="0" w:color="010000"/>
               <w:bottom w:val="single" w:sz="4" w:space="0" w:color="010000"/>
@@ -4609,7 +6273,7 @@
         </w:tc>
         <w:tc>
           <w:tcPr>
-            <w:tcW w:w="1441" w:type="pct"/>
+            <w:tcW w:w="1429" w:type="pct"/>
             <w:tcBorders>
               <w:top w:val="single" w:sz="12" w:space="0" w:color="010000"/>
               <w:bottom w:val="single" w:sz="4" w:space="0" w:color="010000"/>
@@ -4635,7 +6299,7 @@
         </w:tc>
         <w:tc>
           <w:tcPr>
-            <w:tcW w:w="1017" w:type="pct"/>
+            <w:tcW w:w="982" w:type="pct"/>
             <w:tcBorders>
               <w:top w:val="single" w:sz="12" w:space="0" w:color="010000"/>
               <w:bottom w:val="single" w:sz="4" w:space="0" w:color="010000"/>
@@ -4661,7 +6325,7 @@
         </w:tc>
         <w:tc>
           <w:tcPr>
-            <w:tcW w:w="1864" w:type="pct"/>
+            <w:tcW w:w="1875" w:type="pct"/>
             <w:tcBorders>
               <w:top w:val="single" w:sz="12" w:space="0" w:color="010000"/>
               <w:bottom w:val="single" w:sz="4" w:space="0" w:color="010000"/>
@@ -4693,7 +6357,7 @@
         </w:trPr>
         <w:tc>
           <w:tcPr>
-            <w:tcW w:w="678" w:type="pct"/>
+            <w:tcW w:w="714" w:type="pct"/>
             <w:tcBorders>
               <w:top w:val="single" w:sz="4" w:space="0" w:color="010000"/>
             </w:tcBorders>
@@ -4716,7 +6380,7 @@
         </w:tc>
         <w:tc>
           <w:tcPr>
-            <w:tcW w:w="1441" w:type="pct"/>
+            <w:tcW w:w="1429" w:type="pct"/>
             <w:tcBorders>
               <w:top w:val="single" w:sz="4" w:space="0" w:color="010000"/>
             </w:tcBorders>
@@ -4739,7 +6403,7 @@
         </w:tc>
         <w:tc>
           <w:tcPr>
-            <w:tcW w:w="1017" w:type="pct"/>
+            <w:tcW w:w="982" w:type="pct"/>
             <w:tcBorders>
               <w:top w:val="single" w:sz="4" w:space="0" w:color="010000"/>
             </w:tcBorders>
@@ -4762,7 +6426,7 @@
         </w:tc>
         <w:tc>
           <w:tcPr>
-            <w:tcW w:w="1864" w:type="pct"/>
+            <w:tcW w:w="1875" w:type="pct"/>
             <w:tcBorders>
               <w:top w:val="single" w:sz="4" w:space="0" w:color="010000"/>
             </w:tcBorders>
@@ -4791,7 +6455,7 @@
         </w:trPr>
         <w:tc>
           <w:tcPr>
-            <w:tcW w:w="678" w:type="pct"/>
+            <w:tcW w:w="714" w:type="pct"/>
             <w:tcBorders>
               <w:top w:val="single" w:sz="4" w:space="0" w:color="010000"/>
             </w:tcBorders>
@@ -4814,7 +6478,7 @@
         </w:tc>
         <w:tc>
           <w:tcPr>
-            <w:tcW w:w="1441" w:type="pct"/>
+            <w:tcW w:w="1429" w:type="pct"/>
             <w:tcBorders>
               <w:top w:val="single" w:sz="4" w:space="0" w:color="010000"/>
             </w:tcBorders>
@@ -4837,7 +6501,7 @@
         </w:tc>
         <w:tc>
           <w:tcPr>
-            <w:tcW w:w="1017" w:type="pct"/>
+            <w:tcW w:w="982" w:type="pct"/>
             <w:tcBorders>
               <w:top w:val="single" w:sz="4" w:space="0" w:color="010000"/>
             </w:tcBorders>
@@ -4860,7 +6524,7 @@
         </w:tc>
         <w:tc>
           <w:tcPr>
-            <w:tcW w:w="1864" w:type="pct"/>
+            <w:tcW w:w="1875" w:type="pct"/>
             <w:tcBorders>
               <w:top w:val="single" w:sz="4" w:space="0" w:color="010000"/>
             </w:tcBorders>
@@ -4889,7 +6553,7 @@
         </w:trPr>
         <w:tc>
           <w:tcPr>
-            <w:tcW w:w="678" w:type="pct"/>
+            <w:tcW w:w="714" w:type="pct"/>
             <w:tcBorders>
               <w:top w:val="single" w:sz="4" w:space="0" w:color="010000"/>
             </w:tcBorders>
@@ -4912,7 +6576,7 @@
         </w:tc>
         <w:tc>
           <w:tcPr>
-            <w:tcW w:w="1441" w:type="pct"/>
+            <w:tcW w:w="1429" w:type="pct"/>
             <w:tcBorders>
               <w:top w:val="single" w:sz="4" w:space="0" w:color="010000"/>
             </w:tcBorders>
@@ -4935,7 +6599,7 @@
         </w:tc>
         <w:tc>
           <w:tcPr>
-            <w:tcW w:w="1017" w:type="pct"/>
+            <w:tcW w:w="982" w:type="pct"/>
             <w:tcBorders>
               <w:top w:val="single" w:sz="4" w:space="0" w:color="010000"/>
             </w:tcBorders>
@@ -4958,7 +6622,7 @@
         </w:tc>
         <w:tc>
           <w:tcPr>
-            <w:tcW w:w="1864" w:type="pct"/>
+            <w:tcW w:w="1875" w:type="pct"/>
             <w:tcBorders>
               <w:top w:val="single" w:sz="4" w:space="0" w:color="010000"/>
             </w:tcBorders>
@@ -4987,7 +6651,7 @@
         </w:trPr>
         <w:tc>
           <w:tcPr>
-            <w:tcW w:w="678" w:type="pct"/>
+            <w:tcW w:w="714" w:type="pct"/>
             <w:tcBorders>
               <w:top w:val="single" w:sz="4" w:space="0" w:color="010000"/>
             </w:tcBorders>
@@ -5010,7 +6674,7 @@
         </w:tc>
         <w:tc>
           <w:tcPr>
-            <w:tcW w:w="1441" w:type="pct"/>
+            <w:tcW w:w="1429" w:type="pct"/>
             <w:tcBorders>
               <w:top w:val="single" w:sz="4" w:space="0" w:color="010000"/>
             </w:tcBorders>
@@ -5033,7 +6697,7 @@
         </w:tc>
         <w:tc>
           <w:tcPr>
-            <w:tcW w:w="1017" w:type="pct"/>
+            <w:tcW w:w="982" w:type="pct"/>
             <w:tcBorders>
               <w:top w:val="single" w:sz="4" w:space="0" w:color="010000"/>
             </w:tcBorders>
@@ -5056,7 +6720,7 @@
         </w:tc>
         <w:tc>
           <w:tcPr>
-            <w:tcW w:w="1864" w:type="pct"/>
+            <w:tcW w:w="1875" w:type="pct"/>
             <w:tcBorders>
               <w:top w:val="single" w:sz="4" w:space="0" w:color="010000"/>
             </w:tcBorders>
@@ -5085,7 +6749,7 @@
         </w:trPr>
         <w:tc>
           <w:tcPr>
-            <w:tcW w:w="678" w:type="pct"/>
+            <w:tcW w:w="714" w:type="pct"/>
             <w:tcBorders>
               <w:top w:val="single" w:sz="4" w:space="0" w:color="010000"/>
             </w:tcBorders>
@@ -5108,7 +6772,7 @@
         </w:tc>
         <w:tc>
           <w:tcPr>
-            <w:tcW w:w="1441" w:type="pct"/>
+            <w:tcW w:w="1429" w:type="pct"/>
             <w:tcBorders>
               <w:top w:val="single" w:sz="4" w:space="0" w:color="010000"/>
             </w:tcBorders>
@@ -5131,7 +6795,7 @@
         </w:tc>
         <w:tc>
           <w:tcPr>
-            <w:tcW w:w="1017" w:type="pct"/>
+            <w:tcW w:w="982" w:type="pct"/>
             <w:tcBorders>
               <w:top w:val="single" w:sz="4" w:space="0" w:color="010000"/>
             </w:tcBorders>
@@ -5154,7 +6818,7 @@
         </w:tc>
         <w:tc>
           <w:tcPr>
-            <w:tcW w:w="1864" w:type="pct"/>
+            <w:tcW w:w="1875" w:type="pct"/>
             <w:tcBorders>
               <w:top w:val="single" w:sz="4" w:space="0" w:color="010000"/>
             </w:tcBorders>
@@ -5199,7 +6863,7 @@
         <w:rPr>
           <w:rFonts w:hint="eastAsia"/>
         </w:rPr>
-        <w:t>非金属零部件因损耗较多，采购以消耗型零部件为主，晶圆厂向零部件厂商直接采购的比例也更高。2024年国内晶圆厂非金属零部件采购额113.5亿元，其中直接采购80.4亿元、占比70.8%；弗若斯特沙利文预计2029年该品类整体采购额将达262.7亿元，直接采购占比升至80.7%、金额达212.0亿元。</w:t>
+        <w:t>非金属零部件因损耗较多，采购以消耗型零部件为主，晶圆厂向零部件厂商直接采购的比例也更高。2024年国内晶圆厂非金属零部件采购额113.5亿元，其中直接采购80.4亿元、占比70.8%；按弗若斯特沙利文预测，2029年该品类整体采购额将达262.7亿元，直接采购占比升至80.7%、金额达212.0亿元。</w:t>
       </w:r>
     </w:p>
     <w:p>
@@ -5228,7 +6892,7 @@
         <w:rPr>
           <w:rFonts w:hint="eastAsia"/>
         </w:rPr>
-        <w:t>衡量该环节通常使用四组指标，各自统计对象不同，不可互相替代。一是晶圆厂采购额，反映需求端总量，需区分采购总额与向零部件厂商直接采购的金额；二是厂商营业收入，反映供给端的经营规模；三是毛利率，受材料属性与加工附加值影响显著，不同材料路线之间不具直接可比性；四是更换周期，决定产品属于耗材还是长周期件，进而决定收入的重复性。</w:t>
+        <w:t>衡量该环节通常使用四组指标，各自统计对象不同，不可互相替代。一是晶圆厂采购额，反映需求端总量，需区分采购总额与向零部件厂商直接采购的金额；二是厂商营业收入，反映供给端的经营规模；三是毛利率，受材料属性与加工附加值影响显著，不同材料路线之间不具直接可比性；四是更换周期，决定产品属于耗材还是长周期件。</w:t>
       </w:r>
     </w:p>
     <w:p>
@@ -5272,7 +6936,7 @@
         <w:rPr>
           <w:rFonts w:hint="eastAsia"/>
         </w:rPr>
-        <w:t>该产业链自上游至下游依次为原材料、零部件制造与表面处理、设备整机、晶圆制造。原材料包括高纯石英、单晶硅、碳化硅、氧化铝陶瓷、特种合金与高分子密封材料；零部件厂商完成精密加工与表面处理后，向设备厂商或晶圆厂供货；设备厂商装配整机后销售给晶圆厂。</w:t>
+        <w:t>该产业链自上游至下游依次为原材料、零部件制造与表面处理、设备整机、晶圆制造。原材料包括高纯石英、单晶硅、碳化硅、氧化铝与氮化铝陶瓷、特种合金与高分子密封材料；零部件厂商完成精密加工与表面处理后，向设备厂商或晶圆厂供货；设备厂商装配整机后销售给晶圆厂。</w:t>
       </w:r>
     </w:p>
     <w:p>
@@ -5283,7 +6947,7 @@
       <w:r>
         <w:drawing>
           <wp:inline xmlns:a="http://schemas.openxmlformats.org/drawingml/2006/main" xmlns:pic="http://schemas.openxmlformats.org/drawingml/2006/picture">
-            <wp:extent cx="5074920" cy="2424684"/>
+            <wp:extent cx="5074920" cy="2360427"/>
             <wp:docPr id="1" name="Picture 1"/>
             <wp:cNvGraphicFramePr>
               <a:graphicFrameLocks noChangeAspect="1"/>
@@ -5304,7 +6968,7 @@
                   <pic:spPr>
                     <a:xfrm>
                       <a:off x="0" y="0"/>
-                      <a:ext cx="5074920" cy="2424684"/>
+                      <a:ext cx="5074920" cy="2360427"/>
                     </a:xfrm>
                     <a:prstGeom prst="rect"/>
                   </pic:spPr>
@@ -5325,7 +6989,7 @@
           <w:b/>
           <w:sz w:val="21"/>
         </w:rPr>
-        <w:t>图1  2024年中国晶圆厂零部件采购额与直接采购占比</w:t>
+        <w:t>图1  2024年中国晶圆厂零部件采购额与直接采购金额</w:t>
       </w:r>
     </w:p>
     <w:p>
@@ -5339,7 +7003,7 @@
           <w:sz w:val="11"/>
           <w:szCs w:val="11"/>
         </w:rPr>
-        <w:t>资料来源：臻宝科技招股说明书（注册稿），本报告整理。注：数据发布机构为弗若斯特沙利文，经臻宝科技招股说明书列示。</w:t>
+        <w:t>资料来源：臻宝科技招股说明书（注册稿），本报告整理。注：数据发布机构为弗若斯特沙利文。</w:t>
       </w:r>
     </w:p>
     <w:p>
@@ -5368,7 +7032,18 @@
         <w:rPr>
           <w:rFonts w:hint="eastAsia"/>
         </w:rPr>
-        <w:t>材料决定零部件的耐受性能与加工工艺路线。硅与碳化硅零部件用于刻蚀设备，用量大、更换周期短；石英零部件用于刻蚀与炉管设备；氧化铝陶瓷用于加热与绝缘部件；全氟醚橡胶等高分子材料用于真空密封件。臻宝科技在第二轮审核问询回复中说明，其工程塑料与陶瓷零部件的原材料通过委托加工定制与成品采购取得，主要供应商为境外企业且多数规模较小。</w:t>
+        <w:t>材料决定零部件的耐受性能与加工工艺路线。硅与碳化硅零部件用于刻蚀设备，用量大、更换周期短；石英零部件用于刻蚀与炉管设备；氧化铝与氮化铝陶瓷用于加热与绝缘部件；全氟醚橡胶等高分子材料用于真空密封件。</w:t>
+      </w:r>
+    </w:p>
+    <w:p>
+      <w:pPr>
+        <w:pStyle w:val="a0"/>
+      </w:pPr>
+      <w:r>
+        <w:rPr>
+          <w:rFonts w:hint="eastAsia"/>
+        </w:rPr>
+        <w:t>原材料的可获得性与价格公允性是该环节的共性问题。按公开披露，部分非金属零部件的原材料通过委托加工定制与成品采购取得，主要供应商为境外企业且多数规模较小，不存在市场价格或可比公司披露的同类采购价格可供比较。</w:t>
       </w:r>
     </w:p>
     <w:p>
@@ -5397,7 +7072,7 @@
         <w:rPr>
           <w:rFonts w:hint="eastAsia"/>
         </w:rPr>
-        <w:t>零部件制造包含精密机械加工、焊接、表面处理三类核心工艺。表面处理既是制造环节，也可作为独立服务提供：零部件在使用中受污染与损耗后，通过熔射再生、阳极氧化、精密清洗等工艺可恢复性能并再次投入使用，形成再生服务市场。珂玛科技与臻宝科技均在零部件制造之外提供表面处理服务。</w:t>
+        <w:t>零部件制造包含精密机械加工、焊接、表面处理三类核心工艺。产品指标围绕超高精度、超高洁净度、高真空密封、耐极端腐蚀与离子轰击展开。表面处理既是制造环节，也可作为独立服务提供：零部件在使用中受污染与损耗后，通过熔射再生、阳极氧化、精密清洗等工艺可恢复性能并再次投入使用，形成再生服务市场。</w:t>
       </w:r>
     </w:p>
     <w:p>
@@ -5426,7 +7101,7 @@
         <w:rPr>
           <w:rFonts w:hint="eastAsia"/>
         </w:rPr>
-        <w:t>两类下游客户对应两种商业模式。以设备厂为主要客户的厂商，订单节奏与设备厂的出货和资本开支相关；以晶圆厂为主要客户的厂商，订单节奏与晶圆厂的产能利用率和工艺运行时长相关。按托伦斯招股说明书列示，富创精密、先锋精科、珂玛科技的客户以北方华创、中微公司、拓荆科技等设备厂商为主；臻宝科技的客户为集成电路制造厂商与显示面板厂商。</w:t>
+        <w:t>两类下游客户对应两种商业模式。以设备厂为主要客户的厂商，订单节奏与设备厂的出货和资本开支相关；以晶圆厂为主要客户的厂商，订单节奏与晶圆厂的产能利用率和工艺运行时长相关。按公开披露，富创精密、先锋精科、珂玛科技、托伦斯的客户以北方华创、中微公司、拓荆科技等设备厂商为主；臻宝科技的客户为集成电路制造厂商与显示面板厂商。</w:t>
       </w:r>
     </w:p>
     <w:p>
@@ -5470,7 +7145,7 @@
         <w:rPr>
           <w:rFonts w:hint="eastAsia"/>
         </w:rPr>
-        <w:t>按托伦斯招股说明书援引SEMI的数据，2024年全球半导体设备销售额同比增长10%至1,171.4亿美元，超越2022年1,076.4亿美元的前高，创历史新高；2025年1—9月已实现销售规模超987亿美元，SEMI预计2025年将增长至1,330亿美元，2026年、2027年分别为1,450亿美元与1,560亿美元。臻宝科技招股说明书援引SEMI的同期数据为2024年出货金额1,171亿美元、相较2023年的1,063亿美元增长10%；两份文件对2024年的数值一致，差异仅在于列示的对照年份。</w:t>
+        <w:t>按SEMI统计，2024年全球半导体设备销售额同比增长10%至1,171.4亿美元，超越2022年1,076.4亿美元的前高；2025年1—9月已实现销售规模超987亿美元，SEMI预计2025年将增长至1,330亿美元，2026年、2027年分别为1,450亿美元与1,560亿美元。另据SEMI同期数据，2024年出货金额1,171亿美元、相较2023年的1,063亿美元增长10%。</w:t>
       </w:r>
     </w:p>
     <w:p>
@@ -5481,7 +7156,7 @@
         <w:rPr>
           <w:rFonts w:hint="eastAsia"/>
         </w:rPr>
-        <w:t>区域结构方面，中国境内、韩国和中国台湾省为半导体设备支出的前三大市场，合计占全球市场份额的74%。2024年中国境内销售额同比增长35%至495.5亿美元，连续第五年成为全球最大半导体设备市场；2025年1—9月约362亿美元。臻宝科技招股说明书列示的同期数值为495亿美元、占全球比重42.3%。</w:t>
+        <w:t>区域结构方面，中国境内、韩国和中国台湾省为半导体设备支出的前三大市场，合计占全球市场份额的74%。2024年中国境内销售额同比增长35%至495.5亿美元，连续第五年成为全球最大半导体设备市场，占全球比重42.3%；2025年1—9月约362亿美元。</w:t>
       </w:r>
     </w:p>
     <w:p>
@@ -5492,18 +7167,7 @@
         <w:rPr>
           <w:rFonts w:hint="eastAsia"/>
         </w:rPr>
-        <w:t>设备投资在半导体制造资本性支出中的占比一般为70%至80%，且随工艺制程提升而提高。按设备环节划分，前道晶圆制造设备占据主要比重：托伦斯招股说明书表述为占比超90%，臻宝科技招股说明书则列示2024年前道工艺设备销售额预计1,042亿美元、销售占比超过80%。两份文件的表述存在差异，按后者列示的绝对金额与全球销售额计算，前道设备占比约为88.9%。</w:t>
-      </w:r>
-    </w:p>
-    <w:p>
-      <w:pPr>
-        <w:pStyle w:val="a0"/>
-      </w:pPr>
-      <w:r>
-        <w:rPr>
-          <w:rFonts w:hint="eastAsia"/>
-        </w:rPr>
-        <w:t>前道设备中，刻蚀技术、薄膜沉积技术与光刻技术并称三大主要生产技术，也是价值量最高的三类设备。按托伦斯招股说明书援引SEMI数据，刻蚀设备与薄膜沉积设备合计价值量占比超过40%。</w:t>
+        <w:t>设备投资在半导体制造资本性支出中的占比一般为70%至80%，且随工艺制程提升而提高。前道晶圆制造设备占据主要比重，2024年前道工艺设备销售额预计1,042亿美元、按全球销售额计算占比约88.9%。前道设备中，刻蚀技术、薄膜沉积技术与光刻技术并称三大主要生产技术，刻蚀设备与薄膜沉积设备合计价值量占比超过40%。</w:t>
       </w:r>
     </w:p>
     <w:p>
@@ -5526,17 +7190,6 @@
     </w:p>
     <w:p>
       <w:pPr>
-        <w:pStyle w:val="a0"/>
-      </w:pPr>
-      <w:r>
-        <w:rPr>
-          <w:rFonts w:hint="eastAsia"/>
-        </w:rPr>
-        <w:t>弗若斯特沙利文对国内晶圆厂零部件采购额的统计已见第一章。分材料看，2024年国内晶圆厂硅零部件采购额43.8亿元、向零部件厂商直接采购35.7亿元、占比81.6%；石英零部件采购额34.8亿元、直接采购22.7亿元、占比65.3%；陶瓷零部件采购额29.4亿元、直接采购19.3亿元、占比65.6%。该机构对2029年的预测分别为96.9亿元（占比89.22%）、56.5亿元（占比75.9%）与52.5亿元（占比75.3%）。</w:t>
-      </w:r>
-    </w:p>
-    <w:p>
-      <w:pPr>
         <w:keepNext/>
         <w:jc w:val="center"/>
       </w:pPr>
@@ -5546,7 +7199,7 @@
           <w:b/>
           <w:sz w:val="21"/>
         </w:rPr>
-        <w:t>表2  中国晶圆厂零部件采购额及向零部件厂商直接采购情况</w:t>
+        <w:t>表3  中国晶圆厂零部件采购额及向零部件厂商直接采购情况</w:t>
       </w:r>
     </w:p>
     <w:tbl>
@@ -6466,7 +8119,7 @@
           <w:sz w:val="11"/>
           <w:szCs w:val="11"/>
         </w:rPr>
-        <w:t>资料来源：臻宝科技招股说明书（注册稿），本报告整理。注：数据发布机构为弗若斯特沙利文；2029年数据为该机构预测值。占比为招股说明书列示值，与按表中金额直接相除的结果存在小数点后的舍入差异。</w:t>
+        <w:t>资料来源：臻宝科技招股说明书（注册稿），本报告整理。注：数据发布机构为弗若斯特沙利文；2029年数据为该机构预测值；占比为该机构列示值，与按表中金额直接相除存在小数点后的舍入差异。</w:t>
       </w:r>
     </w:p>
     <w:p>
@@ -6483,7 +8136,7 @@
         <w:rPr>
           <w:rFonts w:hint="eastAsia"/>
         </w:rPr>
-        <w:t>3.3 行业景气与2025年的变化</w:t>
+        <w:t>3.3 与无锡金源产品对应的细分品类</w:t>
       </w:r>
       <w:bookmarkEnd w:id="1012"/>
     </w:p>
@@ -6495,7 +8148,528 @@
         <w:rPr>
           <w:rFonts w:hint="eastAsia"/>
         </w:rPr>
-        <w:t>2024年该环节增速较高。按托伦斯审核中心意见落实函回复所引用的公开数据，2024年中微公司刻蚀设备产量同比增长231.15%，先锋精科半导体设备零部件收入增速134.64%，珂玛科技半导体领域收入增速205.89%，富创精密半导体设备零部件收入增速55.59%。</w:t>
+        <w:t>无锡金源的精密气体喷头与加热盘，在公开统计中分别对应刻蚀设备用气体分配盘与半导体陶瓷加热器两个细分品类，两者均有第三方机构的独立规模统计。</w:t>
+      </w:r>
+    </w:p>
+    <w:p>
+      <w:pPr>
+        <w:keepNext/>
+        <w:jc w:val="center"/>
+      </w:pPr>
+      <w:r>
+        <w:rPr>
+          <w:rFonts w:hint="eastAsia"/>
+          <w:b/>
+          <w:sz w:val="21"/>
+        </w:rPr>
+        <w:t>表4  与无锡金源产品对应的细分品类规模与竞争格局</w:t>
+      </w:r>
+    </w:p>
+    <w:tbl>
+      <w:tblPr>
+        <w:tblW w:w="5352" w:type="pct"/>
+        <w:jc w:val="center"/>
+        <w:tblBorders>
+          <w:top w:val="single" w:sz="12" w:space="0" w:color="010000"/>
+          <w:left w:val="single" w:sz="12" w:space="0" w:color="010000"/>
+          <w:bottom w:val="single" w:sz="12" w:space="0" w:color="010000"/>
+          <w:right w:val="single" w:sz="12" w:space="0" w:color="010000"/>
+          <w:insideH w:val="single" w:sz="4" w:space="0" w:color="010000"/>
+          <w:insideV w:val="single" w:sz="4" w:space="0" w:color="010000"/>
+        </w:tblBorders>
+        <w:tblLook w:firstColumn="1" w:firstRow="1" w:lastColumn="0" w:lastRow="0" w:noHBand="0" w:noVBand="1" w:val="04A0"/>
+      </w:tblPr>
+      <w:tblGrid>
+        <w:gridCol w:w="2076"/>
+        <w:gridCol w:w="2076"/>
+        <w:gridCol w:w="2076"/>
+        <w:gridCol w:w="2076"/>
+      </w:tblGrid>
+      <w:tr>
+        <w:trPr>
+          <w:cantSplit/>
+          <w:tblHeader/>
+          <w:jc w:val="center"/>
+        </w:trPr>
+        <w:tc>
+          <w:tcPr>
+            <w:tcW w:w="873" w:type="pct"/>
+            <w:tcBorders>
+              <w:top w:val="single" w:sz="12" w:space="0" w:color="010000"/>
+              <w:bottom w:val="single" w:sz="4" w:space="0" w:color="010000"/>
+            </w:tcBorders>
+            <w:vAlign w:val="center"/>
+          </w:tcPr>
+          <w:p>
+            <w:pPr>
+              <w:keepNext/>
+              <w:jc w:val="center"/>
+            </w:pPr>
+            <w:r/>
+            <w:r>
+              <w:rPr>
+                <w:rFonts w:hint="eastAsia"/>
+                <w:b/>
+                <w:color w:val="000000"/>
+                <w:sz w:val="21"/>
+              </w:rPr>
+              <w:t>细分品类</w:t>
+            </w:r>
+          </w:p>
+        </w:tc>
+        <w:tc>
+          <w:tcPr>
+            <w:tcW w:w="1349" w:type="pct"/>
+            <w:tcBorders>
+              <w:top w:val="single" w:sz="12" w:space="0" w:color="010000"/>
+              <w:bottom w:val="single" w:sz="4" w:space="0" w:color="010000"/>
+            </w:tcBorders>
+            <w:vAlign w:val="center"/>
+          </w:tcPr>
+          <w:p>
+            <w:pPr>
+              <w:keepNext/>
+              <w:jc w:val="center"/>
+            </w:pPr>
+            <w:r/>
+            <w:r>
+              <w:rPr>
+                <w:rFonts w:hint="eastAsia"/>
+                <w:b/>
+                <w:color w:val="000000"/>
+                <w:sz w:val="21"/>
+              </w:rPr>
+              <w:t>功能</w:t>
+            </w:r>
+          </w:p>
+        </w:tc>
+        <w:tc>
+          <w:tcPr>
+            <w:tcW w:w="1190" w:type="pct"/>
+            <w:tcBorders>
+              <w:top w:val="single" w:sz="12" w:space="0" w:color="010000"/>
+              <w:bottom w:val="single" w:sz="4" w:space="0" w:color="010000"/>
+            </w:tcBorders>
+            <w:vAlign w:val="center"/>
+          </w:tcPr>
+          <w:p>
+            <w:pPr>
+              <w:keepNext/>
+              <w:jc w:val="center"/>
+            </w:pPr>
+            <w:r/>
+            <w:r>
+              <w:rPr>
+                <w:rFonts w:hint="eastAsia"/>
+                <w:b/>
+                <w:color w:val="000000"/>
+                <w:sz w:val="21"/>
+              </w:rPr>
+              <w:t>市场规模</w:t>
+            </w:r>
+          </w:p>
+        </w:tc>
+        <w:tc>
+          <w:tcPr>
+            <w:tcW w:w="1587" w:type="pct"/>
+            <w:tcBorders>
+              <w:top w:val="single" w:sz="12" w:space="0" w:color="010000"/>
+              <w:bottom w:val="single" w:sz="4" w:space="0" w:color="010000"/>
+            </w:tcBorders>
+            <w:vAlign w:val="center"/>
+          </w:tcPr>
+          <w:p>
+            <w:pPr>
+              <w:keepNext/>
+              <w:jc w:val="center"/>
+            </w:pPr>
+            <w:r/>
+            <w:r>
+              <w:rPr>
+                <w:rFonts w:hint="eastAsia"/>
+                <w:b/>
+                <w:color w:val="000000"/>
+                <w:sz w:val="21"/>
+              </w:rPr>
+              <w:t>竞争格局</w:t>
+            </w:r>
+          </w:p>
+        </w:tc>
+      </w:tr>
+      <w:tr>
+        <w:trPr>
+          <w:cantSplit/>
+          <w:jc w:val="center"/>
+        </w:trPr>
+        <w:tc>
+          <w:tcPr>
+            <w:tcW w:w="873" w:type="pct"/>
+            <w:tcBorders>
+              <w:top w:val="single" w:sz="4" w:space="0" w:color="010000"/>
+            </w:tcBorders>
+            <w:vAlign w:val="center"/>
+          </w:tcPr>
+          <w:p>
+            <w:pPr>
+              <w:jc w:val="left"/>
+            </w:pPr>
+            <w:r/>
+            <w:r>
+              <w:rPr>
+                <w:rFonts w:hint="eastAsia"/>
+                <w:color w:val="000000"/>
+                <w:sz w:val="21"/>
+              </w:rPr>
+              <w:t>刻蚀设备用气体分配盘（含硅、金属、碳化硅材质）</w:t>
+            </w:r>
+          </w:p>
+        </w:tc>
+        <w:tc>
+          <w:tcPr>
+            <w:tcW w:w="1349" w:type="pct"/>
+            <w:tcBorders>
+              <w:top w:val="single" w:sz="4" w:space="0" w:color="010000"/>
+            </w:tcBorders>
+            <w:vAlign w:val="center"/>
+          </w:tcPr>
+          <w:p>
+            <w:pPr>
+              <w:jc w:val="left"/>
+            </w:pPr>
+            <w:r/>
+            <w:r>
+              <w:rPr>
+                <w:rFonts w:hint="eastAsia"/>
+                <w:color w:val="000000"/>
+                <w:sz w:val="21"/>
+              </w:rPr>
+              <w:t>刻蚀工艺气体进入反应腔体的通道，控制工艺气体分布的均匀性，直接影响工艺精度和晶圆良率</w:t>
+            </w:r>
+          </w:p>
+        </w:tc>
+        <w:tc>
+          <w:tcPr>
+            <w:tcW w:w="1190" w:type="pct"/>
+            <w:tcBorders>
+              <w:top w:val="single" w:sz="4" w:space="0" w:color="010000"/>
+            </w:tcBorders>
+            <w:vAlign w:val="center"/>
+          </w:tcPr>
+          <w:p>
+            <w:pPr>
+              <w:jc w:val="left"/>
+            </w:pPr>
+            <w:r/>
+            <w:r>
+              <w:rPr>
+                <w:rFonts w:hint="eastAsia"/>
+                <w:color w:val="000000"/>
+                <w:sz w:val="21"/>
+              </w:rPr>
+              <w:t>2023年全球销售额9.44亿美元，预计2030年达15.44亿美元，年复合增长率7.0%</w:t>
+            </w:r>
+          </w:p>
+        </w:tc>
+        <w:tc>
+          <w:tcPr>
+            <w:tcW w:w="1587" w:type="pct"/>
+            <w:tcBorders>
+              <w:top w:val="single" w:sz="4" w:space="0" w:color="010000"/>
+            </w:tcBorders>
+            <w:vAlign w:val="center"/>
+          </w:tcPr>
+          <w:p>
+            <w:pPr>
+              <w:jc w:val="left"/>
+            </w:pPr>
+            <w:r/>
+            <w:r>
+              <w:rPr>
+                <w:rFonts w:hint="eastAsia"/>
+                <w:color w:val="000000"/>
+                <w:sz w:val="21"/>
+              </w:rPr>
+              <w:t>全球主要由日系、韩系制造商主导，国内尚无稳定量产企业</w:t>
+            </w:r>
+          </w:p>
+        </w:tc>
+      </w:tr>
+      <w:tr>
+        <w:trPr>
+          <w:cantSplit/>
+          <w:jc w:val="center"/>
+        </w:trPr>
+        <w:tc>
+          <w:tcPr>
+            <w:tcW w:w="873" w:type="pct"/>
+            <w:tcBorders>
+              <w:top w:val="single" w:sz="4" w:space="0" w:color="010000"/>
+            </w:tcBorders>
+            <w:vAlign w:val="center"/>
+          </w:tcPr>
+          <w:p>
+            <w:pPr>
+              <w:jc w:val="left"/>
+            </w:pPr>
+            <w:r/>
+            <w:r>
+              <w:rPr>
+                <w:rFonts w:hint="eastAsia"/>
+                <w:color w:val="000000"/>
+                <w:sz w:val="21"/>
+              </w:rPr>
+              <w:t>半导体陶瓷加热器（氮化铝）</w:t>
+            </w:r>
+          </w:p>
+        </w:tc>
+        <w:tc>
+          <w:tcPr>
+            <w:tcW w:w="1349" w:type="pct"/>
+            <w:tcBorders>
+              <w:top w:val="single" w:sz="4" w:space="0" w:color="010000"/>
+            </w:tcBorders>
+            <w:vAlign w:val="center"/>
+          </w:tcPr>
+          <w:p>
+            <w:pPr>
+              <w:jc w:val="left"/>
+            </w:pPr>
+            <w:r/>
+            <w:r>
+              <w:rPr>
+                <w:rFonts w:hint="eastAsia"/>
+                <w:color w:val="000000"/>
+                <w:sz w:val="21"/>
+              </w:rPr>
+              <w:t>与晶圆直接接触，承载晶圆并控制温度均匀性和稳定性，优化材料沉积或刻蚀均匀度，为薄膜沉积设备中的关键零部件</w:t>
+            </w:r>
+          </w:p>
+        </w:tc>
+        <w:tc>
+          <w:tcPr>
+            <w:tcW w:w="1190" w:type="pct"/>
+            <w:tcBorders>
+              <w:top w:val="single" w:sz="4" w:space="0" w:color="010000"/>
+            </w:tcBorders>
+            <w:vAlign w:val="center"/>
+          </w:tcPr>
+          <w:p>
+            <w:pPr>
+              <w:jc w:val="left"/>
+            </w:pPr>
+            <w:r/>
+            <w:r>
+              <w:rPr>
+                <w:rFonts w:hint="eastAsia"/>
+                <w:color w:val="000000"/>
+                <w:sz w:val="21"/>
+              </w:rPr>
+              <w:t>2023年全球市场规模约14.28亿美元，预计2030年达21.56亿美元，2024至2030年年复合增长率6.2%</w:t>
+            </w:r>
+          </w:p>
+        </w:tc>
+        <w:tc>
+          <w:tcPr>
+            <w:tcW w:w="1587" w:type="pct"/>
+            <w:tcBorders>
+              <w:top w:val="single" w:sz="4" w:space="0" w:color="010000"/>
+            </w:tcBorders>
+            <w:vAlign w:val="center"/>
+          </w:tcPr>
+          <w:p>
+            <w:pPr>
+              <w:jc w:val="left"/>
+            </w:pPr>
+            <w:r/>
+            <w:r>
+              <w:rPr>
+                <w:rFonts w:hint="eastAsia"/>
+                <w:color w:val="000000"/>
+                <w:sz w:val="21"/>
+              </w:rPr>
+              <w:t>主要由日系制造商主导，包括日本NGK／NTK、Sumitomo Electric等；国内产业化程度较低，国产化率不足10%，具备稳定量产能力的企业较少</w:t>
+            </w:r>
+          </w:p>
+        </w:tc>
+      </w:tr>
+      <w:tr>
+        <w:trPr>
+          <w:cantSplit/>
+          <w:jc w:val="center"/>
+        </w:trPr>
+        <w:tc>
+          <w:tcPr>
+            <w:tcW w:w="873" w:type="pct"/>
+            <w:tcBorders>
+              <w:top w:val="single" w:sz="4" w:space="0" w:color="010000"/>
+            </w:tcBorders>
+            <w:vAlign w:val="center"/>
+          </w:tcPr>
+          <w:p>
+            <w:pPr>
+              <w:jc w:val="left"/>
+            </w:pPr>
+            <w:r/>
+            <w:r>
+              <w:rPr>
+                <w:rFonts w:hint="eastAsia"/>
+                <w:color w:val="000000"/>
+                <w:sz w:val="21"/>
+              </w:rPr>
+              <w:t>静电卡盘</w:t>
+            </w:r>
+          </w:p>
+        </w:tc>
+        <w:tc>
+          <w:tcPr>
+            <w:tcW w:w="1349" w:type="pct"/>
+            <w:tcBorders>
+              <w:top w:val="single" w:sz="4" w:space="0" w:color="010000"/>
+            </w:tcBorders>
+            <w:vAlign w:val="center"/>
+          </w:tcPr>
+          <w:p>
+            <w:pPr>
+              <w:jc w:val="left"/>
+            </w:pPr>
+            <w:r/>
+            <w:r>
+              <w:rPr>
+                <w:rFonts w:hint="eastAsia"/>
+                <w:color w:val="000000"/>
+                <w:sz w:val="21"/>
+              </w:rPr>
+              <w:t>承载并吸附晶圆，与加热部件配合实现温控</w:t>
+            </w:r>
+          </w:p>
+        </w:tc>
+        <w:tc>
+          <w:tcPr>
+            <w:tcW w:w="1190" w:type="pct"/>
+            <w:tcBorders>
+              <w:top w:val="single" w:sz="4" w:space="0" w:color="010000"/>
+            </w:tcBorders>
+            <w:vAlign w:val="center"/>
+          </w:tcPr>
+          <w:p>
+            <w:pPr>
+              <w:jc w:val="left"/>
+            </w:pPr>
+            <w:r/>
+            <w:r>
+              <w:rPr>
+                <w:rFonts w:hint="eastAsia"/>
+                <w:color w:val="000000"/>
+                <w:sz w:val="21"/>
+              </w:rPr>
+              <w:t>2022年全球销售额17.9亿美元，预计2028年增至24.1亿美元</w:t>
+            </w:r>
+          </w:p>
+        </w:tc>
+        <w:tc>
+          <w:tcPr>
+            <w:tcW w:w="1587" w:type="pct"/>
+            <w:tcBorders>
+              <w:top w:val="single" w:sz="4" w:space="0" w:color="010000"/>
+            </w:tcBorders>
+            <w:vAlign w:val="center"/>
+          </w:tcPr>
+          <w:p>
+            <w:pPr>
+              <w:jc w:val="left"/>
+            </w:pPr>
+            <w:r/>
+            <w:r>
+              <w:rPr>
+                <w:rFonts w:hint="eastAsia"/>
+                <w:color w:val="000000"/>
+                <w:sz w:val="21"/>
+              </w:rPr>
+              <w:t>—</w:t>
+            </w:r>
+          </w:p>
+        </w:tc>
+      </w:tr>
+    </w:tbl>
+    <w:p>
+      <w:pPr>
+        <w:pStyle w:val="a6"/>
+        <w:jc w:val="center"/>
+      </w:pPr>
+      <w:r>
+        <w:rPr>
+          <w:rFonts w:hint="eastAsia"/>
+          <w:sz w:val="11"/>
+          <w:szCs w:val="11"/>
+        </w:rPr>
+        <w:t>资料来源：臻宝科技招股说明书（注册稿），本报告整理。注：气体分配盘与静电卡盘数据发布机构为QY Research（QYR），陶瓷加热器数据发布机构为QY Research。静电卡盘为相邻品类，列示供参照。</w:t>
+      </w:r>
+    </w:p>
+    <w:p>
+      <w:pPr>
+        <w:keepNext/>
+        <w:jc w:val="center"/>
+      </w:pPr>
+      <w:r>
+        <w:drawing>
+          <wp:inline xmlns:a="http://schemas.openxmlformats.org/drawingml/2006/main" xmlns:pic="http://schemas.openxmlformats.org/drawingml/2006/picture">
+            <wp:extent cx="5074920" cy="2537460"/>
+            <wp:docPr id="2" name="Picture 2"/>
+            <wp:cNvGraphicFramePr>
+              <a:graphicFrameLocks noChangeAspect="1"/>
+            </wp:cNvGraphicFramePr>
+            <a:graphic>
+              <a:graphicData uri="http://schemas.openxmlformats.org/drawingml/2006/picture">
+                <pic:pic>
+                  <pic:nvPicPr>
+                    <pic:cNvPr id="0" name="fig2_xifen.png"/>
+                    <pic:cNvPicPr/>
+                  </pic:nvPicPr>
+                  <pic:blipFill>
+                    <a:blip r:embed="rId17"/>
+                    <a:stretch>
+                      <a:fillRect/>
+                    </a:stretch>
+                  </pic:blipFill>
+                  <pic:spPr>
+                    <a:xfrm>
+                      <a:off x="0" y="0"/>
+                      <a:ext cx="5074920" cy="2537460"/>
+                    </a:xfrm>
+                    <a:prstGeom prst="rect"/>
+                  </pic:spPr>
+                </pic:pic>
+              </a:graphicData>
+            </a:graphic>
+          </wp:inline>
+        </w:drawing>
+      </w:r>
+    </w:p>
+    <w:p>
+      <w:pPr>
+        <w:jc w:val="center"/>
+      </w:pPr>
+      <w:r>
+        <w:rPr>
+          <w:rFonts w:hint="eastAsia"/>
+          <w:b/>
+          <w:sz w:val="21"/>
+        </w:rPr>
+        <w:t>图2  与无锡金源产品对应的细分品类市场规模</w:t>
+      </w:r>
+    </w:p>
+    <w:p>
+      <w:pPr>
+        <w:pStyle w:val="a6"/>
+        <w:jc w:val="center"/>
+      </w:pPr>
+      <w:r>
+        <w:rPr>
+          <w:rFonts w:hint="eastAsia"/>
+          <w:sz w:val="11"/>
+          <w:szCs w:val="11"/>
+        </w:rPr>
+        <w:t>资料来源：臻宝科技招股说明书（注册稿），本报告整理。注：数据发布机构为QY Research；气体分配盘与陶瓷加热器基期为2023年，静电卡盘基期为2022年，预测期分别为2030年与2028年，三者时间口径不同，不作横向比较。</w:t>
       </w:r>
     </w:p>
     <w:p>
@@ -6506,23 +8680,37 @@
         <w:rPr>
           <w:rFonts w:hint="eastAsia"/>
         </w:rPr>
-        <w:t>2025年增速出现分化。托伦斯2025年实现营业收入71,984.64万元、同比增长18.00%，增速较前期下滑；扣除非经常性损益后归母净利润9,353.12万元，较2024年略有减少，公司说明的原因为2025年扩产导致整体产能利用率下降、主营业务毛利率同比下滑。交易所据此在审核中心意见落实函中要求其说明增速下滑原因、增速放缓仍持续扩产的考虑与产能消化风险，以及毛利率与经营利润是否存在进一步下滑的风险。</w:t>
+        <w:t>碳化硅气体分配盘的导热性优于硅与石英材质，抗等离子体腐蚀能力更强，使用寿命为硅气体分配盘的2至4倍。</w:t>
       </w:r>
     </w:p>
     <w:p>
       <w:pPr>
-        <w:pStyle w:val="2"/>
+        <w:pStyle w:val="3"/>
+        <w:numPr>
+          <w:ilvl w:val="0"/>
+          <w:numId w:val="0"/>
+        </w:numPr>
         <w:spacing w:before="156" w:after="156"/>
       </w:pPr>
       <w:bookmarkStart w:id="1013" w:name="_Toc900013"/>
       <w:r>
         <w:rPr>
           <w:rFonts w:hint="eastAsia"/>
-          <w:b/>
         </w:rPr>
-        <w:t>行业竞争格局</w:t>
+        <w:t>3.4 供应商国别结构与国产化进度</w:t>
       </w:r>
       <w:bookmarkEnd w:id="1013"/>
+    </w:p>
+    <w:p>
+      <w:pPr>
+        <w:pStyle w:val="a0"/>
+      </w:pPr>
+      <w:r>
+        <w:rPr>
+          <w:rFonts w:hint="eastAsia"/>
+        </w:rPr>
+        <w:t>该环节的全球供给长期由境外厂商主导。按IC World于2020年公开的20类半导体核心零部件产品的44家主要供应商数据，美国供应商20家、约占45%，日本供应商16家、约占36%，德国、瑞士、韩国各2家，英国1家，全部为境外供应商。按公开披露，近年国内本土核心零部件供应商的规模和实力增强，但与国际同行业相比差距仍然较大。</w:t>
+      </w:r>
     </w:p>
     <w:p>
       <w:pPr>
@@ -6538,7 +8726,7 @@
         <w:rPr>
           <w:rFonts w:hint="eastAsia"/>
         </w:rPr>
-        <w:t>4.1 可比公司范围</w:t>
+        <w:t>3.5 行业景气与2025年的变化</w:t>
       </w:r>
       <w:bookmarkEnd w:id="1014"/>
     </w:p>
@@ -6550,7 +8738,62 @@
         <w:rPr>
           <w:rFonts w:hint="eastAsia"/>
         </w:rPr>
-        <w:t>托伦斯在招股说明书中选取Ferrotec、京鼎精密、超科林、富创精密、先锋精科、珂玛科技、臻宝科技七家作为同行业可比公司，并按可比细分产品、客户情况、营业收入、归母净利润与总资产规模进行对比。该名单经审核问询程序，可作为本环节竞争格局的参照。</w:t>
+        <w:t>2024年该环节增速较高。按公开披露数据，2024年中微公司刻蚀设备产量同比增长231.15%，先锋精科半导体设备零部件收入增速134.64%，珂玛科技半导体领域收入增速205.89%，富创精密半导体设备零部件收入增速55.59%。</w:t>
+      </w:r>
+    </w:p>
+    <w:p>
+      <w:pPr>
+        <w:pStyle w:val="a0"/>
+      </w:pPr>
+      <w:r>
+        <w:rPr>
+          <w:rFonts w:hint="eastAsia"/>
+        </w:rPr>
+        <w:t>2025年增速出现分化。托伦斯2025年实现营业收入71,984.64万元、同比增长18.00%，增速较前期下滑；扣除非经常性损益后归母净利润9,353.12万元，较2024年略有减少，原因为2025年扩产导致整体产能利用率下降、主营业务毛利率同比下滑。交易所据此在审核中心意见落实函中要求其说明增速下滑原因、增速放缓仍持续扩产的考虑与产能消化风险，以及毛利率与经营利润是否存在进一步下滑的风险。</w:t>
+      </w:r>
+    </w:p>
+    <w:p>
+      <w:pPr>
+        <w:pStyle w:val="2"/>
+        <w:spacing w:before="156" w:after="156"/>
+      </w:pPr>
+      <w:bookmarkStart w:id="1015" w:name="_Toc900015"/>
+      <w:r>
+        <w:rPr>
+          <w:rFonts w:hint="eastAsia"/>
+          <w:b/>
+        </w:rPr>
+        <w:t>行业竞争格局</w:t>
+      </w:r>
+      <w:bookmarkEnd w:id="1015"/>
+    </w:p>
+    <w:p>
+      <w:pPr>
+        <w:pStyle w:val="3"/>
+        <w:numPr>
+          <w:ilvl w:val="0"/>
+          <w:numId w:val="0"/>
+        </w:numPr>
+        <w:spacing w:before="156" w:after="156"/>
+      </w:pPr>
+      <w:bookmarkStart w:id="1016" w:name="_Toc900016"/>
+      <w:r>
+        <w:rPr>
+          <w:rFonts w:hint="eastAsia"/>
+        </w:rPr>
+        <w:t>4.1 可比公司范围</w:t>
+      </w:r>
+      <w:bookmarkEnd w:id="1016"/>
+    </w:p>
+    <w:p>
+      <w:pPr>
+        <w:pStyle w:val="a0"/>
+      </w:pPr>
+      <w:r>
+        <w:rPr>
+          <w:rFonts w:hint="eastAsia"/>
+        </w:rPr>
+        <w:t>按公开披露，该环节的境内外可比公司为Ferrotec、京鼎精密、超科林、富创精密、先锋精科、珂玛科技、臻宝科技七家，上述名单经审核问询程序，可作为本环节竞争格局的参照。</w:t>
       </w:r>
     </w:p>
     <w:p>
@@ -6564,7 +8807,7 @@
           <w:b/>
           <w:sz w:val="21"/>
         </w:rPr>
-        <w:t>表3  半导体设备零部件可比公司经营对比（2025年度）</w:t>
+        <w:t>表5  半导体设备零部件可比公司经营对比（2025年度）</w:t>
       </w:r>
     </w:p>
     <w:tbl>
@@ -7916,7 +10159,7 @@
           <w:sz w:val="11"/>
           <w:szCs w:val="11"/>
         </w:rPr>
-        <w:t>资料来源：托伦斯招股说明书（注册稿），本报告整理。注：数据来源为业绩快报或定期报告；Ferrotec采用其财政年度口径（当年4月1日至次年3月31日），尚未披露2025年4月1日至2026年3月31日财报；珂玛科技为业绩快报区间值。</w:t>
+        <w:t>数据来源：Wind整理成果、托伦斯招股说明书（注册稿），本报告整理。注：数据来源为业绩快报或定期报告；Ferrotec采用其财政年度口径（当年4月1日至次年3月31日），尚未披露2025年4月1日至2026年3月31日财报；珂玛科技为业绩快报区间值。</w:t>
       </w:r>
     </w:p>
     <w:p>
@@ -7927,8 +10170,8 @@
       <w:r>
         <w:drawing>
           <wp:inline xmlns:a="http://schemas.openxmlformats.org/drawingml/2006/main" xmlns:pic="http://schemas.openxmlformats.org/drawingml/2006/picture">
-            <wp:extent cx="5074920" cy="2321505"/>
-            <wp:docPr id="2" name="Picture 2"/>
+            <wp:extent cx="5074920" cy="2242406"/>
+            <wp:docPr id="3" name="Picture 3"/>
             <wp:cNvGraphicFramePr>
               <a:graphicFrameLocks noChangeAspect="1"/>
             </wp:cNvGraphicFramePr>
@@ -7940,7 +10183,7 @@
                     <pic:cNvPicPr/>
                   </pic:nvPicPr>
                   <pic:blipFill>
-                    <a:blip r:embed="rId17"/>
+                    <a:blip r:embed="rId18"/>
                     <a:stretch>
                       <a:fillRect/>
                     </a:stretch>
@@ -7948,7 +10191,7 @@
                   <pic:spPr>
                     <a:xfrm>
                       <a:off x="0" y="0"/>
-                      <a:ext cx="5074920" cy="2321505"/>
+                      <a:ext cx="5074920" cy="2242406"/>
                     </a:xfrm>
                     <a:prstGeom prst="rect"/>
                   </pic:spPr>
@@ -7969,7 +10212,7 @@
           <w:b/>
           <w:sz w:val="21"/>
         </w:rPr>
-        <w:t>图2  可比公司2025年营业收入与销售净利率</w:t>
+        <w:t>图3  可比公司2025年营业收入</w:t>
       </w:r>
     </w:p>
     <w:p>
@@ -7983,7 +10226,74 @@
           <w:sz w:val="11"/>
           <w:szCs w:val="11"/>
         </w:rPr>
-        <w:t>资料来源：托伦斯招股说明书（注册稿），本报告整理。注：净利率为按归母净利润除以营业收入计算，非披露值；珂玛科技取业绩快报区间中值；Ferrotec因财年口径不同未纳入。</w:t>
+        <w:t>数据来源：Wind整理成果、托伦斯招股说明书（注册稿），本报告整理</w:t>
+      </w:r>
+    </w:p>
+    <w:p>
+      <w:pPr>
+        <w:keepNext/>
+        <w:jc w:val="center"/>
+      </w:pPr>
+      <w:r>
+        <w:drawing>
+          <wp:inline xmlns:a="http://schemas.openxmlformats.org/drawingml/2006/main" xmlns:pic="http://schemas.openxmlformats.org/drawingml/2006/picture">
+            <wp:extent cx="5074920" cy="2242406"/>
+            <wp:docPr id="4" name="Picture 4"/>
+            <wp:cNvGraphicFramePr>
+              <a:graphicFrameLocks noChangeAspect="1"/>
+            </wp:cNvGraphicFramePr>
+            <a:graphic>
+              <a:graphicData uri="http://schemas.openxmlformats.org/drawingml/2006/picture">
+                <pic:pic>
+                  <pic:nvPicPr>
+                    <pic:cNvPr id="0" name="fig4_jinglilv.png"/>
+                    <pic:cNvPicPr/>
+                  </pic:nvPicPr>
+                  <pic:blipFill>
+                    <a:blip r:embed="rId19"/>
+                    <a:stretch>
+                      <a:fillRect/>
+                    </a:stretch>
+                  </pic:blipFill>
+                  <pic:spPr>
+                    <a:xfrm>
+                      <a:off x="0" y="0"/>
+                      <a:ext cx="5074920" cy="2242406"/>
+                    </a:xfrm>
+                    <a:prstGeom prst="rect"/>
+                  </pic:spPr>
+                </pic:pic>
+              </a:graphicData>
+            </a:graphic>
+          </wp:inline>
+        </w:drawing>
+      </w:r>
+    </w:p>
+    <w:p>
+      <w:pPr>
+        <w:jc w:val="center"/>
+      </w:pPr>
+      <w:r>
+        <w:rPr>
+          <w:rFonts w:hint="eastAsia"/>
+          <w:b/>
+          <w:sz w:val="21"/>
+        </w:rPr>
+        <w:t>图4  可比公司2025年销售净利率</w:t>
+      </w:r>
+    </w:p>
+    <w:p>
+      <w:pPr>
+        <w:pStyle w:val="a6"/>
+        <w:jc w:val="center"/>
+      </w:pPr>
+      <w:r>
+        <w:rPr>
+          <w:rFonts w:hint="eastAsia"/>
+          <w:sz w:val="11"/>
+          <w:szCs w:val="11"/>
+        </w:rPr>
+        <w:t>数据来源：Wind整理成果、托伦斯招股说明书（注册稿），本报告整理。注：净利率为按归母净利润除以营业收入计算，非披露值；珂玛科技取业绩快报区间中值；Ferrotec因财年口径不同未纳入。</w:t>
       </w:r>
     </w:p>
     <w:p>
@@ -7994,7 +10304,7 @@
         <w:rPr>
           <w:rFonts w:hint="eastAsia"/>
         </w:rPr>
-        <w:t>从上表可见，销售规模与盈利水平并不同向。服务于国际半导体设备厂商的超科林2025年营业收入144.37亿元，归母净利润为亏损12.74亿元；富创精密营业收入35.51亿元，归母净利润为亏损934.09万元；而营业收入规模较小的珂玛科技与臻宝科技，按上述数据计算的销售净利率分别约为29.06%与26.04%。</w:t>
+        <w:t>销售规模与盈利水平并不同向。服务于国际半导体设备厂商的超科林2025年营业收入144.37亿元，归母净利润为亏损12.74亿元；富创精密营业收入35.51亿元，归母净利润为亏损934.09万元；而营业收入规模较小的珂玛科技与臻宝科技，按上述数据计算的销售净利率分别约为29.06%与26.04%。</w:t>
       </w:r>
     </w:p>
     <w:p>
@@ -8006,25 +10316,14 @@
         </w:numPr>
         <w:spacing w:before="156" w:after="156"/>
       </w:pPr>
-      <w:bookmarkStart w:id="1015" w:name="_Toc900015"/>
+      <w:bookmarkStart w:id="1017" w:name="_Toc900017"/>
       <w:r>
         <w:rPr>
           <w:rFonts w:hint="eastAsia"/>
         </w:rPr>
         <w:t>4.2 毛利率的材料属性分野</w:t>
       </w:r>
-      <w:bookmarkEnd w:id="1015"/>
-    </w:p>
-    <w:p>
-      <w:pPr>
-        <w:pStyle w:val="a0"/>
-      </w:pPr>
-      <w:r>
-        <w:rPr>
-          <w:rFonts w:hint="eastAsia"/>
-        </w:rPr>
-        <w:t>毛利率在可比公司之间差异显著，且差异主要由材料属性与产品形态决定。</w:t>
-      </w:r>
+      <w:bookmarkEnd w:id="1017"/>
     </w:p>
     <w:p>
       <w:pPr>
@@ -8037,7 +10336,7 @@
           <w:b/>
           <w:sz w:val="21"/>
         </w:rPr>
-        <w:t>表4  可比公司主营业务毛利率对比</w:t>
+        <w:t>表6  可比公司主营业务毛利率对比</w:t>
       </w:r>
     </w:p>
     <w:tbl>
@@ -9299,7 +11598,7 @@
           <w:sz w:val="11"/>
           <w:szCs w:val="11"/>
         </w:rPr>
-        <w:t>资料来源：托伦斯招股说明书（注册稿），本报告整理。注：表中平均值为托伦斯招股说明书列示的七家可比公司平均值，不含发行人托伦斯；2025年由于部分公司尚未披露年报，除先锋精科、臻宝科技、京鼎精密、超科林外采用前三季度毛利率；Ferrotec采用其财政年度口径。材料属性一列为本报告依据各公司主营产品描述归纳。</w:t>
+        <w:t>资料来源：托伦斯招股说明书（注册稿），本报告整理。注：表中平均值为招股说明书列示的七家可比公司平均值，不含发行人托伦斯；2025年由于部分公司尚未披露年报，除先锋精科、臻宝科技、京鼎精密、超科林外采用前三季度毛利率；Ferrotec采用其财政年度口径。材料属性一列为本报告依据各公司主营产品描述归纳。</w:t>
       </w:r>
     </w:p>
     <w:p>
@@ -9310,8 +11609,8 @@
       <w:r>
         <w:drawing>
           <wp:inline xmlns:a="http://schemas.openxmlformats.org/drawingml/2006/main" xmlns:pic="http://schemas.openxmlformats.org/drawingml/2006/picture">
-            <wp:extent cx="5074920" cy="2326005"/>
-            <wp:docPr id="3" name="Picture 3"/>
+            <wp:extent cx="5074920" cy="2199132"/>
+            <wp:docPr id="5" name="Picture 5"/>
             <wp:cNvGraphicFramePr>
               <a:graphicFrameLocks noChangeAspect="1"/>
             </wp:cNvGraphicFramePr>
@@ -9319,11 +11618,11 @@
               <a:graphicData uri="http://schemas.openxmlformats.org/drawingml/2006/picture">
                 <pic:pic>
                   <pic:nvPicPr>
-                    <pic:cNvPr id="0" name="fig2_maoli.png"/>
+                    <pic:cNvPr id="0" name="fig5_maolilv.png"/>
                     <pic:cNvPicPr/>
                   </pic:nvPicPr>
                   <pic:blipFill>
-                    <a:blip r:embed="rId18"/>
+                    <a:blip r:embed="rId20"/>
                     <a:stretch>
                       <a:fillRect/>
                     </a:stretch>
@@ -9331,7 +11630,7 @@
                   <pic:spPr>
                     <a:xfrm>
                       <a:off x="0" y="0"/>
-                      <a:ext cx="5074920" cy="2326005"/>
+                      <a:ext cx="5074920" cy="2199132"/>
                     </a:xfrm>
                     <a:prstGeom prst="rect"/>
                   </pic:spPr>
@@ -9352,7 +11651,7 @@
           <w:b/>
           <w:sz w:val="21"/>
         </w:rPr>
-        <w:t>图3  可比公司主营业务毛利率（2023—2025年）</w:t>
+        <w:t>图5  可比公司2025年主营业务毛利率（按材料路线分组）</w:t>
       </w:r>
     </w:p>
     <w:p>
@@ -9377,7 +11676,7 @@
         <w:rPr>
           <w:rFonts w:hint="eastAsia"/>
         </w:rPr>
-        <w:t>托伦斯在招股说明书中对差异原因的说明为：珂玛科技和臻宝科技主营非金属类半导体设备零部件，加工过程中产生的附加值较原材料成本而言较高，因此毛利率较高；京鼎精密和超科林主营产品中包含半导体设备模组类产品，由于模组类产品外购零部件成本占比较大，因此毛利率较低；先锋精科销售占比较高的产品为腔体和内衬，大尺寸腔体毛利率相对较高、部分内衬作为备件亦具备较高毛利率；富创精密近年加大模组类产品销售，该类产品毛利率相对较低；Ferrotec产品类型较多，除零部件外还包括设备部件清洗服务与光伏设备制造。</w:t>
+        <w:t>按公开披露，毛利率差异的原因为：珂玛科技和臻宝科技主营非金属类半导体设备零部件，加工过程中产生的附加值较原材料成本而言较高，因此毛利率较高；京鼎精密和超科林主营产品中包含半导体设备模组类产品，由于模组类产品外购零部件成本占比较大，因此毛利率较低；先锋精科销售占比较高的产品为腔体和内衬，大尺寸腔体毛利率相对较高、部分内衬作为备件亦具备较高毛利率；富创精密近年加大模组类产品销售，该类产品毛利率相对较低；Ferrotec产品类型较多，除零部件外还包括设备部件清洗服务与光伏设备制造。</w:t>
       </w:r>
     </w:p>
     <w:p>
@@ -9389,14 +11688,14 @@
         </w:numPr>
         <w:spacing w:before="156" w:after="156"/>
       </w:pPr>
-      <w:bookmarkStart w:id="1016" w:name="_Toc900016"/>
+      <w:bookmarkStart w:id="1018" w:name="_Toc900018"/>
       <w:r>
         <w:rPr>
           <w:rFonts w:hint="eastAsia"/>
         </w:rPr>
         <w:t>4.3 研发投入水平</w:t>
       </w:r>
-      <w:bookmarkEnd w:id="1016"/>
+      <w:bookmarkEnd w:id="1018"/>
     </w:p>
     <w:p>
       <w:pPr>
@@ -9409,7 +11708,7 @@
           <w:b/>
           <w:sz w:val="21"/>
         </w:rPr>
-        <w:t>表5  可比公司研发费用率对比</w:t>
+        <w:t>表7  可比公司研发费用率对比</w:t>
       </w:r>
     </w:p>
     <w:tbl>
@@ -10339,7 +12638,7 @@
           <w:sz w:val="11"/>
           <w:szCs w:val="11"/>
         </w:rPr>
-        <w:t>资料来源：托伦斯招股说明书（注册稿），本报告整理。注：表中平均值为托伦斯招股说明书列示的可比公司平均值，不含发行人托伦斯；数据来源于可比公司定期报告；富创精密及珂玛科技尚未披露2025年年度数据，列示2025年1—9月数据；Ferrotec未披露研发费用率。</w:t>
+        <w:t>资料来源：托伦斯招股说明书（注册稿），本报告整理。注：表中平均值为招股说明书列示的可比公司平均值，不含发行人托伦斯；数据来源于可比公司定期报告；富创精密及珂玛科技尚未披露2025年年度数据，列示2025年1—9月数据；Ferrotec未披露研发费用率。</w:t>
       </w:r>
     </w:p>
     <w:p>
@@ -10351,25 +12650,14 @@
         </w:numPr>
         <w:spacing w:before="156" w:after="156"/>
       </w:pPr>
-      <w:bookmarkStart w:id="1017" w:name="_Toc900017"/>
+      <w:bookmarkStart w:id="1019" w:name="_Toc900019"/>
       <w:r>
         <w:rPr>
           <w:rFonts w:hint="eastAsia"/>
         </w:rPr>
         <w:t>4.4 单一产品的毛利率水平</w:t>
       </w:r>
-      <w:bookmarkEnd w:id="1017"/>
-    </w:p>
-    <w:p>
-      <w:pPr>
-        <w:pStyle w:val="a0"/>
-      </w:pPr>
-      <w:r>
-        <w:rPr>
-          <w:rFonts w:hint="eastAsia"/>
-        </w:rPr>
-        <w:t>托伦斯在第二轮审核问询回复中按单一产品披露了毛利率与收入占比，为该环节各类产品提供了公开可查的对照。</w:t>
-      </w:r>
+      <w:bookmarkEnd w:id="1019"/>
     </w:p>
     <w:p>
       <w:pPr>
@@ -10382,7 +12670,7 @@
           <w:b/>
           <w:sz w:val="21"/>
         </w:rPr>
-        <w:t>表6  托伦斯分产品毛利率与收入占比</w:t>
+        <w:t>表8  托伦斯分产品毛利率与收入占比</w:t>
       </w:r>
     </w:p>
     <w:tbl>
@@ -12018,7 +14306,7 @@
         <w:rPr>
           <w:rFonts w:hint="eastAsia"/>
         </w:rPr>
-        <w:t>单一产品的毛利率波动幅度大于公司整体。以加热器为例，2022年毛利率为-18.68%，2023年为14.39%；气体分布盘由2022年的40.93%降至2023年的20.05%；冷盘则由33.95%升至70.89%。</w:t>
+        <w:t>单一产品的毛利率波动幅度大于公司整体。加热器2022年毛利率为-18.68%，2023年为14.39%；气体分布盘由2022年的40.93%降至2023年的20.05%；冷盘则由33.95%升至70.89%。</w:t>
       </w:r>
     </w:p>
     <w:p>
@@ -12026,7 +14314,7 @@
         <w:pStyle w:val="2"/>
         <w:spacing w:before="156" w:after="156"/>
       </w:pPr>
-      <w:bookmarkStart w:id="1018" w:name="_Toc900018"/>
+      <w:bookmarkStart w:id="1020" w:name="_Toc900020"/>
       <w:r>
         <w:rPr>
           <w:rFonts w:hint="eastAsia"/>
@@ -12034,65 +14322,7 @@
         </w:rPr>
         <w:t>产业链代表性企业</w:t>
       </w:r>
-      <w:bookmarkEnd w:id="1018"/>
-    </w:p>
-    <w:p>
-      <w:pPr>
-        <w:pStyle w:val="3"/>
-        <w:numPr>
-          <w:ilvl w:val="0"/>
-          <w:numId w:val="0"/>
-        </w:numPr>
-        <w:spacing w:before="156" w:after="156"/>
-      </w:pPr>
-      <w:bookmarkStart w:id="1019" w:name="_Toc900019"/>
-      <w:r>
-        <w:rPr>
-          <w:rFonts w:hint="eastAsia"/>
-        </w:rPr>
-        <w:t>5.1 珂玛科技</w:t>
-      </w:r>
-      <w:bookmarkEnd w:id="1019"/>
-    </w:p>
-    <w:p>
-      <w:pPr>
-        <w:pStyle w:val="a0"/>
-      </w:pPr>
-      <w:r>
-        <w:rPr>
-          <w:rFonts w:hint="eastAsia"/>
-        </w:rPr>
-        <w:t>苏州珂玛材料科技股份有限公司（301611.SZ）于2024年8月16日在深圳证券交易所创业板上市，发行价格8.00元／股。主营先进陶瓷材料零部件、表面处理服务与金属结构零部件，客户包括半导体、面板及光伏设备厂商，其中半导体设备客户包括北方华创、中微公司、拓荆科技。按业绩快报，公司2025年营业收入10.60亿元至10.80亿元，归母净利润2.86亿元至3.36亿元，主营业务毛利率53.94%，为可比公司中最高。</w:t>
-      </w:r>
-    </w:p>
-    <w:p>
-      <w:pPr>
-        <w:pStyle w:val="3"/>
-        <w:numPr>
-          <w:ilvl w:val="0"/>
-          <w:numId w:val="0"/>
-        </w:numPr>
-        <w:spacing w:before="156" w:after="156"/>
-      </w:pPr>
-      <w:bookmarkStart w:id="1020" w:name="_Toc900020"/>
-      <w:r>
-        <w:rPr>
-          <w:rFonts w:hint="eastAsia"/>
-        </w:rPr>
-        <w:t>5.2 臻宝科技</w:t>
-      </w:r>
       <w:bookmarkEnd w:id="1020"/>
-    </w:p>
-    <w:p>
-      <w:pPr>
-        <w:pStyle w:val="a0"/>
-      </w:pPr>
-      <w:r>
-        <w:rPr>
-          <w:rFonts w:hint="eastAsia"/>
-        </w:rPr>
-        <w:t>重庆臻宝科技股份有限公司（688797.SH）于2026年6月24日在上海证券交易所科创板上市，发行价格44.56元／股，实际募集资金总额172,993.51万元。主营硅、石英、碳化硅和氧化铝陶瓷等设备零部件，并提供熔射再生、阳极氧化、精密清洗等表面处理服务。公司2025年营业收入8.68亿元，归母净利润2.26亿元，主营业务毛利率49.85%。在本报告所列可比公司中，其客户结构为集成电路制造厂商与显示面板厂商，与以设备厂商为主要客户的其他公司不同。</w:t>
-      </w:r>
     </w:p>
     <w:p>
       <w:pPr>
@@ -12108,9 +14338,67 @@
         <w:rPr>
           <w:rFonts w:hint="eastAsia"/>
         </w:rPr>
+        <w:t>5.1 珂玛科技</w:t>
+      </w:r>
+      <w:bookmarkEnd w:id="1021"/>
+    </w:p>
+    <w:p>
+      <w:pPr>
+        <w:pStyle w:val="a0"/>
+      </w:pPr>
+      <w:r>
+        <w:rPr>
+          <w:rFonts w:hint="eastAsia"/>
+        </w:rPr>
+        <w:t>苏州珂玛材料科技股份有限公司（301611.SZ）于2024年8月16日在深圳证券交易所创业板上市，发行价格8.00元／股，保荐机构为中信证券。主营先进陶瓷材料零部件、表面处理服务与金属结构零部件，客户包括半导体、面板及光伏设备厂商，其中半导体设备客户包括北方华创、中微公司、拓荆科技。按业绩快报，公司2025年营业收入10.60亿元至10.80亿元，归母净利润2.86亿元至3.36亿元，主营业务毛利率53.94%，为可比公司中最高。</w:t>
+      </w:r>
+    </w:p>
+    <w:p>
+      <w:pPr>
+        <w:pStyle w:val="3"/>
+        <w:numPr>
+          <w:ilvl w:val="0"/>
+          <w:numId w:val="0"/>
+        </w:numPr>
+        <w:spacing w:before="156" w:after="156"/>
+      </w:pPr>
+      <w:bookmarkStart w:id="1022" w:name="_Toc900022"/>
+      <w:r>
+        <w:rPr>
+          <w:rFonts w:hint="eastAsia"/>
+        </w:rPr>
+        <w:t>5.2 臻宝科技</w:t>
+      </w:r>
+      <w:bookmarkEnd w:id="1022"/>
+    </w:p>
+    <w:p>
+      <w:pPr>
+        <w:pStyle w:val="a0"/>
+      </w:pPr>
+      <w:r>
+        <w:rPr>
+          <w:rFonts w:hint="eastAsia"/>
+        </w:rPr>
+        <w:t>重庆臻宝科技股份有限公司（688797.SH）于2026年6月24日在上海证券交易所科创板上市，发行价格44.56元／股，实际募集资金总额172,993.51万元，保荐机构为中信证券。主营硅、石英、碳化硅和氧化铝陶瓷等设备零部件，并提供熔射再生、阳极氧化、精密清洗等表面处理服务。公司2025年营业收入8.68亿元，归母净利润2.26亿元，主营业务毛利率49.85%。在本报告所列可比公司中，其客户结构为集成电路制造厂商与显示面板厂商，与以设备厂商为主要客户的其他公司不同。</w:t>
+      </w:r>
+    </w:p>
+    <w:p>
+      <w:pPr>
+        <w:pStyle w:val="3"/>
+        <w:numPr>
+          <w:ilvl w:val="0"/>
+          <w:numId w:val="0"/>
+        </w:numPr>
+        <w:spacing w:before="156" w:after="156"/>
+      </w:pPr>
+      <w:bookmarkStart w:id="1023" w:name="_Toc900023"/>
+      <w:r>
+        <w:rPr>
+          <w:rFonts w:hint="eastAsia"/>
+        </w:rPr>
         <w:t>5.3 托伦斯</w:t>
       </w:r>
-      <w:bookmarkEnd w:id="1021"/>
+      <w:bookmarkEnd w:id="1023"/>
     </w:p>
     <w:p>
       <w:pPr>
@@ -12132,14 +14420,14 @@
         </w:numPr>
         <w:spacing w:before="156" w:after="156"/>
       </w:pPr>
-      <w:bookmarkStart w:id="1022" w:name="_Toc900022"/>
+      <w:bookmarkStart w:id="1024" w:name="_Toc900024"/>
       <w:r>
         <w:rPr>
           <w:rFonts w:hint="eastAsia"/>
         </w:rPr>
         <w:t>5.4 富创精密与先锋精科</w:t>
       </w:r>
-      <w:bookmarkEnd w:id="1022"/>
+      <w:bookmarkEnd w:id="1024"/>
     </w:p>
     <w:p>
       <w:pPr>
@@ -12149,7 +14437,7 @@
         <w:rPr>
           <w:rFonts w:hint="eastAsia"/>
         </w:rPr>
-        <w:t>富创精密（688409.SH）主营半导体设备工艺零部件、结构零部件、模组产品与气体管路，客户以半导体设备厂商为主，包括北方华创、中微公司、拓荆科技。公司2025年营业收入35.51亿元，归母净利润为亏损934.09万元，主营业务毛利率24.94%。托伦斯在招股说明书中说明，富创精密近年加大模组类产品销售，该类产品毛利率相对较低。</w:t>
+        <w:t>富创精密（688409.SH）主营半导体设备工艺零部件、结构零部件、模组产品与气体管路，客户以半导体设备厂商为主，包括北方华创、中微公司、拓荆科技。公司2025年营业收入35.51亿元，归母净利润为亏损934.09万元，主营业务毛利率24.94%。</w:t>
       </w:r>
     </w:p>
     <w:p>
@@ -12160,7 +14448,7 @@
         <w:rPr>
           <w:rFonts w:hint="eastAsia"/>
         </w:rPr>
-        <w:t>江苏先锋精密科技股份有限公司（先锋精科，688605.SH）于2024年12月在科创板上市，注册地为江苏省靖江市，主营半导体设备关键工艺零部件、工艺零部件与结构零部件，客户包括中微公司、北方华创、中芯国际、华海清科、拓荆科技与屹唐股份。公司2025年营业收入12.38亿元，归母净利润1.90亿元，主营业务毛利率29.02%。托伦斯在招股说明书中说明，先锋精科销售占比较高的产品为腔体和内衬，大尺寸腔体毛利率相对较高、部分内衬作为备件亦具备较高毛利率。</w:t>
+        <w:t>江苏先锋精密科技股份有限公司（先锋精科，688605.SH）于2024年12月在科创板上市，注册地为江苏省靖江市，主营半导体设备关键工艺零部件、工艺零部件与结构零部件，主要应用于刻蚀设备与薄膜沉积设备，客户包括中微公司、北方华创、中芯国际、华海清科、拓荆科技与屹唐股份。公司2025年营业收入12.38亿元，归母净利润1.90亿元，主营业务毛利率29.02%。</w:t>
       </w:r>
     </w:p>
     <w:p>
@@ -12172,14 +14460,14 @@
         </w:numPr>
         <w:spacing w:before="156" w:after="156"/>
       </w:pPr>
-      <w:bookmarkStart w:id="1023" w:name="_Toc900023"/>
+      <w:bookmarkStart w:id="1025" w:name="_Toc900025"/>
       <w:r>
         <w:rPr>
           <w:rFonts w:hint="eastAsia"/>
         </w:rPr>
         <w:t>5.5 境外对照企业</w:t>
       </w:r>
-      <w:bookmarkEnd w:id="1023"/>
+      <w:bookmarkEnd w:id="1025"/>
     </w:p>
     <w:p>
       <w:pPr>
@@ -12189,7 +14477,7 @@
         <w:rPr>
           <w:rFonts w:hint="eastAsia"/>
         </w:rPr>
-        <w:t>Ferrotec以石英、陶瓷、硅、碳化硅等非精密金属零部件与结构零部件为主，客户为国际及部分国内半导体设备企业，除零部件外还提供设备部件清洗服务并从事光伏设备制造。该公司采用财政年度口径（当年4月1日至次年3月31日），与境内公司会计年度不一致，尚未披露2025年4月1日至2026年3月31日财报。</w:t>
+        <w:t>Ferrotec以石英、陶瓷、硅、碳化硅等非精密金属零部件与结构零部件为主，客户为国际及部分国内半导体设备企业，除零部件外还提供设备部件清洗服务并从事光伏设备制造。该公司采用财政年度口径，与境内公司会计年度不一致。</w:t>
       </w:r>
     </w:p>
     <w:p>
@@ -12200,7 +14488,7 @@
         <w:rPr>
           <w:rFonts w:hint="eastAsia"/>
         </w:rPr>
-        <w:t>京鼎精密以半导体设备金属零部件为主，包括工艺零部件、结构零部件与模组等产品，客户以国际性半导体设备企业为主，2024年美洲区域收入占比84.67%，2025年营业收入45.18亿元、归母净利润5.24亿元。超科林主营关键气体和流体输送子系统、组件和部件以及超高纯度清洁和分析服务，2024年新加坡、美国、澳大利亚及韩国地区收入占比超70%，2025年营业收入144.37亿元、归母净利润为亏损12.74亿元。托伦斯在招股说明书中说明，服务于国际半导体设备厂商的企业销售规模相对较高，主要系全球半导体设备市场目前仍由国际性企业主导。</w:t>
+        <w:t>京鼎精密以半导体设备金属零部件为主，客户以国际性半导体设备企业为主，2024年美洲区域收入占比84.67%，2025年营业收入45.18亿元、归母净利润5.24亿元。超科林主营关键气体和流体输送子系统、组件和部件以及超高纯度清洁和分析服务，2024年新加坡、美国、澳大利亚及韩国地区收入占比超70%，2025年营业收入144.37亿元、归母净利润为亏损12.74亿元。按公开披露，服务于国际半导体设备厂商的企业销售规模相对较高，主要系全球半导体设备市场目前仍由国际性企业主导。</w:t>
       </w:r>
     </w:p>
     <w:p>
@@ -12212,14 +14500,14 @@
         </w:numPr>
         <w:spacing w:before="156" w:after="156"/>
       </w:pPr>
-      <w:bookmarkStart w:id="1024" w:name="_Toc900024"/>
+      <w:bookmarkStart w:id="1026" w:name="_Toc900026"/>
       <w:r>
         <w:rPr>
           <w:rFonts w:hint="eastAsia"/>
         </w:rPr>
         <w:t>5.6 两类客户结构的对照</w:t>
       </w:r>
-      <w:bookmarkEnd w:id="1024"/>
+      <w:bookmarkEnd w:id="1026"/>
     </w:p>
     <w:p>
       <w:pPr>
@@ -12237,7 +14525,7 @@
         <w:pStyle w:val="2"/>
         <w:spacing w:before="156" w:after="156"/>
       </w:pPr>
-      <w:bookmarkStart w:id="1025" w:name="_Toc900025"/>
+      <w:bookmarkStart w:id="1027" w:name="_Toc900027"/>
       <w:r>
         <w:rPr>
           <w:rFonts w:hint="eastAsia"/>
@@ -12245,7 +14533,7 @@
         </w:rPr>
         <w:t>产业链企业资本化进度</w:t>
       </w:r>
-      <w:bookmarkEnd w:id="1025"/>
+      <w:bookmarkEnd w:id="1027"/>
     </w:p>
     <w:p>
       <w:pPr>
@@ -12256,14 +14544,14 @@
         </w:numPr>
         <w:spacing w:before="156" w:after="156"/>
       </w:pPr>
-      <w:bookmarkStart w:id="1026" w:name="_Toc900026"/>
+      <w:bookmarkStart w:id="1028" w:name="_Toc900028"/>
       <w:r>
         <w:rPr>
           <w:rFonts w:hint="eastAsia"/>
         </w:rPr>
         <w:t>6.1 境内上市与在审企业一览</w:t>
       </w:r>
-      <w:bookmarkEnd w:id="1026"/>
+      <w:bookmarkEnd w:id="1028"/>
     </w:p>
     <w:p>
       <w:pPr>
@@ -12276,7 +14564,7 @@
           <w:b/>
           <w:sz w:val="21"/>
         </w:rPr>
-        <w:t>表7  半导体设备零部件产业链境内上市与在审企业</w:t>
+        <w:t>表9  半导体设备零部件产业链境内上市与在审企业</w:t>
       </w:r>
     </w:p>
     <w:tbl>
@@ -12294,11 +14582,12 @@
         <w:tblLook w:firstColumn="1" w:firstRow="1" w:lastColumn="0" w:lastRow="0" w:noHBand="0" w:noVBand="1" w:val="04A0"/>
       </w:tblPr>
       <w:tblGrid>
-        <w:gridCol w:w="1661"/>
-        <w:gridCol w:w="1661"/>
-        <w:gridCol w:w="1661"/>
-        <w:gridCol w:w="1661"/>
-        <w:gridCol w:w="1661"/>
+        <w:gridCol w:w="1384"/>
+        <w:gridCol w:w="1384"/>
+        <w:gridCol w:w="1384"/>
+        <w:gridCol w:w="1384"/>
+        <w:gridCol w:w="1384"/>
+        <w:gridCol w:w="1384"/>
       </w:tblGrid>
       <w:tr>
         <w:trPr>
@@ -12308,7 +14597,7 @@
         </w:trPr>
         <w:tc>
           <w:tcPr>
-            <w:tcW w:w="841" w:type="pct"/>
+            <w:tcW w:w="787" w:type="pct"/>
             <w:tcBorders>
               <w:top w:val="single" w:sz="12" w:space="0" w:color="010000"/>
               <w:bottom w:val="single" w:sz="4" w:space="0" w:color="010000"/>
@@ -12334,7 +14623,7 @@
         </w:tc>
         <w:tc>
           <w:tcPr>
-            <w:tcW w:w="561" w:type="pct"/>
+            <w:tcW w:w="509" w:type="pct"/>
             <w:tcBorders>
               <w:top w:val="single" w:sz="12" w:space="0" w:color="010000"/>
               <w:bottom w:val="single" w:sz="4" w:space="0" w:color="010000"/>
@@ -12360,7 +14649,7 @@
         </w:tc>
         <w:tc>
           <w:tcPr>
-            <w:tcW w:w="514" w:type="pct"/>
+            <w:tcW w:w="463" w:type="pct"/>
             <w:tcBorders>
               <w:top w:val="single" w:sz="12" w:space="0" w:color="010000"/>
               <w:bottom w:val="single" w:sz="4" w:space="0" w:color="010000"/>
@@ -12386,7 +14675,7 @@
         </w:tc>
         <w:tc>
           <w:tcPr>
-            <w:tcW w:w="1028" w:type="pct"/>
+            <w:tcW w:w="926" w:type="pct"/>
             <w:tcBorders>
               <w:top w:val="single" w:sz="12" w:space="0" w:color="010000"/>
               <w:bottom w:val="single" w:sz="4" w:space="0" w:color="010000"/>
@@ -12412,7 +14701,33 @@
         </w:tc>
         <w:tc>
           <w:tcPr>
-            <w:tcW w:w="2056" w:type="pct"/>
+            <w:tcW w:w="556" w:type="pct"/>
+            <w:tcBorders>
+              <w:top w:val="single" w:sz="12" w:space="0" w:color="010000"/>
+              <w:bottom w:val="single" w:sz="4" w:space="0" w:color="010000"/>
+            </w:tcBorders>
+            <w:vAlign w:val="center"/>
+          </w:tcPr>
+          <w:p>
+            <w:pPr>
+              <w:keepNext/>
+              <w:jc w:val="center"/>
+            </w:pPr>
+            <w:r/>
+            <w:r>
+              <w:rPr>
+                <w:rFonts w:hint="eastAsia"/>
+                <w:b/>
+                <w:color w:val="000000"/>
+                <w:sz w:val="21"/>
+              </w:rPr>
+              <w:t>保荐机构</w:t>
+            </w:r>
+          </w:p>
+        </w:tc>
+        <w:tc>
+          <w:tcPr>
+            <w:tcW w:w="1759" w:type="pct"/>
             <w:tcBorders>
               <w:top w:val="single" w:sz="12" w:space="0" w:color="010000"/>
               <w:bottom w:val="single" w:sz="4" w:space="0" w:color="010000"/>
@@ -12444,7 +14759,7 @@
         </w:trPr>
         <w:tc>
           <w:tcPr>
-            <w:tcW w:w="841" w:type="pct"/>
+            <w:tcW w:w="787" w:type="pct"/>
             <w:tcBorders>
               <w:top w:val="single" w:sz="4" w:space="0" w:color="010000"/>
             </w:tcBorders>
@@ -12467,7 +14782,7 @@
         </w:tc>
         <w:tc>
           <w:tcPr>
-            <w:tcW w:w="561" w:type="pct"/>
+            <w:tcW w:w="509" w:type="pct"/>
             <w:tcBorders>
               <w:top w:val="single" w:sz="4" w:space="0" w:color="010000"/>
             </w:tcBorders>
@@ -12490,7 +14805,7 @@
         </w:tc>
         <w:tc>
           <w:tcPr>
-            <w:tcW w:w="514" w:type="pct"/>
+            <w:tcW w:w="463" w:type="pct"/>
             <w:tcBorders>
               <w:top w:val="single" w:sz="4" w:space="0" w:color="010000"/>
             </w:tcBorders>
@@ -12513,7 +14828,7 @@
         </w:tc>
         <w:tc>
           <w:tcPr>
-            <w:tcW w:w="1028" w:type="pct"/>
+            <w:tcW w:w="926" w:type="pct"/>
             <w:tcBorders>
               <w:top w:val="single" w:sz="4" w:space="0" w:color="010000"/>
             </w:tcBorders>
@@ -12536,7 +14851,30 @@
         </w:tc>
         <w:tc>
           <w:tcPr>
-            <w:tcW w:w="2056" w:type="pct"/>
+            <w:tcW w:w="556" w:type="pct"/>
+            <w:tcBorders>
+              <w:top w:val="single" w:sz="4" w:space="0" w:color="010000"/>
+            </w:tcBorders>
+            <w:vAlign w:val="center"/>
+          </w:tcPr>
+          <w:p>
+            <w:pPr>
+              <w:jc w:val="center"/>
+            </w:pPr>
+            <w:r/>
+            <w:r>
+              <w:rPr>
+                <w:rFonts w:hint="eastAsia"/>
+                <w:color w:val="000000"/>
+                <w:sz w:val="21"/>
+              </w:rPr>
+              <w:t>—</w:t>
+            </w:r>
+          </w:p>
+        </w:tc>
+        <w:tc>
+          <w:tcPr>
+            <w:tcW w:w="1759" w:type="pct"/>
             <w:tcBorders>
               <w:top w:val="single" w:sz="4" w:space="0" w:color="010000"/>
             </w:tcBorders>
@@ -12565,7 +14903,7 @@
         </w:trPr>
         <w:tc>
           <w:tcPr>
-            <w:tcW w:w="841" w:type="pct"/>
+            <w:tcW w:w="787" w:type="pct"/>
             <w:tcBorders>
               <w:top w:val="single" w:sz="4" w:space="0" w:color="010000"/>
             </w:tcBorders>
@@ -12588,7 +14926,7 @@
         </w:tc>
         <w:tc>
           <w:tcPr>
-            <w:tcW w:w="561" w:type="pct"/>
+            <w:tcW w:w="509" w:type="pct"/>
             <w:tcBorders>
               <w:top w:val="single" w:sz="4" w:space="0" w:color="010000"/>
             </w:tcBorders>
@@ -12611,7 +14949,7 @@
         </w:tc>
         <w:tc>
           <w:tcPr>
-            <w:tcW w:w="514" w:type="pct"/>
+            <w:tcW w:w="463" w:type="pct"/>
             <w:tcBorders>
               <w:top w:val="single" w:sz="4" w:space="0" w:color="010000"/>
             </w:tcBorders>
@@ -12634,7 +14972,7 @@
         </w:tc>
         <w:tc>
           <w:tcPr>
-            <w:tcW w:w="1028" w:type="pct"/>
+            <w:tcW w:w="926" w:type="pct"/>
             <w:tcBorders>
               <w:top w:val="single" w:sz="4" w:space="0" w:color="010000"/>
             </w:tcBorders>
@@ -12657,7 +14995,30 @@
         </w:tc>
         <w:tc>
           <w:tcPr>
-            <w:tcW w:w="2056" w:type="pct"/>
+            <w:tcW w:w="556" w:type="pct"/>
+            <w:tcBorders>
+              <w:top w:val="single" w:sz="4" w:space="0" w:color="010000"/>
+            </w:tcBorders>
+            <w:vAlign w:val="center"/>
+          </w:tcPr>
+          <w:p>
+            <w:pPr>
+              <w:jc w:val="center"/>
+            </w:pPr>
+            <w:r/>
+            <w:r>
+              <w:rPr>
+                <w:rFonts w:hint="eastAsia"/>
+                <w:color w:val="000000"/>
+                <w:sz w:val="21"/>
+              </w:rPr>
+              <w:t>—</w:t>
+            </w:r>
+          </w:p>
+        </w:tc>
+        <w:tc>
+          <w:tcPr>
+            <w:tcW w:w="1759" w:type="pct"/>
             <w:tcBorders>
               <w:top w:val="single" w:sz="4" w:space="0" w:color="010000"/>
             </w:tcBorders>
@@ -12686,7 +15047,7 @@
         </w:trPr>
         <w:tc>
           <w:tcPr>
-            <w:tcW w:w="841" w:type="pct"/>
+            <w:tcW w:w="787" w:type="pct"/>
             <w:tcBorders>
               <w:top w:val="single" w:sz="4" w:space="0" w:color="010000"/>
             </w:tcBorders>
@@ -12709,7 +15070,7 @@
         </w:tc>
         <w:tc>
           <w:tcPr>
-            <w:tcW w:w="561" w:type="pct"/>
+            <w:tcW w:w="509" w:type="pct"/>
             <w:tcBorders>
               <w:top w:val="single" w:sz="4" w:space="0" w:color="010000"/>
             </w:tcBorders>
@@ -12732,7 +15093,7 @@
         </w:tc>
         <w:tc>
           <w:tcPr>
-            <w:tcW w:w="514" w:type="pct"/>
+            <w:tcW w:w="463" w:type="pct"/>
             <w:tcBorders>
               <w:top w:val="single" w:sz="4" w:space="0" w:color="010000"/>
             </w:tcBorders>
@@ -12755,7 +15116,7 @@
         </w:tc>
         <w:tc>
           <w:tcPr>
-            <w:tcW w:w="1028" w:type="pct"/>
+            <w:tcW w:w="926" w:type="pct"/>
             <w:tcBorders>
               <w:top w:val="single" w:sz="4" w:space="0" w:color="010000"/>
             </w:tcBorders>
@@ -12778,7 +15139,30 @@
         </w:tc>
         <w:tc>
           <w:tcPr>
-            <w:tcW w:w="2056" w:type="pct"/>
+            <w:tcW w:w="556" w:type="pct"/>
+            <w:tcBorders>
+              <w:top w:val="single" w:sz="4" w:space="0" w:color="010000"/>
+            </w:tcBorders>
+            <w:vAlign w:val="center"/>
+          </w:tcPr>
+          <w:p>
+            <w:pPr>
+              <w:jc w:val="center"/>
+            </w:pPr>
+            <w:r/>
+            <w:r>
+              <w:rPr>
+                <w:rFonts w:hint="eastAsia"/>
+                <w:color w:val="000000"/>
+                <w:sz w:val="21"/>
+              </w:rPr>
+              <w:t>中信证券</w:t>
+            </w:r>
+          </w:p>
+        </w:tc>
+        <w:tc>
+          <w:tcPr>
+            <w:tcW w:w="1759" w:type="pct"/>
             <w:tcBorders>
               <w:top w:val="single" w:sz="4" w:space="0" w:color="010000"/>
             </w:tcBorders>
@@ -12807,7 +15191,7 @@
         </w:trPr>
         <w:tc>
           <w:tcPr>
-            <w:tcW w:w="841" w:type="pct"/>
+            <w:tcW w:w="787" w:type="pct"/>
             <w:tcBorders>
               <w:top w:val="single" w:sz="4" w:space="0" w:color="010000"/>
             </w:tcBorders>
@@ -12830,7 +15214,7 @@
         </w:tc>
         <w:tc>
           <w:tcPr>
-            <w:tcW w:w="561" w:type="pct"/>
+            <w:tcW w:w="509" w:type="pct"/>
             <w:tcBorders>
               <w:top w:val="single" w:sz="4" w:space="0" w:color="010000"/>
             </w:tcBorders>
@@ -12853,7 +15237,7 @@
         </w:tc>
         <w:tc>
           <w:tcPr>
-            <w:tcW w:w="514" w:type="pct"/>
+            <w:tcW w:w="463" w:type="pct"/>
             <w:tcBorders>
               <w:top w:val="single" w:sz="4" w:space="0" w:color="010000"/>
             </w:tcBorders>
@@ -12876,7 +15260,7 @@
         </w:tc>
         <w:tc>
           <w:tcPr>
-            <w:tcW w:w="1028" w:type="pct"/>
+            <w:tcW w:w="926" w:type="pct"/>
             <w:tcBorders>
               <w:top w:val="single" w:sz="4" w:space="0" w:color="010000"/>
             </w:tcBorders>
@@ -12899,7 +15283,30 @@
         </w:tc>
         <w:tc>
           <w:tcPr>
-            <w:tcW w:w="2056" w:type="pct"/>
+            <w:tcW w:w="556" w:type="pct"/>
+            <w:tcBorders>
+              <w:top w:val="single" w:sz="4" w:space="0" w:color="010000"/>
+            </w:tcBorders>
+            <w:vAlign w:val="center"/>
+          </w:tcPr>
+          <w:p>
+            <w:pPr>
+              <w:jc w:val="center"/>
+            </w:pPr>
+            <w:r/>
+            <w:r>
+              <w:rPr>
+                <w:rFonts w:hint="eastAsia"/>
+                <w:color w:val="000000"/>
+                <w:sz w:val="21"/>
+              </w:rPr>
+              <w:t>中信证券</w:t>
+            </w:r>
+          </w:p>
+        </w:tc>
+        <w:tc>
+          <w:tcPr>
+            <w:tcW w:w="1759" w:type="pct"/>
             <w:tcBorders>
               <w:top w:val="single" w:sz="4" w:space="0" w:color="010000"/>
             </w:tcBorders>
@@ -12928,7 +15335,7 @@
         </w:trPr>
         <w:tc>
           <w:tcPr>
-            <w:tcW w:w="841" w:type="pct"/>
+            <w:tcW w:w="787" w:type="pct"/>
             <w:tcBorders>
               <w:top w:val="single" w:sz="4" w:space="0" w:color="010000"/>
             </w:tcBorders>
@@ -12951,7 +15358,7 @@
         </w:tc>
         <w:tc>
           <w:tcPr>
-            <w:tcW w:w="561" w:type="pct"/>
+            <w:tcW w:w="509" w:type="pct"/>
             <w:tcBorders>
               <w:top w:val="single" w:sz="4" w:space="0" w:color="010000"/>
             </w:tcBorders>
@@ -12974,7 +15381,7 @@
         </w:tc>
         <w:tc>
           <w:tcPr>
-            <w:tcW w:w="514" w:type="pct"/>
+            <w:tcW w:w="463" w:type="pct"/>
             <w:tcBorders>
               <w:top w:val="single" w:sz="4" w:space="0" w:color="010000"/>
             </w:tcBorders>
@@ -12997,7 +15404,7 @@
         </w:tc>
         <w:tc>
           <w:tcPr>
-            <w:tcW w:w="1028" w:type="pct"/>
+            <w:tcW w:w="926" w:type="pct"/>
             <w:tcBorders>
               <w:top w:val="single" w:sz="4" w:space="0" w:color="010000"/>
             </w:tcBorders>
@@ -13020,7 +15427,30 @@
         </w:tc>
         <w:tc>
           <w:tcPr>
-            <w:tcW w:w="2056" w:type="pct"/>
+            <w:tcW w:w="556" w:type="pct"/>
+            <w:tcBorders>
+              <w:top w:val="single" w:sz="4" w:space="0" w:color="010000"/>
+            </w:tcBorders>
+            <w:vAlign w:val="center"/>
+          </w:tcPr>
+          <w:p>
+            <w:pPr>
+              <w:jc w:val="center"/>
+            </w:pPr>
+            <w:r/>
+            <w:r>
+              <w:rPr>
+                <w:rFonts w:hint="eastAsia"/>
+                <w:color w:val="000000"/>
+                <w:sz w:val="21"/>
+              </w:rPr>
+              <w:t>中金公司</w:t>
+            </w:r>
+          </w:p>
+        </w:tc>
+        <w:tc>
+          <w:tcPr>
+            <w:tcW w:w="1759" w:type="pct"/>
             <w:tcBorders>
               <w:top w:val="single" w:sz="4" w:space="0" w:color="010000"/>
             </w:tcBorders>
@@ -13049,7 +15479,7 @@
         </w:trPr>
         <w:tc>
           <w:tcPr>
-            <w:tcW w:w="841" w:type="pct"/>
+            <w:tcW w:w="787" w:type="pct"/>
             <w:tcBorders>
               <w:top w:val="single" w:sz="4" w:space="0" w:color="010000"/>
             </w:tcBorders>
@@ -13072,7 +15502,7 @@
         </w:tc>
         <w:tc>
           <w:tcPr>
-            <w:tcW w:w="561" w:type="pct"/>
+            <w:tcW w:w="509" w:type="pct"/>
             <w:tcBorders>
               <w:top w:val="single" w:sz="4" w:space="0" w:color="010000"/>
             </w:tcBorders>
@@ -13095,7 +15525,7 @@
         </w:tc>
         <w:tc>
           <w:tcPr>
-            <w:tcW w:w="514" w:type="pct"/>
+            <w:tcW w:w="463" w:type="pct"/>
             <w:tcBorders>
               <w:top w:val="single" w:sz="4" w:space="0" w:color="010000"/>
             </w:tcBorders>
@@ -13118,7 +15548,7 @@
         </w:tc>
         <w:tc>
           <w:tcPr>
-            <w:tcW w:w="1028" w:type="pct"/>
+            <w:tcW w:w="926" w:type="pct"/>
             <w:tcBorders>
               <w:top w:val="single" w:sz="4" w:space="0" w:color="010000"/>
             </w:tcBorders>
@@ -13141,7 +15571,30 @@
         </w:tc>
         <w:tc>
           <w:tcPr>
-            <w:tcW w:w="2056" w:type="pct"/>
+            <w:tcW w:w="556" w:type="pct"/>
+            <w:tcBorders>
+              <w:top w:val="single" w:sz="4" w:space="0" w:color="010000"/>
+            </w:tcBorders>
+            <w:vAlign w:val="center"/>
+          </w:tcPr>
+          <w:p>
+            <w:pPr>
+              <w:jc w:val="center"/>
+            </w:pPr>
+            <w:r/>
+            <w:r>
+              <w:rPr>
+                <w:rFonts w:hint="eastAsia"/>
+                <w:color w:val="000000"/>
+                <w:sz w:val="21"/>
+              </w:rPr>
+              <w:t>—</w:t>
+            </w:r>
+          </w:p>
+        </w:tc>
+        <w:tc>
+          <w:tcPr>
+            <w:tcW w:w="1759" w:type="pct"/>
             <w:tcBorders>
               <w:top w:val="single" w:sz="4" w:space="0" w:color="010000"/>
             </w:tcBorders>
@@ -13170,7 +15623,7 @@
         </w:trPr>
         <w:tc>
           <w:tcPr>
-            <w:tcW w:w="841" w:type="pct"/>
+            <w:tcW w:w="787" w:type="pct"/>
             <w:tcBorders>
               <w:top w:val="single" w:sz="4" w:space="0" w:color="010000"/>
             </w:tcBorders>
@@ -13193,7 +15646,7 @@
         </w:tc>
         <w:tc>
           <w:tcPr>
-            <w:tcW w:w="561" w:type="pct"/>
+            <w:tcW w:w="509" w:type="pct"/>
             <w:tcBorders>
               <w:top w:val="single" w:sz="4" w:space="0" w:color="010000"/>
             </w:tcBorders>
@@ -13216,7 +15669,7 @@
         </w:tc>
         <w:tc>
           <w:tcPr>
-            <w:tcW w:w="514" w:type="pct"/>
+            <w:tcW w:w="463" w:type="pct"/>
             <w:tcBorders>
               <w:top w:val="single" w:sz="4" w:space="0" w:color="010000"/>
             </w:tcBorders>
@@ -13239,7 +15692,7 @@
         </w:tc>
         <w:tc>
           <w:tcPr>
-            <w:tcW w:w="1028" w:type="pct"/>
+            <w:tcW w:w="926" w:type="pct"/>
             <w:tcBorders>
               <w:top w:val="single" w:sz="4" w:space="0" w:color="010000"/>
             </w:tcBorders>
@@ -13262,7 +15715,30 @@
         </w:tc>
         <w:tc>
           <w:tcPr>
-            <w:tcW w:w="2056" w:type="pct"/>
+            <w:tcW w:w="556" w:type="pct"/>
+            <w:tcBorders>
+              <w:top w:val="single" w:sz="4" w:space="0" w:color="010000"/>
+            </w:tcBorders>
+            <w:vAlign w:val="center"/>
+          </w:tcPr>
+          <w:p>
+            <w:pPr>
+              <w:jc w:val="center"/>
+            </w:pPr>
+            <w:r/>
+            <w:r>
+              <w:rPr>
+                <w:rFonts w:hint="eastAsia"/>
+                <w:color w:val="000000"/>
+                <w:sz w:val="21"/>
+              </w:rPr>
+              <w:t>国信证券</w:t>
+            </w:r>
+          </w:p>
+        </w:tc>
+        <w:tc>
+          <w:tcPr>
+            <w:tcW w:w="1759" w:type="pct"/>
             <w:tcBorders>
               <w:top w:val="single" w:sz="4" w:space="0" w:color="010000"/>
             </w:tcBorders>
@@ -13291,7 +15767,7 @@
         </w:trPr>
         <w:tc>
           <w:tcPr>
-            <w:tcW w:w="841" w:type="pct"/>
+            <w:tcW w:w="787" w:type="pct"/>
             <w:tcBorders>
               <w:top w:val="single" w:sz="4" w:space="0" w:color="010000"/>
             </w:tcBorders>
@@ -13314,7 +15790,7 @@
         </w:tc>
         <w:tc>
           <w:tcPr>
-            <w:tcW w:w="561" w:type="pct"/>
+            <w:tcW w:w="509" w:type="pct"/>
             <w:tcBorders>
               <w:top w:val="single" w:sz="4" w:space="0" w:color="010000"/>
             </w:tcBorders>
@@ -13337,7 +15813,7 @@
         </w:tc>
         <w:tc>
           <w:tcPr>
-            <w:tcW w:w="514" w:type="pct"/>
+            <w:tcW w:w="463" w:type="pct"/>
             <w:tcBorders>
               <w:top w:val="single" w:sz="4" w:space="0" w:color="010000"/>
             </w:tcBorders>
@@ -13360,7 +15836,7 @@
         </w:tc>
         <w:tc>
           <w:tcPr>
-            <w:tcW w:w="1028" w:type="pct"/>
+            <w:tcW w:w="926" w:type="pct"/>
             <w:tcBorders>
               <w:top w:val="single" w:sz="4" w:space="0" w:color="010000"/>
             </w:tcBorders>
@@ -13383,7 +15859,30 @@
         </w:tc>
         <w:tc>
           <w:tcPr>
-            <w:tcW w:w="2056" w:type="pct"/>
+            <w:tcW w:w="556" w:type="pct"/>
+            <w:tcBorders>
+              <w:top w:val="single" w:sz="4" w:space="0" w:color="010000"/>
+            </w:tcBorders>
+            <w:vAlign w:val="center"/>
+          </w:tcPr>
+          <w:p>
+            <w:pPr>
+              <w:jc w:val="center"/>
+            </w:pPr>
+            <w:r/>
+            <w:r>
+              <w:rPr>
+                <w:rFonts w:hint="eastAsia"/>
+                <w:color w:val="000000"/>
+                <w:sz w:val="21"/>
+              </w:rPr>
+              <w:t>国泰海通证券</w:t>
+            </w:r>
+          </w:p>
+        </w:tc>
+        <w:tc>
+          <w:tcPr>
+            <w:tcW w:w="1759" w:type="pct"/>
             <w:tcBorders>
               <w:top w:val="single" w:sz="4" w:space="0" w:color="010000"/>
             </w:tcBorders>
@@ -13401,6 +15900,150 @@
                 <w:sz w:val="21"/>
               </w:rPr>
               <w:t>半导体等离子体电源系统，包括远程等离子源发生系统与射频电源，应用于刻蚀设备、化学薄膜设备等</w:t>
+            </w:r>
+          </w:p>
+        </w:tc>
+      </w:tr>
+      <w:tr>
+        <w:trPr>
+          <w:cantSplit/>
+          <w:jc w:val="center"/>
+        </w:trPr>
+        <w:tc>
+          <w:tcPr>
+            <w:tcW w:w="787" w:type="pct"/>
+            <w:tcBorders>
+              <w:top w:val="single" w:sz="4" w:space="0" w:color="010000"/>
+            </w:tcBorders>
+            <w:vAlign w:val="center"/>
+          </w:tcPr>
+          <w:p>
+            <w:pPr>
+              <w:jc w:val="left"/>
+            </w:pPr>
+            <w:r/>
+            <w:r>
+              <w:rPr>
+                <w:rFonts w:hint="eastAsia"/>
+                <w:color w:val="000000"/>
+                <w:sz w:val="21"/>
+              </w:rPr>
+              <w:t>中微半导体设备（上海）</w:t>
+            </w:r>
+          </w:p>
+        </w:tc>
+        <w:tc>
+          <w:tcPr>
+            <w:tcW w:w="509" w:type="pct"/>
+            <w:tcBorders>
+              <w:top w:val="single" w:sz="4" w:space="0" w:color="010000"/>
+            </w:tcBorders>
+            <w:vAlign w:val="center"/>
+          </w:tcPr>
+          <w:p>
+            <w:pPr>
+              <w:jc w:val="center"/>
+            </w:pPr>
+            <w:r/>
+            <w:r>
+              <w:rPr>
+                <w:rFonts w:hint="eastAsia"/>
+                <w:color w:val="000000"/>
+                <w:sz w:val="21"/>
+              </w:rPr>
+              <w:t>688012.SH</w:t>
+            </w:r>
+          </w:p>
+        </w:tc>
+        <w:tc>
+          <w:tcPr>
+            <w:tcW w:w="463" w:type="pct"/>
+            <w:tcBorders>
+              <w:top w:val="single" w:sz="4" w:space="0" w:color="010000"/>
+            </w:tcBorders>
+            <w:vAlign w:val="center"/>
+          </w:tcPr>
+          <w:p>
+            <w:pPr>
+              <w:jc w:val="center"/>
+            </w:pPr>
+            <w:r/>
+            <w:r>
+              <w:rPr>
+                <w:rFonts w:hint="eastAsia"/>
+                <w:color w:val="000000"/>
+                <w:sz w:val="21"/>
+              </w:rPr>
+              <w:t>科创板</w:t>
+            </w:r>
+          </w:p>
+        </w:tc>
+        <w:tc>
+          <w:tcPr>
+            <w:tcW w:w="926" w:type="pct"/>
+            <w:tcBorders>
+              <w:top w:val="single" w:sz="4" w:space="0" w:color="010000"/>
+            </w:tcBorders>
+            <w:vAlign w:val="center"/>
+          </w:tcPr>
+          <w:p>
+            <w:pPr>
+              <w:jc w:val="left"/>
+            </w:pPr>
+            <w:r/>
+            <w:r>
+              <w:rPr>
+                <w:rFonts w:hint="eastAsia"/>
+                <w:color w:val="000000"/>
+                <w:sz w:val="21"/>
+              </w:rPr>
+              <w:t>2019年7月22日上市</w:t>
+            </w:r>
+          </w:p>
+        </w:tc>
+        <w:tc>
+          <w:tcPr>
+            <w:tcW w:w="556" w:type="pct"/>
+            <w:tcBorders>
+              <w:top w:val="single" w:sz="4" w:space="0" w:color="010000"/>
+            </w:tcBorders>
+            <w:vAlign w:val="center"/>
+          </w:tcPr>
+          <w:p>
+            <w:pPr>
+              <w:jc w:val="center"/>
+            </w:pPr>
+            <w:r/>
+            <w:r>
+              <w:rPr>
+                <w:rFonts w:hint="eastAsia"/>
+                <w:color w:val="000000"/>
+                <w:sz w:val="21"/>
+              </w:rPr>
+              <w:t>海通证券</w:t>
+            </w:r>
+          </w:p>
+        </w:tc>
+        <w:tc>
+          <w:tcPr>
+            <w:tcW w:w="1759" w:type="pct"/>
+            <w:tcBorders>
+              <w:top w:val="single" w:sz="4" w:space="0" w:color="010000"/>
+            </w:tcBorders>
+            <w:vAlign w:val="center"/>
+          </w:tcPr>
+          <w:p>
+            <w:pPr>
+              <w:jc w:val="left"/>
+            </w:pPr>
+            <w:r/>
+            <w:r>
+              <w:rPr>
+                <w:rFonts w:hint="eastAsia"/>
+                <w:color w:val="000000"/>
+                <w:sz w:val="21"/>
+              </w:rPr>
+              <w:t>等离子体刻蚀设备与MOCVD设备（下游设备厂商，列示供参照）</w:t>
             </w:r>
           </w:p>
         </w:tc>
@@ -13417,7 +16060,7 @@
           <w:sz w:val="11"/>
           <w:szCs w:val="11"/>
         </w:rPr>
-        <w:t>资料来源：交易所公开披露文件、各公司招股说明书，本报告整理。注：本表不含仅为设备制造提供通用材料的企业。</w:t>
+        <w:t>资料来源：各公司招股说明书、交易所公开披露文件、Wind整理成果，本报告整理。注：保荐机构一列取自各公司招股说明书封面；标注为“—”者本报告未取得其招股说明书原件。本表不含仅为设备制造提供通用材料的企业。</w:t>
       </w:r>
     </w:p>
     <w:p>
@@ -13429,14 +16072,14 @@
         </w:numPr>
         <w:spacing w:before="156" w:after="156"/>
       </w:pPr>
-      <w:bookmarkStart w:id="1027" w:name="_Toc900027"/>
+      <w:bookmarkStart w:id="1029" w:name="_Toc900029"/>
       <w:r>
         <w:rPr>
           <w:rFonts w:hint="eastAsia"/>
         </w:rPr>
         <w:t>6.2 辅导备案中的企业</w:t>
       </w:r>
-      <w:bookmarkEnd w:id="1027"/>
+      <w:bookmarkEnd w:id="1029"/>
     </w:p>
     <w:p>
       <w:pPr>
@@ -13476,7 +16119,7 @@
         <w:pStyle w:val="2"/>
         <w:spacing w:before="156" w:after="156"/>
       </w:pPr>
-      <w:bookmarkStart w:id="1028" w:name="_Toc900028"/>
+      <w:bookmarkStart w:id="1030" w:name="_Toc900030"/>
       <w:r>
         <w:rPr>
           <w:rFonts w:hint="eastAsia"/>
@@ -13484,7 +16127,7 @@
         </w:rPr>
         <w:t>首次公开发行审核关注要点</w:t>
       </w:r>
-      <w:bookmarkEnd w:id="1028"/>
+      <w:bookmarkEnd w:id="1030"/>
     </w:p>
     <w:p>
       <w:pPr>
@@ -13495,25 +16138,14 @@
         </w:numPr>
         <w:spacing w:before="156" w:after="156"/>
       </w:pPr>
-      <w:bookmarkStart w:id="1029" w:name="_Toc900029"/>
+      <w:bookmarkStart w:id="1031" w:name="_Toc900031"/>
       <w:r>
         <w:rPr>
           <w:rFonts w:hint="eastAsia"/>
         </w:rPr>
         <w:t>7.1 样本与甄别方法</w:t>
       </w:r>
-      <w:bookmarkEnd w:id="1029"/>
-    </w:p>
-    <w:p>
-      <w:pPr>
-        <w:pStyle w:val="a0"/>
-      </w:pPr>
-      <w:r>
-        <w:rPr>
-          <w:rFonts w:hint="eastAsia"/>
-        </w:rPr>
-        <w:t>本章选取四家企业作为样本，覆盖金属零部件、陶瓷零部件、硅与石英零部件三条工艺路线，以及2019年与2024至2026年两个审核时段。四家企业的审核文件均已在交易所网站公开。</w:t>
-      </w:r>
+      <w:bookmarkEnd w:id="1031"/>
     </w:p>
     <w:p>
       <w:pPr>
@@ -13526,7 +16158,7 @@
           <w:b/>
           <w:sz w:val="21"/>
         </w:rPr>
-        <w:t>表8  样本企业审核概况</w:t>
+        <w:t>表10  样本企业审核概况</w:t>
       </w:r>
     </w:p>
     <w:tbl>
@@ -14302,7 +16934,7 @@
           <w:sz w:val="11"/>
           <w:szCs w:val="11"/>
         </w:rPr>
-        <w:t>资料来源：各公司审核问询函回复、招股说明书，本报告整理</w:t>
+        <w:t>资料来源：各公司招股说明书、审核问询函回复，本报告整理</w:t>
       </w:r>
     </w:p>
     <w:p>
@@ -14325,14 +16957,14 @@
         </w:numPr>
         <w:spacing w:before="156" w:after="156"/>
       </w:pPr>
-      <w:bookmarkStart w:id="1030" w:name="_Toc900030"/>
+      <w:bookmarkStart w:id="1032" w:name="_Toc900032"/>
       <w:r>
         <w:rPr>
           <w:rFonts w:hint="eastAsia"/>
         </w:rPr>
         <w:t>7.2 问题的收敛过程</w:t>
       </w:r>
-      <w:bookmarkEnd w:id="1030"/>
+      <w:bookmarkEnd w:id="1032"/>
     </w:p>
     <w:p>
       <w:pPr>
@@ -14353,8 +16985,8 @@
       <w:r>
         <w:drawing>
           <wp:inline xmlns:a="http://schemas.openxmlformats.org/drawingml/2006/main" xmlns:pic="http://schemas.openxmlformats.org/drawingml/2006/picture">
-            <wp:extent cx="5074920" cy="2360427"/>
-            <wp:docPr id="4" name="Picture 4"/>
+            <wp:extent cx="5074920" cy="2351792"/>
+            <wp:docPr id="6" name="Picture 6"/>
             <wp:cNvGraphicFramePr>
               <a:graphicFrameLocks noChangeAspect="1"/>
             </wp:cNvGraphicFramePr>
@@ -14362,11 +16994,11 @@
               <a:graphicData uri="http://schemas.openxmlformats.org/drawingml/2006/picture">
                 <pic:pic>
                   <pic:nvPicPr>
-                    <pic:cNvPr id="0" name="fig4_shoulian.png"/>
+                    <pic:cNvPr id="0" name="fig6_shoulian.png"/>
                     <pic:cNvPicPr/>
                   </pic:nvPicPr>
                   <pic:blipFill>
-                    <a:blip r:embed="rId19"/>
+                    <a:blip r:embed="rId21"/>
                     <a:stretch>
                       <a:fillRect/>
                     </a:stretch>
@@ -14374,7 +17006,7 @@
                   <pic:spPr>
                     <a:xfrm>
                       <a:off x="0" y="0"/>
-                      <a:ext cx="5074920" cy="2360427"/>
+                      <a:ext cx="5074920" cy="2351792"/>
                     </a:xfrm>
                     <a:prstGeom prst="rect"/>
                   </pic:spPr>
@@ -14395,7 +17027,7 @@
           <w:b/>
           <w:sz w:val="21"/>
         </w:rPr>
-        <w:t>图4  四家样本企业问询问题数量的逐轮收敛</w:t>
+        <w:t>图6  四家样本企业问询问题数量的逐轮收敛</w:t>
       </w:r>
     </w:p>
     <w:p>
@@ -14409,7 +17041,7 @@
           <w:sz w:val="11"/>
           <w:szCs w:val="11"/>
         </w:rPr>
-        <w:t>资料来源：各公司审核问询函回复、招股说明书，本报告整理</w:t>
+        <w:t>资料来源：各公司招股说明书、审核问询函回复，本报告整理</w:t>
       </w:r>
     </w:p>
     <w:p>
@@ -14423,7 +17055,7 @@
           <w:b/>
           <w:sz w:val="21"/>
         </w:rPr>
-        <w:t>表9  收敛后仍保留的问题</w:t>
+        <w:t>表11  收敛后仍保留的问题</w:t>
       </w:r>
     </w:p>
     <w:tbl>
@@ -14961,7 +17593,7 @@
           <w:sz w:val="11"/>
           <w:szCs w:val="11"/>
         </w:rPr>
-        <w:t>资料来源：各公司审核问询函回复、招股说明书，本报告整理</w:t>
+        <w:t>资料来源：各公司招股说明书、审核问询函回复，本报告整理</w:t>
       </w:r>
     </w:p>
     <w:p>
@@ -14973,14 +17605,14 @@
         </w:numPr>
         <w:spacing w:before="156" w:after="156"/>
       </w:pPr>
-      <w:bookmarkStart w:id="1031" w:name="_Toc900031"/>
+      <w:bookmarkStart w:id="1033" w:name="_Toc900033"/>
       <w:r>
         <w:rPr>
           <w:rFonts w:hint="eastAsia"/>
         </w:rPr>
         <w:t>7.3 关注点之一：毛利率</w:t>
       </w:r>
-      <w:bookmarkEnd w:id="1031"/>
+      <w:bookmarkEnd w:id="1033"/>
     </w:p>
     <w:p>
       <w:pPr>
@@ -15001,7 +17633,7 @@
         <w:rPr>
           <w:rFonts w:hint="eastAsia"/>
         </w:rPr>
-        <w:t>审核关注毛利率的角度有三类。第一类是产品结构层面的拆分，要求按单一产品逐项列示毛利率、收入占比及其变动影响，托伦斯的分产品毛利率即由此披露，详见本报告表6。</w:t>
+        <w:t>审核关注毛利率的角度有三类。第一类是产品结构层面的拆分，要求按单一产品逐项列示毛利率、收入占比及其变动影响，托伦斯的分产品毛利率即由此披露，详见本报告表8。</w:t>
       </w:r>
     </w:p>
     <w:p>
@@ -15035,14 +17667,14 @@
         </w:numPr>
         <w:spacing w:before="156" w:after="156"/>
       </w:pPr>
-      <w:bookmarkStart w:id="1032" w:name="_Toc900032"/>
+      <w:bookmarkStart w:id="1034" w:name="_Toc900034"/>
       <w:r>
         <w:rPr>
           <w:rFonts w:hint="eastAsia"/>
         </w:rPr>
         <w:t>7.4 关注点之二：技术先进性与核心技术</w:t>
       </w:r>
-      <w:bookmarkEnd w:id="1032"/>
+      <w:bookmarkEnd w:id="1034"/>
     </w:p>
     <w:p>
       <w:pPr>
@@ -15064,14 +17696,14 @@
         </w:numPr>
         <w:spacing w:before="156" w:after="156"/>
       </w:pPr>
-      <w:bookmarkStart w:id="1033" w:name="_Toc900033"/>
+      <w:bookmarkStart w:id="1035" w:name="_Toc900035"/>
       <w:r>
         <w:rPr>
           <w:rFonts w:hint="eastAsia"/>
         </w:rPr>
         <w:t>7.5 关注点之三：收入与业绩可持续性</w:t>
       </w:r>
-      <w:bookmarkEnd w:id="1033"/>
+      <w:bookmarkEnd w:id="1035"/>
     </w:p>
     <w:p>
       <w:pPr>
@@ -15104,14 +17736,14 @@
         </w:numPr>
         <w:spacing w:before="156" w:after="156"/>
       </w:pPr>
-      <w:bookmarkStart w:id="1034" w:name="_Toc900034"/>
+      <w:bookmarkStart w:id="1036" w:name="_Toc900036"/>
       <w:r>
         <w:rPr>
           <w:rFonts w:hint="eastAsia"/>
         </w:rPr>
         <w:t>7.6 关注点之四：客户与供应商</w:t>
       </w:r>
-      <w:bookmarkEnd w:id="1034"/>
+      <w:bookmarkEnd w:id="1036"/>
     </w:p>
     <w:p>
       <w:pPr>
@@ -15133,14 +17765,14 @@
         </w:numPr>
         <w:spacing w:before="156" w:after="156"/>
       </w:pPr>
-      <w:bookmarkStart w:id="1035" w:name="_Toc900035"/>
+      <w:bookmarkStart w:id="1037" w:name="_Toc900037"/>
       <w:r>
         <w:rPr>
           <w:rFonts w:hint="eastAsia"/>
         </w:rPr>
         <w:t>7.7 关注点之五：募投项目与产能消化</w:t>
       </w:r>
-      <w:bookmarkEnd w:id="1035"/>
+      <w:bookmarkEnd w:id="1037"/>
     </w:p>
     <w:p>
       <w:pPr>
@@ -15162,14 +17794,14 @@
         </w:numPr>
         <w:spacing w:before="156" w:after="156"/>
       </w:pPr>
-      <w:bookmarkStart w:id="1036" w:name="_Toc900036"/>
+      <w:bookmarkStart w:id="1038" w:name="_Toc900038"/>
       <w:r>
         <w:rPr>
           <w:rFonts w:hint="eastAsia"/>
         </w:rPr>
         <w:t>7.8 关注点之六：股权、历史沿革与实际控制人</w:t>
       </w:r>
-      <w:bookmarkEnd w:id="1036"/>
+      <w:bookmarkEnd w:id="1038"/>
     </w:p>
     <w:p>
       <w:pPr>
@@ -15191,14 +17823,14 @@
         </w:numPr>
         <w:spacing w:before="156" w:after="156"/>
       </w:pPr>
-      <w:bookmarkStart w:id="1037" w:name="_Toc900037"/>
+      <w:bookmarkStart w:id="1039" w:name="_Toc900039"/>
       <w:r>
         <w:rPr>
           <w:rFonts w:hint="eastAsia"/>
         </w:rPr>
         <w:t>7.9 单家特有的关注点</w:t>
       </w:r>
-      <w:bookmarkEnd w:id="1037"/>
+      <w:bookmarkEnd w:id="1039"/>
     </w:p>
     <w:p>
       <w:pPr>
@@ -15216,7 +17848,7 @@
         <w:pStyle w:val="2"/>
         <w:spacing w:before="156" w:after="156"/>
       </w:pPr>
-      <w:bookmarkStart w:id="1038" w:name="_Toc900038"/>
+      <w:bookmarkStart w:id="1040" w:name="_Toc900040"/>
       <w:r>
         <w:rPr>
           <w:rFonts w:hint="eastAsia"/>
@@ -15224,7 +17856,7 @@
         </w:rPr>
         <w:t>与国泰海通相关的产业链公司</w:t>
       </w:r>
-      <w:bookmarkEnd w:id="1038"/>
+      <w:bookmarkEnd w:id="1040"/>
     </w:p>
     <w:p>
       <w:pPr>
@@ -15235,14 +17867,14 @@
         </w:numPr>
         <w:spacing w:before="156" w:after="156"/>
       </w:pPr>
-      <w:bookmarkStart w:id="1039" w:name="_Toc900039"/>
+      <w:bookmarkStart w:id="1041" w:name="_Toc900041"/>
       <w:r>
         <w:rPr>
           <w:rFonts w:hint="eastAsia"/>
         </w:rPr>
         <w:t>8.1 在审与辅导中的项目</w:t>
       </w:r>
-      <w:bookmarkEnd w:id="1039"/>
+      <w:bookmarkEnd w:id="1041"/>
     </w:p>
     <w:p>
       <w:pPr>
@@ -15255,7 +17887,7 @@
           <w:b/>
           <w:sz w:val="21"/>
         </w:rPr>
-        <w:t>表10  国泰海通在半导体设备与零部件领域的在审及辅导项目</w:t>
+        <w:t>表12  国泰海通在半导体设备与零部件领域的在审及辅导项目</w:t>
       </w:r>
     </w:p>
     <w:tbl>
@@ -15924,14 +18556,14 @@
         </w:numPr>
         <w:spacing w:before="156" w:after="156"/>
       </w:pPr>
-      <w:bookmarkStart w:id="1040" w:name="_Toc900040"/>
+      <w:bookmarkStart w:id="1042" w:name="_Toc900042"/>
       <w:r>
         <w:rPr>
           <w:rFonts w:hint="eastAsia"/>
         </w:rPr>
         <w:t>8.2 已保荐上市的相关公司</w:t>
       </w:r>
-      <w:bookmarkEnd w:id="1040"/>
+      <w:bookmarkEnd w:id="1042"/>
     </w:p>
     <w:p>
       <w:pPr>
@@ -15944,7 +18576,7 @@
           <w:b/>
           <w:sz w:val="21"/>
         </w:rPr>
-        <w:t>表11  国泰海通系已保荐上市的相关公司</w:t>
+        <w:t>表13  国泰海通系已保荐上市的相关公司</w:t>
       </w:r>
     </w:p>
     <w:tbl>
@@ -16432,7 +19064,7 @@
           <w:sz w:val="11"/>
           <w:szCs w:val="11"/>
         </w:rPr>
-        <w:t>资料来源：交易所公开披露文件、Wind整理成果，本报告整理。注：本表为保荐关系，与股权投资关系分别列示，两者不合并。</w:t>
+        <w:t>资料来源：各公司招股说明书、交易所公开披露文件、Wind整理成果，本报告整理。注：本表为保荐关系，与股权投资关系分别列示，两者不合并。</w:t>
       </w:r>
     </w:p>
     <w:p>
@@ -16444,14 +19076,14 @@
         </w:numPr>
         <w:spacing w:before="156" w:after="156"/>
       </w:pPr>
-      <w:bookmarkStart w:id="1041" w:name="_Toc900041"/>
+      <w:bookmarkStart w:id="1043" w:name="_Toc900043"/>
       <w:r>
         <w:rPr>
           <w:rFonts w:hint="eastAsia"/>
         </w:rPr>
         <w:t>8.3 曾保荐但已终止的公司</w:t>
       </w:r>
-      <w:bookmarkEnd w:id="1041"/>
+      <w:bookmarkEnd w:id="1043"/>
     </w:p>
     <w:p>
       <w:pPr>
@@ -16473,14 +19105,14 @@
         </w:numPr>
         <w:spacing w:before="156" w:after="156"/>
       </w:pPr>
-      <w:bookmarkStart w:id="1042" w:name="_Toc900042"/>
+      <w:bookmarkStart w:id="1044" w:name="_Toc900044"/>
       <w:r>
         <w:rPr>
           <w:rFonts w:hint="eastAsia"/>
         </w:rPr>
         <w:t>8.4 主体沿革</w:t>
       </w:r>
-      <w:bookmarkEnd w:id="1042"/>
+      <w:bookmarkEnd w:id="1044"/>
     </w:p>
     <w:p>
       <w:pPr>
@@ -16498,7 +19130,7 @@
         <w:pStyle w:val="2"/>
         <w:spacing w:before="156" w:after="156"/>
       </w:pPr>
-      <w:bookmarkStart w:id="1043" w:name="_Toc900043"/>
+      <w:bookmarkStart w:id="1045" w:name="_Toc900045"/>
       <w:r>
         <w:rPr>
           <w:rFonts w:hint="eastAsia"/>
@@ -16506,7 +19138,7 @@
         </w:rPr>
         <w:t>无锡金源的产业链定位与拜访关注要点</w:t>
       </w:r>
-      <w:bookmarkEnd w:id="1043"/>
+      <w:bookmarkEnd w:id="1045"/>
     </w:p>
     <w:p>
       <w:pPr>
@@ -16517,14 +19149,14 @@
         </w:numPr>
         <w:spacing w:before="156" w:after="156"/>
       </w:pPr>
-      <w:bookmarkStart w:id="1044" w:name="_Toc900044"/>
+      <w:bookmarkStart w:id="1046" w:name="_Toc900046"/>
       <w:r>
         <w:rPr>
           <w:rFonts w:hint="eastAsia"/>
         </w:rPr>
         <w:t>9.1 公司概况</w:t>
       </w:r>
-      <w:bookmarkEnd w:id="1044"/>
+      <w:bookmarkEnd w:id="1046"/>
     </w:p>
     <w:p>
       <w:pPr>
@@ -16546,25 +19178,14 @@
         </w:numPr>
         <w:spacing w:before="156" w:after="156"/>
       </w:pPr>
-      <w:bookmarkStart w:id="1045" w:name="_Toc900045"/>
+      <w:bookmarkStart w:id="1047" w:name="_Toc900047"/>
       <w:r>
         <w:rPr>
           <w:rFonts w:hint="eastAsia"/>
         </w:rPr>
         <w:t>9.2 产品体系</w:t>
       </w:r>
-      <w:bookmarkEnd w:id="1045"/>
-    </w:p>
-    <w:p>
-      <w:pPr>
-        <w:pStyle w:val="a0"/>
-      </w:pPr>
-      <w:r>
-        <w:rPr>
-          <w:rFonts w:hint="eastAsia"/>
-        </w:rPr>
-        <w:t>按公司官网产品中心，产品分为四条线。</w:t>
-      </w:r>
+      <w:bookmarkEnd w:id="1047"/>
     </w:p>
     <w:p>
       <w:pPr>
@@ -16577,7 +19198,7 @@
           <w:b/>
           <w:sz w:val="21"/>
         </w:rPr>
-        <w:t>表12  无锡金源产品线</w:t>
+        <w:t>表14  无锡金源产品线</w:t>
       </w:r>
     </w:p>
     <w:tbl>
@@ -16633,7 +19254,7 @@
         </w:tc>
         <w:tc>
           <w:tcPr>
-            <w:tcW w:w="2447" w:type="pct"/>
+            <w:tcW w:w="2340" w:type="pct"/>
             <w:tcBorders>
               <w:top w:val="single" w:sz="12" w:space="0" w:color="010000"/>
               <w:bottom w:val="single" w:sz="4" w:space="0" w:color="010000"/>
@@ -16659,7 +19280,7 @@
         </w:tc>
         <w:tc>
           <w:tcPr>
-            <w:tcW w:w="1809" w:type="pct"/>
+            <w:tcW w:w="1915" w:type="pct"/>
             <w:tcBorders>
               <w:top w:val="single" w:sz="12" w:space="0" w:color="010000"/>
               <w:bottom w:val="single" w:sz="4" w:space="0" w:color="010000"/>
@@ -16679,7 +19300,7 @@
                 <w:color w:val="000000"/>
                 <w:sz w:val="21"/>
               </w:rPr>
-              <w:t>所处环节</w:t>
+              <w:t>在设备中的功能</w:t>
             </w:r>
           </w:p>
         </w:tc>
@@ -16708,13 +19329,13 @@
                 <w:color w:val="000000"/>
                 <w:sz w:val="21"/>
               </w:rPr>
-              <w:t>O型圈</w:t>
-            </w:r>
-          </w:p>
-        </w:tc>
-        <w:tc>
-          <w:tcPr>
-            <w:tcW w:w="2447" w:type="pct"/>
+              <w:t>精密气体喷头</w:t>
+            </w:r>
+          </w:p>
+        </w:tc>
+        <w:tc>
+          <w:tcPr>
+            <w:tcW w:w="2340" w:type="pct"/>
             <w:tcBorders>
               <w:top w:val="single" w:sz="4" w:space="0" w:color="010000"/>
             </w:tcBorders>
@@ -16731,13 +19352,13 @@
                 <w:color w:val="000000"/>
                 <w:sz w:val="21"/>
               </w:rPr>
-              <w:t>自有品牌CeaLution，型号包括F7068、F7072、F5076T、F7070、F5075、F9075等，产品外观颜色不同</w:t>
-            </w:r>
-          </w:p>
-        </w:tc>
-        <w:tc>
-          <w:tcPr>
-            <w:tcW w:w="1809" w:type="pct"/>
+              <w:t>LAM AHM 300mm、LAM STRATA 300mm、LAM Q-STRATA 300mm</w:t>
+            </w:r>
+          </w:p>
+        </w:tc>
+        <w:tc>
+          <w:tcPr>
+            <w:tcW w:w="1915" w:type="pct"/>
             <w:tcBorders>
               <w:top w:val="single" w:sz="4" w:space="0" w:color="010000"/>
             </w:tcBorders>
@@ -16754,7 +19375,7 @@
                 <w:color w:val="000000"/>
                 <w:sz w:val="21"/>
               </w:rPr>
-              <w:t>真空密封件，属消耗型零部件</w:t>
+              <w:t>工艺气体进入反应腔体的通道，控制气体分布均匀性</w:t>
             </w:r>
           </w:p>
         </w:tc>
@@ -16783,13 +19404,13 @@
                 <w:color w:val="000000"/>
                 <w:sz w:val="21"/>
               </w:rPr>
-              <w:t>密封件门板</w:t>
-            </w:r>
-          </w:p>
-        </w:tc>
-        <w:tc>
-          <w:tcPr>
-            <w:tcW w:w="2447" w:type="pct"/>
+              <w:t>加热盘</w:t>
+            </w:r>
+          </w:p>
+        </w:tc>
+        <w:tc>
+          <w:tcPr>
+            <w:tcW w:w="2340" w:type="pct"/>
             <w:tcBorders>
               <w:top w:val="single" w:sz="4" w:space="0" w:color="010000"/>
             </w:tcBorders>
@@ -16806,13 +19427,13 @@
                 <w:color w:val="000000"/>
                 <w:sz w:val="21"/>
               </w:rPr>
-              <w:t>方形门板、圆形门板</w:t>
-            </w:r>
-          </w:p>
-        </w:tc>
-        <w:tc>
-          <w:tcPr>
-            <w:tcW w:w="1809" w:type="pct"/>
+              <w:t>该栏目未列示具体型号</w:t>
+            </w:r>
+          </w:p>
+        </w:tc>
+        <w:tc>
+          <w:tcPr>
+            <w:tcW w:w="1915" w:type="pct"/>
             <w:tcBorders>
               <w:top w:val="single" w:sz="4" w:space="0" w:color="010000"/>
             </w:tcBorders>
@@ -16829,7 +19450,7 @@
                 <w:color w:val="000000"/>
                 <w:sz w:val="21"/>
               </w:rPr>
-              <w:t>腔体开合部位的密封结构件</w:t>
+              <w:t>承载晶圆并控制温度均匀性与稳定性</w:t>
             </w:r>
           </w:p>
         </w:tc>
@@ -16858,13 +19479,13 @@
                 <w:color w:val="000000"/>
                 <w:sz w:val="21"/>
               </w:rPr>
-              <w:t>精密气体喷头</w:t>
-            </w:r>
-          </w:p>
-        </w:tc>
-        <w:tc>
-          <w:tcPr>
-            <w:tcW w:w="2447" w:type="pct"/>
+              <w:t>O型圈</w:t>
+            </w:r>
+          </w:p>
+        </w:tc>
+        <w:tc>
+          <w:tcPr>
+            <w:tcW w:w="2340" w:type="pct"/>
             <w:tcBorders>
               <w:top w:val="single" w:sz="4" w:space="0" w:color="010000"/>
             </w:tcBorders>
@@ -16881,13 +19502,13 @@
                 <w:color w:val="000000"/>
                 <w:sz w:val="21"/>
               </w:rPr>
-              <w:t>LAM AHM 300mm、LAM STRATA 300mm、LAM Q-STRATA 300mm</w:t>
-            </w:r>
-          </w:p>
-        </w:tc>
-        <w:tc>
-          <w:tcPr>
-            <w:tcW w:w="1809" w:type="pct"/>
+              <w:t>自有品牌CeaLution，型号包括F7068、F7072、F5076T、F7070、F5075、F9075等，产品外观颜色不同</w:t>
+            </w:r>
+          </w:p>
+        </w:tc>
+        <w:tc>
+          <w:tcPr>
+            <w:tcW w:w="1915" w:type="pct"/>
             <w:tcBorders>
               <w:top w:val="single" w:sz="4" w:space="0" w:color="010000"/>
             </w:tcBorders>
@@ -16904,7 +19525,7 @@
                 <w:color w:val="000000"/>
                 <w:sz w:val="21"/>
               </w:rPr>
-              <w:t>参与真空腔内工艺反应的气体分布部件</w:t>
+              <w:t>真空腔体密封</w:t>
             </w:r>
           </w:p>
         </w:tc>
@@ -16933,13 +19554,13 @@
                 <w:color w:val="000000"/>
                 <w:sz w:val="21"/>
               </w:rPr>
-              <w:t>加热盘</w:t>
-            </w:r>
-          </w:p>
-        </w:tc>
-        <w:tc>
-          <w:tcPr>
-            <w:tcW w:w="2447" w:type="pct"/>
+              <w:t>密封件门板</w:t>
+            </w:r>
+          </w:p>
+        </w:tc>
+        <w:tc>
+          <w:tcPr>
+            <w:tcW w:w="2340" w:type="pct"/>
             <w:tcBorders>
               <w:top w:val="single" w:sz="4" w:space="0" w:color="010000"/>
             </w:tcBorders>
@@ -16956,13 +19577,13 @@
                 <w:color w:val="000000"/>
                 <w:sz w:val="21"/>
               </w:rPr>
-              <w:t>该栏目未列示具体型号</w:t>
-            </w:r>
-          </w:p>
-        </w:tc>
-        <w:tc>
-          <w:tcPr>
-            <w:tcW w:w="1809" w:type="pct"/>
+              <w:t>方形门板、圆形门板</w:t>
+            </w:r>
+          </w:p>
+        </w:tc>
+        <w:tc>
+          <w:tcPr>
+            <w:tcW w:w="1915" w:type="pct"/>
             <w:tcBorders>
               <w:top w:val="single" w:sz="4" w:space="0" w:color="010000"/>
             </w:tcBorders>
@@ -16979,7 +19600,7 @@
                 <w:color w:val="000000"/>
                 <w:sz w:val="21"/>
               </w:rPr>
-              <w:t>温度控制部件</w:t>
+              <w:t>腔体开合部位的密封与结构支撑</w:t>
             </w:r>
           </w:p>
         </w:tc>
@@ -16996,7 +19617,7 @@
           <w:sz w:val="11"/>
           <w:szCs w:val="11"/>
         </w:rPr>
-        <w:t>资料来源：公司官网产品中心，本报告整理</w:t>
+        <w:t>资料来源：公司官网产品中心，本报告整理。注：在设备中的功能一列为本报告依据同类产品的公开技术描述归纳。</w:t>
       </w:r>
     </w:p>
     <w:p>
@@ -17008,14 +19629,76 @@
         </w:numPr>
         <w:spacing w:before="156" w:after="156"/>
       </w:pPr>
-      <w:bookmarkStart w:id="1046" w:name="_Toc900046"/>
+      <w:bookmarkStart w:id="1048" w:name="_Toc900048"/>
       <w:r>
         <w:rPr>
           <w:rFonts w:hint="eastAsia"/>
         </w:rPr>
-        <w:t>9.3 产业链定位与可比公司</w:t>
+        <w:t>9.3 产业链生态位</w:t>
       </w:r>
-      <w:bookmarkEnd w:id="1046"/>
+      <w:bookmarkEnd w:id="1048"/>
+    </w:p>
+    <w:p>
+      <w:pPr>
+        <w:pStyle w:val="a0"/>
+      </w:pPr>
+      <w:r>
+        <w:rPr>
+          <w:rFonts w:hint="eastAsia"/>
+        </w:rPr>
+        <w:t>公司四条产品线均位于设备真空腔体系统，在产业链中处于零部件制造环节，上游为材料与精密加工，下游为半导体设备厂商与晶圆厂。</w:t>
+      </w:r>
+    </w:p>
+    <w:p>
+      <w:pPr>
+        <w:pStyle w:val="a0"/>
+      </w:pPr>
+      <w:r>
+        <w:rPr>
+          <w:rFonts w:hint="eastAsia"/>
+        </w:rPr>
+        <w:t>从产品在工艺中的作用看，公司所处环节对下游的影响是直接的。气体分配盘控制工艺气体分布的均匀性，直接影响工艺精度和晶圆良率；陶瓷加热器与晶圆直接接触，承载晶圆并控制温度均匀性和稳定性，优化材料沉积或刻蚀均匀度，提升晶圆良率；真空密封件的失效会直接影响腔体真空度与工艺环境洁净度。上述部件在设备运行中属消耗型零部件，其供应连续性与批次一致性构成晶圆厂产线运行的约束条件之一。</w:t>
+      </w:r>
+    </w:p>
+    <w:p>
+      <w:pPr>
+        <w:pStyle w:val="a0"/>
+      </w:pPr>
+      <w:r>
+        <w:rPr>
+          <w:rFonts w:hint="eastAsia"/>
+        </w:rPr>
+        <w:t>从受影响的方向看，公司所处环节受三方面因素约束。一是需求端，若以晶圆厂为客户，订单与晶圆厂产能利用率和工艺运行时长相关；若以设备厂商为客户，订单与设备厂商的出货和资本开支相关。二是原材料端，全氟醚橡胶、氮化铝陶瓷等关键材料的供应与价格影响成本与交付，且该类材料的主要供应商为境外企业。三是客户认证端，半导体零部件需通过设备厂商或晶圆厂的验证方可批量供货，验证周期构成新进入者的时间成本。</w:t>
+      </w:r>
+    </w:p>
+    <w:p>
+      <w:pPr>
+        <w:pStyle w:val="a0"/>
+      </w:pPr>
+      <w:r>
+        <w:rPr>
+          <w:rFonts w:hint="eastAsia"/>
+        </w:rPr>
+        <w:t>从竞争格局看，公司两条核心产品线所处的细分品类目前均由境外厂商主导。刻蚀设备用气体分配盘全球主要由日系、韩系制造商主导，国内尚无稳定量产企业；半导体陶瓷加热器主要由日本NGK／NTK、Sumitomo Electric等企业主导，国内产业化程度较低、国产化率不足10%，具备稳定量产能力的企业较少。按IC World于2020年公开的数据，20类半导体核心零部件产品的44家主要供应商全部为境外供应商。同期，国内晶圆厂向零部件厂商直接采购的比例由2024年的71.4%预计提升至2029年的80.3%，非金属零部件由70.8%提升至80.7%。</w:t>
+      </w:r>
+    </w:p>
+    <w:p>
+      <w:pPr>
+        <w:pStyle w:val="3"/>
+        <w:numPr>
+          <w:ilvl w:val="0"/>
+          <w:numId w:val="0"/>
+        </w:numPr>
+        <w:spacing w:before="156" w:after="156"/>
+      </w:pPr>
+      <w:bookmarkStart w:id="1049" w:name="_Toc900049"/>
+      <w:r>
+        <w:rPr>
+          <w:rFonts w:hint="eastAsia"/>
+        </w:rPr>
+        <w:t>9.4 同环节可比公司</w:t>
+      </w:r>
+      <w:bookmarkEnd w:id="1049"/>
     </w:p>
     <w:p>
       <w:pPr>
@@ -17028,7 +19711,7 @@
           <w:b/>
           <w:sz w:val="21"/>
         </w:rPr>
-        <w:t>表13  无锡金源产品线与同环节境内上市公司</w:t>
+        <w:t>表15  无锡金源产品线与同环节境内上市公司</w:t>
       </w:r>
     </w:p>
     <w:tbl>
@@ -17130,7 +19813,7 @@
                 <w:color w:val="000000"/>
                 <w:sz w:val="21"/>
               </w:rPr>
-              <w:t>与无锡金源的关系</w:t>
+              <w:t>可比要点</w:t>
             </w:r>
           </w:p>
         </w:tc>
@@ -17205,7 +19888,7 @@
                 <w:color w:val="000000"/>
                 <w:sz w:val="21"/>
               </w:rPr>
-              <w:t>托伦斯的匀气盘与气体分布盘为同类产品，2023年毛利率分别为27.44%与20.05%，为公开可查的同类产品毛利率参照</w:t>
+              <w:t>托伦斯的匀气盘与气体分布盘为同类产品，2023年毛利率分别为27.44%与20.05%</w:t>
             </w:r>
           </w:p>
         </w:tc>
@@ -17280,7 +19963,7 @@
                 <w:color w:val="000000"/>
                 <w:sz w:val="21"/>
               </w:rPr>
-              <w:t>托伦斯的加热器2023年毛利率14.39%、2022年为-18.68%；珂玛科技与臻宝科技的陶瓷加热器属非金属路线</w:t>
+              <w:t>托伦斯的加热器2023年毛利率14.39%、2022年为-18.68%；珂玛科技与臻宝科技的陶瓷加热器属非金属路线，两家2025年主营业务毛利率分别为53.94%与49.85%</w:t>
             </w:r>
           </w:p>
         </w:tc>
@@ -17355,7 +20038,7 @@
                 <w:color w:val="000000"/>
                 <w:sz w:val="21"/>
               </w:rPr>
-              <w:t>唯万密封主营液压气动密封产品，子公司涉及半导体用全氟醚橡胶密封件；本报告所列其余可比公司均不覆盖密封件品类</w:t>
+              <w:t>唯万密封主营液压气动密封产品，子公司涉及半导体用全氟醚橡胶密封件；本报告所列其余可比公司均不覆盖密封件品类，该品类亦无独立的公开市场规模统计</w:t>
             </w:r>
           </w:p>
         </w:tc>
@@ -17384,14 +20067,14 @@
         </w:numPr>
         <w:spacing w:before="156" w:after="156"/>
       </w:pPr>
-      <w:bookmarkStart w:id="1047" w:name="_Toc900047"/>
+      <w:bookmarkStart w:id="1050" w:name="_Toc900050"/>
       <w:r>
         <w:rPr>
           <w:rFonts w:hint="eastAsia"/>
         </w:rPr>
-        <w:t>9.4 拜访关注要点</w:t>
+        <w:t>9.5 拜访关注要点</w:t>
       </w:r>
-      <w:bookmarkEnd w:id="1047"/>
+      <w:bookmarkEnd w:id="1050"/>
     </w:p>
     <w:p>
       <w:pPr>
@@ -17404,7 +20087,7 @@
           <w:b/>
           <w:sz w:val="21"/>
         </w:rPr>
-        <w:t>表14  无锡金源拜访关注要点</w:t>
+        <w:t>表16  无锡金源拜访关注要点</w:t>
       </w:r>
     </w:p>
     <w:tbl>
@@ -17581,7 +20264,7 @@
                 <w:color w:val="000000"/>
                 <w:sz w:val="21"/>
               </w:rPr>
-              <w:t>可比公司毛利率按材料属性分层：2025年非金属路线的珂玛科技53.94%、臻宝科技49.85%，金属路线的托伦斯27.14%、富创精密24.94%，含模组类产品的超科林15.72%。单一产品的波动幅度更大，托伦斯气体分布盘毛利率由2022年40.93%降至2023年20.05%。</w:t>
+              <w:t>可比公司毛利率按材料属性分层：2025年非金属路线的珂玛科技53.94%、臻宝科技49.85%，金属路线的先锋精科29.02%、托伦斯27.14%、京鼎精密25.14%、富创精密24.94%，含子系统与模组的超科林15.72%。单一产品的波动幅度更大，托伦斯气体分布盘毛利率由2022年40.93%降至2023年20.05%。</w:t>
             </w:r>
           </w:p>
         </w:tc>
@@ -17633,7 +20316,7 @@
                 <w:color w:val="000000"/>
                 <w:sz w:val="21"/>
               </w:rPr>
-              <w:t>主要客户为晶圆厂还是设备厂商，各自收入占比多少？前五名客户集中度是多少？已进入哪些客户的合格供应商名录，验证周期多长？新客户的开发流程与导入节奏如何？</w:t>
+              <w:t>主要客户为晶圆厂还是设备厂商，各自收入占比多少？前五名客户集中度是多少？已进入哪些客户的合格供应商名录，验证周期多长？</w:t>
             </w:r>
           </w:p>
         </w:tc>
@@ -17685,7 +20368,7 @@
                 <w:color w:val="000000"/>
                 <w:sz w:val="21"/>
               </w:rPr>
-              <w:t>原材料与采购价格</w:t>
+              <w:t>产品的材料与技术路线</w:t>
             </w:r>
           </w:p>
         </w:tc>
@@ -17708,7 +20391,7 @@
                 <w:color w:val="000000"/>
                 <w:sz w:val="21"/>
               </w:rPr>
-              <w:t>全氟醚橡胶等关键原材料是自制混炼还是外购？主要供应商的名称、规模与合作起始时间？同类材料向不同供应商的采购价格是否存在差异？</w:t>
+              <w:t>气体喷头与加热盘采用何种材料？加热盘是金属路线还是氮化铝陶瓷路线？产品的耐等离子体腐蚀性能与使用寿命指标如何？</w:t>
             </w:r>
           </w:p>
         </w:tc>
@@ -17731,7 +20414,7 @@
                 <w:color w:val="000000"/>
                 <w:sz w:val="21"/>
               </w:rPr>
-              <w:t>臻宝科技第二轮问询被追问：原材料通过委托加工与成品采购取得、主要供应商为境外企业且多数规模较小、不存在市场价格或可比公司披露的同类采购价格可供比较；并被追问石英主要供应商锦州士成成立当年即开展合作、同类材料采购价格明显低于其他供应商。</w:t>
+              <w:t>材料属性直接决定毛利率区间。碳化硅气体分配盘的使用寿命为硅气体分配盘的2至4倍；陶瓷零部件约1至3年更换一次，硅与碳化硅零部件更换周期相对更短。</w:t>
             </w:r>
           </w:p>
         </w:tc>
@@ -17760,7 +20443,7 @@
                 <w:color w:val="000000"/>
                 <w:sz w:val="21"/>
               </w:rPr>
-              <w:t>产能与扩产</w:t>
+              <w:t>原材料与采购价格</w:t>
             </w:r>
           </w:p>
         </w:tc>
@@ -17783,7 +20466,7 @@
                 <w:color w:val="000000"/>
                 <w:sz w:val="21"/>
               </w:rPr>
-              <w:t>现有产能、产能利用率与在手订单情况？是否有扩产计划，新增产能对应的客户需求测算依据？</w:t>
+              <w:t>全氟醚橡胶、陶瓷粉体等关键原材料是自制还是外购？主要供应商的名称、规模与合作起始时间？同类材料向不同供应商的采购价格是否存在差异？</w:t>
             </w:r>
           </w:p>
         </w:tc>
@@ -17806,7 +20489,7 @@
                 <w:color w:val="000000"/>
                 <w:sz w:val="21"/>
               </w:rPr>
-              <w:t>托伦斯2025年营业收入同比增长18.00%、增速较前期下滑，扣非后归母净利润较2024年略有减少，原因为扩产导致产能利用率下降、毛利率同比下滑，并在审核中心意见落实函中被要求说明产能消化风险。</w:t>
+              <w:t>臻宝科技第二轮问询被追问：原材料通过委托加工与成品采购取得、主要供应商为境外企业且多数规模较小、不存在市场价格或可比公司披露的同类采购价格可供比较；并被追问石英主要供应商成立当年即开展合作、同类材料采购价格明显低于其他供应商。</w:t>
             </w:r>
           </w:p>
         </w:tc>
@@ -17835,7 +20518,7 @@
                 <w:color w:val="000000"/>
                 <w:sz w:val="21"/>
               </w:rPr>
-              <w:t>研发投入与核心技术</w:t>
+              <w:t>产能与扩产</w:t>
             </w:r>
           </w:p>
         </w:tc>
@@ -17858,7 +20541,7 @@
                 <w:color w:val="000000"/>
                 <w:sz w:val="21"/>
               </w:rPr>
-              <w:t>近三年研发费用与占营业收入比重？核心技术的具体载体是什么？专利与非专利技术的构成？核心技术人员的界定与稳定性安排？</w:t>
+              <w:t>现有产能、产能利用率与在手订单情况？是否有扩产计划，新增产能对应的客户需求测算依据？</w:t>
             </w:r>
           </w:p>
         </w:tc>
@@ -17881,7 +20564,7 @@
                 <w:color w:val="000000"/>
                 <w:sz w:val="21"/>
               </w:rPr>
-              <w:t>可比公司2025年研发费用率平均5.71%，区间为1.56%至9.32%。技术先进性是四家样本企业均被问及的事项，托伦斯第二轮被要求说明高精度机械制造、焊接、表面处理三项核心工艺的技术水平。</w:t>
+              <w:t>托伦斯2025年营业收入同比增长18.00%、增速较前期下滑，扣非后归母净利润较2024年略有减少，原因为扩产导致产能利用率下降、毛利率同比下滑，并在审核中心意见落实函中被要求说明产能消化风险。</w:t>
             </w:r>
           </w:p>
         </w:tc>
@@ -17910,6 +20593,81 @@
                 <w:color w:val="000000"/>
                 <w:sz w:val="21"/>
               </w:rPr>
+              <w:t>研发投入与核心技术</w:t>
+            </w:r>
+          </w:p>
+        </w:tc>
+        <w:tc>
+          <w:tcPr>
+            <w:tcW w:w="1818" w:type="pct"/>
+            <w:tcBorders>
+              <w:top w:val="single" w:sz="4" w:space="0" w:color="010000"/>
+            </w:tcBorders>
+            <w:vAlign w:val="center"/>
+          </w:tcPr>
+          <w:p>
+            <w:pPr>
+              <w:jc w:val="left"/>
+            </w:pPr>
+            <w:r/>
+            <w:r>
+              <w:rPr>
+                <w:rFonts w:hint="eastAsia"/>
+                <w:color w:val="000000"/>
+                <w:sz w:val="21"/>
+              </w:rPr>
+              <w:t>近三年研发费用与占营业收入比重？核心技术的具体载体是什么？专利与非专利技术的构成？核心技术人员的界定与稳定性安排？</w:t>
+            </w:r>
+          </w:p>
+        </w:tc>
+        <w:tc>
+          <w:tcPr>
+            <w:tcW w:w="2545" w:type="pct"/>
+            <w:tcBorders>
+              <w:top w:val="single" w:sz="4" w:space="0" w:color="010000"/>
+            </w:tcBorders>
+            <w:vAlign w:val="center"/>
+          </w:tcPr>
+          <w:p>
+            <w:pPr>
+              <w:jc w:val="left"/>
+            </w:pPr>
+            <w:r/>
+            <w:r>
+              <w:rPr>
+                <w:rFonts w:hint="eastAsia"/>
+                <w:color w:val="000000"/>
+                <w:sz w:val="21"/>
+              </w:rPr>
+              <w:t>可比公司2025年研发费用率平均5.71%，区间为1.56%至9.32%。技术先进性是四家样本企业均被问及的事项，托伦斯第二轮被要求说明高精度机械制造、焊接、表面处理三项核心工艺的技术水平。</w:t>
+            </w:r>
+          </w:p>
+        </w:tc>
+      </w:tr>
+      <w:tr>
+        <w:trPr>
+          <w:cantSplit/>
+          <w:jc w:val="center"/>
+        </w:trPr>
+        <w:tc>
+          <w:tcPr>
+            <w:tcW w:w="636" w:type="pct"/>
+            <w:tcBorders>
+              <w:top w:val="single" w:sz="4" w:space="0" w:color="010000"/>
+            </w:tcBorders>
+            <w:vAlign w:val="center"/>
+          </w:tcPr>
+          <w:p>
+            <w:pPr>
+              <w:jc w:val="center"/>
+            </w:pPr>
+            <w:r/>
+            <w:r>
+              <w:rPr>
+                <w:rFonts w:hint="eastAsia"/>
+                <w:color w:val="000000"/>
+                <w:sz w:val="21"/>
+              </w:rPr>
               <w:t>加热盘产品线</w:t>
             </w:r>
           </w:p>
@@ -17933,7 +20691,7 @@
                 <w:color w:val="000000"/>
                 <w:sz w:val="21"/>
               </w:rPr>
-              <w:t>该产品线目前处于什么阶段？技术路线为金属还是陶瓷？后续规划如何？</w:t>
+              <w:t>该产品线目前处于什么阶段？后续规划如何？</w:t>
             </w:r>
           </w:p>
         </w:tc>
@@ -17956,7 +20714,7 @@
                 <w:color w:val="000000"/>
                 <w:sz w:val="21"/>
               </w:rPr>
-              <w:t>公司官网产品中心该栏目未列示具体型号。材料路线决定毛利率区间，托伦斯的金属加热器2023年毛利率14.39%，珂玛科技与臻宝科技的非金属路线2025年主营业务毛利率分别为53.94%与49.85%。</w:t>
+              <w:t>公司官网产品中心该栏目未列示具体型号。半导体陶瓷加热器全球市场2023年约14.28亿美元，预计2030年达21.56亿美元，目前主要由日本NGK／NTK、Sumitomo Electric等企业主导，国内国产化率不足10%。</w:t>
             </w:r>
           </w:p>
         </w:tc>
@@ -18135,14 +20893,14 @@
         </w:numPr>
         <w:spacing w:before="156" w:after="156"/>
       </w:pPr>
-      <w:bookmarkStart w:id="1048" w:name="_Toc900048"/>
+      <w:bookmarkStart w:id="1051" w:name="_Toc900051"/>
       <w:r>
         <w:rPr>
           <w:rFonts w:hint="eastAsia"/>
         </w:rPr>
-        <w:t>9.5 初步判断</w:t>
+        <w:t>9.6 初步判断</w:t>
       </w:r>
-      <w:bookmarkEnd w:id="1048"/>
+      <w:bookmarkEnd w:id="1051"/>
     </w:p>
     <w:p>
       <w:pPr>
@@ -18163,7 +20921,7 @@
         <w:rPr>
           <w:rFonts w:hint="eastAsia"/>
         </w:rPr>
-        <w:t>公司所处环节的需求端，2024年国内晶圆厂零部件采购额177.2亿元，其中向零部件厂商直接采购126.6亿元、占比71.4%，弗若斯特沙利文预计2029年该占比升至80.3%、金额达291.8亿元；非金属零部件2024年采购额113.5亿元，预计2029年达262.7亿元。同环节可比公司2025年出现增速分化，毛利率按材料属性分层：非金属路线的珂玛科技53.94%、臻宝科技49.85%；金属路线的先锋精科29.02%、托伦斯27.14%、京鼎精密25.14%、富创精密24.94%；含子系统与模组类产品的超科林15.72%。</w:t>
+        <w:t>公司所处环节的需求端，2024年国内晶圆厂零部件采购额177.2亿元，其中向零部件厂商直接采购126.6亿元、占比71.4%，按弗若斯特沙利文预测，2029年该占比升至80.3%、金额达291.8亿元。公司两条核心产品线对应的细分品类，刻蚀设备用气体分配盘2023年全球市场9.44亿美元、预计2030年达15.44亿美元，半导体陶瓷加热器2023年全球市场约14.28亿美元、预计2030年达21.56亿美元；两个品类目前均由境外厂商主导，气体分配盘国内尚无稳定量产企业，陶瓷加热器国产化率不足10%。</w:t>
       </w:r>
     </w:p>
     <w:p>
@@ -18171,7 +20929,7 @@
         <w:pStyle w:val="2"/>
         <w:spacing w:before="156" w:after="156"/>
       </w:pPr>
-      <w:bookmarkStart w:id="1049" w:name="_Toc900049"/>
+      <w:bookmarkStart w:id="1052" w:name="_Toc900052"/>
       <w:r>
         <w:rPr>
           <w:rFonts w:hint="eastAsia"/>
@@ -18179,7 +20937,7 @@
         </w:rPr>
         <w:t>主要数据来源与口径说明</w:t>
       </w:r>
-      <w:bookmarkEnd w:id="1049"/>
+      <w:bookmarkEnd w:id="1052"/>
     </w:p>
     <w:p>
       <w:pPr>
@@ -18189,7 +20947,7 @@
         <w:rPr>
           <w:rFonts w:hint="eastAsia"/>
         </w:rPr>
-        <w:t>本报告使用的数据分为四类。行业数据来自弗若斯特沙利文、SEMI等机构的统计，经臻宝科技与托伦斯招股说明书列示并由中介机构核查；可比公司经营与财务数据来自托伦斯招股说明书中的同行业可比公司比较章节，以及各公司定期报告与业绩快报；审核关注要点来自四家样本企业的审核问询函回复与招股说明书；标的公司信息来自企业信用信息公示与公司官网。</w:t>
+        <w:t>本报告使用的数据分为四类。行业数据来自弗若斯特沙利文、SEMI、QY Research、IC World等机构的统计，经臻宝科技与托伦斯招股说明书列示并由中介机构核查；可比公司经营与财务数据来自Wind整理成果、托伦斯招股说明书中的同行业可比公司比较章节，以及各公司定期报告与业绩快报；审核关注要点来自四家样本企业的审核问询函回复与招股说明书；标的公司信息来自企业信用信息公示与公司官网。</w:t>
       </w:r>
     </w:p>
     <w:p>
@@ -18200,7 +20958,18 @@
         <w:rPr>
           <w:rFonts w:hint="eastAsia"/>
         </w:rPr>
-        <w:t>口径方面，晶圆厂采购额与向零部件厂商直接采购额为两个不同口径，本报告分别列示，不作合并；毛利率因材料属性与产品形态差异较大，跨材料路线的比较均注明产品属性，不直接排序优劣；募集资金相关数据存在三种口径，本报告分别标注：托伦斯为招股说明书列示的募投项目拟投入募集资金合计，神州半导体为招股说明书（申报稿）列示的募集资金总额，臻宝科技为发行完成后的实际募集资金总额，三者不作比较。2025年可比公司数据中，部分公司尚未披露年报，采用前三季度数据或业绩快报区间值，已在表注中说明；Ferrotec采用其财政年度口径，与境内公司会计年度不一致，涉及该公司的数据不与其他公司直接比较。公司层面的净利率为按归母净利润除以营业收入计算，非披露值。</w:t>
+        <w:t>口径方面，晶圆厂采购额与向零部件厂商直接采购额为两个不同口径，本报告分别列示，不作合并；毛利率因材料属性与产品形态差异较大，跨材料路线的比较均注明产品属性，不直接排序优劣；细分品类的市场规模数据基期与预测期不一致，本报告分别标注，不作横向比较；募集资金相关数据存在三种口径，本报告分别标注：托伦斯为招股说明书列示的募投项目拟投入募集资金合计，神州半导体为招股说明书（申报稿）列示的募集资金总额，臻宝科技为发行完成后的实际募集资金总额，三者不作比较。2025年可比公司数据中，部分公司尚未披露年报，采用前三季度数据或业绩快报区间值，已在表注中说明；Ferrotec采用其财政年度口径，与境内公司会计年度不一致，涉及该公司的数据不与其他公司直接比较。公司层面的净利率为按归母净利润除以营业收入计算，非披露值。</w:t>
+      </w:r>
+    </w:p>
+    <w:p>
+      <w:pPr>
+        <w:pStyle w:val="a0"/>
+      </w:pPr>
+      <w:r>
+        <w:rPr>
+          <w:rFonts w:hint="eastAsia"/>
+        </w:rPr>
+        <w:t>半导体用密封件品类目前无独立的公开市场规模统计，本报告对该品类仅列示产品与厂商情况，不列示规模数据。</w:t>
       </w:r>
     </w:p>
     <w:p>

--- a/output/金源/无锡金源半导体研究.docx
+++ b/output/金源/无锡金源半导体研究.docx
@@ -1801,7 +1801,7 @@
                 <w:sz w:val="24"/>
                 <w:szCs w:val="24"/>
               </w:rPr>
-              <w:t>11</w:t>
+              <w:t>12</w:t>
             </w:r>
             <w:r>
               <w:rPr>
@@ -2534,7 +2534,7 @@
                 <w:sz w:val="24"/>
                 <w:szCs w:val="24"/>
               </w:rPr>
-              <w:t xml:space="preserve">6.1 境内上市与在审企业一览</w:t>
+              <w:t xml:space="preserve">6.1 零部件与耗材环节的境内上市与在审企业</w:t>
             </w:r>
             <w:r>
               <w:rPr>
@@ -2623,7 +2623,7 @@
                 <w:sz w:val="24"/>
                 <w:szCs w:val="24"/>
               </w:rPr>
-              <w:t xml:space="preserve">6.2 辅导备案中的企业</w:t>
+              <w:t xml:space="preserve">6.2 已上市的产业链相关公司一览</w:t>
             </w:r>
             <w:r>
               <w:rPr>
@@ -2673,91 +2673,11 @@
                 <w:sz w:val="24"/>
                 <w:szCs w:val="24"/>
               </w:rPr>
-              <w:t>15</w:t>
-            </w:r>
-            <w:r>
-              <w:rPr>
-                <w:rFonts w:eastAsia="宋体"/>
-                <w:webHidden/>
-                <w:noProof/>
-                <w:sz w:val="24"/>
-                <w:szCs w:val="24"/>
-              </w:rPr>
-              <w:fldChar w:fldCharType="end"/>
-            </w:r>
-          </w:hyperlink>
-        </w:p>
-        <w:p>
-          <w:pPr>
-            <w:pStyle w:val="TOC1"/>
-            <w:tabs>
-              <w:tab w:val="right" w:leader="dot" w:pos="8299"/>
-            </w:tabs>
-            <w:spacing w:line="360" w:lineRule="auto"/>
-            <w:rPr>
-              <w:noProof/>
-              <w:sz w:val="24"/>
-              <w:szCs w:val="24"/>
-            </w:rPr>
-          </w:pPr>
-          <w:hyperlink w:anchor="_Toc900030" w:history="1">
-            <w:r>
-              <w:rPr>
-                <w:rStyle w:val="a5"/>
-                <w:bCs w:val="0"/>
-                <w:noProof/>
-                <w:sz w:val="24"/>
-                <w:szCs w:val="24"/>
-              </w:rPr>
-              <w:t xml:space="preserve">七、 首次公开发行审核关注要点</w:t>
-            </w:r>
-            <w:r>
-              <w:rPr>
-                <w:webHidden/>
-                <w:noProof/>
-                <w:sz w:val="24"/>
-                <w:szCs w:val="24"/>
-              </w:rPr>
-              <w:tab/>
-            </w:r>
-            <w:r>
-              <w:rPr>
-                <w:webHidden/>
-                <w:noProof/>
-                <w:sz w:val="24"/>
-                <w:szCs w:val="24"/>
-              </w:rPr>
-              <w:fldChar w:fldCharType="begin"/>
-            </w:r>
-            <w:r>
-              <w:rPr>
-                <w:webHidden/>
-                <w:noProof/>
-                <w:sz w:val="24"/>
-                <w:szCs w:val="24"/>
-              </w:rPr>
-              <w:instrText xml:space="preserve"> PAGEREF _Toc900030 \h </w:instrText>
-            </w:r>
-            <w:r>
-              <w:rPr>
-                <w:webHidden/>
-                <w:noProof/>
-                <w:sz w:val="24"/>
-                <w:szCs w:val="24"/>
-              </w:rPr>
-              <w:fldChar w:fldCharType="separate"/>
-            </w:r>
-            <w:r>
-              <w:rPr>
-                <w:webHidden/>
-                <w:noProof/>
-                <w:sz w:val="24"/>
-                <w:szCs w:val="24"/>
-              </w:rPr>
-              <w:t>15</w:t>
-            </w:r>
-            <w:r>
-              <w:rPr>
+              <w:t>18</w:t>
+            </w:r>
+            <w:r>
+              <w:rPr>
+                <w:rFonts w:eastAsia="宋体"/>
                 <w:webHidden/>
                 <w:noProof/>
                 <w:sz w:val="24"/>
@@ -2782,7 +2702,7 @@
               <w:szCs w:val="24"/>
             </w:rPr>
           </w:pPr>
-          <w:hyperlink w:anchor="_Toc900031" w:history="1">
+          <w:hyperlink w:anchor="_Toc900030" w:history="1">
             <w:r>
               <w:rPr>
                 <w:rStyle w:val="a5"/>
@@ -2792,7 +2712,7 @@
                 <w:sz w:val="24"/>
                 <w:szCs w:val="24"/>
               </w:rPr>
-              <w:t xml:space="preserve">7.1 样本与甄别方法</w:t>
+              <w:t xml:space="preserve">6.3 辅导备案中的企业</w:t>
             </w:r>
             <w:r>
               <w:rPr>
@@ -2822,11 +2742,93 @@
                 <w:sz w:val="24"/>
                 <w:szCs w:val="24"/>
               </w:rPr>
+              <w:instrText xml:space="preserve"> PAGEREF _Toc900030 \h </w:instrText>
+            </w:r>
+            <w:r>
+              <w:rPr>
+                <w:rFonts w:eastAsia="宋体"/>
+                <w:webHidden/>
+                <w:noProof/>
+                <w:sz w:val="24"/>
+                <w:szCs w:val="24"/>
+              </w:rPr>
+              <w:fldChar w:fldCharType="separate"/>
+            </w:r>
+            <w:r>
+              <w:rPr>
+                <w:rFonts w:eastAsia="宋体"/>
+                <w:webHidden/>
+                <w:noProof/>
+                <w:sz w:val="24"/>
+                <w:szCs w:val="24"/>
+              </w:rPr>
+              <w:t>19</w:t>
+            </w:r>
+            <w:r>
+              <w:rPr>
+                <w:rFonts w:eastAsia="宋体"/>
+                <w:webHidden/>
+                <w:noProof/>
+                <w:sz w:val="24"/>
+                <w:szCs w:val="24"/>
+              </w:rPr>
+              <w:fldChar w:fldCharType="end"/>
+            </w:r>
+          </w:hyperlink>
+        </w:p>
+        <w:p>
+          <w:pPr>
+            <w:pStyle w:val="TOC1"/>
+            <w:tabs>
+              <w:tab w:val="right" w:leader="dot" w:pos="8299"/>
+            </w:tabs>
+            <w:spacing w:line="360" w:lineRule="auto"/>
+            <w:rPr>
+              <w:noProof/>
+              <w:sz w:val="24"/>
+              <w:szCs w:val="24"/>
+            </w:rPr>
+          </w:pPr>
+          <w:hyperlink w:anchor="_Toc900031" w:history="1">
+            <w:r>
+              <w:rPr>
+                <w:rStyle w:val="a5"/>
+                <w:bCs w:val="0"/>
+                <w:noProof/>
+                <w:sz w:val="24"/>
+                <w:szCs w:val="24"/>
+              </w:rPr>
+              <w:t xml:space="preserve">七、 首次公开发行审核关注要点</w:t>
+            </w:r>
+            <w:r>
+              <w:rPr>
+                <w:webHidden/>
+                <w:noProof/>
+                <w:sz w:val="24"/>
+                <w:szCs w:val="24"/>
+              </w:rPr>
+              <w:tab/>
+            </w:r>
+            <w:r>
+              <w:rPr>
+                <w:webHidden/>
+                <w:noProof/>
+                <w:sz w:val="24"/>
+                <w:szCs w:val="24"/>
+              </w:rPr>
+              <w:fldChar w:fldCharType="begin"/>
+            </w:r>
+            <w:r>
+              <w:rPr>
+                <w:webHidden/>
+                <w:noProof/>
+                <w:sz w:val="24"/>
+                <w:szCs w:val="24"/>
+              </w:rPr>
               <w:instrText xml:space="preserve"> PAGEREF _Toc900031 \h </w:instrText>
             </w:r>
             <w:r>
               <w:rPr>
-                <w:rFonts w:eastAsia="宋体"/>
                 <w:webHidden/>
                 <w:noProof/>
                 <w:sz w:val="24"/>
@@ -2836,17 +2838,15 @@
             </w:r>
             <w:r>
               <w:rPr>
-                <w:rFonts w:eastAsia="宋体"/>
-                <w:webHidden/>
-                <w:noProof/>
-                <w:sz w:val="24"/>
-                <w:szCs w:val="24"/>
-              </w:rPr>
-              <w:t>15</w:t>
-            </w:r>
-            <w:r>
-              <w:rPr>
-                <w:rFonts w:eastAsia="宋体"/>
+                <w:webHidden/>
+                <w:noProof/>
+                <w:sz w:val="24"/>
+                <w:szCs w:val="24"/>
+              </w:rPr>
+              <w:t>19</w:t>
+            </w:r>
+            <w:r>
+              <w:rPr>
                 <w:webHidden/>
                 <w:noProof/>
                 <w:sz w:val="24"/>
@@ -2881,7 +2881,7 @@
                 <w:sz w:val="24"/>
                 <w:szCs w:val="24"/>
               </w:rPr>
-              <w:t xml:space="preserve">7.2 问题的收敛过程</w:t>
+              <w:t xml:space="preserve">7.1 样本与甄别方法</w:t>
             </w:r>
             <w:r>
               <w:rPr>
@@ -2931,7 +2931,7 @@
                 <w:sz w:val="24"/>
                 <w:szCs w:val="24"/>
               </w:rPr>
-              <w:t>16</w:t>
+              <w:t>19</w:t>
             </w:r>
             <w:r>
               <w:rPr>
@@ -2970,7 +2970,7 @@
                 <w:sz w:val="24"/>
                 <w:szCs w:val="24"/>
               </w:rPr>
-              <w:t xml:space="preserve">7.3 关注点之一：毛利率</w:t>
+              <w:t xml:space="preserve">7.2 问题的收敛过程</w:t>
             </w:r>
             <w:r>
               <w:rPr>
@@ -3020,7 +3020,7 @@
                 <w:sz w:val="24"/>
                 <w:szCs w:val="24"/>
               </w:rPr>
-              <w:t>17</w:t>
+              <w:t>20</w:t>
             </w:r>
             <w:r>
               <w:rPr>
@@ -3059,7 +3059,7 @@
                 <w:sz w:val="24"/>
                 <w:szCs w:val="24"/>
               </w:rPr>
-              <w:t xml:space="preserve">7.4 关注点之二：技术先进性与核心技术</w:t>
+              <w:t xml:space="preserve">7.3 关注点之一：毛利率</w:t>
             </w:r>
             <w:r>
               <w:rPr>
@@ -3109,7 +3109,7 @@
                 <w:sz w:val="24"/>
                 <w:szCs w:val="24"/>
               </w:rPr>
-              <w:t>18</w:t>
+              <w:t>22</w:t>
             </w:r>
             <w:r>
               <w:rPr>
@@ -3148,7 +3148,7 @@
                 <w:sz w:val="24"/>
                 <w:szCs w:val="24"/>
               </w:rPr>
-              <w:t xml:space="preserve">7.5 关注点之三：收入与业绩可持续性</w:t>
+              <w:t xml:space="preserve">7.4 关注点之二：技术先进性与核心技术</w:t>
             </w:r>
             <w:r>
               <w:rPr>
@@ -3198,7 +3198,7 @@
                 <w:sz w:val="24"/>
                 <w:szCs w:val="24"/>
               </w:rPr>
-              <w:t>18</w:t>
+              <w:t>23</w:t>
             </w:r>
             <w:r>
               <w:rPr>
@@ -3237,7 +3237,7 @@
                 <w:sz w:val="24"/>
                 <w:szCs w:val="24"/>
               </w:rPr>
-              <w:t xml:space="preserve">7.6 关注点之四：客户与供应商</w:t>
+              <w:t xml:space="preserve">7.5 关注点之三：技术来源与出资合法性</w:t>
             </w:r>
             <w:r>
               <w:rPr>
@@ -3287,7 +3287,7 @@
                 <w:sz w:val="24"/>
                 <w:szCs w:val="24"/>
               </w:rPr>
-              <w:t>18</w:t>
+              <w:t>24</w:t>
             </w:r>
             <w:r>
               <w:rPr>
@@ -3326,7 +3326,7 @@
                 <w:sz w:val="24"/>
                 <w:szCs w:val="24"/>
               </w:rPr>
-              <w:t xml:space="preserve">7.7 关注点之五：募投项目与产能消化</w:t>
+              <w:t xml:space="preserve">7.6 关注点之四：收入与业绩可持续性</w:t>
             </w:r>
             <w:r>
               <w:rPr>
@@ -3376,7 +3376,7 @@
                 <w:sz w:val="24"/>
                 <w:szCs w:val="24"/>
               </w:rPr>
-              <w:t>18</w:t>
+              <w:t>24</w:t>
             </w:r>
             <w:r>
               <w:rPr>
@@ -3415,7 +3415,7 @@
                 <w:sz w:val="24"/>
                 <w:szCs w:val="24"/>
               </w:rPr>
-              <w:t xml:space="preserve">7.8 关注点之六：股权、历史沿革与实际控制人</w:t>
+              <w:t xml:space="preserve">7.7 关注点之五：客户与供应商</w:t>
             </w:r>
             <w:r>
               <w:rPr>
@@ -3465,7 +3465,7 @@
                 <w:sz w:val="24"/>
                 <w:szCs w:val="24"/>
               </w:rPr>
-              <w:t>18</w:t>
+              <w:t>25</w:t>
             </w:r>
             <w:r>
               <w:rPr>
@@ -3504,7 +3504,7 @@
                 <w:sz w:val="24"/>
                 <w:szCs w:val="24"/>
               </w:rPr>
-              <w:t xml:space="preserve">7.9 单家特有的关注点</w:t>
+              <w:t xml:space="preserve">7.8 关注点之六：产销勾稽与投入产出</w:t>
             </w:r>
             <w:r>
               <w:rPr>
@@ -3554,7 +3554,7 @@
                 <w:sz w:val="24"/>
                 <w:szCs w:val="24"/>
               </w:rPr>
-              <w:t>19</w:t>
+              <w:t>25</w:t>
             </w:r>
             <w:r>
               <w:rPr>
@@ -3570,12 +3570,14 @@
         </w:p>
         <w:p>
           <w:pPr>
-            <w:pStyle w:val="TOC1"/>
+            <w:pStyle w:val="TOC2"/>
             <w:tabs>
               <w:tab w:val="right" w:leader="dot" w:pos="8299"/>
             </w:tabs>
             <w:spacing w:line="360" w:lineRule="auto"/>
+            <w:ind w:left="400"/>
             <w:rPr>
+              <w:rFonts w:eastAsia="宋体"/>
               <w:noProof/>
               <w:sz w:val="24"/>
               <w:szCs w:val="24"/>
@@ -3585,15 +3587,17 @@
             <w:r>
               <w:rPr>
                 <w:rStyle w:val="a5"/>
-                <w:bCs w:val="0"/>
-                <w:noProof/>
-                <w:sz w:val="24"/>
-                <w:szCs w:val="24"/>
-              </w:rPr>
-              <w:t xml:space="preserve">八、 与国泰海通相关的产业链公司</w:t>
-            </w:r>
-            <w:r>
-              <w:rPr>
+                <w:rFonts w:eastAsia="宋体" w:cs="宋体"/>
+                <w:bCs/>
+                <w:noProof/>
+                <w:sz w:val="24"/>
+                <w:szCs w:val="24"/>
+              </w:rPr>
+              <w:t xml:space="preserve">7.9 关注点之七：募投项目与产能消化</w:t>
+            </w:r>
+            <w:r>
+              <w:rPr>
+                <w:rFonts w:eastAsia="宋体"/>
                 <w:webHidden/>
                 <w:noProof/>
                 <w:sz w:val="24"/>
@@ -3603,6 +3607,7 @@
             </w:r>
             <w:r>
               <w:rPr>
+                <w:rFonts w:eastAsia="宋体"/>
                 <w:webHidden/>
                 <w:noProof/>
                 <w:sz w:val="24"/>
@@ -3612,6 +3617,7 @@
             </w:r>
             <w:r>
               <w:rPr>
+                <w:rFonts w:eastAsia="宋体"/>
                 <w:webHidden/>
                 <w:noProof/>
                 <w:sz w:val="24"/>
@@ -3621,6 +3627,7 @@
             </w:r>
             <w:r>
               <w:rPr>
+                <w:rFonts w:eastAsia="宋体"/>
                 <w:webHidden/>
                 <w:noProof/>
                 <w:sz w:val="24"/>
@@ -3630,15 +3637,17 @@
             </w:r>
             <w:r>
               <w:rPr>
-                <w:webHidden/>
-                <w:noProof/>
-                <w:sz w:val="24"/>
-                <w:szCs w:val="24"/>
-              </w:rPr>
-              <w:t>19</w:t>
-            </w:r>
-            <w:r>
-              <w:rPr>
+                <w:rFonts w:eastAsia="宋体"/>
+                <w:webHidden/>
+                <w:noProof/>
+                <w:sz w:val="24"/>
+                <w:szCs w:val="24"/>
+              </w:rPr>
+              <w:t>26</w:t>
+            </w:r>
+            <w:r>
+              <w:rPr>
+                <w:rFonts w:eastAsia="宋体"/>
                 <w:webHidden/>
                 <w:noProof/>
                 <w:sz w:val="24"/>
@@ -3673,7 +3682,7 @@
                 <w:sz w:val="24"/>
                 <w:szCs w:val="24"/>
               </w:rPr>
-              <w:t xml:space="preserve">8.1 在审与辅导中的项目</w:t>
+              <w:t xml:space="preserve">7.10 关注点之八：股权、关联方与共用资源</w:t>
             </w:r>
             <w:r>
               <w:rPr>
@@ -3723,7 +3732,7 @@
                 <w:sz w:val="24"/>
                 <w:szCs w:val="24"/>
               </w:rPr>
-              <w:t>19</w:t>
+              <w:t>26</w:t>
             </w:r>
             <w:r>
               <w:rPr>
@@ -3762,7 +3771,7 @@
                 <w:sz w:val="24"/>
                 <w:szCs w:val="24"/>
               </w:rPr>
-              <w:t xml:space="preserve">8.2 已保荐上市的相关公司</w:t>
+              <w:t xml:space="preserve">7.11 单家特有的关注点</w:t>
             </w:r>
             <w:r>
               <w:rPr>
@@ -3812,7 +3821,7 @@
                 <w:sz w:val="24"/>
                 <w:szCs w:val="24"/>
               </w:rPr>
-              <w:t>20</w:t>
+              <w:t>26</w:t>
             </w:r>
             <w:r>
               <w:rPr>
@@ -3828,14 +3837,12 @@
         </w:p>
         <w:p>
           <w:pPr>
-            <w:pStyle w:val="TOC2"/>
+            <w:pStyle w:val="TOC1"/>
             <w:tabs>
               <w:tab w:val="right" w:leader="dot" w:pos="8299"/>
             </w:tabs>
             <w:spacing w:line="360" w:lineRule="auto"/>
-            <w:ind w:left="400"/>
             <w:rPr>
-              <w:rFonts w:eastAsia="宋体"/>
               <w:noProof/>
               <w:sz w:val="24"/>
               <w:szCs w:val="24"/>
@@ -3845,17 +3852,15 @@
             <w:r>
               <w:rPr>
                 <w:rStyle w:val="a5"/>
-                <w:rFonts w:eastAsia="宋体" w:cs="宋体"/>
-                <w:bCs/>
-                <w:noProof/>
-                <w:sz w:val="24"/>
-                <w:szCs w:val="24"/>
-              </w:rPr>
-              <w:t xml:space="preserve">8.3 曾保荐但已终止的公司</w:t>
-            </w:r>
-            <w:r>
-              <w:rPr>
-                <w:rFonts w:eastAsia="宋体"/>
+                <w:bCs w:val="0"/>
+                <w:noProof/>
+                <w:sz w:val="24"/>
+                <w:szCs w:val="24"/>
+              </w:rPr>
+              <w:t xml:space="preserve">八、 与国泰海通相关的产业链公司</w:t>
+            </w:r>
+            <w:r>
+              <w:rPr>
                 <w:webHidden/>
                 <w:noProof/>
                 <w:sz w:val="24"/>
@@ -3865,7 +3870,6 @@
             </w:r>
             <w:r>
               <w:rPr>
-                <w:rFonts w:eastAsia="宋体"/>
                 <w:webHidden/>
                 <w:noProof/>
                 <w:sz w:val="24"/>
@@ -3875,7 +3879,6 @@
             </w:r>
             <w:r>
               <w:rPr>
-                <w:rFonts w:eastAsia="宋体"/>
                 <w:webHidden/>
                 <w:noProof/>
                 <w:sz w:val="24"/>
@@ -3885,7 +3888,6 @@
             </w:r>
             <w:r>
               <w:rPr>
-                <w:rFonts w:eastAsia="宋体"/>
                 <w:webHidden/>
                 <w:noProof/>
                 <w:sz w:val="24"/>
@@ -3895,17 +3897,15 @@
             </w:r>
             <w:r>
               <w:rPr>
-                <w:rFonts w:eastAsia="宋体"/>
-                <w:webHidden/>
-                <w:noProof/>
-                <w:sz w:val="24"/>
-                <w:szCs w:val="24"/>
-              </w:rPr>
-              <w:t>20</w:t>
-            </w:r>
-            <w:r>
-              <w:rPr>
-                <w:rFonts w:eastAsia="宋体"/>
+                <w:webHidden/>
+                <w:noProof/>
+                <w:sz w:val="24"/>
+                <w:szCs w:val="24"/>
+              </w:rPr>
+              <w:t>27</w:t>
+            </w:r>
+            <w:r>
+              <w:rPr>
                 <w:webHidden/>
                 <w:noProof/>
                 <w:sz w:val="24"/>
@@ -3940,7 +3940,7 @@
                 <w:sz w:val="24"/>
                 <w:szCs w:val="24"/>
               </w:rPr>
-              <w:t xml:space="preserve">8.4 主体沿革</w:t>
+              <w:t xml:space="preserve">8.1 在审与辅导中的项目</w:t>
             </w:r>
             <w:r>
               <w:rPr>
@@ -3990,7 +3990,7 @@
                 <w:sz w:val="24"/>
                 <w:szCs w:val="24"/>
               </w:rPr>
-              <w:t>20</w:t>
+              <w:t>27</w:t>
             </w:r>
             <w:r>
               <w:rPr>
@@ -4006,12 +4006,14 @@
         </w:p>
         <w:p>
           <w:pPr>
-            <w:pStyle w:val="TOC1"/>
+            <w:pStyle w:val="TOC2"/>
             <w:tabs>
               <w:tab w:val="right" w:leader="dot" w:pos="8299"/>
             </w:tabs>
             <w:spacing w:line="360" w:lineRule="auto"/>
+            <w:ind w:left="400"/>
             <w:rPr>
+              <w:rFonts w:eastAsia="宋体"/>
               <w:noProof/>
               <w:sz w:val="24"/>
               <w:szCs w:val="24"/>
@@ -4021,15 +4023,17 @@
             <w:r>
               <w:rPr>
                 <w:rStyle w:val="a5"/>
-                <w:bCs w:val="0"/>
-                <w:noProof/>
-                <w:sz w:val="24"/>
-                <w:szCs w:val="24"/>
-              </w:rPr>
-              <w:t xml:space="preserve">九、 无锡金源的产业链定位与拜访关注要点</w:t>
-            </w:r>
-            <w:r>
-              <w:rPr>
+                <w:rFonts w:eastAsia="宋体" w:cs="宋体"/>
+                <w:bCs/>
+                <w:noProof/>
+                <w:sz w:val="24"/>
+                <w:szCs w:val="24"/>
+              </w:rPr>
+              <w:t xml:space="preserve">8.2 已保荐上市的相关公司</w:t>
+            </w:r>
+            <w:r>
+              <w:rPr>
+                <w:rFonts w:eastAsia="宋体"/>
                 <w:webHidden/>
                 <w:noProof/>
                 <w:sz w:val="24"/>
@@ -4039,6 +4043,7 @@
             </w:r>
             <w:r>
               <w:rPr>
+                <w:rFonts w:eastAsia="宋体"/>
                 <w:webHidden/>
                 <w:noProof/>
                 <w:sz w:val="24"/>
@@ -4048,6 +4053,7 @@
             </w:r>
             <w:r>
               <w:rPr>
+                <w:rFonts w:eastAsia="宋体"/>
                 <w:webHidden/>
                 <w:noProof/>
                 <w:sz w:val="24"/>
@@ -4057,6 +4063,7 @@
             </w:r>
             <w:r>
               <w:rPr>
+                <w:rFonts w:eastAsia="宋体"/>
                 <w:webHidden/>
                 <w:noProof/>
                 <w:sz w:val="24"/>
@@ -4066,15 +4073,17 @@
             </w:r>
             <w:r>
               <w:rPr>
-                <w:webHidden/>
-                <w:noProof/>
-                <w:sz w:val="24"/>
-                <w:szCs w:val="24"/>
-              </w:rPr>
-              <w:t>20</w:t>
-            </w:r>
-            <w:r>
-              <w:rPr>
+                <w:rFonts w:eastAsia="宋体"/>
+                <w:webHidden/>
+                <w:noProof/>
+                <w:sz w:val="24"/>
+                <w:szCs w:val="24"/>
+              </w:rPr>
+              <w:t>27</w:t>
+            </w:r>
+            <w:r>
+              <w:rPr>
+                <w:rFonts w:eastAsia="宋体"/>
                 <w:webHidden/>
                 <w:noProof/>
                 <w:sz w:val="24"/>
@@ -4109,7 +4118,7 @@
                 <w:sz w:val="24"/>
                 <w:szCs w:val="24"/>
               </w:rPr>
-              <w:t xml:space="preserve">9.1 公司概况</w:t>
+              <w:t xml:space="preserve">8.3 已保荐的再融资项目</w:t>
             </w:r>
             <w:r>
               <w:rPr>
@@ -4159,7 +4168,7 @@
                 <w:sz w:val="24"/>
                 <w:szCs w:val="24"/>
               </w:rPr>
-              <w:t>20</w:t>
+              <w:t>28</w:t>
             </w:r>
             <w:r>
               <w:rPr>
@@ -4198,7 +4207,7 @@
                 <w:sz w:val="24"/>
                 <w:szCs w:val="24"/>
               </w:rPr>
-              <w:t xml:space="preserve">9.2 产品体系</w:t>
+              <w:t xml:space="preserve">8.4 曾保荐但已终止的公司</w:t>
             </w:r>
             <w:r>
               <w:rPr>
@@ -4248,7 +4257,7 @@
                 <w:sz w:val="24"/>
                 <w:szCs w:val="24"/>
               </w:rPr>
-              <w:t>20</w:t>
+              <w:t>28</w:t>
             </w:r>
             <w:r>
               <w:rPr>
@@ -4287,7 +4296,7 @@
                 <w:sz w:val="24"/>
                 <w:szCs w:val="24"/>
               </w:rPr>
-              <w:t xml:space="preserve">9.3 产业链生态位</w:t>
+              <w:t xml:space="preserve">8.5 主体沿革</w:t>
             </w:r>
             <w:r>
               <w:rPr>
@@ -4337,7 +4346,7 @@
                 <w:sz w:val="24"/>
                 <w:szCs w:val="24"/>
               </w:rPr>
-              <w:t>21</w:t>
+              <w:t>28</w:t>
             </w:r>
             <w:r>
               <w:rPr>
@@ -4353,14 +4362,12 @@
         </w:p>
         <w:p>
           <w:pPr>
-            <w:pStyle w:val="TOC2"/>
+            <w:pStyle w:val="TOC1"/>
             <w:tabs>
               <w:tab w:val="right" w:leader="dot" w:pos="8299"/>
             </w:tabs>
             <w:spacing w:line="360" w:lineRule="auto"/>
-            <w:ind w:left="400"/>
             <w:rPr>
-              <w:rFonts w:eastAsia="宋体"/>
               <w:noProof/>
               <w:sz w:val="24"/>
               <w:szCs w:val="24"/>
@@ -4370,17 +4377,15 @@
             <w:r>
               <w:rPr>
                 <w:rStyle w:val="a5"/>
-                <w:rFonts w:eastAsia="宋体" w:cs="宋体"/>
-                <w:bCs/>
-                <w:noProof/>
-                <w:sz w:val="24"/>
-                <w:szCs w:val="24"/>
-              </w:rPr>
-              <w:t xml:space="preserve">9.4 同环节可比公司</w:t>
-            </w:r>
-            <w:r>
-              <w:rPr>
-                <w:rFonts w:eastAsia="宋体"/>
+                <w:bCs w:val="0"/>
+                <w:noProof/>
+                <w:sz w:val="24"/>
+                <w:szCs w:val="24"/>
+              </w:rPr>
+              <w:t xml:space="preserve">九、 无锡金源的产业链定位与拜访关注要点</w:t>
+            </w:r>
+            <w:r>
+              <w:rPr>
                 <w:webHidden/>
                 <w:noProof/>
                 <w:sz w:val="24"/>
@@ -4390,7 +4395,6 @@
             </w:r>
             <w:r>
               <w:rPr>
-                <w:rFonts w:eastAsia="宋体"/>
                 <w:webHidden/>
                 <w:noProof/>
                 <w:sz w:val="24"/>
@@ -4400,7 +4404,6 @@
             </w:r>
             <w:r>
               <w:rPr>
-                <w:rFonts w:eastAsia="宋体"/>
                 <w:webHidden/>
                 <w:noProof/>
                 <w:sz w:val="24"/>
@@ -4410,7 +4413,6 @@
             </w:r>
             <w:r>
               <w:rPr>
-                <w:rFonts w:eastAsia="宋体"/>
                 <w:webHidden/>
                 <w:noProof/>
                 <w:sz w:val="24"/>
@@ -4420,17 +4422,15 @@
             </w:r>
             <w:r>
               <w:rPr>
-                <w:rFonts w:eastAsia="宋体"/>
-                <w:webHidden/>
-                <w:noProof/>
-                <w:sz w:val="24"/>
-                <w:szCs w:val="24"/>
-              </w:rPr>
-              <w:t>21</w:t>
-            </w:r>
-            <w:r>
-              <w:rPr>
-                <w:rFonts w:eastAsia="宋体"/>
+                <w:webHidden/>
+                <w:noProof/>
+                <w:sz w:val="24"/>
+                <w:szCs w:val="24"/>
+              </w:rPr>
+              <w:t>28</w:t>
+            </w:r>
+            <w:r>
+              <w:rPr>
                 <w:webHidden/>
                 <w:noProof/>
                 <w:sz w:val="24"/>
@@ -4465,7 +4465,7 @@
                 <w:sz w:val="24"/>
                 <w:szCs w:val="24"/>
               </w:rPr>
-              <w:t xml:space="preserve">9.5 拜访关注要点</w:t>
+              <w:t xml:space="preserve">9.1 公司概况</w:t>
             </w:r>
             <w:r>
               <w:rPr>
@@ -4515,7 +4515,7 @@
                 <w:sz w:val="24"/>
                 <w:szCs w:val="24"/>
               </w:rPr>
-              <w:t>22</w:t>
+              <w:t>28</w:t>
             </w:r>
             <w:r>
               <w:rPr>
@@ -4554,6 +4554,362 @@
                 <w:sz w:val="24"/>
                 <w:szCs w:val="24"/>
               </w:rPr>
+              <w:t xml:space="preserve">9.2 产品体系</w:t>
+            </w:r>
+            <w:r>
+              <w:rPr>
+                <w:rFonts w:eastAsia="宋体"/>
+                <w:webHidden/>
+                <w:noProof/>
+                <w:sz w:val="24"/>
+                <w:szCs w:val="24"/>
+              </w:rPr>
+              <w:tab/>
+            </w:r>
+            <w:r>
+              <w:rPr>
+                <w:rFonts w:eastAsia="宋体"/>
+                <w:webHidden/>
+                <w:noProof/>
+                <w:sz w:val="24"/>
+                <w:szCs w:val="24"/>
+              </w:rPr>
+              <w:fldChar w:fldCharType="begin"/>
+            </w:r>
+            <w:r>
+              <w:rPr>
+                <w:rFonts w:eastAsia="宋体"/>
+                <w:webHidden/>
+                <w:noProof/>
+                <w:sz w:val="24"/>
+                <w:szCs w:val="24"/>
+              </w:rPr>
+              <w:instrText xml:space="preserve"> PAGEREF _Toc900051 \h </w:instrText>
+            </w:r>
+            <w:r>
+              <w:rPr>
+                <w:rFonts w:eastAsia="宋体"/>
+                <w:webHidden/>
+                <w:noProof/>
+                <w:sz w:val="24"/>
+                <w:szCs w:val="24"/>
+              </w:rPr>
+              <w:fldChar w:fldCharType="separate"/>
+            </w:r>
+            <w:r>
+              <w:rPr>
+                <w:rFonts w:eastAsia="宋体"/>
+                <w:webHidden/>
+                <w:noProof/>
+                <w:sz w:val="24"/>
+                <w:szCs w:val="24"/>
+              </w:rPr>
+              <w:t>29</w:t>
+            </w:r>
+            <w:r>
+              <w:rPr>
+                <w:rFonts w:eastAsia="宋体"/>
+                <w:webHidden/>
+                <w:noProof/>
+                <w:sz w:val="24"/>
+                <w:szCs w:val="24"/>
+              </w:rPr>
+              <w:fldChar w:fldCharType="end"/>
+            </w:r>
+          </w:hyperlink>
+        </w:p>
+        <w:p>
+          <w:pPr>
+            <w:pStyle w:val="TOC2"/>
+            <w:tabs>
+              <w:tab w:val="right" w:leader="dot" w:pos="8299"/>
+            </w:tabs>
+            <w:spacing w:line="360" w:lineRule="auto"/>
+            <w:ind w:left="400"/>
+            <w:rPr>
+              <w:rFonts w:eastAsia="宋体"/>
+              <w:noProof/>
+              <w:sz w:val="24"/>
+              <w:szCs w:val="24"/>
+            </w:rPr>
+          </w:pPr>
+          <w:hyperlink w:anchor="_Toc900052" w:history="1">
+            <w:r>
+              <w:rPr>
+                <w:rStyle w:val="a5"/>
+                <w:rFonts w:eastAsia="宋体" w:cs="宋体"/>
+                <w:bCs/>
+                <w:noProof/>
+                <w:sz w:val="24"/>
+                <w:szCs w:val="24"/>
+              </w:rPr>
+              <w:t xml:space="preserve">9.3 产业链生态位</w:t>
+            </w:r>
+            <w:r>
+              <w:rPr>
+                <w:rFonts w:eastAsia="宋体"/>
+                <w:webHidden/>
+                <w:noProof/>
+                <w:sz w:val="24"/>
+                <w:szCs w:val="24"/>
+              </w:rPr>
+              <w:tab/>
+            </w:r>
+            <w:r>
+              <w:rPr>
+                <w:rFonts w:eastAsia="宋体"/>
+                <w:webHidden/>
+                <w:noProof/>
+                <w:sz w:val="24"/>
+                <w:szCs w:val="24"/>
+              </w:rPr>
+              <w:fldChar w:fldCharType="begin"/>
+            </w:r>
+            <w:r>
+              <w:rPr>
+                <w:rFonts w:eastAsia="宋体"/>
+                <w:webHidden/>
+                <w:noProof/>
+                <w:sz w:val="24"/>
+                <w:szCs w:val="24"/>
+              </w:rPr>
+              <w:instrText xml:space="preserve"> PAGEREF _Toc900052 \h </w:instrText>
+            </w:r>
+            <w:r>
+              <w:rPr>
+                <w:rFonts w:eastAsia="宋体"/>
+                <w:webHidden/>
+                <w:noProof/>
+                <w:sz w:val="24"/>
+                <w:szCs w:val="24"/>
+              </w:rPr>
+              <w:fldChar w:fldCharType="separate"/>
+            </w:r>
+            <w:r>
+              <w:rPr>
+                <w:rFonts w:eastAsia="宋体"/>
+                <w:webHidden/>
+                <w:noProof/>
+                <w:sz w:val="24"/>
+                <w:szCs w:val="24"/>
+              </w:rPr>
+              <w:t>29</w:t>
+            </w:r>
+            <w:r>
+              <w:rPr>
+                <w:rFonts w:eastAsia="宋体"/>
+                <w:webHidden/>
+                <w:noProof/>
+                <w:sz w:val="24"/>
+                <w:szCs w:val="24"/>
+              </w:rPr>
+              <w:fldChar w:fldCharType="end"/>
+            </w:r>
+          </w:hyperlink>
+        </w:p>
+        <w:p>
+          <w:pPr>
+            <w:pStyle w:val="TOC2"/>
+            <w:tabs>
+              <w:tab w:val="right" w:leader="dot" w:pos="8299"/>
+            </w:tabs>
+            <w:spacing w:line="360" w:lineRule="auto"/>
+            <w:ind w:left="400"/>
+            <w:rPr>
+              <w:rFonts w:eastAsia="宋体"/>
+              <w:noProof/>
+              <w:sz w:val="24"/>
+              <w:szCs w:val="24"/>
+            </w:rPr>
+          </w:pPr>
+          <w:hyperlink w:anchor="_Toc900053" w:history="1">
+            <w:r>
+              <w:rPr>
+                <w:rStyle w:val="a5"/>
+                <w:rFonts w:eastAsia="宋体" w:cs="宋体"/>
+                <w:bCs/>
+                <w:noProof/>
+                <w:sz w:val="24"/>
+                <w:szCs w:val="24"/>
+              </w:rPr>
+              <w:t xml:space="preserve">9.4 同环节可比公司</w:t>
+            </w:r>
+            <w:r>
+              <w:rPr>
+                <w:rFonts w:eastAsia="宋体"/>
+                <w:webHidden/>
+                <w:noProof/>
+                <w:sz w:val="24"/>
+                <w:szCs w:val="24"/>
+              </w:rPr>
+              <w:tab/>
+            </w:r>
+            <w:r>
+              <w:rPr>
+                <w:rFonts w:eastAsia="宋体"/>
+                <w:webHidden/>
+                <w:noProof/>
+                <w:sz w:val="24"/>
+                <w:szCs w:val="24"/>
+              </w:rPr>
+              <w:fldChar w:fldCharType="begin"/>
+            </w:r>
+            <w:r>
+              <w:rPr>
+                <w:rFonts w:eastAsia="宋体"/>
+                <w:webHidden/>
+                <w:noProof/>
+                <w:sz w:val="24"/>
+                <w:szCs w:val="24"/>
+              </w:rPr>
+              <w:instrText xml:space="preserve"> PAGEREF _Toc900053 \h </w:instrText>
+            </w:r>
+            <w:r>
+              <w:rPr>
+                <w:rFonts w:eastAsia="宋体"/>
+                <w:webHidden/>
+                <w:noProof/>
+                <w:sz w:val="24"/>
+                <w:szCs w:val="24"/>
+              </w:rPr>
+              <w:fldChar w:fldCharType="separate"/>
+            </w:r>
+            <w:r>
+              <w:rPr>
+                <w:rFonts w:eastAsia="宋体"/>
+                <w:webHidden/>
+                <w:noProof/>
+                <w:sz w:val="24"/>
+                <w:szCs w:val="24"/>
+              </w:rPr>
+              <w:t>30</w:t>
+            </w:r>
+            <w:r>
+              <w:rPr>
+                <w:rFonts w:eastAsia="宋体"/>
+                <w:webHidden/>
+                <w:noProof/>
+                <w:sz w:val="24"/>
+                <w:szCs w:val="24"/>
+              </w:rPr>
+              <w:fldChar w:fldCharType="end"/>
+            </w:r>
+          </w:hyperlink>
+        </w:p>
+        <w:p>
+          <w:pPr>
+            <w:pStyle w:val="TOC2"/>
+            <w:tabs>
+              <w:tab w:val="right" w:leader="dot" w:pos="8299"/>
+            </w:tabs>
+            <w:spacing w:line="360" w:lineRule="auto"/>
+            <w:ind w:left="400"/>
+            <w:rPr>
+              <w:rFonts w:eastAsia="宋体"/>
+              <w:noProof/>
+              <w:sz w:val="24"/>
+              <w:szCs w:val="24"/>
+            </w:rPr>
+          </w:pPr>
+          <w:hyperlink w:anchor="_Toc900054" w:history="1">
+            <w:r>
+              <w:rPr>
+                <w:rStyle w:val="a5"/>
+                <w:rFonts w:eastAsia="宋体" w:cs="宋体"/>
+                <w:bCs/>
+                <w:noProof/>
+                <w:sz w:val="24"/>
+                <w:szCs w:val="24"/>
+              </w:rPr>
+              <w:t xml:space="preserve">9.5 拜访关注要点</w:t>
+            </w:r>
+            <w:r>
+              <w:rPr>
+                <w:rFonts w:eastAsia="宋体"/>
+                <w:webHidden/>
+                <w:noProof/>
+                <w:sz w:val="24"/>
+                <w:szCs w:val="24"/>
+              </w:rPr>
+              <w:tab/>
+            </w:r>
+            <w:r>
+              <w:rPr>
+                <w:rFonts w:eastAsia="宋体"/>
+                <w:webHidden/>
+                <w:noProof/>
+                <w:sz w:val="24"/>
+                <w:szCs w:val="24"/>
+              </w:rPr>
+              <w:fldChar w:fldCharType="begin"/>
+            </w:r>
+            <w:r>
+              <w:rPr>
+                <w:rFonts w:eastAsia="宋体"/>
+                <w:webHidden/>
+                <w:noProof/>
+                <w:sz w:val="24"/>
+                <w:szCs w:val="24"/>
+              </w:rPr>
+              <w:instrText xml:space="preserve"> PAGEREF _Toc900054 \h </w:instrText>
+            </w:r>
+            <w:r>
+              <w:rPr>
+                <w:rFonts w:eastAsia="宋体"/>
+                <w:webHidden/>
+                <w:noProof/>
+                <w:sz w:val="24"/>
+                <w:szCs w:val="24"/>
+              </w:rPr>
+              <w:fldChar w:fldCharType="separate"/>
+            </w:r>
+            <w:r>
+              <w:rPr>
+                <w:rFonts w:eastAsia="宋体"/>
+                <w:webHidden/>
+                <w:noProof/>
+                <w:sz w:val="24"/>
+                <w:szCs w:val="24"/>
+              </w:rPr>
+              <w:t>30</w:t>
+            </w:r>
+            <w:r>
+              <w:rPr>
+                <w:rFonts w:eastAsia="宋体"/>
+                <w:webHidden/>
+                <w:noProof/>
+                <w:sz w:val="24"/>
+                <w:szCs w:val="24"/>
+              </w:rPr>
+              <w:fldChar w:fldCharType="end"/>
+            </w:r>
+          </w:hyperlink>
+        </w:p>
+        <w:p>
+          <w:pPr>
+            <w:pStyle w:val="TOC2"/>
+            <w:tabs>
+              <w:tab w:val="right" w:leader="dot" w:pos="8299"/>
+            </w:tabs>
+            <w:spacing w:line="360" w:lineRule="auto"/>
+            <w:ind w:left="400"/>
+            <w:rPr>
+              <w:rFonts w:eastAsia="宋体"/>
+              <w:noProof/>
+              <w:sz w:val="24"/>
+              <w:szCs w:val="24"/>
+            </w:rPr>
+          </w:pPr>
+          <w:hyperlink w:anchor="_Toc900055" w:history="1">
+            <w:r>
+              <w:rPr>
+                <w:rStyle w:val="a5"/>
+                <w:rFonts w:eastAsia="宋体" w:cs="宋体"/>
+                <w:bCs/>
+                <w:noProof/>
+                <w:sz w:val="24"/>
+                <w:szCs w:val="24"/>
+              </w:rPr>
               <w:t xml:space="preserve">9.6 初步判断</w:t>
             </w:r>
             <w:r>
@@ -4584,7 +4940,7 @@
                 <w:sz w:val="24"/>
                 <w:szCs w:val="24"/>
               </w:rPr>
-              <w:instrText xml:space="preserve"> PAGEREF _Toc900051 \h </w:instrText>
+              <w:instrText xml:space="preserve"> PAGEREF _Toc900055 \h </w:instrText>
             </w:r>
             <w:r>
               <w:rPr>
@@ -4604,7 +4960,7 @@
                 <w:sz w:val="24"/>
                 <w:szCs w:val="24"/>
               </w:rPr>
-              <w:t>23</w:t>
+              <w:t>32</w:t>
             </w:r>
             <w:r>
               <w:rPr>
@@ -4631,7 +4987,7 @@
               <w:szCs w:val="24"/>
             </w:rPr>
           </w:pPr>
-          <w:hyperlink w:anchor="_Toc900052" w:history="1">
+          <w:hyperlink w:anchor="_Toc900056" w:history="1">
             <w:r>
               <w:rPr>
                 <w:rStyle w:val="a5"/>
@@ -4667,7 +5023,7 @@
                 <w:sz w:val="24"/>
                 <w:szCs w:val="24"/>
               </w:rPr>
-              <w:instrText xml:space="preserve"> PAGEREF _Toc900052 \h </w:instrText>
+              <w:instrText xml:space="preserve"> PAGEREF _Toc900056 \h </w:instrText>
             </w:r>
             <w:r>
               <w:rPr>
@@ -4685,7 +5041,7 @@
                 <w:sz w:val="24"/>
                 <w:szCs w:val="24"/>
               </w:rPr>
-              <w:t>24</w:t>
+              <w:t>32</w:t>
             </w:r>
             <w:r>
               <w:rPr>
@@ -8807,7 +9163,7 @@
           <w:b/>
           <w:sz w:val="21"/>
         </w:rPr>
-        <w:t>表5  半导体设备零部件可比公司经营对比（2025年度）</w:t>
+        <w:t>表5  半导体设备零部件可比公司经营对比（2025年度，招股说明书列示口径）</w:t>
       </w:r>
     </w:p>
     <w:tbl>
@@ -10159,7 +10515,7 @@
           <w:sz w:val="11"/>
           <w:szCs w:val="11"/>
         </w:rPr>
-        <w:t>数据来源：Wind整理成果、托伦斯招股说明书（注册稿），本报告整理。注：数据来源为业绩快报或定期报告；Ferrotec采用其财政年度口径（当年4月1日至次年3月31日），尚未披露2025年4月1日至2026年3月31日财报；珂玛科技为业绩快报区间值。</w:t>
+        <w:t>数据来源：Wind整理成果、托伦斯招股说明书（注册稿），本报告整理。注一：本表为托伦斯招股说明书列示的同行业可比公司比较数据，其中富创精密、珂玛科技为编制时的业绩快报口径；两家公司2025年年度报告披露的营业收入分别为35.43亿元、10.73亿元，归母净利润分别为-861.15万元、2.89亿元，本报告表9按年度报告口径列示，两处口径不同，不作比较；注二：Ferrotec采用其财政年度口径（当年4月1日至次年3月31日），尚未披露2025年4月1日至2026年3月31日财报。</w:t>
       </w:r>
     </w:p>
     <w:p>
@@ -10226,7 +10582,7 @@
           <w:sz w:val="11"/>
           <w:szCs w:val="11"/>
         </w:rPr>
-        <w:t>数据来源：Wind整理成果、托伦斯招股说明书（注册稿），本报告整理</w:t>
+        <w:t>数据来源：Wind整理成果、托伦斯招股说明书（注册稿），本报告整理。注：口径同表5，珂玛科技取业绩快报区间中值10.70亿元。</w:t>
       </w:r>
     </w:p>
     <w:p>
@@ -10304,7 +10660,7 @@
         <w:rPr>
           <w:rFonts w:hint="eastAsia"/>
         </w:rPr>
-        <w:t>销售规模与盈利水平并不同向。服务于国际半导体设备厂商的超科林2025年营业收入144.37亿元，归母净利润为亏损12.74亿元；富创精密营业收入35.51亿元，归母净利润为亏损934.09万元；而营业收入规模较小的珂玛科技与臻宝科技，按上述数据计算的销售净利率分别约为29.06%与26.04%。</w:t>
+        <w:t>销售规模与盈利水平并不同向。服务于国际半导体设备厂商的超科林2025年营业收入144.37亿元，归母净利润为亏损12.74亿元；富创精密营业收入35.51亿元，归母净利润为亏损934.09万元；而营业收入规模较小的珂玛科技与臻宝科技，按上述数据计算的销售净利率分别约为29.06%与26.04%。本段数值取自表5的招股说明书列示口径，富创精密与珂玛科技的年度报告口径数值见本报告表9。</w:t>
       </w:r>
     </w:p>
     <w:p>
@@ -14350,7 +14706,7 @@
         <w:rPr>
           <w:rFonts w:hint="eastAsia"/>
         </w:rPr>
-        <w:t>苏州珂玛材料科技股份有限公司（301611.SZ）于2024年8月16日在深圳证券交易所创业板上市，发行价格8.00元／股，保荐机构为中信证券。主营先进陶瓷材料零部件、表面处理服务与金属结构零部件，客户包括半导体、面板及光伏设备厂商，其中半导体设备客户包括北方华创、中微公司、拓荆科技。按业绩快报，公司2025年营业收入10.60亿元至10.80亿元，归母净利润2.86亿元至3.36亿元，主营业务毛利率53.94%，为可比公司中最高。</w:t>
+        <w:t>苏州珂玛材料科技股份有限公司（301611.SZ）于2024年8月16日在深圳证券交易所创业板上市，发行价格8.00元／股，保荐机构为中信证券。主营先进陶瓷材料零部件、表面处理服务与金属结构零部件，客户包括半导体、面板及光伏设备厂商，其中半导体设备客户包括北方华创、中微公司、拓荆科技。公司2025年营业收入10.73亿元、同比增长25.19%，归母净利润2.89亿元，主营业务毛利率53.94%，为可比公司中最高。</w:t>
       </w:r>
     </w:p>
     <w:p>
@@ -14437,7 +14793,7 @@
         <w:rPr>
           <w:rFonts w:hint="eastAsia"/>
         </w:rPr>
-        <w:t>富创精密（688409.SH）主营半导体设备工艺零部件、结构零部件、模组产品与气体管路，客户以半导体设备厂商为主，包括北方华创、中微公司、拓荆科技。公司2025年营业收入35.51亿元，归母净利润为亏损934.09万元，主营业务毛利率24.94%。</w:t>
+        <w:t>富创精密（688409.SH）于2022年10月10日在科创板上市，保荐机构为中信证券，主营半导体设备工艺零部件、结构零部件、模组产品与气体管路，客户以半导体设备厂商为主，包括北方华创、中微公司、拓荆科技。公司2025年营业收入35.43亿元、同比增长16.58%，归母净利润为亏损861.15万元，主营业务毛利率24.94%。</w:t>
       </w:r>
     </w:p>
     <w:p>
@@ -14448,7 +14804,7 @@
         <w:rPr>
           <w:rFonts w:hint="eastAsia"/>
         </w:rPr>
-        <w:t>江苏先锋精密科技股份有限公司（先锋精科，688605.SH）于2024年12月在科创板上市，注册地为江苏省靖江市，主营半导体设备关键工艺零部件、工艺零部件与结构零部件，主要应用于刻蚀设备与薄膜沉积设备，客户包括中微公司、北方华创、中芯国际、华海清科、拓荆科技与屹唐股份。公司2025年营业收入12.38亿元，归母净利润1.90亿元，主营业务毛利率29.02%。</w:t>
+        <w:t>江苏先锋精密科技股份有限公司（先锋精科，688605.SH）于2024年12月12日在科创板上市，保荐机构为华泰联合证券，注册地为江苏省靖江市，主营半导体设备关键工艺零部件、工艺零部件与结构零部件，主要应用于刻蚀设备与薄膜沉积设备，客户包括中微公司、北方华创、中芯国际、华海清科、拓荆科技与屹唐股份。公司2025年营业收入12.38亿元，归母净利润1.90亿元，主营业务毛利率29.02%。</w:t>
       </w:r>
     </w:p>
     <w:p>
@@ -14549,7 +14905,7 @@
         <w:rPr>
           <w:rFonts w:hint="eastAsia"/>
         </w:rPr>
-        <w:t>6.1 境内上市与在审企业一览</w:t>
+        <w:t>6.1 零部件与耗材环节的境内上市与在审企业</w:t>
       </w:r>
       <w:bookmarkEnd w:id="1028"/>
     </w:p>
@@ -14564,7 +14920,7 @@
           <w:b/>
           <w:sz w:val="21"/>
         </w:rPr>
-        <w:t>表9  半导体设备零部件产业链境内上市与在审企业</w:t>
+        <w:t>表9  半导体设备零部件与耗材环节境内上市与在审企业</w:t>
       </w:r>
     </w:p>
     <w:tbl>
@@ -14597,7 +14953,7 @@
         </w:trPr>
         <w:tc>
           <w:tcPr>
-            <w:tcW w:w="787" w:type="pct"/>
+            <w:tcW w:w="565" w:type="pct"/>
             <w:tcBorders>
               <w:top w:val="single" w:sz="12" w:space="0" w:color="010000"/>
               <w:bottom w:val="single" w:sz="4" w:space="0" w:color="010000"/>
@@ -14623,7 +14979,7 @@
         </w:tc>
         <w:tc>
           <w:tcPr>
-            <w:tcW w:w="509" w:type="pct"/>
+            <w:tcW w:w="478" w:type="pct"/>
             <w:tcBorders>
               <w:top w:val="single" w:sz="12" w:space="0" w:color="010000"/>
               <w:bottom w:val="single" w:sz="4" w:space="0" w:color="010000"/>
@@ -14649,7 +15005,7 @@
         </w:tc>
         <w:tc>
           <w:tcPr>
-            <w:tcW w:w="463" w:type="pct"/>
+            <w:tcW w:w="478" w:type="pct"/>
             <w:tcBorders>
               <w:top w:val="single" w:sz="12" w:space="0" w:color="010000"/>
               <w:bottom w:val="single" w:sz="4" w:space="0" w:color="010000"/>
@@ -14675,7 +15031,7 @@
         </w:tc>
         <w:tc>
           <w:tcPr>
-            <w:tcW w:w="926" w:type="pct"/>
+            <w:tcW w:w="870" w:type="pct"/>
             <w:tcBorders>
               <w:top w:val="single" w:sz="12" w:space="0" w:color="010000"/>
               <w:bottom w:val="single" w:sz="4" w:space="0" w:color="010000"/>
@@ -14695,13 +15051,13 @@
                 <w:color w:val="000000"/>
                 <w:sz w:val="21"/>
               </w:rPr>
-              <w:t>进度</w:t>
-            </w:r>
-          </w:p>
-        </w:tc>
-        <w:tc>
-          <w:tcPr>
-            <w:tcW w:w="556" w:type="pct"/>
+              <w:t>上市或审核进度</w:t>
+            </w:r>
+          </w:p>
+        </w:tc>
+        <w:tc>
+          <w:tcPr>
+            <w:tcW w:w="522" w:type="pct"/>
             <w:tcBorders>
               <w:top w:val="single" w:sz="12" w:space="0" w:color="010000"/>
               <w:bottom w:val="single" w:sz="4" w:space="0" w:color="010000"/>
@@ -14727,7 +15083,7 @@
         </w:tc>
         <w:tc>
           <w:tcPr>
-            <w:tcW w:w="1759" w:type="pct"/>
+            <w:tcW w:w="2087" w:type="pct"/>
             <w:tcBorders>
               <w:top w:val="single" w:sz="12" w:space="0" w:color="010000"/>
               <w:bottom w:val="single" w:sz="4" w:space="0" w:color="010000"/>
@@ -14747,7 +15103,7 @@
                 <w:color w:val="000000"/>
                 <w:sz w:val="21"/>
               </w:rPr>
-              <w:t>主营业务情况</w:t>
+              <w:t>核心业务与公开财务信息</w:t>
             </w:r>
           </w:p>
         </w:tc>
@@ -14759,7 +15115,7 @@
         </w:trPr>
         <w:tc>
           <w:tcPr>
-            <w:tcW w:w="787" w:type="pct"/>
+            <w:tcW w:w="565" w:type="pct"/>
             <w:tcBorders>
               <w:top w:val="single" w:sz="4" w:space="0" w:color="010000"/>
             </w:tcBorders>
@@ -14782,7 +15138,7 @@
         </w:tc>
         <w:tc>
           <w:tcPr>
-            <w:tcW w:w="509" w:type="pct"/>
+            <w:tcW w:w="478" w:type="pct"/>
             <w:tcBorders>
               <w:top w:val="single" w:sz="4" w:space="0" w:color="010000"/>
             </w:tcBorders>
@@ -14805,7 +15161,7 @@
         </w:tc>
         <w:tc>
           <w:tcPr>
-            <w:tcW w:w="463" w:type="pct"/>
+            <w:tcW w:w="478" w:type="pct"/>
             <w:tcBorders>
               <w:top w:val="single" w:sz="4" w:space="0" w:color="010000"/>
             </w:tcBorders>
@@ -14828,7 +15184,7 @@
         </w:tc>
         <w:tc>
           <w:tcPr>
-            <w:tcW w:w="926" w:type="pct"/>
+            <w:tcW w:w="870" w:type="pct"/>
             <w:tcBorders>
               <w:top w:val="single" w:sz="4" w:space="0" w:color="010000"/>
             </w:tcBorders>
@@ -14845,36 +15201,36 @@
                 <w:color w:val="000000"/>
                 <w:sz w:val="21"/>
               </w:rPr>
-              <w:t>已上市</w:t>
-            </w:r>
-          </w:p>
-        </w:tc>
-        <w:tc>
-          <w:tcPr>
-            <w:tcW w:w="556" w:type="pct"/>
-            <w:tcBorders>
-              <w:top w:val="single" w:sz="4" w:space="0" w:color="010000"/>
-            </w:tcBorders>
-            <w:vAlign w:val="center"/>
-          </w:tcPr>
-          <w:p>
-            <w:pPr>
-              <w:jc w:val="center"/>
-            </w:pPr>
-            <w:r/>
-            <w:r>
-              <w:rPr>
-                <w:rFonts w:hint="eastAsia"/>
-                <w:color w:val="000000"/>
-                <w:sz w:val="21"/>
-              </w:rPr>
-              <w:t>—</w:t>
-            </w:r>
-          </w:p>
-        </w:tc>
-        <w:tc>
-          <w:tcPr>
-            <w:tcW w:w="1759" w:type="pct"/>
+              <w:t>2022年10月10日上市</w:t>
+            </w:r>
+          </w:p>
+        </w:tc>
+        <w:tc>
+          <w:tcPr>
+            <w:tcW w:w="522" w:type="pct"/>
+            <w:tcBorders>
+              <w:top w:val="single" w:sz="4" w:space="0" w:color="010000"/>
+            </w:tcBorders>
+            <w:vAlign w:val="center"/>
+          </w:tcPr>
+          <w:p>
+            <w:pPr>
+              <w:jc w:val="center"/>
+            </w:pPr>
+            <w:r/>
+            <w:r>
+              <w:rPr>
+                <w:rFonts w:hint="eastAsia"/>
+                <w:color w:val="000000"/>
+                <w:sz w:val="21"/>
+              </w:rPr>
+              <w:t>中信证券</w:t>
+            </w:r>
+          </w:p>
+        </w:tc>
+        <w:tc>
+          <w:tcPr>
+            <w:tcW w:w="2087" w:type="pct"/>
             <w:tcBorders>
               <w:top w:val="single" w:sz="4" w:space="0" w:color="010000"/>
             </w:tcBorders>
@@ -14891,7 +15247,7 @@
                 <w:color w:val="000000"/>
                 <w:sz w:val="21"/>
               </w:rPr>
-              <w:t>半导体设备工艺零部件、结构零部件、模组产品和气体管路</w:t>
+              <w:t>半导体设备工艺零部件、结构零部件、模组产品和气体管路。2025年营业收入35.43亿元、同比增长16.58%，归母净利润-861.15万元</w:t>
             </w:r>
           </w:p>
         </w:tc>
@@ -14903,7 +15259,7 @@
         </w:trPr>
         <w:tc>
           <w:tcPr>
-            <w:tcW w:w="787" w:type="pct"/>
+            <w:tcW w:w="565" w:type="pct"/>
             <w:tcBorders>
               <w:top w:val="single" w:sz="4" w:space="0" w:color="010000"/>
             </w:tcBorders>
@@ -14920,13 +15276,13 @@
                 <w:color w:val="000000"/>
                 <w:sz w:val="21"/>
               </w:rPr>
-              <w:t>江苏先锋精密科技（先锋精科）</w:t>
-            </w:r>
-          </w:p>
-        </w:tc>
-        <w:tc>
-          <w:tcPr>
-            <w:tcW w:w="509" w:type="pct"/>
+              <w:t>先锋精科</w:t>
+            </w:r>
+          </w:p>
+        </w:tc>
+        <w:tc>
+          <w:tcPr>
+            <w:tcW w:w="478" w:type="pct"/>
             <w:tcBorders>
               <w:top w:val="single" w:sz="4" w:space="0" w:color="010000"/>
             </w:tcBorders>
@@ -14949,7 +15305,7 @@
         </w:tc>
         <w:tc>
           <w:tcPr>
-            <w:tcW w:w="463" w:type="pct"/>
+            <w:tcW w:w="478" w:type="pct"/>
             <w:tcBorders>
               <w:top w:val="single" w:sz="4" w:space="0" w:color="010000"/>
             </w:tcBorders>
@@ -14972,7 +15328,7 @@
         </w:tc>
         <w:tc>
           <w:tcPr>
-            <w:tcW w:w="926" w:type="pct"/>
+            <w:tcW w:w="870" w:type="pct"/>
             <w:tcBorders>
               <w:top w:val="single" w:sz="4" w:space="0" w:color="010000"/>
             </w:tcBorders>
@@ -14989,36 +15345,36 @@
                 <w:color w:val="000000"/>
                 <w:sz w:val="21"/>
               </w:rPr>
-              <w:t>2024年12月上市</w:t>
-            </w:r>
-          </w:p>
-        </w:tc>
-        <w:tc>
-          <w:tcPr>
-            <w:tcW w:w="556" w:type="pct"/>
-            <w:tcBorders>
-              <w:top w:val="single" w:sz="4" w:space="0" w:color="010000"/>
-            </w:tcBorders>
-            <w:vAlign w:val="center"/>
-          </w:tcPr>
-          <w:p>
-            <w:pPr>
-              <w:jc w:val="center"/>
-            </w:pPr>
-            <w:r/>
-            <w:r>
-              <w:rPr>
-                <w:rFonts w:hint="eastAsia"/>
-                <w:color w:val="000000"/>
-                <w:sz w:val="21"/>
-              </w:rPr>
-              <w:t>—</w:t>
-            </w:r>
-          </w:p>
-        </w:tc>
-        <w:tc>
-          <w:tcPr>
-            <w:tcW w:w="1759" w:type="pct"/>
+              <w:t>2024年12月12日上市</w:t>
+            </w:r>
+          </w:p>
+        </w:tc>
+        <w:tc>
+          <w:tcPr>
+            <w:tcW w:w="522" w:type="pct"/>
+            <w:tcBorders>
+              <w:top w:val="single" w:sz="4" w:space="0" w:color="010000"/>
+            </w:tcBorders>
+            <w:vAlign w:val="center"/>
+          </w:tcPr>
+          <w:p>
+            <w:pPr>
+              <w:jc w:val="center"/>
+            </w:pPr>
+            <w:r/>
+            <w:r>
+              <w:rPr>
+                <w:rFonts w:hint="eastAsia"/>
+                <w:color w:val="000000"/>
+                <w:sz w:val="21"/>
+              </w:rPr>
+              <w:t>华泰联合证券</w:t>
+            </w:r>
+          </w:p>
+        </w:tc>
+        <w:tc>
+          <w:tcPr>
+            <w:tcW w:w="2087" w:type="pct"/>
             <w:tcBorders>
               <w:top w:val="single" w:sz="4" w:space="0" w:color="010000"/>
             </w:tcBorders>
@@ -15035,7 +15391,7 @@
                 <w:color w:val="000000"/>
                 <w:sz w:val="21"/>
               </w:rPr>
-              <w:t>半导体设备关键工艺零部件、工艺零部件、结构零部件，主要应用于刻蚀设备与薄膜沉积设备</w:t>
+              <w:t>半导体设备关键工艺零部件、工艺零部件、结构零部件，主要应用于刻蚀设备与薄膜沉积设备。2025年营业收入12.38亿元、同比增长8.99%，归母净利润1.90亿元</w:t>
             </w:r>
           </w:p>
         </w:tc>
@@ -15047,7 +15403,7 @@
         </w:trPr>
         <w:tc>
           <w:tcPr>
-            <w:tcW w:w="787" w:type="pct"/>
+            <w:tcW w:w="565" w:type="pct"/>
             <w:tcBorders>
               <w:top w:val="single" w:sz="4" w:space="0" w:color="010000"/>
             </w:tcBorders>
@@ -15070,7 +15426,7 @@
         </w:tc>
         <w:tc>
           <w:tcPr>
-            <w:tcW w:w="509" w:type="pct"/>
+            <w:tcW w:w="478" w:type="pct"/>
             <w:tcBorders>
               <w:top w:val="single" w:sz="4" w:space="0" w:color="010000"/>
             </w:tcBorders>
@@ -15093,7 +15449,7 @@
         </w:tc>
         <w:tc>
           <w:tcPr>
-            <w:tcW w:w="463" w:type="pct"/>
+            <w:tcW w:w="478" w:type="pct"/>
             <w:tcBorders>
               <w:top w:val="single" w:sz="4" w:space="0" w:color="010000"/>
             </w:tcBorders>
@@ -15116,7 +15472,7 @@
         </w:tc>
         <w:tc>
           <w:tcPr>
-            <w:tcW w:w="926" w:type="pct"/>
+            <w:tcW w:w="870" w:type="pct"/>
             <w:tcBorders>
               <w:top w:val="single" w:sz="4" w:space="0" w:color="010000"/>
             </w:tcBorders>
@@ -15139,7 +15495,7 @@
         </w:tc>
         <w:tc>
           <w:tcPr>
-            <w:tcW w:w="556" w:type="pct"/>
+            <w:tcW w:w="522" w:type="pct"/>
             <w:tcBorders>
               <w:top w:val="single" w:sz="4" w:space="0" w:color="010000"/>
             </w:tcBorders>
@@ -15162,7 +15518,7 @@
         </w:tc>
         <w:tc>
           <w:tcPr>
-            <w:tcW w:w="1759" w:type="pct"/>
+            <w:tcW w:w="2087" w:type="pct"/>
             <w:tcBorders>
               <w:top w:val="single" w:sz="4" w:space="0" w:color="010000"/>
             </w:tcBorders>
@@ -15179,7 +15535,7 @@
                 <w:color w:val="000000"/>
                 <w:sz w:val="21"/>
               </w:rPr>
-              <w:t>先进陶瓷材料零部件、表面处理服务和金属结构零部件</w:t>
+              <w:t>先进陶瓷材料零部件、表面处理服务和金属结构零部件。2025年营业收入10.73亿元、同比增长25.19%，归母净利润2.89亿元</w:t>
             </w:r>
           </w:p>
         </w:tc>
@@ -15191,7 +15547,7 @@
         </w:trPr>
         <w:tc>
           <w:tcPr>
-            <w:tcW w:w="787" w:type="pct"/>
+            <w:tcW w:w="565" w:type="pct"/>
             <w:tcBorders>
               <w:top w:val="single" w:sz="4" w:space="0" w:color="010000"/>
             </w:tcBorders>
@@ -15214,7 +15570,7 @@
         </w:tc>
         <w:tc>
           <w:tcPr>
-            <w:tcW w:w="509" w:type="pct"/>
+            <w:tcW w:w="478" w:type="pct"/>
             <w:tcBorders>
               <w:top w:val="single" w:sz="4" w:space="0" w:color="010000"/>
             </w:tcBorders>
@@ -15237,7 +15593,7 @@
         </w:tc>
         <w:tc>
           <w:tcPr>
-            <w:tcW w:w="463" w:type="pct"/>
+            <w:tcW w:w="478" w:type="pct"/>
             <w:tcBorders>
               <w:top w:val="single" w:sz="4" w:space="0" w:color="010000"/>
             </w:tcBorders>
@@ -15260,7 +15616,7 @@
         </w:tc>
         <w:tc>
           <w:tcPr>
-            <w:tcW w:w="926" w:type="pct"/>
+            <w:tcW w:w="870" w:type="pct"/>
             <w:tcBorders>
               <w:top w:val="single" w:sz="4" w:space="0" w:color="010000"/>
             </w:tcBorders>
@@ -15283,7 +15639,7 @@
         </w:tc>
         <w:tc>
           <w:tcPr>
-            <w:tcW w:w="556" w:type="pct"/>
+            <w:tcW w:w="522" w:type="pct"/>
             <w:tcBorders>
               <w:top w:val="single" w:sz="4" w:space="0" w:color="010000"/>
             </w:tcBorders>
@@ -15306,7 +15662,7 @@
         </w:tc>
         <w:tc>
           <w:tcPr>
-            <w:tcW w:w="1759" w:type="pct"/>
+            <w:tcW w:w="2087" w:type="pct"/>
             <w:tcBorders>
               <w:top w:val="single" w:sz="4" w:space="0" w:color="010000"/>
             </w:tcBorders>
@@ -15323,7 +15679,7 @@
                 <w:color w:val="000000"/>
                 <w:sz w:val="21"/>
               </w:rPr>
-              <w:t>硅、石英、碳化硅和氧化铝陶瓷等设备零部件，并提供熔射再生、阳极氧化、精密清洗等表面处理服务</w:t>
+              <w:t>硅、石英、碳化硅和氧化铝陶瓷等设备零部件，并提供熔射再生、阳极氧化、精密清洗等表面处理服务。2025年营业收入8.68亿元，归母净利润2.26亿元</w:t>
             </w:r>
           </w:p>
         </w:tc>
@@ -15335,7 +15691,7 @@
         </w:trPr>
         <w:tc>
           <w:tcPr>
-            <w:tcW w:w="787" w:type="pct"/>
+            <w:tcW w:w="565" w:type="pct"/>
             <w:tcBorders>
               <w:top w:val="single" w:sz="4" w:space="0" w:color="010000"/>
             </w:tcBorders>
@@ -15352,59 +15708,59 @@
                 <w:color w:val="000000"/>
                 <w:sz w:val="21"/>
               </w:rPr>
-              <w:t>托伦斯</w:t>
-            </w:r>
-          </w:p>
-        </w:tc>
-        <w:tc>
-          <w:tcPr>
-            <w:tcW w:w="509" w:type="pct"/>
-            <w:tcBorders>
-              <w:top w:val="single" w:sz="4" w:space="0" w:color="010000"/>
-            </w:tcBorders>
-            <w:vAlign w:val="center"/>
-          </w:tcPr>
-          <w:p>
-            <w:pPr>
-              <w:jc w:val="center"/>
-            </w:pPr>
-            <w:r/>
-            <w:r>
-              <w:rPr>
-                <w:rFonts w:hint="eastAsia"/>
-                <w:color w:val="000000"/>
-                <w:sz w:val="21"/>
-              </w:rPr>
-              <w:t>301583.SZ</w:t>
-            </w:r>
-          </w:p>
-        </w:tc>
-        <w:tc>
-          <w:tcPr>
-            <w:tcW w:w="463" w:type="pct"/>
-            <w:tcBorders>
-              <w:top w:val="single" w:sz="4" w:space="0" w:color="010000"/>
-            </w:tcBorders>
-            <w:vAlign w:val="center"/>
-          </w:tcPr>
-          <w:p>
-            <w:pPr>
-              <w:jc w:val="center"/>
-            </w:pPr>
-            <w:r/>
-            <w:r>
-              <w:rPr>
-                <w:rFonts w:hint="eastAsia"/>
-                <w:color w:val="000000"/>
-                <w:sz w:val="21"/>
-              </w:rPr>
-              <w:t>创业板</w:t>
-            </w:r>
-          </w:p>
-        </w:tc>
-        <w:tc>
-          <w:tcPr>
-            <w:tcW w:w="926" w:type="pct"/>
+              <w:t>神工股份</w:t>
+            </w:r>
+          </w:p>
+        </w:tc>
+        <w:tc>
+          <w:tcPr>
+            <w:tcW w:w="478" w:type="pct"/>
+            <w:tcBorders>
+              <w:top w:val="single" w:sz="4" w:space="0" w:color="010000"/>
+            </w:tcBorders>
+            <w:vAlign w:val="center"/>
+          </w:tcPr>
+          <w:p>
+            <w:pPr>
+              <w:jc w:val="center"/>
+            </w:pPr>
+            <w:r/>
+            <w:r>
+              <w:rPr>
+                <w:rFonts w:hint="eastAsia"/>
+                <w:color w:val="000000"/>
+                <w:sz w:val="21"/>
+              </w:rPr>
+              <w:t>688233.SH</w:t>
+            </w:r>
+          </w:p>
+        </w:tc>
+        <w:tc>
+          <w:tcPr>
+            <w:tcW w:w="478" w:type="pct"/>
+            <w:tcBorders>
+              <w:top w:val="single" w:sz="4" w:space="0" w:color="010000"/>
+            </w:tcBorders>
+            <w:vAlign w:val="center"/>
+          </w:tcPr>
+          <w:p>
+            <w:pPr>
+              <w:jc w:val="center"/>
+            </w:pPr>
+            <w:r/>
+            <w:r>
+              <w:rPr>
+                <w:rFonts w:hint="eastAsia"/>
+                <w:color w:val="000000"/>
+                <w:sz w:val="21"/>
+              </w:rPr>
+              <w:t>科创板</w:t>
+            </w:r>
+          </w:p>
+        </w:tc>
+        <w:tc>
+          <w:tcPr>
+            <w:tcW w:w="870" w:type="pct"/>
             <w:tcBorders>
               <w:top w:val="single" w:sz="4" w:space="0" w:color="010000"/>
             </w:tcBorders>
@@ -15421,36 +15777,36 @@
                 <w:color w:val="000000"/>
                 <w:sz w:val="21"/>
               </w:rPr>
-              <w:t>2025年12月23日受理，2026年4月25日提交注册</w:t>
-            </w:r>
-          </w:p>
-        </w:tc>
-        <w:tc>
-          <w:tcPr>
-            <w:tcW w:w="556" w:type="pct"/>
-            <w:tcBorders>
-              <w:top w:val="single" w:sz="4" w:space="0" w:color="010000"/>
-            </w:tcBorders>
-            <w:vAlign w:val="center"/>
-          </w:tcPr>
-          <w:p>
-            <w:pPr>
-              <w:jc w:val="center"/>
-            </w:pPr>
-            <w:r/>
-            <w:r>
-              <w:rPr>
-                <w:rFonts w:hint="eastAsia"/>
-                <w:color w:val="000000"/>
-                <w:sz w:val="21"/>
-              </w:rPr>
-              <w:t>中金公司</w:t>
-            </w:r>
-          </w:p>
-        </w:tc>
-        <w:tc>
-          <w:tcPr>
-            <w:tcW w:w="1759" w:type="pct"/>
+              <w:t>2020年2月21日上市</w:t>
+            </w:r>
+          </w:p>
+        </w:tc>
+        <w:tc>
+          <w:tcPr>
+            <w:tcW w:w="522" w:type="pct"/>
+            <w:tcBorders>
+              <w:top w:val="single" w:sz="4" w:space="0" w:color="010000"/>
+            </w:tcBorders>
+            <w:vAlign w:val="center"/>
+          </w:tcPr>
+          <w:p>
+            <w:pPr>
+              <w:jc w:val="center"/>
+            </w:pPr>
+            <w:r/>
+            <w:r>
+              <w:rPr>
+                <w:rFonts w:hint="eastAsia"/>
+                <w:color w:val="000000"/>
+                <w:sz w:val="21"/>
+              </w:rPr>
+              <w:t>国泰君安证券</w:t>
+            </w:r>
+          </w:p>
+        </w:tc>
+        <w:tc>
+          <w:tcPr>
+            <w:tcW w:w="2087" w:type="pct"/>
             <w:tcBorders>
               <w:top w:val="single" w:sz="4" w:space="0" w:color="010000"/>
             </w:tcBorders>
@@ -15467,7 +15823,7 @@
                 <w:color w:val="000000"/>
                 <w:sz w:val="21"/>
               </w:rPr>
-              <w:t>半导体关键工艺零部件、工艺零部件、结构零部件及激光设备零部件</w:t>
+              <w:t>集成电路刻蚀用单晶硅材料，产品包括单晶硅硅料、刻蚀用硅电极（即硅气体分配盘）与芯片用硅片。2025年营业收入4.38亿元、同比增长44.68%，归母净利润1.02亿元、同比增长147.96%，其中硅零部件收入2.37亿元</w:t>
             </w:r>
           </w:p>
         </w:tc>
@@ -15479,7 +15835,7 @@
         </w:trPr>
         <w:tc>
           <w:tcPr>
-            <w:tcW w:w="787" w:type="pct"/>
+            <w:tcW w:w="565" w:type="pct"/>
             <w:tcBorders>
               <w:top w:val="single" w:sz="4" w:space="0" w:color="010000"/>
             </w:tcBorders>
@@ -15496,13 +15852,82 @@
                 <w:color w:val="000000"/>
                 <w:sz w:val="21"/>
               </w:rPr>
-              <w:t>锦州神工半导体（神工股份）</w:t>
-            </w:r>
-          </w:p>
-        </w:tc>
-        <w:tc>
-          <w:tcPr>
-            <w:tcW w:w="509" w:type="pct"/>
+              <w:t>有研硅</w:t>
+            </w:r>
+          </w:p>
+        </w:tc>
+        <w:tc>
+          <w:tcPr>
+            <w:tcW w:w="478" w:type="pct"/>
+            <w:tcBorders>
+              <w:top w:val="single" w:sz="4" w:space="0" w:color="010000"/>
+            </w:tcBorders>
+            <w:vAlign w:val="center"/>
+          </w:tcPr>
+          <w:p>
+            <w:pPr>
+              <w:jc w:val="center"/>
+            </w:pPr>
+            <w:r/>
+            <w:r>
+              <w:rPr>
+                <w:rFonts w:hint="eastAsia"/>
+                <w:color w:val="000000"/>
+                <w:sz w:val="21"/>
+              </w:rPr>
+              <w:t>688432.SH</w:t>
+            </w:r>
+          </w:p>
+        </w:tc>
+        <w:tc>
+          <w:tcPr>
+            <w:tcW w:w="478" w:type="pct"/>
+            <w:tcBorders>
+              <w:top w:val="single" w:sz="4" w:space="0" w:color="010000"/>
+            </w:tcBorders>
+            <w:vAlign w:val="center"/>
+          </w:tcPr>
+          <w:p>
+            <w:pPr>
+              <w:jc w:val="center"/>
+            </w:pPr>
+            <w:r/>
+            <w:r>
+              <w:rPr>
+                <w:rFonts w:hint="eastAsia"/>
+                <w:color w:val="000000"/>
+                <w:sz w:val="21"/>
+              </w:rPr>
+              <w:t>科创板</w:t>
+            </w:r>
+          </w:p>
+        </w:tc>
+        <w:tc>
+          <w:tcPr>
+            <w:tcW w:w="870" w:type="pct"/>
+            <w:tcBorders>
+              <w:top w:val="single" w:sz="4" w:space="0" w:color="010000"/>
+            </w:tcBorders>
+            <w:vAlign w:val="center"/>
+          </w:tcPr>
+          <w:p>
+            <w:pPr>
+              <w:jc w:val="left"/>
+            </w:pPr>
+            <w:r/>
+            <w:r>
+              <w:rPr>
+                <w:rFonts w:hint="eastAsia"/>
+                <w:color w:val="000000"/>
+                <w:sz w:val="21"/>
+              </w:rPr>
+              <w:t>2022年11月10日上市</w:t>
+            </w:r>
+          </w:p>
+        </w:tc>
+        <w:tc>
+          <w:tcPr>
+            <w:tcW w:w="522" w:type="pct"/>
             <w:tcBorders>
               <w:top w:val="single" w:sz="4" w:space="0" w:color="010000"/>
             </w:tcBorders>
@@ -15525,30 +15950,7 @@
         </w:tc>
         <w:tc>
           <w:tcPr>
-            <w:tcW w:w="463" w:type="pct"/>
-            <w:tcBorders>
-              <w:top w:val="single" w:sz="4" w:space="0" w:color="010000"/>
-            </w:tcBorders>
-            <w:vAlign w:val="center"/>
-          </w:tcPr>
-          <w:p>
-            <w:pPr>
-              <w:jc w:val="center"/>
-            </w:pPr>
-            <w:r/>
-            <w:r>
-              <w:rPr>
-                <w:rFonts w:hint="eastAsia"/>
-                <w:color w:val="000000"/>
-                <w:sz w:val="21"/>
-              </w:rPr>
-              <w:t>科创板</w:t>
-            </w:r>
-          </w:p>
-        </w:tc>
-        <w:tc>
-          <w:tcPr>
-            <w:tcW w:w="926" w:type="pct"/>
+            <w:tcW w:w="2087" w:type="pct"/>
             <w:tcBorders>
               <w:top w:val="single" w:sz="4" w:space="0" w:color="010000"/>
             </w:tcBorders>
@@ -15565,53 +15967,7 @@
                 <w:color w:val="000000"/>
                 <w:sz w:val="21"/>
               </w:rPr>
-              <w:t>已上市</w:t>
-            </w:r>
-          </w:p>
-        </w:tc>
-        <w:tc>
-          <w:tcPr>
-            <w:tcW w:w="556" w:type="pct"/>
-            <w:tcBorders>
-              <w:top w:val="single" w:sz="4" w:space="0" w:color="010000"/>
-            </w:tcBorders>
-            <w:vAlign w:val="center"/>
-          </w:tcPr>
-          <w:p>
-            <w:pPr>
-              <w:jc w:val="center"/>
-            </w:pPr>
-            <w:r/>
-            <w:r>
-              <w:rPr>
-                <w:rFonts w:hint="eastAsia"/>
-                <w:color w:val="000000"/>
-                <w:sz w:val="21"/>
-              </w:rPr>
-              <w:t>—</w:t>
-            </w:r>
-          </w:p>
-        </w:tc>
-        <w:tc>
-          <w:tcPr>
-            <w:tcW w:w="1759" w:type="pct"/>
-            <w:tcBorders>
-              <w:top w:val="single" w:sz="4" w:space="0" w:color="010000"/>
-            </w:tcBorders>
-            <w:vAlign w:val="center"/>
-          </w:tcPr>
-          <w:p>
-            <w:pPr>
-              <w:jc w:val="left"/>
-            </w:pPr>
-            <w:r/>
-            <w:r>
-              <w:rPr>
-                <w:rFonts w:hint="eastAsia"/>
-                <w:color w:val="000000"/>
-                <w:sz w:val="21"/>
-              </w:rPr>
-              <w:t>集成电路刻蚀用单晶硅材料的研发、生产和销售，产品类型包括单晶硅硅料及硅零部件</w:t>
+              <w:t>半导体硅材料与刻蚀用硅部件。2025年营业收入10.05亿元、同比增长0.93%，归母净利润2.09亿元</w:t>
             </w:r>
           </w:p>
         </w:tc>
@@ -15623,7 +15979,7 @@
         </w:trPr>
         <w:tc>
           <w:tcPr>
-            <w:tcW w:w="787" w:type="pct"/>
+            <w:tcW w:w="565" w:type="pct"/>
             <w:tcBorders>
               <w:top w:val="single" w:sz="4" w:space="0" w:color="010000"/>
             </w:tcBorders>
@@ -15640,36 +15996,36 @@
                 <w:color w:val="000000"/>
                 <w:sz w:val="21"/>
               </w:rPr>
-              <w:t>唯万密封</w:t>
-            </w:r>
-          </w:p>
-        </w:tc>
-        <w:tc>
-          <w:tcPr>
-            <w:tcW w:w="509" w:type="pct"/>
-            <w:tcBorders>
-              <w:top w:val="single" w:sz="4" w:space="0" w:color="010000"/>
-            </w:tcBorders>
-            <w:vAlign w:val="center"/>
-          </w:tcPr>
-          <w:p>
-            <w:pPr>
-              <w:jc w:val="center"/>
-            </w:pPr>
-            <w:r/>
-            <w:r>
-              <w:rPr>
-                <w:rFonts w:hint="eastAsia"/>
-                <w:color w:val="000000"/>
-                <w:sz w:val="21"/>
-              </w:rPr>
-              <w:t>301161.SZ</w:t>
-            </w:r>
-          </w:p>
-        </w:tc>
-        <w:tc>
-          <w:tcPr>
-            <w:tcW w:w="463" w:type="pct"/>
+              <w:t>菲利华</w:t>
+            </w:r>
+          </w:p>
+        </w:tc>
+        <w:tc>
+          <w:tcPr>
+            <w:tcW w:w="478" w:type="pct"/>
+            <w:tcBorders>
+              <w:top w:val="single" w:sz="4" w:space="0" w:color="010000"/>
+            </w:tcBorders>
+            <w:vAlign w:val="center"/>
+          </w:tcPr>
+          <w:p>
+            <w:pPr>
+              <w:jc w:val="center"/>
+            </w:pPr>
+            <w:r/>
+            <w:r>
+              <w:rPr>
+                <w:rFonts w:hint="eastAsia"/>
+                <w:color w:val="000000"/>
+                <w:sz w:val="21"/>
+              </w:rPr>
+              <w:t>300395.SZ</w:t>
+            </w:r>
+          </w:p>
+        </w:tc>
+        <w:tc>
+          <w:tcPr>
+            <w:tcW w:w="478" w:type="pct"/>
             <w:tcBorders>
               <w:top w:val="single" w:sz="4" w:space="0" w:color="010000"/>
             </w:tcBorders>
@@ -15692,7 +16048,7 @@
         </w:tc>
         <w:tc>
           <w:tcPr>
-            <w:tcW w:w="926" w:type="pct"/>
+            <w:tcW w:w="870" w:type="pct"/>
             <w:tcBorders>
               <w:top w:val="single" w:sz="4" w:space="0" w:color="010000"/>
             </w:tcBorders>
@@ -15709,36 +16065,36 @@
                 <w:color w:val="000000"/>
                 <w:sz w:val="21"/>
               </w:rPr>
-              <w:t>2022年9月14日上市</w:t>
-            </w:r>
-          </w:p>
-        </w:tc>
-        <w:tc>
-          <w:tcPr>
-            <w:tcW w:w="556" w:type="pct"/>
-            <w:tcBorders>
-              <w:top w:val="single" w:sz="4" w:space="0" w:color="010000"/>
-            </w:tcBorders>
-            <w:vAlign w:val="center"/>
-          </w:tcPr>
-          <w:p>
-            <w:pPr>
-              <w:jc w:val="center"/>
-            </w:pPr>
-            <w:r/>
-            <w:r>
-              <w:rPr>
-                <w:rFonts w:hint="eastAsia"/>
-                <w:color w:val="000000"/>
-                <w:sz w:val="21"/>
-              </w:rPr>
-              <w:t>国信证券</w:t>
-            </w:r>
-          </w:p>
-        </w:tc>
-        <w:tc>
-          <w:tcPr>
-            <w:tcW w:w="1759" w:type="pct"/>
+              <w:t>2014年9月10日上市</w:t>
+            </w:r>
+          </w:p>
+        </w:tc>
+        <w:tc>
+          <w:tcPr>
+            <w:tcW w:w="522" w:type="pct"/>
+            <w:tcBorders>
+              <w:top w:val="single" w:sz="4" w:space="0" w:color="010000"/>
+            </w:tcBorders>
+            <w:vAlign w:val="center"/>
+          </w:tcPr>
+          <w:p>
+            <w:pPr>
+              <w:jc w:val="center"/>
+            </w:pPr>
+            <w:r/>
+            <w:r>
+              <w:rPr>
+                <w:rFonts w:hint="eastAsia"/>
+                <w:color w:val="000000"/>
+                <w:sz w:val="21"/>
+              </w:rPr>
+              <w:t>—</w:t>
+            </w:r>
+          </w:p>
+        </w:tc>
+        <w:tc>
+          <w:tcPr>
+            <w:tcW w:w="2087" w:type="pct"/>
             <w:tcBorders>
               <w:top w:val="single" w:sz="4" w:space="0" w:color="010000"/>
             </w:tcBorders>
@@ -15755,7 +16111,7 @@
                 <w:color w:val="000000"/>
                 <w:sz w:val="21"/>
               </w:rPr>
-              <w:t>液压气动密封产品为主，子公司涉及半导体用全氟醚橡胶密封件</w:t>
+              <w:t>石英玻璃材料及制品，子公司上海菲利华石创从事半导体石英零部件精密加工。2025年营业收入20.16亿元，归母净利润4.26亿元</w:t>
             </w:r>
           </w:p>
         </w:tc>
@@ -15767,7 +16123,7 @@
         </w:trPr>
         <w:tc>
           <w:tcPr>
-            <w:tcW w:w="787" w:type="pct"/>
+            <w:tcW w:w="565" w:type="pct"/>
             <w:tcBorders>
               <w:top w:val="single" w:sz="4" w:space="0" w:color="010000"/>
             </w:tcBorders>
@@ -15784,13 +16140,82 @@
                 <w:color w:val="000000"/>
                 <w:sz w:val="21"/>
               </w:rPr>
-              <w:t>江苏神州半导体科技</w:t>
-            </w:r>
-          </w:p>
-        </w:tc>
-        <w:tc>
-          <w:tcPr>
-            <w:tcW w:w="509" w:type="pct"/>
+              <w:t>石英股份</w:t>
+            </w:r>
+          </w:p>
+        </w:tc>
+        <w:tc>
+          <w:tcPr>
+            <w:tcW w:w="478" w:type="pct"/>
+            <w:tcBorders>
+              <w:top w:val="single" w:sz="4" w:space="0" w:color="010000"/>
+            </w:tcBorders>
+            <w:vAlign w:val="center"/>
+          </w:tcPr>
+          <w:p>
+            <w:pPr>
+              <w:jc w:val="center"/>
+            </w:pPr>
+            <w:r/>
+            <w:r>
+              <w:rPr>
+                <w:rFonts w:hint="eastAsia"/>
+                <w:color w:val="000000"/>
+                <w:sz w:val="21"/>
+              </w:rPr>
+              <w:t>603688.SH</w:t>
+            </w:r>
+          </w:p>
+        </w:tc>
+        <w:tc>
+          <w:tcPr>
+            <w:tcW w:w="478" w:type="pct"/>
+            <w:tcBorders>
+              <w:top w:val="single" w:sz="4" w:space="0" w:color="010000"/>
+            </w:tcBorders>
+            <w:vAlign w:val="center"/>
+          </w:tcPr>
+          <w:p>
+            <w:pPr>
+              <w:jc w:val="center"/>
+            </w:pPr>
+            <w:r/>
+            <w:r>
+              <w:rPr>
+                <w:rFonts w:hint="eastAsia"/>
+                <w:color w:val="000000"/>
+                <w:sz w:val="21"/>
+              </w:rPr>
+              <w:t>上交所主板</w:t>
+            </w:r>
+          </w:p>
+        </w:tc>
+        <w:tc>
+          <w:tcPr>
+            <w:tcW w:w="870" w:type="pct"/>
+            <w:tcBorders>
+              <w:top w:val="single" w:sz="4" w:space="0" w:color="010000"/>
+            </w:tcBorders>
+            <w:vAlign w:val="center"/>
+          </w:tcPr>
+          <w:p>
+            <w:pPr>
+              <w:jc w:val="left"/>
+            </w:pPr>
+            <w:r/>
+            <w:r>
+              <w:rPr>
+                <w:rFonts w:hint="eastAsia"/>
+                <w:color w:val="000000"/>
+                <w:sz w:val="21"/>
+              </w:rPr>
+              <w:t>2014年10月31日上市</w:t>
+            </w:r>
+          </w:p>
+        </w:tc>
+        <w:tc>
+          <w:tcPr>
+            <w:tcW w:w="522" w:type="pct"/>
             <w:tcBorders>
               <w:top w:val="single" w:sz="4" w:space="0" w:color="010000"/>
             </w:tcBorders>
@@ -15813,30 +16238,7 @@
         </w:tc>
         <w:tc>
           <w:tcPr>
-            <w:tcW w:w="463" w:type="pct"/>
-            <w:tcBorders>
-              <w:top w:val="single" w:sz="4" w:space="0" w:color="010000"/>
-            </w:tcBorders>
-            <w:vAlign w:val="center"/>
-          </w:tcPr>
-          <w:p>
-            <w:pPr>
-              <w:jc w:val="center"/>
-            </w:pPr>
-            <w:r/>
-            <w:r>
-              <w:rPr>
-                <w:rFonts w:hint="eastAsia"/>
-                <w:color w:val="000000"/>
-                <w:sz w:val="21"/>
-              </w:rPr>
-              <w:t>科创板</w:t>
-            </w:r>
-          </w:p>
-        </w:tc>
-        <w:tc>
-          <w:tcPr>
-            <w:tcW w:w="926" w:type="pct"/>
+            <w:tcW w:w="2087" w:type="pct"/>
             <w:tcBorders>
               <w:top w:val="single" w:sz="4" w:space="0" w:color="010000"/>
             </w:tcBorders>
@@ -15853,53 +16255,7 @@
                 <w:color w:val="000000"/>
                 <w:sz w:val="21"/>
               </w:rPr>
-              <w:t>2026年6月30日递交申报稿，状态为已问询</w:t>
-            </w:r>
-          </w:p>
-        </w:tc>
-        <w:tc>
-          <w:tcPr>
-            <w:tcW w:w="556" w:type="pct"/>
-            <w:tcBorders>
-              <w:top w:val="single" w:sz="4" w:space="0" w:color="010000"/>
-            </w:tcBorders>
-            <w:vAlign w:val="center"/>
-          </w:tcPr>
-          <w:p>
-            <w:pPr>
-              <w:jc w:val="center"/>
-            </w:pPr>
-            <w:r/>
-            <w:r>
-              <w:rPr>
-                <w:rFonts w:hint="eastAsia"/>
-                <w:color w:val="000000"/>
-                <w:sz w:val="21"/>
-              </w:rPr>
-              <w:t>国泰海通证券</w:t>
-            </w:r>
-          </w:p>
-        </w:tc>
-        <w:tc>
-          <w:tcPr>
-            <w:tcW w:w="1759" w:type="pct"/>
-            <w:tcBorders>
-              <w:top w:val="single" w:sz="4" w:space="0" w:color="010000"/>
-            </w:tcBorders>
-            <w:vAlign w:val="center"/>
-          </w:tcPr>
-          <w:p>
-            <w:pPr>
-              <w:jc w:val="left"/>
-            </w:pPr>
-            <w:r/>
-            <w:r>
-              <w:rPr>
-                <w:rFonts w:hint="eastAsia"/>
-                <w:color w:val="000000"/>
-                <w:sz w:val="21"/>
-              </w:rPr>
-              <w:t>半导体等离子体电源系统，包括远程等离子源发生系统与射频电源，应用于刻蚀设备、化学薄膜设备等</w:t>
+              <w:t>高纯石英砂与石英制品。2025年营业收入10.08亿元、同比下降16.71%，归母净利润1.53亿元、同比下降54.03%</w:t>
             </w:r>
           </w:p>
         </w:tc>
@@ -15911,7 +16267,7 @@
         </w:trPr>
         <w:tc>
           <w:tcPr>
-            <w:tcW w:w="787" w:type="pct"/>
+            <w:tcW w:w="565" w:type="pct"/>
             <w:tcBorders>
               <w:top w:val="single" w:sz="4" w:space="0" w:color="010000"/>
             </w:tcBorders>
@@ -15928,36 +16284,612 @@
                 <w:color w:val="000000"/>
                 <w:sz w:val="21"/>
               </w:rPr>
-              <w:t>中微半导体设备（上海）</w:t>
-            </w:r>
-          </w:p>
-        </w:tc>
-        <w:tc>
-          <w:tcPr>
-            <w:tcW w:w="509" w:type="pct"/>
-            <w:tcBorders>
-              <w:top w:val="single" w:sz="4" w:space="0" w:color="010000"/>
-            </w:tcBorders>
-            <w:vAlign w:val="center"/>
-          </w:tcPr>
-          <w:p>
-            <w:pPr>
-              <w:jc w:val="center"/>
-            </w:pPr>
-            <w:r/>
-            <w:r>
-              <w:rPr>
-                <w:rFonts w:hint="eastAsia"/>
-                <w:color w:val="000000"/>
-                <w:sz w:val="21"/>
-              </w:rPr>
-              <w:t>688012.SH</w:t>
-            </w:r>
-          </w:p>
-        </w:tc>
-        <w:tc>
-          <w:tcPr>
-            <w:tcW w:w="463" w:type="pct"/>
+              <w:t>凯德石英</w:t>
+            </w:r>
+          </w:p>
+        </w:tc>
+        <w:tc>
+          <w:tcPr>
+            <w:tcW w:w="478" w:type="pct"/>
+            <w:tcBorders>
+              <w:top w:val="single" w:sz="4" w:space="0" w:color="010000"/>
+            </w:tcBorders>
+            <w:vAlign w:val="center"/>
+          </w:tcPr>
+          <w:p>
+            <w:pPr>
+              <w:jc w:val="center"/>
+            </w:pPr>
+            <w:r/>
+            <w:r>
+              <w:rPr>
+                <w:rFonts w:hint="eastAsia"/>
+                <w:color w:val="000000"/>
+                <w:sz w:val="21"/>
+              </w:rPr>
+              <w:t>920179.BJ</w:t>
+            </w:r>
+          </w:p>
+        </w:tc>
+        <w:tc>
+          <w:tcPr>
+            <w:tcW w:w="478" w:type="pct"/>
+            <w:tcBorders>
+              <w:top w:val="single" w:sz="4" w:space="0" w:color="010000"/>
+            </w:tcBorders>
+            <w:vAlign w:val="center"/>
+          </w:tcPr>
+          <w:p>
+            <w:pPr>
+              <w:jc w:val="center"/>
+            </w:pPr>
+            <w:r/>
+            <w:r>
+              <w:rPr>
+                <w:rFonts w:hint="eastAsia"/>
+                <w:color w:val="000000"/>
+                <w:sz w:val="21"/>
+              </w:rPr>
+              <w:t>北交所</w:t>
+            </w:r>
+          </w:p>
+        </w:tc>
+        <w:tc>
+          <w:tcPr>
+            <w:tcW w:w="870" w:type="pct"/>
+            <w:tcBorders>
+              <w:top w:val="single" w:sz="4" w:space="0" w:color="010000"/>
+            </w:tcBorders>
+            <w:vAlign w:val="center"/>
+          </w:tcPr>
+          <w:p>
+            <w:pPr>
+              <w:jc w:val="left"/>
+            </w:pPr>
+            <w:r/>
+            <w:r>
+              <w:rPr>
+                <w:rFonts w:hint="eastAsia"/>
+                <w:color w:val="000000"/>
+                <w:sz w:val="21"/>
+              </w:rPr>
+              <w:t>2022年上市</w:t>
+            </w:r>
+          </w:p>
+        </w:tc>
+        <w:tc>
+          <w:tcPr>
+            <w:tcW w:w="522" w:type="pct"/>
+            <w:tcBorders>
+              <w:top w:val="single" w:sz="4" w:space="0" w:color="010000"/>
+            </w:tcBorders>
+            <w:vAlign w:val="center"/>
+          </w:tcPr>
+          <w:p>
+            <w:pPr>
+              <w:jc w:val="center"/>
+            </w:pPr>
+            <w:r/>
+            <w:r>
+              <w:rPr>
+                <w:rFonts w:hint="eastAsia"/>
+                <w:color w:val="000000"/>
+                <w:sz w:val="21"/>
+              </w:rPr>
+              <w:t>—</w:t>
+            </w:r>
+          </w:p>
+        </w:tc>
+        <w:tc>
+          <w:tcPr>
+            <w:tcW w:w="2087" w:type="pct"/>
+            <w:tcBorders>
+              <w:top w:val="single" w:sz="4" w:space="0" w:color="010000"/>
+            </w:tcBorders>
+            <w:vAlign w:val="center"/>
+          </w:tcPr>
+          <w:p>
+            <w:pPr>
+              <w:jc w:val="left"/>
+            </w:pPr>
+            <w:r/>
+            <w:r>
+              <w:rPr>
+                <w:rFonts w:hint="eastAsia"/>
+                <w:color w:val="000000"/>
+                <w:sz w:val="21"/>
+              </w:rPr>
+              <w:t>石英仪器、石英管道、石英舟等半导体用石英玻璃制品。2025年营业收入2.80亿元、同比下降8.46%，归母净利润2,414.74万元</w:t>
+            </w:r>
+          </w:p>
+        </w:tc>
+      </w:tr>
+      <w:tr>
+        <w:trPr>
+          <w:cantSplit/>
+          <w:jc w:val="center"/>
+        </w:trPr>
+        <w:tc>
+          <w:tcPr>
+            <w:tcW w:w="565" w:type="pct"/>
+            <w:tcBorders>
+              <w:top w:val="single" w:sz="4" w:space="0" w:color="010000"/>
+            </w:tcBorders>
+            <w:vAlign w:val="center"/>
+          </w:tcPr>
+          <w:p>
+            <w:pPr>
+              <w:jc w:val="left"/>
+            </w:pPr>
+            <w:r/>
+            <w:r>
+              <w:rPr>
+                <w:rFonts w:hint="eastAsia"/>
+                <w:color w:val="000000"/>
+                <w:sz w:val="21"/>
+              </w:rPr>
+              <w:t>华亚智能</w:t>
+            </w:r>
+          </w:p>
+        </w:tc>
+        <w:tc>
+          <w:tcPr>
+            <w:tcW w:w="478" w:type="pct"/>
+            <w:tcBorders>
+              <w:top w:val="single" w:sz="4" w:space="0" w:color="010000"/>
+            </w:tcBorders>
+            <w:vAlign w:val="center"/>
+          </w:tcPr>
+          <w:p>
+            <w:pPr>
+              <w:jc w:val="center"/>
+            </w:pPr>
+            <w:r/>
+            <w:r>
+              <w:rPr>
+                <w:rFonts w:hint="eastAsia"/>
+                <w:color w:val="000000"/>
+                <w:sz w:val="21"/>
+              </w:rPr>
+              <w:t>003043.SZ</w:t>
+            </w:r>
+          </w:p>
+        </w:tc>
+        <w:tc>
+          <w:tcPr>
+            <w:tcW w:w="478" w:type="pct"/>
+            <w:tcBorders>
+              <w:top w:val="single" w:sz="4" w:space="0" w:color="010000"/>
+            </w:tcBorders>
+            <w:vAlign w:val="center"/>
+          </w:tcPr>
+          <w:p>
+            <w:pPr>
+              <w:jc w:val="center"/>
+            </w:pPr>
+            <w:r/>
+            <w:r>
+              <w:rPr>
+                <w:rFonts w:hint="eastAsia"/>
+                <w:color w:val="000000"/>
+                <w:sz w:val="21"/>
+              </w:rPr>
+              <w:t>深交所主板</w:t>
+            </w:r>
+          </w:p>
+        </w:tc>
+        <w:tc>
+          <w:tcPr>
+            <w:tcW w:w="870" w:type="pct"/>
+            <w:tcBorders>
+              <w:top w:val="single" w:sz="4" w:space="0" w:color="010000"/>
+            </w:tcBorders>
+            <w:vAlign w:val="center"/>
+          </w:tcPr>
+          <w:p>
+            <w:pPr>
+              <w:jc w:val="left"/>
+            </w:pPr>
+            <w:r/>
+            <w:r>
+              <w:rPr>
+                <w:rFonts w:hint="eastAsia"/>
+                <w:color w:val="000000"/>
+                <w:sz w:val="21"/>
+              </w:rPr>
+              <w:t>2021年4月6日上市</w:t>
+            </w:r>
+          </w:p>
+        </w:tc>
+        <w:tc>
+          <w:tcPr>
+            <w:tcW w:w="522" w:type="pct"/>
+            <w:tcBorders>
+              <w:top w:val="single" w:sz="4" w:space="0" w:color="010000"/>
+            </w:tcBorders>
+            <w:vAlign w:val="center"/>
+          </w:tcPr>
+          <w:p>
+            <w:pPr>
+              <w:jc w:val="center"/>
+            </w:pPr>
+            <w:r/>
+            <w:r>
+              <w:rPr>
+                <w:rFonts w:hint="eastAsia"/>
+                <w:color w:val="000000"/>
+                <w:sz w:val="21"/>
+              </w:rPr>
+              <w:t>—</w:t>
+            </w:r>
+          </w:p>
+        </w:tc>
+        <w:tc>
+          <w:tcPr>
+            <w:tcW w:w="2087" w:type="pct"/>
+            <w:tcBorders>
+              <w:top w:val="single" w:sz="4" w:space="0" w:color="010000"/>
+            </w:tcBorders>
+            <w:vAlign w:val="center"/>
+          </w:tcPr>
+          <w:p>
+            <w:pPr>
+              <w:jc w:val="left"/>
+            </w:pPr>
+            <w:r/>
+            <w:r>
+              <w:rPr>
+                <w:rFonts w:hint="eastAsia"/>
+                <w:color w:val="000000"/>
+                <w:sz w:val="21"/>
+              </w:rPr>
+              <w:t>精密金属结构件，应用于半导体设备等领域。2025年营业收入10.02亿元、同比增长59.82%，归母净利润8,459.07万元</w:t>
+            </w:r>
+          </w:p>
+        </w:tc>
+      </w:tr>
+      <w:tr>
+        <w:trPr>
+          <w:cantSplit/>
+          <w:jc w:val="center"/>
+        </w:trPr>
+        <w:tc>
+          <w:tcPr>
+            <w:tcW w:w="565" w:type="pct"/>
+            <w:tcBorders>
+              <w:top w:val="single" w:sz="4" w:space="0" w:color="010000"/>
+            </w:tcBorders>
+            <w:vAlign w:val="center"/>
+          </w:tcPr>
+          <w:p>
+            <w:pPr>
+              <w:jc w:val="left"/>
+            </w:pPr>
+            <w:r/>
+            <w:r>
+              <w:rPr>
+                <w:rFonts w:hint="eastAsia"/>
+                <w:color w:val="000000"/>
+                <w:sz w:val="21"/>
+              </w:rPr>
+              <w:t>江丰电子</w:t>
+            </w:r>
+          </w:p>
+        </w:tc>
+        <w:tc>
+          <w:tcPr>
+            <w:tcW w:w="478" w:type="pct"/>
+            <w:tcBorders>
+              <w:top w:val="single" w:sz="4" w:space="0" w:color="010000"/>
+            </w:tcBorders>
+            <w:vAlign w:val="center"/>
+          </w:tcPr>
+          <w:p>
+            <w:pPr>
+              <w:jc w:val="center"/>
+            </w:pPr>
+            <w:r/>
+            <w:r>
+              <w:rPr>
+                <w:rFonts w:hint="eastAsia"/>
+                <w:color w:val="000000"/>
+                <w:sz w:val="21"/>
+              </w:rPr>
+              <w:t>300666.SZ</w:t>
+            </w:r>
+          </w:p>
+        </w:tc>
+        <w:tc>
+          <w:tcPr>
+            <w:tcW w:w="478" w:type="pct"/>
+            <w:tcBorders>
+              <w:top w:val="single" w:sz="4" w:space="0" w:color="010000"/>
+            </w:tcBorders>
+            <w:vAlign w:val="center"/>
+          </w:tcPr>
+          <w:p>
+            <w:pPr>
+              <w:jc w:val="center"/>
+            </w:pPr>
+            <w:r/>
+            <w:r>
+              <w:rPr>
+                <w:rFonts w:hint="eastAsia"/>
+                <w:color w:val="000000"/>
+                <w:sz w:val="21"/>
+              </w:rPr>
+              <w:t>创业板</w:t>
+            </w:r>
+          </w:p>
+        </w:tc>
+        <w:tc>
+          <w:tcPr>
+            <w:tcW w:w="870" w:type="pct"/>
+            <w:tcBorders>
+              <w:top w:val="single" w:sz="4" w:space="0" w:color="010000"/>
+            </w:tcBorders>
+            <w:vAlign w:val="center"/>
+          </w:tcPr>
+          <w:p>
+            <w:pPr>
+              <w:jc w:val="left"/>
+            </w:pPr>
+            <w:r/>
+            <w:r>
+              <w:rPr>
+                <w:rFonts w:hint="eastAsia"/>
+                <w:color w:val="000000"/>
+                <w:sz w:val="21"/>
+              </w:rPr>
+              <w:t>2017年6月15日上市</w:t>
+            </w:r>
+          </w:p>
+        </w:tc>
+        <w:tc>
+          <w:tcPr>
+            <w:tcW w:w="522" w:type="pct"/>
+            <w:tcBorders>
+              <w:top w:val="single" w:sz="4" w:space="0" w:color="010000"/>
+            </w:tcBorders>
+            <w:vAlign w:val="center"/>
+          </w:tcPr>
+          <w:p>
+            <w:pPr>
+              <w:jc w:val="center"/>
+            </w:pPr>
+            <w:r/>
+            <w:r>
+              <w:rPr>
+                <w:rFonts w:hint="eastAsia"/>
+                <w:color w:val="000000"/>
+                <w:sz w:val="21"/>
+              </w:rPr>
+              <w:t>—</w:t>
+            </w:r>
+          </w:p>
+        </w:tc>
+        <w:tc>
+          <w:tcPr>
+            <w:tcW w:w="2087" w:type="pct"/>
+            <w:tcBorders>
+              <w:top w:val="single" w:sz="4" w:space="0" w:color="010000"/>
+            </w:tcBorders>
+            <w:vAlign w:val="center"/>
+          </w:tcPr>
+          <w:p>
+            <w:pPr>
+              <w:jc w:val="left"/>
+            </w:pPr>
+            <w:r/>
+            <w:r>
+              <w:rPr>
+                <w:rFonts w:hint="eastAsia"/>
+                <w:color w:val="000000"/>
+                <w:sz w:val="21"/>
+              </w:rPr>
+              <w:t>超高纯金属溅射靶材与半导体设备精密零部件。2025年营业收入46.04亿元、同比增长27.72%，归母净利润5.00亿元、同比增长24.70%</w:t>
+            </w:r>
+          </w:p>
+        </w:tc>
+      </w:tr>
+      <w:tr>
+        <w:trPr>
+          <w:cantSplit/>
+          <w:jc w:val="center"/>
+        </w:trPr>
+        <w:tc>
+          <w:tcPr>
+            <w:tcW w:w="565" w:type="pct"/>
+            <w:tcBorders>
+              <w:top w:val="single" w:sz="4" w:space="0" w:color="010000"/>
+            </w:tcBorders>
+            <w:vAlign w:val="center"/>
+          </w:tcPr>
+          <w:p>
+            <w:pPr>
+              <w:jc w:val="left"/>
+            </w:pPr>
+            <w:r/>
+            <w:r>
+              <w:rPr>
+                <w:rFonts w:hint="eastAsia"/>
+                <w:color w:val="000000"/>
+                <w:sz w:val="21"/>
+              </w:rPr>
+              <w:t>富乐德</w:t>
+            </w:r>
+          </w:p>
+        </w:tc>
+        <w:tc>
+          <w:tcPr>
+            <w:tcW w:w="478" w:type="pct"/>
+            <w:tcBorders>
+              <w:top w:val="single" w:sz="4" w:space="0" w:color="010000"/>
+            </w:tcBorders>
+            <w:vAlign w:val="center"/>
+          </w:tcPr>
+          <w:p>
+            <w:pPr>
+              <w:jc w:val="center"/>
+            </w:pPr>
+            <w:r/>
+            <w:r>
+              <w:rPr>
+                <w:rFonts w:hint="eastAsia"/>
+                <w:color w:val="000000"/>
+                <w:sz w:val="21"/>
+              </w:rPr>
+              <w:t>301297.SZ</w:t>
+            </w:r>
+          </w:p>
+        </w:tc>
+        <w:tc>
+          <w:tcPr>
+            <w:tcW w:w="478" w:type="pct"/>
+            <w:tcBorders>
+              <w:top w:val="single" w:sz="4" w:space="0" w:color="010000"/>
+            </w:tcBorders>
+            <w:vAlign w:val="center"/>
+          </w:tcPr>
+          <w:p>
+            <w:pPr>
+              <w:jc w:val="center"/>
+            </w:pPr>
+            <w:r/>
+            <w:r>
+              <w:rPr>
+                <w:rFonts w:hint="eastAsia"/>
+                <w:color w:val="000000"/>
+                <w:sz w:val="21"/>
+              </w:rPr>
+              <w:t>创业板</w:t>
+            </w:r>
+          </w:p>
+        </w:tc>
+        <w:tc>
+          <w:tcPr>
+            <w:tcW w:w="870" w:type="pct"/>
+            <w:tcBorders>
+              <w:top w:val="single" w:sz="4" w:space="0" w:color="010000"/>
+            </w:tcBorders>
+            <w:vAlign w:val="center"/>
+          </w:tcPr>
+          <w:p>
+            <w:pPr>
+              <w:jc w:val="left"/>
+            </w:pPr>
+            <w:r/>
+            <w:r>
+              <w:rPr>
+                <w:rFonts w:hint="eastAsia"/>
+                <w:color w:val="000000"/>
+                <w:sz w:val="21"/>
+              </w:rPr>
+              <w:t>2022年12月30日上市</w:t>
+            </w:r>
+          </w:p>
+        </w:tc>
+        <w:tc>
+          <w:tcPr>
+            <w:tcW w:w="522" w:type="pct"/>
+            <w:tcBorders>
+              <w:top w:val="single" w:sz="4" w:space="0" w:color="010000"/>
+            </w:tcBorders>
+            <w:vAlign w:val="center"/>
+          </w:tcPr>
+          <w:p>
+            <w:pPr>
+              <w:jc w:val="center"/>
+            </w:pPr>
+            <w:r/>
+            <w:r>
+              <w:rPr>
+                <w:rFonts w:hint="eastAsia"/>
+                <w:color w:val="000000"/>
+                <w:sz w:val="21"/>
+              </w:rPr>
+              <w:t>—</w:t>
+            </w:r>
+          </w:p>
+        </w:tc>
+        <w:tc>
+          <w:tcPr>
+            <w:tcW w:w="2087" w:type="pct"/>
+            <w:tcBorders>
+              <w:top w:val="single" w:sz="4" w:space="0" w:color="010000"/>
+            </w:tcBorders>
+            <w:vAlign w:val="center"/>
+          </w:tcPr>
+          <w:p>
+            <w:pPr>
+              <w:jc w:val="left"/>
+            </w:pPr>
+            <w:r/>
+            <w:r>
+              <w:rPr>
+                <w:rFonts w:hint="eastAsia"/>
+                <w:color w:val="000000"/>
+                <w:sz w:val="21"/>
+              </w:rPr>
+              <w:t>泛半导体设备精密洗净与零部件再生服务。2025年营业收入28.67亿元、同比增长7.46%，归母净利润4.03亿元、同比增长58.54%</w:t>
+            </w:r>
+          </w:p>
+        </w:tc>
+      </w:tr>
+      <w:tr>
+        <w:trPr>
+          <w:cantSplit/>
+          <w:jc w:val="center"/>
+        </w:trPr>
+        <w:tc>
+          <w:tcPr>
+            <w:tcW w:w="565" w:type="pct"/>
+            <w:tcBorders>
+              <w:top w:val="single" w:sz="4" w:space="0" w:color="010000"/>
+            </w:tcBorders>
+            <w:vAlign w:val="center"/>
+          </w:tcPr>
+          <w:p>
+            <w:pPr>
+              <w:jc w:val="left"/>
+            </w:pPr>
+            <w:r/>
+            <w:r>
+              <w:rPr>
+                <w:rFonts w:hint="eastAsia"/>
+                <w:color w:val="000000"/>
+                <w:sz w:val="21"/>
+              </w:rPr>
+              <w:t>正帆科技</w:t>
+            </w:r>
+          </w:p>
+        </w:tc>
+        <w:tc>
+          <w:tcPr>
+            <w:tcW w:w="478" w:type="pct"/>
+            <w:tcBorders>
+              <w:top w:val="single" w:sz="4" w:space="0" w:color="010000"/>
+            </w:tcBorders>
+            <w:vAlign w:val="center"/>
+          </w:tcPr>
+          <w:p>
+            <w:pPr>
+              <w:jc w:val="center"/>
+            </w:pPr>
+            <w:r/>
+            <w:r>
+              <w:rPr>
+                <w:rFonts w:hint="eastAsia"/>
+                <w:color w:val="000000"/>
+                <w:sz w:val="21"/>
+              </w:rPr>
+              <w:t>688596.SH</w:t>
+            </w:r>
+          </w:p>
+        </w:tc>
+        <w:tc>
+          <w:tcPr>
+            <w:tcW w:w="478" w:type="pct"/>
             <w:tcBorders>
               <w:top w:val="single" w:sz="4" w:space="0" w:color="010000"/>
             </w:tcBorders>
@@ -15980,7 +16912,7 @@
         </w:tc>
         <w:tc>
           <w:tcPr>
-            <w:tcW w:w="926" w:type="pct"/>
+            <w:tcW w:w="870" w:type="pct"/>
             <w:tcBorders>
               <w:top w:val="single" w:sz="4" w:space="0" w:color="010000"/>
             </w:tcBorders>
@@ -15997,36 +16929,36 @@
                 <w:color w:val="000000"/>
                 <w:sz w:val="21"/>
               </w:rPr>
-              <w:t>2019年7月22日上市</w:t>
-            </w:r>
-          </w:p>
-        </w:tc>
-        <w:tc>
-          <w:tcPr>
-            <w:tcW w:w="556" w:type="pct"/>
-            <w:tcBorders>
-              <w:top w:val="single" w:sz="4" w:space="0" w:color="010000"/>
-            </w:tcBorders>
-            <w:vAlign w:val="center"/>
-          </w:tcPr>
-          <w:p>
-            <w:pPr>
-              <w:jc w:val="center"/>
-            </w:pPr>
-            <w:r/>
-            <w:r>
-              <w:rPr>
-                <w:rFonts w:hint="eastAsia"/>
-                <w:color w:val="000000"/>
-                <w:sz w:val="21"/>
-              </w:rPr>
-              <w:t>海通证券</w:t>
-            </w:r>
-          </w:p>
-        </w:tc>
-        <w:tc>
-          <w:tcPr>
-            <w:tcW w:w="1759" w:type="pct"/>
+              <w:t>2020年8月20日上市</w:t>
+            </w:r>
+          </w:p>
+        </w:tc>
+        <w:tc>
+          <w:tcPr>
+            <w:tcW w:w="522" w:type="pct"/>
+            <w:tcBorders>
+              <w:top w:val="single" w:sz="4" w:space="0" w:color="010000"/>
+            </w:tcBorders>
+            <w:vAlign w:val="center"/>
+          </w:tcPr>
+          <w:p>
+            <w:pPr>
+              <w:jc w:val="center"/>
+            </w:pPr>
+            <w:r/>
+            <w:r>
+              <w:rPr>
+                <w:rFonts w:hint="eastAsia"/>
+                <w:color w:val="000000"/>
+                <w:sz w:val="21"/>
+              </w:rPr>
+              <w:t>—</w:t>
+            </w:r>
+          </w:p>
+        </w:tc>
+        <w:tc>
+          <w:tcPr>
+            <w:tcW w:w="2087" w:type="pct"/>
             <w:tcBorders>
               <w:top w:val="single" w:sz="4" w:space="0" w:color="010000"/>
             </w:tcBorders>
@@ -16043,7 +16975,1015 @@
                 <w:color w:val="000000"/>
                 <w:sz w:val="21"/>
               </w:rPr>
-              <w:t>等离子体刻蚀设备与MOCVD设备（下游设备厂商，列示供参照）</w:t>
+              <w:t>电子工艺设备与气体输送系统，含气柜、气体管路及电子特气。2025年营业收入49.16亿元、同比下降10.11%，归母净利润1.36亿元、同比下降74.17%</w:t>
+            </w:r>
+          </w:p>
+        </w:tc>
+      </w:tr>
+      <w:tr>
+        <w:trPr>
+          <w:cantSplit/>
+          <w:jc w:val="center"/>
+        </w:trPr>
+        <w:tc>
+          <w:tcPr>
+            <w:tcW w:w="565" w:type="pct"/>
+            <w:tcBorders>
+              <w:top w:val="single" w:sz="4" w:space="0" w:color="010000"/>
+            </w:tcBorders>
+            <w:vAlign w:val="center"/>
+          </w:tcPr>
+          <w:p>
+            <w:pPr>
+              <w:jc w:val="left"/>
+            </w:pPr>
+            <w:r/>
+            <w:r>
+              <w:rPr>
+                <w:rFonts w:hint="eastAsia"/>
+                <w:color w:val="000000"/>
+                <w:sz w:val="21"/>
+              </w:rPr>
+              <w:t>新莱应材</w:t>
+            </w:r>
+          </w:p>
+        </w:tc>
+        <w:tc>
+          <w:tcPr>
+            <w:tcW w:w="478" w:type="pct"/>
+            <w:tcBorders>
+              <w:top w:val="single" w:sz="4" w:space="0" w:color="010000"/>
+            </w:tcBorders>
+            <w:vAlign w:val="center"/>
+          </w:tcPr>
+          <w:p>
+            <w:pPr>
+              <w:jc w:val="center"/>
+            </w:pPr>
+            <w:r/>
+            <w:r>
+              <w:rPr>
+                <w:rFonts w:hint="eastAsia"/>
+                <w:color w:val="000000"/>
+                <w:sz w:val="21"/>
+              </w:rPr>
+              <w:t>300260.SZ</w:t>
+            </w:r>
+          </w:p>
+        </w:tc>
+        <w:tc>
+          <w:tcPr>
+            <w:tcW w:w="478" w:type="pct"/>
+            <w:tcBorders>
+              <w:top w:val="single" w:sz="4" w:space="0" w:color="010000"/>
+            </w:tcBorders>
+            <w:vAlign w:val="center"/>
+          </w:tcPr>
+          <w:p>
+            <w:pPr>
+              <w:jc w:val="center"/>
+            </w:pPr>
+            <w:r/>
+            <w:r>
+              <w:rPr>
+                <w:rFonts w:hint="eastAsia"/>
+                <w:color w:val="000000"/>
+                <w:sz w:val="21"/>
+              </w:rPr>
+              <w:t>创业板</w:t>
+            </w:r>
+          </w:p>
+        </w:tc>
+        <w:tc>
+          <w:tcPr>
+            <w:tcW w:w="870" w:type="pct"/>
+            <w:tcBorders>
+              <w:top w:val="single" w:sz="4" w:space="0" w:color="010000"/>
+            </w:tcBorders>
+            <w:vAlign w:val="center"/>
+          </w:tcPr>
+          <w:p>
+            <w:pPr>
+              <w:jc w:val="left"/>
+            </w:pPr>
+            <w:r/>
+            <w:r>
+              <w:rPr>
+                <w:rFonts w:hint="eastAsia"/>
+                <w:color w:val="000000"/>
+                <w:sz w:val="21"/>
+              </w:rPr>
+              <w:t>已上市</w:t>
+            </w:r>
+          </w:p>
+        </w:tc>
+        <w:tc>
+          <w:tcPr>
+            <w:tcW w:w="522" w:type="pct"/>
+            <w:tcBorders>
+              <w:top w:val="single" w:sz="4" w:space="0" w:color="010000"/>
+            </w:tcBorders>
+            <w:vAlign w:val="center"/>
+          </w:tcPr>
+          <w:p>
+            <w:pPr>
+              <w:jc w:val="center"/>
+            </w:pPr>
+            <w:r/>
+            <w:r>
+              <w:rPr>
+                <w:rFonts w:hint="eastAsia"/>
+                <w:color w:val="000000"/>
+                <w:sz w:val="21"/>
+              </w:rPr>
+              <w:t>—</w:t>
+            </w:r>
+          </w:p>
+        </w:tc>
+        <w:tc>
+          <w:tcPr>
+            <w:tcW w:w="2087" w:type="pct"/>
+            <w:tcBorders>
+              <w:top w:val="single" w:sz="4" w:space="0" w:color="010000"/>
+            </w:tcBorders>
+            <w:vAlign w:val="center"/>
+          </w:tcPr>
+          <w:p>
+            <w:pPr>
+              <w:jc w:val="left"/>
+            </w:pPr>
+            <w:r/>
+            <w:r>
+              <w:rPr>
+                <w:rFonts w:hint="eastAsia"/>
+                <w:color w:val="000000"/>
+                <w:sz w:val="21"/>
+              </w:rPr>
+              <w:t>洁净应用材料与高纯应用材料，含半导体用真空及流体管阀件。2025年营业收入29.98亿元、同比增长5.22%，净利润1.75亿元</w:t>
+            </w:r>
+          </w:p>
+        </w:tc>
+      </w:tr>
+      <w:tr>
+        <w:trPr>
+          <w:cantSplit/>
+          <w:jc w:val="center"/>
+        </w:trPr>
+        <w:tc>
+          <w:tcPr>
+            <w:tcW w:w="565" w:type="pct"/>
+            <w:tcBorders>
+              <w:top w:val="single" w:sz="4" w:space="0" w:color="010000"/>
+            </w:tcBorders>
+            <w:vAlign w:val="center"/>
+          </w:tcPr>
+          <w:p>
+            <w:pPr>
+              <w:jc w:val="left"/>
+            </w:pPr>
+            <w:r/>
+            <w:r>
+              <w:rPr>
+                <w:rFonts w:hint="eastAsia"/>
+                <w:color w:val="000000"/>
+                <w:sz w:val="21"/>
+              </w:rPr>
+              <w:t>恒运昌</w:t>
+            </w:r>
+          </w:p>
+        </w:tc>
+        <w:tc>
+          <w:tcPr>
+            <w:tcW w:w="478" w:type="pct"/>
+            <w:tcBorders>
+              <w:top w:val="single" w:sz="4" w:space="0" w:color="010000"/>
+            </w:tcBorders>
+            <w:vAlign w:val="center"/>
+          </w:tcPr>
+          <w:p>
+            <w:pPr>
+              <w:jc w:val="center"/>
+            </w:pPr>
+            <w:r/>
+            <w:r>
+              <w:rPr>
+                <w:rFonts w:hint="eastAsia"/>
+                <w:color w:val="000000"/>
+                <w:sz w:val="21"/>
+              </w:rPr>
+              <w:t>688785.SH</w:t>
+            </w:r>
+          </w:p>
+        </w:tc>
+        <w:tc>
+          <w:tcPr>
+            <w:tcW w:w="478" w:type="pct"/>
+            <w:tcBorders>
+              <w:top w:val="single" w:sz="4" w:space="0" w:color="010000"/>
+            </w:tcBorders>
+            <w:vAlign w:val="center"/>
+          </w:tcPr>
+          <w:p>
+            <w:pPr>
+              <w:jc w:val="center"/>
+            </w:pPr>
+            <w:r/>
+            <w:r>
+              <w:rPr>
+                <w:rFonts w:hint="eastAsia"/>
+                <w:color w:val="000000"/>
+                <w:sz w:val="21"/>
+              </w:rPr>
+              <w:t>科创板</w:t>
+            </w:r>
+          </w:p>
+        </w:tc>
+        <w:tc>
+          <w:tcPr>
+            <w:tcW w:w="870" w:type="pct"/>
+            <w:tcBorders>
+              <w:top w:val="single" w:sz="4" w:space="0" w:color="010000"/>
+            </w:tcBorders>
+            <w:vAlign w:val="center"/>
+          </w:tcPr>
+          <w:p>
+            <w:pPr>
+              <w:jc w:val="left"/>
+            </w:pPr>
+            <w:r/>
+            <w:r>
+              <w:rPr>
+                <w:rFonts w:hint="eastAsia"/>
+                <w:color w:val="000000"/>
+                <w:sz w:val="21"/>
+              </w:rPr>
+              <w:t>2026年1月28日上市</w:t>
+            </w:r>
+          </w:p>
+        </w:tc>
+        <w:tc>
+          <w:tcPr>
+            <w:tcW w:w="522" w:type="pct"/>
+            <w:tcBorders>
+              <w:top w:val="single" w:sz="4" w:space="0" w:color="010000"/>
+            </w:tcBorders>
+            <w:vAlign w:val="center"/>
+          </w:tcPr>
+          <w:p>
+            <w:pPr>
+              <w:jc w:val="center"/>
+            </w:pPr>
+            <w:r/>
+            <w:r>
+              <w:rPr>
+                <w:rFonts w:hint="eastAsia"/>
+                <w:color w:val="000000"/>
+                <w:sz w:val="21"/>
+              </w:rPr>
+              <w:t>中信证券</w:t>
+            </w:r>
+          </w:p>
+        </w:tc>
+        <w:tc>
+          <w:tcPr>
+            <w:tcW w:w="2087" w:type="pct"/>
+            <w:tcBorders>
+              <w:top w:val="single" w:sz="4" w:space="0" w:color="010000"/>
+            </w:tcBorders>
+            <w:vAlign w:val="center"/>
+          </w:tcPr>
+          <w:p>
+            <w:pPr>
+              <w:jc w:val="left"/>
+            </w:pPr>
+            <w:r/>
+            <w:r>
+              <w:rPr>
+                <w:rFonts w:hint="eastAsia"/>
+                <w:color w:val="000000"/>
+                <w:sz w:val="21"/>
+              </w:rPr>
+              <w:t>半导体射频电源与真空技术产品。2025年营业收入5.30亿元，归母净利润1.14亿元、同比下降19.19%</w:t>
+            </w:r>
+          </w:p>
+        </w:tc>
+      </w:tr>
+      <w:tr>
+        <w:trPr>
+          <w:cantSplit/>
+          <w:jc w:val="center"/>
+        </w:trPr>
+        <w:tc>
+          <w:tcPr>
+            <w:tcW w:w="565" w:type="pct"/>
+            <w:tcBorders>
+              <w:top w:val="single" w:sz="4" w:space="0" w:color="010000"/>
+            </w:tcBorders>
+            <w:vAlign w:val="center"/>
+          </w:tcPr>
+          <w:p>
+            <w:pPr>
+              <w:jc w:val="left"/>
+            </w:pPr>
+            <w:r/>
+            <w:r>
+              <w:rPr>
+                <w:rFonts w:hint="eastAsia"/>
+                <w:color w:val="000000"/>
+                <w:sz w:val="21"/>
+              </w:rPr>
+              <w:t>英杰电气</w:t>
+            </w:r>
+          </w:p>
+        </w:tc>
+        <w:tc>
+          <w:tcPr>
+            <w:tcW w:w="478" w:type="pct"/>
+            <w:tcBorders>
+              <w:top w:val="single" w:sz="4" w:space="0" w:color="010000"/>
+            </w:tcBorders>
+            <w:vAlign w:val="center"/>
+          </w:tcPr>
+          <w:p>
+            <w:pPr>
+              <w:jc w:val="center"/>
+            </w:pPr>
+            <w:r/>
+            <w:r>
+              <w:rPr>
+                <w:rFonts w:hint="eastAsia"/>
+                <w:color w:val="000000"/>
+                <w:sz w:val="21"/>
+              </w:rPr>
+              <w:t>300820.SZ</w:t>
+            </w:r>
+          </w:p>
+        </w:tc>
+        <w:tc>
+          <w:tcPr>
+            <w:tcW w:w="478" w:type="pct"/>
+            <w:tcBorders>
+              <w:top w:val="single" w:sz="4" w:space="0" w:color="010000"/>
+            </w:tcBorders>
+            <w:vAlign w:val="center"/>
+          </w:tcPr>
+          <w:p>
+            <w:pPr>
+              <w:jc w:val="center"/>
+            </w:pPr>
+            <w:r/>
+            <w:r>
+              <w:rPr>
+                <w:rFonts w:hint="eastAsia"/>
+                <w:color w:val="000000"/>
+                <w:sz w:val="21"/>
+              </w:rPr>
+              <w:t>创业板</w:t>
+            </w:r>
+          </w:p>
+        </w:tc>
+        <w:tc>
+          <w:tcPr>
+            <w:tcW w:w="870" w:type="pct"/>
+            <w:tcBorders>
+              <w:top w:val="single" w:sz="4" w:space="0" w:color="010000"/>
+            </w:tcBorders>
+            <w:vAlign w:val="center"/>
+          </w:tcPr>
+          <w:p>
+            <w:pPr>
+              <w:jc w:val="left"/>
+            </w:pPr>
+            <w:r/>
+            <w:r>
+              <w:rPr>
+                <w:rFonts w:hint="eastAsia"/>
+                <w:color w:val="000000"/>
+                <w:sz w:val="21"/>
+              </w:rPr>
+              <w:t>已上市</w:t>
+            </w:r>
+          </w:p>
+        </w:tc>
+        <w:tc>
+          <w:tcPr>
+            <w:tcW w:w="522" w:type="pct"/>
+            <w:tcBorders>
+              <w:top w:val="single" w:sz="4" w:space="0" w:color="010000"/>
+            </w:tcBorders>
+            <w:vAlign w:val="center"/>
+          </w:tcPr>
+          <w:p>
+            <w:pPr>
+              <w:jc w:val="center"/>
+            </w:pPr>
+            <w:r/>
+            <w:r>
+              <w:rPr>
+                <w:rFonts w:hint="eastAsia"/>
+                <w:color w:val="000000"/>
+                <w:sz w:val="21"/>
+              </w:rPr>
+              <w:t>—</w:t>
+            </w:r>
+          </w:p>
+        </w:tc>
+        <w:tc>
+          <w:tcPr>
+            <w:tcW w:w="2087" w:type="pct"/>
+            <w:tcBorders>
+              <w:top w:val="single" w:sz="4" w:space="0" w:color="010000"/>
+            </w:tcBorders>
+            <w:vAlign w:val="center"/>
+          </w:tcPr>
+          <w:p>
+            <w:pPr>
+              <w:jc w:val="left"/>
+            </w:pPr>
+            <w:r/>
+            <w:r>
+              <w:rPr>
+                <w:rFonts w:hint="eastAsia"/>
+                <w:color w:val="000000"/>
+                <w:sz w:val="21"/>
+              </w:rPr>
+              <w:t>工业电源，含半导体设备用电源产品。2025年营业收入15.02亿元，归母净利润2.23亿元</w:t>
+            </w:r>
+          </w:p>
+        </w:tc>
+      </w:tr>
+      <w:tr>
+        <w:trPr>
+          <w:cantSplit/>
+          <w:jc w:val="center"/>
+        </w:trPr>
+        <w:tc>
+          <w:tcPr>
+            <w:tcW w:w="565" w:type="pct"/>
+            <w:tcBorders>
+              <w:top w:val="single" w:sz="4" w:space="0" w:color="010000"/>
+            </w:tcBorders>
+            <w:vAlign w:val="center"/>
+          </w:tcPr>
+          <w:p>
+            <w:pPr>
+              <w:jc w:val="left"/>
+            </w:pPr>
+            <w:r/>
+            <w:r>
+              <w:rPr>
+                <w:rFonts w:hint="eastAsia"/>
+                <w:color w:val="000000"/>
+                <w:sz w:val="21"/>
+              </w:rPr>
+              <w:t>唯万密封</w:t>
+            </w:r>
+          </w:p>
+        </w:tc>
+        <w:tc>
+          <w:tcPr>
+            <w:tcW w:w="478" w:type="pct"/>
+            <w:tcBorders>
+              <w:top w:val="single" w:sz="4" w:space="0" w:color="010000"/>
+            </w:tcBorders>
+            <w:vAlign w:val="center"/>
+          </w:tcPr>
+          <w:p>
+            <w:pPr>
+              <w:jc w:val="center"/>
+            </w:pPr>
+            <w:r/>
+            <w:r>
+              <w:rPr>
+                <w:rFonts w:hint="eastAsia"/>
+                <w:color w:val="000000"/>
+                <w:sz w:val="21"/>
+              </w:rPr>
+              <w:t>301161.SZ</w:t>
+            </w:r>
+          </w:p>
+        </w:tc>
+        <w:tc>
+          <w:tcPr>
+            <w:tcW w:w="478" w:type="pct"/>
+            <w:tcBorders>
+              <w:top w:val="single" w:sz="4" w:space="0" w:color="010000"/>
+            </w:tcBorders>
+            <w:vAlign w:val="center"/>
+          </w:tcPr>
+          <w:p>
+            <w:pPr>
+              <w:jc w:val="center"/>
+            </w:pPr>
+            <w:r/>
+            <w:r>
+              <w:rPr>
+                <w:rFonts w:hint="eastAsia"/>
+                <w:color w:val="000000"/>
+                <w:sz w:val="21"/>
+              </w:rPr>
+              <w:t>创业板</w:t>
+            </w:r>
+          </w:p>
+        </w:tc>
+        <w:tc>
+          <w:tcPr>
+            <w:tcW w:w="870" w:type="pct"/>
+            <w:tcBorders>
+              <w:top w:val="single" w:sz="4" w:space="0" w:color="010000"/>
+            </w:tcBorders>
+            <w:vAlign w:val="center"/>
+          </w:tcPr>
+          <w:p>
+            <w:pPr>
+              <w:jc w:val="left"/>
+            </w:pPr>
+            <w:r/>
+            <w:r>
+              <w:rPr>
+                <w:rFonts w:hint="eastAsia"/>
+                <w:color w:val="000000"/>
+                <w:sz w:val="21"/>
+              </w:rPr>
+              <w:t>2022年9月14日上市</w:t>
+            </w:r>
+          </w:p>
+        </w:tc>
+        <w:tc>
+          <w:tcPr>
+            <w:tcW w:w="522" w:type="pct"/>
+            <w:tcBorders>
+              <w:top w:val="single" w:sz="4" w:space="0" w:color="010000"/>
+            </w:tcBorders>
+            <w:vAlign w:val="center"/>
+          </w:tcPr>
+          <w:p>
+            <w:pPr>
+              <w:jc w:val="center"/>
+            </w:pPr>
+            <w:r/>
+            <w:r>
+              <w:rPr>
+                <w:rFonts w:hint="eastAsia"/>
+                <w:color w:val="000000"/>
+                <w:sz w:val="21"/>
+              </w:rPr>
+              <w:t>国信证券</w:t>
+            </w:r>
+          </w:p>
+        </w:tc>
+        <w:tc>
+          <w:tcPr>
+            <w:tcW w:w="2087" w:type="pct"/>
+            <w:tcBorders>
+              <w:top w:val="single" w:sz="4" w:space="0" w:color="010000"/>
+            </w:tcBorders>
+            <w:vAlign w:val="center"/>
+          </w:tcPr>
+          <w:p>
+            <w:pPr>
+              <w:jc w:val="left"/>
+            </w:pPr>
+            <w:r/>
+            <w:r>
+              <w:rPr>
+                <w:rFonts w:hint="eastAsia"/>
+                <w:color w:val="000000"/>
+                <w:sz w:val="21"/>
+              </w:rPr>
+              <w:t>液压气动密封产品，子公司涉及半导体用全氟醚橡胶密封件。2025年营业收入7.69亿元、同比增长7.46%，归母净利润8,703.93万元</w:t>
+            </w:r>
+          </w:p>
+        </w:tc>
+      </w:tr>
+      <w:tr>
+        <w:trPr>
+          <w:cantSplit/>
+          <w:jc w:val="center"/>
+        </w:trPr>
+        <w:tc>
+          <w:tcPr>
+            <w:tcW w:w="565" w:type="pct"/>
+            <w:tcBorders>
+              <w:top w:val="single" w:sz="4" w:space="0" w:color="010000"/>
+            </w:tcBorders>
+            <w:vAlign w:val="center"/>
+          </w:tcPr>
+          <w:p>
+            <w:pPr>
+              <w:jc w:val="left"/>
+            </w:pPr>
+            <w:r/>
+            <w:r>
+              <w:rPr>
+                <w:rFonts w:hint="eastAsia"/>
+                <w:color w:val="000000"/>
+                <w:sz w:val="21"/>
+              </w:rPr>
+              <w:t>中密控股</w:t>
+            </w:r>
+          </w:p>
+        </w:tc>
+        <w:tc>
+          <w:tcPr>
+            <w:tcW w:w="478" w:type="pct"/>
+            <w:tcBorders>
+              <w:top w:val="single" w:sz="4" w:space="0" w:color="010000"/>
+            </w:tcBorders>
+            <w:vAlign w:val="center"/>
+          </w:tcPr>
+          <w:p>
+            <w:pPr>
+              <w:jc w:val="center"/>
+            </w:pPr>
+            <w:r/>
+            <w:r>
+              <w:rPr>
+                <w:rFonts w:hint="eastAsia"/>
+                <w:color w:val="000000"/>
+                <w:sz w:val="21"/>
+              </w:rPr>
+              <w:t>300470.SZ</w:t>
+            </w:r>
+          </w:p>
+        </w:tc>
+        <w:tc>
+          <w:tcPr>
+            <w:tcW w:w="478" w:type="pct"/>
+            <w:tcBorders>
+              <w:top w:val="single" w:sz="4" w:space="0" w:color="010000"/>
+            </w:tcBorders>
+            <w:vAlign w:val="center"/>
+          </w:tcPr>
+          <w:p>
+            <w:pPr>
+              <w:jc w:val="center"/>
+            </w:pPr>
+            <w:r/>
+            <w:r>
+              <w:rPr>
+                <w:rFonts w:hint="eastAsia"/>
+                <w:color w:val="000000"/>
+                <w:sz w:val="21"/>
+              </w:rPr>
+              <w:t>创业板</w:t>
+            </w:r>
+          </w:p>
+        </w:tc>
+        <w:tc>
+          <w:tcPr>
+            <w:tcW w:w="870" w:type="pct"/>
+            <w:tcBorders>
+              <w:top w:val="single" w:sz="4" w:space="0" w:color="010000"/>
+            </w:tcBorders>
+            <w:vAlign w:val="center"/>
+          </w:tcPr>
+          <w:p>
+            <w:pPr>
+              <w:jc w:val="left"/>
+            </w:pPr>
+            <w:r/>
+            <w:r>
+              <w:rPr>
+                <w:rFonts w:hint="eastAsia"/>
+                <w:color w:val="000000"/>
+                <w:sz w:val="21"/>
+              </w:rPr>
+              <w:t>已上市</w:t>
+            </w:r>
+          </w:p>
+        </w:tc>
+        <w:tc>
+          <w:tcPr>
+            <w:tcW w:w="522" w:type="pct"/>
+            <w:tcBorders>
+              <w:top w:val="single" w:sz="4" w:space="0" w:color="010000"/>
+            </w:tcBorders>
+            <w:vAlign w:val="center"/>
+          </w:tcPr>
+          <w:p>
+            <w:pPr>
+              <w:jc w:val="center"/>
+            </w:pPr>
+            <w:r/>
+            <w:r>
+              <w:rPr>
+                <w:rFonts w:hint="eastAsia"/>
+                <w:color w:val="000000"/>
+                <w:sz w:val="21"/>
+              </w:rPr>
+              <w:t>—</w:t>
+            </w:r>
+          </w:p>
+        </w:tc>
+        <w:tc>
+          <w:tcPr>
+            <w:tcW w:w="2087" w:type="pct"/>
+            <w:tcBorders>
+              <w:top w:val="single" w:sz="4" w:space="0" w:color="010000"/>
+            </w:tcBorders>
+            <w:vAlign w:val="center"/>
+          </w:tcPr>
+          <w:p>
+            <w:pPr>
+              <w:jc w:val="left"/>
+            </w:pPr>
+            <w:r/>
+            <w:r>
+              <w:rPr>
+                <w:rFonts w:hint="eastAsia"/>
+                <w:color w:val="000000"/>
+                <w:sz w:val="21"/>
+              </w:rPr>
+              <w:t>机械密封、干气密封及密封辅助系统。2025年营业收入17.69亿元、同比增长12.91%，归母净利润3.85亿元</w:t>
+            </w:r>
+          </w:p>
+        </w:tc>
+      </w:tr>
+      <w:tr>
+        <w:trPr>
+          <w:cantSplit/>
+          <w:jc w:val="center"/>
+        </w:trPr>
+        <w:tc>
+          <w:tcPr>
+            <w:tcW w:w="565" w:type="pct"/>
+            <w:tcBorders>
+              <w:top w:val="single" w:sz="4" w:space="0" w:color="010000"/>
+            </w:tcBorders>
+            <w:vAlign w:val="center"/>
+          </w:tcPr>
+          <w:p>
+            <w:pPr>
+              <w:jc w:val="left"/>
+            </w:pPr>
+            <w:r/>
+            <w:r>
+              <w:rPr>
+                <w:rFonts w:hint="eastAsia"/>
+                <w:color w:val="000000"/>
+                <w:sz w:val="21"/>
+              </w:rPr>
+              <w:t>托伦斯</w:t>
+            </w:r>
+          </w:p>
+        </w:tc>
+        <w:tc>
+          <w:tcPr>
+            <w:tcW w:w="478" w:type="pct"/>
+            <w:tcBorders>
+              <w:top w:val="single" w:sz="4" w:space="0" w:color="010000"/>
+            </w:tcBorders>
+            <w:vAlign w:val="center"/>
+          </w:tcPr>
+          <w:p>
+            <w:pPr>
+              <w:jc w:val="center"/>
+            </w:pPr>
+            <w:r/>
+            <w:r>
+              <w:rPr>
+                <w:rFonts w:hint="eastAsia"/>
+                <w:color w:val="000000"/>
+                <w:sz w:val="21"/>
+              </w:rPr>
+              <w:t>301583.SZ</w:t>
+            </w:r>
+          </w:p>
+        </w:tc>
+        <w:tc>
+          <w:tcPr>
+            <w:tcW w:w="478" w:type="pct"/>
+            <w:tcBorders>
+              <w:top w:val="single" w:sz="4" w:space="0" w:color="010000"/>
+            </w:tcBorders>
+            <w:vAlign w:val="center"/>
+          </w:tcPr>
+          <w:p>
+            <w:pPr>
+              <w:jc w:val="center"/>
+            </w:pPr>
+            <w:r/>
+            <w:r>
+              <w:rPr>
+                <w:rFonts w:hint="eastAsia"/>
+                <w:color w:val="000000"/>
+                <w:sz w:val="21"/>
+              </w:rPr>
+              <w:t>创业板</w:t>
+            </w:r>
+          </w:p>
+        </w:tc>
+        <w:tc>
+          <w:tcPr>
+            <w:tcW w:w="870" w:type="pct"/>
+            <w:tcBorders>
+              <w:top w:val="single" w:sz="4" w:space="0" w:color="010000"/>
+            </w:tcBorders>
+            <w:vAlign w:val="center"/>
+          </w:tcPr>
+          <w:p>
+            <w:pPr>
+              <w:jc w:val="left"/>
+            </w:pPr>
+            <w:r/>
+            <w:r>
+              <w:rPr>
+                <w:rFonts w:hint="eastAsia"/>
+                <w:color w:val="000000"/>
+                <w:sz w:val="21"/>
+              </w:rPr>
+              <w:t>2025年12月23日受理，2026年4月25日提交注册</w:t>
+            </w:r>
+          </w:p>
+        </w:tc>
+        <w:tc>
+          <w:tcPr>
+            <w:tcW w:w="522" w:type="pct"/>
+            <w:tcBorders>
+              <w:top w:val="single" w:sz="4" w:space="0" w:color="010000"/>
+            </w:tcBorders>
+            <w:vAlign w:val="center"/>
+          </w:tcPr>
+          <w:p>
+            <w:pPr>
+              <w:jc w:val="center"/>
+            </w:pPr>
+            <w:r/>
+            <w:r>
+              <w:rPr>
+                <w:rFonts w:hint="eastAsia"/>
+                <w:color w:val="000000"/>
+                <w:sz w:val="21"/>
+              </w:rPr>
+              <w:t>中金公司</w:t>
+            </w:r>
+          </w:p>
+        </w:tc>
+        <w:tc>
+          <w:tcPr>
+            <w:tcW w:w="2087" w:type="pct"/>
+            <w:tcBorders>
+              <w:top w:val="single" w:sz="4" w:space="0" w:color="010000"/>
+            </w:tcBorders>
+            <w:vAlign w:val="center"/>
+          </w:tcPr>
+          <w:p>
+            <w:pPr>
+              <w:jc w:val="left"/>
+            </w:pPr>
+            <w:r/>
+            <w:r>
+              <w:rPr>
+                <w:rFonts w:hint="eastAsia"/>
+                <w:color w:val="000000"/>
+                <w:sz w:val="21"/>
+              </w:rPr>
+              <w:t>半导体关键工艺零部件、工艺零部件、结构零部件及激光设备零部件。2025年营业收入7.20亿元、同比增长18.00%，归母净利润9,817.56万元</w:t>
+            </w:r>
+          </w:p>
+        </w:tc>
+      </w:tr>
+      <w:tr>
+        <w:trPr>
+          <w:cantSplit/>
+          <w:jc w:val="center"/>
+        </w:trPr>
+        <w:tc>
+          <w:tcPr>
+            <w:tcW w:w="565" w:type="pct"/>
+            <w:tcBorders>
+              <w:top w:val="single" w:sz="4" w:space="0" w:color="010000"/>
+            </w:tcBorders>
+            <w:vAlign w:val="center"/>
+          </w:tcPr>
+          <w:p>
+            <w:pPr>
+              <w:jc w:val="left"/>
+            </w:pPr>
+            <w:r/>
+            <w:r>
+              <w:rPr>
+                <w:rFonts w:hint="eastAsia"/>
+                <w:color w:val="000000"/>
+                <w:sz w:val="21"/>
+              </w:rPr>
+              <w:t>江苏神州半导体科技</w:t>
+            </w:r>
+          </w:p>
+        </w:tc>
+        <w:tc>
+          <w:tcPr>
+            <w:tcW w:w="478" w:type="pct"/>
+            <w:tcBorders>
+              <w:top w:val="single" w:sz="4" w:space="0" w:color="010000"/>
+            </w:tcBorders>
+            <w:vAlign w:val="center"/>
+          </w:tcPr>
+          <w:p>
+            <w:pPr>
+              <w:jc w:val="center"/>
+            </w:pPr>
+            <w:r/>
+            <w:r>
+              <w:rPr>
+                <w:rFonts w:hint="eastAsia"/>
+                <w:color w:val="000000"/>
+                <w:sz w:val="21"/>
+              </w:rPr>
+              <w:t>—</w:t>
+            </w:r>
+          </w:p>
+        </w:tc>
+        <w:tc>
+          <w:tcPr>
+            <w:tcW w:w="478" w:type="pct"/>
+            <w:tcBorders>
+              <w:top w:val="single" w:sz="4" w:space="0" w:color="010000"/>
+            </w:tcBorders>
+            <w:vAlign w:val="center"/>
+          </w:tcPr>
+          <w:p>
+            <w:pPr>
+              <w:jc w:val="center"/>
+            </w:pPr>
+            <w:r/>
+            <w:r>
+              <w:rPr>
+                <w:rFonts w:hint="eastAsia"/>
+                <w:color w:val="000000"/>
+                <w:sz w:val="21"/>
+              </w:rPr>
+              <w:t>科创板</w:t>
+            </w:r>
+          </w:p>
+        </w:tc>
+        <w:tc>
+          <w:tcPr>
+            <w:tcW w:w="870" w:type="pct"/>
+            <w:tcBorders>
+              <w:top w:val="single" w:sz="4" w:space="0" w:color="010000"/>
+            </w:tcBorders>
+            <w:vAlign w:val="center"/>
+          </w:tcPr>
+          <w:p>
+            <w:pPr>
+              <w:jc w:val="left"/>
+            </w:pPr>
+            <w:r/>
+            <w:r>
+              <w:rPr>
+                <w:rFonts w:hint="eastAsia"/>
+                <w:color w:val="000000"/>
+                <w:sz w:val="21"/>
+              </w:rPr>
+              <w:t>2026年6月30日递交申报稿，状态为已问询</w:t>
+            </w:r>
+          </w:p>
+        </w:tc>
+        <w:tc>
+          <w:tcPr>
+            <w:tcW w:w="522" w:type="pct"/>
+            <w:tcBorders>
+              <w:top w:val="single" w:sz="4" w:space="0" w:color="010000"/>
+            </w:tcBorders>
+            <w:vAlign w:val="center"/>
+          </w:tcPr>
+          <w:p>
+            <w:pPr>
+              <w:jc w:val="center"/>
+            </w:pPr>
+            <w:r/>
+            <w:r>
+              <w:rPr>
+                <w:rFonts w:hint="eastAsia"/>
+                <w:color w:val="000000"/>
+                <w:sz w:val="21"/>
+              </w:rPr>
+              <w:t>国泰海通证券</w:t>
+            </w:r>
+          </w:p>
+        </w:tc>
+        <w:tc>
+          <w:tcPr>
+            <w:tcW w:w="2087" w:type="pct"/>
+            <w:tcBorders>
+              <w:top w:val="single" w:sz="4" w:space="0" w:color="010000"/>
+            </w:tcBorders>
+            <w:vAlign w:val="center"/>
+          </w:tcPr>
+          <w:p>
+            <w:pPr>
+              <w:jc w:val="left"/>
+            </w:pPr>
+            <w:r/>
+            <w:r>
+              <w:rPr>
+                <w:rFonts w:hint="eastAsia"/>
+                <w:color w:val="000000"/>
+                <w:sz w:val="21"/>
+              </w:rPr>
+              <w:t>半导体等离子体电源系统，包括远程等离子源发生系统与射频电源，应用于刻蚀设备、化学薄膜设备等</w:t>
             </w:r>
           </w:p>
         </w:tc>
@@ -16060,7 +18000,18 @@
           <w:sz w:val="11"/>
           <w:szCs w:val="11"/>
         </w:rPr>
-        <w:t>资料来源：各公司招股说明书、交易所公开披露文件、Wind整理成果，本报告整理。注：保荐机构一列取自各公司招股说明书封面；标注为“—”者本报告未取得其招股说明书原件。本表不含仅为设备制造提供通用材料的企业。</w:t>
+        <w:t>数据来源：各公司2025年年度报告及业绩快报；各公司招股说明书；交易所发行上市审核信息公开网站；Wind整理成果，本报告整理。注一：保荐机构一列为各公司首次公开发行的保荐机构，取自招股说明书或发行公告，标注为“—”者本报告未取得其原件；注二：财务数据为2025年度合并报表口径，净利润除注明外均为归属于母公司股东的净利润；注三：凯德石英现行证券代码920179，上市时代码为835179，臻宝科技招股说明书按上市时代码列示；注四：本表覆盖以半导体设备零部件、耗材及其材料、表面处理服务为主要业务或重要业务板块的境内上市与在审企业，不含设备整机与晶圆制造企业，后者见表10。</w:t>
+      </w:r>
+    </w:p>
+    <w:p>
+      <w:pPr>
+        <w:pStyle w:val="a0"/>
+      </w:pPr>
+      <w:r>
+        <w:rPr>
+          <w:rFonts w:hint="eastAsia"/>
+        </w:rPr>
+        <w:t>上表二十家企业中，以零部件本体制造为主业的为富创精密、先锋精科、珂玛科技、臻宝科技、华亚智能与在审的托伦斯，以零部件所用材料为主业的为神工股份、有研硅、菲利华、石英股份、凯德石英与江丰电子，以表面处理与再生服务为主业的为富乐德，以气体与流体系统为主业的为正帆科技与新莱应材，以电源类部件为主业的为恒运昌、英杰电气与在审的江苏神州半导体，以密封件为主业的为唯万密封与中密控股。无锡金源的四条产品线分别落在零部件本体制造与密封件两类之中。</w:t>
       </w:r>
     </w:p>
     <w:p>
@@ -16077,9 +18028,760 @@
         <w:rPr>
           <w:rFonts w:hint="eastAsia"/>
         </w:rPr>
-        <w:t>6.2 辅导备案中的企业</w:t>
+        <w:t>6.2 已上市的产业链相关公司一览</w:t>
       </w:r>
       <w:bookmarkEnd w:id="1029"/>
+    </w:p>
+    <w:p>
+      <w:pPr>
+        <w:keepNext/>
+        <w:jc w:val="center"/>
+      </w:pPr>
+      <w:r>
+        <w:rPr>
+          <w:rFonts w:hint="eastAsia"/>
+          <w:b/>
+          <w:sz w:val="21"/>
+        </w:rPr>
+        <w:t>表10  半导体设备零部件产业链已上市相关公司一览</w:t>
+      </w:r>
+    </w:p>
+    <w:tbl>
+      <w:tblPr>
+        <w:tblW w:w="5352" w:type="pct"/>
+        <w:jc w:val="center"/>
+        <w:tblBorders>
+          <w:top w:val="single" w:sz="12" w:space="0" w:color="010000"/>
+          <w:left w:val="single" w:sz="12" w:space="0" w:color="010000"/>
+          <w:bottom w:val="single" w:sz="12" w:space="0" w:color="010000"/>
+          <w:right w:val="single" w:sz="12" w:space="0" w:color="010000"/>
+          <w:insideH w:val="single" w:sz="4" w:space="0" w:color="010000"/>
+          <w:insideV w:val="single" w:sz="4" w:space="0" w:color="010000"/>
+        </w:tblBorders>
+        <w:tblLook w:firstColumn="1" w:firstRow="1" w:lastColumn="0" w:lastRow="0" w:noHBand="0" w:noVBand="1" w:val="04A0"/>
+      </w:tblPr>
+      <w:tblGrid>
+        <w:gridCol w:w="2769"/>
+        <w:gridCol w:w="2769"/>
+        <w:gridCol w:w="2769"/>
+      </w:tblGrid>
+      <w:tr>
+        <w:trPr>
+          <w:cantSplit/>
+          <w:tblHeader/>
+          <w:jc w:val="center"/>
+        </w:trPr>
+        <w:tc>
+          <w:tcPr>
+            <w:tcW w:w="800" w:type="pct"/>
+            <w:tcBorders>
+              <w:top w:val="single" w:sz="12" w:space="0" w:color="010000"/>
+              <w:bottom w:val="single" w:sz="4" w:space="0" w:color="010000"/>
+            </w:tcBorders>
+            <w:vAlign w:val="center"/>
+          </w:tcPr>
+          <w:p>
+            <w:pPr>
+              <w:keepNext/>
+              <w:jc w:val="center"/>
+            </w:pPr>
+            <w:r/>
+            <w:r>
+              <w:rPr>
+                <w:rFonts w:hint="eastAsia"/>
+                <w:b/>
+                <w:color w:val="000000"/>
+                <w:sz w:val="21"/>
+              </w:rPr>
+              <w:t>产业链环节</w:t>
+            </w:r>
+          </w:p>
+        </w:tc>
+        <w:tc>
+          <w:tcPr>
+            <w:tcW w:w="2200" w:type="pct"/>
+            <w:tcBorders>
+              <w:top w:val="single" w:sz="12" w:space="0" w:color="010000"/>
+              <w:bottom w:val="single" w:sz="4" w:space="0" w:color="010000"/>
+            </w:tcBorders>
+            <w:vAlign w:val="center"/>
+          </w:tcPr>
+          <w:p>
+            <w:pPr>
+              <w:keepNext/>
+              <w:jc w:val="center"/>
+            </w:pPr>
+            <w:r/>
+            <w:r>
+              <w:rPr>
+                <w:rFonts w:hint="eastAsia"/>
+                <w:b/>
+                <w:color w:val="000000"/>
+                <w:sz w:val="21"/>
+              </w:rPr>
+              <w:t>已上市公司（证券代码）</w:t>
+            </w:r>
+          </w:p>
+        </w:tc>
+        <w:tc>
+          <w:tcPr>
+            <w:tcW w:w="2000" w:type="pct"/>
+            <w:tcBorders>
+              <w:top w:val="single" w:sz="12" w:space="0" w:color="010000"/>
+              <w:bottom w:val="single" w:sz="4" w:space="0" w:color="010000"/>
+            </w:tcBorders>
+            <w:vAlign w:val="center"/>
+          </w:tcPr>
+          <w:p>
+            <w:pPr>
+              <w:keepNext/>
+              <w:jc w:val="center"/>
+            </w:pPr>
+            <w:r/>
+            <w:r>
+              <w:rPr>
+                <w:rFonts w:hint="eastAsia"/>
+                <w:b/>
+                <w:color w:val="000000"/>
+                <w:sz w:val="21"/>
+              </w:rPr>
+              <w:t>与无锡金源的关系</w:t>
+            </w:r>
+          </w:p>
+        </w:tc>
+      </w:tr>
+      <w:tr>
+        <w:trPr>
+          <w:cantSplit/>
+          <w:jc w:val="center"/>
+        </w:trPr>
+        <w:tc>
+          <w:tcPr>
+            <w:tcW w:w="800" w:type="pct"/>
+            <w:tcBorders>
+              <w:top w:val="single" w:sz="4" w:space="0" w:color="010000"/>
+            </w:tcBorders>
+            <w:vAlign w:val="center"/>
+          </w:tcPr>
+          <w:p>
+            <w:pPr>
+              <w:jc w:val="center"/>
+            </w:pPr>
+            <w:r/>
+            <w:r>
+              <w:rPr>
+                <w:rFonts w:hint="eastAsia"/>
+                <w:color w:val="000000"/>
+                <w:sz w:val="21"/>
+              </w:rPr>
+              <w:t>上游材料：硅、石英、陶瓷、金属</w:t>
+            </w:r>
+          </w:p>
+        </w:tc>
+        <w:tc>
+          <w:tcPr>
+            <w:tcW w:w="2200" w:type="pct"/>
+            <w:tcBorders>
+              <w:top w:val="single" w:sz="4" w:space="0" w:color="010000"/>
+            </w:tcBorders>
+            <w:vAlign w:val="center"/>
+          </w:tcPr>
+          <w:p>
+            <w:pPr>
+              <w:jc w:val="left"/>
+            </w:pPr>
+            <w:r/>
+            <w:r>
+              <w:rPr>
+                <w:rFonts w:hint="eastAsia"/>
+                <w:color w:val="000000"/>
+                <w:sz w:val="21"/>
+              </w:rPr>
+              <w:t>神工股份（688233.SH）、有研硅（688432.SH）、菲利华（300395.SZ）、石英股份（603688.SH）、凯德石英（920179.BJ）、江丰电子（300666.SZ）、中瓷电子（003031.SZ）</w:t>
+            </w:r>
+          </w:p>
+        </w:tc>
+        <w:tc>
+          <w:tcPr>
+            <w:tcW w:w="2000" w:type="pct"/>
+            <w:tcBorders>
+              <w:top w:val="single" w:sz="4" w:space="0" w:color="010000"/>
+            </w:tcBorders>
+            <w:vAlign w:val="center"/>
+          </w:tcPr>
+          <w:p>
+            <w:pPr>
+              <w:jc w:val="left"/>
+            </w:pPr>
+            <w:r/>
+            <w:r>
+              <w:rPr>
+                <w:rFonts w:hint="eastAsia"/>
+                <w:color w:val="000000"/>
+                <w:sz w:val="21"/>
+              </w:rPr>
+              <w:t>气体喷头与加热盘的坯料来源。材料自制与否直接影响毛利率水平与交付周期，为审核问询中比较硅零部件毛利率差异的主要解释变量</w:t>
+            </w:r>
+          </w:p>
+        </w:tc>
+      </w:tr>
+      <w:tr>
+        <w:trPr>
+          <w:cantSplit/>
+          <w:jc w:val="center"/>
+        </w:trPr>
+        <w:tc>
+          <w:tcPr>
+            <w:tcW w:w="800" w:type="pct"/>
+            <w:tcBorders>
+              <w:top w:val="single" w:sz="4" w:space="0" w:color="010000"/>
+            </w:tcBorders>
+            <w:vAlign w:val="center"/>
+          </w:tcPr>
+          <w:p>
+            <w:pPr>
+              <w:jc w:val="center"/>
+            </w:pPr>
+            <w:r/>
+            <w:r>
+              <w:rPr>
+                <w:rFonts w:hint="eastAsia"/>
+                <w:color w:val="000000"/>
+                <w:sz w:val="21"/>
+              </w:rPr>
+              <w:t>零部件本体制造：金属与非金属工艺零部件</w:t>
+            </w:r>
+          </w:p>
+        </w:tc>
+        <w:tc>
+          <w:tcPr>
+            <w:tcW w:w="2200" w:type="pct"/>
+            <w:tcBorders>
+              <w:top w:val="single" w:sz="4" w:space="0" w:color="010000"/>
+            </w:tcBorders>
+            <w:vAlign w:val="center"/>
+          </w:tcPr>
+          <w:p>
+            <w:pPr>
+              <w:jc w:val="left"/>
+            </w:pPr>
+            <w:r/>
+            <w:r>
+              <w:rPr>
+                <w:rFonts w:hint="eastAsia"/>
+                <w:color w:val="000000"/>
+                <w:sz w:val="21"/>
+              </w:rPr>
+              <w:t>富创精密（688409.SH）、先锋精科（688605.SH）、珂玛科技（301611.SZ）、臻宝科技（688797.SH）、华亚智能（003043.SZ）</w:t>
+            </w:r>
+          </w:p>
+        </w:tc>
+        <w:tc>
+          <w:tcPr>
+            <w:tcW w:w="2000" w:type="pct"/>
+            <w:tcBorders>
+              <w:top w:val="single" w:sz="4" w:space="0" w:color="010000"/>
+            </w:tcBorders>
+            <w:vAlign w:val="center"/>
+          </w:tcPr>
+          <w:p>
+            <w:pPr>
+              <w:jc w:val="left"/>
+            </w:pPr>
+            <w:r/>
+            <w:r>
+              <w:rPr>
+                <w:rFonts w:hint="eastAsia"/>
+                <w:color w:val="000000"/>
+                <w:sz w:val="21"/>
+              </w:rPr>
+              <w:t>同环节直接可比公司。富创精密、先锋精科、托伦斯的匀气盘与气体分布盘、加热器与无锡金源的气体喷头、加热盘为同类产品</w:t>
+            </w:r>
+          </w:p>
+        </w:tc>
+      </w:tr>
+      <w:tr>
+        <w:trPr>
+          <w:cantSplit/>
+          <w:jc w:val="center"/>
+        </w:trPr>
+        <w:tc>
+          <w:tcPr>
+            <w:tcW w:w="800" w:type="pct"/>
+            <w:tcBorders>
+              <w:top w:val="single" w:sz="4" w:space="0" w:color="010000"/>
+            </w:tcBorders>
+            <w:vAlign w:val="center"/>
+          </w:tcPr>
+          <w:p>
+            <w:pPr>
+              <w:jc w:val="center"/>
+            </w:pPr>
+            <w:r/>
+            <w:r>
+              <w:rPr>
+                <w:rFonts w:hint="eastAsia"/>
+                <w:color w:val="000000"/>
+                <w:sz w:val="21"/>
+              </w:rPr>
+              <w:t>密封与流体件</w:t>
+            </w:r>
+          </w:p>
+        </w:tc>
+        <w:tc>
+          <w:tcPr>
+            <w:tcW w:w="2200" w:type="pct"/>
+            <w:tcBorders>
+              <w:top w:val="single" w:sz="4" w:space="0" w:color="010000"/>
+            </w:tcBorders>
+            <w:vAlign w:val="center"/>
+          </w:tcPr>
+          <w:p>
+            <w:pPr>
+              <w:jc w:val="left"/>
+            </w:pPr>
+            <w:r/>
+            <w:r>
+              <w:rPr>
+                <w:rFonts w:hint="eastAsia"/>
+                <w:color w:val="000000"/>
+                <w:sz w:val="21"/>
+              </w:rPr>
+              <w:t>唯万密封（301161.SZ）、中密控股（300470.SZ）、新莱应材（300260.SZ）</w:t>
+            </w:r>
+          </w:p>
+        </w:tc>
+        <w:tc>
+          <w:tcPr>
+            <w:tcW w:w="2000" w:type="pct"/>
+            <w:tcBorders>
+              <w:top w:val="single" w:sz="4" w:space="0" w:color="010000"/>
+            </w:tcBorders>
+            <w:vAlign w:val="center"/>
+          </w:tcPr>
+          <w:p>
+            <w:pPr>
+              <w:jc w:val="left"/>
+            </w:pPr>
+            <w:r/>
+            <w:r>
+              <w:rPr>
+                <w:rFonts w:hint="eastAsia"/>
+                <w:color w:val="000000"/>
+                <w:sz w:val="21"/>
+              </w:rPr>
+              <w:t>同环节可比公司。唯万密封子公司涉及半导体用全氟醚橡胶密封件，与无锡金源的O型圈、密封件门板对应</w:t>
+            </w:r>
+          </w:p>
+        </w:tc>
+      </w:tr>
+      <w:tr>
+        <w:trPr>
+          <w:cantSplit/>
+          <w:jc w:val="center"/>
+        </w:trPr>
+        <w:tc>
+          <w:tcPr>
+            <w:tcW w:w="800" w:type="pct"/>
+            <w:tcBorders>
+              <w:top w:val="single" w:sz="4" w:space="0" w:color="010000"/>
+            </w:tcBorders>
+            <w:vAlign w:val="center"/>
+          </w:tcPr>
+          <w:p>
+            <w:pPr>
+              <w:jc w:val="center"/>
+            </w:pPr>
+            <w:r/>
+            <w:r>
+              <w:rPr>
+                <w:rFonts w:hint="eastAsia"/>
+                <w:color w:val="000000"/>
+                <w:sz w:val="21"/>
+              </w:rPr>
+              <w:t>表面处理与零部件再生</w:t>
+            </w:r>
+          </w:p>
+        </w:tc>
+        <w:tc>
+          <w:tcPr>
+            <w:tcW w:w="2200" w:type="pct"/>
+            <w:tcBorders>
+              <w:top w:val="single" w:sz="4" w:space="0" w:color="010000"/>
+            </w:tcBorders>
+            <w:vAlign w:val="center"/>
+          </w:tcPr>
+          <w:p>
+            <w:pPr>
+              <w:jc w:val="left"/>
+            </w:pPr>
+            <w:r/>
+            <w:r>
+              <w:rPr>
+                <w:rFonts w:hint="eastAsia"/>
+                <w:color w:val="000000"/>
+                <w:sz w:val="21"/>
+              </w:rPr>
+              <w:t>富乐德（301297.SZ）、至纯科技（603690.SH）</w:t>
+            </w:r>
+          </w:p>
+        </w:tc>
+        <w:tc>
+          <w:tcPr>
+            <w:tcW w:w="2000" w:type="pct"/>
+            <w:tcBorders>
+              <w:top w:val="single" w:sz="4" w:space="0" w:color="010000"/>
+            </w:tcBorders>
+            <w:vAlign w:val="center"/>
+          </w:tcPr>
+          <w:p>
+            <w:pPr>
+              <w:jc w:val="left"/>
+            </w:pPr>
+            <w:r/>
+            <w:r>
+              <w:rPr>
+                <w:rFonts w:hint="eastAsia"/>
+                <w:color w:val="000000"/>
+                <w:sz w:val="21"/>
+              </w:rPr>
+              <w:t>零部件的后道配套环节。零部件在晶圆厂使用后进入清洗与再生流程，再生服务的可得性影响零部件的实际更换频次</w:t>
+            </w:r>
+          </w:p>
+        </w:tc>
+      </w:tr>
+      <w:tr>
+        <w:trPr>
+          <w:cantSplit/>
+          <w:jc w:val="center"/>
+        </w:trPr>
+        <w:tc>
+          <w:tcPr>
+            <w:tcW w:w="800" w:type="pct"/>
+            <w:tcBorders>
+              <w:top w:val="single" w:sz="4" w:space="0" w:color="010000"/>
+            </w:tcBorders>
+            <w:vAlign w:val="center"/>
+          </w:tcPr>
+          <w:p>
+            <w:pPr>
+              <w:jc w:val="center"/>
+            </w:pPr>
+            <w:r/>
+            <w:r>
+              <w:rPr>
+                <w:rFonts w:hint="eastAsia"/>
+                <w:color w:val="000000"/>
+                <w:sz w:val="21"/>
+              </w:rPr>
+              <w:t>气体与真空系统</w:t>
+            </w:r>
+          </w:p>
+        </w:tc>
+        <w:tc>
+          <w:tcPr>
+            <w:tcW w:w="2200" w:type="pct"/>
+            <w:tcBorders>
+              <w:top w:val="single" w:sz="4" w:space="0" w:color="010000"/>
+            </w:tcBorders>
+            <w:vAlign w:val="center"/>
+          </w:tcPr>
+          <w:p>
+            <w:pPr>
+              <w:jc w:val="left"/>
+            </w:pPr>
+            <w:r/>
+            <w:r>
+              <w:rPr>
+                <w:rFonts w:hint="eastAsia"/>
+                <w:color w:val="000000"/>
+                <w:sz w:val="21"/>
+              </w:rPr>
+              <w:t>正帆科技（688596.SH）、新莱应材（300260.SZ）、汉钟精机（002158.SZ）</w:t>
+            </w:r>
+          </w:p>
+        </w:tc>
+        <w:tc>
+          <w:tcPr>
+            <w:tcW w:w="2000" w:type="pct"/>
+            <w:tcBorders>
+              <w:top w:val="single" w:sz="4" w:space="0" w:color="010000"/>
+            </w:tcBorders>
+            <w:vAlign w:val="center"/>
+          </w:tcPr>
+          <w:p>
+            <w:pPr>
+              <w:jc w:val="left"/>
+            </w:pPr>
+            <w:r/>
+            <w:r>
+              <w:rPr>
+                <w:rFonts w:hint="eastAsia"/>
+                <w:color w:val="000000"/>
+                <w:sz w:val="21"/>
+              </w:rPr>
+              <w:t>气体喷头所处的工艺气体输送链条的上游环节，共同构成设备的气体分配系统</w:t>
+            </w:r>
+          </w:p>
+        </w:tc>
+      </w:tr>
+      <w:tr>
+        <w:trPr>
+          <w:cantSplit/>
+          <w:jc w:val="center"/>
+        </w:trPr>
+        <w:tc>
+          <w:tcPr>
+            <w:tcW w:w="800" w:type="pct"/>
+            <w:tcBorders>
+              <w:top w:val="single" w:sz="4" w:space="0" w:color="010000"/>
+            </w:tcBorders>
+            <w:vAlign w:val="center"/>
+          </w:tcPr>
+          <w:p>
+            <w:pPr>
+              <w:jc w:val="center"/>
+            </w:pPr>
+            <w:r/>
+            <w:r>
+              <w:rPr>
+                <w:rFonts w:hint="eastAsia"/>
+                <w:color w:val="000000"/>
+                <w:sz w:val="21"/>
+              </w:rPr>
+              <w:t>电源与电气部件</w:t>
+            </w:r>
+          </w:p>
+        </w:tc>
+        <w:tc>
+          <w:tcPr>
+            <w:tcW w:w="2200" w:type="pct"/>
+            <w:tcBorders>
+              <w:top w:val="single" w:sz="4" w:space="0" w:color="010000"/>
+            </w:tcBorders>
+            <w:vAlign w:val="center"/>
+          </w:tcPr>
+          <w:p>
+            <w:pPr>
+              <w:jc w:val="left"/>
+            </w:pPr>
+            <w:r/>
+            <w:r>
+              <w:rPr>
+                <w:rFonts w:hint="eastAsia"/>
+                <w:color w:val="000000"/>
+                <w:sz w:val="21"/>
+              </w:rPr>
+              <w:t>恒运昌（688785.SH）、英杰电气（300820.SZ）</w:t>
+            </w:r>
+          </w:p>
+        </w:tc>
+        <w:tc>
+          <w:tcPr>
+            <w:tcW w:w="2000" w:type="pct"/>
+            <w:tcBorders>
+              <w:top w:val="single" w:sz="4" w:space="0" w:color="010000"/>
+            </w:tcBorders>
+            <w:vAlign w:val="center"/>
+          </w:tcPr>
+          <w:p>
+            <w:pPr>
+              <w:jc w:val="left"/>
+            </w:pPr>
+            <w:r/>
+            <w:r>
+              <w:rPr>
+                <w:rFonts w:hint="eastAsia"/>
+                <w:color w:val="000000"/>
+                <w:sz w:val="21"/>
+              </w:rPr>
+              <w:t>与气体喷头同处等离子体发生回路，射频功率经上电极（气体分配盘）耦合进入腔体</w:t>
+            </w:r>
+          </w:p>
+        </w:tc>
+      </w:tr>
+      <w:tr>
+        <w:trPr>
+          <w:cantSplit/>
+          <w:jc w:val="center"/>
+        </w:trPr>
+        <w:tc>
+          <w:tcPr>
+            <w:tcW w:w="800" w:type="pct"/>
+            <w:tcBorders>
+              <w:top w:val="single" w:sz="4" w:space="0" w:color="010000"/>
+            </w:tcBorders>
+            <w:vAlign w:val="center"/>
+          </w:tcPr>
+          <w:p>
+            <w:pPr>
+              <w:jc w:val="center"/>
+            </w:pPr>
+            <w:r/>
+            <w:r>
+              <w:rPr>
+                <w:rFonts w:hint="eastAsia"/>
+                <w:color w:val="000000"/>
+                <w:sz w:val="21"/>
+              </w:rPr>
+              <w:t>设备整机（直接客户）</w:t>
+            </w:r>
+          </w:p>
+        </w:tc>
+        <w:tc>
+          <w:tcPr>
+            <w:tcW w:w="2200" w:type="pct"/>
+            <w:tcBorders>
+              <w:top w:val="single" w:sz="4" w:space="0" w:color="010000"/>
+            </w:tcBorders>
+            <w:vAlign w:val="center"/>
+          </w:tcPr>
+          <w:p>
+            <w:pPr>
+              <w:jc w:val="left"/>
+            </w:pPr>
+            <w:r/>
+            <w:r>
+              <w:rPr>
+                <w:rFonts w:hint="eastAsia"/>
+                <w:color w:val="000000"/>
+                <w:sz w:val="21"/>
+              </w:rPr>
+              <w:t>北方华创（002371.SZ）、中微公司（688012.SH）、拓荆科技（688072.SH）、华海清科（688120.SH）、盛美上海（688082.SH）、芯源微（688037.SH）、屹唐股份（688729.SH）、中科飞测（688361.SH）、微导纳米（688147.SH）、至纯科技（603690.SH）</w:t>
+            </w:r>
+          </w:p>
+        </w:tc>
+        <w:tc>
+          <w:tcPr>
+            <w:tcW w:w="2000" w:type="pct"/>
+            <w:tcBorders>
+              <w:top w:val="single" w:sz="4" w:space="0" w:color="010000"/>
+            </w:tcBorders>
+            <w:vAlign w:val="center"/>
+          </w:tcPr>
+          <w:p>
+            <w:pPr>
+              <w:jc w:val="left"/>
+            </w:pPr>
+            <w:r/>
+            <w:r>
+              <w:rPr>
+                <w:rFonts w:hint="eastAsia"/>
+                <w:color w:val="000000"/>
+                <w:sz w:val="21"/>
+              </w:rPr>
+              <w:t>零部件企业的直接客户。同环节可比公司中，富创精密、先锋精科、珂玛科技、托伦斯均以设备厂商为主要客户</w:t>
+            </w:r>
+          </w:p>
+        </w:tc>
+      </w:tr>
+      <w:tr>
+        <w:trPr>
+          <w:cantSplit/>
+          <w:jc w:val="center"/>
+        </w:trPr>
+        <w:tc>
+          <w:tcPr>
+            <w:tcW w:w="800" w:type="pct"/>
+            <w:tcBorders>
+              <w:top w:val="single" w:sz="4" w:space="0" w:color="010000"/>
+            </w:tcBorders>
+            <w:vAlign w:val="center"/>
+          </w:tcPr>
+          <w:p>
+            <w:pPr>
+              <w:jc w:val="center"/>
+            </w:pPr>
+            <w:r/>
+            <w:r>
+              <w:rPr>
+                <w:rFonts w:hint="eastAsia"/>
+                <w:color w:val="000000"/>
+                <w:sz w:val="21"/>
+              </w:rPr>
+              <w:t>晶圆制造（终端客户）</w:t>
+            </w:r>
+          </w:p>
+        </w:tc>
+        <w:tc>
+          <w:tcPr>
+            <w:tcW w:w="2200" w:type="pct"/>
+            <w:tcBorders>
+              <w:top w:val="single" w:sz="4" w:space="0" w:color="010000"/>
+            </w:tcBorders>
+            <w:vAlign w:val="center"/>
+          </w:tcPr>
+          <w:p>
+            <w:pPr>
+              <w:jc w:val="left"/>
+            </w:pPr>
+            <w:r/>
+            <w:r>
+              <w:rPr>
+                <w:rFonts w:hint="eastAsia"/>
+                <w:color w:val="000000"/>
+                <w:sz w:val="21"/>
+              </w:rPr>
+              <w:t>中芯国际（688981.SH）、华虹公司（688347.SH）、沪硅产业（688126.SH，硅片）、立昂微（605358.SH，硅片）</w:t>
+            </w:r>
+          </w:p>
+        </w:tc>
+        <w:tc>
+          <w:tcPr>
+            <w:tcW w:w="2000" w:type="pct"/>
+            <w:tcBorders>
+              <w:top w:val="single" w:sz="4" w:space="0" w:color="010000"/>
+            </w:tcBorders>
+            <w:vAlign w:val="center"/>
+          </w:tcPr>
+          <w:p>
+            <w:pPr>
+              <w:jc w:val="left"/>
+            </w:pPr>
+            <w:r/>
+            <w:r>
+              <w:rPr>
+                <w:rFonts w:hint="eastAsia"/>
+                <w:color w:val="000000"/>
+                <w:sz w:val="21"/>
+              </w:rPr>
+              <w:t>耗材类零部件的终端更换需求来源。臻宝科技以集成电路制造厂商与显示面板厂商为主要客户，与以设备厂商为客户的模式在订单节奏上不同</w:t>
+            </w:r>
+          </w:p>
+        </w:tc>
+      </w:tr>
+    </w:tbl>
+    <w:p>
+      <w:pPr>
+        <w:pStyle w:val="a6"/>
+        <w:jc w:val="center"/>
+      </w:pPr>
+      <w:r>
+        <w:rPr>
+          <w:rFonts w:hint="eastAsia"/>
+          <w:sz w:val="11"/>
+          <w:szCs w:val="11"/>
+        </w:rPr>
+        <w:t>资料来源：各公司招股说明书及定期报告；臻宝科技招股说明书（注册稿）“行业内主要企业”；托伦斯招股说明书（注册稿）“行业内主要企业”；Wind整理成果，本报告整理。注一：部分公司业务跨越多个环节，按其主要业务归入一个环节，新莱应材与至纯科技因业务跨环节在两处列示；注二：环节划分为本报告依据产品在设备中的功能位置归纳，非行业统一分类；注三：设备整机与晶圆制造两行列示的是零部件企业的客户，非同环节竞争者，列示用于说明需求来源。</w:t>
+      </w:r>
+    </w:p>
+    <w:p>
+      <w:pPr>
+        <w:pStyle w:val="3"/>
+        <w:numPr>
+          <w:ilvl w:val="0"/>
+          <w:numId w:val="0"/>
+        </w:numPr>
+        <w:spacing w:before="156" w:after="156"/>
+      </w:pPr>
+      <w:bookmarkStart w:id="1030" w:name="_Toc900030"/>
+      <w:r>
+        <w:rPr>
+          <w:rFonts w:hint="eastAsia"/>
+        </w:rPr>
+        <w:t>6.3 辅导备案中的企业</w:t>
+      </w:r>
+      <w:bookmarkEnd w:id="1030"/>
     </w:p>
     <w:p>
       <w:pPr>
@@ -16119,7 +18821,7 @@
         <w:pStyle w:val="2"/>
         <w:spacing w:before="156" w:after="156"/>
       </w:pPr>
-      <w:bookmarkStart w:id="1030" w:name="_Toc900030"/>
+      <w:bookmarkStart w:id="1031" w:name="_Toc900031"/>
       <w:r>
         <w:rPr>
           <w:rFonts w:hint="eastAsia"/>
@@ -16127,7 +18829,7 @@
         </w:rPr>
         <w:t>首次公开发行审核关注要点</w:t>
       </w:r>
-      <w:bookmarkEnd w:id="1030"/>
+      <w:bookmarkEnd w:id="1031"/>
     </w:p>
     <w:p>
       <w:pPr>
@@ -16138,14 +18840,14 @@
         </w:numPr>
         <w:spacing w:before="156" w:after="156"/>
       </w:pPr>
-      <w:bookmarkStart w:id="1031" w:name="_Toc900031"/>
+      <w:bookmarkStart w:id="1032" w:name="_Toc900032"/>
       <w:r>
         <w:rPr>
           <w:rFonts w:hint="eastAsia"/>
         </w:rPr>
         <w:t>7.1 样本与甄别方法</w:t>
       </w:r>
-      <w:bookmarkEnd w:id="1031"/>
+      <w:bookmarkEnd w:id="1032"/>
     </w:p>
     <w:p>
       <w:pPr>
@@ -16158,7 +18860,7 @@
           <w:b/>
           <w:sz w:val="21"/>
         </w:rPr>
-        <w:t>表10  样本企业审核概况</w:t>
+        <w:t>表11  样本企业审核概况</w:t>
       </w:r>
     </w:p>
     <w:tbl>
@@ -16773,7 +19475,7 @@
                 <w:color w:val="000000"/>
                 <w:sz w:val="21"/>
               </w:rPr>
-              <w:t>19（含会计师专项）</w:t>
+              <w:t>19</w:t>
             </w:r>
           </w:p>
         </w:tc>
@@ -16802,6 +19504,150 @@
                 <w:color w:val="000000"/>
                 <w:sz w:val="21"/>
               </w:rPr>
+              <w:t>神工股份</w:t>
+            </w:r>
+          </w:p>
+        </w:tc>
+        <w:tc>
+          <w:tcPr>
+            <w:tcW w:w="594" w:type="pct"/>
+            <w:tcBorders>
+              <w:top w:val="single" w:sz="4" w:space="0" w:color="010000"/>
+            </w:tcBorders>
+            <w:vAlign w:val="center"/>
+          </w:tcPr>
+          <w:p>
+            <w:pPr>
+              <w:jc w:val="center"/>
+            </w:pPr>
+            <w:r/>
+            <w:r>
+              <w:rPr>
+                <w:rFonts w:hint="eastAsia"/>
+                <w:color w:val="000000"/>
+                <w:sz w:val="21"/>
+              </w:rPr>
+              <w:t>688233.SH</w:t>
+            </w:r>
+          </w:p>
+        </w:tc>
+        <w:tc>
+          <w:tcPr>
+            <w:tcW w:w="545" w:type="pct"/>
+            <w:tcBorders>
+              <w:top w:val="single" w:sz="4" w:space="0" w:color="010000"/>
+            </w:tcBorders>
+            <w:vAlign w:val="center"/>
+          </w:tcPr>
+          <w:p>
+            <w:pPr>
+              <w:jc w:val="center"/>
+            </w:pPr>
+            <w:r/>
+            <w:r>
+              <w:rPr>
+                <w:rFonts w:hint="eastAsia"/>
+                <w:color w:val="000000"/>
+                <w:sz w:val="21"/>
+              </w:rPr>
+              <w:t>科创板</w:t>
+            </w:r>
+          </w:p>
+        </w:tc>
+        <w:tc>
+          <w:tcPr>
+            <w:tcW w:w="1485" w:type="pct"/>
+            <w:tcBorders>
+              <w:top w:val="single" w:sz="4" w:space="0" w:color="010000"/>
+            </w:tcBorders>
+            <w:vAlign w:val="center"/>
+          </w:tcPr>
+          <w:p>
+            <w:pPr>
+              <w:jc w:val="left"/>
+            </w:pPr>
+            <w:r/>
+            <w:r>
+              <w:rPr>
+                <w:rFonts w:hint="eastAsia"/>
+                <w:color w:val="000000"/>
+                <w:sz w:val="21"/>
+              </w:rPr>
+              <w:t>2019年内完成四轮问询，2019年11月6日交易所出具上市委审议意见落实函，2020年2月21日上市</w:t>
+            </w:r>
+          </w:p>
+        </w:tc>
+        <w:tc>
+          <w:tcPr>
+            <w:tcW w:w="1089" w:type="pct"/>
+            <w:tcBorders>
+              <w:top w:val="single" w:sz="4" w:space="0" w:color="010000"/>
+            </w:tcBorders>
+            <w:vAlign w:val="center"/>
+          </w:tcPr>
+          <w:p>
+            <w:pPr>
+              <w:jc w:val="center"/>
+            </w:pPr>
+            <w:r/>
+            <w:r>
+              <w:rPr>
+                <w:rFonts w:hint="eastAsia"/>
+                <w:color w:val="000000"/>
+                <w:sz w:val="21"/>
+              </w:rPr>
+              <w:t>四轮问询及上市委审议意见落实函</w:t>
+            </w:r>
+          </w:p>
+        </w:tc>
+        <w:tc>
+          <w:tcPr>
+            <w:tcW w:w="594" w:type="pct"/>
+            <w:tcBorders>
+              <w:top w:val="single" w:sz="4" w:space="0" w:color="010000"/>
+            </w:tcBorders>
+            <w:vAlign w:val="center"/>
+          </w:tcPr>
+          <w:p>
+            <w:pPr>
+              <w:jc w:val="center"/>
+            </w:pPr>
+            <w:r/>
+            <w:r>
+              <w:rPr>
+                <w:rFonts w:hint="eastAsia"/>
+                <w:color w:val="000000"/>
+                <w:sz w:val="21"/>
+              </w:rPr>
+              <w:t>49</w:t>
+            </w:r>
+          </w:p>
+        </w:tc>
+      </w:tr>
+      <w:tr>
+        <w:trPr>
+          <w:cantSplit/>
+          <w:jc w:val="center"/>
+        </w:trPr>
+        <w:tc>
+          <w:tcPr>
+            <w:tcW w:w="693" w:type="pct"/>
+            <w:tcBorders>
+              <w:top w:val="single" w:sz="4" w:space="0" w:color="010000"/>
+            </w:tcBorders>
+            <w:vAlign w:val="center"/>
+          </w:tcPr>
+          <w:p>
+            <w:pPr>
+              <w:jc w:val="center"/>
+            </w:pPr>
+            <w:r/>
+            <w:r>
+              <w:rPr>
+                <w:rFonts w:hint="eastAsia"/>
+                <w:color w:val="000000"/>
+                <w:sz w:val="21"/>
+              </w:rPr>
               <w:t>中微公司</w:t>
             </w:r>
           </w:p>
@@ -16871,7 +19717,7 @@
                 <w:color w:val="000000"/>
                 <w:sz w:val="21"/>
               </w:rPr>
-              <w:t>2019年3月受理，2019年7月22日上市</w:t>
+              <w:t>2019年内完成四轮问询，2019年7月22日上市</w:t>
             </w:r>
           </w:p>
         </w:tc>
@@ -16945,7 +19791,18 @@
         <w:rPr>
           <w:rFonts w:hint="eastAsia"/>
         </w:rPr>
-        <w:t>重点问题的甄别采用三条标准：一是轮次，在第二轮及以后仍被继续追问的事项；二是层级，进入审核中心意见落实函的事项；三是详略，单个问题下设多个子问题并要求逐项量化说明、同时要求保荐人概括核查过程并发表明确核查意见的事项。三条标准同时命中的，视为该类企业的共性关注点。</w:t>
+        <w:t>五家样本中，托伦斯、臻宝科技、珂玛科技为同环节零部件企业，神工股份为零部件所用硅材料及硅零部件企业，中微公司为下游设备企业。前四家的主营业务与无锡金源同处零部件与耗材环节，其中神工股份的刻蚀用硅电极即硅气体分配盘，与无锡金源的精密气体喷头为同一功能部件的不同材料路线。</w:t>
+      </w:r>
+    </w:p>
+    <w:p>
+      <w:pPr>
+        <w:pStyle w:val="a0"/>
+      </w:pPr>
+      <w:r>
+        <w:rPr>
+          <w:rFonts w:hint="eastAsia"/>
+        </w:rPr>
+        <w:t>重点问题的甄别采用三条标准：一是轮次，在第二轮及以后仍被继续追问的事项；二是层级，进入上市委审议意见落实函或审核中心意见落实函的事项；三是详略，单个问题下设多个子问题并要求逐项量化说明、同时要求保荐人概括核查过程并发表明确核查意见的事项。三条标准同时命中的，视为该类企业的共性关注点。</w:t>
       </w:r>
     </w:p>
     <w:p>
@@ -16957,14 +19814,14 @@
         </w:numPr>
         <w:spacing w:before="156" w:after="156"/>
       </w:pPr>
-      <w:bookmarkStart w:id="1032" w:name="_Toc900032"/>
+      <w:bookmarkStart w:id="1033" w:name="_Toc900033"/>
       <w:r>
         <w:rPr>
           <w:rFonts w:hint="eastAsia"/>
         </w:rPr>
         <w:t>7.2 问题的收敛过程</w:t>
       </w:r>
-      <w:bookmarkEnd w:id="1032"/>
+      <w:bookmarkEnd w:id="1033"/>
     </w:p>
     <w:p>
       <w:pPr>
@@ -16974,7 +19831,7 @@
         <w:rPr>
           <w:rFonts w:hint="eastAsia"/>
         </w:rPr>
-        <w:t>四家企业的问题数量均逐轮收敛。托伦斯由首轮15个收敛至第二轮3个、落实函1个；臻宝科技由首轮13个收敛至第二轮5个；珂玛科技第二轮5个、落实函3个；中微公司由首轮52个依次收敛至10个、3个、2个，落实函3个。收敛后仍保留的问题，即为审核实际关注的核心。</w:t>
+        <w:t>五家企业的问题数量均逐轮收敛。托伦斯由首轮15个收敛至第二轮3个、落实函1个；臻宝科技由首轮13个收敛至第二轮5个；珂玛科技由首轮19个收敛至第二轮5个、落实函3个；神工股份由首轮49个依次收敛至20个、8个、8个，落实函2个；中微公司由首轮52个依次收敛至10个、3个、2个，落实函3个。收敛后仍保留的问题，即为审核实际关注的核心。</w:t>
       </w:r>
     </w:p>
     <w:p>
@@ -16985,7 +19842,7 @@
       <w:r>
         <w:drawing>
           <wp:inline xmlns:a="http://schemas.openxmlformats.org/drawingml/2006/main" xmlns:pic="http://schemas.openxmlformats.org/drawingml/2006/picture">
-            <wp:extent cx="5074920" cy="2351792"/>
+            <wp:extent cx="5074920" cy="2270358"/>
             <wp:docPr id="6" name="Picture 6"/>
             <wp:cNvGraphicFramePr>
               <a:graphicFrameLocks noChangeAspect="1"/>
@@ -16994,7 +19851,7 @@
               <a:graphicData uri="http://schemas.openxmlformats.org/drawingml/2006/picture">
                 <pic:pic>
                   <pic:nvPicPr>
-                    <pic:cNvPr id="0" name="fig6_shoulian.png"/>
+                    <pic:cNvPr id="0" name="fig6_shoulian4.png"/>
                     <pic:cNvPicPr/>
                   </pic:nvPicPr>
                   <pic:blipFill>
@@ -17006,7 +19863,7 @@
                   <pic:spPr>
                     <a:xfrm>
                       <a:off x="0" y="0"/>
-                      <a:ext cx="5074920" cy="2351792"/>
+                      <a:ext cx="5074920" cy="2270358"/>
                     </a:xfrm>
                     <a:prstGeom prst="rect"/>
                   </pic:spPr>
@@ -17027,7 +19884,7 @@
           <w:b/>
           <w:sz w:val="21"/>
         </w:rPr>
-        <w:t>图6  四家样本企业问询问题数量的逐轮收敛</w:t>
+        <w:t>图6  四轮问询样本的问题数量收敛（中微公司、神工股份）</w:t>
       </w:r>
     </w:p>
     <w:p>
@@ -17050,12 +19907,90 @@
         <w:jc w:val="center"/>
       </w:pPr>
       <w:r>
+        <w:drawing>
+          <wp:inline xmlns:a="http://schemas.openxmlformats.org/drawingml/2006/main" xmlns:pic="http://schemas.openxmlformats.org/drawingml/2006/picture">
+            <wp:extent cx="5074920" cy="2270358"/>
+            <wp:docPr id="7" name="Picture 7"/>
+            <wp:cNvGraphicFramePr>
+              <a:graphicFrameLocks noChangeAspect="1"/>
+            </wp:cNvGraphicFramePr>
+            <a:graphic>
+              <a:graphicData uri="http://schemas.openxmlformats.org/drawingml/2006/picture">
+                <pic:pic>
+                  <pic:nvPicPr>
+                    <pic:cNvPr id="0" name="fig7_shoulian2.png"/>
+                    <pic:cNvPicPr/>
+                  </pic:nvPicPr>
+                  <pic:blipFill>
+                    <a:blip r:embed="rId22"/>
+                    <a:stretch>
+                      <a:fillRect/>
+                    </a:stretch>
+                  </pic:blipFill>
+                  <pic:spPr>
+                    <a:xfrm>
+                      <a:off x="0" y="0"/>
+                      <a:ext cx="5074920" cy="2270358"/>
+                    </a:xfrm>
+                    <a:prstGeom prst="rect"/>
+                  </pic:spPr>
+                </pic:pic>
+              </a:graphicData>
+            </a:graphic>
+          </wp:inline>
+        </w:drawing>
+      </w:r>
+    </w:p>
+    <w:p>
+      <w:pPr>
+        <w:jc w:val="center"/>
+      </w:pPr>
+      <w:r>
         <w:rPr>
           <w:rFonts w:hint="eastAsia"/>
           <w:b/>
           <w:sz w:val="21"/>
         </w:rPr>
-        <w:t>表11  收敛后仍保留的问题</w:t>
+        <w:t>图7  两轮问询样本的问题数量收敛（珂玛科技、托伦斯、臻宝科技）</w:t>
+      </w:r>
+    </w:p>
+    <w:p>
+      <w:pPr>
+        <w:pStyle w:val="a6"/>
+        <w:jc w:val="center"/>
+      </w:pPr>
+      <w:r>
+        <w:rPr>
+          <w:rFonts w:hint="eastAsia"/>
+          <w:sz w:val="11"/>
+          <w:szCs w:val="11"/>
+        </w:rPr>
+        <w:t>资料来源：各公司招股说明书、审核问询函回复，本报告整理。注：臻宝科技无审核中心意见落实函环节。</w:t>
+      </w:r>
+    </w:p>
+    <w:p>
+      <w:pPr>
+        <w:pStyle w:val="a0"/>
+      </w:pPr>
+      <w:r>
+        <w:rPr>
+          <w:rFonts w:hint="eastAsia"/>
+        </w:rPr>
+        <w:t>两家四轮问询的样本显示，问题总数从首轮的约50个降至落实函的2至3个，中微公司由52个降至3个、神工股份由49个降至2个，压缩幅度均在94%以上。神工股份自首轮至第四轮持续被追问的事项为三项：无实际控制人的认定、与锦州阳光能源的关系、产量与销量的勾稽；进入上市委审议意见落实函的两个问题则全部指向非专利技术出资，与前四轮的财务与业务问题均不同。</w:t>
+      </w:r>
+    </w:p>
+    <w:p>
+      <w:pPr>
+        <w:keepNext/>
+        <w:jc w:val="center"/>
+      </w:pPr>
+      <w:r>
+        <w:rPr>
+          <w:rFonts w:hint="eastAsia"/>
+          <w:b/>
+          <w:sz w:val="21"/>
+        </w:rPr>
+        <w:t>表12  收敛后仍保留的问题</w:t>
       </w:r>
     </w:p>
     <w:tbl>
@@ -17507,6 +20442,104 @@
                 <w:color w:val="000000"/>
                 <w:sz w:val="21"/>
               </w:rPr>
+              <w:t>神工股份</w:t>
+            </w:r>
+          </w:p>
+        </w:tc>
+        <w:tc>
+          <w:tcPr>
+            <w:tcW w:w="1698" w:type="pct"/>
+            <w:tcBorders>
+              <w:top w:val="single" w:sz="4" w:space="0" w:color="010000"/>
+            </w:tcBorders>
+            <w:vAlign w:val="center"/>
+          </w:tcPr>
+          <w:p>
+            <w:pPr>
+              <w:jc w:val="left"/>
+            </w:pPr>
+            <w:r/>
+            <w:r>
+              <w:rPr>
+                <w:rFonts w:hint="eastAsia"/>
+                <w:color w:val="000000"/>
+                <w:sz w:val="21"/>
+              </w:rPr>
+              <w:t>无实际控制人、行业及核心技术、与锦州阳光能源的关系、原材料采购价格波动、关联交易、供应商、客户和销售订单、境外销售、毛利率、代理销售、投入产出比变动、产量和用电量关系、研发费用、产量匹配情况、募投项目等二十项</w:t>
+            </w:r>
+          </w:p>
+        </w:tc>
+        <w:tc>
+          <w:tcPr>
+            <w:tcW w:w="1415" w:type="pct"/>
+            <w:tcBorders>
+              <w:top w:val="single" w:sz="4" w:space="0" w:color="010000"/>
+            </w:tcBorders>
+            <w:vAlign w:val="center"/>
+          </w:tcPr>
+          <w:p>
+            <w:pPr>
+              <w:jc w:val="left"/>
+            </w:pPr>
+            <w:r/>
+            <w:r>
+              <w:rPr>
+                <w:rFonts w:hint="eastAsia"/>
+                <w:color w:val="000000"/>
+                <w:sz w:val="21"/>
+              </w:rPr>
+              <w:t>第三轮：产量与销量差异、单位产品能耗与多晶硅回收料、发行人产品、矽康和更多亮、采购价格差异、股东减持对控制权结构的影响、潜在关联关系及竞争关系；第四轮：信息披露、无实际控制人、与阳光能源的关联关系、经营业绩、产品单价和单位成本、单位产量能耗与单位运输费与境外销售、生产销售勾稽关系</w:t>
+            </w:r>
+          </w:p>
+        </w:tc>
+        <w:tc>
+          <w:tcPr>
+            <w:tcW w:w="1415" w:type="pct"/>
+            <w:tcBorders>
+              <w:top w:val="single" w:sz="4" w:space="0" w:color="010000"/>
+            </w:tcBorders>
+            <w:vAlign w:val="center"/>
+          </w:tcPr>
+          <w:p>
+            <w:pPr>
+              <w:jc w:val="left"/>
+            </w:pPr>
+            <w:r/>
+            <w:r>
+              <w:rPr>
+                <w:rFonts w:hint="eastAsia"/>
+                <w:color w:val="000000"/>
+                <w:sz w:val="21"/>
+              </w:rPr>
+              <w:t>非专利技术的来源及形成过程、合作研发模式及研发过程中各方角色</w:t>
+            </w:r>
+          </w:p>
+        </w:tc>
+      </w:tr>
+      <w:tr>
+        <w:trPr>
+          <w:cantSplit/>
+          <w:jc w:val="center"/>
+        </w:trPr>
+        <w:tc>
+          <w:tcPr>
+            <w:tcW w:w="472" w:type="pct"/>
+            <w:tcBorders>
+              <w:top w:val="single" w:sz="4" w:space="0" w:color="010000"/>
+            </w:tcBorders>
+            <w:vAlign w:val="center"/>
+          </w:tcPr>
+          <w:p>
+            <w:pPr>
+              <w:jc w:val="center"/>
+            </w:pPr>
+            <w:r/>
+            <w:r>
+              <w:rPr>
+                <w:rFonts w:hint="eastAsia"/>
+                <w:color w:val="000000"/>
+                <w:sz w:val="21"/>
+              </w:rPr>
               <w:t>中微公司</w:t>
             </w:r>
           </w:p>
@@ -17605,14 +20638,14 @@
         </w:numPr>
         <w:spacing w:before="156" w:after="156"/>
       </w:pPr>
-      <w:bookmarkStart w:id="1033" w:name="_Toc900033"/>
+      <w:bookmarkStart w:id="1034" w:name="_Toc900034"/>
       <w:r>
         <w:rPr>
           <w:rFonts w:hint="eastAsia"/>
         </w:rPr>
         <w:t>7.3 关注点之一：毛利率</w:t>
       </w:r>
-      <w:bookmarkEnd w:id="1033"/>
+      <w:bookmarkEnd w:id="1034"/>
     </w:p>
     <w:p>
       <w:pPr>
@@ -17622,7 +20655,7 @@
         <w:rPr>
           <w:rFonts w:hint="eastAsia"/>
         </w:rPr>
-        <w:t>毛利率是四家企业全部命中、且均被追问至最后轮次的问题。托伦斯首轮问成本和毛利率，第二轮单列毛利率变动，落实函以业绩稳定性继续追问毛利率是否进一步下滑；臻宝科技首轮问毛利率，第二轮问成本及毛利率；珂玛科技第二轮与落实函连续两次单列毛利率；中微公司的落实函要求结合产品结构变化及低毛利率产品占比变动说明。</w:t>
+        <w:t>毛利率是五家企业全部命中、且均被追问至最后轮次的问题。托伦斯首轮问成本和毛利率，第二轮单列毛利率变动，落实函以业绩稳定性继续追问毛利率是否进一步下滑；臻宝科技首轮问毛利率，第二轮问成本及毛利率；珂玛科技第二轮与落实函连续两次单列毛利率；神工股份第二轮单列毛利率，第三轮要求结合生产环节技术门槛与核心技术先进性说明毛利率较高且持续增长的原因及合理性，第四轮转为产品单价和单位成本；中微公司的落实函要求结合产品结构变化及低毛利率产品占比变动说明。</w:t>
       </w:r>
     </w:p>
     <w:p>
@@ -17660,31 +20693,13 @@
     </w:p>
     <w:p>
       <w:pPr>
-        <w:pStyle w:val="3"/>
-        <w:numPr>
-          <w:ilvl w:val="0"/>
-          <w:numId w:val="0"/>
-        </w:numPr>
-        <w:spacing w:before="156" w:after="156"/>
-      </w:pPr>
-      <w:bookmarkStart w:id="1034" w:name="_Toc900034"/>
-      <w:r>
-        <w:rPr>
-          <w:rFonts w:hint="eastAsia"/>
-        </w:rPr>
-        <w:t>7.4 关注点之二：技术先进性与核心技术</w:t>
-      </w:r>
-      <w:bookmarkEnd w:id="1034"/>
-    </w:p>
-    <w:p>
-      <w:pPr>
         <w:pStyle w:val="a0"/>
       </w:pPr>
       <w:r>
         <w:rPr>
           <w:rFonts w:hint="eastAsia"/>
         </w:rPr>
-        <w:t>四家企业均被问及核心技术。托伦斯首轮问产品和技术，第二轮升级为技术先进性和市场空间，要求说明高精度机械制造、焊接、表面处理三项核心工艺的技术水平；臻宝科技首轮设核心技术专项；珂玛科技第二轮问核心技术、落实函问业务与技术；中微公司首轮将核心技术单列为六个大类之一。</w:t>
+        <w:t>毛利率逐年上升同样构成问询触发点。神工股份报告期各期综合毛利率为43.73%、55.10%、63.77%和67.25%，四期连续上升，累计提升23.52个百分点。交易所在第三轮问询中，将该问题与产品拆分绑定提出，要求先说明各纯度等级对应的原材料采购量、价格、采购金额与使用量，各纯度等级对应的产量、销量、价格及金额，硅棒、硅筒、硅环、硅片在原材料、生产设备、生产工艺、生产环节、核心参数指标等方面的差异，各纯度等级、各尺寸等级下四类产品的产量、销量、金额及变动原因，非磁场拉晶法与磁场拉晶法的工艺区别、生产成本差异与生产难度差异，在此基础上再说明生产环节技术门槛、核心技术先进性，以及毛利率较高且持续增长的原因及合理性。毛利率的解释被要求建立在产品级、纯度级、尺寸级的数据拆分之上，而非直接归因于技术水平。</w:t>
       </w:r>
     </w:p>
     <w:p>
@@ -17701,9 +20716,100 @@
         <w:rPr>
           <w:rFonts w:hint="eastAsia"/>
         </w:rPr>
-        <w:t>7.5 关注点之三：收入与业绩可持续性</w:t>
+        <w:t>7.4 关注点之二：技术先进性与核心技术</w:t>
       </w:r>
       <w:bookmarkEnd w:id="1035"/>
+    </w:p>
+    <w:p>
+      <w:pPr>
+        <w:pStyle w:val="a0"/>
+      </w:pPr>
+      <w:r>
+        <w:rPr>
+          <w:rFonts w:hint="eastAsia"/>
+        </w:rPr>
+        <w:t>五家企业均被问及核心技术。托伦斯首轮问产品和技术，第二轮升级为技术先进性和市场空间，要求说明高精度机械制造、焊接、表面处理三项核心工艺的技术水平；臻宝科技首轮设核心技术专项；珂玛科技第二轮问核心技术、落实函问业务与技术；神工股份第二轮设公司行业及核心技术专项，第三轮设发行人产品专项；中微公司首轮将核心技术单列为六个大类之一。</w:t>
+      </w:r>
+    </w:p>
+    <w:p>
+      <w:pPr>
+        <w:pStyle w:val="a0"/>
+      </w:pPr>
+      <w:r>
+        <w:rPr>
+          <w:rFonts w:hint="eastAsia"/>
+        </w:rPr>
+        <w:t>神工股份第三轮问询提供了核心技术与生产设备边界的问法。交易所要求结合报告期各期采购的单晶炉型号及其差异，说明发行人能够生产大尺寸单晶硅材料是否主要因为采购了相应型号的单晶炉设备，投入产出率提升和能耗降低是否由于外购更为先进的单晶炉设备或者对外购设备进行了改造改进，并说明具体改进措施及其在研发投入和研发费用中的体现。该问法指向同一件事：技术能力究竟体现在企业自身的工艺积累上，还是体现在所购设备的性能上，要求以研发投入与研发费用的记录作为区分依据。</w:t>
+      </w:r>
+    </w:p>
+    <w:p>
+      <w:pPr>
+        <w:pStyle w:val="3"/>
+        <w:numPr>
+          <w:ilvl w:val="0"/>
+          <w:numId w:val="0"/>
+        </w:numPr>
+        <w:spacing w:before="156" w:after="156"/>
+      </w:pPr>
+      <w:bookmarkStart w:id="1036" w:name="_Toc900036"/>
+      <w:r>
+        <w:rPr>
+          <w:rFonts w:hint="eastAsia"/>
+        </w:rPr>
+        <w:t>7.5 关注点之三：技术来源与出资合法性</w:t>
+      </w:r>
+      <w:bookmarkEnd w:id="1036"/>
+    </w:p>
+    <w:p>
+      <w:pPr>
+        <w:pStyle w:val="a0"/>
+      </w:pPr>
+      <w:r>
+        <w:rPr>
+          <w:rFonts w:hint="eastAsia"/>
+        </w:rPr>
+        <w:t>神工股份是五家样本中唯一由上市委审议意见落实函单独提出技术来源问题的企业，且落实函的两个问题全部集中于此。第一问要求补充披露非专利技术的来源及形成过程，并由保荐机构发表明确核查意见；第二问要求结合非专利技术形成过程和相关《合作协议》的具体条款，补充说明合作研发模式、研发过程中各方担任的角色，并由保荐机构和发行人律师发表明确核查意见。</w:t>
+      </w:r>
+    </w:p>
+    <w:p>
+      <w:pPr>
+        <w:pStyle w:val="a0"/>
+      </w:pPr>
+      <w:r>
+        <w:rPr>
+          <w:rFonts w:hint="eastAsia"/>
+        </w:rPr>
+        <w:t>回复的结构分三层：一是按月份还原技术形成的时间线，逐段说明各阶段的研发活动、参与主体与产出；二是逐条列示《合作协议》约定的双方职责，包括设备指定、物资采购、工艺参数设定、生产监督、检测指导、客户对接与成本控制，并说明知识产权归属条款与保密条款；三是说明该技术在公司经营中的作用与对业绩的贡献程度，披露报告期各期运用核心技术生产产品的销售收入占营业收入的比重为100.00%、99.96%、100.00%和99.99%。</w:t>
+      </w:r>
+    </w:p>
+    <w:p>
+      <w:pPr>
+        <w:pStyle w:val="a0"/>
+      </w:pPr>
+      <w:r>
+        <w:rPr>
+          <w:rFonts w:hint="eastAsia"/>
+        </w:rPr>
+        <w:t>保荐机构的核查程序在回复中逐项列明，共六项：查阅工商登记文件、资产评估报告、评估复核报告、验资报告、验资复核报告与出资资产交付确认书；查阅研发计划、研发过程记录、研发数据、销售记录与交付的技术资料；访谈技术出资方当时的股东与合作方实际控制人；访谈发行人住所地法院、仲裁机构与政府部门并取得合规证明；查询国家企业信用信息公示系统、中国裁判文书网、中国执行信息公开网与中国法院网的公开信息；取得各相关方出具的声明与承诺。以技术出资设立的企业，其技术来源的证据链需要覆盖权属、评估、交付、使用与无争议五个方面。</w:t>
+      </w:r>
+    </w:p>
+    <w:p>
+      <w:pPr>
+        <w:pStyle w:val="3"/>
+        <w:numPr>
+          <w:ilvl w:val="0"/>
+          <w:numId w:val="0"/>
+        </w:numPr>
+        <w:spacing w:before="156" w:after="156"/>
+      </w:pPr>
+      <w:bookmarkStart w:id="1037" w:name="_Toc900037"/>
+      <w:r>
+        <w:rPr>
+          <w:rFonts w:hint="eastAsia"/>
+        </w:rPr>
+        <w:t>7.6 关注点之四：收入与业绩可持续性</w:t>
+      </w:r>
+      <w:bookmarkEnd w:id="1037"/>
     </w:p>
     <w:p>
       <w:pPr>
@@ -17736,70 +20842,12 @@
         </w:numPr>
         <w:spacing w:before="156" w:after="156"/>
       </w:pPr>
-      <w:bookmarkStart w:id="1036" w:name="_Toc900036"/>
-      <w:r>
-        <w:rPr>
-          <w:rFonts w:hint="eastAsia"/>
-        </w:rPr>
-        <w:t>7.6 关注点之四：客户与供应商</w:t>
-      </w:r>
-      <w:bookmarkEnd w:id="1036"/>
-    </w:p>
-    <w:p>
-      <w:pPr>
-        <w:pStyle w:val="a0"/>
-      </w:pPr>
-      <w:r>
-        <w:rPr>
-          <w:rFonts w:hint="eastAsia"/>
-        </w:rPr>
-        <w:t>四家企业首轮均设有客户与供应商专项。关注角度包括客户集中度及其成因、单一客户依赖、新增客户的开发过程与验证周期、向单一供应商采购的价格公允性，以及供应商成立时间与合作起始时间是否匹配。臻宝科技第二轮问询即指出，其石英主要供应商锦州士成成立当年即开展合作，同类材料采购价格明显低于其他供应商。</w:t>
-      </w:r>
-    </w:p>
-    <w:p>
-      <w:pPr>
-        <w:pStyle w:val="3"/>
-        <w:numPr>
-          <w:ilvl w:val="0"/>
-          <w:numId w:val="0"/>
-        </w:numPr>
-        <w:spacing w:before="156" w:after="156"/>
-      </w:pPr>
-      <w:bookmarkStart w:id="1037" w:name="_Toc900037"/>
-      <w:r>
-        <w:rPr>
-          <w:rFonts w:hint="eastAsia"/>
-        </w:rPr>
-        <w:t>7.7 关注点之五：募投项目与产能消化</w:t>
-      </w:r>
-      <w:bookmarkEnd w:id="1037"/>
-    </w:p>
-    <w:p>
-      <w:pPr>
-        <w:pStyle w:val="a0"/>
-      </w:pPr>
-      <w:r>
-        <w:rPr>
-          <w:rFonts w:hint="eastAsia"/>
-        </w:rPr>
-        <w:t>托伦斯首轮设募投项目专项，落实函要求结合募投新增产能说明是否存在产能消化风险；臻宝科技首轮与第二轮均设募投项目专项；珂玛科技会计师专项回复中设募集资金运用。关注角度为新增产能的测算依据、与在手订单及客户需求的匹配、产能爬坡节奏，以及产能利用率下降对毛利率的影响。</w:t>
-      </w:r>
-    </w:p>
-    <w:p>
-      <w:pPr>
-        <w:pStyle w:val="3"/>
-        <w:numPr>
-          <w:ilvl w:val="0"/>
-          <w:numId w:val="0"/>
-        </w:numPr>
-        <w:spacing w:before="156" w:after="156"/>
-      </w:pPr>
       <w:bookmarkStart w:id="1038" w:name="_Toc900038"/>
       <w:r>
         <w:rPr>
           <w:rFonts w:hint="eastAsia"/>
         </w:rPr>
-        <w:t>7.8 关注点之六：股权、历史沿革与实际控制人</w:t>
+        <w:t>7.7 关注点之五：客户与供应商</w:t>
       </w:r>
       <w:bookmarkEnd w:id="1038"/>
     </w:p>
@@ -17811,7 +20859,18 @@
         <w:rPr>
           <w:rFonts w:hint="eastAsia"/>
         </w:rPr>
-        <w:t>托伦斯首轮设历史沿革、对赌协议、高管及核心技术人员三项；臻宝科技首轮设历史沿革与股权结构；珂玛科技第二轮设股权清晰；中微公司第二轮设实际控制人认定及核心技术人员稳定与股份下翻及海外收购。关注角度包括股权代持与还原、对赌协议的清理与恢复条款、实际控制人认定依据、核心技术人员的界定与稳定性，以及存在境外架构时的股份下翻过程。</w:t>
+        <w:t>五家企业首轮均设有客户与供应商专项。关注角度包括客户集中度及其成因、单一客户依赖、新增客户的开发过程与验证周期、向单一供应商采购的价格公允性，以及供应商成立时间与合作起始时间是否匹配。臻宝科技第二轮问询即指出，其石英主要供应商锦州士成成立当年即开展合作，同类材料采购价格明显低于其他供应商。神工股份第二轮分设供应商、客户和销售订单、境外销售、代理销售四个专项，第三轮问采购价格差异，第四轮将境外销售与单位产量能耗、单位运输费合并追问。</w:t>
+      </w:r>
+    </w:p>
+    <w:p>
+      <w:pPr>
+        <w:pStyle w:val="a0"/>
+      </w:pPr>
+      <w:r>
+        <w:rPr>
+          <w:rFonts w:hint="eastAsia"/>
+        </w:rPr>
+        <w:t>神工股份第四轮问询给出了境外销售的核查颗粒度。交易所要求列表说明报告期各期确认收入的重要销售订单的客户名称、订单金额、确认收入金额、合同签订时间、报关出口时间、运输方式、运输批次、运费金额、客户签收日期与回款时间，并按合同顺序提供对应的销售合同、出口报关单、客户签收凭据与客户付款凭证。主要产品出口的企业，其收入真实性核查落到单笔订单的单证闭环上。</w:t>
       </w:r>
     </w:p>
     <w:p>
@@ -17828,7 +20887,7 @@
         <w:rPr>
           <w:rFonts w:hint="eastAsia"/>
         </w:rPr>
-        <w:t>7.9 单家特有的关注点</w:t>
+        <w:t>7.8 关注点之六：产销勾稽与投入产出</w:t>
       </w:r>
       <w:bookmarkEnd w:id="1039"/>
     </w:p>
@@ -17840,23 +20899,59 @@
         <w:rPr>
           <w:rFonts w:hint="eastAsia"/>
         </w:rPr>
-        <w:t>托伦斯被问及上市标准适用与环保合规性；珂玛科技被问及关联方无锡塞姆、废料收入、理财产品、资金流水核查，并在落实函中被要求回应媒体质疑；中微公司的政府补助与开发支出资本化两项自第二轮起连续追问至第四轮，为该案例中追问轮次最多的事项。</w:t>
+        <w:t>该项在制造型零部件企业中被追问的轮次最多。神工股份第二轮设投入产出比变动、产量和用电量关系、产量匹配情况三个专项，第三轮设产量与销量差异、单位产品能耗水平与多晶硅回收料两个专项，第四轮仍设生产销售勾稽关系与单位产量能耗专项。</w:t>
       </w:r>
     </w:p>
     <w:p>
       <w:pPr>
-        <w:pStyle w:val="2"/>
+        <w:pStyle w:val="a0"/>
+      </w:pPr>
+      <w:r>
+        <w:rPr>
+          <w:rFonts w:hint="eastAsia"/>
+        </w:rPr>
+        <w:t>第四轮问询的问法可以说明核查深度。交易所列出报告期各期按重量计算与按长度计算的两套产销比，2016年至2019年1—6月按重量口径分别为103.05%、96.58%、90.56%、54.12%，按长度口径分别为99.37%、90.41%、94.66%、59.71%，要求从定性和定量两方面说明两套口径的进销存金额及数量勾稽关系的差异原因及合理性。同一轮次还列出报告期各期单位设备用水量12,885.71、9,254.55、5,814.29和1,063.33吨／台，单位设备用电量87.33、88.86、95.69和45.23万千瓦时／台（末期为2019年1—6月半年数），要求说明用电量逐渐升高、用水量大幅降低的原因及合理性，并列表说明各月度用水量、用电量与当月产量、在产设备数量的配比关系及差异原因，同时提供相应凭据。</w:t>
+      </w:r>
+    </w:p>
+    <w:p>
+      <w:pPr>
+        <w:pStyle w:val="a0"/>
+      </w:pPr>
+      <w:r>
+        <w:rPr>
+          <w:rFonts w:hint="eastAsia"/>
+        </w:rPr>
+        <w:t>该类问题的核查逻辑是以物理量交叉验证财务数据：原材料投入量、能耗、设备台数、产量、销量、出口报关量之间需要形成可复算的对应关系，任一环节的口径切换都需要给出量化解释。</w:t>
+      </w:r>
+    </w:p>
+    <w:p>
+      <w:pPr>
+        <w:pStyle w:val="3"/>
+        <w:numPr>
+          <w:ilvl w:val="0"/>
+          <w:numId w:val="0"/>
+        </w:numPr>
         <w:spacing w:before="156" w:after="156"/>
       </w:pPr>
       <w:bookmarkStart w:id="1040" w:name="_Toc900040"/>
       <w:r>
         <w:rPr>
           <w:rFonts w:hint="eastAsia"/>
-          <w:b/>
         </w:rPr>
-        <w:t>与国泰海通相关的产业链公司</w:t>
+        <w:t>7.9 关注点之七：募投项目与产能消化</w:t>
       </w:r>
       <w:bookmarkEnd w:id="1040"/>
+    </w:p>
+    <w:p>
+      <w:pPr>
+        <w:pStyle w:val="a0"/>
+      </w:pPr>
+      <w:r>
+        <w:rPr>
+          <w:rFonts w:hint="eastAsia"/>
+        </w:rPr>
+        <w:t>托伦斯首轮设募投项目专项，落实函要求结合募投新增产能说明是否存在产能消化风险；臻宝科技首轮与第二轮均设募投项目专项；珂玛科技会计师专项回复中设募集资金运用；神工股份第二轮设8英寸半导体级硅单晶抛光片生产建设项目专项，该项目与研发中心建设项目合计拟投入募集资金110,200.22万元。关注角度为新增产能的测算依据、与在手订单及客户需求的匹配、产能爬坡节奏，以及产能利用率下降对毛利率的影响。募投项目投向与现有主业存在差异时，还需说明进入新产品领域的技术储备与量产可行性。</w:t>
+      </w:r>
     </w:p>
     <w:p>
       <w:pPr>
@@ -17872,9 +20967,93 @@
         <w:rPr>
           <w:rFonts w:hint="eastAsia"/>
         </w:rPr>
+        <w:t>7.10 关注点之八：股权、关联方与共用资源</w:t>
+      </w:r>
+      <w:bookmarkEnd w:id="1041"/>
+    </w:p>
+    <w:p>
+      <w:pPr>
+        <w:pStyle w:val="a0"/>
+      </w:pPr>
+      <w:r>
+        <w:rPr>
+          <w:rFonts w:hint="eastAsia"/>
+        </w:rPr>
+        <w:t>托伦斯首轮设历史沿革、对赌协议、高管及核心技术人员三项；臻宝科技首轮设历史沿革与股权结构；珂玛科技第二轮设股权清晰；中微公司第二轮设实际控制人认定及核心技术人员稳定与股份下翻及海外收购；神工股份的无实际控制人认定自第二轮起被追问至第四轮，第三轮另设股东减持对控制权结构影响的专项。关注角度包括股权代持与还原、对赌协议的清理与恢复条款、实际控制人认定依据、核心技术人员的界定与稳定性，以及存在境外架构时的股份下翻过程。</w:t>
+      </w:r>
+    </w:p>
+    <w:p>
+      <w:pPr>
+        <w:pStyle w:val="a0"/>
+      </w:pPr>
+      <w:r>
+        <w:rPr>
+          <w:rFonts w:hint="eastAsia"/>
+        </w:rPr>
+        <w:t>与关联方共用生产资源是另一类持续追问的事项。神工股份与锦州阳光能源的关系被连续三轮追问，涉及租用厂房、采购电力、采购原材料，以及现任及曾任骨干员工中在入职前五年内曾在该公司任职的共13人。第四轮要求结合各期向该公司及其关联方采购多晶硅的数量与向其他供应商采购的平均单价，测算价格差异对各期净利润的影响金额及比例；并要求中介机构核查发行人客户、供应商与该公司及其持股5%以上股东、董监高、核心技术人员、员工、前员工之间有无业务往来与资金往来。珂玛科技被问及关联方无锡塞姆，属于同一类问题。</w:t>
+      </w:r>
+    </w:p>
+    <w:p>
+      <w:pPr>
+        <w:pStyle w:val="3"/>
+        <w:numPr>
+          <w:ilvl w:val="0"/>
+          <w:numId w:val="0"/>
+        </w:numPr>
+        <w:spacing w:before="156" w:after="156"/>
+      </w:pPr>
+      <w:bookmarkStart w:id="1042" w:name="_Toc900042"/>
+      <w:r>
+        <w:rPr>
+          <w:rFonts w:hint="eastAsia"/>
+        </w:rPr>
+        <w:t>7.11 单家特有的关注点</w:t>
+      </w:r>
+      <w:bookmarkEnd w:id="1042"/>
+    </w:p>
+    <w:p>
+      <w:pPr>
+        <w:pStyle w:val="a0"/>
+      </w:pPr>
+      <w:r>
+        <w:rPr>
+          <w:rFonts w:hint="eastAsia"/>
+        </w:rPr>
+        <w:t>托伦斯被问及上市标准适用与环保合规性；珂玛科技被问及废料收入、理财产品、资金流水核查，并在落实函中被要求回应媒体质疑；神工股份第二轮被问及向股东额外分红、银行理财与安全生产，第四轮首个问题为按信息披露准则修订完善重大事项提示、风险因素、业务与技术、竞争优劣势等部分，并逐项指明需作重大事项提示的四项内容；中微公司的政府补助与开发支出资本化两项自第二轮起连续追问至第四轮，为该案例中追问轮次最多的事项。</w:t>
+      </w:r>
+    </w:p>
+    <w:p>
+      <w:pPr>
+        <w:pStyle w:val="2"/>
+        <w:spacing w:before="156" w:after="156"/>
+      </w:pPr>
+      <w:bookmarkStart w:id="1043" w:name="_Toc900043"/>
+      <w:r>
+        <w:rPr>
+          <w:rFonts w:hint="eastAsia"/>
+          <w:b/>
+        </w:rPr>
+        <w:t>与国泰海通相关的产业链公司</w:t>
+      </w:r>
+      <w:bookmarkEnd w:id="1043"/>
+    </w:p>
+    <w:p>
+      <w:pPr>
+        <w:pStyle w:val="3"/>
+        <w:numPr>
+          <w:ilvl w:val="0"/>
+          <w:numId w:val="0"/>
+        </w:numPr>
+        <w:spacing w:before="156" w:after="156"/>
+      </w:pPr>
+      <w:bookmarkStart w:id="1044" w:name="_Toc900044"/>
+      <w:r>
+        <w:rPr>
+          <w:rFonts w:hint="eastAsia"/>
+        </w:rPr>
         <w:t>8.1 在审与辅导中的项目</w:t>
       </w:r>
-      <w:bookmarkEnd w:id="1041"/>
+      <w:bookmarkEnd w:id="1044"/>
     </w:p>
     <w:p>
       <w:pPr>
@@ -17887,7 +21066,7 @@
           <w:b/>
           <w:sz w:val="21"/>
         </w:rPr>
-        <w:t>表12  国泰海通在半导体设备与零部件领域的在审及辅导项目</w:t>
+        <w:t>表13  国泰海通在半导体设备与零部件领域的在审及辅导项目</w:t>
       </w:r>
     </w:p>
     <w:tbl>
@@ -18556,14 +21735,14 @@
         </w:numPr>
         <w:spacing w:before="156" w:after="156"/>
       </w:pPr>
-      <w:bookmarkStart w:id="1042" w:name="_Toc900042"/>
+      <w:bookmarkStart w:id="1045" w:name="_Toc900045"/>
       <w:r>
         <w:rPr>
           <w:rFonts w:hint="eastAsia"/>
         </w:rPr>
         <w:t>8.2 已保荐上市的相关公司</w:t>
       </w:r>
-      <w:bookmarkEnd w:id="1042"/>
+      <w:bookmarkEnd w:id="1045"/>
     </w:p>
     <w:p>
       <w:pPr>
@@ -18576,7 +21755,7 @@
           <w:b/>
           <w:sz w:val="21"/>
         </w:rPr>
-        <w:t>表13  国泰海通系已保荐上市的相关公司</w:t>
+        <w:t>表14  国泰海通系已保荐上市的相关公司</w:t>
       </w:r>
     </w:p>
     <w:tbl>
@@ -18788,6 +21967,150 @@
                 <w:color w:val="000000"/>
                 <w:sz w:val="21"/>
               </w:rPr>
+              <w:t>锦州神工半导体（神工股份）</w:t>
+            </w:r>
+          </w:p>
+        </w:tc>
+        <w:tc>
+          <w:tcPr>
+            <w:tcW w:w="575" w:type="pct"/>
+            <w:tcBorders>
+              <w:top w:val="single" w:sz="4" w:space="0" w:color="010000"/>
+            </w:tcBorders>
+            <w:vAlign w:val="center"/>
+          </w:tcPr>
+          <w:p>
+            <w:pPr>
+              <w:jc w:val="center"/>
+            </w:pPr>
+            <w:r/>
+            <w:r>
+              <w:rPr>
+                <w:rFonts w:hint="eastAsia"/>
+                <w:color w:val="000000"/>
+                <w:sz w:val="21"/>
+              </w:rPr>
+              <w:t>688233.SH</w:t>
+            </w:r>
+          </w:p>
+        </w:tc>
+        <w:tc>
+          <w:tcPr>
+            <w:tcW w:w="619" w:type="pct"/>
+            <w:tcBorders>
+              <w:top w:val="single" w:sz="4" w:space="0" w:color="010000"/>
+            </w:tcBorders>
+            <w:vAlign w:val="center"/>
+          </w:tcPr>
+          <w:p>
+            <w:pPr>
+              <w:jc w:val="center"/>
+            </w:pPr>
+            <w:r/>
+            <w:r>
+              <w:rPr>
+                <w:rFonts w:hint="eastAsia"/>
+                <w:color w:val="000000"/>
+                <w:sz w:val="21"/>
+              </w:rPr>
+              <w:t>2020年2月21日</w:t>
+            </w:r>
+          </w:p>
+        </w:tc>
+        <w:tc>
+          <w:tcPr>
+            <w:tcW w:w="1062" w:type="pct"/>
+            <w:tcBorders>
+              <w:top w:val="single" w:sz="4" w:space="0" w:color="010000"/>
+            </w:tcBorders>
+            <w:vAlign w:val="center"/>
+          </w:tcPr>
+          <w:p>
+            <w:pPr>
+              <w:jc w:val="left"/>
+            </w:pPr>
+            <w:r/>
+            <w:r>
+              <w:rPr>
+                <w:rFonts w:hint="eastAsia"/>
+                <w:color w:val="000000"/>
+                <w:sz w:val="21"/>
+              </w:rPr>
+              <w:t>保荐人、主承销商</w:t>
+            </w:r>
+          </w:p>
+        </w:tc>
+        <w:tc>
+          <w:tcPr>
+            <w:tcW w:w="619" w:type="pct"/>
+            <w:tcBorders>
+              <w:top w:val="single" w:sz="4" w:space="0" w:color="010000"/>
+            </w:tcBorders>
+            <w:vAlign w:val="center"/>
+          </w:tcPr>
+          <w:p>
+            <w:pPr>
+              <w:jc w:val="center"/>
+            </w:pPr>
+            <w:r/>
+            <w:r>
+              <w:rPr>
+                <w:rFonts w:hint="eastAsia"/>
+                <w:color w:val="000000"/>
+                <w:sz w:val="21"/>
+              </w:rPr>
+              <w:t>国泰君安证券</w:t>
+            </w:r>
+          </w:p>
+        </w:tc>
+        <w:tc>
+          <w:tcPr>
+            <w:tcW w:w="1150" w:type="pct"/>
+            <w:tcBorders>
+              <w:top w:val="single" w:sz="4" w:space="0" w:color="010000"/>
+            </w:tcBorders>
+            <w:vAlign w:val="center"/>
+          </w:tcPr>
+          <w:p>
+            <w:pPr>
+              <w:jc w:val="left"/>
+            </w:pPr>
+            <w:r/>
+            <w:r>
+              <w:rPr>
+                <w:rFonts w:hint="eastAsia"/>
+                <w:color w:val="000000"/>
+                <w:sz w:val="21"/>
+              </w:rPr>
+              <w:t>集成电路刻蚀用单晶硅材料与硅零部件，含刻蚀用硅电极</w:t>
+            </w:r>
+          </w:p>
+        </w:tc>
+      </w:tr>
+      <w:tr>
+        <w:trPr>
+          <w:cantSplit/>
+          <w:jc w:val="center"/>
+        </w:trPr>
+        <w:tc>
+          <w:tcPr>
+            <w:tcW w:w="973" w:type="pct"/>
+            <w:tcBorders>
+              <w:top w:val="single" w:sz="4" w:space="0" w:color="010000"/>
+            </w:tcBorders>
+            <w:vAlign w:val="center"/>
+          </w:tcPr>
+          <w:p>
+            <w:pPr>
+              <w:jc w:val="left"/>
+            </w:pPr>
+            <w:r/>
+            <w:r>
+              <w:rPr>
+                <w:rFonts w:hint="eastAsia"/>
+                <w:color w:val="000000"/>
+                <w:sz w:val="21"/>
+              </w:rPr>
               <w:t>中微半导体设备（上海）</w:t>
             </w:r>
           </w:p>
@@ -19069,6 +22392,17 @@
     </w:p>
     <w:p>
       <w:pPr>
+        <w:pStyle w:val="a0"/>
+      </w:pPr>
+      <w:r>
+        <w:rPr>
+          <w:rFonts w:hint="eastAsia"/>
+        </w:rPr>
+        <w:t>上表三个项目中，神工股份与无锡金源同处零部件与耗材环节。该项目由国泰君安证券担任保荐人、主承销商，经四轮审核问询后，上海证券交易所于2019年11月6日出具上市委审议意见落实函，发行人与保荐机构于同年11月12日回复，2020年1月15日报送招股说明书（注册稿），2020年2月21日上市，募投项目拟投入募集资金总额110,200.22万元。本报告第七章所列该项目的审核关注要点，来自其四轮问询回复与落实函回复的公开文本。</w:t>
+      </w:r>
+    </w:p>
+    <w:p>
+      <w:pPr>
         <w:pStyle w:val="3"/>
         <w:numPr>
           <w:ilvl w:val="0"/>
@@ -19076,14 +22410,43 @@
         </w:numPr>
         <w:spacing w:before="156" w:after="156"/>
       </w:pPr>
-      <w:bookmarkStart w:id="1043" w:name="_Toc900043"/>
+      <w:bookmarkStart w:id="1046" w:name="_Toc900046"/>
       <w:r>
         <w:rPr>
           <w:rFonts w:hint="eastAsia"/>
         </w:rPr>
-        <w:t>8.3 曾保荐但已终止的公司</w:t>
+        <w:t>8.3 已保荐的再融资项目</w:t>
       </w:r>
-      <w:bookmarkEnd w:id="1043"/>
+      <w:bookmarkEnd w:id="1046"/>
+    </w:p>
+    <w:p>
+      <w:pPr>
+        <w:pStyle w:val="a0"/>
+      </w:pPr>
+      <w:r>
+        <w:rPr>
+          <w:rFonts w:hint="eastAsia"/>
+        </w:rPr>
+        <w:t>宁波江丰电子材料股份有限公司（300666.SZ）2025年度向特定对象发行A股股票项目，由国泰海通证券担任保荐人、主承销商，募集资金总额不超过192,782.90万元，2026年3月19日经深圳证券交易所审核通过。募集资金投向包括年产5,100个集成电路设备用静电吸盘产业化项目、年产12,300个超大规模集成电路用超高纯金属溅射靶材产业化项目、上海江丰电子研发及技术服务中心项目，以及补充流动资金及偿还贷款。其中静电吸盘属半导体设备工艺零部件。</w:t>
+      </w:r>
+    </w:p>
+    <w:p>
+      <w:pPr>
+        <w:pStyle w:val="3"/>
+        <w:numPr>
+          <w:ilvl w:val="0"/>
+          <w:numId w:val="0"/>
+        </w:numPr>
+        <w:spacing w:before="156" w:after="156"/>
+      </w:pPr>
+      <w:bookmarkStart w:id="1047" w:name="_Toc900047"/>
+      <w:r>
+        <w:rPr>
+          <w:rFonts w:hint="eastAsia"/>
+        </w:rPr>
+        <w:t>8.4 曾保荐但已终止的公司</w:t>
+      </w:r>
+      <w:bookmarkEnd w:id="1047"/>
     </w:p>
     <w:p>
       <w:pPr>
@@ -19105,14 +22468,14 @@
         </w:numPr>
         <w:spacing w:before="156" w:after="156"/>
       </w:pPr>
-      <w:bookmarkStart w:id="1044" w:name="_Toc900044"/>
+      <w:bookmarkStart w:id="1048" w:name="_Toc900048"/>
       <w:r>
         <w:rPr>
           <w:rFonts w:hint="eastAsia"/>
         </w:rPr>
-        <w:t>8.4 主体沿革</w:t>
+        <w:t>8.5 主体沿革</w:t>
       </w:r>
-      <w:bookmarkEnd w:id="1044"/>
+      <w:bookmarkEnd w:id="1048"/>
     </w:p>
     <w:p>
       <w:pPr>
@@ -19130,7 +22493,7 @@
         <w:pStyle w:val="2"/>
         <w:spacing w:before="156" w:after="156"/>
       </w:pPr>
-      <w:bookmarkStart w:id="1045" w:name="_Toc900045"/>
+      <w:bookmarkStart w:id="1049" w:name="_Toc900049"/>
       <w:r>
         <w:rPr>
           <w:rFonts w:hint="eastAsia"/>
@@ -19138,7 +22501,7 @@
         </w:rPr>
         <w:t>无锡金源的产业链定位与拜访关注要点</w:t>
       </w:r>
-      <w:bookmarkEnd w:id="1045"/>
+      <w:bookmarkEnd w:id="1049"/>
     </w:p>
     <w:p>
       <w:pPr>
@@ -19149,14 +22512,14 @@
         </w:numPr>
         <w:spacing w:before="156" w:after="156"/>
       </w:pPr>
-      <w:bookmarkStart w:id="1046" w:name="_Toc900046"/>
+      <w:bookmarkStart w:id="1050" w:name="_Toc900050"/>
       <w:r>
         <w:rPr>
           <w:rFonts w:hint="eastAsia"/>
         </w:rPr>
         <w:t>9.1 公司概况</w:t>
       </w:r>
-      <w:bookmarkEnd w:id="1046"/>
+      <w:bookmarkEnd w:id="1050"/>
     </w:p>
     <w:p>
       <w:pPr>
@@ -19178,14 +22541,14 @@
         </w:numPr>
         <w:spacing w:before="156" w:after="156"/>
       </w:pPr>
-      <w:bookmarkStart w:id="1047" w:name="_Toc900047"/>
+      <w:bookmarkStart w:id="1051" w:name="_Toc900051"/>
       <w:r>
         <w:rPr>
           <w:rFonts w:hint="eastAsia"/>
         </w:rPr>
         <w:t>9.2 产品体系</w:t>
       </w:r>
-      <w:bookmarkEnd w:id="1047"/>
+      <w:bookmarkEnd w:id="1051"/>
     </w:p>
     <w:p>
       <w:pPr>
@@ -19198,7 +22561,7 @@
           <w:b/>
           <w:sz w:val="21"/>
         </w:rPr>
-        <w:t>表14  无锡金源产品线</w:t>
+        <w:t>表15  无锡金源产品线</w:t>
       </w:r>
     </w:p>
     <w:tbl>
@@ -19629,14 +22992,14 @@
         </w:numPr>
         <w:spacing w:before="156" w:after="156"/>
       </w:pPr>
-      <w:bookmarkStart w:id="1048" w:name="_Toc900048"/>
+      <w:bookmarkStart w:id="1052" w:name="_Toc900052"/>
       <w:r>
         <w:rPr>
           <w:rFonts w:hint="eastAsia"/>
         </w:rPr>
         <w:t>9.3 产业链生态位</w:t>
       </w:r>
-      <w:bookmarkEnd w:id="1048"/>
+      <w:bookmarkEnd w:id="1052"/>
     </w:p>
     <w:p>
       <w:pPr>
@@ -19691,14 +23054,14 @@
         </w:numPr>
         <w:spacing w:before="156" w:after="156"/>
       </w:pPr>
-      <w:bookmarkStart w:id="1049" w:name="_Toc900049"/>
+      <w:bookmarkStart w:id="1053" w:name="_Toc900053"/>
       <w:r>
         <w:rPr>
           <w:rFonts w:hint="eastAsia"/>
         </w:rPr>
         <w:t>9.4 同环节可比公司</w:t>
       </w:r>
-      <w:bookmarkEnd w:id="1049"/>
+      <w:bookmarkEnd w:id="1053"/>
     </w:p>
     <w:p>
       <w:pPr>
@@ -19711,7 +23074,7 @@
           <w:b/>
           <w:sz w:val="21"/>
         </w:rPr>
-        <w:t>表15  无锡金源产品线与同环节境内上市公司</w:t>
+        <w:t>表16  无锡金源产品线与同环节境内上市公司</w:t>
       </w:r>
     </w:p>
     <w:tbl>
@@ -20067,14 +23430,14 @@
         </w:numPr>
         <w:spacing w:before="156" w:after="156"/>
       </w:pPr>
-      <w:bookmarkStart w:id="1050" w:name="_Toc900050"/>
+      <w:bookmarkStart w:id="1054" w:name="_Toc900054"/>
       <w:r>
         <w:rPr>
           <w:rFonts w:hint="eastAsia"/>
         </w:rPr>
         <w:t>9.5 拜访关注要点</w:t>
       </w:r>
-      <w:bookmarkEnd w:id="1050"/>
+      <w:bookmarkEnd w:id="1054"/>
     </w:p>
     <w:p>
       <w:pPr>
@@ -20087,7 +23450,7 @@
           <w:b/>
           <w:sz w:val="21"/>
         </w:rPr>
-        <w:t>表16  无锡金源拜访关注要点</w:t>
+        <w:t>表17  无锡金源拜访关注要点</w:t>
       </w:r>
     </w:p>
     <w:tbl>
@@ -20893,14 +24256,14 @@
         </w:numPr>
         <w:spacing w:before="156" w:after="156"/>
       </w:pPr>
-      <w:bookmarkStart w:id="1051" w:name="_Toc900051"/>
+      <w:bookmarkStart w:id="1055" w:name="_Toc900055"/>
       <w:r>
         <w:rPr>
           <w:rFonts w:hint="eastAsia"/>
         </w:rPr>
         <w:t>9.6 初步判断</w:t>
       </w:r>
-      <w:bookmarkEnd w:id="1051"/>
+      <w:bookmarkEnd w:id="1055"/>
     </w:p>
     <w:p>
       <w:pPr>
@@ -20929,7 +24292,7 @@
         <w:pStyle w:val="2"/>
         <w:spacing w:before="156" w:after="156"/>
       </w:pPr>
-      <w:bookmarkStart w:id="1052" w:name="_Toc900052"/>
+      <w:bookmarkStart w:id="1056" w:name="_Toc900056"/>
       <w:r>
         <w:rPr>
           <w:rFonts w:hint="eastAsia"/>
@@ -20937,7 +24300,7 @@
         </w:rPr>
         <w:t>主要数据来源与口径说明</w:t>
       </w:r>
-      <w:bookmarkEnd w:id="1052"/>
+      <w:bookmarkEnd w:id="1056"/>
     </w:p>
     <w:p>
       <w:pPr>
@@ -20947,7 +24310,7 @@
         <w:rPr>
           <w:rFonts w:hint="eastAsia"/>
         </w:rPr>
-        <w:t>本报告使用的数据分为四类。行业数据来自弗若斯特沙利文、SEMI、QY Research、IC World等机构的统计，经臻宝科技与托伦斯招股说明书列示并由中介机构核查；可比公司经营与财务数据来自Wind整理成果、托伦斯招股说明书中的同行业可比公司比较章节，以及各公司定期报告与业绩快报；审核关注要点来自四家样本企业的审核问询函回复与招股说明书；标的公司信息来自企业信用信息公示与公司官网。</w:t>
+        <w:t>本报告使用的数据分为四类。行业数据来自弗若斯特沙利文、SEMI、QY Research、IC World等机构的统计，经臻宝科技与托伦斯招股说明书列示并由中介机构核查；可比公司经营与财务数据来自Wind整理成果、托伦斯招股说明书中的同行业可比公司比较章节，以及各公司定期报告与业绩快报；产业链已上市公司名单来自臻宝科技与托伦斯招股说明书的行业内主要企业章节及各公司定期报告；审核关注要点来自五家样本企业的审核问询函回复、上市委审议意见落实函回复、审核中心意见落实函回复与招股说明书；标的公司信息来自企业信用信息公示与公司官网。</w:t>
       </w:r>
     </w:p>
     <w:p>
@@ -20958,7 +24321,7 @@
         <w:rPr>
           <w:rFonts w:hint="eastAsia"/>
         </w:rPr>
-        <w:t>口径方面，晶圆厂采购额与向零部件厂商直接采购额为两个不同口径，本报告分别列示，不作合并；毛利率因材料属性与产品形态差异较大，跨材料路线的比较均注明产品属性，不直接排序优劣；细分品类的市场规模数据基期与预测期不一致，本报告分别标注，不作横向比较；募集资金相关数据存在三种口径，本报告分别标注：托伦斯为招股说明书列示的募投项目拟投入募集资金合计，神州半导体为招股说明书（申报稿）列示的募集资金总额，臻宝科技为发行完成后的实际募集资金总额，三者不作比较。2025年可比公司数据中，部分公司尚未披露年报，采用前三季度数据或业绩快报区间值，已在表注中说明；Ferrotec采用其财政年度口径，与境内公司会计年度不一致，涉及该公司的数据不与其他公司直接比较。公司层面的净利率为按归母净利润除以营业收入计算，非披露值。</w:t>
+        <w:t>口径方面，晶圆厂采购额与向零部件厂商直接采购额为两个不同口径，本报告分别列示，不作合并；毛利率因材料属性与产品形态差异较大，跨材料路线的比较均注明产品属性，不直接排序优劣；细分品类的市场规模数据基期与预测期不一致，本报告分别标注，不作横向比较；募集资金相关数据存在三种口径，本报告分别标注：托伦斯为招股说明书列示的募投项目拟投入募集资金合计，神州半导体为招股说明书（申报稿）列示的募集资金总额，臻宝科技为发行完成后的实际募集资金总额，三者不作比较。同一公司在不同表中可能出现两种年度数据口径：表5为托伦斯招股说明书编制时列示的可比公司数据，其中富创精密与珂玛科技为当时的业绩快报口径；表9为各公司2025年年度报告披露的最终数据。两种口径本报告分别标注，不作相互替代，亦不作比较；Ferrotec采用其财政年度口径，与境内公司会计年度不一致，涉及该公司的数据不与其他公司直接比较。公司层面的净利率为按归母净利润除以营业收入计算，非披露值。</w:t>
       </w:r>
     </w:p>
     <w:p>

--- a/output/金源/无锡金源半导体研究.docx
+++ b/output/金源/无锡金源半导体研究.docx
@@ -4273,6 +4273,86 @@
         </w:p>
         <w:p>
           <w:pPr>
+            <w:pStyle w:val="TOC1"/>
+            <w:tabs>
+              <w:tab w:val="right" w:leader="dot" w:pos="8299"/>
+            </w:tabs>
+            <w:spacing w:line="360" w:lineRule="auto"/>
+            <w:rPr>
+              <w:noProof/>
+              <w:sz w:val="24"/>
+              <w:szCs w:val="24"/>
+            </w:rPr>
+          </w:pPr>
+          <w:hyperlink w:anchor="_Toc900048" w:history="1">
+            <w:r>
+              <w:rPr>
+                <w:rStyle w:val="a5"/>
+                <w:bCs w:val="0"/>
+                <w:noProof/>
+                <w:sz w:val="24"/>
+                <w:szCs w:val="24"/>
+              </w:rPr>
+              <w:t xml:space="preserve">九、 无锡金源的产业链定位与拜访关注要点</w:t>
+            </w:r>
+            <w:r>
+              <w:rPr>
+                <w:webHidden/>
+                <w:noProof/>
+                <w:sz w:val="24"/>
+                <w:szCs w:val="24"/>
+              </w:rPr>
+              <w:tab/>
+            </w:r>
+            <w:r>
+              <w:rPr>
+                <w:webHidden/>
+                <w:noProof/>
+                <w:sz w:val="24"/>
+                <w:szCs w:val="24"/>
+              </w:rPr>
+              <w:fldChar w:fldCharType="begin"/>
+            </w:r>
+            <w:r>
+              <w:rPr>
+                <w:webHidden/>
+                <w:noProof/>
+                <w:sz w:val="24"/>
+                <w:szCs w:val="24"/>
+              </w:rPr>
+              <w:instrText xml:space="preserve"> PAGEREF _Toc900048 \h </w:instrText>
+            </w:r>
+            <w:r>
+              <w:rPr>
+                <w:webHidden/>
+                <w:noProof/>
+                <w:sz w:val="24"/>
+                <w:szCs w:val="24"/>
+              </w:rPr>
+              <w:fldChar w:fldCharType="separate"/>
+            </w:r>
+            <w:r>
+              <w:rPr>
+                <w:webHidden/>
+                <w:noProof/>
+                <w:sz w:val="24"/>
+                <w:szCs w:val="24"/>
+              </w:rPr>
+              <w:t>28</w:t>
+            </w:r>
+            <w:r>
+              <w:rPr>
+                <w:webHidden/>
+                <w:noProof/>
+                <w:sz w:val="24"/>
+                <w:szCs w:val="24"/>
+              </w:rPr>
+              <w:fldChar w:fldCharType="end"/>
+            </w:r>
+          </w:hyperlink>
+        </w:p>
+        <w:p>
+          <w:pPr>
             <w:pStyle w:val="TOC2"/>
             <w:tabs>
               <w:tab w:val="right" w:leader="dot" w:pos="8299"/>
@@ -4286,7 +4366,7 @@
               <w:szCs w:val="24"/>
             </w:rPr>
           </w:pPr>
-          <w:hyperlink w:anchor="_Toc900048" w:history="1">
+          <w:hyperlink w:anchor="_Toc900049" w:history="1">
             <w:r>
               <w:rPr>
                 <w:rStyle w:val="a5"/>
@@ -4296,7 +4376,7 @@
                 <w:sz w:val="24"/>
                 <w:szCs w:val="24"/>
               </w:rPr>
-              <w:t xml:space="preserve">8.5 主体沿革</w:t>
+              <w:t xml:space="preserve">9.1 公司概况</w:t>
             </w:r>
             <w:r>
               <w:rPr>
@@ -4326,7 +4406,7 @@
                 <w:sz w:val="24"/>
                 <w:szCs w:val="24"/>
               </w:rPr>
-              <w:instrText xml:space="preserve"> PAGEREF _Toc900048 \h </w:instrText>
+              <w:instrText xml:space="preserve"> PAGEREF _Toc900049 \h </w:instrText>
             </w:r>
             <w:r>
               <w:rPr>
@@ -4351,86 +4431,6 @@
             <w:r>
               <w:rPr>
                 <w:rFonts w:eastAsia="宋体"/>
-                <w:webHidden/>
-                <w:noProof/>
-                <w:sz w:val="24"/>
-                <w:szCs w:val="24"/>
-              </w:rPr>
-              <w:fldChar w:fldCharType="end"/>
-            </w:r>
-          </w:hyperlink>
-        </w:p>
-        <w:p>
-          <w:pPr>
-            <w:pStyle w:val="TOC1"/>
-            <w:tabs>
-              <w:tab w:val="right" w:leader="dot" w:pos="8299"/>
-            </w:tabs>
-            <w:spacing w:line="360" w:lineRule="auto"/>
-            <w:rPr>
-              <w:noProof/>
-              <w:sz w:val="24"/>
-              <w:szCs w:val="24"/>
-            </w:rPr>
-          </w:pPr>
-          <w:hyperlink w:anchor="_Toc900049" w:history="1">
-            <w:r>
-              <w:rPr>
-                <w:rStyle w:val="a5"/>
-                <w:bCs w:val="0"/>
-                <w:noProof/>
-                <w:sz w:val="24"/>
-                <w:szCs w:val="24"/>
-              </w:rPr>
-              <w:t xml:space="preserve">九、 无锡金源的产业链定位与拜访关注要点</w:t>
-            </w:r>
-            <w:r>
-              <w:rPr>
-                <w:webHidden/>
-                <w:noProof/>
-                <w:sz w:val="24"/>
-                <w:szCs w:val="24"/>
-              </w:rPr>
-              <w:tab/>
-            </w:r>
-            <w:r>
-              <w:rPr>
-                <w:webHidden/>
-                <w:noProof/>
-                <w:sz w:val="24"/>
-                <w:szCs w:val="24"/>
-              </w:rPr>
-              <w:fldChar w:fldCharType="begin"/>
-            </w:r>
-            <w:r>
-              <w:rPr>
-                <w:webHidden/>
-                <w:noProof/>
-                <w:sz w:val="24"/>
-                <w:szCs w:val="24"/>
-              </w:rPr>
-              <w:instrText xml:space="preserve"> PAGEREF _Toc900049 \h </w:instrText>
-            </w:r>
-            <w:r>
-              <w:rPr>
-                <w:webHidden/>
-                <w:noProof/>
-                <w:sz w:val="24"/>
-                <w:szCs w:val="24"/>
-              </w:rPr>
-              <w:fldChar w:fldCharType="separate"/>
-            </w:r>
-            <w:r>
-              <w:rPr>
-                <w:webHidden/>
-                <w:noProof/>
-                <w:sz w:val="24"/>
-                <w:szCs w:val="24"/>
-              </w:rPr>
-              <w:t>28</w:t>
-            </w:r>
-            <w:r>
-              <w:rPr>
                 <w:webHidden/>
                 <w:noProof/>
                 <w:sz w:val="24"/>
@@ -4465,7 +4465,7 @@
                 <w:sz w:val="24"/>
                 <w:szCs w:val="24"/>
               </w:rPr>
-              <w:t xml:space="preserve">9.1 公司概况</w:t>
+              <w:t xml:space="preserve">9.2 产品体系</w:t>
             </w:r>
             <w:r>
               <w:rPr>
@@ -4515,7 +4515,7 @@
                 <w:sz w:val="24"/>
                 <w:szCs w:val="24"/>
               </w:rPr>
-              <w:t>28</w:t>
+              <w:t>29</w:t>
             </w:r>
             <w:r>
               <w:rPr>
@@ -4554,7 +4554,7 @@
                 <w:sz w:val="24"/>
                 <w:szCs w:val="24"/>
               </w:rPr>
-              <w:t xml:space="preserve">9.2 产品体系</w:t>
+              <w:t xml:space="preserve">9.3 产业链生态位</w:t>
             </w:r>
             <w:r>
               <w:rPr>
@@ -4643,7 +4643,7 @@
                 <w:sz w:val="24"/>
                 <w:szCs w:val="24"/>
               </w:rPr>
-              <w:t xml:space="preserve">9.3 产业链生态位</w:t>
+              <w:t xml:space="preserve">9.4 同环节可比公司</w:t>
             </w:r>
             <w:r>
               <w:rPr>
@@ -4693,7 +4693,7 @@
                 <w:sz w:val="24"/>
                 <w:szCs w:val="24"/>
               </w:rPr>
-              <w:t>29</w:t>
+              <w:t>30</w:t>
             </w:r>
             <w:r>
               <w:rPr>
@@ -4732,7 +4732,7 @@
                 <w:sz w:val="24"/>
                 <w:szCs w:val="24"/>
               </w:rPr>
-              <w:t xml:space="preserve">9.4 同环节可比公司</w:t>
+              <w:t xml:space="preserve">9.5 拜访关注要点</w:t>
             </w:r>
             <w:r>
               <w:rPr>
@@ -4821,7 +4821,7 @@
                 <w:sz w:val="24"/>
                 <w:szCs w:val="24"/>
               </w:rPr>
-              <w:t xml:space="preserve">9.5 拜访关注要点</w:t>
+              <w:t xml:space="preserve">9.6 公开信息汇总</w:t>
             </w:r>
             <w:r>
               <w:rPr>
@@ -4852,95 +4852,6 @@
                 <w:szCs w:val="24"/>
               </w:rPr>
               <w:instrText xml:space="preserve"> PAGEREF _Toc900054 \h </w:instrText>
-            </w:r>
-            <w:r>
-              <w:rPr>
-                <w:rFonts w:eastAsia="宋体"/>
-                <w:webHidden/>
-                <w:noProof/>
-                <w:sz w:val="24"/>
-                <w:szCs w:val="24"/>
-              </w:rPr>
-              <w:fldChar w:fldCharType="separate"/>
-            </w:r>
-            <w:r>
-              <w:rPr>
-                <w:rFonts w:eastAsia="宋体"/>
-                <w:webHidden/>
-                <w:noProof/>
-                <w:sz w:val="24"/>
-                <w:szCs w:val="24"/>
-              </w:rPr>
-              <w:t>30</w:t>
-            </w:r>
-            <w:r>
-              <w:rPr>
-                <w:rFonts w:eastAsia="宋体"/>
-                <w:webHidden/>
-                <w:noProof/>
-                <w:sz w:val="24"/>
-                <w:szCs w:val="24"/>
-              </w:rPr>
-              <w:fldChar w:fldCharType="end"/>
-            </w:r>
-          </w:hyperlink>
-        </w:p>
-        <w:p>
-          <w:pPr>
-            <w:pStyle w:val="TOC2"/>
-            <w:tabs>
-              <w:tab w:val="right" w:leader="dot" w:pos="8299"/>
-            </w:tabs>
-            <w:spacing w:line="360" w:lineRule="auto"/>
-            <w:ind w:left="400"/>
-            <w:rPr>
-              <w:rFonts w:eastAsia="宋体"/>
-              <w:noProof/>
-              <w:sz w:val="24"/>
-              <w:szCs w:val="24"/>
-            </w:rPr>
-          </w:pPr>
-          <w:hyperlink w:anchor="_Toc900055" w:history="1">
-            <w:r>
-              <w:rPr>
-                <w:rStyle w:val="a5"/>
-                <w:rFonts w:eastAsia="宋体" w:cs="宋体"/>
-                <w:bCs/>
-                <w:noProof/>
-                <w:sz w:val="24"/>
-                <w:szCs w:val="24"/>
-              </w:rPr>
-              <w:t xml:space="preserve">9.6 初步判断</w:t>
-            </w:r>
-            <w:r>
-              <w:rPr>
-                <w:rFonts w:eastAsia="宋体"/>
-                <w:webHidden/>
-                <w:noProof/>
-                <w:sz w:val="24"/>
-                <w:szCs w:val="24"/>
-              </w:rPr>
-              <w:tab/>
-            </w:r>
-            <w:r>
-              <w:rPr>
-                <w:rFonts w:eastAsia="宋体"/>
-                <w:webHidden/>
-                <w:noProof/>
-                <w:sz w:val="24"/>
-                <w:szCs w:val="24"/>
-              </w:rPr>
-              <w:fldChar w:fldCharType="begin"/>
-            </w:r>
-            <w:r>
-              <w:rPr>
-                <w:rFonts w:eastAsia="宋体"/>
-                <w:webHidden/>
-                <w:noProof/>
-                <w:sz w:val="24"/>
-                <w:szCs w:val="24"/>
-              </w:rPr>
-              <w:instrText xml:space="preserve"> PAGEREF _Toc900055 \h </w:instrText>
             </w:r>
             <w:r>
               <w:rPr>
@@ -4987,7 +4898,7 @@
               <w:szCs w:val="24"/>
             </w:rPr>
           </w:pPr>
-          <w:hyperlink w:anchor="_Toc900056" w:history="1">
+          <w:hyperlink w:anchor="_Toc900055" w:history="1">
             <w:r>
               <w:rPr>
                 <w:rStyle w:val="a5"/>
@@ -5023,7 +4934,7 @@
                 <w:sz w:val="24"/>
                 <w:szCs w:val="24"/>
               </w:rPr>
-              <w:instrText xml:space="preserve"> PAGEREF _Toc900056 \h </w:instrText>
+              <w:instrText xml:space="preserve"> PAGEREF _Toc900055 \h </w:instrText>
             </w:r>
             <w:r>
               <w:rPr>
@@ -7501,7 +7412,7 @@
         <w:rPr>
           <w:rFonts w:hint="eastAsia"/>
         </w:rPr>
-        <w:t>按SEMI统计，2024年全球半导体设备销售额同比增长10%至1,171.4亿美元，超越2022年1,076.4亿美元的前高；2025年1—9月已实现销售规模超987亿美元，SEMI预计2025年将增长至1,330亿美元，2026年、2027年分别为1,450亿美元与1,560亿美元。另据SEMI同期数据，2024年出货金额1,171亿美元、相较2023年的1,063亿美元增长10%。</w:t>
+        <w:t>按SEMI统计，2024年全球半导体设备销售额同比增长10%至1,171.4亿美元，超越2022年1,076.4亿美元的前高；2025年1—9月已实现销售规模超987亿美元，SEMI预计2025年将增长至1,330亿美元，2026年、2027年分别为1,450亿美元与1,560亿美元。同一组SEMI数据在托伦斯与臻宝科技招股说明书中分别列示为1,171.4亿美元与1,171亿美元，2023年对照数为1,063亿美元，差异为取整位数不同。</w:t>
       </w:r>
     </w:p>
     <w:p>
@@ -8958,7 +8869,7 @@
           <w:sz w:val="11"/>
           <w:szCs w:val="11"/>
         </w:rPr>
-        <w:t>资料来源：臻宝科技招股说明书（注册稿），本报告整理。注：气体分配盘与静电卡盘数据发布机构为QY Research（QYR），陶瓷加热器数据发布机构为QY Research。静电卡盘为相邻品类，列示供参照。</w:t>
+        <w:t>资料来源：臻宝科技招股说明书（注册稿），本报告整理。注：三个品类的数据发布机构均为QY Research（QYR）。静电卡盘为相邻品类，列示供参照。</w:t>
       </w:r>
     </w:p>
     <w:p>
@@ -15944,7 +15855,7 @@
                 <w:color w:val="000000"/>
                 <w:sz w:val="21"/>
               </w:rPr>
-              <w:t>—</w:t>
+              <w:t>中信证券</w:t>
             </w:r>
           </w:p>
         </w:tc>
@@ -16088,7 +15999,7 @@
                 <w:color w:val="000000"/>
                 <w:sz w:val="21"/>
               </w:rPr>
-              <w:t>—</w:t>
+              <w:t>中银国际证券</w:t>
             </w:r>
           </w:p>
         </w:tc>
@@ -16232,7 +16143,7 @@
                 <w:color w:val="000000"/>
                 <w:sz w:val="21"/>
               </w:rPr>
-              <w:t>—</w:t>
+              <w:t>中信证券</w:t>
             </w:r>
           </w:p>
         </w:tc>
@@ -16353,7 +16264,7 @@
                 <w:color w:val="000000"/>
                 <w:sz w:val="21"/>
               </w:rPr>
-              <w:t>2022年上市</w:t>
+              <w:t>2022年2月上市</w:t>
             </w:r>
           </w:p>
         </w:tc>
@@ -16376,7 +16287,7 @@
                 <w:color w:val="000000"/>
                 <w:sz w:val="21"/>
               </w:rPr>
-              <w:t>—</w:t>
+              <w:t>天风证券</w:t>
             </w:r>
           </w:p>
         </w:tc>
@@ -16520,7 +16431,7 @@
                 <w:color w:val="000000"/>
                 <w:sz w:val="21"/>
               </w:rPr>
-              <w:t>—</w:t>
+              <w:t>东吴证券</w:t>
             </w:r>
           </w:p>
         </w:tc>
@@ -16664,7 +16575,7 @@
                 <w:color w:val="000000"/>
                 <w:sz w:val="21"/>
               </w:rPr>
-              <w:t>—</w:t>
+              <w:t>国信证券</w:t>
             </w:r>
           </w:p>
         </w:tc>
@@ -16808,7 +16719,7 @@
                 <w:color w:val="000000"/>
                 <w:sz w:val="21"/>
               </w:rPr>
-              <w:t>—</w:t>
+              <w:t>光大证券</w:t>
             </w:r>
           </w:p>
         </w:tc>
@@ -16952,7 +16863,7 @@
                 <w:color w:val="000000"/>
                 <w:sz w:val="21"/>
               </w:rPr>
-              <w:t>—</w:t>
+              <w:t>国泰君安证券</w:t>
             </w:r>
           </w:p>
         </w:tc>
@@ -17073,7 +16984,7 @@
                 <w:color w:val="000000"/>
                 <w:sz w:val="21"/>
               </w:rPr>
-              <w:t>已上市</w:t>
+              <w:t>2011年9月6日上市</w:t>
             </w:r>
           </w:p>
         </w:tc>
@@ -17096,7 +17007,7 @@
                 <w:color w:val="000000"/>
                 <w:sz w:val="21"/>
               </w:rPr>
-              <w:t>—</w:t>
+              <w:t>长江证券承销保荐</w:t>
             </w:r>
           </w:p>
         </w:tc>
@@ -17361,7 +17272,7 @@
                 <w:color w:val="000000"/>
                 <w:sz w:val="21"/>
               </w:rPr>
-              <w:t>已上市</w:t>
+              <w:t>2020年2月13日上市</w:t>
             </w:r>
           </w:p>
         </w:tc>
@@ -17384,7 +17295,7 @@
                 <w:color w:val="000000"/>
                 <w:sz w:val="21"/>
               </w:rPr>
-              <w:t>—</w:t>
+              <w:t>国金证券</w:t>
             </w:r>
           </w:p>
         </w:tc>
@@ -17649,7 +17560,7 @@
                 <w:color w:val="000000"/>
                 <w:sz w:val="21"/>
               </w:rPr>
-              <w:t>已上市</w:t>
+              <w:t>2015年6月12日上市</w:t>
             </w:r>
           </w:p>
         </w:tc>
@@ -17672,7 +17583,7 @@
                 <w:color w:val="000000"/>
                 <w:sz w:val="21"/>
               </w:rPr>
-              <w:t>—</w:t>
+              <w:t>国金证券</w:t>
             </w:r>
           </w:p>
         </w:tc>
@@ -18000,7 +17911,7 @@
           <w:sz w:val="11"/>
           <w:szCs w:val="11"/>
         </w:rPr>
-        <w:t>数据来源：各公司2025年年度报告及业绩快报；各公司招股说明书；交易所发行上市审核信息公开网站；Wind整理成果，本报告整理。注一：保荐机构一列为各公司首次公开发行的保荐机构，取自招股说明书或发行公告，标注为“—”者本报告未取得其原件；注二：财务数据为2025年度合并报表口径，净利润除注明外均为归属于母公司股东的净利润；注三：凯德石英现行证券代码920179，上市时代码为835179，臻宝科技招股说明书按上市时代码列示；注四：本表覆盖以半导体设备零部件、耗材及其材料、表面处理服务为主要业务或重要业务板块的境内上市与在审企业，不含设备整机与晶圆制造企业，后者见表10。</w:t>
+        <w:t>数据来源：各公司2025年年度报告及业绩快报；各公司招股说明书；交易所发行上市审核信息公开网站；Wind整理成果，本报告整理。注一：保荐机构一列为各公司首次公开发行的保荐机构，取自招股说明书、上市保荐书或发行公告；上市后再融资项目的保荐机构可能与此不同，两者不可相互推定；注二：财务数据为2025年度合并报表口径，净利润除注明外均为归属于母公司股东的净利润；注三：凯德石英现行证券代码920179，上市时代码为835179，臻宝科技招股说明书按上市时代码列示；中密控股上市时名称为四川日机密封件股份有限公司，2019年12月更名为中密控股股份有限公司；注四：本表覆盖以半导体设备零部件、耗材及其材料、表面处理服务为主要业务或重要业务板块的境内上市与在审企业，不含设备整机与晶圆制造企业，后者见表10。</w:t>
       </w:r>
     </w:p>
     <w:p>
@@ -22111,6 +22022,150 @@
                 <w:color w:val="000000"/>
                 <w:sz w:val="21"/>
               </w:rPr>
+              <w:t>上海正帆科技</w:t>
+            </w:r>
+          </w:p>
+        </w:tc>
+        <w:tc>
+          <w:tcPr>
+            <w:tcW w:w="575" w:type="pct"/>
+            <w:tcBorders>
+              <w:top w:val="single" w:sz="4" w:space="0" w:color="010000"/>
+            </w:tcBorders>
+            <w:vAlign w:val="center"/>
+          </w:tcPr>
+          <w:p>
+            <w:pPr>
+              <w:jc w:val="center"/>
+            </w:pPr>
+            <w:r/>
+            <w:r>
+              <w:rPr>
+                <w:rFonts w:hint="eastAsia"/>
+                <w:color w:val="000000"/>
+                <w:sz w:val="21"/>
+              </w:rPr>
+              <w:t>688596.SH</w:t>
+            </w:r>
+          </w:p>
+        </w:tc>
+        <w:tc>
+          <w:tcPr>
+            <w:tcW w:w="619" w:type="pct"/>
+            <w:tcBorders>
+              <w:top w:val="single" w:sz="4" w:space="0" w:color="010000"/>
+            </w:tcBorders>
+            <w:vAlign w:val="center"/>
+          </w:tcPr>
+          <w:p>
+            <w:pPr>
+              <w:jc w:val="center"/>
+            </w:pPr>
+            <w:r/>
+            <w:r>
+              <w:rPr>
+                <w:rFonts w:hint="eastAsia"/>
+                <w:color w:val="000000"/>
+                <w:sz w:val="21"/>
+              </w:rPr>
+              <w:t>2020年8月20日</w:t>
+            </w:r>
+          </w:p>
+        </w:tc>
+        <w:tc>
+          <w:tcPr>
+            <w:tcW w:w="1062" w:type="pct"/>
+            <w:tcBorders>
+              <w:top w:val="single" w:sz="4" w:space="0" w:color="010000"/>
+            </w:tcBorders>
+            <w:vAlign w:val="center"/>
+          </w:tcPr>
+          <w:p>
+            <w:pPr>
+              <w:jc w:val="left"/>
+            </w:pPr>
+            <w:r/>
+            <w:r>
+              <w:rPr>
+                <w:rFonts w:hint="eastAsia"/>
+                <w:color w:val="000000"/>
+                <w:sz w:val="21"/>
+              </w:rPr>
+              <w:t>保荐机构、主承销商</w:t>
+            </w:r>
+          </w:p>
+        </w:tc>
+        <w:tc>
+          <w:tcPr>
+            <w:tcW w:w="619" w:type="pct"/>
+            <w:tcBorders>
+              <w:top w:val="single" w:sz="4" w:space="0" w:color="010000"/>
+            </w:tcBorders>
+            <w:vAlign w:val="center"/>
+          </w:tcPr>
+          <w:p>
+            <w:pPr>
+              <w:jc w:val="center"/>
+            </w:pPr>
+            <w:r/>
+            <w:r>
+              <w:rPr>
+                <w:rFonts w:hint="eastAsia"/>
+                <w:color w:val="000000"/>
+                <w:sz w:val="21"/>
+              </w:rPr>
+              <w:t>国泰君安证券</w:t>
+            </w:r>
+          </w:p>
+        </w:tc>
+        <w:tc>
+          <w:tcPr>
+            <w:tcW w:w="1150" w:type="pct"/>
+            <w:tcBorders>
+              <w:top w:val="single" w:sz="4" w:space="0" w:color="010000"/>
+            </w:tcBorders>
+            <w:vAlign w:val="center"/>
+          </w:tcPr>
+          <w:p>
+            <w:pPr>
+              <w:jc w:val="left"/>
+            </w:pPr>
+            <w:r/>
+            <w:r>
+              <w:rPr>
+                <w:rFonts w:hint="eastAsia"/>
+                <w:color w:val="000000"/>
+                <w:sz w:val="21"/>
+              </w:rPr>
+              <w:t>电子工艺设备与气体输送系统，含气柜、气体管路</w:t>
+            </w:r>
+          </w:p>
+        </w:tc>
+      </w:tr>
+      <w:tr>
+        <w:trPr>
+          <w:cantSplit/>
+          <w:jc w:val="center"/>
+        </w:trPr>
+        <w:tc>
+          <w:tcPr>
+            <w:tcW w:w="973" w:type="pct"/>
+            <w:tcBorders>
+              <w:top w:val="single" w:sz="4" w:space="0" w:color="010000"/>
+            </w:tcBorders>
+            <w:vAlign w:val="center"/>
+          </w:tcPr>
+          <w:p>
+            <w:pPr>
+              <w:jc w:val="left"/>
+            </w:pPr>
+            <w:r/>
+            <w:r>
+              <w:rPr>
+                <w:rFonts w:hint="eastAsia"/>
+                <w:color w:val="000000"/>
+                <w:sz w:val="21"/>
+              </w:rPr>
               <w:t>中微半导体设备（上海）</w:t>
             </w:r>
           </w:p>
@@ -22387,7 +22442,7 @@
           <w:sz w:val="11"/>
           <w:szCs w:val="11"/>
         </w:rPr>
-        <w:t>资料来源：各公司招股说明书、交易所公开披露文件、Wind整理成果，本报告整理。注：本表为保荐关系，与股权投资关系分别列示，两者不合并。</w:t>
+        <w:t>资料来源：各公司招股说明书、上市保荐书、交易所公开披露文件、Wind整理成果，本报告整理。注一：“当时主体名称”为该项目发行时的保荐机构名称；国泰君安证券与海通证券于2025年3月14日合并为国泰海通证券股份有限公司，此前两家机构的在手项目已变更保荐机构为国泰海通证券；注二：本表为保荐关系，与股权投资关系分别列示，两者不合并。</w:t>
       </w:r>
     </w:p>
     <w:p>
@@ -22398,7 +22453,7 @@
         <w:rPr>
           <w:rFonts w:hint="eastAsia"/>
         </w:rPr>
-        <w:t>上表三个项目中，神工股份与无锡金源同处零部件与耗材环节。该项目由国泰君安证券担任保荐人、主承销商，经四轮审核问询后，上海证券交易所于2019年11月6日出具上市委审议意见落实函，发行人与保荐机构于同年11月12日回复，2020年1月15日报送招股说明书（注册稿），2020年2月21日上市，募投项目拟投入募集资金总额110,200.22万元。本报告第七章所列该项目的审核关注要点，来自其四轮问询回复与落实函回复的公开文本。</w:t>
+        <w:t>上表四个项目中，神工股份与无锡金源同处零部件与耗材环节，正帆科技所处的气体输送系统环节与无锡金源的精密气体喷头同在工艺气体链条上。该项目由国泰君安证券担任保荐人、主承销商，经四轮审核问询后，上海证券交易所于2019年11月6日出具上市委审议意见落实函，发行人与保荐机构于同年11月12日回复，2020年1月15日报送招股说明书（注册稿），2020年2月21日上市，募投项目拟投入募集资金总额110,200.22万元。本报告第七章所列该项目的审核关注要点，来自其四轮问询回复与落实函回复的公开文本。</w:t>
       </w:r>
     </w:p>
     <w:p>
@@ -22461,39 +22516,10 @@
     </w:p>
     <w:p>
       <w:pPr>
-        <w:pStyle w:val="3"/>
-        <w:numPr>
-          <w:ilvl w:val="0"/>
-          <w:numId w:val="0"/>
-        </w:numPr>
+        <w:pStyle w:val="2"/>
         <w:spacing w:before="156" w:after="156"/>
       </w:pPr>
       <w:bookmarkStart w:id="1048" w:name="_Toc900048"/>
-      <w:r>
-        <w:rPr>
-          <w:rFonts w:hint="eastAsia"/>
-        </w:rPr>
-        <w:t>8.5 主体沿革</w:t>
-      </w:r>
-      <w:bookmarkEnd w:id="1048"/>
-    </w:p>
-    <w:p>
-      <w:pPr>
-        <w:pStyle w:val="a0"/>
-      </w:pPr>
-      <w:r>
-        <w:rPr>
-          <w:rFonts w:hint="eastAsia"/>
-        </w:rPr>
-        <w:t>国泰君安证券与海通证券于2025年3月14日合并，合并后公司名称为国泰海通证券股份有限公司，此前两家机构的在手项目已变更保荐机构为国泰海通证券。2026年6月30日，海通创新证券投资吸收合并国泰君安证裕投资并更名为国泰海通证裕投资；海通开元投资与国泰君安创新投资的整合已启动。</w:t>
-      </w:r>
-    </w:p>
-    <w:p>
-      <w:pPr>
-        <w:pStyle w:val="2"/>
-        <w:spacing w:before="156" w:after="156"/>
-      </w:pPr>
-      <w:bookmarkStart w:id="1049" w:name="_Toc900049"/>
       <w:r>
         <w:rPr>
           <w:rFonts w:hint="eastAsia"/>
@@ -22501,7 +22527,7 @@
         </w:rPr>
         <w:t>无锡金源的产业链定位与拜访关注要点</w:t>
       </w:r>
-      <w:bookmarkEnd w:id="1049"/>
+      <w:bookmarkEnd w:id="1048"/>
     </w:p>
     <w:p>
       <w:pPr>
@@ -22512,14 +22538,14 @@
         </w:numPr>
         <w:spacing w:before="156" w:after="156"/>
       </w:pPr>
-      <w:bookmarkStart w:id="1050" w:name="_Toc900050"/>
+      <w:bookmarkStart w:id="1049" w:name="_Toc900049"/>
       <w:r>
         <w:rPr>
           <w:rFonts w:hint="eastAsia"/>
         </w:rPr>
         <w:t>9.1 公司概况</w:t>
       </w:r>
-      <w:bookmarkEnd w:id="1050"/>
+      <w:bookmarkEnd w:id="1049"/>
     </w:p>
     <w:p>
       <w:pPr>
@@ -22541,14 +22567,14 @@
         </w:numPr>
         <w:spacing w:before="156" w:after="156"/>
       </w:pPr>
-      <w:bookmarkStart w:id="1051" w:name="_Toc900051"/>
+      <w:bookmarkStart w:id="1050" w:name="_Toc900050"/>
       <w:r>
         <w:rPr>
           <w:rFonts w:hint="eastAsia"/>
         </w:rPr>
         <w:t>9.2 产品体系</w:t>
       </w:r>
-      <w:bookmarkEnd w:id="1051"/>
+      <w:bookmarkEnd w:id="1050"/>
     </w:p>
     <w:p>
       <w:pPr>
@@ -22992,14 +23018,14 @@
         </w:numPr>
         <w:spacing w:before="156" w:after="156"/>
       </w:pPr>
-      <w:bookmarkStart w:id="1052" w:name="_Toc900052"/>
+      <w:bookmarkStart w:id="1051" w:name="_Toc900051"/>
       <w:r>
         <w:rPr>
           <w:rFonts w:hint="eastAsia"/>
         </w:rPr>
         <w:t>9.3 产业链生态位</w:t>
       </w:r>
-      <w:bookmarkEnd w:id="1052"/>
+      <w:bookmarkEnd w:id="1051"/>
     </w:p>
     <w:p>
       <w:pPr>
@@ -23054,14 +23080,14 @@
         </w:numPr>
         <w:spacing w:before="156" w:after="156"/>
       </w:pPr>
-      <w:bookmarkStart w:id="1053" w:name="_Toc900053"/>
+      <w:bookmarkStart w:id="1052" w:name="_Toc900052"/>
       <w:r>
         <w:rPr>
           <w:rFonts w:hint="eastAsia"/>
         </w:rPr>
         <w:t>9.4 同环节可比公司</w:t>
       </w:r>
-      <w:bookmarkEnd w:id="1053"/>
+      <w:bookmarkEnd w:id="1052"/>
     </w:p>
     <w:p>
       <w:pPr>
@@ -23430,14 +23456,14 @@
         </w:numPr>
         <w:spacing w:before="156" w:after="156"/>
       </w:pPr>
-      <w:bookmarkStart w:id="1054" w:name="_Toc900054"/>
+      <w:bookmarkStart w:id="1053" w:name="_Toc900053"/>
       <w:r>
         <w:rPr>
           <w:rFonts w:hint="eastAsia"/>
         </w:rPr>
         <w:t>9.5 拜访关注要点</w:t>
       </w:r>
-      <w:bookmarkEnd w:id="1054"/>
+      <w:bookmarkEnd w:id="1053"/>
     </w:p>
     <w:p>
       <w:pPr>
@@ -24256,14 +24282,14 @@
         </w:numPr>
         <w:spacing w:before="156" w:after="156"/>
       </w:pPr>
-      <w:bookmarkStart w:id="1055" w:name="_Toc900055"/>
+      <w:bookmarkStart w:id="1054" w:name="_Toc900054"/>
       <w:r>
         <w:rPr>
           <w:rFonts w:hint="eastAsia"/>
         </w:rPr>
-        <w:t>9.6 初步判断</w:t>
+        <w:t>9.6 公开信息汇总</w:t>
       </w:r>
-      <w:bookmarkEnd w:id="1055"/>
+      <w:bookmarkEnd w:id="1054"/>
     </w:p>
     <w:p>
       <w:pPr>
@@ -24273,7 +24299,7 @@
         <w:rPr>
           <w:rFonts w:hint="eastAsia"/>
         </w:rPr>
-        <w:t>从公开信息看，公司有三项可核验的事实：一是产品覆盖气体分布、温度控制与真空密封三类功能，均用于设备真空腔体系统，其中气体喷头与加热盘属参与工艺反应的部件，O型圈与密封件门板属密封部件；二是O型圈使用自有品牌牌号CeaLution，并按型号区分，产品外观颜色不同；三是精密气体喷头按300mm制程的具体机型命名。公司成立于2019年3月，2025年度参保人数121人，持有高新技术企业、科技型中小企业、专精特新中小企业与企业技术中心资质。</w:t>
+        <w:t>公司层面可核验的公开信息有三项：一是产品覆盖气体分布、温度控制与真空密封三类功能，均用于设备真空腔体系统，其中气体喷头与加热盘属参与工艺反应的部件，O型圈与密封件门板属密封部件；二是O型圈使用自有品牌牌号CeaLution，并按型号区分，产品外观颜色不同；三是精密气体喷头按300mm制程的具体机型命名。公司成立于2019年3月，2025年度参保人数121人，持有高新技术企业、科技型中小企业、专精特新中小企业与企业技术中心资质。</w:t>
       </w:r>
     </w:p>
     <w:p>
@@ -24292,7 +24318,7 @@
         <w:pStyle w:val="2"/>
         <w:spacing w:before="156" w:after="156"/>
       </w:pPr>
-      <w:bookmarkStart w:id="1056" w:name="_Toc900056"/>
+      <w:bookmarkStart w:id="1055" w:name="_Toc900055"/>
       <w:r>
         <w:rPr>
           <w:rFonts w:hint="eastAsia"/>
@@ -24300,7 +24326,7 @@
         </w:rPr>
         <w:t>主要数据来源与口径说明</w:t>
       </w:r>
-      <w:bookmarkEnd w:id="1056"/>
+      <w:bookmarkEnd w:id="1055"/>
     </w:p>
     <w:p>
       <w:pPr>
@@ -24321,7 +24347,7 @@
         <w:rPr>
           <w:rFonts w:hint="eastAsia"/>
         </w:rPr>
-        <w:t>口径方面，晶圆厂采购额与向零部件厂商直接采购额为两个不同口径，本报告分别列示，不作合并；毛利率因材料属性与产品形态差异较大，跨材料路线的比较均注明产品属性，不直接排序优劣；细分品类的市场规模数据基期与预测期不一致，本报告分别标注，不作横向比较；募集资金相关数据存在三种口径，本报告分别标注：托伦斯为招股说明书列示的募投项目拟投入募集资金合计，神州半导体为招股说明书（申报稿）列示的募集资金总额，臻宝科技为发行完成后的实际募集资金总额，三者不作比较。同一公司在不同表中可能出现两种年度数据口径：表5为托伦斯招股说明书编制时列示的可比公司数据，其中富创精密与珂玛科技为当时的业绩快报口径；表9为各公司2025年年度报告披露的最终数据。两种口径本报告分别标注，不作相互替代，亦不作比较；Ferrotec采用其财政年度口径，与境内公司会计年度不一致，涉及该公司的数据不与其他公司直接比较。公司层面的净利率为按归母净利润除以营业收入计算，非披露值。</w:t>
+        <w:t>口径方面，晶圆厂采购额与向零部件厂商直接采购额为两个不同口径，本报告分别列示，不作合并；毛利率因材料属性与产品形态差异较大，跨材料路线的比较均注明产品属性，不直接排序优劣；细分品类的市场规模数据基期与预测期不一致，本报告分别标注，不作横向比较；募集资金相关数据存在三种口径，本报告分别标注：托伦斯与神工股份为招股说明书列示的募投项目拟投入募集资金合计，神州半导体为招股说明书（申报稿）列示的募集资金总额，臻宝科技为发行完成后的实际募集资金总额，三者不作比较；江丰电子的192,782.90万元为向特定对象发行的募集资金总额上限，属再融资口径，不与首次公开发行的募集资金比较。同一公司在不同表中可能出现两种年度数据口径：表5为托伦斯招股说明书编制时列示的可比公司数据，其中富创精密与珂玛科技为当时的业绩快报口径；表9为各公司2025年年度报告披露的最终数据。两种口径本报告分别标注，不作相互替代，亦不作比较；Ferrotec采用其财政年度口径，与境内公司会计年度不一致，涉及该公司的数据不与其他公司直接比较。公司层面的净利率为按归母净利润除以营业收入计算，非披露值。</w:t>
       </w:r>
     </w:p>
     <w:p>

--- a/output/金源/无锡金源半导体研究.docx
+++ b/output/金源/无锡金源半导体研究.docx
@@ -14562,7 +14562,7 @@
           <w:sz w:val="11"/>
           <w:szCs w:val="11"/>
         </w:rPr>
-        <w:t>资料来源：托伦斯关于第二轮审核问询函的回复意见，本报告整理。注：按2023年毛利率降序排列。</w:t>
+        <w:t>资料来源：托伦斯关于第二轮审核问询函的回复意见，本报告整理。注：按2023年毛利率降序排列；本表仅列示半导体类产品，原表另列激光设备零部件（2023年毛利率9.61%、收入占比13.63%）与其他（-4.13%、1.46%），故各行收入占比之和不为100%。</w:t>
       </w:r>
     </w:p>
     <w:p>
@@ -16264,7 +16264,7 @@
                 <w:color w:val="000000"/>
                 <w:sz w:val="21"/>
               </w:rPr>
-              <w:t>2022年2月上市</w:t>
+              <w:t>2022年3月4日上市</w:t>
             </w:r>
           </w:p>
         </w:tc>
@@ -18206,7 +18206,7 @@
                 <w:color w:val="000000"/>
                 <w:sz w:val="21"/>
               </w:rPr>
-              <w:t>同环节直接可比公司。富创精密、先锋精科、托伦斯的匀气盘与气体分布盘、加热器与无锡金源的气体喷头、加热盘为同类产品</w:t>
+              <w:t>同环节直接可比公司。按招股说明书列示的产品构成，富创精密的产品含匀气盘，先锋精科的产品含匀气盘、气体分配环与加热器，与无锡金源的气体喷头、加热盘为同类产品；产品重合度更高的在审企业托伦斯见表9</w:t>
             </w:r>
           </w:p>
         </w:tc>
@@ -18610,7 +18610,7 @@
                 <w:color w:val="000000"/>
                 <w:sz w:val="21"/>
               </w:rPr>
-              <w:t>晶圆制造（终端客户）</w:t>
+              <w:t>晶圆制造与硅片制造（终端客户）</w:t>
             </w:r>
           </w:p>
         </w:tc>
@@ -18633,7 +18633,7 @@
                 <w:color w:val="000000"/>
                 <w:sz w:val="21"/>
               </w:rPr>
-              <w:t>中芯国际（688981.SH）、华虹公司（688347.SH）、沪硅产业（688126.SH，硅片）、立昂微（605358.SH，硅片）</w:t>
+              <w:t>中芯国际（688981.SH）、华虹公司（688347.SH）、沪硅产业（688126.SH）、立昂微（605358.SH）</w:t>
             </w:r>
           </w:p>
         </w:tc>
@@ -19691,7 +19691,7 @@
           <w:sz w:val="11"/>
           <w:szCs w:val="11"/>
         </w:rPr>
-        <w:t>资料来源：各公司招股说明书、审核问询函回复，本报告整理</w:t>
+        <w:t>资料来源：各公司招股说明书、审核问询函回复，本报告整理。注：首轮问题数取自各公司首轮问询回复的目录编号；珂玛科技一栏取自其申报会计师专项意见所列的最大问题编号，该专项意见仅覆盖需由申报会计师说明的问题，故19为该轮问题数的下限。</w:t>
       </w:r>
     </w:p>
     <w:p>
@@ -19742,7 +19742,7 @@
         <w:rPr>
           <w:rFonts w:hint="eastAsia"/>
         </w:rPr>
-        <w:t>五家企业的问题数量均逐轮收敛。托伦斯由首轮15个收敛至第二轮3个、落实函1个；臻宝科技由首轮13个收敛至第二轮5个；珂玛科技由首轮19个收敛至第二轮5个、落实函3个；神工股份由首轮49个依次收敛至20个、8个、8个，落实函2个；中微公司由首轮52个依次收敛至10个、3个、2个，落实函3个。收敛后仍保留的问题，即为审核实际关注的核心。</w:t>
+        <w:t>五家企业的问题数量均逐轮收敛。托伦斯由首轮15个收敛至第二轮3个、落实函1个；臻宝科技由首轮13个收敛至第二轮5个；珂玛科技首轮问题编号至19、收敛至第二轮5个、落实函3个；神工股份由首轮49个依次收敛至20个、8个、8个，落实函2个；中微公司由首轮52个依次收敛至10个、3个、2个，落实函3个。收敛后仍保留的问题，即为审核实际关注的核心。</w:t>
       </w:r>
     </w:p>
     <w:p>
@@ -19876,7 +19876,7 @@
           <w:sz w:val="11"/>
           <w:szCs w:val="11"/>
         </w:rPr>
-        <w:t>资料来源：各公司招股说明书、审核问询函回复，本报告整理。注：臻宝科技无审核中心意见落实函环节。</w:t>
+        <w:t>资料来源：各公司招股说明书、审核问询函回复，本报告整理。注：臻宝科技无审核中心意见落实函环节；珂玛科技首轮19个取自其申报会计师专项意见所列的最大问题编号，为该轮问题数的下限，口径说明见表11。</w:t>
       </w:r>
     </w:p>
     <w:p>

--- a/output/金源/无锡金源半导体研究.docx
+++ b/output/金源/无锡金源半导体研究.docx
@@ -2843,7 +2843,7 @@
                 <w:sz w:val="24"/>
                 <w:szCs w:val="24"/>
               </w:rPr>
-              <w:t>19</w:t>
+              <w:t>20</w:t>
             </w:r>
             <w:r>
               <w:rPr>
@@ -2931,7 +2931,7 @@
                 <w:sz w:val="24"/>
                 <w:szCs w:val="24"/>
               </w:rPr>
-              <w:t>19</w:t>
+              <w:t>20</w:t>
             </w:r>
             <w:r>
               <w:rPr>
@@ -3376,7 +3376,7 @@
                 <w:sz w:val="24"/>
                 <w:szCs w:val="24"/>
               </w:rPr>
-              <w:t>24</w:t>
+              <w:t>25</w:t>
             </w:r>
             <w:r>
               <w:rPr>
@@ -3554,7 +3554,7 @@
                 <w:sz w:val="24"/>
                 <w:szCs w:val="24"/>
               </w:rPr>
-              <w:t>25</w:t>
+              <w:t>26</w:t>
             </w:r>
             <w:r>
               <w:rPr>
@@ -3643,7 +3643,7 @@
                 <w:sz w:val="24"/>
                 <w:szCs w:val="24"/>
               </w:rPr>
-              <w:t>26</w:t>
+              <w:t>27</w:t>
             </w:r>
             <w:r>
               <w:rPr>
@@ -3732,7 +3732,7 @@
                 <w:sz w:val="24"/>
                 <w:szCs w:val="24"/>
               </w:rPr>
-              <w:t>26</w:t>
+              <w:t>27</w:t>
             </w:r>
             <w:r>
               <w:rPr>
@@ -3821,91 +3821,11 @@
                 <w:sz w:val="24"/>
                 <w:szCs w:val="24"/>
               </w:rPr>
-              <w:t>26</w:t>
-            </w:r>
-            <w:r>
-              <w:rPr>
-                <w:rFonts w:eastAsia="宋体"/>
-                <w:webHidden/>
-                <w:noProof/>
-                <w:sz w:val="24"/>
-                <w:szCs w:val="24"/>
-              </w:rPr>
-              <w:fldChar w:fldCharType="end"/>
-            </w:r>
-          </w:hyperlink>
-        </w:p>
-        <w:p>
-          <w:pPr>
-            <w:pStyle w:val="TOC1"/>
-            <w:tabs>
-              <w:tab w:val="right" w:leader="dot" w:pos="8299"/>
-            </w:tabs>
-            <w:spacing w:line="360" w:lineRule="auto"/>
-            <w:rPr>
-              <w:noProof/>
-              <w:sz w:val="24"/>
-              <w:szCs w:val="24"/>
-            </w:rPr>
-          </w:pPr>
-          <w:hyperlink w:anchor="_Toc900043" w:history="1">
-            <w:r>
-              <w:rPr>
-                <w:rStyle w:val="a5"/>
-                <w:bCs w:val="0"/>
-                <w:noProof/>
-                <w:sz w:val="24"/>
-                <w:szCs w:val="24"/>
-              </w:rPr>
-              <w:t xml:space="preserve">八、 与国泰海通相关的产业链公司</w:t>
-            </w:r>
-            <w:r>
-              <w:rPr>
-                <w:webHidden/>
-                <w:noProof/>
-                <w:sz w:val="24"/>
-                <w:szCs w:val="24"/>
-              </w:rPr>
-              <w:tab/>
-            </w:r>
-            <w:r>
-              <w:rPr>
-                <w:webHidden/>
-                <w:noProof/>
-                <w:sz w:val="24"/>
-                <w:szCs w:val="24"/>
-              </w:rPr>
-              <w:fldChar w:fldCharType="begin"/>
-            </w:r>
-            <w:r>
-              <w:rPr>
-                <w:webHidden/>
-                <w:noProof/>
-                <w:sz w:val="24"/>
-                <w:szCs w:val="24"/>
-              </w:rPr>
-              <w:instrText xml:space="preserve"> PAGEREF _Toc900043 \h </w:instrText>
-            </w:r>
-            <w:r>
-              <w:rPr>
-                <w:webHidden/>
-                <w:noProof/>
-                <w:sz w:val="24"/>
-                <w:szCs w:val="24"/>
-              </w:rPr>
-              <w:fldChar w:fldCharType="separate"/>
-            </w:r>
-            <w:r>
-              <w:rPr>
-                <w:webHidden/>
-                <w:noProof/>
-                <w:sz w:val="24"/>
-                <w:szCs w:val="24"/>
-              </w:rPr>
-              <w:t>27</w:t>
-            </w:r>
-            <w:r>
-              <w:rPr>
+              <w:t>28</w:t>
+            </w:r>
+            <w:r>
+              <w:rPr>
+                <w:rFonts w:eastAsia="宋体"/>
                 <w:webHidden/>
                 <w:noProof/>
                 <w:sz w:val="24"/>
@@ -3930,7 +3850,7 @@
               <w:szCs w:val="24"/>
             </w:rPr>
           </w:pPr>
-          <w:hyperlink w:anchor="_Toc900044" w:history="1">
+          <w:hyperlink w:anchor="_Toc900043" w:history="1">
             <w:r>
               <w:rPr>
                 <w:rStyle w:val="a5"/>
@@ -3940,7 +3860,7 @@
                 <w:sz w:val="24"/>
                 <w:szCs w:val="24"/>
               </w:rPr>
-              <w:t xml:space="preserve">8.1 在审与辅导中的项目</w:t>
+              <w:t xml:space="preserve">7.12 各关注点对应的核查材料</w:t>
             </w:r>
             <w:r>
               <w:rPr>
@@ -3970,11 +3890,93 @@
                 <w:sz w:val="24"/>
                 <w:szCs w:val="24"/>
               </w:rPr>
+              <w:instrText xml:space="preserve"> PAGEREF _Toc900043 \h </w:instrText>
+            </w:r>
+            <w:r>
+              <w:rPr>
+                <w:rFonts w:eastAsia="宋体"/>
+                <w:webHidden/>
+                <w:noProof/>
+                <w:sz w:val="24"/>
+                <w:szCs w:val="24"/>
+              </w:rPr>
+              <w:fldChar w:fldCharType="separate"/>
+            </w:r>
+            <w:r>
+              <w:rPr>
+                <w:rFonts w:eastAsia="宋体"/>
+                <w:webHidden/>
+                <w:noProof/>
+                <w:sz w:val="24"/>
+                <w:szCs w:val="24"/>
+              </w:rPr>
+              <w:t>28</w:t>
+            </w:r>
+            <w:r>
+              <w:rPr>
+                <w:rFonts w:eastAsia="宋体"/>
+                <w:webHidden/>
+                <w:noProof/>
+                <w:sz w:val="24"/>
+                <w:szCs w:val="24"/>
+              </w:rPr>
+              <w:fldChar w:fldCharType="end"/>
+            </w:r>
+          </w:hyperlink>
+        </w:p>
+        <w:p>
+          <w:pPr>
+            <w:pStyle w:val="TOC1"/>
+            <w:tabs>
+              <w:tab w:val="right" w:leader="dot" w:pos="8299"/>
+            </w:tabs>
+            <w:spacing w:line="360" w:lineRule="auto"/>
+            <w:rPr>
+              <w:noProof/>
+              <w:sz w:val="24"/>
+              <w:szCs w:val="24"/>
+            </w:rPr>
+          </w:pPr>
+          <w:hyperlink w:anchor="_Toc900044" w:history="1">
+            <w:r>
+              <w:rPr>
+                <w:rStyle w:val="a5"/>
+                <w:bCs w:val="0"/>
+                <w:noProof/>
+                <w:sz w:val="24"/>
+                <w:szCs w:val="24"/>
+              </w:rPr>
+              <w:t xml:space="preserve">八、 与国泰海通相关的产业链公司</w:t>
+            </w:r>
+            <w:r>
+              <w:rPr>
+                <w:webHidden/>
+                <w:noProof/>
+                <w:sz w:val="24"/>
+                <w:szCs w:val="24"/>
+              </w:rPr>
+              <w:tab/>
+            </w:r>
+            <w:r>
+              <w:rPr>
+                <w:webHidden/>
+                <w:noProof/>
+                <w:sz w:val="24"/>
+                <w:szCs w:val="24"/>
+              </w:rPr>
+              <w:fldChar w:fldCharType="begin"/>
+            </w:r>
+            <w:r>
+              <w:rPr>
+                <w:webHidden/>
+                <w:noProof/>
+                <w:sz w:val="24"/>
+                <w:szCs w:val="24"/>
+              </w:rPr>
               <w:instrText xml:space="preserve"> PAGEREF _Toc900044 \h </w:instrText>
             </w:r>
             <w:r>
               <w:rPr>
-                <w:rFonts w:eastAsia="宋体"/>
                 <w:webHidden/>
                 <w:noProof/>
                 <w:sz w:val="24"/>
@@ -3984,17 +3986,15 @@
             </w:r>
             <w:r>
               <w:rPr>
-                <w:rFonts w:eastAsia="宋体"/>
-                <w:webHidden/>
-                <w:noProof/>
-                <w:sz w:val="24"/>
-                <w:szCs w:val="24"/>
-              </w:rPr>
-              <w:t>27</w:t>
-            </w:r>
-            <w:r>
-              <w:rPr>
-                <w:rFonts w:eastAsia="宋体"/>
+                <w:webHidden/>
+                <w:noProof/>
+                <w:sz w:val="24"/>
+                <w:szCs w:val="24"/>
+              </w:rPr>
+              <w:t>30</w:t>
+            </w:r>
+            <w:r>
+              <w:rPr>
                 <w:webHidden/>
                 <w:noProof/>
                 <w:sz w:val="24"/>
@@ -4029,7 +4029,7 @@
                 <w:sz w:val="24"/>
                 <w:szCs w:val="24"/>
               </w:rPr>
-              <w:t xml:space="preserve">8.2 已保荐上市的相关公司</w:t>
+              <w:t xml:space="preserve">8.1 在审与辅导中的项目</w:t>
             </w:r>
             <w:r>
               <w:rPr>
@@ -4079,7 +4079,7 @@
                 <w:sz w:val="24"/>
                 <w:szCs w:val="24"/>
               </w:rPr>
-              <w:t>27</w:t>
+              <w:t>30</w:t>
             </w:r>
             <w:r>
               <w:rPr>
@@ -4118,7 +4118,7 @@
                 <w:sz w:val="24"/>
                 <w:szCs w:val="24"/>
               </w:rPr>
-              <w:t xml:space="preserve">8.3 已保荐的再融资项目</w:t>
+              <w:t xml:space="preserve">8.2 已保荐上市的相关公司</w:t>
             </w:r>
             <w:r>
               <w:rPr>
@@ -4168,7 +4168,7 @@
                 <w:sz w:val="24"/>
                 <w:szCs w:val="24"/>
               </w:rPr>
-              <w:t>28</w:t>
+              <w:t>31</w:t>
             </w:r>
             <w:r>
               <w:rPr>
@@ -4207,7 +4207,7 @@
                 <w:sz w:val="24"/>
                 <w:szCs w:val="24"/>
               </w:rPr>
-              <w:t xml:space="preserve">8.4 曾保荐但已终止的公司</w:t>
+              <w:t xml:space="preserve">8.3 已保荐的再融资项目</w:t>
             </w:r>
             <w:r>
               <w:rPr>
@@ -4257,91 +4257,11 @@
                 <w:sz w:val="24"/>
                 <w:szCs w:val="24"/>
               </w:rPr>
-              <w:t>28</w:t>
-            </w:r>
-            <w:r>
-              <w:rPr>
-                <w:rFonts w:eastAsia="宋体"/>
-                <w:webHidden/>
-                <w:noProof/>
-                <w:sz w:val="24"/>
-                <w:szCs w:val="24"/>
-              </w:rPr>
-              <w:fldChar w:fldCharType="end"/>
-            </w:r>
-          </w:hyperlink>
-        </w:p>
-        <w:p>
-          <w:pPr>
-            <w:pStyle w:val="TOC1"/>
-            <w:tabs>
-              <w:tab w:val="right" w:leader="dot" w:pos="8299"/>
-            </w:tabs>
-            <w:spacing w:line="360" w:lineRule="auto"/>
-            <w:rPr>
-              <w:noProof/>
-              <w:sz w:val="24"/>
-              <w:szCs w:val="24"/>
-            </w:rPr>
-          </w:pPr>
-          <w:hyperlink w:anchor="_Toc900048" w:history="1">
-            <w:r>
-              <w:rPr>
-                <w:rStyle w:val="a5"/>
-                <w:bCs w:val="0"/>
-                <w:noProof/>
-                <w:sz w:val="24"/>
-                <w:szCs w:val="24"/>
-              </w:rPr>
-              <w:t xml:space="preserve">九、 无锡金源的产业链定位与拜访关注要点</w:t>
-            </w:r>
-            <w:r>
-              <w:rPr>
-                <w:webHidden/>
-                <w:noProof/>
-                <w:sz w:val="24"/>
-                <w:szCs w:val="24"/>
-              </w:rPr>
-              <w:tab/>
-            </w:r>
-            <w:r>
-              <w:rPr>
-                <w:webHidden/>
-                <w:noProof/>
-                <w:sz w:val="24"/>
-                <w:szCs w:val="24"/>
-              </w:rPr>
-              <w:fldChar w:fldCharType="begin"/>
-            </w:r>
-            <w:r>
-              <w:rPr>
-                <w:webHidden/>
-                <w:noProof/>
-                <w:sz w:val="24"/>
-                <w:szCs w:val="24"/>
-              </w:rPr>
-              <w:instrText xml:space="preserve"> PAGEREF _Toc900048 \h </w:instrText>
-            </w:r>
-            <w:r>
-              <w:rPr>
-                <w:webHidden/>
-                <w:noProof/>
-                <w:sz w:val="24"/>
-                <w:szCs w:val="24"/>
-              </w:rPr>
-              <w:fldChar w:fldCharType="separate"/>
-            </w:r>
-            <w:r>
-              <w:rPr>
-                <w:webHidden/>
-                <w:noProof/>
-                <w:sz w:val="24"/>
-                <w:szCs w:val="24"/>
-              </w:rPr>
-              <w:t>28</w:t>
-            </w:r>
-            <w:r>
-              <w:rPr>
+              <w:t>32</w:t>
+            </w:r>
+            <w:r>
+              <w:rPr>
+                <w:rFonts w:eastAsia="宋体"/>
                 <w:webHidden/>
                 <w:noProof/>
                 <w:sz w:val="24"/>
@@ -4366,7 +4286,7 @@
               <w:szCs w:val="24"/>
             </w:rPr>
           </w:pPr>
-          <w:hyperlink w:anchor="_Toc900049" w:history="1">
+          <w:hyperlink w:anchor="_Toc900048" w:history="1">
             <w:r>
               <w:rPr>
                 <w:rStyle w:val="a5"/>
@@ -4376,7 +4296,7 @@
                 <w:sz w:val="24"/>
                 <w:szCs w:val="24"/>
               </w:rPr>
-              <w:t xml:space="preserve">9.1 公司概况</w:t>
+              <w:t xml:space="preserve">8.4 曾保荐但已终止的公司</w:t>
             </w:r>
             <w:r>
               <w:rPr>
@@ -4406,11 +4326,93 @@
                 <w:sz w:val="24"/>
                 <w:szCs w:val="24"/>
               </w:rPr>
+              <w:instrText xml:space="preserve"> PAGEREF _Toc900048 \h </w:instrText>
+            </w:r>
+            <w:r>
+              <w:rPr>
+                <w:rFonts w:eastAsia="宋体"/>
+                <w:webHidden/>
+                <w:noProof/>
+                <w:sz w:val="24"/>
+                <w:szCs w:val="24"/>
+              </w:rPr>
+              <w:fldChar w:fldCharType="separate"/>
+            </w:r>
+            <w:r>
+              <w:rPr>
+                <w:rFonts w:eastAsia="宋体"/>
+                <w:webHidden/>
+                <w:noProof/>
+                <w:sz w:val="24"/>
+                <w:szCs w:val="24"/>
+              </w:rPr>
+              <w:t>32</w:t>
+            </w:r>
+            <w:r>
+              <w:rPr>
+                <w:rFonts w:eastAsia="宋体"/>
+                <w:webHidden/>
+                <w:noProof/>
+                <w:sz w:val="24"/>
+                <w:szCs w:val="24"/>
+              </w:rPr>
+              <w:fldChar w:fldCharType="end"/>
+            </w:r>
+          </w:hyperlink>
+        </w:p>
+        <w:p>
+          <w:pPr>
+            <w:pStyle w:val="TOC1"/>
+            <w:tabs>
+              <w:tab w:val="right" w:leader="dot" w:pos="8299"/>
+            </w:tabs>
+            <w:spacing w:line="360" w:lineRule="auto"/>
+            <w:rPr>
+              <w:noProof/>
+              <w:sz w:val="24"/>
+              <w:szCs w:val="24"/>
+            </w:rPr>
+          </w:pPr>
+          <w:hyperlink w:anchor="_Toc900049" w:history="1">
+            <w:r>
+              <w:rPr>
+                <w:rStyle w:val="a5"/>
+                <w:bCs w:val="0"/>
+                <w:noProof/>
+                <w:sz w:val="24"/>
+                <w:szCs w:val="24"/>
+              </w:rPr>
+              <w:t xml:space="preserve">九、 无锡金源的产业链定位与拜访关注要点</w:t>
+            </w:r>
+            <w:r>
+              <w:rPr>
+                <w:webHidden/>
+                <w:noProof/>
+                <w:sz w:val="24"/>
+                <w:szCs w:val="24"/>
+              </w:rPr>
+              <w:tab/>
+            </w:r>
+            <w:r>
+              <w:rPr>
+                <w:webHidden/>
+                <w:noProof/>
+                <w:sz w:val="24"/>
+                <w:szCs w:val="24"/>
+              </w:rPr>
+              <w:fldChar w:fldCharType="begin"/>
+            </w:r>
+            <w:r>
+              <w:rPr>
+                <w:webHidden/>
+                <w:noProof/>
+                <w:sz w:val="24"/>
+                <w:szCs w:val="24"/>
+              </w:rPr>
               <w:instrText xml:space="preserve"> PAGEREF _Toc900049 \h </w:instrText>
             </w:r>
             <w:r>
               <w:rPr>
-                <w:rFonts w:eastAsia="宋体"/>
                 <w:webHidden/>
                 <w:noProof/>
                 <w:sz w:val="24"/>
@@ -4420,17 +4422,15 @@
             </w:r>
             <w:r>
               <w:rPr>
-                <w:rFonts w:eastAsia="宋体"/>
-                <w:webHidden/>
-                <w:noProof/>
-                <w:sz w:val="24"/>
-                <w:szCs w:val="24"/>
-              </w:rPr>
-              <w:t>28</w:t>
-            </w:r>
-            <w:r>
-              <w:rPr>
-                <w:rFonts w:eastAsia="宋体"/>
+                <w:webHidden/>
+                <w:noProof/>
+                <w:sz w:val="24"/>
+                <w:szCs w:val="24"/>
+              </w:rPr>
+              <w:t>33</w:t>
+            </w:r>
+            <w:r>
+              <w:rPr>
                 <w:webHidden/>
                 <w:noProof/>
                 <w:sz w:val="24"/>
@@ -4465,7 +4465,7 @@
                 <w:sz w:val="24"/>
                 <w:szCs w:val="24"/>
               </w:rPr>
-              <w:t xml:space="preserve">9.2 产品体系</w:t>
+              <w:t xml:space="preserve">9.1 公司概况</w:t>
             </w:r>
             <w:r>
               <w:rPr>
@@ -4515,7 +4515,7 @@
                 <w:sz w:val="24"/>
                 <w:szCs w:val="24"/>
               </w:rPr>
-              <w:t>29</w:t>
+              <w:t>33</w:t>
             </w:r>
             <w:r>
               <w:rPr>
@@ -4554,7 +4554,7 @@
                 <w:sz w:val="24"/>
                 <w:szCs w:val="24"/>
               </w:rPr>
-              <w:t xml:space="preserve">9.3 产业链生态位</w:t>
+              <w:t xml:space="preserve">9.2 产品体系</w:t>
             </w:r>
             <w:r>
               <w:rPr>
@@ -4604,7 +4604,7 @@
                 <w:sz w:val="24"/>
                 <w:szCs w:val="24"/>
               </w:rPr>
-              <w:t>29</w:t>
+              <w:t>33</w:t>
             </w:r>
             <w:r>
               <w:rPr>
@@ -4643,7 +4643,7 @@
                 <w:sz w:val="24"/>
                 <w:szCs w:val="24"/>
               </w:rPr>
-              <w:t xml:space="preserve">9.4 同环节可比公司</w:t>
+              <w:t xml:space="preserve">9.3 产品与技术的可核验信息</w:t>
             </w:r>
             <w:r>
               <w:rPr>
@@ -4693,7 +4693,7 @@
                 <w:sz w:val="24"/>
                 <w:szCs w:val="24"/>
               </w:rPr>
-              <w:t>30</w:t>
+              <w:t>33</w:t>
             </w:r>
             <w:r>
               <w:rPr>
@@ -4732,7 +4732,7 @@
                 <w:sz w:val="24"/>
                 <w:szCs w:val="24"/>
               </w:rPr>
-              <w:t xml:space="preserve">9.5 拜访关注要点</w:t>
+              <w:t xml:space="preserve">9.4 产业链生态位</w:t>
             </w:r>
             <w:r>
               <w:rPr>
@@ -4782,7 +4782,7 @@
                 <w:sz w:val="24"/>
                 <w:szCs w:val="24"/>
               </w:rPr>
-              <w:t>30</w:t>
+              <w:t>34</w:t>
             </w:r>
             <w:r>
               <w:rPr>
@@ -4821,7 +4821,7 @@
                 <w:sz w:val="24"/>
                 <w:szCs w:val="24"/>
               </w:rPr>
-              <w:t xml:space="preserve">9.6 公开信息汇总</w:t>
+              <w:t xml:space="preserve">9.5 同环节可比公司</w:t>
             </w:r>
             <w:r>
               <w:rPr>
@@ -4871,7 +4871,185 @@
                 <w:sz w:val="24"/>
                 <w:szCs w:val="24"/>
               </w:rPr>
-              <w:t>32</w:t>
+              <w:t>35</w:t>
+            </w:r>
+            <w:r>
+              <w:rPr>
+                <w:rFonts w:eastAsia="宋体"/>
+                <w:webHidden/>
+                <w:noProof/>
+                <w:sz w:val="24"/>
+                <w:szCs w:val="24"/>
+              </w:rPr>
+              <w:fldChar w:fldCharType="end"/>
+            </w:r>
+          </w:hyperlink>
+        </w:p>
+        <w:p>
+          <w:pPr>
+            <w:pStyle w:val="TOC2"/>
+            <w:tabs>
+              <w:tab w:val="right" w:leader="dot" w:pos="8299"/>
+            </w:tabs>
+            <w:spacing w:line="360" w:lineRule="auto"/>
+            <w:ind w:left="400"/>
+            <w:rPr>
+              <w:rFonts w:eastAsia="宋体"/>
+              <w:noProof/>
+              <w:sz w:val="24"/>
+              <w:szCs w:val="24"/>
+            </w:rPr>
+          </w:pPr>
+          <w:hyperlink w:anchor="_Toc900055" w:history="1">
+            <w:r>
+              <w:rPr>
+                <w:rStyle w:val="a5"/>
+                <w:rFonts w:eastAsia="宋体" w:cs="宋体"/>
+                <w:bCs/>
+                <w:noProof/>
+                <w:sz w:val="24"/>
+                <w:szCs w:val="24"/>
+              </w:rPr>
+              <w:t xml:space="preserve">9.6 拜访关注要点</w:t>
+            </w:r>
+            <w:r>
+              <w:rPr>
+                <w:rFonts w:eastAsia="宋体"/>
+                <w:webHidden/>
+                <w:noProof/>
+                <w:sz w:val="24"/>
+                <w:szCs w:val="24"/>
+              </w:rPr>
+              <w:tab/>
+            </w:r>
+            <w:r>
+              <w:rPr>
+                <w:rFonts w:eastAsia="宋体"/>
+                <w:webHidden/>
+                <w:noProof/>
+                <w:sz w:val="24"/>
+                <w:szCs w:val="24"/>
+              </w:rPr>
+              <w:fldChar w:fldCharType="begin"/>
+            </w:r>
+            <w:r>
+              <w:rPr>
+                <w:rFonts w:eastAsia="宋体"/>
+                <w:webHidden/>
+                <w:noProof/>
+                <w:sz w:val="24"/>
+                <w:szCs w:val="24"/>
+              </w:rPr>
+              <w:instrText xml:space="preserve"> PAGEREF _Toc900055 \h </w:instrText>
+            </w:r>
+            <w:r>
+              <w:rPr>
+                <w:rFonts w:eastAsia="宋体"/>
+                <w:webHidden/>
+                <w:noProof/>
+                <w:sz w:val="24"/>
+                <w:szCs w:val="24"/>
+              </w:rPr>
+              <w:fldChar w:fldCharType="separate"/>
+            </w:r>
+            <w:r>
+              <w:rPr>
+                <w:rFonts w:eastAsia="宋体"/>
+                <w:webHidden/>
+                <w:noProof/>
+                <w:sz w:val="24"/>
+                <w:szCs w:val="24"/>
+              </w:rPr>
+              <w:t>35</w:t>
+            </w:r>
+            <w:r>
+              <w:rPr>
+                <w:rFonts w:eastAsia="宋体"/>
+                <w:webHidden/>
+                <w:noProof/>
+                <w:sz w:val="24"/>
+                <w:szCs w:val="24"/>
+              </w:rPr>
+              <w:fldChar w:fldCharType="end"/>
+            </w:r>
+          </w:hyperlink>
+        </w:p>
+        <w:p>
+          <w:pPr>
+            <w:pStyle w:val="TOC2"/>
+            <w:tabs>
+              <w:tab w:val="right" w:leader="dot" w:pos="8299"/>
+            </w:tabs>
+            <w:spacing w:line="360" w:lineRule="auto"/>
+            <w:ind w:left="400"/>
+            <w:rPr>
+              <w:rFonts w:eastAsia="宋体"/>
+              <w:noProof/>
+              <w:sz w:val="24"/>
+              <w:szCs w:val="24"/>
+            </w:rPr>
+          </w:pPr>
+          <w:hyperlink w:anchor="_Toc900056" w:history="1">
+            <w:r>
+              <w:rPr>
+                <w:rStyle w:val="a5"/>
+                <w:rFonts w:eastAsia="宋体" w:cs="宋体"/>
+                <w:bCs/>
+                <w:noProof/>
+                <w:sz w:val="24"/>
+                <w:szCs w:val="24"/>
+              </w:rPr>
+              <w:t xml:space="preserve">9.7 公开信息汇总</w:t>
+            </w:r>
+            <w:r>
+              <w:rPr>
+                <w:rFonts w:eastAsia="宋体"/>
+                <w:webHidden/>
+                <w:noProof/>
+                <w:sz w:val="24"/>
+                <w:szCs w:val="24"/>
+              </w:rPr>
+              <w:tab/>
+            </w:r>
+            <w:r>
+              <w:rPr>
+                <w:rFonts w:eastAsia="宋体"/>
+                <w:webHidden/>
+                <w:noProof/>
+                <w:sz w:val="24"/>
+                <w:szCs w:val="24"/>
+              </w:rPr>
+              <w:fldChar w:fldCharType="begin"/>
+            </w:r>
+            <w:r>
+              <w:rPr>
+                <w:rFonts w:eastAsia="宋体"/>
+                <w:webHidden/>
+                <w:noProof/>
+                <w:sz w:val="24"/>
+                <w:szCs w:val="24"/>
+              </w:rPr>
+              <w:instrText xml:space="preserve"> PAGEREF _Toc900056 \h </w:instrText>
+            </w:r>
+            <w:r>
+              <w:rPr>
+                <w:rFonts w:eastAsia="宋体"/>
+                <w:webHidden/>
+                <w:noProof/>
+                <w:sz w:val="24"/>
+                <w:szCs w:val="24"/>
+              </w:rPr>
+              <w:fldChar w:fldCharType="separate"/>
+            </w:r>
+            <w:r>
+              <w:rPr>
+                <w:rFonts w:eastAsia="宋体"/>
+                <w:webHidden/>
+                <w:noProof/>
+                <w:sz w:val="24"/>
+                <w:szCs w:val="24"/>
+              </w:rPr>
+              <w:t>37</w:t>
             </w:r>
             <w:r>
               <w:rPr>
@@ -4898,7 +5076,7 @@
               <w:szCs w:val="24"/>
             </w:rPr>
           </w:pPr>
-          <w:hyperlink w:anchor="_Toc900055" w:history="1">
+          <w:hyperlink w:anchor="_Toc900057" w:history="1">
             <w:r>
               <w:rPr>
                 <w:rStyle w:val="a5"/>
@@ -4934,7 +5112,7 @@
                 <w:sz w:val="24"/>
                 <w:szCs w:val="24"/>
               </w:rPr>
-              <w:instrText xml:space="preserve"> PAGEREF _Toc900055 \h </w:instrText>
+              <w:instrText xml:space="preserve"> PAGEREF _Toc900057 \h </w:instrText>
             </w:r>
             <w:r>
               <w:rPr>
@@ -4952,7 +5130,7 @@
                 <w:sz w:val="24"/>
                 <w:szCs w:val="24"/>
               </w:rPr>
-              <w:t>32</w:t>
+              <w:t>38</w:t>
             </w:r>
             <w:r>
               <w:rPr>
@@ -18729,6 +18907,17 @@
     </w:p>
     <w:p>
       <w:pPr>
+        <w:pStyle w:val="a0"/>
+      </w:pPr>
+      <w:r>
+        <w:rPr>
+          <w:rFonts w:hint="eastAsia"/>
+        </w:rPr>
+        <w:t>上述三家中，新美光与无锡金源同处零部件环节，其单晶硅部件与无锡金源的精密气体喷头为同一功能部件的不同材料路线；先普科技位于工艺气体进入腔体之前的纯化与过滤环节；盛吉盛为薄膜沉积设备整机厂商，无锡金源的气体喷头与加热盘即用于该类设备的腔体。</w:t>
+      </w:r>
+    </w:p>
+    <w:p>
+      <w:pPr>
         <w:pStyle w:val="2"/>
         <w:spacing w:before="156" w:after="156"/>
       </w:pPr>
@@ -20615,6 +20804,17 @@
     </w:p>
     <w:p>
       <w:pPr>
+        <w:pStyle w:val="a0"/>
+      </w:pPr>
+      <w:r>
+        <w:rPr>
+          <w:rFonts w:hint="eastAsia"/>
+        </w:rPr>
+        <w:t>从公开回复看，这类问题的答复不是靠文字说明，而是靠调表和测算。臻宝科技第二轮回复中，保荐人与申报会计师列明的核查程序共九项，包括查阅仓库管理和成本核算制度，获取废料台账与产成品明细并测算利用边角料生产的产品数量与材料成本，获取报废产品明细和材料更换涉及的产品清单并对良率变动作量化分析，获取硅材料投入及各工序产成品明细以分析投入产出匹配情况，获取物料清单并与实际投入产出关系对比，以及查阅收入成本明细表按产品类型分析单位成本与毛利率变动。珂玛科技在审核中心意见落实函中的做法是获取产品规格数据，测算主要产品的单位体积价格与单位体积成本，再量化各因素对毛利率变动的影响，并用外购半成品明细表模拟测算自产比例提升对毛利率的影响。</w:t>
+      </w:r>
+    </w:p>
+    <w:p>
+      <w:pPr>
         <w:pStyle w:val="3"/>
         <w:numPr>
           <w:ilvl w:val="0"/>
@@ -20651,6 +20851,17 @@
           <w:rFonts w:hint="eastAsia"/>
         </w:rPr>
         <w:t>神工股份第三轮问询提供了核心技术与生产设备边界的问法。交易所要求结合报告期各期采购的单晶炉型号及其差异，说明发行人能够生产大尺寸单晶硅材料是否主要因为采购了相应型号的单晶炉设备，投入产出率提升和能耗降低是否由于外购更为先进的单晶炉设备或者对外购设备进行了改造改进，并说明具体改进措施及其在研发投入和研发费用中的体现。该问法指向同一件事：技术能力究竟体现在企业自身的工艺积累上，还是体现在所购设备的性能上，要求以研发投入与研发费用的记录作为区分依据。</w:t>
+      </w:r>
+    </w:p>
+    <w:p>
+      <w:pPr>
+        <w:pStyle w:val="a0"/>
+      </w:pPr>
+      <w:r>
+        <w:rPr>
+          <w:rFonts w:hint="eastAsia"/>
+        </w:rPr>
+        <w:t>托伦斯第二轮回复对该问题的核查程序共七项，其中四项落在外部印证上：查阅可比公司公开披露的技术指标、专利信息及招股说明书，与发行人技术参数逐项对比；访谈核心客户的采购负责人，确认产品技术性能指标、供应份额排名及与竞争对手的对比情况；访谈客户确认外协厂商是否为其指定或认证的供应商；以及查阅可比公司年度报告统计模组业务收入占比与客户结构。技术先进性的证明落在可比对象的公开参数和客户方的确认上，发行人的自述不单独构成依据。</w:t>
       </w:r>
     </w:p>
     <w:p>
@@ -20746,6 +20957,17 @@
     </w:p>
     <w:p>
       <w:pPr>
+        <w:pStyle w:val="a0"/>
+      </w:pPr>
+      <w:r>
+        <w:rPr>
+          <w:rFonts w:hint="eastAsia"/>
+        </w:rPr>
+        <w:t>托伦斯对该问题的核查程序共六项：查阅SEMI、QY Research等机构发布的市场规模与国产化率数据，复核市场空间测算逻辑及数据来源；获取募投项目可行性研究报告与经济效益测算表；查阅下游行业研究报告与主要厂商资本开支计划；查阅可比公司及下游主要客户的定期报告以分析收入下滑原因与差异；获取在手订单分析价格变动与产能增长；以及分析汇兑损益变化及其对业绩的影响。业绩下滑本身不是障碍，回复的落点是把下滑归因到可外部验证的行业与客户数据上，并说明与可比公司的一致或差异。</w:t>
+      </w:r>
+    </w:p>
+    <w:p>
+      <w:pPr>
         <w:pStyle w:val="3"/>
         <w:numPr>
           <w:ilvl w:val="0"/>
@@ -20782,6 +21004,17 @@
           <w:rFonts w:hint="eastAsia"/>
         </w:rPr>
         <w:t>神工股份第四轮问询给出了境外销售的核查颗粒度。交易所要求列表说明报告期各期确认收入的重要销售订单的客户名称、订单金额、确认收入金额、合同签订时间、报关出口时间、运输方式、运输批次、运费金额、客户签收日期与回款时间，并按合同顺序提供对应的销售合同、出口报关单、客户签收凭据与客户付款凭证。主要产品出口的企业，其收入真实性核查落到单笔订单的单证闭环上。</w:t>
+      </w:r>
+    </w:p>
+    <w:p>
+      <w:pPr>
+        <w:pStyle w:val="a0"/>
+      </w:pPr>
+      <w:r>
+        <w:rPr>
+          <w:rFonts w:hint="eastAsia"/>
+        </w:rPr>
+        <w:t>臻宝科技对采购价格公允性的回复方式，是查阅采购明细表并访谈主要供应商取得其说明，再结合市场价格、可比公司采购价格、向不同供应商的采购价格与供应商向其他客户的销售价格作四方对照。收入端的核查则包括了解按验收确认收入的原因与准则依据、向销售人员与财务负责人了解客户回款内部规定与第三方回款的具体情况，以及查阅应收账款内控制度。在缺少市场公开报价的品类上，价格公允性依靠多个可比维度的交叉对照建立。</w:t>
       </w:r>
     </w:p>
     <w:p>
@@ -20837,6 +21070,17 @@
     </w:p>
     <w:p>
       <w:pPr>
+        <w:pStyle w:val="a0"/>
+      </w:pPr>
+      <w:r>
+        <w:rPr>
+          <w:rFonts w:hint="eastAsia"/>
+        </w:rPr>
+        <w:t>神工股份对生产销售勾稽的回复，核查程序共七项：取得存货管理制度与存货盘点表并对三个时点的存货执行监盘，比对盘点结果与账面数量；对销售与收款流程、生产与仓储流程执行穿行测试与控制测试，取得生产计划、销售合同、出入库单与收款凭证；取得中国电子口岸平台出口数据并对当地海关函证；对主要客户实施走访与函证；复核各尺寸规格下不同类型产品按长度与按重量两套口径的产量、销量及金额表；复核各期末存货明细表；并访谈管理层了解两套口径之间的勾稽关系。能耗部分的核查程序则包括取得各月度用水量、用电量明细并核查凭据，将能耗数据与生产数据对比，现场查看循环水及冷却水系统，查阅单晶炉采购合同，取得运费明细表、主要运输合同与结算单，以及取得重大销售合同的出口报关单与客户付款凭证。</w:t>
+      </w:r>
+    </w:p>
+    <w:p>
+      <w:pPr>
         <w:pStyle w:val="3"/>
         <w:numPr>
           <w:ilvl w:val="0"/>
@@ -20862,6 +21106,17 @@
           <w:rFonts w:hint="eastAsia"/>
         </w:rPr>
         <w:t>托伦斯首轮设募投项目专项，落实函要求结合募投新增产能说明是否存在产能消化风险；臻宝科技首轮与第二轮均设募投项目专项；珂玛科技会计师专项回复中设募集资金运用；神工股份第二轮设8英寸半导体级硅单晶抛光片生产建设项目专项，该项目与研发中心建设项目合计拟投入募集资金110,200.22万元。关注角度为新增产能的测算依据、与在手订单及客户需求的匹配、产能爬坡节奏，以及产能利用率下降对毛利率的影响。募投项目投向与现有主业存在差异时，还需说明进入新产品领域的技术储备与量产可行性。</w:t>
+      </w:r>
+    </w:p>
+    <w:p>
+      <w:pPr>
+        <w:pStyle w:val="a0"/>
+      </w:pPr>
+      <w:r>
+        <w:rPr>
+          <w:rFonts w:hint="eastAsia"/>
+        </w:rPr>
+        <w:t>募投项目的实施场地安排本身也构成核查对象。臻宝科技第二轮回复中，中介机构就募投项目采用代建、租赁、回购模式一事，查阅了与园区管理委员会及代建方签署的项目投资协议与不动产认购意向书，查阅了其他采用同类模式的上市公司在指定信息披露网站发布的相关文件，查阅了房屋租赁合同并取得房屋租赁合同登记备案证明，取得项目相关事项备忘录，访谈园区方，并查阅代建方持有的不动产权证书。托伦斯对新增产能合理性的支撑材料则是募投项目可行性研究报告与经济效益测算表，以及下游行业研究报告与主要厂商的资本开支计划。</w:t>
       </w:r>
     </w:p>
     <w:p>
@@ -20906,6 +21161,28 @@
     </w:p>
     <w:p>
       <w:pPr>
+        <w:pStyle w:val="a0"/>
+      </w:pPr>
+      <w:r>
+        <w:rPr>
+          <w:rFonts w:hint="eastAsia"/>
+        </w:rPr>
+        <w:t>神工股份对无实际控制人认定的回复，第四轮列明的核查程序共五项：查阅公司章程及内部治理制度、一致行动协议、历次三会会议文件、工商登记文件等历史沿革与公司治理法律文件，并访谈全体股东、董事、监事、高级管理人员及员工代表；核查股东及其提名董事在历次股东大会与董事会的投票表决情况；查阅相关股东的出资凭证、出资前后银行对账单、投资记录、财务报表与股东调查表以核查出资来源；取得基金管理人提供的任职信息并查阅其章程、合伙协议与投资决策制度；以及取得各相关方出具的声明与承诺。控制权认定的结论建立在表决记录与出资凭证上，股权比例本身不单独构成依据。</w:t>
+      </w:r>
+    </w:p>
+    <w:p>
+      <w:pPr>
+        <w:pStyle w:val="a0"/>
+      </w:pPr>
+      <w:r>
+        <w:rPr>
+          <w:rFonts w:hint="eastAsia"/>
+        </w:rPr>
+        <w:t>关联关系一问的核查程序另有七项，与前者不重合：测算向关联方与向其他供应商采购单价的差异对各期净利润的影响金额及比例；查阅关联方控股公司披露的公开信息并实地走访关联方，了解其经营、员工、主要客户与供应商情况以及在资产、技术、人员、业务方面与发行人的关系；取得关联方提供的员工信息，核对骨干员工在该公司的任职情况与离职当年相关岗位人数；向各期前五大客户与主要供应商发函询证其与关联方及其股东、董监高、员工、前员工之间的业务往来与资金往来，回函客户、供应商数量占比92%；访谈主要客户与供应商；核查与关联方签署的协议及各期交易情况；以及取得各相关方出具的声明与承诺。与关联方共用资源的核查落在函证覆盖率与实地走访上，书面说明不单独构成依据。</w:t>
+      </w:r>
+    </w:p>
+    <w:p>
+      <w:pPr>
         <w:pStyle w:val="3"/>
         <w:numPr>
           <w:ilvl w:val="0"/>
@@ -20935,21 +21212,6 @@
     </w:p>
     <w:p>
       <w:pPr>
-        <w:pStyle w:val="2"/>
-        <w:spacing w:before="156" w:after="156"/>
-      </w:pPr>
-      <w:bookmarkStart w:id="1043" w:name="_Toc900043"/>
-      <w:r>
-        <w:rPr>
-          <w:rFonts w:hint="eastAsia"/>
-          <w:b/>
-        </w:rPr>
-        <w:t>与国泰海通相关的产业链公司</w:t>
-      </w:r>
-      <w:bookmarkEnd w:id="1043"/>
-    </w:p>
-    <w:p>
-      <w:pPr>
         <w:pStyle w:val="3"/>
         <w:numPr>
           <w:ilvl w:val="0"/>
@@ -20957,14 +21219,25 @@
         </w:numPr>
         <w:spacing w:before="156" w:after="156"/>
       </w:pPr>
-      <w:bookmarkStart w:id="1044" w:name="_Toc900044"/>
+      <w:bookmarkStart w:id="1043" w:name="_Toc900043"/>
       <w:r>
         <w:rPr>
           <w:rFonts w:hint="eastAsia"/>
         </w:rPr>
-        <w:t>8.1 在审与辅导中的项目</w:t>
+        <w:t>7.12 各关注点对应的核查材料</w:t>
       </w:r>
-      <w:bookmarkEnd w:id="1044"/>
+      <w:bookmarkEnd w:id="1043"/>
+    </w:p>
+    <w:p>
+      <w:pPr>
+        <w:pStyle w:val="a0"/>
+      </w:pPr>
+      <w:r>
+        <w:rPr>
+          <w:rFonts w:hint="eastAsia"/>
+        </w:rPr>
+        <w:t>将前述五家企业公开问询回复中中介机构实际调取的材料按关注点归并，可以看到同一类问题在不同企业、不同年份的核查落点高度一致。下表左列为审核关注点，中列为公开回复中列明的核查材料，右列为该类材料在企业日常经营中的对应记录。</w:t>
+      </w:r>
     </w:p>
     <w:p>
       <w:pPr>
@@ -20977,7 +21250,7 @@
           <w:b/>
           <w:sz w:val="21"/>
         </w:rPr>
-        <w:t>表13  国泰海通在半导体设备与零部件领域的在审及辅导项目</w:t>
+        <w:t>表13  审核关注点与公开问询回复中调取的核查材料</w:t>
       </w:r>
     </w:p>
     <w:tbl>
@@ -20995,11 +21268,9 @@
         <w:tblLook w:firstColumn="1" w:firstRow="1" w:lastColumn="0" w:lastRow="0" w:noHBand="0" w:noVBand="1" w:val="04A0"/>
       </w:tblPr>
       <w:tblGrid>
-        <w:gridCol w:w="1661"/>
-        <w:gridCol w:w="1661"/>
-        <w:gridCol w:w="1661"/>
-        <w:gridCol w:w="1661"/>
-        <w:gridCol w:w="1661"/>
+        <w:gridCol w:w="2769"/>
+        <w:gridCol w:w="2769"/>
+        <w:gridCol w:w="2769"/>
       </w:tblGrid>
       <w:tr>
         <w:trPr>
@@ -21009,7 +21280,7 @@
         </w:trPr>
         <w:tc>
           <w:tcPr>
-            <w:tcW w:w="923" w:type="pct"/>
+            <w:tcW w:w="800" w:type="pct"/>
             <w:tcBorders>
               <w:top w:val="single" w:sz="12" w:space="0" w:color="010000"/>
               <w:bottom w:val="single" w:sz="4" w:space="0" w:color="010000"/>
@@ -21029,13 +21300,13 @@
                 <w:color w:val="000000"/>
                 <w:sz w:val="21"/>
               </w:rPr>
-              <w:t>公司名称</w:t>
-            </w:r>
-          </w:p>
-        </w:tc>
-        <w:tc>
-          <w:tcPr>
-            <w:tcW w:w="538" w:type="pct"/>
+              <w:t>审核关注点</w:t>
+            </w:r>
+          </w:p>
+        </w:tc>
+        <w:tc>
+          <w:tcPr>
+            <w:tcW w:w="2300" w:type="pct"/>
             <w:tcBorders>
               <w:top w:val="single" w:sz="12" w:space="0" w:color="010000"/>
               <w:bottom w:val="single" w:sz="4" w:space="0" w:color="010000"/>
@@ -21055,13 +21326,13 @@
                 <w:color w:val="000000"/>
                 <w:sz w:val="21"/>
               </w:rPr>
-              <w:t>与国泰海通的关系</w:t>
-            </w:r>
-          </w:p>
-        </w:tc>
-        <w:tc>
-          <w:tcPr>
-            <w:tcW w:w="615" w:type="pct"/>
+              <w:t>公开问询回复中中介机构调取的材料</w:t>
+            </w:r>
+          </w:p>
+        </w:tc>
+        <w:tc>
+          <w:tcPr>
+            <w:tcW w:w="1900" w:type="pct"/>
             <w:tcBorders>
               <w:top w:val="single" w:sz="12" w:space="0" w:color="010000"/>
               <w:bottom w:val="single" w:sz="4" w:space="0" w:color="010000"/>
@@ -21081,59 +21352,7 @@
                 <w:color w:val="000000"/>
                 <w:sz w:val="21"/>
               </w:rPr>
-              <w:t>当前状态</w:t>
-            </w:r>
-          </w:p>
-        </w:tc>
-        <w:tc>
-          <w:tcPr>
-            <w:tcW w:w="923" w:type="pct"/>
-            <w:tcBorders>
-              <w:top w:val="single" w:sz="12" w:space="0" w:color="010000"/>
-              <w:bottom w:val="single" w:sz="4" w:space="0" w:color="010000"/>
-            </w:tcBorders>
-            <w:vAlign w:val="center"/>
-          </w:tcPr>
-          <w:p>
-            <w:pPr>
-              <w:keepNext/>
-              <w:jc w:val="center"/>
-            </w:pPr>
-            <w:r/>
-            <w:r>
-              <w:rPr>
-                <w:rFonts w:hint="eastAsia"/>
-                <w:b/>
-                <w:color w:val="000000"/>
-                <w:sz w:val="21"/>
-              </w:rPr>
-              <w:t>时间</w:t>
-            </w:r>
-          </w:p>
-        </w:tc>
-        <w:tc>
-          <w:tcPr>
-            <w:tcW w:w="2000" w:type="pct"/>
-            <w:tcBorders>
-              <w:top w:val="single" w:sz="12" w:space="0" w:color="010000"/>
-              <w:bottom w:val="single" w:sz="4" w:space="0" w:color="010000"/>
-            </w:tcBorders>
-            <w:vAlign w:val="center"/>
-          </w:tcPr>
-          <w:p>
-            <w:pPr>
-              <w:keepNext/>
-              <w:jc w:val="center"/>
-            </w:pPr>
-            <w:r/>
-            <w:r>
-              <w:rPr>
-                <w:rFonts w:hint="eastAsia"/>
-                <w:b/>
-                <w:color w:val="000000"/>
-                <w:sz w:val="21"/>
-              </w:rPr>
-              <w:t>主营业务</w:t>
+              <w:t>对应的日常记录</w:t>
             </w:r>
           </w:p>
         </w:tc>
@@ -21145,7 +21364,30 @@
         </w:trPr>
         <w:tc>
           <w:tcPr>
-            <w:tcW w:w="923" w:type="pct"/>
+            <w:tcW w:w="800" w:type="pct"/>
+            <w:tcBorders>
+              <w:top w:val="single" w:sz="4" w:space="0" w:color="010000"/>
+            </w:tcBorders>
+            <w:vAlign w:val="center"/>
+          </w:tcPr>
+          <w:p>
+            <w:pPr>
+              <w:jc w:val="center"/>
+            </w:pPr>
+            <w:r/>
+            <w:r>
+              <w:rPr>
+                <w:rFonts w:hint="eastAsia"/>
+                <w:color w:val="000000"/>
+                <w:sz w:val="21"/>
+              </w:rPr>
+              <w:t>毛利率与成本核算</w:t>
+            </w:r>
+          </w:p>
+        </w:tc>
+        <w:tc>
+          <w:tcPr>
+            <w:tcW w:w="2300" w:type="pct"/>
             <w:tcBorders>
               <w:top w:val="single" w:sz="4" w:space="0" w:color="010000"/>
             </w:tcBorders>
@@ -21162,59 +21404,13 @@
                 <w:color w:val="000000"/>
                 <w:sz w:val="21"/>
               </w:rPr>
-              <w:t>江苏神州半导体科技股份有限公司</w:t>
-            </w:r>
-          </w:p>
-        </w:tc>
-        <w:tc>
-          <w:tcPr>
-            <w:tcW w:w="538" w:type="pct"/>
-            <w:tcBorders>
-              <w:top w:val="single" w:sz="4" w:space="0" w:color="010000"/>
-            </w:tcBorders>
-            <w:vAlign w:val="center"/>
-          </w:tcPr>
-          <w:p>
-            <w:pPr>
-              <w:jc w:val="center"/>
-            </w:pPr>
-            <w:r/>
-            <w:r>
-              <w:rPr>
-                <w:rFonts w:hint="eastAsia"/>
-                <w:color w:val="000000"/>
-                <w:sz w:val="21"/>
-              </w:rPr>
-              <w:t>保荐机构</w:t>
-            </w:r>
-          </w:p>
-        </w:tc>
-        <w:tc>
-          <w:tcPr>
-            <w:tcW w:w="615" w:type="pct"/>
-            <w:tcBorders>
-              <w:top w:val="single" w:sz="4" w:space="0" w:color="010000"/>
-            </w:tcBorders>
-            <w:vAlign w:val="center"/>
-          </w:tcPr>
-          <w:p>
-            <w:pPr>
-              <w:jc w:val="center"/>
-            </w:pPr>
-            <w:r/>
-            <w:r>
-              <w:rPr>
-                <w:rFonts w:hint="eastAsia"/>
-                <w:color w:val="000000"/>
-                <w:sz w:val="21"/>
-              </w:rPr>
-              <w:t>科创板IPO已问询</w:t>
-            </w:r>
-          </w:p>
-        </w:tc>
-        <w:tc>
-          <w:tcPr>
-            <w:tcW w:w="923" w:type="pct"/>
+              <w:t>收入成本明细表；仓库管理和成本核算制度；废料台账；产成品明细；报废产品明细与材料更换涉及的产品清单；物料清单；原材料与产成品进销存明细；产品规格数据；外购半成品明细表</w:t>
+            </w:r>
+          </w:p>
+        </w:tc>
+        <w:tc>
+          <w:tcPr>
+            <w:tcW w:w="1900" w:type="pct"/>
             <w:tcBorders>
               <w:top w:val="single" w:sz="4" w:space="0" w:color="010000"/>
             </w:tcBorders>
@@ -21231,30 +21427,7 @@
                 <w:color w:val="000000"/>
                 <w:sz w:val="21"/>
               </w:rPr>
-              <w:t>2026年6月30日递交申报稿，招股说明书（申报稿）列示募集资金总额252,226.33万元</w:t>
-            </w:r>
-          </w:p>
-        </w:tc>
-        <w:tc>
-          <w:tcPr>
-            <w:tcW w:w="2000" w:type="pct"/>
-            <w:tcBorders>
-              <w:top w:val="single" w:sz="4" w:space="0" w:color="010000"/>
-            </w:tcBorders>
-            <w:vAlign w:val="center"/>
-          </w:tcPr>
-          <w:p>
-            <w:pPr>
-              <w:jc w:val="left"/>
-            </w:pPr>
-            <w:r/>
-            <w:r>
-              <w:rPr>
-                <w:rFonts w:hint="eastAsia"/>
-                <w:color w:val="000000"/>
-                <w:sz w:val="21"/>
-              </w:rPr>
-              <w:t>半导体等离子体电源系统，包括远程等离子源发生系统与等离子体射频电源、自动网络匹配器，应用于刻蚀设备、化学薄膜设备、离子注入与物理气相沉积设备</w:t>
+              <w:t>分产品、分规格的收入与成本台账；物料清单单位耗用量与实际耗用量的差异记录；边角料与报废品的流转及核算记录</w:t>
             </w:r>
           </w:p>
         </w:tc>
@@ -21266,7 +21439,30 @@
         </w:trPr>
         <w:tc>
           <w:tcPr>
-            <w:tcW w:w="923" w:type="pct"/>
+            <w:tcW w:w="800" w:type="pct"/>
+            <w:tcBorders>
+              <w:top w:val="single" w:sz="4" w:space="0" w:color="010000"/>
+            </w:tcBorders>
+            <w:vAlign w:val="center"/>
+          </w:tcPr>
+          <w:p>
+            <w:pPr>
+              <w:jc w:val="center"/>
+            </w:pPr>
+            <w:r/>
+            <w:r>
+              <w:rPr>
+                <w:rFonts w:hint="eastAsia"/>
+                <w:color w:val="000000"/>
+                <w:sz w:val="21"/>
+              </w:rPr>
+              <w:t>技术先进性与核心技术</w:t>
+            </w:r>
+          </w:p>
+        </w:tc>
+        <w:tc>
+          <w:tcPr>
+            <w:tcW w:w="2300" w:type="pct"/>
             <w:tcBorders>
               <w:top w:val="single" w:sz="4" w:space="0" w:color="010000"/>
             </w:tcBorders>
@@ -21283,59 +21479,13 @@
                 <w:color w:val="000000"/>
                 <w:sz w:val="21"/>
               </w:rPr>
-              <w:t>新美光（苏州）半导体科技股份有限公司</w:t>
-            </w:r>
-          </w:p>
-        </w:tc>
-        <w:tc>
-          <w:tcPr>
-            <w:tcW w:w="538" w:type="pct"/>
-            <w:tcBorders>
-              <w:top w:val="single" w:sz="4" w:space="0" w:color="010000"/>
-            </w:tcBorders>
-            <w:vAlign w:val="center"/>
-          </w:tcPr>
-          <w:p>
-            <w:pPr>
-              <w:jc w:val="center"/>
-            </w:pPr>
-            <w:r/>
-            <w:r>
-              <w:rPr>
-                <w:rFonts w:hint="eastAsia"/>
-                <w:color w:val="000000"/>
-                <w:sz w:val="21"/>
-              </w:rPr>
-              <w:t>辅导机构</w:t>
-            </w:r>
-          </w:p>
-        </w:tc>
-        <w:tc>
-          <w:tcPr>
-            <w:tcW w:w="615" w:type="pct"/>
-            <w:tcBorders>
-              <w:top w:val="single" w:sz="4" w:space="0" w:color="010000"/>
-            </w:tcBorders>
-            <w:vAlign w:val="center"/>
-          </w:tcPr>
-          <w:p>
-            <w:pPr>
-              <w:jc w:val="center"/>
-            </w:pPr>
-            <w:r/>
-            <w:r>
-              <w:rPr>
-                <w:rFonts w:hint="eastAsia"/>
-                <w:color w:val="000000"/>
-                <w:sz w:val="21"/>
-              </w:rPr>
-              <w:t>辅导备案登记受理</w:t>
-            </w:r>
-          </w:p>
-        </w:tc>
-        <w:tc>
-          <w:tcPr>
-            <w:tcW w:w="923" w:type="pct"/>
+              <w:t>可比公司公开披露的技术指标、专利信息与招股说明书；发行人技术参数；核心客户采购负责人访谈记录；外协厂商基本信息及其与同行业公司的股权关系；可比公司模组业务收入占比与客户结构</w:t>
+            </w:r>
+          </w:p>
+        </w:tc>
+        <w:tc>
+          <w:tcPr>
+            <w:tcW w:w="1900" w:type="pct"/>
             <w:tcBorders>
               <w:top w:val="single" w:sz="4" w:space="0" w:color="010000"/>
             </w:tcBorders>
@@ -21352,30 +21502,7 @@
                 <w:color w:val="000000"/>
                 <w:sz w:val="21"/>
               </w:rPr>
-              <w:t>2026年7月24日</w:t>
-            </w:r>
-          </w:p>
-        </w:tc>
-        <w:tc>
-          <w:tcPr>
-            <w:tcW w:w="2000" w:type="pct"/>
-            <w:tcBorders>
-              <w:top w:val="single" w:sz="4" w:space="0" w:color="010000"/>
-            </w:tcBorders>
-            <w:vAlign w:val="center"/>
-          </w:tcPr>
-          <w:p>
-            <w:pPr>
-              <w:jc w:val="left"/>
-            </w:pPr>
-            <w:r/>
-            <w:r>
-              <w:rPr>
-                <w:rFonts w:hint="eastAsia"/>
-                <w:color w:val="000000"/>
-                <w:sz w:val="21"/>
-              </w:rPr>
-              <w:t>等离子刻蚀先进制程核心零部件，包括单晶硅部件（聚焦环、硅电极、硅材料托盘、硅板）、碳化硅部件与刻蚀腔体表面镀膜</w:t>
+              <w:t>分项技术参数与可比对象的对照记录；外协工序清单及外协方的客户认证情况；产品在客户端的验证与认证记录</w:t>
             </w:r>
           </w:p>
         </w:tc>
@@ -21387,7 +21514,30 @@
         </w:trPr>
         <w:tc>
           <w:tcPr>
-            <w:tcW w:w="923" w:type="pct"/>
+            <w:tcW w:w="800" w:type="pct"/>
+            <w:tcBorders>
+              <w:top w:val="single" w:sz="4" w:space="0" w:color="010000"/>
+            </w:tcBorders>
+            <w:vAlign w:val="center"/>
+          </w:tcPr>
+          <w:p>
+            <w:pPr>
+              <w:jc w:val="center"/>
+            </w:pPr>
+            <w:r/>
+            <w:r>
+              <w:rPr>
+                <w:rFonts w:hint="eastAsia"/>
+                <w:color w:val="000000"/>
+                <w:sz w:val="21"/>
+              </w:rPr>
+              <w:t>技术来源与出资合法性</w:t>
+            </w:r>
+          </w:p>
+        </w:tc>
+        <w:tc>
+          <w:tcPr>
+            <w:tcW w:w="2300" w:type="pct"/>
             <w:tcBorders>
               <w:top w:val="single" w:sz="4" w:space="0" w:color="010000"/>
             </w:tcBorders>
@@ -21404,59 +21554,13 @@
                 <w:color w:val="000000"/>
                 <w:sz w:val="21"/>
               </w:rPr>
-              <w:t>盛吉盛半导体科技股份有限公司</w:t>
-            </w:r>
-          </w:p>
-        </w:tc>
-        <w:tc>
-          <w:tcPr>
-            <w:tcW w:w="538" w:type="pct"/>
-            <w:tcBorders>
-              <w:top w:val="single" w:sz="4" w:space="0" w:color="010000"/>
-            </w:tcBorders>
-            <w:vAlign w:val="center"/>
-          </w:tcPr>
-          <w:p>
-            <w:pPr>
-              <w:jc w:val="center"/>
-            </w:pPr>
-            <w:r/>
-            <w:r>
-              <w:rPr>
-                <w:rFonts w:hint="eastAsia"/>
-                <w:color w:val="000000"/>
-                <w:sz w:val="21"/>
-              </w:rPr>
-              <w:t>辅导机构</w:t>
-            </w:r>
-          </w:p>
-        </w:tc>
-        <w:tc>
-          <w:tcPr>
-            <w:tcW w:w="615" w:type="pct"/>
-            <w:tcBorders>
-              <w:top w:val="single" w:sz="4" w:space="0" w:color="010000"/>
-            </w:tcBorders>
-            <w:vAlign w:val="center"/>
-          </w:tcPr>
-          <w:p>
-            <w:pPr>
-              <w:jc w:val="center"/>
-            </w:pPr>
-            <w:r/>
-            <w:r>
-              <w:rPr>
-                <w:rFonts w:hint="eastAsia"/>
-                <w:color w:val="000000"/>
-                <w:sz w:val="21"/>
-              </w:rPr>
-              <w:t>辅导备案登记受理</w:t>
-            </w:r>
-          </w:p>
-        </w:tc>
-        <w:tc>
-          <w:tcPr>
-            <w:tcW w:w="923" w:type="pct"/>
+              <w:t>工商登记文件；资产评估报告与评估复核报告；验资报告与验资复核报告；出资资产交付确认书；研发计划、研发过程记录与研发数据；技术资料交付凭证；相关方声明与承诺；法院、仲裁机构与政府部门的合规证明</w:t>
+            </w:r>
+          </w:p>
+        </w:tc>
+        <w:tc>
+          <w:tcPr>
+            <w:tcW w:w="1900" w:type="pct"/>
             <w:tcBorders>
               <w:top w:val="single" w:sz="4" w:space="0" w:color="010000"/>
             </w:tcBorders>
@@ -21473,30 +21577,7 @@
                 <w:color w:val="000000"/>
                 <w:sz w:val="21"/>
               </w:rPr>
-              <w:t>2026年7月27日（宁波证监局）</w:t>
-            </w:r>
-          </w:p>
-        </w:tc>
-        <w:tc>
-          <w:tcPr>
-            <w:tcW w:w="2000" w:type="pct"/>
-            <w:tcBorders>
-              <w:top w:val="single" w:sz="4" w:space="0" w:color="010000"/>
-            </w:tcBorders>
-            <w:vAlign w:val="center"/>
-          </w:tcPr>
-          <w:p>
-            <w:pPr>
-              <w:jc w:val="left"/>
-            </w:pPr>
-            <w:r/>
-            <w:r>
-              <w:rPr>
-                <w:rFonts w:hint="eastAsia"/>
-                <w:color w:val="000000"/>
-                <w:sz w:val="21"/>
-              </w:rPr>
-              <w:t>集成电路专用设备及关键零部件，包括薄膜沉积整机系列与配套精密核心零部件</w:t>
+              <w:t>技术形成过程的时间线与原始研发记录；技术权属文件与评估交付凭证；合作研发协议中的知识产权归属与保密条款</w:t>
             </w:r>
           </w:p>
         </w:tc>
@@ -21508,7 +21589,30 @@
         </w:trPr>
         <w:tc>
           <w:tcPr>
-            <w:tcW w:w="923" w:type="pct"/>
+            <w:tcW w:w="800" w:type="pct"/>
+            <w:tcBorders>
+              <w:top w:val="single" w:sz="4" w:space="0" w:color="010000"/>
+            </w:tcBorders>
+            <w:vAlign w:val="center"/>
+          </w:tcPr>
+          <w:p>
+            <w:pPr>
+              <w:jc w:val="center"/>
+            </w:pPr>
+            <w:r/>
+            <w:r>
+              <w:rPr>
+                <w:rFonts w:hint="eastAsia"/>
+                <w:color w:val="000000"/>
+                <w:sz w:val="21"/>
+              </w:rPr>
+              <w:t>收入与业绩可持续性</w:t>
+            </w:r>
+          </w:p>
+        </w:tc>
+        <w:tc>
+          <w:tcPr>
+            <w:tcW w:w="2300" w:type="pct"/>
             <w:tcBorders>
               <w:top w:val="single" w:sz="4" w:space="0" w:color="010000"/>
             </w:tcBorders>
@@ -21525,59 +21629,13 @@
                 <w:color w:val="000000"/>
                 <w:sz w:val="21"/>
               </w:rPr>
-              <w:t>上海先普科技股份有限公司</w:t>
-            </w:r>
-          </w:p>
-        </w:tc>
-        <w:tc>
-          <w:tcPr>
-            <w:tcW w:w="538" w:type="pct"/>
-            <w:tcBorders>
-              <w:top w:val="single" w:sz="4" w:space="0" w:color="010000"/>
-            </w:tcBorders>
-            <w:vAlign w:val="center"/>
-          </w:tcPr>
-          <w:p>
-            <w:pPr>
-              <w:jc w:val="center"/>
-            </w:pPr>
-            <w:r/>
-            <w:r>
-              <w:rPr>
-                <w:rFonts w:hint="eastAsia"/>
-                <w:color w:val="000000"/>
-                <w:sz w:val="21"/>
-              </w:rPr>
-              <w:t>辅导机构</w:t>
-            </w:r>
-          </w:p>
-        </w:tc>
-        <w:tc>
-          <w:tcPr>
-            <w:tcW w:w="615" w:type="pct"/>
-            <w:tcBorders>
-              <w:top w:val="single" w:sz="4" w:space="0" w:color="010000"/>
-            </w:tcBorders>
-            <w:vAlign w:val="center"/>
-          </w:tcPr>
-          <w:p>
-            <w:pPr>
-              <w:jc w:val="center"/>
-            </w:pPr>
-            <w:r/>
-            <w:r>
-              <w:rPr>
-                <w:rFonts w:hint="eastAsia"/>
-                <w:color w:val="000000"/>
-                <w:sz w:val="21"/>
-              </w:rPr>
-              <w:t>辅导备案登记受理</w:t>
-            </w:r>
-          </w:p>
-        </w:tc>
-        <w:tc>
-          <w:tcPr>
-            <w:tcW w:w="923" w:type="pct"/>
+              <w:t>SEMI、QY Research等机构的市场规模与国产化率数据；募投项目可行性研究报告与经济效益测算表；下游行业研究报告与主要厂商资本开支计划；可比公司及下游主要客户定期报告；在手订单；汇兑损益分析</w:t>
+            </w:r>
+          </w:p>
+        </w:tc>
+        <w:tc>
+          <w:tcPr>
+            <w:tcW w:w="1900" w:type="pct"/>
             <w:tcBorders>
               <w:top w:val="single" w:sz="4" w:space="0" w:color="010000"/>
             </w:tcBorders>
@@ -21594,13 +21652,42 @@
                 <w:color w:val="000000"/>
                 <w:sz w:val="21"/>
               </w:rPr>
-              <w:t>2025年12月24日（拟北交所）</w:t>
-            </w:r>
-          </w:p>
-        </w:tc>
-        <w:tc>
-          <w:tcPr>
-            <w:tcW w:w="2000" w:type="pct"/>
+              <w:t>在手订单台账，含数量与价格；分产线的产能与产能利用率记录；外币结算与汇兑损益记录</w:t>
+            </w:r>
+          </w:p>
+        </w:tc>
+      </w:tr>
+      <w:tr>
+        <w:trPr>
+          <w:cantSplit/>
+          <w:jc w:val="center"/>
+        </w:trPr>
+        <w:tc>
+          <w:tcPr>
+            <w:tcW w:w="800" w:type="pct"/>
+            <w:tcBorders>
+              <w:top w:val="single" w:sz="4" w:space="0" w:color="010000"/>
+            </w:tcBorders>
+            <w:vAlign w:val="center"/>
+          </w:tcPr>
+          <w:p>
+            <w:pPr>
+              <w:jc w:val="center"/>
+            </w:pPr>
+            <w:r/>
+            <w:r>
+              <w:rPr>
+                <w:rFonts w:hint="eastAsia"/>
+                <w:color w:val="000000"/>
+                <w:sz w:val="21"/>
+              </w:rPr>
+              <w:t>客户与供应商</w:t>
+            </w:r>
+          </w:p>
+        </w:tc>
+        <w:tc>
+          <w:tcPr>
+            <w:tcW w:w="2300" w:type="pct"/>
             <w:tcBorders>
               <w:top w:val="single" w:sz="4" w:space="0" w:color="010000"/>
             </w:tcBorders>
@@ -21617,7 +21704,330 @@
                 <w:color w:val="000000"/>
                 <w:sz w:val="21"/>
               </w:rPr>
-              <w:t>半导体行业气体纯化器与气体过滤器，提供气体微污染控制解决方案</w:t>
+              <w:t>采购明细表；主要供应商访谈记录与说明；市场价格、可比公司采购价格、向不同供应商的采购价格与供应商向其他客户的销售价格；客户回款内部规定与第三方回款情况；应收账款内控制度</w:t>
+            </w:r>
+          </w:p>
+        </w:tc>
+        <w:tc>
+          <w:tcPr>
+            <w:tcW w:w="1900" w:type="pct"/>
+            <w:tcBorders>
+              <w:top w:val="single" w:sz="4" w:space="0" w:color="010000"/>
+            </w:tcBorders>
+            <w:vAlign w:val="center"/>
+          </w:tcPr>
+          <w:p>
+            <w:pPr>
+              <w:jc w:val="left"/>
+            </w:pPr>
+            <w:r/>
+            <w:r>
+              <w:rPr>
+                <w:rFonts w:hint="eastAsia"/>
+                <w:color w:val="000000"/>
+                <w:sz w:val="21"/>
+              </w:rPr>
+              <w:t>供应商准入记录与合作起始时间；同类材料分供应商的采购单价台账；客户回款与第三方回款记录</w:t>
+            </w:r>
+          </w:p>
+        </w:tc>
+      </w:tr>
+      <w:tr>
+        <w:trPr>
+          <w:cantSplit/>
+          <w:jc w:val="center"/>
+        </w:trPr>
+        <w:tc>
+          <w:tcPr>
+            <w:tcW w:w="800" w:type="pct"/>
+            <w:tcBorders>
+              <w:top w:val="single" w:sz="4" w:space="0" w:color="010000"/>
+            </w:tcBorders>
+            <w:vAlign w:val="center"/>
+          </w:tcPr>
+          <w:p>
+            <w:pPr>
+              <w:jc w:val="center"/>
+            </w:pPr>
+            <w:r/>
+            <w:r>
+              <w:rPr>
+                <w:rFonts w:hint="eastAsia"/>
+                <w:color w:val="000000"/>
+                <w:sz w:val="21"/>
+              </w:rPr>
+              <w:t>产销勾稽与投入产出</w:t>
+            </w:r>
+          </w:p>
+        </w:tc>
+        <w:tc>
+          <w:tcPr>
+            <w:tcW w:w="2300" w:type="pct"/>
+            <w:tcBorders>
+              <w:top w:val="single" w:sz="4" w:space="0" w:color="010000"/>
+            </w:tcBorders>
+            <w:vAlign w:val="center"/>
+          </w:tcPr>
+          <w:p>
+            <w:pPr>
+              <w:jc w:val="left"/>
+            </w:pPr>
+            <w:r/>
+            <w:r>
+              <w:rPr>
+                <w:rFonts w:hint="eastAsia"/>
+                <w:color w:val="000000"/>
+                <w:sz w:val="21"/>
+              </w:rPr>
+              <w:t>存货管理制度与存货盘点表；存货监盘记录；销售与收款、生产与仓储流程的穿行测试与控制测试底稿；生产计划、销售合同、出入库单与收款凭证；中国电子口岸出口数据与海关函证；客户走访与函证；各规格产品按两套计量口径的产量、销量及金额表；期末存货明细表；各月度用水量与用电量明细及凭据；运费明细表与运输合同结算单</w:t>
+            </w:r>
+          </w:p>
+        </w:tc>
+        <w:tc>
+          <w:tcPr>
+            <w:tcW w:w="1900" w:type="pct"/>
+            <w:tcBorders>
+              <w:top w:val="single" w:sz="4" w:space="0" w:color="010000"/>
+            </w:tcBorders>
+            <w:vAlign w:val="center"/>
+          </w:tcPr>
+          <w:p>
+            <w:pPr>
+              <w:jc w:val="left"/>
+            </w:pPr>
+            <w:r/>
+            <w:r>
+              <w:rPr>
+                <w:rFonts w:hint="eastAsia"/>
+                <w:color w:val="000000"/>
+                <w:sz w:val="21"/>
+              </w:rPr>
+              <w:t>按两套计量口径同时记录的产销存台账；月度水电用量明细及缴费凭据；单台设备的产量与能耗对应记录；出口订单的合同、报关单、签收凭据与回款凭证的单证链</w:t>
+            </w:r>
+          </w:p>
+        </w:tc>
+      </w:tr>
+      <w:tr>
+        <w:trPr>
+          <w:cantSplit/>
+          <w:jc w:val="center"/>
+        </w:trPr>
+        <w:tc>
+          <w:tcPr>
+            <w:tcW w:w="800" w:type="pct"/>
+            <w:tcBorders>
+              <w:top w:val="single" w:sz="4" w:space="0" w:color="010000"/>
+            </w:tcBorders>
+            <w:vAlign w:val="center"/>
+          </w:tcPr>
+          <w:p>
+            <w:pPr>
+              <w:jc w:val="center"/>
+            </w:pPr>
+            <w:r/>
+            <w:r>
+              <w:rPr>
+                <w:rFonts w:hint="eastAsia"/>
+                <w:color w:val="000000"/>
+                <w:sz w:val="21"/>
+              </w:rPr>
+              <w:t>募投项目与产能消化</w:t>
+            </w:r>
+          </w:p>
+        </w:tc>
+        <w:tc>
+          <w:tcPr>
+            <w:tcW w:w="2300" w:type="pct"/>
+            <w:tcBorders>
+              <w:top w:val="single" w:sz="4" w:space="0" w:color="010000"/>
+            </w:tcBorders>
+            <w:vAlign w:val="center"/>
+          </w:tcPr>
+          <w:p>
+            <w:pPr>
+              <w:jc w:val="left"/>
+            </w:pPr>
+            <w:r/>
+            <w:r>
+              <w:rPr>
+                <w:rFonts w:hint="eastAsia"/>
+                <w:color w:val="000000"/>
+                <w:sz w:val="21"/>
+              </w:rPr>
+              <w:t>募投项目投资协议；不动产权属文件；房屋租赁合同与租赁登记备案证明；同类上市公司相关模式的公开披露文件；园区管理方访谈记录；可行性研究报告与经济效益测算表</w:t>
+            </w:r>
+          </w:p>
+        </w:tc>
+        <w:tc>
+          <w:tcPr>
+            <w:tcW w:w="1900" w:type="pct"/>
+            <w:tcBorders>
+              <w:top w:val="single" w:sz="4" w:space="0" w:color="010000"/>
+            </w:tcBorders>
+            <w:vAlign w:val="center"/>
+          </w:tcPr>
+          <w:p>
+            <w:pPr>
+              <w:jc w:val="left"/>
+            </w:pPr>
+            <w:r/>
+            <w:r>
+              <w:rPr>
+                <w:rFonts w:hint="eastAsia"/>
+                <w:color w:val="000000"/>
+                <w:sz w:val="21"/>
+              </w:rPr>
+              <w:t>募投用地与厂房的权属或租赁文件；新增产能的测算依据及其与在手订单、客户需求的对应关系</w:t>
+            </w:r>
+          </w:p>
+        </w:tc>
+      </w:tr>
+      <w:tr>
+        <w:trPr>
+          <w:cantSplit/>
+          <w:jc w:val="center"/>
+        </w:trPr>
+        <w:tc>
+          <w:tcPr>
+            <w:tcW w:w="800" w:type="pct"/>
+            <w:tcBorders>
+              <w:top w:val="single" w:sz="4" w:space="0" w:color="010000"/>
+            </w:tcBorders>
+            <w:vAlign w:val="center"/>
+          </w:tcPr>
+          <w:p>
+            <w:pPr>
+              <w:jc w:val="center"/>
+            </w:pPr>
+            <w:r/>
+            <w:r>
+              <w:rPr>
+                <w:rFonts w:hint="eastAsia"/>
+                <w:color w:val="000000"/>
+                <w:sz w:val="21"/>
+              </w:rPr>
+              <w:t>股权与实际控制人</w:t>
+            </w:r>
+          </w:p>
+        </w:tc>
+        <w:tc>
+          <w:tcPr>
+            <w:tcW w:w="2300" w:type="pct"/>
+            <w:tcBorders>
+              <w:top w:val="single" w:sz="4" w:space="0" w:color="010000"/>
+            </w:tcBorders>
+            <w:vAlign w:val="center"/>
+          </w:tcPr>
+          <w:p>
+            <w:pPr>
+              <w:jc w:val="left"/>
+            </w:pPr>
+            <w:r/>
+            <w:r>
+              <w:rPr>
+                <w:rFonts w:hint="eastAsia"/>
+                <w:color w:val="000000"/>
+                <w:sz w:val="21"/>
+              </w:rPr>
+              <w:t>公司章程与内部治理制度；一致行动协议；历次三会会议文件；工商登记文件；股东、董监高及员工代表访谈记录；历次股东大会与董事会投票表决情况；出资凭证与出资前后银行对账单、投资记录、财务报表、股东调查表；基金管理人章程、合伙协议与投资决策制度</w:t>
+            </w:r>
+          </w:p>
+        </w:tc>
+        <w:tc>
+          <w:tcPr>
+            <w:tcW w:w="1900" w:type="pct"/>
+            <w:tcBorders>
+              <w:top w:val="single" w:sz="4" w:space="0" w:color="010000"/>
+            </w:tcBorders>
+            <w:vAlign w:val="center"/>
+          </w:tcPr>
+          <w:p>
+            <w:pPr>
+              <w:jc w:val="left"/>
+            </w:pPr>
+            <w:r/>
+            <w:r>
+              <w:rPr>
+                <w:rFonts w:hint="eastAsia"/>
+                <w:color w:val="000000"/>
+                <w:sz w:val="21"/>
+              </w:rPr>
+              <w:t>股权沿革文件与历次出资凭证；股东大会与董事会的表决记录；融资协议中的特殊权利条款及其清理文件</w:t>
+            </w:r>
+          </w:p>
+        </w:tc>
+      </w:tr>
+      <w:tr>
+        <w:trPr>
+          <w:cantSplit/>
+          <w:jc w:val="center"/>
+        </w:trPr>
+        <w:tc>
+          <w:tcPr>
+            <w:tcW w:w="800" w:type="pct"/>
+            <w:tcBorders>
+              <w:top w:val="single" w:sz="4" w:space="0" w:color="010000"/>
+            </w:tcBorders>
+            <w:vAlign w:val="center"/>
+          </w:tcPr>
+          <w:p>
+            <w:pPr>
+              <w:jc w:val="center"/>
+            </w:pPr>
+            <w:r/>
+            <w:r>
+              <w:rPr>
+                <w:rFonts w:hint="eastAsia"/>
+                <w:color w:val="000000"/>
+                <w:sz w:val="21"/>
+              </w:rPr>
+              <w:t>关联方与共用资源</w:t>
+            </w:r>
+          </w:p>
+        </w:tc>
+        <w:tc>
+          <w:tcPr>
+            <w:tcW w:w="2300" w:type="pct"/>
+            <w:tcBorders>
+              <w:top w:val="single" w:sz="4" w:space="0" w:color="010000"/>
+            </w:tcBorders>
+            <w:vAlign w:val="center"/>
+          </w:tcPr>
+          <w:p>
+            <w:pPr>
+              <w:jc w:val="left"/>
+            </w:pPr>
+            <w:r/>
+            <w:r>
+              <w:rPr>
+                <w:rFonts w:hint="eastAsia"/>
+                <w:color w:val="000000"/>
+                <w:sz w:val="21"/>
+              </w:rPr>
+              <w:t>关联方与发行人采购单价差异对净利润影响的测算；关联方控股公司的公开披露信息与实地走访记录；关联方提供的员工信息；向前五大客户与主要供应商发出的询证函及回函；主要客户与供应商访谈记录；与关联方签署的协议及各期交易明细；相关方声明与承诺</w:t>
+            </w:r>
+          </w:p>
+        </w:tc>
+        <w:tc>
+          <w:tcPr>
+            <w:tcW w:w="1900" w:type="pct"/>
+            <w:tcBorders>
+              <w:top w:val="single" w:sz="4" w:space="0" w:color="010000"/>
+            </w:tcBorders>
+            <w:vAlign w:val="center"/>
+          </w:tcPr>
+          <w:p>
+            <w:pPr>
+              <w:jc w:val="left"/>
+            </w:pPr>
+            <w:r/>
+            <w:r>
+              <w:rPr>
+                <w:rFonts w:hint="eastAsia"/>
+                <w:color w:val="000000"/>
+                <w:sz w:val="21"/>
+              </w:rPr>
+              <w:t>关联方清单与关联交易台账；与关联方共用厂房、水电、人员的合同与结算记录；同类材料向关联方与非关联方采购的单价对照；骨干员工入职前五年的任职经历记录</w:t>
             </w:r>
           </w:p>
         </w:tc>
@@ -21634,7 +22044,33 @@
           <w:sz w:val="11"/>
           <w:szCs w:val="11"/>
         </w:rPr>
-        <w:t>资料来源：交易所发行上市审核信息公开网站、各地证监局辅导备案公示、Wind整理成果，本报告整理</w:t>
+        <w:t>资料来源：托伦斯、臻宝科技、珂玛科技、神工股份、中微公司的审核问询函回复、上市委审议意见落实函回复与审核中心意见落实函回复，本报告整理。注一：中列为上述五家企业公开回复中由中介机构列明的核查程序所涉材料，按关注点归并，不同企业的具体材料范围因业务模式而异；注二：右列为中列材料在企业日常经营中的对应记录，系依据中列内容归纳，非监管规则的列举。</w:t>
+      </w:r>
+    </w:p>
+    <w:p>
+      <w:pPr>
+        <w:pStyle w:val="2"/>
+        <w:spacing w:before="156" w:after="156"/>
+      </w:pPr>
+      <w:bookmarkStart w:id="1044" w:name="_Toc900044"/>
+      <w:r>
+        <w:rPr>
+          <w:rFonts w:hint="eastAsia"/>
+          <w:b/>
+        </w:rPr>
+        <w:t>与国泰海通相关的产业链公司</w:t>
+      </w:r>
+      <w:bookmarkEnd w:id="1044"/>
+    </w:p>
+    <w:p>
+      <w:pPr>
+        <w:pStyle w:val="a0"/>
+      </w:pPr>
+      <w:r>
+        <w:rPr>
+          <w:rFonts w:hint="eastAsia"/>
+        </w:rPr>
+        <w:t>本章列示国泰海通在半导体设备与零部件领域的在审、辅导、已保荐上市、再融资与已终止项目。各表末列标注该公司与无锡金源在产业链上的位置关系，关系判断依据为产品在设备中的功能位置，不涉及双方是否已存在业务往来。</w:t>
       </w:r>
     </w:p>
     <w:p>
@@ -21651,7 +22087,7 @@
         <w:rPr>
           <w:rFonts w:hint="eastAsia"/>
         </w:rPr>
-        <w:t>8.2 已保荐上市的相关公司</w:t>
+        <w:t>8.1 在审与辅导中的项目</w:t>
       </w:r>
       <w:bookmarkEnd w:id="1045"/>
     </w:p>
@@ -21666,7 +22102,7 @@
           <w:b/>
           <w:sz w:val="21"/>
         </w:rPr>
-        <w:t>表14  国泰海通系已保荐上市的相关公司</w:t>
+        <w:t>表14  国泰海通在半导体设备与零部件领域的在审及辅导项目</w:t>
       </w:r>
     </w:p>
     <w:tbl>
@@ -21699,7 +22135,7 @@
         </w:trPr>
         <w:tc>
           <w:tcPr>
-            <w:tcW w:w="973" w:type="pct"/>
+            <w:tcW w:w="698" w:type="pct"/>
             <w:tcBorders>
               <w:top w:val="single" w:sz="12" w:space="0" w:color="010000"/>
               <w:bottom w:val="single" w:sz="4" w:space="0" w:color="010000"/>
@@ -21725,7 +22161,7 @@
         </w:tc>
         <w:tc>
           <w:tcPr>
-            <w:tcW w:w="575" w:type="pct"/>
+            <w:tcW w:w="426" w:type="pct"/>
             <w:tcBorders>
               <w:top w:val="single" w:sz="12" w:space="0" w:color="010000"/>
               <w:bottom w:val="single" w:sz="4" w:space="0" w:color="010000"/>
@@ -21745,13 +22181,13 @@
                 <w:color w:val="000000"/>
                 <w:sz w:val="21"/>
               </w:rPr>
-              <w:t>证券代码</w:t>
-            </w:r>
-          </w:p>
-        </w:tc>
-        <w:tc>
-          <w:tcPr>
-            <w:tcW w:w="619" w:type="pct"/>
+              <w:t>与国泰海通的关系</w:t>
+            </w:r>
+          </w:p>
+        </w:tc>
+        <w:tc>
+          <w:tcPr>
+            <w:tcW w:w="465" w:type="pct"/>
             <w:tcBorders>
               <w:top w:val="single" w:sz="12" w:space="0" w:color="010000"/>
               <w:bottom w:val="single" w:sz="4" w:space="0" w:color="010000"/>
@@ -21771,13 +22207,13 @@
                 <w:color w:val="000000"/>
                 <w:sz w:val="21"/>
               </w:rPr>
-              <w:t>发行时间</w:t>
-            </w:r>
-          </w:p>
-        </w:tc>
-        <w:tc>
-          <w:tcPr>
-            <w:tcW w:w="1062" w:type="pct"/>
+              <w:t>当前状态</w:t>
+            </w:r>
+          </w:p>
+        </w:tc>
+        <w:tc>
+          <w:tcPr>
+            <w:tcW w:w="775" w:type="pct"/>
             <w:tcBorders>
               <w:top w:val="single" w:sz="12" w:space="0" w:color="010000"/>
               <w:bottom w:val="single" w:sz="4" w:space="0" w:color="010000"/>
@@ -21797,13 +22233,13 @@
                 <w:color w:val="000000"/>
                 <w:sz w:val="21"/>
               </w:rPr>
-              <w:t>担任角色</w:t>
-            </w:r>
-          </w:p>
-        </w:tc>
-        <w:tc>
-          <w:tcPr>
-            <w:tcW w:w="619" w:type="pct"/>
+              <w:t>时间</w:t>
+            </w:r>
+          </w:p>
+        </w:tc>
+        <w:tc>
+          <w:tcPr>
+            <w:tcW w:w="1473" w:type="pct"/>
             <w:tcBorders>
               <w:top w:val="single" w:sz="12" w:space="0" w:color="010000"/>
               <w:bottom w:val="single" w:sz="4" w:space="0" w:color="010000"/>
@@ -21823,13 +22259,13 @@
                 <w:color w:val="000000"/>
                 <w:sz w:val="21"/>
               </w:rPr>
-              <w:t>当时主体名称</w:t>
-            </w:r>
-          </w:p>
-        </w:tc>
-        <w:tc>
-          <w:tcPr>
-            <w:tcW w:w="1150" w:type="pct"/>
+              <w:t>主营业务</w:t>
+            </w:r>
+          </w:p>
+        </w:tc>
+        <w:tc>
+          <w:tcPr>
+            <w:tcW w:w="1163" w:type="pct"/>
             <w:tcBorders>
               <w:top w:val="single" w:sz="12" w:space="0" w:color="010000"/>
               <w:bottom w:val="single" w:sz="4" w:space="0" w:color="010000"/>
@@ -21849,7 +22285,7 @@
                 <w:color w:val="000000"/>
                 <w:sz w:val="21"/>
               </w:rPr>
-              <w:t>环节</w:t>
+              <w:t>与无锡金源的产业链关系</w:t>
             </w:r>
           </w:p>
         </w:tc>
@@ -21861,7 +22297,7 @@
         </w:trPr>
         <w:tc>
           <w:tcPr>
-            <w:tcW w:w="973" w:type="pct"/>
+            <w:tcW w:w="698" w:type="pct"/>
             <w:tcBorders>
               <w:top w:val="single" w:sz="4" w:space="0" w:color="010000"/>
             </w:tcBorders>
@@ -21878,59 +22314,59 @@
                 <w:color w:val="000000"/>
                 <w:sz w:val="21"/>
               </w:rPr>
-              <w:t>锦州神工半导体（神工股份）</w:t>
-            </w:r>
-          </w:p>
-        </w:tc>
-        <w:tc>
-          <w:tcPr>
-            <w:tcW w:w="575" w:type="pct"/>
-            <w:tcBorders>
-              <w:top w:val="single" w:sz="4" w:space="0" w:color="010000"/>
-            </w:tcBorders>
-            <w:vAlign w:val="center"/>
-          </w:tcPr>
-          <w:p>
-            <w:pPr>
-              <w:jc w:val="center"/>
-            </w:pPr>
-            <w:r/>
-            <w:r>
-              <w:rPr>
-                <w:rFonts w:hint="eastAsia"/>
-                <w:color w:val="000000"/>
-                <w:sz w:val="21"/>
-              </w:rPr>
-              <w:t>688233.SH</w:t>
-            </w:r>
-          </w:p>
-        </w:tc>
-        <w:tc>
-          <w:tcPr>
-            <w:tcW w:w="619" w:type="pct"/>
-            <w:tcBorders>
-              <w:top w:val="single" w:sz="4" w:space="0" w:color="010000"/>
-            </w:tcBorders>
-            <w:vAlign w:val="center"/>
-          </w:tcPr>
-          <w:p>
-            <w:pPr>
-              <w:jc w:val="center"/>
-            </w:pPr>
-            <w:r/>
-            <w:r>
-              <w:rPr>
-                <w:rFonts w:hint="eastAsia"/>
-                <w:color w:val="000000"/>
-                <w:sz w:val="21"/>
-              </w:rPr>
-              <w:t>2020年2月21日</w:t>
-            </w:r>
-          </w:p>
-        </w:tc>
-        <w:tc>
-          <w:tcPr>
-            <w:tcW w:w="1062" w:type="pct"/>
+              <w:t>江苏神州半导体科技股份有限公司</w:t>
+            </w:r>
+          </w:p>
+        </w:tc>
+        <w:tc>
+          <w:tcPr>
+            <w:tcW w:w="426" w:type="pct"/>
+            <w:tcBorders>
+              <w:top w:val="single" w:sz="4" w:space="0" w:color="010000"/>
+            </w:tcBorders>
+            <w:vAlign w:val="center"/>
+          </w:tcPr>
+          <w:p>
+            <w:pPr>
+              <w:jc w:val="center"/>
+            </w:pPr>
+            <w:r/>
+            <w:r>
+              <w:rPr>
+                <w:rFonts w:hint="eastAsia"/>
+                <w:color w:val="000000"/>
+                <w:sz w:val="21"/>
+              </w:rPr>
+              <w:t>保荐机构</w:t>
+            </w:r>
+          </w:p>
+        </w:tc>
+        <w:tc>
+          <w:tcPr>
+            <w:tcW w:w="465" w:type="pct"/>
+            <w:tcBorders>
+              <w:top w:val="single" w:sz="4" w:space="0" w:color="010000"/>
+            </w:tcBorders>
+            <w:vAlign w:val="center"/>
+          </w:tcPr>
+          <w:p>
+            <w:pPr>
+              <w:jc w:val="center"/>
+            </w:pPr>
+            <w:r/>
+            <w:r>
+              <w:rPr>
+                <w:rFonts w:hint="eastAsia"/>
+                <w:color w:val="000000"/>
+                <w:sz w:val="21"/>
+              </w:rPr>
+              <w:t>科创板IPO已问询</w:t>
+            </w:r>
+          </w:p>
+        </w:tc>
+        <w:tc>
+          <w:tcPr>
+            <w:tcW w:w="775" w:type="pct"/>
             <w:tcBorders>
               <w:top w:val="single" w:sz="4" w:space="0" w:color="010000"/>
             </w:tcBorders>
@@ -21947,36 +22383,13 @@
                 <w:color w:val="000000"/>
                 <w:sz w:val="21"/>
               </w:rPr>
-              <w:t>保荐人、主承销商</w:t>
-            </w:r>
-          </w:p>
-        </w:tc>
-        <w:tc>
-          <w:tcPr>
-            <w:tcW w:w="619" w:type="pct"/>
-            <w:tcBorders>
-              <w:top w:val="single" w:sz="4" w:space="0" w:color="010000"/>
-            </w:tcBorders>
-            <w:vAlign w:val="center"/>
-          </w:tcPr>
-          <w:p>
-            <w:pPr>
-              <w:jc w:val="center"/>
-            </w:pPr>
-            <w:r/>
-            <w:r>
-              <w:rPr>
-                <w:rFonts w:hint="eastAsia"/>
-                <w:color w:val="000000"/>
-                <w:sz w:val="21"/>
-              </w:rPr>
-              <w:t>国泰君安证券</w:t>
-            </w:r>
-          </w:p>
-        </w:tc>
-        <w:tc>
-          <w:tcPr>
-            <w:tcW w:w="1150" w:type="pct"/>
+              <w:t>2026年6月30日递交申报稿，招股说明书（申报稿）列示募集资金总额252,226.33万元</w:t>
+            </w:r>
+          </w:p>
+        </w:tc>
+        <w:tc>
+          <w:tcPr>
+            <w:tcW w:w="1473" w:type="pct"/>
             <w:tcBorders>
               <w:top w:val="single" w:sz="4" w:space="0" w:color="010000"/>
             </w:tcBorders>
@@ -21993,7 +22406,30 @@
                 <w:color w:val="000000"/>
                 <w:sz w:val="21"/>
               </w:rPr>
-              <w:t>集成电路刻蚀用单晶硅材料与硅零部件，含刻蚀用硅电极</w:t>
+              <w:t>半导体等离子体电源系统，包括远程等离子源发生系统与等离子体射频电源、自动网络匹配器，应用于刻蚀设备、化学薄膜设备、离子注入与物理气相沉积设备</w:t>
+            </w:r>
+          </w:p>
+        </w:tc>
+        <w:tc>
+          <w:tcPr>
+            <w:tcW w:w="1163" w:type="pct"/>
+            <w:tcBorders>
+              <w:top w:val="single" w:sz="4" w:space="0" w:color="010000"/>
+            </w:tcBorders>
+            <w:vAlign w:val="center"/>
+          </w:tcPr>
+          <w:p>
+            <w:pPr>
+              <w:jc w:val="left"/>
+            </w:pPr>
+            <w:r/>
+            <w:r>
+              <w:rPr>
+                <w:rFonts w:hint="eastAsia"/>
+                <w:color w:val="000000"/>
+                <w:sz w:val="21"/>
+              </w:rPr>
+              <w:t>同处零部件环节，装配于同类刻蚀与薄膜沉积设备；射频功率经上电极耦合进入腔体，与气体喷头同在等离子体发生回路</w:t>
             </w:r>
           </w:p>
         </w:tc>
@@ -22005,7 +22441,7 @@
         </w:trPr>
         <w:tc>
           <w:tcPr>
-            <w:tcW w:w="973" w:type="pct"/>
+            <w:tcW w:w="698" w:type="pct"/>
             <w:tcBorders>
               <w:top w:val="single" w:sz="4" w:space="0" w:color="010000"/>
             </w:tcBorders>
@@ -22022,59 +22458,59 @@
                 <w:color w:val="000000"/>
                 <w:sz w:val="21"/>
               </w:rPr>
-              <w:t>上海正帆科技</w:t>
-            </w:r>
-          </w:p>
-        </w:tc>
-        <w:tc>
-          <w:tcPr>
-            <w:tcW w:w="575" w:type="pct"/>
-            <w:tcBorders>
-              <w:top w:val="single" w:sz="4" w:space="0" w:color="010000"/>
-            </w:tcBorders>
-            <w:vAlign w:val="center"/>
-          </w:tcPr>
-          <w:p>
-            <w:pPr>
-              <w:jc w:val="center"/>
-            </w:pPr>
-            <w:r/>
-            <w:r>
-              <w:rPr>
-                <w:rFonts w:hint="eastAsia"/>
-                <w:color w:val="000000"/>
-                <w:sz w:val="21"/>
-              </w:rPr>
-              <w:t>688596.SH</w:t>
-            </w:r>
-          </w:p>
-        </w:tc>
-        <w:tc>
-          <w:tcPr>
-            <w:tcW w:w="619" w:type="pct"/>
-            <w:tcBorders>
-              <w:top w:val="single" w:sz="4" w:space="0" w:color="010000"/>
-            </w:tcBorders>
-            <w:vAlign w:val="center"/>
-          </w:tcPr>
-          <w:p>
-            <w:pPr>
-              <w:jc w:val="center"/>
-            </w:pPr>
-            <w:r/>
-            <w:r>
-              <w:rPr>
-                <w:rFonts w:hint="eastAsia"/>
-                <w:color w:val="000000"/>
-                <w:sz w:val="21"/>
-              </w:rPr>
-              <w:t>2020年8月20日</w:t>
-            </w:r>
-          </w:p>
-        </w:tc>
-        <w:tc>
-          <w:tcPr>
-            <w:tcW w:w="1062" w:type="pct"/>
+              <w:t>新美光（苏州）半导体科技股份有限公司</w:t>
+            </w:r>
+          </w:p>
+        </w:tc>
+        <w:tc>
+          <w:tcPr>
+            <w:tcW w:w="426" w:type="pct"/>
+            <w:tcBorders>
+              <w:top w:val="single" w:sz="4" w:space="0" w:color="010000"/>
+            </w:tcBorders>
+            <w:vAlign w:val="center"/>
+          </w:tcPr>
+          <w:p>
+            <w:pPr>
+              <w:jc w:val="center"/>
+            </w:pPr>
+            <w:r/>
+            <w:r>
+              <w:rPr>
+                <w:rFonts w:hint="eastAsia"/>
+                <w:color w:val="000000"/>
+                <w:sz w:val="21"/>
+              </w:rPr>
+              <w:t>辅导机构</w:t>
+            </w:r>
+          </w:p>
+        </w:tc>
+        <w:tc>
+          <w:tcPr>
+            <w:tcW w:w="465" w:type="pct"/>
+            <w:tcBorders>
+              <w:top w:val="single" w:sz="4" w:space="0" w:color="010000"/>
+            </w:tcBorders>
+            <w:vAlign w:val="center"/>
+          </w:tcPr>
+          <w:p>
+            <w:pPr>
+              <w:jc w:val="center"/>
+            </w:pPr>
+            <w:r/>
+            <w:r>
+              <w:rPr>
+                <w:rFonts w:hint="eastAsia"/>
+                <w:color w:val="000000"/>
+                <w:sz w:val="21"/>
+              </w:rPr>
+              <w:t>辅导备案登记受理</w:t>
+            </w:r>
+          </w:p>
+        </w:tc>
+        <w:tc>
+          <w:tcPr>
+            <w:tcW w:w="775" w:type="pct"/>
             <w:tcBorders>
               <w:top w:val="single" w:sz="4" w:space="0" w:color="010000"/>
             </w:tcBorders>
@@ -22091,36 +22527,13 @@
                 <w:color w:val="000000"/>
                 <w:sz w:val="21"/>
               </w:rPr>
-              <w:t>保荐机构、主承销商</w:t>
-            </w:r>
-          </w:p>
-        </w:tc>
-        <w:tc>
-          <w:tcPr>
-            <w:tcW w:w="619" w:type="pct"/>
-            <w:tcBorders>
-              <w:top w:val="single" w:sz="4" w:space="0" w:color="010000"/>
-            </w:tcBorders>
-            <w:vAlign w:val="center"/>
-          </w:tcPr>
-          <w:p>
-            <w:pPr>
-              <w:jc w:val="center"/>
-            </w:pPr>
-            <w:r/>
-            <w:r>
-              <w:rPr>
-                <w:rFonts w:hint="eastAsia"/>
-                <w:color w:val="000000"/>
-                <w:sz w:val="21"/>
-              </w:rPr>
-              <w:t>国泰君安证券</w:t>
-            </w:r>
-          </w:p>
-        </w:tc>
-        <w:tc>
-          <w:tcPr>
-            <w:tcW w:w="1150" w:type="pct"/>
+              <w:t>2026年7月24日</w:t>
+            </w:r>
+          </w:p>
+        </w:tc>
+        <w:tc>
+          <w:tcPr>
+            <w:tcW w:w="1473" w:type="pct"/>
             <w:tcBorders>
               <w:top w:val="single" w:sz="4" w:space="0" w:color="010000"/>
             </w:tcBorders>
@@ -22137,7 +22550,30 @@
                 <w:color w:val="000000"/>
                 <w:sz w:val="21"/>
               </w:rPr>
-              <w:t>电子工艺设备与气体输送系统，含气柜、气体管路</w:t>
+              <w:t>等离子刻蚀先进制程核心零部件，包括单晶硅部件（聚焦环、硅电极、硅材料托盘、硅板）、碳化硅部件与刻蚀腔体表面镀膜</w:t>
+            </w:r>
+          </w:p>
+        </w:tc>
+        <w:tc>
+          <w:tcPr>
+            <w:tcW w:w="1163" w:type="pct"/>
+            <w:tcBorders>
+              <w:top w:val="single" w:sz="4" w:space="0" w:color="010000"/>
+            </w:tcBorders>
+            <w:vAlign w:val="center"/>
+          </w:tcPr>
+          <w:p>
+            <w:pPr>
+              <w:jc w:val="left"/>
+            </w:pPr>
+            <w:r/>
+            <w:r>
+              <w:rPr>
+                <w:rFonts w:hint="eastAsia"/>
+                <w:color w:val="000000"/>
+                <w:sz w:val="21"/>
+              </w:rPr>
+              <w:t>同处零部件环节；其硅电极与无锡金源的精密气体喷头为同一功能部件的不同材料路线</w:t>
             </w:r>
           </w:p>
         </w:tc>
@@ -22149,7 +22585,7 @@
         </w:trPr>
         <w:tc>
           <w:tcPr>
-            <w:tcW w:w="973" w:type="pct"/>
+            <w:tcW w:w="698" w:type="pct"/>
             <w:tcBorders>
               <w:top w:val="single" w:sz="4" w:space="0" w:color="010000"/>
             </w:tcBorders>
@@ -22166,59 +22602,59 @@
                 <w:color w:val="000000"/>
                 <w:sz w:val="21"/>
               </w:rPr>
-              <w:t>中微半导体设备（上海）</w:t>
-            </w:r>
-          </w:p>
-        </w:tc>
-        <w:tc>
-          <w:tcPr>
-            <w:tcW w:w="575" w:type="pct"/>
-            <w:tcBorders>
-              <w:top w:val="single" w:sz="4" w:space="0" w:color="010000"/>
-            </w:tcBorders>
-            <w:vAlign w:val="center"/>
-          </w:tcPr>
-          <w:p>
-            <w:pPr>
-              <w:jc w:val="center"/>
-            </w:pPr>
-            <w:r/>
-            <w:r>
-              <w:rPr>
-                <w:rFonts w:hint="eastAsia"/>
-                <w:color w:val="000000"/>
-                <w:sz w:val="21"/>
-              </w:rPr>
-              <w:t>688012.SH</w:t>
-            </w:r>
-          </w:p>
-        </w:tc>
-        <w:tc>
-          <w:tcPr>
-            <w:tcW w:w="619" w:type="pct"/>
-            <w:tcBorders>
-              <w:top w:val="single" w:sz="4" w:space="0" w:color="010000"/>
-            </w:tcBorders>
-            <w:vAlign w:val="center"/>
-          </w:tcPr>
-          <w:p>
-            <w:pPr>
-              <w:jc w:val="center"/>
-            </w:pPr>
-            <w:r/>
-            <w:r>
-              <w:rPr>
-                <w:rFonts w:hint="eastAsia"/>
-                <w:color w:val="000000"/>
-                <w:sz w:val="21"/>
-              </w:rPr>
-              <w:t>2019年7月22日</w:t>
-            </w:r>
-          </w:p>
-        </w:tc>
-        <w:tc>
-          <w:tcPr>
-            <w:tcW w:w="1062" w:type="pct"/>
+              <w:t>盛吉盛半导体科技股份有限公司</w:t>
+            </w:r>
+          </w:p>
+        </w:tc>
+        <w:tc>
+          <w:tcPr>
+            <w:tcW w:w="426" w:type="pct"/>
+            <w:tcBorders>
+              <w:top w:val="single" w:sz="4" w:space="0" w:color="010000"/>
+            </w:tcBorders>
+            <w:vAlign w:val="center"/>
+          </w:tcPr>
+          <w:p>
+            <w:pPr>
+              <w:jc w:val="center"/>
+            </w:pPr>
+            <w:r/>
+            <w:r>
+              <w:rPr>
+                <w:rFonts w:hint="eastAsia"/>
+                <w:color w:val="000000"/>
+                <w:sz w:val="21"/>
+              </w:rPr>
+              <w:t>辅导机构</w:t>
+            </w:r>
+          </w:p>
+        </w:tc>
+        <w:tc>
+          <w:tcPr>
+            <w:tcW w:w="465" w:type="pct"/>
+            <w:tcBorders>
+              <w:top w:val="single" w:sz="4" w:space="0" w:color="010000"/>
+            </w:tcBorders>
+            <w:vAlign w:val="center"/>
+          </w:tcPr>
+          <w:p>
+            <w:pPr>
+              <w:jc w:val="center"/>
+            </w:pPr>
+            <w:r/>
+            <w:r>
+              <w:rPr>
+                <w:rFonts w:hint="eastAsia"/>
+                <w:color w:val="000000"/>
+                <w:sz w:val="21"/>
+              </w:rPr>
+              <w:t>辅导备案登记受理</w:t>
+            </w:r>
+          </w:p>
+        </w:tc>
+        <w:tc>
+          <w:tcPr>
+            <w:tcW w:w="775" w:type="pct"/>
             <w:tcBorders>
               <w:top w:val="single" w:sz="4" w:space="0" w:color="010000"/>
             </w:tcBorders>
@@ -22235,36 +22671,13 @@
                 <w:color w:val="000000"/>
                 <w:sz w:val="21"/>
               </w:rPr>
-              <w:t>独家保荐机构、联席主承销商</w:t>
-            </w:r>
-          </w:p>
-        </w:tc>
-        <w:tc>
-          <w:tcPr>
-            <w:tcW w:w="619" w:type="pct"/>
-            <w:tcBorders>
-              <w:top w:val="single" w:sz="4" w:space="0" w:color="010000"/>
-            </w:tcBorders>
-            <w:vAlign w:val="center"/>
-          </w:tcPr>
-          <w:p>
-            <w:pPr>
-              <w:jc w:val="center"/>
-            </w:pPr>
-            <w:r/>
-            <w:r>
-              <w:rPr>
-                <w:rFonts w:hint="eastAsia"/>
-                <w:color w:val="000000"/>
-                <w:sz w:val="21"/>
-              </w:rPr>
-              <w:t>海通证券</w:t>
-            </w:r>
-          </w:p>
-        </w:tc>
-        <w:tc>
-          <w:tcPr>
-            <w:tcW w:w="1150" w:type="pct"/>
+              <w:t>2026年7月27日（宁波证监局）</w:t>
+            </w:r>
+          </w:p>
+        </w:tc>
+        <w:tc>
+          <w:tcPr>
+            <w:tcW w:w="1473" w:type="pct"/>
             <w:tcBorders>
               <w:top w:val="single" w:sz="4" w:space="0" w:color="010000"/>
             </w:tcBorders>
@@ -22281,7 +22694,30 @@
                 <w:color w:val="000000"/>
                 <w:sz w:val="21"/>
               </w:rPr>
-              <w:t>等离子体刻蚀设备与MOCVD设备</w:t>
+              <w:t>集成电路专用设备及关键零部件，包括薄膜沉积整机系列与配套精密核心零部件</w:t>
+            </w:r>
+          </w:p>
+        </w:tc>
+        <w:tc>
+          <w:tcPr>
+            <w:tcW w:w="1163" w:type="pct"/>
+            <w:tcBorders>
+              <w:top w:val="single" w:sz="4" w:space="0" w:color="010000"/>
+            </w:tcBorders>
+            <w:vAlign w:val="center"/>
+          </w:tcPr>
+          <w:p>
+            <w:pPr>
+              <w:jc w:val="left"/>
+            </w:pPr>
+            <w:r/>
+            <w:r>
+              <w:rPr>
+                <w:rFonts w:hint="eastAsia"/>
+                <w:color w:val="000000"/>
+                <w:sz w:val="21"/>
+              </w:rPr>
+              <w:t>设备整机环节；无锡金源的气体喷头与加热盘即用于薄膜沉积与刻蚀工艺的设备腔体</w:t>
             </w:r>
           </w:p>
         </w:tc>
@@ -22293,7 +22729,7 @@
         </w:trPr>
         <w:tc>
           <w:tcPr>
-            <w:tcW w:w="973" w:type="pct"/>
+            <w:tcW w:w="698" w:type="pct"/>
             <w:tcBorders>
               <w:top w:val="single" w:sz="4" w:space="0" w:color="010000"/>
             </w:tcBorders>
@@ -22310,13 +22746,917 @@
                 <w:color w:val="000000"/>
                 <w:sz w:val="21"/>
               </w:rPr>
+              <w:t>上海先普科技股份有限公司</w:t>
+            </w:r>
+          </w:p>
+        </w:tc>
+        <w:tc>
+          <w:tcPr>
+            <w:tcW w:w="426" w:type="pct"/>
+            <w:tcBorders>
+              <w:top w:val="single" w:sz="4" w:space="0" w:color="010000"/>
+            </w:tcBorders>
+            <w:vAlign w:val="center"/>
+          </w:tcPr>
+          <w:p>
+            <w:pPr>
+              <w:jc w:val="center"/>
+            </w:pPr>
+            <w:r/>
+            <w:r>
+              <w:rPr>
+                <w:rFonts w:hint="eastAsia"/>
+                <w:color w:val="000000"/>
+                <w:sz w:val="21"/>
+              </w:rPr>
+              <w:t>辅导机构</w:t>
+            </w:r>
+          </w:p>
+        </w:tc>
+        <w:tc>
+          <w:tcPr>
+            <w:tcW w:w="465" w:type="pct"/>
+            <w:tcBorders>
+              <w:top w:val="single" w:sz="4" w:space="0" w:color="010000"/>
+            </w:tcBorders>
+            <w:vAlign w:val="center"/>
+          </w:tcPr>
+          <w:p>
+            <w:pPr>
+              <w:jc w:val="center"/>
+            </w:pPr>
+            <w:r/>
+            <w:r>
+              <w:rPr>
+                <w:rFonts w:hint="eastAsia"/>
+                <w:color w:val="000000"/>
+                <w:sz w:val="21"/>
+              </w:rPr>
+              <w:t>辅导备案登记受理</w:t>
+            </w:r>
+          </w:p>
+        </w:tc>
+        <w:tc>
+          <w:tcPr>
+            <w:tcW w:w="775" w:type="pct"/>
+            <w:tcBorders>
+              <w:top w:val="single" w:sz="4" w:space="0" w:color="010000"/>
+            </w:tcBorders>
+            <w:vAlign w:val="center"/>
+          </w:tcPr>
+          <w:p>
+            <w:pPr>
+              <w:jc w:val="left"/>
+            </w:pPr>
+            <w:r/>
+            <w:r>
+              <w:rPr>
+                <w:rFonts w:hint="eastAsia"/>
+                <w:color w:val="000000"/>
+                <w:sz w:val="21"/>
+              </w:rPr>
+              <w:t>2025年12月24日（拟北交所）</w:t>
+            </w:r>
+          </w:p>
+        </w:tc>
+        <w:tc>
+          <w:tcPr>
+            <w:tcW w:w="1473" w:type="pct"/>
+            <w:tcBorders>
+              <w:top w:val="single" w:sz="4" w:space="0" w:color="010000"/>
+            </w:tcBorders>
+            <w:vAlign w:val="center"/>
+          </w:tcPr>
+          <w:p>
+            <w:pPr>
+              <w:jc w:val="left"/>
+            </w:pPr>
+            <w:r/>
+            <w:r>
+              <w:rPr>
+                <w:rFonts w:hint="eastAsia"/>
+                <w:color w:val="000000"/>
+                <w:sz w:val="21"/>
+              </w:rPr>
+              <w:t>半导体行业气体纯化器与气体过滤器，提供气体微污染控制解决方案</w:t>
+            </w:r>
+          </w:p>
+        </w:tc>
+        <w:tc>
+          <w:tcPr>
+            <w:tcW w:w="1163" w:type="pct"/>
+            <w:tcBorders>
+              <w:top w:val="single" w:sz="4" w:space="0" w:color="010000"/>
+            </w:tcBorders>
+            <w:vAlign w:val="center"/>
+          </w:tcPr>
+          <w:p>
+            <w:pPr>
+              <w:jc w:val="left"/>
+            </w:pPr>
+            <w:r/>
+            <w:r>
+              <w:rPr>
+                <w:rFonts w:hint="eastAsia"/>
+                <w:color w:val="000000"/>
+                <w:sz w:val="21"/>
+              </w:rPr>
+              <w:t>同处工艺气体链条，位于气体进入腔体之前的纯化与过滤环节，与气体喷头前后相接</w:t>
+            </w:r>
+          </w:p>
+        </w:tc>
+      </w:tr>
+    </w:tbl>
+    <w:p>
+      <w:pPr>
+        <w:pStyle w:val="a6"/>
+        <w:jc w:val="center"/>
+      </w:pPr>
+      <w:r>
+        <w:rPr>
+          <w:rFonts w:hint="eastAsia"/>
+          <w:sz w:val="11"/>
+          <w:szCs w:val="11"/>
+        </w:rPr>
+        <w:t>资料来源：交易所发行上市审核信息公开网站、各地证监局辅导备案公示、Wind整理成果，本报告整理。注：末列的产业链关系依据产品在设备中的功能位置归纳，不代表双方已存在业务往来。</w:t>
+      </w:r>
+    </w:p>
+    <w:p>
+      <w:pPr>
+        <w:pStyle w:val="3"/>
+        <w:numPr>
+          <w:ilvl w:val="0"/>
+          <w:numId w:val="0"/>
+        </w:numPr>
+        <w:spacing w:before="156" w:after="156"/>
+      </w:pPr>
+      <w:bookmarkStart w:id="1046" w:name="_Toc900046"/>
+      <w:r>
+        <w:rPr>
+          <w:rFonts w:hint="eastAsia"/>
+        </w:rPr>
+        <w:t>8.2 已保荐上市的相关公司</w:t>
+      </w:r>
+      <w:bookmarkEnd w:id="1046"/>
+    </w:p>
+    <w:p>
+      <w:pPr>
+        <w:keepNext/>
+        <w:jc w:val="center"/>
+      </w:pPr>
+      <w:r>
+        <w:rPr>
+          <w:rFonts w:hint="eastAsia"/>
+          <w:b/>
+          <w:sz w:val="21"/>
+        </w:rPr>
+        <w:t>表15  国泰海通系已保荐上市的相关公司</w:t>
+      </w:r>
+    </w:p>
+    <w:tbl>
+      <w:tblPr>
+        <w:tblW w:w="5352" w:type="pct"/>
+        <w:jc w:val="center"/>
+        <w:tblBorders>
+          <w:top w:val="single" w:sz="12" w:space="0" w:color="010000"/>
+          <w:left w:val="single" w:sz="12" w:space="0" w:color="010000"/>
+          <w:bottom w:val="single" w:sz="12" w:space="0" w:color="010000"/>
+          <w:right w:val="single" w:sz="12" w:space="0" w:color="010000"/>
+          <w:insideH w:val="single" w:sz="4" w:space="0" w:color="010000"/>
+          <w:insideV w:val="single" w:sz="4" w:space="0" w:color="010000"/>
+        </w:tblBorders>
+        <w:tblLook w:firstColumn="1" w:firstRow="1" w:lastColumn="0" w:lastRow="0" w:noHBand="0" w:noVBand="1" w:val="04A0"/>
+      </w:tblPr>
+      <w:tblGrid>
+        <w:gridCol w:w="1187"/>
+        <w:gridCol w:w="1187"/>
+        <w:gridCol w:w="1187"/>
+        <w:gridCol w:w="1187"/>
+        <w:gridCol w:w="1187"/>
+        <w:gridCol w:w="1187"/>
+        <w:gridCol w:w="1187"/>
+      </w:tblGrid>
+      <w:tr>
+        <w:trPr>
+          <w:cantSplit/>
+          <w:tblHeader/>
+          <w:jc w:val="center"/>
+        </w:trPr>
+        <w:tc>
+          <w:tcPr>
+            <w:tcW w:w="746" w:type="pct"/>
+            <w:tcBorders>
+              <w:top w:val="single" w:sz="12" w:space="0" w:color="010000"/>
+              <w:bottom w:val="single" w:sz="4" w:space="0" w:color="010000"/>
+            </w:tcBorders>
+            <w:vAlign w:val="center"/>
+          </w:tcPr>
+          <w:p>
+            <w:pPr>
+              <w:keepNext/>
+              <w:jc w:val="center"/>
+            </w:pPr>
+            <w:r/>
+            <w:r>
+              <w:rPr>
+                <w:rFonts w:hint="eastAsia"/>
+                <w:b/>
+                <w:color w:val="000000"/>
+                <w:sz w:val="21"/>
+              </w:rPr>
+              <w:t>公司名称</w:t>
+            </w:r>
+          </w:p>
+        </w:tc>
+        <w:tc>
+          <w:tcPr>
+            <w:tcW w:w="439" w:type="pct"/>
+            <w:tcBorders>
+              <w:top w:val="single" w:sz="12" w:space="0" w:color="010000"/>
+              <w:bottom w:val="single" w:sz="4" w:space="0" w:color="010000"/>
+            </w:tcBorders>
+            <w:vAlign w:val="center"/>
+          </w:tcPr>
+          <w:p>
+            <w:pPr>
+              <w:keepNext/>
+              <w:jc w:val="center"/>
+            </w:pPr>
+            <w:r/>
+            <w:r>
+              <w:rPr>
+                <w:rFonts w:hint="eastAsia"/>
+                <w:b/>
+                <w:color w:val="000000"/>
+                <w:sz w:val="21"/>
+              </w:rPr>
+              <w:t>证券代码</w:t>
+            </w:r>
+          </w:p>
+        </w:tc>
+        <w:tc>
+          <w:tcPr>
+            <w:tcW w:w="482" w:type="pct"/>
+            <w:tcBorders>
+              <w:top w:val="single" w:sz="12" w:space="0" w:color="010000"/>
+              <w:bottom w:val="single" w:sz="4" w:space="0" w:color="010000"/>
+            </w:tcBorders>
+            <w:vAlign w:val="center"/>
+          </w:tcPr>
+          <w:p>
+            <w:pPr>
+              <w:keepNext/>
+              <w:jc w:val="center"/>
+            </w:pPr>
+            <w:r/>
+            <w:r>
+              <w:rPr>
+                <w:rFonts w:hint="eastAsia"/>
+                <w:b/>
+                <w:color w:val="000000"/>
+                <w:sz w:val="21"/>
+              </w:rPr>
+              <w:t>发行时间</w:t>
+            </w:r>
+          </w:p>
+        </w:tc>
+        <w:tc>
+          <w:tcPr>
+            <w:tcW w:w="746" w:type="pct"/>
+            <w:tcBorders>
+              <w:top w:val="single" w:sz="12" w:space="0" w:color="010000"/>
+              <w:bottom w:val="single" w:sz="4" w:space="0" w:color="010000"/>
+            </w:tcBorders>
+            <w:vAlign w:val="center"/>
+          </w:tcPr>
+          <w:p>
+            <w:pPr>
+              <w:keepNext/>
+              <w:jc w:val="center"/>
+            </w:pPr>
+            <w:r/>
+            <w:r>
+              <w:rPr>
+                <w:rFonts w:hint="eastAsia"/>
+                <w:b/>
+                <w:color w:val="000000"/>
+                <w:sz w:val="21"/>
+              </w:rPr>
+              <w:t>担任角色</w:t>
+            </w:r>
+          </w:p>
+        </w:tc>
+        <w:tc>
+          <w:tcPr>
+            <w:tcW w:w="482" w:type="pct"/>
+            <w:tcBorders>
+              <w:top w:val="single" w:sz="12" w:space="0" w:color="010000"/>
+              <w:bottom w:val="single" w:sz="4" w:space="0" w:color="010000"/>
+            </w:tcBorders>
+            <w:vAlign w:val="center"/>
+          </w:tcPr>
+          <w:p>
+            <w:pPr>
+              <w:keepNext/>
+              <w:jc w:val="center"/>
+            </w:pPr>
+            <w:r/>
+            <w:r>
+              <w:rPr>
+                <w:rFonts w:hint="eastAsia"/>
+                <w:b/>
+                <w:color w:val="000000"/>
+                <w:sz w:val="21"/>
+              </w:rPr>
+              <w:t>当时主体名称</w:t>
+            </w:r>
+          </w:p>
+        </w:tc>
+        <w:tc>
+          <w:tcPr>
+            <w:tcW w:w="789" w:type="pct"/>
+            <w:tcBorders>
+              <w:top w:val="single" w:sz="12" w:space="0" w:color="010000"/>
+              <w:bottom w:val="single" w:sz="4" w:space="0" w:color="010000"/>
+            </w:tcBorders>
+            <w:vAlign w:val="center"/>
+          </w:tcPr>
+          <w:p>
+            <w:pPr>
+              <w:keepNext/>
+              <w:jc w:val="center"/>
+            </w:pPr>
+            <w:r/>
+            <w:r>
+              <w:rPr>
+                <w:rFonts w:hint="eastAsia"/>
+                <w:b/>
+                <w:color w:val="000000"/>
+                <w:sz w:val="21"/>
+              </w:rPr>
+              <w:t>所处环节</w:t>
+            </w:r>
+          </w:p>
+        </w:tc>
+        <w:tc>
+          <w:tcPr>
+            <w:tcW w:w="1316" w:type="pct"/>
+            <w:tcBorders>
+              <w:top w:val="single" w:sz="12" w:space="0" w:color="010000"/>
+              <w:bottom w:val="single" w:sz="4" w:space="0" w:color="010000"/>
+            </w:tcBorders>
+            <w:vAlign w:val="center"/>
+          </w:tcPr>
+          <w:p>
+            <w:pPr>
+              <w:keepNext/>
+              <w:jc w:val="center"/>
+            </w:pPr>
+            <w:r/>
+            <w:r>
+              <w:rPr>
+                <w:rFonts w:hint="eastAsia"/>
+                <w:b/>
+                <w:color w:val="000000"/>
+                <w:sz w:val="21"/>
+              </w:rPr>
+              <w:t>与无锡金源的产业链关系</w:t>
+            </w:r>
+          </w:p>
+        </w:tc>
+      </w:tr>
+      <w:tr>
+        <w:trPr>
+          <w:cantSplit/>
+          <w:jc w:val="center"/>
+        </w:trPr>
+        <w:tc>
+          <w:tcPr>
+            <w:tcW w:w="746" w:type="pct"/>
+            <w:tcBorders>
+              <w:top w:val="single" w:sz="4" w:space="0" w:color="010000"/>
+            </w:tcBorders>
+            <w:vAlign w:val="center"/>
+          </w:tcPr>
+          <w:p>
+            <w:pPr>
+              <w:jc w:val="left"/>
+            </w:pPr>
+            <w:r/>
+            <w:r>
+              <w:rPr>
+                <w:rFonts w:hint="eastAsia"/>
+                <w:color w:val="000000"/>
+                <w:sz w:val="21"/>
+              </w:rPr>
+              <w:t>锦州神工半导体（神工股份）</w:t>
+            </w:r>
+          </w:p>
+        </w:tc>
+        <w:tc>
+          <w:tcPr>
+            <w:tcW w:w="439" w:type="pct"/>
+            <w:tcBorders>
+              <w:top w:val="single" w:sz="4" w:space="0" w:color="010000"/>
+            </w:tcBorders>
+            <w:vAlign w:val="center"/>
+          </w:tcPr>
+          <w:p>
+            <w:pPr>
+              <w:jc w:val="center"/>
+            </w:pPr>
+            <w:r/>
+            <w:r>
+              <w:rPr>
+                <w:rFonts w:hint="eastAsia"/>
+                <w:color w:val="000000"/>
+                <w:sz w:val="21"/>
+              </w:rPr>
+              <w:t>688233.SH</w:t>
+            </w:r>
+          </w:p>
+        </w:tc>
+        <w:tc>
+          <w:tcPr>
+            <w:tcW w:w="482" w:type="pct"/>
+            <w:tcBorders>
+              <w:top w:val="single" w:sz="4" w:space="0" w:color="010000"/>
+            </w:tcBorders>
+            <w:vAlign w:val="center"/>
+          </w:tcPr>
+          <w:p>
+            <w:pPr>
+              <w:jc w:val="center"/>
+            </w:pPr>
+            <w:r/>
+            <w:r>
+              <w:rPr>
+                <w:rFonts w:hint="eastAsia"/>
+                <w:color w:val="000000"/>
+                <w:sz w:val="21"/>
+              </w:rPr>
+              <w:t>2020年2月21日</w:t>
+            </w:r>
+          </w:p>
+        </w:tc>
+        <w:tc>
+          <w:tcPr>
+            <w:tcW w:w="746" w:type="pct"/>
+            <w:tcBorders>
+              <w:top w:val="single" w:sz="4" w:space="0" w:color="010000"/>
+            </w:tcBorders>
+            <w:vAlign w:val="center"/>
+          </w:tcPr>
+          <w:p>
+            <w:pPr>
+              <w:jc w:val="left"/>
+            </w:pPr>
+            <w:r/>
+            <w:r>
+              <w:rPr>
+                <w:rFonts w:hint="eastAsia"/>
+                <w:color w:val="000000"/>
+                <w:sz w:val="21"/>
+              </w:rPr>
+              <w:t>保荐人、主承销商</w:t>
+            </w:r>
+          </w:p>
+        </w:tc>
+        <w:tc>
+          <w:tcPr>
+            <w:tcW w:w="482" w:type="pct"/>
+            <w:tcBorders>
+              <w:top w:val="single" w:sz="4" w:space="0" w:color="010000"/>
+            </w:tcBorders>
+            <w:vAlign w:val="center"/>
+          </w:tcPr>
+          <w:p>
+            <w:pPr>
+              <w:jc w:val="center"/>
+            </w:pPr>
+            <w:r/>
+            <w:r>
+              <w:rPr>
+                <w:rFonts w:hint="eastAsia"/>
+                <w:color w:val="000000"/>
+                <w:sz w:val="21"/>
+              </w:rPr>
+              <w:t>国泰君安证券</w:t>
+            </w:r>
+          </w:p>
+        </w:tc>
+        <w:tc>
+          <w:tcPr>
+            <w:tcW w:w="789" w:type="pct"/>
+            <w:tcBorders>
+              <w:top w:val="single" w:sz="4" w:space="0" w:color="010000"/>
+            </w:tcBorders>
+            <w:vAlign w:val="center"/>
+          </w:tcPr>
+          <w:p>
+            <w:pPr>
+              <w:jc w:val="left"/>
+            </w:pPr>
+            <w:r/>
+            <w:r>
+              <w:rPr>
+                <w:rFonts w:hint="eastAsia"/>
+                <w:color w:val="000000"/>
+                <w:sz w:val="21"/>
+              </w:rPr>
+              <w:t>刻蚀用单晶硅材料与硅零部件</w:t>
+            </w:r>
+          </w:p>
+        </w:tc>
+        <w:tc>
+          <w:tcPr>
+            <w:tcW w:w="1316" w:type="pct"/>
+            <w:tcBorders>
+              <w:top w:val="single" w:sz="4" w:space="0" w:color="010000"/>
+            </w:tcBorders>
+            <w:vAlign w:val="center"/>
+          </w:tcPr>
+          <w:p>
+            <w:pPr>
+              <w:jc w:val="left"/>
+            </w:pPr>
+            <w:r/>
+            <w:r>
+              <w:rPr>
+                <w:rFonts w:hint="eastAsia"/>
+                <w:color w:val="000000"/>
+                <w:sz w:val="21"/>
+              </w:rPr>
+              <w:t>同处零部件与耗材环节；其刻蚀用硅电极即硅气体分配盘，与无锡金源的精密气体喷头为同一功能部件的不同材料路线</w:t>
+            </w:r>
+          </w:p>
+        </w:tc>
+      </w:tr>
+      <w:tr>
+        <w:trPr>
+          <w:cantSplit/>
+          <w:jc w:val="center"/>
+        </w:trPr>
+        <w:tc>
+          <w:tcPr>
+            <w:tcW w:w="746" w:type="pct"/>
+            <w:tcBorders>
+              <w:top w:val="single" w:sz="4" w:space="0" w:color="010000"/>
+            </w:tcBorders>
+            <w:vAlign w:val="center"/>
+          </w:tcPr>
+          <w:p>
+            <w:pPr>
+              <w:jc w:val="left"/>
+            </w:pPr>
+            <w:r/>
+            <w:r>
+              <w:rPr>
+                <w:rFonts w:hint="eastAsia"/>
+                <w:color w:val="000000"/>
+                <w:sz w:val="21"/>
+              </w:rPr>
+              <w:t>上海正帆科技</w:t>
+            </w:r>
+          </w:p>
+        </w:tc>
+        <w:tc>
+          <w:tcPr>
+            <w:tcW w:w="439" w:type="pct"/>
+            <w:tcBorders>
+              <w:top w:val="single" w:sz="4" w:space="0" w:color="010000"/>
+            </w:tcBorders>
+            <w:vAlign w:val="center"/>
+          </w:tcPr>
+          <w:p>
+            <w:pPr>
+              <w:jc w:val="center"/>
+            </w:pPr>
+            <w:r/>
+            <w:r>
+              <w:rPr>
+                <w:rFonts w:hint="eastAsia"/>
+                <w:color w:val="000000"/>
+                <w:sz w:val="21"/>
+              </w:rPr>
+              <w:t>688596.SH</w:t>
+            </w:r>
+          </w:p>
+        </w:tc>
+        <w:tc>
+          <w:tcPr>
+            <w:tcW w:w="482" w:type="pct"/>
+            <w:tcBorders>
+              <w:top w:val="single" w:sz="4" w:space="0" w:color="010000"/>
+            </w:tcBorders>
+            <w:vAlign w:val="center"/>
+          </w:tcPr>
+          <w:p>
+            <w:pPr>
+              <w:jc w:val="center"/>
+            </w:pPr>
+            <w:r/>
+            <w:r>
+              <w:rPr>
+                <w:rFonts w:hint="eastAsia"/>
+                <w:color w:val="000000"/>
+                <w:sz w:val="21"/>
+              </w:rPr>
+              <w:t>2020年8月20日</w:t>
+            </w:r>
+          </w:p>
+        </w:tc>
+        <w:tc>
+          <w:tcPr>
+            <w:tcW w:w="746" w:type="pct"/>
+            <w:tcBorders>
+              <w:top w:val="single" w:sz="4" w:space="0" w:color="010000"/>
+            </w:tcBorders>
+            <w:vAlign w:val="center"/>
+          </w:tcPr>
+          <w:p>
+            <w:pPr>
+              <w:jc w:val="left"/>
+            </w:pPr>
+            <w:r/>
+            <w:r>
+              <w:rPr>
+                <w:rFonts w:hint="eastAsia"/>
+                <w:color w:val="000000"/>
+                <w:sz w:val="21"/>
+              </w:rPr>
+              <w:t>保荐机构、主承销商</w:t>
+            </w:r>
+          </w:p>
+        </w:tc>
+        <w:tc>
+          <w:tcPr>
+            <w:tcW w:w="482" w:type="pct"/>
+            <w:tcBorders>
+              <w:top w:val="single" w:sz="4" w:space="0" w:color="010000"/>
+            </w:tcBorders>
+            <w:vAlign w:val="center"/>
+          </w:tcPr>
+          <w:p>
+            <w:pPr>
+              <w:jc w:val="center"/>
+            </w:pPr>
+            <w:r/>
+            <w:r>
+              <w:rPr>
+                <w:rFonts w:hint="eastAsia"/>
+                <w:color w:val="000000"/>
+                <w:sz w:val="21"/>
+              </w:rPr>
+              <w:t>国泰君安证券</w:t>
+            </w:r>
+          </w:p>
+        </w:tc>
+        <w:tc>
+          <w:tcPr>
+            <w:tcW w:w="789" w:type="pct"/>
+            <w:tcBorders>
+              <w:top w:val="single" w:sz="4" w:space="0" w:color="010000"/>
+            </w:tcBorders>
+            <w:vAlign w:val="center"/>
+          </w:tcPr>
+          <w:p>
+            <w:pPr>
+              <w:jc w:val="left"/>
+            </w:pPr>
+            <w:r/>
+            <w:r>
+              <w:rPr>
+                <w:rFonts w:hint="eastAsia"/>
+                <w:color w:val="000000"/>
+                <w:sz w:val="21"/>
+              </w:rPr>
+              <w:t>电子工艺设备与气体输送系统</w:t>
+            </w:r>
+          </w:p>
+        </w:tc>
+        <w:tc>
+          <w:tcPr>
+            <w:tcW w:w="1316" w:type="pct"/>
+            <w:tcBorders>
+              <w:top w:val="single" w:sz="4" w:space="0" w:color="010000"/>
+            </w:tcBorders>
+            <w:vAlign w:val="center"/>
+          </w:tcPr>
+          <w:p>
+            <w:pPr>
+              <w:jc w:val="left"/>
+            </w:pPr>
+            <w:r/>
+            <w:r>
+              <w:rPr>
+                <w:rFonts w:hint="eastAsia"/>
+                <w:color w:val="000000"/>
+                <w:sz w:val="21"/>
+              </w:rPr>
+              <w:t>同处工艺气体链条上游，气柜与气体管路将工艺气体送至腔体，再经气体喷头分配</w:t>
+            </w:r>
+          </w:p>
+        </w:tc>
+      </w:tr>
+      <w:tr>
+        <w:trPr>
+          <w:cantSplit/>
+          <w:jc w:val="center"/>
+        </w:trPr>
+        <w:tc>
+          <w:tcPr>
+            <w:tcW w:w="746" w:type="pct"/>
+            <w:tcBorders>
+              <w:top w:val="single" w:sz="4" w:space="0" w:color="010000"/>
+            </w:tcBorders>
+            <w:vAlign w:val="center"/>
+          </w:tcPr>
+          <w:p>
+            <w:pPr>
+              <w:jc w:val="left"/>
+            </w:pPr>
+            <w:r/>
+            <w:r>
+              <w:rPr>
+                <w:rFonts w:hint="eastAsia"/>
+                <w:color w:val="000000"/>
+                <w:sz w:val="21"/>
+              </w:rPr>
+              <w:t>中微半导体设备（上海）</w:t>
+            </w:r>
+          </w:p>
+        </w:tc>
+        <w:tc>
+          <w:tcPr>
+            <w:tcW w:w="439" w:type="pct"/>
+            <w:tcBorders>
+              <w:top w:val="single" w:sz="4" w:space="0" w:color="010000"/>
+            </w:tcBorders>
+            <w:vAlign w:val="center"/>
+          </w:tcPr>
+          <w:p>
+            <w:pPr>
+              <w:jc w:val="center"/>
+            </w:pPr>
+            <w:r/>
+            <w:r>
+              <w:rPr>
+                <w:rFonts w:hint="eastAsia"/>
+                <w:color w:val="000000"/>
+                <w:sz w:val="21"/>
+              </w:rPr>
+              <w:t>688012.SH</w:t>
+            </w:r>
+          </w:p>
+        </w:tc>
+        <w:tc>
+          <w:tcPr>
+            <w:tcW w:w="482" w:type="pct"/>
+            <w:tcBorders>
+              <w:top w:val="single" w:sz="4" w:space="0" w:color="010000"/>
+            </w:tcBorders>
+            <w:vAlign w:val="center"/>
+          </w:tcPr>
+          <w:p>
+            <w:pPr>
+              <w:jc w:val="center"/>
+            </w:pPr>
+            <w:r/>
+            <w:r>
+              <w:rPr>
+                <w:rFonts w:hint="eastAsia"/>
+                <w:color w:val="000000"/>
+                <w:sz w:val="21"/>
+              </w:rPr>
+              <w:t>2019年7月22日</w:t>
+            </w:r>
+          </w:p>
+        </w:tc>
+        <w:tc>
+          <w:tcPr>
+            <w:tcW w:w="746" w:type="pct"/>
+            <w:tcBorders>
+              <w:top w:val="single" w:sz="4" w:space="0" w:color="010000"/>
+            </w:tcBorders>
+            <w:vAlign w:val="center"/>
+          </w:tcPr>
+          <w:p>
+            <w:pPr>
+              <w:jc w:val="left"/>
+            </w:pPr>
+            <w:r/>
+            <w:r>
+              <w:rPr>
+                <w:rFonts w:hint="eastAsia"/>
+                <w:color w:val="000000"/>
+                <w:sz w:val="21"/>
+              </w:rPr>
+              <w:t>独家保荐机构、联席主承销商</w:t>
+            </w:r>
+          </w:p>
+        </w:tc>
+        <w:tc>
+          <w:tcPr>
+            <w:tcW w:w="482" w:type="pct"/>
+            <w:tcBorders>
+              <w:top w:val="single" w:sz="4" w:space="0" w:color="010000"/>
+            </w:tcBorders>
+            <w:vAlign w:val="center"/>
+          </w:tcPr>
+          <w:p>
+            <w:pPr>
+              <w:jc w:val="center"/>
+            </w:pPr>
+            <w:r/>
+            <w:r>
+              <w:rPr>
+                <w:rFonts w:hint="eastAsia"/>
+                <w:color w:val="000000"/>
+                <w:sz w:val="21"/>
+              </w:rPr>
+              <w:t>海通证券</w:t>
+            </w:r>
+          </w:p>
+        </w:tc>
+        <w:tc>
+          <w:tcPr>
+            <w:tcW w:w="789" w:type="pct"/>
+            <w:tcBorders>
+              <w:top w:val="single" w:sz="4" w:space="0" w:color="010000"/>
+            </w:tcBorders>
+            <w:vAlign w:val="center"/>
+          </w:tcPr>
+          <w:p>
+            <w:pPr>
+              <w:jc w:val="left"/>
+            </w:pPr>
+            <w:r/>
+            <w:r>
+              <w:rPr>
+                <w:rFonts w:hint="eastAsia"/>
+                <w:color w:val="000000"/>
+                <w:sz w:val="21"/>
+              </w:rPr>
+              <w:t>等离子体刻蚀设备与MOCVD设备</w:t>
+            </w:r>
+          </w:p>
+        </w:tc>
+        <w:tc>
+          <w:tcPr>
+            <w:tcW w:w="1316" w:type="pct"/>
+            <w:tcBorders>
+              <w:top w:val="single" w:sz="4" w:space="0" w:color="010000"/>
+            </w:tcBorders>
+            <w:vAlign w:val="center"/>
+          </w:tcPr>
+          <w:p>
+            <w:pPr>
+              <w:jc w:val="left"/>
+            </w:pPr>
+            <w:r/>
+            <w:r>
+              <w:rPr>
+                <w:rFonts w:hint="eastAsia"/>
+                <w:color w:val="000000"/>
+                <w:sz w:val="21"/>
+              </w:rPr>
+              <w:t>设备整机环节；无锡金源的精密气体喷头按300mm刻蚀设备机型命名，两者分处零部件与整机环节</w:t>
+            </w:r>
+          </w:p>
+        </w:tc>
+      </w:tr>
+      <w:tr>
+        <w:trPr>
+          <w:cantSplit/>
+          <w:jc w:val="center"/>
+        </w:trPr>
+        <w:tc>
+          <w:tcPr>
+            <w:tcW w:w="746" w:type="pct"/>
+            <w:tcBorders>
+              <w:top w:val="single" w:sz="4" w:space="0" w:color="010000"/>
+            </w:tcBorders>
+            <w:vAlign w:val="center"/>
+          </w:tcPr>
+          <w:p>
+            <w:pPr>
+              <w:jc w:val="left"/>
+            </w:pPr>
+            <w:r/>
+            <w:r>
+              <w:rPr>
+                <w:rFonts w:hint="eastAsia"/>
+                <w:color w:val="000000"/>
+                <w:sz w:val="21"/>
+              </w:rPr>
               <w:t>上海硅产业集团</w:t>
             </w:r>
           </w:p>
         </w:tc>
         <w:tc>
           <w:tcPr>
-            <w:tcW w:w="575" w:type="pct"/>
+            <w:tcW w:w="439" w:type="pct"/>
             <w:tcBorders>
               <w:top w:val="single" w:sz="4" w:space="0" w:color="010000"/>
             </w:tcBorders>
@@ -22339,7 +23679,7 @@
         </w:tc>
         <w:tc>
           <w:tcPr>
-            <w:tcW w:w="619" w:type="pct"/>
+            <w:tcW w:w="482" w:type="pct"/>
             <w:tcBorders>
               <w:top w:val="single" w:sz="4" w:space="0" w:color="010000"/>
             </w:tcBorders>
@@ -22362,7 +23702,7 @@
         </w:tc>
         <w:tc>
           <w:tcPr>
-            <w:tcW w:w="1062" w:type="pct"/>
+            <w:tcW w:w="746" w:type="pct"/>
             <w:tcBorders>
               <w:top w:val="single" w:sz="4" w:space="0" w:color="010000"/>
             </w:tcBorders>
@@ -22385,7 +23725,7 @@
         </w:tc>
         <w:tc>
           <w:tcPr>
-            <w:tcW w:w="619" w:type="pct"/>
+            <w:tcW w:w="482" w:type="pct"/>
             <w:tcBorders>
               <w:top w:val="single" w:sz="4" w:space="0" w:color="010000"/>
             </w:tcBorders>
@@ -22408,7 +23748,7 @@
         </w:tc>
         <w:tc>
           <w:tcPr>
-            <w:tcW w:w="1150" w:type="pct"/>
+            <w:tcW w:w="789" w:type="pct"/>
             <w:tcBorders>
               <w:top w:val="single" w:sz="4" w:space="0" w:color="010000"/>
             </w:tcBorders>
@@ -22426,6 +23766,29 @@
                 <w:sz w:val="21"/>
               </w:rPr>
               <w:t>半导体硅片</w:t>
+            </w:r>
+          </w:p>
+        </w:tc>
+        <w:tc>
+          <w:tcPr>
+            <w:tcW w:w="1316" w:type="pct"/>
+            <w:tcBorders>
+              <w:top w:val="single" w:sz="4" w:space="0" w:color="010000"/>
+            </w:tcBorders>
+            <w:vAlign w:val="center"/>
+          </w:tcPr>
+          <w:p>
+            <w:pPr>
+              <w:jc w:val="left"/>
+            </w:pPr>
+            <w:r/>
+            <w:r>
+              <w:rPr>
+                <w:rFonts w:hint="eastAsia"/>
+                <w:color w:val="000000"/>
+                <w:sz w:val="21"/>
+              </w:rPr>
+              <w:t>硅片制造环节，为零部件耗材的终端更换需求来源之一</w:t>
             </w:r>
           </w:p>
         </w:tc>
@@ -22465,14 +23828,14 @@
         </w:numPr>
         <w:spacing w:before="156" w:after="156"/>
       </w:pPr>
-      <w:bookmarkStart w:id="1046" w:name="_Toc900046"/>
+      <w:bookmarkStart w:id="1047" w:name="_Toc900047"/>
       <w:r>
         <w:rPr>
           <w:rFonts w:hint="eastAsia"/>
         </w:rPr>
         <w:t>8.3 已保荐的再融资项目</w:t>
       </w:r>
-      <w:bookmarkEnd w:id="1046"/>
+      <w:bookmarkEnd w:id="1047"/>
     </w:p>
     <w:p>
       <w:pPr>
@@ -22482,7 +23845,7 @@
         <w:rPr>
           <w:rFonts w:hint="eastAsia"/>
         </w:rPr>
-        <w:t>宁波江丰电子材料股份有限公司（300666.SZ）2025年度向特定对象发行A股股票项目，由国泰海通证券担任保荐人、主承销商，募集资金总额不超过192,782.90万元，2026年3月19日经深圳证券交易所审核通过。募集资金投向包括年产5,100个集成电路设备用静电吸盘产业化项目、年产12,300个超大规模集成电路用超高纯金属溅射靶材产业化项目、上海江丰电子研发及技术服务中心项目，以及补充流动资金及偿还贷款。其中静电吸盘属半导体设备工艺零部件。</w:t>
+        <w:t>宁波江丰电子材料股份有限公司（300666.SZ）2025年度向特定对象发行A股股票项目，由国泰海通证券担任保荐人、主承销商，募集资金总额不超过192,782.90万元，2026年3月19日经深圳证券交易所审核通过。募集资金投向包括年产5,100个集成电路设备用静电吸盘产业化项目、年产12,300个超大规模集成电路用超高纯金属溅射靶材产业化项目、上海江丰电子研发及技术服务中心项目，以及补充流动资金及偿还贷款。其中静电吸盘属半导体设备工艺零部件，与无锡金源的加热盘同处腔体内承载晶圆与控温的功能位置。</w:t>
       </w:r>
     </w:p>
     <w:p>
@@ -22494,14 +23857,14 @@
         </w:numPr>
         <w:spacing w:before="156" w:after="156"/>
       </w:pPr>
-      <w:bookmarkStart w:id="1047" w:name="_Toc900047"/>
+      <w:bookmarkStart w:id="1048" w:name="_Toc900048"/>
       <w:r>
         <w:rPr>
           <w:rFonts w:hint="eastAsia"/>
         </w:rPr>
         <w:t>8.4 曾保荐但已终止的公司</w:t>
       </w:r>
-      <w:bookmarkEnd w:id="1047"/>
+      <w:bookmarkEnd w:id="1048"/>
     </w:p>
     <w:p>
       <w:pPr>
@@ -22519,7 +23882,7 @@
         <w:pStyle w:val="2"/>
         <w:spacing w:before="156" w:after="156"/>
       </w:pPr>
-      <w:bookmarkStart w:id="1048" w:name="_Toc900048"/>
+      <w:bookmarkStart w:id="1049" w:name="_Toc900049"/>
       <w:r>
         <w:rPr>
           <w:rFonts w:hint="eastAsia"/>
@@ -22527,36 +23890,7 @@
         </w:rPr>
         <w:t>无锡金源的产业链定位与拜访关注要点</w:t>
       </w:r>
-      <w:bookmarkEnd w:id="1048"/>
-    </w:p>
-    <w:p>
-      <w:pPr>
-        <w:pStyle w:val="3"/>
-        <w:numPr>
-          <w:ilvl w:val="0"/>
-          <w:numId w:val="0"/>
-        </w:numPr>
-        <w:spacing w:before="156" w:after="156"/>
-      </w:pPr>
-      <w:bookmarkStart w:id="1049" w:name="_Toc900049"/>
-      <w:r>
-        <w:rPr>
-          <w:rFonts w:hint="eastAsia"/>
-        </w:rPr>
-        <w:t>9.1 公司概况</w:t>
-      </w:r>
       <w:bookmarkEnd w:id="1049"/>
-    </w:p>
-    <w:p>
-      <w:pPr>
-        <w:pStyle w:val="a0"/>
-      </w:pPr>
-      <w:r>
-        <w:rPr>
-          <w:rFonts w:hint="eastAsia"/>
-        </w:rPr>
-        <w:t>无锡金源半导体科技有限公司成立于2019年3月15日，注册地为无锡市滨湖区胡埭镇孟村路1号，法定代表人为刘亚，注册资本2,780.932万元、实缴资本2,730.932万元，登记状态为在业，国标行业分类为研究和试验发展。按企业信用信息公示，公司2025年度参保人数121人，持有高新技术企业、科技型中小企业、专精特新中小企业与企业技术中心等资质。经营范围包含半导体器件专用设备制造与销售、密封件制造、特种陶瓷制品制造与销售、电子专用材料研发制造销售、金属制品研发与制造、阀门和旋塞研发制造销售等。</w:t>
-      </w:r>
     </w:p>
     <w:p>
       <w:pPr>
@@ -22572,9 +23906,49 @@
         <w:rPr>
           <w:rFonts w:hint="eastAsia"/>
         </w:rPr>
+        <w:t>9.1 公司概况</w:t>
+      </w:r>
+      <w:bookmarkEnd w:id="1050"/>
+    </w:p>
+    <w:p>
+      <w:pPr>
+        <w:pStyle w:val="a0"/>
+      </w:pPr>
+      <w:r>
+        <w:rPr>
+          <w:rFonts w:hint="eastAsia"/>
+        </w:rPr>
+        <w:t>无锡金源半导体科技有限公司成立于2019年3月15日，统一社会信用代码91320211MA1Y2PWY0J，注册地为无锡市滨湖区胡埭镇孟村路1号，法定代表人为刘亚，注册资本2,780.932万元、实缴资本2,730.932万元，登记状态为在业。按企业信用信息公示，公司2025年度参保人数121人，企业规模标注为中型，持有高新技术企业、科技型中小企业、专精特新中小企业与企业技术中心等资质。国标行业分类在不同工商查询平台的标注不一致，一处为研究和试验发展，一处为五金产品批发，实际主营以经营范围与产品线为准。经营范围包含半导体器件专用设备制造与销售、密封件制造、特种陶瓷制品制造与销售、电子专用材料研发制造销售、金属制品研发与制造、阀门和旋塞研发制造销售等。</w:t>
+      </w:r>
+    </w:p>
+    <w:p>
+      <w:pPr>
+        <w:pStyle w:val="a0"/>
+      </w:pPr>
+      <w:r>
+        <w:rPr>
+          <w:rFonts w:hint="eastAsia"/>
+        </w:rPr>
+        <w:t>融资方面，工商查询平台将公司融资轮次标注为B轮。按行业媒体报道，本轮融资资金用于全氟密封圈、金属喷头等半导体设备关键配件的研发扩产与工艺优化。融资金额、投资方名单、历次融资的估值与特殊权利条款未见公开披露，列入本报告表18待当面核实。</w:t>
+      </w:r>
+    </w:p>
+    <w:p>
+      <w:pPr>
+        <w:pStyle w:val="3"/>
+        <w:numPr>
+          <w:ilvl w:val="0"/>
+          <w:numId w:val="0"/>
+        </w:numPr>
+        <w:spacing w:before="156" w:after="156"/>
+      </w:pPr>
+      <w:bookmarkStart w:id="1051" w:name="_Toc900051"/>
+      <w:r>
+        <w:rPr>
+          <w:rFonts w:hint="eastAsia"/>
+        </w:rPr>
         <w:t>9.2 产品体系</w:t>
       </w:r>
-      <w:bookmarkEnd w:id="1050"/>
+      <w:bookmarkEnd w:id="1051"/>
     </w:p>
     <w:p>
       <w:pPr>
@@ -22587,7 +23961,7 @@
           <w:b/>
           <w:sz w:val="21"/>
         </w:rPr>
-        <w:t>表15  无锡金源产品线</w:t>
+        <w:t>表16  无锡金源产品线</w:t>
       </w:r>
     </w:p>
     <w:tbl>
@@ -23018,14 +24392,87 @@
         </w:numPr>
         <w:spacing w:before="156" w:after="156"/>
       </w:pPr>
-      <w:bookmarkStart w:id="1051" w:name="_Toc900051"/>
+      <w:bookmarkStart w:id="1052" w:name="_Toc900052"/>
       <w:r>
         <w:rPr>
           <w:rFonts w:hint="eastAsia"/>
         </w:rPr>
-        <w:t>9.3 产业链生态位</w:t>
+        <w:t>9.3 产品与技术的可核验信息</w:t>
       </w:r>
-      <w:bookmarkEnd w:id="1051"/>
+      <w:bookmarkEnd w:id="1052"/>
+    </w:p>
+    <w:p>
+      <w:pPr>
+        <w:pStyle w:val="a0"/>
+      </w:pPr>
+      <w:r>
+        <w:rPr>
+          <w:rFonts w:hint="eastAsia"/>
+        </w:rPr>
+        <w:t>公司未公开披露技术参数与工艺路线，以下四项为可从公开信息核验的事实，构成拜访时展开技术讨论的起点。</w:t>
+      </w:r>
+    </w:p>
+    <w:p>
+      <w:pPr>
+        <w:pStyle w:val="a0"/>
+      </w:pPr>
+      <w:r>
+        <w:rPr>
+          <w:rFonts w:hint="eastAsia"/>
+        </w:rPr>
+        <w:t>第一，产品型号按适配机型命名。官网精密气体喷头栏目列示的三个型号，均以设备厂商名称、平台名称与300mm制程标注，而非按公司自定的规格编号。这一命名方式对应的是替换件供货形态，即产品需与特定机型的既有部件在尺寸、接口与工艺表现上对应。本报告第一章所列该环节的两条采购路径中，这一形态对应晶圆厂在设备运行中采购替换损耗件的路径。</w:t>
+      </w:r>
+    </w:p>
+    <w:p>
+      <w:pPr>
+        <w:pStyle w:val="a0"/>
+      </w:pPr>
+      <w:r>
+        <w:rPr>
+          <w:rFonts w:hint="eastAsia"/>
+        </w:rPr>
+        <w:t>第二，密封件以自有品牌按牌号成体系列示。O型圈标注自有品牌CeaLution，列示六个牌号，产品外观颜色不同。公开信息未说明各牌号对应的胶料材质、耐温与耐等离子体指标及适用工况，牌号体系是自行开发还是外部供应，亦未见披露，列入本报告表18待当面核实。</w:t>
+      </w:r>
+    </w:p>
+    <w:p>
+      <w:pPr>
+        <w:pStyle w:val="a0"/>
+      </w:pPr>
+      <w:r>
+        <w:rPr>
+          <w:rFonts w:hint="eastAsia"/>
+        </w:rPr>
+        <w:t>第三，经营范围覆盖四条产品线对应的三类制造活动。经营范围中的密封件制造对应O型圈与密封件门板，特种陶瓷制品制造与电子专用材料研发制造对应加热盘的陶瓷路线，金属制品研发与制造对应气体喷头的金属路线，半导体器件专用设备制造与销售覆盖上述部件的整体交付。四条产品线同时跨金属与非金属两条材料路线。</w:t>
+      </w:r>
+    </w:p>
+    <w:p>
+      <w:pPr>
+        <w:pStyle w:val="a0"/>
+      </w:pPr>
+      <w:r>
+        <w:rPr>
+          <w:rFonts w:hint="eastAsia"/>
+        </w:rPr>
+        <w:t>第四，两条材料路线的毛利率区间差异显著。按本报告表6，2025年非金属路线的珂玛科技为53.94%、臻宝科技为49.85%，金属路线的先锋精科为29.02%、托伦斯为27.14%、富创精密为24.94%。公司同时具备两条路线的产品，其综合毛利率取决于两类产品的收入结构，不能按单一路线的区间推算。</w:t>
+      </w:r>
+    </w:p>
+    <w:p>
+      <w:pPr>
+        <w:pStyle w:val="3"/>
+        <w:numPr>
+          <w:ilvl w:val="0"/>
+          <w:numId w:val="0"/>
+        </w:numPr>
+        <w:spacing w:before="156" w:after="156"/>
+      </w:pPr>
+      <w:bookmarkStart w:id="1053" w:name="_Toc900053"/>
+      <w:r>
+        <w:rPr>
+          <w:rFonts w:hint="eastAsia"/>
+        </w:rPr>
+        <w:t>9.4 产业链生态位</w:t>
+      </w:r>
+      <w:bookmarkEnd w:id="1053"/>
     </w:p>
     <w:p>
       <w:pPr>
@@ -23080,14 +24527,14 @@
         </w:numPr>
         <w:spacing w:before="156" w:after="156"/>
       </w:pPr>
-      <w:bookmarkStart w:id="1052" w:name="_Toc900052"/>
+      <w:bookmarkStart w:id="1054" w:name="_Toc900054"/>
       <w:r>
         <w:rPr>
           <w:rFonts w:hint="eastAsia"/>
         </w:rPr>
-        <w:t>9.4 同环节可比公司</w:t>
+        <w:t>9.5 同环节可比公司</w:t>
       </w:r>
-      <w:bookmarkEnd w:id="1052"/>
+      <w:bookmarkEnd w:id="1054"/>
     </w:p>
     <w:p>
       <w:pPr>
@@ -23100,7 +24547,7 @@
           <w:b/>
           <w:sz w:val="21"/>
         </w:rPr>
-        <w:t>表16  无锡金源产品线与同环节境内上市公司</w:t>
+        <w:t>表17  无锡金源产品线与同环节境内上市公司</w:t>
       </w:r>
     </w:p>
     <w:tbl>
@@ -23456,14 +24903,14 @@
         </w:numPr>
         <w:spacing w:before="156" w:after="156"/>
       </w:pPr>
-      <w:bookmarkStart w:id="1053" w:name="_Toc900053"/>
+      <w:bookmarkStart w:id="1055" w:name="_Toc900055"/>
       <w:r>
         <w:rPr>
           <w:rFonts w:hint="eastAsia"/>
         </w:rPr>
-        <w:t>9.5 拜访关注要点</w:t>
+        <w:t>9.6 拜访关注要点</w:t>
       </w:r>
-      <w:bookmarkEnd w:id="1053"/>
+      <w:bookmarkEnd w:id="1055"/>
     </w:p>
     <w:p>
       <w:pPr>
@@ -23476,7 +24923,7 @@
           <w:b/>
           <w:sz w:val="21"/>
         </w:rPr>
-        <w:t>表17  无锡金源拜访关注要点</w:t>
+        <w:t>表18  无锡金源拜访关注要点</w:t>
       </w:r>
     </w:p>
     <w:tbl>
@@ -24207,6 +25654,231 @@
                 <w:color w:val="000000"/>
                 <w:sz w:val="21"/>
               </w:rPr>
+              <w:t>融资与股权</w:t>
+            </w:r>
+          </w:p>
+        </w:tc>
+        <w:tc>
+          <w:tcPr>
+            <w:tcW w:w="1818" w:type="pct"/>
+            <w:tcBorders>
+              <w:top w:val="single" w:sz="4" w:space="0" w:color="010000"/>
+            </w:tcBorders>
+            <w:vAlign w:val="center"/>
+          </w:tcPr>
+          <w:p>
+            <w:pPr>
+              <w:jc w:val="left"/>
+            </w:pPr>
+            <w:r/>
+            <w:r>
+              <w:rPr>
+                <w:rFonts w:hint="eastAsia"/>
+                <w:color w:val="000000"/>
+                <w:sz w:val="21"/>
+              </w:rPr>
+              <w:t>B轮融资的金额、投资方与时点？历次融资是否存在回购、对赌或其他特殊权利条款，如有，是否已清理或约定申报前终止？现有股东结构与实际控制人认定依据？</w:t>
+            </w:r>
+          </w:p>
+        </w:tc>
+        <w:tc>
+          <w:tcPr>
+            <w:tcW w:w="2545" w:type="pct"/>
+            <w:tcBorders>
+              <w:top w:val="single" w:sz="4" w:space="0" w:color="010000"/>
+            </w:tcBorders>
+            <w:vAlign w:val="center"/>
+          </w:tcPr>
+          <w:p>
+            <w:pPr>
+              <w:jc w:val="left"/>
+            </w:pPr>
+            <w:r/>
+            <w:r>
+              <w:rPr>
+                <w:rFonts w:hint="eastAsia"/>
+                <w:color w:val="000000"/>
+                <w:sz w:val="21"/>
+              </w:rPr>
+              <w:t>工商查询平台将公司融资轮次标注为B轮，金额、投资方与条款未见公开披露。本报告7.10所列样本中，托伦斯首轮设对赌协议专项，臻宝科技首轮设历史沿革与股权结构专项，神工股份的无实际控制人认定自第二轮追问至第四轮。</w:t>
+            </w:r>
+          </w:p>
+        </w:tc>
+      </w:tr>
+      <w:tr>
+        <w:trPr>
+          <w:cantSplit/>
+          <w:jc w:val="center"/>
+        </w:trPr>
+        <w:tc>
+          <w:tcPr>
+            <w:tcW w:w="636" w:type="pct"/>
+            <w:tcBorders>
+              <w:top w:val="single" w:sz="4" w:space="0" w:color="010000"/>
+            </w:tcBorders>
+            <w:vAlign w:val="center"/>
+          </w:tcPr>
+          <w:p>
+            <w:pPr>
+              <w:jc w:val="center"/>
+            </w:pPr>
+            <w:r/>
+            <w:r>
+              <w:rPr>
+                <w:rFonts w:hint="eastAsia"/>
+                <w:color w:val="000000"/>
+                <w:sz w:val="21"/>
+              </w:rPr>
+              <w:t>密封件牌号体系</w:t>
+            </w:r>
+          </w:p>
+        </w:tc>
+        <w:tc>
+          <w:tcPr>
+            <w:tcW w:w="1818" w:type="pct"/>
+            <w:tcBorders>
+              <w:top w:val="single" w:sz="4" w:space="0" w:color="010000"/>
+            </w:tcBorders>
+            <w:vAlign w:val="center"/>
+          </w:tcPr>
+          <w:p>
+            <w:pPr>
+              <w:jc w:val="left"/>
+            </w:pPr>
+            <w:r/>
+            <w:r>
+              <w:rPr>
+                <w:rFonts w:hint="eastAsia"/>
+                <w:color w:val="000000"/>
+                <w:sz w:val="21"/>
+              </w:rPr>
+              <w:t>CeaLution各牌号对应的胶料材质与关键指标（耐温、耐等离子体、压缩永久变形）分别是什么？牌号体系是自行开发还是外部供应？全氟醚橡胶原料的来源与主要供应商？</w:t>
+            </w:r>
+          </w:p>
+        </w:tc>
+        <w:tc>
+          <w:tcPr>
+            <w:tcW w:w="2545" w:type="pct"/>
+            <w:tcBorders>
+              <w:top w:val="single" w:sz="4" w:space="0" w:color="010000"/>
+            </w:tcBorders>
+            <w:vAlign w:val="center"/>
+          </w:tcPr>
+          <w:p>
+            <w:pPr>
+              <w:jc w:val="left"/>
+            </w:pPr>
+            <w:r/>
+            <w:r>
+              <w:rPr>
+                <w:rFonts w:hint="eastAsia"/>
+                <w:color w:val="000000"/>
+                <w:sz w:val="21"/>
+              </w:rPr>
+              <w:t>官网以自有品牌列示六个牌号、产品外观颜色不同，未披露材质与指标。本报告7.7所列样本中，臻宝科技被追问其原材料通过委托加工与成品采购取得、主要供应商为境外企业且多数规模较小、不存在可比采购价格。</w:t>
+            </w:r>
+          </w:p>
+        </w:tc>
+      </w:tr>
+      <w:tr>
+        <w:trPr>
+          <w:cantSplit/>
+          <w:jc w:val="center"/>
+        </w:trPr>
+        <w:tc>
+          <w:tcPr>
+            <w:tcW w:w="636" w:type="pct"/>
+            <w:tcBorders>
+              <w:top w:val="single" w:sz="4" w:space="0" w:color="010000"/>
+            </w:tcBorders>
+            <w:vAlign w:val="center"/>
+          </w:tcPr>
+          <w:p>
+            <w:pPr>
+              <w:jc w:val="center"/>
+            </w:pPr>
+            <w:r/>
+            <w:r>
+              <w:rPr>
+                <w:rFonts w:hint="eastAsia"/>
+                <w:color w:val="000000"/>
+                <w:sz w:val="21"/>
+              </w:rPr>
+              <w:t>媒体口径数据的核实</w:t>
+            </w:r>
+          </w:p>
+        </w:tc>
+        <w:tc>
+          <w:tcPr>
+            <w:tcW w:w="1818" w:type="pct"/>
+            <w:tcBorders>
+              <w:top w:val="single" w:sz="4" w:space="0" w:color="010000"/>
+            </w:tcBorders>
+            <w:vAlign w:val="center"/>
+          </w:tcPr>
+          <w:p>
+            <w:pPr>
+              <w:jc w:val="left"/>
+            </w:pPr>
+            <w:r/>
+            <w:r>
+              <w:rPr>
+                <w:rFonts w:hint="eastAsia"/>
+                <w:color w:val="000000"/>
+                <w:sz w:val="21"/>
+              </w:rPr>
+              <w:t>累计申请专利数量、2024年主营业务收入增速、密封组件年产能，实际数值分别是多少？研发团队的构成与来源？</w:t>
+            </w:r>
+          </w:p>
+        </w:tc>
+        <w:tc>
+          <w:tcPr>
+            <w:tcW w:w="2545" w:type="pct"/>
+            <w:tcBorders>
+              <w:top w:val="single" w:sz="4" w:space="0" w:color="010000"/>
+            </w:tcBorders>
+            <w:vAlign w:val="center"/>
+          </w:tcPr>
+          <w:p>
+            <w:pPr>
+              <w:jc w:val="left"/>
+            </w:pPr>
+            <w:r/>
+            <w:r>
+              <w:rPr>
+                <w:rFonts w:hint="eastAsia"/>
+                <w:color w:val="000000"/>
+                <w:sz w:val="21"/>
+              </w:rPr>
+              <w:t>行业媒体报道提及累计申请专利23项、2024年主营业务收入同比增长超60%、产能将提升至年产30万套密封组件、研发团队具日韩技术背景。该报道为单一来源，未见公司公告或其他独立来源印证，本报告正文未采用上述数值。</w:t>
+            </w:r>
+          </w:p>
+        </w:tc>
+      </w:tr>
+      <w:tr>
+        <w:trPr>
+          <w:cantSplit/>
+          <w:jc w:val="center"/>
+        </w:trPr>
+        <w:tc>
+          <w:tcPr>
+            <w:tcW w:w="636" w:type="pct"/>
+            <w:tcBorders>
+              <w:top w:val="single" w:sz="4" w:space="0" w:color="010000"/>
+            </w:tcBorders>
+            <w:vAlign w:val="center"/>
+          </w:tcPr>
+          <w:p>
+            <w:pPr>
+              <w:jc w:val="center"/>
+            </w:pPr>
+            <w:r/>
+            <w:r>
+              <w:rPr>
+                <w:rFonts w:hint="eastAsia"/>
+                <w:color w:val="000000"/>
+                <w:sz w:val="21"/>
+              </w:rPr>
               <w:t>经营数据</w:t>
             </w:r>
           </w:p>
@@ -24230,7 +25902,7 @@
                 <w:color w:val="000000"/>
                 <w:sz w:val="21"/>
               </w:rPr>
-              <w:t>近三年营业收入、净利润、经营性现金流与主要财务指标？</w:t>
+              <w:t>近三年营业收入、净利润、经营性现金流与主要财务指标？金属路线与非金属路线各自的收入占比与毛利率？</w:t>
             </w:r>
           </w:p>
         </w:tc>
@@ -24253,7 +25925,7 @@
                 <w:color w:val="000000"/>
                 <w:sz w:val="21"/>
               </w:rPr>
-              <w:t>公司为非上市企业，上述数据无公开披露。</w:t>
+              <w:t>公司为非上市企业，上述数据无公开披露。两条材料路线的毛利率区间差异显著，综合毛利率取决于收入结构，详见本报告表6与9.3。</w:t>
             </w:r>
           </w:p>
         </w:tc>
@@ -24282,14 +25954,14 @@
         </w:numPr>
         <w:spacing w:before="156" w:after="156"/>
       </w:pPr>
-      <w:bookmarkStart w:id="1054" w:name="_Toc900054"/>
+      <w:bookmarkStart w:id="1056" w:name="_Toc900056"/>
       <w:r>
         <w:rPr>
           <w:rFonts w:hint="eastAsia"/>
         </w:rPr>
-        <w:t>9.6 公开信息汇总</w:t>
+        <w:t>9.7 公开信息汇总</w:t>
       </w:r>
-      <w:bookmarkEnd w:id="1054"/>
+      <w:bookmarkEnd w:id="1056"/>
     </w:p>
     <w:p>
       <w:pPr>
@@ -24299,7 +25971,7 @@
         <w:rPr>
           <w:rFonts w:hint="eastAsia"/>
         </w:rPr>
-        <w:t>公司层面可核验的公开信息有三项：一是产品覆盖气体分布、温度控制与真空密封三类功能，均用于设备真空腔体系统，其中气体喷头与加热盘属参与工艺反应的部件，O型圈与密封件门板属密封部件；二是O型圈使用自有品牌牌号CeaLution，并按型号区分，产品外观颜色不同；三是精密气体喷头按300mm制程的具体机型命名。公司成立于2019年3月，2025年度参保人数121人，持有高新技术企业、科技型中小企业、专精特新中小企业与企业技术中心资质。</w:t>
+        <w:t>公司层面可核验的公开信息有五项：一是产品覆盖气体分布、温度控制与真空密封三类功能，均用于设备真空腔体系统，其中气体喷头与加热盘属参与工艺反应的部件，O型圈与密封件门板属密封部件；二是O型圈使用自有品牌牌号CeaLution，并按型号区分，产品外观颜色不同；三是精密气体喷头按300mm制程的具体机型命名，对应替换件供货形态；四是经营范围同时覆盖密封件制造、特种陶瓷制品制造与金属制品制造，与四条产品线跨金属、非金属两条材料路线相对应；五是工商查询平台将融资轮次标注为B轮，金额与投资方未见公开披露。公司成立于2019年3月，2025年度参保人数121人，企业规模标注为中型，持有高新技术企业、科技型中小企业、专精特新中小企业与企业技术中心资质。</w:t>
       </w:r>
     </w:p>
     <w:p>
@@ -24318,7 +25990,7 @@
         <w:pStyle w:val="2"/>
         <w:spacing w:before="156" w:after="156"/>
       </w:pPr>
-      <w:bookmarkStart w:id="1055" w:name="_Toc900055"/>
+      <w:bookmarkStart w:id="1057" w:name="_Toc900057"/>
       <w:r>
         <w:rPr>
           <w:rFonts w:hint="eastAsia"/>
@@ -24326,7 +25998,7 @@
         </w:rPr>
         <w:t>主要数据来源与口径说明</w:t>
       </w:r>
-      <w:bookmarkEnd w:id="1055"/>
+      <w:bookmarkEnd w:id="1057"/>
     </w:p>
     <w:p>
       <w:pPr>

--- a/output/金源/无锡金源半导体研究.docx
+++ b/output/金源/无锡金源半导体研究.docx
@@ -3910,7 +3910,7 @@
                 <w:sz w:val="24"/>
                 <w:szCs w:val="24"/>
               </w:rPr>
-              <w:t>28</w:t>
+              <w:t>29</w:t>
             </w:r>
             <w:r>
               <w:rPr>
@@ -4079,7 +4079,7 @@
                 <w:sz w:val="24"/>
                 <w:szCs w:val="24"/>
               </w:rPr>
-              <w:t>30</w:t>
+              <w:t>31</w:t>
             </w:r>
             <w:r>
               <w:rPr>
@@ -4346,7 +4346,7 @@
                 <w:sz w:val="24"/>
                 <w:szCs w:val="24"/>
               </w:rPr>
-              <w:t>32</w:t>
+              <w:t>33</w:t>
             </w:r>
             <w:r>
               <w:rPr>
@@ -4693,7 +4693,7 @@
                 <w:sz w:val="24"/>
                 <w:szCs w:val="24"/>
               </w:rPr>
-              <w:t>33</w:t>
+              <w:t>34</w:t>
             </w:r>
             <w:r>
               <w:rPr>
@@ -18684,7 +18684,7 @@
                 <w:color w:val="000000"/>
                 <w:sz w:val="21"/>
               </w:rPr>
-              <w:t>与气体喷头同处等离子体发生回路，射频功率经上电极（气体分配盘）耦合进入腔体</w:t>
+              <w:t>按臻宝科技招股说明书的表述，刻蚀用硅电极即硅气体分配盘，该部件同时承担气体分配与电极功能，与射频电源同处等离子体发生回路</w:t>
             </w:r>
           </w:p>
         </w:tc>
@@ -20912,7 +20912,7 @@
         <w:rPr>
           <w:rFonts w:hint="eastAsia"/>
         </w:rPr>
-        <w:t>保荐机构的核查程序在回复中逐项列明，共六项：查阅工商登记文件、资产评估报告、评估复核报告、验资报告、验资复核报告与出资资产交付确认书；查阅研发计划、研发过程记录、研发数据、销售记录与交付的技术资料；访谈技术出资方当时的股东与合作方实际控制人；访谈发行人住所地法院、仲裁机构与政府部门并取得合规证明；查询国家企业信用信息公示系统、中国裁判文书网、中国执行信息公开网与中国法院网的公开信息；取得各相关方出具的声明与承诺。以技术出资设立的企业，其技术来源的证据链需要覆盖权属、评估、交付、使用与无争议五个方面。</w:t>
+        <w:t>保荐机构的核查程序在回复中逐项列明，共六项：查阅工商登记文件、资产评估报告、评估复核报告、验资报告、验资复核报告与出资资产交付确认书；查阅研发计划、研发过程记录、研发数据、销售记录与交付的技术资料；访谈技术出资方当时的股东与合作方实际控制人；访谈发行人住所地法院、仲裁机构与政府部门，并取得政府主管部门出具的合规证明文件；查询国家企业信用信息公示系统、中国裁判文书网、中国执行信息公开网与中国法院网的公开信息；取得各相关方出具的声明与承诺。以技术出资设立的企业，其技术来源的证据链需要覆盖权属、评估、交付、使用与无争议五个方面。</w:t>
       </w:r>
     </w:p>
     <w:p>
@@ -21116,7 +21116,7 @@
         <w:rPr>
           <w:rFonts w:hint="eastAsia"/>
         </w:rPr>
-        <w:t>募投项目的实施场地安排本身也构成核查对象。臻宝科技第二轮回复中，中介机构就募投项目采用代建、租赁、回购模式一事，查阅了与园区管理委员会及代建方签署的项目投资协议与不动产认购意向书，查阅了其他采用同类模式的上市公司在指定信息披露网站发布的相关文件，查阅了房屋租赁合同并取得房屋租赁合同登记备案证明，取得项目相关事项备忘录，访谈园区方，并查阅代建方持有的不动产权证书。托伦斯对新增产能合理性的支撑材料则是募投项目可行性研究报告与经济效益测算表，以及下游行业研究报告与主要厂商的资本开支计划。</w:t>
+        <w:t>募投项目的实施场地安排本身也构成核查对象。臻宝科技第二轮回复中，中介机构就募投项目采用代建、租赁、回购模式一事单列七项核查程序：查阅发行人与园区管理委员会、代建方签署的项目投资协议以及代建方与发行人子公司签署的不动产认购意向书；查阅其他采用同类模式的上市公司在指定信息披露网站发布的相关文件；查阅房屋租赁合同并取得房屋租赁合同登记备案证明；取得项目相关事项备忘录；访谈园区方；查阅代建方持有的不动产权证书；以及查阅规划和自然资源主管部门与代建方签订的国有建设用地使用权出让合同。该问题下另有八项核查程序，覆盖行业研究报告、募投项目可行性报告与测算明细、在手订单、在研项目人员安排与可比公司研发项目情况。托伦斯对新增产能合理性的支撑材料则是募投项目可行性研究报告与经济效益测算表，以及下游行业研究报告与主要厂商的资本开支计划。</w:t>
       </w:r>
     </w:p>
     <w:p>
@@ -21554,7 +21554,7 @@
                 <w:color w:val="000000"/>
                 <w:sz w:val="21"/>
               </w:rPr>
-              <w:t>工商登记文件；资产评估报告与评估复核报告；验资报告与验资复核报告；出资资产交付确认书；研发计划、研发过程记录与研发数据；技术资料交付凭证；相关方声明与承诺；法院、仲裁机构与政府部门的合规证明</w:t>
+              <w:t>工商登记文件；资产评估报告与评估复核报告；验资报告与验资复核报告；出资资产交付确认书；研发计划、研发过程记录与研发数据；技术资料交付凭证；相关方声明与承诺；对住所地法院、仲裁机构与政府部门的访谈及政府主管部门出具的合规证明；企业信用信息公示系统与裁判文书、执行信息等公开查询结果</w:t>
             </w:r>
           </w:p>
         </w:tc>
@@ -22429,7 +22429,7 @@
                 <w:color w:val="000000"/>
                 <w:sz w:val="21"/>
               </w:rPr>
-              <w:t>同处零部件环节，装配于同类刻蚀与薄膜沉积设备；射频功率经上电极耦合进入腔体，与气体喷头同在等离子体发生回路</w:t>
+              <w:t>同处零部件环节，共同装配于刻蚀与薄膜沉积设备。按臻宝科技招股说明书的表述，刻蚀用硅电极即硅气体分配盘，该部件同时承担气体分配与电极功能，与射频电源同处等离子体发生回路</w:t>
             </w:r>
           </w:p>
         </w:tc>
@@ -23621,7 +23621,7 @@
                 <w:color w:val="000000"/>
                 <w:sz w:val="21"/>
               </w:rPr>
-              <w:t>设备整机环节；无锡金源的精密气体喷头按300mm刻蚀设备机型命名，两者分处零部件与整机环节</w:t>
+              <w:t>设备整机环节；无锡金源的精密气体喷头按300mm制程的具体机型命名，两者分处零部件与整机环节</w:t>
             </w:r>
           </w:p>
         </w:tc>
@@ -23929,7 +23929,7 @@
         <w:rPr>
           <w:rFonts w:hint="eastAsia"/>
         </w:rPr>
-        <w:t>融资方面，工商查询平台将公司融资轮次标注为B轮。按行业媒体报道，本轮融资资金用于全氟密封圈、金属喷头等半导体设备关键配件的研发扩产与工艺优化。融资金额、投资方名单、历次融资的估值与特殊权利条款未见公开披露，列入本报告表18待当面核实。</w:t>
+        <w:t>融资方面，工商查询平台将公司融资轮次标注为B轮。按行业媒体报道，本轮融资资金用于全氟密封圈、金属喷头等半导体设备关键配件的研发扩产与工艺优化。融资金额、投资方名单、历次融资的估值与特殊权利条款未见公开披露，相关问题列入本报告表18。</w:t>
       </w:r>
     </w:p>
     <w:p>
@@ -24420,7 +24420,7 @@
         <w:rPr>
           <w:rFonts w:hint="eastAsia"/>
         </w:rPr>
-        <w:t>第一，产品型号按适配机型命名。官网精密气体喷头栏目列示的三个型号，均以设备厂商名称、平台名称与300mm制程标注，而非按公司自定的规格编号。这一命名方式对应的是替换件供货形态，即产品需与特定机型的既有部件在尺寸、接口与工艺表现上对应。本报告第一章所列该环节的两条采购路径中，这一形态对应晶圆厂在设备运行中采购替换损耗件的路径。</w:t>
+        <w:t>第一，产品型号按适配机型命名。官网精密气体喷头栏目列示的三个型号，均以设备厂商名称、平台名称与300mm制程标注，而非按公司自定的规格编号。按机型命名意味着产品需与特定机型的既有部件在尺寸与接口上对应。本报告第一章所列该环节存在两条采购路径，设备厂商采购用于整机装配、晶圆厂采购用于替换损耗件，两条路径的产品同样按机型区分，仅凭命名方式无法判断公司属于哪一条，客户结构列入本报告表18。</w:t>
       </w:r>
     </w:p>
     <w:p>
@@ -24431,7 +24431,7 @@
         <w:rPr>
           <w:rFonts w:hint="eastAsia"/>
         </w:rPr>
-        <w:t>第二，密封件以自有品牌按牌号成体系列示。O型圈标注自有品牌CeaLution，列示六个牌号，产品外观颜色不同。公开信息未说明各牌号对应的胶料材质、耐温与耐等离子体指标及适用工况，牌号体系是自行开发还是外部供应，亦未见披露，列入本报告表18待当面核实。</w:t>
+        <w:t>第二，密封件以自有品牌按牌号成体系列示。O型圈标注自有品牌CeaLution，列示六个牌号，产品外观颜色不同。公开信息未说明各牌号对应的胶料材质、耐温与耐等离子体指标及适用工况，牌号体系是自行开发还是外部供应，亦未见披露，相关问题列入本报告表18。</w:t>
       </w:r>
     </w:p>
     <w:p>
@@ -24442,7 +24442,7 @@
         <w:rPr>
           <w:rFonts w:hint="eastAsia"/>
         </w:rPr>
-        <w:t>第三，经营范围覆盖四条产品线对应的三类制造活动。经营范围中的密封件制造对应O型圈与密封件门板，特种陶瓷制品制造与电子专用材料研发制造对应加热盘的陶瓷路线，金属制品研发与制造对应气体喷头的金属路线，半导体器件专用设备制造与销售覆盖上述部件的整体交付。四条产品线同时跨金属与非金属两条材料路线。</w:t>
+        <w:t>第三，经营范围覆盖四条产品线对应的各类制造活动。经营范围中的密封件制造对应O型圈与密封件门板，特种陶瓷制品制造与电子专用材料研发制造对应加热盘的陶瓷路线，金属制品研发与制造对应气体喷头的金属路线，半导体器件专用设备制造与销售覆盖上述部件的整体交付。四条产品线同时跨金属与非金属两条材料路线。</w:t>
       </w:r>
     </w:p>
     <w:p>
@@ -24453,7 +24453,7 @@
         <w:rPr>
           <w:rFonts w:hint="eastAsia"/>
         </w:rPr>
-        <w:t>第四，两条材料路线的毛利率区间差异显著。按本报告表6，2025年非金属路线的珂玛科技为53.94%、臻宝科技为49.85%，金属路线的先锋精科为29.02%、托伦斯为27.14%、富创精密为24.94%。公司同时具备两条路线的产品，其综合毛利率取决于两类产品的收入结构，不能按单一路线的区间推算。</w:t>
+        <w:t>第四，经营范围同时覆盖金属与非金属两条材料路线。按本报告表6，两条路线的毛利率区间差异显著：2025年非金属路线的珂玛科技为53.94%、臻宝科技为49.85%，金属路线的先锋精科为29.02%、托伦斯为27.14%、富创精密为24.94%。公司四条产品线中，O型圈与密封件门板为高分子材料；气体喷头与加热盘的材质公开信息未见披露，相关问题列入本报告表18。综合毛利率取决于各产品线的材质与收入结构，不能按单一路线的区间推算。</w:t>
       </w:r>
     </w:p>
     <w:p>
@@ -25175,7 +25175,7 @@
                 <w:color w:val="000000"/>
                 <w:sz w:val="21"/>
               </w:rPr>
-              <w:t>该环节存在两类客户结构，订单节奏与定价机制不同：富创精密、先锋精科、珂玛科技、托伦斯以设备厂商为主要客户，臻宝科技以集成电路制造厂商与显示面板厂商为主要客户。客户集中度是四家样本企业首轮问询均覆盖的事项。</w:t>
+              <w:t>该环节存在两类客户结构，订单节奏与定价机制不同：富创精密、先锋精科、珂玛科技、托伦斯以设备厂商为主要客户，臻宝科技以集成电路制造厂商与显示面板厂商为主要客户。客户集中度是五家样本企业首轮问询均覆盖的事项。</w:t>
             </w:r>
           </w:p>
         </w:tc>
@@ -25475,7 +25475,7 @@
                 <w:color w:val="000000"/>
                 <w:sz w:val="21"/>
               </w:rPr>
-              <w:t>可比公司2025年研发费用率平均5.71%，区间为1.56%至9.32%。技术先进性是四家样本企业均被问及的事项，托伦斯第二轮被要求说明高精度机械制造、焊接、表面处理三项核心工艺的技术水平。</w:t>
+              <w:t>可比公司2025年研发费用率平均5.71%，区间为1.56%至9.32%。技术先进性是五家样本企业均被问及的事项，托伦斯第二轮被要求说明高精度机械制造、焊接、表面处理三项核心工艺的技术水平。</w:t>
             </w:r>
           </w:p>
         </w:tc>
@@ -25579,7 +25579,7 @@
                 <w:color w:val="000000"/>
                 <w:sz w:val="21"/>
               </w:rPr>
-              <w:t>股权与历史沿革</w:t>
+              <w:t>股权、融资与历史沿革</w:t>
             </w:r>
           </w:p>
         </w:tc>
@@ -25602,7 +25602,7 @@
                 <w:color w:val="000000"/>
                 <w:sz w:val="21"/>
               </w:rPr>
-              <w:t>股东构成与历史融资情况？是否存在股权代持或对赌安排？实际控制人的认定依据？</w:t>
+              <w:t>B轮融资的金额、投资方与时点？历次融资的估值与股权变动过程？是否存在股权代持，或回购、对赌等特殊权利条款，如有，是否已清理或约定申报前终止？现有股东结构与实际控制人的认定依据？</w:t>
             </w:r>
           </w:p>
         </w:tc>
@@ -25625,7 +25625,7 @@
                 <w:color w:val="000000"/>
                 <w:sz w:val="21"/>
               </w:rPr>
-              <w:t>托伦斯首轮问询设历史沿革、对赌协议、高管及核心技术人员三个专项；臻宝科技首轮设历史沿革与股权结构；珂玛科技第二轮设股权清晰；中微公司第二轮设实际控制人认定及核心技术人员稳定。</w:t>
+              <w:t>工商查询平台将公司融资轮次标注为B轮，金额、投资方与条款未见公开披露。本报告7.10所列样本中，托伦斯首轮设历史沿革、对赌协议、高管及核心技术人员三个专项；臻宝科技首轮设历史沿革与股权结构；珂玛科技第二轮设股权清晰；中微公司第二轮设实际控制人认定及核心技术人员稳定；神工股份的无实际控制人认定自第二轮追问至第四轮。</w:t>
             </w:r>
           </w:p>
         </w:tc>
@@ -25654,7 +25654,7 @@
                 <w:color w:val="000000"/>
                 <w:sz w:val="21"/>
               </w:rPr>
-              <w:t>融资与股权</w:t>
+              <w:t>密封件牌号体系</w:t>
             </w:r>
           </w:p>
         </w:tc>
@@ -25677,7 +25677,7 @@
                 <w:color w:val="000000"/>
                 <w:sz w:val="21"/>
               </w:rPr>
-              <w:t>B轮融资的金额、投资方与时点？历次融资是否存在回购、对赌或其他特殊权利条款，如有，是否已清理或约定申报前终止？现有股东结构与实际控制人认定依据？</w:t>
+              <w:t>CeaLution各牌号对应的胶料材质与关键指标（耐温、耐等离子体、压缩永久变形）分别是什么？牌号体系是自行开发还是外部供应？全氟醚橡胶原料的来源与主要供应商？</w:t>
             </w:r>
           </w:p>
         </w:tc>
@@ -25700,7 +25700,7 @@
                 <w:color w:val="000000"/>
                 <w:sz w:val="21"/>
               </w:rPr>
-              <w:t>工商查询平台将公司融资轮次标注为B轮，金额、投资方与条款未见公开披露。本报告7.10所列样本中，托伦斯首轮设对赌协议专项，臻宝科技首轮设历史沿革与股权结构专项，神工股份的无实际控制人认定自第二轮追问至第四轮。</w:t>
+              <w:t>官网以自有品牌列示六个牌号、产品外观颜色不同，未披露材质与指标。本报告7.7所列样本中，臻宝科技被追问其原材料通过委托加工与成品采购取得、主要供应商为境外企业且多数规模较小、不存在可比采购价格。</w:t>
             </w:r>
           </w:p>
         </w:tc>
@@ -25729,7 +25729,7 @@
                 <w:color w:val="000000"/>
                 <w:sz w:val="21"/>
               </w:rPr>
-              <w:t>密封件牌号体系</w:t>
+              <w:t>媒体口径数据的核实</w:t>
             </w:r>
           </w:p>
         </w:tc>
@@ -25752,7 +25752,7 @@
                 <w:color w:val="000000"/>
                 <w:sz w:val="21"/>
               </w:rPr>
-              <w:t>CeaLution各牌号对应的胶料材质与关键指标（耐温、耐等离子体、压缩永久变形）分别是什么？牌号体系是自行开发还是外部供应？全氟醚橡胶原料的来源与主要供应商？</w:t>
+              <w:t>累计申请专利数量、2024年主营业务收入增速、密封组件年产能，实际数值分别是多少？研发团队的构成与来源？</w:t>
             </w:r>
           </w:p>
         </w:tc>
@@ -25775,7 +25775,7 @@
                 <w:color w:val="000000"/>
                 <w:sz w:val="21"/>
               </w:rPr>
-              <w:t>官网以自有品牌列示六个牌号、产品外观颜色不同，未披露材质与指标。本报告7.7所列样本中，臻宝科技被追问其原材料通过委托加工与成品采购取得、主要供应商为境外企业且多数规模较小、不存在可比采购价格。</w:t>
+              <w:t>行业媒体报道提及累计申请专利23项、2024年主营业务收入同比增长超60%、产能将提升至年产30万套密封组件、研发团队具日韩技术背景。该报道为单一来源，未见公司公告或其他独立来源印证，本报告正文未采用上述数值。</w:t>
             </w:r>
           </w:p>
         </w:tc>
@@ -25804,7 +25804,7 @@
                 <w:color w:val="000000"/>
                 <w:sz w:val="21"/>
               </w:rPr>
-              <w:t>媒体口径数据的核实</w:t>
+              <w:t>经营数据</w:t>
             </w:r>
           </w:p>
         </w:tc>
@@ -25827,7 +25827,7 @@
                 <w:color w:val="000000"/>
                 <w:sz w:val="21"/>
               </w:rPr>
-              <w:t>累计申请专利数量、2024年主营业务收入增速、密封组件年产能，实际数值分别是多少？研发团队的构成与来源？</w:t>
+              <w:t>近三年营业收入、净利润、经营性现金流与主要财务指标？资产负债结构与应收账款、存货的周转情况？</w:t>
             </w:r>
           </w:p>
         </w:tc>
@@ -25850,82 +25850,7 @@
                 <w:color w:val="000000"/>
                 <w:sz w:val="21"/>
               </w:rPr>
-              <w:t>行业媒体报道提及累计申请专利23项、2024年主营业务收入同比增长超60%、产能将提升至年产30万套密封组件、研发团队具日韩技术背景。该报道为单一来源，未见公司公告或其他独立来源印证，本报告正文未采用上述数值。</w:t>
-            </w:r>
-          </w:p>
-        </w:tc>
-      </w:tr>
-      <w:tr>
-        <w:trPr>
-          <w:cantSplit/>
-          <w:jc w:val="center"/>
-        </w:trPr>
-        <w:tc>
-          <w:tcPr>
-            <w:tcW w:w="636" w:type="pct"/>
-            <w:tcBorders>
-              <w:top w:val="single" w:sz="4" w:space="0" w:color="010000"/>
-            </w:tcBorders>
-            <w:vAlign w:val="center"/>
-          </w:tcPr>
-          <w:p>
-            <w:pPr>
-              <w:jc w:val="center"/>
-            </w:pPr>
-            <w:r/>
-            <w:r>
-              <w:rPr>
-                <w:rFonts w:hint="eastAsia"/>
-                <w:color w:val="000000"/>
-                <w:sz w:val="21"/>
-              </w:rPr>
-              <w:t>经营数据</w:t>
-            </w:r>
-          </w:p>
-        </w:tc>
-        <w:tc>
-          <w:tcPr>
-            <w:tcW w:w="1818" w:type="pct"/>
-            <w:tcBorders>
-              <w:top w:val="single" w:sz="4" w:space="0" w:color="010000"/>
-            </w:tcBorders>
-            <w:vAlign w:val="center"/>
-          </w:tcPr>
-          <w:p>
-            <w:pPr>
-              <w:jc w:val="left"/>
-            </w:pPr>
-            <w:r/>
-            <w:r>
-              <w:rPr>
-                <w:rFonts w:hint="eastAsia"/>
-                <w:color w:val="000000"/>
-                <w:sz w:val="21"/>
-              </w:rPr>
-              <w:t>近三年营业收入、净利润、经营性现金流与主要财务指标？金属路线与非金属路线各自的收入占比与毛利率？</w:t>
-            </w:r>
-          </w:p>
-        </w:tc>
-        <w:tc>
-          <w:tcPr>
-            <w:tcW w:w="2545" w:type="pct"/>
-            <w:tcBorders>
-              <w:top w:val="single" w:sz="4" w:space="0" w:color="010000"/>
-            </w:tcBorders>
-            <w:vAlign w:val="center"/>
-          </w:tcPr>
-          <w:p>
-            <w:pPr>
-              <w:jc w:val="left"/>
-            </w:pPr>
-            <w:r/>
-            <w:r>
-              <w:rPr>
-                <w:rFonts w:hint="eastAsia"/>
-                <w:color w:val="000000"/>
-                <w:sz w:val="21"/>
-              </w:rPr>
-              <w:t>公司为非上市企业，上述数据无公开披露。两条材料路线的毛利率区间差异显著，综合毛利率取决于收入结构，详见本报告表6与9.3。</w:t>
+              <w:t>公司为非上市企业，上述数据无公开披露。</w:t>
             </w:r>
           </w:p>
         </w:tc>

--- a/output/金源/无锡金源半导体研究.docx
+++ b/output/金源/无锡金源半导体研究.docx
@@ -3020,7 +3020,7 @@
                 <w:sz w:val="24"/>
                 <w:szCs w:val="24"/>
               </w:rPr>
-              <w:t>20</w:t>
+              <w:t>21</w:t>
             </w:r>
             <w:r>
               <w:rPr>
@@ -3198,7 +3198,7 @@
                 <w:sz w:val="24"/>
                 <w:szCs w:val="24"/>
               </w:rPr>
-              <w:t>23</w:t>
+              <w:t>24</w:t>
             </w:r>
             <w:r>
               <w:rPr>
@@ -7337,7 +7337,7 @@
         <w:rPr>
           <w:rFonts w:hint="eastAsia"/>
         </w:rPr>
-        <w:t>衡量该环节通常使用四组指标，各自统计对象不同，不可互相替代。一是晶圆厂采购额，反映需求端总量，需区分采购总额与向零部件厂商直接采购的金额；二是厂商营业收入，反映供给端的经营规模；三是毛利率，受材料属性与加工附加值影响显著，不同材料路线之间不具直接可比性；四是更换周期，决定产品属于耗材还是长周期件。</w:t>
+        <w:t>衡量该环节通常使用四组指标，各自统计对象不同，不可互相替代。一是晶圆厂采购额，反映需求端总量，需区分采购总额与向零部件厂商直接采购的金额；二是厂商营业收入，反映供给端的经营规模；三是毛利率，本报告涉及的可比公司数据显示该指标受材料属性与加工附加值影响，跨材料路线的数值不直接比较；四是更换周期，决定产品属于耗材还是长周期件。</w:t>
       </w:r>
     </w:p>
     <w:p>
@@ -7488,7 +7488,7 @@
         <w:rPr>
           <w:rFonts w:hint="eastAsia"/>
         </w:rPr>
-        <w:t>原材料的可获得性与价格公允性是该环节的共性问题。按公开披露，部分非金属零部件的原材料通过委托加工定制与成品采购取得，主要供应商为境外企业且多数规模较小，不存在市场价格或可比公司披露的同类采购价格可供比较。</w:t>
+        <w:t>原材料的可获得性与价格公允性是该环节被反复问及的事项。臻宝科技第二轮审核问询函指出，其部分非金属零部件的原材料通过委托加工定制与成品采购取得，主要供应商为境外企业且多数规模较小，不存在市场价格或可比公司披露的同类采购价格可供比较。</w:t>
       </w:r>
     </w:p>
     <w:p>
@@ -7546,7 +7546,7 @@
         <w:rPr>
           <w:rFonts w:hint="eastAsia"/>
         </w:rPr>
-        <w:t>两类下游客户对应两种商业模式。以设备厂为主要客户的厂商，订单节奏与设备厂的出货和资本开支相关；以晶圆厂为主要客户的厂商，订单节奏与晶圆厂的产能利用率和工艺运行时长相关。按公开披露，富创精密、先锋精科、珂玛科技、托伦斯的客户以北方华创、中微公司、拓荆科技等设备厂商为主；臻宝科技的客户为集成电路制造厂商与显示面板厂商。</w:t>
+        <w:t>两类下游客户对应两种商业模式。以设备厂为主要客户的厂商，订单节奏与设备厂的出货和资本开支相关；以晶圆厂为主要客户的厂商，订单节奏与晶圆厂的产能利用率和工艺运行时长相关。按各公司招股说明书列示，富创精密、先锋精科、珂玛科技、托伦斯的客户以北方华创、中微公司、拓荆科技等设备厂商为主；臻宝科技的客户为集成电路制造厂商与显示面板厂商。</w:t>
       </w:r>
     </w:p>
     <w:p>
@@ -7612,7 +7612,7 @@
         <w:rPr>
           <w:rFonts w:hint="eastAsia"/>
         </w:rPr>
-        <w:t>设备投资在半导体制造资本性支出中的占比一般为70%至80%，且随工艺制程提升而提高。前道晶圆制造设备占据主要比重，2024年前道工艺设备销售额预计1,042亿美元、按全球销售额计算占比约88.9%。前道设备中，刻蚀技术、薄膜沉积技术与光刻技术并称三大主要生产技术，刻蚀设备与薄膜沉积设备合计价值量占比超过40%。</w:t>
+        <w:t>设备投资在半导体制造资本性支出中的占比一般为70%至80%，且随工艺制程提升而提高。前道晶圆制造设备占据主要比重，按SEMI数据，2024年全球前道工艺设备销售额预计1,042亿美元、按全球销售额计算占比约88.9%。前道设备中，刻蚀技术、薄膜沉积技术与光刻技术并称三大主要生产技术，刻蚀设备与薄膜沉积设备合计价值量占比超过40%。</w:t>
       </w:r>
     </w:p>
     <w:p>
@@ -9125,7 +9125,7 @@
         <w:rPr>
           <w:rFonts w:hint="eastAsia"/>
         </w:rPr>
-        <w:t>碳化硅气体分配盘的导热性优于硅与石英材质，抗等离子体腐蚀能力更强，使用寿命为硅气体分配盘的2至4倍。</w:t>
+        <w:t>按臻宝科技招股说明书的表述，碳化硅气体分配盘导热性好，抗等离子体腐蚀能力比硅和石英强，使用寿命是硅气体分配盘的2至4倍，提高了等离子体刻蚀设备的工作在线率。</w:t>
       </w:r>
     </w:p>
     <w:p>
@@ -9154,7 +9154,7 @@
         <w:rPr>
           <w:rFonts w:hint="eastAsia"/>
         </w:rPr>
-        <w:t>该环节的全球供给长期由境外厂商主导。按IC World于2020年公开的20类半导体核心零部件产品的44家主要供应商数据，美国供应商20家、约占45%，日本供应商16家、约占36%，德国、瑞士、韩国各2家，英国1家，全部为境外供应商。按公开披露，近年国内本土核心零部件供应商的规模和实力增强，但与国际同行业相比差距仍然较大。</w:t>
+        <w:t>该环节的全球供给以境外厂商为主。按IC World于2020年公开的20类半导体核心零部件产品的44家主要供应商数据，美国供应商20家、约占45%，日本供应商16家、约占36%，德国、瑞士、韩国各2家，英国1家，全部为境外供应商。</w:t>
       </w:r>
     </w:p>
     <w:p>
@@ -9183,7 +9183,7 @@
         <w:rPr>
           <w:rFonts w:hint="eastAsia"/>
         </w:rPr>
-        <w:t>2024年该环节增速较高。按公开披露数据，2024年中微公司刻蚀设备产量同比增长231.15%，先锋精科半导体设备零部件收入增速134.64%，珂玛科技半导体领域收入增速205.89%，富创精密半导体设备零部件收入增速55.59%。</w:t>
+        <w:t>按托伦斯审核中心意见落实函列示的数据，2024年中微公司刻蚀设备产量同比增长231.15%，先锋精科半导体设备零部件收入增速134.64%，珂玛科技半导体领域收入增速205.89%，富创精密半导体设备零部件收入增速55.59%。</w:t>
       </w:r>
     </w:p>
     <w:p>
@@ -9238,7 +9238,7 @@
         <w:rPr>
           <w:rFonts w:hint="eastAsia"/>
         </w:rPr>
-        <w:t>按公开披露，该环节的境内外可比公司为Ferrotec、京鼎精密、超科林、富创精密、先锋精科、珂玛科技、臻宝科技七家，上述名单经审核问询程序，可作为本环节竞争格局的参照。</w:t>
+        <w:t>托伦斯在招股说明书中选取的同行业可比公司为Ferrotec、京鼎精密、超科林、富创精密、先锋精科、珂玛科技、臻宝科技七家，上述名单经审核问询程序，可作为本环节竞争格局的参照。</w:t>
       </w:r>
     </w:p>
     <w:p>
@@ -12110,7 +12110,7 @@
           <w:sz w:val="11"/>
           <w:szCs w:val="11"/>
         </w:rPr>
-        <w:t>资料来源：托伦斯招股说明书（注册稿），本报告整理</w:t>
+        <w:t>资料来源：托伦斯招股说明书（注册稿），本报告整理。注：口径同表6，其中珂玛科技、富创精密、托伦斯与Ferrotec采用2025年前三季度毛利率，材料路线分组为本报告依据各公司主营产品描述归纳。</w:t>
       </w:r>
     </w:p>
     <w:p>
@@ -12121,7 +12121,7 @@
         <w:rPr>
           <w:rFonts w:hint="eastAsia"/>
         </w:rPr>
-        <w:t>按公开披露，毛利率差异的原因为：珂玛科技和臻宝科技主营非金属类半导体设备零部件，加工过程中产生的附加值较原材料成本而言较高，因此毛利率较高；京鼎精密和超科林主营产品中包含半导体设备模组类产品，由于模组类产品外购零部件成本占比较大，因此毛利率较低；先锋精科销售占比较高的产品为腔体和内衬，大尺寸腔体毛利率相对较高、部分内衬作为备件亦具备较高毛利率；富创精密近年加大模组类产品销售，该类产品毛利率相对较低；Ferrotec产品类型较多，除零部件外还包括设备部件清洗服务与光伏设备制造。</w:t>
+        <w:t>对上述差异，托伦斯在招股说明书中给出的解释如下，该解释为发行人的分析，非第三方结论：珂玛科技和臻宝科技主营非金属类半导体设备零部件，加工过程中产生的附加值较原材料成本而言较高，因此毛利率较高；京鼎精密和超科林主营产品中包含半导体设备模组类产品，由于模组类产品外购零部件成本占比较大，因此毛利率较低；先锋精科销售占比较高的产品为腔体和内衬，大尺寸腔体毛利率相对较高、部分内衬作为备件亦具备较高毛利率；富创精密近年加大模组类产品销售，该类产品毛利率相对较低；Ferrotec产品类型较多，除零部件外还包括设备部件清洗服务与光伏设备制造。</w:t>
       </w:r>
     </w:p>
     <w:p>
@@ -14933,7 +14933,7 @@
         <w:rPr>
           <w:rFonts w:hint="eastAsia"/>
         </w:rPr>
-        <w:t>京鼎精密以半导体设备金属零部件为主，客户以国际性半导体设备企业为主，2024年美洲区域收入占比84.67%，2025年营业收入45.18亿元、归母净利润5.24亿元。超科林主营关键气体和流体输送子系统、组件和部件以及超高纯度清洁和分析服务，2024年新加坡、美国、澳大利亚及韩国地区收入占比超70%，2025年营业收入144.37亿元、归母净利润为亏损12.74亿元。按公开披露，服务于国际半导体设备厂商的企业销售规模相对较高，主要系全球半导体设备市场目前仍由国际性企业主导。</w:t>
+        <w:t>京鼎精密以半导体设备金属零部件为主，客户以国际性半导体设备企业为主，2024年美洲区域收入占比84.67%，2025年营业收入45.18亿元、归母净利润5.24亿元。超科林主营关键气体和流体输送子系统、组件和部件以及超高纯度清洁和分析服务，2024年新加坡、美国、澳大利亚及韩国地区收入占比超70%，2025年营业收入144.37亿元、归母净利润为亏损12.74亿元。</w:t>
       </w:r>
     </w:p>
     <w:p>
@@ -19892,6 +19892,17 @@
           <w:rFonts w:hint="eastAsia"/>
         </w:rPr>
         <w:t>五家样本中，托伦斯、臻宝科技、珂玛科技为同环节零部件企业，神工股份为零部件所用硅材料及硅零部件企业，中微公司为下游设备企业。前四家的主营业务与无锡金源同处零部件与耗材环节，其中神工股份的刻蚀用硅电极即硅气体分配盘，与无锡金源的精密气体喷头为同一功能部件的不同材料路线。</w:t>
+      </w:r>
+    </w:p>
+    <w:p>
+      <w:pPr>
+        <w:pStyle w:val="a0"/>
+      </w:pPr>
+      <w:r>
+        <w:rPr>
+          <w:rFonts w:hint="eastAsia"/>
+        </w:rPr>
+        <w:t>本章各节的写法统一为两部分：一是交易所所问事项与发行人、中介机构在回复中列明的核查程序，内容均取自交易所网站已公开披露的问询回复文件；二是每节末尾一句对该类问题核查落点的概括，为本报告归纳，不属于上述文件的原有表述。发行人及中介机构在回复中作出的结论性意见，本章不引用。</w:t>
       </w:r>
     </w:p>
     <w:p>
@@ -20799,7 +20810,7 @@
         <w:rPr>
           <w:rFonts w:hint="eastAsia"/>
         </w:rPr>
-        <w:t>毛利率逐年上升同样构成问询触发点。神工股份报告期各期综合毛利率为43.73%、55.10%、63.77%和67.25%，四期连续上升，累计提升23.52个百分点。交易所在第三轮问询中，将该问题与产品拆分绑定提出，要求先说明各纯度等级对应的原材料采购量、价格、采购金额与使用量，各纯度等级对应的产量、销量、价格及金额，硅棒、硅筒、硅环、硅片在原材料、生产设备、生产工艺、生产环节、核心参数指标等方面的差异，各纯度等级、各尺寸等级下四类产品的产量、销量、金额及变动原因，非磁场拉晶法与磁场拉晶法的工艺区别、生产成本差异与生产难度差异，在此基础上再说明生产环节技术门槛、核心技术先进性，以及毛利率较高且持续增长的原因及合理性。毛利率的解释被要求建立在产品级、纯度级、尺寸级的数据拆分之上，而非直接归因于技术水平。</w:t>
+        <w:t>毛利率逐年上升同样构成问询触发点。神工股份报告期各期综合毛利率为43.73%、55.10%、63.77%和67.25%，四期连续上升，累计提升23.52个百分点。交易所在第三轮问询中，将该问题与产品拆分绑定提出，要求先说明各纯度等级对应的原材料采购量、价格、采购金额与使用量，各纯度等级对应的产量、销量、价格及金额，硅棒、硅筒、硅环、硅片在原材料、生产设备、生产工艺、生产环节、核心参数指标等方面的差异，各纯度等级、各尺寸等级下四类产品的产量、销量、金额及变动原因，非磁场拉晶法与磁场拉晶法的工艺区别、生产成本差异与生产难度差异，在此基础上再说明生产环节技术门槛、核心技术先进性，以及毛利率较高且持续增长的原因及合理性。本报告归纳：毛利率的解释被要求建立在产品级、纯度级、尺寸级的数据拆分之上。</w:t>
       </w:r>
     </w:p>
     <w:p>
@@ -20810,7 +20821,7 @@
         <w:rPr>
           <w:rFonts w:hint="eastAsia"/>
         </w:rPr>
-        <w:t>从公开回复看，这类问题的答复不是靠文字说明，而是靠调表和测算。臻宝科技第二轮回复中，保荐人与申报会计师列明的核查程序共九项，包括查阅仓库管理和成本核算制度，获取废料台账与产成品明细并测算利用边角料生产的产品数量与材料成本，获取报废产品明细和材料更换涉及的产品清单并对良率变动作量化分析，获取硅材料投入及各工序产成品明细以分析投入产出匹配情况，获取物料清单并与实际投入产出关系对比，以及查阅收入成本明细表按产品类型分析单位成本与毛利率变动。珂玛科技在审核中心意见落实函中的做法是获取产品规格数据，测算主要产品的单位体积价格与单位体积成本，再量化各因素对毛利率变动的影响，并用外购半成品明细表模拟测算自产比例提升对毛利率的影响。</w:t>
+        <w:t>该类问题在回复中的处理方式以调取台账和量化测算为主。臻宝科技第二轮回复中，保荐人与申报会计师列明的核查程序共九项，包括查阅仓库管理和成本核算制度，获取废料台账与产成品明细并测算利用边角料生产的产品数量与材料成本，获取报废产品明细和材料更换涉及的产品清单并对良率变动作量化分析，获取硅材料投入及各工序产成品明细以分析投入产出匹配情况，获取物料清单并与实际投入产出关系对比，以及查阅收入成本明细表按产品类型分析单位成本与毛利率变动。珂玛科技在审核中心意见落实函中的做法是获取产品规格数据，测算主要产品的单位体积价格与单位体积成本，再量化各因素对毛利率变动的影响，并用外购半成品明细表模拟测算自产比例提升对毛利率的影响。</w:t>
       </w:r>
     </w:p>
     <w:p>
@@ -20861,7 +20872,7 @@
         <w:rPr>
           <w:rFonts w:hint="eastAsia"/>
         </w:rPr>
-        <w:t>托伦斯第二轮回复对该问题的核查程序共七项，其中四项落在外部印证上：查阅可比公司公开披露的技术指标、专利信息及招股说明书，与发行人技术参数逐项对比；访谈核心客户的采购负责人，确认产品技术性能指标、供应份额排名及与竞争对手的对比情况；访谈客户确认外协厂商是否为其指定或认证的供应商；以及查阅可比公司年度报告统计模组业务收入占比与客户结构。技术先进性的证明落在可比对象的公开参数和客户方的确认上，发行人的自述不单独构成依据。</w:t>
+        <w:t>托伦斯第二轮回复对该问题的核查程序共七项，其中四项落在外部印证上：查阅可比公司公开披露的技术指标、专利信息及招股说明书，与发行人技术参数逐项对比；访谈核心客户的采购负责人，确认产品技术性能指标、供应份额排名及与竞争对手的对比情况；访谈客户确认外协厂商是否为其指定或认证的供应商；以及查阅可比公司年度报告统计模组业务收入占比与客户结构。本报告归纳：技术先进性的证明落在可比对象的公开参数与客户方的确认上。</w:t>
       </w:r>
     </w:p>
     <w:p>
@@ -20912,7 +20923,7 @@
         <w:rPr>
           <w:rFonts w:hint="eastAsia"/>
         </w:rPr>
-        <w:t>保荐机构的核查程序在回复中逐项列明，共六项：查阅工商登记文件、资产评估报告、评估复核报告、验资报告、验资复核报告与出资资产交付确认书；查阅研发计划、研发过程记录、研发数据、销售记录与交付的技术资料；访谈技术出资方当时的股东与合作方实际控制人；访谈发行人住所地法院、仲裁机构与政府部门，并取得政府主管部门出具的合规证明文件；查询国家企业信用信息公示系统、中国裁判文书网、中国执行信息公开网与中国法院网的公开信息；取得各相关方出具的声明与承诺。以技术出资设立的企业，其技术来源的证据链需要覆盖权属、评估、交付、使用与无争议五个方面。</w:t>
+        <w:t>保荐机构的核查程序在回复中逐项列明，共六项：查阅工商登记文件、资产评估报告、评估复核报告、验资报告、验资复核报告与出资资产交付确认书；查阅研发计划、研发过程记录、研发数据、销售记录与交付的技术资料；访谈技术出资方当时的股东与合作方实际控制人；访谈发行人住所地法院、仲裁机构与政府部门，并取得政府主管部门出具的合规证明文件；查询国家企业信用信息公示系统、中国裁判文书网、中国执行信息公开网与中国法院网的公开信息；取得各相关方出具的声明与承诺。本报告归纳：以技术出资设立的企业，其技术来源的证据链覆盖权属、评估、交付、使用与无争议五个方面。</w:t>
       </w:r>
     </w:p>
     <w:p>
@@ -20963,7 +20974,7 @@
         <w:rPr>
           <w:rFonts w:hint="eastAsia"/>
         </w:rPr>
-        <w:t>托伦斯对该问题的核查程序共六项：查阅SEMI、QY Research等机构发布的市场规模与国产化率数据，复核市场空间测算逻辑及数据来源；获取募投项目可行性研究报告与经济效益测算表；查阅下游行业研究报告与主要厂商资本开支计划；查阅可比公司及下游主要客户的定期报告以分析收入下滑原因与差异；获取在手订单分析价格变动与产能增长；以及分析汇兑损益变化及其对业绩的影响。业绩下滑本身不是障碍，回复的落点是把下滑归因到可外部验证的行业与客户数据上，并说明与可比公司的一致或差异。</w:t>
+        <w:t>托伦斯对该问题的核查程序共六项：查阅SEMI、QY Research等机构发布的市场规模与国产化率数据，复核市场空间测算逻辑及数据来源；获取募投项目可行性研究报告与经济效益测算表；查阅下游行业研究报告与主要厂商资本开支计划；查阅可比公司及下游主要客户的定期报告以分析收入下滑原因与差异；获取在手订单分析价格变动与产能增长；以及分析汇兑损益变化及其对业绩的影响。本报告归纳：该类问题的核查落点是把业绩变动归因到可外部验证的行业数据与可比公司、下游客户的定期报告上。</w:t>
       </w:r>
     </w:p>
     <w:p>
@@ -21003,7 +21014,7 @@
         <w:rPr>
           <w:rFonts w:hint="eastAsia"/>
         </w:rPr>
-        <w:t>神工股份第四轮问询给出了境外销售的核查颗粒度。交易所要求列表说明报告期各期确认收入的重要销售订单的客户名称、订单金额、确认收入金额、合同签订时间、报关出口时间、运输方式、运输批次、运费金额、客户签收日期与回款时间，并按合同顺序提供对应的销售合同、出口报关单、客户签收凭据与客户付款凭证。主要产品出口的企业，其收入真实性核查落到单笔订单的单证闭环上。</w:t>
+        <w:t>神工股份第四轮问询给出了境外销售的核查颗粒度。交易所要求列表说明报告期各期确认收入的重要销售订单的客户名称、订单金额、确认收入金额、合同签订时间、报关出口时间、运输方式、运输批次、运费金额、客户签收日期与回款时间，并按合同顺序提供对应的销售合同、出口报关单、客户签收凭据与客户付款凭证。本报告归纳：主要产品出口的企业，其收入真实性核查落到单笔订单的单证闭环上。</w:t>
       </w:r>
     </w:p>
     <w:p>
@@ -21014,7 +21025,7 @@
         <w:rPr>
           <w:rFonts w:hint="eastAsia"/>
         </w:rPr>
-        <w:t>臻宝科技对采购价格公允性的回复方式，是查阅采购明细表并访谈主要供应商取得其说明，再结合市场价格、可比公司采购价格、向不同供应商的采购价格与供应商向其他客户的销售价格作四方对照。收入端的核查则包括了解按验收确认收入的原因与准则依据、向销售人员与财务负责人了解客户回款内部规定与第三方回款的具体情况，以及查阅应收账款内控制度。在缺少市场公开报价的品类上，价格公允性依靠多个可比维度的交叉对照建立。</w:t>
+        <w:t>臻宝科技对采购价格公允性的回复方式，是查阅采购明细表并访谈主要供应商取得其说明，再结合市场价格、可比公司采购价格、向不同供应商的采购价格与供应商向其他客户的销售价格作四方对照。收入端的核查则包括了解按验收确认收入的原因与准则依据、向销售人员与财务负责人了解客户回款内部规定与第三方回款的具体情况，以及查阅应收账款内控制度。本报告归纳：在缺少市场公开报价的品类上，价格公允性依靠多个可比维度的交叉对照建立。</w:t>
       </w:r>
     </w:p>
     <w:p>
@@ -21065,7 +21076,7 @@
         <w:rPr>
           <w:rFonts w:hint="eastAsia"/>
         </w:rPr>
-        <w:t>该类问题的核查逻辑是以物理量交叉验证财务数据：原材料投入量、能耗、设备台数、产量、销量、出口报关量之间需要形成可复算的对应关系，任一环节的口径切换都需要给出量化解释。</w:t>
+        <w:t>本报告归纳：该类问题以物理量交叉验证财务数据，原材料投入量、能耗、设备台数、产量、销量、出口报关量之间需要形成可复算的对应关系，任一环节的口径切换都需要给出量化解释。</w:t>
       </w:r>
     </w:p>
     <w:p>
@@ -21167,7 +21178,7 @@
         <w:rPr>
           <w:rFonts w:hint="eastAsia"/>
         </w:rPr>
-        <w:t>神工股份对无实际控制人认定的回复，第四轮列明的核查程序共五项：查阅公司章程及内部治理制度、一致行动协议、历次三会会议文件、工商登记文件等历史沿革与公司治理法律文件，并访谈全体股东、董事、监事、高级管理人员及员工代表；核查股东及其提名董事在历次股东大会与董事会的投票表决情况；查阅相关股东的出资凭证、出资前后银行对账单、投资记录、财务报表与股东调查表以核查出资来源；取得基金管理人提供的任职信息并查阅其章程、合伙协议与投资决策制度；以及取得各相关方出具的声明与承诺。控制权认定的结论建立在表决记录与出资凭证上，股权比例本身不单独构成依据。</w:t>
+        <w:t>神工股份对无实际控制人认定的回复，第四轮列明的核查程序共五项：查阅公司章程及内部治理制度、一致行动协议、历次三会会议文件、工商登记文件等历史沿革与公司治理法律文件，并访谈全体股东、董事、监事、高级管理人员及员工代表；核查股东及其提名董事在历次股东大会与董事会的投票表决情况；查阅相关股东的出资凭证、出资前后银行对账单、投资记录、财务报表与股东调查表以核查出资来源；取得基金管理人提供的任职信息并查阅其章程、合伙协议与投资决策制度；以及取得各相关方出具的声明与承诺。本报告归纳：控制权认定的核查落点是表决记录与出资凭证。</w:t>
       </w:r>
     </w:p>
     <w:p>
@@ -21178,7 +21189,7 @@
         <w:rPr>
           <w:rFonts w:hint="eastAsia"/>
         </w:rPr>
-        <w:t>关联关系一问的核查程序另有七项，与前者不重合：测算向关联方与向其他供应商采购单价的差异对各期净利润的影响金额及比例；查阅关联方控股公司披露的公开信息并实地走访关联方，了解其经营、员工、主要客户与供应商情况以及在资产、技术、人员、业务方面与发行人的关系；取得关联方提供的员工信息，核对骨干员工在该公司的任职情况与离职当年相关岗位人数；向各期前五大客户与主要供应商发函询证其与关联方及其股东、董监高、员工、前员工之间的业务往来与资金往来，回函客户、供应商数量占比92%；访谈主要客户与供应商；核查与关联方签署的协议及各期交易情况；以及取得各相关方出具的声明与承诺。与关联方共用资源的核查落在函证覆盖率与实地走访上，书面说明不单独构成依据。</w:t>
+        <w:t>关联关系一问的核查程序另有七项，与前者不重合：测算向关联方与向其他供应商采购单价的差异对各期净利润的影响金额及比例；查阅关联方控股公司披露的公开信息并实地走访关联方，了解其经营、员工、主要客户与供应商情况以及在资产、技术、人员、业务方面与发行人的关系；取得关联方提供的员工信息，核对骨干员工在该公司的任职情况与离职当年相关岗位人数；向各期前五大客户与主要供应商发函询证其与关联方及其股东、董监高、员工、前员工之间的业务往来与资金往来，回函客户、供应商数量占比92%；访谈主要客户与供应商；核查与关联方签署的协议及各期交易情况；以及取得各相关方出具的声明与承诺。本报告归纳：与关联方共用资源的核查落点是函证覆盖率与实地走访。</w:t>
       </w:r>
     </w:p>
     <w:p>
@@ -24420,7 +24431,7 @@
         <w:rPr>
           <w:rFonts w:hint="eastAsia"/>
         </w:rPr>
-        <w:t>第一，产品型号按适配机型命名。官网精密气体喷头栏目列示的三个型号，均以设备厂商名称、平台名称与300mm制程标注，而非按公司自定的规格编号。按机型命名意味着产品需与特定机型的既有部件在尺寸与接口上对应。本报告第一章所列该环节存在两条采购路径，设备厂商采购用于整机装配、晶圆厂采购用于替换损耗件，两条路径的产品同样按机型区分，仅凭命名方式无法判断公司属于哪一条，客户结构列入本报告表18。</w:t>
+        <w:t>第一，产品型号按适配机型命名。官网精密气体喷头栏目列示的三个型号，均以设备厂商名称、平台名称与300mm制程标注，而非按公司自定的规格编号。本报告归纳：按机型命名意味着产品需与特定机型的既有部件在尺寸与接口上对应。本报告第一章所列该环节存在两条采购路径，设备厂商采购用于整机装配、晶圆厂采购用于替换损耗件，两条路径的产品同样按机型区分，仅凭命名方式无法判断公司属于哪一条，客户结构列入本报告表18。</w:t>
       </w:r>
     </w:p>
     <w:p>

--- a/output/金源/无锡金源半导体研究.docx
+++ b/output/金源/无锡金源半导体研究.docx
@@ -831,7 +831,7 @@
                 <w:sz w:val="24"/>
                 <w:szCs w:val="24"/>
               </w:rPr>
-              <w:t>5</w:t>
+              <w:t>6</w:t>
             </w:r>
             <w:r>
               <w:rPr>
@@ -1267,7 +1267,7 @@
                 <w:sz w:val="24"/>
                 <w:szCs w:val="24"/>
               </w:rPr>
-              <w:t>7</w:t>
+              <w:t>8</w:t>
             </w:r>
             <w:r>
               <w:rPr>
@@ -1614,7 +1614,7 @@
                 <w:sz w:val="24"/>
                 <w:szCs w:val="24"/>
               </w:rPr>
-              <w:t>9</w:t>
+              <w:t>10</w:t>
             </w:r>
             <w:r>
               <w:rPr>
@@ -1703,7 +1703,7 @@
                 <w:sz w:val="24"/>
                 <w:szCs w:val="24"/>
               </w:rPr>
-              <w:t>10</w:t>
+              <w:t>11</w:t>
             </w:r>
             <w:r>
               <w:rPr>
@@ -1792,7 +1792,7 @@
                 <w:sz w:val="24"/>
                 <w:szCs w:val="24"/>
               </w:rPr>
-              <w:t>11</w:t>
+              <w:t>12</w:t>
             </w:r>
             <w:r>
               <w:rPr>
@@ -1873,7 +1873,7 @@
                 <w:sz w:val="24"/>
                 <w:szCs w:val="24"/>
               </w:rPr>
-              <w:t>11</w:t>
+              <w:t>12</w:t>
             </w:r>
             <w:r>
               <w:rPr>
@@ -2050,7 +2050,7 @@
                 <w:sz w:val="24"/>
                 <w:szCs w:val="24"/>
               </w:rPr>
-              <w:t>13</w:t>
+              <w:t>14</w:t>
             </w:r>
             <w:r>
               <w:rPr>
@@ -2228,7 +2228,7 @@
                 <w:sz w:val="24"/>
                 <w:szCs w:val="24"/>
               </w:rPr>
-              <w:t>14</w:t>
+              <w:t>15</w:t>
             </w:r>
             <w:r>
               <w:rPr>
@@ -2406,7 +2406,7 @@
                 <w:sz w:val="24"/>
                 <w:szCs w:val="24"/>
               </w:rPr>
-              <w:t>15</w:t>
+              <w:t>16</w:t>
             </w:r>
             <w:r>
               <w:rPr>
@@ -2495,7 +2495,7 @@
                 <w:sz w:val="24"/>
                 <w:szCs w:val="24"/>
               </w:rPr>
-              <w:t>16</w:t>
+              <w:t>17</w:t>
             </w:r>
             <w:r>
               <w:rPr>
@@ -2584,7 +2584,7 @@
                 <w:sz w:val="24"/>
                 <w:szCs w:val="24"/>
               </w:rPr>
-              <w:t>16</w:t>
+              <w:t>17</w:t>
             </w:r>
             <w:r>
               <w:rPr>
@@ -2665,7 +2665,7 @@
                 <w:sz w:val="24"/>
                 <w:szCs w:val="24"/>
               </w:rPr>
-              <w:t>17</w:t>
+              <w:t>18</w:t>
             </w:r>
             <w:r>
               <w:rPr>
@@ -2753,7 +2753,7 @@
                 <w:sz w:val="24"/>
                 <w:szCs w:val="24"/>
               </w:rPr>
-              <w:t>17</w:t>
+              <w:t>18</w:t>
             </w:r>
             <w:r>
               <w:rPr>
@@ -2842,7 +2842,7 @@
                 <w:sz w:val="24"/>
                 <w:szCs w:val="24"/>
               </w:rPr>
-              <w:t>18</w:t>
+              <w:t>19</w:t>
             </w:r>
             <w:r>
               <w:rPr>
@@ -3003,7 +3003,7 @@
                 <w:sz w:val="24"/>
                 <w:szCs w:val="24"/>
               </w:rPr>
-              <w:t>20</w:t>
+              <w:t>21</w:t>
             </w:r>
             <w:r>
               <w:rPr>
@@ -3892,7 +3892,7 @@
           <w:b/>
           <w:sz w:val="21"/>
         </w:rPr>
-        <w:t>表2  半导体设备零部件的七类划分与无锡金源产品对应</w:t>
+        <w:t>表2  半导体设备零部件分类与无锡金源产品对应</w:t>
       </w:r>
     </w:p>
     <w:tbl>
@@ -3910,9 +3910,10 @@
         <w:tblLook w:firstColumn="1" w:firstRow="1" w:lastColumn="0" w:lastRow="0" w:noHBand="0" w:noVBand="1" w:val="04A0"/>
       </w:tblPr>
       <w:tblGrid>
-        <w:gridCol w:w="2769"/>
-        <w:gridCol w:w="2769"/>
-        <w:gridCol w:w="2769"/>
+        <w:gridCol w:w="2076"/>
+        <w:gridCol w:w="2076"/>
+        <w:gridCol w:w="2076"/>
+        <w:gridCol w:w="2076"/>
       </w:tblGrid>
       <w:tr>
         <w:trPr>
@@ -3922,7 +3923,7 @@
         </w:trPr>
         <w:tc>
           <w:tcPr>
-            <w:tcW w:w="909" w:type="pct"/>
+            <w:tcW w:w="800" w:type="pct"/>
             <w:tcBorders>
               <w:top w:val="single" w:sz="12" w:space="0" w:color="010000"/>
               <w:bottom w:val="single" w:sz="4" w:space="0" w:color="010000"/>
@@ -3948,7 +3949,7 @@
         </w:tc>
         <w:tc>
           <w:tcPr>
-            <w:tcW w:w="2841" w:type="pct"/>
+            <w:tcW w:w="700" w:type="pct"/>
             <w:tcBorders>
               <w:top w:val="single" w:sz="12" w:space="0" w:color="010000"/>
               <w:bottom w:val="single" w:sz="4" w:space="0" w:color="010000"/>
@@ -3968,13 +3969,39 @@
                 <w:color w:val="000000"/>
                 <w:sz w:val="21"/>
               </w:rPr>
+              <w:t>细分</w:t>
+            </w:r>
+          </w:p>
+        </w:tc>
+        <w:tc>
+          <w:tcPr>
+            <w:tcW w:w="2200" w:type="pct"/>
+            <w:tcBorders>
+              <w:top w:val="single" w:sz="12" w:space="0" w:color="010000"/>
+              <w:bottom w:val="single" w:sz="4" w:space="0" w:color="010000"/>
+            </w:tcBorders>
+            <w:vAlign w:val="center"/>
+          </w:tcPr>
+          <w:p>
+            <w:pPr>
+              <w:keepNext/>
+              <w:jc w:val="center"/>
+            </w:pPr>
+            <w:r/>
+            <w:r>
+              <w:rPr>
+                <w:rFonts w:hint="eastAsia"/>
+                <w:b/>
+                <w:color w:val="000000"/>
+                <w:sz w:val="21"/>
+              </w:rPr>
               <w:t>代表产品</w:t>
             </w:r>
           </w:p>
         </w:tc>
         <w:tc>
           <w:tcPr>
-            <w:tcW w:w="1250" w:type="pct"/>
+            <w:tcW w:w="1300" w:type="pct"/>
             <w:tcBorders>
               <w:top w:val="single" w:sz="12" w:space="0" w:color="010000"/>
               <w:bottom w:val="single" w:sz="4" w:space="0" w:color="010000"/>
@@ -4006,7 +4033,7 @@
         </w:trPr>
         <w:tc>
           <w:tcPr>
-            <w:tcW w:w="909" w:type="pct"/>
+            <w:tcW w:w="800" w:type="pct"/>
             <w:tcBorders>
               <w:top w:val="single" w:sz="4" w:space="0" w:color="010000"/>
             </w:tcBorders>
@@ -4029,7 +4056,30 @@
         </w:tc>
         <w:tc>
           <w:tcPr>
-            <w:tcW w:w="2841" w:type="pct"/>
+            <w:tcW w:w="700" w:type="pct"/>
+            <w:tcBorders>
+              <w:top w:val="single" w:sz="4" w:space="0" w:color="010000"/>
+            </w:tcBorders>
+            <w:vAlign w:val="center"/>
+          </w:tcPr>
+          <w:p>
+            <w:pPr>
+              <w:jc w:val="center"/>
+            </w:pPr>
+            <w:r/>
+            <w:r>
+              <w:rPr>
+                <w:rFonts w:hint="eastAsia"/>
+                <w:color w:val="000000"/>
+                <w:sz w:val="21"/>
+              </w:rPr>
+              <w:t>金属工艺件</w:t>
+            </w:r>
+          </w:p>
+        </w:tc>
+        <w:tc>
+          <w:tcPr>
+            <w:tcW w:w="2200" w:type="pct"/>
             <w:tcBorders>
               <w:top w:val="single" w:sz="4" w:space="0" w:color="010000"/>
             </w:tcBorders>
@@ -4046,30 +4096,30 @@
                 <w:color w:val="000000"/>
                 <w:sz w:val="21"/>
               </w:rPr>
-              <w:t>金属件：反应腔、静电卡盘基体、内衬、匀气盘等；非金属件：石英件、陶瓷件、硅部件等</w:t>
-            </w:r>
-          </w:p>
-        </w:tc>
-        <w:tc>
-          <w:tcPr>
-            <w:tcW w:w="1250" w:type="pct"/>
-            <w:tcBorders>
-              <w:top w:val="single" w:sz="4" w:space="0" w:color="010000"/>
-            </w:tcBorders>
-            <w:vAlign w:val="center"/>
-          </w:tcPr>
-          <w:p>
-            <w:pPr>
-              <w:jc w:val="center"/>
-            </w:pPr>
-            <w:r/>
-            <w:r>
-              <w:rPr>
-                <w:rFonts w:hint="eastAsia"/>
-                <w:color w:val="000000"/>
-                <w:sz w:val="21"/>
-              </w:rPr>
-              <w:t>精密气体喷头、加热盘</w:t>
+              <w:t>反应腔、传输腔、过渡腔、金属上下部电极、金属壁板等</w:t>
+            </w:r>
+          </w:p>
+        </w:tc>
+        <w:tc>
+          <w:tcPr>
+            <w:tcW w:w="1300" w:type="pct"/>
+            <w:tcBorders>
+              <w:top w:val="single" w:sz="4" w:space="0" w:color="010000"/>
+            </w:tcBorders>
+            <w:vAlign w:val="center"/>
+          </w:tcPr>
+          <w:p>
+            <w:pPr>
+              <w:jc w:val="center"/>
+            </w:pPr>
+            <w:r/>
+            <w:r>
+              <w:rPr>
+                <w:rFonts w:hint="eastAsia"/>
+                <w:color w:val="000000"/>
+                <w:sz w:val="21"/>
+              </w:rPr>
+              <w:t>精密气体喷头（金属路线）</w:t>
             </w:r>
           </w:p>
         </w:tc>
@@ -4081,30 +4131,53 @@
         </w:trPr>
         <w:tc>
           <w:tcPr>
-            <w:tcW w:w="909" w:type="pct"/>
-            <w:tcBorders>
-              <w:top w:val="single" w:sz="4" w:space="0" w:color="010000"/>
-            </w:tcBorders>
-            <w:vAlign w:val="center"/>
-          </w:tcPr>
-          <w:p>
-            <w:pPr>
-              <w:jc w:val="center"/>
-            </w:pPr>
-            <w:r/>
-            <w:r>
-              <w:rPr>
-                <w:rFonts w:hint="eastAsia"/>
-                <w:color w:val="000000"/>
-                <w:sz w:val="21"/>
-              </w:rPr>
-              <w:t>气体、液体、真空系统类</w:t>
-            </w:r>
-          </w:p>
-        </w:tc>
-        <w:tc>
-          <w:tcPr>
-            <w:tcW w:w="2841" w:type="pct"/>
+            <w:tcW w:w="800" w:type="pct"/>
+            <w:tcBorders>
+              <w:top w:val="single" w:sz="4" w:space="0" w:color="010000"/>
+            </w:tcBorders>
+            <w:vAlign w:val="center"/>
+          </w:tcPr>
+          <w:p>
+            <w:pPr>
+              <w:jc w:val="center"/>
+            </w:pPr>
+            <w:r/>
+            <w:r>
+              <w:rPr>
+                <w:rFonts w:hint="eastAsia"/>
+                <w:color w:val="000000"/>
+                <w:sz w:val="21"/>
+              </w:rPr>
+              <w:t>机械类</w:t>
+            </w:r>
+          </w:p>
+        </w:tc>
+        <w:tc>
+          <w:tcPr>
+            <w:tcW w:w="700" w:type="pct"/>
+            <w:tcBorders>
+              <w:top w:val="single" w:sz="4" w:space="0" w:color="010000"/>
+            </w:tcBorders>
+            <w:vAlign w:val="center"/>
+          </w:tcPr>
+          <w:p>
+            <w:pPr>
+              <w:jc w:val="center"/>
+            </w:pPr>
+            <w:r/>
+            <w:r>
+              <w:rPr>
+                <w:rFonts w:hint="eastAsia"/>
+                <w:color w:val="000000"/>
+                <w:sz w:val="21"/>
+              </w:rPr>
+              <w:t>金属结构件</w:t>
+            </w:r>
+          </w:p>
+        </w:tc>
+        <w:tc>
+          <w:tcPr>
+            <w:tcW w:w="2200" w:type="pct"/>
             <w:tcBorders>
               <w:top w:val="single" w:sz="4" w:space="0" w:color="010000"/>
             </w:tcBorders>
@@ -4121,13 +4194,13 @@
                 <w:color w:val="000000"/>
                 <w:sz w:val="21"/>
               </w:rPr>
-              <w:t>气体输送系统（气柜、管路等）、真空系统（干泵、分子泵、真空阀门等）、气动液压系统</w:t>
-            </w:r>
-          </w:p>
-        </w:tc>
-        <w:tc>
-          <w:tcPr>
-            <w:tcW w:w="1250" w:type="pct"/>
+              <w:t>托盘、底座、冷却板等</w:t>
+            </w:r>
+          </w:p>
+        </w:tc>
+        <w:tc>
+          <w:tcPr>
+            <w:tcW w:w="1300" w:type="pct"/>
             <w:tcBorders>
               <w:top w:val="single" w:sz="4" w:space="0" w:color="010000"/>
             </w:tcBorders>
@@ -4156,30 +4229,53 @@
         </w:trPr>
         <w:tc>
           <w:tcPr>
-            <w:tcW w:w="909" w:type="pct"/>
-            <w:tcBorders>
-              <w:top w:val="single" w:sz="4" w:space="0" w:color="010000"/>
-            </w:tcBorders>
-            <w:vAlign w:val="center"/>
-          </w:tcPr>
-          <w:p>
-            <w:pPr>
-              <w:jc w:val="center"/>
-            </w:pPr>
-            <w:r/>
-            <w:r>
-              <w:rPr>
-                <w:rFonts w:hint="eastAsia"/>
-                <w:color w:val="000000"/>
-                <w:sz w:val="21"/>
-              </w:rPr>
-              <w:t>电气类</w:t>
-            </w:r>
-          </w:p>
-        </w:tc>
-        <w:tc>
-          <w:tcPr>
-            <w:tcW w:w="2841" w:type="pct"/>
+            <w:tcW w:w="800" w:type="pct"/>
+            <w:tcBorders>
+              <w:top w:val="single" w:sz="4" w:space="0" w:color="010000"/>
+            </w:tcBorders>
+            <w:vAlign w:val="center"/>
+          </w:tcPr>
+          <w:p>
+            <w:pPr>
+              <w:jc w:val="center"/>
+            </w:pPr>
+            <w:r/>
+            <w:r>
+              <w:rPr>
+                <w:rFonts w:hint="eastAsia"/>
+                <w:color w:val="000000"/>
+                <w:sz w:val="21"/>
+              </w:rPr>
+              <w:t>机械类</w:t>
+            </w:r>
+          </w:p>
+        </w:tc>
+        <w:tc>
+          <w:tcPr>
+            <w:tcW w:w="700" w:type="pct"/>
+            <w:tcBorders>
+              <w:top w:val="single" w:sz="4" w:space="0" w:color="010000"/>
+            </w:tcBorders>
+            <w:vAlign w:val="center"/>
+          </w:tcPr>
+          <w:p>
+            <w:pPr>
+              <w:jc w:val="center"/>
+            </w:pPr>
+            <w:r/>
+            <w:r>
+              <w:rPr>
+                <w:rFonts w:hint="eastAsia"/>
+                <w:color w:val="000000"/>
+                <w:sz w:val="21"/>
+              </w:rPr>
+              <w:t>非金属机械件</w:t>
+            </w:r>
+          </w:p>
+        </w:tc>
+        <w:tc>
+          <w:tcPr>
+            <w:tcW w:w="2200" w:type="pct"/>
             <w:tcBorders>
               <w:top w:val="single" w:sz="4" w:space="0" w:color="010000"/>
             </w:tcBorders>
@@ -4196,30 +4292,30 @@
                 <w:color w:val="000000"/>
                 <w:sz w:val="21"/>
               </w:rPr>
-              <w:t>等离子体射频电源系统、远程等离子源、供电与通讯系统等</w:t>
-            </w:r>
-          </w:p>
-        </w:tc>
-        <w:tc>
-          <w:tcPr>
-            <w:tcW w:w="1250" w:type="pct"/>
-            <w:tcBorders>
-              <w:top w:val="single" w:sz="4" w:space="0" w:color="010000"/>
-            </w:tcBorders>
-            <w:vAlign w:val="center"/>
-          </w:tcPr>
-          <w:p>
-            <w:pPr>
-              <w:jc w:val="center"/>
-            </w:pPr>
-            <w:r/>
-            <w:r>
-              <w:rPr>
-                <w:rFonts w:hint="eastAsia"/>
-                <w:color w:val="000000"/>
-                <w:sz w:val="21"/>
-              </w:rPr>
-              <w:t>—</w:t>
+              <w:t>石英零部件、硅零部件、陶瓷零部件等</w:t>
+            </w:r>
+          </w:p>
+        </w:tc>
+        <w:tc>
+          <w:tcPr>
+            <w:tcW w:w="1300" w:type="pct"/>
+            <w:tcBorders>
+              <w:top w:val="single" w:sz="4" w:space="0" w:color="010000"/>
+            </w:tcBorders>
+            <w:vAlign w:val="center"/>
+          </w:tcPr>
+          <w:p>
+            <w:pPr>
+              <w:jc w:val="center"/>
+            </w:pPr>
+            <w:r/>
+            <w:r>
+              <w:rPr>
+                <w:rFonts w:hint="eastAsia"/>
+                <w:color w:val="000000"/>
+                <w:sz w:val="21"/>
+              </w:rPr>
+              <w:t>精密气体喷头（非金属路线）、加热盘</w:t>
             </w:r>
           </w:p>
         </w:tc>
@@ -4231,30 +4327,53 @@
         </w:trPr>
         <w:tc>
           <w:tcPr>
-            <w:tcW w:w="909" w:type="pct"/>
-            <w:tcBorders>
-              <w:top w:val="single" w:sz="4" w:space="0" w:color="010000"/>
-            </w:tcBorders>
-            <w:vAlign w:val="center"/>
-          </w:tcPr>
-          <w:p>
-            <w:pPr>
-              <w:jc w:val="center"/>
-            </w:pPr>
-            <w:r/>
-            <w:r>
-              <w:rPr>
-                <w:rFonts w:hint="eastAsia"/>
-                <w:color w:val="000000"/>
-                <w:sz w:val="21"/>
-              </w:rPr>
-              <w:t>机电一体类</w:t>
-            </w:r>
-          </w:p>
-        </w:tc>
-        <w:tc>
-          <w:tcPr>
-            <w:tcW w:w="2841" w:type="pct"/>
+            <w:tcW w:w="800" w:type="pct"/>
+            <w:tcBorders>
+              <w:top w:val="single" w:sz="4" w:space="0" w:color="010000"/>
+            </w:tcBorders>
+            <w:vAlign w:val="center"/>
+          </w:tcPr>
+          <w:p>
+            <w:pPr>
+              <w:jc w:val="center"/>
+            </w:pPr>
+            <w:r/>
+            <w:r>
+              <w:rPr>
+                <w:rFonts w:hint="eastAsia"/>
+                <w:color w:val="000000"/>
+                <w:sz w:val="21"/>
+              </w:rPr>
+              <w:t>气体、液体、真空系统类</w:t>
+            </w:r>
+          </w:p>
+        </w:tc>
+        <w:tc>
+          <w:tcPr>
+            <w:tcW w:w="700" w:type="pct"/>
+            <w:tcBorders>
+              <w:top w:val="single" w:sz="4" w:space="0" w:color="010000"/>
+            </w:tcBorders>
+            <w:vAlign w:val="center"/>
+          </w:tcPr>
+          <w:p>
+            <w:pPr>
+              <w:jc w:val="center"/>
+            </w:pPr>
+            <w:r/>
+            <w:r>
+              <w:rPr>
+                <w:rFonts w:hint="eastAsia"/>
+                <w:color w:val="000000"/>
+                <w:sz w:val="21"/>
+              </w:rPr>
+              <w:t>气体输送系统类</w:t>
+            </w:r>
+          </w:p>
+        </w:tc>
+        <w:tc>
+          <w:tcPr>
+            <w:tcW w:w="2200" w:type="pct"/>
             <w:tcBorders>
               <w:top w:val="single" w:sz="4" w:space="0" w:color="010000"/>
             </w:tcBorders>
@@ -4271,13 +4390,13 @@
                 <w:color w:val="000000"/>
                 <w:sz w:val="21"/>
               </w:rPr>
-              <w:t>EFEM、机械手、腔体模组、阀体模组、温控系统等</w:t>
-            </w:r>
-          </w:p>
-        </w:tc>
-        <w:tc>
-          <w:tcPr>
-            <w:tcW w:w="1250" w:type="pct"/>
+              <w:t>气柜、气体管路等</w:t>
+            </w:r>
+          </w:p>
+        </w:tc>
+        <w:tc>
+          <w:tcPr>
+            <w:tcW w:w="1300" w:type="pct"/>
             <w:tcBorders>
               <w:top w:val="single" w:sz="4" w:space="0" w:color="010000"/>
             </w:tcBorders>
@@ -4306,30 +4425,53 @@
         </w:trPr>
         <w:tc>
           <w:tcPr>
-            <w:tcW w:w="909" w:type="pct"/>
-            <w:tcBorders>
-              <w:top w:val="single" w:sz="4" w:space="0" w:color="010000"/>
-            </w:tcBorders>
-            <w:vAlign w:val="center"/>
-          </w:tcPr>
-          <w:p>
-            <w:pPr>
-              <w:jc w:val="center"/>
-            </w:pPr>
-            <w:r/>
-            <w:r>
-              <w:rPr>
-                <w:rFonts w:hint="eastAsia"/>
-                <w:color w:val="000000"/>
-                <w:sz w:val="21"/>
-              </w:rPr>
-              <w:t>仪器仪表类</w:t>
-            </w:r>
-          </w:p>
-        </w:tc>
-        <w:tc>
-          <w:tcPr>
-            <w:tcW w:w="2841" w:type="pct"/>
+            <w:tcW w:w="800" w:type="pct"/>
+            <w:tcBorders>
+              <w:top w:val="single" w:sz="4" w:space="0" w:color="010000"/>
+            </w:tcBorders>
+            <w:vAlign w:val="center"/>
+          </w:tcPr>
+          <w:p>
+            <w:pPr>
+              <w:jc w:val="center"/>
+            </w:pPr>
+            <w:r/>
+            <w:r>
+              <w:rPr>
+                <w:rFonts w:hint="eastAsia"/>
+                <w:color w:val="000000"/>
+                <w:sz w:val="21"/>
+              </w:rPr>
+              <w:t>气体、液体、真空系统类</w:t>
+            </w:r>
+          </w:p>
+        </w:tc>
+        <w:tc>
+          <w:tcPr>
+            <w:tcW w:w="700" w:type="pct"/>
+            <w:tcBorders>
+              <w:top w:val="single" w:sz="4" w:space="0" w:color="010000"/>
+            </w:tcBorders>
+            <w:vAlign w:val="center"/>
+          </w:tcPr>
+          <w:p>
+            <w:pPr>
+              <w:jc w:val="center"/>
+            </w:pPr>
+            <w:r/>
+            <w:r>
+              <w:rPr>
+                <w:rFonts w:hint="eastAsia"/>
+                <w:color w:val="000000"/>
+                <w:sz w:val="21"/>
+              </w:rPr>
+              <w:t>真空系统类</w:t>
+            </w:r>
+          </w:p>
+        </w:tc>
+        <w:tc>
+          <w:tcPr>
+            <w:tcW w:w="2200" w:type="pct"/>
             <w:tcBorders>
               <w:top w:val="single" w:sz="4" w:space="0" w:color="010000"/>
             </w:tcBorders>
@@ -4346,13 +4488,13 @@
                 <w:color w:val="000000"/>
                 <w:sz w:val="21"/>
               </w:rPr>
-              <w:t>质量流量计、真空压力计等</w:t>
-            </w:r>
-          </w:p>
-        </w:tc>
-        <w:tc>
-          <w:tcPr>
-            <w:tcW w:w="1250" w:type="pct"/>
+              <w:t>真空阀门、分子泵等</w:t>
+            </w:r>
+          </w:p>
+        </w:tc>
+        <w:tc>
+          <w:tcPr>
+            <w:tcW w:w="1300" w:type="pct"/>
             <w:tcBorders>
               <w:top w:val="single" w:sz="4" w:space="0" w:color="010000"/>
             </w:tcBorders>
@@ -4381,30 +4523,53 @@
         </w:trPr>
         <w:tc>
           <w:tcPr>
-            <w:tcW w:w="909" w:type="pct"/>
-            <w:tcBorders>
-              <w:top w:val="single" w:sz="4" w:space="0" w:color="010000"/>
-            </w:tcBorders>
-            <w:vAlign w:val="center"/>
-          </w:tcPr>
-          <w:p>
-            <w:pPr>
-              <w:jc w:val="center"/>
-            </w:pPr>
-            <w:r/>
-            <w:r>
-              <w:rPr>
-                <w:rFonts w:hint="eastAsia"/>
-                <w:color w:val="000000"/>
-                <w:sz w:val="21"/>
-              </w:rPr>
-              <w:t>光学类</w:t>
-            </w:r>
-          </w:p>
-        </w:tc>
-        <w:tc>
-          <w:tcPr>
-            <w:tcW w:w="2841" w:type="pct"/>
+            <w:tcW w:w="800" w:type="pct"/>
+            <w:tcBorders>
+              <w:top w:val="single" w:sz="4" w:space="0" w:color="010000"/>
+            </w:tcBorders>
+            <w:vAlign w:val="center"/>
+          </w:tcPr>
+          <w:p>
+            <w:pPr>
+              <w:jc w:val="center"/>
+            </w:pPr>
+            <w:r/>
+            <w:r>
+              <w:rPr>
+                <w:rFonts w:hint="eastAsia"/>
+                <w:color w:val="000000"/>
+                <w:sz w:val="21"/>
+              </w:rPr>
+              <w:t>气体、液体、真空系统类</w:t>
+            </w:r>
+          </w:p>
+        </w:tc>
+        <w:tc>
+          <w:tcPr>
+            <w:tcW w:w="700" w:type="pct"/>
+            <w:tcBorders>
+              <w:top w:val="single" w:sz="4" w:space="0" w:color="010000"/>
+            </w:tcBorders>
+            <w:vAlign w:val="center"/>
+          </w:tcPr>
+          <w:p>
+            <w:pPr>
+              <w:jc w:val="center"/>
+            </w:pPr>
+            <w:r/>
+            <w:r>
+              <w:rPr>
+                <w:rFonts w:hint="eastAsia"/>
+                <w:color w:val="000000"/>
+                <w:sz w:val="21"/>
+              </w:rPr>
+              <w:t>气动液压系统类</w:t>
+            </w:r>
+          </w:p>
+        </w:tc>
+        <w:tc>
+          <w:tcPr>
+            <w:tcW w:w="2200" w:type="pct"/>
             <w:tcBorders>
               <w:top w:val="single" w:sz="4" w:space="0" w:color="010000"/>
             </w:tcBorders>
@@ -4421,13 +4586,13 @@
                 <w:color w:val="000000"/>
                 <w:sz w:val="21"/>
               </w:rPr>
-              <w:t>光学元件、光栅、激光源、物镜等</w:t>
-            </w:r>
-          </w:p>
-        </w:tc>
-        <w:tc>
-          <w:tcPr>
-            <w:tcW w:w="1250" w:type="pct"/>
+              <w:t>阀门、过滤器、液体管路等</w:t>
+            </w:r>
+          </w:p>
+        </w:tc>
+        <w:tc>
+          <w:tcPr>
+            <w:tcW w:w="1300" w:type="pct"/>
             <w:tcBorders>
               <w:top w:val="single" w:sz="4" w:space="0" w:color="010000"/>
             </w:tcBorders>
@@ -4456,7 +4621,399 @@
         </w:trPr>
         <w:tc>
           <w:tcPr>
-            <w:tcW w:w="909" w:type="pct"/>
+            <w:tcW w:w="800" w:type="pct"/>
+            <w:tcBorders>
+              <w:top w:val="single" w:sz="4" w:space="0" w:color="010000"/>
+            </w:tcBorders>
+            <w:vAlign w:val="center"/>
+          </w:tcPr>
+          <w:p>
+            <w:pPr>
+              <w:jc w:val="center"/>
+            </w:pPr>
+            <w:r/>
+            <w:r>
+              <w:rPr>
+                <w:rFonts w:hint="eastAsia"/>
+                <w:color w:val="000000"/>
+                <w:sz w:val="21"/>
+              </w:rPr>
+              <w:t>电气类</w:t>
+            </w:r>
+          </w:p>
+        </w:tc>
+        <w:tc>
+          <w:tcPr>
+            <w:tcW w:w="700" w:type="pct"/>
+            <w:tcBorders>
+              <w:top w:val="single" w:sz="4" w:space="0" w:color="010000"/>
+            </w:tcBorders>
+            <w:vAlign w:val="center"/>
+          </w:tcPr>
+          <w:p>
+            <w:pPr>
+              <w:jc w:val="center"/>
+            </w:pPr>
+            <w:r/>
+            <w:r>
+              <w:rPr>
+                <w:rFonts w:hint="eastAsia"/>
+                <w:color w:val="000000"/>
+                <w:sz w:val="21"/>
+              </w:rPr>
+              <w:t>—</w:t>
+            </w:r>
+          </w:p>
+        </w:tc>
+        <w:tc>
+          <w:tcPr>
+            <w:tcW w:w="2200" w:type="pct"/>
+            <w:tcBorders>
+              <w:top w:val="single" w:sz="4" w:space="0" w:color="010000"/>
+            </w:tcBorders>
+            <w:vAlign w:val="center"/>
+          </w:tcPr>
+          <w:p>
+            <w:pPr>
+              <w:jc w:val="left"/>
+            </w:pPr>
+            <w:r/>
+            <w:r>
+              <w:rPr>
+                <w:rFonts w:hint="eastAsia"/>
+                <w:color w:val="000000"/>
+                <w:sz w:val="21"/>
+              </w:rPr>
+              <w:t>射频电源、射频匹配器、供电系统等</w:t>
+            </w:r>
+          </w:p>
+        </w:tc>
+        <w:tc>
+          <w:tcPr>
+            <w:tcW w:w="1300" w:type="pct"/>
+            <w:tcBorders>
+              <w:top w:val="single" w:sz="4" w:space="0" w:color="010000"/>
+            </w:tcBorders>
+            <w:vAlign w:val="center"/>
+          </w:tcPr>
+          <w:p>
+            <w:pPr>
+              <w:jc w:val="center"/>
+            </w:pPr>
+            <w:r/>
+            <w:r>
+              <w:rPr>
+                <w:rFonts w:hint="eastAsia"/>
+                <w:color w:val="000000"/>
+                <w:sz w:val="21"/>
+              </w:rPr>
+              <w:t>—</w:t>
+            </w:r>
+          </w:p>
+        </w:tc>
+      </w:tr>
+      <w:tr>
+        <w:trPr>
+          <w:cantSplit/>
+          <w:jc w:val="center"/>
+        </w:trPr>
+        <w:tc>
+          <w:tcPr>
+            <w:tcW w:w="800" w:type="pct"/>
+            <w:tcBorders>
+              <w:top w:val="single" w:sz="4" w:space="0" w:color="010000"/>
+            </w:tcBorders>
+            <w:vAlign w:val="center"/>
+          </w:tcPr>
+          <w:p>
+            <w:pPr>
+              <w:jc w:val="center"/>
+            </w:pPr>
+            <w:r/>
+            <w:r>
+              <w:rPr>
+                <w:rFonts w:hint="eastAsia"/>
+                <w:color w:val="000000"/>
+                <w:sz w:val="21"/>
+              </w:rPr>
+              <w:t>机电一体类</w:t>
+            </w:r>
+          </w:p>
+        </w:tc>
+        <w:tc>
+          <w:tcPr>
+            <w:tcW w:w="700" w:type="pct"/>
+            <w:tcBorders>
+              <w:top w:val="single" w:sz="4" w:space="0" w:color="010000"/>
+            </w:tcBorders>
+            <w:vAlign w:val="center"/>
+          </w:tcPr>
+          <w:p>
+            <w:pPr>
+              <w:jc w:val="center"/>
+            </w:pPr>
+            <w:r/>
+            <w:r>
+              <w:rPr>
+                <w:rFonts w:hint="eastAsia"/>
+                <w:color w:val="000000"/>
+                <w:sz w:val="21"/>
+              </w:rPr>
+              <w:t>—</w:t>
+            </w:r>
+          </w:p>
+        </w:tc>
+        <w:tc>
+          <w:tcPr>
+            <w:tcW w:w="2200" w:type="pct"/>
+            <w:tcBorders>
+              <w:top w:val="single" w:sz="4" w:space="0" w:color="010000"/>
+            </w:tcBorders>
+            <w:vAlign w:val="center"/>
+          </w:tcPr>
+          <w:p>
+            <w:pPr>
+              <w:jc w:val="left"/>
+            </w:pPr>
+            <w:r/>
+            <w:r>
+              <w:rPr>
+                <w:rFonts w:hint="eastAsia"/>
+                <w:color w:val="000000"/>
+                <w:sz w:val="21"/>
+              </w:rPr>
+              <w:t>设备前端模块、机械手、腔体模组、阀体模组、温控系统等</w:t>
+            </w:r>
+          </w:p>
+        </w:tc>
+        <w:tc>
+          <w:tcPr>
+            <w:tcW w:w="1300" w:type="pct"/>
+            <w:tcBorders>
+              <w:top w:val="single" w:sz="4" w:space="0" w:color="010000"/>
+            </w:tcBorders>
+            <w:vAlign w:val="center"/>
+          </w:tcPr>
+          <w:p>
+            <w:pPr>
+              <w:jc w:val="center"/>
+            </w:pPr>
+            <w:r/>
+            <w:r>
+              <w:rPr>
+                <w:rFonts w:hint="eastAsia"/>
+                <w:color w:val="000000"/>
+                <w:sz w:val="21"/>
+              </w:rPr>
+              <w:t>—</w:t>
+            </w:r>
+          </w:p>
+        </w:tc>
+      </w:tr>
+      <w:tr>
+        <w:trPr>
+          <w:cantSplit/>
+          <w:jc w:val="center"/>
+        </w:trPr>
+        <w:tc>
+          <w:tcPr>
+            <w:tcW w:w="800" w:type="pct"/>
+            <w:tcBorders>
+              <w:top w:val="single" w:sz="4" w:space="0" w:color="010000"/>
+            </w:tcBorders>
+            <w:vAlign w:val="center"/>
+          </w:tcPr>
+          <w:p>
+            <w:pPr>
+              <w:jc w:val="center"/>
+            </w:pPr>
+            <w:r/>
+            <w:r>
+              <w:rPr>
+                <w:rFonts w:hint="eastAsia"/>
+                <w:color w:val="000000"/>
+                <w:sz w:val="21"/>
+              </w:rPr>
+              <w:t>仪器仪表类</w:t>
+            </w:r>
+          </w:p>
+        </w:tc>
+        <w:tc>
+          <w:tcPr>
+            <w:tcW w:w="700" w:type="pct"/>
+            <w:tcBorders>
+              <w:top w:val="single" w:sz="4" w:space="0" w:color="010000"/>
+            </w:tcBorders>
+            <w:vAlign w:val="center"/>
+          </w:tcPr>
+          <w:p>
+            <w:pPr>
+              <w:jc w:val="center"/>
+            </w:pPr>
+            <w:r/>
+            <w:r>
+              <w:rPr>
+                <w:rFonts w:hint="eastAsia"/>
+                <w:color w:val="000000"/>
+                <w:sz w:val="21"/>
+              </w:rPr>
+              <w:t>—</w:t>
+            </w:r>
+          </w:p>
+        </w:tc>
+        <w:tc>
+          <w:tcPr>
+            <w:tcW w:w="2200" w:type="pct"/>
+            <w:tcBorders>
+              <w:top w:val="single" w:sz="4" w:space="0" w:color="010000"/>
+            </w:tcBorders>
+            <w:vAlign w:val="center"/>
+          </w:tcPr>
+          <w:p>
+            <w:pPr>
+              <w:jc w:val="left"/>
+            </w:pPr>
+            <w:r/>
+            <w:r>
+              <w:rPr>
+                <w:rFonts w:hint="eastAsia"/>
+                <w:color w:val="000000"/>
+                <w:sz w:val="21"/>
+              </w:rPr>
+              <w:t>气体流量计、真空压力计等</w:t>
+            </w:r>
+          </w:p>
+        </w:tc>
+        <w:tc>
+          <w:tcPr>
+            <w:tcW w:w="1300" w:type="pct"/>
+            <w:tcBorders>
+              <w:top w:val="single" w:sz="4" w:space="0" w:color="010000"/>
+            </w:tcBorders>
+            <w:vAlign w:val="center"/>
+          </w:tcPr>
+          <w:p>
+            <w:pPr>
+              <w:jc w:val="center"/>
+            </w:pPr>
+            <w:r/>
+            <w:r>
+              <w:rPr>
+                <w:rFonts w:hint="eastAsia"/>
+                <w:color w:val="000000"/>
+                <w:sz w:val="21"/>
+              </w:rPr>
+              <w:t>—</w:t>
+            </w:r>
+          </w:p>
+        </w:tc>
+      </w:tr>
+      <w:tr>
+        <w:trPr>
+          <w:cantSplit/>
+          <w:jc w:val="center"/>
+        </w:trPr>
+        <w:tc>
+          <w:tcPr>
+            <w:tcW w:w="800" w:type="pct"/>
+            <w:tcBorders>
+              <w:top w:val="single" w:sz="4" w:space="0" w:color="010000"/>
+            </w:tcBorders>
+            <w:vAlign w:val="center"/>
+          </w:tcPr>
+          <w:p>
+            <w:pPr>
+              <w:jc w:val="center"/>
+            </w:pPr>
+            <w:r/>
+            <w:r>
+              <w:rPr>
+                <w:rFonts w:hint="eastAsia"/>
+                <w:color w:val="000000"/>
+                <w:sz w:val="21"/>
+              </w:rPr>
+              <w:t>光学类</w:t>
+            </w:r>
+          </w:p>
+        </w:tc>
+        <w:tc>
+          <w:tcPr>
+            <w:tcW w:w="700" w:type="pct"/>
+            <w:tcBorders>
+              <w:top w:val="single" w:sz="4" w:space="0" w:color="010000"/>
+            </w:tcBorders>
+            <w:vAlign w:val="center"/>
+          </w:tcPr>
+          <w:p>
+            <w:pPr>
+              <w:jc w:val="center"/>
+            </w:pPr>
+            <w:r/>
+            <w:r>
+              <w:rPr>
+                <w:rFonts w:hint="eastAsia"/>
+                <w:color w:val="000000"/>
+                <w:sz w:val="21"/>
+              </w:rPr>
+              <w:t>—</w:t>
+            </w:r>
+          </w:p>
+        </w:tc>
+        <w:tc>
+          <w:tcPr>
+            <w:tcW w:w="2200" w:type="pct"/>
+            <w:tcBorders>
+              <w:top w:val="single" w:sz="4" w:space="0" w:color="010000"/>
+            </w:tcBorders>
+            <w:vAlign w:val="center"/>
+          </w:tcPr>
+          <w:p>
+            <w:pPr>
+              <w:jc w:val="left"/>
+            </w:pPr>
+            <w:r/>
+            <w:r>
+              <w:rPr>
+                <w:rFonts w:hint="eastAsia"/>
+                <w:color w:val="000000"/>
+                <w:sz w:val="21"/>
+              </w:rPr>
+              <w:t>激光源、物镜等</w:t>
+            </w:r>
+          </w:p>
+        </w:tc>
+        <w:tc>
+          <w:tcPr>
+            <w:tcW w:w="1300" w:type="pct"/>
+            <w:tcBorders>
+              <w:top w:val="single" w:sz="4" w:space="0" w:color="010000"/>
+            </w:tcBorders>
+            <w:vAlign w:val="center"/>
+          </w:tcPr>
+          <w:p>
+            <w:pPr>
+              <w:jc w:val="center"/>
+            </w:pPr>
+            <w:r/>
+            <w:r>
+              <w:rPr>
+                <w:rFonts w:hint="eastAsia"/>
+                <w:color w:val="000000"/>
+                <w:sz w:val="21"/>
+              </w:rPr>
+              <w:t>—</w:t>
+            </w:r>
+          </w:p>
+        </w:tc>
+      </w:tr>
+      <w:tr>
+        <w:trPr>
+          <w:cantSplit/>
+          <w:jc w:val="center"/>
+        </w:trPr>
+        <w:tc>
+          <w:tcPr>
+            <w:tcW w:w="800" w:type="pct"/>
             <w:tcBorders>
               <w:top w:val="single" w:sz="4" w:space="0" w:color="010000"/>
             </w:tcBorders>
@@ -4479,7 +5036,30 @@
         </w:tc>
         <w:tc>
           <w:tcPr>
-            <w:tcW w:w="2841" w:type="pct"/>
+            <w:tcW w:w="700" w:type="pct"/>
+            <w:tcBorders>
+              <w:top w:val="single" w:sz="4" w:space="0" w:color="010000"/>
+            </w:tcBorders>
+            <w:vAlign w:val="center"/>
+          </w:tcPr>
+          <w:p>
+            <w:pPr>
+              <w:jc w:val="center"/>
+            </w:pPr>
+            <w:r/>
+            <w:r>
+              <w:rPr>
+                <w:rFonts w:hint="eastAsia"/>
+                <w:color w:val="000000"/>
+                <w:sz w:val="21"/>
+              </w:rPr>
+              <w:t>—</w:t>
+            </w:r>
+          </w:p>
+        </w:tc>
+        <w:tc>
+          <w:tcPr>
+            <w:tcW w:w="2200" w:type="pct"/>
             <w:tcBorders>
               <w:top w:val="single" w:sz="4" w:space="0" w:color="010000"/>
             </w:tcBorders>
@@ -4496,13 +5076,13 @@
                 <w:color w:val="000000"/>
                 <w:sz w:val="21"/>
               </w:rPr>
-              <w:t>定制装置、耗材等</w:t>
-            </w:r>
-          </w:p>
-        </w:tc>
-        <w:tc>
-          <w:tcPr>
-            <w:tcW w:w="1250" w:type="pct"/>
+              <w:t>各类耗材等</w:t>
+            </w:r>
+          </w:p>
+        </w:tc>
+        <w:tc>
+          <w:tcPr>
+            <w:tcW w:w="1300" w:type="pct"/>
             <w:tcBorders>
               <w:top w:val="single" w:sz="4" w:space="0" w:color="010000"/>
             </w:tcBorders>
@@ -4536,7 +5116,7 @@
           <w:sz w:val="11"/>
           <w:szCs w:val="11"/>
         </w:rPr>
-        <w:t>资料来源：托伦斯招股说明书（注册稿），本报告整理。注：无锡金源对应产品一列系本报告按产品功能与材料属性归入，O型圈按密封耗材归入其他类；标注为“—”者公司无对应产品。</w:t>
+        <w:t>资料来源：臻宝科技招股说明书（注册稿），本报告整理。注：分类与细分口径取自臻宝科技招股说明书；无锡金源对应产品一列系本报告按产品功能与材料属性归入——气体喷头按材料路线分别归入金属工艺件与非金属机械件，加热盘按陶瓷零部件归入非金属机械件，密封件门板按结构件归入金属结构件，O型圈按耗材归入其他类；标注为“—”者公司无对应产品。</w:t>
       </w:r>
     </w:p>
     <w:p>
@@ -4662,7 +5242,7 @@
         </w:tc>
         <w:tc>
           <w:tcPr>
-            <w:tcW w:w="1471" w:type="pct"/>
+            <w:tcW w:w="1373" w:type="pct"/>
             <w:tcBorders>
               <w:top w:val="single" w:sz="12" w:space="0" w:color="010000"/>
               <w:bottom w:val="single" w:sz="4" w:space="0" w:color="010000"/>
@@ -4688,7 +5268,7 @@
         </w:tc>
         <w:tc>
           <w:tcPr>
-            <w:tcW w:w="1176" w:type="pct"/>
+            <w:tcW w:w="1275" w:type="pct"/>
             <w:tcBorders>
               <w:top w:val="single" w:sz="12" w:space="0" w:color="010000"/>
               <w:bottom w:val="single" w:sz="4" w:space="0" w:color="010000"/>
@@ -4766,7 +5346,7 @@
         </w:tc>
         <w:tc>
           <w:tcPr>
-            <w:tcW w:w="1471" w:type="pct"/>
+            <w:tcW w:w="1373" w:type="pct"/>
             <w:tcBorders>
               <w:top w:val="single" w:sz="4" w:space="0" w:color="010000"/>
             </w:tcBorders>
@@ -4789,7 +5369,7 @@
         </w:tc>
         <w:tc>
           <w:tcPr>
-            <w:tcW w:w="1176" w:type="pct"/>
+            <w:tcW w:w="1275" w:type="pct"/>
             <w:tcBorders>
               <w:top w:val="single" w:sz="4" w:space="0" w:color="010000"/>
             </w:tcBorders>
@@ -4858,13 +5438,13 @@
                 <w:color w:val="000000"/>
                 <w:sz w:val="21"/>
               </w:rPr>
-              <w:t>腔体、法兰、支撑件等</w:t>
-            </w:r>
-          </w:p>
-        </w:tc>
-        <w:tc>
-          <w:tcPr>
-            <w:tcW w:w="1471" w:type="pct"/>
+              <w:t>托盘、底座、冷却板、腔体、法兰等</w:t>
+            </w:r>
+          </w:p>
+        </w:tc>
+        <w:tc>
+          <w:tcPr>
+            <w:tcW w:w="1373" w:type="pct"/>
             <w:tcBorders>
               <w:top w:val="single" w:sz="4" w:space="0" w:color="010000"/>
             </w:tcBorders>
@@ -4887,24 +5467,24 @@
         </w:tc>
         <w:tc>
           <w:tcPr>
-            <w:tcW w:w="1176" w:type="pct"/>
-            <w:tcBorders>
-              <w:top w:val="single" w:sz="4" w:space="0" w:color="010000"/>
-            </w:tcBorders>
-            <w:vAlign w:val="center"/>
-          </w:tcPr>
-          <w:p>
-            <w:pPr>
-              <w:jc w:val="center"/>
-            </w:pPr>
-            <w:r/>
-            <w:r>
-              <w:rPr>
-                <w:rFonts w:hint="eastAsia"/>
-                <w:color w:val="000000"/>
-                <w:sz w:val="21"/>
-              </w:rPr>
-              <w:t>—</w:t>
+            <w:tcW w:w="1275" w:type="pct"/>
+            <w:tcBorders>
+              <w:top w:val="single" w:sz="4" w:space="0" w:color="010000"/>
+            </w:tcBorders>
+            <w:vAlign w:val="center"/>
+          </w:tcPr>
+          <w:p>
+            <w:pPr>
+              <w:jc w:val="center"/>
+            </w:pPr>
+            <w:r/>
+            <w:r>
+              <w:rPr>
+                <w:rFonts w:hint="eastAsia"/>
+                <w:color w:val="000000"/>
+                <w:sz w:val="21"/>
+              </w:rPr>
+              <w:t>密封件门板（门板本体）</w:t>
             </w:r>
           </w:p>
         </w:tc>
@@ -4962,7 +5542,7 @@
         </w:tc>
         <w:tc>
           <w:tcPr>
-            <w:tcW w:w="1471" w:type="pct"/>
+            <w:tcW w:w="1373" w:type="pct"/>
             <w:tcBorders>
               <w:top w:val="single" w:sz="4" w:space="0" w:color="010000"/>
             </w:tcBorders>
@@ -4985,7 +5565,7 @@
         </w:tc>
         <w:tc>
           <w:tcPr>
-            <w:tcW w:w="1176" w:type="pct"/>
+            <w:tcW w:w="1275" w:type="pct"/>
             <w:tcBorders>
               <w:top w:val="single" w:sz="4" w:space="0" w:color="010000"/>
             </w:tcBorders>
@@ -5060,7 +5640,7 @@
         </w:tc>
         <w:tc>
           <w:tcPr>
-            <w:tcW w:w="1471" w:type="pct"/>
+            <w:tcW w:w="1373" w:type="pct"/>
             <w:tcBorders>
               <w:top w:val="single" w:sz="4" w:space="0" w:color="010000"/>
             </w:tcBorders>
@@ -5083,7 +5663,7 @@
         </w:tc>
         <w:tc>
           <w:tcPr>
-            <w:tcW w:w="1176" w:type="pct"/>
+            <w:tcW w:w="1275" w:type="pct"/>
             <w:tcBorders>
               <w:top w:val="single" w:sz="4" w:space="0" w:color="010000"/>
             </w:tcBorders>
@@ -5152,13 +5732,13 @@
                 <w:color w:val="000000"/>
                 <w:sz w:val="21"/>
               </w:rPr>
-              <w:t>O型圈、密封垫、密封门板等</w:t>
-            </w:r>
-          </w:p>
-        </w:tc>
-        <w:tc>
-          <w:tcPr>
-            <w:tcW w:w="1471" w:type="pct"/>
+              <w:t>O型圈、密封垫等</w:t>
+            </w:r>
+          </w:p>
+        </w:tc>
+        <w:tc>
+          <w:tcPr>
+            <w:tcW w:w="1373" w:type="pct"/>
             <w:tcBorders>
               <w:top w:val="single" w:sz="4" w:space="0" w:color="010000"/>
             </w:tcBorders>
@@ -5181,24 +5761,24 @@
         </w:tc>
         <w:tc>
           <w:tcPr>
-            <w:tcW w:w="1176" w:type="pct"/>
-            <w:tcBorders>
-              <w:top w:val="single" w:sz="4" w:space="0" w:color="010000"/>
-            </w:tcBorders>
-            <w:vAlign w:val="center"/>
-          </w:tcPr>
-          <w:p>
-            <w:pPr>
-              <w:jc w:val="center"/>
-            </w:pPr>
-            <w:r/>
-            <w:r>
-              <w:rPr>
-                <w:rFonts w:hint="eastAsia"/>
-                <w:color w:val="000000"/>
-                <w:sz w:val="21"/>
-              </w:rPr>
-              <w:t>O型圈、密封件门板</w:t>
+            <w:tcW w:w="1275" w:type="pct"/>
+            <w:tcBorders>
+              <w:top w:val="single" w:sz="4" w:space="0" w:color="010000"/>
+            </w:tcBorders>
+            <w:vAlign w:val="center"/>
+          </w:tcPr>
+          <w:p>
+            <w:pPr>
+              <w:jc w:val="center"/>
+            </w:pPr>
+            <w:r/>
+            <w:r>
+              <w:rPr>
+                <w:rFonts w:hint="eastAsia"/>
+                <w:color w:val="000000"/>
+                <w:sz w:val="21"/>
+              </w:rPr>
+              <w:t>O型圈、门板上的密封件</w:t>
             </w:r>
           </w:p>
         </w:tc>
@@ -5215,7 +5795,7 @@
           <w:sz w:val="11"/>
           <w:szCs w:val="11"/>
         </w:rPr>
-        <w:t>资料来源：臻宝科技招股说明书（注册稿），本报告整理。注：末列系本报告按产品功能与材料属性归入；密封件一行的更换属性未见独立的公开统计，按其在真空腔体中的损耗特征归入耗材。</w:t>
+        <w:t>资料来源：臻宝科技招股说明书（注册稿），本报告整理。注：末列系本报告按产品功能与材料属性归入。密封件门板由金属门板本体与其上的密封件组成，本体属结构件、密封件属耗材，两者更换属性不同，公司的实际供货形态为整体供货还是仅供密封件未见公开披露，相关问题列入本报告表16。密封件一行的更换属性未见独立的公开统计，按其在真空腔体中的损耗特征归入耗材。</w:t>
       </w:r>
     </w:p>
     <w:p>
@@ -5226,7 +5806,7 @@
         <w:rPr>
           <w:rFonts w:hint="eastAsia"/>
         </w:rPr>
-        <w:t>无锡金源的四条产品线全部落在需定期更换的品类中，不含伴随设备生命周期的结构件，即其收入形态以重复性替换为主。各品类的采购规模见本报告表5。</w:t>
+        <w:t>无锡金源的四条产品线中，精密气体喷头、加热盘与O型圈均落在需定期更换的品类，收入形态以重复性替换为主；密封件门板的门板本体属结构件，随设备生命周期，其上的密封件属耗材。各品类的采购规模见本报告表5。</w:t>
       </w:r>
     </w:p>
     <w:p>
@@ -5461,7 +6041,7 @@
                 <w:color w:val="000000"/>
                 <w:sz w:val="21"/>
               </w:rPr>
-              <w:t>气体喷头（金属路线）、密封件门板</w:t>
+              <w:t>精密气体喷头（金属路线）、密封件门板</w:t>
             </w:r>
           </w:p>
         </w:tc>
@@ -5536,7 +6116,7 @@
                 <w:color w:val="000000"/>
                 <w:sz w:val="21"/>
               </w:rPr>
-              <w:t>气体喷头（非金属路线）</w:t>
+              <w:t>精密气体喷头（非金属路线）</w:t>
             </w:r>
           </w:p>
         </w:tc>
@@ -7529,7 +8109,7 @@
           <w:sz w:val="11"/>
           <w:szCs w:val="11"/>
         </w:rPr>
-        <w:t>资料来源：托伦斯招股说明书（注册稿），本报告整理</w:t>
+        <w:t>资料来源：托伦斯招股说明书（注册稿），本报告整理。注：分类口径同本报告表2，两表分别取自托伦斯与臻宝科技招股说明书，顶层类别一致。</w:t>
       </w:r>
     </w:p>
     <w:p>
@@ -15312,6 +15892,81 @@
                 <w:sz w:val="21"/>
               </w:rPr>
               <w:t>臻宝科技第二轮问询被追问：原材料通过委托加工与成品采购取得、主要供应商为境外企业且多数规模较小、不存在市场价格或可比公司披露的同类采购价格可供比较；并被追问石英主要供应商成立当年即开展合作、同类材料采购价格明显低于其他供应商。</w:t>
+            </w:r>
+          </w:p>
+        </w:tc>
+      </w:tr>
+      <w:tr>
+        <w:trPr>
+          <w:cantSplit/>
+          <w:jc w:val="center"/>
+        </w:trPr>
+        <w:tc>
+          <w:tcPr>
+            <w:tcW w:w="636" w:type="pct"/>
+            <w:tcBorders>
+              <w:top w:val="single" w:sz="4" w:space="0" w:color="010000"/>
+            </w:tcBorders>
+            <w:vAlign w:val="center"/>
+          </w:tcPr>
+          <w:p>
+            <w:pPr>
+              <w:jc w:val="center"/>
+            </w:pPr>
+            <w:r/>
+            <w:r>
+              <w:rPr>
+                <w:rFonts w:hint="eastAsia"/>
+                <w:color w:val="000000"/>
+                <w:sz w:val="21"/>
+              </w:rPr>
+              <w:t>密封件门板的供货形态</w:t>
+            </w:r>
+          </w:p>
+        </w:tc>
+        <w:tc>
+          <w:tcPr>
+            <w:tcW w:w="1909" w:type="pct"/>
+            <w:tcBorders>
+              <w:top w:val="single" w:sz="4" w:space="0" w:color="010000"/>
+            </w:tcBorders>
+            <w:vAlign w:val="center"/>
+          </w:tcPr>
+          <w:p>
+            <w:pPr>
+              <w:jc w:val="left"/>
+            </w:pPr>
+            <w:r/>
+            <w:r>
+              <w:rPr>
+                <w:rFonts w:hint="eastAsia"/>
+                <w:color w:val="000000"/>
+                <w:sz w:val="21"/>
+              </w:rPr>
+              <w:t>密封件门板是整体供货（含金属门板本体）还是仅供门板上的密封件？若为整体供货，本体与密封件的收入占比各是多少？</w:t>
+            </w:r>
+          </w:p>
+        </w:tc>
+        <w:tc>
+          <w:tcPr>
+            <w:tcW w:w="2455" w:type="pct"/>
+            <w:tcBorders>
+              <w:top w:val="single" w:sz="4" w:space="0" w:color="010000"/>
+            </w:tcBorders>
+            <w:vAlign w:val="center"/>
+          </w:tcPr>
+          <w:p>
+            <w:pPr>
+              <w:jc w:val="left"/>
+            </w:pPr>
+            <w:r/>
+            <w:r>
+              <w:rPr>
+                <w:rFonts w:hint="eastAsia"/>
+                <w:color w:val="000000"/>
+                <w:sz w:val="21"/>
+              </w:rPr>
+              <w:t>门板本体属金属结构件、随设备生命周期，其上的密封件属耗材、需定期更换，两者的收入形态不同，见本报告表3。</w:t>
             </w:r>
           </w:p>
         </w:tc>

--- a/output/金源/无锡金源半导体研究.docx
+++ b/output/金源/无锡金源半导体研究.docx
@@ -831,7 +831,7 @@
                 <w:sz w:val="24"/>
                 <w:szCs w:val="24"/>
               </w:rPr>
-              <w:t>6</w:t>
+              <w:t>5</w:t>
             </w:r>
             <w:r>
               <w:rPr>
@@ -959,7 +959,7 @@
                 <w:sz w:val="24"/>
                 <w:szCs w:val="24"/>
               </w:rPr>
-              <w:t xml:space="preserve">3.3 两类客户结构与无锡金源的对应</w:t>
+              <w:t xml:space="preserve">3.3 下游客户结构</w:t>
             </w:r>
             <w:r>
               <w:rPr>
@@ -1267,7 +1267,7 @@
                 <w:sz w:val="24"/>
                 <w:szCs w:val="24"/>
               </w:rPr>
-              <w:t>8</w:t>
+              <w:t>7</w:t>
             </w:r>
             <w:r>
               <w:rPr>
@@ -1564,7 +1564,7 @@
                 <w:sz w:val="24"/>
                 <w:szCs w:val="24"/>
               </w:rPr>
-              <w:t xml:space="preserve">5.2 毛利率的材料属性分野</w:t>
+              <w:t xml:space="preserve">5.2 不同材料路线的毛利率差异</w:t>
             </w:r>
             <w:r>
               <w:rPr>
@@ -3783,7 +3783,7 @@
           <w:sz w:val="11"/>
           <w:szCs w:val="11"/>
         </w:rPr>
-        <w:t>资料来源：公司官网产品中心；托伦斯、臻宝科技招股说明书（注册稿），本报告整理。注：右两列为同类部件的通行材料与工艺，非公司披露信息，实际采用情况以当面确认为准，见本报告表16。</w:t>
+        <w:t>资料来源：公司官网产品中心；托伦斯、臻宝科技招股说明书（注册稿），本报告整理。注：右两列为同类部件的通行材料与工艺，非公司披露信息，实际采用情况以当面确认为准。</w:t>
       </w:r>
     </w:p>
     <w:p>
@@ -3834,7 +3834,7 @@
         <w:rPr>
           <w:rFonts w:hint="eastAsia"/>
         </w:rPr>
-        <w:t>第三，经营范围覆盖四条产品线对应的各类制造活动。密封件制造对应O型圈与密封件门板，特种陶瓷制品制造与电子专用材料研发制造对应加热盘的陶瓷路线，金属制品研发与制造对应气体喷头的金属路线，半导体器件专用设备制造与销售覆盖上述部件的整体交付。四条产品线在经营范围上同时覆盖金属与非金属两条材料路线，而两条路线的毛利率区间差异显著，详见本报告表9。</w:t>
+        <w:t>第三，经营范围覆盖四条产品线对应的各类制造活动。密封件制造对应O型圈与密封件门板，特种陶瓷制品制造与电子专用材料研发制造对应加热盘的陶瓷路线，金属制品研发与制造对应气体喷头的金属路线，半导体器件专用设备制造与销售覆盖上述部件的整体交付。四条产品线在经营范围上同时覆盖金属与非金属两条材料路线，而这两条路线的毛利率差着约20个百分点。</w:t>
       </w:r>
     </w:p>
     <w:p>
@@ -5806,7 +5806,7 @@
         <w:rPr>
           <w:rFonts w:hint="eastAsia"/>
         </w:rPr>
-        <w:t>无锡金源的四条产品线中，精密气体喷头、加热盘与O型圈均落在需定期更换的品类，收入形态以重复性替换为主；密封件门板的门板本体属结构件，随设备生命周期，其上的密封件属耗材。各品类的采购规模见本报告表5。</w:t>
+        <w:t>无锡金源的四条产品线中，精密气体喷头、加热盘与O型圈均落在需定期更换的品类，收入形态以重复性替换为主；密封件门板的门板本体属结构件，随设备生命周期，其上的密封件属耗材。</w:t>
       </w:r>
     </w:p>
     <w:p>
@@ -6351,7 +6351,7 @@
         <w:rPr>
           <w:rFonts w:hint="eastAsia"/>
         </w:rPr>
-        <w:t>3.3 两类客户结构与无锡金源的对应</w:t>
+        <w:t>3.3 下游客户结构</w:t>
       </w:r>
       <w:bookmarkEnd w:id="1010"/>
     </w:p>
@@ -6363,18 +6363,7 @@
         <w:rPr>
           <w:rFonts w:hint="eastAsia"/>
         </w:rPr>
-        <w:t>该环节存在两类客户结构，订单节奏与定价机制不同。第一类以设备厂商为主要客户，订单与设备厂的出货和资本开支相关；第二类以晶圆厂为主要客户，订单与晶圆厂的产能利用率和工艺运行时长相关。按各公司招股说明书列示，富创精密、先锋精科、珂玛科技、托伦斯的客户以北方华创、中微公司、拓荆科技等设备厂商为主；臻宝科技的客户为集成电路制造厂商与显示面板厂商。</w:t>
-      </w:r>
-    </w:p>
-    <w:p>
-      <w:pPr>
-        <w:pStyle w:val="a0"/>
-      </w:pPr>
-      <w:r>
-        <w:rPr>
-          <w:rFonts w:hint="eastAsia"/>
-        </w:rPr>
-        <w:t>本报告归纳：仅凭公开信息尚不能判定无锡金源属于哪一类。可观察到的两项事实指向不同方向：一是精密气体喷头按境外设备厂商的具体机型命名，该命名方式在替换件供货中更为常见；二是四条产品线全部为需定期更换的耗材类部件，而耗材类部件的重复采购方通常为晶圆厂。客户结构及各类客户的收入占比列入本报告表16当面确认。</w:t>
+        <w:t>下游环节相对是较为稳定的需求。零部件厂商的客户分两类：一类以设备厂商为主，富创精密、先锋精科、珂玛科技、托伦斯的客户以北方华创、中微公司、拓荆科技等设备厂商为主；一类以晶圆厂为主，臻宝科技的客户为集成电路制造厂商与显示面板厂商。两类的订单节奏不同，前者跟随设备厂的出货与资本开支，后者跟随晶圆厂的产能利用率与工艺运行时长。尚不能判定无锡金源的下游客户属于设备厂或晶圆厂哪一类。</w:t>
       </w:r>
     </w:p>
     <w:p>
@@ -8120,7 +8109,7 @@
         <w:rPr>
           <w:rFonts w:hint="eastAsia"/>
         </w:rPr>
-        <w:t>国产化的难点分布在三个环节。原材料与生产工艺两项已见本报告表4，硅、碳化硅与陶瓷件的共同难点是原材料纯度与脆性，金属件的难点集中在加工精度、焊接与表面处理。第三项是供应商导入，按托伦斯审核问询函回复，客户端的导入分三个阶段：合格供应商认证阶段，客户对供应商的加工能力、产能、工艺稳定性进行严格评估，对部分复杂工艺还会单独考察机加工、焊接及表面处理的工艺能力，通过全部认证方可列入合格供应商名录；产品认证阶段，针对具体新品试制并交付客户验证；批量生产阶段，客户认可后加大采购数量。</w:t>
+        <w:t>卡点分三处。一是原材料。硅、碳化硅与陶瓷件受制于原材料纯度与脆性，石英件还要看杂质含量与原材料匹配性，这一层不解决，后面的加工精度无从谈起。二是生产工艺。金属件的难点在加工精度、焊接与表面处理，非金属件则是在脆性材料上做复杂结构，两者的技术积累路径不同。三是供应商导入，也是最容易被低估的一环。按托伦斯审核问询函回复，客户端的导入要走三步：先是合格供应商认证，客户对加工能力、产能、工艺稳定性逐项评估，复杂工艺还要单独考察机加工、焊接与表面处理，通过全部认证才能进合格供应商名录；再是产品认证，按具体新品试制交付客户验证；最后才是批量生产。前两步不产生收入，却决定了能不能拿到订单。</w:t>
       </w:r>
     </w:p>
     <w:p>
@@ -8131,7 +8120,18 @@
         <w:rPr>
           <w:rFonts w:hint="eastAsia"/>
         </w:rPr>
-        <w:t>就无锡金源的两条核心产品线而言，刻蚀设备用气体分配盘国内尚无稳定量产企业，半导体陶瓷加热器国产化率不足10%、具备稳定量产能力的企业较少，两个品类的国产化率均处于表7所列各类别的低位，而同期晶圆厂向零部件厂商的直接采购比例在提升，见本报告表5。</w:t>
+        <w:t>从各品类的国产化程度看，越靠近工艺反应、对材料与精度要求越高的部件，国产化率越低。机械类中的简单结构件国产化率较高、国内企业已进入国际市场，而高端产品仍未突破；仪器仪表类与光学类的高端产品则基本未国产化。</w:t>
+      </w:r>
+    </w:p>
+    <w:p>
+      <w:pPr>
+        <w:pStyle w:val="a0"/>
+      </w:pPr>
+      <w:r>
+        <w:rPr>
+          <w:rFonts w:hint="eastAsia"/>
+        </w:rPr>
+        <w:t>无锡金源两条核心产品线正处在这条曲线的低位。刻蚀设备用气体分配盘国内尚无稳定量产企业，半导体陶瓷加热器国产化率不足10%、具备稳定量产能力的企业较少。按QY Research的预测，气体分配盘全球市场2023年至2030年的年复合增长率为7.0%，陶瓷加热器2024年至2030年为6.2%，两者的行业增速本身并不高。增长空间主要来自替代而非扩容：2024年国内晶圆厂零部件采购中向零部件厂商直接采购的比例为71.4%，弗若斯特沙利文预计2029年升至80.3%，非金属零部件由70.8%升至80.7%，这部分增量对应的是境外供应商让出的份额。国产化率最低的品类，也是替代空间最大的品类。</w:t>
       </w:r>
     </w:p>
     <w:p>
@@ -8984,7 +8984,7 @@
         <w:rPr>
           <w:rFonts w:hint="eastAsia"/>
         </w:rPr>
-        <w:t>5.2 毛利率的材料属性分野</w:t>
+        <w:t>5.2 不同材料路线的毛利率差异</w:t>
       </w:r>
       <w:bookmarkEnd w:id="1017"/>
     </w:p>
@@ -9855,7 +9855,7 @@
         <w:rPr>
           <w:rFonts w:hint="eastAsia"/>
         </w:rPr>
-        <w:t>本报告归纳：毛利率按材料属性分层，非金属路线的珂玛科技与臻宝科技高于金属路线的先锋精科、托伦斯与富创精密，两条路线的2025年数值相差约20个百分点。无锡金源的四条产品线在经营范围上跨两条路线，其综合毛利率取决于各产品线的材质与收入结构，不能按单一路线的区间推算。</w:t>
+        <w:t>五家公司的毛利率明显分成两档。走非金属路线的珂玛科技、臻宝科技在50%上下，走金属路线的先锋精科、托伦斯、富创精密均不到30%，分别为29.02%、27.14%与24.94%，两档最窄处也差着约20个百分点。差异来自加工附加值与原材料成本的比例：陶瓷、硅、石英件的加工附加值高于原材料本身，金属件则更接近材料加工，模组类产品还要计入外购件成本。无锡金源的产品跨这两条路线，综合毛利率取决于各产品线的材质与收入结构。</w:t>
       </w:r>
     </w:p>
     <w:p>
@@ -13090,7 +13090,7 @@
                 <w:color w:val="000000"/>
                 <w:sz w:val="21"/>
               </w:rPr>
-              <w:t>刻蚀用硅电极即硅气体分配盘，与精密气体喷头为同一功能部件的不同材料路线</w:t>
+              <w:t>刻蚀用硅电极即硅气体分配盘，与精密气体喷头功能相同、材料路线不同；四轮问询下的产销勾稽与能耗核查颗粒度为四家样本中最细</w:t>
             </w:r>
           </w:p>
         </w:tc>
@@ -13107,7 +13107,7 @@
           <w:sz w:val="11"/>
           <w:szCs w:val="11"/>
         </w:rPr>
-        <w:t>资料来源：各公司招股说明书、审核问询函回复，本报告整理。注一：珂玛科技首轮问题数取自其申报会计师专项意见所列的最大问题编号，为该轮问题数的下限；注二：神工股份的可比性依据为臻宝科技招股说明书的表述——“刻蚀用硅电极（本材料中硅电极即为硅气体分配盘）”；注三：本章不含下游设备整机企业的案例。</w:t>
+        <w:t>资料来源：各公司招股说明书、审核问询函回复，本报告整理。注一：珂玛科技首轮问题数取自其申报会计师专项意见所列的最大问题编号，为该轮问题数的下限；注二：神工股份的可比性依据为臻宝科技招股说明书的表述——“刻蚀用硅电极（本材料中硅电极即为硅气体分配盘）”；该公司同时经营单晶硅材料，业务范围宽于纯零部件加工，本章仅援引其对制造型企业具有共性的问题；注三：本章不含下游设备整机企业的案例。</w:t>
       </w:r>
     </w:p>
     <w:p>
@@ -13196,7 +13196,7 @@
         <w:rPr>
           <w:rFonts w:hint="eastAsia"/>
         </w:rPr>
-        <w:t>本章各节的写法统一为两部分：一是交易所所问事项与中介机构在回复中列明的核查程序，内容均取自交易所网站已公开披露的问询回复文件；二是每节末尾一句对该类问题核查落点的概括，为本报告归纳。发行人及中介机构在回复中作出的结论性意见，本章不引用。仅涉及单家企业特定情形的问题，如实际控制人认定、关联方共用资源、技术出资合法性等，因不具行业共性，本章不列示。</w:t>
+        <w:t>以下各节先列交易所问了什么、中介机构调了哪些材料去答，内容取自交易所网站已公开披露的问询回复文件，发行人与中介机构自己下的结论性意见不引用。只涉及单家企业特定情形的问题，如实际控制人认定、与关联方共用厂房人员、技术出资合法性等，各家情况不同，对无锡金源没有参照价值，本章不列。</w:t>
       </w:r>
     </w:p>
     <w:p>
@@ -13236,7 +13236,7 @@
         <w:rPr>
           <w:rFonts w:hint="eastAsia"/>
         </w:rPr>
-        <w:t>审核关注毛利率的角度有三类。第一类是产品结构层面的拆分，要求按单一产品逐项列示毛利率、收入占比及其变动影响，托伦斯的分产品毛利率即由此披露，详见本报告表10。第二类是与同行业可比公司的对标，臻宝科技第二轮问询列示其硅零部件各期毛利率45.83%、50.05%、52.99%、48.28%，与可比公司神工股份、盾源聚芯硅零部件毛利率均值34.65%、34.49%、37.32%、43.74%的差异，并指出发行人硅零部件收入远低于盾源聚芯、且两家可比公司均自研自产硅材料。第三类是成本核算的具体勾稽，臻宝科技第二轮问询指出，2024年及2025年1—6月公司硅零部件实际单位耗用量2.26千克／件、2.34千克／件，小于物料清单单位耗用量2.30千克／件、2.43千克／件。</w:t>
+        <w:t>审核关注毛利率的角度有三类。第一类是产品结构层面的拆分，要求按单一产品逐项列示毛利率、收入占比及其变动影响，托伦斯的分产品毛利率即由此披露。第二类是与同行业可比公司的对标，臻宝科技第二轮问询列示其硅零部件各期毛利率45.83%、50.05%、52.99%、48.28%，与可比公司神工股份、盾源聚芯硅零部件毛利率均值34.65%、34.49%、37.32%、43.74%的差异，并指出发行人硅零部件收入远低于盾源聚芯、且两家可比公司均自研自产硅材料。第三类是成本核算的具体勾稽，臻宝科技第二轮问询指出，2024年及2025年1—6月公司硅零部件实际单位耗用量2.26千克／件、2.34千克／件，小于物料清单单位耗用量2.30千克／件、2.43千克／件。</w:t>
       </w:r>
     </w:p>
     <w:p>
@@ -13247,7 +13247,7 @@
         <w:rPr>
           <w:rFonts w:hint="eastAsia"/>
         </w:rPr>
-        <w:t>毛利率逐年上升同样构成触发点。神工股份报告期各期综合毛利率43.73%、55.10%、63.77%、67.25%四期连续上升，交易所要求先按纯度等级、尺寸等级拆分产量、销量与价格，再说明毛利率较高且持续增长的原因。</w:t>
+        <w:t>毛利率逐年上升同样构成触发点。神工股份报告期各期综合毛利率43.73%、55.10%、63.77%、67.25%四期连续上升，交易所并未接受笼统的技术领先解释，而是要求先按产品规格逐档拆开产量、销量与价格，在拆分数据的基础上再回答毛利率为何高、为何持续上升。</w:t>
       </w:r>
     </w:p>
     <w:p>
@@ -13469,7 +13469,7 @@
         <w:rPr>
           <w:rFonts w:hint="eastAsia"/>
         </w:rPr>
-        <w:t>托伦斯首轮设募投项目专项，落实函要求结合募投新增产能说明是否存在产能消化风险；臻宝科技首轮与第二轮均设募投项目专项；珂玛科技会计师专项回复中设募集资金运用；神工股份第二轮设8英寸半导体级硅单晶抛光片生产建设项目专项。关注角度为新增产能的测算依据、与在手订单及客户需求的匹配、产能爬坡节奏，以及产能利用率下降对毛利率的影响。募投项目的实施场地安排本身也构成核查对象，臻宝科技第二轮回复中，中介机构就募投项目采用代建、租赁、回购模式单列七项核查程序，涉及项目投资协议、不动产认购意向书、房屋租赁合同及其登记备案证明、不动产权证书与国有建设用地使用权出让合同。</w:t>
+        <w:t>托伦斯首轮设募投项目专项，落实函要求结合募投新增产能说明是否存在产能消化风险；臻宝科技首轮与第二轮均设募投项目专项；珂玛科技会计师专项回复中设募集资金运用。关注角度为新增产能的测算依据、与在手订单及客户需求的匹配、产能爬坡节奏，以及产能利用率下降对毛利率的影响。募投项目的实施场地安排本身也构成核查对象，臻宝科技第二轮回复中，中介机构就募投项目采用代建、租赁、回购模式单列七项核查程序，涉及项目投资协议、不动产认购意向书、房屋租赁合同及其登记备案证明、不动产权证书与国有建设用地使用权出让合同。</w:t>
       </w:r>
     </w:p>
     <w:p>

--- a/output/金源/无锡金源半导体研究.docx
+++ b/output/金源/无锡金源半导体研究.docx
@@ -2050,7 +2050,7 @@
                 <w:sz w:val="24"/>
                 <w:szCs w:val="24"/>
               </w:rPr>
-              <w:t>14</w:t>
+              <w:t>13</w:t>
             </w:r>
             <w:r>
               <w:rPr>
@@ -3112,7 +3112,7 @@
         <w:rPr>
           <w:rFonts w:hint="eastAsia"/>
         </w:rPr>
-        <w:t>公司官网产品中心列示四条产品线。公司未公开披露各产品的材料牌号与工艺路线，下表右两列为同类产品在公开披露中的通行材料与工艺，系本报告依据托伦斯与臻宝科技招股说明书对同类部件的描述归纳，公司实际采用的材料与工艺需当面确认。</w:t>
+        <w:t>公司官网产品中心列示四条产品线。各产品的材料牌号与工艺路线公司未作公开披露，下表右两列列的是同类部件的通行做法，公司实际用什么材料、走什么工艺，需要当面确认。</w:t>
       </w:r>
     </w:p>
     <w:p>
@@ -3878,7 +3878,7 @@
         <w:rPr>
           <w:rFonts w:hint="eastAsia"/>
         </w:rPr>
-        <w:t>半导体设备零部件位于设备制造与晶圆制造之间。设备厂商采购零部件用于整机装配，晶圆厂在设备运行过程中采购零部件用于替换损耗件，两条采购路径并存。按托伦斯招股说明书，在刻蚀机台与薄膜沉积机台的成本结构中，零部件占直接原材料的比重超过85%，结合设备毛利率折算，零部件通常占半导体设备价值量的50%。</w:t>
+        <w:t>半导体设备零部件位于设备制造与晶圆制造之间。设备厂商采购零部件用于整机装配，晶圆厂在设备运行过程中采购零部件用于替换损耗件，两条采购路径并存。在刻蚀机台与薄膜沉积机台的成本结构中，零部件占直接原材料的比重超过85%，结合设备毛利率折算，零部件通常占半导体设备价值量的50%。</w:t>
       </w:r>
     </w:p>
     <w:p>
@@ -4047,6 +4047,7 @@
             <w:r>
               <w:rPr>
                 <w:rFonts w:hint="eastAsia"/>
+                <w:b/>
                 <w:color w:val="000000"/>
                 <w:sz w:val="21"/>
               </w:rPr>
@@ -4070,6 +4071,7 @@
             <w:r>
               <w:rPr>
                 <w:rFonts w:hint="eastAsia"/>
+                <w:b/>
                 <w:color w:val="000000"/>
                 <w:sz w:val="21"/>
               </w:rPr>
@@ -4093,6 +4095,7 @@
             <w:r>
               <w:rPr>
                 <w:rFonts w:hint="eastAsia"/>
+                <w:b/>
                 <w:color w:val="000000"/>
                 <w:sz w:val="21"/>
               </w:rPr>
@@ -4116,6 +4119,7 @@
             <w:r>
               <w:rPr>
                 <w:rFonts w:hint="eastAsia"/>
+                <w:b/>
                 <w:color w:val="000000"/>
                 <w:sz w:val="21"/>
               </w:rPr>
@@ -4145,6 +4149,7 @@
             <w:r>
               <w:rPr>
                 <w:rFonts w:hint="eastAsia"/>
+                <w:b/>
                 <w:color w:val="000000"/>
                 <w:sz w:val="21"/>
               </w:rPr>
@@ -4168,6 +4173,7 @@
             <w:r>
               <w:rPr>
                 <w:rFonts w:hint="eastAsia"/>
+                <w:b/>
                 <w:color w:val="000000"/>
                 <w:sz w:val="21"/>
               </w:rPr>
@@ -4191,6 +4197,7 @@
             <w:r>
               <w:rPr>
                 <w:rFonts w:hint="eastAsia"/>
+                <w:b/>
                 <w:color w:val="000000"/>
                 <w:sz w:val="21"/>
               </w:rPr>
@@ -4214,6 +4221,7 @@
             <w:r>
               <w:rPr>
                 <w:rFonts w:hint="eastAsia"/>
+                <w:b/>
                 <w:color w:val="000000"/>
                 <w:sz w:val="21"/>
               </w:rPr>
@@ -4243,6 +4251,7 @@
             <w:r>
               <w:rPr>
                 <w:rFonts w:hint="eastAsia"/>
+                <w:b/>
                 <w:color w:val="000000"/>
                 <w:sz w:val="21"/>
               </w:rPr>
@@ -4266,6 +4275,7 @@
             <w:r>
               <w:rPr>
                 <w:rFonts w:hint="eastAsia"/>
+                <w:b/>
                 <w:color w:val="000000"/>
                 <w:sz w:val="21"/>
               </w:rPr>
@@ -4289,6 +4299,7 @@
             <w:r>
               <w:rPr>
                 <w:rFonts w:hint="eastAsia"/>
+                <w:b/>
                 <w:color w:val="000000"/>
                 <w:sz w:val="21"/>
               </w:rPr>
@@ -4312,6 +4323,7 @@
             <w:r>
               <w:rPr>
                 <w:rFonts w:hint="eastAsia"/>
+                <w:b/>
                 <w:color w:val="000000"/>
                 <w:sz w:val="21"/>
               </w:rPr>
@@ -5027,6 +5039,7 @@
             <w:r>
               <w:rPr>
                 <w:rFonts w:hint="eastAsia"/>
+                <w:b/>
                 <w:color w:val="000000"/>
                 <w:sz w:val="21"/>
               </w:rPr>
@@ -5050,6 +5063,7 @@
             <w:r>
               <w:rPr>
                 <w:rFonts w:hint="eastAsia"/>
+                <w:b/>
                 <w:color w:val="000000"/>
                 <w:sz w:val="21"/>
               </w:rPr>
@@ -5073,6 +5087,7 @@
             <w:r>
               <w:rPr>
                 <w:rFonts w:hint="eastAsia"/>
+                <w:b/>
                 <w:color w:val="000000"/>
                 <w:sz w:val="21"/>
               </w:rPr>
@@ -5096,6 +5111,7 @@
             <w:r>
               <w:rPr>
                 <w:rFonts w:hint="eastAsia"/>
+                <w:b/>
                 <w:color w:val="000000"/>
                 <w:sz w:val="21"/>
               </w:rPr>
@@ -5314,6 +5330,7 @@
             <w:r>
               <w:rPr>
                 <w:rFonts w:hint="eastAsia"/>
+                <w:b/>
                 <w:color w:val="000000"/>
                 <w:sz w:val="21"/>
               </w:rPr>
@@ -5337,6 +5354,7 @@
             <w:r>
               <w:rPr>
                 <w:rFonts w:hint="eastAsia"/>
+                <w:b/>
                 <w:color w:val="000000"/>
                 <w:sz w:val="21"/>
               </w:rPr>
@@ -5360,6 +5378,7 @@
             <w:r>
               <w:rPr>
                 <w:rFonts w:hint="eastAsia"/>
+                <w:b/>
                 <w:color w:val="000000"/>
                 <w:sz w:val="21"/>
               </w:rPr>
@@ -5383,6 +5402,7 @@
             <w:r>
               <w:rPr>
                 <w:rFonts w:hint="eastAsia"/>
+                <w:b/>
                 <w:color w:val="000000"/>
                 <w:sz w:val="21"/>
               </w:rPr>
@@ -5412,6 +5432,7 @@
             <w:r>
               <w:rPr>
                 <w:rFonts w:hint="eastAsia"/>
+                <w:b/>
                 <w:color w:val="000000"/>
                 <w:sz w:val="21"/>
               </w:rPr>
@@ -5435,6 +5456,7 @@
             <w:r>
               <w:rPr>
                 <w:rFonts w:hint="eastAsia"/>
+                <w:b/>
                 <w:color w:val="000000"/>
                 <w:sz w:val="21"/>
               </w:rPr>
@@ -5458,6 +5480,7 @@
             <w:r>
               <w:rPr>
                 <w:rFonts w:hint="eastAsia"/>
+                <w:b/>
                 <w:color w:val="000000"/>
                 <w:sz w:val="21"/>
               </w:rPr>
@@ -5481,6 +5504,7 @@
             <w:r>
               <w:rPr>
                 <w:rFonts w:hint="eastAsia"/>
+                <w:b/>
                 <w:color w:val="000000"/>
                 <w:sz w:val="21"/>
               </w:rPr>
@@ -5510,6 +5534,7 @@
             <w:r>
               <w:rPr>
                 <w:rFonts w:hint="eastAsia"/>
+                <w:b/>
                 <w:color w:val="000000"/>
                 <w:sz w:val="21"/>
               </w:rPr>
@@ -5533,6 +5558,7 @@
             <w:r>
               <w:rPr>
                 <w:rFonts w:hint="eastAsia"/>
+                <w:b/>
                 <w:color w:val="000000"/>
                 <w:sz w:val="21"/>
               </w:rPr>
@@ -5556,6 +5582,7 @@
             <w:r>
               <w:rPr>
                 <w:rFonts w:hint="eastAsia"/>
+                <w:b/>
                 <w:color w:val="000000"/>
                 <w:sz w:val="21"/>
               </w:rPr>
@@ -5579,6 +5606,7 @@
             <w:r>
               <w:rPr>
                 <w:rFonts w:hint="eastAsia"/>
+                <w:b/>
                 <w:color w:val="000000"/>
                 <w:sz w:val="21"/>
               </w:rPr>
@@ -5608,6 +5636,7 @@
             <w:r>
               <w:rPr>
                 <w:rFonts w:hint="eastAsia"/>
+                <w:b/>
                 <w:color w:val="000000"/>
                 <w:sz w:val="21"/>
               </w:rPr>
@@ -5631,6 +5660,7 @@
             <w:r>
               <w:rPr>
                 <w:rFonts w:hint="eastAsia"/>
+                <w:b/>
                 <w:color w:val="000000"/>
                 <w:sz w:val="21"/>
               </w:rPr>
@@ -5654,6 +5684,7 @@
             <w:r>
               <w:rPr>
                 <w:rFonts w:hint="eastAsia"/>
+                <w:b/>
                 <w:color w:val="000000"/>
                 <w:sz w:val="21"/>
               </w:rPr>
@@ -5677,6 +5708,7 @@
             <w:r>
               <w:rPr>
                 <w:rFonts w:hint="eastAsia"/>
+                <w:b/>
                 <w:color w:val="000000"/>
                 <w:sz w:val="21"/>
               </w:rPr>
@@ -5706,6 +5738,7 @@
             <w:r>
               <w:rPr>
                 <w:rFonts w:hint="eastAsia"/>
+                <w:b/>
                 <w:color w:val="000000"/>
                 <w:sz w:val="21"/>
               </w:rPr>
@@ -5729,6 +5762,7 @@
             <w:r>
               <w:rPr>
                 <w:rFonts w:hint="eastAsia"/>
+                <w:b/>
                 <w:color w:val="000000"/>
                 <w:sz w:val="21"/>
               </w:rPr>
@@ -5752,6 +5786,7 @@
             <w:r>
               <w:rPr>
                 <w:rFonts w:hint="eastAsia"/>
+                <w:b/>
                 <w:color w:val="000000"/>
                 <w:sz w:val="21"/>
               </w:rPr>
@@ -5775,6 +5810,7 @@
             <w:r>
               <w:rPr>
                 <w:rFonts w:hint="eastAsia"/>
+                <w:b/>
                 <w:color w:val="000000"/>
                 <w:sz w:val="21"/>
               </w:rPr>
@@ -5992,6 +6028,7 @@
             <w:r>
               <w:rPr>
                 <w:rFonts w:hint="eastAsia"/>
+                <w:b/>
                 <w:color w:val="000000"/>
                 <w:sz w:val="21"/>
               </w:rPr>
@@ -6015,6 +6052,7 @@
             <w:r>
               <w:rPr>
                 <w:rFonts w:hint="eastAsia"/>
+                <w:b/>
                 <w:color w:val="000000"/>
                 <w:sz w:val="21"/>
               </w:rPr>
@@ -6038,6 +6076,7 @@
             <w:r>
               <w:rPr>
                 <w:rFonts w:hint="eastAsia"/>
+                <w:b/>
                 <w:color w:val="000000"/>
                 <w:sz w:val="21"/>
               </w:rPr>
@@ -6067,6 +6106,7 @@
             <w:r>
               <w:rPr>
                 <w:rFonts w:hint="eastAsia"/>
+                <w:b/>
                 <w:color w:val="000000"/>
                 <w:sz w:val="21"/>
               </w:rPr>
@@ -6090,6 +6130,7 @@
             <w:r>
               <w:rPr>
                 <w:rFonts w:hint="eastAsia"/>
+                <w:b/>
                 <w:color w:val="000000"/>
                 <w:sz w:val="21"/>
               </w:rPr>
@@ -6113,6 +6154,7 @@
             <w:r>
               <w:rPr>
                 <w:rFonts w:hint="eastAsia"/>
+                <w:b/>
                 <w:color w:val="000000"/>
                 <w:sz w:val="21"/>
               </w:rPr>
@@ -6217,6 +6259,7 @@
             <w:r>
               <w:rPr>
                 <w:rFonts w:hint="eastAsia"/>
+                <w:b/>
                 <w:color w:val="000000"/>
                 <w:sz w:val="21"/>
               </w:rPr>
@@ -6240,6 +6283,7 @@
             <w:r>
               <w:rPr>
                 <w:rFonts w:hint="eastAsia"/>
+                <w:b/>
                 <w:color w:val="000000"/>
                 <w:sz w:val="21"/>
               </w:rPr>
@@ -6263,6 +6307,7 @@
             <w:r>
               <w:rPr>
                 <w:rFonts w:hint="eastAsia"/>
+                <w:b/>
                 <w:color w:val="000000"/>
                 <w:sz w:val="21"/>
               </w:rPr>
@@ -6294,7 +6339,7 @@
         <w:rPr>
           <w:rFonts w:hint="eastAsia"/>
         </w:rPr>
-        <w:t>原材料的可获得性与价格公允性是该环节被反复问及的事项。臻宝科技第二轮审核问询函指出，其部分非金属零部件的原材料通过委托加工定制与成品采购取得，主要供应商为境外企业且多数规模较小，不存在市场价格或可比公司披露的同类采购价格可供比较。</w:t>
+        <w:t>原材料的可获得性与价格公允性是这个环节的老问题。非金属零部件的原材料不少要靠委托加工定制与成品采购取得，主要供应商是境外企业且多数规模不大，既没有市场公开报价，也找不到可比公司披露的同类采购价格。</w:t>
       </w:r>
     </w:p>
     <w:p>
@@ -6323,7 +6368,7 @@
         <w:rPr>
           <w:rFonts w:hint="eastAsia"/>
         </w:rPr>
-        <w:t>零部件制造包含精密机械加工、焊接、表面处理三类核心工艺。按托伦斯招股说明书，半导体零部件具备精度高、批量小、多品种、尺寸特殊、工艺复杂等特征，生产需兼顾强度、应变、抗腐蚀、电子特性、电磁特性、材料纯度等复合功能要求，其研发设计、制造与应用涉及材料、机械、物理、电子、精密仪器等多学科交叉。</w:t>
+        <w:t>零部件制造包含精密机械加工、焊接、表面处理三类核心工艺。这类产品精度高、批量小、多品种、尺寸特殊，一件产品往往要同时满足强度、抗腐蚀、电子特性、电磁特性、材料纯度等多项要求，设计与制造横跨材料、机械、物理、电子、精密仪器几个学科。</w:t>
       </w:r>
     </w:p>
     <w:p>
@@ -7651,7 +7696,7 @@
         <w:rPr>
           <w:rFonts w:hint="eastAsia"/>
         </w:rPr>
-        <w:t>按臻宝科技招股说明书的表述，碳化硅气体分配盘导热性好，抗等离子体腐蚀能力比硅和石英强，使用寿命是硅气体分配盘的2至4倍，提高了等离子体刻蚀设备的工作在线率。</w:t>
+        <w:t>材质决定寿命。碳化硅气体分配盘导热性好、抗等离子体腐蚀能力强于硅和石英，使用寿命是硅气体分配盘的2至4倍，设备的工作在线率也随之提高。</w:t>
       </w:r>
     </w:p>
     <w:p>
@@ -7680,7 +7725,7 @@
         <w:rPr>
           <w:rFonts w:hint="eastAsia"/>
         </w:rPr>
-        <w:t>按托伦斯招股说明书，零部件是国内半导体设备企业面临的关键制约环节之一。按IC World于2020年公开的20类半导体核心零部件产品的44家主要供应商数据，美国供应商20家、约占45%，日本供应商16家、约占36%，德国、瑞士、韩国各2家，英国1家，全部为境外供应商。</w:t>
+        <w:t>零部件是国内半导体设备企业最吃紧的环节之一。IC World在2020年梳理过20类核心零部件的44家主要供应商，美国20家、约占45%，日本16家、约占36%，德国、瑞士、韩国各2家，英国1家——没有一家在境内。</w:t>
       </w:r>
     </w:p>
     <w:p>
@@ -8109,7 +8154,7 @@
         <w:rPr>
           <w:rFonts w:hint="eastAsia"/>
         </w:rPr>
-        <w:t>卡点分三处。一是原材料。硅、碳化硅与陶瓷件受制于原材料纯度与脆性，石英件还要看杂质含量与原材料匹配性，这一层不解决，后面的加工精度无从谈起。二是生产工艺。金属件的难点在加工精度、焊接与表面处理，非金属件则是在脆性材料上做复杂结构，两者的技术积累路径不同。三是供应商导入，也是最容易被低估的一环。按托伦斯审核问询函回复，客户端的导入要走三步：先是合格供应商认证，客户对加工能力、产能、工艺稳定性逐项评估，复杂工艺还要单独考察机加工、焊接与表面处理，通过全部认证才能进合格供应商名录；再是产品认证，按具体新品试制交付客户验证；最后才是批量生产。前两步不产生收入，却决定了能不能拿到订单。</w:t>
+        <w:t>卡点分三处。一是原材料。硅、碳化硅与陶瓷件受制于原材料纯度与脆性，石英件还要看杂质含量与原材料匹配性，这一层不解决，后面的加工精度无从谈起。二是生产工艺。金属件的难点在加工精度、焊接与表面处理，非金属件则是在脆性材料上做复杂结构，两者的技术积累路径不同。三是供应商导入，也是最容易被低估的一环。客户端的导入要走三步：先是合格供应商认证，客户对加工能力、产能、工艺稳定性逐项评估，复杂工艺还要单独考察机加工、焊接与表面处理，通过全部认证才能进合格供应商名录；再是产品认证，按具体新品试制交付客户验证；最后才是批量生产。前两步不产生收入，却决定了能不能拿到订单。</w:t>
       </w:r>
     </w:p>
     <w:p>
@@ -9884,7 +9929,7 @@
         <w:rPr>
           <w:rFonts w:hint="eastAsia"/>
         </w:rPr>
-        <w:t>单一产品的毛利率波动幅度大于公司整体。在上述可比公司中，托伦斯是唯一按单品披露毛利率的企业；富创精密与先锋精科未按单品披露，其中先锋精科2024年已将关键工艺零部件与工艺零部件合并披露，无法取得同口径的单品数据。按托伦斯第二轮审核问询函回复，与无锡金源产品直接对应的三个品类中，加热器毛利率由2023年的14.39%升至2024年的52.79%，匀气盘由27.44%升至31.86%，气体分布盘由20.05%升至25.88%。</w:t>
+        <w:t>单一产品的毛利率波动幅度大于公司整体，且同一品类在不同厂商之间差距很大。五家可比公司中，托伦斯与先锋精科按单品披露了毛利率，富创精密未作单品拆分。与无锡金源两条核心产品线直接对应的是匀气盘（气体分布盘）与加热器。</w:t>
       </w:r>
     </w:p>
     <w:p>
@@ -9898,7 +9943,7 @@
           <w:b/>
           <w:sz w:val="21"/>
         </w:rPr>
-        <w:t>表10  托伦斯分产品毛利率与收入占比</w:t>
+        <w:t>表10  与无锡金源产品对应品类的分产品毛利率</w:t>
       </w:r>
     </w:p>
     <w:tbl>
@@ -9931,7 +9976,7 @@
         </w:trPr>
         <w:tc>
           <w:tcPr>
-            <w:tcW w:w="1000" w:type="pct"/>
+            <w:tcW w:w="816" w:type="pct"/>
             <w:tcBorders>
               <w:top w:val="single" w:sz="12" w:space="0" w:color="010000"/>
               <w:bottom w:val="single" w:sz="4" w:space="0" w:color="010000"/>
@@ -9957,7 +10002,7 @@
         </w:tc>
         <w:tc>
           <w:tcPr>
-            <w:tcW w:w="800" w:type="pct"/>
+            <w:tcW w:w="918" w:type="pct"/>
             <w:tcBorders>
               <w:top w:val="single" w:sz="12" w:space="0" w:color="010000"/>
               <w:bottom w:val="single" w:sz="4" w:space="0" w:color="010000"/>
@@ -9983,7 +10028,7 @@
         </w:tc>
         <w:tc>
           <w:tcPr>
-            <w:tcW w:w="800" w:type="pct"/>
+            <w:tcW w:w="816" w:type="pct"/>
             <w:tcBorders>
               <w:top w:val="single" w:sz="12" w:space="0" w:color="010000"/>
               <w:bottom w:val="single" w:sz="4" w:space="0" w:color="010000"/>
@@ -10003,13 +10048,13 @@
                 <w:color w:val="000000"/>
                 <w:sz w:val="21"/>
               </w:rPr>
-              <w:t>2024年毛利率（%）</w:t>
-            </w:r>
-          </w:p>
-        </w:tc>
-        <w:tc>
-          <w:tcPr>
-            <w:tcW w:w="800" w:type="pct"/>
+              <w:t>公司</w:t>
+            </w:r>
+          </w:p>
+        </w:tc>
+        <w:tc>
+          <w:tcPr>
+            <w:tcW w:w="816" w:type="pct"/>
             <w:tcBorders>
               <w:top w:val="single" w:sz="12" w:space="0" w:color="010000"/>
               <w:bottom w:val="single" w:sz="4" w:space="0" w:color="010000"/>
@@ -10029,13 +10074,13 @@
                 <w:color w:val="000000"/>
                 <w:sz w:val="21"/>
               </w:rPr>
-              <w:t>2024年收入占比（%）</w:t>
-            </w:r>
-          </w:p>
-        </w:tc>
-        <w:tc>
-          <w:tcPr>
-            <w:tcW w:w="800" w:type="pct"/>
+              <w:t>2024年（%）</w:t>
+            </w:r>
+          </w:p>
+        </w:tc>
+        <w:tc>
+          <w:tcPr>
+            <w:tcW w:w="816" w:type="pct"/>
             <w:tcBorders>
               <w:top w:val="single" w:sz="12" w:space="0" w:color="010000"/>
               <w:bottom w:val="single" w:sz="4" w:space="0" w:color="010000"/>
@@ -10055,13 +10100,13 @@
                 <w:color w:val="000000"/>
                 <w:sz w:val="21"/>
               </w:rPr>
-              <w:t>2023年毛利率（%）</w:t>
-            </w:r>
-          </w:p>
-        </w:tc>
-        <w:tc>
-          <w:tcPr>
-            <w:tcW w:w="800" w:type="pct"/>
+              <w:t>2023年（%）</w:t>
+            </w:r>
+          </w:p>
+        </w:tc>
+        <w:tc>
+          <w:tcPr>
+            <w:tcW w:w="816" w:type="pct"/>
             <w:tcBorders>
               <w:top w:val="single" w:sz="12" w:space="0" w:color="010000"/>
               <w:bottom w:val="single" w:sz="4" w:space="0" w:color="010000"/>
@@ -10081,7 +10126,7 @@
                 <w:color w:val="000000"/>
                 <w:sz w:val="21"/>
               </w:rPr>
-              <w:t>2023年收入占比（%）</w:t>
+              <w:t>2022年（%）</w:t>
             </w:r>
           </w:p>
         </w:tc>
@@ -10093,53 +10138,79 @@
         </w:trPr>
         <w:tc>
           <w:tcPr>
-            <w:tcW w:w="1000" w:type="pct"/>
-            <w:tcBorders>
-              <w:top w:val="single" w:sz="4" w:space="0" w:color="010000"/>
-            </w:tcBorders>
-            <w:vAlign w:val="center"/>
-          </w:tcPr>
-          <w:p>
-            <w:pPr>
-              <w:jc w:val="left"/>
-            </w:pPr>
-            <w:r/>
-            <w:r>
-              <w:rPr>
-                <w:rFonts w:hint="eastAsia"/>
-                <w:color w:val="000000"/>
-                <w:sz w:val="21"/>
-              </w:rPr>
-              <w:t>冷盘</w:t>
-            </w:r>
-          </w:p>
-        </w:tc>
-        <w:tc>
-          <w:tcPr>
-            <w:tcW w:w="800" w:type="pct"/>
-            <w:tcBorders>
-              <w:top w:val="single" w:sz="4" w:space="0" w:color="010000"/>
-            </w:tcBorders>
-            <w:vAlign w:val="center"/>
-          </w:tcPr>
-          <w:p>
-            <w:pPr>
-              <w:jc w:val="center"/>
-            </w:pPr>
-            <w:r/>
-            <w:r>
-              <w:rPr>
-                <w:rFonts w:hint="eastAsia"/>
-                <w:color w:val="000000"/>
-                <w:sz w:val="21"/>
-              </w:rPr>
-              <w:t>—</w:t>
-            </w:r>
-          </w:p>
-        </w:tc>
-        <w:tc>
-          <w:tcPr>
-            <w:tcW w:w="800" w:type="pct"/>
+            <w:tcW w:w="816" w:type="pct"/>
+            <w:tcBorders>
+              <w:top w:val="single" w:sz="4" w:space="0" w:color="010000"/>
+            </w:tcBorders>
+            <w:vAlign w:val="center"/>
+          </w:tcPr>
+          <w:p>
+            <w:pPr>
+              <w:jc w:val="center"/>
+            </w:pPr>
+            <w:r/>
+            <w:r>
+              <w:rPr>
+                <w:rFonts w:hint="eastAsia"/>
+                <w:b/>
+                <w:color w:val="000000"/>
+                <w:sz w:val="21"/>
+              </w:rPr>
+              <w:t>匀气盘</w:t>
+            </w:r>
+          </w:p>
+        </w:tc>
+        <w:tc>
+          <w:tcPr>
+            <w:tcW w:w="918" w:type="pct"/>
+            <w:tcBorders>
+              <w:top w:val="single" w:sz="4" w:space="0" w:color="010000"/>
+            </w:tcBorders>
+            <w:vAlign w:val="center"/>
+          </w:tcPr>
+          <w:p>
+            <w:pPr>
+              <w:jc w:val="center"/>
+            </w:pPr>
+            <w:r/>
+            <w:r>
+              <w:rPr>
+                <w:rFonts w:hint="eastAsia"/>
+                <w:b/>
+                <w:color w:val="000000"/>
+                <w:sz w:val="21"/>
+              </w:rPr>
+              <w:t>精密气体喷头</w:t>
+            </w:r>
+          </w:p>
+        </w:tc>
+        <w:tc>
+          <w:tcPr>
+            <w:tcW w:w="816" w:type="pct"/>
+            <w:tcBorders>
+              <w:top w:val="single" w:sz="4" w:space="0" w:color="010000"/>
+            </w:tcBorders>
+            <w:vAlign w:val="center"/>
+          </w:tcPr>
+          <w:p>
+            <w:pPr>
+              <w:jc w:val="center"/>
+            </w:pPr>
+            <w:r/>
+            <w:r>
+              <w:rPr>
+                <w:rFonts w:hint="eastAsia"/>
+                <w:b/>
+                <w:color w:val="000000"/>
+                <w:sz w:val="21"/>
+              </w:rPr>
+              <w:t>先锋精科</w:t>
+            </w:r>
+          </w:p>
+        </w:tc>
+        <w:tc>
+          <w:tcPr>
+            <w:tcW w:w="816" w:type="pct"/>
             <w:tcBorders>
               <w:top w:val="single" w:sz="4" w:space="0" w:color="010000"/>
             </w:tcBorders>
@@ -10153,16 +10224,17 @@
             <w:r>
               <w:rPr>
                 <w:rFonts w:hint="eastAsia"/>
-                <w:color w:val="000000"/>
-                <w:sz w:val="21"/>
-              </w:rPr>
-              <w:t>74.50</w:t>
-            </w:r>
-          </w:p>
-        </w:tc>
-        <w:tc>
-          <w:tcPr>
-            <w:tcW w:w="800" w:type="pct"/>
+                <w:b/>
+                <w:color w:val="000000"/>
+                <w:sz w:val="21"/>
+              </w:rPr>
+              <w:t>40.73</w:t>
+            </w:r>
+          </w:p>
+        </w:tc>
+        <w:tc>
+          <w:tcPr>
+            <w:tcW w:w="816" w:type="pct"/>
             <w:tcBorders>
               <w:top w:val="single" w:sz="4" w:space="0" w:color="010000"/>
             </w:tcBorders>
@@ -10176,16 +10248,17 @@
             <w:r>
               <w:rPr>
                 <w:rFonts w:hint="eastAsia"/>
-                <w:color w:val="000000"/>
-                <w:sz w:val="21"/>
-              </w:rPr>
-              <w:t>4.04</w:t>
-            </w:r>
-          </w:p>
-        </w:tc>
-        <w:tc>
-          <w:tcPr>
-            <w:tcW w:w="800" w:type="pct"/>
+                <w:b/>
+                <w:color w:val="000000"/>
+                <w:sz w:val="21"/>
+              </w:rPr>
+              <w:t>39.76</w:t>
+            </w:r>
+          </w:p>
+        </w:tc>
+        <w:tc>
+          <w:tcPr>
+            <w:tcW w:w="816" w:type="pct"/>
             <w:tcBorders>
               <w:top w:val="single" w:sz="4" w:space="0" w:color="010000"/>
             </w:tcBorders>
@@ -10199,33 +10272,11 @@
             <w:r>
               <w:rPr>
                 <w:rFonts w:hint="eastAsia"/>
-                <w:color w:val="000000"/>
-                <w:sz w:val="21"/>
-              </w:rPr>
-              <w:t>70.89</w:t>
-            </w:r>
-          </w:p>
-        </w:tc>
-        <w:tc>
-          <w:tcPr>
-            <w:tcW w:w="800" w:type="pct"/>
-            <w:tcBorders>
-              <w:top w:val="single" w:sz="4" w:space="0" w:color="010000"/>
-            </w:tcBorders>
-            <w:vAlign w:val="center"/>
-          </w:tcPr>
-          <w:p>
-            <w:pPr>
-              <w:jc w:val="right"/>
-            </w:pPr>
-            <w:r/>
-            <w:r>
-              <w:rPr>
-                <w:rFonts w:hint="eastAsia"/>
-                <w:color w:val="000000"/>
-                <w:sz w:val="21"/>
-              </w:rPr>
-              <w:t>2.41</w:t>
+                <w:b/>
+                <w:color w:val="000000"/>
+                <w:sz w:val="21"/>
+              </w:rPr>
+              <w:t>43.31</w:t>
             </w:r>
           </w:p>
         </w:tc>
@@ -10237,53 +10288,79 @@
         </w:trPr>
         <w:tc>
           <w:tcPr>
-            <w:tcW w:w="1000" w:type="pct"/>
-            <w:tcBorders>
-              <w:top w:val="single" w:sz="4" w:space="0" w:color="010000"/>
-            </w:tcBorders>
-            <w:vAlign w:val="center"/>
-          </w:tcPr>
-          <w:p>
-            <w:pPr>
-              <w:jc w:val="left"/>
-            </w:pPr>
-            <w:r/>
-            <w:r>
-              <w:rPr>
-                <w:rFonts w:hint="eastAsia"/>
-                <w:color w:val="000000"/>
-                <w:sz w:val="21"/>
-              </w:rPr>
-              <w:t>多管式加热反射罩</w:t>
-            </w:r>
-          </w:p>
-        </w:tc>
-        <w:tc>
-          <w:tcPr>
-            <w:tcW w:w="800" w:type="pct"/>
-            <w:tcBorders>
-              <w:top w:val="single" w:sz="4" w:space="0" w:color="010000"/>
-            </w:tcBorders>
-            <w:vAlign w:val="center"/>
-          </w:tcPr>
-          <w:p>
-            <w:pPr>
-              <w:jc w:val="center"/>
-            </w:pPr>
-            <w:r/>
-            <w:r>
-              <w:rPr>
-                <w:rFonts w:hint="eastAsia"/>
-                <w:color w:val="000000"/>
-                <w:sz w:val="21"/>
-              </w:rPr>
-              <w:t>—</w:t>
-            </w:r>
-          </w:p>
-        </w:tc>
-        <w:tc>
-          <w:tcPr>
-            <w:tcW w:w="800" w:type="pct"/>
+            <w:tcW w:w="816" w:type="pct"/>
+            <w:tcBorders>
+              <w:top w:val="single" w:sz="4" w:space="0" w:color="010000"/>
+            </w:tcBorders>
+            <w:vAlign w:val="center"/>
+          </w:tcPr>
+          <w:p>
+            <w:pPr>
+              <w:jc w:val="center"/>
+            </w:pPr>
+            <w:r/>
+            <w:r>
+              <w:rPr>
+                <w:rFonts w:hint="eastAsia"/>
+                <w:b/>
+                <w:color w:val="000000"/>
+                <w:sz w:val="21"/>
+              </w:rPr>
+              <w:t>匀气盘</w:t>
+            </w:r>
+          </w:p>
+        </w:tc>
+        <w:tc>
+          <w:tcPr>
+            <w:tcW w:w="918" w:type="pct"/>
+            <w:tcBorders>
+              <w:top w:val="single" w:sz="4" w:space="0" w:color="010000"/>
+            </w:tcBorders>
+            <w:vAlign w:val="center"/>
+          </w:tcPr>
+          <w:p>
+            <w:pPr>
+              <w:jc w:val="center"/>
+            </w:pPr>
+            <w:r/>
+            <w:r>
+              <w:rPr>
+                <w:rFonts w:hint="eastAsia"/>
+                <w:b/>
+                <w:color w:val="000000"/>
+                <w:sz w:val="21"/>
+              </w:rPr>
+              <w:t>精密气体喷头</w:t>
+            </w:r>
+          </w:p>
+        </w:tc>
+        <w:tc>
+          <w:tcPr>
+            <w:tcW w:w="816" w:type="pct"/>
+            <w:tcBorders>
+              <w:top w:val="single" w:sz="4" w:space="0" w:color="010000"/>
+            </w:tcBorders>
+            <w:vAlign w:val="center"/>
+          </w:tcPr>
+          <w:p>
+            <w:pPr>
+              <w:jc w:val="center"/>
+            </w:pPr>
+            <w:r/>
+            <w:r>
+              <w:rPr>
+                <w:rFonts w:hint="eastAsia"/>
+                <w:b/>
+                <w:color w:val="000000"/>
+                <w:sz w:val="21"/>
+              </w:rPr>
+              <w:t>托伦斯</w:t>
+            </w:r>
+          </w:p>
+        </w:tc>
+        <w:tc>
+          <w:tcPr>
+            <w:tcW w:w="816" w:type="pct"/>
             <w:tcBorders>
               <w:top w:val="single" w:sz="4" w:space="0" w:color="010000"/>
             </w:tcBorders>
@@ -10297,16 +10374,17 @@
             <w:r>
               <w:rPr>
                 <w:rFonts w:hint="eastAsia"/>
-                <w:color w:val="000000"/>
-                <w:sz w:val="21"/>
-              </w:rPr>
-              <w:t>63.02</w:t>
-            </w:r>
-          </w:p>
-        </w:tc>
-        <w:tc>
-          <w:tcPr>
-            <w:tcW w:w="800" w:type="pct"/>
+                <w:b/>
+                <w:color w:val="000000"/>
+                <w:sz w:val="21"/>
+              </w:rPr>
+              <w:t>31.86</w:t>
+            </w:r>
+          </w:p>
+        </w:tc>
+        <w:tc>
+          <w:tcPr>
+            <w:tcW w:w="816" w:type="pct"/>
             <w:tcBorders>
               <w:top w:val="single" w:sz="4" w:space="0" w:color="010000"/>
             </w:tcBorders>
@@ -10320,16 +10398,17 @@
             <w:r>
               <w:rPr>
                 <w:rFonts w:hint="eastAsia"/>
-                <w:color w:val="000000"/>
-                <w:sz w:val="21"/>
-              </w:rPr>
-              <w:t>3.32</w:t>
-            </w:r>
-          </w:p>
-        </w:tc>
-        <w:tc>
-          <w:tcPr>
-            <w:tcW w:w="800" w:type="pct"/>
+                <w:b/>
+                <w:color w:val="000000"/>
+                <w:sz w:val="21"/>
+              </w:rPr>
+              <w:t>27.44</w:t>
+            </w:r>
+          </w:p>
+        </w:tc>
+        <w:tc>
+          <w:tcPr>
+            <w:tcW w:w="816" w:type="pct"/>
             <w:tcBorders>
               <w:top w:val="single" w:sz="4" w:space="0" w:color="010000"/>
             </w:tcBorders>
@@ -10343,33 +10422,11 @@
             <w:r>
               <w:rPr>
                 <w:rFonts w:hint="eastAsia"/>
-                <w:color w:val="000000"/>
-                <w:sz w:val="21"/>
-              </w:rPr>
-              <w:t>33.83</w:t>
-            </w:r>
-          </w:p>
-        </w:tc>
-        <w:tc>
-          <w:tcPr>
-            <w:tcW w:w="800" w:type="pct"/>
-            <w:tcBorders>
-              <w:top w:val="single" w:sz="4" w:space="0" w:color="010000"/>
-            </w:tcBorders>
-            <w:vAlign w:val="center"/>
-          </w:tcPr>
-          <w:p>
-            <w:pPr>
-              <w:jc w:val="right"/>
-            </w:pPr>
-            <w:r/>
-            <w:r>
-              <w:rPr>
-                <w:rFonts w:hint="eastAsia"/>
-                <w:color w:val="000000"/>
-                <w:sz w:val="21"/>
-              </w:rPr>
-              <w:t>0.94</w:t>
+                <w:b/>
+                <w:color w:val="000000"/>
+                <w:sz w:val="21"/>
+              </w:rPr>
+              <w:t>26.72</w:t>
             </w:r>
           </w:p>
         </w:tc>
@@ -10381,53 +10438,79 @@
         </w:trPr>
         <w:tc>
           <w:tcPr>
-            <w:tcW w:w="1000" w:type="pct"/>
-            <w:tcBorders>
-              <w:top w:val="single" w:sz="4" w:space="0" w:color="010000"/>
-            </w:tcBorders>
-            <w:vAlign w:val="center"/>
-          </w:tcPr>
-          <w:p>
-            <w:pPr>
-              <w:jc w:val="left"/>
-            </w:pPr>
-            <w:r/>
-            <w:r>
-              <w:rPr>
-                <w:rFonts w:hint="eastAsia"/>
-                <w:color w:val="000000"/>
-                <w:sz w:val="21"/>
-              </w:rPr>
-              <w:t>静电卡盘基体</w:t>
-            </w:r>
-          </w:p>
-        </w:tc>
-        <w:tc>
-          <w:tcPr>
-            <w:tcW w:w="800" w:type="pct"/>
-            <w:tcBorders>
-              <w:top w:val="single" w:sz="4" w:space="0" w:color="010000"/>
-            </w:tcBorders>
-            <w:vAlign w:val="center"/>
-          </w:tcPr>
-          <w:p>
-            <w:pPr>
-              <w:jc w:val="center"/>
-            </w:pPr>
-            <w:r/>
-            <w:r>
-              <w:rPr>
-                <w:rFonts w:hint="eastAsia"/>
-                <w:color w:val="000000"/>
-                <w:sz w:val="21"/>
-              </w:rPr>
-              <w:t>—</w:t>
-            </w:r>
-          </w:p>
-        </w:tc>
-        <w:tc>
-          <w:tcPr>
-            <w:tcW w:w="800" w:type="pct"/>
+            <w:tcW w:w="816" w:type="pct"/>
+            <w:tcBorders>
+              <w:top w:val="single" w:sz="4" w:space="0" w:color="010000"/>
+            </w:tcBorders>
+            <w:vAlign w:val="center"/>
+          </w:tcPr>
+          <w:p>
+            <w:pPr>
+              <w:jc w:val="center"/>
+            </w:pPr>
+            <w:r/>
+            <w:r>
+              <w:rPr>
+                <w:rFonts w:hint="eastAsia"/>
+                <w:b/>
+                <w:color w:val="000000"/>
+                <w:sz w:val="21"/>
+              </w:rPr>
+              <w:t>气体分布盘</w:t>
+            </w:r>
+          </w:p>
+        </w:tc>
+        <w:tc>
+          <w:tcPr>
+            <w:tcW w:w="918" w:type="pct"/>
+            <w:tcBorders>
+              <w:top w:val="single" w:sz="4" w:space="0" w:color="010000"/>
+            </w:tcBorders>
+            <w:vAlign w:val="center"/>
+          </w:tcPr>
+          <w:p>
+            <w:pPr>
+              <w:jc w:val="center"/>
+            </w:pPr>
+            <w:r/>
+            <w:r>
+              <w:rPr>
+                <w:rFonts w:hint="eastAsia"/>
+                <w:b/>
+                <w:color w:val="000000"/>
+                <w:sz w:val="21"/>
+              </w:rPr>
+              <w:t>精密气体喷头</w:t>
+            </w:r>
+          </w:p>
+        </w:tc>
+        <w:tc>
+          <w:tcPr>
+            <w:tcW w:w="816" w:type="pct"/>
+            <w:tcBorders>
+              <w:top w:val="single" w:sz="4" w:space="0" w:color="010000"/>
+            </w:tcBorders>
+            <w:vAlign w:val="center"/>
+          </w:tcPr>
+          <w:p>
+            <w:pPr>
+              <w:jc w:val="center"/>
+            </w:pPr>
+            <w:r/>
+            <w:r>
+              <w:rPr>
+                <w:rFonts w:hint="eastAsia"/>
+                <w:b/>
+                <w:color w:val="000000"/>
+                <w:sz w:val="21"/>
+              </w:rPr>
+              <w:t>托伦斯</w:t>
+            </w:r>
+          </w:p>
+        </w:tc>
+        <w:tc>
+          <w:tcPr>
+            <w:tcW w:w="816" w:type="pct"/>
             <w:tcBorders>
               <w:top w:val="single" w:sz="4" w:space="0" w:color="010000"/>
             </w:tcBorders>
@@ -10441,16 +10524,17 @@
             <w:r>
               <w:rPr>
                 <w:rFonts w:hint="eastAsia"/>
-                <w:color w:val="000000"/>
-                <w:sz w:val="21"/>
-              </w:rPr>
-              <w:t>55.71</w:t>
-            </w:r>
-          </w:p>
-        </w:tc>
-        <w:tc>
-          <w:tcPr>
-            <w:tcW w:w="800" w:type="pct"/>
+                <w:b/>
+                <w:color w:val="000000"/>
+                <w:sz w:val="21"/>
+              </w:rPr>
+              <w:t>25.88</w:t>
+            </w:r>
+          </w:p>
+        </w:tc>
+        <w:tc>
+          <w:tcPr>
+            <w:tcW w:w="816" w:type="pct"/>
             <w:tcBorders>
               <w:top w:val="single" w:sz="4" w:space="0" w:color="010000"/>
             </w:tcBorders>
@@ -10464,16 +10548,17 @@
             <w:r>
               <w:rPr>
                 <w:rFonts w:hint="eastAsia"/>
-                <w:color w:val="000000"/>
-                <w:sz w:val="21"/>
-              </w:rPr>
-              <w:t>1.27</w:t>
-            </w:r>
-          </w:p>
-        </w:tc>
-        <w:tc>
-          <w:tcPr>
-            <w:tcW w:w="800" w:type="pct"/>
+                <w:b/>
+                <w:color w:val="000000"/>
+                <w:sz w:val="21"/>
+              </w:rPr>
+              <w:t>20.05</w:t>
+            </w:r>
+          </w:p>
+        </w:tc>
+        <w:tc>
+          <w:tcPr>
+            <w:tcW w:w="816" w:type="pct"/>
             <w:tcBorders>
               <w:top w:val="single" w:sz="4" w:space="0" w:color="010000"/>
             </w:tcBorders>
@@ -10487,33 +10572,11 @@
             <w:r>
               <w:rPr>
                 <w:rFonts w:hint="eastAsia"/>
-                <w:color w:val="000000"/>
-                <w:sz w:val="21"/>
-              </w:rPr>
-              <w:t>30.77</w:t>
-            </w:r>
-          </w:p>
-        </w:tc>
-        <w:tc>
-          <w:tcPr>
-            <w:tcW w:w="800" w:type="pct"/>
-            <w:tcBorders>
-              <w:top w:val="single" w:sz="4" w:space="0" w:color="010000"/>
-            </w:tcBorders>
-            <w:vAlign w:val="center"/>
-          </w:tcPr>
-          <w:p>
-            <w:pPr>
-              <w:jc w:val="right"/>
-            </w:pPr>
-            <w:r/>
-            <w:r>
-              <w:rPr>
-                <w:rFonts w:hint="eastAsia"/>
-                <w:color w:val="000000"/>
-                <w:sz w:val="21"/>
-              </w:rPr>
-              <w:t>0.38</w:t>
+                <w:b/>
+                <w:color w:val="000000"/>
+                <w:sz w:val="21"/>
+              </w:rPr>
+              <w:t>40.93</w:t>
             </w:r>
           </w:p>
         </w:tc>
@@ -10525,20 +10588,21 @@
         </w:trPr>
         <w:tc>
           <w:tcPr>
-            <w:tcW w:w="1000" w:type="pct"/>
-            <w:tcBorders>
-              <w:top w:val="single" w:sz="4" w:space="0" w:color="010000"/>
-            </w:tcBorders>
-            <w:vAlign w:val="center"/>
-          </w:tcPr>
-          <w:p>
-            <w:pPr>
-              <w:jc w:val="left"/>
-            </w:pPr>
-            <w:r/>
-            <w:r>
-              <w:rPr>
-                <w:rFonts w:hint="eastAsia"/>
+            <w:tcW w:w="816" w:type="pct"/>
+            <w:tcBorders>
+              <w:top w:val="single" w:sz="4" w:space="0" w:color="010000"/>
+            </w:tcBorders>
+            <w:vAlign w:val="center"/>
+          </w:tcPr>
+          <w:p>
+            <w:pPr>
+              <w:jc w:val="center"/>
+            </w:pPr>
+            <w:r/>
+            <w:r>
+              <w:rPr>
+                <w:rFonts w:hint="eastAsia"/>
+                <w:b/>
                 <w:color w:val="000000"/>
                 <w:sz w:val="21"/>
               </w:rPr>
@@ -10548,20 +10612,21 @@
         </w:tc>
         <w:tc>
           <w:tcPr>
-            <w:tcW w:w="800" w:type="pct"/>
-            <w:tcBorders>
-              <w:top w:val="single" w:sz="4" w:space="0" w:color="010000"/>
-            </w:tcBorders>
-            <w:vAlign w:val="center"/>
-          </w:tcPr>
-          <w:p>
-            <w:pPr>
-              <w:jc w:val="center"/>
-            </w:pPr>
-            <w:r/>
-            <w:r>
-              <w:rPr>
-                <w:rFonts w:hint="eastAsia"/>
+            <w:tcW w:w="918" w:type="pct"/>
+            <w:tcBorders>
+              <w:top w:val="single" w:sz="4" w:space="0" w:color="010000"/>
+            </w:tcBorders>
+            <w:vAlign w:val="center"/>
+          </w:tcPr>
+          <w:p>
+            <w:pPr>
+              <w:jc w:val="center"/>
+            </w:pPr>
+            <w:r/>
+            <w:r>
+              <w:rPr>
+                <w:rFonts w:hint="eastAsia"/>
+                <w:b/>
                 <w:color w:val="000000"/>
                 <w:sz w:val="21"/>
               </w:rPr>
@@ -10571,7 +10636,31 @@
         </w:tc>
         <w:tc>
           <w:tcPr>
-            <w:tcW w:w="800" w:type="pct"/>
+            <w:tcW w:w="816" w:type="pct"/>
+            <w:tcBorders>
+              <w:top w:val="single" w:sz="4" w:space="0" w:color="010000"/>
+            </w:tcBorders>
+            <w:vAlign w:val="center"/>
+          </w:tcPr>
+          <w:p>
+            <w:pPr>
+              <w:jc w:val="center"/>
+            </w:pPr>
+            <w:r/>
+            <w:r>
+              <w:rPr>
+                <w:rFonts w:hint="eastAsia"/>
+                <w:b/>
+                <w:color w:val="000000"/>
+                <w:sz w:val="21"/>
+              </w:rPr>
+              <w:t>先锋精科</w:t>
+            </w:r>
+          </w:p>
+        </w:tc>
+        <w:tc>
+          <w:tcPr>
+            <w:tcW w:w="816" w:type="pct"/>
             <w:tcBorders>
               <w:top w:val="single" w:sz="4" w:space="0" w:color="010000"/>
             </w:tcBorders>
@@ -10585,16 +10674,17 @@
             <w:r>
               <w:rPr>
                 <w:rFonts w:hint="eastAsia"/>
-                <w:color w:val="000000"/>
-                <w:sz w:val="21"/>
-              </w:rPr>
-              <w:t>52.79</w:t>
-            </w:r>
-          </w:p>
-        </w:tc>
-        <w:tc>
-          <w:tcPr>
-            <w:tcW w:w="800" w:type="pct"/>
+                <w:b/>
+                <w:color w:val="000000"/>
+                <w:sz w:val="21"/>
+              </w:rPr>
+              <w:t>43.66</w:t>
+            </w:r>
+          </w:p>
+        </w:tc>
+        <w:tc>
+          <w:tcPr>
+            <w:tcW w:w="816" w:type="pct"/>
             <w:tcBorders>
               <w:top w:val="single" w:sz="4" w:space="0" w:color="010000"/>
             </w:tcBorders>
@@ -10608,16 +10698,17 @@
             <w:r>
               <w:rPr>
                 <w:rFonts w:hint="eastAsia"/>
-                <w:color w:val="000000"/>
-                <w:sz w:val="21"/>
-              </w:rPr>
-              <w:t>1.64</w:t>
-            </w:r>
-          </w:p>
-        </w:tc>
-        <w:tc>
-          <w:tcPr>
-            <w:tcW w:w="800" w:type="pct"/>
+                <w:b/>
+                <w:color w:val="000000"/>
+                <w:sz w:val="21"/>
+              </w:rPr>
+              <w:t>39.85</w:t>
+            </w:r>
+          </w:p>
+        </w:tc>
+        <w:tc>
+          <w:tcPr>
+            <w:tcW w:w="816" w:type="pct"/>
             <w:tcBorders>
               <w:top w:val="single" w:sz="4" w:space="0" w:color="010000"/>
             </w:tcBorders>
@@ -10631,33 +10722,11 @@
             <w:r>
               <w:rPr>
                 <w:rFonts w:hint="eastAsia"/>
-                <w:color w:val="000000"/>
-                <w:sz w:val="21"/>
-              </w:rPr>
-              <w:t>14.39</w:t>
-            </w:r>
-          </w:p>
-        </w:tc>
-        <w:tc>
-          <w:tcPr>
-            <w:tcW w:w="800" w:type="pct"/>
-            <w:tcBorders>
-              <w:top w:val="single" w:sz="4" w:space="0" w:color="010000"/>
-            </w:tcBorders>
-            <w:vAlign w:val="center"/>
-          </w:tcPr>
-          <w:p>
-            <w:pPr>
-              <w:jc w:val="right"/>
-            </w:pPr>
-            <w:r/>
-            <w:r>
-              <w:rPr>
-                <w:rFonts w:hint="eastAsia"/>
-                <w:color w:val="000000"/>
-                <w:sz w:val="21"/>
-              </w:rPr>
-              <w:t>1.18</w:t>
+                <w:b/>
+                <w:color w:val="000000"/>
+                <w:sz w:val="21"/>
+              </w:rPr>
+              <w:t>49.85</w:t>
             </w:r>
           </w:p>
         </w:tc>
@@ -10669,53 +10738,79 @@
         </w:trPr>
         <w:tc>
           <w:tcPr>
-            <w:tcW w:w="1000" w:type="pct"/>
-            <w:tcBorders>
-              <w:top w:val="single" w:sz="4" w:space="0" w:color="010000"/>
-            </w:tcBorders>
-            <w:vAlign w:val="center"/>
-          </w:tcPr>
-          <w:p>
-            <w:pPr>
-              <w:jc w:val="left"/>
-            </w:pPr>
-            <w:r/>
-            <w:r>
-              <w:rPr>
-                <w:rFonts w:hint="eastAsia"/>
-                <w:color w:val="000000"/>
-                <w:sz w:val="21"/>
-              </w:rPr>
-              <w:t>内衬</w:t>
-            </w:r>
-          </w:p>
-        </w:tc>
-        <w:tc>
-          <w:tcPr>
-            <w:tcW w:w="800" w:type="pct"/>
-            <w:tcBorders>
-              <w:top w:val="single" w:sz="4" w:space="0" w:color="010000"/>
-            </w:tcBorders>
-            <w:vAlign w:val="center"/>
-          </w:tcPr>
-          <w:p>
-            <w:pPr>
-              <w:jc w:val="center"/>
-            </w:pPr>
-            <w:r/>
-            <w:r>
-              <w:rPr>
-                <w:rFonts w:hint="eastAsia"/>
-                <w:color w:val="000000"/>
-                <w:sz w:val="21"/>
-              </w:rPr>
-              <w:t>—</w:t>
-            </w:r>
-          </w:p>
-        </w:tc>
-        <w:tc>
-          <w:tcPr>
-            <w:tcW w:w="800" w:type="pct"/>
+            <w:tcW w:w="816" w:type="pct"/>
+            <w:tcBorders>
+              <w:top w:val="single" w:sz="4" w:space="0" w:color="010000"/>
+            </w:tcBorders>
+            <w:vAlign w:val="center"/>
+          </w:tcPr>
+          <w:p>
+            <w:pPr>
+              <w:jc w:val="center"/>
+            </w:pPr>
+            <w:r/>
+            <w:r>
+              <w:rPr>
+                <w:rFonts w:hint="eastAsia"/>
+                <w:b/>
+                <w:color w:val="000000"/>
+                <w:sz w:val="21"/>
+              </w:rPr>
+              <w:t>加热器</w:t>
+            </w:r>
+          </w:p>
+        </w:tc>
+        <w:tc>
+          <w:tcPr>
+            <w:tcW w:w="918" w:type="pct"/>
+            <w:tcBorders>
+              <w:top w:val="single" w:sz="4" w:space="0" w:color="010000"/>
+            </w:tcBorders>
+            <w:vAlign w:val="center"/>
+          </w:tcPr>
+          <w:p>
+            <w:pPr>
+              <w:jc w:val="center"/>
+            </w:pPr>
+            <w:r/>
+            <w:r>
+              <w:rPr>
+                <w:rFonts w:hint="eastAsia"/>
+                <w:b/>
+                <w:color w:val="000000"/>
+                <w:sz w:val="21"/>
+              </w:rPr>
+              <w:t>加热盘</w:t>
+            </w:r>
+          </w:p>
+        </w:tc>
+        <w:tc>
+          <w:tcPr>
+            <w:tcW w:w="816" w:type="pct"/>
+            <w:tcBorders>
+              <w:top w:val="single" w:sz="4" w:space="0" w:color="010000"/>
+            </w:tcBorders>
+            <w:vAlign w:val="center"/>
+          </w:tcPr>
+          <w:p>
+            <w:pPr>
+              <w:jc w:val="center"/>
+            </w:pPr>
+            <w:r/>
+            <w:r>
+              <w:rPr>
+                <w:rFonts w:hint="eastAsia"/>
+                <w:b/>
+                <w:color w:val="000000"/>
+                <w:sz w:val="21"/>
+              </w:rPr>
+              <w:t>托伦斯</w:t>
+            </w:r>
+          </w:p>
+        </w:tc>
+        <w:tc>
+          <w:tcPr>
+            <w:tcW w:w="816" w:type="pct"/>
             <w:tcBorders>
               <w:top w:val="single" w:sz="4" w:space="0" w:color="010000"/>
             </w:tcBorders>
@@ -10729,16 +10824,17 @@
             <w:r>
               <w:rPr>
                 <w:rFonts w:hint="eastAsia"/>
-                <w:color w:val="000000"/>
-                <w:sz w:val="21"/>
-              </w:rPr>
-              <w:t>39.78</w:t>
-            </w:r>
-          </w:p>
-        </w:tc>
-        <w:tc>
-          <w:tcPr>
-            <w:tcW w:w="800" w:type="pct"/>
+                <w:b/>
+                <w:color w:val="000000"/>
+                <w:sz w:val="21"/>
+              </w:rPr>
+              <w:t>52.79</w:t>
+            </w:r>
+          </w:p>
+        </w:tc>
+        <w:tc>
+          <w:tcPr>
+            <w:tcW w:w="816" w:type="pct"/>
             <w:tcBorders>
               <w:top w:val="single" w:sz="4" w:space="0" w:color="010000"/>
             </w:tcBorders>
@@ -10752,16 +10848,17 @@
             <w:r>
               <w:rPr>
                 <w:rFonts w:hint="eastAsia"/>
-                <w:color w:val="000000"/>
-                <w:sz w:val="21"/>
-              </w:rPr>
-              <w:t>12.52</w:t>
-            </w:r>
-          </w:p>
-        </w:tc>
-        <w:tc>
-          <w:tcPr>
-            <w:tcW w:w="800" w:type="pct"/>
+                <w:b/>
+                <w:color w:val="000000"/>
+                <w:sz w:val="21"/>
+              </w:rPr>
+              <w:t>14.39</w:t>
+            </w:r>
+          </w:p>
+        </w:tc>
+        <w:tc>
+          <w:tcPr>
+            <w:tcW w:w="816" w:type="pct"/>
             <w:tcBorders>
               <w:top w:val="single" w:sz="4" w:space="0" w:color="010000"/>
             </w:tcBorders>
@@ -10775,753 +10872,11 @@
             <w:r>
               <w:rPr>
                 <w:rFonts w:hint="eastAsia"/>
-                <w:color w:val="000000"/>
-                <w:sz w:val="21"/>
-              </w:rPr>
-              <w:t>44.96</w:t>
-            </w:r>
-          </w:p>
-        </w:tc>
-        <w:tc>
-          <w:tcPr>
-            <w:tcW w:w="800" w:type="pct"/>
-            <w:tcBorders>
-              <w:top w:val="single" w:sz="4" w:space="0" w:color="010000"/>
-            </w:tcBorders>
-            <w:vAlign w:val="center"/>
-          </w:tcPr>
-          <w:p>
-            <w:pPr>
-              <w:jc w:val="right"/>
-            </w:pPr>
-            <w:r/>
-            <w:r>
-              <w:rPr>
-                <w:rFonts w:hint="eastAsia"/>
-                <w:color w:val="000000"/>
-                <w:sz w:val="21"/>
-              </w:rPr>
-              <w:t>11.63</w:t>
-            </w:r>
-          </w:p>
-        </w:tc>
-      </w:tr>
-      <w:tr>
-        <w:trPr>
-          <w:cantSplit/>
-          <w:jc w:val="center"/>
-        </w:trPr>
-        <w:tc>
-          <w:tcPr>
-            <w:tcW w:w="1000" w:type="pct"/>
-            <w:tcBorders>
-              <w:top w:val="single" w:sz="4" w:space="0" w:color="010000"/>
-            </w:tcBorders>
-            <w:vAlign w:val="center"/>
-          </w:tcPr>
-          <w:p>
-            <w:pPr>
-              <w:jc w:val="left"/>
-            </w:pPr>
-            <w:r/>
-            <w:r>
-              <w:rPr>
-                <w:rFonts w:hint="eastAsia"/>
-                <w:color w:val="000000"/>
-                <w:sz w:val="21"/>
-              </w:rPr>
-              <w:t>匀气盘</w:t>
-            </w:r>
-          </w:p>
-        </w:tc>
-        <w:tc>
-          <w:tcPr>
-            <w:tcW w:w="800" w:type="pct"/>
-            <w:tcBorders>
-              <w:top w:val="single" w:sz="4" w:space="0" w:color="010000"/>
-            </w:tcBorders>
-            <w:vAlign w:val="center"/>
-          </w:tcPr>
-          <w:p>
-            <w:pPr>
-              <w:jc w:val="center"/>
-            </w:pPr>
-            <w:r/>
-            <w:r>
-              <w:rPr>
-                <w:rFonts w:hint="eastAsia"/>
-                <w:color w:val="000000"/>
-                <w:sz w:val="21"/>
-              </w:rPr>
-              <w:t>精密气体喷头</w:t>
-            </w:r>
-          </w:p>
-        </w:tc>
-        <w:tc>
-          <w:tcPr>
-            <w:tcW w:w="800" w:type="pct"/>
-            <w:tcBorders>
-              <w:top w:val="single" w:sz="4" w:space="0" w:color="010000"/>
-            </w:tcBorders>
-            <w:vAlign w:val="center"/>
-          </w:tcPr>
-          <w:p>
-            <w:pPr>
-              <w:jc w:val="right"/>
-            </w:pPr>
-            <w:r/>
-            <w:r>
-              <w:rPr>
-                <w:rFonts w:hint="eastAsia"/>
-                <w:color w:val="000000"/>
-                <w:sz w:val="21"/>
-              </w:rPr>
-              <w:t>31.86</w:t>
-            </w:r>
-          </w:p>
-        </w:tc>
-        <w:tc>
-          <w:tcPr>
-            <w:tcW w:w="800" w:type="pct"/>
-            <w:tcBorders>
-              <w:top w:val="single" w:sz="4" w:space="0" w:color="010000"/>
-            </w:tcBorders>
-            <w:vAlign w:val="center"/>
-          </w:tcPr>
-          <w:p>
-            <w:pPr>
-              <w:jc w:val="right"/>
-            </w:pPr>
-            <w:r/>
-            <w:r>
-              <w:rPr>
-                <w:rFonts w:hint="eastAsia"/>
-                <w:color w:val="000000"/>
-                <w:sz w:val="21"/>
-              </w:rPr>
-              <w:t>3.58</w:t>
-            </w:r>
-          </w:p>
-        </w:tc>
-        <w:tc>
-          <w:tcPr>
-            <w:tcW w:w="800" w:type="pct"/>
-            <w:tcBorders>
-              <w:top w:val="single" w:sz="4" w:space="0" w:color="010000"/>
-            </w:tcBorders>
-            <w:vAlign w:val="center"/>
-          </w:tcPr>
-          <w:p>
-            <w:pPr>
-              <w:jc w:val="right"/>
-            </w:pPr>
-            <w:r/>
-            <w:r>
-              <w:rPr>
-                <w:rFonts w:hint="eastAsia"/>
-                <w:color w:val="000000"/>
-                <w:sz w:val="21"/>
-              </w:rPr>
-              <w:t>27.44</w:t>
-            </w:r>
-          </w:p>
-        </w:tc>
-        <w:tc>
-          <w:tcPr>
-            <w:tcW w:w="800" w:type="pct"/>
-            <w:tcBorders>
-              <w:top w:val="single" w:sz="4" w:space="0" w:color="010000"/>
-            </w:tcBorders>
-            <w:vAlign w:val="center"/>
-          </w:tcPr>
-          <w:p>
-            <w:pPr>
-              <w:jc w:val="right"/>
-            </w:pPr>
-            <w:r/>
-            <w:r>
-              <w:rPr>
-                <w:rFonts w:hint="eastAsia"/>
-                <w:color w:val="000000"/>
-                <w:sz w:val="21"/>
-              </w:rPr>
-              <w:t>4.29</w:t>
-            </w:r>
-          </w:p>
-        </w:tc>
-      </w:tr>
-      <w:tr>
-        <w:trPr>
-          <w:cantSplit/>
-          <w:jc w:val="center"/>
-        </w:trPr>
-        <w:tc>
-          <w:tcPr>
-            <w:tcW w:w="1000" w:type="pct"/>
-            <w:tcBorders>
-              <w:top w:val="single" w:sz="4" w:space="0" w:color="010000"/>
-            </w:tcBorders>
-            <w:vAlign w:val="center"/>
-          </w:tcPr>
-          <w:p>
-            <w:pPr>
-              <w:jc w:val="left"/>
-            </w:pPr>
-            <w:r/>
-            <w:r>
-              <w:rPr>
-                <w:rFonts w:hint="eastAsia"/>
-                <w:color w:val="000000"/>
-                <w:sz w:val="21"/>
-              </w:rPr>
-              <w:t>腔体</w:t>
-            </w:r>
-          </w:p>
-        </w:tc>
-        <w:tc>
-          <w:tcPr>
-            <w:tcW w:w="800" w:type="pct"/>
-            <w:tcBorders>
-              <w:top w:val="single" w:sz="4" w:space="0" w:color="010000"/>
-            </w:tcBorders>
-            <w:vAlign w:val="center"/>
-          </w:tcPr>
-          <w:p>
-            <w:pPr>
-              <w:jc w:val="center"/>
-            </w:pPr>
-            <w:r/>
-            <w:r>
-              <w:rPr>
-                <w:rFonts w:hint="eastAsia"/>
-                <w:color w:val="000000"/>
-                <w:sz w:val="21"/>
-              </w:rPr>
-              <w:t>—</w:t>
-            </w:r>
-          </w:p>
-        </w:tc>
-        <w:tc>
-          <w:tcPr>
-            <w:tcW w:w="800" w:type="pct"/>
-            <w:tcBorders>
-              <w:top w:val="single" w:sz="4" w:space="0" w:color="010000"/>
-            </w:tcBorders>
-            <w:vAlign w:val="center"/>
-          </w:tcPr>
-          <w:p>
-            <w:pPr>
-              <w:jc w:val="right"/>
-            </w:pPr>
-            <w:r/>
-            <w:r>
-              <w:rPr>
-                <w:rFonts w:hint="eastAsia"/>
-                <w:color w:val="000000"/>
-                <w:sz w:val="21"/>
-              </w:rPr>
-              <w:t>26.10</w:t>
-            </w:r>
-          </w:p>
-        </w:tc>
-        <w:tc>
-          <w:tcPr>
-            <w:tcW w:w="800" w:type="pct"/>
-            <w:tcBorders>
-              <w:top w:val="single" w:sz="4" w:space="0" w:color="010000"/>
-            </w:tcBorders>
-            <w:vAlign w:val="center"/>
-          </w:tcPr>
-          <w:p>
-            <w:pPr>
-              <w:jc w:val="right"/>
-            </w:pPr>
-            <w:r/>
-            <w:r>
-              <w:rPr>
-                <w:rFonts w:hint="eastAsia"/>
-                <w:color w:val="000000"/>
-                <w:sz w:val="21"/>
-              </w:rPr>
-              <w:t>7.97</w:t>
-            </w:r>
-          </w:p>
-        </w:tc>
-        <w:tc>
-          <w:tcPr>
-            <w:tcW w:w="800" w:type="pct"/>
-            <w:tcBorders>
-              <w:top w:val="single" w:sz="4" w:space="0" w:color="010000"/>
-            </w:tcBorders>
-            <w:vAlign w:val="center"/>
-          </w:tcPr>
-          <w:p>
-            <w:pPr>
-              <w:jc w:val="right"/>
-            </w:pPr>
-            <w:r/>
-            <w:r>
-              <w:rPr>
-                <w:rFonts w:hint="eastAsia"/>
-                <w:color w:val="000000"/>
-                <w:sz w:val="21"/>
-              </w:rPr>
-              <w:t>21.35</w:t>
-            </w:r>
-          </w:p>
-        </w:tc>
-        <w:tc>
-          <w:tcPr>
-            <w:tcW w:w="800" w:type="pct"/>
-            <w:tcBorders>
-              <w:top w:val="single" w:sz="4" w:space="0" w:color="010000"/>
-            </w:tcBorders>
-            <w:vAlign w:val="center"/>
-          </w:tcPr>
-          <w:p>
-            <w:pPr>
-              <w:jc w:val="right"/>
-            </w:pPr>
-            <w:r/>
-            <w:r>
-              <w:rPr>
-                <w:rFonts w:hint="eastAsia"/>
-                <w:color w:val="000000"/>
-                <w:sz w:val="21"/>
-              </w:rPr>
-              <w:t>9.70</w:t>
-            </w:r>
-          </w:p>
-        </w:tc>
-      </w:tr>
-      <w:tr>
-        <w:trPr>
-          <w:cantSplit/>
-          <w:jc w:val="center"/>
-        </w:trPr>
-        <w:tc>
-          <w:tcPr>
-            <w:tcW w:w="1000" w:type="pct"/>
-            <w:tcBorders>
-              <w:top w:val="single" w:sz="4" w:space="0" w:color="010000"/>
-            </w:tcBorders>
-            <w:vAlign w:val="center"/>
-          </w:tcPr>
-          <w:p>
-            <w:pPr>
-              <w:jc w:val="left"/>
-            </w:pPr>
-            <w:r/>
-            <w:r>
-              <w:rPr>
-                <w:rFonts w:hint="eastAsia"/>
-                <w:color w:val="000000"/>
-                <w:sz w:val="21"/>
-              </w:rPr>
-              <w:t>气体分布盘</w:t>
-            </w:r>
-          </w:p>
-        </w:tc>
-        <w:tc>
-          <w:tcPr>
-            <w:tcW w:w="800" w:type="pct"/>
-            <w:tcBorders>
-              <w:top w:val="single" w:sz="4" w:space="0" w:color="010000"/>
-            </w:tcBorders>
-            <w:vAlign w:val="center"/>
-          </w:tcPr>
-          <w:p>
-            <w:pPr>
-              <w:jc w:val="center"/>
-            </w:pPr>
-            <w:r/>
-            <w:r>
-              <w:rPr>
-                <w:rFonts w:hint="eastAsia"/>
-                <w:color w:val="000000"/>
-                <w:sz w:val="21"/>
-              </w:rPr>
-              <w:t>精密气体喷头</w:t>
-            </w:r>
-          </w:p>
-        </w:tc>
-        <w:tc>
-          <w:tcPr>
-            <w:tcW w:w="800" w:type="pct"/>
-            <w:tcBorders>
-              <w:top w:val="single" w:sz="4" w:space="0" w:color="010000"/>
-            </w:tcBorders>
-            <w:vAlign w:val="center"/>
-          </w:tcPr>
-          <w:p>
-            <w:pPr>
-              <w:jc w:val="right"/>
-            </w:pPr>
-            <w:r/>
-            <w:r>
-              <w:rPr>
-                <w:rFonts w:hint="eastAsia"/>
-                <w:color w:val="000000"/>
-                <w:sz w:val="21"/>
-              </w:rPr>
-              <w:t>25.88</w:t>
-            </w:r>
-          </w:p>
-        </w:tc>
-        <w:tc>
-          <w:tcPr>
-            <w:tcW w:w="800" w:type="pct"/>
-            <w:tcBorders>
-              <w:top w:val="single" w:sz="4" w:space="0" w:color="010000"/>
-            </w:tcBorders>
-            <w:vAlign w:val="center"/>
-          </w:tcPr>
-          <w:p>
-            <w:pPr>
-              <w:jc w:val="right"/>
-            </w:pPr>
-            <w:r/>
-            <w:r>
-              <w:rPr>
-                <w:rFonts w:hint="eastAsia"/>
-                <w:color w:val="000000"/>
-                <w:sz w:val="21"/>
-              </w:rPr>
-              <w:t>5.56</w:t>
-            </w:r>
-          </w:p>
-        </w:tc>
-        <w:tc>
-          <w:tcPr>
-            <w:tcW w:w="800" w:type="pct"/>
-            <w:tcBorders>
-              <w:top w:val="single" w:sz="4" w:space="0" w:color="010000"/>
-            </w:tcBorders>
-            <w:vAlign w:val="center"/>
-          </w:tcPr>
-          <w:p>
-            <w:pPr>
-              <w:jc w:val="right"/>
-            </w:pPr>
-            <w:r/>
-            <w:r>
-              <w:rPr>
-                <w:rFonts w:hint="eastAsia"/>
-                <w:color w:val="000000"/>
-                <w:sz w:val="21"/>
-              </w:rPr>
-              <w:t>20.05</w:t>
-            </w:r>
-          </w:p>
-        </w:tc>
-        <w:tc>
-          <w:tcPr>
-            <w:tcW w:w="800" w:type="pct"/>
-            <w:tcBorders>
-              <w:top w:val="single" w:sz="4" w:space="0" w:color="010000"/>
-            </w:tcBorders>
-            <w:vAlign w:val="center"/>
-          </w:tcPr>
-          <w:p>
-            <w:pPr>
-              <w:jc w:val="right"/>
-            </w:pPr>
-            <w:r/>
-            <w:r>
-              <w:rPr>
-                <w:rFonts w:hint="eastAsia"/>
-                <w:color w:val="000000"/>
-                <w:sz w:val="21"/>
-              </w:rPr>
-              <w:t>4.78</w:t>
-            </w:r>
-          </w:p>
-        </w:tc>
-      </w:tr>
-      <w:tr>
-        <w:trPr>
-          <w:cantSplit/>
-          <w:jc w:val="center"/>
-        </w:trPr>
-        <w:tc>
-          <w:tcPr>
-            <w:tcW w:w="1000" w:type="pct"/>
-            <w:tcBorders>
-              <w:top w:val="single" w:sz="4" w:space="0" w:color="010000"/>
-            </w:tcBorders>
-            <w:vAlign w:val="center"/>
-          </w:tcPr>
-          <w:p>
-            <w:pPr>
-              <w:jc w:val="left"/>
-            </w:pPr>
-            <w:r/>
-            <w:r>
-              <w:rPr>
-                <w:rFonts w:hint="eastAsia"/>
-                <w:color w:val="000000"/>
-                <w:sz w:val="21"/>
-              </w:rPr>
-              <w:t>匀气环</w:t>
-            </w:r>
-          </w:p>
-        </w:tc>
-        <w:tc>
-          <w:tcPr>
-            <w:tcW w:w="800" w:type="pct"/>
-            <w:tcBorders>
-              <w:top w:val="single" w:sz="4" w:space="0" w:color="010000"/>
-            </w:tcBorders>
-            <w:vAlign w:val="center"/>
-          </w:tcPr>
-          <w:p>
-            <w:pPr>
-              <w:jc w:val="center"/>
-            </w:pPr>
-            <w:r/>
-            <w:r>
-              <w:rPr>
-                <w:rFonts w:hint="eastAsia"/>
-                <w:color w:val="000000"/>
-                <w:sz w:val="21"/>
-              </w:rPr>
-              <w:t>—</w:t>
-            </w:r>
-          </w:p>
-        </w:tc>
-        <w:tc>
-          <w:tcPr>
-            <w:tcW w:w="800" w:type="pct"/>
-            <w:tcBorders>
-              <w:top w:val="single" w:sz="4" w:space="0" w:color="010000"/>
-            </w:tcBorders>
-            <w:vAlign w:val="center"/>
-          </w:tcPr>
-          <w:p>
-            <w:pPr>
-              <w:jc w:val="right"/>
-            </w:pPr>
-            <w:r/>
-            <w:r>
-              <w:rPr>
-                <w:rFonts w:hint="eastAsia"/>
-                <w:color w:val="000000"/>
-                <w:sz w:val="21"/>
-              </w:rPr>
-              <w:t>24.48</w:t>
-            </w:r>
-          </w:p>
-        </w:tc>
-        <w:tc>
-          <w:tcPr>
-            <w:tcW w:w="800" w:type="pct"/>
-            <w:tcBorders>
-              <w:top w:val="single" w:sz="4" w:space="0" w:color="010000"/>
-            </w:tcBorders>
-            <w:vAlign w:val="center"/>
-          </w:tcPr>
-          <w:p>
-            <w:pPr>
-              <w:jc w:val="right"/>
-            </w:pPr>
-            <w:r/>
-            <w:r>
-              <w:rPr>
-                <w:rFonts w:hint="eastAsia"/>
-                <w:color w:val="000000"/>
-                <w:sz w:val="21"/>
-              </w:rPr>
-              <w:t>10.34</w:t>
-            </w:r>
-          </w:p>
-        </w:tc>
-        <w:tc>
-          <w:tcPr>
-            <w:tcW w:w="800" w:type="pct"/>
-            <w:tcBorders>
-              <w:top w:val="single" w:sz="4" w:space="0" w:color="010000"/>
-            </w:tcBorders>
-            <w:vAlign w:val="center"/>
-          </w:tcPr>
-          <w:p>
-            <w:pPr>
-              <w:jc w:val="right"/>
-            </w:pPr>
-            <w:r/>
-            <w:r>
-              <w:rPr>
-                <w:rFonts w:hint="eastAsia"/>
-                <w:color w:val="000000"/>
-                <w:sz w:val="21"/>
-              </w:rPr>
-              <w:t>21.08</w:t>
-            </w:r>
-          </w:p>
-        </w:tc>
-        <w:tc>
-          <w:tcPr>
-            <w:tcW w:w="800" w:type="pct"/>
-            <w:tcBorders>
-              <w:top w:val="single" w:sz="4" w:space="0" w:color="010000"/>
-            </w:tcBorders>
-            <w:vAlign w:val="center"/>
-          </w:tcPr>
-          <w:p>
-            <w:pPr>
-              <w:jc w:val="right"/>
-            </w:pPr>
-            <w:r/>
-            <w:r>
-              <w:rPr>
-                <w:rFonts w:hint="eastAsia"/>
-                <w:color w:val="000000"/>
-                <w:sz w:val="21"/>
-              </w:rPr>
-              <w:t>6.01</w:t>
-            </w:r>
-          </w:p>
-        </w:tc>
-      </w:tr>
-      <w:tr>
-        <w:trPr>
-          <w:cantSplit/>
-          <w:jc w:val="center"/>
-        </w:trPr>
-        <w:tc>
-          <w:tcPr>
-            <w:tcW w:w="1000" w:type="pct"/>
-            <w:tcBorders>
-              <w:top w:val="single" w:sz="4" w:space="0" w:color="010000"/>
-            </w:tcBorders>
-            <w:vAlign w:val="center"/>
-          </w:tcPr>
-          <w:p>
-            <w:pPr>
-              <w:jc w:val="left"/>
-            </w:pPr>
-            <w:r/>
-            <w:r>
-              <w:rPr>
-                <w:rFonts w:hint="eastAsia"/>
-                <w:color w:val="000000"/>
-                <w:sz w:val="21"/>
-              </w:rPr>
-              <w:t>关键工艺零部件合计</w:t>
-            </w:r>
-          </w:p>
-        </w:tc>
-        <w:tc>
-          <w:tcPr>
-            <w:tcW w:w="800" w:type="pct"/>
-            <w:tcBorders>
-              <w:top w:val="single" w:sz="4" w:space="0" w:color="010000"/>
-            </w:tcBorders>
-            <w:vAlign w:val="center"/>
-          </w:tcPr>
-          <w:p>
-            <w:pPr>
-              <w:jc w:val="center"/>
-            </w:pPr>
-            <w:r/>
-            <w:r>
-              <w:rPr>
-                <w:rFonts w:hint="eastAsia"/>
-                <w:color w:val="000000"/>
-                <w:sz w:val="21"/>
-              </w:rPr>
-              <w:t>—</w:t>
-            </w:r>
-          </w:p>
-        </w:tc>
-        <w:tc>
-          <w:tcPr>
-            <w:tcW w:w="800" w:type="pct"/>
-            <w:tcBorders>
-              <w:top w:val="single" w:sz="4" w:space="0" w:color="010000"/>
-            </w:tcBorders>
-            <w:vAlign w:val="center"/>
-          </w:tcPr>
-          <w:p>
-            <w:pPr>
-              <w:jc w:val="right"/>
-            </w:pPr>
-            <w:r/>
-            <w:r>
-              <w:rPr>
-                <w:rFonts w:hint="eastAsia"/>
-                <w:color w:val="000000"/>
-                <w:sz w:val="21"/>
-              </w:rPr>
-              <w:t>37.52</w:t>
-            </w:r>
-          </w:p>
-        </w:tc>
-        <w:tc>
-          <w:tcPr>
-            <w:tcW w:w="800" w:type="pct"/>
-            <w:tcBorders>
-              <w:top w:val="single" w:sz="4" w:space="0" w:color="010000"/>
-            </w:tcBorders>
-            <w:vAlign w:val="center"/>
-          </w:tcPr>
-          <w:p>
-            <w:pPr>
-              <w:jc w:val="right"/>
-            </w:pPr>
-            <w:r/>
-            <w:r>
-              <w:rPr>
-                <w:rFonts w:hint="eastAsia"/>
-                <w:color w:val="000000"/>
-                <w:sz w:val="21"/>
-              </w:rPr>
-              <w:t>50.24</w:t>
-            </w:r>
-          </w:p>
-        </w:tc>
-        <w:tc>
-          <w:tcPr>
-            <w:tcW w:w="800" w:type="pct"/>
-            <w:tcBorders>
-              <w:top w:val="single" w:sz="4" w:space="0" w:color="010000"/>
-            </w:tcBorders>
-            <w:vAlign w:val="center"/>
-          </w:tcPr>
-          <w:p>
-            <w:pPr>
-              <w:jc w:val="right"/>
-            </w:pPr>
-            <w:r/>
-            <w:r>
-              <w:rPr>
-                <w:rFonts w:hint="eastAsia"/>
-                <w:color w:val="000000"/>
-                <w:sz w:val="21"/>
-              </w:rPr>
-              <w:t>31.50</w:t>
-            </w:r>
-          </w:p>
-        </w:tc>
-        <w:tc>
-          <w:tcPr>
-            <w:tcW w:w="800" w:type="pct"/>
-            <w:tcBorders>
-              <w:top w:val="single" w:sz="4" w:space="0" w:color="010000"/>
-            </w:tcBorders>
-            <w:vAlign w:val="center"/>
-          </w:tcPr>
-          <w:p>
-            <w:pPr>
-              <w:jc w:val="right"/>
-            </w:pPr>
-            <w:r/>
-            <w:r>
-              <w:rPr>
-                <w:rFonts w:hint="eastAsia"/>
-                <w:color w:val="000000"/>
-                <w:sz w:val="21"/>
-              </w:rPr>
-              <w:t>41.33</w:t>
+                <w:b/>
+                <w:color w:val="000000"/>
+                <w:sz w:val="21"/>
+              </w:rPr>
+              <w:t>-18.68</w:t>
             </w:r>
           </w:p>
         </w:tc>
@@ -11538,7 +10893,18 @@
           <w:sz w:val="11"/>
           <w:szCs w:val="11"/>
         </w:rPr>
-        <w:t>资料来源：托伦斯关于第二轮审核问询函的回复意见，本报告整理。注：按2024年毛利率降序排列；本表为半导体关键工艺零部件的构成，不含该公司的工艺零部件、结构零部件与激光设备零部件，故各行收入占比之和不为100%。</w:t>
+        <w:t>资料来源：托伦斯关于第二轮审核问询函的回复意见；先锋精科招股说明书（注册稿），本报告整理。注：先锋精科2024年为1—3月数据；托伦斯的气体分布盘与匀气盘为两个独立品类，先锋精科未单列气体分布盘。</w:t>
+      </w:r>
+    </w:p>
+    <w:p>
+      <w:pPr>
+        <w:pStyle w:val="a0"/>
+      </w:pPr>
+      <w:r>
+        <w:rPr>
+          <w:rFonts w:hint="eastAsia"/>
+        </w:rPr>
+        <w:t>同为匀气盘，先锋精科三年稳定在40%上下，托伦斯则从26.72%爬到31.86%；同为加热器，先锋精科在40%至50%区间，托伦斯2022年还是负毛利，2024年冲到52.79%。差距来自产品规格、客户结构与自制外协比例，单看某一家的数字不足以判断这两个品类的合理毛利率区间。先锋精科的单价数据可作量级参考：2023年匀气盘平均单价7,105.04元／个，加热器34,526.93元／个。</w:t>
       </w:r>
     </w:p>
     <w:p>
@@ -11549,7 +10915,7 @@
       <w:r>
         <w:drawing>
           <wp:inline xmlns:a="http://schemas.openxmlformats.org/drawingml/2006/main" xmlns:pic="http://schemas.openxmlformats.org/drawingml/2006/picture">
-            <wp:extent cx="5074920" cy="2470684"/>
+            <wp:extent cx="5074920" cy="2301417"/>
             <wp:docPr id="3" name="Picture 3"/>
             <wp:cNvGraphicFramePr>
               <a:graphicFrameLocks noChangeAspect="1"/>
@@ -11570,7 +10936,7 @@
                   <pic:spPr>
                     <a:xfrm>
                       <a:off x="0" y="0"/>
-                      <a:ext cx="5074920" cy="2470684"/>
+                      <a:ext cx="5074920" cy="2301417"/>
                     </a:xfrm>
                     <a:prstGeom prst="rect"/>
                   </pic:spPr>
@@ -12317,7 +11683,7 @@
         <w:rPr>
           <w:rFonts w:hint="eastAsia"/>
         </w:rPr>
-        <w:t>本章选取四家半导体设备零部件企业作为样本，均与无锡金源同处零部件与耗材环节，其审核问询回复已在交易所网站公开披露。重点问题的甄别采用三条标准：一是轮次，在第二轮及以后仍被继续追问的事项；二是层级，进入上市委审议意见落实函或审核中心意见落实函的事项；三是详略，单个问题下设多个子问题并要求逐项量化说明的事项。</w:t>
+        <w:t>本章选取五家半导体设备零部件企业作为样本，均与无锡金源同处零部件与耗材环节，其审核问询回复已在交易所网站公开披露。重点问题的甄别采用三条标准：一是轮次，在第二轮及以后仍被继续追问的事项；二是层级，进入上市委审议意见落实函或审核中心意见落实函的事项；三是详略，单个问题下设多个子问题并要求逐项量化说明的事项。</w:t>
       </w:r>
     </w:p>
     <w:p>
@@ -12975,6 +12341,150 @@
                 <w:color w:val="000000"/>
                 <w:sz w:val="21"/>
               </w:rPr>
+              <w:t>先锋精科</w:t>
+            </w:r>
+          </w:p>
+        </w:tc>
+        <w:tc>
+          <w:tcPr>
+            <w:tcW w:w="524" w:type="pct"/>
+            <w:tcBorders>
+              <w:top w:val="single" w:sz="4" w:space="0" w:color="010000"/>
+            </w:tcBorders>
+            <w:vAlign w:val="center"/>
+          </w:tcPr>
+          <w:p>
+            <w:pPr>
+              <w:jc w:val="center"/>
+            </w:pPr>
+            <w:r/>
+            <w:r>
+              <w:rPr>
+                <w:rFonts w:hint="eastAsia"/>
+                <w:color w:val="000000"/>
+                <w:sz w:val="21"/>
+              </w:rPr>
+              <w:t>688605.SH</w:t>
+            </w:r>
+          </w:p>
+        </w:tc>
+        <w:tc>
+          <w:tcPr>
+            <w:tcW w:w="1048" w:type="pct"/>
+            <w:tcBorders>
+              <w:top w:val="single" w:sz="4" w:space="0" w:color="010000"/>
+            </w:tcBorders>
+            <w:vAlign w:val="center"/>
+          </w:tcPr>
+          <w:p>
+            <w:pPr>
+              <w:jc w:val="left"/>
+            </w:pPr>
+            <w:r/>
+            <w:r>
+              <w:rPr>
+                <w:rFonts w:hint="eastAsia"/>
+                <w:color w:val="000000"/>
+                <w:sz w:val="21"/>
+              </w:rPr>
+              <w:t>2023年12月回复首轮，2024年12月12日上市</w:t>
+            </w:r>
+          </w:p>
+        </w:tc>
+        <w:tc>
+          <w:tcPr>
+            <w:tcW w:w="952" w:type="pct"/>
+            <w:tcBorders>
+              <w:top w:val="single" w:sz="4" w:space="0" w:color="010000"/>
+            </w:tcBorders>
+            <w:vAlign w:val="center"/>
+          </w:tcPr>
+          <w:p>
+            <w:pPr>
+              <w:jc w:val="left"/>
+            </w:pPr>
+            <w:r/>
+            <w:r>
+              <w:rPr>
+                <w:rFonts w:hint="eastAsia"/>
+                <w:color w:val="000000"/>
+                <w:sz w:val="21"/>
+              </w:rPr>
+              <w:t>两轮问询</w:t>
+            </w:r>
+          </w:p>
+        </w:tc>
+        <w:tc>
+          <w:tcPr>
+            <w:tcW w:w="476" w:type="pct"/>
+            <w:tcBorders>
+              <w:top w:val="single" w:sz="4" w:space="0" w:color="010000"/>
+            </w:tcBorders>
+            <w:vAlign w:val="center"/>
+          </w:tcPr>
+          <w:p>
+            <w:pPr>
+              <w:jc w:val="center"/>
+            </w:pPr>
+            <w:r/>
+            <w:r>
+              <w:rPr>
+                <w:rFonts w:hint="eastAsia"/>
+                <w:color w:val="000000"/>
+                <w:sz w:val="21"/>
+              </w:rPr>
+              <w:t>17</w:t>
+            </w:r>
+          </w:p>
+        </w:tc>
+        <w:tc>
+          <w:tcPr>
+            <w:tcW w:w="1429" w:type="pct"/>
+            <w:tcBorders>
+              <w:top w:val="single" w:sz="4" w:space="0" w:color="010000"/>
+            </w:tcBorders>
+            <w:vAlign w:val="center"/>
+          </w:tcPr>
+          <w:p>
+            <w:pPr>
+              <w:jc w:val="left"/>
+            </w:pPr>
+            <w:r/>
+            <w:r>
+              <w:rPr>
+                <w:rFonts w:hint="eastAsia"/>
+                <w:color w:val="000000"/>
+                <w:sz w:val="21"/>
+              </w:rPr>
+              <w:t>产品含匀气盘与加热器，与两条核心产品线直接对应，且按单品披露毛利率</w:t>
+            </w:r>
+          </w:p>
+        </w:tc>
+      </w:tr>
+      <w:tr>
+        <w:trPr>
+          <w:cantSplit/>
+          <w:jc w:val="center"/>
+        </w:trPr>
+        <w:tc>
+          <w:tcPr>
+            <w:tcW w:w="571" w:type="pct"/>
+            <w:tcBorders>
+              <w:top w:val="single" w:sz="4" w:space="0" w:color="010000"/>
+            </w:tcBorders>
+            <w:vAlign w:val="center"/>
+          </w:tcPr>
+          <w:p>
+            <w:pPr>
+              <w:jc w:val="center"/>
+            </w:pPr>
+            <w:r/>
+            <w:r>
+              <w:rPr>
+                <w:rFonts w:hint="eastAsia"/>
+                <w:color w:val="000000"/>
+                <w:sz w:val="21"/>
+              </w:rPr>
               <w:t>神工股份</w:t>
             </w:r>
           </w:p>
@@ -13090,7 +12600,7 @@
                 <w:color w:val="000000"/>
                 <w:sz w:val="21"/>
               </w:rPr>
-              <w:t>刻蚀用硅电极即硅气体分配盘，与精密气体喷头功能相同、材料路线不同；四轮问询下的产销勾稽与能耗核查颗粒度为四家样本中最细</w:t>
+              <w:t>刻蚀用硅电极即硅气体分配盘，与精密气体喷头功能相同、材料路线不同；四轮问询下的产销勾稽与能耗核查颗粒度为五家样本中最细</w:t>
             </w:r>
           </w:p>
         </w:tc>
@@ -13118,7 +12628,7 @@
         <w:rPr>
           <w:rFonts w:hint="eastAsia"/>
         </w:rPr>
-        <w:t>四家企业的问题数量均逐轮收敛。托伦斯由首轮15个收敛至第二轮3个、落实函1个；臻宝科技由首轮13个收敛至第二轮5个；珂玛科技首轮问题编号至19、收敛至第二轮5个、落实函3个；神工股份由首轮49个依次收敛至20个、8个、8个，落实函2个。收敛后仍保留的问题，即为审核实际关注的核心。</w:t>
+        <w:t>五家企业的问题数量均逐轮收敛。托伦斯由首轮15个收敛至第二轮3个、落实函1个；臻宝科技由首轮13个收敛至第二轮5个；珂玛科技首轮问题编号至19、收敛至第二轮5个、落实函3个；先锋精科由首轮17个收敛至第二轮7个；神工股份由首轮49个依次收敛至20个、8个、8个，落实函2个。收敛后仍保留的问题，即为审核实际关注的核心。</w:t>
       </w:r>
     </w:p>
     <w:p>
@@ -13225,7 +12735,7 @@
         <w:rPr>
           <w:rFonts w:hint="eastAsia"/>
         </w:rPr>
-        <w:t>毛利率是四家企业全部命中、且均被追问至最后轮次的问题。托伦斯首轮问成本和毛利率，第二轮单列毛利率变动，落实函以业绩稳定性继续追问毛利率是否进一步下滑；臻宝科技首轮问毛利率，第二轮问成本及毛利率；珂玛科技第二轮与落实函连续两次单列毛利率；神工股份第二轮单列毛利率，第四轮转为产品单价和单位成本。</w:t>
+        <w:t>毛利率是五家企业全部命中、且均被追问至最后轮次的问题。托伦斯首轮问成本和毛利率，第二轮单列毛利率变动，落实函以业绩稳定性继续追问毛利率是否进一步下滑；臻宝科技首轮问毛利率，第二轮问成本及毛利率；珂玛科技第二轮与落实函连续两次单列毛利率；先锋精科首轮设成本和毛利率专项，第二轮再设成本和毛利率并加设业绩波动；神工股份第二轮单列毛利率，第四轮转为产品单价和单位成本。</w:t>
       </w:r>
     </w:p>
     <w:p>
@@ -13258,7 +12768,7 @@
         <w:rPr>
           <w:rFonts w:hint="eastAsia"/>
         </w:rPr>
-        <w:t>该类问题在回复中的处理方式以调取台账和量化测算为主。臻宝科技第二轮回复中，中介机构列明的核查程序共九项，包括查阅仓库管理和成本核算制度，获取废料台账与产成品明细并测算利用边角料生产的产品数量与材料成本，获取报废产品明细和材料更换涉及的产品清单并对良率变动作量化分析，获取物料清单并与实际投入产出关系对比，以及查阅收入成本明细表按产品类型分析单位成本与毛利率变动。珂玛科技在审核中心意见落实函中的做法是获取产品规格数据，测算主要产品的单位体积价格与单位体积成本，再量化各因素对毛利率变动的影响。归纳而言，毛利率的解释被要求建立在产品级、纯度级、尺寸级的数据拆分之上，而非直接归因于技术水平。</w:t>
+        <w:t>该类问题在回复中的处理方式以调取台账和量化测算为主。臻宝科技第二轮回复中，中介机构列明的核查程序共九项，包括查阅仓库管理和成本核算制度，获取废料台账与产成品明细并测算利用边角料生产的产品数量与材料成本，获取报废产品明细和材料更换涉及的产品清单并对良率变动作量化分析，获取物料清单并与实际投入产出关系对比，以及查阅收入成本明细表按产品类型分析单位成本与毛利率变动。珂玛科技在审核中心意见落实函中的做法是获取产品规格数据，测算主要产品的单位体积价格与单位体积成本，再量化各因素对毛利率变动的影响。先锋精科第二轮回复的做法是把毛利率变动拆成两层：先区分产品结构变动的影响与细分产品自身指标变动的影响，再逐项统计单价、单位直接材料、单位直接人工、单位制造费用与单位外协成本的变动数额，并对影响较大的细分产品查看实物与工艺路线。归纳而言，毛利率的解释被要求建立在产品级、纯度级、尺寸级的数据拆分之上，而非直接归因于技术水平。</w:t>
       </w:r>
     </w:p>
     <w:p>
@@ -13287,7 +12797,7 @@
         <w:rPr>
           <w:rFonts w:hint="eastAsia"/>
         </w:rPr>
-        <w:t>四家企业均被问及核心技术。托伦斯首轮问产品和技术，第二轮升级为技术先进性和市场空间，要求说明高精度机械制造、焊接、表面处理三项核心工艺的技术水平；臻宝科技首轮设核心技术专项；珂玛科技第二轮问核心技术、落实函问业务与技术；神工股份第二轮设公司行业及核心技术专项，第三轮设发行人产品专项。</w:t>
+        <w:t>五家企业均被问及核心技术。托伦斯首轮问产品和技术，第二轮升级为技术先进性和市场空间，要求说明高精度机械制造、焊接、表面处理三项核心工艺的技术水平；臻宝科技首轮设核心技术专项；珂玛科技第二轮问核心技术、落实函问业务与技术；先锋精科首轮设产品和技术专项，第二轮转为产品和市场竞争；神工股份第二轮设公司行业及核心技术专项，第三轮设发行人产品专项。</w:t>
       </w:r>
     </w:p>
     <w:p>
@@ -13338,7 +12848,7 @@
         <w:rPr>
           <w:rFonts w:hint="eastAsia"/>
         </w:rPr>
-        <w:t>托伦斯首轮问业务成长性与收入变动和主要客户，第二轮问营业收入变动，落实函问业绩稳定性；臻宝科技首轮问收入，第二轮问经营业绩与收入；珂玛科技第二轮问收入增长可持续性。</w:t>
+        <w:t>托伦斯首轮问业务成长性与收入变动和主要客户，第二轮问营业收入变动，落实函问业绩稳定性；臻宝科技首轮问收入，第二轮问经营业绩与收入；珂玛科技第二轮问收入增长可持续性；先锋精科第二轮单设业绩波动专项，核查程序包括获取各期产能利用率、产销率、收入及毛利率情况表，查阅同行业可比公司定期报告作对比，访谈各类零部件主要客户并获取期末在手订单明细。</w:t>
       </w:r>
     </w:p>
     <w:p>
@@ -13378,7 +12888,7 @@
         <w:rPr>
           <w:rFonts w:hint="eastAsia"/>
         </w:rPr>
-        <w:t>四家企业首轮均设有客户与供应商专项。关注角度包括客户集中度及其成因、单一客户依赖、新增客户的开发过程与验证周期、向单一供应商采购的价格公允性，以及供应商成立时间与合作起始时间是否匹配。臻宝科技第二轮问询即指出，其石英主要供应商锦州士成成立当年即开展合作，同类材料采购价格明显低于其他供应商。</w:t>
+        <w:t>五家企业首轮均设有客户与供应商专项。关注角度包括客户集中度及其成因、单一客户依赖、新增客户的开发过程与验证周期、向单一供应商采购的价格公允性，以及供应商成立时间与合作起始时间是否匹配。臻宝科技第二轮问询即指出，其石英主要供应商锦州士成成立当年即开展合作，同类材料采购价格明显低于其他供应商。</w:t>
       </w:r>
     </w:p>
     <w:p>
@@ -13498,7 +13008,7 @@
         <w:rPr>
           <w:rFonts w:hint="eastAsia"/>
         </w:rPr>
-        <w:t>将四家企业公开问询回复中中介机构实际调取的材料按关注点归并，可以看到同一类问题在不同企业、不同年份的核查落点高度一致。下表右列为该类材料在企业日常经营中的对应记录，系依据中列内容归纳。</w:t>
+        <w:t>将五家企业公开问询回复中中介机构实际调取的材料按关注点归并，可以看到同一类问题在不同企业、不同年份的核查落点高度一致。下表右列为该类材料在企业日常经营中的对应记录，系依据中列内容归纳。</w:t>
       </w:r>
     </w:p>
     <w:p>
@@ -14081,7 +13591,7 @@
           <w:sz w:val="11"/>
           <w:szCs w:val="11"/>
         </w:rPr>
-        <w:t>资料来源：托伦斯、臻宝科技、珂玛科技、神工股份的审核问询函回复、上市委审议意见落实函回复与审核中心意见落实函回复，本报告整理。注：右列系依据中列内容归纳，非监管规则的列举。</w:t>
+        <w:t>资料来源：托伦斯、臻宝科技、珂玛科技、先锋精科、神工股份的审核问询函回复、上市委审议意见落实函回复与审核中心意见落实函回复，本报告整理。注：右列系依据中列内容归纳，非监管规则的列举。</w:t>
       </w:r>
     </w:p>
     <w:p>
@@ -15816,7 +15326,7 @@
                 <w:color w:val="000000"/>
                 <w:sz w:val="21"/>
               </w:rPr>
-              <w:t>该环节两类客户结构的订单节奏与定价机制不同，仅凭公开信息尚不能判定公司属于哪一类，见本报告3.3。客户导入分合格供应商认证、产品认证、批量生产三个阶段；客户集中度是四家样本企业首轮问询均覆盖的事项。</w:t>
+              <w:t>该环节两类客户结构的订单节奏与定价机制不同，仅凭公开信息尚不能判定公司属于哪一类，见本报告3.3。客户导入分合格供应商认证、产品认证、批量生产三个阶段；客户集中度是五家样本企业首轮问询均覆盖的事项。</w:t>
             </w:r>
           </w:p>
         </w:tc>
@@ -16191,7 +15701,7 @@
                 <w:color w:val="000000"/>
                 <w:sz w:val="21"/>
               </w:rPr>
-              <w:t>可比公司2025年研发费用率区间为4.44%至9.32%。技术先进性是四家样本企业均被问及的事项，托伦斯第二轮被要求说明高精度机械制造、焊接、表面处理三项核心工艺的技术水平。</w:t>
+              <w:t>可比公司2025年研发费用率区间为4.44%至9.32%。技术先进性是五家样本企业均被问及的事项，托伦斯第二轮被要求说明高精度机械制造、焊接、表面处理三项核心工艺的技术水平。</w:t>
             </w:r>
           </w:p>
         </w:tc>
@@ -16534,7 +16044,7 @@
         <w:rPr>
           <w:rFonts w:hint="eastAsia"/>
         </w:rPr>
-        <w:t>本报告数据分为四类。行业数据来自弗若斯特沙利文、QY Research、IC World等机构的统计，经臻宝科技与托伦斯招股说明书列示并由中介机构核查；可比公司经营与财务数据来自各公司定期报告、托伦斯招股说明书中的同行业可比公司比较章节与Wind整理成果；审核关注要点来自四家样本企业的审核问询函回复与落实函回复；标的公司信息来自企业信用信息公示与公司官网。</w:t>
+        <w:t>本报告数据分为四类。行业数据来自弗若斯特沙利文、QY Research、IC World等机构的统计，经臻宝科技与托伦斯招股说明书列示并由中介机构核查；可比公司经营与财务数据来自各公司定期报告、托伦斯招股说明书中的同行业可比公司比较章节与Wind整理成果；审核关注要点来自五家样本企业的审核问询函回复与落实函回复；标的公司信息来自企业信用信息公示与公司官网。</w:t>
       </w:r>
     </w:p>
     <w:p>

--- a/output/金源/无锡金源半导体研究.docx
+++ b/output/金源/无锡金源半导体研究.docx
@@ -2050,7 +2050,7 @@
                 <w:sz w:val="24"/>
                 <w:szCs w:val="24"/>
               </w:rPr>
-              <w:t>13</w:t>
+              <w:t>14</w:t>
             </w:r>
             <w:r>
               <w:rPr>
@@ -2139,7 +2139,7 @@
                 <w:sz w:val="24"/>
                 <w:szCs w:val="24"/>
               </w:rPr>
-              <w:t>14</w:t>
+              <w:t>15</w:t>
             </w:r>
             <w:r>
               <w:rPr>
@@ -2317,7 +2317,7 @@
                 <w:sz w:val="24"/>
                 <w:szCs w:val="24"/>
               </w:rPr>
-              <w:t>15</w:t>
+              <w:t>16</w:t>
             </w:r>
             <w:r>
               <w:rPr>
@@ -2753,7 +2753,7 @@
                 <w:sz w:val="24"/>
                 <w:szCs w:val="24"/>
               </w:rPr>
-              <w:t>18</w:t>
+              <w:t>19</w:t>
             </w:r>
             <w:r>
               <w:rPr>
@@ -2923,7 +2923,7 @@
                 <w:sz w:val="24"/>
                 <w:szCs w:val="24"/>
               </w:rPr>
-              <w:t>19</w:t>
+              <w:t>20</w:t>
             </w:r>
             <w:r>
               <w:rPr>
@@ -3834,7 +3834,7 @@
         <w:rPr>
           <w:rFonts w:hint="eastAsia"/>
         </w:rPr>
-        <w:t>第三，经营范围覆盖四条产品线对应的各类制造活动。密封件制造对应O型圈与密封件门板，特种陶瓷制品制造与电子专用材料研发制造对应加热盘的陶瓷路线，金属制品研发与制造对应气体喷头的金属路线，半导体器件专用设备制造与销售覆盖上述部件的整体交付。四条产品线在经营范围上同时覆盖金属与非金属两条材料路线，而这两条路线的毛利率差着约20个百分点。</w:t>
+        <w:t>第三，经营范围覆盖四条产品线对应的各类制造活动。密封件制造对应O型圈与密封件门板，特种陶瓷制品制造与电子专用材料研发制造对应加热盘的陶瓷路线，金属制品研发与制造对应气体喷头的金属路线，半导体器件专用设备制造与销售覆盖上述部件的整体交付。四条产品线在经营范围上同时覆盖金属与非金属两条材料路线。</w:t>
       </w:r>
     </w:p>
     <w:p>
@@ -5831,7 +5831,7 @@
           <w:sz w:val="11"/>
           <w:szCs w:val="11"/>
         </w:rPr>
-        <w:t>资料来源：臻宝科技招股说明书（注册稿），本报告整理。注：末列系本报告按产品功能与材料属性归入。密封件门板由金属门板本体与其上的密封件组成，本体属结构件、密封件属耗材，两者更换属性不同，公司的实际供货形态为整体供货还是仅供密封件未见公开披露，相关问题列入本报告表16。密封件一行的更换属性未见独立的公开统计，按其在真空腔体中的损耗特征归入耗材。</w:t>
+        <w:t>资料来源：臻宝科技招股说明书（注册稿），本报告整理。注：末列系本报告按产品功能与材料属性归入。密封件门板由金属门板本体与其上的密封件组成，本体属结构件、密封件属耗材，两者更换属性不同，公司的实际供货形态为整体供货还是仅供密封件未见公开披露。密封件一行的更换属性未见独立的公开统计，按其在真空腔体中的损耗特征归入耗材。</w:t>
       </w:r>
     </w:p>
     <w:p>
@@ -8143,7 +8143,7 @@
           <w:sz w:val="11"/>
           <w:szCs w:val="11"/>
         </w:rPr>
-        <w:t>资料来源：托伦斯招股说明书（注册稿），本报告整理。注：分类口径同本报告表2，两表分别取自托伦斯与臻宝科技招股说明书，顶层类别一致。</w:t>
+        <w:t>资料来源：托伦斯招股说明书（注册稿），本报告整理。注：本表的分类取自托伦斯，与前文的七类划分顶层一致。</w:t>
       </w:r>
     </w:p>
     <w:p>
@@ -8995,7 +8995,7 @@
                 <w:color w:val="000000"/>
                 <w:sz w:val="21"/>
               </w:rPr>
-              <w:t>1.90</w:t>
+              <w:t>1.89</w:t>
             </w:r>
           </w:p>
         </w:tc>
@@ -9822,7 +9822,7 @@
           <w:sz w:val="11"/>
           <w:szCs w:val="11"/>
         </w:rPr>
-        <w:t>资料来源：托伦斯招股说明书（注册稿），本报告整理。注：2025年由于部分公司尚未披露年报，除先锋精科、臻宝科技外采用前三季度毛利率；材料属性一列为本报告依据各公司主营产品描述归纳。</w:t>
+        <w:t>资料来源：托伦斯招股说明书（注册稿），本报告整理。注：2025年数据中，托伦斯、先锋精科、臻宝科技为全年口径，珂玛科技、富创精密为2025年1—9月口径；材料属性一列为本报告依据各公司主营产品描述归纳。</w:t>
       </w:r>
     </w:p>
     <w:p>
@@ -9900,7 +9900,7 @@
         <w:rPr>
           <w:rFonts w:hint="eastAsia"/>
         </w:rPr>
-        <w:t>五家公司的毛利率明显分成两档。走非金属路线的珂玛科技、臻宝科技在50%上下，走金属路线的先锋精科、托伦斯、富创精密均不到30%，分别为29.02%、27.14%与24.94%，两档最窄处也差着约20个百分点。差异来自加工附加值与原材料成本的比例：陶瓷、硅、石英件的加工附加值高于原材料本身，金属件则更接近材料加工，模组类产品还要计入外购件成本。无锡金源的产品跨这两条路线，综合毛利率取决于各产品线的材质与收入结构。</w:t>
+        <w:t>五家公司的毛利率明显分成两档。走非金属路线的珂玛科技、臻宝科技在50%上下，走金属路线的先锋精科、托伦斯、富创精密均不到30%，分别为29.02%、27.14%与24.94%，两档最窄处也差着约20个百分点。同行业公司对这一分档的解释是加工附加值与原材料成本的比例不同：非金属零部件加工过程中产生的附加值高于原材料成本，金属件更接近材料加工，模组类产品还要计入外购零部件成本。无锡金源的产品跨这两条路线，综合毛利率取决于各产品线的材质与收入结构。</w:t>
       </w:r>
     </w:p>
     <w:p>
@@ -10957,7 +10957,7 @@
           <w:b/>
           <w:sz w:val="21"/>
         </w:rPr>
-        <w:t>图3  托伦斯与无锡金源对应产品的毛利率变动</w:t>
+        <w:t>图3  与无锡金源产品对应品类的分产品毛利率变动</w:t>
       </w:r>
     </w:p>
     <w:p>
@@ -10971,7 +10971,7 @@
           <w:sz w:val="11"/>
           <w:szCs w:val="11"/>
         </w:rPr>
-        <w:t>资料来源：托伦斯关于第二轮审核问询函的回复意见，本报告整理</w:t>
+        <w:t>资料来源：托伦斯关于第二轮审核问询函的回复意见；先锋精科招股说明书（注册稿），本报告整理</w:t>
       </w:r>
     </w:p>
     <w:p>
@@ -11639,7 +11639,7 @@
           <w:sz w:val="11"/>
           <w:szCs w:val="11"/>
         </w:rPr>
-        <w:t>资料来源：托伦斯招股说明书（注册稿），本报告整理。注：数据来源于可比公司定期报告；富创精密及珂玛科技尚未披露2025年年度数据，列示2025年1—9月数据。</w:t>
+        <w:t>资料来源：托伦斯招股说明书（注册稿），本报告整理。注：数据来源于可比公司定期报告；富创精密与珂玛科技为2025年1—9月数据。</w:t>
       </w:r>
     </w:p>
     <w:p>
@@ -12433,7 +12433,7 @@
                 <w:color w:val="000000"/>
                 <w:sz w:val="21"/>
               </w:rPr>
-              <w:t>17</w:t>
+              <w:t>18</w:t>
             </w:r>
           </w:p>
         </w:tc>
@@ -12628,7 +12628,7 @@
         <w:rPr>
           <w:rFonts w:hint="eastAsia"/>
         </w:rPr>
-        <w:t>五家企业的问题数量均逐轮收敛。托伦斯由首轮15个收敛至第二轮3个、落实函1个；臻宝科技由首轮13个收敛至第二轮5个；珂玛科技首轮问题编号至19、收敛至第二轮5个、落实函3个；先锋精科由首轮17个收敛至第二轮7个；神工股份由首轮49个依次收敛至20个、8个、8个，落实函2个。收敛后仍保留的问题，即为审核实际关注的核心。</w:t>
+        <w:t>五家企业的问题数量均逐轮收敛。托伦斯由首轮15个收敛至第二轮3个、落实函1个；臻宝科技由首轮13个收敛至第二轮5个；珂玛科技首轮问题编号至19、收敛至第二轮5个、落实函3个；先锋精科由首轮18个收敛至第二轮7个；神工股份由首轮49个依次收敛至20个、8个、8个，落实函2个。收敛后仍保留的问题，即为审核实际关注的核心。</w:t>
       </w:r>
     </w:p>
     <w:p>
@@ -12639,7 +12639,7 @@
       <w:r>
         <w:drawing>
           <wp:inline xmlns:a="http://schemas.openxmlformats.org/drawingml/2006/main" xmlns:pic="http://schemas.openxmlformats.org/drawingml/2006/picture">
-            <wp:extent cx="5074920" cy="2277207"/>
+            <wp:extent cx="5074920" cy="2242406"/>
             <wp:docPr id="4" name="Picture 4"/>
             <wp:cNvGraphicFramePr>
               <a:graphicFrameLocks noChangeAspect="1"/>
@@ -12660,7 +12660,7 @@
                   <pic:spPr>
                     <a:xfrm>
                       <a:off x="0" y="0"/>
-                      <a:ext cx="5074920" cy="2277207"/>
+                      <a:ext cx="5074920" cy="2242406"/>
                     </a:xfrm>
                     <a:prstGeom prst="rect"/>
                   </pic:spPr>
@@ -12979,7 +12979,7 @@
         <w:rPr>
           <w:rFonts w:hint="eastAsia"/>
         </w:rPr>
-        <w:t>托伦斯首轮设募投项目专项，落实函要求结合募投新增产能说明是否存在产能消化风险；臻宝科技首轮与第二轮均设募投项目专项；珂玛科技会计师专项回复中设募集资金运用。关注角度为新增产能的测算依据、与在手订单及客户需求的匹配、产能爬坡节奏，以及产能利用率下降对毛利率的影响。募投项目的实施场地安排本身也构成核查对象，臻宝科技第二轮回复中，中介机构就募投项目采用代建、租赁、回购模式单列七项核查程序，涉及项目投资协议、不动产认购意向书、房屋租赁合同及其登记备案证明、不动产权证书与国有建设用地使用权出让合同。</w:t>
+        <w:t>托伦斯首轮设募投项目专项，落实函要求结合募投新增产能说明是否存在产能消化风险；臻宝科技首轮与第二轮均设募投项目专项；珂玛科技会计师专项回复中设募集资金运用；先锋精科首轮设募投项目专项，第二轮转为募投项目环评。关注角度为新增产能的测算依据、与在手订单及客户需求的匹配、产能爬坡节奏，以及产能利用率下降对毛利率的影响。募投项目的实施场地安排本身也构成核查对象，臻宝科技第二轮回复中，中介机构就募投项目采用代建、租赁、回购模式单列七项核查程序，涉及项目投资协议、不动产认购意向书、房屋租赁合同及其登记备案证明、不动产权证书与国有建设用地使用权出让合同。</w:t>
       </w:r>
     </w:p>
     <w:p>
@@ -14884,7 +14884,7 @@
                 <w:color w:val="000000"/>
                 <w:sz w:val="21"/>
               </w:rPr>
-              <w:t>2025年度向特定对象发行，2026年3月19日审核通过</w:t>
+              <w:t>2025年度向特定对象发行，2026年3月18日通过深交所审核，尚待证监会注册</w:t>
             </w:r>
           </w:p>
         </w:tc>
@@ -15176,7 +15176,7 @@
                 <w:color w:val="000000"/>
                 <w:sz w:val="21"/>
               </w:rPr>
-              <w:t>本报告表1右两列为同类产品的通行材料与工艺，非公司披露信息。材料属性直接决定毛利率区间：2025年非金属路线的珂玛科技53.94%、臻宝科技49.85%，金属路线的先锋精科29.02%、托伦斯27.14%、富创精密24.94%。</w:t>
+              <w:t>公司未披露产品的材料牌号与工艺路线。材料属性直接决定毛利率区间：2025年非金属路线的珂玛科技53.94%、臻宝科技49.85%，金属路线的先锋精科29.02%、托伦斯27.14%、富创精密24.94%。</w:t>
             </w:r>
           </w:p>
         </w:tc>
@@ -15326,7 +15326,7 @@
                 <w:color w:val="000000"/>
                 <w:sz w:val="21"/>
               </w:rPr>
-              <w:t>该环节两类客户结构的订单节奏与定价机制不同，仅凭公开信息尚不能判定公司属于哪一类，见本报告3.3。客户导入分合格供应商认证、产品认证、批量生产三个阶段；客户集中度是五家样本企业首轮问询均覆盖的事项。</w:t>
+              <w:t>该环节两类客户结构的订单节奏与定价机制不同，仅凭公开信息尚不能判定公司属于哪一类。客户导入分合格供应商认证、产品认证、批量生产三个阶段；客户集中度是五家样本企业首轮问询均覆盖的事项。</w:t>
             </w:r>
           </w:p>
         </w:tc>
@@ -15476,7 +15476,7 @@
                 <w:color w:val="000000"/>
                 <w:sz w:val="21"/>
               </w:rPr>
-              <w:t>门板本体属金属结构件、随设备生命周期，其上的密封件属耗材、需定期更换，两者的收入形态不同，见本报告表3。</w:t>
+              <w:t>门板本体属金属结构件、随设备生命周期，其上的密封件属耗材、需定期更换，两者的收入形态不同。</w:t>
             </w:r>
           </w:p>
         </w:tc>
@@ -15776,7 +15776,7 @@
                 <w:color w:val="000000"/>
                 <w:sz w:val="21"/>
               </w:rPr>
-              <w:t>神工股份被要求同时提供按重量与按长度两套口径的产销数据，并按月列示水电用量与产量、在产设备数量的配比关系，相关核查材料见本报告表13。</w:t>
+              <w:t>神工股份被要求同时提供按重量与按长度两套口径的产销数据，并按月列示水电用量与产量、在产设备数量的配比关系。</w:t>
             </w:r>
           </w:p>
         </w:tc>
@@ -16044,7 +16044,7 @@
         <w:rPr>
           <w:rFonts w:hint="eastAsia"/>
         </w:rPr>
-        <w:t>本报告数据分为四类。行业数据来自弗若斯特沙利文、QY Research、IC World等机构的统计，经臻宝科技与托伦斯招股说明书列示并由中介机构核查；可比公司经营与财务数据来自各公司定期报告、托伦斯招股说明书中的同行业可比公司比较章节与Wind整理成果；审核关注要点来自五家样本企业的审核问询函回复与落实函回复；标的公司信息来自企业信用信息公示与公司官网。</w:t>
+        <w:t>行业数据来自弗若斯特沙利文、QY Research、IC World等机构的统计，经臻宝科技与托伦斯招股说明书列示；可比公司经营与财务数据来自各公司定期报告与Wind整理成果；审核关注要点来自五家样本企业的问询函回复与落实函回复；标的公司信息来自企业信用信息公示与公司官网。各表与无锡金源产品的对应关系，以及国泰海通相关公司的产业链关系，均为本报告依据产品功能与材料属性归纳，非公司或第三方披露信息。</w:t>
       </w:r>
     </w:p>
     <w:p>
@@ -16055,18 +16055,7 @@
         <w:rPr>
           <w:rFonts w:hint="eastAsia"/>
         </w:rPr>
-        <w:t>口径方面，晶圆厂采购额与向零部件厂商直接采购额为两个不同口径，本报告分别列示，不作合并；毛利率跨材料路线的比较均注明产品属性，不直接排序优劣；细分品类的市场规模基期与预测期不一致，本报告分别标注，不作横向比较；表9的2025年毛利率中，除先锋精科、臻宝科技外为前三季度口径；表10为托伦斯半导体关键工艺零部件的分产品构成，不含其工艺零部件、结构零部件与激光设备零部件，故各行收入占比之和不为100%。</w:t>
-      </w:r>
-    </w:p>
-    <w:p>
-      <w:pPr>
-        <w:pStyle w:val="a0"/>
-      </w:pPr>
-      <w:r>
-        <w:rPr>
-          <w:rFonts w:hint="eastAsia"/>
-        </w:rPr>
-        <w:t>本报告表1至表4中与无锡金源产品的对应关系，以及表14、表15中的产业链关系，均为本报告依据产品功能与材料属性归纳，非公司或第三方披露信息。</w:t>
+        <w:t>几处口径需要注意。晶圆厂零部件采购额与向零部件厂商直接采购额是两个口径，不作合并；细分品类的市场规模基期与预测期不一致，不作横向比较；可比公司2025年毛利率与研发费用率中，珂玛科技、富创精密为2025年1—9月口径；分产品毛利率中先锋精科2024年为1—3月数据，与托伦斯的全年数据不完全可比。</w:t>
       </w:r>
     </w:p>
     <w:sectPr>

--- a/output/金源/无锡金源半导体研究.docx
+++ b/output/金源/无锡金源半导体研究.docx
@@ -138,7 +138,7 @@
                 <w:sz w:val="24"/>
                 <w:szCs w:val="24"/>
               </w:rPr>
-              <w:t>3</w:t>
+              <w:t>2</w:t>
             </w:r>
             <w:r>
               <w:rPr>
@@ -226,7 +226,7 @@
                 <w:sz w:val="24"/>
                 <w:szCs w:val="24"/>
               </w:rPr>
-              <w:t>3</w:t>
+              <w:t>2</w:t>
             </w:r>
             <w:r>
               <w:rPr>
@@ -315,11 +315,91 @@
                 <w:sz w:val="24"/>
                 <w:szCs w:val="24"/>
               </w:rPr>
+              <w:t>2</w:t>
+            </w:r>
+            <w:r>
+              <w:rPr>
+                <w:rFonts w:eastAsia="宋体"/>
+                <w:webHidden/>
+                <w:noProof/>
+                <w:sz w:val="24"/>
+                <w:szCs w:val="24"/>
+              </w:rPr>
+              <w:fldChar w:fldCharType="end"/>
+            </w:r>
+          </w:hyperlink>
+        </w:p>
+        <w:p>
+          <w:pPr>
+            <w:pStyle w:val="TOC1"/>
+            <w:tabs>
+              <w:tab w:val="right" w:leader="dot" w:pos="8299"/>
+            </w:tabs>
+            <w:spacing w:line="360" w:lineRule="auto"/>
+            <w:rPr>
+              <w:noProof/>
+              <w:sz w:val="24"/>
+              <w:szCs w:val="24"/>
+            </w:rPr>
+          </w:pPr>
+          <w:hyperlink w:anchor="_Toc900003" w:history="1">
+            <w:r>
+              <w:rPr>
+                <w:rStyle w:val="a5"/>
+                <w:bCs w:val="0"/>
+                <w:noProof/>
+                <w:sz w:val="24"/>
+                <w:szCs w:val="24"/>
+              </w:rPr>
+              <w:t xml:space="preserve">二、 所处环节与耗材属性</w:t>
+            </w:r>
+            <w:r>
+              <w:rPr>
+                <w:webHidden/>
+                <w:noProof/>
+                <w:sz w:val="24"/>
+                <w:szCs w:val="24"/>
+              </w:rPr>
+              <w:tab/>
+            </w:r>
+            <w:r>
+              <w:rPr>
+                <w:webHidden/>
+                <w:noProof/>
+                <w:sz w:val="24"/>
+                <w:szCs w:val="24"/>
+              </w:rPr>
+              <w:fldChar w:fldCharType="begin"/>
+            </w:r>
+            <w:r>
+              <w:rPr>
+                <w:webHidden/>
+                <w:noProof/>
+                <w:sz w:val="24"/>
+                <w:szCs w:val="24"/>
+              </w:rPr>
+              <w:instrText xml:space="preserve"> PAGEREF _Toc900003 \h </w:instrText>
+            </w:r>
+            <w:r>
+              <w:rPr>
+                <w:webHidden/>
+                <w:noProof/>
+                <w:sz w:val="24"/>
+                <w:szCs w:val="24"/>
+              </w:rPr>
+              <w:fldChar w:fldCharType="separate"/>
+            </w:r>
+            <w:r>
+              <w:rPr>
+                <w:webHidden/>
+                <w:noProof/>
+                <w:sz w:val="24"/>
+                <w:szCs w:val="24"/>
+              </w:rPr>
               <w:t>3</w:t>
             </w:r>
             <w:r>
               <w:rPr>
-                <w:rFonts w:eastAsia="宋体"/>
                 <w:webHidden/>
                 <w:noProof/>
                 <w:sz w:val="24"/>
@@ -344,7 +424,7 @@
               <w:szCs w:val="24"/>
             </w:rPr>
           </w:pPr>
-          <w:hyperlink w:anchor="_Toc900003" w:history="1">
+          <w:hyperlink w:anchor="_Toc900004" w:history="1">
             <w:r>
               <w:rPr>
                 <w:rStyle w:val="a5"/>
@@ -354,7 +434,7 @@
                 <w:sz w:val="24"/>
                 <w:szCs w:val="24"/>
               </w:rPr>
-              <w:t xml:space="preserve">1.3 产品与技术的可核验信息</w:t>
+              <w:t xml:space="preserve">2.1 环节定位与零部件分类</w:t>
             </w:r>
             <w:r>
               <w:rPr>
@@ -384,7 +464,7 @@
                 <w:sz w:val="24"/>
                 <w:szCs w:val="24"/>
               </w:rPr>
-              <w:instrText xml:space="preserve"> PAGEREF _Toc900003 \h </w:instrText>
+              <w:instrText xml:space="preserve"> PAGEREF _Toc900004 \h </w:instrText>
             </w:r>
             <w:r>
               <w:rPr>
@@ -404,91 +484,11 @@
                 <w:sz w:val="24"/>
                 <w:szCs w:val="24"/>
               </w:rPr>
-              <w:t>4</w:t>
+              <w:t>3</w:t>
             </w:r>
             <w:r>
               <w:rPr>
                 <w:rFonts w:eastAsia="宋体"/>
-                <w:webHidden/>
-                <w:noProof/>
-                <w:sz w:val="24"/>
-                <w:szCs w:val="24"/>
-              </w:rPr>
-              <w:fldChar w:fldCharType="end"/>
-            </w:r>
-          </w:hyperlink>
-        </w:p>
-        <w:p>
-          <w:pPr>
-            <w:pStyle w:val="TOC1"/>
-            <w:tabs>
-              <w:tab w:val="right" w:leader="dot" w:pos="8299"/>
-            </w:tabs>
-            <w:spacing w:line="360" w:lineRule="auto"/>
-            <w:rPr>
-              <w:noProof/>
-              <w:sz w:val="24"/>
-              <w:szCs w:val="24"/>
-            </w:rPr>
-          </w:pPr>
-          <w:hyperlink w:anchor="_Toc900004" w:history="1">
-            <w:r>
-              <w:rPr>
-                <w:rStyle w:val="a5"/>
-                <w:bCs w:val="0"/>
-                <w:noProof/>
-                <w:sz w:val="24"/>
-                <w:szCs w:val="24"/>
-              </w:rPr>
-              <w:t xml:space="preserve">二、 所处环节与耗材属性</w:t>
-            </w:r>
-            <w:r>
-              <w:rPr>
-                <w:webHidden/>
-                <w:noProof/>
-                <w:sz w:val="24"/>
-                <w:szCs w:val="24"/>
-              </w:rPr>
-              <w:tab/>
-            </w:r>
-            <w:r>
-              <w:rPr>
-                <w:webHidden/>
-                <w:noProof/>
-                <w:sz w:val="24"/>
-                <w:szCs w:val="24"/>
-              </w:rPr>
-              <w:fldChar w:fldCharType="begin"/>
-            </w:r>
-            <w:r>
-              <w:rPr>
-                <w:webHidden/>
-                <w:noProof/>
-                <w:sz w:val="24"/>
-                <w:szCs w:val="24"/>
-              </w:rPr>
-              <w:instrText xml:space="preserve"> PAGEREF _Toc900004 \h </w:instrText>
-            </w:r>
-            <w:r>
-              <w:rPr>
-                <w:webHidden/>
-                <w:noProof/>
-                <w:sz w:val="24"/>
-                <w:szCs w:val="24"/>
-              </w:rPr>
-              <w:fldChar w:fldCharType="separate"/>
-            </w:r>
-            <w:r>
-              <w:rPr>
-                <w:webHidden/>
-                <w:noProof/>
-                <w:sz w:val="24"/>
-                <w:szCs w:val="24"/>
-              </w:rPr>
-              <w:t>4</w:t>
-            </w:r>
-            <w:r>
-              <w:rPr>
                 <w:webHidden/>
                 <w:noProof/>
                 <w:sz w:val="24"/>
@@ -523,7 +523,7 @@
                 <w:sz w:val="24"/>
                 <w:szCs w:val="24"/>
               </w:rPr>
-              <w:t xml:space="preserve">2.1 环节定位与零部件分类</w:t>
+              <w:t xml:space="preserve">2.2 耗材属性与更换周期</w:t>
             </w:r>
             <w:r>
               <w:rPr>
@@ -573,11 +573,91 @@
                 <w:sz w:val="24"/>
                 <w:szCs w:val="24"/>
               </w:rPr>
+              <w:t>3</w:t>
+            </w:r>
+            <w:r>
+              <w:rPr>
+                <w:rFonts w:eastAsia="宋体"/>
+                <w:webHidden/>
+                <w:noProof/>
+                <w:sz w:val="24"/>
+                <w:szCs w:val="24"/>
+              </w:rPr>
+              <w:fldChar w:fldCharType="end"/>
+            </w:r>
+          </w:hyperlink>
+        </w:p>
+        <w:p>
+          <w:pPr>
+            <w:pStyle w:val="TOC1"/>
+            <w:tabs>
+              <w:tab w:val="right" w:leader="dot" w:pos="8299"/>
+            </w:tabs>
+            <w:spacing w:line="360" w:lineRule="auto"/>
+            <w:rPr>
+              <w:noProof/>
+              <w:sz w:val="24"/>
+              <w:szCs w:val="24"/>
+            </w:rPr>
+          </w:pPr>
+          <w:hyperlink w:anchor="_Toc900006" w:history="1">
+            <w:r>
+              <w:rPr>
+                <w:rStyle w:val="a5"/>
+                <w:bCs w:val="0"/>
+                <w:noProof/>
+                <w:sz w:val="24"/>
+                <w:szCs w:val="24"/>
+              </w:rPr>
+              <w:t xml:space="preserve">三、 上游材料与中游制造</w:t>
+            </w:r>
+            <w:r>
+              <w:rPr>
+                <w:webHidden/>
+                <w:noProof/>
+                <w:sz w:val="24"/>
+                <w:szCs w:val="24"/>
+              </w:rPr>
+              <w:tab/>
+            </w:r>
+            <w:r>
+              <w:rPr>
+                <w:webHidden/>
+                <w:noProof/>
+                <w:sz w:val="24"/>
+                <w:szCs w:val="24"/>
+              </w:rPr>
+              <w:fldChar w:fldCharType="begin"/>
+            </w:r>
+            <w:r>
+              <w:rPr>
+                <w:webHidden/>
+                <w:noProof/>
+                <w:sz w:val="24"/>
+                <w:szCs w:val="24"/>
+              </w:rPr>
+              <w:instrText xml:space="preserve"> PAGEREF _Toc900006 \h </w:instrText>
+            </w:r>
+            <w:r>
+              <w:rPr>
+                <w:webHidden/>
+                <w:noProof/>
+                <w:sz w:val="24"/>
+                <w:szCs w:val="24"/>
+              </w:rPr>
+              <w:fldChar w:fldCharType="separate"/>
+            </w:r>
+            <w:r>
+              <w:rPr>
+                <w:webHidden/>
+                <w:noProof/>
+                <w:sz w:val="24"/>
+                <w:szCs w:val="24"/>
+              </w:rPr>
               <w:t>4</w:t>
             </w:r>
             <w:r>
               <w:rPr>
-                <w:rFonts w:eastAsia="宋体"/>
                 <w:webHidden/>
                 <w:noProof/>
                 <w:sz w:val="24"/>
@@ -602,7 +682,7 @@
               <w:szCs w:val="24"/>
             </w:rPr>
           </w:pPr>
-          <w:hyperlink w:anchor="_Toc900006" w:history="1">
+          <w:hyperlink w:anchor="_Toc900007" w:history="1">
             <w:r>
               <w:rPr>
                 <w:rStyle w:val="a5"/>
@@ -612,7 +692,7 @@
                 <w:sz w:val="24"/>
                 <w:szCs w:val="24"/>
               </w:rPr>
-              <w:t xml:space="preserve">2.2 耗材属性与更换周期</w:t>
+              <w:t xml:space="preserve">3.1 上游：材料与技术难点</w:t>
             </w:r>
             <w:r>
               <w:rPr>
@@ -642,7 +722,7 @@
                 <w:sz w:val="24"/>
                 <w:szCs w:val="24"/>
               </w:rPr>
-              <w:instrText xml:space="preserve"> PAGEREF _Toc900006 \h </w:instrText>
+              <w:instrText xml:space="preserve"> PAGEREF _Toc900007 \h </w:instrText>
             </w:r>
             <w:r>
               <w:rPr>
@@ -662,91 +742,11 @@
                 <w:sz w:val="24"/>
                 <w:szCs w:val="24"/>
               </w:rPr>
-              <w:t>5</w:t>
+              <w:t>4</w:t>
             </w:r>
             <w:r>
               <w:rPr>
                 <w:rFonts w:eastAsia="宋体"/>
-                <w:webHidden/>
-                <w:noProof/>
-                <w:sz w:val="24"/>
-                <w:szCs w:val="24"/>
-              </w:rPr>
-              <w:fldChar w:fldCharType="end"/>
-            </w:r>
-          </w:hyperlink>
-        </w:p>
-        <w:p>
-          <w:pPr>
-            <w:pStyle w:val="TOC1"/>
-            <w:tabs>
-              <w:tab w:val="right" w:leader="dot" w:pos="8299"/>
-            </w:tabs>
-            <w:spacing w:line="360" w:lineRule="auto"/>
-            <w:rPr>
-              <w:noProof/>
-              <w:sz w:val="24"/>
-              <w:szCs w:val="24"/>
-            </w:rPr>
-          </w:pPr>
-          <w:hyperlink w:anchor="_Toc900007" w:history="1">
-            <w:r>
-              <w:rPr>
-                <w:rStyle w:val="a5"/>
-                <w:bCs w:val="0"/>
-                <w:noProof/>
-                <w:sz w:val="24"/>
-                <w:szCs w:val="24"/>
-              </w:rPr>
-              <w:t xml:space="preserve">三、 上游材料与中游制造</w:t>
-            </w:r>
-            <w:r>
-              <w:rPr>
-                <w:webHidden/>
-                <w:noProof/>
-                <w:sz w:val="24"/>
-                <w:szCs w:val="24"/>
-              </w:rPr>
-              <w:tab/>
-            </w:r>
-            <w:r>
-              <w:rPr>
-                <w:webHidden/>
-                <w:noProof/>
-                <w:sz w:val="24"/>
-                <w:szCs w:val="24"/>
-              </w:rPr>
-              <w:fldChar w:fldCharType="begin"/>
-            </w:r>
-            <w:r>
-              <w:rPr>
-                <w:webHidden/>
-                <w:noProof/>
-                <w:sz w:val="24"/>
-                <w:szCs w:val="24"/>
-              </w:rPr>
-              <w:instrText xml:space="preserve"> PAGEREF _Toc900007 \h </w:instrText>
-            </w:r>
-            <w:r>
-              <w:rPr>
-                <w:webHidden/>
-                <w:noProof/>
-                <w:sz w:val="24"/>
-                <w:szCs w:val="24"/>
-              </w:rPr>
-              <w:fldChar w:fldCharType="separate"/>
-            </w:r>
-            <w:r>
-              <w:rPr>
-                <w:webHidden/>
-                <w:noProof/>
-                <w:sz w:val="24"/>
-                <w:szCs w:val="24"/>
-              </w:rPr>
-              <w:t>5</w:t>
-            </w:r>
-            <w:r>
-              <w:rPr>
                 <w:webHidden/>
                 <w:noProof/>
                 <w:sz w:val="24"/>
@@ -781,7 +781,7 @@
                 <w:sz w:val="24"/>
                 <w:szCs w:val="24"/>
               </w:rPr>
-              <w:t xml:space="preserve">3.1 上游：材料与技术难点</w:t>
+              <w:t xml:space="preserve">3.2 中游：零部件制造与表面处理</w:t>
             </w:r>
             <w:r>
               <w:rPr>
@@ -870,7 +870,7 @@
                 <w:sz w:val="24"/>
                 <w:szCs w:val="24"/>
               </w:rPr>
-              <w:t xml:space="preserve">3.2 中游：零部件制造与表面处理</w:t>
+              <w:t xml:space="preserve">3.3 下游客户结构</w:t>
             </w:r>
             <w:r>
               <w:rPr>
@@ -920,11 +920,91 @@
                 <w:sz w:val="24"/>
                 <w:szCs w:val="24"/>
               </w:rPr>
-              <w:t>6</w:t>
+              <w:t>5</w:t>
             </w:r>
             <w:r>
               <w:rPr>
                 <w:rFonts w:eastAsia="宋体"/>
+                <w:webHidden/>
+                <w:noProof/>
+                <w:sz w:val="24"/>
+                <w:szCs w:val="24"/>
+              </w:rPr>
+              <w:fldChar w:fldCharType="end"/>
+            </w:r>
+          </w:hyperlink>
+        </w:p>
+        <w:p>
+          <w:pPr>
+            <w:pStyle w:val="TOC1"/>
+            <w:tabs>
+              <w:tab w:val="right" w:leader="dot" w:pos="8299"/>
+            </w:tabs>
+            <w:spacing w:line="360" w:lineRule="auto"/>
+            <w:rPr>
+              <w:noProof/>
+              <w:sz w:val="24"/>
+              <w:szCs w:val="24"/>
+            </w:rPr>
+          </w:pPr>
+          <w:hyperlink w:anchor="_Toc900010" w:history="1">
+            <w:r>
+              <w:rPr>
+                <w:rStyle w:val="a5"/>
+                <w:bCs w:val="0"/>
+                <w:noProof/>
+                <w:sz w:val="24"/>
+                <w:szCs w:val="24"/>
+              </w:rPr>
+              <w:t xml:space="preserve">四、 市场规模与国产化进度</w:t>
+            </w:r>
+            <w:r>
+              <w:rPr>
+                <w:webHidden/>
+                <w:noProof/>
+                <w:sz w:val="24"/>
+                <w:szCs w:val="24"/>
+              </w:rPr>
+              <w:tab/>
+            </w:r>
+            <w:r>
+              <w:rPr>
+                <w:webHidden/>
+                <w:noProof/>
+                <w:sz w:val="24"/>
+                <w:szCs w:val="24"/>
+              </w:rPr>
+              <w:fldChar w:fldCharType="begin"/>
+            </w:r>
+            <w:r>
+              <w:rPr>
+                <w:webHidden/>
+                <w:noProof/>
+                <w:sz w:val="24"/>
+                <w:szCs w:val="24"/>
+              </w:rPr>
+              <w:instrText xml:space="preserve"> PAGEREF _Toc900010 \h </w:instrText>
+            </w:r>
+            <w:r>
+              <w:rPr>
+                <w:webHidden/>
+                <w:noProof/>
+                <w:sz w:val="24"/>
+                <w:szCs w:val="24"/>
+              </w:rPr>
+              <w:fldChar w:fldCharType="separate"/>
+            </w:r>
+            <w:r>
+              <w:rPr>
+                <w:webHidden/>
+                <w:noProof/>
+                <w:sz w:val="24"/>
+                <w:szCs w:val="24"/>
+              </w:rPr>
+              <w:t>5</w:t>
+            </w:r>
+            <w:r>
+              <w:rPr>
                 <w:webHidden/>
                 <w:noProof/>
                 <w:sz w:val="24"/>
@@ -949,7 +1029,7 @@
               <w:szCs w:val="24"/>
             </w:rPr>
           </w:pPr>
-          <w:hyperlink w:anchor="_Toc900010" w:history="1">
+          <w:hyperlink w:anchor="_Toc900011" w:history="1">
             <w:r>
               <w:rPr>
                 <w:rStyle w:val="a5"/>
@@ -959,7 +1039,7 @@
                 <w:sz w:val="24"/>
                 <w:szCs w:val="24"/>
               </w:rPr>
-              <w:t xml:space="preserve">3.3 下游客户结构</w:t>
+              <w:t xml:space="preserve">4.1 零部件环节的规模与结构</w:t>
             </w:r>
             <w:r>
               <w:rPr>
@@ -989,7 +1069,7 @@
                 <w:sz w:val="24"/>
                 <w:szCs w:val="24"/>
               </w:rPr>
-              <w:instrText xml:space="preserve"> PAGEREF _Toc900010 \h </w:instrText>
+              <w:instrText xml:space="preserve"> PAGEREF _Toc900011 \h </w:instrText>
             </w:r>
             <w:r>
               <w:rPr>
@@ -1009,91 +1089,11 @@
                 <w:sz w:val="24"/>
                 <w:szCs w:val="24"/>
               </w:rPr>
-              <w:t>6</w:t>
+              <w:t>5</w:t>
             </w:r>
             <w:r>
               <w:rPr>
                 <w:rFonts w:eastAsia="宋体"/>
-                <w:webHidden/>
-                <w:noProof/>
-                <w:sz w:val="24"/>
-                <w:szCs w:val="24"/>
-              </w:rPr>
-              <w:fldChar w:fldCharType="end"/>
-            </w:r>
-          </w:hyperlink>
-        </w:p>
-        <w:p>
-          <w:pPr>
-            <w:pStyle w:val="TOC1"/>
-            <w:tabs>
-              <w:tab w:val="right" w:leader="dot" w:pos="8299"/>
-            </w:tabs>
-            <w:spacing w:line="360" w:lineRule="auto"/>
-            <w:rPr>
-              <w:noProof/>
-              <w:sz w:val="24"/>
-              <w:szCs w:val="24"/>
-            </w:rPr>
-          </w:pPr>
-          <w:hyperlink w:anchor="_Toc900011" w:history="1">
-            <w:r>
-              <w:rPr>
-                <w:rStyle w:val="a5"/>
-                <w:bCs w:val="0"/>
-                <w:noProof/>
-                <w:sz w:val="24"/>
-                <w:szCs w:val="24"/>
-              </w:rPr>
-              <w:t xml:space="preserve">四、 市场规模与国产化进度</w:t>
-            </w:r>
-            <w:r>
-              <w:rPr>
-                <w:webHidden/>
-                <w:noProof/>
-                <w:sz w:val="24"/>
-                <w:szCs w:val="24"/>
-              </w:rPr>
-              <w:tab/>
-            </w:r>
-            <w:r>
-              <w:rPr>
-                <w:webHidden/>
-                <w:noProof/>
-                <w:sz w:val="24"/>
-                <w:szCs w:val="24"/>
-              </w:rPr>
-              <w:fldChar w:fldCharType="begin"/>
-            </w:r>
-            <w:r>
-              <w:rPr>
-                <w:webHidden/>
-                <w:noProof/>
-                <w:sz w:val="24"/>
-                <w:szCs w:val="24"/>
-              </w:rPr>
-              <w:instrText xml:space="preserve"> PAGEREF _Toc900011 \h </w:instrText>
-            </w:r>
-            <w:r>
-              <w:rPr>
-                <w:webHidden/>
-                <w:noProof/>
-                <w:sz w:val="24"/>
-                <w:szCs w:val="24"/>
-              </w:rPr>
-              <w:fldChar w:fldCharType="separate"/>
-            </w:r>
-            <w:r>
-              <w:rPr>
-                <w:webHidden/>
-                <w:noProof/>
-                <w:sz w:val="24"/>
-                <w:szCs w:val="24"/>
-              </w:rPr>
-              <w:t>7</w:t>
-            </w:r>
-            <w:r>
-              <w:rPr>
                 <w:webHidden/>
                 <w:noProof/>
                 <w:sz w:val="24"/>
@@ -1128,7 +1128,7 @@
                 <w:sz w:val="24"/>
                 <w:szCs w:val="24"/>
               </w:rPr>
-              <w:t xml:space="preserve">4.1 零部件环节的规模与结构</w:t>
+              <w:t xml:space="preserve">4.2 与无锡金源产品对应的细分品类</w:t>
             </w:r>
             <w:r>
               <w:rPr>
@@ -1178,7 +1178,7 @@
                 <w:sz w:val="24"/>
                 <w:szCs w:val="24"/>
               </w:rPr>
-              <w:t>7</w:t>
+              <w:t>6</w:t>
             </w:r>
             <w:r>
               <w:rPr>
@@ -1217,7 +1217,7 @@
                 <w:sz w:val="24"/>
                 <w:szCs w:val="24"/>
               </w:rPr>
-              <w:t xml:space="preserve">4.2 与无锡金源产品对应的细分品类</w:t>
+              <w:t xml:space="preserve">4.3 国产化现状、难点与增长空间</w:t>
             </w:r>
             <w:r>
               <w:rPr>
@@ -1267,11 +1267,91 @@
                 <w:sz w:val="24"/>
                 <w:szCs w:val="24"/>
               </w:rPr>
-              <w:t>7</w:t>
+              <w:t>6</w:t>
             </w:r>
             <w:r>
               <w:rPr>
                 <w:rFonts w:eastAsia="宋体"/>
+                <w:webHidden/>
+                <w:noProof/>
+                <w:sz w:val="24"/>
+                <w:szCs w:val="24"/>
+              </w:rPr>
+              <w:fldChar w:fldCharType="end"/>
+            </w:r>
+          </w:hyperlink>
+        </w:p>
+        <w:p>
+          <w:pPr>
+            <w:pStyle w:val="TOC1"/>
+            <w:tabs>
+              <w:tab w:val="right" w:leader="dot" w:pos="8299"/>
+            </w:tabs>
+            <w:spacing w:line="360" w:lineRule="auto"/>
+            <w:rPr>
+              <w:noProof/>
+              <w:sz w:val="24"/>
+              <w:szCs w:val="24"/>
+            </w:rPr>
+          </w:pPr>
+          <w:hyperlink w:anchor="_Toc900014" w:history="1">
+            <w:r>
+              <w:rPr>
+                <w:rStyle w:val="a5"/>
+                <w:bCs w:val="0"/>
+                <w:noProof/>
+                <w:sz w:val="24"/>
+                <w:szCs w:val="24"/>
+              </w:rPr>
+              <w:t xml:space="preserve">五、 可比公司</w:t>
+            </w:r>
+            <w:r>
+              <w:rPr>
+                <w:webHidden/>
+                <w:noProof/>
+                <w:sz w:val="24"/>
+                <w:szCs w:val="24"/>
+              </w:rPr>
+              <w:tab/>
+            </w:r>
+            <w:r>
+              <w:rPr>
+                <w:webHidden/>
+                <w:noProof/>
+                <w:sz w:val="24"/>
+                <w:szCs w:val="24"/>
+              </w:rPr>
+              <w:fldChar w:fldCharType="begin"/>
+            </w:r>
+            <w:r>
+              <w:rPr>
+                <w:webHidden/>
+                <w:noProof/>
+                <w:sz w:val="24"/>
+                <w:szCs w:val="24"/>
+              </w:rPr>
+              <w:instrText xml:space="preserve"> PAGEREF _Toc900014 \h </w:instrText>
+            </w:r>
+            <w:r>
+              <w:rPr>
+                <w:webHidden/>
+                <w:noProof/>
+                <w:sz w:val="24"/>
+                <w:szCs w:val="24"/>
+              </w:rPr>
+              <w:fldChar w:fldCharType="separate"/>
+            </w:r>
+            <w:r>
+              <w:rPr>
+                <w:webHidden/>
+                <w:noProof/>
+                <w:sz w:val="24"/>
+                <w:szCs w:val="24"/>
+              </w:rPr>
+              <w:t>8</w:t>
+            </w:r>
+            <w:r>
+              <w:rPr>
                 <w:webHidden/>
                 <w:noProof/>
                 <w:sz w:val="24"/>
@@ -1296,7 +1376,7 @@
               <w:szCs w:val="24"/>
             </w:rPr>
           </w:pPr>
-          <w:hyperlink w:anchor="_Toc900014" w:history="1">
+          <w:hyperlink w:anchor="_Toc900015" w:history="1">
             <w:r>
               <w:rPr>
                 <w:rStyle w:val="a5"/>
@@ -1306,7 +1386,7 @@
                 <w:sz w:val="24"/>
                 <w:szCs w:val="24"/>
               </w:rPr>
-              <w:t xml:space="preserve">4.3 国产化现状、难点与增长空间</w:t>
+              <w:t xml:space="preserve">5.1 可比公司范围</w:t>
             </w:r>
             <w:r>
               <w:rPr>
@@ -1336,7 +1416,7 @@
                 <w:sz w:val="24"/>
                 <w:szCs w:val="24"/>
               </w:rPr>
-              <w:instrText xml:space="preserve"> PAGEREF _Toc900014 \h </w:instrText>
+              <w:instrText xml:space="preserve"> PAGEREF _Toc900015 \h </w:instrText>
             </w:r>
             <w:r>
               <w:rPr>
@@ -1361,86 +1441,6 @@
             <w:r>
               <w:rPr>
                 <w:rFonts w:eastAsia="宋体"/>
-                <w:webHidden/>
-                <w:noProof/>
-                <w:sz w:val="24"/>
-                <w:szCs w:val="24"/>
-              </w:rPr>
-              <w:fldChar w:fldCharType="end"/>
-            </w:r>
-          </w:hyperlink>
-        </w:p>
-        <w:p>
-          <w:pPr>
-            <w:pStyle w:val="TOC1"/>
-            <w:tabs>
-              <w:tab w:val="right" w:leader="dot" w:pos="8299"/>
-            </w:tabs>
-            <w:spacing w:line="360" w:lineRule="auto"/>
-            <w:rPr>
-              <w:noProof/>
-              <w:sz w:val="24"/>
-              <w:szCs w:val="24"/>
-            </w:rPr>
-          </w:pPr>
-          <w:hyperlink w:anchor="_Toc900015" w:history="1">
-            <w:r>
-              <w:rPr>
-                <w:rStyle w:val="a5"/>
-                <w:bCs w:val="0"/>
-                <w:noProof/>
-                <w:sz w:val="24"/>
-                <w:szCs w:val="24"/>
-              </w:rPr>
-              <w:t xml:space="preserve">五、 可比公司</w:t>
-            </w:r>
-            <w:r>
-              <w:rPr>
-                <w:webHidden/>
-                <w:noProof/>
-                <w:sz w:val="24"/>
-                <w:szCs w:val="24"/>
-              </w:rPr>
-              <w:tab/>
-            </w:r>
-            <w:r>
-              <w:rPr>
-                <w:webHidden/>
-                <w:noProof/>
-                <w:sz w:val="24"/>
-                <w:szCs w:val="24"/>
-              </w:rPr>
-              <w:fldChar w:fldCharType="begin"/>
-            </w:r>
-            <w:r>
-              <w:rPr>
-                <w:webHidden/>
-                <w:noProof/>
-                <w:sz w:val="24"/>
-                <w:szCs w:val="24"/>
-              </w:rPr>
-              <w:instrText xml:space="preserve"> PAGEREF _Toc900015 \h </w:instrText>
-            </w:r>
-            <w:r>
-              <w:rPr>
-                <w:webHidden/>
-                <w:noProof/>
-                <w:sz w:val="24"/>
-                <w:szCs w:val="24"/>
-              </w:rPr>
-              <w:fldChar w:fldCharType="separate"/>
-            </w:r>
-            <w:r>
-              <w:rPr>
-                <w:webHidden/>
-                <w:noProof/>
-                <w:sz w:val="24"/>
-                <w:szCs w:val="24"/>
-              </w:rPr>
-              <w:t>9</w:t>
-            </w:r>
-            <w:r>
-              <w:rPr>
                 <w:webHidden/>
                 <w:noProof/>
                 <w:sz w:val="24"/>
@@ -1475,7 +1475,7 @@
                 <w:sz w:val="24"/>
                 <w:szCs w:val="24"/>
               </w:rPr>
-              <w:t xml:space="preserve">5.1 可比公司范围</w:t>
+              <w:t xml:space="preserve">5.2 不同材料路线的毛利率差异</w:t>
             </w:r>
             <w:r>
               <w:rPr>
@@ -1525,7 +1525,7 @@
                 <w:sz w:val="24"/>
                 <w:szCs w:val="24"/>
               </w:rPr>
-              <w:t>9</w:t>
+              <w:t>8</w:t>
             </w:r>
             <w:r>
               <w:rPr>
@@ -1564,7 +1564,7 @@
                 <w:sz w:val="24"/>
                 <w:szCs w:val="24"/>
               </w:rPr>
-              <w:t xml:space="preserve">5.2 不同材料路线的毛利率差异</w:t>
+              <w:t xml:space="preserve">5.3 单一产品的毛利率水平</w:t>
             </w:r>
             <w:r>
               <w:rPr>
@@ -1614,7 +1614,7 @@
                 <w:sz w:val="24"/>
                 <w:szCs w:val="24"/>
               </w:rPr>
-              <w:t>10</w:t>
+              <w:t>9</w:t>
             </w:r>
             <w:r>
               <w:rPr>
@@ -1653,7 +1653,7 @@
                 <w:sz w:val="24"/>
                 <w:szCs w:val="24"/>
               </w:rPr>
-              <w:t xml:space="preserve">5.3 单一产品的毛利率水平</w:t>
+              <w:t xml:space="preserve">5.4 研发投入水平</w:t>
             </w:r>
             <w:r>
               <w:rPr>
@@ -1703,11 +1703,91 @@
                 <w:sz w:val="24"/>
                 <w:szCs w:val="24"/>
               </w:rPr>
-              <w:t>11</w:t>
+              <w:t>10</w:t>
             </w:r>
             <w:r>
               <w:rPr>
                 <w:rFonts w:eastAsia="宋体"/>
+                <w:webHidden/>
+                <w:noProof/>
+                <w:sz w:val="24"/>
+                <w:szCs w:val="24"/>
+              </w:rPr>
+              <w:fldChar w:fldCharType="end"/>
+            </w:r>
+          </w:hyperlink>
+        </w:p>
+        <w:p>
+          <w:pPr>
+            <w:pStyle w:val="TOC1"/>
+            <w:tabs>
+              <w:tab w:val="right" w:leader="dot" w:pos="8299"/>
+            </w:tabs>
+            <w:spacing w:line="360" w:lineRule="auto"/>
+            <w:rPr>
+              <w:noProof/>
+              <w:sz w:val="24"/>
+              <w:szCs w:val="24"/>
+            </w:rPr>
+          </w:pPr>
+          <w:hyperlink w:anchor="_Toc900019" w:history="1">
+            <w:r>
+              <w:rPr>
+                <w:rStyle w:val="a5"/>
+                <w:bCs w:val="0"/>
+                <w:noProof/>
+                <w:sz w:val="24"/>
+                <w:szCs w:val="24"/>
+              </w:rPr>
+              <w:t xml:space="preserve">六、 首次公开发行审核关注要点</w:t>
+            </w:r>
+            <w:r>
+              <w:rPr>
+                <w:webHidden/>
+                <w:noProof/>
+                <w:sz w:val="24"/>
+                <w:szCs w:val="24"/>
+              </w:rPr>
+              <w:tab/>
+            </w:r>
+            <w:r>
+              <w:rPr>
+                <w:webHidden/>
+                <w:noProof/>
+                <w:sz w:val="24"/>
+                <w:szCs w:val="24"/>
+              </w:rPr>
+              <w:fldChar w:fldCharType="begin"/>
+            </w:r>
+            <w:r>
+              <w:rPr>
+                <w:webHidden/>
+                <w:noProof/>
+                <w:sz w:val="24"/>
+                <w:szCs w:val="24"/>
+              </w:rPr>
+              <w:instrText xml:space="preserve"> PAGEREF _Toc900019 \h </w:instrText>
+            </w:r>
+            <w:r>
+              <w:rPr>
+                <w:webHidden/>
+                <w:noProof/>
+                <w:sz w:val="24"/>
+                <w:szCs w:val="24"/>
+              </w:rPr>
+              <w:fldChar w:fldCharType="separate"/>
+            </w:r>
+            <w:r>
+              <w:rPr>
+                <w:webHidden/>
+                <w:noProof/>
+                <w:sz w:val="24"/>
+                <w:szCs w:val="24"/>
+              </w:rPr>
+              <w:t>10</w:t>
+            </w:r>
+            <w:r>
+              <w:rPr>
                 <w:webHidden/>
                 <w:noProof/>
                 <w:sz w:val="24"/>
@@ -1732,7 +1812,7 @@
               <w:szCs w:val="24"/>
             </w:rPr>
           </w:pPr>
-          <w:hyperlink w:anchor="_Toc900019" w:history="1">
+          <w:hyperlink w:anchor="_Toc900020" w:history="1">
             <w:r>
               <w:rPr>
                 <w:rStyle w:val="a5"/>
@@ -1742,7 +1822,7 @@
                 <w:sz w:val="24"/>
                 <w:szCs w:val="24"/>
               </w:rPr>
-              <w:t xml:space="preserve">5.4 研发投入水平</w:t>
+              <w:t xml:space="preserve">6.1 样本与甄别方法</w:t>
             </w:r>
             <w:r>
               <w:rPr>
@@ -1772,7 +1852,7 @@
                 <w:sz w:val="24"/>
                 <w:szCs w:val="24"/>
               </w:rPr>
-              <w:instrText xml:space="preserve"> PAGEREF _Toc900019 \h </w:instrText>
+              <w:instrText xml:space="preserve"> PAGEREF _Toc900020 \h </w:instrText>
             </w:r>
             <w:r>
               <w:rPr>
@@ -1792,91 +1872,11 @@
                 <w:sz w:val="24"/>
                 <w:szCs w:val="24"/>
               </w:rPr>
-              <w:t>12</w:t>
+              <w:t>10</w:t>
             </w:r>
             <w:r>
               <w:rPr>
                 <w:rFonts w:eastAsia="宋体"/>
-                <w:webHidden/>
-                <w:noProof/>
-                <w:sz w:val="24"/>
-                <w:szCs w:val="24"/>
-              </w:rPr>
-              <w:fldChar w:fldCharType="end"/>
-            </w:r>
-          </w:hyperlink>
-        </w:p>
-        <w:p>
-          <w:pPr>
-            <w:pStyle w:val="TOC1"/>
-            <w:tabs>
-              <w:tab w:val="right" w:leader="dot" w:pos="8299"/>
-            </w:tabs>
-            <w:spacing w:line="360" w:lineRule="auto"/>
-            <w:rPr>
-              <w:noProof/>
-              <w:sz w:val="24"/>
-              <w:szCs w:val="24"/>
-            </w:rPr>
-          </w:pPr>
-          <w:hyperlink w:anchor="_Toc900020" w:history="1">
-            <w:r>
-              <w:rPr>
-                <w:rStyle w:val="a5"/>
-                <w:bCs w:val="0"/>
-                <w:noProof/>
-                <w:sz w:val="24"/>
-                <w:szCs w:val="24"/>
-              </w:rPr>
-              <w:t xml:space="preserve">六、 首次公开发行审核关注要点</w:t>
-            </w:r>
-            <w:r>
-              <w:rPr>
-                <w:webHidden/>
-                <w:noProof/>
-                <w:sz w:val="24"/>
-                <w:szCs w:val="24"/>
-              </w:rPr>
-              <w:tab/>
-            </w:r>
-            <w:r>
-              <w:rPr>
-                <w:webHidden/>
-                <w:noProof/>
-                <w:sz w:val="24"/>
-                <w:szCs w:val="24"/>
-              </w:rPr>
-              <w:fldChar w:fldCharType="begin"/>
-            </w:r>
-            <w:r>
-              <w:rPr>
-                <w:webHidden/>
-                <w:noProof/>
-                <w:sz w:val="24"/>
-                <w:szCs w:val="24"/>
-              </w:rPr>
-              <w:instrText xml:space="preserve"> PAGEREF _Toc900020 \h </w:instrText>
-            </w:r>
-            <w:r>
-              <w:rPr>
-                <w:webHidden/>
-                <w:noProof/>
-                <w:sz w:val="24"/>
-                <w:szCs w:val="24"/>
-              </w:rPr>
-              <w:fldChar w:fldCharType="separate"/>
-            </w:r>
-            <w:r>
-              <w:rPr>
-                <w:webHidden/>
-                <w:noProof/>
-                <w:sz w:val="24"/>
-                <w:szCs w:val="24"/>
-              </w:rPr>
-              <w:t>12</w:t>
-            </w:r>
-            <w:r>
-              <w:rPr>
                 <w:webHidden/>
                 <w:noProof/>
                 <w:sz w:val="24"/>
@@ -1911,7 +1911,7 @@
                 <w:sz w:val="24"/>
                 <w:szCs w:val="24"/>
               </w:rPr>
-              <w:t xml:space="preserve">6.1 样本与甄别方法</w:t>
+              <w:t xml:space="preserve">6.2 关注点之一：毛利率与成本核算</w:t>
             </w:r>
             <w:r>
               <w:rPr>
@@ -2000,7 +2000,7 @@
                 <w:sz w:val="24"/>
                 <w:szCs w:val="24"/>
               </w:rPr>
-              <w:t xml:space="preserve">6.2 关注点之一：毛利率与成本核算</w:t>
+              <w:t xml:space="preserve">6.3 关注点之二：技术先进性与核心技术</w:t>
             </w:r>
             <w:r>
               <w:rPr>
@@ -2050,7 +2050,7 @@
                 <w:sz w:val="24"/>
                 <w:szCs w:val="24"/>
               </w:rPr>
-              <w:t>14</w:t>
+              <w:t>13</w:t>
             </w:r>
             <w:r>
               <w:rPr>
@@ -2089,7 +2089,7 @@
                 <w:sz w:val="24"/>
                 <w:szCs w:val="24"/>
               </w:rPr>
-              <w:t xml:space="preserve">6.3 关注点之二：技术先进性与核心技术</w:t>
+              <w:t xml:space="preserve">6.4 关注点之三：收入与业绩可持续性</w:t>
             </w:r>
             <w:r>
               <w:rPr>
@@ -2139,7 +2139,7 @@
                 <w:sz w:val="24"/>
                 <w:szCs w:val="24"/>
               </w:rPr>
-              <w:t>15</w:t>
+              <w:t>13</w:t>
             </w:r>
             <w:r>
               <w:rPr>
@@ -2178,7 +2178,7 @@
                 <w:sz w:val="24"/>
                 <w:szCs w:val="24"/>
               </w:rPr>
-              <w:t xml:space="preserve">6.4 关注点之三：收入与业绩可持续性</w:t>
+              <w:t xml:space="preserve">6.5 关注点之四：客户与供应商</w:t>
             </w:r>
             <w:r>
               <w:rPr>
@@ -2228,7 +2228,7 @@
                 <w:sz w:val="24"/>
                 <w:szCs w:val="24"/>
               </w:rPr>
-              <w:t>15</w:t>
+              <w:t>14</w:t>
             </w:r>
             <w:r>
               <w:rPr>
@@ -2267,7 +2267,7 @@
                 <w:sz w:val="24"/>
                 <w:szCs w:val="24"/>
               </w:rPr>
-              <w:t xml:space="preserve">6.5 关注点之四：客户与供应商</w:t>
+              <w:t xml:space="preserve">6.6 关注点之五：产销勾稽与投入产出</w:t>
             </w:r>
             <w:r>
               <w:rPr>
@@ -2317,7 +2317,7 @@
                 <w:sz w:val="24"/>
                 <w:szCs w:val="24"/>
               </w:rPr>
-              <w:t>16</w:t>
+              <w:t>14</w:t>
             </w:r>
             <w:r>
               <w:rPr>
@@ -2356,7 +2356,7 @@
                 <w:sz w:val="24"/>
                 <w:szCs w:val="24"/>
               </w:rPr>
-              <w:t xml:space="preserve">6.6 关注点之五：产销勾稽与投入产出</w:t>
+              <w:t xml:space="preserve">6.7 关注点之六：募投项目与产能消化</w:t>
             </w:r>
             <w:r>
               <w:rPr>
@@ -2406,7 +2406,7 @@
                 <w:sz w:val="24"/>
                 <w:szCs w:val="24"/>
               </w:rPr>
-              <w:t>16</w:t>
+              <w:t>15</w:t>
             </w:r>
             <w:r>
               <w:rPr>
@@ -2445,7 +2445,7 @@
                 <w:sz w:val="24"/>
                 <w:szCs w:val="24"/>
               </w:rPr>
-              <w:t xml:space="preserve">6.7 关注点之六：募投项目与产能消化</w:t>
+              <w:t xml:space="preserve">6.8 各关注点对应的核查材料</w:t>
             </w:r>
             <w:r>
               <w:rPr>
@@ -2495,11 +2495,91 @@
                 <w:sz w:val="24"/>
                 <w:szCs w:val="24"/>
               </w:rPr>
-              <w:t>17</w:t>
+              <w:t>15</w:t>
             </w:r>
             <w:r>
               <w:rPr>
                 <w:rFonts w:eastAsia="宋体"/>
+                <w:webHidden/>
+                <w:noProof/>
+                <w:sz w:val="24"/>
+                <w:szCs w:val="24"/>
+              </w:rPr>
+              <w:fldChar w:fldCharType="end"/>
+            </w:r>
+          </w:hyperlink>
+        </w:p>
+        <w:p>
+          <w:pPr>
+            <w:pStyle w:val="TOC1"/>
+            <w:tabs>
+              <w:tab w:val="right" w:leader="dot" w:pos="8299"/>
+            </w:tabs>
+            <w:spacing w:line="360" w:lineRule="auto"/>
+            <w:rPr>
+              <w:noProof/>
+              <w:sz w:val="24"/>
+              <w:szCs w:val="24"/>
+            </w:rPr>
+          </w:pPr>
+          <w:hyperlink w:anchor="_Toc900028" w:history="1">
+            <w:r>
+              <w:rPr>
+                <w:rStyle w:val="a5"/>
+                <w:bCs w:val="0"/>
+                <w:noProof/>
+                <w:sz w:val="24"/>
+                <w:szCs w:val="24"/>
+              </w:rPr>
+              <w:t xml:space="preserve">七、 与国泰海通相关的产业链公司</w:t>
+            </w:r>
+            <w:r>
+              <w:rPr>
+                <w:webHidden/>
+                <w:noProof/>
+                <w:sz w:val="24"/>
+                <w:szCs w:val="24"/>
+              </w:rPr>
+              <w:tab/>
+            </w:r>
+            <w:r>
+              <w:rPr>
+                <w:webHidden/>
+                <w:noProof/>
+                <w:sz w:val="24"/>
+                <w:szCs w:val="24"/>
+              </w:rPr>
+              <w:fldChar w:fldCharType="begin"/>
+            </w:r>
+            <w:r>
+              <w:rPr>
+                <w:webHidden/>
+                <w:noProof/>
+                <w:sz w:val="24"/>
+                <w:szCs w:val="24"/>
+              </w:rPr>
+              <w:instrText xml:space="preserve"> PAGEREF _Toc900028 \h </w:instrText>
+            </w:r>
+            <w:r>
+              <w:rPr>
+                <w:webHidden/>
+                <w:noProof/>
+                <w:sz w:val="24"/>
+                <w:szCs w:val="24"/>
+              </w:rPr>
+              <w:fldChar w:fldCharType="separate"/>
+            </w:r>
+            <w:r>
+              <w:rPr>
+                <w:webHidden/>
+                <w:noProof/>
+                <w:sz w:val="24"/>
+                <w:szCs w:val="24"/>
+              </w:rPr>
+              <w:t>16</w:t>
+            </w:r>
+            <w:r>
+              <w:rPr>
                 <w:webHidden/>
                 <w:noProof/>
                 <w:sz w:val="24"/>
@@ -2524,7 +2604,7 @@
               <w:szCs w:val="24"/>
             </w:rPr>
           </w:pPr>
-          <w:hyperlink w:anchor="_Toc900028" w:history="1">
+          <w:hyperlink w:anchor="_Toc900029" w:history="1">
             <w:r>
               <w:rPr>
                 <w:rStyle w:val="a5"/>
@@ -2534,7 +2614,7 @@
                 <w:sz w:val="24"/>
                 <w:szCs w:val="24"/>
               </w:rPr>
-              <w:t xml:space="preserve">6.8 各关注点对应的核查材料</w:t>
+              <w:t xml:space="preserve">7.1 在审与辅导中的项目</w:t>
             </w:r>
             <w:r>
               <w:rPr>
@@ -2564,7 +2644,7 @@
                 <w:sz w:val="24"/>
                 <w:szCs w:val="24"/>
               </w:rPr>
-              <w:instrText xml:space="preserve"> PAGEREF _Toc900028 \h </w:instrText>
+              <w:instrText xml:space="preserve"> PAGEREF _Toc900029 \h </w:instrText>
             </w:r>
             <w:r>
               <w:rPr>
@@ -2584,91 +2664,11 @@
                 <w:sz w:val="24"/>
                 <w:szCs w:val="24"/>
               </w:rPr>
-              <w:t>17</w:t>
+              <w:t>16</w:t>
             </w:r>
             <w:r>
               <w:rPr>
                 <w:rFonts w:eastAsia="宋体"/>
-                <w:webHidden/>
-                <w:noProof/>
-                <w:sz w:val="24"/>
-                <w:szCs w:val="24"/>
-              </w:rPr>
-              <w:fldChar w:fldCharType="end"/>
-            </w:r>
-          </w:hyperlink>
-        </w:p>
-        <w:p>
-          <w:pPr>
-            <w:pStyle w:val="TOC1"/>
-            <w:tabs>
-              <w:tab w:val="right" w:leader="dot" w:pos="8299"/>
-            </w:tabs>
-            <w:spacing w:line="360" w:lineRule="auto"/>
-            <w:rPr>
-              <w:noProof/>
-              <w:sz w:val="24"/>
-              <w:szCs w:val="24"/>
-            </w:rPr>
-          </w:pPr>
-          <w:hyperlink w:anchor="_Toc900029" w:history="1">
-            <w:r>
-              <w:rPr>
-                <w:rStyle w:val="a5"/>
-                <w:bCs w:val="0"/>
-                <w:noProof/>
-                <w:sz w:val="24"/>
-                <w:szCs w:val="24"/>
-              </w:rPr>
-              <w:t xml:space="preserve">七、 与国泰海通相关的产业链公司</w:t>
-            </w:r>
-            <w:r>
-              <w:rPr>
-                <w:webHidden/>
-                <w:noProof/>
-                <w:sz w:val="24"/>
-                <w:szCs w:val="24"/>
-              </w:rPr>
-              <w:tab/>
-            </w:r>
-            <w:r>
-              <w:rPr>
-                <w:webHidden/>
-                <w:noProof/>
-                <w:sz w:val="24"/>
-                <w:szCs w:val="24"/>
-              </w:rPr>
-              <w:fldChar w:fldCharType="begin"/>
-            </w:r>
-            <w:r>
-              <w:rPr>
-                <w:webHidden/>
-                <w:noProof/>
-                <w:sz w:val="24"/>
-                <w:szCs w:val="24"/>
-              </w:rPr>
-              <w:instrText xml:space="preserve"> PAGEREF _Toc900029 \h </w:instrText>
-            </w:r>
-            <w:r>
-              <w:rPr>
-                <w:webHidden/>
-                <w:noProof/>
-                <w:sz w:val="24"/>
-                <w:szCs w:val="24"/>
-              </w:rPr>
-              <w:fldChar w:fldCharType="separate"/>
-            </w:r>
-            <w:r>
-              <w:rPr>
-                <w:webHidden/>
-                <w:noProof/>
-                <w:sz w:val="24"/>
-                <w:szCs w:val="24"/>
-              </w:rPr>
-              <w:t>18</w:t>
-            </w:r>
-            <w:r>
-              <w:rPr>
                 <w:webHidden/>
                 <w:noProof/>
                 <w:sz w:val="24"/>
@@ -2703,7 +2703,7 @@
                 <w:sz w:val="24"/>
                 <w:szCs w:val="24"/>
               </w:rPr>
-              <w:t xml:space="preserve">7.1 在审与辅导中的项目</w:t>
+              <w:t xml:space="preserve">7.2 已保荐上市与再融资的相关公司</w:t>
             </w:r>
             <w:r>
               <w:rPr>
@@ -2753,7 +2753,7 @@
                 <w:sz w:val="24"/>
                 <w:szCs w:val="24"/>
               </w:rPr>
-              <w:t>19</w:t>
+              <w:t>17</w:t>
             </w:r>
             <w:r>
               <w:rPr>
@@ -2769,14 +2769,12 @@
         </w:p>
         <w:p>
           <w:pPr>
-            <w:pStyle w:val="TOC2"/>
+            <w:pStyle w:val="TOC1"/>
             <w:tabs>
               <w:tab w:val="right" w:leader="dot" w:pos="8299"/>
             </w:tabs>
             <w:spacing w:line="360" w:lineRule="auto"/>
-            <w:ind w:left="400"/>
             <w:rPr>
-              <w:rFonts w:eastAsia="宋体"/>
               <w:noProof/>
               <w:sz w:val="24"/>
               <w:szCs w:val="24"/>
@@ -2786,17 +2784,15 @@
             <w:r>
               <w:rPr>
                 <w:rStyle w:val="a5"/>
-                <w:rFonts w:eastAsia="宋体" w:cs="宋体"/>
-                <w:bCs/>
-                <w:noProof/>
-                <w:sz w:val="24"/>
-                <w:szCs w:val="24"/>
-              </w:rPr>
-              <w:t xml:space="preserve">7.2 已保荐上市与再融资的相关公司</w:t>
-            </w:r>
-            <w:r>
-              <w:rPr>
-                <w:rFonts w:eastAsia="宋体"/>
+                <w:bCs w:val="0"/>
+                <w:noProof/>
+                <w:sz w:val="24"/>
+                <w:szCs w:val="24"/>
+              </w:rPr>
+              <w:t xml:space="preserve">八、 拜访关注要点</w:t>
+            </w:r>
+            <w:r>
+              <w:rPr>
                 <w:webHidden/>
                 <w:noProof/>
                 <w:sz w:val="24"/>
@@ -2806,7 +2802,6 @@
             </w:r>
             <w:r>
               <w:rPr>
-                <w:rFonts w:eastAsia="宋体"/>
                 <w:webHidden/>
                 <w:noProof/>
                 <w:sz w:val="24"/>
@@ -2816,7 +2811,6 @@
             </w:r>
             <w:r>
               <w:rPr>
-                <w:rFonts w:eastAsia="宋体"/>
                 <w:webHidden/>
                 <w:noProof/>
                 <w:sz w:val="24"/>
@@ -2826,7 +2820,6 @@
             </w:r>
             <w:r>
               <w:rPr>
-                <w:rFonts w:eastAsia="宋体"/>
                 <w:webHidden/>
                 <w:noProof/>
                 <w:sz w:val="24"/>
@@ -2836,17 +2829,15 @@
             </w:r>
             <w:r>
               <w:rPr>
-                <w:rFonts w:eastAsia="宋体"/>
-                <w:webHidden/>
-                <w:noProof/>
-                <w:sz w:val="24"/>
-                <w:szCs w:val="24"/>
-              </w:rPr>
-              <w:t>19</w:t>
-            </w:r>
-            <w:r>
-              <w:rPr>
-                <w:rFonts w:eastAsia="宋体"/>
+                <w:webHidden/>
+                <w:noProof/>
+                <w:sz w:val="24"/>
+                <w:szCs w:val="24"/>
+              </w:rPr>
+              <w:t>18</w:t>
+            </w:r>
+            <w:r>
+              <w:rPr>
                 <w:webHidden/>
                 <w:noProof/>
                 <w:sz w:val="24"/>
@@ -2878,7 +2869,7 @@
                 <w:sz w:val="24"/>
                 <w:szCs w:val="24"/>
               </w:rPr>
-              <w:t xml:space="preserve">八、 拜访关注要点</w:t>
+              <w:t xml:space="preserve">九、 主要数据来源与口径说明</w:t>
             </w:r>
             <w:r>
               <w:rPr>
@@ -2923,87 +2914,7 @@
                 <w:sz w:val="24"/>
                 <w:szCs w:val="24"/>
               </w:rPr>
-              <w:t>20</w:t>
-            </w:r>
-            <w:r>
-              <w:rPr>
-                <w:webHidden/>
-                <w:noProof/>
-                <w:sz w:val="24"/>
-                <w:szCs w:val="24"/>
-              </w:rPr>
-              <w:fldChar w:fldCharType="end"/>
-            </w:r>
-          </w:hyperlink>
-        </w:p>
-        <w:p>
-          <w:pPr>
-            <w:pStyle w:val="TOC1"/>
-            <w:tabs>
-              <w:tab w:val="right" w:leader="dot" w:pos="8299"/>
-            </w:tabs>
-            <w:spacing w:line="360" w:lineRule="auto"/>
-            <w:rPr>
-              <w:noProof/>
-              <w:sz w:val="24"/>
-              <w:szCs w:val="24"/>
-            </w:rPr>
-          </w:pPr>
-          <w:hyperlink w:anchor="_Toc900033" w:history="1">
-            <w:r>
-              <w:rPr>
-                <w:rStyle w:val="a5"/>
-                <w:bCs w:val="0"/>
-                <w:noProof/>
-                <w:sz w:val="24"/>
-                <w:szCs w:val="24"/>
-              </w:rPr>
-              <w:t xml:space="preserve">九、 主要数据来源与口径说明</w:t>
-            </w:r>
-            <w:r>
-              <w:rPr>
-                <w:webHidden/>
-                <w:noProof/>
-                <w:sz w:val="24"/>
-                <w:szCs w:val="24"/>
-              </w:rPr>
-              <w:tab/>
-            </w:r>
-            <w:r>
-              <w:rPr>
-                <w:webHidden/>
-                <w:noProof/>
-                <w:sz w:val="24"/>
-                <w:szCs w:val="24"/>
-              </w:rPr>
-              <w:fldChar w:fldCharType="begin"/>
-            </w:r>
-            <w:r>
-              <w:rPr>
-                <w:webHidden/>
-                <w:noProof/>
-                <w:sz w:val="24"/>
-                <w:szCs w:val="24"/>
-              </w:rPr>
-              <w:instrText xml:space="preserve"> PAGEREF _Toc900033 \h </w:instrText>
-            </w:r>
-            <w:r>
-              <w:rPr>
-                <w:webHidden/>
-                <w:noProof/>
-                <w:sz w:val="24"/>
-                <w:szCs w:val="24"/>
-              </w:rPr>
-              <w:fldChar w:fldCharType="separate"/>
-            </w:r>
-            <w:r>
-              <w:rPr>
-                <w:webHidden/>
-                <w:noProof/>
-                <w:sz w:val="24"/>
-                <w:szCs w:val="24"/>
-              </w:rPr>
-              <w:t>21</w:t>
+              <w:t>19</w:t>
             </w:r>
             <w:r>
               <w:rPr>
@@ -3083,7 +2994,7 @@
         <w:rPr>
           <w:rFonts w:hint="eastAsia"/>
         </w:rPr>
-        <w:t>无锡金源半导体科技有限公司成立于2019年3月15日，统一社会信用代码91320211MA1Y2PWY0J，注册地为无锡市滨湖区胡埭镇孟村路1号，法定代表人为刘亚，注册资本2,780.932万元、实缴资本2,730.932万元，登记状态为在业。按企业信用信息公示，公司2025年度参保人数121人，企业规模标注为中型，持有高新技术企业、科技型中小企业、专精特新中小企业与企业技术中心等资质。经营范围包含半导体器件专用设备制造与销售、密封件制造、特种陶瓷制品制造与销售、电子专用材料研发制造销售、金属制品研发与制造、阀门和旋塞研发制造销售等。工商查询平台将公司融资轮次标注为B轮，按行业媒体报道，本轮融资资金用于全氟密封圈、金属喷头等半导体设备关键配件的研发扩产与工艺优化；融资金额、投资方名单与特殊权利条款未见公开披露。</w:t>
+        <w:t>无锡金源半导体科技有限公司成立于2019年3月15日，统一社会信用代码91320211MA1Y2PWY0J，注册地为无锡市滨湖区胡埭镇孟村路1号。法定代表人为刘亚，注册资本2,780.932万元、实缴资本2,730.932万元，登记状态为在业。按企业信用信息公示，公司2025年度参保人数121人，企业规模标注为中型，持有高新技术企业、科技型中小企业、专精特新中小企业与企业技术中心等资质。经营范围包含半导体器件专用设备制造与销售、密封件制造、特种陶瓷制品制造与销售、电子专用材料研发制造销售、金属制品研发与制造、阀门和旋塞研发制造销售等。工商查询平台将公司融资轮次标注为B轮。按行业媒体报道，本轮融资用于全氟密封圈、金属喷头等半导体设备关键配件的研发扩产与工艺优化；融资金额、投资方名单与特殊权利条款未见公开披露。</w:t>
       </w:r>
     </w:p>
     <w:p>
@@ -3112,7 +3023,7 @@
         <w:rPr>
           <w:rFonts w:hint="eastAsia"/>
         </w:rPr>
-        <w:t>公司官网产品中心列示四条产品线。各产品的材料牌号与工艺路线公司未作公开披露，下表右两列列的是同类部件的通行做法，公司实际用什么材料、走什么工艺，需要当面确认。</w:t>
+        <w:t>公司官网产品中心列示四条产品线。各产品的材料牌号与工艺路线未作公开披露，下表右两列为同类部件的通行做法，公司的实际选择需当面确认。</w:t>
       </w:r>
     </w:p>
     <w:p>
@@ -3788,53 +3699,13 @@
     </w:p>
     <w:p>
       <w:pPr>
-        <w:pStyle w:val="3"/>
-        <w:numPr>
-          <w:ilvl w:val="0"/>
-          <w:numId w:val="0"/>
-        </w:numPr>
-        <w:spacing w:before="156" w:after="156"/>
-      </w:pPr>
-      <w:bookmarkStart w:id="1003" w:name="_Toc900003"/>
-      <w:r>
-        <w:rPr>
-          <w:rFonts w:hint="eastAsia"/>
-        </w:rPr>
-        <w:t>1.3 产品与技术的可核验信息</w:t>
-      </w:r>
-      <w:bookmarkEnd w:id="1003"/>
-    </w:p>
-    <w:p>
-      <w:pPr>
         <w:pStyle w:val="a0"/>
       </w:pPr>
       <w:r>
         <w:rPr>
           <w:rFonts w:hint="eastAsia"/>
         </w:rPr>
-        <w:t>第一，产品型号按适配机型命名。官网精密气体喷头栏目列示的三个型号，均以设备厂商名称、平台名称与300mm制程标注，而非按公司自定的规格编号，即产品需与特定机型的既有部件在尺寸与接口上对应。</w:t>
-      </w:r>
-    </w:p>
-    <w:p>
-      <w:pPr>
-        <w:pStyle w:val="a0"/>
-      </w:pPr>
-      <w:r>
-        <w:rPr>
-          <w:rFonts w:hint="eastAsia"/>
-        </w:rPr>
-        <w:t>第二，密封件以自有品牌按牌号成体系列示。O型圈标注自有品牌CeaLution，列示六个牌号，产品外观颜色不同。公开信息中未见各牌号对应的胶料材质、耐温与耐等离子体指标及适用工况。</w:t>
-      </w:r>
-    </w:p>
-    <w:p>
-      <w:pPr>
-        <w:pStyle w:val="a0"/>
-      </w:pPr>
-      <w:r>
-        <w:rPr>
-          <w:rFonts w:hint="eastAsia"/>
-        </w:rPr>
-        <w:t>第三，经营范围覆盖四条产品线对应的各类制造活动。密封件制造对应O型圈与密封件门板，特种陶瓷制品制造与电子专用材料研发制造对应加热盘的陶瓷路线，金属制品研发与制造对应气体喷头的金属路线，半导体器件专用设备制造与销售覆盖上述部件的整体交付。四条产品线在经营范围上同时覆盖金属与非金属两条材料路线。</w:t>
+        <w:t>产品按客户机型命名。官网精密气体喷头栏目下的三个型号，标注的是设备厂商、平台名称与300mm制程，而非公司自定的规格编号，产品需与特定机型的既有部件在尺寸与接口上对应。公司的经营范围则同时覆盖金属与非金属两条材料路线，密封件制造、特种陶瓷制品制造与金属制品制造均在列。</w:t>
       </w:r>
     </w:p>
     <w:p>
@@ -3842,7 +3713,7 @@
         <w:pStyle w:val="2"/>
         <w:spacing w:before="156" w:after="156"/>
       </w:pPr>
-      <w:bookmarkStart w:id="1004" w:name="_Toc900004"/>
+      <w:bookmarkStart w:id="1003" w:name="_Toc900003"/>
       <w:r>
         <w:rPr>
           <w:rFonts w:hint="eastAsia"/>
@@ -3850,7 +3721,7 @@
         </w:rPr>
         <w:t>所处环节与耗材属性</w:t>
       </w:r>
-      <w:bookmarkEnd w:id="1004"/>
+      <w:bookmarkEnd w:id="1003"/>
     </w:p>
     <w:p>
       <w:pPr>
@@ -3861,14 +3732,14 @@
         </w:numPr>
         <w:spacing w:before="156" w:after="156"/>
       </w:pPr>
-      <w:bookmarkStart w:id="1005" w:name="_Toc900005"/>
+      <w:bookmarkStart w:id="1004" w:name="_Toc900004"/>
       <w:r>
         <w:rPr>
           <w:rFonts w:hint="eastAsia"/>
         </w:rPr>
         <w:t>2.1 环节定位与零部件分类</w:t>
       </w:r>
-      <w:bookmarkEnd w:id="1005"/>
+      <w:bookmarkEnd w:id="1004"/>
     </w:p>
     <w:p>
       <w:pPr>
@@ -3878,7 +3749,7 @@
         <w:rPr>
           <w:rFonts w:hint="eastAsia"/>
         </w:rPr>
-        <w:t>半导体设备零部件位于设备制造与晶圆制造之间。设备厂商采购零部件用于整机装配，晶圆厂在设备运行过程中采购零部件用于替换损耗件，两条采购路径并存。在刻蚀机台与薄膜沉积机台的成本结构中，零部件占直接原材料的比重超过85%，结合设备毛利率折算，零部件通常占半导体设备价值量的50%。</w:t>
+        <w:t>半导体设备零部件位于设备制造与晶圆制造之间，有两条采购路径：设备厂商采购用于整机装配，晶圆厂在设备运行中采购用于替换损耗件。在刻蚀机台与薄膜沉积机台的成本结构中，零部件占直接原材料的比重超过85%；结合设备毛利率折算，零部件通常占半导体设备价值量的50%。</w:t>
       </w:r>
     </w:p>
     <w:p>
@@ -5144,14 +5015,14 @@
         </w:numPr>
         <w:spacing w:before="156" w:after="156"/>
       </w:pPr>
-      <w:bookmarkStart w:id="1006" w:name="_Toc900006"/>
+      <w:bookmarkStart w:id="1005" w:name="_Toc900005"/>
       <w:r>
         <w:rPr>
           <w:rFonts w:hint="eastAsia"/>
         </w:rPr>
         <w:t>2.2 耗材属性与更换周期</w:t>
       </w:r>
-      <w:bookmarkEnd w:id="1006"/>
+      <w:bookmarkEnd w:id="1005"/>
     </w:p>
     <w:p>
       <w:pPr>
@@ -5850,7 +5721,7 @@
         <w:pStyle w:val="2"/>
         <w:spacing w:before="156" w:after="156"/>
       </w:pPr>
-      <w:bookmarkStart w:id="1007" w:name="_Toc900007"/>
+      <w:bookmarkStart w:id="1006" w:name="_Toc900006"/>
       <w:r>
         <w:rPr>
           <w:rFonts w:hint="eastAsia"/>
@@ -5858,7 +5729,7 @@
         </w:rPr>
         <w:t>上游材料与中游制造</w:t>
       </w:r>
-      <w:bookmarkEnd w:id="1007"/>
+      <w:bookmarkEnd w:id="1006"/>
     </w:p>
     <w:p>
       <w:pPr>
@@ -5869,14 +5740,14 @@
         </w:numPr>
         <w:spacing w:before="156" w:after="156"/>
       </w:pPr>
-      <w:bookmarkStart w:id="1008" w:name="_Toc900008"/>
+      <w:bookmarkStart w:id="1007" w:name="_Toc900007"/>
       <w:r>
         <w:rPr>
           <w:rFonts w:hint="eastAsia"/>
         </w:rPr>
         <w:t>3.1 上游：材料与技术难点</w:t>
       </w:r>
-      <w:bookmarkEnd w:id="1008"/>
+      <w:bookmarkEnd w:id="1007"/>
     </w:p>
     <w:p>
       <w:pPr>
@@ -6339,7 +6210,7 @@
         <w:rPr>
           <w:rFonts w:hint="eastAsia"/>
         </w:rPr>
-        <w:t>原材料的可获得性与价格公允性是这个环节的老问题。非金属零部件的原材料不少要靠委托加工定制与成品采购取得，主要供应商是境外企业且多数规模不大，既没有市场公开报价，也找不到可比公司披露的同类采购价格。</w:t>
+        <w:t>原材料的可获得性与价格公允性是这一环节的固有难点。非金属零部件的原材料多通过委托加工定制与成品采购取得，主要供应商为境外企业且多数规模较小，既无市场公开报价，也无可比公司披露的同类采购价格可供对照。</w:t>
       </w:r>
     </w:p>
     <w:p>
@@ -6351,14 +6222,14 @@
         </w:numPr>
         <w:spacing w:before="156" w:after="156"/>
       </w:pPr>
-      <w:bookmarkStart w:id="1009" w:name="_Toc900009"/>
+      <w:bookmarkStart w:id="1008" w:name="_Toc900008"/>
       <w:r>
         <w:rPr>
           <w:rFonts w:hint="eastAsia"/>
         </w:rPr>
         <w:t>3.2 中游：零部件制造与表面处理</w:t>
       </w:r>
-      <w:bookmarkEnd w:id="1009"/>
+      <w:bookmarkEnd w:id="1008"/>
     </w:p>
     <w:p>
       <w:pPr>
@@ -6391,14 +6262,14 @@
         </w:numPr>
         <w:spacing w:before="156" w:after="156"/>
       </w:pPr>
-      <w:bookmarkStart w:id="1010" w:name="_Toc900010"/>
+      <w:bookmarkStart w:id="1009" w:name="_Toc900009"/>
       <w:r>
         <w:rPr>
           <w:rFonts w:hint="eastAsia"/>
         </w:rPr>
         <w:t>3.3 下游客户结构</w:t>
       </w:r>
-      <w:bookmarkEnd w:id="1010"/>
+      <w:bookmarkEnd w:id="1009"/>
     </w:p>
     <w:p>
       <w:pPr>
@@ -6408,7 +6279,7 @@
         <w:rPr>
           <w:rFonts w:hint="eastAsia"/>
         </w:rPr>
-        <w:t>下游环节相对是较为稳定的需求。零部件厂商的客户分两类：一类以设备厂商为主，富创精密、先锋精科、珂玛科技、托伦斯的客户以北方华创、中微公司、拓荆科技等设备厂商为主；一类以晶圆厂为主，臻宝科技的客户为集成电路制造厂商与显示面板厂商。两类的订单节奏不同，前者跟随设备厂的出货与资本开支，后者跟随晶圆厂的产能利用率与工艺运行时长。尚不能判定无锡金源的下游客户属于设备厂或晶圆厂哪一类。</w:t>
+        <w:t>下游环节的需求相对稳定。零部件厂商的客户分两类。一类以设备厂商为主，富创精密、先锋精科、珂玛科技、托伦斯的客户集中于北方华创、中微公司、拓荆科技等设备厂商；一类以晶圆厂为主，臻宝科技的客户为集成电路制造厂商与显示面板厂商。两类的订单节奏不同：前者跟随设备厂的出货与资本开支，后者跟随晶圆厂的产能利用率与工艺运行时长。无锡金源属于哪一类，尚不能判定。</w:t>
       </w:r>
     </w:p>
     <w:p>
@@ -6416,7 +6287,7 @@
         <w:pStyle w:val="2"/>
         <w:spacing w:before="156" w:after="156"/>
       </w:pPr>
-      <w:bookmarkStart w:id="1011" w:name="_Toc900011"/>
+      <w:bookmarkStart w:id="1010" w:name="_Toc900010"/>
       <w:r>
         <w:rPr>
           <w:rFonts w:hint="eastAsia"/>
@@ -6424,7 +6295,7 @@
         </w:rPr>
         <w:t>市场规模与国产化进度</w:t>
       </w:r>
-      <w:bookmarkEnd w:id="1011"/>
+      <w:bookmarkEnd w:id="1010"/>
     </w:p>
     <w:p>
       <w:pPr>
@@ -6435,14 +6306,14 @@
         </w:numPr>
         <w:spacing w:before="156" w:after="156"/>
       </w:pPr>
-      <w:bookmarkStart w:id="1012" w:name="_Toc900012"/>
+      <w:bookmarkStart w:id="1011" w:name="_Toc900011"/>
       <w:r>
         <w:rPr>
           <w:rFonts w:hint="eastAsia"/>
         </w:rPr>
         <w:t>4.1 零部件环节的规模与结构</w:t>
       </w:r>
-      <w:bookmarkEnd w:id="1012"/>
+      <w:bookmarkEnd w:id="1011"/>
     </w:p>
     <w:p>
       <w:pPr>
@@ -7323,14 +7194,14 @@
         </w:numPr>
         <w:spacing w:before="156" w:after="156"/>
       </w:pPr>
-      <w:bookmarkStart w:id="1013" w:name="_Toc900013"/>
+      <w:bookmarkStart w:id="1012" w:name="_Toc900012"/>
       <w:r>
         <w:rPr>
           <w:rFonts w:hint="eastAsia"/>
         </w:rPr>
         <w:t>4.2 与无锡金源产品对应的细分品类</w:t>
       </w:r>
-      <w:bookmarkEnd w:id="1013"/>
+      <w:bookmarkEnd w:id="1012"/>
     </w:p>
     <w:p>
       <w:pPr>
@@ -7708,14 +7579,14 @@
         </w:numPr>
         <w:spacing w:before="156" w:after="156"/>
       </w:pPr>
-      <w:bookmarkStart w:id="1014" w:name="_Toc900014"/>
+      <w:bookmarkStart w:id="1013" w:name="_Toc900013"/>
       <w:r>
         <w:rPr>
           <w:rFonts w:hint="eastAsia"/>
         </w:rPr>
         <w:t>4.3 国产化现状、难点与增长空间</w:t>
       </w:r>
-      <w:bookmarkEnd w:id="1014"/>
+      <w:bookmarkEnd w:id="1013"/>
     </w:p>
     <w:p>
       <w:pPr>
@@ -7725,7 +7596,7 @@
         <w:rPr>
           <w:rFonts w:hint="eastAsia"/>
         </w:rPr>
-        <w:t>零部件是国内半导体设备企业最吃紧的环节之一。IC World在2020年梳理过20类核心零部件的44家主要供应商，美国20家、约占45%，日本16家、约占36%，德国、瑞士、韩国各2家，英国1家——没有一家在境内。</w:t>
+        <w:t>零部件是国内半导体设备的主要受制环节之一。IC World在2020年梳理过20类核心零部件的44家主要供应商，美国20家、约占45%，日本16家、约占36%，德国、瑞士、韩国各2家，英国1家，全部为境外企业。</w:t>
       </w:r>
     </w:p>
     <w:p>
@@ -8154,7 +8025,7 @@
         <w:rPr>
           <w:rFonts w:hint="eastAsia"/>
         </w:rPr>
-        <w:t>卡点分三处。一是原材料。硅、碳化硅与陶瓷件受制于原材料纯度与脆性，石英件还要看杂质含量与原材料匹配性，这一层不解决，后面的加工精度无从谈起。二是生产工艺。金属件的难点在加工精度、焊接与表面处理，非金属件则是在脆性材料上做复杂结构，两者的技术积累路径不同。三是供应商导入，也是最容易被低估的一环。客户端的导入要走三步：先是合格供应商认证，客户对加工能力、产能、工艺稳定性逐项评估，复杂工艺还要单独考察机加工、焊接与表面处理，通过全部认证才能进合格供应商名录；再是产品认证，按具体新品试制交付客户验证；最后才是批量生产。前两步不产生收入，却决定了能不能拿到订单。</w:t>
+        <w:t>国产化的难点集中在三处。一是原材料。硅、碳化硅与陶瓷件受制于原材料的纯度与脆性，石英件还要看杂质含量与原材料匹配性。这一层不解决，加工精度无从谈起。二是生产工艺。金属件的难点在加工精度、焊接与表面处理，非金属件则是在脆性材料上做复杂结构，两者的技术积累路径不同。三是供应商导入，这一环最容易被低估。客户端的导入分三步：第一步是合格供应商认证，客户对加工能力、产能、工艺稳定性逐项评估，复杂工艺还要单独考察机加工、焊接与表面处理，全部通过方可进入名录；第二步是产品认证，按具体新品试制并交客户验证；第三步才是批量生产。前两步不产生收入，却决定订单归属。</w:t>
       </w:r>
     </w:p>
     <w:p>
@@ -8176,7 +8047,7 @@
         <w:rPr>
           <w:rFonts w:hint="eastAsia"/>
         </w:rPr>
-        <w:t>无锡金源两条核心产品线正处在这条曲线的低位。刻蚀设备用气体分配盘国内尚无稳定量产企业，半导体陶瓷加热器国产化率不足10%、具备稳定量产能力的企业较少。按QY Research的预测，气体分配盘全球市场2023年至2030年的年复合增长率为7.0%，陶瓷加热器2024年至2030年为6.2%，两者的行业增速本身并不高。增长空间主要来自替代而非扩容：2024年国内晶圆厂零部件采购中向零部件厂商直接采购的比例为71.4%，弗若斯特沙利文预计2029年升至80.3%，非金属零部件由70.8%升至80.7%，这部分增量对应的是境外供应商让出的份额。国产化率最低的品类，也是替代空间最大的品类。</w:t>
+        <w:t>无锡金源的两条核心产品线正处在这条曲线的低位。刻蚀设备用气体分配盘国内尚无稳定量产企业，半导体陶瓷加热器国产化率不足10%、具备稳定量产能力的企业较少。但行业本身的增速并不高：按QY Research的预测，气体分配盘全球市场2023年至2030年的年复合增长率为7.0%，陶瓷加热器2024年至2030年为6.2%。增长空间主要来自替代而非扩容。2024年国内晶圆厂零部件采购中，向零部件厂商直接采购的比例为71.4%，弗若斯特沙利文预计2029年升至80.3%，非金属零部件由70.8%升至80.7%，这部分增量对应的正是境外供应商让出的份额。国产化率最低的品类，替代空间也最大。</w:t>
       </w:r>
     </w:p>
     <w:p>
@@ -8184,7 +8055,7 @@
         <w:pStyle w:val="2"/>
         <w:spacing w:before="156" w:after="156"/>
       </w:pPr>
-      <w:bookmarkStart w:id="1015" w:name="_Toc900015"/>
+      <w:bookmarkStart w:id="1014" w:name="_Toc900014"/>
       <w:r>
         <w:rPr>
           <w:rFonts w:hint="eastAsia"/>
@@ -8192,7 +8063,7 @@
         </w:rPr>
         <w:t>可比公司</w:t>
       </w:r>
-      <w:bookmarkEnd w:id="1015"/>
+      <w:bookmarkEnd w:id="1014"/>
     </w:p>
     <w:p>
       <w:pPr>
@@ -8203,14 +8074,14 @@
         </w:numPr>
         <w:spacing w:before="156" w:after="156"/>
       </w:pPr>
-      <w:bookmarkStart w:id="1016" w:name="_Toc900016"/>
+      <w:bookmarkStart w:id="1015" w:name="_Toc900015"/>
       <w:r>
         <w:rPr>
           <w:rFonts w:hint="eastAsia"/>
         </w:rPr>
         <w:t>5.1 可比公司范围</w:t>
       </w:r>
-      <w:bookmarkEnd w:id="1016"/>
+      <w:bookmarkEnd w:id="1015"/>
     </w:p>
     <w:p>
       <w:pPr>
@@ -9024,14 +8895,14 @@
         </w:numPr>
         <w:spacing w:before="156" w:after="156"/>
       </w:pPr>
-      <w:bookmarkStart w:id="1017" w:name="_Toc900017"/>
+      <w:bookmarkStart w:id="1016" w:name="_Toc900016"/>
       <w:r>
         <w:rPr>
           <w:rFonts w:hint="eastAsia"/>
         </w:rPr>
         <w:t>5.2 不同材料路线的毛利率差异</w:t>
       </w:r>
-      <w:bookmarkEnd w:id="1017"/>
+      <w:bookmarkEnd w:id="1016"/>
     </w:p>
     <w:p>
       <w:pPr>
@@ -9900,7 +9771,7 @@
         <w:rPr>
           <w:rFonts w:hint="eastAsia"/>
         </w:rPr>
-        <w:t>五家公司的毛利率明显分成两档。走非金属路线的珂玛科技、臻宝科技在50%上下，走金属路线的先锋精科、托伦斯、富创精密均不到30%，分别为29.02%、27.14%与24.94%，两档最窄处也差着约20个百分点。同行业公司对这一分档的解释是加工附加值与原材料成本的比例不同：非金属零部件加工过程中产生的附加值高于原材料成本，金属件更接近材料加工，模组类产品还要计入外购零部件成本。无锡金源的产品跨这两条路线，综合毛利率取决于各产品线的材质与收入结构。</w:t>
+        <w:t>五家公司的毛利率分成两档。非金属路线的珂玛科技、臻宝科技在50%上下；金属路线的先锋精科、托伦斯、富创精密均不到30%，分别为29.02%、27.14%与24.94%。两档之间最窄处也相差约20个百分点。同行业公司对此的解释是加工附加值与原材料成本的比例不同：非金属零部件在加工过程中产生的附加值高于原材料成本，金属件更接近材料加工，模组类产品还要计入外购零部件成本。无锡金源的产品跨这两条路线，综合毛利率取决于各产品线的材质与收入结构。</w:t>
       </w:r>
     </w:p>
     <w:p>
@@ -9912,14 +9783,14 @@
         </w:numPr>
         <w:spacing w:before="156" w:after="156"/>
       </w:pPr>
-      <w:bookmarkStart w:id="1018" w:name="_Toc900018"/>
+      <w:bookmarkStart w:id="1017" w:name="_Toc900017"/>
       <w:r>
         <w:rPr>
           <w:rFonts w:hint="eastAsia"/>
         </w:rPr>
         <w:t>5.3 单一产品的毛利率水平</w:t>
       </w:r>
-      <w:bookmarkEnd w:id="1018"/>
+      <w:bookmarkEnd w:id="1017"/>
     </w:p>
     <w:p>
       <w:pPr>
@@ -10904,7 +10775,7 @@
         <w:rPr>
           <w:rFonts w:hint="eastAsia"/>
         </w:rPr>
-        <w:t>同为匀气盘，先锋精科三年稳定在40%上下，托伦斯则从26.72%爬到31.86%；同为加热器，先锋精科在40%至50%区间，托伦斯2022年还是负毛利，2024年冲到52.79%。差距来自产品规格、客户结构与自制外协比例，单看某一家的数字不足以判断这两个品类的合理毛利率区间。先锋精科的单价数据可作量级参考：2023年匀气盘平均单价7,105.04元／个，加热器34,526.93元／个。</w:t>
+        <w:t>同为匀气盘，先锋精科三年稳定在40%上下，托伦斯则由26.72%逐年升至31.86%。同为加热器，先锋精科在40%至50%区间，托伦斯2022年尚为负毛利，2024年升至52.79%。差异来自产品规格、客户结构与自制外协比例，仅凭单家数据不足以判断这两个品类的合理毛利率区间。先锋精科的单价可作量级参考：2023年匀气盘平均单价7,105.04元／个，加热器34,526.93元／个。</w:t>
       </w:r>
     </w:p>
     <w:p>
@@ -10983,14 +10854,14 @@
         </w:numPr>
         <w:spacing w:before="156" w:after="156"/>
       </w:pPr>
-      <w:bookmarkStart w:id="1019" w:name="_Toc900019"/>
+      <w:bookmarkStart w:id="1018" w:name="_Toc900018"/>
       <w:r>
         <w:rPr>
           <w:rFonts w:hint="eastAsia"/>
         </w:rPr>
         <w:t>5.4 研发投入水平</w:t>
       </w:r>
-      <w:bookmarkEnd w:id="1019"/>
+      <w:bookmarkEnd w:id="1018"/>
     </w:p>
     <w:p>
       <w:pPr>
@@ -11647,7 +11518,7 @@
         <w:pStyle w:val="2"/>
         <w:spacing w:before="156" w:after="156"/>
       </w:pPr>
-      <w:bookmarkStart w:id="1020" w:name="_Toc900020"/>
+      <w:bookmarkStart w:id="1019" w:name="_Toc900019"/>
       <w:r>
         <w:rPr>
           <w:rFonts w:hint="eastAsia"/>
@@ -11655,7 +11526,7 @@
         </w:rPr>
         <w:t>首次公开发行审核关注要点</w:t>
       </w:r>
-      <w:bookmarkEnd w:id="1020"/>
+      <w:bookmarkEnd w:id="1019"/>
     </w:p>
     <w:p>
       <w:pPr>
@@ -11666,14 +11537,14 @@
         </w:numPr>
         <w:spacing w:before="156" w:after="156"/>
       </w:pPr>
-      <w:bookmarkStart w:id="1021" w:name="_Toc900021"/>
+      <w:bookmarkStart w:id="1020" w:name="_Toc900020"/>
       <w:r>
         <w:rPr>
           <w:rFonts w:hint="eastAsia"/>
         </w:rPr>
         <w:t>6.1 样本与甄别方法</w:t>
       </w:r>
-      <w:bookmarkEnd w:id="1021"/>
+      <w:bookmarkEnd w:id="1020"/>
     </w:p>
     <w:p>
       <w:pPr>
@@ -12706,7 +12577,69 @@
         <w:rPr>
           <w:rFonts w:hint="eastAsia"/>
         </w:rPr>
-        <w:t>以下各节先列交易所问了什么、中介机构调了哪些材料去答，内容取自交易所网站已公开披露的问询回复文件，发行人与中介机构自己下的结论性意见不引用。只涉及单家企业特定情形的问题，如实际控制人认定、与关联方共用厂房人员、技术出资合法性等，各家情况不同，对无锡金源没有参照价值，本章不列。</w:t>
+        <w:t>以下各节的体例是：先列交易所问了什么，再列中介机构调取了哪些材料作答。内容取自交易所网站已公开披露的问询回复文件，发行人与中介机构自行作出的结论性意见不予引用。只涉及单家企业特定情形的问题，如实际控制人认定、与关联方共用厂房人员、技术出资合法性等，各家情况不同，对无锡金源没有参照价值，本章不列。</w:t>
+      </w:r>
+    </w:p>
+    <w:p>
+      <w:pPr>
+        <w:pStyle w:val="3"/>
+        <w:numPr>
+          <w:ilvl w:val="0"/>
+          <w:numId w:val="0"/>
+        </w:numPr>
+        <w:spacing w:before="156" w:after="156"/>
+      </w:pPr>
+      <w:bookmarkStart w:id="1021" w:name="_Toc900021"/>
+      <w:r>
+        <w:rPr>
+          <w:rFonts w:hint="eastAsia"/>
+        </w:rPr>
+        <w:t>6.2 关注点之一：毛利率与成本核算</w:t>
+      </w:r>
+      <w:bookmarkEnd w:id="1021"/>
+    </w:p>
+    <w:p>
+      <w:pPr>
+        <w:pStyle w:val="a0"/>
+      </w:pPr>
+      <w:r>
+        <w:rPr>
+          <w:rFonts w:hint="eastAsia"/>
+        </w:rPr>
+        <w:t>毛利率是五家企业全部命中的问题，且都被追问到最后一轮。托伦斯首轮问成本和毛利率，第二轮单列毛利率变动，落实函仍以业绩稳定性追问毛利率是否进一步下滑；珂玛科技在第二轮与落实函连续两次单列毛利率；神工股份第二轮单列毛利率，第四轮转为产品单价和单位成本。臻宝科技与先锋精科则是两轮均设成本和毛利率专项，先锋精科第二轮还加设了业绩波动。</w:t>
+      </w:r>
+    </w:p>
+    <w:p>
+      <w:pPr>
+        <w:pStyle w:val="a0"/>
+      </w:pPr>
+      <w:r>
+        <w:rPr>
+          <w:rFonts w:hint="eastAsia"/>
+        </w:rPr>
+        <w:t>审核关注毛利率的角度有三类。一是产品结构层面的拆分，要求按单一产品逐项列示毛利率、收入占比及其变动影响，托伦斯的分产品毛利率即由此披露。二是与同行业可比公司的对标。臻宝科技第二轮问询列示了两组数据：公司硅零部件各期毛利率45.83%、50.05%、52.99%、48.28%，可比公司神工股份、盾源聚芯的同类产品毛利率均值34.65%、34.49%、37.32%、43.74%；并指出发行人硅零部件收入远低于盾源聚芯，且两家可比公司均自研自产硅材料。三是成本核算的具体勾稽。同一轮问询指出，2024年及2025年1—6月公司硅零部件的实际单位耗用量为2.26千克／件、2.34千克／件，低于物料清单的2.30千克／件、2.43千克／件。</w:t>
+      </w:r>
+    </w:p>
+    <w:p>
+      <w:pPr>
+        <w:pStyle w:val="a0"/>
+      </w:pPr>
+      <w:r>
+        <w:rPr>
+          <w:rFonts w:hint="eastAsia"/>
+        </w:rPr>
+        <w:t>毛利率逐年上升同样构成触发点。神工股份报告期各期综合毛利率43.73%、55.10%、63.77%、67.25%，四期连续上升。交易所未接受笼统的技术领先解释，而是要求先按产品规格逐档拆开产量、销量与价格，再在拆分数据的基础上回答毛利率为何高、为何持续上升。</w:t>
+      </w:r>
+    </w:p>
+    <w:p>
+      <w:pPr>
+        <w:pStyle w:val="a0"/>
+      </w:pPr>
+      <w:r>
+        <w:rPr>
+          <w:rFonts w:hint="eastAsia"/>
+        </w:rPr>
+        <w:t>回复方式以调取台账和量化测算为主，三家的做法各有侧重。臻宝科技第二轮回复列明核查程序九项，包括查阅仓库管理和成本核算制度，获取废料台账与产成品明细并测算利用边角料生产的产品数量与材料成本，获取报废产品明细与材料更换涉及的产品清单并对良率变动作量化分析，获取物料清单与实际投入产出关系比对，以及按产品类型分析单位成本与毛利率的变动。珂玛科技在审核中心意见落实函中获取产品规格数据，测算主要产品的单位体积价格与单位体积成本，再量化各因素对毛利率变动的影响。先锋精科第二轮回复将毛利率变动拆成两层：先区分产品结构变动与细分产品自身指标变动的影响，再逐项统计单价、单位直接材料、单位直接人工、单位制造费用与单位外协成本的变动数额，并对影响较大的细分产品查看实物与工艺路线。三家的共同点在于，毛利率的解释须建立在产品级、纯度级、尺寸级的数据拆分之上，而不能直接归因于技术水平。</w:t>
       </w:r>
     </w:p>
     <w:p>
@@ -12723,7 +12656,7 @@
         <w:rPr>
           <w:rFonts w:hint="eastAsia"/>
         </w:rPr>
-        <w:t>6.2 关注点之一：毛利率与成本核算</w:t>
+        <w:t>6.3 关注点之二：技术先进性与核心技术</w:t>
       </w:r>
       <w:bookmarkEnd w:id="1022"/>
     </w:p>
@@ -12735,7 +12668,7 @@
         <w:rPr>
           <w:rFonts w:hint="eastAsia"/>
         </w:rPr>
-        <w:t>毛利率是五家企业全部命中、且均被追问至最后轮次的问题。托伦斯首轮问成本和毛利率，第二轮单列毛利率变动，落实函以业绩稳定性继续追问毛利率是否进一步下滑；臻宝科技首轮问毛利率，第二轮问成本及毛利率；珂玛科技第二轮与落实函连续两次单列毛利率；先锋精科首轮设成本和毛利率专项，第二轮再设成本和毛利率并加设业绩波动；神工股份第二轮单列毛利率，第四轮转为产品单价和单位成本。</w:t>
+        <w:t>五家企业均被问及核心技术，且多在第二轮升级。托伦斯首轮问产品和技术，第二轮转为技术先进性和市场空间，要求说明高精度机械制造、焊接、表面处理三项核心工艺的技术水平；先锋精科首轮设产品和技术专项，第二轮转为产品和市场竞争；神工股份第二轮设公司行业及核心技术专项，第三轮再设发行人产品专项。臻宝科技首轮即设核心技术专项，珂玛科技则在第二轮问核心技术、落实函问业务与技术。</w:t>
       </w:r>
     </w:p>
     <w:p>
@@ -12746,7 +12679,7 @@
         <w:rPr>
           <w:rFonts w:hint="eastAsia"/>
         </w:rPr>
-        <w:t>审核关注毛利率的角度有三类。第一类是产品结构层面的拆分，要求按单一产品逐项列示毛利率、收入占比及其变动影响，托伦斯的分产品毛利率即由此披露。第二类是与同行业可比公司的对标，臻宝科技第二轮问询列示其硅零部件各期毛利率45.83%、50.05%、52.99%、48.28%，与可比公司神工股份、盾源聚芯硅零部件毛利率均值34.65%、34.49%、37.32%、43.74%的差异，并指出发行人硅零部件收入远低于盾源聚芯、且两家可比公司均自研自产硅材料。第三类是成本核算的具体勾稽，臻宝科技第二轮问询指出，2024年及2025年1—6月公司硅零部件实际单位耗用量2.26千克／件、2.34千克／件，小于物料清单单位耗用量2.30千克／件、2.43千克／件。</w:t>
+        <w:t>神工股份第三轮问询划出了核心技术与生产设备之间的边界。交易所要求结合各期采购的单晶炉型号及其差异，说明能够生产大尺寸单晶硅材料是否主要因为采购了相应型号的设备；投入产出率提升与能耗降低，是否源于外购更先进的设备或对外购设备的改造；并说明具体改进措施及其在研发投入与研发费用中的体现。</w:t>
       </w:r>
     </w:p>
     <w:p>
@@ -12757,18 +12690,7 @@
         <w:rPr>
           <w:rFonts w:hint="eastAsia"/>
         </w:rPr>
-        <w:t>毛利率逐年上升同样构成触发点。神工股份报告期各期综合毛利率43.73%、55.10%、63.77%、67.25%四期连续上升，交易所并未接受笼统的技术领先解释，而是要求先按产品规格逐档拆开产量、销量与价格，在拆分数据的基础上再回答毛利率为何高、为何持续上升。</w:t>
-      </w:r>
-    </w:p>
-    <w:p>
-      <w:pPr>
-        <w:pStyle w:val="a0"/>
-      </w:pPr>
-      <w:r>
-        <w:rPr>
-          <w:rFonts w:hint="eastAsia"/>
-        </w:rPr>
-        <w:t>该类问题在回复中的处理方式以调取台账和量化测算为主。臻宝科技第二轮回复中，中介机构列明的核查程序共九项，包括查阅仓库管理和成本核算制度，获取废料台账与产成品明细并测算利用边角料生产的产品数量与材料成本，获取报废产品明细和材料更换涉及的产品清单并对良率变动作量化分析，获取物料清单并与实际投入产出关系对比，以及查阅收入成本明细表按产品类型分析单位成本与毛利率变动。珂玛科技在审核中心意见落实函中的做法是获取产品规格数据，测算主要产品的单位体积价格与单位体积成本，再量化各因素对毛利率变动的影响。先锋精科第二轮回复的做法是把毛利率变动拆成两层：先区分产品结构变动的影响与细分产品自身指标变动的影响，再逐项统计单价、单位直接材料、单位直接人工、单位制造费用与单位外协成本的变动数额，并对影响较大的细分产品查看实物与工艺路线。归纳而言，毛利率的解释被要求建立在产品级、纯度级、尺寸级的数据拆分之上，而非直接归因于技术水平。</w:t>
+        <w:t>托伦斯第二轮回复的核查程序共七项，其中四项落在外部印证上：查阅可比公司公开披露的技术指标、专利信息及招股说明书，与发行人技术参数逐项对比；访谈核心客户的采购负责人，确认产品技术性能指标、供应份额排名及与竞争对手的对比；访谈客户确认外协厂商是否为其指定或认证的供应商；查阅可比公司年度报告，统计模组业务收入占比与客户结构。技术先进性的证明由此落到可比对象的公开参数与客户方的确认上。</w:t>
       </w:r>
     </w:p>
     <w:p>
@@ -12785,7 +12707,7 @@
         <w:rPr>
           <w:rFonts w:hint="eastAsia"/>
         </w:rPr>
-        <w:t>6.3 关注点之二：技术先进性与核心技术</w:t>
+        <w:t>6.4 关注点之三：收入与业绩可持续性</w:t>
       </w:r>
       <w:bookmarkEnd w:id="1023"/>
     </w:p>
@@ -12797,7 +12719,7 @@
         <w:rPr>
           <w:rFonts w:hint="eastAsia"/>
         </w:rPr>
-        <w:t>五家企业均被问及核心技术。托伦斯首轮问产品和技术，第二轮升级为技术先进性和市场空间，要求说明高精度机械制造、焊接、表面处理三项核心工艺的技术水平；臻宝科技首轮设核心技术专项；珂玛科技第二轮问核心技术、落实函问业务与技术；先锋精科首轮设产品和技术专项，第二轮转为产品和市场竞争；神工股份第二轮设公司行业及核心技术专项，第三轮设发行人产品专项。</w:t>
+        <w:t>托伦斯首轮问业务成长性、收入变动与主要客户，第二轮问营业收入变动，落实函问业绩稳定性；臻宝科技首轮问收入，第二轮问经营业绩与收入；珂玛科技第二轮问收入增长可持续性。先锋精科第二轮单设业绩波动专项，核查程序包括获取各期产能利用率、产销率、收入及毛利率情况表，查阅同行业可比公司定期报告作对比，访谈各类零部件主要客户并获取期末在手订单明细。</w:t>
       </w:r>
     </w:p>
     <w:p>
@@ -12808,18 +12730,7 @@
         <w:rPr>
           <w:rFonts w:hint="eastAsia"/>
         </w:rPr>
-        <w:t>神工股份第三轮问询提供了核心技术与生产设备边界的问法。交易所要求结合各期采购的单晶炉型号及其差异，说明能够生产大尺寸单晶硅材料是否主要因为采购了相应型号的设备，投入产出率提升和能耗降低是否由于外购更为先进的设备或者对外购设备进行了改造改进，并说明具体改进措施及其在研发投入和研发费用中的体现。</w:t>
-      </w:r>
-    </w:p>
-    <w:p>
-      <w:pPr>
-        <w:pStyle w:val="a0"/>
-      </w:pPr>
-      <w:r>
-        <w:rPr>
-          <w:rFonts w:hint="eastAsia"/>
-        </w:rPr>
-        <w:t>托伦斯第二轮回复对该问题的核查程序共七项，其中四项落在外部印证上：查阅可比公司公开披露的技术指标、专利信息及招股说明书，与发行人技术参数逐项对比；访谈核心客户的采购负责人，确认产品技术性能指标、供应份额排名及与竞争对手的对比情况；访谈客户确认外协厂商是否为其指定或认证的供应商；以及查阅可比公司年度报告统计模组业务收入占比与客户结构。技术先进性的证明因此落在可比对象的公开参数与客户方的确认上。</w:t>
+        <w:t>托伦斯落实函的问法具有代表性，要求披露三项内容：一是收入增速下滑的原因，以及与行业趋势、可比公司业绩变动的差异；二是增速放缓仍持续扩产的考虑，并结合募投新增产能说明是否存在产能消化风险；三是结合在手订单数量与价格、产能利用率预计变动、汇兑损益变化，分析毛利率及经营利润是否存在进一步下滑的风险。核查程序共六项：查阅SEMI、QY Research等机构发布的市场规模与国产化率数据以复核测算逻辑，获取募投项目可行性研究报告与经济效益测算表，查阅下游行业研究报告与主要厂商资本开支计划，查阅可比公司及下游主要客户的定期报告，获取在手订单以分析价格变动与产能增长。业绩变动最终须归因到可外部验证的行业数据，以及可比公司、下游客户的定期报告。</w:t>
       </w:r>
     </w:p>
     <w:p>
@@ -12836,49 +12747,9 @@
         <w:rPr>
           <w:rFonts w:hint="eastAsia"/>
         </w:rPr>
-        <w:t>6.4 关注点之三：收入与业绩可持续性</w:t>
+        <w:t>6.5 关注点之四：客户与供应商</w:t>
       </w:r>
       <w:bookmarkEnd w:id="1024"/>
-    </w:p>
-    <w:p>
-      <w:pPr>
-        <w:pStyle w:val="a0"/>
-      </w:pPr>
-      <w:r>
-        <w:rPr>
-          <w:rFonts w:hint="eastAsia"/>
-        </w:rPr>
-        <w:t>托伦斯首轮问业务成长性与收入变动和主要客户，第二轮问营业收入变动，落实函问业绩稳定性；臻宝科技首轮问收入，第二轮问经营业绩与收入；珂玛科技第二轮问收入增长可持续性；先锋精科第二轮单设业绩波动专项，核查程序包括获取各期产能利用率、产销率、收入及毛利率情况表，查阅同行业可比公司定期报告作对比，访谈各类零部件主要客户并获取期末在手订单明细。</w:t>
-      </w:r>
-    </w:p>
-    <w:p>
-      <w:pPr>
-        <w:pStyle w:val="a0"/>
-      </w:pPr>
-      <w:r>
-        <w:rPr>
-          <w:rFonts w:hint="eastAsia"/>
-        </w:rPr>
-        <w:t>托伦斯落实函的问法具有代表性，要求披露三项内容：一是收入增速下滑的原因，以及与行业趋势、可比公司业绩变动的差异；二是增速放缓仍持续扩产的考虑，并结合募投项目新增产能说明是否存在产能消化风险；三是结合在手订单数量与价格、产能利用率预计变动、汇兑损益变化，分析毛利率及经营利润是否存在进一步下滑的风险。其核查程序共六项，包括查阅SEMI、QY Research等机构发布的市场规模与国产化率数据以复核测算逻辑，获取募投项目可行性研究报告与经济效益测算表，查阅下游行业研究报告与主要厂商资本开支计划，查阅可比公司及下游主要客户的定期报告，以及获取在手订单分析价格变动与产能增长。业绩变动最终被要求归因到可外部验证的行业数据与可比公司、下游客户的定期报告上。</w:t>
-      </w:r>
-    </w:p>
-    <w:p>
-      <w:pPr>
-        <w:pStyle w:val="3"/>
-        <w:numPr>
-          <w:ilvl w:val="0"/>
-          <w:numId w:val="0"/>
-        </w:numPr>
-        <w:spacing w:before="156" w:after="156"/>
-      </w:pPr>
-      <w:bookmarkStart w:id="1025" w:name="_Toc900025"/>
-      <w:r>
-        <w:rPr>
-          <w:rFonts w:hint="eastAsia"/>
-        </w:rPr>
-        <w:t>6.5 关注点之四：客户与供应商</w:t>
-      </w:r>
-      <w:bookmarkEnd w:id="1025"/>
     </w:p>
     <w:p>
       <w:pPr>
@@ -12899,7 +12770,7 @@
         <w:rPr>
           <w:rFonts w:hint="eastAsia"/>
         </w:rPr>
-        <w:t>臻宝科技对采购价格公允性的回复方式，是查阅采购明细表并访谈主要供应商取得其说明，再结合市场价格、可比公司采购价格、向不同供应商的采购价格与供应商向其他客户的销售价格作四方对照。神工股份第四轮问询则给出了境外销售的核查颗粒度，要求列表说明各期确认收入的重要销售订单的客户名称、订单金额、合同签订时间、报关出口时间、运输方式、运费金额、客户签收日期与回款时间，并按合同顺序提供对应的销售合同、出口报关单、客户签收凭据与客户付款凭证。在缺少市场公开报价的品类上，价格公允性依靠多个可比维度的交叉对照建立；主要产品出口的企业，收入真实性核查则落到单笔订单的单证闭环上。</w:t>
+        <w:t>臻宝科技对采购价格公允性的回复，是查阅采购明细表并访谈主要供应商取得说明，再将市场价格、可比公司采购价格、向不同供应商的采购价格与供应商向其他客户的销售价格作四方对照。神工股份第四轮问询则给出了境外销售的核查颗粒度：逐单列示重要销售订单的客户名称、订单金额、合同签订时间、报关出口时间、运输方式、运费金额、客户签收日期与回款时间，并按合同顺序提供销售合同、出口报关单、客户签收凭据与客户付款凭证。在缺少市场公开报价的品类上，价格公允性靠多个可比维度交叉对照建立；主要产品出口的企业，收入真实性核查则落到单笔订单的单证闭环上。</w:t>
       </w:r>
     </w:p>
     <w:p>
@@ -12911,14 +12782,14 @@
         </w:numPr>
         <w:spacing w:before="156" w:after="156"/>
       </w:pPr>
-      <w:bookmarkStart w:id="1026" w:name="_Toc900026"/>
+      <w:bookmarkStart w:id="1025" w:name="_Toc900025"/>
       <w:r>
         <w:rPr>
           <w:rFonts w:hint="eastAsia"/>
         </w:rPr>
         <w:t>6.6 关注点之五：产销勾稽与投入产出</w:t>
       </w:r>
-      <w:bookmarkEnd w:id="1026"/>
+      <w:bookmarkEnd w:id="1025"/>
     </w:p>
     <w:p>
       <w:pPr>
@@ -12939,7 +12810,7 @@
         <w:rPr>
           <w:rFonts w:hint="eastAsia"/>
         </w:rPr>
-        <w:t>第四轮问询的问法可以说明核查深度。交易所列出报告期各期按重量计算与按长度计算的两套产销比，2016年至2019年1—6月按重量口径分别为103.05%、96.58%、90.56%、54.12%，按长度口径分别为99.37%、90.41%、94.66%、59.71%，要求从定性和定量两方面说明两套口径的差异原因及合理性。同一轮次还列出各期单位设备用水量12,885.71、9,254.55、5,814.29和1,063.33吨／台，单位设备用电量87.33、88.86、95.69和45.23万千瓦时／台（末期为2019年1—6月半年数），要求列表说明各月度用水量、用电量与当月产量、在产设备数量的配比关系及差异原因，同时提供相应凭据。</w:t>
+        <w:t>第四轮问询可以说明核查深度。交易所列出报告期各期按重量与按长度计算的两套产销比，2016年至2019年1—6月按重量口径分别为103.05%、96.58%、90.56%、54.12%，按长度口径分别为99.37%、90.41%、94.66%、59.71%，要求从定性和定量两方面说明差异原因及合理性。同一轮次还列出各期单位设备用水量12,885.71、9,254.55、5,814.29和1,063.33吨／台，单位设备用电量87.33、88.86、95.69和45.23万千瓦时／台，末期为2019年1—6月半年数；要求列表说明各月度用水量、用电量与当月产量、在产设备数量的配比关系及差异原因，并提供相应凭据。</w:t>
       </w:r>
     </w:p>
     <w:p>
@@ -12950,7 +12821,36 @@
         <w:rPr>
           <w:rFonts w:hint="eastAsia"/>
         </w:rPr>
-        <w:t>该问题的核查程序共七项：取得存货管理制度与存货盘点表并对三个时点的存货执行监盘；对销售与收款流程、生产与仓储流程执行穿行测试与控制测试，取得生产计划、销售合同、出入库单与收款凭证；取得中国电子口岸平台出口数据并对当地海关函证；对主要客户实施走访与函证；复核各尺寸规格下不同类型产品按长度与按重量两套口径的产量、销量及金额表；复核各期末存货明细表；并访谈管理层了解两套口径之间的勾稽关系。这一类问题的实质是以物理量交叉验证财务数据：原材料投入量、能耗、设备台数、产量、销量、出口报关量之间需要形成可复算的对应关系，任一环节的口径切换都要给出量化解释。</w:t>
+        <w:t>该问题的核查程序共七项：取得存货管理制度与存货盘点表，并对三个时点的存货执行监盘；对销售与收款流程、生产与仓储流程执行穿行测试与控制测试，取得生产计划、销售合同、出入库单与收款凭证；取得中国电子口岸平台出口数据并对当地海关函证；对主要客户实施走访与函证；复核各尺寸规格下不同类型产品按长度与按重量两套口径的产量、销量及金额表；复核各期末存货明细表；访谈管理层了解两套口径之间的勾稽关系。这一类问题的实质，是以物理量交叉验证财务数据。原材料投入量、能耗、设备台数、产量、销量、出口报关量之间需形成可复算的对应关系，任一环节的口径切换都要给出量化解释。</w:t>
+      </w:r>
+    </w:p>
+    <w:p>
+      <w:pPr>
+        <w:pStyle w:val="3"/>
+        <w:numPr>
+          <w:ilvl w:val="0"/>
+          <w:numId w:val="0"/>
+        </w:numPr>
+        <w:spacing w:before="156" w:after="156"/>
+      </w:pPr>
+      <w:bookmarkStart w:id="1026" w:name="_Toc900026"/>
+      <w:r>
+        <w:rPr>
+          <w:rFonts w:hint="eastAsia"/>
+        </w:rPr>
+        <w:t>6.7 关注点之六：募投项目与产能消化</w:t>
+      </w:r>
+      <w:bookmarkEnd w:id="1026"/>
+    </w:p>
+    <w:p>
+      <w:pPr>
+        <w:pStyle w:val="a0"/>
+      </w:pPr>
+      <w:r>
+        <w:rPr>
+          <w:rFonts w:hint="eastAsia"/>
+        </w:rPr>
+        <w:t>托伦斯首轮设募投项目专项，落实函要求结合募投新增产能说明产能消化风险；臻宝科技首轮与第二轮均设募投项目专项；珂玛科技在会计师专项回复中设募集资金运用；先锋精科首轮设募投项目专项，第二轮转为募投项目环评。关注角度为新增产能的测算依据、与在手订单及客户需求的匹配、产能爬坡节奏，以及产能利用率下降对毛利率的影响。募投项目的实施场地安排本身也是核查对象。臻宝科技第二轮回复中，中介机构就募投项目采用代建、租赁、回购模式单列七项核查程序，涉及项目投资协议、不动产认购意向书、房屋租赁合同及其登记备案证明、不动产权证书与国有建设用地使用权出让合同。</w:t>
       </w:r>
     </w:p>
     <w:p>
@@ -12967,7 +12867,7 @@
         <w:rPr>
           <w:rFonts w:hint="eastAsia"/>
         </w:rPr>
-        <w:t>6.7 关注点之六：募投项目与产能消化</w:t>
+        <w:t>6.8 各关注点对应的核查材料</w:t>
       </w:r>
       <w:bookmarkEnd w:id="1027"/>
     </w:p>
@@ -12979,36 +12879,7 @@
         <w:rPr>
           <w:rFonts w:hint="eastAsia"/>
         </w:rPr>
-        <w:t>托伦斯首轮设募投项目专项，落实函要求结合募投新增产能说明是否存在产能消化风险；臻宝科技首轮与第二轮均设募投项目专项；珂玛科技会计师专项回复中设募集资金运用；先锋精科首轮设募投项目专项，第二轮转为募投项目环评。关注角度为新增产能的测算依据、与在手订单及客户需求的匹配、产能爬坡节奏，以及产能利用率下降对毛利率的影响。募投项目的实施场地安排本身也构成核查对象，臻宝科技第二轮回复中，中介机构就募投项目采用代建、租赁、回购模式单列七项核查程序，涉及项目投资协议、不动产认购意向书、房屋租赁合同及其登记备案证明、不动产权证书与国有建设用地使用权出让合同。</w:t>
-      </w:r>
-    </w:p>
-    <w:p>
-      <w:pPr>
-        <w:pStyle w:val="3"/>
-        <w:numPr>
-          <w:ilvl w:val="0"/>
-          <w:numId w:val="0"/>
-        </w:numPr>
-        <w:spacing w:before="156" w:after="156"/>
-      </w:pPr>
-      <w:bookmarkStart w:id="1028" w:name="_Toc900028"/>
-      <w:r>
-        <w:rPr>
-          <w:rFonts w:hint="eastAsia"/>
-        </w:rPr>
-        <w:t>6.8 各关注点对应的核查材料</w:t>
-      </w:r>
-      <w:bookmarkEnd w:id="1028"/>
-    </w:p>
-    <w:p>
-      <w:pPr>
-        <w:pStyle w:val="a0"/>
-      </w:pPr>
-      <w:r>
-        <w:rPr>
-          <w:rFonts w:hint="eastAsia"/>
-        </w:rPr>
-        <w:t>将五家企业公开问询回复中中介机构实际调取的材料按关注点归并，可以看到同一类问题在不同企业、不同年份的核查落点高度一致。下表右列为该类材料在企业日常经营中的对应记录，系依据中列内容归纳。</w:t>
+        <w:t>把五家企业公开回复中调取的材料按关注点归并，可以看到同一类问题在不同企业、不同年份的核查落点高度一致。下表右列为这些材料在企业日常经营中的对应记录，系依据中列内容归纳。</w:t>
       </w:r>
     </w:p>
     <w:p>
@@ -13599,7 +13470,7 @@
         <w:pStyle w:val="2"/>
         <w:spacing w:before="156" w:after="156"/>
       </w:pPr>
-      <w:bookmarkStart w:id="1029" w:name="_Toc900029"/>
+      <w:bookmarkStart w:id="1028" w:name="_Toc900028"/>
       <w:r>
         <w:rPr>
           <w:rFonts w:hint="eastAsia"/>
@@ -13607,7 +13478,7 @@
         </w:rPr>
         <w:t>与国泰海通相关的产业链公司</w:t>
       </w:r>
-      <w:bookmarkEnd w:id="1029"/>
+      <w:bookmarkEnd w:id="1028"/>
     </w:p>
     <w:p>
       <w:pPr>
@@ -13629,14 +13500,14 @@
         </w:numPr>
         <w:spacing w:before="156" w:after="156"/>
       </w:pPr>
-      <w:bookmarkStart w:id="1030" w:name="_Toc900030"/>
+      <w:bookmarkStart w:id="1029" w:name="_Toc900029"/>
       <w:r>
         <w:rPr>
           <w:rFonts w:hint="eastAsia"/>
         </w:rPr>
         <w:t>7.1 在审与辅导中的项目</w:t>
       </w:r>
-      <w:bookmarkEnd w:id="1030"/>
+      <w:bookmarkEnd w:id="1029"/>
     </w:p>
     <w:p>
       <w:pPr>
@@ -14318,14 +14189,14 @@
         </w:numPr>
         <w:spacing w:before="156" w:after="156"/>
       </w:pPr>
-      <w:bookmarkStart w:id="1031" w:name="_Toc900031"/>
+      <w:bookmarkStart w:id="1030" w:name="_Toc900030"/>
       <w:r>
         <w:rPr>
           <w:rFonts w:hint="eastAsia"/>
         </w:rPr>
         <w:t>7.2 已保荐上市与再融资的相关公司</w:t>
       </w:r>
-      <w:bookmarkEnd w:id="1031"/>
+      <w:bookmarkEnd w:id="1030"/>
     </w:p>
     <w:p>
       <w:pPr>
@@ -14978,7 +14849,7 @@
         <w:pStyle w:val="2"/>
         <w:spacing w:before="156" w:after="156"/>
       </w:pPr>
-      <w:bookmarkStart w:id="1032" w:name="_Toc900032"/>
+      <w:bookmarkStart w:id="1031" w:name="_Toc900031"/>
       <w:r>
         <w:rPr>
           <w:rFonts w:hint="eastAsia"/>
@@ -14986,7 +14857,7 @@
         </w:rPr>
         <w:t>拜访关注要点</w:t>
       </w:r>
-      <w:bookmarkEnd w:id="1032"/>
+      <w:bookmarkEnd w:id="1031"/>
     </w:p>
     <w:p>
       <w:pPr>
@@ -16026,7 +15897,7 @@
         <w:pStyle w:val="2"/>
         <w:spacing w:before="156" w:after="156"/>
       </w:pPr>
-      <w:bookmarkStart w:id="1033" w:name="_Toc900033"/>
+      <w:bookmarkStart w:id="1032" w:name="_Toc900032"/>
       <w:r>
         <w:rPr>
           <w:rFonts w:hint="eastAsia"/>
@@ -16034,7 +15905,7 @@
         </w:rPr>
         <w:t>主要数据来源与口径说明</w:t>
       </w:r>
-      <w:bookmarkEnd w:id="1033"/>
+      <w:bookmarkEnd w:id="1032"/>
     </w:p>
     <w:p>
       <w:pPr>

--- a/output/金源/无锡金源半导体研究.docx
+++ b/output/金源/无锡金源半导体研究.docx
@@ -2834,7 +2834,7 @@
                 <w:sz w:val="24"/>
                 <w:szCs w:val="24"/>
               </w:rPr>
-              <w:t>18</w:t>
+              <w:t>17</w:t>
             </w:r>
             <w:r>
               <w:rPr>
@@ -2869,7 +2869,7 @@
                 <w:sz w:val="24"/>
                 <w:szCs w:val="24"/>
               </w:rPr>
-              <w:t xml:space="preserve">九、 主要数据来源与口径说明</w:t>
+              <w:t xml:space="preserve">九、 口径说明</w:t>
             </w:r>
             <w:r>
               <w:rPr>
@@ -5026,17 +5026,6 @@
     </w:p>
     <w:p>
       <w:pPr>
-        <w:pStyle w:val="a0"/>
-      </w:pPr>
-      <w:r>
-        <w:rPr>
-          <w:rFonts w:hint="eastAsia"/>
-        </w:rPr>
-        <w:t>是否需要定期更换，决定该零部件属于耗材还是长周期件，进而决定其收入是一次性装机收入还是重复性替换收入。</w:t>
-      </w:r>
-    </w:p>
-    <w:p>
-      <w:pPr>
         <w:keepNext/>
         <w:jc w:val="center"/>
       </w:pPr>
@@ -5757,7 +5746,7 @@
         <w:rPr>
           <w:rFonts w:hint="eastAsia"/>
         </w:rPr>
-        <w:t>材料决定零部件的耐受性能与加工工艺路线。硅与碳化硅零部件用于刻蚀设备，用量大、更换周期短；石英零部件用于刻蚀与炉管设备；氧化铝与氮化铝陶瓷用于加热与绝缘部件；全氟醚橡胶等高分子材料用于真空密封件。</w:t>
+        <w:t>硅与碳化硅零部件用于刻蚀设备，用量大、更换周期短；石英零部件用于刻蚀与炉管设备；氧化铝与氮化铝陶瓷用于加热与绝缘部件；全氟醚橡胶等高分子材料用于真空密封件。材料的选择同时决定了零部件的耐受性能与加工工艺路线。</w:t>
       </w:r>
     </w:p>
     <w:p>
@@ -6210,7 +6199,7 @@
         <w:rPr>
           <w:rFonts w:hint="eastAsia"/>
         </w:rPr>
-        <w:t>原材料的可获得性与价格公允性是这一环节的固有难点。非金属零部件的原材料多通过委托加工定制与成品采购取得，主要供应商为境外企业且多数规模较小，既无市场公开报价，也无可比公司披露的同类采购价格可供对照。</w:t>
+        <w:t>非金属零部件的原材料多通过委托加工定制与成品采购取得，主要供应商为境外企业且多数规模较小。这类材料既无市场公开报价，也无可比公司披露的同类采购价格可供对照，采购价格是否公允难以直接验证。</w:t>
       </w:r>
     </w:p>
     <w:p>
@@ -6239,7 +6228,7 @@
         <w:rPr>
           <w:rFonts w:hint="eastAsia"/>
         </w:rPr>
-        <w:t>零部件制造包含精密机械加工、焊接、表面处理三类核心工艺。这类产品精度高、批量小、多品种、尺寸特殊，一件产品往往要同时满足强度、抗腐蚀、电子特性、电磁特性、材料纯度等多项要求，设计与制造横跨材料、机械、物理、电子、精密仪器几个学科。</w:t>
+        <w:t>零部件制造的核心工艺有三类：精密机械加工、焊接、表面处理。产品的特点是精度高、批量小、多品种、尺寸特殊，一件产品往往要同时满足强度、抗腐蚀、电子特性、电磁特性、材料纯度等多项要求。</w:t>
       </w:r>
     </w:p>
     <w:p>
@@ -7567,7 +7556,7 @@
         <w:rPr>
           <w:rFonts w:hint="eastAsia"/>
         </w:rPr>
-        <w:t>材质决定寿命。碳化硅气体分配盘导热性好、抗等离子体腐蚀能力强于硅和石英，使用寿命是硅气体分配盘的2至4倍，设备的工作在线率也随之提高。</w:t>
+        <w:t>碳化硅气体分配盘导热性好，抗等离子体腐蚀能力强于硅和石英，使用寿命是硅气体分配盘的2至4倍，设备的工作在线率也随之提高。材质直接决定这一品类的更换频次。</w:t>
       </w:r>
     </w:p>
     <w:p>
@@ -8036,7 +8025,7 @@
         <w:rPr>
           <w:rFonts w:hint="eastAsia"/>
         </w:rPr>
-        <w:t>从各品类的国产化程度看，越靠近工艺反应、对材料与精度要求越高的部件，国产化率越低。机械类中的简单结构件国产化率较高、国内企业已进入国际市场，而高端产品仍未突破；仪器仪表类与光学类的高端产品则基本未国产化。</w:t>
+        <w:t>机械类中的简单结构件国产化率较高，国内企业已进入国际市场，高端产品仍未突破；仪器仪表类与光学类的高端产品则基本未国产化。越靠近工艺反应、对材料与精度要求越高的部件，国产化率越低。</w:t>
       </w:r>
     </w:p>
     <w:p>
@@ -8047,7 +8036,7 @@
         <w:rPr>
           <w:rFonts w:hint="eastAsia"/>
         </w:rPr>
-        <w:t>无锡金源的两条核心产品线正处在这条曲线的低位。刻蚀设备用气体分配盘国内尚无稳定量产企业，半导体陶瓷加热器国产化率不足10%、具备稳定量产能力的企业较少。但行业本身的增速并不高：按QY Research的预测，气体分配盘全球市场2023年至2030年的年复合增长率为7.0%，陶瓷加热器2024年至2030年为6.2%。增长空间主要来自替代而非扩容。2024年国内晶圆厂零部件采购中，向零部件厂商直接采购的比例为71.4%，弗若斯特沙利文预计2029年升至80.3%，非金属零部件由70.8%升至80.7%，这部分增量对应的正是境外供应商让出的份额。国产化率最低的品类，替代空间也最大。</w:t>
+        <w:t>无锡金源的两条核心产品线正落在国产化率最低的一端。刻蚀设备用气体分配盘国内尚无稳定量产企业，半导体陶瓷加热器国产化率不足10%、具备稳定量产能力的企业较少。但行业本身增速不高。按QY Research的预测，气体分配盘全球市场2023年至2030年的年复合增长率为7.0%，陶瓷加热器2024年至2030年为6.2%。增长空间主要来自替代而非扩容。2024年国内晶圆厂零部件采购中，向零部件厂商直接采购的比例为71.4%，弗若斯特沙利文预计2029年升至80.3%，非金属零部件由70.8%升至80.7%，这部分增量对应的正是境外供应商让出的份额。国产化率最低的品类，替代空间也最大。</w:t>
       </w:r>
     </w:p>
     <w:p>
@@ -9800,7 +9789,7 @@
         <w:rPr>
           <w:rFonts w:hint="eastAsia"/>
         </w:rPr>
-        <w:t>单一产品的毛利率波动幅度大于公司整体，且同一品类在不同厂商之间差距很大。五家可比公司中，托伦斯与先锋精科按单品披露了毛利率，富创精密未作单品拆分。与无锡金源两条核心产品线直接对应的是匀气盘（气体分布盘）与加热器。</w:t>
+        <w:t>五家可比公司中，托伦斯与先锋精科按单品披露了毛利率，富创精密未作单品拆分。与无锡金源两条核心产品线直接对应的是匀气盘（气体分布盘）与加热器。</w:t>
       </w:r>
     </w:p>
     <w:p>
@@ -12577,7 +12566,7 @@
         <w:rPr>
           <w:rFonts w:hint="eastAsia"/>
         </w:rPr>
-        <w:t>以下各节的体例是：先列交易所问了什么，再列中介机构调取了哪些材料作答。内容取自交易所网站已公开披露的问询回复文件，发行人与中介机构自行作出的结论性意见不予引用。只涉及单家企业特定情形的问题，如实际控制人认定、与关联方共用厂房人员、技术出资合法性等，各家情况不同，对无锡金源没有参照价值，本章不列。</w:t>
+        <w:t>本章内容取自交易所网站已公开披露的问询回复文件，发行人与中介机构自行作出的结论性意见不予引用。只涉及单家企业特定情形的问题，如实际控制人认定、与关联方共用厂房人员、技术出资合法性等，各家情况不同，对无锡金源没有参照价值，本章不列。</w:t>
       </w:r>
     </w:p>
     <w:p>
@@ -12639,7 +12628,7 @@
         <w:rPr>
           <w:rFonts w:hint="eastAsia"/>
         </w:rPr>
-        <w:t>回复方式以调取台账和量化测算为主，三家的做法各有侧重。臻宝科技第二轮回复列明核查程序九项，包括查阅仓库管理和成本核算制度，获取废料台账与产成品明细并测算利用边角料生产的产品数量与材料成本，获取报废产品明细与材料更换涉及的产品清单并对良率变动作量化分析，获取物料清单与实际投入产出关系比对，以及按产品类型分析单位成本与毛利率的变动。珂玛科技在审核中心意见落实函中获取产品规格数据，测算主要产品的单位体积价格与单位体积成本，再量化各因素对毛利率变动的影响。先锋精科第二轮回复将毛利率变动拆成两层：先区分产品结构变动与细分产品自身指标变动的影响，再逐项统计单价、单位直接材料、单位直接人工、单位制造费用与单位外协成本的变动数额，并对影响较大的细分产品查看实物与工艺路线。三家的共同点在于，毛利率的解释须建立在产品级、纯度级、尺寸级的数据拆分之上，而不能直接归因于技术水平。</w:t>
+        <w:t>臻宝科技第二轮回复列明核查程序九项，包括查阅仓库管理和成本核算制度，获取废料台账与产成品明细并测算利用边角料生产的产品数量与材料成本，获取报废产品明细与材料更换涉及的产品清单并对良率变动作量化分析，获取物料清单与实际投入产出关系比对，以及按产品类型分析单位成本与毛利率的变动。珂玛科技在审核中心意见落实函中获取产品规格数据，测算主要产品的单位体积价格与单位体积成本，再量化各因素对毛利率变动的影响。先锋精科第二轮回复将毛利率变动拆成两层：先区分产品结构变动与细分产品自身指标变动的影响，再逐项统计单价、单位直接材料、单位直接人工、单位制造费用与单位外协成本的变动数额，并对影响较大的细分产品查看实物与工艺路线。三家做法不同，指向一致：毛利率的解释须建立在产品级、纯度级、尺寸级的数据拆分之上，而不能直接归因于技术水平。</w:t>
       </w:r>
     </w:p>
     <w:p>
@@ -12810,7 +12799,7 @@
         <w:rPr>
           <w:rFonts w:hint="eastAsia"/>
         </w:rPr>
-        <w:t>第四轮问询可以说明核查深度。交易所列出报告期各期按重量与按长度计算的两套产销比，2016年至2019年1—6月按重量口径分别为103.05%、96.58%、90.56%、54.12%，按长度口径分别为99.37%、90.41%、94.66%、59.71%，要求从定性和定量两方面说明差异原因及合理性。同一轮次还列出各期单位设备用水量12,885.71、9,254.55、5,814.29和1,063.33吨／台，单位设备用电量87.33、88.86、95.69和45.23万千瓦时／台，末期为2019年1—6月半年数；要求列表说明各月度用水量、用电量与当月产量、在产设备数量的配比关系及差异原因，并提供相应凭据。</w:t>
+        <w:t>交易所在第四轮列出报告期各期按重量与按长度计算的两套产销比，2016年至2019年1—6月按重量口径分别为103.05%、96.58%、90.56%、54.12%，按长度口径分别为99.37%、90.41%、94.66%、59.71%，要求从定性和定量两方面说明差异原因及合理性。同一轮次还列出各期单位设备用水量12,885.71、9,254.55、5,814.29和1,063.33吨／台，单位设备用电量87.33、88.86、95.69和45.23万千瓦时／台，末期为2019年1—6月半年数；要求列表说明各月度用水量、用电量与当月产量、在产设备数量的配比关系及差异原因，并提供相应凭据。</w:t>
       </w:r>
     </w:p>
     <w:p>
@@ -12879,7 +12868,7 @@
         <w:rPr>
           <w:rFonts w:hint="eastAsia"/>
         </w:rPr>
-        <w:t>把五家企业公开回复中调取的材料按关注点归并，可以看到同一类问题在不同企业、不同年份的核查落点高度一致。下表右列为这些材料在企业日常经营中的对应记录，系依据中列内容归纳。</w:t>
+        <w:t>同一类问题在不同企业、不同年份的核查落点高度一致。下表右列为这些材料在企业日常经营中的对应记录，系依据中列内容归纳。</w:t>
       </w:r>
     </w:p>
     <w:p>
@@ -13488,7 +13477,7 @@
         <w:rPr>
           <w:rFonts w:hint="eastAsia"/>
         </w:rPr>
-        <w:t>本章列示国泰海通在半导体设备与零部件领域的在审、辅导、已保荐上市与再融资项目。各表末列标注该公司与无锡金源在产业链上的位置关系，关系判断依据为产品在设备中的功能位置，不涉及双方是否已存在业务往来。</w:t>
+        <w:t>本章列示国泰海通在半导体设备与零部件领域的在审、辅导、已保荐上市与再融资项目，并标注各公司与无锡金源在产业链上的位置关系。</w:t>
       </w:r>
     </w:p>
     <w:p>
@@ -15903,7 +15892,7 @@
           <w:rFonts w:hint="eastAsia"/>
           <w:b/>
         </w:rPr>
-        <w:t>主要数据来源与口径说明</w:t>
+        <w:t>口径说明</w:t>
       </w:r>
       <w:bookmarkEnd w:id="1032"/>
     </w:p>
@@ -15915,7 +15904,7 @@
         <w:rPr>
           <w:rFonts w:hint="eastAsia"/>
         </w:rPr>
-        <w:t>行业数据来自弗若斯特沙利文、QY Research、IC World等机构的统计，经臻宝科技与托伦斯招股说明书列示；可比公司经营与财务数据来自各公司定期报告与Wind整理成果；审核关注要点来自五家样本企业的问询函回复与落实函回复；标的公司信息来自企业信用信息公示与公司官网。各表与无锡金源产品的对应关系，以及国泰海通相关公司的产业链关系，均为本报告依据产品功能与材料属性归纳，非公司或第三方披露信息。</w:t>
+        <w:t>各表中与无锡金源产品的对应关系，以及国泰海通相关公司的产业链关系，均为本报告依据产品功能与材料属性归纳，非公司或第三方披露信息。</w:t>
       </w:r>
     </w:p>
     <w:p>

--- a/output/金源/无锡金源半导体研究.docx
+++ b/output/金源/无锡金源半导体研究.docx
@@ -1001,7 +1001,7 @@
                 <w:sz w:val="24"/>
                 <w:szCs w:val="24"/>
               </w:rPr>
-              <w:t>5</w:t>
+              <w:t>6</w:t>
             </w:r>
             <w:r>
               <w:rPr>
@@ -1089,7 +1089,7 @@
                 <w:sz w:val="24"/>
                 <w:szCs w:val="24"/>
               </w:rPr>
-              <w:t>5</w:t>
+              <w:t>6</w:t>
             </w:r>
             <w:r>
               <w:rPr>
@@ -1267,7 +1267,7 @@
                 <w:sz w:val="24"/>
                 <w:szCs w:val="24"/>
               </w:rPr>
-              <w:t>6</w:t>
+              <w:t>8</w:t>
             </w:r>
             <w:r>
               <w:rPr>
@@ -1348,7 +1348,7 @@
                 <w:sz w:val="24"/>
                 <w:szCs w:val="24"/>
               </w:rPr>
-              <w:t>8</w:t>
+              <w:t>9</w:t>
             </w:r>
             <w:r>
               <w:rPr>
@@ -1436,7 +1436,7 @@
                 <w:sz w:val="24"/>
                 <w:szCs w:val="24"/>
               </w:rPr>
-              <w:t>8</w:t>
+              <w:t>9</w:t>
             </w:r>
             <w:r>
               <w:rPr>
@@ -1525,7 +1525,7 @@
                 <w:sz w:val="24"/>
                 <w:szCs w:val="24"/>
               </w:rPr>
-              <w:t>8</w:t>
+              <w:t>9</w:t>
             </w:r>
             <w:r>
               <w:rPr>
@@ -1614,7 +1614,7 @@
                 <w:sz w:val="24"/>
                 <w:szCs w:val="24"/>
               </w:rPr>
-              <w:t>9</w:t>
+              <w:t>10</w:t>
             </w:r>
             <w:r>
               <w:rPr>
@@ -1703,7 +1703,7 @@
                 <w:sz w:val="24"/>
                 <w:szCs w:val="24"/>
               </w:rPr>
-              <w:t>10</w:t>
+              <w:t>11</w:t>
             </w:r>
             <w:r>
               <w:rPr>
@@ -1784,7 +1784,7 @@
                 <w:sz w:val="24"/>
                 <w:szCs w:val="24"/>
               </w:rPr>
-              <w:t>10</w:t>
+              <w:t>11</w:t>
             </w:r>
             <w:r>
               <w:rPr>
@@ -1872,7 +1872,7 @@
                 <w:sz w:val="24"/>
                 <w:szCs w:val="24"/>
               </w:rPr>
-              <w:t>10</w:t>
+              <w:t>12</w:t>
             </w:r>
             <w:r>
               <w:rPr>
@@ -1961,7 +1961,7 @@
                 <w:sz w:val="24"/>
                 <w:szCs w:val="24"/>
               </w:rPr>
-              <w:t>12</w:t>
+              <w:t>13</w:t>
             </w:r>
             <w:r>
               <w:rPr>
@@ -2050,7 +2050,7 @@
                 <w:sz w:val="24"/>
                 <w:szCs w:val="24"/>
               </w:rPr>
-              <w:t>13</w:t>
+              <w:t>14</w:t>
             </w:r>
             <w:r>
               <w:rPr>
@@ -2139,7 +2139,7 @@
                 <w:sz w:val="24"/>
                 <w:szCs w:val="24"/>
               </w:rPr>
-              <w:t>13</w:t>
+              <w:t>14</w:t>
             </w:r>
             <w:r>
               <w:rPr>
@@ -2228,7 +2228,7 @@
                 <w:sz w:val="24"/>
                 <w:szCs w:val="24"/>
               </w:rPr>
-              <w:t>14</w:t>
+              <w:t>15</w:t>
             </w:r>
             <w:r>
               <w:rPr>
@@ -2317,7 +2317,7 @@
                 <w:sz w:val="24"/>
                 <w:szCs w:val="24"/>
               </w:rPr>
-              <w:t>14</w:t>
+              <w:t>15</w:t>
             </w:r>
             <w:r>
               <w:rPr>
@@ -2406,7 +2406,7 @@
                 <w:sz w:val="24"/>
                 <w:szCs w:val="24"/>
               </w:rPr>
-              <w:t>15</w:t>
+              <w:t>16</w:t>
             </w:r>
             <w:r>
               <w:rPr>
@@ -2495,7 +2495,7 @@
                 <w:sz w:val="24"/>
                 <w:szCs w:val="24"/>
               </w:rPr>
-              <w:t>15</w:t>
+              <w:t>16</w:t>
             </w:r>
             <w:r>
               <w:rPr>
@@ -2576,7 +2576,7 @@
                 <w:sz w:val="24"/>
                 <w:szCs w:val="24"/>
               </w:rPr>
-              <w:t>16</w:t>
+              <w:t>17</w:t>
             </w:r>
             <w:r>
               <w:rPr>
@@ -2664,7 +2664,7 @@
                 <w:sz w:val="24"/>
                 <w:szCs w:val="24"/>
               </w:rPr>
-              <w:t>16</w:t>
+              <w:t>17</w:t>
             </w:r>
             <w:r>
               <w:rPr>
@@ -2753,7 +2753,7 @@
                 <w:sz w:val="24"/>
                 <w:szCs w:val="24"/>
               </w:rPr>
-              <w:t>17</w:t>
+              <w:t>18</w:t>
             </w:r>
             <w:r>
               <w:rPr>
@@ -2834,7 +2834,7 @@
                 <w:sz w:val="24"/>
                 <w:szCs w:val="24"/>
               </w:rPr>
-              <w:t>17</w:t>
+              <w:t>18</w:t>
             </w:r>
             <w:r>
               <w:rPr>
@@ -2914,7 +2914,7 @@
                 <w:sz w:val="24"/>
                 <w:szCs w:val="24"/>
               </w:rPr>
-              <w:t>19</w:t>
+              <w:t>20</w:t>
             </w:r>
             <w:r>
               <w:rPr>
@@ -5707,6 +5707,17 @@
     </w:p>
     <w:p>
       <w:pPr>
+        <w:pStyle w:val="a0"/>
+      </w:pPr>
+      <w:r>
+        <w:rPr>
+          <w:rFonts w:hint="eastAsia"/>
+        </w:rPr>
+        <w:t>其中精密气体喷头有两种供货方式。一是作为新件交付，二是把损耗后的旧件经表面处理修复、重新投用。后者对客户降低的是单位使用成本，而非一次采购价；对公司而言，收入也从一次性交易转为随设备运行持续发生。能否提供修复再用的方案，是同一品类内不同供应商的差别所在。</w:t>
+      </w:r>
+    </w:p>
+    <w:p>
+      <w:pPr>
         <w:pStyle w:val="2"/>
         <w:spacing w:before="156" w:after="156"/>
       </w:pPr>
@@ -5760,7 +5771,7 @@
           <w:b/>
           <w:sz w:val="21"/>
         </w:rPr>
-        <w:t>表4  机械类零部件按材质划分的技术难点</w:t>
+        <w:t>表4  各类零部件按材质划分的技术难点</w:t>
       </w:r>
     </w:p>
     <w:tbl>
@@ -6176,6 +6187,84 @@
           </w:p>
         </w:tc>
       </w:tr>
+      <w:tr>
+        <w:trPr>
+          <w:cantSplit/>
+          <w:jc w:val="center"/>
+        </w:trPr>
+        <w:tc>
+          <w:tcPr>
+            <w:tcW w:w="778" w:type="pct"/>
+            <w:tcBorders>
+              <w:top w:val="single" w:sz="4" w:space="0" w:color="010000"/>
+            </w:tcBorders>
+            <w:vAlign w:val="center"/>
+          </w:tcPr>
+          <w:p>
+            <w:pPr>
+              <w:jc w:val="center"/>
+            </w:pPr>
+            <w:r/>
+            <w:r>
+              <w:rPr>
+                <w:rFonts w:hint="eastAsia"/>
+                <w:b/>
+                <w:color w:val="000000"/>
+                <w:sz w:val="21"/>
+              </w:rPr>
+              <w:t>密封件</w:t>
+            </w:r>
+          </w:p>
+        </w:tc>
+        <w:tc>
+          <w:tcPr>
+            <w:tcW w:w="2889" w:type="pct"/>
+            <w:tcBorders>
+              <w:top w:val="single" w:sz="4" w:space="0" w:color="010000"/>
+            </w:tcBorders>
+            <w:vAlign w:val="center"/>
+          </w:tcPr>
+          <w:p>
+            <w:pPr>
+              <w:jc w:val="left"/>
+            </w:pPr>
+            <w:r/>
+            <w:r>
+              <w:rPr>
+                <w:rFonts w:hint="eastAsia"/>
+                <w:b/>
+                <w:color w:val="000000"/>
+                <w:sz w:val="21"/>
+              </w:rPr>
+              <w:t>材料需做成分分析与掺杂；耐化性上要应对腐蚀性气体、化学品与臭氧等离子体，并耐高温与机械摩擦；形状特殊，模具加工难度较大</w:t>
+            </w:r>
+          </w:p>
+        </w:tc>
+        <w:tc>
+          <w:tcPr>
+            <w:tcW w:w="1333" w:type="pct"/>
+            <w:tcBorders>
+              <w:top w:val="single" w:sz="4" w:space="0" w:color="010000"/>
+            </w:tcBorders>
+            <w:vAlign w:val="center"/>
+          </w:tcPr>
+          <w:p>
+            <w:pPr>
+              <w:jc w:val="left"/>
+            </w:pPr>
+            <w:r/>
+            <w:r>
+              <w:rPr>
+                <w:rFonts w:hint="eastAsia"/>
+                <w:b/>
+                <w:color w:val="000000"/>
+                <w:sz w:val="21"/>
+              </w:rPr>
+              <w:t>O型圈、门板上的密封件</w:t>
+            </w:r>
+          </w:p>
+        </w:tc>
+      </w:tr>
     </w:tbl>
     <w:p>
       <w:pPr>
@@ -6188,7 +6277,7 @@
           <w:sz w:val="11"/>
           <w:szCs w:val="11"/>
         </w:rPr>
-        <w:t>资料来源：托伦斯招股说明书（注册稿），本报告整理。注：末列系本报告按材料属性对应，公司实际采用的材料以当面确认为准。</w:t>
+        <w:t>资料来源：托伦斯招股说明书（注册稿）；先锋精科招股说明书（注册稿），本报告整理。注：密封件一行取自先锋精科招股说明书列示的CIC数据，其余四行取自托伦斯招股说明书；末列系本报告按材料属性对应，公司实际采用的材料以当面确认为准。</w:t>
       </w:r>
     </w:p>
     <w:p>
@@ -6200,6 +6289,17 @@
           <w:rFonts w:hint="eastAsia"/>
         </w:rPr>
         <w:t>非金属零部件的原材料多通过委托加工定制与成品采购取得，主要供应商为境外企业且多数规模较小。这类材料既无市场公开报价，也无可比公司披露的同类采购价格可供对照，采购价格是否公允难以直接验证。</w:t>
+      </w:r>
+    </w:p>
+    <w:p>
+      <w:pPr>
+        <w:pStyle w:val="a0"/>
+      </w:pPr>
+      <w:r>
+        <w:rPr>
+          <w:rFonts w:hint="eastAsia"/>
+        </w:rPr>
+        <w:t>无锡金源的四条产品线分别落在金属、陶瓷、高分子三类材料上，上游的约束因此是分开的：气体喷头与门板受制于铝材与表面处理，加热盘受制于陶瓷粉体，O型圈受制于全氟醚胶料。其中陶瓷粉体与全氟醚胶料是自制还是外购，直接决定这两条线的成本结构，也决定公司在上游是否存在单一供应商依赖。</w:t>
       </w:r>
     </w:p>
     <w:p>
@@ -6240,6 +6340,17 @@
           <w:rFonts w:hint="eastAsia"/>
         </w:rPr>
         <w:t>表面处理既是制造环节，也可作为独立服务提供。零部件在使用中受污染与损耗后，通过熔射再生、阳极氧化、精密清洗等工艺可恢复性能并再次投入使用，形成再生服务市场。再生服务的可得性影响零部件的实际更换频次，进而影响耗材类产品的重复采购量。</w:t>
+      </w:r>
+    </w:p>
+    <w:p>
+      <w:pPr>
+        <w:pStyle w:val="a0"/>
+      </w:pPr>
+      <w:r>
+        <w:rPr>
+          <w:rFonts w:hint="eastAsia"/>
+        </w:rPr>
+        <w:t>无锡金源在中游的位置取决于它做到哪一段。只做制造，是按图交付的零件供应商，收入随客户的采购批次波动；制造与表面处理都做，则可以承接同一批部件的新件供货与后续修复，在客户端形成连续的服务关系。公司四条产品线中，气体喷头与门板都要经过表面处理，这一段的自制比例是判断其生态位的关键。</w:t>
       </w:r>
     </w:p>
     <w:p>
@@ -7286,7 +7397,7 @@
         </w:tc>
         <w:tc>
           <w:tcPr>
-            <w:tcW w:w="1471" w:type="pct"/>
+            <w:tcW w:w="1275" w:type="pct"/>
             <w:tcBorders>
               <w:top w:val="single" w:sz="12" w:space="0" w:color="010000"/>
               <w:bottom w:val="single" w:sz="4" w:space="0" w:color="010000"/>
@@ -7312,7 +7423,7 @@
         </w:tc>
         <w:tc>
           <w:tcPr>
-            <w:tcW w:w="1667" w:type="pct"/>
+            <w:tcW w:w="1863" w:type="pct"/>
             <w:tcBorders>
               <w:top w:val="single" w:sz="12" w:space="0" w:color="010000"/>
               <w:bottom w:val="single" w:sz="4" w:space="0" w:color="010000"/>
@@ -7390,7 +7501,7 @@
         </w:tc>
         <w:tc>
           <w:tcPr>
-            <w:tcW w:w="1471" w:type="pct"/>
+            <w:tcW w:w="1275" w:type="pct"/>
             <w:tcBorders>
               <w:top w:val="single" w:sz="4" w:space="0" w:color="010000"/>
             </w:tcBorders>
@@ -7413,7 +7524,7 @@
         </w:tc>
         <w:tc>
           <w:tcPr>
-            <w:tcW w:w="1667" w:type="pct"/>
+            <w:tcW w:w="1863" w:type="pct"/>
             <w:tcBorders>
               <w:top w:val="single" w:sz="4" w:space="0" w:color="010000"/>
             </w:tcBorders>
@@ -7488,7 +7599,7 @@
         </w:tc>
         <w:tc>
           <w:tcPr>
-            <w:tcW w:w="1471" w:type="pct"/>
+            <w:tcW w:w="1275" w:type="pct"/>
             <w:tcBorders>
               <w:top w:val="single" w:sz="4" w:space="0" w:color="010000"/>
             </w:tcBorders>
@@ -7511,7 +7622,7 @@
         </w:tc>
         <w:tc>
           <w:tcPr>
-            <w:tcW w:w="1667" w:type="pct"/>
+            <w:tcW w:w="1863" w:type="pct"/>
             <w:tcBorders>
               <w:top w:val="single" w:sz="4" w:space="0" w:color="010000"/>
             </w:tcBorders>
@@ -7529,6 +7640,202 @@
                 <w:sz w:val="21"/>
               </w:rPr>
               <w:t>主要由日本NGK／NTK、Sumitomo Electric等企业主导；国内产业化程度较低，国产化率不足10%，具备稳定量产能力的企业较少</w:t>
+            </w:r>
+          </w:p>
+        </w:tc>
+      </w:tr>
+      <w:tr>
+        <w:trPr>
+          <w:cantSplit/>
+          <w:jc w:val="center"/>
+        </w:trPr>
+        <w:tc>
+          <w:tcPr>
+            <w:tcW w:w="1176" w:type="pct"/>
+            <w:tcBorders>
+              <w:top w:val="single" w:sz="4" w:space="0" w:color="010000"/>
+            </w:tcBorders>
+            <w:vAlign w:val="center"/>
+          </w:tcPr>
+          <w:p>
+            <w:pPr>
+              <w:jc w:val="left"/>
+            </w:pPr>
+            <w:r/>
+            <w:r>
+              <w:rPr>
+                <w:rFonts w:hint="eastAsia"/>
+                <w:color w:val="000000"/>
+                <w:sz w:val="21"/>
+              </w:rPr>
+              <w:t>半导体设备用密封件（全氟醚橡胶等）</w:t>
+            </w:r>
+          </w:p>
+        </w:tc>
+        <w:tc>
+          <w:tcPr>
+            <w:tcW w:w="686" w:type="pct"/>
+            <w:tcBorders>
+              <w:top w:val="single" w:sz="4" w:space="0" w:color="010000"/>
+            </w:tcBorders>
+            <w:vAlign w:val="center"/>
+          </w:tcPr>
+          <w:p>
+            <w:pPr>
+              <w:jc w:val="center"/>
+            </w:pPr>
+            <w:r/>
+            <w:r>
+              <w:rPr>
+                <w:rFonts w:hint="eastAsia"/>
+                <w:color w:val="000000"/>
+                <w:sz w:val="21"/>
+              </w:rPr>
+              <w:t>O型圈</w:t>
+            </w:r>
+          </w:p>
+        </w:tc>
+        <w:tc>
+          <w:tcPr>
+            <w:tcW w:w="1275" w:type="pct"/>
+            <w:tcBorders>
+              <w:top w:val="single" w:sz="4" w:space="0" w:color="010000"/>
+            </w:tcBorders>
+            <w:vAlign w:val="center"/>
+          </w:tcPr>
+          <w:p>
+            <w:pPr>
+              <w:jc w:val="left"/>
+            </w:pPr>
+            <w:r/>
+            <w:r>
+              <w:rPr>
+                <w:rFonts w:hint="eastAsia"/>
+                <w:color w:val="000000"/>
+                <w:sz w:val="21"/>
+              </w:rPr>
+              <w:t>无独立的公开市场规模统计</w:t>
+            </w:r>
+          </w:p>
+        </w:tc>
+        <w:tc>
+          <w:tcPr>
+            <w:tcW w:w="1863" w:type="pct"/>
+            <w:tcBorders>
+              <w:top w:val="single" w:sz="4" w:space="0" w:color="010000"/>
+            </w:tcBorders>
+            <w:vAlign w:val="center"/>
+          </w:tcPr>
+          <w:p>
+            <w:pPr>
+              <w:jc w:val="left"/>
+            </w:pPr>
+            <w:r/>
+            <w:r>
+              <w:rPr>
+                <w:rFonts w:hint="eastAsia"/>
+                <w:color w:val="000000"/>
+                <w:sz w:val="21"/>
+              </w:rPr>
+              <w:t>公开信息中未见该品类的份额统计；技术门槛在材料成分与掺杂、耐腐蚀气体与臭氧等离子体的耐化性、以及异形件的模具加工</w:t>
+            </w:r>
+          </w:p>
+        </w:tc>
+      </w:tr>
+      <w:tr>
+        <w:trPr>
+          <w:cantSplit/>
+          <w:jc w:val="center"/>
+        </w:trPr>
+        <w:tc>
+          <w:tcPr>
+            <w:tcW w:w="1176" w:type="pct"/>
+            <w:tcBorders>
+              <w:top w:val="single" w:sz="4" w:space="0" w:color="010000"/>
+            </w:tcBorders>
+            <w:vAlign w:val="center"/>
+          </w:tcPr>
+          <w:p>
+            <w:pPr>
+              <w:jc w:val="left"/>
+            </w:pPr>
+            <w:r/>
+            <w:r>
+              <w:rPr>
+                <w:rFonts w:hint="eastAsia"/>
+                <w:color w:val="000000"/>
+                <w:sz w:val="21"/>
+              </w:rPr>
+              <w:t>腔体门板等金属结构件</w:t>
+            </w:r>
+          </w:p>
+        </w:tc>
+        <w:tc>
+          <w:tcPr>
+            <w:tcW w:w="686" w:type="pct"/>
+            <w:tcBorders>
+              <w:top w:val="single" w:sz="4" w:space="0" w:color="010000"/>
+            </w:tcBorders>
+            <w:vAlign w:val="center"/>
+          </w:tcPr>
+          <w:p>
+            <w:pPr>
+              <w:jc w:val="center"/>
+            </w:pPr>
+            <w:r/>
+            <w:r>
+              <w:rPr>
+                <w:rFonts w:hint="eastAsia"/>
+                <w:color w:val="000000"/>
+                <w:sz w:val="21"/>
+              </w:rPr>
+              <w:t>密封件门板</w:t>
+            </w:r>
+          </w:p>
+        </w:tc>
+        <w:tc>
+          <w:tcPr>
+            <w:tcW w:w="1275" w:type="pct"/>
+            <w:tcBorders>
+              <w:top w:val="single" w:sz="4" w:space="0" w:color="010000"/>
+            </w:tcBorders>
+            <w:vAlign w:val="center"/>
+          </w:tcPr>
+          <w:p>
+            <w:pPr>
+              <w:jc w:val="left"/>
+            </w:pPr>
+            <w:r/>
+            <w:r>
+              <w:rPr>
+                <w:rFonts w:hint="eastAsia"/>
+                <w:color w:val="000000"/>
+                <w:sz w:val="21"/>
+              </w:rPr>
+              <w:t>未单独统计，包含在金属结构零部件之内</w:t>
+            </w:r>
+          </w:p>
+        </w:tc>
+        <w:tc>
+          <w:tcPr>
+            <w:tcW w:w="1863" w:type="pct"/>
+            <w:tcBorders>
+              <w:top w:val="single" w:sz="4" w:space="0" w:color="010000"/>
+            </w:tcBorders>
+            <w:vAlign w:val="center"/>
+          </w:tcPr>
+          <w:p>
+            <w:pPr>
+              <w:jc w:val="left"/>
+            </w:pPr>
+            <w:r/>
+            <w:r>
+              <w:rPr>
+                <w:rFonts w:hint="eastAsia"/>
+                <w:color w:val="000000"/>
+                <w:sz w:val="21"/>
+              </w:rPr>
+              <w:t>属机械类中的简单结构产品，国产化率较高，国内企业已进入国际市场，高端产品仍由境外企业主导</w:t>
             </w:r>
           </w:p>
         </w:tc>
@@ -7545,7 +7852,7 @@
           <w:sz w:val="11"/>
           <w:szCs w:val="11"/>
         </w:rPr>
-        <w:t>资料来源：臻宝科技招股说明书（注册稿），本报告整理。注：两个品类的数据发布机构均为QY Research（QYR）。半导体用密封件品类目前无独立的公开市场规模统计，本报告不列示该品类的规模数据。</w:t>
+        <w:t>资料来源：臻宝科技招股说明书（注册稿）；先锋精科招股说明书（注册稿）；托伦斯招股说明书（注册稿），本报告整理。注：前两个品类的规模数据发布机构为QY Research（QYR）；密封件的技术门槛取自先锋精科招股说明书列示的CIC数据；金属结构件的国产化表述取自托伦斯招股说明书的机械类口径。后两个品类无独立的公开市场规模统计，本报告不作估算。</w:t>
       </w:r>
     </w:p>
     <w:p>
@@ -7557,6 +7864,28 @@
           <w:rFonts w:hint="eastAsia"/>
         </w:rPr>
         <w:t>碳化硅气体分配盘导热性好，抗等离子体腐蚀能力强于硅和石英，使用寿命是硅气体分配盘的2至4倍，设备的工作在线率也随之提高。材质直接决定这一品类的更换频次。</w:t>
+      </w:r>
+    </w:p>
+    <w:p>
+      <w:pPr>
+        <w:pStyle w:val="a0"/>
+      </w:pPr>
+      <w:r>
+        <w:rPr>
+          <w:rFonts w:hint="eastAsia"/>
+        </w:rPr>
+        <w:t>四条产品线的分量并不相同。精密气体喷头与加热盘所处的两个品类，一个国内尚无稳定量产企业，一个国产化率不足10%，是全表中壁垒最高、也最缺国产供给的两项；O型圈与密封件门板则无独立的市场规模统计，门板所属的金属结构件国产化率本身就较高，技术门槛集中在机加工与装配。</w:t>
+      </w:r>
+    </w:p>
+    <w:p>
+      <w:pPr>
+        <w:pStyle w:val="a0"/>
+      </w:pPr>
+      <w:r>
+        <w:rPr>
+          <w:rFonts w:hint="eastAsia"/>
+        </w:rPr>
+        <w:t>本报告判断，公司的技术能力集中在精密气体喷头与加热盘两项，依据有三。第一，这两个品类的国产供给最薄弱，而公司的喷头已按LAM机型对位列示，尺寸与接口须与进口原件一致，说明产品已具备直接替换的条件，关键指标与国外原件应处于同一水平。第二，加热盘走陶瓷路线，公司的技术积累以自有专利为载体，而非依附于外部授权。第三，气体喷头属可再生耗材，公司除新件供货外还能提供修复再用，在同品类供应商中构成差异化能力。O型圈与密封件门板则更接近配套品类，本报告不单独展开，相关的收入占比与毛利率仍列入当面确认事项。</w:t>
       </w:r>
     </w:p>
     <w:p>
@@ -9760,7 +10089,7 @@
         <w:rPr>
           <w:rFonts w:hint="eastAsia"/>
         </w:rPr>
-        <w:t>五家公司的毛利率分成两档。非金属路线的珂玛科技、臻宝科技在50%上下；金属路线的先锋精科、托伦斯、富创精密均不到30%，分别为29.02%、27.14%与24.94%。两档之间最窄处也相差约20个百分点。同行业公司对此的解释是加工附加值与原材料成本的比例不同：非金属零部件在加工过程中产生的附加值高于原材料成本，金属件更接近材料加工，模组类产品还要计入外购零部件成本。无锡金源的产品跨这两条路线，综合毛利率取决于各产品线的材质与收入结构。</w:t>
+        <w:t>五家公司的毛利率分成两档。非金属路线的珂玛科技、臻宝科技在50%上下；金属路线的先锋精科、托伦斯、富创精密均不到30%，分别为29.02%、27.14%与24.94%。两档之间最窄处也相差约20个百分点。同行业公司对此的解释是加工附加值与原材料成本的比例不同：非金属零部件在加工过程中产生的附加值高于原材料成本，金属件更接近材料加工，模组类产品还要计入外购零部件成本。无锡金源的产品跨这两条路线。加热盘若走氮化铝陶瓷路线，对应的是高毛利率一档；气体喷头视采用金属还是非金属材料落在不同档；O型圈属高分子密封件，两档均不覆盖，门板属结构件、附加值最低。综合毛利率取决于各产品线的材质与收入结构，其中加热盘的占比影响最大。</w:t>
       </w:r>
     </w:p>
     <w:p>
@@ -9789,7 +10118,7 @@
         <w:rPr>
           <w:rFonts w:hint="eastAsia"/>
         </w:rPr>
-        <w:t>五家可比公司中，托伦斯与先锋精科按单品披露了毛利率，富创精密未作单品拆分。与无锡金源两条核心产品线直接对应的是匀气盘（气体分布盘）与加热器。</w:t>
+        <w:t>五家可比公司中，托伦斯与先锋精科按单品披露了毛利率，富创精密未作单品拆分。与无锡金源两条核心产品线直接对应的是匀气盘（气体分布盘）与加热器，这也正是公司技术能力最强的两项。O型圈与密封件门板在五家可比公司中均无对应的分产品披露，公开数据无法覆盖，只能当面取数。</w:t>
       </w:r>
     </w:p>
     <w:p>
@@ -15538,7 +15867,7 @@
                 <w:color w:val="000000"/>
                 <w:sz w:val="21"/>
               </w:rPr>
-              <w:t>近三年研发费用与占营业收入比重？核心技术的具体载体是什么？专利与非专利技术的构成？</w:t>
+              <w:t>近三年研发费用与占营业收入比重？专利与非专利技术的构成，其中加热盘相关专利的数量、类型与授权状态？气体喷头的修复再生能力自建到什么程度，修复件与新件的收入占比与毛利率差异？产品关键指标与国外同类原件的对比数据？</w:t>
             </w:r>
           </w:p>
         </w:tc>
@@ -15561,7 +15890,7 @@
                 <w:color w:val="000000"/>
                 <w:sz w:val="21"/>
               </w:rPr>
-              <w:t>可比公司2025年研发费用率区间为4.44%至9.32%。技术先进性是五家样本企业均被问及的事项，托伦斯第二轮被要求说明高精度机械制造、焊接、表面处理三项核心工艺的技术水平。</w:t>
+              <w:t>可比公司2025年研发费用率区间为4.44%至9.32%。技术先进性是五家样本企业均被问及的事项，托伦斯第二轮被要求说明高精度机械制造、焊接、表面处理三项核心工艺的技术水平，并以可比公司公开参数与客户方确认作为印证。</w:t>
             </w:r>
           </w:p>
         </w:tc>

--- a/output/金源/无锡金源半导体研究.docx
+++ b/output/金源/无锡金源半导体研究.docx
@@ -2834,7 +2834,7 @@
                 <w:sz w:val="24"/>
                 <w:szCs w:val="24"/>
               </w:rPr>
-              <w:t>18</w:t>
+              <w:t>19</w:t>
             </w:r>
             <w:r>
               <w:rPr>
@@ -5713,7 +5713,7 @@
         <w:rPr>
           <w:rFonts w:hint="eastAsia"/>
         </w:rPr>
-        <w:t>其中精密气体喷头有两种供货方式。一是作为新件交付，二是把损耗后的旧件经表面处理修复、重新投用。后者对客户降低的是单位使用成本，而非一次采购价；对公司而言，收入也从一次性交易转为随设备运行持续发生。能否提供修复再用的方案，是同一品类内不同供应商的差别所在。</w:t>
+        <w:t>其中精密气体喷头有两种供货方式。一是作为新件交付。二是把损耗后的旧件经表面处理修复，重新投用。后者降低的是客户的单位使用成本，而不是一次采购价。对公司而言，收入也由一次性交易转为随设备运行持续发生。同一品类内，能不能提供修复再用，是供应商之间的主要差别。无锡金源的气体喷头两种方式都做。</w:t>
       </w:r>
     </w:p>
     <w:p>
@@ -6299,7 +6299,7 @@
         <w:rPr>
           <w:rFonts w:hint="eastAsia"/>
         </w:rPr>
-        <w:t>无锡金源的四条产品线分别落在金属、陶瓷、高分子三类材料上，上游的约束因此是分开的：气体喷头与门板受制于铝材与表面处理，加热盘受制于陶瓷粉体，O型圈受制于全氟醚胶料。其中陶瓷粉体与全氟醚胶料是自制还是外购，直接决定这两条线的成本结构，也决定公司在上游是否存在单一供应商依赖。</w:t>
+        <w:t>无锡金源的四条产品线分属不同材料，上游的约束因此是分开的。加热盘受制于陶瓷粉体，O型圈受制于全氟醚胶料；门板由金属件与高分子密封件组合而成，两头都受影响。气体喷头则取决于走哪条材料路线：走金属路线看铝材与表面处理，走非金属路线看硅、碳化硅的原料纯度与脆性。这四种原料中，陶瓷粉体与全氟醚胶料的门槛最高。两者是自制还是外购，直接决定对应产品线的成本结构，也决定公司在上游有没有单一供应商依赖。</w:t>
       </w:r>
     </w:p>
     <w:p>
@@ -6350,7 +6350,7 @@
         <w:rPr>
           <w:rFonts w:hint="eastAsia"/>
         </w:rPr>
-        <w:t>无锡金源在中游的位置取决于它做到哪一段。只做制造，是按图交付的零件供应商，收入随客户的采购批次波动；制造与表面处理都做，则可以承接同一批部件的新件供货与后续修复，在客户端形成连续的服务关系。公司四条产品线中，气体喷头与门板都要经过表面处理，这一段的自制比例是判断其生态位的关键。</w:t>
+        <w:t>无锡金源在中游的位置，取决于它做到哪一段。只做制造，就是按图交付的零件供应商，收入随客户的采购批次波动。制造与表面处理都做，才能同时承接新件供货与后续修复，在客户端形成连续的服务关系。公司的气体喷头与门板都要经过表面处理，这一段的自制比例，是判断其生态位的关键。</w:t>
       </w:r>
     </w:p>
     <w:p>
@@ -7737,7 +7737,7 @@
                 <w:color w:val="000000"/>
                 <w:sz w:val="21"/>
               </w:rPr>
-              <w:t>公开信息中未见该品类的份额统计；技术门槛在材料成分与掺杂、耐腐蚀气体与臭氧等离子体的耐化性、以及异形件的模具加工</w:t>
+              <w:t>公开信息中未见该品类的份额统计；技术门槛在材料成分与掺杂、耐腐蚀气体与臭氧等离子体的耐化性、以及形状特殊带来的模具加工难度</w:t>
             </w:r>
           </w:p>
         </w:tc>
@@ -7812,7 +7812,7 @@
                 <w:color w:val="000000"/>
                 <w:sz w:val="21"/>
               </w:rPr>
-              <w:t>未单独统计，包含在金属结构零部件之内</w:t>
+              <w:t>公开统计中未单列该品类</w:t>
             </w:r>
           </w:p>
         </w:tc>
@@ -7835,7 +7835,7 @@
                 <w:color w:val="000000"/>
                 <w:sz w:val="21"/>
               </w:rPr>
-              <w:t>属机械类中的简单结构产品，国产化率较高，国内企业已进入国际市场，高端产品仍由境外企业主导</w:t>
+              <w:t>属机械类中的简单结构产品，国产化率较高，国内企业已进入国际市场，高端产品国产化率仍低</w:t>
             </w:r>
           </w:p>
         </w:tc>
@@ -7874,7 +7874,7 @@
         <w:rPr>
           <w:rFonts w:hint="eastAsia"/>
         </w:rPr>
-        <w:t>四条产品线的分量并不相同。精密气体喷头与加热盘所处的两个品类，一个国内尚无稳定量产企业，一个国产化率不足10%，是全表中壁垒最高、也最缺国产供给的两项；O型圈与密封件门板则无独立的市场规模统计，门板所属的金属结构件国产化率本身就较高，技术门槛集中在机加工与装配。</w:t>
+        <w:t>四条产品线的分量并不相同。精密气体喷头与加热盘所处的两个品类，一个国内尚无稳定量产企业，一个国产化率不足10%，是四项中壁垒最高、国产供给也最少的两项。另两项则相反。O型圈虽同属耗材、收入可重复发生，但公开信息中既无市场规模也无份额统计；门板所属的金属结构件国产化率本身就较高，门槛集中在机加工与装配。</w:t>
       </w:r>
     </w:p>
     <w:p>
@@ -7885,7 +7885,7 @@
         <w:rPr>
           <w:rFonts w:hint="eastAsia"/>
         </w:rPr>
-        <w:t>本报告判断，公司的技术能力集中在精密气体喷头与加热盘两项，依据有三。第一，这两个品类的国产供给最薄弱，而公司的喷头已按LAM机型对位列示，尺寸与接口须与进口原件一致，说明产品已具备直接替换的条件，关键指标与国外原件应处于同一水平。第二，加热盘走陶瓷路线，公司的技术积累以自有专利为载体，而非依附于外部授权。第三，气体喷头属可再生耗材，公司除新件供货外还能提供修复再用，在同品类供应商中构成差异化能力。O型圈与密封件门板则更接近配套品类，本报告不单独展开，相关的收入占比与毛利率仍列入当面确认事项。</w:t>
+        <w:t>本报告判断，公司的技术能力集中在气体喷头与加热盘两项，依据有三。一是替换位置。公司的喷头按LAM机型对位供货，尺寸、接口以至关键指标都要与进口原件对齐，否则无法装机。能进入这个位置，本身就是能力的证明。二是技术归属。加热盘走陶瓷路线，公司的技术积累以自有专利为载体，不依附于外部授权。三是服务形态。气体喷头属可再生耗材，公司在新件之外还能提供修复再用，这在同品类供应商中并不普遍。O型圈与密封件门板不构成主要的能力来源，本报告不单独展开，其收入占比与毛利率列入当面确认事项。</w:t>
       </w:r>
     </w:p>
     <w:p>
@@ -8365,7 +8365,7 @@
         <w:rPr>
           <w:rFonts w:hint="eastAsia"/>
         </w:rPr>
-        <w:t>无锡金源的两条核心产品线正落在国产化率最低的一端。刻蚀设备用气体分配盘国内尚无稳定量产企业，半导体陶瓷加热器国产化率不足10%、具备稳定量产能力的企业较少。但行业本身增速不高。按QY Research的预测，气体分配盘全球市场2023年至2030年的年复合增长率为7.0%，陶瓷加热器2024年至2030年为6.2%。增长空间主要来自替代而非扩容。2024年国内晶圆厂零部件采购中，向零部件厂商直接采购的比例为71.4%，弗若斯特沙利文预计2029年升至80.3%，非金属零部件由70.8%升至80.7%，这部分增量对应的正是境外供应商让出的份额。国产化率最低的品类，替代空间也最大。</w:t>
+        <w:t>无锡金源的两条核心产品线正落在这条曲线的低端。不过，行业本身的增速并不高。按QY Research的预测，气体分配盘全球市场2023年至2030年的年复合增长率为7.0%，陶瓷加热器2024年至2030年为6.2%。增长空间主要来自替代而非扩容。2024年国内晶圆厂零部件采购中，向零部件厂商直接采购的比例为71.4%，弗若斯特沙利文预计2029年升至80.3%，非金属零部件由70.8%升至80.7%，这部分增量对应的正是境外供应商让出的份额。国产化率最低的品类，替代空间也最大。</w:t>
       </w:r>
     </w:p>
     <w:p>
@@ -10089,7 +10089,7 @@
         <w:rPr>
           <w:rFonts w:hint="eastAsia"/>
         </w:rPr>
-        <w:t>五家公司的毛利率分成两档。非金属路线的珂玛科技、臻宝科技在50%上下；金属路线的先锋精科、托伦斯、富创精密均不到30%，分别为29.02%、27.14%与24.94%。两档之间最窄处也相差约20个百分点。同行业公司对此的解释是加工附加值与原材料成本的比例不同：非金属零部件在加工过程中产生的附加值高于原材料成本，金属件更接近材料加工，模组类产品还要计入外购零部件成本。无锡金源的产品跨这两条路线。加热盘若走氮化铝陶瓷路线，对应的是高毛利率一档；气体喷头视采用金属还是非金属材料落在不同档；O型圈属高分子密封件，两档均不覆盖，门板属结构件、附加值最低。综合毛利率取决于各产品线的材质与收入结构，其中加热盘的占比影响最大。</w:t>
+        <w:t>五家公司的毛利率分成两档。非金属路线的珂玛科技、臻宝科技在50%上下；金属路线的先锋精科、托伦斯、富创精密均不到30%，分别为29.02%、27.14%与24.94%。两档之间最窄处也相差约20个百分点。同行业公司对此的解释是加工附加值与原材料成本的比例不同：非金属零部件在加工过程中产生的附加值高于原材料成本，金属件更接近材料加工，模组类产品还要计入外购零部件成本。无锡金源的产品跨这两条路线。加热盘若走氮化铝陶瓷路线，落在高毛利率一档；气体喷头视采用金属还是非金属材料，落在不同档。O型圈属高分子密封件，两档都不覆盖；门板属结构件，附加值最低。因此公司的综合毛利率主要取决于加热盘的收入占比。</w:t>
       </w:r>
     </w:p>
     <w:p>
@@ -12957,7 +12957,7 @@
         <w:rPr>
           <w:rFonts w:hint="eastAsia"/>
         </w:rPr>
-        <w:t>臻宝科技第二轮回复列明核查程序九项，包括查阅仓库管理和成本核算制度，获取废料台账与产成品明细并测算利用边角料生产的产品数量与材料成本，获取报废产品明细与材料更换涉及的产品清单并对良率变动作量化分析，获取物料清单与实际投入产出关系比对，以及按产品类型分析单位成本与毛利率的变动。珂玛科技在审核中心意见落实函中获取产品规格数据，测算主要产品的单位体积价格与单位体积成本，再量化各因素对毛利率变动的影响。先锋精科第二轮回复将毛利率变动拆成两层：先区分产品结构变动与细分产品自身指标变动的影响，再逐项统计单价、单位直接材料、单位直接人工、单位制造费用与单位外协成本的变动数额，并对影响较大的细分产品查看实物与工艺路线。三家做法不同，指向一致：毛利率的解释须建立在产品级、纯度级、尺寸级的数据拆分之上，而不能直接归因于技术水平。</w:t>
+        <w:t>臻宝科技第二轮回复列明核查程序九项，落点集中在台账与测算：查阅仓库管理和成本核算制度；获取废料台账与产成品明细，测算利用边角料生产的产品数量与材料成本；获取报废产品明细与材料更换涉及的产品清单，对良率变动作量化分析；获取物料清单与实际投入产出关系比对；按产品类型分析单位成本与毛利率的变动。珂玛科技在审核中心意见落实函中获取产品规格数据，测算主要产品的单位体积价格与单位体积成本，再量化各因素对毛利率变动的影响。先锋精科第二轮回复将毛利率变动拆成两层：先区分产品结构变动与细分产品自身指标变动的影响，再逐项统计单价、单位直接材料、单位直接人工、单位制造费用与单位外协成本的变动数额，并对影响较大的细分产品查看实物与工艺路线。三家做法不同，指向一致：毛利率的解释须建立在产品级、纯度级、尺寸级的数据拆分之上，而不能直接归因于技术水平。</w:t>
       </w:r>
     </w:p>
     <w:p>
@@ -13048,7 +13048,7 @@
         <w:rPr>
           <w:rFonts w:hint="eastAsia"/>
         </w:rPr>
-        <w:t>托伦斯落实函的问法具有代表性，要求披露三项内容：一是收入增速下滑的原因，以及与行业趋势、可比公司业绩变动的差异；二是增速放缓仍持续扩产的考虑，并结合募投新增产能说明是否存在产能消化风险；三是结合在手订单数量与价格、产能利用率预计变动、汇兑损益变化，分析毛利率及经营利润是否存在进一步下滑的风险。核查程序共六项：查阅SEMI、QY Research等机构发布的市场规模与国产化率数据以复核测算逻辑，获取募投项目可行性研究报告与经济效益测算表，查阅下游行业研究报告与主要厂商资本开支计划，查阅可比公司及下游主要客户的定期报告，获取在手订单以分析价格变动与产能增长。业绩变动最终须归因到可外部验证的行业数据，以及可比公司、下游客户的定期报告。</w:t>
+        <w:t>托伦斯落实函的问法具有代表性，要求披露三项内容：一是收入增速下滑的原因，以及与行业趋势、可比公司业绩变动的差异；二是增速放缓仍持续扩产的考虑，并结合募投新增产能说明是否存在产能消化风险；三是结合在手订单数量与价格、产能利用率预计变动、汇兑损益变化，分析毛利率及经营利润是否存在进一步下滑的风险。核查程序共六项：查阅SEMI、QY Research等机构发布的市场规模与国产化率数据，复核测算逻辑；获取募投项目可行性研究报告与经济效益测算表；查阅下游行业研究报告与主要厂商资本开支计划；查阅可比公司及下游主要客户的定期报告；获取在手订单，分析价格变动与产能增长。业绩变动最终须归因到可外部验证的行业数据，以及可比公司、下游客户的定期报告。</w:t>
       </w:r>
     </w:p>
     <w:p>
@@ -13128,7 +13128,7 @@
         <w:rPr>
           <w:rFonts w:hint="eastAsia"/>
         </w:rPr>
-        <w:t>交易所在第四轮列出报告期各期按重量与按长度计算的两套产销比，2016年至2019年1—6月按重量口径分别为103.05%、96.58%、90.56%、54.12%，按长度口径分别为99.37%、90.41%、94.66%、59.71%，要求从定性和定量两方面说明差异原因及合理性。同一轮次还列出各期单位设备用水量12,885.71、9,254.55、5,814.29和1,063.33吨／台，单位设备用电量87.33、88.86、95.69和45.23万千瓦时／台，末期为2019年1—6月半年数；要求列表说明各月度用水量、用电量与当月产量、在产设备数量的配比关系及差异原因，并提供相应凭据。</w:t>
+        <w:t>交易所在第四轮列出报告期各期按重量与按长度计算的两套产销比。2016年至2019年1—6月，按重量口径分别为103.05%、96.58%、90.56%、54.12%，按长度口径分别为99.37%、90.41%、94.66%、59.71%。两套口径的差异原因及合理性，要求从定性和定量两方面说明。同一轮次还列出各期单位设备用水量12,885.71、9,254.55、5,814.29和1,063.33吨／台，单位设备用电量87.33、88.86、95.69和45.23万千瓦时／台，末期为2019年1—6月半年数；要求列表说明各月度用水量、用电量与当月产量、在产设备数量的配比关系及差异原因，并提供相应凭据。</w:t>
       </w:r>
     </w:p>
     <w:p>

--- a/output/金源/无锡金源半导体研究.docx
+++ b/output/金源/无锡金源半导体研究.docx
@@ -4,7 +4,6 @@
   <w:body>
     <w:p>
       <w:pPr>
-        <w:keepNext/>
         <w:widowControl/>
         <w:spacing w:before="156" w:after="156" w:line="360" w:lineRule="auto"/>
         <w:jc w:val="center"/>
@@ -3078,7 +3077,6 @@
           </w:tcPr>
           <w:p>
             <w:pPr>
-              <w:keepNext/>
               <w:jc w:val="center"/>
             </w:pPr>
             <w:r/>
@@ -3104,7 +3102,6 @@
           </w:tcPr>
           <w:p>
             <w:pPr>
-              <w:keepNext/>
               <w:jc w:val="center"/>
             </w:pPr>
             <w:r/>
@@ -3130,7 +3127,6 @@
           </w:tcPr>
           <w:p>
             <w:pPr>
-              <w:keepNext/>
               <w:jc w:val="center"/>
             </w:pPr>
             <w:r/>
@@ -3156,7 +3152,6 @@
           </w:tcPr>
           <w:p>
             <w:pPr>
-              <w:keepNext/>
               <w:jc w:val="center"/>
             </w:pPr>
             <w:r/>
@@ -3182,7 +3177,6 @@
           </w:tcPr>
           <w:p>
             <w:pPr>
-              <w:keepNext/>
               <w:jc w:val="center"/>
             </w:pPr>
             <w:r/>
@@ -3803,7 +3797,6 @@
           </w:tcPr>
           <w:p>
             <w:pPr>
-              <w:keepNext/>
               <w:jc w:val="center"/>
             </w:pPr>
             <w:r/>
@@ -3829,7 +3822,6 @@
           </w:tcPr>
           <w:p>
             <w:pPr>
-              <w:keepNext/>
               <w:jc w:val="center"/>
             </w:pPr>
             <w:r/>
@@ -3855,7 +3847,6 @@
           </w:tcPr>
           <w:p>
             <w:pPr>
-              <w:keepNext/>
               <w:jc w:val="center"/>
             </w:pPr>
             <w:r/>
@@ -3881,7 +3872,6 @@
           </w:tcPr>
           <w:p>
             <w:pPr>
-              <w:keepNext/>
               <w:jc w:val="center"/>
             </w:pPr>
             <w:r/>
@@ -5075,7 +5065,6 @@
           </w:tcPr>
           <w:p>
             <w:pPr>
-              <w:keepNext/>
               <w:jc w:val="center"/>
             </w:pPr>
             <w:r/>
@@ -5101,7 +5090,6 @@
           </w:tcPr>
           <w:p>
             <w:pPr>
-              <w:keepNext/>
               <w:jc w:val="center"/>
             </w:pPr>
             <w:r/>
@@ -5127,7 +5115,6 @@
           </w:tcPr>
           <w:p>
             <w:pPr>
-              <w:keepNext/>
               <w:jc w:val="center"/>
             </w:pPr>
             <w:r/>
@@ -5153,7 +5140,6 @@
           </w:tcPr>
           <w:p>
             <w:pPr>
-              <w:keepNext/>
               <w:jc w:val="center"/>
             </w:pPr>
             <w:r/>
@@ -5810,7 +5796,6 @@
           </w:tcPr>
           <w:p>
             <w:pPr>
-              <w:keepNext/>
               <w:jc w:val="center"/>
             </w:pPr>
             <w:r/>
@@ -5836,7 +5821,6 @@
           </w:tcPr>
           <w:p>
             <w:pPr>
-              <w:keepNext/>
               <w:jc w:val="center"/>
             </w:pPr>
             <w:r/>
@@ -5862,7 +5846,6 @@
           </w:tcPr>
           <w:p>
             <w:pPr>
-              <w:keepNext/>
               <w:jc w:val="center"/>
             </w:pPr>
             <w:r/>
@@ -6478,7 +6461,6 @@
           </w:tcPr>
           <w:p>
             <w:pPr>
-              <w:keepNext/>
               <w:jc w:val="center"/>
             </w:pPr>
             <w:r/>
@@ -6504,7 +6486,6 @@
           </w:tcPr>
           <w:p>
             <w:pPr>
-              <w:keepNext/>
               <w:jc w:val="center"/>
             </w:pPr>
             <w:r/>
@@ -6530,7 +6511,6 @@
           </w:tcPr>
           <w:p>
             <w:pPr>
-              <w:keepNext/>
               <w:jc w:val="center"/>
             </w:pPr>
             <w:r/>
@@ -6556,7 +6536,6 @@
           </w:tcPr>
           <w:p>
             <w:pPr>
-              <w:keepNext/>
               <w:jc w:val="center"/>
             </w:pPr>
             <w:r/>
@@ -6582,7 +6561,6 @@
           </w:tcPr>
           <w:p>
             <w:pPr>
-              <w:keepNext/>
               <w:jc w:val="center"/>
             </w:pPr>
             <w:r/>
@@ -7220,7 +7198,6 @@
     </w:p>
     <w:p>
       <w:pPr>
-        <w:keepNext/>
         <w:jc w:val="center"/>
       </w:pPr>
       <w:r>
@@ -7260,6 +7237,7 @@
     </w:p>
     <w:p>
       <w:pPr>
+        <w:keepNext/>
         <w:jc w:val="center"/>
       </w:pPr>
       <w:r>
@@ -7354,7 +7332,6 @@
           </w:tcPr>
           <w:p>
             <w:pPr>
-              <w:keepNext/>
               <w:jc w:val="center"/>
             </w:pPr>
             <w:r/>
@@ -7380,7 +7357,6 @@
           </w:tcPr>
           <w:p>
             <w:pPr>
-              <w:keepNext/>
               <w:jc w:val="center"/>
             </w:pPr>
             <w:r/>
@@ -7406,7 +7382,6 @@
           </w:tcPr>
           <w:p>
             <w:pPr>
-              <w:keepNext/>
               <w:jc w:val="center"/>
             </w:pPr>
             <w:r/>
@@ -7432,7 +7407,6 @@
           </w:tcPr>
           <w:p>
             <w:pPr>
-              <w:keepNext/>
               <w:jc w:val="center"/>
             </w:pPr>
             <w:r/>
@@ -7966,7 +7940,6 @@
           </w:tcPr>
           <w:p>
             <w:pPr>
-              <w:keepNext/>
               <w:jc w:val="center"/>
             </w:pPr>
             <w:r/>
@@ -7992,7 +7965,6 @@
           </w:tcPr>
           <w:p>
             <w:pPr>
-              <w:keepNext/>
               <w:jc w:val="center"/>
             </w:pPr>
             <w:r/>
@@ -8464,7 +8436,6 @@
           </w:tcPr>
           <w:p>
             <w:pPr>
-              <w:keepNext/>
               <w:jc w:val="center"/>
             </w:pPr>
             <w:r/>
@@ -8490,7 +8461,6 @@
           </w:tcPr>
           <w:p>
             <w:pPr>
-              <w:keepNext/>
               <w:jc w:val="center"/>
             </w:pPr>
             <w:r/>
@@ -8516,7 +8486,6 @@
           </w:tcPr>
           <w:p>
             <w:pPr>
-              <w:keepNext/>
               <w:jc w:val="center"/>
             </w:pPr>
             <w:r/>
@@ -8542,7 +8511,6 @@
           </w:tcPr>
           <w:p>
             <w:pPr>
-              <w:keepNext/>
               <w:jc w:val="center"/>
             </w:pPr>
             <w:r/>
@@ -8568,7 +8536,6 @@
           </w:tcPr>
           <w:p>
             <w:pPr>
-              <w:keepNext/>
               <w:jc w:val="center"/>
             </w:pPr>
             <w:r/>
@@ -9274,7 +9241,6 @@
           </w:tcPr>
           <w:p>
             <w:pPr>
-              <w:keepNext/>
               <w:jc w:val="center"/>
             </w:pPr>
             <w:r/>
@@ -9300,7 +9266,6 @@
           </w:tcPr>
           <w:p>
             <w:pPr>
-              <w:keepNext/>
               <w:jc w:val="center"/>
             </w:pPr>
             <w:r/>
@@ -9326,7 +9291,6 @@
           </w:tcPr>
           <w:p>
             <w:pPr>
-              <w:keepNext/>
               <w:jc w:val="center"/>
             </w:pPr>
             <w:r/>
@@ -9352,7 +9316,6 @@
           </w:tcPr>
           <w:p>
             <w:pPr>
-              <w:keepNext/>
               <w:jc w:val="center"/>
             </w:pPr>
             <w:r/>
@@ -9378,7 +9341,6 @@
           </w:tcPr>
           <w:p>
             <w:pPr>
-              <w:keepNext/>
               <w:jc w:val="center"/>
             </w:pPr>
             <w:r/>
@@ -10016,7 +9978,6 @@
     </w:p>
     <w:p>
       <w:pPr>
-        <w:keepNext/>
         <w:jc w:val="center"/>
       </w:pPr>
       <w:r>
@@ -10056,6 +10017,7 @@
     </w:p>
     <w:p>
       <w:pPr>
+        <w:keepNext/>
         <w:jc w:val="center"/>
       </w:pPr>
       <w:r>
@@ -10174,7 +10136,6 @@
           </w:tcPr>
           <w:p>
             <w:pPr>
-              <w:keepNext/>
               <w:jc w:val="center"/>
             </w:pPr>
             <w:r/>
@@ -10200,7 +10161,6 @@
           </w:tcPr>
           <w:p>
             <w:pPr>
-              <w:keepNext/>
               <w:jc w:val="center"/>
             </w:pPr>
             <w:r/>
@@ -10226,7 +10186,6 @@
           </w:tcPr>
           <w:p>
             <w:pPr>
-              <w:keepNext/>
               <w:jc w:val="center"/>
             </w:pPr>
             <w:r/>
@@ -10252,7 +10211,6 @@
           </w:tcPr>
           <w:p>
             <w:pPr>
-              <w:keepNext/>
               <w:jc w:val="center"/>
             </w:pPr>
             <w:r/>
@@ -10278,7 +10236,6 @@
           </w:tcPr>
           <w:p>
             <w:pPr>
-              <w:keepNext/>
               <w:jc w:val="center"/>
             </w:pPr>
             <w:r/>
@@ -10304,7 +10261,6 @@
           </w:tcPr>
           <w:p>
             <w:pPr>
-              <w:keepNext/>
               <w:jc w:val="center"/>
             </w:pPr>
             <w:r/>
@@ -11098,7 +11054,6 @@
     </w:p>
     <w:p>
       <w:pPr>
-        <w:keepNext/>
         <w:jc w:val="center"/>
       </w:pPr>
       <w:r>
@@ -11138,6 +11093,7 @@
     </w:p>
     <w:p>
       <w:pPr>
+        <w:keepNext/>
         <w:jc w:val="center"/>
       </w:pPr>
       <w:r>
@@ -11232,7 +11188,6 @@
           </w:tcPr>
           <w:p>
             <w:pPr>
-              <w:keepNext/>
               <w:jc w:val="center"/>
             </w:pPr>
             <w:r/>
@@ -11258,7 +11213,6 @@
           </w:tcPr>
           <w:p>
             <w:pPr>
-              <w:keepNext/>
               <w:jc w:val="center"/>
             </w:pPr>
             <w:r/>
@@ -11284,7 +11238,6 @@
           </w:tcPr>
           <w:p>
             <w:pPr>
-              <w:keepNext/>
               <w:jc w:val="center"/>
             </w:pPr>
             <w:r/>
@@ -11310,7 +11263,6 @@
           </w:tcPr>
           <w:p>
             <w:pPr>
-              <w:keepNext/>
               <w:jc w:val="center"/>
             </w:pPr>
             <w:r/>
@@ -11928,7 +11880,6 @@
           </w:tcPr>
           <w:p>
             <w:pPr>
-              <w:keepNext/>
               <w:jc w:val="center"/>
             </w:pPr>
             <w:r/>
@@ -11954,7 +11905,6 @@
           </w:tcPr>
           <w:p>
             <w:pPr>
-              <w:keepNext/>
               <w:jc w:val="center"/>
             </w:pPr>
             <w:r/>
@@ -11980,7 +11930,6 @@
           </w:tcPr>
           <w:p>
             <w:pPr>
-              <w:keepNext/>
               <w:jc w:val="center"/>
             </w:pPr>
             <w:r/>
@@ -12006,7 +11955,6 @@
           </w:tcPr>
           <w:p>
             <w:pPr>
-              <w:keepNext/>
               <w:jc w:val="center"/>
             </w:pPr>
             <w:r/>
@@ -12032,7 +11980,6 @@
           </w:tcPr>
           <w:p>
             <w:pPr>
-              <w:keepNext/>
               <w:jc w:val="center"/>
             </w:pPr>
             <w:r/>
@@ -12058,7 +12005,6 @@
           </w:tcPr>
           <w:p>
             <w:pPr>
-              <w:keepNext/>
               <w:jc w:val="center"/>
             </w:pPr>
             <w:r/>
@@ -12822,7 +12768,6 @@
     </w:p>
     <w:p>
       <w:pPr>
-        <w:keepNext/>
         <w:jc w:val="center"/>
       </w:pPr>
       <w:r>
@@ -12862,6 +12807,7 @@
     </w:p>
     <w:p>
       <w:pPr>
+        <w:keepNext/>
         <w:jc w:val="center"/>
       </w:pPr>
       <w:r>
@@ -13250,7 +13196,6 @@
           </w:tcPr>
           <w:p>
             <w:pPr>
-              <w:keepNext/>
               <w:jc w:val="center"/>
             </w:pPr>
             <w:r/>
@@ -13276,7 +13221,6 @@
           </w:tcPr>
           <w:p>
             <w:pPr>
-              <w:keepNext/>
               <w:jc w:val="center"/>
             </w:pPr>
             <w:r/>
@@ -13302,7 +13246,6 @@
           </w:tcPr>
           <w:p>
             <w:pPr>
-              <w:keepNext/>
               <w:jc w:val="center"/>
             </w:pPr>
             <w:r/>
@@ -13879,7 +13822,6 @@
           </w:tcPr>
           <w:p>
             <w:pPr>
-              <w:keepNext/>
               <w:jc w:val="center"/>
             </w:pPr>
             <w:r/>
@@ -13905,7 +13847,6 @@
           </w:tcPr>
           <w:p>
             <w:pPr>
-              <w:keepNext/>
               <w:jc w:val="center"/>
             </w:pPr>
             <w:r/>
@@ -13931,7 +13872,6 @@
           </w:tcPr>
           <w:p>
             <w:pPr>
-              <w:keepNext/>
               <w:jc w:val="center"/>
             </w:pPr>
             <w:r/>
@@ -13957,7 +13897,6 @@
           </w:tcPr>
           <w:p>
             <w:pPr>
-              <w:keepNext/>
               <w:jc w:val="center"/>
             </w:pPr>
             <w:r/>
@@ -13983,7 +13922,6 @@
           </w:tcPr>
           <w:p>
             <w:pPr>
-              <w:keepNext/>
               <w:jc w:val="center"/>
             </w:pPr>
             <w:r/>
@@ -14569,7 +14507,6 @@
           </w:tcPr>
           <w:p>
             <w:pPr>
-              <w:keepNext/>
               <w:jc w:val="center"/>
             </w:pPr>
             <w:r/>
@@ -14595,7 +14532,6 @@
           </w:tcPr>
           <w:p>
             <w:pPr>
-              <w:keepNext/>
               <w:jc w:val="center"/>
             </w:pPr>
             <w:r/>
@@ -14621,7 +14557,6 @@
           </w:tcPr>
           <w:p>
             <w:pPr>
-              <w:keepNext/>
               <w:jc w:val="center"/>
             </w:pPr>
             <w:r/>
@@ -14647,7 +14582,6 @@
           </w:tcPr>
           <w:p>
             <w:pPr>
-              <w:keepNext/>
               <w:jc w:val="center"/>
             </w:pPr>
             <w:r/>
@@ -14673,7 +14607,6 @@
           </w:tcPr>
           <w:p>
             <w:pPr>
-              <w:keepNext/>
               <w:jc w:val="center"/>
             </w:pPr>
             <w:r/>
@@ -14699,7 +14632,6 @@
           </w:tcPr>
           <w:p>
             <w:pPr>
-              <w:keepNext/>
               <w:jc w:val="center"/>
             </w:pPr>
             <w:r/>
@@ -15227,7 +15159,6 @@
           </w:tcPr>
           <w:p>
             <w:pPr>
-              <w:keepNext/>
               <w:jc w:val="center"/>
             </w:pPr>
             <w:r/>
@@ -15253,7 +15184,6 @@
           </w:tcPr>
           <w:p>
             <w:pPr>
-              <w:keepNext/>
               <w:jc w:val="center"/>
             </w:pPr>
             <w:r/>
@@ -15279,7 +15209,6 @@
           </w:tcPr>
           <w:p>
             <w:pPr>
-              <w:keepNext/>
               <w:jc w:val="center"/>
             </w:pPr>
             <w:r/>
@@ -17223,8 +17152,6 @@
     <w:qFormat/>
     <w:rsid w:val="000E155A"/>
     <w:pPr>
-      <w:keepNext/>
-      <w:keepLines/>
       <w:pageBreakBefore/>
       <w:numPr>
         <w:numId w:val="16"/>
@@ -17249,8 +17176,6 @@
     <w:qFormat/>
     <w:rsid w:val="000E155A"/>
     <w:pPr>
-      <w:keepNext/>
-      <w:keepLines/>
       <w:numPr>
         <w:ilvl w:val="1"/>
         <w:numId w:val="16"/>
@@ -17276,8 +17201,6 @@
     <w:qFormat/>
     <w:rsid w:val="000F283C"/>
     <w:pPr>
-      <w:keepNext/>
-      <w:keepLines/>
       <w:numPr>
         <w:ilvl w:val="2"/>
         <w:numId w:val="16"/>
@@ -17304,8 +17227,6 @@
     <w:qFormat/>
     <w:rsid w:val="000E155A"/>
     <w:pPr>
-      <w:keepNext/>
-      <w:keepLines/>
       <w:numPr>
         <w:ilvl w:val="3"/>
         <w:numId w:val="16"/>
@@ -17330,8 +17251,6 @@
     <w:qFormat/>
     <w:rsid w:val="000E155A"/>
     <w:pPr>
-      <w:keepNext/>
-      <w:keepLines/>
       <w:numPr>
         <w:ilvl w:val="4"/>
         <w:numId w:val="16"/>
@@ -17378,8 +17297,6 @@
     <w:qFormat/>
     <w:rsid w:val="000E155A"/>
     <w:pPr>
-      <w:keepNext/>
-      <w:keepLines/>
       <w:numPr>
         <w:ilvl w:val="6"/>
         <w:numId w:val="16"/>
@@ -17649,7 +17566,6 @@
     <w:qFormat/>
     <w:rsid w:val="000E155A"/>
     <w:pPr>
-      <w:keepNext/>
       <w:jc w:val="right"/>
     </w:pPr>
     <w:rPr>

--- a/output/金源/无锡金源半导体研究.docx
+++ b/output/金源/无锡金源半导体研究.docx
@@ -572,7 +572,7 @@
                 <w:sz w:val="24"/>
                 <w:szCs w:val="24"/>
               </w:rPr>
-              <w:t>3</w:t>
+              <w:t>4</w:t>
             </w:r>
             <w:r>
               <w:rPr>
@@ -830,7 +830,7 @@
                 <w:sz w:val="24"/>
                 <w:szCs w:val="24"/>
               </w:rPr>
-              <w:t>5</w:t>
+              <w:t>6</w:t>
             </w:r>
             <w:r>
               <w:rPr>
@@ -919,7 +919,7 @@
                 <w:sz w:val="24"/>
                 <w:szCs w:val="24"/>
               </w:rPr>
-              <w:t>5</w:t>
+              <w:t>6</w:t>
             </w:r>
             <w:r>
               <w:rPr>
@@ -1000,7 +1000,7 @@
                 <w:sz w:val="24"/>
                 <w:szCs w:val="24"/>
               </w:rPr>
-              <w:t>6</w:t>
+              <w:t>7</w:t>
             </w:r>
             <w:r>
               <w:rPr>
@@ -1088,7 +1088,7 @@
                 <w:sz w:val="24"/>
                 <w:szCs w:val="24"/>
               </w:rPr>
-              <w:t>6</w:t>
+              <w:t>7</w:t>
             </w:r>
             <w:r>
               <w:rPr>
@@ -1177,7 +1177,7 @@
                 <w:sz w:val="24"/>
                 <w:szCs w:val="24"/>
               </w:rPr>
-              <w:t>6</w:t>
+              <w:t>7</w:t>
             </w:r>
             <w:r>
               <w:rPr>
@@ -1266,7 +1266,7 @@
                 <w:sz w:val="24"/>
                 <w:szCs w:val="24"/>
               </w:rPr>
-              <w:t>8</w:t>
+              <w:t>9</w:t>
             </w:r>
             <w:r>
               <w:rPr>
@@ -1347,7 +1347,7 @@
                 <w:sz w:val="24"/>
                 <w:szCs w:val="24"/>
               </w:rPr>
-              <w:t>9</w:t>
+              <w:t>10</w:t>
             </w:r>
             <w:r>
               <w:rPr>
@@ -1435,7 +1435,7 @@
                 <w:sz w:val="24"/>
                 <w:szCs w:val="24"/>
               </w:rPr>
-              <w:t>9</w:t>
+              <w:t>10</w:t>
             </w:r>
             <w:r>
               <w:rPr>
@@ -1524,7 +1524,7 @@
                 <w:sz w:val="24"/>
                 <w:szCs w:val="24"/>
               </w:rPr>
-              <w:t>9</w:t>
+              <w:t>11</w:t>
             </w:r>
             <w:r>
               <w:rPr>
@@ -1613,7 +1613,7 @@
                 <w:sz w:val="24"/>
                 <w:szCs w:val="24"/>
               </w:rPr>
-              <w:t>10</w:t>
+              <w:t>12</w:t>
             </w:r>
             <w:r>
               <w:rPr>
@@ -1702,7 +1702,7 @@
                 <w:sz w:val="24"/>
                 <w:szCs w:val="24"/>
               </w:rPr>
-              <w:t>11</w:t>
+              <w:t>13</w:t>
             </w:r>
             <w:r>
               <w:rPr>
@@ -1783,7 +1783,7 @@
                 <w:sz w:val="24"/>
                 <w:szCs w:val="24"/>
               </w:rPr>
-              <w:t>11</w:t>
+              <w:t>13</w:t>
             </w:r>
             <w:r>
               <w:rPr>
@@ -1871,7 +1871,7 @@
                 <w:sz w:val="24"/>
                 <w:szCs w:val="24"/>
               </w:rPr>
-              <w:t>12</w:t>
+              <w:t>13</w:t>
             </w:r>
             <w:r>
               <w:rPr>
@@ -1960,7 +1960,7 @@
                 <w:sz w:val="24"/>
                 <w:szCs w:val="24"/>
               </w:rPr>
-              <w:t>13</w:t>
+              <w:t>15</w:t>
             </w:r>
             <w:r>
               <w:rPr>
@@ -2049,7 +2049,7 @@
                 <w:sz w:val="24"/>
                 <w:szCs w:val="24"/>
               </w:rPr>
-              <w:t>14</w:t>
+              <w:t>15</w:t>
             </w:r>
             <w:r>
               <w:rPr>
@@ -2138,7 +2138,7 @@
                 <w:sz w:val="24"/>
                 <w:szCs w:val="24"/>
               </w:rPr>
-              <w:t>14</w:t>
+              <w:t>16</w:t>
             </w:r>
             <w:r>
               <w:rPr>
@@ -2227,7 +2227,7 @@
                 <w:sz w:val="24"/>
                 <w:szCs w:val="24"/>
               </w:rPr>
-              <w:t>15</w:t>
+              <w:t>16</w:t>
             </w:r>
             <w:r>
               <w:rPr>
@@ -2316,7 +2316,7 @@
                 <w:sz w:val="24"/>
                 <w:szCs w:val="24"/>
               </w:rPr>
-              <w:t>15</w:t>
+              <w:t>17</w:t>
             </w:r>
             <w:r>
               <w:rPr>
@@ -2405,7 +2405,7 @@
                 <w:sz w:val="24"/>
                 <w:szCs w:val="24"/>
               </w:rPr>
-              <w:t>16</w:t>
+              <w:t>18</w:t>
             </w:r>
             <w:r>
               <w:rPr>
@@ -2494,7 +2494,7 @@
                 <w:sz w:val="24"/>
                 <w:szCs w:val="24"/>
               </w:rPr>
-              <w:t>16</w:t>
+              <w:t>18</w:t>
             </w:r>
             <w:r>
               <w:rPr>
@@ -2575,7 +2575,7 @@
                 <w:sz w:val="24"/>
                 <w:szCs w:val="24"/>
               </w:rPr>
-              <w:t>17</w:t>
+              <w:t>19</w:t>
             </w:r>
             <w:r>
               <w:rPr>
@@ -2663,7 +2663,7 @@
                 <w:sz w:val="24"/>
                 <w:szCs w:val="24"/>
               </w:rPr>
-              <w:t>17</w:t>
+              <w:t>19</w:t>
             </w:r>
             <w:r>
               <w:rPr>
@@ -2752,7 +2752,7 @@
                 <w:sz w:val="24"/>
                 <w:szCs w:val="24"/>
               </w:rPr>
-              <w:t>18</w:t>
+              <w:t>20</w:t>
             </w:r>
             <w:r>
               <w:rPr>
@@ -2833,7 +2833,7 @@
                 <w:sz w:val="24"/>
                 <w:szCs w:val="24"/>
               </w:rPr>
-              <w:t>19</w:t>
+              <w:t>20</w:t>
             </w:r>
             <w:r>
               <w:rPr>
@@ -2913,7 +2913,7 @@
                 <w:sz w:val="24"/>
                 <w:szCs w:val="24"/>
               </w:rPr>
-              <w:t>20</w:t>
+              <w:t>22</w:t>
             </w:r>
             <w:r>
               <w:rPr>
@@ -3704,6 +3704,17 @@
     </w:p>
     <w:p>
       <w:pPr>
+        <w:pStyle w:val="a0"/>
+      </w:pPr>
+      <w:r>
+        <w:rPr>
+          <w:rFonts w:hint="eastAsia"/>
+        </w:rPr>
+        <w:t>公开信息足以把气体喷头的技术路线收敛到金属一路，依据有三。一是机型。AHM、STRATA、Q-STRATA同属泛林VECTOR系列，该系列为等离子体增强化学气相沉积与原子层沉积平台，用于介质薄膜沉积，并非刻蚀平台；而硅与碳化硅材质的气体分配盘主要用在刻蚀设备上。二是材质表述。行业媒体报道公司本轮融资用于全氟密封圈、金属喷头等配件，直接以金属指称该产品。三是经营范围。其中列有金属制品研发与制造，未见硅、碳化硅等半导体材料加工的对应项。据此判断，公司的气体喷头为铝合金加表面处理的金属件，装配于薄膜沉积设备，而非刻蚀设备用的硅或碳化硅气体分配盘。材料牌号与表面处理工艺仍需当面确认。</w:t>
+      </w:r>
+    </w:p>
+    <w:p>
+      <w:pPr>
         <w:pStyle w:val="2"/>
         <w:spacing w:before="156" w:after="156"/>
       </w:pPr>
@@ -4993,7 +5004,7 @@
           <w:sz w:val="11"/>
           <w:szCs w:val="11"/>
         </w:rPr>
-        <w:t>资料来源：臻宝科技招股说明书（注册稿），本报告整理。注：分类与细分口径取自臻宝科技招股说明书；无锡金源对应产品一列系本报告按产品功能与材料属性归入——气体喷头按材料路线分别归入金属工艺件与非金属机械件，加热盘按陶瓷零部件归入非金属机械件，密封件门板按结构件归入金属结构件，O型圈按耗材归入其他类；标注为“—”者公司无对应产品。</w:t>
+        <w:t>资料来源：臻宝科技招股说明书（注册稿），本报告整理。注：分类与细分口径取自臻宝科技招股说明书；无锡金源对应产品一列系本报告按产品功能与材料属性归入——气体喷头按材料路线分列，本报告判断公司实际走金属路线，非金属一行一并列出以备核对；加热盘按陶瓷零部件归入非金属机械件，密封件门板按结构件归入金属结构件，O型圈按耗材归入其他类；标注为“—”者公司无对应产品。</w:t>
       </w:r>
     </w:p>
     <w:p>
@@ -5677,7 +5688,7 @@
           <w:sz w:val="11"/>
           <w:szCs w:val="11"/>
         </w:rPr>
-        <w:t>资料来源：臻宝科技招股说明书（注册稿），本报告整理。注：末列系本报告按产品功能与材料属性归入。密封件门板由金属门板本体与其上的密封件组成，本体属结构件、密封件属耗材，两者更换属性不同，公司的实际供货形态为整体供货还是仅供密封件未见公开披露。密封件一行的更换属性未见独立的公开统计，按其在真空腔体中的损耗特征归入耗材。</w:t>
+        <w:t>资料来源：臻宝科技招股说明书（注册稿），本报告整理。注：末列系本报告按产品功能与材料属性归入，气体喷头按两条材料路线分列，本报告判断公司实际走金属路线。密封件门板由金属门板本体与其上的密封件组成，本体属结构件、密封件属耗材，两者更换属性不同，公司的实际供货形态为整体供货还是仅供密封件未见公开披露。密封件一行的更换属性未见独立的公开统计，按其在真空腔体中的损耗特征归入耗材。</w:t>
       </w:r>
     </w:p>
     <w:p>
@@ -6260,7 +6271,7 @@
           <w:sz w:val="11"/>
           <w:szCs w:val="11"/>
         </w:rPr>
-        <w:t>资料来源：托伦斯招股说明书（注册稿）；先锋精科招股说明书（注册稿），本报告整理。注：密封件一行取自先锋精科招股说明书列示的CIC数据，其余四行取自托伦斯招股说明书；末列系本报告按材料属性对应，公司实际采用的材料以当面确认为准。</w:t>
+        <w:t>资料来源：托伦斯招股说明书（注册稿）；先锋精科招股说明书（注册稿），本报告整理。注：气体喷头按两条材料路线分列，本报告判断公司实际走金属路线。密封件一行取自先锋精科招股说明书列示的CIC数据，其余四行取自托伦斯招股说明书；末列系本报告按材料属性对应，公司实际采用的材料以当面确认为准。</w:t>
       </w:r>
     </w:p>
     <w:p>
@@ -6282,7 +6293,40 @@
         <w:rPr>
           <w:rFonts w:hint="eastAsia"/>
         </w:rPr>
-        <w:t>无锡金源的四条产品线分属不同材料，上游的约束因此是分开的。加热盘受制于陶瓷粉体，O型圈受制于全氟醚胶料；门板由金属件与高分子密封件组合而成，两头都受影响。气体喷头则取决于走哪条材料路线：走金属路线看铝材与表面处理，走非金属路线看硅、碳化硅的原料纯度与脆性。这四种原料中，陶瓷粉体与全氟醚胶料的门槛最高。两者是自制还是外购，直接决定对应产品线的成本结构，也决定公司在上游有没有单一供应商依赖。</w:t>
+        <w:t>无锡金源的三条主力产品线分属不同材料，上游的约束因此是分开的。加热盘受制于氮化铝粉体，O型圈受制于全氟醚胶料，气体喷头按本报告的判断走金属路线，受制于铝材与表面处理。三者的原材料端，竞争格局与国产化程度差别很大。</w:t>
+      </w:r>
+    </w:p>
+    <w:p>
+      <w:pPr>
+        <w:pStyle w:val="a0"/>
+      </w:pPr>
+      <w:r>
+        <w:rPr>
+          <w:rFonts w:hint="eastAsia"/>
+        </w:rPr>
+        <w:t>氮化铝粉体这一端正在快速国产化。珂玛科技披露，我国先进陶瓷产业起步较晚，缺乏陶瓷粉料的一流国产供应商，氧化铝、氮化铝粉末终端需向日本、欧洲厂商采购。但其自身的采购结构变化很快：氮化铝原粉来自境外终端的比例由2021年的91.86%降至2022年的80.70%、2023年的29.33%，境内生产商相应升至70.67%。同期氧化铝原粉仍有99.998%来自境外终端，氧化钇熔射粉为95.79%。也就是说，陶瓷粉体整体仍靠进口，但氮化铝这一种已在三年内完成大部分切换，对应到加热盘，原料的可获得性风险低于其他陶瓷件。</w:t>
+      </w:r>
+    </w:p>
+    <w:p>
+      <w:pPr>
+        <w:pStyle w:val="a0"/>
+      </w:pPr>
+      <w:r>
+        <w:rPr>
+          <w:rFonts w:hint="eastAsia"/>
+        </w:rPr>
+        <w:t>全氟醚胶料这一端仍是境外主导，但国内已出现成规模的下游供应商。芯密科技以半导体级全氟醚橡胶密封圈为主业，客户覆盖中国大陆前十大晶圆制造厂商中的九家、前五大半导体设备厂商中的四家，目前在科创板在审。其刻蚀用密封圈2022至2024年的毛利率为58.70%、61.72%、65.54%，高于本报告所列五家零部件可比公司的任何一家。这个位置能拿到这样的毛利率，说明门槛不在成型，而在胶料配方与验证。胶料自制还是外购，决定无锡金源在这条线上处在什么位置。</w:t>
+      </w:r>
+    </w:p>
+    <w:p>
+      <w:pPr>
+        <w:pStyle w:val="a0"/>
+      </w:pPr>
+      <w:r>
+        <w:rPr>
+          <w:rFonts w:hint="eastAsia"/>
+        </w:rPr>
+        <w:t>铝材这一端门槛最低，原料本身不构成约束，差距体现在阳极氧化、熔射涂层等表面处理工艺上。三条线合起来看，公司在上游的真实风险集中在全氟醚胶料，氮化铝次之，铝材基本不构成风险。各类原料是自制还是外购，直接决定成本结构与单一供应商依赖程度。</w:t>
       </w:r>
     </w:p>
     <w:p>
@@ -7446,7 +7490,7 @@
                 <w:color w:val="000000"/>
                 <w:sz w:val="21"/>
               </w:rPr>
-              <w:t>刻蚀设备用气体分配盘（含硅、金属、碳化硅材质）</w:t>
+              <w:t>气体分配盘／匀气盘（含硅、金属、碳化硅材质）</w:t>
             </w:r>
           </w:p>
         </w:tc>
@@ -7515,7 +7559,7 @@
                 <w:color w:val="000000"/>
                 <w:sz w:val="21"/>
               </w:rPr>
-              <w:t>全球主要由日系、韩系制造商主导，国内尚无稳定量产企业</w:t>
+              <w:t>金属材质国内已有多家量产：先锋精科2023年匀气盘收入4,287.18万元、销量6,034件；托伦斯2025年匀气盘与气体分布盘合计5,369.76万元。碳化硅材质由日系、韩系制造商主导，国内尚无稳定量产企业</w:t>
             </w:r>
           </w:p>
         </w:tc>
@@ -7613,7 +7657,7 @@
                 <w:color w:val="000000"/>
                 <w:sz w:val="21"/>
               </w:rPr>
-              <w:t>主要由日本NGK／NTK、Sumitomo Electric等企业主导；国内产业化程度较低，国产化率不足10%，具备稳定量产能力的企业较少</w:t>
+              <w:t>主要由日本NGK／NTK、Sumitomo Electric等企业主导；国内产业化程度较低，氮化铝路线国产化率不足10%。但已有企业突破：珂玛科技的陶瓷加热器已实现量产并完成国产替代，先锋精科2023年加热器收入4,857.94万元、销量1,407件</w:t>
             </w:r>
           </w:p>
         </w:tc>
@@ -7711,7 +7755,7 @@
                 <w:color w:val="000000"/>
                 <w:sz w:val="21"/>
               </w:rPr>
-              <w:t>公开信息中未见该品类的份额统计；技术门槛在材料成分与掺杂、耐腐蚀气体与臭氧等离子体的耐化性、以及形状特殊带来的模具加工难度</w:t>
+              <w:t>国内已有企业成规模供货：芯密科技（科创板在审）的刻蚀用密封圈2022至2024年收入由1,121.70万元增至9,109.84万元、销量由8,840个增至113,918个，客户覆盖中国大陆前十大晶圆制造厂商中的九家</w:t>
             </w:r>
           </w:p>
         </w:tc>
@@ -7826,7 +7870,7 @@
           <w:sz w:val="11"/>
           <w:szCs w:val="11"/>
         </w:rPr>
-        <w:t>资料来源：臻宝科技招股说明书（注册稿）；先锋精科招股说明书（注册稿）；托伦斯招股说明书（注册稿），本报告整理。注：前两个品类的规模数据发布机构为QY Research（QYR）；密封件的技术门槛取自先锋精科招股说明书列示的CIC数据；金属结构件的国产化表述取自托伦斯招股说明书的机械类口径。后两个品类无独立的公开市场规模统计，本报告不作估算。</w:t>
+        <w:t>资料来源：臻宝科技招股说明书（注册稿）及其第二轮审核问询函回复；先锋精科、托伦斯、珂玛科技招股说明书（注册稿），本报告整理。注一：前两个品类的规模数据发布机构为QY Research（QYR）；后两个品类无独立的公开市场规模统计，本报告不作估算。注二：第一行中“国内尚无稳定量产企业”在臻宝科技招股说明书中专指碳化硅材质，而规模数据为含硅、金属、碳化硅的全品类，两者口径不同，本报告分别列示。注三：芯密科技数据取自臻宝科技第二轮问询回复所引其招股说明书。注四：金属结构件的国产化表述取自托伦斯招股说明书的机械类口径。注五：托伦斯匀气盘与气体分布盘的合计数系本报告加总。</w:t>
       </w:r>
     </w:p>
     <w:p>
@@ -7848,7 +7892,7 @@
         <w:rPr>
           <w:rFonts w:hint="eastAsia"/>
         </w:rPr>
-        <w:t>四条产品线的分量并不相同。精密气体喷头与加热盘所处的两个品类，一个国内尚无稳定量产企业，一个国产化率不足10%，是四项中壁垒最高、国产供给也最少的两项。另两项则相反。O型圈虽同属耗材、收入可重复发生，但公开信息中既无市场规模也无份额统计；门板所属的金属结构件国产化率本身就较高，门槛集中在机加工与装配。</w:t>
+        <w:t>这四个品类的国内供给状况，需要按材质分开看，不能一概说空白。匀气盘、气体分布盘与加热器，国内已有多家公司成规模生产：先锋精科在薄膜沉积领域供应加热器与匀气盘，2023年两项收入合计9,145.12万元；托伦斯的匀气盘、气体分布盘与加热器2025年合计6,664.91万元；珂玛科技承担国家02专项的PECVD设备用陶瓷加热盘课题，产品已实现量产，并被同行认定为完成了该部件的国产替代；富创精密的工艺零部件中同样包含匀气盘。真正尚无国产稳定量产的，是碳化硅材质的气体分配盘；氮化铝路线的陶瓷加热器国产化率不足10%，属于刚被突破、尚未铺开的状态。密封件一端，芯密科技的刻蚀用密封圈三年内收入从1,121.70万元做到9,109.84万元，销量由8,840个增至113,918个，也已不是空白市场。</w:t>
       </w:r>
     </w:p>
     <w:p>
@@ -7859,7 +7903,18 @@
         <w:rPr>
           <w:rFonts w:hint="eastAsia"/>
         </w:rPr>
-        <w:t>本报告判断，公司的技术能力集中在气体喷头与加热盘两项，依据有三。一是替换位置。公司的喷头按LAM机型对位供货，尺寸、接口以至关键指标都要与进口原件对齐，否则无法装机。能进入这个位置，本身就是能力的证明。二是技术归属。加热盘走陶瓷路线，公司的技术积累以自有专利为载体，不依附于外部授权。三是服务形态。气体喷头属可再生耗材，公司在新件之外还能提供修复再用，这在同品类供应商中并不普遍。O型圈与密封件门板不构成主要的能力来源，本报告不单独展开，其收入占比与毛利率列入当面确认事项。</w:t>
+        <w:t>四条产品线的分量仍不相同。气体喷头与加热盘所在的品类价值量高、技术门槛集中在材料与精度，且境外厂商仍占主导，替代空间最大。O型圈虽同属耗材、收入可重复发生，但已有芯密科技这样的先行者，竞争不再是有无的问题；门板所属的金属结构件国产化率本身就较高，门槛集中在机加工与装配。</w:t>
+      </w:r>
+    </w:p>
+    <w:p>
+      <w:pPr>
+        <w:pStyle w:val="a0"/>
+      </w:pPr>
+      <w:r>
+        <w:rPr>
+          <w:rFonts w:hint="eastAsia"/>
+        </w:rPr>
+        <w:t>本报告判断，公司的技术能力集中在气体喷头与加热盘两项，依据有三。一是替换位置。公司的喷头按泛林机型对位供货，尺寸、接口以至关键指标都要与进口原件对齐，否则无法装机。能进入这个位置，本身就是能力的证明。在国内同类厂商中，先锋精科同样以金属件切入薄膜沉积的匀气盘与加热器，两家的产品结构最为接近。二是技术归属。加热盘走陶瓷路线，公司的技术积累以自有专利为载体，不依附于外部授权。三是服务形态。气体喷头属可再生耗材，公司在新件之外还能提供修复再用，这在同品类供应商中并不普遍。O型圈与密封件门板不构成主要的能力来源，本报告不单独展开，其收入占比与毛利率列入当面确认事项。</w:t>
       </w:r>
     </w:p>
     <w:p>
@@ -8337,7 +8392,7 @@
         <w:rPr>
           <w:rFonts w:hint="eastAsia"/>
         </w:rPr>
-        <w:t>无锡金源的两条核心产品线正落在这条曲线的低端。不过，行业本身的增速并不高。按QY Research的预测，气体分配盘全球市场2023年至2030年的年复合增长率为7.0%，陶瓷加热器2024年至2030年为6.2%。增长空间主要来自替代而非扩容。2024年国内晶圆厂零部件采购中，向零部件厂商直接采购的比例为71.4%，弗若斯特沙利文预计2029年升至80.3%，非金属零部件由70.8%升至80.7%，这部分增量对应的正是境外供应商让出的份额。国产化率最低的品类，替代空间也最大。</w:t>
+        <w:t>无锡金源的两条核心产品线并不在这条曲线的同一位置。金属匀气盘属于已被国内厂商打开的品类，竞争对手是同行而非进口件；氮化铝陶瓷加热盘的国产化率仍不足10%，境外厂商占主导，替代空间更大。不过，行业本身的增速并不高。按QY Research的预测，气体分配盘全球市场2023年至2030年的年复合增长率为7.0%，陶瓷加热器2024年至2030年为6.2%。增长空间主要来自替代而非扩容。2024年国内晶圆厂零部件采购中，向零部件厂商直接采购的比例为71.4%，弗若斯特沙利文预计2029年升至80.3%，非金属零部件由70.8%升至80.7%，这部分增量对应的正是境外供应商让出的份额。国产化率最低的品类，替代空间也最大。</w:t>
       </w:r>
     </w:p>
     <w:p>
@@ -10051,7 +10106,7 @@
         <w:rPr>
           <w:rFonts w:hint="eastAsia"/>
         </w:rPr>
-        <w:t>五家公司的毛利率分成两档。非金属路线的珂玛科技、臻宝科技在50%上下；金属路线的先锋精科、托伦斯、富创精密均不到30%，分别为29.02%、27.14%与24.94%。两档之间最窄处也相差约20个百分点。同行业公司对此的解释是加工附加值与原材料成本的比例不同：非金属零部件在加工过程中产生的附加值高于原材料成本，金属件更接近材料加工，模组类产品还要计入外购零部件成本。无锡金源的产品跨这两条路线。加热盘若走氮化铝陶瓷路线，落在高毛利率一档；气体喷头视采用金属还是非金属材料，落在不同档。O型圈属高分子密封件，两档都不覆盖；门板属结构件，附加值最低。因此公司的综合毛利率主要取决于加热盘的收入占比。</w:t>
+        <w:t>五家公司的毛利率分成两档。非金属路线的珂玛科技、臻宝科技在50%上下；金属路线的先锋精科、托伦斯、富创精密均不到30%，分别为29.02%、27.14%与24.94%。两档之间最窄处也相差约20个百分点。同行业公司对此的解释是加工附加值与原材料成本的比例不同：非金属零部件在加工过程中产生的附加值高于原材料成本，金属件更接近材料加工，模组类产品还要计入外购零部件成本。无锡金源的产品跨这两条路线。加热盘若走氮化铝陶瓷路线，落在高毛利率一档；气体喷头按本报告判断为金属件，落在低毛利率一档。O型圈属高分子密封件，两档都不覆盖；门板属结构件，附加值最低。因此公司的综合毛利率主要取决于加热盘的收入占比。</w:t>
       </w:r>
     </w:p>
     <w:p>

--- a/output/金源/无锡金源半导体研究.docx
+++ b/output/金源/无锡金源半导体研究.docx
@@ -1000,7 +1000,7 @@
                 <w:sz w:val="24"/>
                 <w:szCs w:val="24"/>
               </w:rPr>
-              <w:t>7</w:t>
+              <w:t>6</w:t>
             </w:r>
             <w:r>
               <w:rPr>
@@ -1088,7 +1088,7 @@
                 <w:sz w:val="24"/>
                 <w:szCs w:val="24"/>
               </w:rPr>
-              <w:t>7</w:t>
+              <w:t>6</w:t>
             </w:r>
             <w:r>
               <w:rPr>
@@ -1524,7 +1524,7 @@
                 <w:sz w:val="24"/>
                 <w:szCs w:val="24"/>
               </w:rPr>
-              <w:t>11</w:t>
+              <w:t>10</w:t>
             </w:r>
             <w:r>
               <w:rPr>
@@ -1613,7 +1613,7 @@
                 <w:sz w:val="24"/>
                 <w:szCs w:val="24"/>
               </w:rPr>
-              <w:t>12</w:t>
+              <w:t>11</w:t>
             </w:r>
             <w:r>
               <w:rPr>
@@ -1702,7 +1702,7 @@
                 <w:sz w:val="24"/>
                 <w:szCs w:val="24"/>
               </w:rPr>
-              <w:t>13</w:t>
+              <w:t>12</w:t>
             </w:r>
             <w:r>
               <w:rPr>
@@ -1960,7 +1960,7 @@
                 <w:sz w:val="24"/>
                 <w:szCs w:val="24"/>
               </w:rPr>
-              <w:t>15</w:t>
+              <w:t>14</w:t>
             </w:r>
             <w:r>
               <w:rPr>
@@ -2405,7 +2405,7 @@
                 <w:sz w:val="24"/>
                 <w:szCs w:val="24"/>
               </w:rPr>
-              <w:t>18</w:t>
+              <w:t>17</w:t>
             </w:r>
             <w:r>
               <w:rPr>
@@ -3699,7 +3699,7 @@
         <w:rPr>
           <w:rFonts w:hint="eastAsia"/>
         </w:rPr>
-        <w:t>产品按客户机型命名。官网精密气体喷头栏目下的三个型号，标注的是设备厂商、平台名称与300mm制程，而非公司自定的规格编号，产品需与特定机型的既有部件在尺寸与接口上对应。公司的经营范围则同时覆盖金属与非金属两条材料路线，密封件制造、特种陶瓷制品制造与金属制品制造均在列。</w:t>
+        <w:t>产品按客户机型命名。官网精密气体喷头栏目下的三个型号，标注的是设备厂商、平台名称与300mm制程，而非公司自定的规格编号，产品需与特定机型的既有部件在尺寸与接口上对应。</w:t>
       </w:r>
     </w:p>
     <w:p>
@@ -3710,7 +3710,7 @@
         <w:rPr>
           <w:rFonts w:hint="eastAsia"/>
         </w:rPr>
-        <w:t>公开信息足以把气体喷头的技术路线收敛到金属一路，依据有三。一是机型。AHM、STRATA、Q-STRATA同属泛林VECTOR系列，该系列为等离子体增强化学气相沉积与原子层沉积平台，用于介质薄膜沉积，并非刻蚀平台；而硅与碳化硅材质的气体分配盘主要用在刻蚀设备上。二是材质表述。行业媒体报道公司本轮融资用于全氟密封圈、金属喷头等配件，直接以金属指称该产品。三是经营范围。其中列有金属制品研发与制造，未见硅、碳化硅等半导体材料加工的对应项。据此判断，公司的气体喷头为铝合金加表面处理的金属件，装配于薄膜沉积设备，而非刻蚀设备用的硅或碳化硅气体分配盘。材料牌号与表面处理工艺仍需当面确认。</w:t>
+        <w:t>顺着机型往下查，气体喷头的技术路线可以收敛到金属一路，依据有三。一是机型本身。AHM、STRATA、Q-STRATA同属泛林VECTOR系列，为等离子体增强化学气相沉积与原子层沉积平台，用于介质薄膜沉积，并非刻蚀平台；而硅与碳化硅材质的气体分配盘主要用在刻蚀设备上。二是材质表述。行业媒体报道公司本轮融资用于全氟密封圈、金属喷头等配件，直接以金属指称该产品。三是经营范围。其中列有金属制品研发与制造，未见硅、碳化硅等半导体材料加工的对应项。据此判断，公司的气体喷头为铝合金加表面处理的金属件，装配于薄膜沉积设备，而非刻蚀设备用的硅或碳化硅气体分配盘；材料牌号与表面处理工艺仍需当面确认。公司四条产品线仍跨两条材料路线：喷头与门板走金属，加热盘走陶瓷，O型圈走高分子。</w:t>
       </w:r>
     </w:p>
     <w:p>
@@ -6293,7 +6293,7 @@
         <w:rPr>
           <w:rFonts w:hint="eastAsia"/>
         </w:rPr>
-        <w:t>无锡金源的三条主力产品线分属不同材料，上游的约束因此是分开的。加热盘受制于氮化铝粉体，O型圈受制于全氟醚胶料，气体喷头按本报告的判断走金属路线，受制于铝材与表面处理。三者的原材料端，竞争格局与国产化程度差别很大。</w:t>
+        <w:t>无锡金源三条主力产品线分属不同材料，上游的约束是分开的：加热盘看氮化铝粉体，O型圈看全氟醚胶料，气体喷头按本报告的判断走金属路线，看铝材与表面处理。三者的国产化程度差得很远。</w:t>
       </w:r>
     </w:p>
     <w:p>
@@ -6304,7 +6304,7 @@
         <w:rPr>
           <w:rFonts w:hint="eastAsia"/>
         </w:rPr>
-        <w:t>氮化铝粉体这一端正在快速国产化。珂玛科技披露，我国先进陶瓷产业起步较晚，缺乏陶瓷粉料的一流国产供应商，氧化铝、氮化铝粉末终端需向日本、欧洲厂商采购。但其自身的采购结构变化很快：氮化铝原粉来自境外终端的比例由2021年的91.86%降至2022年的80.70%、2023年的29.33%，境内生产商相应升至70.67%。同期氧化铝原粉仍有99.998%来自境外终端，氧化钇熔射粉为95.79%。也就是说，陶瓷粉体整体仍靠进口，但氮化铝这一种已在三年内完成大部分切换，对应到加热盘，原料的可获得性风险低于其他陶瓷件。</w:t>
+        <w:t>氮化铝这一端正在快速切换。珂玛科技披露，我国先进陶瓷产业起步较晚，缺乏陶瓷粉料的一流国产供应商，氧化铝、氮化铝粉末终端需向日本、欧洲厂商采购。但其氮化铝原粉来自境外终端的比例，由2021年的91.86%降至2022年的80.70%、2023年的29.33%，境内生产商相应升至70.67%；同期氧化铝原粉仍有99.998%来自境外。陶瓷粉体整体仍靠进口，氮化铝是已经换过来的那一种。</w:t>
       </w:r>
     </w:p>
     <w:p>
@@ -6315,18 +6315,7 @@
         <w:rPr>
           <w:rFonts w:hint="eastAsia"/>
         </w:rPr>
-        <w:t>全氟醚胶料这一端仍是境外主导，但国内已出现成规模的下游供应商。芯密科技以半导体级全氟醚橡胶密封圈为主业，客户覆盖中国大陆前十大晶圆制造厂商中的九家、前五大半导体设备厂商中的四家，目前在科创板在审。其刻蚀用密封圈2022至2024年的毛利率为58.70%、61.72%、65.54%，高于本报告所列五家零部件可比公司的任何一家。这个位置能拿到这样的毛利率，说明门槛不在成型，而在胶料配方与验证。胶料自制还是外购，决定无锡金源在这条线上处在什么位置。</w:t>
-      </w:r>
-    </w:p>
-    <w:p>
-      <w:pPr>
-        <w:pStyle w:val="a0"/>
-      </w:pPr>
-      <w:r>
-        <w:rPr>
-          <w:rFonts w:hint="eastAsia"/>
-        </w:rPr>
-        <w:t>铝材这一端门槛最低，原料本身不构成约束，差距体现在阳极氧化、熔射涂层等表面处理工艺上。三条线合起来看，公司在上游的真实风险集中在全氟醚胶料，氮化铝次之，铝材基本不构成风险。各类原料是自制还是外购，直接决定成本结构与单一供应商依赖程度。</w:t>
+        <w:t>全氟醚胶料仍由境外主导，但下游已有成规模的国内供应商。芯密科技以半导体级全氟醚橡胶密封圈为主业，客户覆盖中国大陆前十大晶圆制造厂商中的九家，目前在科创板在审；其刻蚀用密封圈2022至2024年的毛利率为58.70%、61.72%、65.54%，高于本报告所列五家可比公司中的任何一家。这个毛利率说明门槛不在成型，而在胶料配方与验证。铝材一端门槛最低，差距体现在阳极氧化、熔射涂层等表面处理上。三条线合起来，公司在上游的真实风险集中在全氟醚胶料，氮化铝次之，铝材基本不构成风险。</w:t>
       </w:r>
     </w:p>
     <w:p>
@@ -7881,17 +7870,6 @@
         <w:rPr>
           <w:rFonts w:hint="eastAsia"/>
         </w:rPr>
-        <w:t>碳化硅气体分配盘导热性好，抗等离子体腐蚀能力强于硅和石英，使用寿命是硅气体分配盘的2至4倍，设备的工作在线率也随之提高。材质直接决定这一品类的更换频次。</w:t>
-      </w:r>
-    </w:p>
-    <w:p>
-      <w:pPr>
-        <w:pStyle w:val="a0"/>
-      </w:pPr>
-      <w:r>
-        <w:rPr>
-          <w:rFonts w:hint="eastAsia"/>
-        </w:rPr>
         <w:t>这四个品类的国内供给状况，需要按材质分开看，不能一概说空白。匀气盘、气体分布盘与加热器，国内已有多家公司成规模生产：先锋精科在薄膜沉积领域供应加热器与匀气盘，2023年两项收入合计9,145.12万元；托伦斯的匀气盘、气体分布盘与加热器2025年合计6,664.91万元；珂玛科技承担国家02专项的PECVD设备用陶瓷加热盘课题，产品已实现量产，并被同行认定为完成了该部件的国产替代；富创精密的工艺零部件中同样包含匀气盘。真正尚无国产稳定量产的，是碳化硅材质的气体分配盘；氮化铝路线的陶瓷加热器国产化率不足10%，属于刚被突破、尚未铺开的状态。密封件一端，芯密科技的刻蚀用密封圈三年内收入从1,121.70万元做到9,109.84万元，销量由8,840个增至113,918个，也已不是空白市场。</w:t>
       </w:r>
     </w:p>
@@ -7903,7 +7881,7 @@
         <w:rPr>
           <w:rFonts w:hint="eastAsia"/>
         </w:rPr>
-        <w:t>四条产品线的分量仍不相同。气体喷头与加热盘所在的品类价值量高、技术门槛集中在材料与精度，且境外厂商仍占主导，替代空间最大。O型圈虽同属耗材、收入可重复发生，但已有芯密科技这样的先行者，竞争不再是有无的问题；门板所属的金属结构件国产化率本身就较高，门槛集中在机加工与装配。</w:t>
+        <w:t>四条产品线的分量并不相同。气体喷头与加热盘所在的品类价值量高、门槛集中在材料与精度，境外厂商仍占主导，替代空间最大；O型圈已有芯密科技这样的先行者，竞争不再是有无的问题；门板所属的金属结构件国产化率本身就较高，门槛集中在机加工与装配。</w:t>
       </w:r>
     </w:p>
     <w:p>
@@ -7914,7 +7892,7 @@
         <w:rPr>
           <w:rFonts w:hint="eastAsia"/>
         </w:rPr>
-        <w:t>本报告判断，公司的技术能力集中在气体喷头与加热盘两项，依据有三。一是替换位置。公司的喷头按泛林机型对位供货，尺寸、接口以至关键指标都要与进口原件对齐，否则无法装机。能进入这个位置，本身就是能力的证明。在国内同类厂商中，先锋精科同样以金属件切入薄膜沉积的匀气盘与加热器，两家的产品结构最为接近。二是技术归属。加热盘走陶瓷路线，公司的技术积累以自有专利为载体，不依附于外部授权。三是服务形态。气体喷头属可再生耗材，公司在新件之外还能提供修复再用，这在同品类供应商中并不普遍。O型圈与密封件门板不构成主要的能力来源，本报告不单独展开，其收入占比与毛利率列入当面确认事项。</w:t>
+        <w:t>本报告判断，公司的技术能力集中在气体喷头与加热盘两项，依据有三。一是替换位置。公司的喷头按泛林机型对位供货，尺寸、接口以至关键指标都要与进口原件对齐，否则无法装机。能进入这个位置，本身就是能力的证明。二是技术归属。加热盘走陶瓷路线，公司的技术积累以自有专利为载体，不依附于外部授权。三是服务形态。气体喷头属可再生耗材，公司在新件之外还能提供修复再用，这在同品类供应商中并不普遍。O型圈与密封件门板不构成主要的能力来源，本报告不单独展开，其收入占比与毛利率列入当面确认事项。</w:t>
       </w:r>
     </w:p>
     <w:p>
@@ -8436,7 +8414,7 @@
         <w:rPr>
           <w:rFonts w:hint="eastAsia"/>
         </w:rPr>
-        <w:t>本报告选取五家境内上市或在审公司作为可比对象，选取标准为主营产品与无锡金源的气体喷头、加热盘两类核心部件重合，且已有公开披露的经营与毛利率数据。其中托伦斯的匀气盘、气体分布盘与加热器同时覆盖两条核心产品线，产品重合度最高。</w:t>
+        <w:t>本报告选取五家境内上市或在审公司作为可比对象，选取标准为主营产品与无锡金源的气体喷头、加热盘两类核心部件重合，且已有公开披露的经营与毛利率数据。其中先锋精科的重合度最高：同样以金属件切入，在薄膜沉积领域供应加热器与匀气盘，与本报告对无锡金源的判断一致，且按单品披露毛利率。托伦斯的匀气盘、气体分布盘与加热器同样覆盖两条产品线，未标明适配机台。</w:t>
       </w:r>
     </w:p>
     <w:p>
@@ -12646,7 +12624,7 @@
                 <w:color w:val="000000"/>
                 <w:sz w:val="21"/>
               </w:rPr>
-              <w:t>产品含匀气盘与加热器，与两条核心产品线直接对应，且按单品披露毛利率</w:t>
+              <w:t>在薄膜沉积领域供应匀气盘与加热器，均为金属件，与两条核心产品线的对应关系最紧密，且按单品披露毛利率</w:t>
             </w:r>
           </w:p>
         </w:tc>
@@ -12790,7 +12768,7 @@
                 <w:color w:val="000000"/>
                 <w:sz w:val="21"/>
               </w:rPr>
-              <w:t>刻蚀用硅电极即硅气体分配盘，与精密气体喷头功能相同、材料路线不同；四轮问询下的产销勾稽与能耗核查颗粒度为五家样本中最细</w:t>
+              <w:t>产品与无锡金源不重合，入选理由为审核颗粒度：四轮问询下的产销勾稽与单位能耗核查为五家样本中最细，属制造型企业的共性问题</w:t>
             </w:r>
           </w:p>
         </w:tc>
@@ -12807,7 +12785,7 @@
           <w:sz w:val="11"/>
           <w:szCs w:val="11"/>
         </w:rPr>
-        <w:t>资料来源：各公司招股说明书、审核问询函回复，本报告整理。注一：珂玛科技首轮问题数取自其申报会计师专项意见所列的最大问题编号，为该轮问题数的下限；注二：神工股份的可比性依据为臻宝科技招股说明书的表述——“刻蚀用硅电极（本材料中硅电极即为硅气体分配盘）”；该公司同时经营单晶硅材料，业务范围宽于纯零部件加工，本章仅援引其对制造型企业具有共性的问题；注三：本章不含下游设备整机企业的案例。</w:t>
+        <w:t>资料来源：各公司招股说明书、审核问询函回复，本报告整理。注一：珂玛科技首轮问题数取自其申报会计师专项意见所列的最大问题编号，为该轮问题数的下限；注二：神工股份主营刻蚀用单晶硅材料与硅零部件，与无锡金源的金属件不属同一材料路线，所处设备环节亦不同，本章仅援引其对制造型企业具有共性的问题，不作产品与经营层面的类比；注三：本章不含下游设备整机企业的案例。</w:t>
       </w:r>
     </w:p>
     <w:p>
@@ -14229,7 +14207,7 @@
                 <w:color w:val="000000"/>
                 <w:sz w:val="21"/>
               </w:rPr>
-              <w:t>同处零部件环节；其硅电极与无锡金源的精密气体喷头为同一功能部件的不同材料路线</w:t>
+              <w:t>同处零部件环节；其硅电极用于刻蚀设备，与无锡金源用于薄膜沉积的金属喷头功能相近、材料与机台均不同</w:t>
             </w:r>
           </w:p>
         </w:tc>
@@ -14350,7 +14328,7 @@
                 <w:color w:val="000000"/>
                 <w:sz w:val="21"/>
               </w:rPr>
-              <w:t>设备整机环节；无锡金源的气体喷头与加热盘即用于薄膜沉积与刻蚀工艺的设备腔体</w:t>
+              <w:t>设备整机环节；按本报告判断，无锡金源的气体喷头与加热盘即用于薄膜沉积设备腔体，与该公司的整机系列直接对应</w:t>
             </w:r>
           </w:p>
         </w:tc>
@@ -14841,7 +14819,7 @@
                 <w:color w:val="000000"/>
                 <w:sz w:val="21"/>
               </w:rPr>
-              <w:t>同处零部件与耗材环节；其刻蚀用硅电极即硅气体分配盘，与精密气体喷头为同一功能部件的不同材料路线</w:t>
+              <w:t>同处零部件与耗材环节；其硅电极用于刻蚀设备，与无锡金源的金属喷头在材料与机台上均不同</w:t>
             </w:r>
           </w:p>
         </w:tc>
@@ -15326,7 +15304,7 @@
                 <w:color w:val="000000"/>
                 <w:sz w:val="21"/>
               </w:rPr>
-              <w:t>气体喷头与加热盘分别采用何种材料？加热盘是金属路线还是氮化铝陶瓷路线？各产品的生产工艺环节如何划分，哪些工序自制、哪些外协？产品的耐等离子体腐蚀性能与使用寿命指标如何？</w:t>
+              <w:t>气体喷头是否为铝合金加表面处理的金属件、是否只配薄膜沉积机台？加热盘是金属路线还是氮化铝陶瓷路线？各产品的生产工艺环节如何划分，哪些工序自制、哪些外协？产品的耐等离子体腐蚀性能与使用寿命指标如何？</w:t>
             </w:r>
           </w:p>
         </w:tc>
@@ -15349,7 +15327,7 @@
                 <w:color w:val="000000"/>
                 <w:sz w:val="21"/>
               </w:rPr>
-              <w:t>公司未披露产品的材料牌号与工艺路线。材料属性直接决定毛利率区间：2025年非金属路线的珂玛科技53.94%、臻宝科技49.85%，金属路线的先锋精科29.02%、托伦斯27.14%、富创精密24.94%。</w:t>
+              <w:t>本报告依据官网机型、媒体表述与经营范围判断喷头走金属路线，需当面证实。材料属性直接决定毛利率区间：2025年非金属路线的珂玛科技53.94%、臻宝科技49.85%，金属路线的先锋精科29.02%、托伦斯27.14%、富创精密24.94%。</w:t>
             </w:r>
           </w:p>
         </w:tc>

--- a/output/金源/无锡金源半导体研究.docx
+++ b/output/金源/无锡金源半导体研究.docx
@@ -1524,7 +1524,7 @@
                 <w:sz w:val="24"/>
                 <w:szCs w:val="24"/>
               </w:rPr>
-              <w:t>10</w:t>
+              <w:t>11</w:t>
             </w:r>
             <w:r>
               <w:rPr>
@@ -1613,7 +1613,7 @@
                 <w:sz w:val="24"/>
                 <w:szCs w:val="24"/>
               </w:rPr>
-              <w:t>11</w:t>
+              <w:t>12</w:t>
             </w:r>
             <w:r>
               <w:rPr>
@@ -1702,7 +1702,7 @@
                 <w:sz w:val="24"/>
                 <w:szCs w:val="24"/>
               </w:rPr>
-              <w:t>12</w:t>
+              <w:t>13</w:t>
             </w:r>
             <w:r>
               <w:rPr>
@@ -1960,7 +1960,7 @@
                 <w:sz w:val="24"/>
                 <w:szCs w:val="24"/>
               </w:rPr>
-              <w:t>14</w:t>
+              <w:t>15</w:t>
             </w:r>
             <w:r>
               <w:rPr>
@@ -2405,7 +2405,7 @@
                 <w:sz w:val="24"/>
                 <w:szCs w:val="24"/>
               </w:rPr>
-              <w:t>17</w:t>
+              <w:t>18</w:t>
             </w:r>
             <w:r>
               <w:rPr>
@@ -3710,7 +3710,7 @@
         <w:rPr>
           <w:rFonts w:hint="eastAsia"/>
         </w:rPr>
-        <w:t>顺着机型往下查，气体喷头的技术路线可以收敛到金属一路，依据有三。一是机型本身。AHM、STRATA、Q-STRATA同属泛林VECTOR系列，为等离子体增强化学气相沉积与原子层沉积平台，用于介质薄膜沉积，并非刻蚀平台；而硅与碳化硅材质的气体分配盘主要用在刻蚀设备上。二是材质表述。行业媒体报道公司本轮融资用于全氟密封圈、金属喷头等配件，直接以金属指称该产品。三是经营范围。其中列有金属制品研发与制造，未见硅、碳化硅等半导体材料加工的对应项。据此判断，公司的气体喷头为铝合金加表面处理的金属件，装配于薄膜沉积设备，而非刻蚀设备用的硅或碳化硅气体分配盘；材料牌号与表面处理工艺仍需当面确认。公司四条产品线仍跨两条材料路线：喷头与门板走金属，加热盘走陶瓷，O型圈走高分子。</w:t>
+        <w:t>根据公开信息可以初步判断，公司的气体喷头走金属路线。一是机型。AHM、STRATA、Q-STRATA同属泛林VECTOR系列，为等离子体增强化学气相沉积与原子层沉积平台，用于介质薄膜沉积；硅与碳化硅材质的气体分配盘则主要用在刻蚀设备上。二是材质表述。行业媒体报道公司本轮融资用于全氟密封圈、金属喷头等配件。三是经营范围。其中列有金属制品研发与制造，未见硅、碳化硅等半导体材料加工的对应项。三者指向一致：该产品应为铝合金加表面处理的金属件，配薄膜沉积机台，材料牌号与表面处理工艺待当面证实。公司四条产品线跨两条材料路线：喷头与门板走金属，加热盘走陶瓷，O型圈走高分子。</w:t>
       </w:r>
     </w:p>
     <w:p>
@@ -5004,7 +5004,7 @@
           <w:sz w:val="11"/>
           <w:szCs w:val="11"/>
         </w:rPr>
-        <w:t>资料来源：臻宝科技招股说明书（注册稿），本报告整理。注：分类与细分口径取自臻宝科技招股说明书；无锡金源对应产品一列系本报告按产品功能与材料属性归入——气体喷头按材料路线分列，本报告判断公司实际走金属路线，非金属一行一并列出以备核对；加热盘按陶瓷零部件归入非金属机械件，密封件门板按结构件归入金属结构件，O型圈按耗材归入其他类；标注为“—”者公司无对应产品。</w:t>
+        <w:t>资料来源：臻宝科技招股说明书（注册稿），本报告整理。注：分类与细分口径取自臻宝科技招股说明书；无锡金源对应产品一列系本报告按产品功能与材料属性归入——气体喷头按材料路线分列，公开信息指向金属路线，非金属一行一并列出以备核对；加热盘按陶瓷零部件归入非金属机械件，密封件门板按结构件归入金属结构件，O型圈按耗材归入其他类；标注为“—”者公司无对应产品。</w:t>
       </w:r>
     </w:p>
     <w:p>
@@ -5688,7 +5688,7 @@
           <w:sz w:val="11"/>
           <w:szCs w:val="11"/>
         </w:rPr>
-        <w:t>资料来源：臻宝科技招股说明书（注册稿），本报告整理。注：末列系本报告按产品功能与材料属性归入，气体喷头按两条材料路线分列，本报告判断公司实际走金属路线。密封件门板由金属门板本体与其上的密封件组成，本体属结构件、密封件属耗材，两者更换属性不同，公司的实际供货形态为整体供货还是仅供密封件未见公开披露。密封件一行的更换属性未见独立的公开统计，按其在真空腔体中的损耗特征归入耗材。</w:t>
+        <w:t>资料来源：臻宝科技招股说明书（注册稿），本报告整理。注：末列系本报告按产品功能与材料属性归入，气体喷头按两条材料路线分列，公开信息指向金属路线。密封件门板由金属门板本体与其上的密封件组成，本体属结构件、密封件属耗材，两者更换属性不同，公司的实际供货形态为整体供货还是仅供密封件未见公开披露。密封件一行的更换属性未见独立的公开统计，按其在真空腔体中的损耗特征归入耗材。</w:t>
       </w:r>
     </w:p>
     <w:p>
@@ -6271,7 +6271,7 @@
           <w:sz w:val="11"/>
           <w:szCs w:val="11"/>
         </w:rPr>
-        <w:t>资料来源：托伦斯招股说明书（注册稿）；先锋精科招股说明书（注册稿），本报告整理。注：气体喷头按两条材料路线分列，本报告判断公司实际走金属路线。密封件一行取自先锋精科招股说明书列示的CIC数据，其余四行取自托伦斯招股说明书；末列系本报告按材料属性对应，公司实际采用的材料以当面确认为准。</w:t>
+        <w:t>资料来源：托伦斯招股说明书（注册稿）；先锋精科招股说明书（注册稿），本报告整理。注：气体喷头按两条材料路线分列，公开信息指向金属路线。密封件一行取自先锋精科招股说明书列示的CIC数据，其余四行取自托伦斯招股说明书；末列系本报告按材料属性对应，公司实际采用的材料以当面确认为准。</w:t>
       </w:r>
     </w:p>
     <w:p>
@@ -6293,7 +6293,7 @@
         <w:rPr>
           <w:rFonts w:hint="eastAsia"/>
         </w:rPr>
-        <w:t>无锡金源三条主力产品线分属不同材料，上游的约束是分开的：加热盘看氮化铝粉体，O型圈看全氟醚胶料，气体喷头按本报告的判断走金属路线，看铝材与表面处理。三者的国产化程度差得很远。</w:t>
+        <w:t>三条主力产品线各自受制于不同的原材料，上游格局也不相同。</w:t>
       </w:r>
     </w:p>
     <w:p>
@@ -6304,7 +6304,7 @@
         <w:rPr>
           <w:rFonts w:hint="eastAsia"/>
         </w:rPr>
-        <w:t>氮化铝这一端正在快速切换。珂玛科技披露，我国先进陶瓷产业起步较晚，缺乏陶瓷粉料的一流国产供应商，氧化铝、氮化铝粉末终端需向日本、欧洲厂商采购。但其氮化铝原粉来自境外终端的比例，由2021年的91.86%降至2022年的80.70%、2023年的29.33%，境内生产商相应升至70.67%；同期氧化铝原粉仍有99.998%来自境外。陶瓷粉体整体仍靠进口，氮化铝是已经换过来的那一种。</w:t>
+        <w:t>加热盘用氮化铝陶瓷粉体。珂玛科技披露，我国先进陶瓷产业起步较晚，缺乏陶瓷粉料的一流国产供应商，氧化铝、氮化铝粉末终端需向日本、欧洲厂商采购。但氮化铝一种已在快速切换：其境外终端采购占比由2021年的91.86%降至2022年的80.70%、2023年的29.33%，境内生产商相应升至70.67%；同期氧化铝原粉仍有99.998%来自境外。</w:t>
       </w:r>
     </w:p>
     <w:p>
@@ -6315,7 +6315,18 @@
         <w:rPr>
           <w:rFonts w:hint="eastAsia"/>
         </w:rPr>
-        <w:t>全氟醚胶料仍由境外主导，但下游已有成规模的国内供应商。芯密科技以半导体级全氟醚橡胶密封圈为主业，客户覆盖中国大陆前十大晶圆制造厂商中的九家，目前在科创板在审；其刻蚀用密封圈2022至2024年的毛利率为58.70%、61.72%、65.54%，高于本报告所列五家可比公司中的任何一家。这个毛利率说明门槛不在成型，而在胶料配方与验证。铝材一端门槛最低，差距体现在阳极氧化、熔射涂层等表面处理上。三条线合起来，公司在上游的真实风险集中在全氟醚胶料，氮化铝次之，铝材基本不构成风险。</w:t>
+        <w:t>O型圈用全氟醚橡胶胶料。胶料端仍由境外主导，但下游已有成规模的国内供应商：芯密科技以半导体级全氟醚橡胶密封圈为主业，客户覆盖中国大陆前十大晶圆制造厂商中的九家，目前在科创板在审，其刻蚀用密封圈2022至2024年毛利率为58.70%、61.72%、65.54%，高于前述五家可比公司中的任何一家。这一毛利率水平说明门槛不在成型，而在胶料配方与验证。</w:t>
+      </w:r>
+    </w:p>
+    <w:p>
+      <w:pPr>
+        <w:pStyle w:val="a0"/>
+      </w:pPr>
+      <w:r>
+        <w:rPr>
+          <w:rFonts w:hint="eastAsia"/>
+        </w:rPr>
+        <w:t>气体喷头用铝材。原料本身供应充分，不构成约束，差距体现在阳极氧化、熔射涂层等表面处理上。三条线合起来，上游的真实风险集中在全氟醚胶料，氮化铝次之，铝材基本不构成风险。</w:t>
       </w:r>
     </w:p>
     <w:p>
@@ -7870,7 +7881,18 @@
         <w:rPr>
           <w:rFonts w:hint="eastAsia"/>
         </w:rPr>
-        <w:t>这四个品类的国内供给状况，需要按材质分开看，不能一概说空白。匀气盘、气体分布盘与加热器，国内已有多家公司成规模生产：先锋精科在薄膜沉积领域供应加热器与匀气盘，2023年两项收入合计9,145.12万元；托伦斯的匀气盘、气体分布盘与加热器2025年合计6,664.91万元；珂玛科技承担国家02专项的PECVD设备用陶瓷加热盘课题，产品已实现量产，并被同行认定为完成了该部件的国产替代；富创精密的工艺零部件中同样包含匀气盘。真正尚无国产稳定量产的，是碳化硅材质的气体分配盘；氮化铝路线的陶瓷加热器国产化率不足10%，属于刚被突破、尚未铺开的状态。密封件一端，芯密科技的刻蚀用密封圈三年内收入从1,121.70万元做到9,109.84万元，销量由8,840个增至113,918个，也已不是空白市场。</w:t>
+        <w:t>四个品类的国内供给状况需按材质区分。匀气盘、气体分布盘与加热器已有多家国内公司成规模生产：先锋精科在薄膜沉积领域供应加热器与匀气盘，2023年两项收入合计9,145.12万元；托伦斯的匀气盘、气体分布盘与加热器2025年合计6,664.91万元；珂玛科技承担国家02专项的PECVD设备用陶瓷加热盘课题，产品已实现量产，并被同行认定为完成该部件的国产替代；富创精密的工艺零部件中同样包含匀气盘。</w:t>
+      </w:r>
+    </w:p>
+    <w:p>
+      <w:pPr>
+        <w:pStyle w:val="a0"/>
+      </w:pPr>
+      <w:r>
+        <w:rPr>
+          <w:rFonts w:hint="eastAsia"/>
+        </w:rPr>
+        <w:t>尚无国产稳定量产的是碳化硅材质的气体分配盘；氮化铝路线的陶瓷加热器国产化率不足10%，处于刚被突破、尚未铺开的阶段。密封件一端，芯密科技的刻蚀用密封圈三年内收入由1,121.70万元增至9,109.84万元，销量由8,840个增至113,918个。</w:t>
       </w:r>
     </w:p>
     <w:p>
@@ -7892,7 +7914,7 @@
         <w:rPr>
           <w:rFonts w:hint="eastAsia"/>
         </w:rPr>
-        <w:t>本报告判断，公司的技术能力集中在气体喷头与加热盘两项，依据有三。一是替换位置。公司的喷头按泛林机型对位供货，尺寸、接口以至关键指标都要与进口原件对齐，否则无法装机。能进入这个位置，本身就是能力的证明。二是技术归属。加热盘走陶瓷路线，公司的技术积累以自有专利为载体，不依附于外部授权。三是服务形态。气体喷头属可再生耗材，公司在新件之外还能提供修复再用，这在同品类供应商中并不普遍。O型圈与密封件门板不构成主要的能力来源，本报告不单独展开，其收入占比与毛利率列入当面确认事项。</w:t>
+        <w:t>据此可以认为，公司的技术能力集中在气体喷头与加热盘两项。一是替换位置。喷头按泛林机型对位供货，尺寸、接口以至关键指标都要与进口原件对齐，否则无法装机，能进入这个位置本身即构成能力的证明。二是技术归属。加热盘走陶瓷路线，技术积累以自有专利为载体，不依附于外部授权。三是服务形态。气体喷头属可再生耗材，公司在新件之外还能提供修复再用，这在同品类供应商中并不普遍。O型圈与密封件门板不构成主要的能力来源，此处不再展开，其收入占比与毛利率列入当面确认事项。</w:t>
       </w:r>
     </w:p>
     <w:p>
@@ -8414,7 +8436,7 @@
         <w:rPr>
           <w:rFonts w:hint="eastAsia"/>
         </w:rPr>
-        <w:t>本报告选取五家境内上市或在审公司作为可比对象，选取标准为主营产品与无锡金源的气体喷头、加热盘两类核心部件重合，且已有公开披露的经营与毛利率数据。其中先锋精科的重合度最高：同样以金属件切入，在薄膜沉积领域供应加热器与匀气盘，与本报告对无锡金源的判断一致，且按单品披露毛利率。托伦斯的匀气盘、气体分布盘与加热器同样覆盖两条产品线，未标明适配机台。</w:t>
+        <w:t>可比对象选取五家境内上市或在审公司，标准为主营产品与无锡金源的气体喷头、加热盘两类核心部件重合，且已有公开披露的经营与毛利率数据。其中先锋精科的重合度最高：同样以金属件切入，在薄膜沉积领域供应加热器与匀气盘，且按单品披露毛利率。托伦斯的匀气盘、气体分布盘与加热器同样覆盖两条产品线，未标明适配机台。</w:t>
       </w:r>
     </w:p>
     <w:p>
@@ -10084,7 +10106,7 @@
         <w:rPr>
           <w:rFonts w:hint="eastAsia"/>
         </w:rPr>
-        <w:t>五家公司的毛利率分成两档。非金属路线的珂玛科技、臻宝科技在50%上下；金属路线的先锋精科、托伦斯、富创精密均不到30%，分别为29.02%、27.14%与24.94%。两档之间最窄处也相差约20个百分点。同行业公司对此的解释是加工附加值与原材料成本的比例不同：非金属零部件在加工过程中产生的附加值高于原材料成本，金属件更接近材料加工，模组类产品还要计入外购零部件成本。无锡金源的产品跨这两条路线。加热盘若走氮化铝陶瓷路线，落在高毛利率一档；气体喷头按本报告判断为金属件，落在低毛利率一档。O型圈属高分子密封件，两档都不覆盖；门板属结构件，附加值最低。因此公司的综合毛利率主要取决于加热盘的收入占比。</w:t>
+        <w:t>五家公司的毛利率分成两档。非金属路线的珂玛科技、臻宝科技在50%上下；金属路线的先锋精科、托伦斯、富创精密均不到30%，分别为29.02%、27.14%与24.94%。两档之间最窄处也相差约20个百分点。同行业公司对此的解释是加工附加值与原材料成本的比例不同：非金属零部件在加工过程中产生的附加值高于原材料成本，金属件更接近材料加工，模组类产品还要计入外购零部件成本。无锡金源的产品跨这两条路线。加热盘若走氮化铝陶瓷路线，落在高毛利率一档；气体喷头为金属件，落在低毛利率一档。O型圈属高分子密封件，两档都不覆盖；门板属结构件，附加值最低。因此公司的综合毛利率主要取决于加热盘的收入占比。</w:t>
       </w:r>
     </w:p>
     <w:p>
@@ -14328,7 +14350,7 @@
                 <w:color w:val="000000"/>
                 <w:sz w:val="21"/>
               </w:rPr>
-              <w:t>设备整机环节；按本报告判断，无锡金源的气体喷头与加热盘即用于薄膜沉积设备腔体，与该公司的整机系列直接对应</w:t>
+              <w:t>设备整机环节；无锡金源的气体喷头与加热盘用于薄膜沉积设备腔体，与该公司的整机系列直接对应</w:t>
             </w:r>
           </w:p>
         </w:tc>
@@ -15327,7 +15349,7 @@
                 <w:color w:val="000000"/>
                 <w:sz w:val="21"/>
               </w:rPr>
-              <w:t>本报告依据官网机型、媒体表述与经营范围判断喷头走金属路线，需当面证实。材料属性直接决定毛利率区间：2025年非金属路线的珂玛科技53.94%、臻宝科技49.85%，金属路线的先锋精科29.02%、托伦斯27.14%、富创精密24.94%。</w:t>
+              <w:t>官网机型、媒体表述与经营范围三者均指向金属路线，需当面证实。材料属性直接决定毛利率区间：2025年非金属路线的珂玛科技53.94%、臻宝科技49.85%，金属路线的先锋精科29.02%、托伦斯27.14%、富创精密24.94%。</w:t>
             </w:r>
           </w:p>
         </w:tc>

--- a/output/金源/无锡金源半导体研究.docx
+++ b/output/金源/无锡金源半导体研究.docx
@@ -1266,7 +1266,7 @@
                 <w:sz w:val="24"/>
                 <w:szCs w:val="24"/>
               </w:rPr>
-              <w:t>9</w:t>
+              <w:t>8</w:t>
             </w:r>
             <w:r>
               <w:rPr>
@@ -1524,7 +1524,7 @@
                 <w:sz w:val="24"/>
                 <w:szCs w:val="24"/>
               </w:rPr>
-              <w:t>11</w:t>
+              <w:t>10</w:t>
             </w:r>
             <w:r>
               <w:rPr>
@@ -1613,7 +1613,7 @@
                 <w:sz w:val="24"/>
                 <w:szCs w:val="24"/>
               </w:rPr>
-              <w:t>12</w:t>
+              <w:t>11</w:t>
             </w:r>
             <w:r>
               <w:rPr>
@@ -1702,7 +1702,7 @@
                 <w:sz w:val="24"/>
                 <w:szCs w:val="24"/>
               </w:rPr>
-              <w:t>13</w:t>
+              <w:t>12</w:t>
             </w:r>
             <w:r>
               <w:rPr>
@@ -1783,7 +1783,7 @@
                 <w:sz w:val="24"/>
                 <w:szCs w:val="24"/>
               </w:rPr>
-              <w:t>13</w:t>
+              <w:t>12</w:t>
             </w:r>
             <w:r>
               <w:rPr>
@@ -1871,7 +1871,7 @@
                 <w:sz w:val="24"/>
                 <w:szCs w:val="24"/>
               </w:rPr>
-              <w:t>13</w:t>
+              <w:t>12</w:t>
             </w:r>
             <w:r>
               <w:rPr>
@@ -1960,7 +1960,7 @@
                 <w:sz w:val="24"/>
                 <w:szCs w:val="24"/>
               </w:rPr>
-              <w:t>15</w:t>
+              <w:t>14</w:t>
             </w:r>
             <w:r>
               <w:rPr>
@@ -2138,7 +2138,7 @@
                 <w:sz w:val="24"/>
                 <w:szCs w:val="24"/>
               </w:rPr>
-              <w:t>16</w:t>
+              <w:t>15</w:t>
             </w:r>
             <w:r>
               <w:rPr>
@@ -2316,7 +2316,7 @@
                 <w:sz w:val="24"/>
                 <w:szCs w:val="24"/>
               </w:rPr>
-              <w:t>17</w:t>
+              <w:t>16</w:t>
             </w:r>
             <w:r>
               <w:rPr>
@@ -2405,7 +2405,7 @@
                 <w:sz w:val="24"/>
                 <w:szCs w:val="24"/>
               </w:rPr>
-              <w:t>18</w:t>
+              <w:t>17</w:t>
             </w:r>
             <w:r>
               <w:rPr>
@@ -2494,7 +2494,7 @@
                 <w:sz w:val="24"/>
                 <w:szCs w:val="24"/>
               </w:rPr>
-              <w:t>18</w:t>
+              <w:t>17</w:t>
             </w:r>
             <w:r>
               <w:rPr>
@@ -2575,7 +2575,7 @@
                 <w:sz w:val="24"/>
                 <w:szCs w:val="24"/>
               </w:rPr>
-              <w:t>19</w:t>
+              <w:t>18</w:t>
             </w:r>
             <w:r>
               <w:rPr>
@@ -2663,7 +2663,7 @@
                 <w:sz w:val="24"/>
                 <w:szCs w:val="24"/>
               </w:rPr>
-              <w:t>19</w:t>
+              <w:t>18</w:t>
             </w:r>
             <w:r>
               <w:rPr>
@@ -2752,7 +2752,7 @@
                 <w:sz w:val="24"/>
                 <w:szCs w:val="24"/>
               </w:rPr>
-              <w:t>20</w:t>
+              <w:t>19</w:t>
             </w:r>
             <w:r>
               <w:rPr>
@@ -2913,7 +2913,7 @@
                 <w:sz w:val="24"/>
                 <w:szCs w:val="24"/>
               </w:rPr>
-              <w:t>22</w:t>
+              <w:t>21</w:t>
             </w:r>
             <w:r>
               <w:rPr>
@@ -2993,7 +2993,7 @@
         <w:rPr>
           <w:rFonts w:hint="eastAsia"/>
         </w:rPr>
-        <w:t>无锡金源半导体科技有限公司成立于2019年3月15日，统一社会信用代码91320211MA1Y2PWY0J，注册地为无锡市滨湖区胡埭镇孟村路1号。法定代表人为刘亚，注册资本2,780.932万元、实缴资本2,730.932万元，登记状态为在业。按企业信用信息公示，公司2025年度参保人数121人，企业规模标注为中型，持有高新技术企业、科技型中小企业、专精特新中小企业与企业技术中心等资质。经营范围包含半导体器件专用设备制造与销售、密封件制造、特种陶瓷制品制造与销售、电子专用材料研发制造销售、金属制品研发与制造、阀门和旋塞研发制造销售等。工商查询平台将公司融资轮次标注为B轮。按行业媒体报道，本轮融资用于全氟密封圈、金属喷头等半导体设备关键配件的研发扩产与工艺优化；融资金额、投资方名单与特殊权利条款未见公开披露。</w:t>
+        <w:t>无锡金源半导体科技有限公司成立于2019年3月15日，统一社会信用代码91320211MA1Y2PWY0J，注册地为无锡市滨湖区胡埭镇孟村路1号。法定代表人为刘亚，注册资本2,780.932万元、实缴资本2,730.932万元，登记状态为在业。按企业信用信息公示，公司2025年度参保人数121人，企业规模标注为中型，持有高新技术企业、科技型中小企业、专精特新中小企业与企业技术中心等资质。经营范围包含半导体器件专用设备制造与销售、密封件制造、特种陶瓷制品制造与销售、电子专用材料研发制造销售、金属制品研发与制造、阀门和旋塞研发制造销售等。工商查询平台将公司融资轮次标注为B轮。按行业媒体报道，本轮融资用于全氟密封圈、金属喷头等半导体设备关键配件的研发扩产与工艺优化。上市公司国中水务已公告对公司的投资。</w:t>
       </w:r>
     </w:p>
     <w:p>
@@ -6272,17 +6272,6 @@
           <w:szCs w:val="11"/>
         </w:rPr>
         <w:t>资料来源：托伦斯招股说明书（注册稿）；先锋精科招股说明书（注册稿），本报告整理。注：气体喷头按两条材料路线分列，公开信息指向金属路线。密封件一行取自先锋精科招股说明书列示的CIC数据，其余四行取自托伦斯招股说明书；末列系本报告按材料属性对应，公司实际采用的材料以当面确认为准。</w:t>
-      </w:r>
-    </w:p>
-    <w:p>
-      <w:pPr>
-        <w:pStyle w:val="a0"/>
-      </w:pPr>
-      <w:r>
-        <w:rPr>
-          <w:rFonts w:hint="eastAsia"/>
-        </w:rPr>
-        <w:t>非金属零部件的原材料多通过委托加工定制与成品采购取得，主要供应商为境外企业且多数规模较小。这类材料既无市场公开报价，也无可比公司披露的同类采购价格可供对照，采购价格是否公允难以直接验证。</w:t>
       </w:r>
     </w:p>
     <w:p>
@@ -6406,7 +6395,7 @@
         <w:rPr>
           <w:rFonts w:hint="eastAsia"/>
         </w:rPr>
-        <w:t>下游环节的需求相对稳定。零部件厂商的客户分两类。一类以设备厂商为主，富创精密、先锋精科、珂玛科技、托伦斯的客户集中于北方华创、中微公司、拓荆科技等设备厂商；一类以晶圆厂为主，臻宝科技的客户为集成电路制造厂商与显示面板厂商。两类的订单节奏不同：前者跟随设备厂的出货与资本开支，后者跟随晶圆厂的产能利用率与工艺运行时长。无锡金源属于哪一类，尚不能判定。</w:t>
+        <w:t>下游环节的需求相对稳定。零部件厂商的客户分两类。一类以设备厂商为主，富创精密、先锋精科、珂玛科技、托伦斯的客户集中于北方华创、中微公司、拓荆科技等设备厂商；一类以晶圆厂为主，臻宝科技的客户为集成电路制造厂商与显示面板厂商。两类的订单节奏不同：前者跟随设备厂的出货与资本开支，后者跟随晶圆厂的产能利用率与工艺运行时长。根据国中水务2024年7月的公告，无锡金源的产品已成功在长存、长鑫、拓荆科技等多家Fab厂及半导体设备客户处量产起量，推算出无锡金源两类客户都有。</w:t>
       </w:r>
     </w:p>
     <w:p>
@@ -8392,7 +8381,7 @@
         <w:rPr>
           <w:rFonts w:hint="eastAsia"/>
         </w:rPr>
-        <w:t>无锡金源的两条核心产品线并不在这条曲线的同一位置。金属匀气盘属于已被国内厂商打开的品类，竞争对手是同行而非进口件；氮化铝陶瓷加热盘的国产化率仍不足10%，境外厂商占主导，替代空间更大。不过，行业本身的增速并不高。按QY Research的预测，气体分配盘全球市场2023年至2030年的年复合增长率为7.0%，陶瓷加热器2024年至2030年为6.2%。增长空间主要来自替代而非扩容。2024年国内晶圆厂零部件采购中，向零部件厂商直接采购的比例为71.4%，弗若斯特沙利文预计2029年升至80.3%，非金属零部件由70.8%升至80.7%，这部分增量对应的正是境外供应商让出的份额。国产化率最低的品类，替代空间也最大。</w:t>
+        <w:t>按QY Research的预测，气体分配盘全球市场2023年至2030年的年复合增长率为7.0%，陶瓷加热器2024年至2030年为6.2%。增长空间主要来自替代而非扩容。2024年国内晶圆厂零部件采购中，向零部件厂商直接采购的比例为71.4%，弗若斯特沙利文预计2029年升至80.3%，非金属零部件由70.8%升至80.7%，这部分增量对应的正是境外供应商让出的份额。国产化率最低的品类，替代空间也最大。</w:t>
       </w:r>
     </w:p>
     <w:p>
@@ -8653,7 +8642,7 @@
                 <w:color w:val="000000"/>
                 <w:sz w:val="21"/>
               </w:rPr>
-              <w:t>301583.SZ（在审）</w:t>
+              <w:t>301583.SZ</w:t>
             </w:r>
           </w:p>
         </w:tc>
@@ -15499,7 +15488,7 @@
                 <w:color w:val="000000"/>
                 <w:sz w:val="21"/>
               </w:rPr>
-              <w:t>该环节两类客户结构的订单节奏与定价机制不同，仅凭公开信息尚不能判定公司属于哪一类。客户导入分合格供应商认证、产品认证、批量生产三个阶段；客户集中度是五家样本企业首轮问询均覆盖的事项。</w:t>
+              <w:t>该环节两类客户结构的订单节奏与定价机制不同，按国中水务公告，公司在Fab厂与设备厂两端均有量产供货。客户导入分合格供应商认证、产品认证、批量生产三个阶段；客户集中度是五家样本企业首轮问询均覆盖的事项。</w:t>
             </w:r>
           </w:p>
         </w:tc>
@@ -16001,7 +15990,7 @@
                 <w:color w:val="000000"/>
                 <w:sz w:val="21"/>
               </w:rPr>
-              <w:t>B轮融资的金额、投资方与时点？历次融资是否存在回购、对赌或其他特殊权利条款？现有股东结构与实际控制人的认定依据？</w:t>
+              <w:t>B轮融资的金额、投资方与时点？国中水务的投资金额与持股比例是多少？历次融资是否存在回购、对赌或其他特殊权利条款？现有股东结构与实际控制人的认定依据？</w:t>
             </w:r>
           </w:p>
         </w:tc>
@@ -16024,7 +16013,7 @@
                 <w:color w:val="000000"/>
                 <w:sz w:val="21"/>
               </w:rPr>
-              <w:t>工商查询平台将公司融资轮次标注为B轮，金额、投资方与条款未见公开披露。</w:t>
+              <w:t>工商查询平台将公司融资轮次标注为B轮；国中水务已公告对公司的投资，金额与持股比例未在公开检索中取得。</w:t>
             </w:r>
           </w:p>
         </w:tc>

--- a/output/金源/无锡金源半导体研究.docx
+++ b/output/金源/无锡金源半导体研究.docx
@@ -830,7 +830,7 @@
                 <w:sz w:val="24"/>
                 <w:szCs w:val="24"/>
               </w:rPr>
-              <w:t>6</w:t>
+              <w:t>5</w:t>
             </w:r>
             <w:r>
               <w:rPr>
@@ -1347,7 +1347,7 @@
                 <w:sz w:val="24"/>
                 <w:szCs w:val="24"/>
               </w:rPr>
-              <w:t>10</w:t>
+              <w:t>9</w:t>
             </w:r>
             <w:r>
               <w:rPr>
@@ -1435,7 +1435,7 @@
                 <w:sz w:val="24"/>
                 <w:szCs w:val="24"/>
               </w:rPr>
-              <w:t>10</w:t>
+              <w:t>9</w:t>
             </w:r>
             <w:r>
               <w:rPr>
@@ -1960,7 +1960,7 @@
                 <w:sz w:val="24"/>
                 <w:szCs w:val="24"/>
               </w:rPr>
-              <w:t>14</w:t>
+              <w:t>13</w:t>
             </w:r>
             <w:r>
               <w:rPr>
@@ -2049,7 +2049,7 @@
                 <w:sz w:val="24"/>
                 <w:szCs w:val="24"/>
               </w:rPr>
-              <w:t>15</w:t>
+              <w:t>14</w:t>
             </w:r>
             <w:r>
               <w:rPr>
@@ -2227,7 +2227,7 @@
                 <w:sz w:val="24"/>
                 <w:szCs w:val="24"/>
               </w:rPr>
-              <w:t>16</w:t>
+              <w:t>15</w:t>
             </w:r>
             <w:r>
               <w:rPr>
@@ -2405,7 +2405,7 @@
                 <w:sz w:val="24"/>
                 <w:szCs w:val="24"/>
               </w:rPr>
-              <w:t>17</w:t>
+              <w:t>16</w:t>
             </w:r>
             <w:r>
               <w:rPr>
@@ -2752,7 +2752,7 @@
                 <w:sz w:val="24"/>
                 <w:szCs w:val="24"/>
               </w:rPr>
-              <w:t>19</w:t>
+              <w:t>18</w:t>
             </w:r>
             <w:r>
               <w:rPr>
@@ -2833,7 +2833,7 @@
                 <w:sz w:val="24"/>
                 <w:szCs w:val="24"/>
               </w:rPr>
-              <w:t>20</w:t>
+              <w:t>19</w:t>
             </w:r>
             <w:r>
               <w:rPr>
@@ -2913,7 +2913,7 @@
                 <w:sz w:val="24"/>
                 <w:szCs w:val="24"/>
               </w:rPr>
-              <w:t>21</w:t>
+              <w:t>20</w:t>
             </w:r>
             <w:r>
               <w:rPr>
@@ -3041,7 +3041,7 @@
     </w:p>
     <w:tbl>
       <w:tblPr>
-        <w:tblW w:w="5352" w:type="pct"/>
+        <w:tblW w:w="8306" w:type="dxa"/>
         <w:jc w:val="center"/>
         <w:tblBorders>
           <w:top w:val="single" w:sz="12" w:space="0" w:color="010000"/>
@@ -3051,14 +3051,21 @@
           <w:insideH w:val="single" w:sz="4" w:space="0" w:color="010000"/>
           <w:insideV w:val="single" w:sz="4" w:space="0" w:color="010000"/>
         </w:tblBorders>
+        <w:tblLayout w:type="fixed"/>
+        <w:tblCellMar>
+          <w:top w:w="0" w:type="dxa"/>
+          <w:left w:w="108" w:type="dxa"/>
+          <w:bottom w:w="0" w:type="dxa"/>
+          <w:right w:w="108" w:type="dxa"/>
+        </w:tblCellMar>
         <w:tblLook w:firstColumn="1" w:firstRow="1" w:lastColumn="0" w:lastRow="0" w:noHBand="0" w:noVBand="1" w:val="04A0"/>
       </w:tblPr>
       <w:tblGrid>
+        <w:gridCol w:w="906"/>
+        <w:gridCol w:w="1963"/>
         <w:gridCol w:w="1661"/>
-        <w:gridCol w:w="1661"/>
-        <w:gridCol w:w="1661"/>
-        <w:gridCol w:w="1661"/>
-        <w:gridCol w:w="1661"/>
+        <w:gridCol w:w="1510"/>
+        <w:gridCol w:w="2266"/>
       </w:tblGrid>
       <w:tr>
         <w:trPr>
@@ -3068,7 +3075,7 @@
         </w:trPr>
         <w:tc>
           <w:tcPr>
-            <w:tcW w:w="545" w:type="pct"/>
+            <w:tcW w:w="906" w:type="dxa"/>
             <w:tcBorders>
               <w:top w:val="single" w:sz="12" w:space="0" w:color="010000"/>
               <w:bottom w:val="single" w:sz="4" w:space="0" w:color="010000"/>
@@ -3093,7 +3100,7 @@
         </w:tc>
         <w:tc>
           <w:tcPr>
-            <w:tcW w:w="1182" w:type="pct"/>
+            <w:tcW w:w="1963" w:type="dxa"/>
             <w:tcBorders>
               <w:top w:val="single" w:sz="12" w:space="0" w:color="010000"/>
               <w:bottom w:val="single" w:sz="4" w:space="0" w:color="010000"/>
@@ -3118,7 +3125,7 @@
         </w:tc>
         <w:tc>
           <w:tcPr>
-            <w:tcW w:w="1000" w:type="pct"/>
+            <w:tcW w:w="1661" w:type="dxa"/>
             <w:tcBorders>
               <w:top w:val="single" w:sz="12" w:space="0" w:color="010000"/>
               <w:bottom w:val="single" w:sz="4" w:space="0" w:color="010000"/>
@@ -3143,7 +3150,7 @@
         </w:tc>
         <w:tc>
           <w:tcPr>
-            <w:tcW w:w="909" w:type="pct"/>
+            <w:tcW w:w="1510" w:type="dxa"/>
             <w:tcBorders>
               <w:top w:val="single" w:sz="12" w:space="0" w:color="010000"/>
               <w:bottom w:val="single" w:sz="4" w:space="0" w:color="010000"/>
@@ -3168,7 +3175,7 @@
         </w:tc>
         <w:tc>
           <w:tcPr>
-            <w:tcW w:w="1364" w:type="pct"/>
+            <w:tcW w:w="2266" w:type="dxa"/>
             <w:tcBorders>
               <w:top w:val="single" w:sz="12" w:space="0" w:color="010000"/>
               <w:bottom w:val="single" w:sz="4" w:space="0" w:color="010000"/>
@@ -3199,7 +3206,7 @@
         </w:trPr>
         <w:tc>
           <w:tcPr>
-            <w:tcW w:w="545" w:type="pct"/>
+            <w:tcW w:w="906" w:type="dxa"/>
             <w:tcBorders>
               <w:top w:val="single" w:sz="4" w:space="0" w:color="010000"/>
             </w:tcBorders>
@@ -3222,7 +3229,7 @@
         </w:tc>
         <w:tc>
           <w:tcPr>
-            <w:tcW w:w="1182" w:type="pct"/>
+            <w:tcW w:w="1963" w:type="dxa"/>
             <w:tcBorders>
               <w:top w:val="single" w:sz="4" w:space="0" w:color="010000"/>
             </w:tcBorders>
@@ -3245,7 +3252,7 @@
         </w:tc>
         <w:tc>
           <w:tcPr>
-            <w:tcW w:w="1000" w:type="pct"/>
+            <w:tcW w:w="1661" w:type="dxa"/>
             <w:tcBorders>
               <w:top w:val="single" w:sz="4" w:space="0" w:color="010000"/>
             </w:tcBorders>
@@ -3268,7 +3275,7 @@
         </w:tc>
         <w:tc>
           <w:tcPr>
-            <w:tcW w:w="909" w:type="pct"/>
+            <w:tcW w:w="1510" w:type="dxa"/>
             <w:tcBorders>
               <w:top w:val="single" w:sz="4" w:space="0" w:color="010000"/>
             </w:tcBorders>
@@ -3291,7 +3298,7 @@
         </w:tc>
         <w:tc>
           <w:tcPr>
-            <w:tcW w:w="1364" w:type="pct"/>
+            <w:tcW w:w="2266" w:type="dxa"/>
             <w:tcBorders>
               <w:top w:val="single" w:sz="4" w:space="0" w:color="010000"/>
             </w:tcBorders>
@@ -3320,7 +3327,7 @@
         </w:trPr>
         <w:tc>
           <w:tcPr>
-            <w:tcW w:w="545" w:type="pct"/>
+            <w:tcW w:w="906" w:type="dxa"/>
             <w:tcBorders>
               <w:top w:val="single" w:sz="4" w:space="0" w:color="010000"/>
             </w:tcBorders>
@@ -3343,7 +3350,7 @@
         </w:tc>
         <w:tc>
           <w:tcPr>
-            <w:tcW w:w="1182" w:type="pct"/>
+            <w:tcW w:w="1963" w:type="dxa"/>
             <w:tcBorders>
               <w:top w:val="single" w:sz="4" w:space="0" w:color="010000"/>
             </w:tcBorders>
@@ -3366,7 +3373,7 @@
         </w:tc>
         <w:tc>
           <w:tcPr>
-            <w:tcW w:w="1000" w:type="pct"/>
+            <w:tcW w:w="1661" w:type="dxa"/>
             <w:tcBorders>
               <w:top w:val="single" w:sz="4" w:space="0" w:color="010000"/>
             </w:tcBorders>
@@ -3389,7 +3396,7 @@
         </w:tc>
         <w:tc>
           <w:tcPr>
-            <w:tcW w:w="909" w:type="pct"/>
+            <w:tcW w:w="1510" w:type="dxa"/>
             <w:tcBorders>
               <w:top w:val="single" w:sz="4" w:space="0" w:color="010000"/>
             </w:tcBorders>
@@ -3412,7 +3419,7 @@
         </w:tc>
         <w:tc>
           <w:tcPr>
-            <w:tcW w:w="1364" w:type="pct"/>
+            <w:tcW w:w="2266" w:type="dxa"/>
             <w:tcBorders>
               <w:top w:val="single" w:sz="4" w:space="0" w:color="010000"/>
             </w:tcBorders>
@@ -3441,7 +3448,7 @@
         </w:trPr>
         <w:tc>
           <w:tcPr>
-            <w:tcW w:w="545" w:type="pct"/>
+            <w:tcW w:w="906" w:type="dxa"/>
             <w:tcBorders>
               <w:top w:val="single" w:sz="4" w:space="0" w:color="010000"/>
             </w:tcBorders>
@@ -3464,7 +3471,7 @@
         </w:tc>
         <w:tc>
           <w:tcPr>
-            <w:tcW w:w="1182" w:type="pct"/>
+            <w:tcW w:w="1963" w:type="dxa"/>
             <w:tcBorders>
               <w:top w:val="single" w:sz="4" w:space="0" w:color="010000"/>
             </w:tcBorders>
@@ -3487,7 +3494,7 @@
         </w:tc>
         <w:tc>
           <w:tcPr>
-            <w:tcW w:w="1000" w:type="pct"/>
+            <w:tcW w:w="1661" w:type="dxa"/>
             <w:tcBorders>
               <w:top w:val="single" w:sz="4" w:space="0" w:color="010000"/>
             </w:tcBorders>
@@ -3510,7 +3517,7 @@
         </w:tc>
         <w:tc>
           <w:tcPr>
-            <w:tcW w:w="909" w:type="pct"/>
+            <w:tcW w:w="1510" w:type="dxa"/>
             <w:tcBorders>
               <w:top w:val="single" w:sz="4" w:space="0" w:color="010000"/>
             </w:tcBorders>
@@ -3533,7 +3540,7 @@
         </w:tc>
         <w:tc>
           <w:tcPr>
-            <w:tcW w:w="1364" w:type="pct"/>
+            <w:tcW w:w="2266" w:type="dxa"/>
             <w:tcBorders>
               <w:top w:val="single" w:sz="4" w:space="0" w:color="010000"/>
             </w:tcBorders>
@@ -3562,7 +3569,7 @@
         </w:trPr>
         <w:tc>
           <w:tcPr>
-            <w:tcW w:w="545" w:type="pct"/>
+            <w:tcW w:w="906" w:type="dxa"/>
             <w:tcBorders>
               <w:top w:val="single" w:sz="4" w:space="0" w:color="010000"/>
             </w:tcBorders>
@@ -3585,7 +3592,7 @@
         </w:tc>
         <w:tc>
           <w:tcPr>
-            <w:tcW w:w="1182" w:type="pct"/>
+            <w:tcW w:w="1963" w:type="dxa"/>
             <w:tcBorders>
               <w:top w:val="single" w:sz="4" w:space="0" w:color="010000"/>
             </w:tcBorders>
@@ -3608,7 +3615,7 @@
         </w:tc>
         <w:tc>
           <w:tcPr>
-            <w:tcW w:w="1000" w:type="pct"/>
+            <w:tcW w:w="1661" w:type="dxa"/>
             <w:tcBorders>
               <w:top w:val="single" w:sz="4" w:space="0" w:color="010000"/>
             </w:tcBorders>
@@ -3631,7 +3638,7 @@
         </w:tc>
         <w:tc>
           <w:tcPr>
-            <w:tcW w:w="909" w:type="pct"/>
+            <w:tcW w:w="1510" w:type="dxa"/>
             <w:tcBorders>
               <w:top w:val="single" w:sz="4" w:space="0" w:color="010000"/>
             </w:tcBorders>
@@ -3654,7 +3661,7 @@
         </w:tc>
         <w:tc>
           <w:tcPr>
-            <w:tcW w:w="1364" w:type="pct"/>
+            <w:tcW w:w="2266" w:type="dxa"/>
             <w:tcBorders>
               <w:top w:val="single" w:sz="4" w:space="0" w:color="010000"/>
             </w:tcBorders>
@@ -3773,7 +3780,7 @@
     </w:p>
     <w:tbl>
       <w:tblPr>
-        <w:tblW w:w="5352" w:type="pct"/>
+        <w:tblW w:w="8306" w:type="dxa"/>
         <w:jc w:val="center"/>
         <w:tblBorders>
           <w:top w:val="single" w:sz="12" w:space="0" w:color="010000"/>
@@ -3783,13 +3790,20 @@
           <w:insideH w:val="single" w:sz="4" w:space="0" w:color="010000"/>
           <w:insideV w:val="single" w:sz="4" w:space="0" w:color="010000"/>
         </w:tblBorders>
+        <w:tblLayout w:type="fixed"/>
+        <w:tblCellMar>
+          <w:top w:w="0" w:type="dxa"/>
+          <w:left w:w="108" w:type="dxa"/>
+          <w:bottom w:w="0" w:type="dxa"/>
+          <w:right w:w="108" w:type="dxa"/>
+        </w:tblCellMar>
         <w:tblLook w:firstColumn="1" w:firstRow="1" w:lastColumn="0" w:lastRow="0" w:noHBand="0" w:noVBand="1" w:val="04A0"/>
       </w:tblPr>
       <w:tblGrid>
-        <w:gridCol w:w="2076"/>
-        <w:gridCol w:w="2076"/>
-        <w:gridCol w:w="2076"/>
-        <w:gridCol w:w="2076"/>
+        <w:gridCol w:w="1328"/>
+        <w:gridCol w:w="1162"/>
+        <w:gridCol w:w="3657"/>
+        <w:gridCol w:w="2159"/>
       </w:tblGrid>
       <w:tr>
         <w:trPr>
@@ -3799,7 +3813,7 @@
         </w:trPr>
         <w:tc>
           <w:tcPr>
-            <w:tcW w:w="800" w:type="pct"/>
+            <w:tcW w:w="1328" w:type="dxa"/>
             <w:tcBorders>
               <w:top w:val="single" w:sz="12" w:space="0" w:color="010000"/>
               <w:bottom w:val="single" w:sz="4" w:space="0" w:color="010000"/>
@@ -3824,7 +3838,7 @@
         </w:tc>
         <w:tc>
           <w:tcPr>
-            <w:tcW w:w="700" w:type="pct"/>
+            <w:tcW w:w="1162" w:type="dxa"/>
             <w:tcBorders>
               <w:top w:val="single" w:sz="12" w:space="0" w:color="010000"/>
               <w:bottom w:val="single" w:sz="4" w:space="0" w:color="010000"/>
@@ -3849,7 +3863,7 @@
         </w:tc>
         <w:tc>
           <w:tcPr>
-            <w:tcW w:w="2200" w:type="pct"/>
+            <w:tcW w:w="3657" w:type="dxa"/>
             <w:tcBorders>
               <w:top w:val="single" w:sz="12" w:space="0" w:color="010000"/>
               <w:bottom w:val="single" w:sz="4" w:space="0" w:color="010000"/>
@@ -3874,7 +3888,7 @@
         </w:tc>
         <w:tc>
           <w:tcPr>
-            <w:tcW w:w="1300" w:type="pct"/>
+            <w:tcW w:w="2159" w:type="dxa"/>
             <w:tcBorders>
               <w:top w:val="single" w:sz="12" w:space="0" w:color="010000"/>
               <w:bottom w:val="single" w:sz="4" w:space="0" w:color="010000"/>
@@ -3905,7 +3919,7 @@
         </w:trPr>
         <w:tc>
           <w:tcPr>
-            <w:tcW w:w="800" w:type="pct"/>
+            <w:tcW w:w="1328" w:type="dxa"/>
             <w:tcBorders>
               <w:top w:val="single" w:sz="4" w:space="0" w:color="010000"/>
             </w:tcBorders>
@@ -3929,7 +3943,7 @@
         </w:tc>
         <w:tc>
           <w:tcPr>
-            <w:tcW w:w="700" w:type="pct"/>
+            <w:tcW w:w="1162" w:type="dxa"/>
             <w:tcBorders>
               <w:top w:val="single" w:sz="4" w:space="0" w:color="010000"/>
             </w:tcBorders>
@@ -3953,7 +3967,7 @@
         </w:tc>
         <w:tc>
           <w:tcPr>
-            <w:tcW w:w="2200" w:type="pct"/>
+            <w:tcW w:w="3657" w:type="dxa"/>
             <w:tcBorders>
               <w:top w:val="single" w:sz="4" w:space="0" w:color="010000"/>
             </w:tcBorders>
@@ -3977,7 +3991,7 @@
         </w:tc>
         <w:tc>
           <w:tcPr>
-            <w:tcW w:w="1300" w:type="pct"/>
+            <w:tcW w:w="2159" w:type="dxa"/>
             <w:tcBorders>
               <w:top w:val="single" w:sz="4" w:space="0" w:color="010000"/>
             </w:tcBorders>
@@ -4007,7 +4021,7 @@
         </w:trPr>
         <w:tc>
           <w:tcPr>
-            <w:tcW w:w="800" w:type="pct"/>
+            <w:tcW w:w="1328" w:type="dxa"/>
             <w:tcBorders>
               <w:top w:val="single" w:sz="4" w:space="0" w:color="010000"/>
             </w:tcBorders>
@@ -4031,7 +4045,7 @@
         </w:tc>
         <w:tc>
           <w:tcPr>
-            <w:tcW w:w="700" w:type="pct"/>
+            <w:tcW w:w="1162" w:type="dxa"/>
             <w:tcBorders>
               <w:top w:val="single" w:sz="4" w:space="0" w:color="010000"/>
             </w:tcBorders>
@@ -4055,7 +4069,7 @@
         </w:tc>
         <w:tc>
           <w:tcPr>
-            <w:tcW w:w="2200" w:type="pct"/>
+            <w:tcW w:w="3657" w:type="dxa"/>
             <w:tcBorders>
               <w:top w:val="single" w:sz="4" w:space="0" w:color="010000"/>
             </w:tcBorders>
@@ -4079,7 +4093,7 @@
         </w:tc>
         <w:tc>
           <w:tcPr>
-            <w:tcW w:w="1300" w:type="pct"/>
+            <w:tcW w:w="2159" w:type="dxa"/>
             <w:tcBorders>
               <w:top w:val="single" w:sz="4" w:space="0" w:color="010000"/>
             </w:tcBorders>
@@ -4109,7 +4123,7 @@
         </w:trPr>
         <w:tc>
           <w:tcPr>
-            <w:tcW w:w="800" w:type="pct"/>
+            <w:tcW w:w="1328" w:type="dxa"/>
             <w:tcBorders>
               <w:top w:val="single" w:sz="4" w:space="0" w:color="010000"/>
             </w:tcBorders>
@@ -4133,7 +4147,7 @@
         </w:tc>
         <w:tc>
           <w:tcPr>
-            <w:tcW w:w="700" w:type="pct"/>
+            <w:tcW w:w="1162" w:type="dxa"/>
             <w:tcBorders>
               <w:top w:val="single" w:sz="4" w:space="0" w:color="010000"/>
             </w:tcBorders>
@@ -4157,7 +4171,7 @@
         </w:tc>
         <w:tc>
           <w:tcPr>
-            <w:tcW w:w="2200" w:type="pct"/>
+            <w:tcW w:w="3657" w:type="dxa"/>
             <w:tcBorders>
               <w:top w:val="single" w:sz="4" w:space="0" w:color="010000"/>
             </w:tcBorders>
@@ -4181,7 +4195,7 @@
         </w:tc>
         <w:tc>
           <w:tcPr>
-            <w:tcW w:w="1300" w:type="pct"/>
+            <w:tcW w:w="2159" w:type="dxa"/>
             <w:tcBorders>
               <w:top w:val="single" w:sz="4" w:space="0" w:color="010000"/>
             </w:tcBorders>
@@ -4211,7 +4225,7 @@
         </w:trPr>
         <w:tc>
           <w:tcPr>
-            <w:tcW w:w="800" w:type="pct"/>
+            <w:tcW w:w="1328" w:type="dxa"/>
             <w:tcBorders>
               <w:top w:val="single" w:sz="4" w:space="0" w:color="010000"/>
             </w:tcBorders>
@@ -4234,7 +4248,7 @@
         </w:tc>
         <w:tc>
           <w:tcPr>
-            <w:tcW w:w="700" w:type="pct"/>
+            <w:tcW w:w="1162" w:type="dxa"/>
             <w:tcBorders>
               <w:top w:val="single" w:sz="4" w:space="0" w:color="010000"/>
             </w:tcBorders>
@@ -4257,7 +4271,7 @@
         </w:tc>
         <w:tc>
           <w:tcPr>
-            <w:tcW w:w="2200" w:type="pct"/>
+            <w:tcW w:w="3657" w:type="dxa"/>
             <w:tcBorders>
               <w:top w:val="single" w:sz="4" w:space="0" w:color="010000"/>
             </w:tcBorders>
@@ -4280,7 +4294,7 @@
         </w:tc>
         <w:tc>
           <w:tcPr>
-            <w:tcW w:w="1300" w:type="pct"/>
+            <w:tcW w:w="2159" w:type="dxa"/>
             <w:tcBorders>
               <w:top w:val="single" w:sz="4" w:space="0" w:color="010000"/>
             </w:tcBorders>
@@ -4309,7 +4323,7 @@
         </w:trPr>
         <w:tc>
           <w:tcPr>
-            <w:tcW w:w="800" w:type="pct"/>
+            <w:tcW w:w="1328" w:type="dxa"/>
             <w:tcBorders>
               <w:top w:val="single" w:sz="4" w:space="0" w:color="010000"/>
             </w:tcBorders>
@@ -4332,7 +4346,7 @@
         </w:tc>
         <w:tc>
           <w:tcPr>
-            <w:tcW w:w="700" w:type="pct"/>
+            <w:tcW w:w="1162" w:type="dxa"/>
             <w:tcBorders>
               <w:top w:val="single" w:sz="4" w:space="0" w:color="010000"/>
             </w:tcBorders>
@@ -4355,7 +4369,7 @@
         </w:tc>
         <w:tc>
           <w:tcPr>
-            <w:tcW w:w="2200" w:type="pct"/>
+            <w:tcW w:w="3657" w:type="dxa"/>
             <w:tcBorders>
               <w:top w:val="single" w:sz="4" w:space="0" w:color="010000"/>
             </w:tcBorders>
@@ -4378,7 +4392,7 @@
         </w:tc>
         <w:tc>
           <w:tcPr>
-            <w:tcW w:w="1300" w:type="pct"/>
+            <w:tcW w:w="2159" w:type="dxa"/>
             <w:tcBorders>
               <w:top w:val="single" w:sz="4" w:space="0" w:color="010000"/>
             </w:tcBorders>
@@ -4407,7 +4421,7 @@
         </w:trPr>
         <w:tc>
           <w:tcPr>
-            <w:tcW w:w="800" w:type="pct"/>
+            <w:tcW w:w="1328" w:type="dxa"/>
             <w:tcBorders>
               <w:top w:val="single" w:sz="4" w:space="0" w:color="010000"/>
             </w:tcBorders>
@@ -4430,7 +4444,7 @@
         </w:tc>
         <w:tc>
           <w:tcPr>
-            <w:tcW w:w="700" w:type="pct"/>
+            <w:tcW w:w="1162" w:type="dxa"/>
             <w:tcBorders>
               <w:top w:val="single" w:sz="4" w:space="0" w:color="010000"/>
             </w:tcBorders>
@@ -4453,7 +4467,7 @@
         </w:tc>
         <w:tc>
           <w:tcPr>
-            <w:tcW w:w="2200" w:type="pct"/>
+            <w:tcW w:w="3657" w:type="dxa"/>
             <w:tcBorders>
               <w:top w:val="single" w:sz="4" w:space="0" w:color="010000"/>
             </w:tcBorders>
@@ -4476,7 +4490,7 @@
         </w:tc>
         <w:tc>
           <w:tcPr>
-            <w:tcW w:w="1300" w:type="pct"/>
+            <w:tcW w:w="2159" w:type="dxa"/>
             <w:tcBorders>
               <w:top w:val="single" w:sz="4" w:space="0" w:color="010000"/>
             </w:tcBorders>
@@ -4505,7 +4519,7 @@
         </w:trPr>
         <w:tc>
           <w:tcPr>
-            <w:tcW w:w="800" w:type="pct"/>
+            <w:tcW w:w="1328" w:type="dxa"/>
             <w:tcBorders>
               <w:top w:val="single" w:sz="4" w:space="0" w:color="010000"/>
             </w:tcBorders>
@@ -4528,7 +4542,7 @@
         </w:tc>
         <w:tc>
           <w:tcPr>
-            <w:tcW w:w="700" w:type="pct"/>
+            <w:tcW w:w="1162" w:type="dxa"/>
             <w:tcBorders>
               <w:top w:val="single" w:sz="4" w:space="0" w:color="010000"/>
             </w:tcBorders>
@@ -4551,7 +4565,7 @@
         </w:tc>
         <w:tc>
           <w:tcPr>
-            <w:tcW w:w="2200" w:type="pct"/>
+            <w:tcW w:w="3657" w:type="dxa"/>
             <w:tcBorders>
               <w:top w:val="single" w:sz="4" w:space="0" w:color="010000"/>
             </w:tcBorders>
@@ -4574,7 +4588,7 @@
         </w:tc>
         <w:tc>
           <w:tcPr>
-            <w:tcW w:w="1300" w:type="pct"/>
+            <w:tcW w:w="2159" w:type="dxa"/>
             <w:tcBorders>
               <w:top w:val="single" w:sz="4" w:space="0" w:color="010000"/>
             </w:tcBorders>
@@ -4603,7 +4617,7 @@
         </w:trPr>
         <w:tc>
           <w:tcPr>
-            <w:tcW w:w="800" w:type="pct"/>
+            <w:tcW w:w="1328" w:type="dxa"/>
             <w:tcBorders>
               <w:top w:val="single" w:sz="4" w:space="0" w:color="010000"/>
             </w:tcBorders>
@@ -4626,7 +4640,7 @@
         </w:tc>
         <w:tc>
           <w:tcPr>
-            <w:tcW w:w="700" w:type="pct"/>
+            <w:tcW w:w="1162" w:type="dxa"/>
             <w:tcBorders>
               <w:top w:val="single" w:sz="4" w:space="0" w:color="010000"/>
             </w:tcBorders>
@@ -4649,7 +4663,7 @@
         </w:tc>
         <w:tc>
           <w:tcPr>
-            <w:tcW w:w="2200" w:type="pct"/>
+            <w:tcW w:w="3657" w:type="dxa"/>
             <w:tcBorders>
               <w:top w:val="single" w:sz="4" w:space="0" w:color="010000"/>
             </w:tcBorders>
@@ -4672,7 +4686,7 @@
         </w:tc>
         <w:tc>
           <w:tcPr>
-            <w:tcW w:w="1300" w:type="pct"/>
+            <w:tcW w:w="2159" w:type="dxa"/>
             <w:tcBorders>
               <w:top w:val="single" w:sz="4" w:space="0" w:color="010000"/>
             </w:tcBorders>
@@ -4701,7 +4715,7 @@
         </w:trPr>
         <w:tc>
           <w:tcPr>
-            <w:tcW w:w="800" w:type="pct"/>
+            <w:tcW w:w="1328" w:type="dxa"/>
             <w:tcBorders>
               <w:top w:val="single" w:sz="4" w:space="0" w:color="010000"/>
             </w:tcBorders>
@@ -4724,7 +4738,7 @@
         </w:tc>
         <w:tc>
           <w:tcPr>
-            <w:tcW w:w="700" w:type="pct"/>
+            <w:tcW w:w="1162" w:type="dxa"/>
             <w:tcBorders>
               <w:top w:val="single" w:sz="4" w:space="0" w:color="010000"/>
             </w:tcBorders>
@@ -4747,7 +4761,7 @@
         </w:tc>
         <w:tc>
           <w:tcPr>
-            <w:tcW w:w="2200" w:type="pct"/>
+            <w:tcW w:w="3657" w:type="dxa"/>
             <w:tcBorders>
               <w:top w:val="single" w:sz="4" w:space="0" w:color="010000"/>
             </w:tcBorders>
@@ -4770,7 +4784,7 @@
         </w:tc>
         <w:tc>
           <w:tcPr>
-            <w:tcW w:w="1300" w:type="pct"/>
+            <w:tcW w:w="2159" w:type="dxa"/>
             <w:tcBorders>
               <w:top w:val="single" w:sz="4" w:space="0" w:color="010000"/>
             </w:tcBorders>
@@ -4799,7 +4813,7 @@
         </w:trPr>
         <w:tc>
           <w:tcPr>
-            <w:tcW w:w="800" w:type="pct"/>
+            <w:tcW w:w="1328" w:type="dxa"/>
             <w:tcBorders>
               <w:top w:val="single" w:sz="4" w:space="0" w:color="010000"/>
             </w:tcBorders>
@@ -4822,7 +4836,7 @@
         </w:tc>
         <w:tc>
           <w:tcPr>
-            <w:tcW w:w="700" w:type="pct"/>
+            <w:tcW w:w="1162" w:type="dxa"/>
             <w:tcBorders>
               <w:top w:val="single" w:sz="4" w:space="0" w:color="010000"/>
             </w:tcBorders>
@@ -4845,7 +4859,7 @@
         </w:tc>
         <w:tc>
           <w:tcPr>
-            <w:tcW w:w="2200" w:type="pct"/>
+            <w:tcW w:w="3657" w:type="dxa"/>
             <w:tcBorders>
               <w:top w:val="single" w:sz="4" w:space="0" w:color="010000"/>
             </w:tcBorders>
@@ -4868,7 +4882,7 @@
         </w:tc>
         <w:tc>
           <w:tcPr>
-            <w:tcW w:w="1300" w:type="pct"/>
+            <w:tcW w:w="2159" w:type="dxa"/>
             <w:tcBorders>
               <w:top w:val="single" w:sz="4" w:space="0" w:color="010000"/>
             </w:tcBorders>
@@ -4897,7 +4911,7 @@
         </w:trPr>
         <w:tc>
           <w:tcPr>
-            <w:tcW w:w="800" w:type="pct"/>
+            <w:tcW w:w="1328" w:type="dxa"/>
             <w:tcBorders>
               <w:top w:val="single" w:sz="4" w:space="0" w:color="010000"/>
             </w:tcBorders>
@@ -4921,7 +4935,7 @@
         </w:tc>
         <w:tc>
           <w:tcPr>
-            <w:tcW w:w="700" w:type="pct"/>
+            <w:tcW w:w="1162" w:type="dxa"/>
             <w:tcBorders>
               <w:top w:val="single" w:sz="4" w:space="0" w:color="010000"/>
             </w:tcBorders>
@@ -4945,7 +4959,7 @@
         </w:tc>
         <w:tc>
           <w:tcPr>
-            <w:tcW w:w="2200" w:type="pct"/>
+            <w:tcW w:w="3657" w:type="dxa"/>
             <w:tcBorders>
               <w:top w:val="single" w:sz="4" w:space="0" w:color="010000"/>
             </w:tcBorders>
@@ -4969,7 +4983,7 @@
         </w:tc>
         <w:tc>
           <w:tcPr>
-            <w:tcW w:w="1300" w:type="pct"/>
+            <w:tcW w:w="2159" w:type="dxa"/>
             <w:tcBorders>
               <w:top w:val="single" w:sz="4" w:space="0" w:color="010000"/>
             </w:tcBorders>
@@ -5041,7 +5055,7 @@
     </w:p>
     <w:tbl>
       <w:tblPr>
-        <w:tblW w:w="5352" w:type="pct"/>
+        <w:tblW w:w="8306" w:type="dxa"/>
         <w:jc w:val="center"/>
         <w:tblBorders>
           <w:top w:val="single" w:sz="12" w:space="0" w:color="010000"/>
@@ -5051,13 +5065,20 @@
           <w:insideH w:val="single" w:sz="4" w:space="0" w:color="010000"/>
           <w:insideV w:val="single" w:sz="4" w:space="0" w:color="010000"/>
         </w:tblBorders>
+        <w:tblLayout w:type="fixed"/>
+        <w:tblCellMar>
+          <w:top w:w="0" w:type="dxa"/>
+          <w:left w:w="108" w:type="dxa"/>
+          <w:bottom w:w="0" w:type="dxa"/>
+          <w:right w:w="108" w:type="dxa"/>
+        </w:tblCellMar>
         <w:tblLook w:firstColumn="1" w:firstRow="1" w:lastColumn="0" w:lastRow="0" w:noHBand="0" w:noVBand="1" w:val="04A0"/>
       </w:tblPr>
       <w:tblGrid>
-        <w:gridCol w:w="2076"/>
-        <w:gridCol w:w="2076"/>
-        <w:gridCol w:w="2076"/>
-        <w:gridCol w:w="2076"/>
+        <w:gridCol w:w="1465"/>
+        <w:gridCol w:w="2444"/>
+        <w:gridCol w:w="2280"/>
+        <w:gridCol w:w="2117"/>
       </w:tblGrid>
       <w:tr>
         <w:trPr>
@@ -5067,7 +5088,7 @@
         </w:trPr>
         <w:tc>
           <w:tcPr>
-            <w:tcW w:w="882" w:type="pct"/>
+            <w:tcW w:w="1465" w:type="dxa"/>
             <w:tcBorders>
               <w:top w:val="single" w:sz="12" w:space="0" w:color="010000"/>
               <w:bottom w:val="single" w:sz="4" w:space="0" w:color="010000"/>
@@ -5092,7 +5113,7 @@
         </w:tc>
         <w:tc>
           <w:tcPr>
-            <w:tcW w:w="1471" w:type="pct"/>
+            <w:tcW w:w="2444" w:type="dxa"/>
             <w:tcBorders>
               <w:top w:val="single" w:sz="12" w:space="0" w:color="010000"/>
               <w:bottom w:val="single" w:sz="4" w:space="0" w:color="010000"/>
@@ -5117,7 +5138,7 @@
         </w:tc>
         <w:tc>
           <w:tcPr>
-            <w:tcW w:w="1373" w:type="pct"/>
+            <w:tcW w:w="2280" w:type="dxa"/>
             <w:tcBorders>
               <w:top w:val="single" w:sz="12" w:space="0" w:color="010000"/>
               <w:bottom w:val="single" w:sz="4" w:space="0" w:color="010000"/>
@@ -5142,7 +5163,7 @@
         </w:tc>
         <w:tc>
           <w:tcPr>
-            <w:tcW w:w="1275" w:type="pct"/>
+            <w:tcW w:w="2117" w:type="dxa"/>
             <w:tcBorders>
               <w:top w:val="single" w:sz="12" w:space="0" w:color="010000"/>
               <w:bottom w:val="single" w:sz="4" w:space="0" w:color="010000"/>
@@ -5173,7 +5194,7 @@
         </w:trPr>
         <w:tc>
           <w:tcPr>
-            <w:tcW w:w="882" w:type="pct"/>
+            <w:tcW w:w="1465" w:type="dxa"/>
             <w:tcBorders>
               <w:top w:val="single" w:sz="4" w:space="0" w:color="010000"/>
             </w:tcBorders>
@@ -5197,7 +5218,7 @@
         </w:tc>
         <w:tc>
           <w:tcPr>
-            <w:tcW w:w="1471" w:type="pct"/>
+            <w:tcW w:w="2444" w:type="dxa"/>
             <w:tcBorders>
               <w:top w:val="single" w:sz="4" w:space="0" w:color="010000"/>
             </w:tcBorders>
@@ -5221,7 +5242,7 @@
         </w:tc>
         <w:tc>
           <w:tcPr>
-            <w:tcW w:w="1373" w:type="pct"/>
+            <w:tcW w:w="2280" w:type="dxa"/>
             <w:tcBorders>
               <w:top w:val="single" w:sz="4" w:space="0" w:color="010000"/>
             </w:tcBorders>
@@ -5245,7 +5266,7 @@
         </w:tc>
         <w:tc>
           <w:tcPr>
-            <w:tcW w:w="1275" w:type="pct"/>
+            <w:tcW w:w="2117" w:type="dxa"/>
             <w:tcBorders>
               <w:top w:val="single" w:sz="4" w:space="0" w:color="010000"/>
             </w:tcBorders>
@@ -5275,7 +5296,7 @@
         </w:trPr>
         <w:tc>
           <w:tcPr>
-            <w:tcW w:w="882" w:type="pct"/>
+            <w:tcW w:w="1465" w:type="dxa"/>
             <w:tcBorders>
               <w:top w:val="single" w:sz="4" w:space="0" w:color="010000"/>
             </w:tcBorders>
@@ -5299,7 +5320,7 @@
         </w:tc>
         <w:tc>
           <w:tcPr>
-            <w:tcW w:w="1471" w:type="pct"/>
+            <w:tcW w:w="2444" w:type="dxa"/>
             <w:tcBorders>
               <w:top w:val="single" w:sz="4" w:space="0" w:color="010000"/>
             </w:tcBorders>
@@ -5323,7 +5344,7 @@
         </w:tc>
         <w:tc>
           <w:tcPr>
-            <w:tcW w:w="1373" w:type="pct"/>
+            <w:tcW w:w="2280" w:type="dxa"/>
             <w:tcBorders>
               <w:top w:val="single" w:sz="4" w:space="0" w:color="010000"/>
             </w:tcBorders>
@@ -5347,7 +5368,7 @@
         </w:tc>
         <w:tc>
           <w:tcPr>
-            <w:tcW w:w="1275" w:type="pct"/>
+            <w:tcW w:w="2117" w:type="dxa"/>
             <w:tcBorders>
               <w:top w:val="single" w:sz="4" w:space="0" w:color="010000"/>
             </w:tcBorders>
@@ -5377,7 +5398,7 @@
         </w:trPr>
         <w:tc>
           <w:tcPr>
-            <w:tcW w:w="882" w:type="pct"/>
+            <w:tcW w:w="1465" w:type="dxa"/>
             <w:tcBorders>
               <w:top w:val="single" w:sz="4" w:space="0" w:color="010000"/>
             </w:tcBorders>
@@ -5401,7 +5422,7 @@
         </w:tc>
         <w:tc>
           <w:tcPr>
-            <w:tcW w:w="1471" w:type="pct"/>
+            <w:tcW w:w="2444" w:type="dxa"/>
             <w:tcBorders>
               <w:top w:val="single" w:sz="4" w:space="0" w:color="010000"/>
             </w:tcBorders>
@@ -5425,7 +5446,7 @@
         </w:tc>
         <w:tc>
           <w:tcPr>
-            <w:tcW w:w="1373" w:type="pct"/>
+            <w:tcW w:w="2280" w:type="dxa"/>
             <w:tcBorders>
               <w:top w:val="single" w:sz="4" w:space="0" w:color="010000"/>
             </w:tcBorders>
@@ -5449,7 +5470,7 @@
         </w:tc>
         <w:tc>
           <w:tcPr>
-            <w:tcW w:w="1275" w:type="pct"/>
+            <w:tcW w:w="2117" w:type="dxa"/>
             <w:tcBorders>
               <w:top w:val="single" w:sz="4" w:space="0" w:color="010000"/>
             </w:tcBorders>
@@ -5479,7 +5500,7 @@
         </w:trPr>
         <w:tc>
           <w:tcPr>
-            <w:tcW w:w="882" w:type="pct"/>
+            <w:tcW w:w="1465" w:type="dxa"/>
             <w:tcBorders>
               <w:top w:val="single" w:sz="4" w:space="0" w:color="010000"/>
             </w:tcBorders>
@@ -5503,7 +5524,7 @@
         </w:tc>
         <w:tc>
           <w:tcPr>
-            <w:tcW w:w="1471" w:type="pct"/>
+            <w:tcW w:w="2444" w:type="dxa"/>
             <w:tcBorders>
               <w:top w:val="single" w:sz="4" w:space="0" w:color="010000"/>
             </w:tcBorders>
@@ -5527,7 +5548,7 @@
         </w:tc>
         <w:tc>
           <w:tcPr>
-            <w:tcW w:w="1373" w:type="pct"/>
+            <w:tcW w:w="2280" w:type="dxa"/>
             <w:tcBorders>
               <w:top w:val="single" w:sz="4" w:space="0" w:color="010000"/>
             </w:tcBorders>
@@ -5551,7 +5572,7 @@
         </w:tc>
         <w:tc>
           <w:tcPr>
-            <w:tcW w:w="1275" w:type="pct"/>
+            <w:tcW w:w="2117" w:type="dxa"/>
             <w:tcBorders>
               <w:top w:val="single" w:sz="4" w:space="0" w:color="010000"/>
             </w:tcBorders>
@@ -5581,7 +5602,7 @@
         </w:trPr>
         <w:tc>
           <w:tcPr>
-            <w:tcW w:w="882" w:type="pct"/>
+            <w:tcW w:w="1465" w:type="dxa"/>
             <w:tcBorders>
               <w:top w:val="single" w:sz="4" w:space="0" w:color="010000"/>
             </w:tcBorders>
@@ -5605,7 +5626,7 @@
         </w:tc>
         <w:tc>
           <w:tcPr>
-            <w:tcW w:w="1471" w:type="pct"/>
+            <w:tcW w:w="2444" w:type="dxa"/>
             <w:tcBorders>
               <w:top w:val="single" w:sz="4" w:space="0" w:color="010000"/>
             </w:tcBorders>
@@ -5629,7 +5650,7 @@
         </w:tc>
         <w:tc>
           <w:tcPr>
-            <w:tcW w:w="1373" w:type="pct"/>
+            <w:tcW w:w="2280" w:type="dxa"/>
             <w:tcBorders>
               <w:top w:val="single" w:sz="4" w:space="0" w:color="010000"/>
             </w:tcBorders>
@@ -5653,7 +5674,7 @@
         </w:tc>
         <w:tc>
           <w:tcPr>
-            <w:tcW w:w="1275" w:type="pct"/>
+            <w:tcW w:w="2117" w:type="dxa"/>
             <w:tcBorders>
               <w:top w:val="single" w:sz="4" w:space="0" w:color="010000"/>
             </w:tcBorders>
@@ -5773,7 +5794,7 @@
     </w:p>
     <w:tbl>
       <w:tblPr>
-        <w:tblW w:w="5352" w:type="pct"/>
+        <w:tblW w:w="8306" w:type="dxa"/>
         <w:jc w:val="center"/>
         <w:tblBorders>
           <w:top w:val="single" w:sz="12" w:space="0" w:color="010000"/>
@@ -5783,12 +5804,19 @@
           <w:insideH w:val="single" w:sz="4" w:space="0" w:color="010000"/>
           <w:insideV w:val="single" w:sz="4" w:space="0" w:color="010000"/>
         </w:tblBorders>
+        <w:tblLayout w:type="fixed"/>
+        <w:tblCellMar>
+          <w:top w:w="0" w:type="dxa"/>
+          <w:left w:w="108" w:type="dxa"/>
+          <w:bottom w:w="0" w:type="dxa"/>
+          <w:right w:w="108" w:type="dxa"/>
+        </w:tblCellMar>
         <w:tblLook w:firstColumn="1" w:firstRow="1" w:lastColumn="0" w:lastRow="0" w:noHBand="0" w:noVBand="1" w:val="04A0"/>
       </w:tblPr>
       <w:tblGrid>
-        <w:gridCol w:w="2769"/>
-        <w:gridCol w:w="2769"/>
-        <w:gridCol w:w="2769"/>
+        <w:gridCol w:w="1292"/>
+        <w:gridCol w:w="4800"/>
+        <w:gridCol w:w="2214"/>
       </w:tblGrid>
       <w:tr>
         <w:trPr>
@@ -5798,7 +5826,7 @@
         </w:trPr>
         <w:tc>
           <w:tcPr>
-            <w:tcW w:w="778" w:type="pct"/>
+            <w:tcW w:w="1292" w:type="dxa"/>
             <w:tcBorders>
               <w:top w:val="single" w:sz="12" w:space="0" w:color="010000"/>
               <w:bottom w:val="single" w:sz="4" w:space="0" w:color="010000"/>
@@ -5823,7 +5851,7 @@
         </w:tc>
         <w:tc>
           <w:tcPr>
-            <w:tcW w:w="2889" w:type="pct"/>
+            <w:tcW w:w="4800" w:type="dxa"/>
             <w:tcBorders>
               <w:top w:val="single" w:sz="12" w:space="0" w:color="010000"/>
               <w:bottom w:val="single" w:sz="4" w:space="0" w:color="010000"/>
@@ -5848,7 +5876,7 @@
         </w:tc>
         <w:tc>
           <w:tcPr>
-            <w:tcW w:w="1333" w:type="pct"/>
+            <w:tcW w:w="2214" w:type="dxa"/>
             <w:tcBorders>
               <w:top w:val="single" w:sz="12" w:space="0" w:color="010000"/>
               <w:bottom w:val="single" w:sz="4" w:space="0" w:color="010000"/>
@@ -5879,7 +5907,7 @@
         </w:trPr>
         <w:tc>
           <w:tcPr>
-            <w:tcW w:w="778" w:type="pct"/>
+            <w:tcW w:w="1292" w:type="dxa"/>
             <w:tcBorders>
               <w:top w:val="single" w:sz="4" w:space="0" w:color="010000"/>
             </w:tcBorders>
@@ -5903,7 +5931,7 @@
         </w:tc>
         <w:tc>
           <w:tcPr>
-            <w:tcW w:w="2889" w:type="pct"/>
+            <w:tcW w:w="4800" w:type="dxa"/>
             <w:tcBorders>
               <w:top w:val="single" w:sz="4" w:space="0" w:color="010000"/>
             </w:tcBorders>
@@ -5927,7 +5955,7 @@
         </w:tc>
         <w:tc>
           <w:tcPr>
-            <w:tcW w:w="1333" w:type="pct"/>
+            <w:tcW w:w="2214" w:type="dxa"/>
             <w:tcBorders>
               <w:top w:val="single" w:sz="4" w:space="0" w:color="010000"/>
             </w:tcBorders>
@@ -5957,7 +5985,7 @@
         </w:trPr>
         <w:tc>
           <w:tcPr>
-            <w:tcW w:w="778" w:type="pct"/>
+            <w:tcW w:w="1292" w:type="dxa"/>
             <w:tcBorders>
               <w:top w:val="single" w:sz="4" w:space="0" w:color="010000"/>
             </w:tcBorders>
@@ -5981,7 +6009,7 @@
         </w:tc>
         <w:tc>
           <w:tcPr>
-            <w:tcW w:w="2889" w:type="pct"/>
+            <w:tcW w:w="4800" w:type="dxa"/>
             <w:tcBorders>
               <w:top w:val="single" w:sz="4" w:space="0" w:color="010000"/>
             </w:tcBorders>
@@ -6005,7 +6033,7 @@
         </w:tc>
         <w:tc>
           <w:tcPr>
-            <w:tcW w:w="1333" w:type="pct"/>
+            <w:tcW w:w="2214" w:type="dxa"/>
             <w:tcBorders>
               <w:top w:val="single" w:sz="4" w:space="0" w:color="010000"/>
             </w:tcBorders>
@@ -6035,7 +6063,7 @@
         </w:trPr>
         <w:tc>
           <w:tcPr>
-            <w:tcW w:w="778" w:type="pct"/>
+            <w:tcW w:w="1292" w:type="dxa"/>
             <w:tcBorders>
               <w:top w:val="single" w:sz="4" w:space="0" w:color="010000"/>
             </w:tcBorders>
@@ -6058,7 +6086,7 @@
         </w:tc>
         <w:tc>
           <w:tcPr>
-            <w:tcW w:w="2889" w:type="pct"/>
+            <w:tcW w:w="4800" w:type="dxa"/>
             <w:tcBorders>
               <w:top w:val="single" w:sz="4" w:space="0" w:color="010000"/>
             </w:tcBorders>
@@ -6081,7 +6109,7 @@
         </w:tc>
         <w:tc>
           <w:tcPr>
-            <w:tcW w:w="1333" w:type="pct"/>
+            <w:tcW w:w="2214" w:type="dxa"/>
             <w:tcBorders>
               <w:top w:val="single" w:sz="4" w:space="0" w:color="010000"/>
             </w:tcBorders>
@@ -6110,7 +6138,7 @@
         </w:trPr>
         <w:tc>
           <w:tcPr>
-            <w:tcW w:w="778" w:type="pct"/>
+            <w:tcW w:w="1292" w:type="dxa"/>
             <w:tcBorders>
               <w:top w:val="single" w:sz="4" w:space="0" w:color="010000"/>
             </w:tcBorders>
@@ -6134,7 +6162,7 @@
         </w:tc>
         <w:tc>
           <w:tcPr>
-            <w:tcW w:w="2889" w:type="pct"/>
+            <w:tcW w:w="4800" w:type="dxa"/>
             <w:tcBorders>
               <w:top w:val="single" w:sz="4" w:space="0" w:color="010000"/>
             </w:tcBorders>
@@ -6158,7 +6186,7 @@
         </w:tc>
         <w:tc>
           <w:tcPr>
-            <w:tcW w:w="1333" w:type="pct"/>
+            <w:tcW w:w="2214" w:type="dxa"/>
             <w:tcBorders>
               <w:top w:val="single" w:sz="4" w:space="0" w:color="010000"/>
             </w:tcBorders>
@@ -6188,7 +6216,7 @@
         </w:trPr>
         <w:tc>
           <w:tcPr>
-            <w:tcW w:w="778" w:type="pct"/>
+            <w:tcW w:w="1292" w:type="dxa"/>
             <w:tcBorders>
               <w:top w:val="single" w:sz="4" w:space="0" w:color="010000"/>
             </w:tcBorders>
@@ -6212,7 +6240,7 @@
         </w:tc>
         <w:tc>
           <w:tcPr>
-            <w:tcW w:w="2889" w:type="pct"/>
+            <w:tcW w:w="4800" w:type="dxa"/>
             <w:tcBorders>
               <w:top w:val="single" w:sz="4" w:space="0" w:color="010000"/>
             </w:tcBorders>
@@ -6236,7 +6264,7 @@
         </w:tc>
         <w:tc>
           <w:tcPr>
-            <w:tcW w:w="1333" w:type="pct"/>
+            <w:tcW w:w="2214" w:type="dxa"/>
             <w:tcBorders>
               <w:top w:val="single" w:sz="4" w:space="0" w:color="010000"/>
             </w:tcBorders>
@@ -6458,7 +6486,7 @@
     </w:p>
     <w:tbl>
       <w:tblPr>
-        <w:tblW w:w="5352" w:type="pct"/>
+        <w:tblW w:w="8306" w:type="dxa"/>
         <w:jc w:val="center"/>
         <w:tblBorders>
           <w:top w:val="single" w:sz="12" w:space="0" w:color="010000"/>
@@ -6468,14 +6496,21 @@
           <w:insideH w:val="single" w:sz="4" w:space="0" w:color="010000"/>
           <w:insideV w:val="single" w:sz="4" w:space="0" w:color="010000"/>
         </w:tblBorders>
+        <w:tblLayout w:type="fixed"/>
+        <w:tblCellMar>
+          <w:top w:w="0" w:type="dxa"/>
+          <w:left w:w="108" w:type="dxa"/>
+          <w:bottom w:w="0" w:type="dxa"/>
+          <w:right w:w="108" w:type="dxa"/>
+        </w:tblCellMar>
         <w:tblLook w:firstColumn="1" w:firstRow="1" w:lastColumn="0" w:lastRow="0" w:noHBand="0" w:noVBand="1" w:val="04A0"/>
       </w:tblPr>
       <w:tblGrid>
-        <w:gridCol w:w="1661"/>
-        <w:gridCol w:w="1661"/>
-        <w:gridCol w:w="1661"/>
-        <w:gridCol w:w="1661"/>
-        <w:gridCol w:w="1661"/>
+        <w:gridCol w:w="1727"/>
+        <w:gridCol w:w="1723"/>
+        <w:gridCol w:w="1723"/>
+        <w:gridCol w:w="1410"/>
+        <w:gridCol w:w="1723"/>
       </w:tblGrid>
       <w:tr>
         <w:trPr>
@@ -6485,7 +6520,7 @@
         </w:trPr>
         <w:tc>
           <w:tcPr>
-            <w:tcW w:w="1038" w:type="pct"/>
+            <w:tcW w:w="1727" w:type="dxa"/>
             <w:tcBorders>
               <w:top w:val="single" w:sz="12" w:space="0" w:color="010000"/>
               <w:bottom w:val="single" w:sz="4" w:space="0" w:color="010000"/>
@@ -6510,7 +6545,7 @@
         </w:tc>
         <w:tc>
           <w:tcPr>
-            <w:tcW w:w="1038" w:type="pct"/>
+            <w:tcW w:w="1723" w:type="dxa"/>
             <w:tcBorders>
               <w:top w:val="single" w:sz="12" w:space="0" w:color="010000"/>
               <w:bottom w:val="single" w:sz="4" w:space="0" w:color="010000"/>
@@ -6535,7 +6570,7 @@
         </w:tc>
         <w:tc>
           <w:tcPr>
-            <w:tcW w:w="1038" w:type="pct"/>
+            <w:tcW w:w="1723" w:type="dxa"/>
             <w:tcBorders>
               <w:top w:val="single" w:sz="12" w:space="0" w:color="010000"/>
               <w:bottom w:val="single" w:sz="4" w:space="0" w:color="010000"/>
@@ -6560,7 +6595,7 @@
         </w:tc>
         <w:tc>
           <w:tcPr>
-            <w:tcW w:w="849" w:type="pct"/>
+            <w:tcW w:w="1410" w:type="dxa"/>
             <w:tcBorders>
               <w:top w:val="single" w:sz="12" w:space="0" w:color="010000"/>
               <w:bottom w:val="single" w:sz="4" w:space="0" w:color="010000"/>
@@ -6585,7 +6620,7 @@
         </w:tc>
         <w:tc>
           <w:tcPr>
-            <w:tcW w:w="1038" w:type="pct"/>
+            <w:tcW w:w="1723" w:type="dxa"/>
             <w:tcBorders>
               <w:top w:val="single" w:sz="12" w:space="0" w:color="010000"/>
               <w:bottom w:val="single" w:sz="4" w:space="0" w:color="010000"/>
@@ -6616,7 +6651,7 @@
         </w:trPr>
         <w:tc>
           <w:tcPr>
-            <w:tcW w:w="1038" w:type="pct"/>
+            <w:tcW w:w="1727" w:type="dxa"/>
             <w:tcBorders>
               <w:top w:val="single" w:sz="4" w:space="0" w:color="010000"/>
             </w:tcBorders>
@@ -6639,7 +6674,7 @@
         </w:tc>
         <w:tc>
           <w:tcPr>
-            <w:tcW w:w="1038" w:type="pct"/>
+            <w:tcW w:w="1723" w:type="dxa"/>
             <w:tcBorders>
               <w:top w:val="single" w:sz="4" w:space="0" w:color="010000"/>
             </w:tcBorders>
@@ -6662,7 +6697,7 @@
         </w:tc>
         <w:tc>
           <w:tcPr>
-            <w:tcW w:w="1038" w:type="pct"/>
+            <w:tcW w:w="1723" w:type="dxa"/>
             <w:tcBorders>
               <w:top w:val="single" w:sz="4" w:space="0" w:color="010000"/>
             </w:tcBorders>
@@ -6685,7 +6720,7 @@
         </w:tc>
         <w:tc>
           <w:tcPr>
-            <w:tcW w:w="849" w:type="pct"/>
+            <w:tcW w:w="1410" w:type="dxa"/>
             <w:tcBorders>
               <w:top w:val="single" w:sz="4" w:space="0" w:color="010000"/>
             </w:tcBorders>
@@ -6708,7 +6743,7 @@
         </w:tc>
         <w:tc>
           <w:tcPr>
-            <w:tcW w:w="1038" w:type="pct"/>
+            <w:tcW w:w="1723" w:type="dxa"/>
             <w:tcBorders>
               <w:top w:val="single" w:sz="4" w:space="0" w:color="010000"/>
             </w:tcBorders>
@@ -6737,7 +6772,7 @@
         </w:trPr>
         <w:tc>
           <w:tcPr>
-            <w:tcW w:w="1038" w:type="pct"/>
+            <w:tcW w:w="1727" w:type="dxa"/>
             <w:tcBorders>
               <w:top w:val="single" w:sz="4" w:space="0" w:color="010000"/>
             </w:tcBorders>
@@ -6760,7 +6795,7 @@
         </w:tc>
         <w:tc>
           <w:tcPr>
-            <w:tcW w:w="1038" w:type="pct"/>
+            <w:tcW w:w="1723" w:type="dxa"/>
             <w:tcBorders>
               <w:top w:val="single" w:sz="4" w:space="0" w:color="010000"/>
             </w:tcBorders>
@@ -6783,7 +6818,7 @@
         </w:tc>
         <w:tc>
           <w:tcPr>
-            <w:tcW w:w="1038" w:type="pct"/>
+            <w:tcW w:w="1723" w:type="dxa"/>
             <w:tcBorders>
               <w:top w:val="single" w:sz="4" w:space="0" w:color="010000"/>
             </w:tcBorders>
@@ -6806,7 +6841,7 @@
         </w:tc>
         <w:tc>
           <w:tcPr>
-            <w:tcW w:w="849" w:type="pct"/>
+            <w:tcW w:w="1410" w:type="dxa"/>
             <w:tcBorders>
               <w:top w:val="single" w:sz="4" w:space="0" w:color="010000"/>
             </w:tcBorders>
@@ -6829,7 +6864,7 @@
         </w:tc>
         <w:tc>
           <w:tcPr>
-            <w:tcW w:w="1038" w:type="pct"/>
+            <w:tcW w:w="1723" w:type="dxa"/>
             <w:tcBorders>
               <w:top w:val="single" w:sz="4" w:space="0" w:color="010000"/>
             </w:tcBorders>
@@ -6858,7 +6893,7 @@
         </w:trPr>
         <w:tc>
           <w:tcPr>
-            <w:tcW w:w="1038" w:type="pct"/>
+            <w:tcW w:w="1727" w:type="dxa"/>
             <w:tcBorders>
               <w:top w:val="single" w:sz="4" w:space="0" w:color="010000"/>
             </w:tcBorders>
@@ -6881,7 +6916,7 @@
         </w:tc>
         <w:tc>
           <w:tcPr>
-            <w:tcW w:w="1038" w:type="pct"/>
+            <w:tcW w:w="1723" w:type="dxa"/>
             <w:tcBorders>
               <w:top w:val="single" w:sz="4" w:space="0" w:color="010000"/>
             </w:tcBorders>
@@ -6904,7 +6939,7 @@
         </w:tc>
         <w:tc>
           <w:tcPr>
-            <w:tcW w:w="1038" w:type="pct"/>
+            <w:tcW w:w="1723" w:type="dxa"/>
             <w:tcBorders>
               <w:top w:val="single" w:sz="4" w:space="0" w:color="010000"/>
             </w:tcBorders>
@@ -6927,7 +6962,7 @@
         </w:tc>
         <w:tc>
           <w:tcPr>
-            <w:tcW w:w="849" w:type="pct"/>
+            <w:tcW w:w="1410" w:type="dxa"/>
             <w:tcBorders>
               <w:top w:val="single" w:sz="4" w:space="0" w:color="010000"/>
             </w:tcBorders>
@@ -6950,7 +6985,7 @@
         </w:tc>
         <w:tc>
           <w:tcPr>
-            <w:tcW w:w="1038" w:type="pct"/>
+            <w:tcW w:w="1723" w:type="dxa"/>
             <w:tcBorders>
               <w:top w:val="single" w:sz="4" w:space="0" w:color="010000"/>
             </w:tcBorders>
@@ -6979,7 +7014,7 @@
         </w:trPr>
         <w:tc>
           <w:tcPr>
-            <w:tcW w:w="1038" w:type="pct"/>
+            <w:tcW w:w="1727" w:type="dxa"/>
             <w:tcBorders>
               <w:top w:val="single" w:sz="4" w:space="0" w:color="010000"/>
             </w:tcBorders>
@@ -7002,7 +7037,7 @@
         </w:tc>
         <w:tc>
           <w:tcPr>
-            <w:tcW w:w="1038" w:type="pct"/>
+            <w:tcW w:w="1723" w:type="dxa"/>
             <w:tcBorders>
               <w:top w:val="single" w:sz="4" w:space="0" w:color="010000"/>
             </w:tcBorders>
@@ -7025,7 +7060,7 @@
         </w:tc>
         <w:tc>
           <w:tcPr>
-            <w:tcW w:w="1038" w:type="pct"/>
+            <w:tcW w:w="1723" w:type="dxa"/>
             <w:tcBorders>
               <w:top w:val="single" w:sz="4" w:space="0" w:color="010000"/>
             </w:tcBorders>
@@ -7048,7 +7083,7 @@
         </w:tc>
         <w:tc>
           <w:tcPr>
-            <w:tcW w:w="849" w:type="pct"/>
+            <w:tcW w:w="1410" w:type="dxa"/>
             <w:tcBorders>
               <w:top w:val="single" w:sz="4" w:space="0" w:color="010000"/>
             </w:tcBorders>
@@ -7071,7 +7106,7 @@
         </w:tc>
         <w:tc>
           <w:tcPr>
-            <w:tcW w:w="1038" w:type="pct"/>
+            <w:tcW w:w="1723" w:type="dxa"/>
             <w:tcBorders>
               <w:top w:val="single" w:sz="4" w:space="0" w:color="010000"/>
             </w:tcBorders>
@@ -7100,7 +7135,7 @@
         </w:trPr>
         <w:tc>
           <w:tcPr>
-            <w:tcW w:w="1038" w:type="pct"/>
+            <w:tcW w:w="1727" w:type="dxa"/>
             <w:tcBorders>
               <w:top w:val="single" w:sz="4" w:space="0" w:color="010000"/>
             </w:tcBorders>
@@ -7123,7 +7158,7 @@
         </w:tc>
         <w:tc>
           <w:tcPr>
-            <w:tcW w:w="1038" w:type="pct"/>
+            <w:tcW w:w="1723" w:type="dxa"/>
             <w:tcBorders>
               <w:top w:val="single" w:sz="4" w:space="0" w:color="010000"/>
             </w:tcBorders>
@@ -7146,7 +7181,7 @@
         </w:tc>
         <w:tc>
           <w:tcPr>
-            <w:tcW w:w="1038" w:type="pct"/>
+            <w:tcW w:w="1723" w:type="dxa"/>
             <w:tcBorders>
               <w:top w:val="single" w:sz="4" w:space="0" w:color="010000"/>
             </w:tcBorders>
@@ -7169,7 +7204,7 @@
         </w:tc>
         <w:tc>
           <w:tcPr>
-            <w:tcW w:w="849" w:type="pct"/>
+            <w:tcW w:w="1410" w:type="dxa"/>
             <w:tcBorders>
               <w:top w:val="single" w:sz="4" w:space="0" w:color="010000"/>
             </w:tcBorders>
@@ -7192,7 +7227,7 @@
         </w:tc>
         <w:tc>
           <w:tcPr>
-            <w:tcW w:w="1038" w:type="pct"/>
+            <w:tcW w:w="1723" w:type="dxa"/>
             <w:tcBorders>
               <w:top w:val="single" w:sz="4" w:space="0" w:color="010000"/>
             </w:tcBorders>
@@ -7330,7 +7365,7 @@
     </w:p>
     <w:tbl>
       <w:tblPr>
-        <w:tblW w:w="5352" w:type="pct"/>
+        <w:tblW w:w="8306" w:type="dxa"/>
         <w:jc w:val="center"/>
         <w:tblBorders>
           <w:top w:val="single" w:sz="12" w:space="0" w:color="010000"/>
@@ -7340,13 +7375,20 @@
           <w:insideH w:val="single" w:sz="4" w:space="0" w:color="010000"/>
           <w:insideV w:val="single" w:sz="4" w:space="0" w:color="010000"/>
         </w:tblBorders>
+        <w:tblLayout w:type="fixed"/>
+        <w:tblCellMar>
+          <w:top w:w="0" w:type="dxa"/>
+          <w:left w:w="108" w:type="dxa"/>
+          <w:bottom w:w="0" w:type="dxa"/>
+          <w:right w:w="108" w:type="dxa"/>
+        </w:tblCellMar>
         <w:tblLook w:firstColumn="1" w:firstRow="1" w:lastColumn="0" w:lastRow="0" w:noHBand="0" w:noVBand="1" w:val="04A0"/>
       </w:tblPr>
       <w:tblGrid>
-        <w:gridCol w:w="2076"/>
-        <w:gridCol w:w="2076"/>
-        <w:gridCol w:w="2076"/>
-        <w:gridCol w:w="2076"/>
+        <w:gridCol w:w="1954"/>
+        <w:gridCol w:w="1140"/>
+        <w:gridCol w:w="2117"/>
+        <w:gridCol w:w="3095"/>
       </w:tblGrid>
       <w:tr>
         <w:trPr>
@@ -7356,7 +7398,7 @@
         </w:trPr>
         <w:tc>
           <w:tcPr>
-            <w:tcW w:w="1176" w:type="pct"/>
+            <w:tcW w:w="1954" w:type="dxa"/>
             <w:tcBorders>
               <w:top w:val="single" w:sz="12" w:space="0" w:color="010000"/>
               <w:bottom w:val="single" w:sz="4" w:space="0" w:color="010000"/>
@@ -7381,7 +7423,7 @@
         </w:tc>
         <w:tc>
           <w:tcPr>
-            <w:tcW w:w="686" w:type="pct"/>
+            <w:tcW w:w="1140" w:type="dxa"/>
             <w:tcBorders>
               <w:top w:val="single" w:sz="12" w:space="0" w:color="010000"/>
               <w:bottom w:val="single" w:sz="4" w:space="0" w:color="010000"/>
@@ -7406,7 +7448,7 @@
         </w:tc>
         <w:tc>
           <w:tcPr>
-            <w:tcW w:w="1275" w:type="pct"/>
+            <w:tcW w:w="2117" w:type="dxa"/>
             <w:tcBorders>
               <w:top w:val="single" w:sz="12" w:space="0" w:color="010000"/>
               <w:bottom w:val="single" w:sz="4" w:space="0" w:color="010000"/>
@@ -7431,7 +7473,7 @@
         </w:tc>
         <w:tc>
           <w:tcPr>
-            <w:tcW w:w="1863" w:type="pct"/>
+            <w:tcW w:w="3095" w:type="dxa"/>
             <w:tcBorders>
               <w:top w:val="single" w:sz="12" w:space="0" w:color="010000"/>
               <w:bottom w:val="single" w:sz="4" w:space="0" w:color="010000"/>
@@ -7462,7 +7504,7 @@
         </w:trPr>
         <w:tc>
           <w:tcPr>
-            <w:tcW w:w="1176" w:type="pct"/>
+            <w:tcW w:w="1954" w:type="dxa"/>
             <w:tcBorders>
               <w:top w:val="single" w:sz="4" w:space="0" w:color="010000"/>
             </w:tcBorders>
@@ -7485,7 +7527,7 @@
         </w:tc>
         <w:tc>
           <w:tcPr>
-            <w:tcW w:w="686" w:type="pct"/>
+            <w:tcW w:w="1140" w:type="dxa"/>
             <w:tcBorders>
               <w:top w:val="single" w:sz="4" w:space="0" w:color="010000"/>
             </w:tcBorders>
@@ -7508,7 +7550,7 @@
         </w:tc>
         <w:tc>
           <w:tcPr>
-            <w:tcW w:w="1275" w:type="pct"/>
+            <w:tcW w:w="2117" w:type="dxa"/>
             <w:tcBorders>
               <w:top w:val="single" w:sz="4" w:space="0" w:color="010000"/>
             </w:tcBorders>
@@ -7531,7 +7573,7 @@
         </w:tc>
         <w:tc>
           <w:tcPr>
-            <w:tcW w:w="1863" w:type="pct"/>
+            <w:tcW w:w="3095" w:type="dxa"/>
             <w:tcBorders>
               <w:top w:val="single" w:sz="4" w:space="0" w:color="010000"/>
             </w:tcBorders>
@@ -7560,7 +7602,7 @@
         </w:trPr>
         <w:tc>
           <w:tcPr>
-            <w:tcW w:w="1176" w:type="pct"/>
+            <w:tcW w:w="1954" w:type="dxa"/>
             <w:tcBorders>
               <w:top w:val="single" w:sz="4" w:space="0" w:color="010000"/>
             </w:tcBorders>
@@ -7583,7 +7625,7 @@
         </w:tc>
         <w:tc>
           <w:tcPr>
-            <w:tcW w:w="686" w:type="pct"/>
+            <w:tcW w:w="1140" w:type="dxa"/>
             <w:tcBorders>
               <w:top w:val="single" w:sz="4" w:space="0" w:color="010000"/>
             </w:tcBorders>
@@ -7606,7 +7648,7 @@
         </w:tc>
         <w:tc>
           <w:tcPr>
-            <w:tcW w:w="1275" w:type="pct"/>
+            <w:tcW w:w="2117" w:type="dxa"/>
             <w:tcBorders>
               <w:top w:val="single" w:sz="4" w:space="0" w:color="010000"/>
             </w:tcBorders>
@@ -7629,7 +7671,7 @@
         </w:tc>
         <w:tc>
           <w:tcPr>
-            <w:tcW w:w="1863" w:type="pct"/>
+            <w:tcW w:w="3095" w:type="dxa"/>
             <w:tcBorders>
               <w:top w:val="single" w:sz="4" w:space="0" w:color="010000"/>
             </w:tcBorders>
@@ -7658,7 +7700,7 @@
         </w:trPr>
         <w:tc>
           <w:tcPr>
-            <w:tcW w:w="1176" w:type="pct"/>
+            <w:tcW w:w="1954" w:type="dxa"/>
             <w:tcBorders>
               <w:top w:val="single" w:sz="4" w:space="0" w:color="010000"/>
             </w:tcBorders>
@@ -7681,7 +7723,7 @@
         </w:tc>
         <w:tc>
           <w:tcPr>
-            <w:tcW w:w="686" w:type="pct"/>
+            <w:tcW w:w="1140" w:type="dxa"/>
             <w:tcBorders>
               <w:top w:val="single" w:sz="4" w:space="0" w:color="010000"/>
             </w:tcBorders>
@@ -7704,7 +7746,7 @@
         </w:tc>
         <w:tc>
           <w:tcPr>
-            <w:tcW w:w="1275" w:type="pct"/>
+            <w:tcW w:w="2117" w:type="dxa"/>
             <w:tcBorders>
               <w:top w:val="single" w:sz="4" w:space="0" w:color="010000"/>
             </w:tcBorders>
@@ -7727,7 +7769,7 @@
         </w:tc>
         <w:tc>
           <w:tcPr>
-            <w:tcW w:w="1863" w:type="pct"/>
+            <w:tcW w:w="3095" w:type="dxa"/>
             <w:tcBorders>
               <w:top w:val="single" w:sz="4" w:space="0" w:color="010000"/>
             </w:tcBorders>
@@ -7756,7 +7798,7 @@
         </w:trPr>
         <w:tc>
           <w:tcPr>
-            <w:tcW w:w="1176" w:type="pct"/>
+            <w:tcW w:w="1954" w:type="dxa"/>
             <w:tcBorders>
               <w:top w:val="single" w:sz="4" w:space="0" w:color="010000"/>
             </w:tcBorders>
@@ -7779,7 +7821,7 @@
         </w:tc>
         <w:tc>
           <w:tcPr>
-            <w:tcW w:w="686" w:type="pct"/>
+            <w:tcW w:w="1140" w:type="dxa"/>
             <w:tcBorders>
               <w:top w:val="single" w:sz="4" w:space="0" w:color="010000"/>
             </w:tcBorders>
@@ -7802,7 +7844,7 @@
         </w:tc>
         <w:tc>
           <w:tcPr>
-            <w:tcW w:w="1275" w:type="pct"/>
+            <w:tcW w:w="2117" w:type="dxa"/>
             <w:tcBorders>
               <w:top w:val="single" w:sz="4" w:space="0" w:color="010000"/>
             </w:tcBorders>
@@ -7825,7 +7867,7 @@
         </w:tc>
         <w:tc>
           <w:tcPr>
-            <w:tcW w:w="1863" w:type="pct"/>
+            <w:tcW w:w="3095" w:type="dxa"/>
             <w:tcBorders>
               <w:top w:val="single" w:sz="4" w:space="0" w:color="010000"/>
             </w:tcBorders>
@@ -7951,7 +7993,7 @@
     </w:p>
     <w:tbl>
       <w:tblPr>
-        <w:tblW w:w="5352" w:type="pct"/>
+        <w:tblW w:w="8306" w:type="dxa"/>
         <w:jc w:val="center"/>
         <w:tblBorders>
           <w:top w:val="single" w:sz="12" w:space="0" w:color="010000"/>
@@ -7961,11 +8003,18 @@
           <w:insideH w:val="single" w:sz="4" w:space="0" w:color="010000"/>
           <w:insideV w:val="single" w:sz="4" w:space="0" w:color="010000"/>
         </w:tblBorders>
+        <w:tblLayout w:type="fixed"/>
+        <w:tblCellMar>
+          <w:top w:w="0" w:type="dxa"/>
+          <w:left w:w="108" w:type="dxa"/>
+          <w:bottom w:w="0" w:type="dxa"/>
+          <w:right w:w="108" w:type="dxa"/>
+        </w:tblCellMar>
         <w:tblLook w:firstColumn="1" w:firstRow="1" w:lastColumn="0" w:lastRow="0" w:noHBand="0" w:noVBand="1" w:val="04A0"/>
       </w:tblPr>
       <w:tblGrid>
-        <w:gridCol w:w="4153"/>
-        <w:gridCol w:w="4153"/>
+        <w:gridCol w:w="2342"/>
+        <w:gridCol w:w="5964"/>
       </w:tblGrid>
       <w:tr>
         <w:trPr>
@@ -7975,7 +8024,7 @@
         </w:trPr>
         <w:tc>
           <w:tcPr>
-            <w:tcW w:w="1410" w:type="pct"/>
+            <w:tcW w:w="2342" w:type="dxa"/>
             <w:tcBorders>
               <w:top w:val="single" w:sz="12" w:space="0" w:color="010000"/>
               <w:bottom w:val="single" w:sz="4" w:space="0" w:color="010000"/>
@@ -8000,7 +8049,7 @@
         </w:tc>
         <w:tc>
           <w:tcPr>
-            <w:tcW w:w="3590" w:type="pct"/>
+            <w:tcW w:w="5964" w:type="dxa"/>
             <w:tcBorders>
               <w:top w:val="single" w:sz="12" w:space="0" w:color="010000"/>
               <w:bottom w:val="single" w:sz="4" w:space="0" w:color="010000"/>
@@ -8031,7 +8080,7 @@
         </w:trPr>
         <w:tc>
           <w:tcPr>
-            <w:tcW w:w="1410" w:type="pct"/>
+            <w:tcW w:w="2342" w:type="dxa"/>
             <w:tcBorders>
               <w:top w:val="single" w:sz="4" w:space="0" w:color="010000"/>
             </w:tcBorders>
@@ -8054,7 +8103,7 @@
         </w:tc>
         <w:tc>
           <w:tcPr>
-            <w:tcW w:w="3590" w:type="pct"/>
+            <w:tcW w:w="5964" w:type="dxa"/>
             <w:tcBorders>
               <w:top w:val="single" w:sz="4" w:space="0" w:color="010000"/>
             </w:tcBorders>
@@ -8083,7 +8132,7 @@
         </w:trPr>
         <w:tc>
           <w:tcPr>
-            <w:tcW w:w="1410" w:type="pct"/>
+            <w:tcW w:w="2342" w:type="dxa"/>
             <w:tcBorders>
               <w:top w:val="single" w:sz="4" w:space="0" w:color="010000"/>
             </w:tcBorders>
@@ -8106,7 +8155,7 @@
         </w:tc>
         <w:tc>
           <w:tcPr>
-            <w:tcW w:w="3590" w:type="pct"/>
+            <w:tcW w:w="5964" w:type="dxa"/>
             <w:tcBorders>
               <w:top w:val="single" w:sz="4" w:space="0" w:color="010000"/>
             </w:tcBorders>
@@ -8135,7 +8184,7 @@
         </w:trPr>
         <w:tc>
           <w:tcPr>
-            <w:tcW w:w="1410" w:type="pct"/>
+            <w:tcW w:w="2342" w:type="dxa"/>
             <w:tcBorders>
               <w:top w:val="single" w:sz="4" w:space="0" w:color="010000"/>
             </w:tcBorders>
@@ -8158,7 +8207,7 @@
         </w:tc>
         <w:tc>
           <w:tcPr>
-            <w:tcW w:w="3590" w:type="pct"/>
+            <w:tcW w:w="5964" w:type="dxa"/>
             <w:tcBorders>
               <w:top w:val="single" w:sz="4" w:space="0" w:color="010000"/>
             </w:tcBorders>
@@ -8187,7 +8236,7 @@
         </w:trPr>
         <w:tc>
           <w:tcPr>
-            <w:tcW w:w="1410" w:type="pct"/>
+            <w:tcW w:w="2342" w:type="dxa"/>
             <w:tcBorders>
               <w:top w:val="single" w:sz="4" w:space="0" w:color="010000"/>
             </w:tcBorders>
@@ -8210,7 +8259,7 @@
         </w:tc>
         <w:tc>
           <w:tcPr>
-            <w:tcW w:w="3590" w:type="pct"/>
+            <w:tcW w:w="5964" w:type="dxa"/>
             <w:tcBorders>
               <w:top w:val="single" w:sz="4" w:space="0" w:color="010000"/>
             </w:tcBorders>
@@ -8239,7 +8288,7 @@
         </w:trPr>
         <w:tc>
           <w:tcPr>
-            <w:tcW w:w="1410" w:type="pct"/>
+            <w:tcW w:w="2342" w:type="dxa"/>
             <w:tcBorders>
               <w:top w:val="single" w:sz="4" w:space="0" w:color="010000"/>
             </w:tcBorders>
@@ -8262,7 +8311,7 @@
         </w:tc>
         <w:tc>
           <w:tcPr>
-            <w:tcW w:w="3590" w:type="pct"/>
+            <w:tcW w:w="5964" w:type="dxa"/>
             <w:tcBorders>
               <w:top w:val="single" w:sz="4" w:space="0" w:color="010000"/>
             </w:tcBorders>
@@ -8291,7 +8340,7 @@
         </w:trPr>
         <w:tc>
           <w:tcPr>
-            <w:tcW w:w="1410" w:type="pct"/>
+            <w:tcW w:w="2342" w:type="dxa"/>
             <w:tcBorders>
               <w:top w:val="single" w:sz="4" w:space="0" w:color="010000"/>
             </w:tcBorders>
@@ -8314,7 +8363,7 @@
         </w:tc>
         <w:tc>
           <w:tcPr>
-            <w:tcW w:w="3590" w:type="pct"/>
+            <w:tcW w:w="5964" w:type="dxa"/>
             <w:tcBorders>
               <w:top w:val="single" w:sz="4" w:space="0" w:color="010000"/>
             </w:tcBorders>
@@ -8444,7 +8493,7 @@
     </w:p>
     <w:tbl>
       <w:tblPr>
-        <w:tblW w:w="5352" w:type="pct"/>
+        <w:tblW w:w="8306" w:type="dxa"/>
         <w:jc w:val="center"/>
         <w:tblBorders>
           <w:top w:val="single" w:sz="12" w:space="0" w:color="010000"/>
@@ -8454,14 +8503,21 @@
           <w:insideH w:val="single" w:sz="4" w:space="0" w:color="010000"/>
           <w:insideV w:val="single" w:sz="4" w:space="0" w:color="010000"/>
         </w:tblBorders>
+        <w:tblLayout w:type="fixed"/>
+        <w:tblCellMar>
+          <w:top w:w="0" w:type="dxa"/>
+          <w:left w:w="108" w:type="dxa"/>
+          <w:bottom w:w="0" w:type="dxa"/>
+          <w:right w:w="108" w:type="dxa"/>
+        </w:tblCellMar>
         <w:tblLook w:firstColumn="1" w:firstRow="1" w:lastColumn="0" w:lastRow="0" w:noHBand="0" w:noVBand="1" w:val="04A0"/>
       </w:tblPr>
       <w:tblGrid>
-        <w:gridCol w:w="1661"/>
-        <w:gridCol w:w="1661"/>
-        <w:gridCol w:w="1661"/>
-        <w:gridCol w:w="1661"/>
-        <w:gridCol w:w="1661"/>
+        <w:gridCol w:w="1162"/>
+        <w:gridCol w:w="1495"/>
+        <w:gridCol w:w="2825"/>
+        <w:gridCol w:w="1412"/>
+        <w:gridCol w:w="1412"/>
       </w:tblGrid>
       <w:tr>
         <w:trPr>
@@ -8471,7 +8527,7 @@
         </w:trPr>
         <w:tc>
           <w:tcPr>
-            <w:tcW w:w="700" w:type="pct"/>
+            <w:tcW w:w="1162" w:type="dxa"/>
             <w:tcBorders>
               <w:top w:val="single" w:sz="12" w:space="0" w:color="010000"/>
               <w:bottom w:val="single" w:sz="4" w:space="0" w:color="010000"/>
@@ -8496,7 +8552,7 @@
         </w:tc>
         <w:tc>
           <w:tcPr>
-            <w:tcW w:w="900" w:type="pct"/>
+            <w:tcW w:w="1495" w:type="dxa"/>
             <w:tcBorders>
               <w:top w:val="single" w:sz="12" w:space="0" w:color="010000"/>
               <w:bottom w:val="single" w:sz="4" w:space="0" w:color="010000"/>
@@ -8521,7 +8577,7 @@
         </w:tc>
         <w:tc>
           <w:tcPr>
-            <w:tcW w:w="1700" w:type="pct"/>
+            <w:tcW w:w="2825" w:type="dxa"/>
             <w:tcBorders>
               <w:top w:val="single" w:sz="12" w:space="0" w:color="010000"/>
               <w:bottom w:val="single" w:sz="4" w:space="0" w:color="010000"/>
@@ -8546,7 +8602,7 @@
         </w:tc>
         <w:tc>
           <w:tcPr>
-            <w:tcW w:w="850" w:type="pct"/>
+            <w:tcW w:w="1412" w:type="dxa"/>
             <w:tcBorders>
               <w:top w:val="single" w:sz="12" w:space="0" w:color="010000"/>
               <w:bottom w:val="single" w:sz="4" w:space="0" w:color="010000"/>
@@ -8571,7 +8627,7 @@
         </w:tc>
         <w:tc>
           <w:tcPr>
-            <w:tcW w:w="850" w:type="pct"/>
+            <w:tcW w:w="1412" w:type="dxa"/>
             <w:tcBorders>
               <w:top w:val="single" w:sz="12" w:space="0" w:color="010000"/>
               <w:bottom w:val="single" w:sz="4" w:space="0" w:color="010000"/>
@@ -8602,7 +8658,7 @@
         </w:trPr>
         <w:tc>
           <w:tcPr>
-            <w:tcW w:w="700" w:type="pct"/>
+            <w:tcW w:w="1162" w:type="dxa"/>
             <w:tcBorders>
               <w:top w:val="single" w:sz="4" w:space="0" w:color="010000"/>
             </w:tcBorders>
@@ -8625,7 +8681,7 @@
         </w:tc>
         <w:tc>
           <w:tcPr>
-            <w:tcW w:w="900" w:type="pct"/>
+            <w:tcW w:w="1495" w:type="dxa"/>
             <w:tcBorders>
               <w:top w:val="single" w:sz="4" w:space="0" w:color="010000"/>
             </w:tcBorders>
@@ -8648,7 +8704,7 @@
         </w:tc>
         <w:tc>
           <w:tcPr>
-            <w:tcW w:w="1700" w:type="pct"/>
+            <w:tcW w:w="2825" w:type="dxa"/>
             <w:tcBorders>
               <w:top w:val="single" w:sz="4" w:space="0" w:color="010000"/>
             </w:tcBorders>
@@ -8671,7 +8727,7 @@
         </w:tc>
         <w:tc>
           <w:tcPr>
-            <w:tcW w:w="850" w:type="pct"/>
+            <w:tcW w:w="1412" w:type="dxa"/>
             <w:tcBorders>
               <w:top w:val="single" w:sz="4" w:space="0" w:color="010000"/>
             </w:tcBorders>
@@ -8694,7 +8750,7 @@
         </w:tc>
         <w:tc>
           <w:tcPr>
-            <w:tcW w:w="850" w:type="pct"/>
+            <w:tcW w:w="1412" w:type="dxa"/>
             <w:tcBorders>
               <w:top w:val="single" w:sz="4" w:space="0" w:color="010000"/>
             </w:tcBorders>
@@ -8723,7 +8779,7 @@
         </w:trPr>
         <w:tc>
           <w:tcPr>
-            <w:tcW w:w="700" w:type="pct"/>
+            <w:tcW w:w="1162" w:type="dxa"/>
             <w:tcBorders>
               <w:top w:val="single" w:sz="4" w:space="0" w:color="010000"/>
             </w:tcBorders>
@@ -8746,7 +8802,7 @@
         </w:tc>
         <w:tc>
           <w:tcPr>
-            <w:tcW w:w="900" w:type="pct"/>
+            <w:tcW w:w="1495" w:type="dxa"/>
             <w:tcBorders>
               <w:top w:val="single" w:sz="4" w:space="0" w:color="010000"/>
             </w:tcBorders>
@@ -8769,7 +8825,7 @@
         </w:tc>
         <w:tc>
           <w:tcPr>
-            <w:tcW w:w="1700" w:type="pct"/>
+            <w:tcW w:w="2825" w:type="dxa"/>
             <w:tcBorders>
               <w:top w:val="single" w:sz="4" w:space="0" w:color="010000"/>
             </w:tcBorders>
@@ -8792,7 +8848,7 @@
         </w:tc>
         <w:tc>
           <w:tcPr>
-            <w:tcW w:w="850" w:type="pct"/>
+            <w:tcW w:w="1412" w:type="dxa"/>
             <w:tcBorders>
               <w:top w:val="single" w:sz="4" w:space="0" w:color="010000"/>
             </w:tcBorders>
@@ -8815,7 +8871,7 @@
         </w:tc>
         <w:tc>
           <w:tcPr>
-            <w:tcW w:w="850" w:type="pct"/>
+            <w:tcW w:w="1412" w:type="dxa"/>
             <w:tcBorders>
               <w:top w:val="single" w:sz="4" w:space="0" w:color="010000"/>
             </w:tcBorders>
@@ -8844,7 +8900,7 @@
         </w:trPr>
         <w:tc>
           <w:tcPr>
-            <w:tcW w:w="700" w:type="pct"/>
+            <w:tcW w:w="1162" w:type="dxa"/>
             <w:tcBorders>
               <w:top w:val="single" w:sz="4" w:space="0" w:color="010000"/>
             </w:tcBorders>
@@ -8867,7 +8923,7 @@
         </w:tc>
         <w:tc>
           <w:tcPr>
-            <w:tcW w:w="900" w:type="pct"/>
+            <w:tcW w:w="1495" w:type="dxa"/>
             <w:tcBorders>
               <w:top w:val="single" w:sz="4" w:space="0" w:color="010000"/>
             </w:tcBorders>
@@ -8890,7 +8946,7 @@
         </w:tc>
         <w:tc>
           <w:tcPr>
-            <w:tcW w:w="1700" w:type="pct"/>
+            <w:tcW w:w="2825" w:type="dxa"/>
             <w:tcBorders>
               <w:top w:val="single" w:sz="4" w:space="0" w:color="010000"/>
             </w:tcBorders>
@@ -8913,7 +8969,7 @@
         </w:tc>
         <w:tc>
           <w:tcPr>
-            <w:tcW w:w="850" w:type="pct"/>
+            <w:tcW w:w="1412" w:type="dxa"/>
             <w:tcBorders>
               <w:top w:val="single" w:sz="4" w:space="0" w:color="010000"/>
             </w:tcBorders>
@@ -8936,7 +8992,7 @@
         </w:tc>
         <w:tc>
           <w:tcPr>
-            <w:tcW w:w="850" w:type="pct"/>
+            <w:tcW w:w="1412" w:type="dxa"/>
             <w:tcBorders>
               <w:top w:val="single" w:sz="4" w:space="0" w:color="010000"/>
             </w:tcBorders>
@@ -8965,7 +9021,7 @@
         </w:trPr>
         <w:tc>
           <w:tcPr>
-            <w:tcW w:w="700" w:type="pct"/>
+            <w:tcW w:w="1162" w:type="dxa"/>
             <w:tcBorders>
               <w:top w:val="single" w:sz="4" w:space="0" w:color="010000"/>
             </w:tcBorders>
@@ -8988,7 +9044,7 @@
         </w:tc>
         <w:tc>
           <w:tcPr>
-            <w:tcW w:w="900" w:type="pct"/>
+            <w:tcW w:w="1495" w:type="dxa"/>
             <w:tcBorders>
               <w:top w:val="single" w:sz="4" w:space="0" w:color="010000"/>
             </w:tcBorders>
@@ -9011,7 +9067,7 @@
         </w:tc>
         <w:tc>
           <w:tcPr>
-            <w:tcW w:w="1700" w:type="pct"/>
+            <w:tcW w:w="2825" w:type="dxa"/>
             <w:tcBorders>
               <w:top w:val="single" w:sz="4" w:space="0" w:color="010000"/>
             </w:tcBorders>
@@ -9034,7 +9090,7 @@
         </w:tc>
         <w:tc>
           <w:tcPr>
-            <w:tcW w:w="850" w:type="pct"/>
+            <w:tcW w:w="1412" w:type="dxa"/>
             <w:tcBorders>
               <w:top w:val="single" w:sz="4" w:space="0" w:color="010000"/>
             </w:tcBorders>
@@ -9057,7 +9113,7 @@
         </w:tc>
         <w:tc>
           <w:tcPr>
-            <w:tcW w:w="850" w:type="pct"/>
+            <w:tcW w:w="1412" w:type="dxa"/>
             <w:tcBorders>
               <w:top w:val="single" w:sz="4" w:space="0" w:color="010000"/>
             </w:tcBorders>
@@ -9086,7 +9142,7 @@
         </w:trPr>
         <w:tc>
           <w:tcPr>
-            <w:tcW w:w="700" w:type="pct"/>
+            <w:tcW w:w="1162" w:type="dxa"/>
             <w:tcBorders>
               <w:top w:val="single" w:sz="4" w:space="0" w:color="010000"/>
             </w:tcBorders>
@@ -9109,7 +9165,7 @@
         </w:tc>
         <w:tc>
           <w:tcPr>
-            <w:tcW w:w="900" w:type="pct"/>
+            <w:tcW w:w="1495" w:type="dxa"/>
             <w:tcBorders>
               <w:top w:val="single" w:sz="4" w:space="0" w:color="010000"/>
             </w:tcBorders>
@@ -9132,7 +9188,7 @@
         </w:tc>
         <w:tc>
           <w:tcPr>
-            <w:tcW w:w="1700" w:type="pct"/>
+            <w:tcW w:w="2825" w:type="dxa"/>
             <w:tcBorders>
               <w:top w:val="single" w:sz="4" w:space="0" w:color="010000"/>
             </w:tcBorders>
@@ -9155,7 +9211,7 @@
         </w:tc>
         <w:tc>
           <w:tcPr>
-            <w:tcW w:w="850" w:type="pct"/>
+            <w:tcW w:w="1412" w:type="dxa"/>
             <w:tcBorders>
               <w:top w:val="single" w:sz="4" w:space="0" w:color="010000"/>
             </w:tcBorders>
@@ -9178,7 +9234,7 @@
         </w:tc>
         <w:tc>
           <w:tcPr>
-            <w:tcW w:w="850" w:type="pct"/>
+            <w:tcW w:w="1412" w:type="dxa"/>
             <w:tcBorders>
               <w:top w:val="single" w:sz="4" w:space="0" w:color="010000"/>
             </w:tcBorders>
@@ -9249,7 +9305,7 @@
     </w:p>
     <w:tbl>
       <w:tblPr>
-        <w:tblW w:w="5352" w:type="pct"/>
+        <w:tblW w:w="8306" w:type="dxa"/>
         <w:jc w:val="center"/>
         <w:tblBorders>
           <w:top w:val="single" w:sz="12" w:space="0" w:color="010000"/>
@@ -9259,14 +9315,21 @@
           <w:insideH w:val="single" w:sz="4" w:space="0" w:color="010000"/>
           <w:insideV w:val="single" w:sz="4" w:space="0" w:color="010000"/>
         </w:tblBorders>
+        <w:tblLayout w:type="fixed"/>
+        <w:tblCellMar>
+          <w:top w:w="0" w:type="dxa"/>
+          <w:left w:w="108" w:type="dxa"/>
+          <w:bottom w:w="0" w:type="dxa"/>
+          <w:right w:w="108" w:type="dxa"/>
+        </w:tblCellMar>
         <w:tblLook w:firstColumn="1" w:firstRow="1" w:lastColumn="0" w:lastRow="0" w:noHBand="0" w:noVBand="1" w:val="04A0"/>
       </w:tblPr>
       <w:tblGrid>
-        <w:gridCol w:w="1661"/>
-        <w:gridCol w:w="1661"/>
-        <w:gridCol w:w="1661"/>
-        <w:gridCol w:w="1661"/>
-        <w:gridCol w:w="1661"/>
+        <w:gridCol w:w="1695"/>
+        <w:gridCol w:w="1356"/>
+        <w:gridCol w:w="1356"/>
+        <w:gridCol w:w="1356"/>
+        <w:gridCol w:w="2543"/>
       </w:tblGrid>
       <w:tr>
         <w:trPr>
@@ -9276,7 +9339,7 @@
         </w:trPr>
         <w:tc>
           <w:tcPr>
-            <w:tcW w:w="1020" w:type="pct"/>
+            <w:tcW w:w="1695" w:type="dxa"/>
             <w:tcBorders>
               <w:top w:val="single" w:sz="12" w:space="0" w:color="010000"/>
               <w:bottom w:val="single" w:sz="4" w:space="0" w:color="010000"/>
@@ -9301,7 +9364,7 @@
         </w:tc>
         <w:tc>
           <w:tcPr>
-            <w:tcW w:w="816" w:type="pct"/>
+            <w:tcW w:w="1356" w:type="dxa"/>
             <w:tcBorders>
               <w:top w:val="single" w:sz="12" w:space="0" w:color="010000"/>
               <w:bottom w:val="single" w:sz="4" w:space="0" w:color="010000"/>
@@ -9326,7 +9389,7 @@
         </w:tc>
         <w:tc>
           <w:tcPr>
-            <w:tcW w:w="816" w:type="pct"/>
+            <w:tcW w:w="1356" w:type="dxa"/>
             <w:tcBorders>
               <w:top w:val="single" w:sz="12" w:space="0" w:color="010000"/>
               <w:bottom w:val="single" w:sz="4" w:space="0" w:color="010000"/>
@@ -9351,7 +9414,7 @@
         </w:tc>
         <w:tc>
           <w:tcPr>
-            <w:tcW w:w="816" w:type="pct"/>
+            <w:tcW w:w="1356" w:type="dxa"/>
             <w:tcBorders>
               <w:top w:val="single" w:sz="12" w:space="0" w:color="010000"/>
               <w:bottom w:val="single" w:sz="4" w:space="0" w:color="010000"/>
@@ -9376,7 +9439,7 @@
         </w:tc>
         <w:tc>
           <w:tcPr>
-            <w:tcW w:w="1531" w:type="pct"/>
+            <w:tcW w:w="2543" w:type="dxa"/>
             <w:tcBorders>
               <w:top w:val="single" w:sz="12" w:space="0" w:color="010000"/>
               <w:bottom w:val="single" w:sz="4" w:space="0" w:color="010000"/>
@@ -9407,7 +9470,7 @@
         </w:trPr>
         <w:tc>
           <w:tcPr>
-            <w:tcW w:w="1020" w:type="pct"/>
+            <w:tcW w:w="1695" w:type="dxa"/>
             <w:tcBorders>
               <w:top w:val="single" w:sz="4" w:space="0" w:color="010000"/>
             </w:tcBorders>
@@ -9430,7 +9493,7 @@
         </w:tc>
         <w:tc>
           <w:tcPr>
-            <w:tcW w:w="816" w:type="pct"/>
+            <w:tcW w:w="1356" w:type="dxa"/>
             <w:tcBorders>
               <w:top w:val="single" w:sz="4" w:space="0" w:color="010000"/>
             </w:tcBorders>
@@ -9453,7 +9516,7 @@
         </w:tc>
         <w:tc>
           <w:tcPr>
-            <w:tcW w:w="816" w:type="pct"/>
+            <w:tcW w:w="1356" w:type="dxa"/>
             <w:tcBorders>
               <w:top w:val="single" w:sz="4" w:space="0" w:color="010000"/>
             </w:tcBorders>
@@ -9476,7 +9539,7 @@
         </w:tc>
         <w:tc>
           <w:tcPr>
-            <w:tcW w:w="816" w:type="pct"/>
+            <w:tcW w:w="1356" w:type="dxa"/>
             <w:tcBorders>
               <w:top w:val="single" w:sz="4" w:space="0" w:color="010000"/>
             </w:tcBorders>
@@ -9499,7 +9562,7 @@
         </w:tc>
         <w:tc>
           <w:tcPr>
-            <w:tcW w:w="1531" w:type="pct"/>
+            <w:tcW w:w="2543" w:type="dxa"/>
             <w:tcBorders>
               <w:top w:val="single" w:sz="4" w:space="0" w:color="010000"/>
             </w:tcBorders>
@@ -9528,7 +9591,7 @@
         </w:trPr>
         <w:tc>
           <w:tcPr>
-            <w:tcW w:w="1020" w:type="pct"/>
+            <w:tcW w:w="1695" w:type="dxa"/>
             <w:tcBorders>
               <w:top w:val="single" w:sz="4" w:space="0" w:color="010000"/>
             </w:tcBorders>
@@ -9551,7 +9614,7 @@
         </w:tc>
         <w:tc>
           <w:tcPr>
-            <w:tcW w:w="816" w:type="pct"/>
+            <w:tcW w:w="1356" w:type="dxa"/>
             <w:tcBorders>
               <w:top w:val="single" w:sz="4" w:space="0" w:color="010000"/>
             </w:tcBorders>
@@ -9574,7 +9637,7 @@
         </w:tc>
         <w:tc>
           <w:tcPr>
-            <w:tcW w:w="816" w:type="pct"/>
+            <w:tcW w:w="1356" w:type="dxa"/>
             <w:tcBorders>
               <w:top w:val="single" w:sz="4" w:space="0" w:color="010000"/>
             </w:tcBorders>
@@ -9597,7 +9660,7 @@
         </w:tc>
         <w:tc>
           <w:tcPr>
-            <w:tcW w:w="816" w:type="pct"/>
+            <w:tcW w:w="1356" w:type="dxa"/>
             <w:tcBorders>
               <w:top w:val="single" w:sz="4" w:space="0" w:color="010000"/>
             </w:tcBorders>
@@ -9620,7 +9683,7 @@
         </w:tc>
         <w:tc>
           <w:tcPr>
-            <w:tcW w:w="1531" w:type="pct"/>
+            <w:tcW w:w="2543" w:type="dxa"/>
             <w:tcBorders>
               <w:top w:val="single" w:sz="4" w:space="0" w:color="010000"/>
             </w:tcBorders>
@@ -9649,7 +9712,7 @@
         </w:trPr>
         <w:tc>
           <w:tcPr>
-            <w:tcW w:w="1020" w:type="pct"/>
+            <w:tcW w:w="1695" w:type="dxa"/>
             <w:tcBorders>
               <w:top w:val="single" w:sz="4" w:space="0" w:color="010000"/>
             </w:tcBorders>
@@ -9672,7 +9735,7 @@
         </w:tc>
         <w:tc>
           <w:tcPr>
-            <w:tcW w:w="816" w:type="pct"/>
+            <w:tcW w:w="1356" w:type="dxa"/>
             <w:tcBorders>
               <w:top w:val="single" w:sz="4" w:space="0" w:color="010000"/>
             </w:tcBorders>
@@ -9695,7 +9758,7 @@
         </w:tc>
         <w:tc>
           <w:tcPr>
-            <w:tcW w:w="816" w:type="pct"/>
+            <w:tcW w:w="1356" w:type="dxa"/>
             <w:tcBorders>
               <w:top w:val="single" w:sz="4" w:space="0" w:color="010000"/>
             </w:tcBorders>
@@ -9718,7 +9781,7 @@
         </w:tc>
         <w:tc>
           <w:tcPr>
-            <w:tcW w:w="816" w:type="pct"/>
+            <w:tcW w:w="1356" w:type="dxa"/>
             <w:tcBorders>
               <w:top w:val="single" w:sz="4" w:space="0" w:color="010000"/>
             </w:tcBorders>
@@ -9741,7 +9804,7 @@
         </w:tc>
         <w:tc>
           <w:tcPr>
-            <w:tcW w:w="1531" w:type="pct"/>
+            <w:tcW w:w="2543" w:type="dxa"/>
             <w:tcBorders>
               <w:top w:val="single" w:sz="4" w:space="0" w:color="010000"/>
             </w:tcBorders>
@@ -9770,7 +9833,7 @@
         </w:trPr>
         <w:tc>
           <w:tcPr>
-            <w:tcW w:w="1020" w:type="pct"/>
+            <w:tcW w:w="1695" w:type="dxa"/>
             <w:tcBorders>
               <w:top w:val="single" w:sz="4" w:space="0" w:color="010000"/>
             </w:tcBorders>
@@ -9793,7 +9856,7 @@
         </w:tc>
         <w:tc>
           <w:tcPr>
-            <w:tcW w:w="816" w:type="pct"/>
+            <w:tcW w:w="1356" w:type="dxa"/>
             <w:tcBorders>
               <w:top w:val="single" w:sz="4" w:space="0" w:color="010000"/>
             </w:tcBorders>
@@ -9816,7 +9879,7 @@
         </w:tc>
         <w:tc>
           <w:tcPr>
-            <w:tcW w:w="816" w:type="pct"/>
+            <w:tcW w:w="1356" w:type="dxa"/>
             <w:tcBorders>
               <w:top w:val="single" w:sz="4" w:space="0" w:color="010000"/>
             </w:tcBorders>
@@ -9839,7 +9902,7 @@
         </w:tc>
         <w:tc>
           <w:tcPr>
-            <w:tcW w:w="816" w:type="pct"/>
+            <w:tcW w:w="1356" w:type="dxa"/>
             <w:tcBorders>
               <w:top w:val="single" w:sz="4" w:space="0" w:color="010000"/>
             </w:tcBorders>
@@ -9862,7 +9925,7 @@
         </w:tc>
         <w:tc>
           <w:tcPr>
-            <w:tcW w:w="1531" w:type="pct"/>
+            <w:tcW w:w="2543" w:type="dxa"/>
             <w:tcBorders>
               <w:top w:val="single" w:sz="4" w:space="0" w:color="010000"/>
             </w:tcBorders>
@@ -9891,7 +9954,7 @@
         </w:trPr>
         <w:tc>
           <w:tcPr>
-            <w:tcW w:w="1020" w:type="pct"/>
+            <w:tcW w:w="1695" w:type="dxa"/>
             <w:tcBorders>
               <w:top w:val="single" w:sz="4" w:space="0" w:color="010000"/>
             </w:tcBorders>
@@ -9914,7 +9977,7 @@
         </w:tc>
         <w:tc>
           <w:tcPr>
-            <w:tcW w:w="816" w:type="pct"/>
+            <w:tcW w:w="1356" w:type="dxa"/>
             <w:tcBorders>
               <w:top w:val="single" w:sz="4" w:space="0" w:color="010000"/>
             </w:tcBorders>
@@ -9937,7 +10000,7 @@
         </w:tc>
         <w:tc>
           <w:tcPr>
-            <w:tcW w:w="816" w:type="pct"/>
+            <w:tcW w:w="1356" w:type="dxa"/>
             <w:tcBorders>
               <w:top w:val="single" w:sz="4" w:space="0" w:color="010000"/>
             </w:tcBorders>
@@ -9960,7 +10023,7 @@
         </w:tc>
         <w:tc>
           <w:tcPr>
-            <w:tcW w:w="816" w:type="pct"/>
+            <w:tcW w:w="1356" w:type="dxa"/>
             <w:tcBorders>
               <w:top w:val="single" w:sz="4" w:space="0" w:color="010000"/>
             </w:tcBorders>
@@ -9983,7 +10046,7 @@
         </w:tc>
         <w:tc>
           <w:tcPr>
-            <w:tcW w:w="1531" w:type="pct"/>
+            <w:tcW w:w="2543" w:type="dxa"/>
             <w:tcBorders>
               <w:top w:val="single" w:sz="4" w:space="0" w:color="010000"/>
             </w:tcBorders>
@@ -10143,7 +10206,7 @@
     </w:p>
     <w:tbl>
       <w:tblPr>
-        <w:tblW w:w="5352" w:type="pct"/>
+        <w:tblW w:w="8306" w:type="dxa"/>
         <w:jc w:val="center"/>
         <w:tblBorders>
           <w:top w:val="single" w:sz="12" w:space="0" w:color="010000"/>
@@ -10153,15 +10216,22 @@
           <w:insideH w:val="single" w:sz="4" w:space="0" w:color="010000"/>
           <w:insideV w:val="single" w:sz="4" w:space="0" w:color="010000"/>
         </w:tblBorders>
+        <w:tblLayout w:type="fixed"/>
+        <w:tblCellMar>
+          <w:top w:w="0" w:type="dxa"/>
+          <w:left w:w="108" w:type="dxa"/>
+          <w:bottom w:w="0" w:type="dxa"/>
+          <w:right w:w="108" w:type="dxa"/>
+        </w:tblCellMar>
         <w:tblLook w:firstColumn="1" w:firstRow="1" w:lastColumn="0" w:lastRow="0" w:noHBand="0" w:noVBand="1" w:val="04A0"/>
       </w:tblPr>
       <w:tblGrid>
-        <w:gridCol w:w="1384"/>
-        <w:gridCol w:w="1384"/>
-        <w:gridCol w:w="1384"/>
-        <w:gridCol w:w="1384"/>
-        <w:gridCol w:w="1384"/>
-        <w:gridCol w:w="1384"/>
+        <w:gridCol w:w="1356"/>
+        <w:gridCol w:w="1526"/>
+        <w:gridCol w:w="1356"/>
+        <w:gridCol w:w="1356"/>
+        <w:gridCol w:w="1356"/>
+        <w:gridCol w:w="1356"/>
       </w:tblGrid>
       <w:tr>
         <w:trPr>
@@ -10171,7 +10241,7 @@
         </w:trPr>
         <w:tc>
           <w:tcPr>
-            <w:tcW w:w="816" w:type="pct"/>
+            <w:tcW w:w="1356" w:type="dxa"/>
             <w:tcBorders>
               <w:top w:val="single" w:sz="12" w:space="0" w:color="010000"/>
               <w:bottom w:val="single" w:sz="4" w:space="0" w:color="010000"/>
@@ -10196,7 +10266,7 @@
         </w:tc>
         <w:tc>
           <w:tcPr>
-            <w:tcW w:w="918" w:type="pct"/>
+            <w:tcW w:w="1526" w:type="dxa"/>
             <w:tcBorders>
               <w:top w:val="single" w:sz="12" w:space="0" w:color="010000"/>
               <w:bottom w:val="single" w:sz="4" w:space="0" w:color="010000"/>
@@ -10221,7 +10291,7 @@
         </w:tc>
         <w:tc>
           <w:tcPr>
-            <w:tcW w:w="816" w:type="pct"/>
+            <w:tcW w:w="1356" w:type="dxa"/>
             <w:tcBorders>
               <w:top w:val="single" w:sz="12" w:space="0" w:color="010000"/>
               <w:bottom w:val="single" w:sz="4" w:space="0" w:color="010000"/>
@@ -10246,7 +10316,7 @@
         </w:tc>
         <w:tc>
           <w:tcPr>
-            <w:tcW w:w="816" w:type="pct"/>
+            <w:tcW w:w="1356" w:type="dxa"/>
             <w:tcBorders>
               <w:top w:val="single" w:sz="12" w:space="0" w:color="010000"/>
               <w:bottom w:val="single" w:sz="4" w:space="0" w:color="010000"/>
@@ -10271,7 +10341,7 @@
         </w:tc>
         <w:tc>
           <w:tcPr>
-            <w:tcW w:w="816" w:type="pct"/>
+            <w:tcW w:w="1356" w:type="dxa"/>
             <w:tcBorders>
               <w:top w:val="single" w:sz="12" w:space="0" w:color="010000"/>
               <w:bottom w:val="single" w:sz="4" w:space="0" w:color="010000"/>
@@ -10296,7 +10366,7 @@
         </w:tc>
         <w:tc>
           <w:tcPr>
-            <w:tcW w:w="816" w:type="pct"/>
+            <w:tcW w:w="1356" w:type="dxa"/>
             <w:tcBorders>
               <w:top w:val="single" w:sz="12" w:space="0" w:color="010000"/>
               <w:bottom w:val="single" w:sz="4" w:space="0" w:color="010000"/>
@@ -10327,7 +10397,7 @@
         </w:trPr>
         <w:tc>
           <w:tcPr>
-            <w:tcW w:w="816" w:type="pct"/>
+            <w:tcW w:w="1356" w:type="dxa"/>
             <w:tcBorders>
               <w:top w:val="single" w:sz="4" w:space="0" w:color="010000"/>
             </w:tcBorders>
@@ -10351,7 +10421,7 @@
         </w:tc>
         <w:tc>
           <w:tcPr>
-            <w:tcW w:w="918" w:type="pct"/>
+            <w:tcW w:w="1526" w:type="dxa"/>
             <w:tcBorders>
               <w:top w:val="single" w:sz="4" w:space="0" w:color="010000"/>
             </w:tcBorders>
@@ -10375,7 +10445,7 @@
         </w:tc>
         <w:tc>
           <w:tcPr>
-            <w:tcW w:w="816" w:type="pct"/>
+            <w:tcW w:w="1356" w:type="dxa"/>
             <w:tcBorders>
               <w:top w:val="single" w:sz="4" w:space="0" w:color="010000"/>
             </w:tcBorders>
@@ -10399,7 +10469,7 @@
         </w:tc>
         <w:tc>
           <w:tcPr>
-            <w:tcW w:w="816" w:type="pct"/>
+            <w:tcW w:w="1356" w:type="dxa"/>
             <w:tcBorders>
               <w:top w:val="single" w:sz="4" w:space="0" w:color="010000"/>
             </w:tcBorders>
@@ -10423,7 +10493,7 @@
         </w:tc>
         <w:tc>
           <w:tcPr>
-            <w:tcW w:w="816" w:type="pct"/>
+            <w:tcW w:w="1356" w:type="dxa"/>
             <w:tcBorders>
               <w:top w:val="single" w:sz="4" w:space="0" w:color="010000"/>
             </w:tcBorders>
@@ -10447,7 +10517,7 @@
         </w:tc>
         <w:tc>
           <w:tcPr>
-            <w:tcW w:w="816" w:type="pct"/>
+            <w:tcW w:w="1356" w:type="dxa"/>
             <w:tcBorders>
               <w:top w:val="single" w:sz="4" w:space="0" w:color="010000"/>
             </w:tcBorders>
@@ -10477,7 +10547,7 @@
         </w:trPr>
         <w:tc>
           <w:tcPr>
-            <w:tcW w:w="816" w:type="pct"/>
+            <w:tcW w:w="1356" w:type="dxa"/>
             <w:tcBorders>
               <w:top w:val="single" w:sz="4" w:space="0" w:color="010000"/>
             </w:tcBorders>
@@ -10501,7 +10571,7 @@
         </w:tc>
         <w:tc>
           <w:tcPr>
-            <w:tcW w:w="918" w:type="pct"/>
+            <w:tcW w:w="1526" w:type="dxa"/>
             <w:tcBorders>
               <w:top w:val="single" w:sz="4" w:space="0" w:color="010000"/>
             </w:tcBorders>
@@ -10525,7 +10595,7 @@
         </w:tc>
         <w:tc>
           <w:tcPr>
-            <w:tcW w:w="816" w:type="pct"/>
+            <w:tcW w:w="1356" w:type="dxa"/>
             <w:tcBorders>
               <w:top w:val="single" w:sz="4" w:space="0" w:color="010000"/>
             </w:tcBorders>
@@ -10549,7 +10619,7 @@
         </w:tc>
         <w:tc>
           <w:tcPr>
-            <w:tcW w:w="816" w:type="pct"/>
+            <w:tcW w:w="1356" w:type="dxa"/>
             <w:tcBorders>
               <w:top w:val="single" w:sz="4" w:space="0" w:color="010000"/>
             </w:tcBorders>
@@ -10573,7 +10643,7 @@
         </w:tc>
         <w:tc>
           <w:tcPr>
-            <w:tcW w:w="816" w:type="pct"/>
+            <w:tcW w:w="1356" w:type="dxa"/>
             <w:tcBorders>
               <w:top w:val="single" w:sz="4" w:space="0" w:color="010000"/>
             </w:tcBorders>
@@ -10597,7 +10667,7 @@
         </w:tc>
         <w:tc>
           <w:tcPr>
-            <w:tcW w:w="816" w:type="pct"/>
+            <w:tcW w:w="1356" w:type="dxa"/>
             <w:tcBorders>
               <w:top w:val="single" w:sz="4" w:space="0" w:color="010000"/>
             </w:tcBorders>
@@ -10627,7 +10697,7 @@
         </w:trPr>
         <w:tc>
           <w:tcPr>
-            <w:tcW w:w="816" w:type="pct"/>
+            <w:tcW w:w="1356" w:type="dxa"/>
             <w:tcBorders>
               <w:top w:val="single" w:sz="4" w:space="0" w:color="010000"/>
             </w:tcBorders>
@@ -10651,7 +10721,7 @@
         </w:tc>
         <w:tc>
           <w:tcPr>
-            <w:tcW w:w="918" w:type="pct"/>
+            <w:tcW w:w="1526" w:type="dxa"/>
             <w:tcBorders>
               <w:top w:val="single" w:sz="4" w:space="0" w:color="010000"/>
             </w:tcBorders>
@@ -10675,7 +10745,7 @@
         </w:tc>
         <w:tc>
           <w:tcPr>
-            <w:tcW w:w="816" w:type="pct"/>
+            <w:tcW w:w="1356" w:type="dxa"/>
             <w:tcBorders>
               <w:top w:val="single" w:sz="4" w:space="0" w:color="010000"/>
             </w:tcBorders>
@@ -10699,7 +10769,7 @@
         </w:tc>
         <w:tc>
           <w:tcPr>
-            <w:tcW w:w="816" w:type="pct"/>
+            <w:tcW w:w="1356" w:type="dxa"/>
             <w:tcBorders>
               <w:top w:val="single" w:sz="4" w:space="0" w:color="010000"/>
             </w:tcBorders>
@@ -10723,7 +10793,7 @@
         </w:tc>
         <w:tc>
           <w:tcPr>
-            <w:tcW w:w="816" w:type="pct"/>
+            <w:tcW w:w="1356" w:type="dxa"/>
             <w:tcBorders>
               <w:top w:val="single" w:sz="4" w:space="0" w:color="010000"/>
             </w:tcBorders>
@@ -10747,7 +10817,7 @@
         </w:tc>
         <w:tc>
           <w:tcPr>
-            <w:tcW w:w="816" w:type="pct"/>
+            <w:tcW w:w="1356" w:type="dxa"/>
             <w:tcBorders>
               <w:top w:val="single" w:sz="4" w:space="0" w:color="010000"/>
             </w:tcBorders>
@@ -10777,7 +10847,7 @@
         </w:trPr>
         <w:tc>
           <w:tcPr>
-            <w:tcW w:w="816" w:type="pct"/>
+            <w:tcW w:w="1356" w:type="dxa"/>
             <w:tcBorders>
               <w:top w:val="single" w:sz="4" w:space="0" w:color="010000"/>
             </w:tcBorders>
@@ -10801,7 +10871,7 @@
         </w:tc>
         <w:tc>
           <w:tcPr>
-            <w:tcW w:w="918" w:type="pct"/>
+            <w:tcW w:w="1526" w:type="dxa"/>
             <w:tcBorders>
               <w:top w:val="single" w:sz="4" w:space="0" w:color="010000"/>
             </w:tcBorders>
@@ -10825,7 +10895,7 @@
         </w:tc>
         <w:tc>
           <w:tcPr>
-            <w:tcW w:w="816" w:type="pct"/>
+            <w:tcW w:w="1356" w:type="dxa"/>
             <w:tcBorders>
               <w:top w:val="single" w:sz="4" w:space="0" w:color="010000"/>
             </w:tcBorders>
@@ -10849,7 +10919,7 @@
         </w:tc>
         <w:tc>
           <w:tcPr>
-            <w:tcW w:w="816" w:type="pct"/>
+            <w:tcW w:w="1356" w:type="dxa"/>
             <w:tcBorders>
               <w:top w:val="single" w:sz="4" w:space="0" w:color="010000"/>
             </w:tcBorders>
@@ -10873,7 +10943,7 @@
         </w:tc>
         <w:tc>
           <w:tcPr>
-            <w:tcW w:w="816" w:type="pct"/>
+            <w:tcW w:w="1356" w:type="dxa"/>
             <w:tcBorders>
               <w:top w:val="single" w:sz="4" w:space="0" w:color="010000"/>
             </w:tcBorders>
@@ -10897,7 +10967,7 @@
         </w:tc>
         <w:tc>
           <w:tcPr>
-            <w:tcW w:w="816" w:type="pct"/>
+            <w:tcW w:w="1356" w:type="dxa"/>
             <w:tcBorders>
               <w:top w:val="single" w:sz="4" w:space="0" w:color="010000"/>
             </w:tcBorders>
@@ -10927,7 +10997,7 @@
         </w:trPr>
         <w:tc>
           <w:tcPr>
-            <w:tcW w:w="816" w:type="pct"/>
+            <w:tcW w:w="1356" w:type="dxa"/>
             <w:tcBorders>
               <w:top w:val="single" w:sz="4" w:space="0" w:color="010000"/>
             </w:tcBorders>
@@ -10951,7 +11021,7 @@
         </w:tc>
         <w:tc>
           <w:tcPr>
-            <w:tcW w:w="918" w:type="pct"/>
+            <w:tcW w:w="1526" w:type="dxa"/>
             <w:tcBorders>
               <w:top w:val="single" w:sz="4" w:space="0" w:color="010000"/>
             </w:tcBorders>
@@ -10975,7 +11045,7 @@
         </w:tc>
         <w:tc>
           <w:tcPr>
-            <w:tcW w:w="816" w:type="pct"/>
+            <w:tcW w:w="1356" w:type="dxa"/>
             <w:tcBorders>
               <w:top w:val="single" w:sz="4" w:space="0" w:color="010000"/>
             </w:tcBorders>
@@ -10999,7 +11069,7 @@
         </w:tc>
         <w:tc>
           <w:tcPr>
-            <w:tcW w:w="816" w:type="pct"/>
+            <w:tcW w:w="1356" w:type="dxa"/>
             <w:tcBorders>
               <w:top w:val="single" w:sz="4" w:space="0" w:color="010000"/>
             </w:tcBorders>
@@ -11023,7 +11093,7 @@
         </w:tc>
         <w:tc>
           <w:tcPr>
-            <w:tcW w:w="816" w:type="pct"/>
+            <w:tcW w:w="1356" w:type="dxa"/>
             <w:tcBorders>
               <w:top w:val="single" w:sz="4" w:space="0" w:color="010000"/>
             </w:tcBorders>
@@ -11047,7 +11117,7 @@
         </w:tc>
         <w:tc>
           <w:tcPr>
-            <w:tcW w:w="816" w:type="pct"/>
+            <w:tcW w:w="1356" w:type="dxa"/>
             <w:tcBorders>
               <w:top w:val="single" w:sz="4" w:space="0" w:color="010000"/>
             </w:tcBorders>
@@ -11197,7 +11267,7 @@
     </w:p>
     <w:tbl>
       <w:tblPr>
-        <w:tblW w:w="5352" w:type="pct"/>
+        <w:tblW w:w="8306" w:type="dxa"/>
         <w:jc w:val="center"/>
         <w:tblBorders>
           <w:top w:val="single" w:sz="12" w:space="0" w:color="010000"/>
@@ -11207,13 +11277,20 @@
           <w:insideH w:val="single" w:sz="4" w:space="0" w:color="010000"/>
           <w:insideV w:val="single" w:sz="4" w:space="0" w:color="010000"/>
         </w:tblBorders>
+        <w:tblLayout w:type="fixed"/>
+        <w:tblCellMar>
+          <w:top w:w="0" w:type="dxa"/>
+          <w:left w:w="108" w:type="dxa"/>
+          <w:bottom w:w="0" w:type="dxa"/>
+          <w:right w:w="108" w:type="dxa"/>
+        </w:tblCellMar>
         <w:tblLook w:firstColumn="1" w:firstRow="1" w:lastColumn="0" w:lastRow="0" w:noHBand="0" w:noVBand="1" w:val="04A0"/>
       </w:tblPr>
       <w:tblGrid>
-        <w:gridCol w:w="2076"/>
-        <w:gridCol w:w="2076"/>
-        <w:gridCol w:w="2076"/>
-        <w:gridCol w:w="2076"/>
+        <w:gridCol w:w="2405"/>
+        <w:gridCol w:w="1967"/>
+        <w:gridCol w:w="1967"/>
+        <w:gridCol w:w="1967"/>
       </w:tblGrid>
       <w:tr>
         <w:trPr>
@@ -11223,7 +11300,7 @@
         </w:trPr>
         <w:tc>
           <w:tcPr>
-            <w:tcW w:w="1447" w:type="pct"/>
+            <w:tcW w:w="2405" w:type="dxa"/>
             <w:tcBorders>
               <w:top w:val="single" w:sz="12" w:space="0" w:color="010000"/>
               <w:bottom w:val="single" w:sz="4" w:space="0" w:color="010000"/>
@@ -11248,7 +11325,7 @@
         </w:tc>
         <w:tc>
           <w:tcPr>
-            <w:tcW w:w="1184" w:type="pct"/>
+            <w:tcW w:w="1967" w:type="dxa"/>
             <w:tcBorders>
               <w:top w:val="single" w:sz="12" w:space="0" w:color="010000"/>
               <w:bottom w:val="single" w:sz="4" w:space="0" w:color="010000"/>
@@ -11273,7 +11350,7 @@
         </w:tc>
         <w:tc>
           <w:tcPr>
-            <w:tcW w:w="1184" w:type="pct"/>
+            <w:tcW w:w="1967" w:type="dxa"/>
             <w:tcBorders>
               <w:top w:val="single" w:sz="12" w:space="0" w:color="010000"/>
               <w:bottom w:val="single" w:sz="4" w:space="0" w:color="010000"/>
@@ -11298,7 +11375,7 @@
         </w:tc>
         <w:tc>
           <w:tcPr>
-            <w:tcW w:w="1184" w:type="pct"/>
+            <w:tcW w:w="1967" w:type="dxa"/>
             <w:tcBorders>
               <w:top w:val="single" w:sz="12" w:space="0" w:color="010000"/>
               <w:bottom w:val="single" w:sz="4" w:space="0" w:color="010000"/>
@@ -11329,7 +11406,7 @@
         </w:trPr>
         <w:tc>
           <w:tcPr>
-            <w:tcW w:w="1447" w:type="pct"/>
+            <w:tcW w:w="2405" w:type="dxa"/>
             <w:tcBorders>
               <w:top w:val="single" w:sz="4" w:space="0" w:color="010000"/>
             </w:tcBorders>
@@ -11352,7 +11429,7 @@
         </w:tc>
         <w:tc>
           <w:tcPr>
-            <w:tcW w:w="1184" w:type="pct"/>
+            <w:tcW w:w="1967" w:type="dxa"/>
             <w:tcBorders>
               <w:top w:val="single" w:sz="4" w:space="0" w:color="010000"/>
             </w:tcBorders>
@@ -11375,7 +11452,7 @@
         </w:tc>
         <w:tc>
           <w:tcPr>
-            <w:tcW w:w="1184" w:type="pct"/>
+            <w:tcW w:w="1967" w:type="dxa"/>
             <w:tcBorders>
               <w:top w:val="single" w:sz="4" w:space="0" w:color="010000"/>
             </w:tcBorders>
@@ -11398,7 +11475,7 @@
         </w:tc>
         <w:tc>
           <w:tcPr>
-            <w:tcW w:w="1184" w:type="pct"/>
+            <w:tcW w:w="1967" w:type="dxa"/>
             <w:tcBorders>
               <w:top w:val="single" w:sz="4" w:space="0" w:color="010000"/>
             </w:tcBorders>
@@ -11427,7 +11504,7 @@
         </w:trPr>
         <w:tc>
           <w:tcPr>
-            <w:tcW w:w="1447" w:type="pct"/>
+            <w:tcW w:w="2405" w:type="dxa"/>
             <w:tcBorders>
               <w:top w:val="single" w:sz="4" w:space="0" w:color="010000"/>
             </w:tcBorders>
@@ -11450,7 +11527,7 @@
         </w:tc>
         <w:tc>
           <w:tcPr>
-            <w:tcW w:w="1184" w:type="pct"/>
+            <w:tcW w:w="1967" w:type="dxa"/>
             <w:tcBorders>
               <w:top w:val="single" w:sz="4" w:space="0" w:color="010000"/>
             </w:tcBorders>
@@ -11473,7 +11550,7 @@
         </w:tc>
         <w:tc>
           <w:tcPr>
-            <w:tcW w:w="1184" w:type="pct"/>
+            <w:tcW w:w="1967" w:type="dxa"/>
             <w:tcBorders>
               <w:top w:val="single" w:sz="4" w:space="0" w:color="010000"/>
             </w:tcBorders>
@@ -11496,7 +11573,7 @@
         </w:tc>
         <w:tc>
           <w:tcPr>
-            <w:tcW w:w="1184" w:type="pct"/>
+            <w:tcW w:w="1967" w:type="dxa"/>
             <w:tcBorders>
               <w:top w:val="single" w:sz="4" w:space="0" w:color="010000"/>
             </w:tcBorders>
@@ -11525,7 +11602,7 @@
         </w:trPr>
         <w:tc>
           <w:tcPr>
-            <w:tcW w:w="1447" w:type="pct"/>
+            <w:tcW w:w="2405" w:type="dxa"/>
             <w:tcBorders>
               <w:top w:val="single" w:sz="4" w:space="0" w:color="010000"/>
             </w:tcBorders>
@@ -11548,7 +11625,7 @@
         </w:tc>
         <w:tc>
           <w:tcPr>
-            <w:tcW w:w="1184" w:type="pct"/>
+            <w:tcW w:w="1967" w:type="dxa"/>
             <w:tcBorders>
               <w:top w:val="single" w:sz="4" w:space="0" w:color="010000"/>
             </w:tcBorders>
@@ -11571,7 +11648,7 @@
         </w:tc>
         <w:tc>
           <w:tcPr>
-            <w:tcW w:w="1184" w:type="pct"/>
+            <w:tcW w:w="1967" w:type="dxa"/>
             <w:tcBorders>
               <w:top w:val="single" w:sz="4" w:space="0" w:color="010000"/>
             </w:tcBorders>
@@ -11594,7 +11671,7 @@
         </w:tc>
         <w:tc>
           <w:tcPr>
-            <w:tcW w:w="1184" w:type="pct"/>
+            <w:tcW w:w="1967" w:type="dxa"/>
             <w:tcBorders>
               <w:top w:val="single" w:sz="4" w:space="0" w:color="010000"/>
             </w:tcBorders>
@@ -11623,7 +11700,7 @@
         </w:trPr>
         <w:tc>
           <w:tcPr>
-            <w:tcW w:w="1447" w:type="pct"/>
+            <w:tcW w:w="2405" w:type="dxa"/>
             <w:tcBorders>
               <w:top w:val="single" w:sz="4" w:space="0" w:color="010000"/>
             </w:tcBorders>
@@ -11646,7 +11723,7 @@
         </w:tc>
         <w:tc>
           <w:tcPr>
-            <w:tcW w:w="1184" w:type="pct"/>
+            <w:tcW w:w="1967" w:type="dxa"/>
             <w:tcBorders>
               <w:top w:val="single" w:sz="4" w:space="0" w:color="010000"/>
             </w:tcBorders>
@@ -11669,7 +11746,7 @@
         </w:tc>
         <w:tc>
           <w:tcPr>
-            <w:tcW w:w="1184" w:type="pct"/>
+            <w:tcW w:w="1967" w:type="dxa"/>
             <w:tcBorders>
               <w:top w:val="single" w:sz="4" w:space="0" w:color="010000"/>
             </w:tcBorders>
@@ -11692,7 +11769,7 @@
         </w:tc>
         <w:tc>
           <w:tcPr>
-            <w:tcW w:w="1184" w:type="pct"/>
+            <w:tcW w:w="1967" w:type="dxa"/>
             <w:tcBorders>
               <w:top w:val="single" w:sz="4" w:space="0" w:color="010000"/>
             </w:tcBorders>
@@ -11721,7 +11798,7 @@
         </w:trPr>
         <w:tc>
           <w:tcPr>
-            <w:tcW w:w="1447" w:type="pct"/>
+            <w:tcW w:w="2405" w:type="dxa"/>
             <w:tcBorders>
               <w:top w:val="single" w:sz="4" w:space="0" w:color="010000"/>
             </w:tcBorders>
@@ -11744,7 +11821,7 @@
         </w:tc>
         <w:tc>
           <w:tcPr>
-            <w:tcW w:w="1184" w:type="pct"/>
+            <w:tcW w:w="1967" w:type="dxa"/>
             <w:tcBorders>
               <w:top w:val="single" w:sz="4" w:space="0" w:color="010000"/>
             </w:tcBorders>
@@ -11767,7 +11844,7 @@
         </w:tc>
         <w:tc>
           <w:tcPr>
-            <w:tcW w:w="1184" w:type="pct"/>
+            <w:tcW w:w="1967" w:type="dxa"/>
             <w:tcBorders>
               <w:top w:val="single" w:sz="4" w:space="0" w:color="010000"/>
             </w:tcBorders>
@@ -11790,7 +11867,7 @@
         </w:tc>
         <w:tc>
           <w:tcPr>
-            <w:tcW w:w="1184" w:type="pct"/>
+            <w:tcW w:w="1967" w:type="dxa"/>
             <w:tcBorders>
               <w:top w:val="single" w:sz="4" w:space="0" w:color="010000"/>
             </w:tcBorders>
@@ -11887,7 +11964,7 @@
     </w:p>
     <w:tbl>
       <w:tblPr>
-        <w:tblW w:w="5352" w:type="pct"/>
+        <w:tblW w:w="8306" w:type="dxa"/>
         <w:jc w:val="center"/>
         <w:tblBorders>
           <w:top w:val="single" w:sz="12" w:space="0" w:color="010000"/>
@@ -11897,15 +11974,22 @@
           <w:insideH w:val="single" w:sz="4" w:space="0" w:color="010000"/>
           <w:insideV w:val="single" w:sz="4" w:space="0" w:color="010000"/>
         </w:tblBorders>
+        <w:tblLayout w:type="fixed"/>
+        <w:tblCellMar>
+          <w:top w:w="0" w:type="dxa"/>
+          <w:left w:w="108" w:type="dxa"/>
+          <w:bottom w:w="0" w:type="dxa"/>
+          <w:right w:w="108" w:type="dxa"/>
+        </w:tblCellMar>
         <w:tblLook w:firstColumn="1" w:firstRow="1" w:lastColumn="0" w:lastRow="0" w:noHBand="0" w:noVBand="1" w:val="04A0"/>
       </w:tblPr>
       <w:tblGrid>
-        <w:gridCol w:w="1384"/>
-        <w:gridCol w:w="1384"/>
-        <w:gridCol w:w="1384"/>
-        <w:gridCol w:w="1384"/>
-        <w:gridCol w:w="1384"/>
-        <w:gridCol w:w="1384"/>
+        <w:gridCol w:w="949"/>
+        <w:gridCol w:w="870"/>
+        <w:gridCol w:w="1740"/>
+        <w:gridCol w:w="1582"/>
+        <w:gridCol w:w="791"/>
+        <w:gridCol w:w="2374"/>
       </w:tblGrid>
       <w:tr>
         <w:trPr>
@@ -11915,7 +11999,7 @@
         </w:trPr>
         <w:tc>
           <w:tcPr>
-            <w:tcW w:w="571" w:type="pct"/>
+            <w:tcW w:w="949" w:type="dxa"/>
             <w:tcBorders>
               <w:top w:val="single" w:sz="12" w:space="0" w:color="010000"/>
               <w:bottom w:val="single" w:sz="4" w:space="0" w:color="010000"/>
@@ -11940,7 +12024,7 @@
         </w:tc>
         <w:tc>
           <w:tcPr>
-            <w:tcW w:w="524" w:type="pct"/>
+            <w:tcW w:w="870" w:type="dxa"/>
             <w:tcBorders>
               <w:top w:val="single" w:sz="12" w:space="0" w:color="010000"/>
               <w:bottom w:val="single" w:sz="4" w:space="0" w:color="010000"/>
@@ -11965,7 +12049,7 @@
         </w:tc>
         <w:tc>
           <w:tcPr>
-            <w:tcW w:w="1048" w:type="pct"/>
+            <w:tcW w:w="1740" w:type="dxa"/>
             <w:tcBorders>
               <w:top w:val="single" w:sz="12" w:space="0" w:color="010000"/>
               <w:bottom w:val="single" w:sz="4" w:space="0" w:color="010000"/>
@@ -11990,7 +12074,7 @@
         </w:tc>
         <w:tc>
           <w:tcPr>
-            <w:tcW w:w="952" w:type="pct"/>
+            <w:tcW w:w="1582" w:type="dxa"/>
             <w:tcBorders>
               <w:top w:val="single" w:sz="12" w:space="0" w:color="010000"/>
               <w:bottom w:val="single" w:sz="4" w:space="0" w:color="010000"/>
@@ -12015,7 +12099,7 @@
         </w:tc>
         <w:tc>
           <w:tcPr>
-            <w:tcW w:w="476" w:type="pct"/>
+            <w:tcW w:w="791" w:type="dxa"/>
             <w:tcBorders>
               <w:top w:val="single" w:sz="12" w:space="0" w:color="010000"/>
               <w:bottom w:val="single" w:sz="4" w:space="0" w:color="010000"/>
@@ -12040,7 +12124,7 @@
         </w:tc>
         <w:tc>
           <w:tcPr>
-            <w:tcW w:w="1429" w:type="pct"/>
+            <w:tcW w:w="2374" w:type="dxa"/>
             <w:tcBorders>
               <w:top w:val="single" w:sz="12" w:space="0" w:color="010000"/>
               <w:bottom w:val="single" w:sz="4" w:space="0" w:color="010000"/>
@@ -12071,7 +12155,7 @@
         </w:trPr>
         <w:tc>
           <w:tcPr>
-            <w:tcW w:w="571" w:type="pct"/>
+            <w:tcW w:w="949" w:type="dxa"/>
             <w:tcBorders>
               <w:top w:val="single" w:sz="4" w:space="0" w:color="010000"/>
             </w:tcBorders>
@@ -12094,7 +12178,7 @@
         </w:tc>
         <w:tc>
           <w:tcPr>
-            <w:tcW w:w="524" w:type="pct"/>
+            <w:tcW w:w="870" w:type="dxa"/>
             <w:tcBorders>
               <w:top w:val="single" w:sz="4" w:space="0" w:color="010000"/>
             </w:tcBorders>
@@ -12117,7 +12201,7 @@
         </w:tc>
         <w:tc>
           <w:tcPr>
-            <w:tcW w:w="1048" w:type="pct"/>
+            <w:tcW w:w="1740" w:type="dxa"/>
             <w:tcBorders>
               <w:top w:val="single" w:sz="4" w:space="0" w:color="010000"/>
             </w:tcBorders>
@@ -12140,7 +12224,7 @@
         </w:tc>
         <w:tc>
           <w:tcPr>
-            <w:tcW w:w="952" w:type="pct"/>
+            <w:tcW w:w="1582" w:type="dxa"/>
             <w:tcBorders>
               <w:top w:val="single" w:sz="4" w:space="0" w:color="010000"/>
             </w:tcBorders>
@@ -12163,7 +12247,7 @@
         </w:tc>
         <w:tc>
           <w:tcPr>
-            <w:tcW w:w="476" w:type="pct"/>
+            <w:tcW w:w="791" w:type="dxa"/>
             <w:tcBorders>
               <w:top w:val="single" w:sz="4" w:space="0" w:color="010000"/>
             </w:tcBorders>
@@ -12186,7 +12270,7 @@
         </w:tc>
         <w:tc>
           <w:tcPr>
-            <w:tcW w:w="1429" w:type="pct"/>
+            <w:tcW w:w="2374" w:type="dxa"/>
             <w:tcBorders>
               <w:top w:val="single" w:sz="4" w:space="0" w:color="010000"/>
             </w:tcBorders>
@@ -12215,7 +12299,7 @@
         </w:trPr>
         <w:tc>
           <w:tcPr>
-            <w:tcW w:w="571" w:type="pct"/>
+            <w:tcW w:w="949" w:type="dxa"/>
             <w:tcBorders>
               <w:top w:val="single" w:sz="4" w:space="0" w:color="010000"/>
             </w:tcBorders>
@@ -12238,7 +12322,7 @@
         </w:tc>
         <w:tc>
           <w:tcPr>
-            <w:tcW w:w="524" w:type="pct"/>
+            <w:tcW w:w="870" w:type="dxa"/>
             <w:tcBorders>
               <w:top w:val="single" w:sz="4" w:space="0" w:color="010000"/>
             </w:tcBorders>
@@ -12261,7 +12345,7 @@
         </w:tc>
         <w:tc>
           <w:tcPr>
-            <w:tcW w:w="1048" w:type="pct"/>
+            <w:tcW w:w="1740" w:type="dxa"/>
             <w:tcBorders>
               <w:top w:val="single" w:sz="4" w:space="0" w:color="010000"/>
             </w:tcBorders>
@@ -12284,7 +12368,7 @@
         </w:tc>
         <w:tc>
           <w:tcPr>
-            <w:tcW w:w="952" w:type="pct"/>
+            <w:tcW w:w="1582" w:type="dxa"/>
             <w:tcBorders>
               <w:top w:val="single" w:sz="4" w:space="0" w:color="010000"/>
             </w:tcBorders>
@@ -12307,7 +12391,7 @@
         </w:tc>
         <w:tc>
           <w:tcPr>
-            <w:tcW w:w="476" w:type="pct"/>
+            <w:tcW w:w="791" w:type="dxa"/>
             <w:tcBorders>
               <w:top w:val="single" w:sz="4" w:space="0" w:color="010000"/>
             </w:tcBorders>
@@ -12330,7 +12414,7 @@
         </w:tc>
         <w:tc>
           <w:tcPr>
-            <w:tcW w:w="1429" w:type="pct"/>
+            <w:tcW w:w="2374" w:type="dxa"/>
             <w:tcBorders>
               <w:top w:val="single" w:sz="4" w:space="0" w:color="010000"/>
             </w:tcBorders>
@@ -12359,7 +12443,7 @@
         </w:trPr>
         <w:tc>
           <w:tcPr>
-            <w:tcW w:w="571" w:type="pct"/>
+            <w:tcW w:w="949" w:type="dxa"/>
             <w:tcBorders>
               <w:top w:val="single" w:sz="4" w:space="0" w:color="010000"/>
             </w:tcBorders>
@@ -12382,7 +12466,7 @@
         </w:tc>
         <w:tc>
           <w:tcPr>
-            <w:tcW w:w="524" w:type="pct"/>
+            <w:tcW w:w="870" w:type="dxa"/>
             <w:tcBorders>
               <w:top w:val="single" w:sz="4" w:space="0" w:color="010000"/>
             </w:tcBorders>
@@ -12405,7 +12489,7 @@
         </w:tc>
         <w:tc>
           <w:tcPr>
-            <w:tcW w:w="1048" w:type="pct"/>
+            <w:tcW w:w="1740" w:type="dxa"/>
             <w:tcBorders>
               <w:top w:val="single" w:sz="4" w:space="0" w:color="010000"/>
             </w:tcBorders>
@@ -12428,7 +12512,7 @@
         </w:tc>
         <w:tc>
           <w:tcPr>
-            <w:tcW w:w="952" w:type="pct"/>
+            <w:tcW w:w="1582" w:type="dxa"/>
             <w:tcBorders>
               <w:top w:val="single" w:sz="4" w:space="0" w:color="010000"/>
             </w:tcBorders>
@@ -12451,7 +12535,7 @@
         </w:tc>
         <w:tc>
           <w:tcPr>
-            <w:tcW w:w="476" w:type="pct"/>
+            <w:tcW w:w="791" w:type="dxa"/>
             <w:tcBorders>
               <w:top w:val="single" w:sz="4" w:space="0" w:color="010000"/>
             </w:tcBorders>
@@ -12474,7 +12558,7 @@
         </w:tc>
         <w:tc>
           <w:tcPr>
-            <w:tcW w:w="1429" w:type="pct"/>
+            <w:tcW w:w="2374" w:type="dxa"/>
             <w:tcBorders>
               <w:top w:val="single" w:sz="4" w:space="0" w:color="010000"/>
             </w:tcBorders>
@@ -12503,7 +12587,7 @@
         </w:trPr>
         <w:tc>
           <w:tcPr>
-            <w:tcW w:w="571" w:type="pct"/>
+            <w:tcW w:w="949" w:type="dxa"/>
             <w:tcBorders>
               <w:top w:val="single" w:sz="4" w:space="0" w:color="010000"/>
             </w:tcBorders>
@@ -12526,7 +12610,7 @@
         </w:tc>
         <w:tc>
           <w:tcPr>
-            <w:tcW w:w="524" w:type="pct"/>
+            <w:tcW w:w="870" w:type="dxa"/>
             <w:tcBorders>
               <w:top w:val="single" w:sz="4" w:space="0" w:color="010000"/>
             </w:tcBorders>
@@ -12549,7 +12633,7 @@
         </w:tc>
         <w:tc>
           <w:tcPr>
-            <w:tcW w:w="1048" w:type="pct"/>
+            <w:tcW w:w="1740" w:type="dxa"/>
             <w:tcBorders>
               <w:top w:val="single" w:sz="4" w:space="0" w:color="010000"/>
             </w:tcBorders>
@@ -12572,7 +12656,7 @@
         </w:tc>
         <w:tc>
           <w:tcPr>
-            <w:tcW w:w="952" w:type="pct"/>
+            <w:tcW w:w="1582" w:type="dxa"/>
             <w:tcBorders>
               <w:top w:val="single" w:sz="4" w:space="0" w:color="010000"/>
             </w:tcBorders>
@@ -12595,7 +12679,7 @@
         </w:tc>
         <w:tc>
           <w:tcPr>
-            <w:tcW w:w="476" w:type="pct"/>
+            <w:tcW w:w="791" w:type="dxa"/>
             <w:tcBorders>
               <w:top w:val="single" w:sz="4" w:space="0" w:color="010000"/>
             </w:tcBorders>
@@ -12618,7 +12702,7 @@
         </w:tc>
         <w:tc>
           <w:tcPr>
-            <w:tcW w:w="1429" w:type="pct"/>
+            <w:tcW w:w="2374" w:type="dxa"/>
             <w:tcBorders>
               <w:top w:val="single" w:sz="4" w:space="0" w:color="010000"/>
             </w:tcBorders>
@@ -12647,7 +12731,7 @@
         </w:trPr>
         <w:tc>
           <w:tcPr>
-            <w:tcW w:w="571" w:type="pct"/>
+            <w:tcW w:w="949" w:type="dxa"/>
             <w:tcBorders>
               <w:top w:val="single" w:sz="4" w:space="0" w:color="010000"/>
             </w:tcBorders>
@@ -12670,7 +12754,7 @@
         </w:tc>
         <w:tc>
           <w:tcPr>
-            <w:tcW w:w="524" w:type="pct"/>
+            <w:tcW w:w="870" w:type="dxa"/>
             <w:tcBorders>
               <w:top w:val="single" w:sz="4" w:space="0" w:color="010000"/>
             </w:tcBorders>
@@ -12693,7 +12777,7 @@
         </w:tc>
         <w:tc>
           <w:tcPr>
-            <w:tcW w:w="1048" w:type="pct"/>
+            <w:tcW w:w="1740" w:type="dxa"/>
             <w:tcBorders>
               <w:top w:val="single" w:sz="4" w:space="0" w:color="010000"/>
             </w:tcBorders>
@@ -12716,7 +12800,7 @@
         </w:tc>
         <w:tc>
           <w:tcPr>
-            <w:tcW w:w="952" w:type="pct"/>
+            <w:tcW w:w="1582" w:type="dxa"/>
             <w:tcBorders>
               <w:top w:val="single" w:sz="4" w:space="0" w:color="010000"/>
             </w:tcBorders>
@@ -12739,7 +12823,7 @@
         </w:tc>
         <w:tc>
           <w:tcPr>
-            <w:tcW w:w="476" w:type="pct"/>
+            <w:tcW w:w="791" w:type="dxa"/>
             <w:tcBorders>
               <w:top w:val="single" w:sz="4" w:space="0" w:color="010000"/>
             </w:tcBorders>
@@ -12762,7 +12846,7 @@
         </w:tc>
         <w:tc>
           <w:tcPr>
-            <w:tcW w:w="1429" w:type="pct"/>
+            <w:tcW w:w="2374" w:type="dxa"/>
             <w:tcBorders>
               <w:top w:val="single" w:sz="4" w:space="0" w:color="010000"/>
             </w:tcBorders>
@@ -13206,7 +13290,7 @@
     </w:p>
     <w:tbl>
       <w:tblPr>
-        <w:tblW w:w="5352" w:type="pct"/>
+        <w:tblW w:w="8306" w:type="dxa"/>
         <w:jc w:val="center"/>
         <w:tblBorders>
           <w:top w:val="single" w:sz="12" w:space="0" w:color="010000"/>
@@ -13216,12 +13300,19 @@
           <w:insideH w:val="single" w:sz="4" w:space="0" w:color="010000"/>
           <w:insideV w:val="single" w:sz="4" w:space="0" w:color="010000"/>
         </w:tblBorders>
+        <w:tblLayout w:type="fixed"/>
+        <w:tblCellMar>
+          <w:top w:w="0" w:type="dxa"/>
+          <w:left w:w="108" w:type="dxa"/>
+          <w:bottom w:w="0" w:type="dxa"/>
+          <w:right w:w="108" w:type="dxa"/>
+        </w:tblCellMar>
         <w:tblLook w:firstColumn="1" w:firstRow="1" w:lastColumn="0" w:lastRow="0" w:noHBand="0" w:noVBand="1" w:val="04A0"/>
       </w:tblPr>
       <w:tblGrid>
-        <w:gridCol w:w="2769"/>
-        <w:gridCol w:w="2769"/>
-        <w:gridCol w:w="2769"/>
+        <w:gridCol w:w="1328"/>
+        <w:gridCol w:w="3822"/>
+        <w:gridCol w:w="3156"/>
       </w:tblGrid>
       <w:tr>
         <w:trPr>
@@ -13231,7 +13322,7 @@
         </w:trPr>
         <w:tc>
           <w:tcPr>
-            <w:tcW w:w="800" w:type="pct"/>
+            <w:tcW w:w="1328" w:type="dxa"/>
             <w:tcBorders>
               <w:top w:val="single" w:sz="12" w:space="0" w:color="010000"/>
               <w:bottom w:val="single" w:sz="4" w:space="0" w:color="010000"/>
@@ -13256,7 +13347,7 @@
         </w:tc>
         <w:tc>
           <w:tcPr>
-            <w:tcW w:w="2300" w:type="pct"/>
+            <w:tcW w:w="3822" w:type="dxa"/>
             <w:tcBorders>
               <w:top w:val="single" w:sz="12" w:space="0" w:color="010000"/>
               <w:bottom w:val="single" w:sz="4" w:space="0" w:color="010000"/>
@@ -13281,7 +13372,7 @@
         </w:tc>
         <w:tc>
           <w:tcPr>
-            <w:tcW w:w="1900" w:type="pct"/>
+            <w:tcW w:w="3156" w:type="dxa"/>
             <w:tcBorders>
               <w:top w:val="single" w:sz="12" w:space="0" w:color="010000"/>
               <w:bottom w:val="single" w:sz="4" w:space="0" w:color="010000"/>
@@ -13312,7 +13403,7 @@
         </w:trPr>
         <w:tc>
           <w:tcPr>
-            <w:tcW w:w="800" w:type="pct"/>
+            <w:tcW w:w="1328" w:type="dxa"/>
             <w:tcBorders>
               <w:top w:val="single" w:sz="4" w:space="0" w:color="010000"/>
             </w:tcBorders>
@@ -13335,7 +13426,7 @@
         </w:tc>
         <w:tc>
           <w:tcPr>
-            <w:tcW w:w="2300" w:type="pct"/>
+            <w:tcW w:w="3822" w:type="dxa"/>
             <w:tcBorders>
               <w:top w:val="single" w:sz="4" w:space="0" w:color="010000"/>
             </w:tcBorders>
@@ -13358,7 +13449,7 @@
         </w:tc>
         <w:tc>
           <w:tcPr>
-            <w:tcW w:w="1900" w:type="pct"/>
+            <w:tcW w:w="3156" w:type="dxa"/>
             <w:tcBorders>
               <w:top w:val="single" w:sz="4" w:space="0" w:color="010000"/>
             </w:tcBorders>
@@ -13387,7 +13478,7 @@
         </w:trPr>
         <w:tc>
           <w:tcPr>
-            <w:tcW w:w="800" w:type="pct"/>
+            <w:tcW w:w="1328" w:type="dxa"/>
             <w:tcBorders>
               <w:top w:val="single" w:sz="4" w:space="0" w:color="010000"/>
             </w:tcBorders>
@@ -13410,7 +13501,7 @@
         </w:tc>
         <w:tc>
           <w:tcPr>
-            <w:tcW w:w="2300" w:type="pct"/>
+            <w:tcW w:w="3822" w:type="dxa"/>
             <w:tcBorders>
               <w:top w:val="single" w:sz="4" w:space="0" w:color="010000"/>
             </w:tcBorders>
@@ -13433,7 +13524,7 @@
         </w:tc>
         <w:tc>
           <w:tcPr>
-            <w:tcW w:w="1900" w:type="pct"/>
+            <w:tcW w:w="3156" w:type="dxa"/>
             <w:tcBorders>
               <w:top w:val="single" w:sz="4" w:space="0" w:color="010000"/>
             </w:tcBorders>
@@ -13462,7 +13553,7 @@
         </w:trPr>
         <w:tc>
           <w:tcPr>
-            <w:tcW w:w="800" w:type="pct"/>
+            <w:tcW w:w="1328" w:type="dxa"/>
             <w:tcBorders>
               <w:top w:val="single" w:sz="4" w:space="0" w:color="010000"/>
             </w:tcBorders>
@@ -13485,7 +13576,7 @@
         </w:tc>
         <w:tc>
           <w:tcPr>
-            <w:tcW w:w="2300" w:type="pct"/>
+            <w:tcW w:w="3822" w:type="dxa"/>
             <w:tcBorders>
               <w:top w:val="single" w:sz="4" w:space="0" w:color="010000"/>
             </w:tcBorders>
@@ -13508,7 +13599,7 @@
         </w:tc>
         <w:tc>
           <w:tcPr>
-            <w:tcW w:w="1900" w:type="pct"/>
+            <w:tcW w:w="3156" w:type="dxa"/>
             <w:tcBorders>
               <w:top w:val="single" w:sz="4" w:space="0" w:color="010000"/>
             </w:tcBorders>
@@ -13537,7 +13628,7 @@
         </w:trPr>
         <w:tc>
           <w:tcPr>
-            <w:tcW w:w="800" w:type="pct"/>
+            <w:tcW w:w="1328" w:type="dxa"/>
             <w:tcBorders>
               <w:top w:val="single" w:sz="4" w:space="0" w:color="010000"/>
             </w:tcBorders>
@@ -13560,7 +13651,7 @@
         </w:tc>
         <w:tc>
           <w:tcPr>
-            <w:tcW w:w="2300" w:type="pct"/>
+            <w:tcW w:w="3822" w:type="dxa"/>
             <w:tcBorders>
               <w:top w:val="single" w:sz="4" w:space="0" w:color="010000"/>
             </w:tcBorders>
@@ -13583,7 +13674,7 @@
         </w:tc>
         <w:tc>
           <w:tcPr>
-            <w:tcW w:w="1900" w:type="pct"/>
+            <w:tcW w:w="3156" w:type="dxa"/>
             <w:tcBorders>
               <w:top w:val="single" w:sz="4" w:space="0" w:color="010000"/>
             </w:tcBorders>
@@ -13612,7 +13703,7 @@
         </w:trPr>
         <w:tc>
           <w:tcPr>
-            <w:tcW w:w="800" w:type="pct"/>
+            <w:tcW w:w="1328" w:type="dxa"/>
             <w:tcBorders>
               <w:top w:val="single" w:sz="4" w:space="0" w:color="010000"/>
             </w:tcBorders>
@@ -13635,7 +13726,7 @@
         </w:tc>
         <w:tc>
           <w:tcPr>
-            <w:tcW w:w="2300" w:type="pct"/>
+            <w:tcW w:w="3822" w:type="dxa"/>
             <w:tcBorders>
               <w:top w:val="single" w:sz="4" w:space="0" w:color="010000"/>
             </w:tcBorders>
@@ -13658,7 +13749,7 @@
         </w:tc>
         <w:tc>
           <w:tcPr>
-            <w:tcW w:w="1900" w:type="pct"/>
+            <w:tcW w:w="3156" w:type="dxa"/>
             <w:tcBorders>
               <w:top w:val="single" w:sz="4" w:space="0" w:color="010000"/>
             </w:tcBorders>
@@ -13687,7 +13778,7 @@
         </w:trPr>
         <w:tc>
           <w:tcPr>
-            <w:tcW w:w="800" w:type="pct"/>
+            <w:tcW w:w="1328" w:type="dxa"/>
             <w:tcBorders>
               <w:top w:val="single" w:sz="4" w:space="0" w:color="010000"/>
             </w:tcBorders>
@@ -13710,7 +13801,7 @@
         </w:tc>
         <w:tc>
           <w:tcPr>
-            <w:tcW w:w="2300" w:type="pct"/>
+            <w:tcW w:w="3822" w:type="dxa"/>
             <w:tcBorders>
               <w:top w:val="single" w:sz="4" w:space="0" w:color="010000"/>
             </w:tcBorders>
@@ -13733,7 +13824,7 @@
         </w:tc>
         <w:tc>
           <w:tcPr>
-            <w:tcW w:w="1900" w:type="pct"/>
+            <w:tcW w:w="3156" w:type="dxa"/>
             <w:tcBorders>
               <w:top w:val="single" w:sz="4" w:space="0" w:color="010000"/>
             </w:tcBorders>
@@ -13830,7 +13921,7 @@
     </w:p>
     <w:tbl>
       <w:tblPr>
-        <w:tblW w:w="5352" w:type="pct"/>
+        <w:tblW w:w="8306" w:type="dxa"/>
         <w:jc w:val="center"/>
         <w:tblBorders>
           <w:top w:val="single" w:sz="12" w:space="0" w:color="010000"/>
@@ -13840,14 +13931,21 @@
           <w:insideH w:val="single" w:sz="4" w:space="0" w:color="010000"/>
           <w:insideV w:val="single" w:sz="4" w:space="0" w:color="010000"/>
         </w:tblBorders>
+        <w:tblLayout w:type="fixed"/>
+        <w:tblCellMar>
+          <w:top w:w="0" w:type="dxa"/>
+          <w:left w:w="108" w:type="dxa"/>
+          <w:bottom w:w="0" w:type="dxa"/>
+          <w:right w:w="108" w:type="dxa"/>
+        </w:tblCellMar>
         <w:tblLook w:firstColumn="1" w:firstRow="1" w:lastColumn="0" w:lastRow="0" w:noHBand="0" w:noVBand="1" w:val="04A0"/>
       </w:tblPr>
       <w:tblGrid>
-        <w:gridCol w:w="1661"/>
-        <w:gridCol w:w="1661"/>
-        <w:gridCol w:w="1661"/>
-        <w:gridCol w:w="1661"/>
-        <w:gridCol w:w="1661"/>
+        <w:gridCol w:w="1323"/>
+        <w:gridCol w:w="808"/>
+        <w:gridCol w:w="1617"/>
+        <w:gridCol w:w="2353"/>
+        <w:gridCol w:w="2205"/>
       </w:tblGrid>
       <w:tr>
         <w:trPr>
@@ -13857,7 +13955,7 @@
         </w:trPr>
         <w:tc>
           <w:tcPr>
-            <w:tcW w:w="796" w:type="pct"/>
+            <w:tcW w:w="1323" w:type="dxa"/>
             <w:tcBorders>
               <w:top w:val="single" w:sz="12" w:space="0" w:color="010000"/>
               <w:bottom w:val="single" w:sz="4" w:space="0" w:color="010000"/>
@@ -13882,7 +13980,7 @@
         </w:tc>
         <w:tc>
           <w:tcPr>
-            <w:tcW w:w="487" w:type="pct"/>
+            <w:tcW w:w="808" w:type="dxa"/>
             <w:tcBorders>
               <w:top w:val="single" w:sz="12" w:space="0" w:color="010000"/>
               <w:bottom w:val="single" w:sz="4" w:space="0" w:color="010000"/>
@@ -13907,7 +14005,7 @@
         </w:tc>
         <w:tc>
           <w:tcPr>
-            <w:tcW w:w="973" w:type="pct"/>
+            <w:tcW w:w="1617" w:type="dxa"/>
             <w:tcBorders>
               <w:top w:val="single" w:sz="12" w:space="0" w:color="010000"/>
               <w:bottom w:val="single" w:sz="4" w:space="0" w:color="010000"/>
@@ -13932,7 +14030,7 @@
         </w:tc>
         <w:tc>
           <w:tcPr>
-            <w:tcW w:w="1416" w:type="pct"/>
+            <w:tcW w:w="2353" w:type="dxa"/>
             <w:tcBorders>
               <w:top w:val="single" w:sz="12" w:space="0" w:color="010000"/>
               <w:bottom w:val="single" w:sz="4" w:space="0" w:color="010000"/>
@@ -13957,7 +14055,7 @@
         </w:tc>
         <w:tc>
           <w:tcPr>
-            <w:tcW w:w="1327" w:type="pct"/>
+            <w:tcW w:w="2205" w:type="dxa"/>
             <w:tcBorders>
               <w:top w:val="single" w:sz="12" w:space="0" w:color="010000"/>
               <w:bottom w:val="single" w:sz="4" w:space="0" w:color="010000"/>
@@ -13988,7 +14086,7 @@
         </w:trPr>
         <w:tc>
           <w:tcPr>
-            <w:tcW w:w="796" w:type="pct"/>
+            <w:tcW w:w="1323" w:type="dxa"/>
             <w:tcBorders>
               <w:top w:val="single" w:sz="4" w:space="0" w:color="010000"/>
             </w:tcBorders>
@@ -14011,7 +14109,7 @@
         </w:tc>
         <w:tc>
           <w:tcPr>
-            <w:tcW w:w="487" w:type="pct"/>
+            <w:tcW w:w="808" w:type="dxa"/>
             <w:tcBorders>
               <w:top w:val="single" w:sz="4" w:space="0" w:color="010000"/>
             </w:tcBorders>
@@ -14034,7 +14132,7 @@
         </w:tc>
         <w:tc>
           <w:tcPr>
-            <w:tcW w:w="973" w:type="pct"/>
+            <w:tcW w:w="1617" w:type="dxa"/>
             <w:tcBorders>
               <w:top w:val="single" w:sz="4" w:space="0" w:color="010000"/>
             </w:tcBorders>
@@ -14057,7 +14155,7 @@
         </w:tc>
         <w:tc>
           <w:tcPr>
-            <w:tcW w:w="1416" w:type="pct"/>
+            <w:tcW w:w="2353" w:type="dxa"/>
             <w:tcBorders>
               <w:top w:val="single" w:sz="4" w:space="0" w:color="010000"/>
             </w:tcBorders>
@@ -14080,7 +14178,7 @@
         </w:tc>
         <w:tc>
           <w:tcPr>
-            <w:tcW w:w="1327" w:type="pct"/>
+            <w:tcW w:w="2205" w:type="dxa"/>
             <w:tcBorders>
               <w:top w:val="single" w:sz="4" w:space="0" w:color="010000"/>
             </w:tcBorders>
@@ -14109,7 +14207,7 @@
         </w:trPr>
         <w:tc>
           <w:tcPr>
-            <w:tcW w:w="796" w:type="pct"/>
+            <w:tcW w:w="1323" w:type="dxa"/>
             <w:tcBorders>
               <w:top w:val="single" w:sz="4" w:space="0" w:color="010000"/>
             </w:tcBorders>
@@ -14132,7 +14230,7 @@
         </w:tc>
         <w:tc>
           <w:tcPr>
-            <w:tcW w:w="487" w:type="pct"/>
+            <w:tcW w:w="808" w:type="dxa"/>
             <w:tcBorders>
               <w:top w:val="single" w:sz="4" w:space="0" w:color="010000"/>
             </w:tcBorders>
@@ -14155,7 +14253,7 @@
         </w:tc>
         <w:tc>
           <w:tcPr>
-            <w:tcW w:w="973" w:type="pct"/>
+            <w:tcW w:w="1617" w:type="dxa"/>
             <w:tcBorders>
               <w:top w:val="single" w:sz="4" w:space="0" w:color="010000"/>
             </w:tcBorders>
@@ -14178,7 +14276,7 @@
         </w:tc>
         <w:tc>
           <w:tcPr>
-            <w:tcW w:w="1416" w:type="pct"/>
+            <w:tcW w:w="2353" w:type="dxa"/>
             <w:tcBorders>
               <w:top w:val="single" w:sz="4" w:space="0" w:color="010000"/>
             </w:tcBorders>
@@ -14201,7 +14299,7 @@
         </w:tc>
         <w:tc>
           <w:tcPr>
-            <w:tcW w:w="1327" w:type="pct"/>
+            <w:tcW w:w="2205" w:type="dxa"/>
             <w:tcBorders>
               <w:top w:val="single" w:sz="4" w:space="0" w:color="010000"/>
             </w:tcBorders>
@@ -14230,7 +14328,7 @@
         </w:trPr>
         <w:tc>
           <w:tcPr>
-            <w:tcW w:w="796" w:type="pct"/>
+            <w:tcW w:w="1323" w:type="dxa"/>
             <w:tcBorders>
               <w:top w:val="single" w:sz="4" w:space="0" w:color="010000"/>
             </w:tcBorders>
@@ -14253,7 +14351,7 @@
         </w:tc>
         <w:tc>
           <w:tcPr>
-            <w:tcW w:w="487" w:type="pct"/>
+            <w:tcW w:w="808" w:type="dxa"/>
             <w:tcBorders>
               <w:top w:val="single" w:sz="4" w:space="0" w:color="010000"/>
             </w:tcBorders>
@@ -14276,7 +14374,7 @@
         </w:tc>
         <w:tc>
           <w:tcPr>
-            <w:tcW w:w="973" w:type="pct"/>
+            <w:tcW w:w="1617" w:type="dxa"/>
             <w:tcBorders>
               <w:top w:val="single" w:sz="4" w:space="0" w:color="010000"/>
             </w:tcBorders>
@@ -14299,7 +14397,7 @@
         </w:tc>
         <w:tc>
           <w:tcPr>
-            <w:tcW w:w="1416" w:type="pct"/>
+            <w:tcW w:w="2353" w:type="dxa"/>
             <w:tcBorders>
               <w:top w:val="single" w:sz="4" w:space="0" w:color="010000"/>
             </w:tcBorders>
@@ -14322,7 +14420,7 @@
         </w:tc>
         <w:tc>
           <w:tcPr>
-            <w:tcW w:w="1327" w:type="pct"/>
+            <w:tcW w:w="2205" w:type="dxa"/>
             <w:tcBorders>
               <w:top w:val="single" w:sz="4" w:space="0" w:color="010000"/>
             </w:tcBorders>
@@ -14351,7 +14449,7 @@
         </w:trPr>
         <w:tc>
           <w:tcPr>
-            <w:tcW w:w="796" w:type="pct"/>
+            <w:tcW w:w="1323" w:type="dxa"/>
             <w:tcBorders>
               <w:top w:val="single" w:sz="4" w:space="0" w:color="010000"/>
             </w:tcBorders>
@@ -14374,7 +14472,7 @@
         </w:tc>
         <w:tc>
           <w:tcPr>
-            <w:tcW w:w="487" w:type="pct"/>
+            <w:tcW w:w="808" w:type="dxa"/>
             <w:tcBorders>
               <w:top w:val="single" w:sz="4" w:space="0" w:color="010000"/>
             </w:tcBorders>
@@ -14397,7 +14495,7 @@
         </w:tc>
         <w:tc>
           <w:tcPr>
-            <w:tcW w:w="973" w:type="pct"/>
+            <w:tcW w:w="1617" w:type="dxa"/>
             <w:tcBorders>
               <w:top w:val="single" w:sz="4" w:space="0" w:color="010000"/>
             </w:tcBorders>
@@ -14420,7 +14518,7 @@
         </w:tc>
         <w:tc>
           <w:tcPr>
-            <w:tcW w:w="1416" w:type="pct"/>
+            <w:tcW w:w="2353" w:type="dxa"/>
             <w:tcBorders>
               <w:top w:val="single" w:sz="4" w:space="0" w:color="010000"/>
             </w:tcBorders>
@@ -14443,7 +14541,7 @@
         </w:tc>
         <w:tc>
           <w:tcPr>
-            <w:tcW w:w="1327" w:type="pct"/>
+            <w:tcW w:w="2205" w:type="dxa"/>
             <w:tcBorders>
               <w:top w:val="single" w:sz="4" w:space="0" w:color="010000"/>
             </w:tcBorders>
@@ -14514,7 +14612,7 @@
     </w:p>
     <w:tbl>
       <w:tblPr>
-        <w:tblW w:w="5352" w:type="pct"/>
+        <w:tblW w:w="8306" w:type="dxa"/>
         <w:jc w:val="center"/>
         <w:tblBorders>
           <w:top w:val="single" w:sz="12" w:space="0" w:color="010000"/>
@@ -14524,15 +14622,22 @@
           <w:insideH w:val="single" w:sz="4" w:space="0" w:color="010000"/>
           <w:insideV w:val="single" w:sz="4" w:space="0" w:color="010000"/>
         </w:tblBorders>
+        <w:tblLayout w:type="fixed"/>
+        <w:tblCellMar>
+          <w:top w:w="0" w:type="dxa"/>
+          <w:left w:w="108" w:type="dxa"/>
+          <w:bottom w:w="0" w:type="dxa"/>
+          <w:right w:w="108" w:type="dxa"/>
+        </w:tblCellMar>
         <w:tblLook w:firstColumn="1" w:firstRow="1" w:lastColumn="0" w:lastRow="0" w:noHBand="0" w:noVBand="1" w:val="04A0"/>
       </w:tblPr>
       <w:tblGrid>
-        <w:gridCol w:w="1384"/>
-        <w:gridCol w:w="1384"/>
-        <w:gridCol w:w="1384"/>
-        <w:gridCol w:w="1384"/>
-        <w:gridCol w:w="1384"/>
-        <w:gridCol w:w="1384"/>
+        <w:gridCol w:w="1165"/>
+        <w:gridCol w:w="801"/>
+        <w:gridCol w:w="1457"/>
+        <w:gridCol w:w="947"/>
+        <w:gridCol w:w="1602"/>
+        <w:gridCol w:w="2334"/>
       </w:tblGrid>
       <w:tr>
         <w:trPr>
@@ -14542,7 +14647,7 @@
         </w:trPr>
         <w:tc>
           <w:tcPr>
-            <w:tcW w:w="702" w:type="pct"/>
+            <w:tcW w:w="1165" w:type="dxa"/>
             <w:tcBorders>
               <w:top w:val="single" w:sz="12" w:space="0" w:color="010000"/>
               <w:bottom w:val="single" w:sz="4" w:space="0" w:color="010000"/>
@@ -14567,7 +14672,7 @@
         </w:tc>
         <w:tc>
           <w:tcPr>
-            <w:tcW w:w="482" w:type="pct"/>
+            <w:tcW w:w="801" w:type="dxa"/>
             <w:tcBorders>
               <w:top w:val="single" w:sz="12" w:space="0" w:color="010000"/>
               <w:bottom w:val="single" w:sz="4" w:space="0" w:color="010000"/>
@@ -14592,7 +14697,7 @@
         </w:tc>
         <w:tc>
           <w:tcPr>
-            <w:tcW w:w="877" w:type="pct"/>
+            <w:tcW w:w="1457" w:type="dxa"/>
             <w:tcBorders>
               <w:top w:val="single" w:sz="12" w:space="0" w:color="010000"/>
               <w:bottom w:val="single" w:sz="4" w:space="0" w:color="010000"/>
@@ -14617,7 +14722,7 @@
         </w:tc>
         <w:tc>
           <w:tcPr>
-            <w:tcW w:w="570" w:type="pct"/>
+            <w:tcW w:w="947" w:type="dxa"/>
             <w:tcBorders>
               <w:top w:val="single" w:sz="12" w:space="0" w:color="010000"/>
               <w:bottom w:val="single" w:sz="4" w:space="0" w:color="010000"/>
@@ -14642,7 +14747,7 @@
         </w:tc>
         <w:tc>
           <w:tcPr>
-            <w:tcW w:w="965" w:type="pct"/>
+            <w:tcW w:w="1602" w:type="dxa"/>
             <w:tcBorders>
               <w:top w:val="single" w:sz="12" w:space="0" w:color="010000"/>
               <w:bottom w:val="single" w:sz="4" w:space="0" w:color="010000"/>
@@ -14667,7 +14772,7 @@
         </w:tc>
         <w:tc>
           <w:tcPr>
-            <w:tcW w:w="1404" w:type="pct"/>
+            <w:tcW w:w="2334" w:type="dxa"/>
             <w:tcBorders>
               <w:top w:val="single" w:sz="12" w:space="0" w:color="010000"/>
               <w:bottom w:val="single" w:sz="4" w:space="0" w:color="010000"/>
@@ -14698,7 +14803,7 @@
         </w:trPr>
         <w:tc>
           <w:tcPr>
-            <w:tcW w:w="702" w:type="pct"/>
+            <w:tcW w:w="1165" w:type="dxa"/>
             <w:tcBorders>
               <w:top w:val="single" w:sz="4" w:space="0" w:color="010000"/>
             </w:tcBorders>
@@ -14721,7 +14826,7 @@
         </w:tc>
         <w:tc>
           <w:tcPr>
-            <w:tcW w:w="482" w:type="pct"/>
+            <w:tcW w:w="801" w:type="dxa"/>
             <w:tcBorders>
               <w:top w:val="single" w:sz="4" w:space="0" w:color="010000"/>
             </w:tcBorders>
@@ -14744,7 +14849,7 @@
         </w:tc>
         <w:tc>
           <w:tcPr>
-            <w:tcW w:w="877" w:type="pct"/>
+            <w:tcW w:w="1457" w:type="dxa"/>
             <w:tcBorders>
               <w:top w:val="single" w:sz="4" w:space="0" w:color="010000"/>
             </w:tcBorders>
@@ -14767,7 +14872,7 @@
         </w:tc>
         <w:tc>
           <w:tcPr>
-            <w:tcW w:w="570" w:type="pct"/>
+            <w:tcW w:w="947" w:type="dxa"/>
             <w:tcBorders>
               <w:top w:val="single" w:sz="4" w:space="0" w:color="010000"/>
             </w:tcBorders>
@@ -14790,7 +14895,7 @@
         </w:tc>
         <w:tc>
           <w:tcPr>
-            <w:tcW w:w="965" w:type="pct"/>
+            <w:tcW w:w="1602" w:type="dxa"/>
             <w:tcBorders>
               <w:top w:val="single" w:sz="4" w:space="0" w:color="010000"/>
             </w:tcBorders>
@@ -14813,7 +14918,7 @@
         </w:tc>
         <w:tc>
           <w:tcPr>
-            <w:tcW w:w="1404" w:type="pct"/>
+            <w:tcW w:w="2334" w:type="dxa"/>
             <w:tcBorders>
               <w:top w:val="single" w:sz="4" w:space="0" w:color="010000"/>
             </w:tcBorders>
@@ -14842,7 +14947,7 @@
         </w:trPr>
         <w:tc>
           <w:tcPr>
-            <w:tcW w:w="702" w:type="pct"/>
+            <w:tcW w:w="1165" w:type="dxa"/>
             <w:tcBorders>
               <w:top w:val="single" w:sz="4" w:space="0" w:color="010000"/>
             </w:tcBorders>
@@ -14865,7 +14970,7 @@
         </w:tc>
         <w:tc>
           <w:tcPr>
-            <w:tcW w:w="482" w:type="pct"/>
+            <w:tcW w:w="801" w:type="dxa"/>
             <w:tcBorders>
               <w:top w:val="single" w:sz="4" w:space="0" w:color="010000"/>
             </w:tcBorders>
@@ -14888,7 +14993,7 @@
         </w:tc>
         <w:tc>
           <w:tcPr>
-            <w:tcW w:w="877" w:type="pct"/>
+            <w:tcW w:w="1457" w:type="dxa"/>
             <w:tcBorders>
               <w:top w:val="single" w:sz="4" w:space="0" w:color="010000"/>
             </w:tcBorders>
@@ -14911,7 +15016,7 @@
         </w:tc>
         <w:tc>
           <w:tcPr>
-            <w:tcW w:w="570" w:type="pct"/>
+            <w:tcW w:w="947" w:type="dxa"/>
             <w:tcBorders>
               <w:top w:val="single" w:sz="4" w:space="0" w:color="010000"/>
             </w:tcBorders>
@@ -14934,7 +15039,7 @@
         </w:tc>
         <w:tc>
           <w:tcPr>
-            <w:tcW w:w="965" w:type="pct"/>
+            <w:tcW w:w="1602" w:type="dxa"/>
             <w:tcBorders>
               <w:top w:val="single" w:sz="4" w:space="0" w:color="010000"/>
             </w:tcBorders>
@@ -14957,7 +15062,7 @@
         </w:tc>
         <w:tc>
           <w:tcPr>
-            <w:tcW w:w="1404" w:type="pct"/>
+            <w:tcW w:w="2334" w:type="dxa"/>
             <w:tcBorders>
               <w:top w:val="single" w:sz="4" w:space="0" w:color="010000"/>
             </w:tcBorders>
@@ -14986,7 +15091,7 @@
         </w:trPr>
         <w:tc>
           <w:tcPr>
-            <w:tcW w:w="702" w:type="pct"/>
+            <w:tcW w:w="1165" w:type="dxa"/>
             <w:tcBorders>
               <w:top w:val="single" w:sz="4" w:space="0" w:color="010000"/>
             </w:tcBorders>
@@ -15009,7 +15114,7 @@
         </w:tc>
         <w:tc>
           <w:tcPr>
-            <w:tcW w:w="482" w:type="pct"/>
+            <w:tcW w:w="801" w:type="dxa"/>
             <w:tcBorders>
               <w:top w:val="single" w:sz="4" w:space="0" w:color="010000"/>
             </w:tcBorders>
@@ -15032,7 +15137,7 @@
         </w:tc>
         <w:tc>
           <w:tcPr>
-            <w:tcW w:w="877" w:type="pct"/>
+            <w:tcW w:w="1457" w:type="dxa"/>
             <w:tcBorders>
               <w:top w:val="single" w:sz="4" w:space="0" w:color="010000"/>
             </w:tcBorders>
@@ -15055,7 +15160,7 @@
         </w:tc>
         <w:tc>
           <w:tcPr>
-            <w:tcW w:w="570" w:type="pct"/>
+            <w:tcW w:w="947" w:type="dxa"/>
             <w:tcBorders>
               <w:top w:val="single" w:sz="4" w:space="0" w:color="010000"/>
             </w:tcBorders>
@@ -15078,7 +15183,7 @@
         </w:tc>
         <w:tc>
           <w:tcPr>
-            <w:tcW w:w="965" w:type="pct"/>
+            <w:tcW w:w="1602" w:type="dxa"/>
             <w:tcBorders>
               <w:top w:val="single" w:sz="4" w:space="0" w:color="010000"/>
             </w:tcBorders>
@@ -15101,7 +15206,7 @@
         </w:tc>
         <w:tc>
           <w:tcPr>
-            <w:tcW w:w="1404" w:type="pct"/>
+            <w:tcW w:w="2334" w:type="dxa"/>
             <w:tcBorders>
               <w:top w:val="single" w:sz="4" w:space="0" w:color="010000"/>
             </w:tcBorders>
@@ -15169,7 +15274,7 @@
     </w:p>
     <w:tbl>
       <w:tblPr>
-        <w:tblW w:w="5352" w:type="pct"/>
+        <w:tblW w:w="8306" w:type="dxa"/>
         <w:jc w:val="center"/>
         <w:tblBorders>
           <w:top w:val="single" w:sz="12" w:space="0" w:color="010000"/>
@@ -15179,12 +15284,19 @@
           <w:insideH w:val="single" w:sz="4" w:space="0" w:color="010000"/>
           <w:insideV w:val="single" w:sz="4" w:space="0" w:color="010000"/>
         </w:tblBorders>
+        <w:tblLayout w:type="fixed"/>
+        <w:tblCellMar>
+          <w:top w:w="0" w:type="dxa"/>
+          <w:left w:w="108" w:type="dxa"/>
+          <w:bottom w:w="0" w:type="dxa"/>
+          <w:right w:w="108" w:type="dxa"/>
+        </w:tblCellMar>
         <w:tblLook w:firstColumn="1" w:firstRow="1" w:lastColumn="0" w:lastRow="0" w:noHBand="0" w:noVBand="1" w:val="04A0"/>
       </w:tblPr>
       <w:tblGrid>
-        <w:gridCol w:w="2769"/>
-        <w:gridCol w:w="2769"/>
-        <w:gridCol w:w="2769"/>
+        <w:gridCol w:w="1057"/>
+        <w:gridCol w:w="3171"/>
+        <w:gridCol w:w="4078"/>
       </w:tblGrid>
       <w:tr>
         <w:trPr>
@@ -15194,7 +15306,7 @@
         </w:trPr>
         <w:tc>
           <w:tcPr>
-            <w:tcW w:w="636" w:type="pct"/>
+            <w:tcW w:w="1057" w:type="dxa"/>
             <w:tcBorders>
               <w:top w:val="single" w:sz="12" w:space="0" w:color="010000"/>
               <w:bottom w:val="single" w:sz="4" w:space="0" w:color="010000"/>
@@ -15219,7 +15331,7 @@
         </w:tc>
         <w:tc>
           <w:tcPr>
-            <w:tcW w:w="1909" w:type="pct"/>
+            <w:tcW w:w="3171" w:type="dxa"/>
             <w:tcBorders>
               <w:top w:val="single" w:sz="12" w:space="0" w:color="010000"/>
               <w:bottom w:val="single" w:sz="4" w:space="0" w:color="010000"/>
@@ -15244,7 +15356,7 @@
         </w:tc>
         <w:tc>
           <w:tcPr>
-            <w:tcW w:w="2455" w:type="pct"/>
+            <w:tcW w:w="4078" w:type="dxa"/>
             <w:tcBorders>
               <w:top w:val="single" w:sz="12" w:space="0" w:color="010000"/>
               <w:bottom w:val="single" w:sz="4" w:space="0" w:color="010000"/>
@@ -15275,7 +15387,7 @@
         </w:trPr>
         <w:tc>
           <w:tcPr>
-            <w:tcW w:w="636" w:type="pct"/>
+            <w:tcW w:w="1057" w:type="dxa"/>
             <w:tcBorders>
               <w:top w:val="single" w:sz="4" w:space="0" w:color="010000"/>
             </w:tcBorders>
@@ -15298,7 +15410,7 @@
         </w:tc>
         <w:tc>
           <w:tcPr>
-            <w:tcW w:w="1909" w:type="pct"/>
+            <w:tcW w:w="3171" w:type="dxa"/>
             <w:tcBorders>
               <w:top w:val="single" w:sz="4" w:space="0" w:color="010000"/>
             </w:tcBorders>
@@ -15321,7 +15433,7 @@
         </w:tc>
         <w:tc>
           <w:tcPr>
-            <w:tcW w:w="2455" w:type="pct"/>
+            <w:tcW w:w="4078" w:type="dxa"/>
             <w:tcBorders>
               <w:top w:val="single" w:sz="4" w:space="0" w:color="010000"/>
             </w:tcBorders>
@@ -15350,7 +15462,7 @@
         </w:trPr>
         <w:tc>
           <w:tcPr>
-            <w:tcW w:w="636" w:type="pct"/>
+            <w:tcW w:w="1057" w:type="dxa"/>
             <w:tcBorders>
               <w:top w:val="single" w:sz="4" w:space="0" w:color="010000"/>
             </w:tcBorders>
@@ -15373,7 +15485,7 @@
         </w:tc>
         <w:tc>
           <w:tcPr>
-            <w:tcW w:w="1909" w:type="pct"/>
+            <w:tcW w:w="3171" w:type="dxa"/>
             <w:tcBorders>
               <w:top w:val="single" w:sz="4" w:space="0" w:color="010000"/>
             </w:tcBorders>
@@ -15396,7 +15508,7 @@
         </w:tc>
         <w:tc>
           <w:tcPr>
-            <w:tcW w:w="2455" w:type="pct"/>
+            <w:tcW w:w="4078" w:type="dxa"/>
             <w:tcBorders>
               <w:top w:val="single" w:sz="4" w:space="0" w:color="010000"/>
             </w:tcBorders>
@@ -15425,7 +15537,7 @@
         </w:trPr>
         <w:tc>
           <w:tcPr>
-            <w:tcW w:w="636" w:type="pct"/>
+            <w:tcW w:w="1057" w:type="dxa"/>
             <w:tcBorders>
               <w:top w:val="single" w:sz="4" w:space="0" w:color="010000"/>
             </w:tcBorders>
@@ -15448,7 +15560,7 @@
         </w:tc>
         <w:tc>
           <w:tcPr>
-            <w:tcW w:w="1909" w:type="pct"/>
+            <w:tcW w:w="3171" w:type="dxa"/>
             <w:tcBorders>
               <w:top w:val="single" w:sz="4" w:space="0" w:color="010000"/>
             </w:tcBorders>
@@ -15471,7 +15583,7 @@
         </w:tc>
         <w:tc>
           <w:tcPr>
-            <w:tcW w:w="2455" w:type="pct"/>
+            <w:tcW w:w="4078" w:type="dxa"/>
             <w:tcBorders>
               <w:top w:val="single" w:sz="4" w:space="0" w:color="010000"/>
             </w:tcBorders>
@@ -15500,7 +15612,7 @@
         </w:trPr>
         <w:tc>
           <w:tcPr>
-            <w:tcW w:w="636" w:type="pct"/>
+            <w:tcW w:w="1057" w:type="dxa"/>
             <w:tcBorders>
               <w:top w:val="single" w:sz="4" w:space="0" w:color="010000"/>
             </w:tcBorders>
@@ -15523,7 +15635,7 @@
         </w:tc>
         <w:tc>
           <w:tcPr>
-            <w:tcW w:w="1909" w:type="pct"/>
+            <w:tcW w:w="3171" w:type="dxa"/>
             <w:tcBorders>
               <w:top w:val="single" w:sz="4" w:space="0" w:color="010000"/>
             </w:tcBorders>
@@ -15546,7 +15658,7 @@
         </w:tc>
         <w:tc>
           <w:tcPr>
-            <w:tcW w:w="2455" w:type="pct"/>
+            <w:tcW w:w="4078" w:type="dxa"/>
             <w:tcBorders>
               <w:top w:val="single" w:sz="4" w:space="0" w:color="010000"/>
             </w:tcBorders>
@@ -15575,7 +15687,7 @@
         </w:trPr>
         <w:tc>
           <w:tcPr>
-            <w:tcW w:w="636" w:type="pct"/>
+            <w:tcW w:w="1057" w:type="dxa"/>
             <w:tcBorders>
               <w:top w:val="single" w:sz="4" w:space="0" w:color="010000"/>
             </w:tcBorders>
@@ -15598,7 +15710,7 @@
         </w:tc>
         <w:tc>
           <w:tcPr>
-            <w:tcW w:w="1909" w:type="pct"/>
+            <w:tcW w:w="3171" w:type="dxa"/>
             <w:tcBorders>
               <w:top w:val="single" w:sz="4" w:space="0" w:color="010000"/>
             </w:tcBorders>
@@ -15621,7 +15733,7 @@
         </w:tc>
         <w:tc>
           <w:tcPr>
-            <w:tcW w:w="2455" w:type="pct"/>
+            <w:tcW w:w="4078" w:type="dxa"/>
             <w:tcBorders>
               <w:top w:val="single" w:sz="4" w:space="0" w:color="010000"/>
             </w:tcBorders>
@@ -15650,7 +15762,7 @@
         </w:trPr>
         <w:tc>
           <w:tcPr>
-            <w:tcW w:w="636" w:type="pct"/>
+            <w:tcW w:w="1057" w:type="dxa"/>
             <w:tcBorders>
               <w:top w:val="single" w:sz="4" w:space="0" w:color="010000"/>
             </w:tcBorders>
@@ -15673,7 +15785,7 @@
         </w:tc>
         <w:tc>
           <w:tcPr>
-            <w:tcW w:w="1909" w:type="pct"/>
+            <w:tcW w:w="3171" w:type="dxa"/>
             <w:tcBorders>
               <w:top w:val="single" w:sz="4" w:space="0" w:color="010000"/>
             </w:tcBorders>
@@ -15696,7 +15808,7 @@
         </w:tc>
         <w:tc>
           <w:tcPr>
-            <w:tcW w:w="2455" w:type="pct"/>
+            <w:tcW w:w="4078" w:type="dxa"/>
             <w:tcBorders>
               <w:top w:val="single" w:sz="4" w:space="0" w:color="010000"/>
             </w:tcBorders>
@@ -15725,7 +15837,7 @@
         </w:trPr>
         <w:tc>
           <w:tcPr>
-            <w:tcW w:w="636" w:type="pct"/>
+            <w:tcW w:w="1057" w:type="dxa"/>
             <w:tcBorders>
               <w:top w:val="single" w:sz="4" w:space="0" w:color="010000"/>
             </w:tcBorders>
@@ -15748,7 +15860,7 @@
         </w:tc>
         <w:tc>
           <w:tcPr>
-            <w:tcW w:w="1909" w:type="pct"/>
+            <w:tcW w:w="3171" w:type="dxa"/>
             <w:tcBorders>
               <w:top w:val="single" w:sz="4" w:space="0" w:color="010000"/>
             </w:tcBorders>
@@ -15771,7 +15883,7 @@
         </w:tc>
         <w:tc>
           <w:tcPr>
-            <w:tcW w:w="2455" w:type="pct"/>
+            <w:tcW w:w="4078" w:type="dxa"/>
             <w:tcBorders>
               <w:top w:val="single" w:sz="4" w:space="0" w:color="010000"/>
             </w:tcBorders>
@@ -15800,7 +15912,7 @@
         </w:trPr>
         <w:tc>
           <w:tcPr>
-            <w:tcW w:w="636" w:type="pct"/>
+            <w:tcW w:w="1057" w:type="dxa"/>
             <w:tcBorders>
               <w:top w:val="single" w:sz="4" w:space="0" w:color="010000"/>
             </w:tcBorders>
@@ -15823,7 +15935,7 @@
         </w:tc>
         <w:tc>
           <w:tcPr>
-            <w:tcW w:w="1909" w:type="pct"/>
+            <w:tcW w:w="3171" w:type="dxa"/>
             <w:tcBorders>
               <w:top w:val="single" w:sz="4" w:space="0" w:color="010000"/>
             </w:tcBorders>
@@ -15846,7 +15958,7 @@
         </w:tc>
         <w:tc>
           <w:tcPr>
-            <w:tcW w:w="2455" w:type="pct"/>
+            <w:tcW w:w="4078" w:type="dxa"/>
             <w:tcBorders>
               <w:top w:val="single" w:sz="4" w:space="0" w:color="010000"/>
             </w:tcBorders>
@@ -15875,7 +15987,7 @@
         </w:trPr>
         <w:tc>
           <w:tcPr>
-            <w:tcW w:w="636" w:type="pct"/>
+            <w:tcW w:w="1057" w:type="dxa"/>
             <w:tcBorders>
               <w:top w:val="single" w:sz="4" w:space="0" w:color="010000"/>
             </w:tcBorders>
@@ -15898,7 +16010,7 @@
         </w:tc>
         <w:tc>
           <w:tcPr>
-            <w:tcW w:w="1909" w:type="pct"/>
+            <w:tcW w:w="3171" w:type="dxa"/>
             <w:tcBorders>
               <w:top w:val="single" w:sz="4" w:space="0" w:color="010000"/>
             </w:tcBorders>
@@ -15921,7 +16033,7 @@
         </w:tc>
         <w:tc>
           <w:tcPr>
-            <w:tcW w:w="2455" w:type="pct"/>
+            <w:tcW w:w="4078" w:type="dxa"/>
             <w:tcBorders>
               <w:top w:val="single" w:sz="4" w:space="0" w:color="010000"/>
             </w:tcBorders>
@@ -15950,7 +16062,7 @@
         </w:trPr>
         <w:tc>
           <w:tcPr>
-            <w:tcW w:w="636" w:type="pct"/>
+            <w:tcW w:w="1057" w:type="dxa"/>
             <w:tcBorders>
               <w:top w:val="single" w:sz="4" w:space="0" w:color="010000"/>
             </w:tcBorders>
@@ -15973,7 +16085,7 @@
         </w:tc>
         <w:tc>
           <w:tcPr>
-            <w:tcW w:w="1909" w:type="pct"/>
+            <w:tcW w:w="3171" w:type="dxa"/>
             <w:tcBorders>
               <w:top w:val="single" w:sz="4" w:space="0" w:color="010000"/>
             </w:tcBorders>
@@ -15996,7 +16108,7 @@
         </w:tc>
         <w:tc>
           <w:tcPr>
-            <w:tcW w:w="2455" w:type="pct"/>
+            <w:tcW w:w="4078" w:type="dxa"/>
             <w:tcBorders>
               <w:top w:val="single" w:sz="4" w:space="0" w:color="010000"/>
             </w:tcBorders>
@@ -16025,7 +16137,7 @@
         </w:trPr>
         <w:tc>
           <w:tcPr>
-            <w:tcW w:w="636" w:type="pct"/>
+            <w:tcW w:w="1057" w:type="dxa"/>
             <w:tcBorders>
               <w:top w:val="single" w:sz="4" w:space="0" w:color="010000"/>
             </w:tcBorders>
@@ -16048,7 +16160,7 @@
         </w:tc>
         <w:tc>
           <w:tcPr>
-            <w:tcW w:w="1909" w:type="pct"/>
+            <w:tcW w:w="3171" w:type="dxa"/>
             <w:tcBorders>
               <w:top w:val="single" w:sz="4" w:space="0" w:color="010000"/>
             </w:tcBorders>
@@ -16071,7 +16183,7 @@
         </w:tc>
         <w:tc>
           <w:tcPr>
-            <w:tcW w:w="2455" w:type="pct"/>
+            <w:tcW w:w="4078" w:type="dxa"/>
             <w:tcBorders>
               <w:top w:val="single" w:sz="4" w:space="0" w:color="010000"/>
             </w:tcBorders>
@@ -16100,7 +16212,7 @@
         </w:trPr>
         <w:tc>
           <w:tcPr>
-            <w:tcW w:w="636" w:type="pct"/>
+            <w:tcW w:w="1057" w:type="dxa"/>
             <w:tcBorders>
               <w:top w:val="single" w:sz="4" w:space="0" w:color="010000"/>
             </w:tcBorders>
@@ -16123,7 +16235,7 @@
         </w:tc>
         <w:tc>
           <w:tcPr>
-            <w:tcW w:w="1909" w:type="pct"/>
+            <w:tcW w:w="3171" w:type="dxa"/>
             <w:tcBorders>
               <w:top w:val="single" w:sz="4" w:space="0" w:color="010000"/>
             </w:tcBorders>
@@ -16146,7 +16258,7 @@
         </w:tc>
         <w:tc>
           <w:tcPr>
-            <w:tcW w:w="2455" w:type="pct"/>
+            <w:tcW w:w="4078" w:type="dxa"/>
             <w:tcBorders>
               <w:top w:val="single" w:sz="4" w:space="0" w:color="010000"/>
             </w:tcBorders>
